--- a/data/outputs/v2/Maths/SS1.3_Quadratic_Equations/Mathematics_Quadratic_Equations_CBE_LessonSequence.docx
+++ b/data/outputs/v2/Maths/SS1.3_Quadratic_Equations/Mathematics_Quadratic_Equations_CBE_LessonSequence.docx
@@ -3244,7 +3244,7 @@
             <w:pPr>
               <w:spacing w:after="20" w:before="0"/>
             </w:pPr>
-            <w:hyperlink w:history="1" r:id="rIduxoyvgq375r_yypszrotu">
+            <w:hyperlink w:history="1" r:id="rIdd7xi3fnufr7bwk7detll_">
               <w:r>
                 <w:rPr>
                   <w:rFonts w:ascii="Arial" w:cs="Arial" w:eastAsia="Arial" w:hAnsi="Arial"/>
@@ -3253,7 +3253,7 @@
                   <w:szCs w:val="16"/>
                   <w:u w:val="single" w:color="2E75B6"/>
                 </w:rPr>
-                <w:t xml:space="preserve">Video: Plinko Probability</w:t>
+                <w:t xml:space="preserve">Quadratic equations word problem: triangle dimensions</w:t>
               </w:r>
             </w:hyperlink>
           </w:p>
@@ -3269,7 +3269,7 @@
                 <w:sz w:val="14"/>
                 <w:szCs w:val="14"/>
               </w:rPr>
-              <w:t xml:space="preserve">Source: PhET Interactive Simulations (English)</w:t>
+              <w:t xml:space="preserve">Source: Khan Academy (English - US curriculum)</w:t>
             </w:r>
           </w:p>
           <w:p>
@@ -3277,7 +3277,7 @@
               <w:spacing w:after="10" w:before="0"/>
               <w:ind w:left="120"/>
             </w:pPr>
-            <w:hyperlink w:history="1" r:id="rIds0lngklakp8olxe2smtlx">
+            <w:hyperlink w:history="1" r:id="rIdk8au8cc_8cu32wdmsz0a_">
               <w:r>
                 <w:rPr>
                   <w:rFonts w:ascii="Arial" w:cs="Arial" w:eastAsia="Arial" w:hAnsi="Arial"/>
@@ -3322,7 +3322,7 @@
             <w:pPr>
               <w:spacing w:after="20" w:before="0"/>
             </w:pPr>
-            <w:hyperlink w:history="1" r:id="rIda18wbjtcajrmvhdlozucb">
+            <w:hyperlink w:history="1" r:id="rIdj52mkupk_drt8zve1h4uv">
               <w:r>
                 <w:rPr>
                   <w:rFonts w:ascii="Arial" w:cs="Arial" w:eastAsia="Arial" w:hAnsi="Arial"/>
@@ -3331,7 +3331,7 @@
                   <w:szCs w:val="16"/>
                   <w:u w:val="single" w:color="2E75B6"/>
                 </w:rPr>
-                <w:t xml:space="preserve">Finding a Linear Product Using a Quadratic (PLIX)</w:t>
+                <w:t xml:space="preserve">Linear, Quadratic and Cubic Function Models (Flexbook)</w:t>
               </w:r>
             </w:hyperlink>
           </w:p>
@@ -3355,7 +3355,7 @@
               <w:spacing w:after="10" w:before="0"/>
               <w:ind w:left="120"/>
             </w:pPr>
-            <w:hyperlink w:history="1" r:id="rIdply40ccsji1rcxow6k84_">
+            <w:hyperlink w:history="1" r:id="rIdesig0nyxtezduscybtgdg">
               <w:r>
                 <w:rPr>
                   <w:rFonts w:ascii="Arial" w:cs="Arial" w:eastAsia="Arial" w:hAnsi="Arial"/>
@@ -3664,7 +3664,7 @@
             <w:pPr>
               <w:spacing w:after="20" w:before="0"/>
             </w:pPr>
-            <w:hyperlink w:history="1" r:id="rIdtpwehryy8oipumhtdvz4r">
+            <w:hyperlink w:history="1" r:id="rId5wh8cdtc7vm9p8tl554mm">
               <w:r>
                 <w:rPr>
                   <w:rFonts w:ascii="Arial" w:cs="Arial" w:eastAsia="Arial" w:hAnsi="Arial"/>
@@ -3673,7 +3673,7 @@
                   <w:szCs w:val="16"/>
                   <w:u w:val="single" w:color="2E75B6"/>
                 </w:rPr>
-                <w:t xml:space="preserve">Video: Plinko Probability</w:t>
+                <w:t xml:space="preserve">Quadratic equations word problem: box dimensions</w:t>
               </w:r>
             </w:hyperlink>
           </w:p>
@@ -3689,7 +3689,7 @@
                 <w:sz w:val="14"/>
                 <w:szCs w:val="14"/>
               </w:rPr>
-              <w:t xml:space="preserve">Source: PhET Interactive Simulations (English)</w:t>
+              <w:t xml:space="preserve">Source: Khan Academy (English - US curriculum)</w:t>
             </w:r>
           </w:p>
           <w:p>
@@ -3697,7 +3697,7 @@
               <w:spacing w:after="10" w:before="0"/>
               <w:ind w:left="120"/>
             </w:pPr>
-            <w:hyperlink w:history="1" r:id="rIdcj4ftzqixxd4qheev6prx">
+            <w:hyperlink w:history="1" r:id="rId9pda2jpj2n3xhsp9bbuiz">
               <w:r>
                 <w:rPr>
                   <w:rFonts w:ascii="Arial" w:cs="Arial" w:eastAsia="Arial" w:hAnsi="Arial"/>
@@ -3742,7 +3742,7 @@
             <w:pPr>
               <w:spacing w:after="20" w:before="0"/>
             </w:pPr>
-            <w:hyperlink w:history="1" r:id="rIdvltwthhrft5mwszsqefo8">
+            <w:hyperlink w:history="1" r:id="rIdkmpfeeday8skou8o6sbrg">
               <w:r>
                 <w:rPr>
                   <w:rFonts w:ascii="Arial" w:cs="Arial" w:eastAsia="Arial" w:hAnsi="Arial"/>
@@ -3751,7 +3751,7 @@
                   <w:szCs w:val="16"/>
                   <w:u w:val="single" w:color="2E75B6"/>
                 </w:rPr>
-                <w:t xml:space="preserve">Finding a Linear Product Using a Quadratic (PLIX)</w:t>
+                <w:t xml:space="preserve">Linear and Quadratic Models (Flexbook)</w:t>
               </w:r>
             </w:hyperlink>
           </w:p>
@@ -3775,7 +3775,7 @@
               <w:spacing w:after="10" w:before="0"/>
               <w:ind w:left="120"/>
             </w:pPr>
-            <w:hyperlink w:history="1" r:id="rIdozdbp3qxsyohrn47urfub">
+            <w:hyperlink w:history="1" r:id="rIdrfucr6z1fmtpjtxxsckv8">
               <w:r>
                 <w:rPr>
                   <w:rFonts w:ascii="Arial" w:cs="Arial" w:eastAsia="Arial" w:hAnsi="Arial"/>
@@ -4027,7 +4027,7 @@
             <w:pPr>
               <w:spacing w:after="20" w:before="0"/>
             </w:pPr>
-            <w:hyperlink w:history="1" r:id="rIdu4qoxqjxtlxjfbs_hlnux">
+            <w:hyperlink w:history="1" r:id="rIdr3hnnlmejsitzx-vhgbny">
               <w:r>
                 <w:rPr>
                   <w:rFonts w:ascii="Arial" w:cs="Arial" w:eastAsia="Arial" w:hAnsi="Arial"/>
@@ -4036,7 +4036,7 @@
                   <w:szCs w:val="16"/>
                   <w:u w:val="single" w:color="2E75B6"/>
                 </w:rPr>
-                <w:t xml:space="preserve">Video: Plinko Probability</w:t>
+                <w:t xml:space="preserve">Quadratic equations word problem: triangle dimensions -dubbed(KY)</w:t>
               </w:r>
             </w:hyperlink>
           </w:p>
@@ -4052,7 +4052,7 @@
                 <w:sz w:val="14"/>
                 <w:szCs w:val="14"/>
               </w:rPr>
-              <w:t xml:space="preserve">Source: PhET Interactive Simulations (English)</w:t>
+              <w:t xml:space="preserve">Source: Khan Academy (Kiswahili)</w:t>
             </w:r>
           </w:p>
           <w:p>
@@ -4060,7 +4060,7 @@
               <w:spacing w:after="10" w:before="0"/>
               <w:ind w:left="120"/>
             </w:pPr>
-            <w:hyperlink w:history="1" r:id="rIdbcoqbc75vlo79mjumrjmw">
+            <w:hyperlink w:history="1" r:id="rIdepigtt74kijmcvhninz0x">
               <w:r>
                 <w:rPr>
                   <w:rFonts w:ascii="Arial" w:cs="Arial" w:eastAsia="Arial" w:hAnsi="Arial"/>
@@ -4098,14 +4098,14 @@
                 <w:sz w:val="16"/>
                 <w:szCs w:val="16"/>
               </w:rPr>
-              <w:t xml:space="preserve">📖 HTML:</w:t>
+              <w:t xml:space="preserve">📖 EXERCISE:</w:t>
             </w:r>
           </w:p>
           <w:p>
             <w:pPr>
               <w:spacing w:after="20" w:before="0"/>
             </w:pPr>
-            <w:hyperlink w:history="1" r:id="rIdbszkxdi4u2t2bo0bzdmnz">
+            <w:hyperlink w:history="1" r:id="rIdxdfsi4j8rucachvg4jyht">
               <w:r>
                 <w:rPr>
                   <w:rFonts w:ascii="Arial" w:cs="Arial" w:eastAsia="Arial" w:hAnsi="Arial"/>
@@ -4114,7 +4114,7 @@
                   <w:szCs w:val="16"/>
                   <w:u w:val="single" w:color="2E75B6"/>
                 </w:rPr>
-                <w:t xml:space="preserve">Finding a Linear Product Using a Quadratic (PLIX)</w:t>
+                <w:t xml:space="preserve">Linear and Quadratic Models Practice</w:t>
               </w:r>
             </w:hyperlink>
           </w:p>
@@ -4138,7 +4138,7 @@
               <w:spacing w:after="10" w:before="0"/>
               <w:ind w:left="120"/>
             </w:pPr>
-            <w:hyperlink w:history="1" r:id="rIdjcrz-yckingsh8nt_xkzz">
+            <w:hyperlink w:history="1" r:id="rIdrqsmorzyennnhsbgmtnfj">
               <w:r>
                 <w:rPr>
                   <w:rFonts w:ascii="Arial" w:cs="Arial" w:eastAsia="Arial" w:hAnsi="Arial"/>
@@ -4428,7 +4428,7 @@
             <w:pPr>
               <w:spacing w:after="20" w:before="0"/>
             </w:pPr>
-            <w:hyperlink w:history="1" r:id="rId1ua90ifndhgw7lwlstuzi">
+            <w:hyperlink w:history="1" r:id="rId1q0jivlm9tnbeqaiqt3w7">
               <w:r>
                 <w:rPr>
                   <w:rFonts w:ascii="Arial" w:cs="Arial" w:eastAsia="Arial" w:hAnsi="Arial"/>
@@ -4437,7 +4437,7 @@
                   <w:szCs w:val="16"/>
                   <w:u w:val="single" w:color="2E75B6"/>
                 </w:rPr>
-                <w:t xml:space="preserve">Video: Plinko Probability</w:t>
+                <w:t xml:space="preserve">Quadratic systems: graphical solution</w:t>
               </w:r>
             </w:hyperlink>
           </w:p>
@@ -4453,7 +4453,7 @@
                 <w:sz w:val="14"/>
                 <w:szCs w:val="14"/>
               </w:rPr>
-              <w:t xml:space="preserve">Source: PhET Interactive Simulations (English)</w:t>
+              <w:t xml:space="preserve">Source: Khan Academy (English - US curriculum)</w:t>
             </w:r>
           </w:p>
           <w:p>
@@ -4461,7 +4461,7 @@
               <w:spacing w:after="10" w:before="0"/>
               <w:ind w:left="120"/>
             </w:pPr>
-            <w:hyperlink w:history="1" r:id="rIdirbijsbd_gnoqxk6krmm1">
+            <w:hyperlink w:history="1" r:id="rIdaj_owxq4mxidfivmfwk17">
               <w:r>
                 <w:rPr>
                   <w:rFonts w:ascii="Arial" w:cs="Arial" w:eastAsia="Arial" w:hAnsi="Arial"/>
@@ -4499,14 +4499,14 @@
                 <w:sz w:val="16"/>
                 <w:szCs w:val="16"/>
               </w:rPr>
-              <w:t xml:space="preserve">📖 HTML:</w:t>
+              <w:t xml:space="preserve">📖 EXERCISE:</w:t>
             </w:r>
           </w:p>
           <w:p>
             <w:pPr>
               <w:spacing w:after="20" w:before="0"/>
             </w:pPr>
-            <w:hyperlink w:history="1" r:id="rIds1vwvrvttb_2xd_be1vbp">
+            <w:hyperlink w:history="1" r:id="rId65io2rfhl0gpkcg_mhgz_">
               <w:r>
                 <w:rPr>
                   <w:rFonts w:ascii="Arial" w:cs="Arial" w:eastAsia="Arial" w:hAnsi="Arial"/>
@@ -4515,7 +4515,7 @@
                   <w:szCs w:val="16"/>
                   <w:u w:val="single" w:color="2E75B6"/>
                 </w:rPr>
-                <w:t xml:space="preserve">Finding a Linear Product Using a Quadratic (PLIX)</w:t>
+                <w:t xml:space="preserve">Quadratics by factoring</w:t>
               </w:r>
             </w:hyperlink>
           </w:p>
@@ -4531,7 +4531,7 @@
                 <w:sz w:val="14"/>
                 <w:szCs w:val="14"/>
               </w:rPr>
-              <w:t xml:space="preserve">Source: CK-12</w:t>
+              <w:t xml:space="preserve">Source: Khan Academy (English - US curriculum)</w:t>
             </w:r>
           </w:p>
           <w:p>
@@ -4539,7 +4539,7 @@
               <w:spacing w:after="10" w:before="0"/>
               <w:ind w:left="120"/>
             </w:pPr>
-            <w:hyperlink w:history="1" r:id="rId0db-tysezomhy5ulicdxc">
+            <w:hyperlink w:history="1" r:id="rIdjumgt3ahtfqbnssromkd7">
               <w:r>
                 <w:rPr>
                   <w:rFonts w:ascii="Arial" w:cs="Arial" w:eastAsia="Arial" w:hAnsi="Arial"/>
@@ -4829,7 +4829,7 @@
             <w:pPr>
               <w:spacing w:after="20" w:before="0"/>
             </w:pPr>
-            <w:hyperlink w:history="1" r:id="rIdklomxw22g6zjppcczzhdf">
+            <w:hyperlink w:history="1" r:id="rIdppsbiv_nrafr2chdsemrj">
               <w:r>
                 <w:rPr>
                   <w:rFonts w:ascii="Arial" w:cs="Arial" w:eastAsia="Arial" w:hAnsi="Arial"/>
@@ -4838,7 +4838,7 @@
                   <w:szCs w:val="16"/>
                   <w:u w:val="single" w:color="2E75B6"/>
                 </w:rPr>
-                <w:t xml:space="preserve">Video: Plinko Probability</w:t>
+                <w:t xml:space="preserve">Solving Real-World Problems Using Quadratic Equations: A Sample Application</w:t>
               </w:r>
             </w:hyperlink>
           </w:p>
@@ -4854,7 +4854,7 @@
                 <w:sz w:val="14"/>
                 <w:szCs w:val="14"/>
               </w:rPr>
-              <w:t xml:space="preserve">Source: PhET Interactive Simulations (English)</w:t>
+              <w:t xml:space="preserve">Source: CK-12</w:t>
             </w:r>
           </w:p>
           <w:p>
@@ -4862,7 +4862,7 @@
               <w:spacing w:after="10" w:before="0"/>
               <w:ind w:left="120"/>
             </w:pPr>
-            <w:hyperlink w:history="1" r:id="rIdbntr1nm6jbvjy5yrxdrja">
+            <w:hyperlink w:history="1" r:id="rIdvuuq9dndhrjrjf7qlbbs6">
               <w:r>
                 <w:rPr>
                   <w:rFonts w:ascii="Arial" w:cs="Arial" w:eastAsia="Arial" w:hAnsi="Arial"/>
@@ -4900,14 +4900,14 @@
                 <w:sz w:val="16"/>
                 <w:szCs w:val="16"/>
               </w:rPr>
-              <w:t xml:space="preserve">📖 HTML:</w:t>
+              <w:t xml:space="preserve">📖 EXERCISE:</w:t>
             </w:r>
           </w:p>
           <w:p>
             <w:pPr>
               <w:spacing w:after="20" w:before="0"/>
             </w:pPr>
-            <w:hyperlink w:history="1" r:id="rIdtr_kehidmf3ujtk2hi2zo">
+            <w:hyperlink w:history="1" r:id="rIdo5h1cohrwnhgm18beu3db">
               <w:r>
                 <w:rPr>
                   <w:rFonts w:ascii="Arial" w:cs="Arial" w:eastAsia="Arial" w:hAnsi="Arial"/>
@@ -4916,7 +4916,7 @@
                   <w:szCs w:val="16"/>
                   <w:u w:val="single" w:color="2E75B6"/>
                 </w:rPr>
-                <w:t xml:space="preserve">Finding a Linear Product Using a Quadratic (PLIX)</w:t>
+                <w:t xml:space="preserve">Using Quadratic Equations to Solve Problems Practice</w:t>
               </w:r>
             </w:hyperlink>
           </w:p>
@@ -4940,7 +4940,7 @@
               <w:spacing w:after="10" w:before="0"/>
               <w:ind w:left="120"/>
             </w:pPr>
-            <w:hyperlink w:history="1" r:id="rIdpei1vdqlx-lcm6n1pouyy">
+            <w:hyperlink w:history="1" r:id="rIdqgebndy1afmt1ww3pm1lf">
               <w:r>
                 <w:rPr>
                   <w:rFonts w:ascii="Arial" w:cs="Arial" w:eastAsia="Arial" w:hAnsi="Arial"/>
@@ -6503,7 +6503,7 @@
             <w:pPr>
               <w:spacing w:after="20" w:before="0"/>
             </w:pPr>
-            <w:hyperlink w:history="1" r:id="rIdb0ivrfa7r9baxmd6xyjkq">
+            <w:hyperlink w:history="1" r:id="rIdxfcy4fdnwsipay0zqozbo">
               <w:r>
                 <w:rPr>
                   <w:rFonts w:ascii="Arial" w:cs="Arial" w:eastAsia="Arial" w:hAnsi="Arial"/>
@@ -6512,7 +6512,7 @@
                   <w:szCs w:val="16"/>
                   <w:u w:val="single" w:color="2E75B6"/>
                 </w:rPr>
-                <w:t xml:space="preserve">Video: Area Model Multiplication</w:t>
+                <w:t xml:space="preserve">Equivalent expressions</w:t>
               </w:r>
             </w:hyperlink>
           </w:p>
@@ -6528,7 +6528,7 @@
                 <w:sz w:val="14"/>
                 <w:szCs w:val="14"/>
               </w:rPr>
-              <w:t xml:space="preserve">Source: PhET Interactive Simulations (English)</w:t>
+              <w:t xml:space="preserve">Source: Khan Academy (English - US curriculum)</w:t>
             </w:r>
           </w:p>
           <w:p>
@@ -6536,7 +6536,7 @@
               <w:spacing w:after="10" w:before="0"/>
               <w:ind w:left="120"/>
             </w:pPr>
-            <w:hyperlink w:history="1" r:id="rIdf4kyz9bzeh2vgy9f_ocla">
+            <w:hyperlink w:history="1" r:id="rIdz5hsfmgwf5r-yjion_owa">
               <w:r>
                 <w:rPr>
                   <w:rFonts w:ascii="Arial" w:cs="Arial" w:eastAsia="Arial" w:hAnsi="Arial"/>
@@ -6574,14 +6574,14 @@
                 <w:sz w:val="16"/>
                 <w:szCs w:val="16"/>
               </w:rPr>
-              <w:t xml:space="preserve">📖 HTML:</w:t>
+              <w:t xml:space="preserve">📖 EXERCISE:</w:t>
             </w:r>
           </w:p>
           <w:p>
             <w:pPr>
               <w:spacing w:after="20" w:before="0"/>
             </w:pPr>
-            <w:hyperlink w:history="1" r:id="rIddxhkc99q9z535e3pvq5ui">
+            <w:hyperlink w:history="1" r:id="rIdgnuxgi8uo3sp6hbtdje2x">
               <w:r>
                 <w:rPr>
                   <w:rFonts w:ascii="Arial" w:cs="Arial" w:eastAsia="Arial" w:hAnsi="Arial"/>
@@ -6590,7 +6590,7 @@
                   <w:szCs w:val="16"/>
                   <w:u w:val="single" w:color="2E75B6"/>
                 </w:rPr>
-                <w:t xml:space="preserve">Finding a Linear Product Using a Quadratic (PLIX)</w:t>
+                <w:t xml:space="preserve">Combining like terms with distribution</w:t>
               </w:r>
             </w:hyperlink>
           </w:p>
@@ -6606,7 +6606,7 @@
                 <w:sz w:val="14"/>
                 <w:szCs w:val="14"/>
               </w:rPr>
-              <w:t xml:space="preserve">Source: CK-12</w:t>
+              <w:t xml:space="preserve">Source: Khan Academy (English - US curriculum)</w:t>
             </w:r>
           </w:p>
           <w:p>
@@ -6614,7 +6614,7 @@
               <w:spacing w:after="10" w:before="0"/>
               <w:ind w:left="120"/>
             </w:pPr>
-            <w:hyperlink w:history="1" r:id="rIduysbq51_8hyruijp4goyr">
+            <w:hyperlink w:history="1" r:id="rIdzkyokjejrjci_opy2swji">
               <w:r>
                 <w:rPr>
                   <w:rFonts w:ascii="Arial" w:cs="Arial" w:eastAsia="Arial" w:hAnsi="Arial"/>
@@ -6809,7 +6809,7 @@
             <w:pPr>
               <w:spacing w:after="20" w:before="0"/>
             </w:pPr>
-            <w:hyperlink w:history="1" r:id="rIdqy_olg7hnycgoyz2ojb7c">
+            <w:hyperlink w:history="1" r:id="rIdlxo3qliuqcfsvpnw4gqwn">
               <w:r>
                 <w:rPr>
                   <w:rFonts w:ascii="Arial" w:cs="Arial" w:eastAsia="Arial" w:hAnsi="Arial"/>
@@ -6818,7 +6818,7 @@
                   <w:szCs w:val="16"/>
                   <w:u w:val="single" w:color="2E75B6"/>
                 </w:rPr>
-                <w:t xml:space="preserve">Video: Area Model Multiplication</w:t>
+                <w:t xml:space="preserve">Strategy in factoring quadratics (part 1 of 2)</w:t>
               </w:r>
             </w:hyperlink>
           </w:p>
@@ -6834,7 +6834,7 @@
                 <w:sz w:val="14"/>
                 <w:szCs w:val="14"/>
               </w:rPr>
-              <w:t xml:space="preserve">Source: PhET Interactive Simulations (English)</w:t>
+              <w:t xml:space="preserve">Source: Khan Academy (English - US curriculum)</w:t>
             </w:r>
           </w:p>
           <w:p>
@@ -6842,7 +6842,7 @@
               <w:spacing w:after="10" w:before="0"/>
               <w:ind w:left="120"/>
             </w:pPr>
-            <w:hyperlink w:history="1" r:id="rIdeqepphmrexsndtenee_iq">
+            <w:hyperlink w:history="1" r:id="rId5tj6lpvartvnjkyidfwiq">
               <w:r>
                 <w:rPr>
                   <w:rFonts w:ascii="Arial" w:cs="Arial" w:eastAsia="Arial" w:hAnsi="Arial"/>
@@ -6880,14 +6880,14 @@
                 <w:sz w:val="16"/>
                 <w:szCs w:val="16"/>
               </w:rPr>
-              <w:t xml:space="preserve">📖 HTML:</w:t>
+              <w:t xml:space="preserve">📖 EXERCISE:</w:t>
             </w:r>
           </w:p>
           <w:p>
             <w:pPr>
               <w:spacing w:after="20" w:before="0"/>
             </w:pPr>
-            <w:hyperlink w:history="1" r:id="rIdm0aagrs_bdsx96-2sjogp">
+            <w:hyperlink w:history="1" r:id="rIdlltarx7o_wdzkaqsurcdf">
               <w:r>
                 <w:rPr>
                   <w:rFonts w:ascii="Arial" w:cs="Arial" w:eastAsia="Arial" w:hAnsi="Arial"/>
@@ -6896,7 +6896,7 @@
                   <w:szCs w:val="16"/>
                   <w:u w:val="single" w:color="2E75B6"/>
                 </w:rPr>
-                <w:t xml:space="preserve">Finding a Linear Product Using a Quadratic (PLIX)</w:t>
+                <w:t xml:space="preserve">Divide quadratics by linear expressions (no remainders)</w:t>
               </w:r>
             </w:hyperlink>
           </w:p>
@@ -6912,7 +6912,7 @@
                 <w:sz w:val="14"/>
                 <w:szCs w:val="14"/>
               </w:rPr>
-              <w:t xml:space="preserve">Source: CK-12</w:t>
+              <w:t xml:space="preserve">Source: Khan Academy (English - US curriculum)</w:t>
             </w:r>
           </w:p>
           <w:p>
@@ -6920,7 +6920,7 @@
               <w:spacing w:after="10" w:before="0"/>
               <w:ind w:left="120"/>
             </w:pPr>
-            <w:hyperlink w:history="1" r:id="rIdddz09mb2gkgpccb4exj2w">
+            <w:hyperlink w:history="1" r:id="rIdga9xnt7dy8nnnqhsrritc">
               <w:r>
                 <w:rPr>
                   <w:rFonts w:ascii="Arial" w:cs="Arial" w:eastAsia="Arial" w:hAnsi="Arial"/>
@@ -7115,7 +7115,7 @@
             <w:pPr>
               <w:spacing w:after="20" w:before="0"/>
             </w:pPr>
-            <w:hyperlink w:history="1" r:id="rIdibzu525-4amihxeta9vgf">
+            <w:hyperlink w:history="1" r:id="rIdm6e9v75xdpqtn43fcalld">
               <w:r>
                 <w:rPr>
                   <w:rFonts w:ascii="Arial" w:cs="Arial" w:eastAsia="Arial" w:hAnsi="Arial"/>
@@ -7124,7 +7124,7 @@
                   <w:szCs w:val="16"/>
                   <w:u w:val="single" w:color="2E75B6"/>
                 </w:rPr>
-                <w:t xml:space="preserve">Video: Area Model Multiplication</w:t>
+                <w:t xml:space="preserve">Strategy in factoring quadratics (part 2 of 2)</w:t>
               </w:r>
             </w:hyperlink>
           </w:p>
@@ -7140,7 +7140,7 @@
                 <w:sz w:val="14"/>
                 <w:szCs w:val="14"/>
               </w:rPr>
-              <w:t xml:space="preserve">Source: PhET Interactive Simulations (English)</w:t>
+              <w:t xml:space="preserve">Source: Khan Academy (English - US curriculum)</w:t>
             </w:r>
           </w:p>
           <w:p>
@@ -7148,7 +7148,7 @@
               <w:spacing w:after="10" w:before="0"/>
               <w:ind w:left="120"/>
             </w:pPr>
-            <w:hyperlink w:history="1" r:id="rIdt1cx_9dsyv8ddty9ovcoo">
+            <w:hyperlink w:history="1" r:id="rIdk5w8cl9ogjn9yafs3_ymq">
               <w:r>
                 <w:rPr>
                   <w:rFonts w:ascii="Arial" w:cs="Arial" w:eastAsia="Arial" w:hAnsi="Arial"/>
@@ -7186,14 +7186,14 @@
                 <w:sz w:val="16"/>
                 <w:szCs w:val="16"/>
               </w:rPr>
-              <w:t xml:space="preserve">📖 HTML:</w:t>
+              <w:t xml:space="preserve">📖 EXERCISE:</w:t>
             </w:r>
           </w:p>
           <w:p>
             <w:pPr>
               <w:spacing w:after="20" w:before="0"/>
             </w:pPr>
-            <w:hyperlink w:history="1" r:id="rIdhsa9e172ewoxnew69n7gf">
+            <w:hyperlink w:history="1" r:id="rIdbud8wqj8egsluypqoq1sj">
               <w:r>
                 <w:rPr>
                   <w:rFonts w:ascii="Arial" w:cs="Arial" w:eastAsia="Arial" w:hAnsi="Arial"/>
@@ -7202,7 +7202,7 @@
                   <w:szCs w:val="16"/>
                   <w:u w:val="single" w:color="2E75B6"/>
                 </w:rPr>
-                <w:t xml:space="preserve">Finding a Linear Product Using a Quadratic (PLIX)</w:t>
+                <w:t xml:space="preserve">Divide quadratics by linear expressions (with remainders)</w:t>
               </w:r>
             </w:hyperlink>
           </w:p>
@@ -7218,7 +7218,7 @@
                 <w:sz w:val="14"/>
                 <w:szCs w:val="14"/>
               </w:rPr>
-              <w:t xml:space="preserve">Source: CK-12</w:t>
+              <w:t xml:space="preserve">Source: Khan Academy (English - US curriculum)</w:t>
             </w:r>
           </w:p>
           <w:p>
@@ -7226,7 +7226,7 @@
               <w:spacing w:after="10" w:before="0"/>
               <w:ind w:left="120"/>
             </w:pPr>
-            <w:hyperlink w:history="1" r:id="rId3rput3uqn1oiwkafkxgjf">
+            <w:hyperlink w:history="1" r:id="rIdmsbaw6mwsp0kfhcf5mfmh">
               <w:r>
                 <w:rPr>
                   <w:rFonts w:ascii="Arial" w:cs="Arial" w:eastAsia="Arial" w:hAnsi="Arial"/>
@@ -7421,7 +7421,7 @@
             <w:pPr>
               <w:spacing w:after="20" w:before="0"/>
             </w:pPr>
-            <w:hyperlink w:history="1" r:id="rId8ae1ttzaiwfh6gl93wapu">
+            <w:hyperlink w:history="1" r:id="rIdm8sbm1bglc3ksuhdds63n">
               <w:r>
                 <w:rPr>
                   <w:rFonts w:ascii="Arial" w:cs="Arial" w:eastAsia="Arial" w:hAnsi="Arial"/>
@@ -7430,7 +7430,7 @@
                   <w:szCs w:val="16"/>
                   <w:u w:val="single" w:color="2E75B6"/>
                 </w:rPr>
-                <w:t xml:space="preserve">Video: Area Model Multiplication</w:t>
+                <w:t xml:space="preserve">Simplifying polynomials</w:t>
               </w:r>
             </w:hyperlink>
           </w:p>
@@ -7446,7 +7446,7 @@
                 <w:sz w:val="14"/>
                 <w:szCs w:val="14"/>
               </w:rPr>
-              <w:t xml:space="preserve">Source: PhET Interactive Simulations (English)</w:t>
+              <w:t xml:space="preserve">Source: Khan Academy (English - US curriculum)</w:t>
             </w:r>
           </w:p>
           <w:p>
@@ -7454,7 +7454,7 @@
               <w:spacing w:after="10" w:before="0"/>
               <w:ind w:left="120"/>
             </w:pPr>
-            <w:hyperlink w:history="1" r:id="rIdgyul0ehwd5rp2o_fsoiab">
+            <w:hyperlink w:history="1" r:id="rIdsjqc6v0eftq_jtmfht42e">
               <w:r>
                 <w:rPr>
                   <w:rFonts w:ascii="Arial" w:cs="Arial" w:eastAsia="Arial" w:hAnsi="Arial"/>
@@ -7492,14 +7492,14 @@
                 <w:sz w:val="16"/>
                 <w:szCs w:val="16"/>
               </w:rPr>
-              <w:t xml:space="preserve">📖 HTML:</w:t>
+              <w:t xml:space="preserve">📖 EXERCISE:</w:t>
             </w:r>
           </w:p>
           <w:p>
             <w:pPr>
               <w:spacing w:after="20" w:before="0"/>
             </w:pPr>
-            <w:hyperlink w:history="1" r:id="rIdxhhqylqqe5b-p4h8bnbpc">
+            <w:hyperlink w:history="1" r:id="rIdztd6wneqwzbcs598o7vfq">
               <w:r>
                 <w:rPr>
                   <w:rFonts w:ascii="Arial" w:cs="Arial" w:eastAsia="Arial" w:hAnsi="Arial"/>
@@ -7508,7 +7508,7 @@
                   <w:szCs w:val="16"/>
                   <w:u w:val="single" w:color="2E75B6"/>
                 </w:rPr>
-                <w:t xml:space="preserve">Finding a Linear Product Using a Quadratic (PLIX)</w:t>
+                <w:t xml:space="preserve">Factor polynomials: quadratic methods</w:t>
               </w:r>
             </w:hyperlink>
           </w:p>
@@ -7524,7 +7524,7 @@
                 <w:sz w:val="14"/>
                 <w:szCs w:val="14"/>
               </w:rPr>
-              <w:t xml:space="preserve">Source: CK-12</w:t>
+              <w:t xml:space="preserve">Source: Khan Academy (English - US curriculum)</w:t>
             </w:r>
           </w:p>
           <w:p>
@@ -7532,7 +7532,7 @@
               <w:spacing w:after="10" w:before="0"/>
               <w:ind w:left="120"/>
             </w:pPr>
-            <w:hyperlink w:history="1" r:id="rIdtix6sctwoismtupghw-uu">
+            <w:hyperlink w:history="1" r:id="rIdxpzzyljksdlxaanm9pswd">
               <w:r>
                 <w:rPr>
                   <w:rFonts w:ascii="Arial" w:cs="Arial" w:eastAsia="Arial" w:hAnsi="Arial"/>
@@ -7727,7 +7727,7 @@
             <w:pPr>
               <w:spacing w:after="20" w:before="0"/>
             </w:pPr>
-            <w:hyperlink w:history="1" r:id="rIddhttgr_fyyaefgmmpmp44">
+            <w:hyperlink w:history="1" r:id="rIdor7m9qqu5-7fe7osl1bw-">
               <w:r>
                 <w:rPr>
                   <w:rFonts w:ascii="Arial" w:cs="Arial" w:eastAsia="Arial" w:hAnsi="Arial"/>
@@ -7736,7 +7736,7 @@
                   <w:szCs w:val="16"/>
                   <w:u w:val="single" w:color="2E75B6"/>
                 </w:rPr>
-                <w:t xml:space="preserve">Video: Area Model Multiplication</w:t>
+                <w:t xml:space="preserve">Dividing quadratics by linear expressions with remainders: missing x-term</w:t>
               </w:r>
             </w:hyperlink>
           </w:p>
@@ -7752,7 +7752,7 @@
                 <w:sz w:val="14"/>
                 <w:szCs w:val="14"/>
               </w:rPr>
-              <w:t xml:space="preserve">Source: PhET Interactive Simulations (English)</w:t>
+              <w:t xml:space="preserve">Source: Khan Academy (English - US curriculum)</w:t>
             </w:r>
           </w:p>
           <w:p>
@@ -7760,7 +7760,7 @@
               <w:spacing w:after="10" w:before="0"/>
               <w:ind w:left="120"/>
             </w:pPr>
-            <w:hyperlink w:history="1" r:id="rId0e4gkwvt5zfyj555yvvco">
+            <w:hyperlink w:history="1" r:id="rIdbws839dxmw0vo7p3yut9m">
               <w:r>
                 <w:rPr>
                   <w:rFonts w:ascii="Arial" w:cs="Arial" w:eastAsia="Arial" w:hAnsi="Arial"/>
@@ -7798,14 +7798,14 @@
                 <w:sz w:val="16"/>
                 <w:szCs w:val="16"/>
               </w:rPr>
-              <w:t xml:space="preserve">📖 HTML:</w:t>
+              <w:t xml:space="preserve">📖 EXERCISE:</w:t>
             </w:r>
           </w:p>
           <w:p>
             <w:pPr>
               <w:spacing w:after="20" w:before="0"/>
             </w:pPr>
-            <w:hyperlink w:history="1" r:id="rIdnsosqrbp-1ydprvyatjj_">
+            <w:hyperlink w:history="1" r:id="rId3bzlwsekcp1rapxnxo1c8">
               <w:r>
                 <w:rPr>
                   <w:rFonts w:ascii="Arial" w:cs="Arial" w:eastAsia="Arial" w:hAnsi="Arial"/>
@@ -7814,7 +7814,7 @@
                   <w:szCs w:val="16"/>
                   <w:u w:val="single" w:color="2E75B6"/>
                 </w:rPr>
-                <w:t xml:space="preserve">Finding a Linear Product Using a Quadratic (PLIX)</w:t>
+                <w:t xml:space="preserve">Equivalent expressions</w:t>
               </w:r>
             </w:hyperlink>
           </w:p>
@@ -7830,7 +7830,7 @@
                 <w:sz w:val="14"/>
                 <w:szCs w:val="14"/>
               </w:rPr>
-              <w:t xml:space="preserve">Source: CK-12</w:t>
+              <w:t xml:space="preserve">Source: Khan Academy (English - US curriculum)</w:t>
             </w:r>
           </w:p>
           <w:p>
@@ -7838,7 +7838,7 @@
               <w:spacing w:after="10" w:before="0"/>
               <w:ind w:left="120"/>
             </w:pPr>
-            <w:hyperlink w:history="1" r:id="rIdknjro5irvveo9p7haebmj">
+            <w:hyperlink w:history="1" r:id="rIdu8db_mdmuz5tkvjg_otui">
               <w:r>
                 <w:rPr>
                   <w:rFonts w:ascii="Arial" w:cs="Arial" w:eastAsia="Arial" w:hAnsi="Arial"/>
@@ -9325,7 +9325,7 @@
             <w:pPr>
               <w:spacing w:after="20" w:before="0"/>
             </w:pPr>
-            <w:hyperlink w:history="1" r:id="rId4psv2qp7ut4z7m2mjo9_o">
+            <w:hyperlink w:history="1" r:id="rIddbgecx5fr5oj-kajwmeit">
               <w:r>
                 <w:rPr>
                   <w:rFonts w:ascii="Arial" w:cs="Arial" w:eastAsia="Arial" w:hAnsi="Arial"/>
@@ -9334,7 +9334,7 @@
                   <w:szCs w:val="16"/>
                   <w:u w:val="single" w:color="2E75B6"/>
                 </w:rPr>
-                <w:t xml:space="preserve">Polynomials intro</w:t>
+                <w:t xml:space="preserve">Completing the square</w:t>
               </w:r>
             </w:hyperlink>
           </w:p>
@@ -9358,7 +9358,7 @@
               <w:spacing w:after="10" w:before="0"/>
               <w:ind w:left="120"/>
             </w:pPr>
-            <w:hyperlink w:history="1" r:id="rIdtskpgwt8jcfnus9leedah">
+            <w:hyperlink w:history="1" r:id="rIdr8p1nftyjpgtmg7bsibsx">
               <w:r>
                 <w:rPr>
                   <w:rFonts w:ascii="Arial" w:cs="Arial" w:eastAsia="Arial" w:hAnsi="Arial"/>
@@ -9396,14 +9396,14 @@
                 <w:sz w:val="16"/>
                 <w:szCs w:val="16"/>
               </w:rPr>
-              <w:t xml:space="preserve">📖 HTML:</w:t>
+              <w:t xml:space="preserve">📖 EXERCISE:</w:t>
             </w:r>
           </w:p>
           <w:p>
             <w:pPr>
               <w:spacing w:after="20" w:before="0"/>
             </w:pPr>
-            <w:hyperlink w:history="1" r:id="rId2jnirdbf1zvwvaccd8v42">
+            <w:hyperlink w:history="1" r:id="rIdiesop0mplah8qbscwr-vp">
               <w:r>
                 <w:rPr>
                   <w:rFonts w:ascii="Arial" w:cs="Arial" w:eastAsia="Arial" w:hAnsi="Arial"/>
@@ -9412,7 +9412,7 @@
                   <w:szCs w:val="16"/>
                   <w:u w:val="single" w:color="2E75B6"/>
                 </w:rPr>
-                <w:t xml:space="preserve">Finding a Linear Product Using a Quadratic (PLIX)</w:t>
+                <w:t xml:space="preserve">Difference of squares intro</w:t>
               </w:r>
             </w:hyperlink>
           </w:p>
@@ -9428,7 +9428,7 @@
                 <w:sz w:val="14"/>
                 <w:szCs w:val="14"/>
               </w:rPr>
-              <w:t xml:space="preserve">Source: CK-12</w:t>
+              <w:t xml:space="preserve">Source: Khan Academy (English - US curriculum)</w:t>
             </w:r>
           </w:p>
           <w:p>
@@ -9436,7 +9436,7 @@
               <w:spacing w:after="10" w:before="0"/>
               <w:ind w:left="120"/>
             </w:pPr>
-            <w:hyperlink w:history="1" r:id="rId8l2c8d_ok4o33ws7ayok6">
+            <w:hyperlink w:history="1" r:id="rId2cjif2ykkhat77brh2ndu">
               <w:r>
                 <w:rPr>
                   <w:rFonts w:ascii="Arial" w:cs="Arial" w:eastAsia="Arial" w:hAnsi="Arial"/>
@@ -9631,7 +9631,7 @@
             <w:pPr>
               <w:spacing w:after="20" w:before="0"/>
             </w:pPr>
-            <w:hyperlink w:history="1" r:id="rIdghqd7kwaoxccxxcksgtyr">
+            <w:hyperlink w:history="1" r:id="rIdt6wwl82rufdg4lvd4xwqz">
               <w:r>
                 <w:rPr>
                   <w:rFonts w:ascii="Arial" w:cs="Arial" w:eastAsia="Arial" w:hAnsi="Arial"/>
@@ -9640,7 +9640,7 @@
                   <w:szCs w:val="16"/>
                   <w:u w:val="single" w:color="2E75B6"/>
                 </w:rPr>
-                <w:t xml:space="preserve">Polynomials intro</w:t>
+                <w:t xml:space="preserve">Factoring Quadratic Expressions with Negative Coefficients: A Sample Application</w:t>
               </w:r>
             </w:hyperlink>
           </w:p>
@@ -9656,7 +9656,7 @@
                 <w:sz w:val="14"/>
                 <w:szCs w:val="14"/>
               </w:rPr>
-              <w:t xml:space="preserve">Source: Khan Academy (English - US curriculum)</w:t>
+              <w:t xml:space="preserve">Source: CK-12</w:t>
             </w:r>
           </w:p>
           <w:p>
@@ -9664,7 +9664,7 @@
               <w:spacing w:after="10" w:before="0"/>
               <w:ind w:left="120"/>
             </w:pPr>
-            <w:hyperlink w:history="1" r:id="rIdvpkvirsvnkotqjgkjzik1">
+            <w:hyperlink w:history="1" r:id="rId19zcmpfk-ujk737d-nuxo">
               <w:r>
                 <w:rPr>
                   <w:rFonts w:ascii="Arial" w:cs="Arial" w:eastAsia="Arial" w:hAnsi="Arial"/>
@@ -9702,14 +9702,14 @@
                 <w:sz w:val="16"/>
                 <w:szCs w:val="16"/>
               </w:rPr>
-              <w:t xml:space="preserve">📖 HTML:</w:t>
+              <w:t xml:space="preserve">📖 EXERCISE:</w:t>
             </w:r>
           </w:p>
           <w:p>
             <w:pPr>
               <w:spacing w:after="20" w:before="0"/>
             </w:pPr>
-            <w:hyperlink w:history="1" r:id="rIdq9mq6aou7-apwj2pfyvko">
+            <w:hyperlink w:history="1" r:id="rIdolozc4nfn1jtbnixqwhnc">
               <w:r>
                 <w:rPr>
                   <w:rFonts w:ascii="Arial" w:cs="Arial" w:eastAsia="Arial" w:hAnsi="Arial"/>
@@ -9718,7 +9718,7 @@
                   <w:szCs w:val="16"/>
                   <w:u w:val="single" w:color="2E75B6"/>
                 </w:rPr>
-                <w:t xml:space="preserve">Finding a Linear Product Using a Quadratic (PLIX)</w:t>
+                <w:t xml:space="preserve">Difference of squares</w:t>
               </w:r>
             </w:hyperlink>
           </w:p>
@@ -9734,7 +9734,7 @@
                 <w:sz w:val="14"/>
                 <w:szCs w:val="14"/>
               </w:rPr>
-              <w:t xml:space="preserve">Source: CK-12</w:t>
+              <w:t xml:space="preserve">Source: Khan Academy (English - US curriculum)</w:t>
             </w:r>
           </w:p>
           <w:p>
@@ -9742,7 +9742,7 @@
               <w:spacing w:after="10" w:before="0"/>
               <w:ind w:left="120"/>
             </w:pPr>
-            <w:hyperlink w:history="1" r:id="rIdme3wmf4-ela63iojgrlds">
+            <w:hyperlink w:history="1" r:id="rIdy2f2aaxnorjiiv9dotzml">
               <w:r>
                 <w:rPr>
                   <w:rFonts w:ascii="Arial" w:cs="Arial" w:eastAsia="Arial" w:hAnsi="Arial"/>
@@ -9937,7 +9937,7 @@
             <w:pPr>
               <w:spacing w:after="20" w:before="0"/>
             </w:pPr>
-            <w:hyperlink w:history="1" r:id="rIdixvfc7_srx_9vffn7zefy">
+            <w:hyperlink w:history="1" r:id="rIdfny7yq0nweigdbtuawpbv">
               <w:r>
                 <w:rPr>
                   <w:rFonts w:ascii="Arial" w:cs="Arial" w:eastAsia="Arial" w:hAnsi="Arial"/>
@@ -9946,7 +9946,7 @@
                   <w:szCs w:val="16"/>
                   <w:u w:val="single" w:color="2E75B6"/>
                 </w:rPr>
-                <w:t xml:space="preserve">Polynomials intro</w:t>
+                <w:t xml:space="preserve">Factoring Perfect Square Trinomials: A Sample Application</w:t>
               </w:r>
             </w:hyperlink>
           </w:p>
@@ -9962,7 +9962,7 @@
                 <w:sz w:val="14"/>
                 <w:szCs w:val="14"/>
               </w:rPr>
-              <w:t xml:space="preserve">Source: Khan Academy (English - US curriculum)</w:t>
+              <w:t xml:space="preserve">Source: CK-12</w:t>
             </w:r>
           </w:p>
           <w:p>
@@ -9970,7 +9970,7 @@
               <w:spacing w:after="10" w:before="0"/>
               <w:ind w:left="120"/>
             </w:pPr>
-            <w:hyperlink w:history="1" r:id="rId5nslg1ug-f6v5ac1pik9n">
+            <w:hyperlink w:history="1" r:id="rIdp2jeytgc1g29ledom25na">
               <w:r>
                 <w:rPr>
                   <w:rFonts w:ascii="Arial" w:cs="Arial" w:eastAsia="Arial" w:hAnsi="Arial"/>
@@ -10008,14 +10008,14 @@
                 <w:sz w:val="16"/>
                 <w:szCs w:val="16"/>
               </w:rPr>
-              <w:t xml:space="preserve">📖 HTML:</w:t>
+              <w:t xml:space="preserve">📖 EXERCISE:</w:t>
             </w:r>
           </w:p>
           <w:p>
             <w:pPr>
               <w:spacing w:after="20" w:before="0"/>
             </w:pPr>
-            <w:hyperlink w:history="1" r:id="rIdeucgvj9hgtytxlnghynjh">
+            <w:hyperlink w:history="1" r:id="rIdbz92u3wykwrabpkkyn-mg">
               <w:r>
                 <w:rPr>
                   <w:rFonts w:ascii="Arial" w:cs="Arial" w:eastAsia="Arial" w:hAnsi="Arial"/>
@@ -10024,7 +10024,7 @@
                   <w:szCs w:val="16"/>
                   <w:u w:val="single" w:color="2E75B6"/>
                 </w:rPr>
-                <w:t xml:space="preserve">Finding a Linear Product Using a Quadratic (PLIX)</w:t>
+                <w:t xml:space="preserve">Perfect squares</w:t>
               </w:r>
             </w:hyperlink>
           </w:p>
@@ -10040,7 +10040,7 @@
                 <w:sz w:val="14"/>
                 <w:szCs w:val="14"/>
               </w:rPr>
-              <w:t xml:space="preserve">Source: CK-12</w:t>
+              <w:t xml:space="preserve">Source: Khan Academy (English - US curriculum)</w:t>
             </w:r>
           </w:p>
           <w:p>
@@ -10048,7 +10048,7 @@
               <w:spacing w:after="10" w:before="0"/>
               <w:ind w:left="120"/>
             </w:pPr>
-            <w:hyperlink w:history="1" r:id="rIdi4y5oadczqkhsg0x4q7pv">
+            <w:hyperlink w:history="1" r:id="rIdickg4xlzuj12pgqpxgzba">
               <w:r>
                 <w:rPr>
                   <w:rFonts w:ascii="Arial" w:cs="Arial" w:eastAsia="Arial" w:hAnsi="Arial"/>
@@ -10243,7 +10243,7 @@
             <w:pPr>
               <w:spacing w:after="20" w:before="0"/>
             </w:pPr>
-            <w:hyperlink w:history="1" r:id="rIdpqmvu2-1thvzq4glkmw2q">
+            <w:hyperlink w:history="1" r:id="rIda12ux32itaqz4gnfoc9qs">
               <w:r>
                 <w:rPr>
                   <w:rFonts w:ascii="Arial" w:cs="Arial" w:eastAsia="Arial" w:hAnsi="Arial"/>
@@ -10252,7 +10252,7 @@
                   <w:szCs w:val="16"/>
                   <w:u w:val="single" w:color="2E75B6"/>
                 </w:rPr>
-                <w:t xml:space="preserve">Polynomials intro</w:t>
+                <w:t xml:space="preserve">Simplifying rational expressions: common binomial factors</w:t>
               </w:r>
             </w:hyperlink>
           </w:p>
@@ -10276,7 +10276,7 @@
               <w:spacing w:after="10" w:before="0"/>
               <w:ind w:left="120"/>
             </w:pPr>
-            <w:hyperlink w:history="1" r:id="rIdsziqhijtktpj0q7wiml7h">
+            <w:hyperlink w:history="1" r:id="rIddi8xb9ek-iuj5nuwiitam">
               <w:r>
                 <w:rPr>
                   <w:rFonts w:ascii="Arial" w:cs="Arial" w:eastAsia="Arial" w:hAnsi="Arial"/>
@@ -10314,14 +10314,14 @@
                 <w:sz w:val="16"/>
                 <w:szCs w:val="16"/>
               </w:rPr>
-              <w:t xml:space="preserve">📖 HTML:</w:t>
+              <w:t xml:space="preserve">📖 EXERCISE:</w:t>
             </w:r>
           </w:p>
           <w:p>
             <w:pPr>
               <w:spacing w:after="20" w:before="0"/>
             </w:pPr>
-            <w:hyperlink w:history="1" r:id="rId1mxjsdipzjqig9o9y4wcg">
+            <w:hyperlink w:history="1" r:id="rIdkfo2rnjtlunhnz3uxzvs4">
               <w:r>
                 <w:rPr>
                   <w:rFonts w:ascii="Arial" w:cs="Arial" w:eastAsia="Arial" w:hAnsi="Arial"/>
@@ -10330,7 +10330,7 @@
                   <w:szCs w:val="16"/>
                   <w:u w:val="single" w:color="2E75B6"/>
                 </w:rPr>
-                <w:t xml:space="preserve">Finding a Linear Product Using a Quadratic (PLIX)</w:t>
+                <w:t xml:space="preserve">Perfect squares intro</w:t>
               </w:r>
             </w:hyperlink>
           </w:p>
@@ -10346,7 +10346,7 @@
                 <w:sz w:val="14"/>
                 <w:szCs w:val="14"/>
               </w:rPr>
-              <w:t xml:space="preserve">Source: CK-12</w:t>
+              <w:t xml:space="preserve">Source: Khan Academy (English - US curriculum)</w:t>
             </w:r>
           </w:p>
           <w:p>
@@ -10354,7 +10354,7 @@
               <w:spacing w:after="10" w:before="0"/>
               <w:ind w:left="120"/>
             </w:pPr>
-            <w:hyperlink w:history="1" r:id="rIdekb_mgg1npahyvrzutycl">
+            <w:hyperlink w:history="1" r:id="rIdq3fdt34rk-y6b-tohbkkf">
               <w:r>
                 <w:rPr>
                   <w:rFonts w:ascii="Arial" w:cs="Arial" w:eastAsia="Arial" w:hAnsi="Arial"/>
@@ -10549,7 +10549,7 @@
             <w:pPr>
               <w:spacing w:after="20" w:before="0"/>
             </w:pPr>
-            <w:hyperlink w:history="1" r:id="rIdcarwhqwr32u16cudlvc4q">
+            <w:hyperlink w:history="1" r:id="rIdqwqmw73fckbfbnorvyvef">
               <w:r>
                 <w:rPr>
                   <w:rFonts w:ascii="Arial" w:cs="Arial" w:eastAsia="Arial" w:hAnsi="Arial"/>
@@ -10558,7 +10558,7 @@
                   <w:szCs w:val="16"/>
                   <w:u w:val="single" w:color="2E75B6"/>
                 </w:rPr>
-                <w:t xml:space="preserve">Polynomials intro</w:t>
+                <w:t xml:space="preserve">Factoring using the difference of squares pattern</w:t>
               </w:r>
             </w:hyperlink>
           </w:p>
@@ -10582,7 +10582,7 @@
               <w:spacing w:after="10" w:before="0"/>
               <w:ind w:left="120"/>
             </w:pPr>
-            <w:hyperlink w:history="1" r:id="rId0btra-acfotqyx09prd-d">
+            <w:hyperlink w:history="1" r:id="rId0usa7jnkvzilkl66phm2e">
               <w:r>
                 <w:rPr>
                   <w:rFonts w:ascii="Arial" w:cs="Arial" w:eastAsia="Arial" w:hAnsi="Arial"/>
@@ -10620,14 +10620,14 @@
                 <w:sz w:val="16"/>
                 <w:szCs w:val="16"/>
               </w:rPr>
-              <w:t xml:space="preserve">📖 HTML:</w:t>
+              <w:t xml:space="preserve">📖 EXERCISE:</w:t>
             </w:r>
           </w:p>
           <w:p>
             <w:pPr>
               <w:spacing w:after="20" w:before="0"/>
             </w:pPr>
-            <w:hyperlink w:history="1" r:id="rIdf405cy2xafcpieqa5vzko">
+            <w:hyperlink w:history="1" r:id="rId6q5scvo4z2ddjzpwf7ncn">
               <w:r>
                 <w:rPr>
                   <w:rFonts w:ascii="Arial" w:cs="Arial" w:eastAsia="Arial" w:hAnsi="Arial"/>
@@ -10636,7 +10636,7 @@
                   <w:szCs w:val="16"/>
                   <w:u w:val="single" w:color="2E75B6"/>
                 </w:rPr>
-                <w:t xml:space="preserve">Finding a Linear Product Using a Quadratic (PLIX)</w:t>
+                <w:t xml:space="preserve">Divide quadratics by linear expressions (no remainders)</w:t>
               </w:r>
             </w:hyperlink>
           </w:p>
@@ -10652,7 +10652,7 @@
                 <w:sz w:val="14"/>
                 <w:szCs w:val="14"/>
               </w:rPr>
-              <w:t xml:space="preserve">Source: CK-12</w:t>
+              <w:t xml:space="preserve">Source: Khan Academy (English - US curriculum)</w:t>
             </w:r>
           </w:p>
           <w:p>
@@ -10660,7 +10660,7 @@
               <w:spacing w:after="10" w:before="0"/>
               <w:ind w:left="120"/>
             </w:pPr>
-            <w:hyperlink w:history="1" r:id="rIdkbwwnnhf2x0t_dh5ptlcw">
+            <w:hyperlink w:history="1" r:id="rId-wbeuenthourv8umw0mgx">
               <w:r>
                 <w:rPr>
                   <w:rFonts w:ascii="Arial" w:cs="Arial" w:eastAsia="Arial" w:hAnsi="Arial"/>
@@ -12147,7 +12147,7 @@
             <w:pPr>
               <w:spacing w:after="20" w:before="0"/>
             </w:pPr>
-            <w:hyperlink w:history="1" r:id="rIdzjriqse2k8ubnapjwechh">
+            <w:hyperlink w:history="1" r:id="rIdy__hdpkhuirxmg0fzozxf">
               <w:r>
                 <w:rPr>
                   <w:rFonts w:ascii="Arial" w:cs="Arial" w:eastAsia="Arial" w:hAnsi="Arial"/>
@@ -12156,7 +12156,7 @@
                   <w:szCs w:val="16"/>
                   <w:u w:val="single" w:color="2E75B6"/>
                 </w:rPr>
-                <w:t xml:space="preserve">Simple hypothesis testing</w:t>
+                <w:t xml:space="preserve">Solving quadratic equations: complex roots</w:t>
               </w:r>
             </w:hyperlink>
           </w:p>
@@ -12180,7 +12180,7 @@
               <w:spacing w:after="10" w:before="0"/>
               <w:ind w:left="120"/>
             </w:pPr>
-            <w:hyperlink w:history="1" r:id="rIdnq_wevibuhwhisoab9ue6">
+            <w:hyperlink w:history="1" r:id="rId6mdbjt28_wgtqiubqoohu">
               <w:r>
                 <w:rPr>
                   <w:rFonts w:ascii="Arial" w:cs="Arial" w:eastAsia="Arial" w:hAnsi="Arial"/>
@@ -12218,14 +12218,14 @@
                 <w:sz w:val="16"/>
                 <w:szCs w:val="16"/>
               </w:rPr>
-              <w:t xml:space="preserve">📖 HTML:</w:t>
+              <w:t xml:space="preserve">📖 EXERCISE:</w:t>
             </w:r>
           </w:p>
           <w:p>
             <w:pPr>
               <w:spacing w:after="20" w:before="0"/>
             </w:pPr>
-            <w:hyperlink w:history="1" r:id="rId4ufkat581z5g3igz0zvov">
+            <w:hyperlink w:history="1" r:id="rIdnh49x27dx-co8p5uwao58">
               <w:r>
                 <w:rPr>
                   <w:rFonts w:ascii="Arial" w:cs="Arial" w:eastAsia="Arial" w:hAnsi="Arial"/>
@@ -12234,7 +12234,7 @@
                   <w:szCs w:val="16"/>
                   <w:u w:val="single" w:color="2E75B6"/>
                 </w:rPr>
-                <w:t xml:space="preserve">Product Estimation with Whole Numbers and Fractions (Flexbook)</w:t>
+                <w:t xml:space="preserve">Zero product property</w:t>
               </w:r>
             </w:hyperlink>
           </w:p>
@@ -12250,7 +12250,7 @@
                 <w:sz w:val="14"/>
                 <w:szCs w:val="14"/>
               </w:rPr>
-              <w:t xml:space="preserve">Source: CK-12</w:t>
+              <w:t xml:space="preserve">Source: Khan Academy (English - US curriculum)</w:t>
             </w:r>
           </w:p>
           <w:p>
@@ -12258,7 +12258,7 @@
               <w:spacing w:after="10" w:before="0"/>
               <w:ind w:left="120"/>
             </w:pPr>
-            <w:hyperlink w:history="1" r:id="rIds8y74m7yw_1mjnyedlsnd">
+            <w:hyperlink w:history="1" r:id="rIdaf6wneinus5pyr24kzgst">
               <w:r>
                 <w:rPr>
                   <w:rFonts w:ascii="Arial" w:cs="Arial" w:eastAsia="Arial" w:hAnsi="Arial"/>
@@ -12453,7 +12453,7 @@
             <w:pPr>
               <w:spacing w:after="20" w:before="0"/>
             </w:pPr>
-            <w:hyperlink w:history="1" r:id="rIdunzr0p6m1u2p3ts2hdyyl">
+            <w:hyperlink w:history="1" r:id="rId5rzfdpur9mg6aky4mekfi">
               <w:r>
                 <w:rPr>
                   <w:rFonts w:ascii="Arial" w:cs="Arial" w:eastAsia="Arial" w:hAnsi="Arial"/>
@@ -12462,7 +12462,7 @@
                   <w:szCs w:val="16"/>
                   <w:u w:val="single" w:color="2E75B6"/>
                 </w:rPr>
-                <w:t xml:space="preserve">Simple hypothesis testing</w:t>
+                <w:t xml:space="preserve">Strategy in solving quadratic equations</w:t>
               </w:r>
             </w:hyperlink>
           </w:p>
@@ -12486,7 +12486,7 @@
               <w:spacing w:after="10" w:before="0"/>
               <w:ind w:left="120"/>
             </w:pPr>
-            <w:hyperlink w:history="1" r:id="rIdlyymy5m_-6uvdkhwmoj60">
+            <w:hyperlink w:history="1" r:id="rIdaic4qzp7ofrdfh-vjd0f3">
               <w:r>
                 <w:rPr>
                   <w:rFonts w:ascii="Arial" w:cs="Arial" w:eastAsia="Arial" w:hAnsi="Arial"/>
@@ -12524,14 +12524,14 @@
                 <w:sz w:val="16"/>
                 <w:szCs w:val="16"/>
               </w:rPr>
-              <w:t xml:space="preserve">📖 HTML:</w:t>
+              <w:t xml:space="preserve">📖 EXERCISE:</w:t>
             </w:r>
           </w:p>
           <w:p>
             <w:pPr>
               <w:spacing w:after="20" w:before="0"/>
             </w:pPr>
-            <w:hyperlink w:history="1" r:id="rIdy0dov0v-btnj0x3pe--4q">
+            <w:hyperlink w:history="1" r:id="rIdrgqgrzcq9hb6jc45sgdaj">
               <w:r>
                 <w:rPr>
                   <w:rFonts w:ascii="Arial" w:cs="Arial" w:eastAsia="Arial" w:hAnsi="Arial"/>
@@ -12540,7 +12540,7 @@
                   <w:szCs w:val="16"/>
                   <w:u w:val="single" w:color="2E75B6"/>
                 </w:rPr>
-                <w:t xml:space="preserve">Product Estimation with Whole Numbers and Fractions (Flexbook)</w:t>
+                <w:t xml:space="preserve">Quadratics by taking square roots: strategy</w:t>
               </w:r>
             </w:hyperlink>
           </w:p>
@@ -12556,7 +12556,7 @@
                 <w:sz w:val="14"/>
                 <w:szCs w:val="14"/>
               </w:rPr>
-              <w:t xml:space="preserve">Source: CK-12</w:t>
+              <w:t xml:space="preserve">Source: Khan Academy (English - US curriculum)</w:t>
             </w:r>
           </w:p>
           <w:p>
@@ -12564,7 +12564,7 @@
               <w:spacing w:after="10" w:before="0"/>
               <w:ind w:left="120"/>
             </w:pPr>
-            <w:hyperlink w:history="1" r:id="rIdl5fnhynwfm6wecjzdml5o">
+            <w:hyperlink w:history="1" r:id="rIdftkfduq4ugydbcitjf1yn">
               <w:r>
                 <w:rPr>
                   <w:rFonts w:ascii="Arial" w:cs="Arial" w:eastAsia="Arial" w:hAnsi="Arial"/>
@@ -12759,7 +12759,7 @@
             <w:pPr>
               <w:spacing w:after="20" w:before="0"/>
             </w:pPr>
-            <w:hyperlink w:history="1" r:id="rIdxhryt36tbbexk8pnn9v51">
+            <w:hyperlink w:history="1" r:id="rIdszxtwxslq7i_hfpw5nfrd">
               <w:r>
                 <w:rPr>
                   <w:rFonts w:ascii="Arial" w:cs="Arial" w:eastAsia="Arial" w:hAnsi="Arial"/>
@@ -12768,7 +12768,7 @@
                   <w:szCs w:val="16"/>
                   <w:u w:val="single" w:color="2E75B6"/>
                 </w:rPr>
-                <w:t xml:space="preserve">Simple hypothesis testing</w:t>
+                <w:t xml:space="preserve">Zero product property</w:t>
               </w:r>
             </w:hyperlink>
           </w:p>
@@ -12792,7 +12792,7 @@
               <w:spacing w:after="10" w:before="0"/>
               <w:ind w:left="120"/>
             </w:pPr>
-            <w:hyperlink w:history="1" r:id="rId7ptwdvl2ho-jftsze6l-n">
+            <w:hyperlink w:history="1" r:id="rId28e7c-mxjulxt_bcoozgt">
               <w:r>
                 <w:rPr>
                   <w:rFonts w:ascii="Arial" w:cs="Arial" w:eastAsia="Arial" w:hAnsi="Arial"/>
@@ -12830,14 +12830,14 @@
                 <w:sz w:val="16"/>
                 <w:szCs w:val="16"/>
               </w:rPr>
-              <w:t xml:space="preserve">📖 HTML:</w:t>
+              <w:t xml:space="preserve">📖 EXERCISE:</w:t>
             </w:r>
           </w:p>
           <w:p>
             <w:pPr>
               <w:spacing w:after="20" w:before="0"/>
             </w:pPr>
-            <w:hyperlink w:history="1" r:id="rId1agpsfbgcnxwprrpvl1kk">
+            <w:hyperlink w:history="1" r:id="rId3eywzyhvclwdrdf2fcw5g">
               <w:r>
                 <w:rPr>
                   <w:rFonts w:ascii="Arial" w:cs="Arial" w:eastAsia="Arial" w:hAnsi="Arial"/>
@@ -12846,7 +12846,7 @@
                   <w:szCs w:val="16"/>
                   <w:u w:val="single" w:color="2E75B6"/>
                 </w:rPr>
-                <w:t xml:space="preserve">Product Estimation with Whole Numbers and Fractions (Flexbook)</w:t>
+                <w:t xml:space="preserve">Quadratics by taking square roots: with steps</w:t>
               </w:r>
             </w:hyperlink>
           </w:p>
@@ -12862,7 +12862,7 @@
                 <w:sz w:val="14"/>
                 <w:szCs w:val="14"/>
               </w:rPr>
-              <w:t xml:space="preserve">Source: CK-12</w:t>
+              <w:t xml:space="preserve">Source: Khan Academy (English - US curriculum)</w:t>
             </w:r>
           </w:p>
           <w:p>
@@ -12870,7 +12870,7 @@
               <w:spacing w:after="10" w:before="0"/>
               <w:ind w:left="120"/>
             </w:pPr>
-            <w:hyperlink w:history="1" r:id="rIdonkeziyuu4qdroywv8xcs">
+            <w:hyperlink w:history="1" r:id="rId6ezhamxafaeh0m_ogsign">
               <w:r>
                 <w:rPr>
                   <w:rFonts w:ascii="Arial" w:cs="Arial" w:eastAsia="Arial" w:hAnsi="Arial"/>
@@ -13065,7 +13065,7 @@
             <w:pPr>
               <w:spacing w:after="20" w:before="0"/>
             </w:pPr>
-            <w:hyperlink w:history="1" r:id="rIdkaw8yy103ggp46w-gqsmj">
+            <w:hyperlink w:history="1" r:id="rIdgfxifi3tipzzp3qxpbtsa">
               <w:r>
                 <w:rPr>
                   <w:rFonts w:ascii="Arial" w:cs="Arial" w:eastAsia="Arial" w:hAnsi="Arial"/>
@@ -13074,7 +13074,7 @@
                   <w:szCs w:val="16"/>
                   <w:u w:val="single" w:color="2E75B6"/>
                 </w:rPr>
-                <w:t xml:space="preserve">Simple hypothesis testing</w:t>
+                <w:t xml:space="preserve">Quadratics by taking square roots: strategy</w:t>
               </w:r>
             </w:hyperlink>
           </w:p>
@@ -13098,7 +13098,7 @@
               <w:spacing w:after="10" w:before="0"/>
               <w:ind w:left="120"/>
             </w:pPr>
-            <w:hyperlink w:history="1" r:id="rIdkx1rae6iytrqo_ae-0sog">
+            <w:hyperlink w:history="1" r:id="rId06xpgdflezw4f7ejbmngl">
               <w:r>
                 <w:rPr>
                   <w:rFonts w:ascii="Arial" w:cs="Arial" w:eastAsia="Arial" w:hAnsi="Arial"/>
@@ -13136,14 +13136,14 @@
                 <w:sz w:val="16"/>
                 <w:szCs w:val="16"/>
               </w:rPr>
-              <w:t xml:space="preserve">📖 HTML:</w:t>
+              <w:t xml:space="preserve">📖 EXERCISE:</w:t>
             </w:r>
           </w:p>
           <w:p>
             <w:pPr>
               <w:spacing w:after="20" w:before="0"/>
             </w:pPr>
-            <w:hyperlink w:history="1" r:id="rIdjcg7m6lojgx0tz09ru38k">
+            <w:hyperlink w:history="1" r:id="rId2xox0io6nugfs8l81hs_u">
               <w:r>
                 <w:rPr>
                   <w:rFonts w:ascii="Arial" w:cs="Arial" w:eastAsia="Arial" w:hAnsi="Arial"/>
@@ -13152,7 +13152,7 @@
                   <w:szCs w:val="16"/>
                   <w:u w:val="single" w:color="2E75B6"/>
                 </w:rPr>
-                <w:t xml:space="preserve">Product Estimation with Whole Numbers and Fractions (Flexbook)</w:t>
+                <w:t xml:space="preserve">Zero product property</w:t>
               </w:r>
             </w:hyperlink>
           </w:p>
@@ -13168,7 +13168,7 @@
                 <w:sz w:val="14"/>
                 <w:szCs w:val="14"/>
               </w:rPr>
-              <w:t xml:space="preserve">Source: CK-12</w:t>
+              <w:t xml:space="preserve">Source: Khan Academy (English - US curriculum)</w:t>
             </w:r>
           </w:p>
           <w:p>
@@ -13176,7 +13176,7 @@
               <w:spacing w:after="10" w:before="0"/>
               <w:ind w:left="120"/>
             </w:pPr>
-            <w:hyperlink w:history="1" r:id="rIdyzglrnc4w0kkrxhan0-xa">
+            <w:hyperlink w:history="1" r:id="rIdkreqm5zm2mny8ijf69s8a">
               <w:r>
                 <w:rPr>
                   <w:rFonts w:ascii="Arial" w:cs="Arial" w:eastAsia="Arial" w:hAnsi="Arial"/>
@@ -13371,7 +13371,7 @@
             <w:pPr>
               <w:spacing w:after="20" w:before="0"/>
             </w:pPr>
-            <w:hyperlink w:history="1" r:id="rIdzbnenislkftzsj69vludj">
+            <w:hyperlink w:history="1" r:id="rIdnun8ojaojbjx2uuzv7vgk">
               <w:r>
                 <w:rPr>
                   <w:rFonts w:ascii="Arial" w:cs="Arial" w:eastAsia="Arial" w:hAnsi="Arial"/>
@@ -13380,7 +13380,7 @@
                   <w:szCs w:val="16"/>
                   <w:u w:val="single" w:color="2E75B6"/>
                 </w:rPr>
-                <w:t xml:space="preserve">Simple hypothesis testing</w:t>
+                <w:t xml:space="preserve">Solving quadratic equations: complex roots</w:t>
               </w:r>
             </w:hyperlink>
           </w:p>
@@ -13404,7 +13404,7 @@
               <w:spacing w:after="10" w:before="0"/>
               <w:ind w:left="120"/>
             </w:pPr>
-            <w:hyperlink w:history="1" r:id="rIdhqpih6ohnyka2pytk5l1t">
+            <w:hyperlink w:history="1" r:id="rIdsxujfrgulhziyfpeuqxxt">
               <w:r>
                 <w:rPr>
                   <w:rFonts w:ascii="Arial" w:cs="Arial" w:eastAsia="Arial" w:hAnsi="Arial"/>
@@ -13442,14 +13442,14 @@
                 <w:sz w:val="16"/>
                 <w:szCs w:val="16"/>
               </w:rPr>
-              <w:t xml:space="preserve">📖 HTML:</w:t>
+              <w:t xml:space="preserve">📖 EXERCISE:</w:t>
             </w:r>
           </w:p>
           <w:p>
             <w:pPr>
               <w:spacing w:after="20" w:before="0"/>
             </w:pPr>
-            <w:hyperlink w:history="1" r:id="rId6_zyz2daiivpoq4vq5ixb">
+            <w:hyperlink w:history="1" r:id="rId4rqvzmvtzk307zdyuovqv">
               <w:r>
                 <w:rPr>
                   <w:rFonts w:ascii="Arial" w:cs="Arial" w:eastAsia="Arial" w:hAnsi="Arial"/>
@@ -13458,7 +13458,7 @@
                   <w:szCs w:val="16"/>
                   <w:u w:val="single" w:color="2E75B6"/>
                 </w:rPr>
-                <w:t xml:space="preserve">Product Estimation with Whole Numbers and Fractions (Flexbook)</w:t>
+                <w:t xml:space="preserve">Zero product property</w:t>
               </w:r>
             </w:hyperlink>
           </w:p>
@@ -13474,7 +13474,7 @@
                 <w:sz w:val="14"/>
                 <w:szCs w:val="14"/>
               </w:rPr>
-              <w:t xml:space="preserve">Source: CK-12</w:t>
+              <w:t xml:space="preserve">Source: Khan Academy (English - US curriculum)</w:t>
             </w:r>
           </w:p>
           <w:p>
@@ -13482,7 +13482,7 @@
               <w:spacing w:after="10" w:before="0"/>
               <w:ind w:left="120"/>
             </w:pPr>
-            <w:hyperlink w:history="1" r:id="rIdwrsxvtl64y1osqpfqbk7k">
+            <w:hyperlink w:history="1" r:id="rIdacqepxazdufgcznbwnpzc">
               <w:r>
                 <w:rPr>
                   <w:rFonts w:ascii="Arial" w:cs="Arial" w:eastAsia="Arial" w:hAnsi="Arial"/>
@@ -14969,7 +14969,7 @@
             <w:pPr>
               <w:spacing w:after="20" w:before="0"/>
             </w:pPr>
-            <w:hyperlink w:history="1" r:id="rIdqd_itt1ov8lymfr_8vtka">
+            <w:hyperlink w:history="1" r:id="rId9ihmum5go-k4fhg5bxuoc">
               <w:r>
                 <w:rPr>
                   <w:rFonts w:ascii="Arial" w:cs="Arial" w:eastAsia="Arial" w:hAnsi="Arial"/>
@@ -14978,7 +14978,7 @@
                   <w:szCs w:val="16"/>
                   <w:u w:val="single" w:color="2E75B6"/>
                 </w:rPr>
-                <w:t xml:space="preserve">Comparing with multiplication: magic</w:t>
+                <w:t xml:space="preserve">Solving quadratic equations: complex roots</w:t>
               </w:r>
             </w:hyperlink>
           </w:p>
@@ -15002,7 +15002,7 @@
               <w:spacing w:after="10" w:before="0"/>
               <w:ind w:left="120"/>
             </w:pPr>
-            <w:hyperlink w:history="1" r:id="rIdz0en3m_pg-jetcldo-h9s">
+            <w:hyperlink w:history="1" r:id="rIddjffwlagam408bysk9eha">
               <w:r>
                 <w:rPr>
                   <w:rFonts w:ascii="Arial" w:cs="Arial" w:eastAsia="Arial" w:hAnsi="Arial"/>
@@ -15040,14 +15040,14 @@
                 <w:sz w:val="16"/>
                 <w:szCs w:val="16"/>
               </w:rPr>
-              <w:t xml:space="preserve">📖 HTML:</w:t>
+              <w:t xml:space="preserve">📖 EXERCISE:</w:t>
             </w:r>
           </w:p>
           <w:p>
             <w:pPr>
               <w:spacing w:after="20" w:before="0"/>
             </w:pPr>
-            <w:hyperlink w:history="1" r:id="rId-nxm43gposrjtwfuk6u30">
+            <w:hyperlink w:history="1" r:id="rIdrbzbu0geqaly53d3sg77h">
               <w:r>
                 <w:rPr>
                   <w:rFonts w:ascii="Arial" w:cs="Arial" w:eastAsia="Arial" w:hAnsi="Arial"/>
@@ -15056,7 +15056,7 @@
                   <w:szCs w:val="16"/>
                   <w:u w:val="single" w:color="2E75B6"/>
                 </w:rPr>
-                <w:t xml:space="preserve">Square Roots and Irrational Numbers (Flexbook)</w:t>
+                <w:t xml:space="preserve">Solve equations by completing the square</w:t>
               </w:r>
             </w:hyperlink>
           </w:p>
@@ -15072,7 +15072,7 @@
                 <w:sz w:val="14"/>
                 <w:szCs w:val="14"/>
               </w:rPr>
-              <w:t xml:space="preserve">Source: CK-12</w:t>
+              <w:t xml:space="preserve">Source: Khan Academy (English - US curriculum)</w:t>
             </w:r>
           </w:p>
           <w:p>
@@ -15080,7 +15080,7 @@
               <w:spacing w:after="10" w:before="0"/>
               <w:ind w:left="120"/>
             </w:pPr>
-            <w:hyperlink w:history="1" r:id="rIdtplh3i83awuwvhoafrfbc">
+            <w:hyperlink w:history="1" r:id="rIdh2g_odzic1dmm4k0y95sy">
               <w:r>
                 <w:rPr>
                   <w:rFonts w:ascii="Arial" w:cs="Arial" w:eastAsia="Arial" w:hAnsi="Arial"/>
@@ -15275,7 +15275,7 @@
             <w:pPr>
               <w:spacing w:after="20" w:before="0"/>
             </w:pPr>
-            <w:hyperlink w:history="1" r:id="rIdiyj-fa3nyqnufk7uxughq">
+            <w:hyperlink w:history="1" r:id="rIdldbekg0iorn7ps8gfbmh6">
               <w:r>
                 <w:rPr>
                   <w:rFonts w:ascii="Arial" w:cs="Arial" w:eastAsia="Arial" w:hAnsi="Arial"/>
@@ -15284,7 +15284,7 @@
                   <w:szCs w:val="16"/>
                   <w:u w:val="single" w:color="2E75B6"/>
                 </w:rPr>
-                <w:t xml:space="preserve">Comparing with multiplication: magic</w:t>
+                <w:t xml:space="preserve">Solve by completing the square: Non-integer solutions</w:t>
               </w:r>
             </w:hyperlink>
           </w:p>
@@ -15308,7 +15308,7 @@
               <w:spacing w:after="10" w:before="0"/>
               <w:ind w:left="120"/>
             </w:pPr>
-            <w:hyperlink w:history="1" r:id="rIdz9qmuwfriqroiosmsyryv">
+            <w:hyperlink w:history="1" r:id="rIdalrihlxqjm9dzwpnihpq4">
               <w:r>
                 <w:rPr>
                   <w:rFonts w:ascii="Arial" w:cs="Arial" w:eastAsia="Arial" w:hAnsi="Arial"/>
@@ -15346,14 +15346,14 @@
                 <w:sz w:val="16"/>
                 <w:szCs w:val="16"/>
               </w:rPr>
-              <w:t xml:space="preserve">📖 HTML:</w:t>
+              <w:t xml:space="preserve">📖 EXERCISE:</w:t>
             </w:r>
           </w:p>
           <w:p>
             <w:pPr>
               <w:spacing w:after="20" w:before="0"/>
             </w:pPr>
-            <w:hyperlink w:history="1" r:id="rIdkzyihvhisvnnu__kd2rgy">
+            <w:hyperlink w:history="1" r:id="rId_oaxhg2ai0wnv0ub2vjtd">
               <w:r>
                 <w:rPr>
                   <w:rFonts w:ascii="Arial" w:cs="Arial" w:eastAsia="Arial" w:hAnsi="Arial"/>
@@ -15362,7 +15362,7 @@
                   <w:szCs w:val="16"/>
                   <w:u w:val="single" w:color="2E75B6"/>
                 </w:rPr>
-                <w:t xml:space="preserve">Square Roots and Irrational Numbers (Flexbook)</w:t>
+                <w:t xml:space="preserve">Quadratics by taking square roots (intro)</w:t>
               </w:r>
             </w:hyperlink>
           </w:p>
@@ -15378,7 +15378,7 @@
                 <w:sz w:val="14"/>
                 <w:szCs w:val="14"/>
               </w:rPr>
-              <w:t xml:space="preserve">Source: CK-12</w:t>
+              <w:t xml:space="preserve">Source: Khan Academy (English - US curriculum)</w:t>
             </w:r>
           </w:p>
           <w:p>
@@ -15386,7 +15386,7 @@
               <w:spacing w:after="10" w:before="0"/>
               <w:ind w:left="120"/>
             </w:pPr>
-            <w:hyperlink w:history="1" r:id="rId3z9lkunj17tez88j_guw8">
+            <w:hyperlink w:history="1" r:id="rIdkxda08mbevilezr62ofmp">
               <w:r>
                 <w:rPr>
                   <w:rFonts w:ascii="Arial" w:cs="Arial" w:eastAsia="Arial" w:hAnsi="Arial"/>
@@ -15581,7 +15581,7 @@
             <w:pPr>
               <w:spacing w:after="20" w:before="0"/>
             </w:pPr>
-            <w:hyperlink w:history="1" r:id="rIdqptuf1o8x-elt8amqscre">
+            <w:hyperlink w:history="1" r:id="rIdzm9zdw1lcmjrvpflsrfxr">
               <w:r>
                 <w:rPr>
                   <w:rFonts w:ascii="Arial" w:cs="Arial" w:eastAsia="Arial" w:hAnsi="Arial"/>
@@ -15590,7 +15590,7 @@
                   <w:szCs w:val="16"/>
                   <w:u w:val="single" w:color="2E75B6"/>
                 </w:rPr>
-                <w:t xml:space="preserve">Comparing with multiplication: magic</w:t>
+                <w:t xml:space="preserve">Solving quadratics by completing the square: no solution</w:t>
               </w:r>
             </w:hyperlink>
           </w:p>
@@ -15614,7 +15614,7 @@
               <w:spacing w:after="10" w:before="0"/>
               <w:ind w:left="120"/>
             </w:pPr>
-            <w:hyperlink w:history="1" r:id="rIdf01kna0hzf14l0q8vvuke">
+            <w:hyperlink w:history="1" r:id="rIde9ezkg6kpi4ohaeoypwft">
               <w:r>
                 <w:rPr>
                   <w:rFonts w:ascii="Arial" w:cs="Arial" w:eastAsia="Arial" w:hAnsi="Arial"/>
@@ -15652,14 +15652,14 @@
                 <w:sz w:val="16"/>
                 <w:szCs w:val="16"/>
               </w:rPr>
-              <w:t xml:space="preserve">📖 HTML:</w:t>
+              <w:t xml:space="preserve">📖 EXERCISE:</w:t>
             </w:r>
           </w:p>
           <w:p>
             <w:pPr>
               <w:spacing w:after="20" w:before="0"/>
             </w:pPr>
-            <w:hyperlink w:history="1" r:id="rIdie9wh0zt5b3ppk7kaqp59">
+            <w:hyperlink w:history="1" r:id="rIde_gwlwpxs7t9knxwe4xlw">
               <w:r>
                 <w:rPr>
                   <w:rFonts w:ascii="Arial" w:cs="Arial" w:eastAsia="Arial" w:hAnsi="Arial"/>
@@ -15668,7 +15668,7 @@
                   <w:szCs w:val="16"/>
                   <w:u w:val="single" w:color="2E75B6"/>
                 </w:rPr>
-                <w:t xml:space="preserve">Square Roots and Irrational Numbers (Flexbook)</w:t>
+                <w:t xml:space="preserve">Completing the square</w:t>
               </w:r>
             </w:hyperlink>
           </w:p>
@@ -15684,7 +15684,7 @@
                 <w:sz w:val="14"/>
                 <w:szCs w:val="14"/>
               </w:rPr>
-              <w:t xml:space="preserve">Source: CK-12</w:t>
+              <w:t xml:space="preserve">Source: Khan Academy (English - US curriculum)</w:t>
             </w:r>
           </w:p>
           <w:p>
@@ -15692,7 +15692,7 @@
               <w:spacing w:after="10" w:before="0"/>
               <w:ind w:left="120"/>
             </w:pPr>
-            <w:hyperlink w:history="1" r:id="rIdcnncqm5ker_a4ymomtnwx">
+            <w:hyperlink w:history="1" r:id="rId0fzvenmv8_uayoishbjil">
               <w:r>
                 <w:rPr>
                   <w:rFonts w:ascii="Arial" w:cs="Arial" w:eastAsia="Arial" w:hAnsi="Arial"/>
@@ -15887,7 +15887,7 @@
             <w:pPr>
               <w:spacing w:after="20" w:before="0"/>
             </w:pPr>
-            <w:hyperlink w:history="1" r:id="rIdzyxpnw3r5cgkgm5oyv1jb">
+            <w:hyperlink w:history="1" r:id="rIduw21tyvreukeov2c9xvbi">
               <w:r>
                 <w:rPr>
                   <w:rFonts w:ascii="Arial" w:cs="Arial" w:eastAsia="Arial" w:hAnsi="Arial"/>
@@ -15896,7 +15896,7 @@
                   <w:szCs w:val="16"/>
                   <w:u w:val="single" w:color="2E75B6"/>
                 </w:rPr>
-                <w:t xml:space="preserve">Comparing with multiplication: magic</w:t>
+                <w:t xml:space="preserve">Solving quadratics by taking square roots: challenge -dubbed(KY)</w:t>
               </w:r>
             </w:hyperlink>
           </w:p>
@@ -15912,7 +15912,7 @@
                 <w:sz w:val="14"/>
                 <w:szCs w:val="14"/>
               </w:rPr>
-              <w:t xml:space="preserve">Source: Khan Academy (English - US curriculum)</w:t>
+              <w:t xml:space="preserve">Source: Khan Academy (Kiswahili)</w:t>
             </w:r>
           </w:p>
           <w:p>
@@ -15920,7 +15920,7 @@
               <w:spacing w:after="10" w:before="0"/>
               <w:ind w:left="120"/>
             </w:pPr>
-            <w:hyperlink w:history="1" r:id="rIdem_e2tkxkzyzo2mbbtoaq">
+            <w:hyperlink w:history="1" r:id="rIdd1_-27hj4vkpz8n2icctt">
               <w:r>
                 <w:rPr>
                   <w:rFonts w:ascii="Arial" w:cs="Arial" w:eastAsia="Arial" w:hAnsi="Arial"/>
@@ -15958,14 +15958,14 @@
                 <w:sz w:val="16"/>
                 <w:szCs w:val="16"/>
               </w:rPr>
-              <w:t xml:space="preserve">📖 HTML:</w:t>
+              <w:t xml:space="preserve">📖 EXERCISE:</w:t>
             </w:r>
           </w:p>
           <w:p>
             <w:pPr>
               <w:spacing w:after="20" w:before="0"/>
             </w:pPr>
-            <w:hyperlink w:history="1" r:id="rIdras0vtaeaab-dtipbhv7x">
+            <w:hyperlink w:history="1" r:id="rIdq_mwvubsdhp32rfcrrpff">
               <w:r>
                 <w:rPr>
                   <w:rFonts w:ascii="Arial" w:cs="Arial" w:eastAsia="Arial" w:hAnsi="Arial"/>
@@ -15974,7 +15974,7 @@
                   <w:szCs w:val="16"/>
                   <w:u w:val="single" w:color="2E75B6"/>
                 </w:rPr>
-                <w:t xml:space="preserve">Square Roots and Irrational Numbers (Flexbook)</w:t>
+                <w:t xml:space="preserve">Completing the square (intermediate)</w:t>
               </w:r>
             </w:hyperlink>
           </w:p>
@@ -15990,7 +15990,7 @@
                 <w:sz w:val="14"/>
                 <w:szCs w:val="14"/>
               </w:rPr>
-              <w:t xml:space="preserve">Source: CK-12</w:t>
+              <w:t xml:space="preserve">Source: Khan Academy (English - US curriculum)</w:t>
             </w:r>
           </w:p>
           <w:p>
@@ -15998,7 +15998,7 @@
               <w:spacing w:after="10" w:before="0"/>
               <w:ind w:left="120"/>
             </w:pPr>
-            <w:hyperlink w:history="1" r:id="rIdjyzozmvvsoc3oid6ikd84">
+            <w:hyperlink w:history="1" r:id="rIdjh4_5alfhci6fx7bhomay">
               <w:r>
                 <w:rPr>
                   <w:rFonts w:ascii="Arial" w:cs="Arial" w:eastAsia="Arial" w:hAnsi="Arial"/>
@@ -16193,7 +16193,7 @@
             <w:pPr>
               <w:spacing w:after="20" w:before="0"/>
             </w:pPr>
-            <w:hyperlink w:history="1" r:id="rIdawbm8nqi7k1ljn8md23yj">
+            <w:hyperlink w:history="1" r:id="rIdkeksrqf7xv_mhfkupanjz">
               <w:r>
                 <w:rPr>
                   <w:rFonts w:ascii="Arial" w:cs="Arial" w:eastAsia="Arial" w:hAnsi="Arial"/>
@@ -16202,7 +16202,7 @@
                   <w:szCs w:val="16"/>
                   <w:u w:val="single" w:color="2E75B6"/>
                 </w:rPr>
-                <w:t xml:space="preserve">Comparing with multiplication: magic</w:t>
+                <w:t xml:space="preserve">Solve by completing the square: Integer solutions</w:t>
               </w:r>
             </w:hyperlink>
           </w:p>
@@ -16226,7 +16226,7 @@
               <w:spacing w:after="10" w:before="0"/>
               <w:ind w:left="120"/>
             </w:pPr>
-            <w:hyperlink w:history="1" r:id="rIdmb_n6tyyawfnbyzd_6smz">
+            <w:hyperlink w:history="1" r:id="rIdfsfkodnwyesvj5xshygxd">
               <w:r>
                 <w:rPr>
                   <w:rFonts w:ascii="Arial" w:cs="Arial" w:eastAsia="Arial" w:hAnsi="Arial"/>
@@ -16271,7 +16271,7 @@
             <w:pPr>
               <w:spacing w:after="20" w:before="0"/>
             </w:pPr>
-            <w:hyperlink w:history="1" r:id="rIdh3wguaadb4vpem-jckwnb">
+            <w:hyperlink w:history="1" r:id="rIdgccodpghcfdtmwlrxwmkz">
               <w:r>
                 <w:rPr>
                   <w:rFonts w:ascii="Arial" w:cs="Arial" w:eastAsia="Arial" w:hAnsi="Arial"/>
@@ -16280,7 +16280,7 @@
                   <w:szCs w:val="16"/>
                   <w:u w:val="single" w:color="2E75B6"/>
                 </w:rPr>
-                <w:t xml:space="preserve">Square Roots and Irrational Numbers (Flexbook)</w:t>
+                <w:t xml:space="preserve">Use Square Roots to Solve Quadratic Equations (Flexbook)</w:t>
               </w:r>
             </w:hyperlink>
           </w:p>
@@ -16304,7 +16304,7 @@
               <w:spacing w:after="10" w:before="0"/>
               <w:ind w:left="120"/>
             </w:pPr>
-            <w:hyperlink w:history="1" r:id="rId6cqjv7ugl37vd8i-zmnbm">
+            <w:hyperlink w:history="1" r:id="rIdw1umyruhzlw5_gnxvoz-t">
               <w:r>
                 <w:rPr>
                   <w:rFonts w:ascii="Arial" w:cs="Arial" w:eastAsia="Arial" w:hAnsi="Arial"/>
@@ -17886,7 +17886,313 @@
             <w:pPr>
               <w:spacing w:after="20" w:before="0"/>
             </w:pPr>
-            <w:hyperlink w:history="1" r:id="rIdmsij-olxriwibsspioqcy">
+            <w:hyperlink w:history="1" r:id="rIdxpyb6q1fmxenprjrzefcr">
+              <w:r>
+                <w:rPr>
+                  <w:rFonts w:ascii="Arial" w:cs="Arial" w:eastAsia="Arial" w:hAnsi="Arial"/>
+                  <w:color w:val="2E75B6"/>
+                  <w:sz w:val="16"/>
+                  <w:szCs w:val="16"/>
+                  <w:u w:val="single" w:color="2E75B6"/>
+                </w:rPr>
+                <w:t xml:space="preserve">Solving quadratic equations: complex roots</w:t>
+              </w:r>
+            </w:hyperlink>
+          </w:p>
+          <w:p>
+            <w:pPr>
+              <w:spacing w:after="10" w:before="0"/>
+              <w:ind w:left="120"/>
+            </w:pPr>
+            <w:r>
+              <w:rPr>
+                <w:rFonts w:ascii="Arial" w:cs="Arial" w:eastAsia="Arial" w:hAnsi="Arial"/>
+                <w:color w:val="595959"/>
+                <w:sz w:val="14"/>
+                <w:szCs w:val="14"/>
+              </w:rPr>
+              <w:t xml:space="preserve">Source: Khan Academy (English - US curriculum)</w:t>
+            </w:r>
+          </w:p>
+          <w:p>
+            <w:pPr>
+              <w:spacing w:after="10" w:before="0"/>
+              <w:ind w:left="120"/>
+            </w:pPr>
+            <w:hyperlink w:history="1" r:id="rIddwjxihv2ipjezzegf4m6i">
+              <w:r>
+                <w:rPr>
+                  <w:rFonts w:ascii="Arial" w:cs="Arial" w:eastAsia="Arial" w:hAnsi="Arial"/>
+                  <w:color w:val="595959"/>
+                  <w:sz w:val="14"/>
+                  <w:szCs w:val="14"/>
+                  <w:u w:val="single" w:color="595959"/>
+                </w:rPr>
+                <w:t xml:space="preserve">🔍 Search ARES for similar videos</w:t>
+              </w:r>
+            </w:hyperlink>
+          </w:p>
+          <w:p>
+            <w:pPr>
+              <w:spacing w:after="40" w:before="0"/>
+            </w:pPr>
+            <w:r>
+              <w:rPr>
+                <w:sz w:val="14"/>
+                <w:szCs w:val="14"/>
+              </w:rPr>
+              <w:t xml:space="preserve"/>
+            </w:r>
+          </w:p>
+          <w:p>
+            <w:pPr>
+              <w:spacing w:after="20" w:before="0"/>
+            </w:pPr>
+            <w:r>
+              <w:rPr>
+                <w:rFonts w:ascii="Arial" w:cs="Arial" w:eastAsia="Arial" w:hAnsi="Arial"/>
+                <w:b/>
+                <w:bCs/>
+                <w:color w:val="1F3864"/>
+                <w:sz w:val="16"/>
+                <w:szCs w:val="16"/>
+              </w:rPr>
+              <w:t xml:space="preserve">📖 EXERCISE:</w:t>
+            </w:r>
+          </w:p>
+          <w:p>
+            <w:pPr>
+              <w:spacing w:after="20" w:before="0"/>
+            </w:pPr>
+            <w:hyperlink w:history="1" r:id="rIdyw9c_y39bvayzef0qwjhs">
+              <w:r>
+                <w:rPr>
+                  <w:rFonts w:ascii="Arial" w:cs="Arial" w:eastAsia="Arial" w:hAnsi="Arial"/>
+                  <w:color w:val="2E75B6"/>
+                  <w:sz w:val="16"/>
+                  <w:szCs w:val="16"/>
+                  <w:u w:val="single" w:color="2E75B6"/>
+                </w:rPr>
+                <w:t xml:space="preserve">Solve quadratic equations: complex solutions</w:t>
+              </w:r>
+            </w:hyperlink>
+          </w:p>
+          <w:p>
+            <w:pPr>
+              <w:spacing w:after="10" w:before="0"/>
+              <w:ind w:left="120"/>
+            </w:pPr>
+            <w:r>
+              <w:rPr>
+                <w:rFonts w:ascii="Arial" w:cs="Arial" w:eastAsia="Arial" w:hAnsi="Arial"/>
+                <w:color w:val="595959"/>
+                <w:sz w:val="14"/>
+                <w:szCs w:val="14"/>
+              </w:rPr>
+              <w:t xml:space="preserve">Source: Khan Academy (English - US curriculum)</w:t>
+            </w:r>
+          </w:p>
+          <w:p>
+            <w:pPr>
+              <w:spacing w:after="10" w:before="0"/>
+              <w:ind w:left="120"/>
+            </w:pPr>
+            <w:hyperlink w:history="1" r:id="rIdod7r_nwnsxycta21vjkpr">
+              <w:r>
+                <w:rPr>
+                  <w:rFonts w:ascii="Arial" w:cs="Arial" w:eastAsia="Arial" w:hAnsi="Arial"/>
+                  <w:color w:val="595959"/>
+                  <w:sz w:val="14"/>
+                  <w:szCs w:val="14"/>
+                  <w:u w:val="single" w:color="595959"/>
+                </w:rPr>
+                <w:t xml:space="preserve">🔍 Search ARES for similar readings</w:t>
+              </w:r>
+            </w:hyperlink>
+          </w:p>
+        </w:tc>
+        <w:tc>
+          <w:tcPr>
+            <w:tcW w:type="dxa" w:w="3040"/>
+            <w:shd w:fill="FFFFFF" w:color="auto" w:val="clear"/>
+            <w:tcMar>
+              <w:top w:type="dxa" w:w="60"/>
+              <w:left w:type="dxa" w:w="120"/>
+              <w:bottom w:type="dxa" w:w="60"/>
+              <w:right w:type="dxa" w:w="120"/>
+            </w:tcMar>
+            <w:vAlign w:val="top"/>
+          </w:tcPr>
+          <w:p>
+            <w:pPr>
+              <w:spacing w:after="40" w:before="0"/>
+              <w:jc w:val="left"/>
+            </w:pPr>
+            <w:r>
+              <w:rPr>
+                <w:rFonts w:ascii="Arial" w:cs="Arial" w:eastAsia="Arial" w:hAnsi="Arial"/>
+                <w:b w:val="false"/>
+                <w:bCs w:val="false"/>
+                <w:i w:val="false"/>
+                <w:iCs w:val="false"/>
+                <w:color w:val="000000"/>
+                <w:sz w:val="18"/>
+                <w:szCs w:val="18"/>
+              </w:rPr>
+              <w:t xml:space="preserve">Students are shown three quadratic equations on the board: (A) x² − 5x + 6 = 0, (B) 2x² − 4x + 2 = 0, and (C) x² + x + 3 = 0. They are asked: 'Which of these equations do you think has two solutions? One solution? No real solutions? Write your prediction and a one-sentence reason in your exercise books. Do NOT solve yet.' Students write individually for 3 minutes, then turn and share with their elbow partner. The teacher takes a quick class poll by show of hands for each equation, recording tallies on the board. Most students will likely predict incorrectly for (C), surfacing the need for a reliable screening tool — the discriminant.</w:t>
+            </w:r>
+          </w:p>
+        </w:tc>
+        <w:tc>
+          <w:tcPr>
+            <w:tcW w:type="dxa" w:w="3040"/>
+            <w:shd w:fill="F2F2F2" w:color="auto" w:val="clear"/>
+            <w:tcMar>
+              <w:top w:type="dxa" w:w="60"/>
+              <w:left w:type="dxa" w:w="120"/>
+              <w:bottom w:type="dxa" w:w="60"/>
+              <w:right w:type="dxa" w:w="120"/>
+            </w:tcMar>
+            <w:vAlign w:val="top"/>
+          </w:tcPr>
+          <w:p>
+            <w:pPr>
+              <w:spacing w:after="40" w:before="0"/>
+              <w:jc w:val="left"/>
+            </w:pPr>
+            <w:r>
+              <w:rPr>
+                <w:rFonts w:ascii="Arial" w:cs="Arial" w:eastAsia="Arial" w:hAnsi="Arial"/>
+                <w:b w:val="false"/>
+                <w:bCs w:val="false"/>
+                <w:i w:val="false"/>
+                <w:iCs w:val="false"/>
+                <w:color w:val="000000"/>
+                <w:sz w:val="18"/>
+                <w:szCs w:val="18"/>
+              </w:rPr>
+              <w:t xml:space="preserve">1. Display the three equations on the board (or ARES screen) and read them aloud. Say: 'Before we learn anything new today, I want to know what your mathematical instincts tell you. Which equation has two answers? Which has one? Which has none?' 2. Allow 3 minutes of silent individual writing — enforce silence with a visible countdown timer. 3. Say: 'Now turn to your elbow partner — you have 90 seconds. Compare predictions and try to agree.' 4. After partner talk, say: 'Hands up — who thinks equation A has two solutions? [Tally.] Who thinks B? Who thinks C?' Record tallies next to each equation. Do NOT confirm or deny. 5. Cold-call 3 students (one per equation) and ask: 'Explain your reasoning in one sentence.' WAIT 12 seconds after each question before accepting answers. 6. Say: 'Keep your predictions visible — by the end of today you will know exactly how to check this without solving the full equation. That tool is called the discriminant, and it comes from something even bigger: the quadratic formula.'</w:t>
+            </w:r>
+          </w:p>
+        </w:tc>
+        <w:tc>
+          <w:tcPr>
+            <w:tcW w:type="dxa" w:w="3040"/>
+            <w:shd w:fill="FFFFFF" w:color="auto" w:val="clear"/>
+            <w:tcMar>
+              <w:top w:type="dxa" w:w="60"/>
+              <w:left w:type="dxa" w:w="120"/>
+              <w:bottom w:type="dxa" w:w="60"/>
+              <w:right w:type="dxa" w:w="120"/>
+            </w:tcMar>
+            <w:vAlign w:val="top"/>
+          </w:tcPr>
+          <w:p>
+            <w:pPr>
+              <w:spacing w:after="40" w:before="0"/>
+              <w:jc w:val="left"/>
+            </w:pPr>
+            <w:r>
+              <w:rPr>
+                <w:rFonts w:ascii="Arial" w:cs="Arial" w:eastAsia="Arial" w:hAnsi="Arial"/>
+                <w:b w:val="false"/>
+                <w:bCs w:val="false"/>
+                <w:i w:val="false"/>
+                <w:iCs w:val="false"/>
+                <w:color w:val="000000"/>
+                <w:sz w:val="18"/>
+                <w:szCs w:val="18"/>
+              </w:rPr>
+              <w:t xml:space="preserve">Prediction with Justification — students are required to give a reason, not just a guess. This activates prior knowledge (number of solutions relates to the graph, which some students may recall), surfaces misconceptions (e.g., 'if the numbers are big it has no solution'), and creates cognitive dissonance that motivates the derivation. The class tally makes disagreement visible and productive.</w:t>
+            </w:r>
+          </w:p>
+        </w:tc>
+        <w:tc>
+          <w:tcPr>
+            <w:tcW w:type="dxa" w:w="3040"/>
+            <w:shd w:fill="F2F2F2" w:color="auto" w:val="clear"/>
+            <w:tcMar>
+              <w:top w:type="dxa" w:w="60"/>
+              <w:left w:type="dxa" w:w="120"/>
+              <w:bottom w:type="dxa" w:w="60"/>
+              <w:right w:type="dxa" w:w="120"/>
+            </w:tcMar>
+            <w:vAlign w:val="top"/>
+          </w:tcPr>
+          <w:p>
+            <w:pPr>
+              <w:spacing w:after="40" w:before="0"/>
+              <w:jc w:val="left"/>
+            </w:pPr>
+            <w:r>
+              <w:rPr>
+                <w:rFonts w:ascii="Arial" w:cs="Arial" w:eastAsia="Arial" w:hAnsi="Arial"/>
+                <w:b w:val="false"/>
+                <w:bCs w:val="false"/>
+                <w:i w:val="false"/>
+                <w:iCs w:val="false"/>
+                <w:color w:val="000000"/>
+                <w:sz w:val="18"/>
+                <w:szCs w:val="18"/>
+              </w:rPr>
+              <w:t xml:space="preserve">Observable indicators: (a) Students write a prediction AND a reason — teacher circulates and flags students who write only a guess with no reasoning (these students need prompting: 'What do you remember about the graph of a quadratic?'). (b) The class tally reveals whether students have any prior intuition about the discriminant. If more than 60% predict correctly for all three, the teacher can accelerate Phase 2; if fewer than 40% are correct, explicitly say 'Most of us are guessing — that is exactly why we need the formula and the discriminant today.'</w:t>
+            </w:r>
+          </w:p>
+        </w:tc>
+      </w:tr>
+      <w:tr>
+        <w:tc>
+          <w:tcPr>
+            <w:tcW w:type="dxa" w:w="1520"/>
+            <w:shd w:fill="D9EEF1" w:color="auto" w:val="clear"/>
+            <w:tcMar>
+              <w:top w:type="dxa" w:w="60"/>
+              <w:left w:type="dxa" w:w="120"/>
+              <w:bottom w:type="dxa" w:w="60"/>
+              <w:right w:type="dxa" w:w="120"/>
+            </w:tcMar>
+            <w:vAlign w:val="top"/>
+          </w:tcPr>
+          <w:p>
+            <w:pPr>
+              <w:spacing w:after="40" w:before="0"/>
+              <w:jc w:val="left"/>
+            </w:pPr>
+            <w:r>
+              <w:rPr>
+                <w:rFonts w:ascii="Arial" w:cs="Arial" w:eastAsia="Arial" w:hAnsi="Arial"/>
+                <w:b/>
+                <w:bCs/>
+                <w:i w:val="false"/>
+                <w:iCs w:val="false"/>
+                <w:color w:val="000000"/>
+                <w:sz w:val="18"/>
+                <w:szCs w:val="18"/>
+              </w:rPr>
+              <w:t xml:space="preserve">Observe Phase</w:t>
+            </w:r>
+          </w:p>
+          <w:p>
+            <w:pPr>
+              <w:spacing w:after="20" w:before="0"/>
+            </w:pPr>
+            <w:r>
+              <w:rPr>
+                <w:rFonts w:ascii="Arial" w:cs="Arial" w:eastAsia="Arial" w:hAnsi="Arial"/>
+                <w:b/>
+                <w:bCs/>
+                <w:color w:val="1F3864"/>
+                <w:sz w:val="16"/>
+                <w:szCs w:val="16"/>
+              </w:rPr>
+              <w:t xml:space="preserve">📹 VIDEO:</w:t>
+            </w:r>
+          </w:p>
+          <w:p>
+            <w:pPr>
+              <w:spacing w:after="20" w:before="0"/>
+            </w:pPr>
+            <w:hyperlink w:history="1" r:id="rId5i4udd502euyiijvonz-b">
               <w:r>
                 <w:rPr>
                   <w:rFonts w:ascii="Arial" w:cs="Arial" w:eastAsia="Arial" w:hAnsi="Arial"/>
@@ -17919,7 +18225,7 @@
               <w:spacing w:after="10" w:before="0"/>
               <w:ind w:left="120"/>
             </w:pPr>
-            <w:hyperlink w:history="1" r:id="rIdnzdbugjzibu2jv4vqyan7">
+            <w:hyperlink w:history="1" r:id="rIdkiihk3zkdyh70wx3siovw">
               <w:r>
                 <w:rPr>
                   <w:rFonts w:ascii="Arial" w:cs="Arial" w:eastAsia="Arial" w:hAnsi="Arial"/>
@@ -17957,14 +18263,14 @@
                 <w:sz w:val="16"/>
                 <w:szCs w:val="16"/>
               </w:rPr>
-              <w:t xml:space="preserve">📖 HTML:</w:t>
+              <w:t xml:space="preserve">📖 EXERCISE:</w:t>
             </w:r>
           </w:p>
           <w:p>
             <w:pPr>
               <w:spacing w:after="20" w:before="0"/>
             </w:pPr>
-            <w:hyperlink w:history="1" r:id="rIdwv0srkwiheyk2dci3cdwc">
+            <w:hyperlink w:history="1" r:id="rId9uqvrtkidf21vwholtiia">
               <w:r>
                 <w:rPr>
                   <w:rFonts w:ascii="Arial" w:cs="Arial" w:eastAsia="Arial" w:hAnsi="Arial"/>
@@ -17973,7 +18279,7 @@
                   <w:szCs w:val="16"/>
                   <w:u w:val="single" w:color="2E75B6"/>
                 </w:rPr>
-                <w:t xml:space="preserve">Finding a Linear Product Using a Quadratic (PLIX)</w:t>
+                <w:t xml:space="preserve">Solve quadratic equations: complex solutions</w:t>
               </w:r>
             </w:hyperlink>
           </w:p>
@@ -17989,7 +18295,7 @@
                 <w:sz w:val="14"/>
                 <w:szCs w:val="14"/>
               </w:rPr>
-              <w:t xml:space="preserve">Source: CK-12</w:t>
+              <w:t xml:space="preserve">Source: Khan Academy (English - US curriculum)</w:t>
             </w:r>
           </w:p>
           <w:p>
@@ -17997,7 +18303,7 @@
               <w:spacing w:after="10" w:before="0"/>
               <w:ind w:left="120"/>
             </w:pPr>
-            <w:hyperlink w:history="1" r:id="rIdhpoml_3ek-xbam-zif0jw">
+            <w:hyperlink w:history="1" r:id="rId48hvuawb413qdy3yhqubm">
               <w:r>
                 <w:rPr>
                   <w:rFonts w:ascii="Arial" w:cs="Arial" w:eastAsia="Arial" w:hAnsi="Arial"/>
@@ -18039,7 +18345,7 @@
                 <w:sz w:val="18"/>
                 <w:szCs w:val="18"/>
               </w:rPr>
-              <w:t xml:space="preserve">Students are shown three quadratic equations on the board: (A) x² − 5x + 6 = 0, (B) 2x² − 4x + 2 = 0, and (C) x² + x + 3 = 0. They are asked: 'Which of these equations do you think has two solutions? One solution? No real solutions? Write your prediction and a one-sentence reason in your exercise books. Do NOT solve yet.' Students write individually for 3 minutes, then turn and share with their elbow partner. The teacher takes a quick class poll by show of hands for each equation, recording tallies on the board. Most students will likely predict incorrectly for (C), surfacing the need for a reliable screening tool — the discriminant.</w:t>
+              <w:t xml:space="preserve">PART A — Deriving the Formula (25 minutes): Each group receives a printed 'Derivation Scaffold' card listing the steps of completing the square on ax² + bx + c = 0, but with key algebraic expressions blanked out. Groups work through the scaffold together, filling in each blank step-by-step on mini-whiteboards. Steps scaffolded: (1) Write ax² + bx + c = 0. (2) Divide by a: x² + (b/a)x + c/a = 0. (3) Move constant: x² + (b/a)x = −c/a. (4) Complete the square: x² + (b/a)x + (b/2a)² = −c/a + (b/2a)². (5) Write as perfect square: (x + b/2a)² = (b² − 4ac)/4a². (6) Square root both sides: x + b/2a = ±√(b² − 4ac)/2a. (7) Isolate x: x = (−b ± √(b² − 4ac))/2a. Groups hold up mini-whiteboards at each step for teacher verification before proceeding. PART B — Mombasa Stone Problem (15 minutes): Students read a scenario card: 'During a Harambee celebration in Mombasa's Old Town, a stone is thrown upward from the top of a 25-metre cliff near the sea. Its height above the water is given by h(t) = −5t² + 20t + 25, where t is in seconds and h is in metres. When does the stone hit the water?' Students set h = 0, write −5t² + 20t + 25 = 0, identify a = −5, b = 20, c = 25, substitute into the quadratic formula, simplify using calculators, and interpret both solutions (t = −1 is rejected since time cannot be negative; t = 5 seconds is the answer). PART C — Mandazi Pricing Problem (8 minutes): Students revisit the mandazi problem from Lesson 4: a vendor's daily profit is modelled by P = −2x² + 40x − 150, where x is price per mandazi in shillings. They find the break-even prices (P = 0) using the quadratic formula and verify using their calculator.</w:t>
             </w:r>
           </w:p>
         </w:tc>
@@ -18071,7 +18377,7 @@
                 <w:sz w:val="18"/>
                 <w:szCs w:val="18"/>
               </w:rPr>
-              <w:t xml:space="preserve">1. Display the three equations on the board (or ARES screen) and read them aloud. Say: 'Before we learn anything new today, I want to know what your mathematical instincts tell you. Which equation has two answers? Which has one? Which has none?' 2. Allow 3 minutes of silent individual writing — enforce silence with a visible countdown timer. 3. Say: 'Now turn to your elbow partner — you have 90 seconds. Compare predictions and try to agree.' 4. After partner talk, say: 'Hands up — who thinks equation A has two solutions? [Tally.] Who thinks B? Who thinks C?' Record tallies next to each equation. Do NOT confirm or deny. 5. Cold-call 3 students (one per equation) and ask: 'Explain your reasoning in one sentence.' WAIT 12 seconds after each question before accepting answers. 6. Say: 'Keep your predictions visible — by the end of today you will know exactly how to check this without solving the full equation. That tool is called the discriminant, and it comes from something even bigger: the quadratic formula.'</w:t>
+              <w:t xml:space="preserve">PART A: 1. Distribute Derivation Scaffold cards. Say: 'This card shows you the skeleton of the most important derivation in this whole unit. Your job as a group is to fill in the missing algebra — you already know every single step because you did completing the square in Lesson 5. This is just doing it with letters instead of numbers.' 2. Circulate and monitor group progress. At Step 4 (completing the square term), anticipate the hardest step: pause the class and say: 'Everyone stop — what is half of b/a? [WAIT 12 seconds.] Cold-call: [Name 1], what did your group write?' Then cold-call a second group: '[Name 2], do you agree? Why?' 3. At Step 6, emphasise: 'Notice the ± sign — this is where both solutions come from. Write that in a box in your notes.' 4. When groups finish, say: 'Hold up your whiteboard showing the final formula. Look around — does every board show the same thing?' Confirm and write the boxed formula on the board: x = (−b ± √(b² − 4ac)) / 2a. PART B: 5. Read the Mombasa stone scenario aloud with expression. Say: 'Wapi mwanafizikia wa Mombasa? — Where is our Mombasa physicist?' (light tone to build engagement). 6. Say: 'Step one — always write the equation in standard form. What is a? What is b? What is c? Write them down before substituting. [WAIT 10 seconds.] [Name 3], tell me your values.' 7. After groups calculate, say: 'You should have two values of t. Are both physically meaningful? Discuss with your group for 60 seconds.' Cold-call: '[Name 4], which solution do you reject and why?' WAIT 12 seconds. 8. Say: 'This is exactly the kind of thinking the Githurai committee needs — equations give you mathematical answers, but YOU must interpret what makes sense in context.' PART C: 9. Say: 'You have 8 minutes — apply the formula to the mandazi problem. Use your calculator. Compare your answers to what you found in Lesson 4 using factorisation.' Circulate, checking that students are correctly identifying a = −2, b = 40, c = −150 and not making sign errors.</w:t>
             </w:r>
           </w:p>
         </w:tc>
@@ -18103,7 +18409,7 @@
                 <w:sz w:val="18"/>
                 <w:szCs w:val="18"/>
               </w:rPr>
-              <w:t xml:space="preserve">Prediction with Justification — students are required to give a reason, not just a guess. This activates prior knowledge (number of solutions relates to the graph, which some students may recall), surfaces misconceptions (e.g., 'if the numbers are big it has no solution'), and creates cognitive dissonance that motivates the derivation. The class tally makes disagreement visible and productive.</w:t>
+              <w:t xml:space="preserve">Structured Derivation with Visible Verification (mini-whiteboards) — by filling in a scaffold rather than copying notes, students actively construct the formula rather than passively receive it. Holding up boards at each step creates a whole-class checkpoint and allows the teacher to identify errors in real time before they compound. The two applied problems immediately contextualise the abstract formula in Kenyan settings, reinforcing the lesson's storyline thread.</w:t>
             </w:r>
           </w:p>
         </w:tc>
@@ -18135,7 +18441,7 @@
                 <w:sz w:val="18"/>
                 <w:szCs w:val="18"/>
               </w:rPr>
-              <w:t xml:space="preserve">Observable indicators: (a) Students write a prediction AND a reason — teacher circulates and flags students who write only a guess with no reasoning (these students need prompting: 'What do you remember about the graph of a quadratic?'). (b) The class tally reveals whether students have any prior intuition about the discriminant. If more than 60% predict correctly for all three, the teacher can accelerate Phase 2; if fewer than 40% are correct, explicitly say 'Most of us are guessing — that is exactly why we need the formula and the discriminant today.'</w:t>
+              <w:t xml:space="preserve">Observable indicators: (a) At each whiteboard check-in during the derivation, teacher looks for: correct handling of the (b/2a)² term (common error: students write b²/2a instead of b²/4a²); correct ± sign placement; correct final formula. (b) In the Mombasa problem, the key observable is whether students reject t = −1 with a valid reason — if they accept both solutions, teacher must address the 'context-filtering' skill. (c) In the mandazi problem, students should obtain x = 5 and x = 15 — if calculator answers differ, teacher checks sign errors in identifying a, b, c. (d) Circulate and note which groups are still struggling with identifying a, b, c in non-standard forms — flag these students for targeted support in Phase 3.</w:t>
             </w:r>
           </w:p>
         </w:tc>
@@ -18144,32 +18450,32 @@
         <w:tc>
           <w:tcPr>
             <w:tcW w:type="dxa" w:w="1520"/>
-            <w:shd w:fill="D9EEF1" w:color="auto" w:val="clear"/>
-            <w:tcMar>
-              <w:top w:type="dxa" w:w="60"/>
-              <w:left w:type="dxa" w:w="120"/>
-              <w:bottom w:type="dxa" w:w="60"/>
-              <w:right w:type="dxa" w:w="120"/>
-            </w:tcMar>
-            <w:vAlign w:val="top"/>
-          </w:tcPr>
-          <w:p>
-            <w:pPr>
-              <w:spacing w:after="40" w:before="0"/>
-              <w:jc w:val="left"/>
-            </w:pPr>
-            <w:r>
-              <w:rPr>
-                <w:rFonts w:ascii="Arial" w:cs="Arial" w:eastAsia="Arial" w:hAnsi="Arial"/>
-                <w:b/>
-                <w:bCs/>
-                <w:i w:val="false"/>
-                <w:iCs w:val="false"/>
-                <w:color w:val="000000"/>
-                <w:sz w:val="18"/>
-                <w:szCs w:val="18"/>
-              </w:rPr>
-              <w:t xml:space="preserve">Observe Phase</w:t>
+            <w:shd w:fill="E2EFDA" w:color="auto" w:val="clear"/>
+            <w:tcMar>
+              <w:top w:type="dxa" w:w="60"/>
+              <w:left w:type="dxa" w:w="120"/>
+              <w:bottom w:type="dxa" w:w="60"/>
+              <w:right w:type="dxa" w:w="120"/>
+            </w:tcMar>
+            <w:vAlign w:val="top"/>
+          </w:tcPr>
+          <w:p>
+            <w:pPr>
+              <w:spacing w:after="40" w:before="0"/>
+              <w:jc w:val="left"/>
+            </w:pPr>
+            <w:r>
+              <w:rPr>
+                <w:rFonts w:ascii="Arial" w:cs="Arial" w:eastAsia="Arial" w:hAnsi="Arial"/>
+                <w:b/>
+                <w:bCs/>
+                <w:i w:val="false"/>
+                <w:iCs w:val="false"/>
+                <w:color w:val="000000"/>
+                <w:sz w:val="18"/>
+                <w:szCs w:val="18"/>
+              </w:rPr>
+              <w:t xml:space="preserve">Explain Phase</w:t>
             </w:r>
           </w:p>
           <w:p>
@@ -18192,7 +18498,7 @@
             <w:pPr>
               <w:spacing w:after="20" w:before="0"/>
             </w:pPr>
-            <w:hyperlink w:history="1" r:id="rId-wjad9abgntsneyjeedbc">
+            <w:hyperlink w:history="1" r:id="rIdavrqjz4x2n2ztezvuqlcd">
               <w:r>
                 <w:rPr>
                   <w:rFonts w:ascii="Arial" w:cs="Arial" w:eastAsia="Arial" w:hAnsi="Arial"/>
@@ -18201,7 +18507,7 @@
                   <w:szCs w:val="16"/>
                   <w:u w:val="single" w:color="2E75B6"/>
                 </w:rPr>
-                <w:t xml:space="preserve">Using the quadratic formula: number of solutions</w:t>
+                <w:t xml:space="preserve">Using the quadratic formula: number of solutions -dubbed(KY)</w:t>
               </w:r>
             </w:hyperlink>
           </w:p>
@@ -18217,7 +18523,7 @@
                 <w:sz w:val="14"/>
                 <w:szCs w:val="14"/>
               </w:rPr>
-              <w:t xml:space="preserve">Source: Khan Academy (English - US curriculum)</w:t>
+              <w:t xml:space="preserve">Source: Khan Academy (Kiswahili)</w:t>
             </w:r>
           </w:p>
           <w:p>
@@ -18225,7 +18531,7 @@
               <w:spacing w:after="10" w:before="0"/>
               <w:ind w:left="120"/>
             </w:pPr>
-            <w:hyperlink w:history="1" r:id="rIddqmr6fjjw5o1ugxoox2u4">
+            <w:hyperlink w:history="1" r:id="rId50lpp3sds9wcfvcoyj2n0">
               <w:r>
                 <w:rPr>
                   <w:rFonts w:ascii="Arial" w:cs="Arial" w:eastAsia="Arial" w:hAnsi="Arial"/>
@@ -18263,14 +18569,14 @@
                 <w:sz w:val="16"/>
                 <w:szCs w:val="16"/>
               </w:rPr>
-              <w:t xml:space="preserve">📖 HTML:</w:t>
+              <w:t xml:space="preserve">📖 EXERCISE:</w:t>
             </w:r>
           </w:p>
           <w:p>
             <w:pPr>
               <w:spacing w:after="20" w:before="0"/>
             </w:pPr>
-            <w:hyperlink w:history="1" r:id="rIdr5hs5dvehgg3wfq-hzqo7">
+            <w:hyperlink w:history="1" r:id="rIdudyzxsdyq9diupc7qxxwo">
               <w:r>
                 <w:rPr>
                   <w:rFonts w:ascii="Arial" w:cs="Arial" w:eastAsia="Arial" w:hAnsi="Arial"/>
@@ -18279,7 +18585,7 @@
                   <w:szCs w:val="16"/>
                   <w:u w:val="single" w:color="2E75B6"/>
                 </w:rPr>
-                <w:t xml:space="preserve">Finding a Linear Product Using a Quadratic (PLIX)</w:t>
+                <w:t xml:space="preserve">Solve quadratic equations: complex solutions</w:t>
               </w:r>
             </w:hyperlink>
           </w:p>
@@ -18295,7 +18601,7 @@
                 <w:sz w:val="14"/>
                 <w:szCs w:val="14"/>
               </w:rPr>
-              <w:t xml:space="preserve">Source: CK-12</w:t>
+              <w:t xml:space="preserve">Source: Khan Academy (English - US curriculum)</w:t>
             </w:r>
           </w:p>
           <w:p>
@@ -18303,7 +18609,7 @@
               <w:spacing w:after="10" w:before="0"/>
               <w:ind w:left="120"/>
             </w:pPr>
-            <w:hyperlink w:history="1" r:id="rIdtxbcijeiwiozih7cdvmie">
+            <w:hyperlink w:history="1" r:id="rIdei1zkqi6vpdyiqzgween2">
               <w:r>
                 <w:rPr>
                   <w:rFonts w:ascii="Arial" w:cs="Arial" w:eastAsia="Arial" w:hAnsi="Arial"/>
@@ -18345,7 +18651,7 @@
                 <w:sz w:val="18"/>
                 <w:szCs w:val="18"/>
               </w:rPr>
-              <w:t xml:space="preserve">PART A — Deriving the Formula (25 minutes): Each group receives a printed 'Derivation Scaffold' card listing the steps of completing the square on ax² + bx + c = 0, but with key algebraic expressions blanked out. Groups work through the scaffold together, filling in each blank step-by-step on mini-whiteboards. Steps scaffolded: (1) Write ax² + bx + c = 0. (2) Divide by a: x² + (b/a)x + c/a = 0. (3) Move constant: x² + (b/a)x = −c/a. (4) Complete the square: x² + (b/a)x + (b/2a)² = −c/a + (b/2a)². (5) Write as perfect square: (x + b/2a)² = (b² − 4ac)/4a². (6) Square root both sides: x + b/2a = ±√(b² − 4ac)/2a. (7) Isolate x: x = (−b ± √(b² − 4ac))/2a. Groups hold up mini-whiteboards at each step for teacher verification before proceeding. PART B — Mombasa Stone Problem (15 minutes): Students read a scenario card: 'During a Harambee celebration in Mombasa's Old Town, a stone is thrown upward from the top of a 25-metre cliff near the sea. Its height above the water is given by h(t) = −5t² + 20t + 25, where t is in seconds and h is in metres. When does the stone hit the water?' Students set h = 0, write −5t² + 20t + 25 = 0, identify a = −5, b = 20, c = 25, substitute into the quadratic formula, simplify using calculators, and interpret both solutions (t = −1 is rejected since time cannot be negative; t = 5 seconds is the answer). PART C — Mandazi Pricing Problem (8 minutes): Students revisit the mandazi problem from Lesson 4: a vendor's daily profit is modelled by P = −2x² + 40x − 150, where x is price per mandazi in shillings. They find the break-even prices (P = 0) using the quadratic formula and verify using their calculator.</w:t>
+              <w:t xml:space="preserve">PART A — Discriminant Investigation (10 minutes): Students return to the three equations from Phase 1 (Predict). For each equation, they calculate b² − 4ac without solving fully, record the value, and classify it (positive, zero, or negative). They then solve all three fully using the quadratic formula and observe: equation A gives two distinct solutions; equation B gives one repeated solution; equation C involves √(negative number) and they see it has no real solutions. Students complete a summary table in their books: Equation | a | b | c | Δ = b²−4ac | Nature of solutions. PART B — Method Comparison Table (8 minutes): Groups complete a comparison table in their exercise books contrasting factorisation, completing the square, and the quadratic formula across four criteria: (1) speed, (2) always works?, (3) gives exact vs decimal answers, (4) best used when? Students discuss: 'Which method would you use for the Githurai hall problem (w² + 2w − 120 = 0)? Can you factorise it? Can the formula handle it?' They confirm that w² + 2w − 120 = 0 CAN be factorised (tested in earlier lessons) but the formula would also work.</w:t>
             </w:r>
           </w:p>
         </w:tc>
@@ -18377,7 +18683,7 @@
                 <w:sz w:val="18"/>
                 <w:szCs w:val="18"/>
               </w:rPr>
-              <w:t xml:space="preserve">PART A: 1. Distribute Derivation Scaffold cards. Say: 'This card shows you the skeleton of the most important derivation in this whole unit. Your job as a group is to fill in the missing algebra — you already know every single step because you did completing the square in Lesson 5. This is just doing it with letters instead of numbers.' 2. Circulate and monitor group progress. At Step 4 (completing the square term), anticipate the hardest step: pause the class and say: 'Everyone stop — what is half of b/a? [WAIT 12 seconds.] Cold-call: [Name 1], what did your group write?' Then cold-call a second group: '[Name 2], do you agree? Why?' 3. At Step 6, emphasise: 'Notice the ± sign — this is where both solutions come from. Write that in a box in your notes.' 4. When groups finish, say: 'Hold up your whiteboard showing the final formula. Look around — does every board show the same thing?' Confirm and write the boxed formula on the board: x = (−b ± √(b² − 4ac)) / 2a. PART B: 5. Read the Mombasa stone scenario aloud with expression. Say: 'Wapi mwanafizikia wa Mombasa? — Where is our Mombasa physicist?' (light tone to build engagement). 6. Say: 'Step one — always write the equation in standard form. What is a? What is b? What is c? Write them down before substituting. [WAIT 10 seconds.] [Name 3], tell me your values.' 7. After groups calculate, say: 'You should have two values of t. Are both physically meaningful? Discuss with your group for 60 seconds.' Cold-call: '[Name 4], which solution do you reject and why?' WAIT 12 seconds. 8. Say: 'This is exactly the kind of thinking the Githurai committee needs — equations give you mathematical answers, but YOU must interpret what makes sense in context.' PART C: 9. Say: 'You have 8 minutes — apply the formula to the mandazi problem. Use your calculator. Compare your answers to what you found in Lesson 4 using factorisation.' Circulate, checking that students are correctly identifying a = −2, b = 40, c = −150 and not making sign errors.</w:t>
+              <w:t xml:space="preserve">PART A: 1. Say: 'Go back to your Phase 1 predictions. Now calculate b² − 4ac for each equation — just that expression, nothing more yet. [WAIT 15 seconds for students to start.] 2. After 3 minutes, cold-call three different students — one per equation — to state their discriminant value. WAIT 12 seconds each time. Record values on the board next to the tallies from Phase 1. 3. Say: 'Now solve equation C using the formula. What happens when you try to find the square root of a negative number on your calculator? [WAIT 10 seconds.] [Name 5], what did your calculator display?' Expected: ERROR or a non-real result. 4. Say: 'That error message is mathematics telling you something important. Equation C has no real solutions — and you could have known that in five seconds just by checking the discriminant. This is the power of Δ.' Write on the board: Δ &gt; 0 → 2 real solutions | Δ = 0 → 1 real solution | Δ &lt; 0 → no real solutions. 5. Return to Phase 1 tallies: 'How many of us predicted correctly? Were our instincts right?' Celebrate correct predictions and acknowledge the challenge. PART B: 6. Say: 'You have now used three methods to solve quadratic equations. Take 8 minutes to complete the comparison table in your exercise books. Be honest — when is factorisation faster? When is the formula safer?' 7. After 5 minutes, ask: 'For the Githurai hall problem — w² + 2w − 120 = 0 — which method is fastest?' Cold-call [Name 6] and [Name 7] for potentially different answers. WAIT 12 seconds each. Validate both if correct: 'Both work — factorisation is faster here because the factors are integers; the formula is more powerful for non-factorisable equations.'</w:t>
             </w:r>
           </w:p>
         </w:tc>
@@ -18409,7 +18715,7 @@
                 <w:sz w:val="18"/>
                 <w:szCs w:val="18"/>
               </w:rPr>
-              <w:t xml:space="preserve">Structured Derivation with Visible Verification (mini-whiteboards) — by filling in a scaffold rather than copying notes, students actively construct the formula rather than passively receive it. Holding up boards at each step creates a whole-class checkpoint and allows the teacher to identify errors in real time before they compound. The two applied problems immediately contextualise the abstract formula in Kenyan settings, reinforcing the lesson's storyline thread.</w:t>
+              <w:t xml:space="preserve">Claim-Evidence-Reasoning (CER) applied to method selection — students are not just practising procedures; they are making claims ('factorisation is faster'), supporting them with evidence (the comparison table), and reasoning about when each tool is appropriate. This builds metacognitive awareness of mathematical methods, which is a core CBE competency. The return to Phase 1 predictions closes the cognitive loop opened at the start of the lesson.</w:t>
             </w:r>
           </w:p>
         </w:tc>
@@ -18441,7 +18747,7 @@
                 <w:sz w:val="18"/>
                 <w:szCs w:val="18"/>
               </w:rPr>
-              <w:t xml:space="preserve">Observable indicators: (a) At each whiteboard check-in during the derivation, teacher looks for: correct handling of the (b/2a)² term (common error: students write b²/2a instead of b²/4a²); correct ± sign placement; correct final formula. (b) In the Mombasa problem, the key observable is whether students reject t = −1 with a valid reason — if they accept both solutions, teacher must address the 'context-filtering' skill. (c) In the mandazi problem, students should obtain x = 5 and x = 15 — if calculator answers differ, teacher checks sign errors in identifying a, b, c. (d) Circulate and note which groups are still struggling with identifying a, b, c in non-standard forms — flag these students for targeted support in Phase 3.</w:t>
+              <w:t xml:space="preserve">Observable indicators: (a) Discriminant table is complete and correct — teacher checks that students have correctly computed Δ for all three equations (A: Δ = 1, B: Δ = 0, C: Δ = −11) and matched the correct nature of solutions. (b) Method comparison table shows nuanced reasoning, not just 'formula is best' — students should identify that factorisation is faster for 'nice' equations. (c) When asked about the Githurai hall equation, students should be able to confirm it is factorisable (w + 12)(w − 10) = 0 — this is a direct preview of Lesson 7. Students who cannot recall this from earlier lessons need a quick prompt back to their Lesson 3 notes.</w:t>
             </w:r>
           </w:p>
         </w:tc>
@@ -18450,32 +18756,32 @@
         <w:tc>
           <w:tcPr>
             <w:tcW w:type="dxa" w:w="1520"/>
-            <w:shd w:fill="E2EFDA" w:color="auto" w:val="clear"/>
-            <w:tcMar>
-              <w:top w:type="dxa" w:w="60"/>
-              <w:left w:type="dxa" w:w="120"/>
-              <w:bottom w:type="dxa" w:w="60"/>
-              <w:right w:type="dxa" w:w="120"/>
-            </w:tcMar>
-            <w:vAlign w:val="top"/>
-          </w:tcPr>
-          <w:p>
-            <w:pPr>
-              <w:spacing w:after="40" w:before="0"/>
-              <w:jc w:val="left"/>
-            </w:pPr>
-            <w:r>
-              <w:rPr>
-                <w:rFonts w:ascii="Arial" w:cs="Arial" w:eastAsia="Arial" w:hAnsi="Arial"/>
-                <w:b/>
-                <w:bCs/>
-                <w:i w:val="false"/>
-                <w:iCs w:val="false"/>
-                <w:color w:val="000000"/>
-                <w:sz w:val="18"/>
-                <w:szCs w:val="18"/>
-              </w:rPr>
-              <w:t xml:space="preserve">Explain Phase</w:t>
+            <w:shd w:fill="FCE4D6" w:color="auto" w:val="clear"/>
+            <w:tcMar>
+              <w:top w:type="dxa" w:w="60"/>
+              <w:left w:type="dxa" w:w="120"/>
+              <w:bottom w:type="dxa" w:w="60"/>
+              <w:right w:type="dxa" w:w="120"/>
+            </w:tcMar>
+            <w:vAlign w:val="top"/>
+          </w:tcPr>
+          <w:p>
+            <w:pPr>
+              <w:spacing w:after="40" w:before="0"/>
+              <w:jc w:val="left"/>
+            </w:pPr>
+            <w:r>
+              <w:rPr>
+                <w:rFonts w:ascii="Arial" w:cs="Arial" w:eastAsia="Arial" w:hAnsi="Arial"/>
+                <w:b/>
+                <w:bCs/>
+                <w:i w:val="false"/>
+                <w:iCs w:val="false"/>
+                <w:color w:val="000000"/>
+                <w:sz w:val="18"/>
+                <w:szCs w:val="18"/>
+              </w:rPr>
+              <w:t xml:space="preserve">Driving Question Board (DQB) Creation</w:t>
             </w:r>
           </w:p>
           <w:p>
@@ -18498,7 +18804,7 @@
             <w:pPr>
               <w:spacing w:after="20" w:before="0"/>
             </w:pPr>
-            <w:hyperlink w:history="1" r:id="rIdzsuhsylo0pnfniusiimnu">
+            <w:hyperlink w:history="1" r:id="rIdn1qor1qnlcvsvutdmmif6">
               <w:r>
                 <w:rPr>
                   <w:rFonts w:ascii="Arial" w:cs="Arial" w:eastAsia="Arial" w:hAnsi="Arial"/>
@@ -18507,7 +18813,7 @@
                   <w:szCs w:val="16"/>
                   <w:u w:val="single" w:color="2E75B6"/>
                 </w:rPr>
-                <w:t xml:space="preserve">Using the quadratic formula: number of solutions</w:t>
+                <w:t xml:space="preserve">Proof of the quadratic formula</w:t>
               </w:r>
             </w:hyperlink>
           </w:p>
@@ -18531,7 +18837,7 @@
               <w:spacing w:after="10" w:before="0"/>
               <w:ind w:left="120"/>
             </w:pPr>
-            <w:hyperlink w:history="1" r:id="rIdfdvnmbikz9m_76azke4m8">
+            <w:hyperlink w:history="1" r:id="rIdqcbxtajittfgmmjpqgzed">
               <w:r>
                 <w:rPr>
                   <w:rFonts w:ascii="Arial" w:cs="Arial" w:eastAsia="Arial" w:hAnsi="Arial"/>
@@ -18569,14 +18875,14 @@
                 <w:sz w:val="16"/>
                 <w:szCs w:val="16"/>
               </w:rPr>
-              <w:t xml:space="preserve">📖 HTML:</w:t>
+              <w:t xml:space="preserve">📖 EXERCISE:</w:t>
             </w:r>
           </w:p>
           <w:p>
             <w:pPr>
               <w:spacing w:after="20" w:before="0"/>
             </w:pPr>
-            <w:hyperlink w:history="1" r:id="rIdbl01_kmr8ts-jj_9n3lvp">
+            <w:hyperlink w:history="1" r:id="rIdl07disqfkg0c9vti3isxp">
               <w:r>
                 <w:rPr>
                   <w:rFonts w:ascii="Arial" w:cs="Arial" w:eastAsia="Arial" w:hAnsi="Arial"/>
@@ -18585,7 +18891,7 @@
                   <w:szCs w:val="16"/>
                   <w:u w:val="single" w:color="2E75B6"/>
                 </w:rPr>
-                <w:t xml:space="preserve">Finding a Linear Product Using a Quadratic (PLIX)</w:t>
+                <w:t xml:space="preserve">Solve quadratic equations: complex solutions</w:t>
               </w:r>
             </w:hyperlink>
           </w:p>
@@ -18601,7 +18907,7 @@
                 <w:sz w:val="14"/>
                 <w:szCs w:val="14"/>
               </w:rPr>
-              <w:t xml:space="preserve">Source: CK-12</w:t>
+              <w:t xml:space="preserve">Source: Khan Academy (English - US curriculum)</w:t>
             </w:r>
           </w:p>
           <w:p>
@@ -18609,7 +18915,7 @@
               <w:spacing w:after="10" w:before="0"/>
               <w:ind w:left="120"/>
             </w:pPr>
-            <w:hyperlink w:history="1" r:id="rIdi3q0hfj8oaigdtg7chipx">
+            <w:hyperlink w:history="1" r:id="rId2ehjc58eciljkxy8er7m2">
               <w:r>
                 <w:rPr>
                   <w:rFonts w:ascii="Arial" w:cs="Arial" w:eastAsia="Arial" w:hAnsi="Arial"/>
@@ -18651,7 +18957,7 @@
                 <w:sz w:val="18"/>
                 <w:szCs w:val="18"/>
               </w:rPr>
-              <w:t xml:space="preserve">PART A — Discriminant Investigation (10 minutes): Students return to the three equations from Phase 1 (Predict). For each equation, they calculate b² − 4ac without solving fully, record the value, and classify it (positive, zero, or negative). They then solve all three fully using the quadratic formula and observe: equation A gives two distinct solutions; equation B gives one repeated solution; equation C involves √(negative number) and they see it has no real solutions. Students complete a summary table in their books: Equation | a | b | c | Δ = b²−4ac | Nature of solutions. PART B — Method Comparison Table (8 minutes): Groups complete a comparison table in their exercise books contrasting factorisation, completing the square, and the quadratic formula across four criteria: (1) speed, (2) always works?, (3) gives exact vs decimal answers, (4) best used when? Students discuss: 'Which method would you use for the Githurai hall problem (w² + 2w − 120 = 0)? Can you factorise it? Can the formula handle it?' They confirm that w² + 2w − 120 = 0 CAN be factorised (tested in earlier lessons) but the formula would also work.</w:t>
+              <w:t xml:space="preserve">Each student receives one sticky note (or enters a response on the ARES platform if using digital devices). They respond to the DQB prompt: 'What new understanding do you have about solving quadratic equations — and how does today's lesson change what you would do to solve the Githurai hall problem?' Students write their response, then post it under the relevant DQB column: 'What we now know' or 'What we still wonder'. The class reads 4–5 posted notes aloud. The teacher writes the lesson's anchor statement on the DQB: 'THE QUADRATIC FORMULA is a universal tool — it solves any quadratic equation. The discriminant (b² − 4ac) tells us how many real solutions exist before we fully solve.' Students also update the 'Methods Available' section of the DQB to now show three methods: Factorisation | Completing the Square | Quadratic Formula.</w:t>
             </w:r>
           </w:p>
         </w:tc>
@@ -18683,7 +18989,7 @@
                 <w:sz w:val="18"/>
                 <w:szCs w:val="18"/>
               </w:rPr>
-              <w:t xml:space="preserve">PART A: 1. Say: 'Go back to your Phase 1 predictions. Now calculate b² − 4ac for each equation — just that expression, nothing more yet. [WAIT 15 seconds for students to start.] 2. After 3 minutes, cold-call three different students — one per equation — to state their discriminant value. WAIT 12 seconds each time. Record values on the board next to the tallies from Phase 1. 3. Say: 'Now solve equation C using the formula. What happens when you try to find the square root of a negative number on your calculator? [WAIT 10 seconds.] [Name 5], what did your calculator display?' Expected: ERROR or a non-real result. 4. Say: 'That error message is mathematics telling you something important. Equation C has no real solutions — and you could have known that in five seconds just by checking the discriminant. This is the power of Δ.' Write on the board: Δ &gt; 0 → 2 real solutions | Δ = 0 → 1 real solution | Δ &lt; 0 → no real solutions. 5. Return to Phase 1 tallies: 'How many of us predicted correctly? Were our instincts right?' Celebrate correct predictions and acknowledge the challenge. PART B: 6. Say: 'You have now used three methods to solve quadratic equations. Take 8 minutes to complete the comparison table in your exercise books. Be honest — when is factorisation faster? When is the formula safer?' 7. After 5 minutes, ask: 'For the Githurai hall problem — w² + 2w − 120 = 0 — which method is fastest?' Cold-call [Name 6] and [Name 7] for potentially different answers. WAIT 12 seconds each. Validate both if correct: 'Both work — factorisation is faster here because the factors are integers; the formula is more powerful for non-factorisable equations.'</w:t>
+              <w:t xml:space="preserve">1. Say: 'We started this unit with a committee in Githurai who couldn't find the hall dimensions. Look at our DQB — we have been building a toolkit lesson by lesson. Today we added the most powerful tool: the quadratic formula. Take 3 minutes to write your sticky note response.' 2. Circulate and read notes as students write. Identify 2 'What we still wonder' notes that raise genuine mathematical questions (e.g., 'What if a = 0?' or 'Can you get a complex number as an answer?') — these will be used to close the lesson. 3. After posting, read 3 'What we now know' notes and 2 'What we still wonder' notes aloud to the class. For each 'wonder' note, say: 'That is a great mathematical question. Write it in your exercise book — it may be explored in future mathematics courses.' 4. Write the anchor statement on the DQB in a new colour (e.g., green) to mark it as Lesson 6's contribution. 5. Point to the Githurai hall problem on the DQB: 'w² + 2w − 120 = 0. We could now solve this with any of our three methods. In Lesson 7 — our final lesson — you will choose your method, solve it completely, interpret the answer, and present your solution as if you were reporting back to the Githurai Harambee committee.'</w:t>
             </w:r>
           </w:p>
         </w:tc>
@@ -18715,7 +19021,7 @@
                 <w:sz w:val="18"/>
                 <w:szCs w:val="18"/>
               </w:rPr>
-              <w:t xml:space="preserve">Claim-Evidence-Reasoning (CER) applied to method selection — students are not just practising procedures; they are making claims ('factorisation is faster'), supporting them with evidence (the comparison table), and reasoning about when each tool is appropriate. This builds metacognitive awareness of mathematical methods, which is a core CBE competency. The return to Phase 1 predictions closes the cognitive loop opened at the start of the lesson.</w:t>
+              <w:t xml:space="preserve">Collaborative DQB Updating — the public, cumulative nature of the DQB makes students' growing understanding visible over time. By physically adding to the board and seeing it fill up across lessons, students experience a concrete narrative of intellectual progress. Connecting today's entry to Lesson 7's culminating task creates forward momentum and purpose.</w:t>
             </w:r>
           </w:p>
         </w:tc>
@@ -18747,7 +19053,7 @@
                 <w:sz w:val="18"/>
                 <w:szCs w:val="18"/>
               </w:rPr>
-              <w:t xml:space="preserve">Observable indicators: (a) Discriminant table is complete and correct — teacher checks that students have correctly computed Δ for all three equations (A: Δ = 1, B: Δ = 0, C: Δ = −11) and matched the correct nature of solutions. (b) Method comparison table shows nuanced reasoning, not just 'formula is best' — students should identify that factorisation is faster for 'nice' equations. (c) When asked about the Githurai hall equation, students should be able to confirm it is factorisable (w + 12)(w − 10) = 0 — this is a direct preview of Lesson 7. Students who cannot recall this from earlier lessons need a quick prompt back to their Lesson 3 notes.</w:t>
+              <w:t xml:space="preserve">Observable indicators: (a) Sticky notes reference the quadratic formula, the discriminant, or method comparison — generic notes ('I learned about quadratic equations') indicate surface-level engagement and require a teacher follow-up question: 'Can you be more specific about what the formula tells us?' (b) The 'What we still wonder' notes reveal whether students are thinking beyond procedures (e.g., wondering about complex numbers or the graphical meaning of the discriminant) — these are signs of higher-order engagement. (c) Students who cannot connect today's learning to the Githurai hall problem need a direct prompt: 'What are the values of a, b, and c for the Githurai equation?'</w:t>
             </w:r>
           </w:p>
         </w:tc>
@@ -18756,32 +19062,32 @@
         <w:tc>
           <w:tcPr>
             <w:tcW w:type="dxa" w:w="1520"/>
-            <w:shd w:fill="FCE4D6" w:color="auto" w:val="clear"/>
-            <w:tcMar>
-              <w:top w:type="dxa" w:w="60"/>
-              <w:left w:type="dxa" w:w="120"/>
-              <w:bottom w:type="dxa" w:w="60"/>
-              <w:right w:type="dxa" w:w="120"/>
-            </w:tcMar>
-            <w:vAlign w:val="top"/>
-          </w:tcPr>
-          <w:p>
-            <w:pPr>
-              <w:spacing w:after="40" w:before="0"/>
-              <w:jc w:val="left"/>
-            </w:pPr>
-            <w:r>
-              <w:rPr>
-                <w:rFonts w:ascii="Arial" w:cs="Arial" w:eastAsia="Arial" w:hAnsi="Arial"/>
-                <w:b/>
-                <w:bCs/>
-                <w:i w:val="false"/>
-                <w:iCs w:val="false"/>
-                <w:color w:val="000000"/>
-                <w:sz w:val="18"/>
-                <w:szCs w:val="18"/>
-              </w:rPr>
-              <w:t xml:space="preserve">Driving Question Board (DQB) Creation</w:t>
+            <w:shd w:fill="D5E8F0" w:color="auto" w:val="clear"/>
+            <w:tcMar>
+              <w:top w:type="dxa" w:w="60"/>
+              <w:left w:type="dxa" w:w="120"/>
+              <w:bottom w:type="dxa" w:w="60"/>
+              <w:right w:type="dxa" w:w="120"/>
+            </w:tcMar>
+            <w:vAlign w:val="top"/>
+          </w:tcPr>
+          <w:p>
+            <w:pPr>
+              <w:spacing w:after="40" w:before="0"/>
+              <w:jc w:val="left"/>
+            </w:pPr>
+            <w:r>
+              <w:rPr>
+                <w:rFonts w:ascii="Arial" w:cs="Arial" w:eastAsia="Arial" w:hAnsi="Arial"/>
+                <w:b/>
+                <w:bCs/>
+                <w:i w:val="false"/>
+                <w:iCs w:val="false"/>
+                <w:color w:val="000000"/>
+                <w:sz w:val="18"/>
+                <w:szCs w:val="18"/>
+              </w:rPr>
+              <w:t xml:space="preserve">Model Building Phase</w:t>
             </w:r>
           </w:p>
           <w:p>
@@ -18804,7 +19110,7 @@
             <w:pPr>
               <w:spacing w:after="20" w:before="0"/>
             </w:pPr>
-            <w:hyperlink w:history="1" r:id="rIdlsbuygqmaox1tjqwvxpwz">
+            <w:hyperlink w:history="1" r:id="rIdlt06xnbuflt1y6bdnrq76">
               <w:r>
                 <w:rPr>
                   <w:rFonts w:ascii="Arial" w:cs="Arial" w:eastAsia="Arial" w:hAnsi="Arial"/>
@@ -18813,7 +19119,7 @@
                   <w:szCs w:val="16"/>
                   <w:u w:val="single" w:color="2E75B6"/>
                 </w:rPr>
-                <w:t xml:space="preserve">Using the quadratic formula: number of solutions</w:t>
+                <w:t xml:space="preserve">Solving quadratic equations: complex roots</w:t>
               </w:r>
             </w:hyperlink>
           </w:p>
@@ -18837,7 +19143,7 @@
               <w:spacing w:after="10" w:before="0"/>
               <w:ind w:left="120"/>
             </w:pPr>
-            <w:hyperlink w:history="1" r:id="rIdjhogheiaht8mjl9z1n0zx">
+            <w:hyperlink w:history="1" r:id="rId7kbnegajlyiwwmvu0xfic">
               <w:r>
                 <w:rPr>
                   <w:rFonts w:ascii="Arial" w:cs="Arial" w:eastAsia="Arial" w:hAnsi="Arial"/>
@@ -18875,14 +19181,14 @@
                 <w:sz w:val="16"/>
                 <w:szCs w:val="16"/>
               </w:rPr>
-              <w:t xml:space="preserve">📖 HTML:</w:t>
+              <w:t xml:space="preserve">📖 EXERCISE:</w:t>
             </w:r>
           </w:p>
           <w:p>
             <w:pPr>
               <w:spacing w:after="20" w:before="0"/>
             </w:pPr>
-            <w:hyperlink w:history="1" r:id="rIdoaoeyrixoxnlclcexvnot">
+            <w:hyperlink w:history="1" r:id="rIdbv0viqibdyxuk5cnvyc8p">
               <w:r>
                 <w:rPr>
                   <w:rFonts w:ascii="Arial" w:cs="Arial" w:eastAsia="Arial" w:hAnsi="Arial"/>
@@ -18891,7 +19197,7 @@
                   <w:szCs w:val="16"/>
                   <w:u w:val="single" w:color="2E75B6"/>
                 </w:rPr>
-                <w:t xml:space="preserve">Finding a Linear Product Using a Quadratic (PLIX)</w:t>
+                <w:t xml:space="preserve">Solve quadratic equations: complex solutions</w:t>
               </w:r>
             </w:hyperlink>
           </w:p>
@@ -18907,7 +19213,7 @@
                 <w:sz w:val="14"/>
                 <w:szCs w:val="14"/>
               </w:rPr>
-              <w:t xml:space="preserve">Source: CK-12</w:t>
+              <w:t xml:space="preserve">Source: Khan Academy (English - US curriculum)</w:t>
             </w:r>
           </w:p>
           <w:p>
@@ -18915,313 +19221,7 @@
               <w:spacing w:after="10" w:before="0"/>
               <w:ind w:left="120"/>
             </w:pPr>
-            <w:hyperlink w:history="1" r:id="rIdpdw3xhrv8xez_cdv704tg">
-              <w:r>
-                <w:rPr>
-                  <w:rFonts w:ascii="Arial" w:cs="Arial" w:eastAsia="Arial" w:hAnsi="Arial"/>
-                  <w:color w:val="595959"/>
-                  <w:sz w:val="14"/>
-                  <w:szCs w:val="14"/>
-                  <w:u w:val="single" w:color="595959"/>
-                </w:rPr>
-                <w:t xml:space="preserve">🔍 Search ARES for similar readings</w:t>
-              </w:r>
-            </w:hyperlink>
-          </w:p>
-        </w:tc>
-        <w:tc>
-          <w:tcPr>
-            <w:tcW w:type="dxa" w:w="3040"/>
-            <w:shd w:fill="FFFFFF" w:color="auto" w:val="clear"/>
-            <w:tcMar>
-              <w:top w:type="dxa" w:w="60"/>
-              <w:left w:type="dxa" w:w="120"/>
-              <w:bottom w:type="dxa" w:w="60"/>
-              <w:right w:type="dxa" w:w="120"/>
-            </w:tcMar>
-            <w:vAlign w:val="top"/>
-          </w:tcPr>
-          <w:p>
-            <w:pPr>
-              <w:spacing w:after="40" w:before="0"/>
-              <w:jc w:val="left"/>
-            </w:pPr>
-            <w:r>
-              <w:rPr>
-                <w:rFonts w:ascii="Arial" w:cs="Arial" w:eastAsia="Arial" w:hAnsi="Arial"/>
-                <w:b w:val="false"/>
-                <w:bCs w:val="false"/>
-                <w:i w:val="false"/>
-                <w:iCs w:val="false"/>
-                <w:color w:val="000000"/>
-                <w:sz w:val="18"/>
-                <w:szCs w:val="18"/>
-              </w:rPr>
-              <w:t xml:space="preserve">Each student receives one sticky note (or enters a response on the ARES platform if using digital devices). They respond to the DQB prompt: 'What new understanding do you have about solving quadratic equations — and how does today's lesson change what you would do to solve the Githurai hall problem?' Students write their response, then post it under the relevant DQB column: 'What we now know' or 'What we still wonder'. The class reads 4–5 posted notes aloud. The teacher writes the lesson's anchor statement on the DQB: 'THE QUADRATIC FORMULA is a universal tool — it solves any quadratic equation. The discriminant (b² − 4ac) tells us how many real solutions exist before we fully solve.' Students also update the 'Methods Available' section of the DQB to now show three methods: Factorisation | Completing the Square | Quadratic Formula.</w:t>
-            </w:r>
-          </w:p>
-        </w:tc>
-        <w:tc>
-          <w:tcPr>
-            <w:tcW w:type="dxa" w:w="3040"/>
-            <w:shd w:fill="F2F2F2" w:color="auto" w:val="clear"/>
-            <w:tcMar>
-              <w:top w:type="dxa" w:w="60"/>
-              <w:left w:type="dxa" w:w="120"/>
-              <w:bottom w:type="dxa" w:w="60"/>
-              <w:right w:type="dxa" w:w="120"/>
-            </w:tcMar>
-            <w:vAlign w:val="top"/>
-          </w:tcPr>
-          <w:p>
-            <w:pPr>
-              <w:spacing w:after="40" w:before="0"/>
-              <w:jc w:val="left"/>
-            </w:pPr>
-            <w:r>
-              <w:rPr>
-                <w:rFonts w:ascii="Arial" w:cs="Arial" w:eastAsia="Arial" w:hAnsi="Arial"/>
-                <w:b w:val="false"/>
-                <w:bCs w:val="false"/>
-                <w:i w:val="false"/>
-                <w:iCs w:val="false"/>
-                <w:color w:val="000000"/>
-                <w:sz w:val="18"/>
-                <w:szCs w:val="18"/>
-              </w:rPr>
-              <w:t xml:space="preserve">1. Say: 'We started this unit with a committee in Githurai who couldn't find the hall dimensions. Look at our DQB — we have been building a toolkit lesson by lesson. Today we added the most powerful tool: the quadratic formula. Take 3 minutes to write your sticky note response.' 2. Circulate and read notes as students write. Identify 2 'What we still wonder' notes that raise genuine mathematical questions (e.g., 'What if a = 0?' or 'Can you get a complex number as an answer?') — these will be used to close the lesson. 3. After posting, read 3 'What we now know' notes and 2 'What we still wonder' notes aloud to the class. For each 'wonder' note, say: 'That is a great mathematical question. Write it in your exercise book — it may be explored in future mathematics courses.' 4. Write the anchor statement on the DQB in a new colour (e.g., green) to mark it as Lesson 6's contribution. 5. Point to the Githurai hall problem on the DQB: 'w² + 2w − 120 = 0. We could now solve this with any of our three methods. In Lesson 7 — our final lesson — you will choose your method, solve it completely, interpret the answer, and present your solution as if you were reporting back to the Githurai Harambee committee.'</w:t>
-            </w:r>
-          </w:p>
-        </w:tc>
-        <w:tc>
-          <w:tcPr>
-            <w:tcW w:type="dxa" w:w="3040"/>
-            <w:shd w:fill="FFFFFF" w:color="auto" w:val="clear"/>
-            <w:tcMar>
-              <w:top w:type="dxa" w:w="60"/>
-              <w:left w:type="dxa" w:w="120"/>
-              <w:bottom w:type="dxa" w:w="60"/>
-              <w:right w:type="dxa" w:w="120"/>
-            </w:tcMar>
-            <w:vAlign w:val="top"/>
-          </w:tcPr>
-          <w:p>
-            <w:pPr>
-              <w:spacing w:after="40" w:before="0"/>
-              <w:jc w:val="left"/>
-            </w:pPr>
-            <w:r>
-              <w:rPr>
-                <w:rFonts w:ascii="Arial" w:cs="Arial" w:eastAsia="Arial" w:hAnsi="Arial"/>
-                <w:b w:val="false"/>
-                <w:bCs w:val="false"/>
-                <w:i w:val="false"/>
-                <w:iCs w:val="false"/>
-                <w:color w:val="000000"/>
-                <w:sz w:val="18"/>
-                <w:szCs w:val="18"/>
-              </w:rPr>
-              <w:t xml:space="preserve">Collaborative DQB Updating — the public, cumulative nature of the DQB makes students' growing understanding visible over time. By physically adding to the board and seeing it fill up across lessons, students experience a concrete narrative of intellectual progress. Connecting today's entry to Lesson 7's culminating task creates forward momentum and purpose.</w:t>
-            </w:r>
-          </w:p>
-        </w:tc>
-        <w:tc>
-          <w:tcPr>
-            <w:tcW w:type="dxa" w:w="3040"/>
-            <w:shd w:fill="F2F2F2" w:color="auto" w:val="clear"/>
-            <w:tcMar>
-              <w:top w:type="dxa" w:w="60"/>
-              <w:left w:type="dxa" w:w="120"/>
-              <w:bottom w:type="dxa" w:w="60"/>
-              <w:right w:type="dxa" w:w="120"/>
-            </w:tcMar>
-            <w:vAlign w:val="top"/>
-          </w:tcPr>
-          <w:p>
-            <w:pPr>
-              <w:spacing w:after="40" w:before="0"/>
-              <w:jc w:val="left"/>
-            </w:pPr>
-            <w:r>
-              <w:rPr>
-                <w:rFonts w:ascii="Arial" w:cs="Arial" w:eastAsia="Arial" w:hAnsi="Arial"/>
-                <w:b w:val="false"/>
-                <w:bCs w:val="false"/>
-                <w:i w:val="false"/>
-                <w:iCs w:val="false"/>
-                <w:color w:val="000000"/>
-                <w:sz w:val="18"/>
-                <w:szCs w:val="18"/>
-              </w:rPr>
-              <w:t xml:space="preserve">Observable indicators: (a) Sticky notes reference the quadratic formula, the discriminant, or method comparison — generic notes ('I learned about quadratic equations') indicate surface-level engagement and require a teacher follow-up question: 'Can you be more specific about what the formula tells us?' (b) The 'What we still wonder' notes reveal whether students are thinking beyond procedures (e.g., wondering about complex numbers or the graphical meaning of the discriminant) — these are signs of higher-order engagement. (c) Students who cannot connect today's learning to the Githurai hall problem need a direct prompt: 'What are the values of a, b, and c for the Githurai equation?'</w:t>
-            </w:r>
-          </w:p>
-        </w:tc>
-      </w:tr>
-      <w:tr>
-        <w:tc>
-          <w:tcPr>
-            <w:tcW w:type="dxa" w:w="1520"/>
-            <w:shd w:fill="D5E8F0" w:color="auto" w:val="clear"/>
-            <w:tcMar>
-              <w:top w:type="dxa" w:w="60"/>
-              <w:left w:type="dxa" w:w="120"/>
-              <w:bottom w:type="dxa" w:w="60"/>
-              <w:right w:type="dxa" w:w="120"/>
-            </w:tcMar>
-            <w:vAlign w:val="top"/>
-          </w:tcPr>
-          <w:p>
-            <w:pPr>
-              <w:spacing w:after="40" w:before="0"/>
-              <w:jc w:val="left"/>
-            </w:pPr>
-            <w:r>
-              <w:rPr>
-                <w:rFonts w:ascii="Arial" w:cs="Arial" w:eastAsia="Arial" w:hAnsi="Arial"/>
-                <w:b/>
-                <w:bCs/>
-                <w:i w:val="false"/>
-                <w:iCs w:val="false"/>
-                <w:color w:val="000000"/>
-                <w:sz w:val="18"/>
-                <w:szCs w:val="18"/>
-              </w:rPr>
-              <w:t xml:space="preserve">Model Building Phase</w:t>
-            </w:r>
-          </w:p>
-          <w:p>
-            <w:pPr>
-              <w:spacing w:after="20" w:before="0"/>
-            </w:pPr>
-            <w:r>
-              <w:rPr>
-                <w:rFonts w:ascii="Arial" w:cs="Arial" w:eastAsia="Arial" w:hAnsi="Arial"/>
-                <w:b/>
-                <w:bCs/>
-                <w:color w:val="1F3864"/>
-                <w:sz w:val="16"/>
-                <w:szCs w:val="16"/>
-              </w:rPr>
-              <w:t xml:space="preserve">📹 VIDEO:</w:t>
-            </w:r>
-          </w:p>
-          <w:p>
-            <w:pPr>
-              <w:spacing w:after="20" w:before="0"/>
-            </w:pPr>
-            <w:hyperlink w:history="1" r:id="rIdfcpfvv1jeq1pv6csgq1uu">
-              <w:r>
-                <w:rPr>
-                  <w:rFonts w:ascii="Arial" w:cs="Arial" w:eastAsia="Arial" w:hAnsi="Arial"/>
-                  <w:color w:val="2E75B6"/>
-                  <w:sz w:val="16"/>
-                  <w:szCs w:val="16"/>
-                  <w:u w:val="single" w:color="2E75B6"/>
-                </w:rPr>
-                <w:t xml:space="preserve">Using the quadratic formula: number of solutions</w:t>
-              </w:r>
-            </w:hyperlink>
-          </w:p>
-          <w:p>
-            <w:pPr>
-              <w:spacing w:after="10" w:before="0"/>
-              <w:ind w:left="120"/>
-            </w:pPr>
-            <w:r>
-              <w:rPr>
-                <w:rFonts w:ascii="Arial" w:cs="Arial" w:eastAsia="Arial" w:hAnsi="Arial"/>
-                <w:color w:val="595959"/>
-                <w:sz w:val="14"/>
-                <w:szCs w:val="14"/>
-              </w:rPr>
-              <w:t xml:space="preserve">Source: Khan Academy (English - US curriculum)</w:t>
-            </w:r>
-          </w:p>
-          <w:p>
-            <w:pPr>
-              <w:spacing w:after="10" w:before="0"/>
-              <w:ind w:left="120"/>
-            </w:pPr>
-            <w:hyperlink w:history="1" r:id="rIdolcn_vkc5kfhs3ornbogf">
-              <w:r>
-                <w:rPr>
-                  <w:rFonts w:ascii="Arial" w:cs="Arial" w:eastAsia="Arial" w:hAnsi="Arial"/>
-                  <w:color w:val="595959"/>
-                  <w:sz w:val="14"/>
-                  <w:szCs w:val="14"/>
-                  <w:u w:val="single" w:color="595959"/>
-                </w:rPr>
-                <w:t xml:space="preserve">🔍 Search ARES for similar videos</w:t>
-              </w:r>
-            </w:hyperlink>
-          </w:p>
-          <w:p>
-            <w:pPr>
-              <w:spacing w:after="40" w:before="0"/>
-            </w:pPr>
-            <w:r>
-              <w:rPr>
-                <w:sz w:val="14"/>
-                <w:szCs w:val="14"/>
-              </w:rPr>
-              <w:t xml:space="preserve"/>
-            </w:r>
-          </w:p>
-          <w:p>
-            <w:pPr>
-              <w:spacing w:after="20" w:before="0"/>
-            </w:pPr>
-            <w:r>
-              <w:rPr>
-                <w:rFonts w:ascii="Arial" w:cs="Arial" w:eastAsia="Arial" w:hAnsi="Arial"/>
-                <w:b/>
-                <w:bCs/>
-                <w:color w:val="1F3864"/>
-                <w:sz w:val="16"/>
-                <w:szCs w:val="16"/>
-              </w:rPr>
-              <w:t xml:space="preserve">📖 HTML:</w:t>
-            </w:r>
-          </w:p>
-          <w:p>
-            <w:pPr>
-              <w:spacing w:after="20" w:before="0"/>
-            </w:pPr>
-            <w:hyperlink w:history="1" r:id="rIdsilg7xomk8w3u3cpzse-a">
-              <w:r>
-                <w:rPr>
-                  <w:rFonts w:ascii="Arial" w:cs="Arial" w:eastAsia="Arial" w:hAnsi="Arial"/>
-                  <w:color w:val="2E75B6"/>
-                  <w:sz w:val="16"/>
-                  <w:szCs w:val="16"/>
-                  <w:u w:val="single" w:color="2E75B6"/>
-                </w:rPr>
-                <w:t xml:space="preserve">Finding a Linear Product Using a Quadratic (PLIX)</w:t>
-              </w:r>
-            </w:hyperlink>
-          </w:p>
-          <w:p>
-            <w:pPr>
-              <w:spacing w:after="10" w:before="0"/>
-              <w:ind w:left="120"/>
-            </w:pPr>
-            <w:r>
-              <w:rPr>
-                <w:rFonts w:ascii="Arial" w:cs="Arial" w:eastAsia="Arial" w:hAnsi="Arial"/>
-                <w:color w:val="595959"/>
-                <w:sz w:val="14"/>
-                <w:szCs w:val="14"/>
-              </w:rPr>
-              <w:t xml:space="preserve">Source: CK-12</w:t>
-            </w:r>
-          </w:p>
-          <w:p>
-            <w:pPr>
-              <w:spacing w:after="10" w:before="0"/>
-              <w:ind w:left="120"/>
-            </w:pPr>
-            <w:hyperlink w:history="1" r:id="rIdaxfjooexcx0urcgy0h0vh">
+            <w:hyperlink w:history="1" r:id="rIdgnvgwnn7jpet9l4taya--">
               <w:r>
                 <w:rPr>
                   <w:rFonts w:ascii="Arial" w:cs="Arial" w:eastAsia="Arial" w:hAnsi="Arial"/>
@@ -20803,7 +20803,7 @@
             <w:pPr>
               <w:spacing w:after="20" w:before="0"/>
             </w:pPr>
-            <w:hyperlink w:history="1" r:id="rIdyke5fwkh9aeyw9gidpugp">
+            <w:hyperlink w:history="1" r:id="rIdxmuaie77fvjxsbwxy3fdv">
               <w:r>
                 <w:rPr>
                   <w:rFonts w:ascii="Arial" w:cs="Arial" w:eastAsia="Arial" w:hAnsi="Arial"/>
@@ -20812,7 +20812,7 @@
                   <w:szCs w:val="16"/>
                   <w:u w:val="single" w:color="2E75B6"/>
                 </w:rPr>
-                <w:t xml:space="preserve">Using the quadratic formula: number of solutions</w:t>
+                <w:t xml:space="preserve">Solving Real-World Problems Using Quadratic Equations: A Sample Application</w:t>
               </w:r>
             </w:hyperlink>
           </w:p>
@@ -20828,7 +20828,7 @@
                 <w:sz w:val="14"/>
                 <w:szCs w:val="14"/>
               </w:rPr>
-              <w:t xml:space="preserve">Source: Khan Academy (English - US curriculum)</w:t>
+              <w:t xml:space="preserve">Source: CK-12</w:t>
             </w:r>
           </w:p>
           <w:p>
@@ -20836,7 +20836,7 @@
               <w:spacing w:after="10" w:before="0"/>
               <w:ind w:left="120"/>
             </w:pPr>
-            <w:hyperlink w:history="1" r:id="rId7qcngi3kcbgb_ukrmkkwp">
+            <w:hyperlink w:history="1" r:id="rIdzvb9evh5qrelvieghgs7u">
               <w:r>
                 <w:rPr>
                   <w:rFonts w:ascii="Arial" w:cs="Arial" w:eastAsia="Arial" w:hAnsi="Arial"/>
@@ -20874,14 +20874,14 @@
                 <w:sz w:val="16"/>
                 <w:szCs w:val="16"/>
               </w:rPr>
-              <w:t xml:space="preserve">📖 HTML:</w:t>
+              <w:t xml:space="preserve">📖 EXERCISE:</w:t>
             </w:r>
           </w:p>
           <w:p>
             <w:pPr>
               <w:spacing w:after="20" w:before="0"/>
             </w:pPr>
-            <w:hyperlink w:history="1" r:id="rIdcdpozmj8tu1ef1cdbwt8t">
+            <w:hyperlink w:history="1" r:id="rIdsr6ue9o6zca3tn-jmlair">
               <w:r>
                 <w:rPr>
                   <w:rFonts w:ascii="Arial" w:cs="Arial" w:eastAsia="Arial" w:hAnsi="Arial"/>
@@ -20890,7 +20890,7 @@
                   <w:szCs w:val="16"/>
                   <w:u w:val="single" w:color="2E75B6"/>
                 </w:rPr>
-                <w:t xml:space="preserve">Finding a Linear Product Using a Quadratic (PLIX)</w:t>
+                <w:t xml:space="preserve">Solve quadratic equations: complex solutions</w:t>
               </w:r>
             </w:hyperlink>
           </w:p>
@@ -20906,7 +20906,7 @@
                 <w:sz w:val="14"/>
                 <w:szCs w:val="14"/>
               </w:rPr>
-              <w:t xml:space="preserve">Source: CK-12</w:t>
+              <w:t xml:space="preserve">Source: Khan Academy (English - US curriculum)</w:t>
             </w:r>
           </w:p>
           <w:p>
@@ -20914,7 +20914,7 @@
               <w:spacing w:after="10" w:before="0"/>
               <w:ind w:left="120"/>
             </w:pPr>
-            <w:hyperlink w:history="1" r:id="rIdgxco9loc-9co5h1lyhv8l">
+            <w:hyperlink w:history="1" r:id="rIdhtxsrrojaryogq1mhp190">
               <w:r>
                 <w:rPr>
                   <w:rFonts w:ascii="Arial" w:cs="Arial" w:eastAsia="Arial" w:hAnsi="Arial"/>
@@ -21109,7 +21109,7 @@
             <w:pPr>
               <w:spacing w:after="20" w:before="0"/>
             </w:pPr>
-            <w:hyperlink w:history="1" r:id="rIdmbj0dt2o-swdpqu4ovctj">
+            <w:hyperlink w:history="1" r:id="rIdyzdlgac9iqzkukvhlqvxh">
               <w:r>
                 <w:rPr>
                   <w:rFonts w:ascii="Arial" w:cs="Arial" w:eastAsia="Arial" w:hAnsi="Arial"/>
@@ -21118,7 +21118,7 @@
                   <w:szCs w:val="16"/>
                   <w:u w:val="single" w:color="2E75B6"/>
                 </w:rPr>
-                <w:t xml:space="preserve">Using the quadratic formula: number of solutions</w:t>
+                <w:t xml:space="preserve">Solving quadratic equations: complex roots</w:t>
               </w:r>
             </w:hyperlink>
           </w:p>
@@ -21142,7 +21142,7 @@
               <w:spacing w:after="10" w:before="0"/>
               <w:ind w:left="120"/>
             </w:pPr>
-            <w:hyperlink w:history="1" r:id="rIdkfymy7awcg3tkczshfdjd">
+            <w:hyperlink w:history="1" r:id="rIdhn-kwvugpg_yslpzhkaif">
               <w:r>
                 <w:rPr>
                   <w:rFonts w:ascii="Arial" w:cs="Arial" w:eastAsia="Arial" w:hAnsi="Arial"/>
@@ -21180,14 +21180,14 @@
                 <w:sz w:val="16"/>
                 <w:szCs w:val="16"/>
               </w:rPr>
-              <w:t xml:space="preserve">📖 HTML:</w:t>
+              <w:t xml:space="preserve">📖 EXERCISE:</w:t>
             </w:r>
           </w:p>
           <w:p>
             <w:pPr>
               <w:spacing w:after="20" w:before="0"/>
             </w:pPr>
-            <w:hyperlink w:history="1" r:id="rIdvd7dtdah5aeilxcumg5k6">
+            <w:hyperlink w:history="1" r:id="rId2y1kywzygq12kdyelcxr0">
               <w:r>
                 <w:rPr>
                   <w:rFonts w:ascii="Arial" w:cs="Arial" w:eastAsia="Arial" w:hAnsi="Arial"/>
@@ -21196,7 +21196,7 @@
                   <w:szCs w:val="16"/>
                   <w:u w:val="single" w:color="2E75B6"/>
                 </w:rPr>
-                <w:t xml:space="preserve">Finding a Linear Product Using a Quadratic (PLIX)</w:t>
+                <w:t xml:space="preserve">Solve equations by completing the square</w:t>
               </w:r>
             </w:hyperlink>
           </w:p>
@@ -21212,7 +21212,7 @@
                 <w:sz w:val="14"/>
                 <w:szCs w:val="14"/>
               </w:rPr>
-              <w:t xml:space="preserve">Source: CK-12</w:t>
+              <w:t xml:space="preserve">Source: Khan Academy (English - US curriculum)</w:t>
             </w:r>
           </w:p>
           <w:p>
@@ -21220,7 +21220,7 @@
               <w:spacing w:after="10" w:before="0"/>
               <w:ind w:left="120"/>
             </w:pPr>
-            <w:hyperlink w:history="1" r:id="rIdfskgtmsd0vu3njsk3ali5">
+            <w:hyperlink w:history="1" r:id="rIdv9tvugbvgv6nzyjoyk_71">
               <w:r>
                 <w:rPr>
                   <w:rFonts w:ascii="Arial" w:cs="Arial" w:eastAsia="Arial" w:hAnsi="Arial"/>
@@ -21415,7 +21415,7 @@
             <w:pPr>
               <w:spacing w:after="20" w:before="0"/>
             </w:pPr>
-            <w:hyperlink w:history="1" r:id="rIdwzlcilkcmctwaoejxdmcl">
+            <w:hyperlink w:history="1" r:id="rIdlgk7alhkgnktxdfiyvyuo">
               <w:r>
                 <w:rPr>
                   <w:rFonts w:ascii="Arial" w:cs="Arial" w:eastAsia="Arial" w:hAnsi="Arial"/>
@@ -21424,7 +21424,7 @@
                   <w:szCs w:val="16"/>
                   <w:u w:val="single" w:color="2E75B6"/>
                 </w:rPr>
-                <w:t xml:space="preserve">Using the quadratic formula: number of solutions</w:t>
+                <w:t xml:space="preserve">Proof of the quadratic formula</w:t>
               </w:r>
             </w:hyperlink>
           </w:p>
@@ -21448,7 +21448,7 @@
               <w:spacing w:after="10" w:before="0"/>
               <w:ind w:left="120"/>
             </w:pPr>
-            <w:hyperlink w:history="1" r:id="rId6shvjxffd6l_l4cgjzn5m">
+            <w:hyperlink w:history="1" r:id="rIdftgw-qxtu7v1igt_c_4do">
               <w:r>
                 <w:rPr>
                   <w:rFonts w:ascii="Arial" w:cs="Arial" w:eastAsia="Arial" w:hAnsi="Arial"/>
@@ -21486,14 +21486,14 @@
                 <w:sz w:val="16"/>
                 <w:szCs w:val="16"/>
               </w:rPr>
-              <w:t xml:space="preserve">📖 HTML:</w:t>
+              <w:t xml:space="preserve">📖 EXERCISE:</w:t>
             </w:r>
           </w:p>
           <w:p>
             <w:pPr>
               <w:spacing w:after="20" w:before="0"/>
             </w:pPr>
-            <w:hyperlink w:history="1" r:id="rIdyip-s2ykkpqusurkaiu0o">
+            <w:hyperlink w:history="1" r:id="rId2rbac5ltq8je8zpheeobl">
               <w:r>
                 <w:rPr>
                   <w:rFonts w:ascii="Arial" w:cs="Arial" w:eastAsia="Arial" w:hAnsi="Arial"/>
@@ -21502,7 +21502,7 @@
                   <w:szCs w:val="16"/>
                   <w:u w:val="single" w:color="2E75B6"/>
                 </w:rPr>
-                <w:t xml:space="preserve">Finding a Linear Product Using a Quadratic (PLIX)</w:t>
+                <w:t xml:space="preserve">Completing the square</w:t>
               </w:r>
             </w:hyperlink>
           </w:p>
@@ -21518,7 +21518,7 @@
                 <w:sz w:val="14"/>
                 <w:szCs w:val="14"/>
               </w:rPr>
-              <w:t xml:space="preserve">Source: CK-12</w:t>
+              <w:t xml:space="preserve">Source: Khan Academy (English - US curriculum)</w:t>
             </w:r>
           </w:p>
           <w:p>
@@ -21526,7 +21526,7 @@
               <w:spacing w:after="10" w:before="0"/>
               <w:ind w:left="120"/>
             </w:pPr>
-            <w:hyperlink w:history="1" r:id="rIdhw4xqdju53dtzmepwd5kv">
+            <w:hyperlink w:history="1" r:id="rIdogi8krxodgz7tw-3gcfdc">
               <w:r>
                 <w:rPr>
                   <w:rFonts w:ascii="Arial" w:cs="Arial" w:eastAsia="Arial" w:hAnsi="Arial"/>
@@ -21721,7 +21721,7 @@
             <w:pPr>
               <w:spacing w:after="20" w:before="0"/>
             </w:pPr>
-            <w:hyperlink w:history="1" r:id="rIdxpv1xp9-ytsfixmc9u4lg">
+            <w:hyperlink w:history="1" r:id="rIdbdaxr6n2nsgatnxn6zi6h">
               <w:r>
                 <w:rPr>
                   <w:rFonts w:ascii="Arial" w:cs="Arial" w:eastAsia="Arial" w:hAnsi="Arial"/>
@@ -21730,7 +21730,7 @@
                   <w:szCs w:val="16"/>
                   <w:u w:val="single" w:color="2E75B6"/>
                 </w:rPr>
-                <w:t xml:space="preserve">Using the quadratic formula: number of solutions</w:t>
+                <w:t xml:space="preserve">Solving Real-World Problems Using Quadratic Equations: A Sample Application</w:t>
               </w:r>
             </w:hyperlink>
           </w:p>
@@ -21746,7 +21746,7 @@
                 <w:sz w:val="14"/>
                 <w:szCs w:val="14"/>
               </w:rPr>
-              <w:t xml:space="preserve">Source: Khan Academy (English - US curriculum)</w:t>
+              <w:t xml:space="preserve">Source: CK-12</w:t>
             </w:r>
           </w:p>
           <w:p>
@@ -21754,7 +21754,7 @@
               <w:spacing w:after="10" w:before="0"/>
               <w:ind w:left="120"/>
             </w:pPr>
-            <w:hyperlink w:history="1" r:id="rIdy2canndua5lexpfsy_xbc">
+            <w:hyperlink w:history="1" r:id="rIdtccpjhhfgjeacgtxc1mmz">
               <w:r>
                 <w:rPr>
                   <w:rFonts w:ascii="Arial" w:cs="Arial" w:eastAsia="Arial" w:hAnsi="Arial"/>
@@ -21792,14 +21792,14 @@
                 <w:sz w:val="16"/>
                 <w:szCs w:val="16"/>
               </w:rPr>
-              <w:t xml:space="preserve">📖 HTML:</w:t>
+              <w:t xml:space="preserve">📖 EXERCISE:</w:t>
             </w:r>
           </w:p>
           <w:p>
             <w:pPr>
               <w:spacing w:after="20" w:before="0"/>
             </w:pPr>
-            <w:hyperlink w:history="1" r:id="rIdkx8abmijg5b1t-zgjq1of">
+            <w:hyperlink w:history="1" r:id="rId4_cq9n5b7uk-02kfif6ie">
               <w:r>
                 <w:rPr>
                   <w:rFonts w:ascii="Arial" w:cs="Arial" w:eastAsia="Arial" w:hAnsi="Arial"/>
@@ -21808,7 +21808,7 @@
                   <w:szCs w:val="16"/>
                   <w:u w:val="single" w:color="2E75B6"/>
                 </w:rPr>
-                <w:t xml:space="preserve">Finding a Linear Product Using a Quadratic (PLIX)</w:t>
+                <w:t xml:space="preserve">Completing the square (intermediate)</w:t>
               </w:r>
             </w:hyperlink>
           </w:p>
@@ -21824,7 +21824,7 @@
                 <w:sz w:val="14"/>
                 <w:szCs w:val="14"/>
               </w:rPr>
-              <w:t xml:space="preserve">Source: CK-12</w:t>
+              <w:t xml:space="preserve">Source: Khan Academy (English - US curriculum)</w:t>
             </w:r>
           </w:p>
           <w:p>
@@ -21832,7 +21832,7 @@
               <w:spacing w:after="10" w:before="0"/>
               <w:ind w:left="120"/>
             </w:pPr>
-            <w:hyperlink w:history="1" r:id="rId-csiztrcdv1rlzuxpgii1">
+            <w:hyperlink w:history="1" r:id="rId9o_yx8vxvkk36bdmk5kav">
               <w:r>
                 <w:rPr>
                   <w:rFonts w:ascii="Arial" w:cs="Arial" w:eastAsia="Arial" w:hAnsi="Arial"/>
@@ -22027,7 +22027,7 @@
             <w:pPr>
               <w:spacing w:after="20" w:before="0"/>
             </w:pPr>
-            <w:hyperlink w:history="1" r:id="rIdxvnuon9wa-abomzan4dyp">
+            <w:hyperlink w:history="1" r:id="rIdu4smwz0oqv7qqavmfaxj8">
               <w:r>
                 <w:rPr>
                   <w:rFonts w:ascii="Arial" w:cs="Arial" w:eastAsia="Arial" w:hAnsi="Arial"/>
@@ -22036,7 +22036,7 @@
                   <w:szCs w:val="16"/>
                   <w:u w:val="single" w:color="2E75B6"/>
                 </w:rPr>
-                <w:t xml:space="preserve">Using the quadratic formula: number of solutions</w:t>
+                <w:t xml:space="preserve">Solving Real-World Problems Using Quadratic Equations: A Sample Application</w:t>
               </w:r>
             </w:hyperlink>
           </w:p>
@@ -22052,7 +22052,7 @@
                 <w:sz w:val="14"/>
                 <w:szCs w:val="14"/>
               </w:rPr>
-              <w:t xml:space="preserve">Source: Khan Academy (English - US curriculum)</w:t>
+              <w:t xml:space="preserve">Source: CK-12</w:t>
             </w:r>
           </w:p>
           <w:p>
@@ -22060,7 +22060,7 @@
               <w:spacing w:after="10" w:before="0"/>
               <w:ind w:left="120"/>
             </w:pPr>
-            <w:hyperlink w:history="1" r:id="rIds2awl6yobyphumndvuxoo">
+            <w:hyperlink w:history="1" r:id="rIdt91ga9iwyq9htebemzh4e">
               <w:r>
                 <w:rPr>
                   <w:rFonts w:ascii="Arial" w:cs="Arial" w:eastAsia="Arial" w:hAnsi="Arial"/>
@@ -22105,7 +22105,7 @@
             <w:pPr>
               <w:spacing w:after="20" w:before="0"/>
             </w:pPr>
-            <w:hyperlink w:history="1" r:id="rIdkb5drukzdwcsag3eaiuv0">
+            <w:hyperlink w:history="1" r:id="rIdj1smkaehghgj0z1d1pqcu">
               <w:r>
                 <w:rPr>
                   <w:rFonts w:ascii="Arial" w:cs="Arial" w:eastAsia="Arial" w:hAnsi="Arial"/>
@@ -22114,7 +22114,7 @@
                   <w:szCs w:val="16"/>
                   <w:u w:val="single" w:color="2E75B6"/>
                 </w:rPr>
-                <w:t xml:space="preserve">Finding a Linear Product Using a Quadratic (PLIX)</w:t>
+                <w:t xml:space="preserve">Trigonometric Equations Using the Quadratic Formula (Flexbook)</w:t>
               </w:r>
             </w:hyperlink>
           </w:p>
@@ -22138,7 +22138,7 @@
               <w:spacing w:after="10" w:before="0"/>
               <w:ind w:left="120"/>
             </w:pPr>
-            <w:hyperlink w:history="1" r:id="rIdrrfzjmndfc0azfg4d6gjw">
+            <w:hyperlink w:history="1" r:id="rIdzwcpniogqt87wsvf-vntg">
               <w:r>
                 <w:rPr>
                   <w:rFonts w:ascii="Arial" w:cs="Arial" w:eastAsia="Arial" w:hAnsi="Arial"/>

--- a/data/outputs/v2/Maths/SS1.3_Quadratic_Equations/Mathematics_Quadratic_Equations_CBE_LessonSequence.docx
+++ b/data/outputs/v2/Maths/SS1.3_Quadratic_Equations/Mathematics_Quadratic_Equations_CBE_LessonSequence.docx
@@ -3244,7 +3244,7 @@
             <w:pPr>
               <w:spacing w:after="20" w:before="0"/>
             </w:pPr>
-            <w:hyperlink w:history="1" r:id="rIdd7xi3fnufr7bwk7detll_">
+            <w:hyperlink w:history="1" r:id="rIdjnlpxg4i9yl0fiuenlpnf">
               <w:r>
                 <w:rPr>
                   <w:rFonts w:ascii="Arial" w:cs="Arial" w:eastAsia="Arial" w:hAnsi="Arial"/>
@@ -3277,7 +3277,7 @@
               <w:spacing w:after="10" w:before="0"/>
               <w:ind w:left="120"/>
             </w:pPr>
-            <w:hyperlink w:history="1" r:id="rIdk8au8cc_8cu32wdmsz0a_">
+            <w:hyperlink w:history="1" r:id="rId4xi2b3t2nlvbdihtqtdyd">
               <w:r>
                 <w:rPr>
                   <w:rFonts w:ascii="Arial" w:cs="Arial" w:eastAsia="Arial" w:hAnsi="Arial"/>
@@ -3315,6 +3315,426 @@
                 <w:sz w:val="16"/>
                 <w:szCs w:val="16"/>
               </w:rPr>
+              <w:t xml:space="preserve">📖 EXERCISE:</w:t>
+            </w:r>
+          </w:p>
+          <w:p>
+            <w:pPr>
+              <w:spacing w:after="20" w:before="0"/>
+            </w:pPr>
+            <w:hyperlink w:history="1" r:id="rIdqx4ur9cttyyd8pjwxi7ak">
+              <w:r>
+                <w:rPr>
+                  <w:rFonts w:ascii="Arial" w:cs="Arial" w:eastAsia="Arial" w:hAnsi="Arial"/>
+                  <w:color w:val="2E75B6"/>
+                  <w:sz w:val="16"/>
+                  <w:szCs w:val="16"/>
+                  <w:u w:val="single" w:color="2E75B6"/>
+                </w:rPr>
+                <w:t xml:space="preserve">Using Quadratic Equations to Solve Problems Practice</w:t>
+              </w:r>
+            </w:hyperlink>
+          </w:p>
+          <w:p>
+            <w:pPr>
+              <w:spacing w:after="10" w:before="0"/>
+              <w:ind w:left="120"/>
+            </w:pPr>
+            <w:r>
+              <w:rPr>
+                <w:rFonts w:ascii="Arial" w:cs="Arial" w:eastAsia="Arial" w:hAnsi="Arial"/>
+                <w:color w:val="595959"/>
+                <w:sz w:val="14"/>
+                <w:szCs w:val="14"/>
+              </w:rPr>
+              <w:t xml:space="preserve">Source: CK-12</w:t>
+            </w:r>
+          </w:p>
+          <w:p>
+            <w:pPr>
+              <w:spacing w:after="10" w:before="0"/>
+              <w:ind w:left="120"/>
+            </w:pPr>
+            <w:hyperlink w:history="1" r:id="rIdliejnsvrhby0oybtdpf2w">
+              <w:r>
+                <w:rPr>
+                  <w:rFonts w:ascii="Arial" w:cs="Arial" w:eastAsia="Arial" w:hAnsi="Arial"/>
+                  <w:color w:val="595959"/>
+                  <w:sz w:val="14"/>
+                  <w:szCs w:val="14"/>
+                  <w:u w:val="single" w:color="595959"/>
+                </w:rPr>
+                <w:t xml:space="preserve">🔍 Search ARES for similar readings</w:t>
+              </w:r>
+            </w:hyperlink>
+          </w:p>
+        </w:tc>
+        <w:tc>
+          <w:tcPr>
+            <w:tcW w:type="dxa" w:w="3040"/>
+            <w:shd w:fill="FFFFFF" w:color="auto" w:val="clear"/>
+            <w:tcMar>
+              <w:top w:type="dxa" w:w="60"/>
+              <w:left w:type="dxa" w:w="120"/>
+              <w:bottom w:type="dxa" w:w="60"/>
+              <w:right w:type="dxa" w:w="120"/>
+            </w:tcMar>
+            <w:vAlign w:val="top"/>
+          </w:tcPr>
+          <w:p>
+            <w:pPr>
+              <w:spacing w:after="40" w:before="0"/>
+              <w:jc w:val="left"/>
+            </w:pPr>
+            <w:r>
+              <w:rPr>
+                <w:rFonts w:ascii="Arial" w:cs="Arial" w:eastAsia="Arial" w:hAnsi="Arial"/>
+                <w:b w:val="false"/>
+                <w:bCs w:val="false"/>
+                <w:i w:val="false"/>
+                <w:iCs w:val="false"/>
+                <w:color w:val="000000"/>
+                <w:sz w:val="18"/>
+                <w:szCs w:val="18"/>
+              </w:rPr>
+              <w:t xml:space="preserve">Each student receives a printed (or ARES-displayed) copy of the manila-paper sketch: a rectangle labelled 'width = w metres' and 'length = (w + 2) metres', with 'Area = 120 m²' written inside. Working silently and individually for 5 minutes, students attempt to find a value of w that satisfies the area condition using only arithmetic — no algebra yet. They record their guesses and the resulting area in a two-column table (Guess for w | Computed Area). After individual work, pairs share and compare tables for 3 minutes. The teacher then cold-calls 5 pairs to share one guess each, recording all attempts on the board in a whole-class trial-and-error table. Students observe that guesses converge on a value near 10 but that no one can justify why 10 works without checking, and that fractional or non-integer answers create confusion. The teacher then challenges students: 'Can you write ONE equation — using only the letter w — that describes this situation exactly?' Students attempt this in their exercise books for 4 minutes before sharing.</w:t>
+            </w:r>
+          </w:p>
+        </w:tc>
+        <w:tc>
+          <w:tcPr>
+            <w:tcW w:type="dxa" w:w="3040"/>
+            <w:shd w:fill="F2F2F2" w:color="auto" w:val="clear"/>
+            <w:tcMar>
+              <w:top w:type="dxa" w:w="60"/>
+              <w:left w:type="dxa" w:w="120"/>
+              <w:bottom w:type="dxa" w:w="60"/>
+              <w:right w:type="dxa" w:w="120"/>
+            </w:tcMar>
+            <w:vAlign w:val="top"/>
+          </w:tcPr>
+          <w:p>
+            <w:pPr>
+              <w:spacing w:after="40" w:before="0"/>
+              <w:jc w:val="left"/>
+            </w:pPr>
+            <w:r>
+              <w:rPr>
+                <w:rFonts w:ascii="Arial" w:cs="Arial" w:eastAsia="Arial" w:hAnsi="Arial"/>
+                <w:b w:val="false"/>
+                <w:bCs w:val="false"/>
+                <w:i w:val="false"/>
+                <w:iCs w:val="false"/>
+                <w:color w:val="000000"/>
+                <w:sz w:val="18"/>
+                <w:szCs w:val="18"/>
+              </w:rPr>
+              <w:t xml:space="preserve">1. DISPLAY the sketch on the board (printed manila sheet or ARES screen). Say verbatim: 'The Githurai community committee drew this sketch last week. They need YOUR help. Do NOT use any formula yet — just use your number sense. Try to find the width w.' </w:t>
+            </w:r>
+          </w:p>
+          <w:p>
+            <w:pPr>
+              <w:spacing w:after="40" w:before="0"/>
+              <w:jc w:val="left"/>
+            </w:pPr>
+            <w:r>
+              <w:rPr>
+                <w:rFonts w:ascii="Arial" w:cs="Arial" w:eastAsia="Arial" w:hAnsi="Arial"/>
+                <w:b w:val="false"/>
+                <w:bCs w:val="false"/>
+                <w:i w:val="false"/>
+                <w:iCs w:val="false"/>
+                <w:color w:val="000000"/>
+                <w:sz w:val="18"/>
+                <w:szCs w:val="18"/>
+              </w:rPr>
+              <w:t xml:space="preserve">2. CIRCULATE silently for 5 minutes. Do NOT answer questions about method — redirect with: 'What does area of a rectangle mean to you?' </w:t>
+            </w:r>
+          </w:p>
+          <w:p>
+            <w:pPr>
+              <w:spacing w:after="40" w:before="0"/>
+              <w:jc w:val="left"/>
+            </w:pPr>
+            <w:r>
+              <w:rPr>
+                <w:rFonts w:ascii="Arial" w:cs="Arial" w:eastAsia="Arial" w:hAnsi="Arial"/>
+                <w:b w:val="false"/>
+                <w:bCs w:val="false"/>
+                <w:i w:val="false"/>
+                <w:iCs w:val="false"/>
+                <w:color w:val="000000"/>
+                <w:sz w:val="18"/>
+                <w:szCs w:val="18"/>
+              </w:rPr>
+              <w:t xml:space="preserve">3. After 5 minutes, say: 'Stop. Compare your table with your partner. Who got closer to 120 m²? How do you know?' Allow 3 minutes of pair talk. </w:t>
+            </w:r>
+          </w:p>
+          <w:p>
+            <w:pPr>
+              <w:spacing w:after="40" w:before="0"/>
+              <w:jc w:val="left"/>
+            </w:pPr>
+            <w:r>
+              <w:rPr>
+                <w:rFonts w:ascii="Arial" w:cs="Arial" w:eastAsia="Arial" w:hAnsi="Arial"/>
+                <w:b w:val="false"/>
+                <w:bCs w:val="false"/>
+                <w:i w:val="false"/>
+                <w:iCs w:val="false"/>
+                <w:color w:val="000000"/>
+                <w:sz w:val="18"/>
+                <w:szCs w:val="18"/>
+              </w:rPr>
+              <w:t xml:space="preserve">4. COLD-CALL exactly 5 pairs — alternate across the room (front-left, back-right, middle, front-right, back-left). Record every guess on the board without evaluation. </w:t>
+            </w:r>
+          </w:p>
+          <w:p>
+            <w:pPr>
+              <w:spacing w:after="40" w:before="0"/>
+              <w:jc w:val="left"/>
+            </w:pPr>
+            <w:r>
+              <w:rPr>
+                <w:rFonts w:ascii="Arial" w:cs="Arial" w:eastAsia="Arial" w:hAnsi="Arial"/>
+                <w:b w:val="false"/>
+                <w:bCs w:val="false"/>
+                <w:i w:val="false"/>
+                <w:iCs w:val="false"/>
+                <w:color w:val="000000"/>
+                <w:sz w:val="18"/>
+                <w:szCs w:val="18"/>
+              </w:rPr>
+              <w:t xml:space="preserve">5. Ask the whole class: 'Looking at this table — what pattern do you notice as w increases?' WAIT 12 seconds. Cold-call 3 students. </w:t>
+            </w:r>
+          </w:p>
+          <w:p>
+            <w:pPr>
+              <w:spacing w:after="40" w:before="0"/>
+              <w:jc w:val="left"/>
+            </w:pPr>
+            <w:r>
+              <w:rPr>
+                <w:rFonts w:ascii="Arial" w:cs="Arial" w:eastAsia="Arial" w:hAnsi="Arial"/>
+                <w:b w:val="false"/>
+                <w:bCs w:val="false"/>
+                <w:i w:val="false"/>
+                <w:iCs w:val="false"/>
+                <w:color w:val="000000"/>
+                <w:sz w:val="18"/>
+                <w:szCs w:val="18"/>
+              </w:rPr>
+              <w:t xml:space="preserve">6. Pose the written-equation challenge: 'Now write a single equation using w that captures this rectangle problem exactly.' WAIT 10 seconds before allowing any pair talk. </w:t>
+            </w:r>
+          </w:p>
+          <w:p>
+            <w:pPr>
+              <w:spacing w:after="40" w:before="0"/>
+              <w:jc w:val="left"/>
+            </w:pPr>
+            <w:r>
+              <w:rPr>
+                <w:rFonts w:ascii="Arial" w:cs="Arial" w:eastAsia="Arial" w:hAnsi="Arial"/>
+                <w:b w:val="false"/>
+                <w:bCs w:val="false"/>
+                <w:i w:val="false"/>
+                <w:iCs w:val="false"/>
+                <w:color w:val="000000"/>
+                <w:sz w:val="18"/>
+                <w:szCs w:val="18"/>
+              </w:rPr>
+              <w:t xml:space="preserve">7. COLD-CALL 4 students to share their equations. Write all attempts on the board — including incorrect ones like '2w + 2 = 120' — without correcting yet.</w:t>
+            </w:r>
+          </w:p>
+        </w:tc>
+        <w:tc>
+          <w:tcPr>
+            <w:tcW w:type="dxa" w:w="3040"/>
+            <w:shd w:fill="FFFFFF" w:color="auto" w:val="clear"/>
+            <w:tcMar>
+              <w:top w:type="dxa" w:w="60"/>
+              <w:left w:type="dxa" w:w="120"/>
+              <w:bottom w:type="dxa" w:w="60"/>
+              <w:right w:type="dxa" w:w="120"/>
+            </w:tcMar>
+            <w:vAlign w:val="top"/>
+          </w:tcPr>
+          <w:p>
+            <w:pPr>
+              <w:spacing w:after="40" w:before="0"/>
+              <w:jc w:val="left"/>
+            </w:pPr>
+            <w:r>
+              <w:rPr>
+                <w:rFonts w:ascii="Arial" w:cs="Arial" w:eastAsia="Arial" w:hAnsi="Arial"/>
+                <w:b w:val="false"/>
+                <w:bCs w:val="false"/>
+                <w:i w:val="false"/>
+                <w:iCs w:val="false"/>
+                <w:color w:val="000000"/>
+                <w:sz w:val="18"/>
+                <w:szCs w:val="18"/>
+              </w:rPr>
+              <w:t xml:space="preserve">PREDICT-THEN-COMPARE TABLE: Students generate a personal data table of (w, Area) pairs before any instruction. This strategy surfaces prior knowledge, exposes the trial-and-error limitation, and creates cognitive dissonance — the foundation for genuine need. The whole-class table aggregation makes the pattern visible to all learners simultaneously.</w:t>
+            </w:r>
+          </w:p>
+        </w:tc>
+        <w:tc>
+          <w:tcPr>
+            <w:tcW w:type="dxa" w:w="3040"/>
+            <w:shd w:fill="F2F2F2" w:color="auto" w:val="clear"/>
+            <w:tcMar>
+              <w:top w:type="dxa" w:w="60"/>
+              <w:left w:type="dxa" w:w="120"/>
+              <w:bottom w:type="dxa" w:w="60"/>
+              <w:right w:type="dxa" w:w="120"/>
+            </w:tcMar>
+            <w:vAlign w:val="top"/>
+          </w:tcPr>
+          <w:p>
+            <w:pPr>
+              <w:spacing w:after="40" w:before="0"/>
+              <w:jc w:val="left"/>
+            </w:pPr>
+            <w:r>
+              <w:rPr>
+                <w:rFonts w:ascii="Arial" w:cs="Arial" w:eastAsia="Arial" w:hAnsi="Arial"/>
+                <w:b w:val="false"/>
+                <w:bCs w:val="false"/>
+                <w:i w:val="false"/>
+                <w:iCs w:val="false"/>
+                <w:color w:val="000000"/>
+                <w:sz w:val="18"/>
+                <w:szCs w:val="18"/>
+              </w:rPr>
+              <w:t xml:space="preserve">Observable indicator: Can the student compute w × (w + 2) correctly for at least 3 chosen values of w and record them accurately? Listen for students who write a linear equation (e.g., 2w = 120 or w + 2 = 120) — these reveal a key misconception to address in Phase 3. Collect 3 exercise books at random to check trial-and-error tables before Phase 2 begins.</w:t>
+            </w:r>
+          </w:p>
+        </w:tc>
+      </w:tr>
+      <w:tr>
+        <w:tc>
+          <w:tcPr>
+            <w:tcW w:type="dxa" w:w="1520"/>
+            <w:shd w:fill="D9EEF1" w:color="auto" w:val="clear"/>
+            <w:tcMar>
+              <w:top w:type="dxa" w:w="60"/>
+              <w:left w:type="dxa" w:w="120"/>
+              <w:bottom w:type="dxa" w:w="60"/>
+              <w:right w:type="dxa" w:w="120"/>
+            </w:tcMar>
+            <w:vAlign w:val="top"/>
+          </w:tcPr>
+          <w:p>
+            <w:pPr>
+              <w:spacing w:after="40" w:before="0"/>
+              <w:jc w:val="left"/>
+            </w:pPr>
+            <w:r>
+              <w:rPr>
+                <w:rFonts w:ascii="Arial" w:cs="Arial" w:eastAsia="Arial" w:hAnsi="Arial"/>
+                <w:b/>
+                <w:bCs/>
+                <w:i w:val="false"/>
+                <w:iCs w:val="false"/>
+                <w:color w:val="000000"/>
+                <w:sz w:val="18"/>
+                <w:szCs w:val="18"/>
+              </w:rPr>
+              <w:t xml:space="preserve">Observe Phase</w:t>
+            </w:r>
+          </w:p>
+          <w:p>
+            <w:pPr>
+              <w:spacing w:after="20" w:before="0"/>
+            </w:pPr>
+            <w:r>
+              <w:rPr>
+                <w:rFonts w:ascii="Arial" w:cs="Arial" w:eastAsia="Arial" w:hAnsi="Arial"/>
+                <w:b/>
+                <w:bCs/>
+                <w:color w:val="1F3864"/>
+                <w:sz w:val="16"/>
+                <w:szCs w:val="16"/>
+              </w:rPr>
+              <w:t xml:space="preserve">📹 VIDEO:</w:t>
+            </w:r>
+          </w:p>
+          <w:p>
+            <w:pPr>
+              <w:spacing w:after="20" w:before="0"/>
+            </w:pPr>
+            <w:hyperlink w:history="1" r:id="rIdp5xtxftsflrjinaabcp-x">
+              <w:r>
+                <w:rPr>
+                  <w:rFonts w:ascii="Arial" w:cs="Arial" w:eastAsia="Arial" w:hAnsi="Arial"/>
+                  <w:color w:val="2E75B6"/>
+                  <w:sz w:val="16"/>
+                  <w:szCs w:val="16"/>
+                  <w:u w:val="single" w:color="2E75B6"/>
+                </w:rPr>
+                <w:t xml:space="preserve">Quadratic equations word problem: box dimensions</w:t>
+              </w:r>
+            </w:hyperlink>
+          </w:p>
+          <w:p>
+            <w:pPr>
+              <w:spacing w:after="10" w:before="0"/>
+              <w:ind w:left="120"/>
+            </w:pPr>
+            <w:r>
+              <w:rPr>
+                <w:rFonts w:ascii="Arial" w:cs="Arial" w:eastAsia="Arial" w:hAnsi="Arial"/>
+                <w:color w:val="595959"/>
+                <w:sz w:val="14"/>
+                <w:szCs w:val="14"/>
+              </w:rPr>
+              <w:t xml:space="preserve">Source: Khan Academy (English - US curriculum)</w:t>
+            </w:r>
+          </w:p>
+          <w:p>
+            <w:pPr>
+              <w:spacing w:after="10" w:before="0"/>
+              <w:ind w:left="120"/>
+            </w:pPr>
+            <w:hyperlink w:history="1" r:id="rId4hr6cuxpxqrsl6ki2uqv-">
+              <w:r>
+                <w:rPr>
+                  <w:rFonts w:ascii="Arial" w:cs="Arial" w:eastAsia="Arial" w:hAnsi="Arial"/>
+                  <w:color w:val="595959"/>
+                  <w:sz w:val="14"/>
+                  <w:szCs w:val="14"/>
+                  <w:u w:val="single" w:color="595959"/>
+                </w:rPr>
+                <w:t xml:space="preserve">🔍 Search ARES for similar videos</w:t>
+              </w:r>
+            </w:hyperlink>
+          </w:p>
+          <w:p>
+            <w:pPr>
+              <w:spacing w:after="40" w:before="0"/>
+            </w:pPr>
+            <w:r>
+              <w:rPr>
+                <w:sz w:val="14"/>
+                <w:szCs w:val="14"/>
+              </w:rPr>
+              <w:t xml:space="preserve"/>
+            </w:r>
+          </w:p>
+          <w:p>
+            <w:pPr>
+              <w:spacing w:after="20" w:before="0"/>
+            </w:pPr>
+            <w:r>
+              <w:rPr>
+                <w:rFonts w:ascii="Arial" w:cs="Arial" w:eastAsia="Arial" w:hAnsi="Arial"/>
+                <w:b/>
+                <w:bCs/>
+                <w:color w:val="1F3864"/>
+                <w:sz w:val="16"/>
+                <w:szCs w:val="16"/>
+              </w:rPr>
               <w:t xml:space="preserve">📖 HTML:</w:t>
             </w:r>
           </w:p>
@@ -3322,7 +3742,7 @@
             <w:pPr>
               <w:spacing w:after="20" w:before="0"/>
             </w:pPr>
-            <w:hyperlink w:history="1" r:id="rIdj52mkupk_drt8zve1h4uv">
+            <w:hyperlink w:history="1" r:id="rIdtbomgsdru4qkvjnl8cqh_">
               <w:r>
                 <w:rPr>
                   <w:rFonts w:ascii="Arial" w:cs="Arial" w:eastAsia="Arial" w:hAnsi="Arial"/>
@@ -3355,7 +3775,7 @@
               <w:spacing w:after="10" w:before="0"/>
               <w:ind w:left="120"/>
             </w:pPr>
-            <w:hyperlink w:history="1" r:id="rIdesig0nyxtezduscybtgdg">
+            <w:hyperlink w:history="1" r:id="rIddxxreibsynugwxm13xfrt">
               <w:r>
                 <w:rPr>
                   <w:rFonts w:ascii="Arial" w:cs="Arial" w:eastAsia="Arial" w:hAnsi="Arial"/>
@@ -3397,7 +3817,7 @@
                 <w:sz w:val="18"/>
                 <w:szCs w:val="18"/>
               </w:rPr>
-              <w:t xml:space="preserve">Each student receives a printed (or ARES-displayed) copy of the manila-paper sketch: a rectangle labelled 'width = w metres' and 'length = (w + 2) metres', with 'Area = 120 m²' written inside. Working silently and individually for 5 minutes, students attempt to find a value of w that satisfies the area condition using only arithmetic — no algebra yet. They record their guesses and the resulting area in a two-column table (Guess for w | Computed Area). After individual work, pairs share and compare tables for 3 minutes. The teacher then cold-calls 5 pairs to share one guess each, recording all attempts on the board in a whole-class trial-and-error table. Students observe that guesses converge on a value near 10 but that no one can justify why 10 works without checking, and that fractional or non-integer answers create confusion. The teacher then challenges students: 'Can you write ONE equation — using only the letter w — that describes this situation exactly?' Students attempt this in their exercise books for 4 minutes before sharing.</w:t>
+              <w:t xml:space="preserve">The teacher shows two contrasting equations on the board side by side: a familiar linear equation from a previous topic (e.g., 'A farmer in Kericho has a rectangular shamba. Length = w + 2. Perimeter = 28 m. Find w.') and the Githurai hall equation. Students work in groups of 4 to answer three structured questions on a task card: (Q1) Solve the Kericho perimeter problem — how many steps does it take? (Q2) Try to solve the Githurai area problem the same way — what goes wrong? (Q3) Write down in one sentence WHY the area problem is harder. Groups record answers on a half-sheet of paper. After 8 minutes of group work, two groups share their Q3 sentences with the class.</w:t>
             </w:r>
           </w:p>
         </w:tc>
@@ -3429,121 +3849,64 @@
                 <w:sz w:val="18"/>
                 <w:szCs w:val="18"/>
               </w:rPr>
-              <w:t xml:space="preserve">1. DISPLAY the sketch on the board (printed manila sheet or ARES screen). Say verbatim: 'The Githurai community committee drew this sketch last week. They need YOUR help. Do NOT use any formula yet — just use your number sense. Try to find the width w.' </w:t>
-            </w:r>
-          </w:p>
-          <w:p>
-            <w:pPr>
-              <w:spacing w:after="40" w:before="0"/>
-              <w:jc w:val="left"/>
-            </w:pPr>
-            <w:r>
-              <w:rPr>
-                <w:rFonts w:ascii="Arial" w:cs="Arial" w:eastAsia="Arial" w:hAnsi="Arial"/>
-                <w:b w:val="false"/>
-                <w:bCs w:val="false"/>
-                <w:i w:val="false"/>
-                <w:iCs w:val="false"/>
-                <w:color w:val="000000"/>
-                <w:sz w:val="18"/>
-                <w:szCs w:val="18"/>
-              </w:rPr>
-              <w:t xml:space="preserve">2. CIRCULATE silently for 5 minutes. Do NOT answer questions about method — redirect with: 'What does area of a rectangle mean to you?' </w:t>
-            </w:r>
-          </w:p>
-          <w:p>
-            <w:pPr>
-              <w:spacing w:after="40" w:before="0"/>
-              <w:jc w:val="left"/>
-            </w:pPr>
-            <w:r>
-              <w:rPr>
-                <w:rFonts w:ascii="Arial" w:cs="Arial" w:eastAsia="Arial" w:hAnsi="Arial"/>
-                <w:b w:val="false"/>
-                <w:bCs w:val="false"/>
-                <w:i w:val="false"/>
-                <w:iCs w:val="false"/>
-                <w:color w:val="000000"/>
-                <w:sz w:val="18"/>
-                <w:szCs w:val="18"/>
-              </w:rPr>
-              <w:t xml:space="preserve">3. After 5 minutes, say: 'Stop. Compare your table with your partner. Who got closer to 120 m²? How do you know?' Allow 3 minutes of pair talk. </w:t>
-            </w:r>
-          </w:p>
-          <w:p>
-            <w:pPr>
-              <w:spacing w:after="40" w:before="0"/>
-              <w:jc w:val="left"/>
-            </w:pPr>
-            <w:r>
-              <w:rPr>
-                <w:rFonts w:ascii="Arial" w:cs="Arial" w:eastAsia="Arial" w:hAnsi="Arial"/>
-                <w:b w:val="false"/>
-                <w:bCs w:val="false"/>
-                <w:i w:val="false"/>
-                <w:iCs w:val="false"/>
-                <w:color w:val="000000"/>
-                <w:sz w:val="18"/>
-                <w:szCs w:val="18"/>
-              </w:rPr>
-              <w:t xml:space="preserve">4. COLD-CALL exactly 5 pairs — alternate across the room (front-left, back-right, middle, front-right, back-left). Record every guess on the board without evaluation. </w:t>
-            </w:r>
-          </w:p>
-          <w:p>
-            <w:pPr>
-              <w:spacing w:after="40" w:before="0"/>
-              <w:jc w:val="left"/>
-            </w:pPr>
-            <w:r>
-              <w:rPr>
-                <w:rFonts w:ascii="Arial" w:cs="Arial" w:eastAsia="Arial" w:hAnsi="Arial"/>
-                <w:b w:val="false"/>
-                <w:bCs w:val="false"/>
-                <w:i w:val="false"/>
-                <w:iCs w:val="false"/>
-                <w:color w:val="000000"/>
-                <w:sz w:val="18"/>
-                <w:szCs w:val="18"/>
-              </w:rPr>
-              <w:t xml:space="preserve">5. Ask the whole class: 'Looking at this table — what pattern do you notice as w increases?' WAIT 12 seconds. Cold-call 3 students. </w:t>
-            </w:r>
-          </w:p>
-          <w:p>
-            <w:pPr>
-              <w:spacing w:after="40" w:before="0"/>
-              <w:jc w:val="left"/>
-            </w:pPr>
-            <w:r>
-              <w:rPr>
-                <w:rFonts w:ascii="Arial" w:cs="Arial" w:eastAsia="Arial" w:hAnsi="Arial"/>
-                <w:b w:val="false"/>
-                <w:bCs w:val="false"/>
-                <w:i w:val="false"/>
-                <w:iCs w:val="false"/>
-                <w:color w:val="000000"/>
-                <w:sz w:val="18"/>
-                <w:szCs w:val="18"/>
-              </w:rPr>
-              <w:t xml:space="preserve">6. Pose the written-equation challenge: 'Now write a single equation using w that captures this rectangle problem exactly.' WAIT 10 seconds before allowing any pair talk. </w:t>
-            </w:r>
-          </w:p>
-          <w:p>
-            <w:pPr>
-              <w:spacing w:after="40" w:before="0"/>
-              <w:jc w:val="left"/>
-            </w:pPr>
-            <w:r>
-              <w:rPr>
-                <w:rFonts w:ascii="Arial" w:cs="Arial" w:eastAsia="Arial" w:hAnsi="Arial"/>
-                <w:b w:val="false"/>
-                <w:bCs w:val="false"/>
-                <w:i w:val="false"/>
-                <w:iCs w:val="false"/>
-                <w:color w:val="000000"/>
-                <w:sz w:val="18"/>
-                <w:szCs w:val="18"/>
-              </w:rPr>
-              <w:t xml:space="preserve">7. COLD-CALL 4 students to share their equations. Write all attempts on the board — including incorrect ones like '2w + 2 = 120' — without correcting yet.</w:t>
+              <w:t xml:space="preserve">1. Write both problems on the board simultaneously. Say: 'I am giving you a familiar problem next to our hall problem. Work in your groups of four. You have 8 minutes. Answer all three questions on the task card.' </w:t>
+            </w:r>
+          </w:p>
+          <w:p>
+            <w:pPr>
+              <w:spacing w:after="40" w:before="0"/>
+              <w:jc w:val="left"/>
+            </w:pPr>
+            <w:r>
+              <w:rPr>
+                <w:rFonts w:ascii="Arial" w:cs="Arial" w:eastAsia="Arial" w:hAnsi="Arial"/>
+                <w:b w:val="false"/>
+                <w:bCs w:val="false"/>
+                <w:i w:val="false"/>
+                <w:iCs w:val="false"/>
+                <w:color w:val="000000"/>
+                <w:sz w:val="18"/>
+                <w:szCs w:val="18"/>
+              </w:rPr>
+              <w:t xml:space="preserve">2. CIRCULATE and LISTEN for the key insight: 'The area problem has w times w — it becomes w-squared.' If a group reaches this, ask them: 'How would you say that in a mathematical sentence?' — do NOT confirm yet. </w:t>
+            </w:r>
+          </w:p>
+          <w:p>
+            <w:pPr>
+              <w:spacing w:after="40" w:before="0"/>
+              <w:jc w:val="left"/>
+            </w:pPr>
+            <w:r>
+              <w:rPr>
+                <w:rFonts w:ascii="Arial" w:cs="Arial" w:eastAsia="Arial" w:hAnsi="Arial"/>
+                <w:b w:val="false"/>
+                <w:bCs w:val="false"/>
+                <w:i w:val="false"/>
+                <w:iCs w:val="false"/>
+                <w:color w:val="000000"/>
+                <w:sz w:val="18"/>
+                <w:szCs w:val="18"/>
+              </w:rPr>
+              <w:t xml:space="preserve">3. After 8 minutes, say: 'Pens down. Group 3 — read me your answer to Question 2.' WAIT 8 seconds. Then ask Group 7: 'Do you agree or disagree with Group 3? Why?' </w:t>
+            </w:r>
+          </w:p>
+          <w:p>
+            <w:pPr>
+              <w:spacing w:after="40" w:before="0"/>
+              <w:jc w:val="left"/>
+            </w:pPr>
+            <w:r>
+              <w:rPr>
+                <w:rFonts w:ascii="Arial" w:cs="Arial" w:eastAsia="Arial" w:hAnsi="Arial"/>
+                <w:b w:val="false"/>
+                <w:bCs w:val="false"/>
+                <w:i w:val="false"/>
+                <w:iCs w:val="false"/>
+                <w:color w:val="000000"/>
+                <w:sz w:val="18"/>
+                <w:szCs w:val="18"/>
+              </w:rPr>
+              <w:t xml:space="preserve">4. Ask the whole class: 'What is the HIGHEST power of w in the Kericho problem? What is the HIGHEST power of w in the Githurai problem?' WAIT 12 seconds. Cold-call 2 students. Write their answers prominently: 'Linear: highest power = 1. Githurai hall: highest power = ?' — leave this as an open question for Phase 3.</w:t>
             </w:r>
           </w:p>
         </w:tc>
@@ -3575,7 +3938,7 @@
                 <w:sz w:val="18"/>
                 <w:szCs w:val="18"/>
               </w:rPr>
-              <w:t xml:space="preserve">PREDICT-THEN-COMPARE TABLE: Students generate a personal data table of (w, Area) pairs before any instruction. This strategy surfaces prior knowledge, exposes the trial-and-error limitation, and creates cognitive dissonance — the foundation for genuine need. The whole-class table aggregation makes the pattern visible to all learners simultaneously.</w:t>
+              <w:t xml:space="preserve">CONTRASTING CASES: Placing a linear perimeter problem beside the quadratic area problem makes the structural difference visible without direct instruction. Students construct the contrast themselves, which deepens encoding. This strategy embeds NGSS Science &amp; Engineering Practice 6 (Constructing Explanations) by asking students to articulate in writing WHY the methods differ.</w:t>
             </w:r>
           </w:p>
         </w:tc>
@@ -3607,7 +3970,7 @@
                 <w:sz w:val="18"/>
                 <w:szCs w:val="18"/>
               </w:rPr>
-              <w:t xml:space="preserve">Observable indicator: Can the student compute w × (w + 2) correctly for at least 3 chosen values of w and record them accurately? Listen for students who write a linear equation (e.g., 2w = 120 or w + 2 = 120) — these reveal a key misconception to address in Phase 3. Collect 3 exercise books at random to check trial-and-error tables before Phase 2 begins.</w:t>
+              <w:t xml:space="preserve">Observable indicator: Does the group's Q3 sentence contain the idea of 'multiplying w by itself' or 'w squared'? Groups whose Q3 sentences mention only 'two unknowns' or 'more variables' still hold a misconception — note these groups for targeted questioning in Phase 3. Check that all groups correctly solved the linear Kericho problem in Q1 (expected answer: w = 6 m).</w:t>
             </w:r>
           </w:p>
         </w:tc>
@@ -3616,32 +3979,32 @@
         <w:tc>
           <w:tcPr>
             <w:tcW w:type="dxa" w:w="1520"/>
-            <w:shd w:fill="D9EEF1" w:color="auto" w:val="clear"/>
-            <w:tcMar>
-              <w:top w:type="dxa" w:w="60"/>
-              <w:left w:type="dxa" w:w="120"/>
-              <w:bottom w:type="dxa" w:w="60"/>
-              <w:right w:type="dxa" w:w="120"/>
-            </w:tcMar>
-            <w:vAlign w:val="top"/>
-          </w:tcPr>
-          <w:p>
-            <w:pPr>
-              <w:spacing w:after="40" w:before="0"/>
-              <w:jc w:val="left"/>
-            </w:pPr>
-            <w:r>
-              <w:rPr>
-                <w:rFonts w:ascii="Arial" w:cs="Arial" w:eastAsia="Arial" w:hAnsi="Arial"/>
-                <w:b/>
-                <w:bCs/>
-                <w:i w:val="false"/>
-                <w:iCs w:val="false"/>
-                <w:color w:val="000000"/>
-                <w:sz w:val="18"/>
-                <w:szCs w:val="18"/>
-              </w:rPr>
-              <w:t xml:space="preserve">Observe Phase</w:t>
+            <w:shd w:fill="E2EFDA" w:color="auto" w:val="clear"/>
+            <w:tcMar>
+              <w:top w:type="dxa" w:w="60"/>
+              <w:left w:type="dxa" w:w="120"/>
+              <w:bottom w:type="dxa" w:w="60"/>
+              <w:right w:type="dxa" w:w="120"/>
+            </w:tcMar>
+            <w:vAlign w:val="top"/>
+          </w:tcPr>
+          <w:p>
+            <w:pPr>
+              <w:spacing w:after="40" w:before="0"/>
+              <w:jc w:val="left"/>
+            </w:pPr>
+            <w:r>
+              <w:rPr>
+                <w:rFonts w:ascii="Arial" w:cs="Arial" w:eastAsia="Arial" w:hAnsi="Arial"/>
+                <w:b/>
+                <w:bCs/>
+                <w:i w:val="false"/>
+                <w:iCs w:val="false"/>
+                <w:color w:val="000000"/>
+                <w:sz w:val="18"/>
+                <w:szCs w:val="18"/>
+              </w:rPr>
+              <w:t xml:space="preserve">Explain Phase</w:t>
             </w:r>
           </w:p>
           <w:p>
@@ -3664,7 +4027,7 @@
             <w:pPr>
               <w:spacing w:after="20" w:before="0"/>
             </w:pPr>
-            <w:hyperlink w:history="1" r:id="rId5wh8cdtc7vm9p8tl554mm">
+            <w:hyperlink w:history="1" r:id="rIdyaknp9odfw9exsxe7wbzp">
               <w:r>
                 <w:rPr>
                   <w:rFonts w:ascii="Arial" w:cs="Arial" w:eastAsia="Arial" w:hAnsi="Arial"/>
@@ -3673,7 +4036,7 @@
                   <w:szCs w:val="16"/>
                   <w:u w:val="single" w:color="2E75B6"/>
                 </w:rPr>
-                <w:t xml:space="preserve">Quadratic equations word problem: box dimensions</w:t>
+                <w:t xml:space="preserve">Quadratic equations word problem: triangle dimensions -dubbed(KY)</w:t>
               </w:r>
             </w:hyperlink>
           </w:p>
@@ -3689,7 +4052,7 @@
                 <w:sz w:val="14"/>
                 <w:szCs w:val="14"/>
               </w:rPr>
-              <w:t xml:space="preserve">Source: Khan Academy (English - US curriculum)</w:t>
+              <w:t xml:space="preserve">Source: Khan Academy (Kiswahili)</w:t>
             </w:r>
           </w:p>
           <w:p>
@@ -3697,7 +4060,7 @@
               <w:spacing w:after="10" w:before="0"/>
               <w:ind w:left="120"/>
             </w:pPr>
-            <w:hyperlink w:history="1" r:id="rId9pda2jpj2n3xhsp9bbuiz">
+            <w:hyperlink w:history="1" r:id="rId9cu9c-d_3qcr-i4dfa9na">
               <w:r>
                 <w:rPr>
                   <w:rFonts w:ascii="Arial" w:cs="Arial" w:eastAsia="Arial" w:hAnsi="Arial"/>
@@ -3742,7 +4105,7 @@
             <w:pPr>
               <w:spacing w:after="20" w:before="0"/>
             </w:pPr>
-            <w:hyperlink w:history="1" r:id="rIdkmpfeeday8skou8o6sbrg">
+            <w:hyperlink w:history="1" r:id="rIdll0v6fenfnxamsrmhtlrm">
               <w:r>
                 <w:rPr>
                   <w:rFonts w:ascii="Arial" w:cs="Arial" w:eastAsia="Arial" w:hAnsi="Arial"/>
@@ -3775,7 +4138,7 @@
               <w:spacing w:after="10" w:before="0"/>
               <w:ind w:left="120"/>
             </w:pPr>
-            <w:hyperlink w:history="1" r:id="rIdrfucr6z1fmtpjtxxsckv8">
+            <w:hyperlink w:history="1" r:id="rIdrrhymv5fn4y1bv2om-sta">
               <w:r>
                 <w:rPr>
                   <w:rFonts w:ascii="Arial" w:cs="Arial" w:eastAsia="Arial" w:hAnsi="Arial"/>
@@ -3817,7 +4180,7 @@
                 <w:sz w:val="18"/>
                 <w:szCs w:val="18"/>
               </w:rPr>
-              <w:t xml:space="preserve">The teacher shows two contrasting equations on the board side by side: a familiar linear equation from a previous topic (e.g., 'A farmer in Kericho has a rectangular shamba. Length = w + 2. Perimeter = 28 m. Find w.') and the Githurai hall equation. Students work in groups of 4 to answer three structured questions on a task card: (Q1) Solve the Kericho perimeter problem — how many steps does it take? (Q2) Try to solve the Githurai area problem the same way — what goes wrong? (Q3) Write down in one sentence WHY the area problem is harder. Groups record answers on a half-sheet of paper. After 8 minutes of group work, two groups share their Q3 sentences with the class.</w:t>
+              <w:t xml:space="preserve">The teacher models the algebraic formalisation step by step, connecting each algebraic move back to the hall sketch. Students follow along in their exercise books. Step 1: Area = length × width → 120 = (w + 2) × w. Step 2: Expand → 120 = w² + 2w. Step 3: Rearrange → w² + 2w − 120 = 0. Students then copy the general form ax² + bx + c = 0 and identify a = 1, b = 2, c = −120 for the hall equation. The teacher shows three further examples of quadratic expressions drawn from Kenyan contexts (a maize storage silo, a triangular plot in Kisumu, a matatu fuel-cost problem) and asks students to identify them as quadratic or not quadratic, justifying by citing the squared term. Students complete a 5-item individual 'Is it quadratic?' card and exchange with a partner for peer-marking using a displayed answer key.</w:t>
             </w:r>
           </w:p>
         </w:tc>
@@ -3849,64 +4212,102 @@
                 <w:sz w:val="18"/>
                 <w:szCs w:val="18"/>
               </w:rPr>
-              <w:t xml:space="preserve">1. Write both problems on the board simultaneously. Say: 'I am giving you a familiar problem next to our hall problem. Work in your groups of four. You have 8 minutes. Answer all three questions on the task card.' </w:t>
-            </w:r>
-          </w:p>
-          <w:p>
-            <w:pPr>
-              <w:spacing w:after="40" w:before="0"/>
-              <w:jc w:val="left"/>
-            </w:pPr>
-            <w:r>
-              <w:rPr>
-                <w:rFonts w:ascii="Arial" w:cs="Arial" w:eastAsia="Arial" w:hAnsi="Arial"/>
-                <w:b w:val="false"/>
-                <w:bCs w:val="false"/>
-                <w:i w:val="false"/>
-                <w:iCs w:val="false"/>
-                <w:color w:val="000000"/>
-                <w:sz w:val="18"/>
-                <w:szCs w:val="18"/>
-              </w:rPr>
-              <w:t xml:space="preserve">2. CIRCULATE and LISTEN for the key insight: 'The area problem has w times w — it becomes w-squared.' If a group reaches this, ask them: 'How would you say that in a mathematical sentence?' — do NOT confirm yet. </w:t>
-            </w:r>
-          </w:p>
-          <w:p>
-            <w:pPr>
-              <w:spacing w:after="40" w:before="0"/>
-              <w:jc w:val="left"/>
-            </w:pPr>
-            <w:r>
-              <w:rPr>
-                <w:rFonts w:ascii="Arial" w:cs="Arial" w:eastAsia="Arial" w:hAnsi="Arial"/>
-                <w:b w:val="false"/>
-                <w:bCs w:val="false"/>
-                <w:i w:val="false"/>
-                <w:iCs w:val="false"/>
-                <w:color w:val="000000"/>
-                <w:sz w:val="18"/>
-                <w:szCs w:val="18"/>
-              </w:rPr>
-              <w:t xml:space="preserve">3. After 8 minutes, say: 'Pens down. Group 3 — read me your answer to Question 2.' WAIT 8 seconds. Then ask Group 7: 'Do you agree or disagree with Group 3? Why?' </w:t>
-            </w:r>
-          </w:p>
-          <w:p>
-            <w:pPr>
-              <w:spacing w:after="40" w:before="0"/>
-              <w:jc w:val="left"/>
-            </w:pPr>
-            <w:r>
-              <w:rPr>
-                <w:rFonts w:ascii="Arial" w:cs="Arial" w:eastAsia="Arial" w:hAnsi="Arial"/>
-                <w:b w:val="false"/>
-                <w:bCs w:val="false"/>
-                <w:i w:val="false"/>
-                <w:iCs w:val="false"/>
-                <w:color w:val="000000"/>
-                <w:sz w:val="18"/>
-                <w:szCs w:val="18"/>
-              </w:rPr>
-              <w:t xml:space="preserve">4. Ask the whole class: 'What is the HIGHEST power of w in the Kericho problem? What is the HIGHEST power of w in the Githurai problem?' WAIT 12 seconds. Cold-call 2 students. Write their answers prominently: 'Linear: highest power = 1. Githurai hall: highest power = ?' — leave this as an open question for Phase 3.</w:t>
+              <w:t xml:space="preserve">1. Return to the hall sketch on the board. Say: 'Let us now write what the Githurai committee's problem is saying — in the language of algebra.' Point to the rectangle and write each step slowly. After writing 120 = (w + 2) × w, ask: 'Before I expand — what will happen when I multiply w by w?' WAIT 12 seconds. Cold-call 3 students. </w:t>
+            </w:r>
+          </w:p>
+          <w:p>
+            <w:pPr>
+              <w:spacing w:after="40" w:before="0"/>
+              <w:jc w:val="left"/>
+            </w:pPr>
+            <w:r>
+              <w:rPr>
+                <w:rFonts w:ascii="Arial" w:cs="Arial" w:eastAsia="Arial" w:hAnsi="Arial"/>
+                <w:b w:val="false"/>
+                <w:bCs w:val="false"/>
+                <w:i w:val="false"/>
+                <w:iCs w:val="false"/>
+                <w:color w:val="000000"/>
+                <w:sz w:val="18"/>
+                <w:szCs w:val="18"/>
+              </w:rPr>
+              <w:t xml:space="preserve">2. Write w × w = w² on the board and circle it in a different colour. Say: 'THIS is what makes this equation different from everything you have solved before. This single term — w-squared — is the reason we need new tools.' </w:t>
+            </w:r>
+          </w:p>
+          <w:p>
+            <w:pPr>
+              <w:spacing w:after="40" w:before="0"/>
+              <w:jc w:val="left"/>
+            </w:pPr>
+            <w:r>
+              <w:rPr>
+                <w:rFonts w:ascii="Arial" w:cs="Arial" w:eastAsia="Arial" w:hAnsi="Arial"/>
+                <w:b w:val="false"/>
+                <w:bCs w:val="false"/>
+                <w:i w:val="false"/>
+                <w:iCs w:val="false"/>
+                <w:color w:val="000000"/>
+                <w:sz w:val="18"/>
+                <w:szCs w:val="18"/>
+              </w:rPr>
+              <w:t xml:space="preserve">3. Write the general form ax² + bx + c = 0. Say: 'This is called a quadratic equation in one variable. The word quadratic comes from the Latin word for square — because the variable is squared.' </w:t>
+            </w:r>
+          </w:p>
+          <w:p>
+            <w:pPr>
+              <w:spacing w:after="40" w:before="0"/>
+              <w:jc w:val="left"/>
+            </w:pPr>
+            <w:r>
+              <w:rPr>
+                <w:rFonts w:ascii="Arial" w:cs="Arial" w:eastAsia="Arial" w:hAnsi="Arial"/>
+                <w:b w:val="false"/>
+                <w:bCs w:val="false"/>
+                <w:i w:val="false"/>
+                <w:iCs w:val="false"/>
+                <w:color w:val="000000"/>
+                <w:sz w:val="18"/>
+                <w:szCs w:val="18"/>
+              </w:rPr>
+              <w:t xml:space="preserve">4. Ask: 'For OUR hall equation, what are a, b, and c?' WAIT 10 seconds. Cold-call one student for each value. </w:t>
+            </w:r>
+          </w:p>
+          <w:p>
+            <w:pPr>
+              <w:spacing w:after="40" w:before="0"/>
+              <w:jc w:val="left"/>
+            </w:pPr>
+            <w:r>
+              <w:rPr>
+                <w:rFonts w:ascii="Arial" w:cs="Arial" w:eastAsia="Arial" w:hAnsi="Arial"/>
+                <w:b w:val="false"/>
+                <w:bCs w:val="false"/>
+                <w:i w:val="false"/>
+                <w:iCs w:val="false"/>
+                <w:color w:val="000000"/>
+                <w:sz w:val="18"/>
+                <w:szCs w:val="18"/>
+              </w:rPr>
+              <w:t xml:space="preserve">5. Display the three Kenyan context expressions one at a time. For each, ask: 'Quadratic or not quadratic? Raise your hand if you say quadratic.' Count hands visibly, then cold-call one student who disagrees with the majority to justify. </w:t>
+            </w:r>
+          </w:p>
+          <w:p>
+            <w:pPr>
+              <w:spacing w:after="40" w:before="0"/>
+              <w:jc w:val="left"/>
+            </w:pPr>
+            <w:r>
+              <w:rPr>
+                <w:rFonts w:ascii="Arial" w:cs="Arial" w:eastAsia="Arial" w:hAnsi="Arial"/>
+                <w:b w:val="false"/>
+                <w:bCs w:val="false"/>
+                <w:i w:val="false"/>
+                <w:iCs w:val="false"/>
+                <w:color w:val="000000"/>
+                <w:sz w:val="18"/>
+                <w:szCs w:val="18"/>
+              </w:rPr>
+              <w:t xml:space="preserve">6. Distribute the 5-item 'Is it quadratic?' individual card. Allow 4 minutes. Then say: 'Exchange books with your partner. I will display the answers. Mark honestly — a wrong answer now is a gift.' Display answers and allow 1 minute peer-marking.</w:t>
             </w:r>
           </w:p>
         </w:tc>
@@ -3938,7 +4339,7 @@
                 <w:sz w:val="18"/>
                 <w:szCs w:val="18"/>
               </w:rPr>
-              <w:t xml:space="preserve">CONTRASTING CASES: Placing a linear perimeter problem beside the quadratic area problem makes the structural difference visible without direct instruction. Students construct the contrast themselves, which deepens encoding. This strategy embeds NGSS Science &amp; Engineering Practice 6 (Constructing Explanations) by asking students to articulate in writing WHY the methods differ.</w:t>
+              <w:t xml:space="preserve">ANCHOR-BACK FORMALISATION: Every algebraic step is narrated by pointing back to a physical part of the hall sketch (the width side, the length side, the interior area). This strategy, grounded in NGSS Practice 2 (Developing and Using Models), prevents algebra from feeling abstract by keeping it tethered to the physical context. The 'Is it quadratic?' card enacts NGSS Practice 8 (Obtaining, Evaluating, and Communicating Information) at a basic recognition level.</w:t>
             </w:r>
           </w:p>
         </w:tc>
@@ -3970,7 +4371,7 @@
                 <w:sz w:val="18"/>
                 <w:szCs w:val="18"/>
               </w:rPr>
-              <w:t xml:space="preserve">Observable indicator: Does the group's Q3 sentence contain the idea of 'multiplying w by itself' or 'w squared'? Groups whose Q3 sentences mention only 'two unknowns' or 'more variables' still hold a misconception — note these groups for targeted questioning in Phase 3. Check that all groups correctly solved the linear Kericho problem in Q1 (expected answer: w = 6 m).</w:t>
+              <w:t xml:space="preserve">Observable indicator: On the 5-item 'Is it quadratic?' card, students should correctly identify at least 4 of 5 items. A score of 3 or below indicates the student cannot yet reliably identify the squared term as the defining feature. Collect all cards — use scores to form targeted groups for Lesson 2's factorisation activity. Also listen for students who say a = 1 for w² + 2w − 120 = 0 — this confirms they understand the implicit coefficient.</w:t>
             </w:r>
           </w:p>
         </w:tc>
@@ -3979,32 +4380,32 @@
         <w:tc>
           <w:tcPr>
             <w:tcW w:type="dxa" w:w="1520"/>
-            <w:shd w:fill="E2EFDA" w:color="auto" w:val="clear"/>
-            <w:tcMar>
-              <w:top w:type="dxa" w:w="60"/>
-              <w:left w:type="dxa" w:w="120"/>
-              <w:bottom w:type="dxa" w:w="60"/>
-              <w:right w:type="dxa" w:w="120"/>
-            </w:tcMar>
-            <w:vAlign w:val="top"/>
-          </w:tcPr>
-          <w:p>
-            <w:pPr>
-              <w:spacing w:after="40" w:before="0"/>
-              <w:jc w:val="left"/>
-            </w:pPr>
-            <w:r>
-              <w:rPr>
-                <w:rFonts w:ascii="Arial" w:cs="Arial" w:eastAsia="Arial" w:hAnsi="Arial"/>
-                <w:b/>
-                <w:bCs/>
-                <w:i w:val="false"/>
-                <w:iCs w:val="false"/>
-                <w:color w:val="000000"/>
-                <w:sz w:val="18"/>
-                <w:szCs w:val="18"/>
-              </w:rPr>
-              <w:t xml:space="preserve">Explain Phase</w:t>
+            <w:shd w:fill="FCE4D6" w:color="auto" w:val="clear"/>
+            <w:tcMar>
+              <w:top w:type="dxa" w:w="60"/>
+              <w:left w:type="dxa" w:w="120"/>
+              <w:bottom w:type="dxa" w:w="60"/>
+              <w:right w:type="dxa" w:w="120"/>
+            </w:tcMar>
+            <w:vAlign w:val="top"/>
+          </w:tcPr>
+          <w:p>
+            <w:pPr>
+              <w:spacing w:after="40" w:before="0"/>
+              <w:jc w:val="left"/>
+            </w:pPr>
+            <w:r>
+              <w:rPr>
+                <w:rFonts w:ascii="Arial" w:cs="Arial" w:eastAsia="Arial" w:hAnsi="Arial"/>
+                <w:b/>
+                <w:bCs/>
+                <w:i w:val="false"/>
+                <w:iCs w:val="false"/>
+                <w:color w:val="000000"/>
+                <w:sz w:val="18"/>
+                <w:szCs w:val="18"/>
+              </w:rPr>
+              <w:t xml:space="preserve">Driving Question Board (DQB) Creation</w:t>
             </w:r>
           </w:p>
           <w:p>
@@ -4027,7 +4428,7 @@
             <w:pPr>
               <w:spacing w:after="20" w:before="0"/>
             </w:pPr>
-            <w:hyperlink w:history="1" r:id="rIdr3hnnlmejsitzx-vhgbny">
+            <w:hyperlink w:history="1" r:id="rIdzfi0eutie6ja0hact31th">
               <w:r>
                 <w:rPr>
                   <w:rFonts w:ascii="Arial" w:cs="Arial" w:eastAsia="Arial" w:hAnsi="Arial"/>
@@ -4036,7 +4437,7 @@
                   <w:szCs w:val="16"/>
                   <w:u w:val="single" w:color="2E75B6"/>
                 </w:rPr>
-                <w:t xml:space="preserve">Quadratic equations word problem: triangle dimensions -dubbed(KY)</w:t>
+                <w:t xml:space="preserve">Solving Real-World Problems Using Quadratic Equations: A Sample Application</w:t>
               </w:r>
             </w:hyperlink>
           </w:p>
@@ -4052,7 +4453,7 @@
                 <w:sz w:val="14"/>
                 <w:szCs w:val="14"/>
               </w:rPr>
-              <w:t xml:space="preserve">Source: Khan Academy (Kiswahili)</w:t>
+              <w:t xml:space="preserve">Source: CK-12</w:t>
             </w:r>
           </w:p>
           <w:p>
@@ -4060,7 +4461,7 @@
               <w:spacing w:after="10" w:before="0"/>
               <w:ind w:left="120"/>
             </w:pPr>
-            <w:hyperlink w:history="1" r:id="rIdepigtt74kijmcvhninz0x">
+            <w:hyperlink w:history="1" r:id="rId7s-4otmox8i_09pqkjr6d">
               <w:r>
                 <w:rPr>
                   <w:rFonts w:ascii="Arial" w:cs="Arial" w:eastAsia="Arial" w:hAnsi="Arial"/>
@@ -4105,7 +4506,7 @@
             <w:pPr>
               <w:spacing w:after="20" w:before="0"/>
             </w:pPr>
-            <w:hyperlink w:history="1" r:id="rIdxdfsi4j8rucachvg4jyht">
+            <w:hyperlink w:history="1" r:id="rIdshtmbjtee9s0ehcpgysok">
               <w:r>
                 <w:rPr>
                   <w:rFonts w:ascii="Arial" w:cs="Arial" w:eastAsia="Arial" w:hAnsi="Arial"/>
@@ -4138,7 +4539,7 @@
               <w:spacing w:after="10" w:before="0"/>
               <w:ind w:left="120"/>
             </w:pPr>
-            <w:hyperlink w:history="1" r:id="rIdrqsmorzyennnhsbgmtnfj">
+            <w:hyperlink w:history="1" r:id="rId9dxxbsppujyvl8cj9qjce">
               <w:r>
                 <w:rPr>
                   <w:rFonts w:ascii="Arial" w:cs="Arial" w:eastAsia="Arial" w:hAnsi="Arial"/>
@@ -4180,7 +4581,7 @@
                 <w:sz w:val="18"/>
                 <w:szCs w:val="18"/>
               </w:rPr>
-              <w:t xml:space="preserve">The teacher models the algebraic formalisation step by step, connecting each algebraic move back to the hall sketch. Students follow along in their exercise books. Step 1: Area = length × width → 120 = (w + 2) × w. Step 2: Expand → 120 = w² + 2w. Step 3: Rearrange → w² + 2w − 120 = 0. Students then copy the general form ax² + bx + c = 0 and identify a = 1, b = 2, c = −120 for the hall equation. The teacher shows three further examples of quadratic expressions drawn from Kenyan contexts (a maize storage silo, a triangular plot in Kisumu, a matatu fuel-cost problem) and asks students to identify them as quadratic or not quadratic, justifying by citing the squared term. Students complete a 5-item individual 'Is it quadratic?' card and exchange with a partner for peer-marking using a displayed answer key.</w:t>
+              <w:t xml:space="preserve">The teacher introduces the class Driving Question Board — a large sheet of manila paper or a section of the classroom wall divided into two columns: 'What we NOTICE about the hall problem' and 'What we WONDER (questions we still have)'. Each student receives two sticky notes (or small paper squares). On the first, they write one thing they noticed during today's lesson. On the second, they write one genuine question they still have. Students post their notes on the board, grouping similar ideas as they go. The class then does a 3-minute silent 'gallery walk' reading each other's contributions. The teacher reads aloud 4–5 wonder questions that will anchor the unit's upcoming lessons, circling them with a marker and saying: 'These are the questions that will drive our work for the next several lessons. We will come back to this board after every lesson and update it.'</w:t>
             </w:r>
           </w:p>
         </w:tc>
@@ -4212,102 +4613,102 @@
                 <w:sz w:val="18"/>
                 <w:szCs w:val="18"/>
               </w:rPr>
-              <w:t xml:space="preserve">1. Return to the hall sketch on the board. Say: 'Let us now write what the Githurai committee's problem is saying — in the language of algebra.' Point to the rectangle and write each step slowly. After writing 120 = (w + 2) × w, ask: 'Before I expand — what will happen when I multiply w by w?' WAIT 12 seconds. Cold-call 3 students. </w:t>
-            </w:r>
-          </w:p>
-          <w:p>
-            <w:pPr>
-              <w:spacing w:after="40" w:before="0"/>
-              <w:jc w:val="left"/>
-            </w:pPr>
-            <w:r>
-              <w:rPr>
-                <w:rFonts w:ascii="Arial" w:cs="Arial" w:eastAsia="Arial" w:hAnsi="Arial"/>
-                <w:b w:val="false"/>
-                <w:bCs w:val="false"/>
-                <w:i w:val="false"/>
-                <w:iCs w:val="false"/>
-                <w:color w:val="000000"/>
-                <w:sz w:val="18"/>
-                <w:szCs w:val="18"/>
-              </w:rPr>
-              <w:t xml:space="preserve">2. Write w × w = w² on the board and circle it in a different colour. Say: 'THIS is what makes this equation different from everything you have solved before. This single term — w-squared — is the reason we need new tools.' </w:t>
-            </w:r>
-          </w:p>
-          <w:p>
-            <w:pPr>
-              <w:spacing w:after="40" w:before="0"/>
-              <w:jc w:val="left"/>
-            </w:pPr>
-            <w:r>
-              <w:rPr>
-                <w:rFonts w:ascii="Arial" w:cs="Arial" w:eastAsia="Arial" w:hAnsi="Arial"/>
-                <w:b w:val="false"/>
-                <w:bCs w:val="false"/>
-                <w:i w:val="false"/>
-                <w:iCs w:val="false"/>
-                <w:color w:val="000000"/>
-                <w:sz w:val="18"/>
-                <w:szCs w:val="18"/>
-              </w:rPr>
-              <w:t xml:space="preserve">3. Write the general form ax² + bx + c = 0. Say: 'This is called a quadratic equation in one variable. The word quadratic comes from the Latin word for square — because the variable is squared.' </w:t>
-            </w:r>
-          </w:p>
-          <w:p>
-            <w:pPr>
-              <w:spacing w:after="40" w:before="0"/>
-              <w:jc w:val="left"/>
-            </w:pPr>
-            <w:r>
-              <w:rPr>
-                <w:rFonts w:ascii="Arial" w:cs="Arial" w:eastAsia="Arial" w:hAnsi="Arial"/>
-                <w:b w:val="false"/>
-                <w:bCs w:val="false"/>
-                <w:i w:val="false"/>
-                <w:iCs w:val="false"/>
-                <w:color w:val="000000"/>
-                <w:sz w:val="18"/>
-                <w:szCs w:val="18"/>
-              </w:rPr>
-              <w:t xml:space="preserve">4. Ask: 'For OUR hall equation, what are a, b, and c?' WAIT 10 seconds. Cold-call one student for each value. </w:t>
-            </w:r>
-          </w:p>
-          <w:p>
-            <w:pPr>
-              <w:spacing w:after="40" w:before="0"/>
-              <w:jc w:val="left"/>
-            </w:pPr>
-            <w:r>
-              <w:rPr>
-                <w:rFonts w:ascii="Arial" w:cs="Arial" w:eastAsia="Arial" w:hAnsi="Arial"/>
-                <w:b w:val="false"/>
-                <w:bCs w:val="false"/>
-                <w:i w:val="false"/>
-                <w:iCs w:val="false"/>
-                <w:color w:val="000000"/>
-                <w:sz w:val="18"/>
-                <w:szCs w:val="18"/>
-              </w:rPr>
-              <w:t xml:space="preserve">5. Display the three Kenyan context expressions one at a time. For each, ask: 'Quadratic or not quadratic? Raise your hand if you say quadratic.' Count hands visibly, then cold-call one student who disagrees with the majority to justify. </w:t>
-            </w:r>
-          </w:p>
-          <w:p>
-            <w:pPr>
-              <w:spacing w:after="40" w:before="0"/>
-              <w:jc w:val="left"/>
-            </w:pPr>
-            <w:r>
-              <w:rPr>
-                <w:rFonts w:ascii="Arial" w:cs="Arial" w:eastAsia="Arial" w:hAnsi="Arial"/>
-                <w:b w:val="false"/>
-                <w:bCs w:val="false"/>
-                <w:i w:val="false"/>
-                <w:iCs w:val="false"/>
-                <w:color w:val="000000"/>
-                <w:sz w:val="18"/>
-                <w:szCs w:val="18"/>
-              </w:rPr>
-              <w:t xml:space="preserve">6. Distribute the 5-item 'Is it quadratic?' individual card. Allow 4 minutes. Then say: 'Exchange books with your partner. I will display the answers. Mark honestly — a wrong answer now is a gift.' Display answers and allow 1 minute peer-marking.</w:t>
+              <w:t xml:space="preserve">1. Unveil the blank DQB. Say: 'This board belongs to you — it will track what this class figures out together over the coming lessons about quadratic equations and the Githurai hall. Every lesson, we will add to it.' </w:t>
+            </w:r>
+          </w:p>
+          <w:p>
+            <w:pPr>
+              <w:spacing w:after="40" w:before="0"/>
+              <w:jc w:val="left"/>
+            </w:pPr>
+            <w:r>
+              <w:rPr>
+                <w:rFonts w:ascii="Arial" w:cs="Arial" w:eastAsia="Arial" w:hAnsi="Arial"/>
+                <w:b w:val="false"/>
+                <w:bCs w:val="false"/>
+                <w:i w:val="false"/>
+                <w:iCs w:val="false"/>
+                <w:color w:val="000000"/>
+                <w:sz w:val="18"/>
+                <w:szCs w:val="18"/>
+              </w:rPr>
+              <w:t xml:space="preserve">2. Distribute sticky notes. Say: 'Write NOTICE on one — something you are now sure about. Write WONDER on the other — a question you genuinely have. You have 3 minutes. Be honest.' WAIT and CIRCULATE — if a student is stuck, prompt: 'What confused you today?' or 'What surprised you?' </w:t>
+            </w:r>
+          </w:p>
+          <w:p>
+            <w:pPr>
+              <w:spacing w:after="40" w:before="0"/>
+              <w:jc w:val="left"/>
+            </w:pPr>
+            <w:r>
+              <w:rPr>
+                <w:rFonts w:ascii="Arial" w:cs="Arial" w:eastAsia="Arial" w:hAnsi="Arial"/>
+                <w:b w:val="false"/>
+                <w:bCs w:val="false"/>
+                <w:i w:val="false"/>
+                <w:iCs w:val="false"/>
+                <w:color w:val="000000"/>
+                <w:sz w:val="18"/>
+                <w:szCs w:val="18"/>
+              </w:rPr>
+              <w:t xml:space="preserve">3. Ask students to come up row by row and post notes. Encourage them to read nearby notes and cluster similar ones. </w:t>
+            </w:r>
+          </w:p>
+          <w:p>
+            <w:pPr>
+              <w:spacing w:after="40" w:before="0"/>
+              <w:jc w:val="left"/>
+            </w:pPr>
+            <w:r>
+              <w:rPr>
+                <w:rFonts w:ascii="Arial" w:cs="Arial" w:eastAsia="Arial" w:hAnsi="Arial"/>
+                <w:b w:val="false"/>
+                <w:bCs w:val="false"/>
+                <w:i w:val="false"/>
+                <w:iCs w:val="false"/>
+                <w:color w:val="000000"/>
+                <w:sz w:val="18"/>
+                <w:szCs w:val="18"/>
+              </w:rPr>
+              <w:t xml:space="preserve">4. Conduct a 3-minute silent gallery walk. Instruct: 'Read at least 5 notes that are not yours. Put a small tick on any wonder question you share.' </w:t>
+            </w:r>
+          </w:p>
+          <w:p>
+            <w:pPr>
+              <w:spacing w:after="40" w:before="0"/>
+              <w:jc w:val="left"/>
+            </w:pPr>
+            <w:r>
+              <w:rPr>
+                <w:rFonts w:ascii="Arial" w:cs="Arial" w:eastAsia="Arial" w:hAnsi="Arial"/>
+                <w:b w:val="false"/>
+                <w:bCs w:val="false"/>
+                <w:i w:val="false"/>
+                <w:iCs w:val="false"/>
+                <w:color w:val="000000"/>
+                <w:sz w:val="18"/>
+                <w:szCs w:val="18"/>
+              </w:rPr>
+              <w:t xml:space="preserve">5. After the gallery walk, identify the 4–5 most-ticked wonder questions. Read each aloud. Say: 'These are OUR driving questions. Watch how the board grows as we answer them — and as new ones appear.' </w:t>
+            </w:r>
+          </w:p>
+          <w:p>
+            <w:pPr>
+              <w:spacing w:after="40" w:before="0"/>
+              <w:jc w:val="left"/>
+            </w:pPr>
+            <w:r>
+              <w:rPr>
+                <w:rFonts w:ascii="Arial" w:cs="Arial" w:eastAsia="Arial" w:hAnsi="Arial"/>
+                <w:b w:val="false"/>
+                <w:bCs w:val="false"/>
+                <w:i w:val="false"/>
+                <w:iCs w:val="false"/>
+                <w:color w:val="000000"/>
+                <w:sz w:val="18"/>
+                <w:szCs w:val="18"/>
+              </w:rPr>
+              <w:t xml:space="preserve">6. Photograph the board (or have the class prefect sketch it) for the ARES platform record.</w:t>
             </w:r>
           </w:p>
         </w:tc>
@@ -4339,7 +4740,7 @@
                 <w:sz w:val="18"/>
                 <w:szCs w:val="18"/>
               </w:rPr>
-              <w:t xml:space="preserve">ANCHOR-BACK FORMALISATION: Every algebraic step is narrated by pointing back to a physical part of the hall sketch (the width side, the length side, the interior area). This strategy, grounded in NGSS Practice 2 (Developing and Using Models), prevents algebra from feeling abstract by keeping it tethered to the physical context. The 'Is it quadratic?' card enacts NGSS Practice 8 (Obtaining, Evaluating, and Communicating Information) at a basic recognition level.</w:t>
+              <w:t xml:space="preserve">DRIVING QUESTION BOARD (DQB) LAUNCH: The DQB is a metacognitive anchoring tool (rooted in Project-Based Learning and NGSS Practice 1 — Asking Questions). By making student curiosities public and persistent on the wall, it creates accountability to prior questions, validates diverse levels of understanding, and gives every lesson a clear motivational thread back to the community phenomenon.</w:t>
             </w:r>
           </w:p>
         </w:tc>
@@ -4371,7 +4772,7 @@
                 <w:sz w:val="18"/>
                 <w:szCs w:val="18"/>
               </w:rPr>
-              <w:t xml:space="preserve">Observable indicator: On the 5-item 'Is it quadratic?' card, students should correctly identify at least 4 of 5 items. A score of 3 or below indicates the student cannot yet reliably identify the squared term as the defining feature. Collect all cards — use scores to form targeted groups for Lesson 2's factorisation activity. Also listen for students who say a = 1 for w² + 2w − 120 = 0 — this confirms they understand the implicit coefficient.</w:t>
+              <w:t xml:space="preserve">Observable indicator: Does each student's NOTICE note contain a mathematically accurate observation (e.g., 'the equation has w²', 'expanding gives three terms', 'a linear equation would not have w²')? Does each WONDER note reflect genuine uncertainty about the mathematics or the phenomenon (e.g., 'How do we actually find the value of w?', 'Are there two answers?', 'What if the area was not 120?')? Vague or off-topic notes indicate a student who is not yet engaged with the phenomenon — follow up individually.</w:t>
             </w:r>
           </w:p>
         </w:tc>
@@ -4380,32 +4781,32 @@
         <w:tc>
           <w:tcPr>
             <w:tcW w:type="dxa" w:w="1520"/>
-            <w:shd w:fill="FCE4D6" w:color="auto" w:val="clear"/>
-            <w:tcMar>
-              <w:top w:type="dxa" w:w="60"/>
-              <w:left w:type="dxa" w:w="120"/>
-              <w:bottom w:type="dxa" w:w="60"/>
-              <w:right w:type="dxa" w:w="120"/>
-            </w:tcMar>
-            <w:vAlign w:val="top"/>
-          </w:tcPr>
-          <w:p>
-            <w:pPr>
-              <w:spacing w:after="40" w:before="0"/>
-              <w:jc w:val="left"/>
-            </w:pPr>
-            <w:r>
-              <w:rPr>
-                <w:rFonts w:ascii="Arial" w:cs="Arial" w:eastAsia="Arial" w:hAnsi="Arial"/>
-                <w:b/>
-                <w:bCs/>
-                <w:i w:val="false"/>
-                <w:iCs w:val="false"/>
-                <w:color w:val="000000"/>
-                <w:sz w:val="18"/>
-                <w:szCs w:val="18"/>
-              </w:rPr>
-              <w:t xml:space="preserve">Driving Question Board (DQB) Creation</w:t>
+            <w:shd w:fill="D5E8F0" w:color="auto" w:val="clear"/>
+            <w:tcMar>
+              <w:top w:type="dxa" w:w="60"/>
+              <w:left w:type="dxa" w:w="120"/>
+              <w:bottom w:type="dxa" w:w="60"/>
+              <w:right w:type="dxa" w:w="120"/>
+            </w:tcMar>
+            <w:vAlign w:val="top"/>
+          </w:tcPr>
+          <w:p>
+            <w:pPr>
+              <w:spacing w:after="40" w:before="0"/>
+              <w:jc w:val="left"/>
+            </w:pPr>
+            <w:r>
+              <w:rPr>
+                <w:rFonts w:ascii="Arial" w:cs="Arial" w:eastAsia="Arial" w:hAnsi="Arial"/>
+                <w:b/>
+                <w:bCs/>
+                <w:i w:val="false"/>
+                <w:iCs w:val="false"/>
+                <w:color w:val="000000"/>
+                <w:sz w:val="18"/>
+                <w:szCs w:val="18"/>
+              </w:rPr>
+              <w:t xml:space="preserve">Model Building Phase</w:t>
             </w:r>
           </w:p>
           <w:p>
@@ -4428,7 +4829,7 @@
             <w:pPr>
               <w:spacing w:after="20" w:before="0"/>
             </w:pPr>
-            <w:hyperlink w:history="1" r:id="rId1q0jivlm9tnbeqaiqt3w7">
+            <w:hyperlink w:history="1" r:id="rIdxjbtnk4buypatmwefdjff">
               <w:r>
                 <w:rPr>
                   <w:rFonts w:ascii="Arial" w:cs="Arial" w:eastAsia="Arial" w:hAnsi="Arial"/>
@@ -4437,7 +4838,7 @@
                   <w:szCs w:val="16"/>
                   <w:u w:val="single" w:color="2E75B6"/>
                 </w:rPr>
-                <w:t xml:space="preserve">Quadratic systems: graphical solution</w:t>
+                <w:t xml:space="preserve">Quadratic equations word problem: triangle dimensions</w:t>
               </w:r>
             </w:hyperlink>
           </w:p>
@@ -4461,7 +4862,7 @@
               <w:spacing w:after="10" w:before="0"/>
               <w:ind w:left="120"/>
             </w:pPr>
-            <w:hyperlink w:history="1" r:id="rIdaj_owxq4mxidfivmfwk17">
+            <w:hyperlink w:history="1" r:id="rIdqkdzfv7njxct9amcm9dpy">
               <w:r>
                 <w:rPr>
                   <w:rFonts w:ascii="Arial" w:cs="Arial" w:eastAsia="Arial" w:hAnsi="Arial"/>
@@ -4506,7 +4907,7 @@
             <w:pPr>
               <w:spacing w:after="20" w:before="0"/>
             </w:pPr>
-            <w:hyperlink w:history="1" r:id="rId65io2rfhl0gpkcg_mhgz_">
+            <w:hyperlink w:history="1" r:id="rIdfyw4ho2qeie9yvfpnjnb6">
               <w:r>
                 <w:rPr>
                   <w:rFonts w:ascii="Arial" w:cs="Arial" w:eastAsia="Arial" w:hAnsi="Arial"/>
@@ -4539,408 +4940,7 @@
               <w:spacing w:after="10" w:before="0"/>
               <w:ind w:left="120"/>
             </w:pPr>
-            <w:hyperlink w:history="1" r:id="rIdjumgt3ahtfqbnssromkd7">
-              <w:r>
-                <w:rPr>
-                  <w:rFonts w:ascii="Arial" w:cs="Arial" w:eastAsia="Arial" w:hAnsi="Arial"/>
-                  <w:color w:val="595959"/>
-                  <w:sz w:val="14"/>
-                  <w:szCs w:val="14"/>
-                  <w:u w:val="single" w:color="595959"/>
-                </w:rPr>
-                <w:t xml:space="preserve">🔍 Search ARES for similar readings</w:t>
-              </w:r>
-            </w:hyperlink>
-          </w:p>
-        </w:tc>
-        <w:tc>
-          <w:tcPr>
-            <w:tcW w:type="dxa" w:w="3040"/>
-            <w:shd w:fill="FFFFFF" w:color="auto" w:val="clear"/>
-            <w:tcMar>
-              <w:top w:type="dxa" w:w="60"/>
-              <w:left w:type="dxa" w:w="120"/>
-              <w:bottom w:type="dxa" w:w="60"/>
-              <w:right w:type="dxa" w:w="120"/>
-            </w:tcMar>
-            <w:vAlign w:val="top"/>
-          </w:tcPr>
-          <w:p>
-            <w:pPr>
-              <w:spacing w:after="40" w:before="0"/>
-              <w:jc w:val="left"/>
-            </w:pPr>
-            <w:r>
-              <w:rPr>
-                <w:rFonts w:ascii="Arial" w:cs="Arial" w:eastAsia="Arial" w:hAnsi="Arial"/>
-                <w:b w:val="false"/>
-                <w:bCs w:val="false"/>
-                <w:i w:val="false"/>
-                <w:iCs w:val="false"/>
-                <w:color w:val="000000"/>
-                <w:sz w:val="18"/>
-                <w:szCs w:val="18"/>
-              </w:rPr>
-              <w:t xml:space="preserve">The teacher introduces the class Driving Question Board — a large sheet of manila paper or a section of the classroom wall divided into two columns: 'What we NOTICE about the hall problem' and 'What we WONDER (questions we still have)'. Each student receives two sticky notes (or small paper squares). On the first, they write one thing they noticed during today's lesson. On the second, they write one genuine question they still have. Students post their notes on the board, grouping similar ideas as they go. The class then does a 3-minute silent 'gallery walk' reading each other's contributions. The teacher reads aloud 4–5 wonder questions that will anchor the unit's upcoming lessons, circling them with a marker and saying: 'These are the questions that will drive our work for the next several lessons. We will come back to this board after every lesson and update it.'</w:t>
-            </w:r>
-          </w:p>
-        </w:tc>
-        <w:tc>
-          <w:tcPr>
-            <w:tcW w:type="dxa" w:w="3040"/>
-            <w:shd w:fill="F2F2F2" w:color="auto" w:val="clear"/>
-            <w:tcMar>
-              <w:top w:type="dxa" w:w="60"/>
-              <w:left w:type="dxa" w:w="120"/>
-              <w:bottom w:type="dxa" w:w="60"/>
-              <w:right w:type="dxa" w:w="120"/>
-            </w:tcMar>
-            <w:vAlign w:val="top"/>
-          </w:tcPr>
-          <w:p>
-            <w:pPr>
-              <w:spacing w:after="40" w:before="0"/>
-              <w:jc w:val="left"/>
-            </w:pPr>
-            <w:r>
-              <w:rPr>
-                <w:rFonts w:ascii="Arial" w:cs="Arial" w:eastAsia="Arial" w:hAnsi="Arial"/>
-                <w:b w:val="false"/>
-                <w:bCs w:val="false"/>
-                <w:i w:val="false"/>
-                <w:iCs w:val="false"/>
-                <w:color w:val="000000"/>
-                <w:sz w:val="18"/>
-                <w:szCs w:val="18"/>
-              </w:rPr>
-              <w:t xml:space="preserve">1. Unveil the blank DQB. Say: 'This board belongs to you — it will track what this class figures out together over the coming lessons about quadratic equations and the Githurai hall. Every lesson, we will add to it.' </w:t>
-            </w:r>
-          </w:p>
-          <w:p>
-            <w:pPr>
-              <w:spacing w:after="40" w:before="0"/>
-              <w:jc w:val="left"/>
-            </w:pPr>
-            <w:r>
-              <w:rPr>
-                <w:rFonts w:ascii="Arial" w:cs="Arial" w:eastAsia="Arial" w:hAnsi="Arial"/>
-                <w:b w:val="false"/>
-                <w:bCs w:val="false"/>
-                <w:i w:val="false"/>
-                <w:iCs w:val="false"/>
-                <w:color w:val="000000"/>
-                <w:sz w:val="18"/>
-                <w:szCs w:val="18"/>
-              </w:rPr>
-              <w:t xml:space="preserve">2. Distribute sticky notes. Say: 'Write NOTICE on one — something you are now sure about. Write WONDER on the other — a question you genuinely have. You have 3 minutes. Be honest.' WAIT and CIRCULATE — if a student is stuck, prompt: 'What confused you today?' or 'What surprised you?' </w:t>
-            </w:r>
-          </w:p>
-          <w:p>
-            <w:pPr>
-              <w:spacing w:after="40" w:before="0"/>
-              <w:jc w:val="left"/>
-            </w:pPr>
-            <w:r>
-              <w:rPr>
-                <w:rFonts w:ascii="Arial" w:cs="Arial" w:eastAsia="Arial" w:hAnsi="Arial"/>
-                <w:b w:val="false"/>
-                <w:bCs w:val="false"/>
-                <w:i w:val="false"/>
-                <w:iCs w:val="false"/>
-                <w:color w:val="000000"/>
-                <w:sz w:val="18"/>
-                <w:szCs w:val="18"/>
-              </w:rPr>
-              <w:t xml:space="preserve">3. Ask students to come up row by row and post notes. Encourage them to read nearby notes and cluster similar ones. </w:t>
-            </w:r>
-          </w:p>
-          <w:p>
-            <w:pPr>
-              <w:spacing w:after="40" w:before="0"/>
-              <w:jc w:val="left"/>
-            </w:pPr>
-            <w:r>
-              <w:rPr>
-                <w:rFonts w:ascii="Arial" w:cs="Arial" w:eastAsia="Arial" w:hAnsi="Arial"/>
-                <w:b w:val="false"/>
-                <w:bCs w:val="false"/>
-                <w:i w:val="false"/>
-                <w:iCs w:val="false"/>
-                <w:color w:val="000000"/>
-                <w:sz w:val="18"/>
-                <w:szCs w:val="18"/>
-              </w:rPr>
-              <w:t xml:space="preserve">4. Conduct a 3-minute silent gallery walk. Instruct: 'Read at least 5 notes that are not yours. Put a small tick on any wonder question you share.' </w:t>
-            </w:r>
-          </w:p>
-          <w:p>
-            <w:pPr>
-              <w:spacing w:after="40" w:before="0"/>
-              <w:jc w:val="left"/>
-            </w:pPr>
-            <w:r>
-              <w:rPr>
-                <w:rFonts w:ascii="Arial" w:cs="Arial" w:eastAsia="Arial" w:hAnsi="Arial"/>
-                <w:b w:val="false"/>
-                <w:bCs w:val="false"/>
-                <w:i w:val="false"/>
-                <w:iCs w:val="false"/>
-                <w:color w:val="000000"/>
-                <w:sz w:val="18"/>
-                <w:szCs w:val="18"/>
-              </w:rPr>
-              <w:t xml:space="preserve">5. After the gallery walk, identify the 4–5 most-ticked wonder questions. Read each aloud. Say: 'These are OUR driving questions. Watch how the board grows as we answer them — and as new ones appear.' </w:t>
-            </w:r>
-          </w:p>
-          <w:p>
-            <w:pPr>
-              <w:spacing w:after="40" w:before="0"/>
-              <w:jc w:val="left"/>
-            </w:pPr>
-            <w:r>
-              <w:rPr>
-                <w:rFonts w:ascii="Arial" w:cs="Arial" w:eastAsia="Arial" w:hAnsi="Arial"/>
-                <w:b w:val="false"/>
-                <w:bCs w:val="false"/>
-                <w:i w:val="false"/>
-                <w:iCs w:val="false"/>
-                <w:color w:val="000000"/>
-                <w:sz w:val="18"/>
-                <w:szCs w:val="18"/>
-              </w:rPr>
-              <w:t xml:space="preserve">6. Photograph the board (or have the class prefect sketch it) for the ARES platform record.</w:t>
-            </w:r>
-          </w:p>
-        </w:tc>
-        <w:tc>
-          <w:tcPr>
-            <w:tcW w:type="dxa" w:w="3040"/>
-            <w:shd w:fill="FFFFFF" w:color="auto" w:val="clear"/>
-            <w:tcMar>
-              <w:top w:type="dxa" w:w="60"/>
-              <w:left w:type="dxa" w:w="120"/>
-              <w:bottom w:type="dxa" w:w="60"/>
-              <w:right w:type="dxa" w:w="120"/>
-            </w:tcMar>
-            <w:vAlign w:val="top"/>
-          </w:tcPr>
-          <w:p>
-            <w:pPr>
-              <w:spacing w:after="40" w:before="0"/>
-              <w:jc w:val="left"/>
-            </w:pPr>
-            <w:r>
-              <w:rPr>
-                <w:rFonts w:ascii="Arial" w:cs="Arial" w:eastAsia="Arial" w:hAnsi="Arial"/>
-                <w:b w:val="false"/>
-                <w:bCs w:val="false"/>
-                <w:i w:val="false"/>
-                <w:iCs w:val="false"/>
-                <w:color w:val="000000"/>
-                <w:sz w:val="18"/>
-                <w:szCs w:val="18"/>
-              </w:rPr>
-              <w:t xml:space="preserve">DRIVING QUESTION BOARD (DQB) LAUNCH: The DQB is a metacognitive anchoring tool (rooted in Project-Based Learning and NGSS Practice 1 — Asking Questions). By making student curiosities public and persistent on the wall, it creates accountability to prior questions, validates diverse levels of understanding, and gives every lesson a clear motivational thread back to the community phenomenon.</w:t>
-            </w:r>
-          </w:p>
-        </w:tc>
-        <w:tc>
-          <w:tcPr>
-            <w:tcW w:type="dxa" w:w="3040"/>
-            <w:shd w:fill="F2F2F2" w:color="auto" w:val="clear"/>
-            <w:tcMar>
-              <w:top w:type="dxa" w:w="60"/>
-              <w:left w:type="dxa" w:w="120"/>
-              <w:bottom w:type="dxa" w:w="60"/>
-              <w:right w:type="dxa" w:w="120"/>
-            </w:tcMar>
-            <w:vAlign w:val="top"/>
-          </w:tcPr>
-          <w:p>
-            <w:pPr>
-              <w:spacing w:after="40" w:before="0"/>
-              <w:jc w:val="left"/>
-            </w:pPr>
-            <w:r>
-              <w:rPr>
-                <w:rFonts w:ascii="Arial" w:cs="Arial" w:eastAsia="Arial" w:hAnsi="Arial"/>
-                <w:b w:val="false"/>
-                <w:bCs w:val="false"/>
-                <w:i w:val="false"/>
-                <w:iCs w:val="false"/>
-                <w:color w:val="000000"/>
-                <w:sz w:val="18"/>
-                <w:szCs w:val="18"/>
-              </w:rPr>
-              <w:t xml:space="preserve">Observable indicator: Does each student's NOTICE note contain a mathematically accurate observation (e.g., 'the equation has w²', 'expanding gives three terms', 'a linear equation would not have w²')? Does each WONDER note reflect genuine uncertainty about the mathematics or the phenomenon (e.g., 'How do we actually find the value of w?', 'Are there two answers?', 'What if the area was not 120?')? Vague or off-topic notes indicate a student who is not yet engaged with the phenomenon — follow up individually.</w:t>
-            </w:r>
-          </w:p>
-        </w:tc>
-      </w:tr>
-      <w:tr>
-        <w:tc>
-          <w:tcPr>
-            <w:tcW w:type="dxa" w:w="1520"/>
-            <w:shd w:fill="D5E8F0" w:color="auto" w:val="clear"/>
-            <w:tcMar>
-              <w:top w:type="dxa" w:w="60"/>
-              <w:left w:type="dxa" w:w="120"/>
-              <w:bottom w:type="dxa" w:w="60"/>
-              <w:right w:type="dxa" w:w="120"/>
-            </w:tcMar>
-            <w:vAlign w:val="top"/>
-          </w:tcPr>
-          <w:p>
-            <w:pPr>
-              <w:spacing w:after="40" w:before="0"/>
-              <w:jc w:val="left"/>
-            </w:pPr>
-            <w:r>
-              <w:rPr>
-                <w:rFonts w:ascii="Arial" w:cs="Arial" w:eastAsia="Arial" w:hAnsi="Arial"/>
-                <w:b/>
-                <w:bCs/>
-                <w:i w:val="false"/>
-                <w:iCs w:val="false"/>
-                <w:color w:val="000000"/>
-                <w:sz w:val="18"/>
-                <w:szCs w:val="18"/>
-              </w:rPr>
-              <w:t xml:space="preserve">Model Building Phase</w:t>
-            </w:r>
-          </w:p>
-          <w:p>
-            <w:pPr>
-              <w:spacing w:after="20" w:before="0"/>
-            </w:pPr>
-            <w:r>
-              <w:rPr>
-                <w:rFonts w:ascii="Arial" w:cs="Arial" w:eastAsia="Arial" w:hAnsi="Arial"/>
-                <w:b/>
-                <w:bCs/>
-                <w:color w:val="1F3864"/>
-                <w:sz w:val="16"/>
-                <w:szCs w:val="16"/>
-              </w:rPr>
-              <w:t xml:space="preserve">📹 VIDEO:</w:t>
-            </w:r>
-          </w:p>
-          <w:p>
-            <w:pPr>
-              <w:spacing w:after="20" w:before="0"/>
-            </w:pPr>
-            <w:hyperlink w:history="1" r:id="rIdppsbiv_nrafr2chdsemrj">
-              <w:r>
-                <w:rPr>
-                  <w:rFonts w:ascii="Arial" w:cs="Arial" w:eastAsia="Arial" w:hAnsi="Arial"/>
-                  <w:color w:val="2E75B6"/>
-                  <w:sz w:val="16"/>
-                  <w:szCs w:val="16"/>
-                  <w:u w:val="single" w:color="2E75B6"/>
-                </w:rPr>
-                <w:t xml:space="preserve">Solving Real-World Problems Using Quadratic Equations: A Sample Application</w:t>
-              </w:r>
-            </w:hyperlink>
-          </w:p>
-          <w:p>
-            <w:pPr>
-              <w:spacing w:after="10" w:before="0"/>
-              <w:ind w:left="120"/>
-            </w:pPr>
-            <w:r>
-              <w:rPr>
-                <w:rFonts w:ascii="Arial" w:cs="Arial" w:eastAsia="Arial" w:hAnsi="Arial"/>
-                <w:color w:val="595959"/>
-                <w:sz w:val="14"/>
-                <w:szCs w:val="14"/>
-              </w:rPr>
-              <w:t xml:space="preserve">Source: CK-12</w:t>
-            </w:r>
-          </w:p>
-          <w:p>
-            <w:pPr>
-              <w:spacing w:after="10" w:before="0"/>
-              <w:ind w:left="120"/>
-            </w:pPr>
-            <w:hyperlink w:history="1" r:id="rIdvuuq9dndhrjrjf7qlbbs6">
-              <w:r>
-                <w:rPr>
-                  <w:rFonts w:ascii="Arial" w:cs="Arial" w:eastAsia="Arial" w:hAnsi="Arial"/>
-                  <w:color w:val="595959"/>
-                  <w:sz w:val="14"/>
-                  <w:szCs w:val="14"/>
-                  <w:u w:val="single" w:color="595959"/>
-                </w:rPr>
-                <w:t xml:space="preserve">🔍 Search ARES for similar videos</w:t>
-              </w:r>
-            </w:hyperlink>
-          </w:p>
-          <w:p>
-            <w:pPr>
-              <w:spacing w:after="40" w:before="0"/>
-            </w:pPr>
-            <w:r>
-              <w:rPr>
-                <w:sz w:val="14"/>
-                <w:szCs w:val="14"/>
-              </w:rPr>
-              <w:t xml:space="preserve"/>
-            </w:r>
-          </w:p>
-          <w:p>
-            <w:pPr>
-              <w:spacing w:after="20" w:before="0"/>
-            </w:pPr>
-            <w:r>
-              <w:rPr>
-                <w:rFonts w:ascii="Arial" w:cs="Arial" w:eastAsia="Arial" w:hAnsi="Arial"/>
-                <w:b/>
-                <w:bCs/>
-                <w:color w:val="1F3864"/>
-                <w:sz w:val="16"/>
-                <w:szCs w:val="16"/>
-              </w:rPr>
-              <w:t xml:space="preserve">📖 EXERCISE:</w:t>
-            </w:r>
-          </w:p>
-          <w:p>
-            <w:pPr>
-              <w:spacing w:after="20" w:before="0"/>
-            </w:pPr>
-            <w:hyperlink w:history="1" r:id="rIdo5h1cohrwnhgm18beu3db">
-              <w:r>
-                <w:rPr>
-                  <w:rFonts w:ascii="Arial" w:cs="Arial" w:eastAsia="Arial" w:hAnsi="Arial"/>
-                  <w:color w:val="2E75B6"/>
-                  <w:sz w:val="16"/>
-                  <w:szCs w:val="16"/>
-                  <w:u w:val="single" w:color="2E75B6"/>
-                </w:rPr>
-                <w:t xml:space="preserve">Using Quadratic Equations to Solve Problems Practice</w:t>
-              </w:r>
-            </w:hyperlink>
-          </w:p>
-          <w:p>
-            <w:pPr>
-              <w:spacing w:after="10" w:before="0"/>
-              <w:ind w:left="120"/>
-            </w:pPr>
-            <w:r>
-              <w:rPr>
-                <w:rFonts w:ascii="Arial" w:cs="Arial" w:eastAsia="Arial" w:hAnsi="Arial"/>
-                <w:color w:val="595959"/>
-                <w:sz w:val="14"/>
-                <w:szCs w:val="14"/>
-              </w:rPr>
-              <w:t xml:space="preserve">Source: CK-12</w:t>
-            </w:r>
-          </w:p>
-          <w:p>
-            <w:pPr>
-              <w:spacing w:after="10" w:before="0"/>
-              <w:ind w:left="120"/>
-            </w:pPr>
-            <w:hyperlink w:history="1" r:id="rIdqgebndy1afmt1ww3pm1lf">
+            <w:hyperlink w:history="1" r:id="rIdaw4zhfumgpwnuetzlkk9z">
               <w:r>
                 <w:rPr>
                   <w:rFonts w:ascii="Arial" w:cs="Arial" w:eastAsia="Arial" w:hAnsi="Arial"/>
@@ -6503,7 +6503,7 @@
             <w:pPr>
               <w:spacing w:after="20" w:before="0"/>
             </w:pPr>
-            <w:hyperlink w:history="1" r:id="rIdxfcy4fdnwsipay0zqozbo">
+            <w:hyperlink w:history="1" r:id="rIdl9vkiyersxulbhl1k6v3y">
               <w:r>
                 <w:rPr>
                   <w:rFonts w:ascii="Arial" w:cs="Arial" w:eastAsia="Arial" w:hAnsi="Arial"/>
@@ -6536,7 +6536,7 @@
               <w:spacing w:after="10" w:before="0"/>
               <w:ind w:left="120"/>
             </w:pPr>
-            <w:hyperlink w:history="1" r:id="rIdz5hsfmgwf5r-yjion_owa">
+            <w:hyperlink w:history="1" r:id="rIdxj57ee8-twf-okaflrbuj">
               <w:r>
                 <w:rPr>
                   <w:rFonts w:ascii="Arial" w:cs="Arial" w:eastAsia="Arial" w:hAnsi="Arial"/>
@@ -6581,7 +6581,7 @@
             <w:pPr>
               <w:spacing w:after="20" w:before="0"/>
             </w:pPr>
-            <w:hyperlink w:history="1" r:id="rIdgnuxgi8uo3sp6hbtdje2x">
+            <w:hyperlink w:history="1" r:id="rIdyodxypcgkbb3lui-nv2d-">
               <w:r>
                 <w:rPr>
                   <w:rFonts w:ascii="Arial" w:cs="Arial" w:eastAsia="Arial" w:hAnsi="Arial"/>
@@ -6614,7 +6614,7 @@
               <w:spacing w:after="10" w:before="0"/>
               <w:ind w:left="120"/>
             </w:pPr>
-            <w:hyperlink w:history="1" r:id="rIdzkyokjejrjci_opy2swji">
+            <w:hyperlink w:history="1" r:id="rIdvldgpuf9chwmh6jrnrxmy">
               <w:r>
                 <w:rPr>
                   <w:rFonts w:ascii="Arial" w:cs="Arial" w:eastAsia="Arial" w:hAnsi="Arial"/>
@@ -6809,7 +6809,7 @@
             <w:pPr>
               <w:spacing w:after="20" w:before="0"/>
             </w:pPr>
-            <w:hyperlink w:history="1" r:id="rIdlxo3qliuqcfsvpnw4gqwn">
+            <w:hyperlink w:history="1" r:id="rIdp2l4lsw2jz87czpfxdx0e">
               <w:r>
                 <w:rPr>
                   <w:rFonts w:ascii="Arial" w:cs="Arial" w:eastAsia="Arial" w:hAnsi="Arial"/>
@@ -6842,7 +6842,7 @@
               <w:spacing w:after="10" w:before="0"/>
               <w:ind w:left="120"/>
             </w:pPr>
-            <w:hyperlink w:history="1" r:id="rId5tj6lpvartvnjkyidfwiq">
+            <w:hyperlink w:history="1" r:id="rIdaasqv-bznuwz_cyqofv_z">
               <w:r>
                 <w:rPr>
                   <w:rFonts w:ascii="Arial" w:cs="Arial" w:eastAsia="Arial" w:hAnsi="Arial"/>
@@ -6887,7 +6887,7 @@
             <w:pPr>
               <w:spacing w:after="20" w:before="0"/>
             </w:pPr>
-            <w:hyperlink w:history="1" r:id="rIdlltarx7o_wdzkaqsurcdf">
+            <w:hyperlink w:history="1" r:id="rIdvxvcbu49v9byr5pgb21ds">
               <w:r>
                 <w:rPr>
                   <w:rFonts w:ascii="Arial" w:cs="Arial" w:eastAsia="Arial" w:hAnsi="Arial"/>
@@ -6920,7 +6920,7 @@
               <w:spacing w:after="10" w:before="0"/>
               <w:ind w:left="120"/>
             </w:pPr>
-            <w:hyperlink w:history="1" r:id="rIdga9xnt7dy8nnnqhsrritc">
+            <w:hyperlink w:history="1" r:id="rIdzf2vujdroq49yukdhwoi9">
               <w:r>
                 <w:rPr>
                   <w:rFonts w:ascii="Arial" w:cs="Arial" w:eastAsia="Arial" w:hAnsi="Arial"/>
@@ -7115,7 +7115,7 @@
             <w:pPr>
               <w:spacing w:after="20" w:before="0"/>
             </w:pPr>
-            <w:hyperlink w:history="1" r:id="rIdm6e9v75xdpqtn43fcalld">
+            <w:hyperlink w:history="1" r:id="rIdztcj-2q2fy4yfe5hb-l2j">
               <w:r>
                 <w:rPr>
                   <w:rFonts w:ascii="Arial" w:cs="Arial" w:eastAsia="Arial" w:hAnsi="Arial"/>
@@ -7148,7 +7148,7 @@
               <w:spacing w:after="10" w:before="0"/>
               <w:ind w:left="120"/>
             </w:pPr>
-            <w:hyperlink w:history="1" r:id="rIdk5w8cl9ogjn9yafs3_ymq">
+            <w:hyperlink w:history="1" r:id="rIdhrnaxy02k6pwtbohd9knj">
               <w:r>
                 <w:rPr>
                   <w:rFonts w:ascii="Arial" w:cs="Arial" w:eastAsia="Arial" w:hAnsi="Arial"/>
@@ -7193,7 +7193,7 @@
             <w:pPr>
               <w:spacing w:after="20" w:before="0"/>
             </w:pPr>
-            <w:hyperlink w:history="1" r:id="rIdbud8wqj8egsluypqoq1sj">
+            <w:hyperlink w:history="1" r:id="rIdxd4v7-gxlyf7czuixxt9h">
               <w:r>
                 <w:rPr>
                   <w:rFonts w:ascii="Arial" w:cs="Arial" w:eastAsia="Arial" w:hAnsi="Arial"/>
@@ -7226,7 +7226,7 @@
               <w:spacing w:after="10" w:before="0"/>
               <w:ind w:left="120"/>
             </w:pPr>
-            <w:hyperlink w:history="1" r:id="rIdmsbaw6mwsp0kfhcf5mfmh">
+            <w:hyperlink w:history="1" r:id="rIddb5lwmi3rqhweeeawksru">
               <w:r>
                 <w:rPr>
                   <w:rFonts w:ascii="Arial" w:cs="Arial" w:eastAsia="Arial" w:hAnsi="Arial"/>
@@ -7421,7 +7421,7 @@
             <w:pPr>
               <w:spacing w:after="20" w:before="0"/>
             </w:pPr>
-            <w:hyperlink w:history="1" r:id="rIdm8sbm1bglc3ksuhdds63n">
+            <w:hyperlink w:history="1" r:id="rId4lxtzsvmkvrj8m_2th6ii">
               <w:r>
                 <w:rPr>
                   <w:rFonts w:ascii="Arial" w:cs="Arial" w:eastAsia="Arial" w:hAnsi="Arial"/>
@@ -7454,7 +7454,7 @@
               <w:spacing w:after="10" w:before="0"/>
               <w:ind w:left="120"/>
             </w:pPr>
-            <w:hyperlink w:history="1" r:id="rIdsjqc6v0eftq_jtmfht42e">
+            <w:hyperlink w:history="1" r:id="rId7ybvepyntzarcdf_axvwc">
               <w:r>
                 <w:rPr>
                   <w:rFonts w:ascii="Arial" w:cs="Arial" w:eastAsia="Arial" w:hAnsi="Arial"/>
@@ -7499,7 +7499,7 @@
             <w:pPr>
               <w:spacing w:after="20" w:before="0"/>
             </w:pPr>
-            <w:hyperlink w:history="1" r:id="rIdztd6wneqwzbcs598o7vfq">
+            <w:hyperlink w:history="1" r:id="rIdc9axpbxlelhjsw5cm29eu">
               <w:r>
                 <w:rPr>
                   <w:rFonts w:ascii="Arial" w:cs="Arial" w:eastAsia="Arial" w:hAnsi="Arial"/>
@@ -7532,7 +7532,7 @@
               <w:spacing w:after="10" w:before="0"/>
               <w:ind w:left="120"/>
             </w:pPr>
-            <w:hyperlink w:history="1" r:id="rIdxpzzyljksdlxaanm9pswd">
+            <w:hyperlink w:history="1" r:id="rIdbrptt6svh7guckgnhzbvw">
               <w:r>
                 <w:rPr>
                   <w:rFonts w:ascii="Arial" w:cs="Arial" w:eastAsia="Arial" w:hAnsi="Arial"/>
@@ -7727,7 +7727,7 @@
             <w:pPr>
               <w:spacing w:after="20" w:before="0"/>
             </w:pPr>
-            <w:hyperlink w:history="1" r:id="rIdor7m9qqu5-7fe7osl1bw-">
+            <w:hyperlink w:history="1" r:id="rIdfeobojq9wg-dilefkvirx">
               <w:r>
                 <w:rPr>
                   <w:rFonts w:ascii="Arial" w:cs="Arial" w:eastAsia="Arial" w:hAnsi="Arial"/>
@@ -7760,7 +7760,7 @@
               <w:spacing w:after="10" w:before="0"/>
               <w:ind w:left="120"/>
             </w:pPr>
-            <w:hyperlink w:history="1" r:id="rIdbws839dxmw0vo7p3yut9m">
+            <w:hyperlink w:history="1" r:id="rId4hzyin-lhic1e0i-dzjed">
               <w:r>
                 <w:rPr>
                   <w:rFonts w:ascii="Arial" w:cs="Arial" w:eastAsia="Arial" w:hAnsi="Arial"/>
@@ -7805,7 +7805,7 @@
             <w:pPr>
               <w:spacing w:after="20" w:before="0"/>
             </w:pPr>
-            <w:hyperlink w:history="1" r:id="rId3bzlwsekcp1rapxnxo1c8">
+            <w:hyperlink w:history="1" r:id="rId-m0aw84l1gu42dqdho0wn">
               <w:r>
                 <w:rPr>
                   <w:rFonts w:ascii="Arial" w:cs="Arial" w:eastAsia="Arial" w:hAnsi="Arial"/>
@@ -7838,7 +7838,7 @@
               <w:spacing w:after="10" w:before="0"/>
               <w:ind w:left="120"/>
             </w:pPr>
-            <w:hyperlink w:history="1" r:id="rIdu8db_mdmuz5tkvjg_otui">
+            <w:hyperlink w:history="1" r:id="rIdo8nugfbg5kb_x3qfydh1d">
               <w:r>
                 <w:rPr>
                   <w:rFonts w:ascii="Arial" w:cs="Arial" w:eastAsia="Arial" w:hAnsi="Arial"/>
@@ -9325,7 +9325,7 @@
             <w:pPr>
               <w:spacing w:after="20" w:before="0"/>
             </w:pPr>
-            <w:hyperlink w:history="1" r:id="rIddbgecx5fr5oj-kajwmeit">
+            <w:hyperlink w:history="1" r:id="rId0_wzzsikmyhcntclncxmr">
               <w:r>
                 <w:rPr>
                   <w:rFonts w:ascii="Arial" w:cs="Arial" w:eastAsia="Arial" w:hAnsi="Arial"/>
@@ -9358,7 +9358,7 @@
               <w:spacing w:after="10" w:before="0"/>
               <w:ind w:left="120"/>
             </w:pPr>
-            <w:hyperlink w:history="1" r:id="rIdr8p1nftyjpgtmg7bsibsx">
+            <w:hyperlink w:history="1" r:id="rIdz5sdebt_zc4cc9rft1vol">
               <w:r>
                 <w:rPr>
                   <w:rFonts w:ascii="Arial" w:cs="Arial" w:eastAsia="Arial" w:hAnsi="Arial"/>
@@ -9403,7 +9403,7 @@
             <w:pPr>
               <w:spacing w:after="20" w:before="0"/>
             </w:pPr>
-            <w:hyperlink w:history="1" r:id="rIdiesop0mplah8qbscwr-vp">
+            <w:hyperlink w:history="1" r:id="rIdzgsmpig2y962jdjpe6kxk">
               <w:r>
                 <w:rPr>
                   <w:rFonts w:ascii="Arial" w:cs="Arial" w:eastAsia="Arial" w:hAnsi="Arial"/>
@@ -9436,7 +9436,7 @@
               <w:spacing w:after="10" w:before="0"/>
               <w:ind w:left="120"/>
             </w:pPr>
-            <w:hyperlink w:history="1" r:id="rId2cjif2ykkhat77brh2ndu">
+            <w:hyperlink w:history="1" r:id="rIdsxslnhcfjm3tlasyuyxsn">
               <w:r>
                 <w:rPr>
                   <w:rFonts w:ascii="Arial" w:cs="Arial" w:eastAsia="Arial" w:hAnsi="Arial"/>
@@ -9631,7 +9631,7 @@
             <w:pPr>
               <w:spacing w:after="20" w:before="0"/>
             </w:pPr>
-            <w:hyperlink w:history="1" r:id="rIdt6wwl82rufdg4lvd4xwqz">
+            <w:hyperlink w:history="1" r:id="rIdjzt_grcuvgnssklbg0yby">
               <w:r>
                 <w:rPr>
                   <w:rFonts w:ascii="Arial" w:cs="Arial" w:eastAsia="Arial" w:hAnsi="Arial"/>
@@ -9664,7 +9664,7 @@
               <w:spacing w:after="10" w:before="0"/>
               <w:ind w:left="120"/>
             </w:pPr>
-            <w:hyperlink w:history="1" r:id="rId19zcmpfk-ujk737d-nuxo">
+            <w:hyperlink w:history="1" r:id="rId24ylv24a26c_0yimulcee">
               <w:r>
                 <w:rPr>
                   <w:rFonts w:ascii="Arial" w:cs="Arial" w:eastAsia="Arial" w:hAnsi="Arial"/>
@@ -9709,7 +9709,7 @@
             <w:pPr>
               <w:spacing w:after="20" w:before="0"/>
             </w:pPr>
-            <w:hyperlink w:history="1" r:id="rIdolozc4nfn1jtbnixqwhnc">
+            <w:hyperlink w:history="1" r:id="rIdt-zjl1kzzh3ugji2o1x93">
               <w:r>
                 <w:rPr>
                   <w:rFonts w:ascii="Arial" w:cs="Arial" w:eastAsia="Arial" w:hAnsi="Arial"/>
@@ -9742,7 +9742,7 @@
               <w:spacing w:after="10" w:before="0"/>
               <w:ind w:left="120"/>
             </w:pPr>
-            <w:hyperlink w:history="1" r:id="rIdy2f2aaxnorjiiv9dotzml">
+            <w:hyperlink w:history="1" r:id="rIdydvan1y_uqxzx9wsizfax">
               <w:r>
                 <w:rPr>
                   <w:rFonts w:ascii="Arial" w:cs="Arial" w:eastAsia="Arial" w:hAnsi="Arial"/>
@@ -9937,7 +9937,7 @@
             <w:pPr>
               <w:spacing w:after="20" w:before="0"/>
             </w:pPr>
-            <w:hyperlink w:history="1" r:id="rIdfny7yq0nweigdbtuawpbv">
+            <w:hyperlink w:history="1" r:id="rId-pdkyhgj6xpdxgjl801ko">
               <w:r>
                 <w:rPr>
                   <w:rFonts w:ascii="Arial" w:cs="Arial" w:eastAsia="Arial" w:hAnsi="Arial"/>
@@ -9946,7 +9946,7 @@
                   <w:szCs w:val="16"/>
                   <w:u w:val="single" w:color="2E75B6"/>
                 </w:rPr>
-                <w:t xml:space="preserve">Factoring Perfect Square Trinomials: A Sample Application</w:t>
+                <w:t xml:space="preserve">Factoring using the difference of squares pattern</w:t>
               </w:r>
             </w:hyperlink>
           </w:p>
@@ -9962,7 +9962,7 @@
                 <w:sz w:val="14"/>
                 <w:szCs w:val="14"/>
               </w:rPr>
-              <w:t xml:space="preserve">Source: CK-12</w:t>
+              <w:t xml:space="preserve">Source: Khan Academy (English - US curriculum)</w:t>
             </w:r>
           </w:p>
           <w:p>
@@ -9970,7 +9970,7 @@
               <w:spacing w:after="10" w:before="0"/>
               <w:ind w:left="120"/>
             </w:pPr>
-            <w:hyperlink w:history="1" r:id="rIdp2jeytgc1g29ledom25na">
+            <w:hyperlink w:history="1" r:id="rIdxovwqrpjspbvphpnwqb6g">
               <w:r>
                 <w:rPr>
                   <w:rFonts w:ascii="Arial" w:cs="Arial" w:eastAsia="Arial" w:hAnsi="Arial"/>
@@ -10015,7 +10015,7 @@
             <w:pPr>
               <w:spacing w:after="20" w:before="0"/>
             </w:pPr>
-            <w:hyperlink w:history="1" r:id="rIdbz92u3wykwrabpkkyn-mg">
+            <w:hyperlink w:history="1" r:id="rIdooweo6lcinai4stagezkc">
               <w:r>
                 <w:rPr>
                   <w:rFonts w:ascii="Arial" w:cs="Arial" w:eastAsia="Arial" w:hAnsi="Arial"/>
@@ -10048,7 +10048,7 @@
               <w:spacing w:after="10" w:before="0"/>
               <w:ind w:left="120"/>
             </w:pPr>
-            <w:hyperlink w:history="1" r:id="rIdickg4xlzuj12pgqpxgzba">
+            <w:hyperlink w:history="1" r:id="rId3ycwhuty9py6dyhog6yef">
               <w:r>
                 <w:rPr>
                   <w:rFonts w:ascii="Arial" w:cs="Arial" w:eastAsia="Arial" w:hAnsi="Arial"/>
@@ -10243,7 +10243,7 @@
             <w:pPr>
               <w:spacing w:after="20" w:before="0"/>
             </w:pPr>
-            <w:hyperlink w:history="1" r:id="rIda12ux32itaqz4gnfoc9qs">
+            <w:hyperlink w:history="1" r:id="rId8dns3lofqyvopg-tkk5u7">
               <w:r>
                 <w:rPr>
                   <w:rFonts w:ascii="Arial" w:cs="Arial" w:eastAsia="Arial" w:hAnsi="Arial"/>
@@ -10252,7 +10252,7 @@
                   <w:szCs w:val="16"/>
                   <w:u w:val="single" w:color="2E75B6"/>
                 </w:rPr>
-                <w:t xml:space="preserve">Simplifying rational expressions: common binomial factors</w:t>
+                <w:t xml:space="preserve">Factoring difference of squares: two variables -dubbed(KY)</w:t>
               </w:r>
             </w:hyperlink>
           </w:p>
@@ -10268,7 +10268,7 @@
                 <w:sz w:val="14"/>
                 <w:szCs w:val="14"/>
               </w:rPr>
-              <w:t xml:space="preserve">Source: Khan Academy (English - US curriculum)</w:t>
+              <w:t xml:space="preserve">Source: Khan Academy (Kiswahili)</w:t>
             </w:r>
           </w:p>
           <w:p>
@@ -10276,7 +10276,7 @@
               <w:spacing w:after="10" w:before="0"/>
               <w:ind w:left="120"/>
             </w:pPr>
-            <w:hyperlink w:history="1" r:id="rIddi8xb9ek-iuj5nuwiitam">
+            <w:hyperlink w:history="1" r:id="rIdw_yiy2ndt-gdltjmhaas9">
               <w:r>
                 <w:rPr>
                   <w:rFonts w:ascii="Arial" w:cs="Arial" w:eastAsia="Arial" w:hAnsi="Arial"/>
@@ -10321,7 +10321,7 @@
             <w:pPr>
               <w:spacing w:after="20" w:before="0"/>
             </w:pPr>
-            <w:hyperlink w:history="1" r:id="rIdkfo2rnjtlunhnz3uxzvs4">
+            <w:hyperlink w:history="1" r:id="rIdrfrvsa0wsgspt0dhliqle">
               <w:r>
                 <w:rPr>
                   <w:rFonts w:ascii="Arial" w:cs="Arial" w:eastAsia="Arial" w:hAnsi="Arial"/>
@@ -10354,7 +10354,7 @@
               <w:spacing w:after="10" w:before="0"/>
               <w:ind w:left="120"/>
             </w:pPr>
-            <w:hyperlink w:history="1" r:id="rIdq3fdt34rk-y6b-tohbkkf">
+            <w:hyperlink w:history="1" r:id="rIdrq3sh6wakuca66wp8nogj">
               <w:r>
                 <w:rPr>
                   <w:rFonts w:ascii="Arial" w:cs="Arial" w:eastAsia="Arial" w:hAnsi="Arial"/>
@@ -10549,7 +10549,7 @@
             <w:pPr>
               <w:spacing w:after="20" w:before="0"/>
             </w:pPr>
-            <w:hyperlink w:history="1" r:id="rIdqwqmw73fckbfbnorvyvef">
+            <w:hyperlink w:history="1" r:id="rIdggfdmombsybg_acnpdwdj">
               <w:r>
                 <w:rPr>
                   <w:rFonts w:ascii="Arial" w:cs="Arial" w:eastAsia="Arial" w:hAnsi="Arial"/>
@@ -10558,7 +10558,7 @@
                   <w:szCs w:val="16"/>
                   <w:u w:val="single" w:color="2E75B6"/>
                 </w:rPr>
-                <w:t xml:space="preserve">Factoring using the difference of squares pattern</w:t>
+                <w:t xml:space="preserve">Difference of squares intro</w:t>
               </w:r>
             </w:hyperlink>
           </w:p>
@@ -10582,7 +10582,7 @@
               <w:spacing w:after="10" w:before="0"/>
               <w:ind w:left="120"/>
             </w:pPr>
-            <w:hyperlink w:history="1" r:id="rId0usa7jnkvzilkl66phm2e">
+            <w:hyperlink w:history="1" r:id="rIddvoue7u9irqukvm4zhnol">
               <w:r>
                 <w:rPr>
                   <w:rFonts w:ascii="Arial" w:cs="Arial" w:eastAsia="Arial" w:hAnsi="Arial"/>
@@ -10627,7 +10627,7 @@
             <w:pPr>
               <w:spacing w:after="20" w:before="0"/>
             </w:pPr>
-            <w:hyperlink w:history="1" r:id="rId6q5scvo4z2ddjzpwf7ncn">
+            <w:hyperlink w:history="1" r:id="rId5lopli3ex6x-chv5tcgz8">
               <w:r>
                 <w:rPr>
                   <w:rFonts w:ascii="Arial" w:cs="Arial" w:eastAsia="Arial" w:hAnsi="Arial"/>
@@ -10660,7 +10660,7 @@
               <w:spacing w:after="10" w:before="0"/>
               <w:ind w:left="120"/>
             </w:pPr>
-            <w:hyperlink w:history="1" r:id="rId-wbeuenthourv8umw0mgx">
+            <w:hyperlink w:history="1" r:id="rIdhacvjuhgwcqlqbk5w9uuw">
               <w:r>
                 <w:rPr>
                   <w:rFonts w:ascii="Arial" w:cs="Arial" w:eastAsia="Arial" w:hAnsi="Arial"/>
@@ -12147,7 +12147,7 @@
             <w:pPr>
               <w:spacing w:after="20" w:before="0"/>
             </w:pPr>
-            <w:hyperlink w:history="1" r:id="rIdy__hdpkhuirxmg0fzozxf">
+            <w:hyperlink w:history="1" r:id="rIdmlhfi9acmnwtrpwzwuoiz">
               <w:r>
                 <w:rPr>
                   <w:rFonts w:ascii="Arial" w:cs="Arial" w:eastAsia="Arial" w:hAnsi="Arial"/>
@@ -12180,7 +12180,7 @@
               <w:spacing w:after="10" w:before="0"/>
               <w:ind w:left="120"/>
             </w:pPr>
-            <w:hyperlink w:history="1" r:id="rId6mdbjt28_wgtqiubqoohu">
+            <w:hyperlink w:history="1" r:id="rIdgcmhyrm0v5bnevzvoeffq">
               <w:r>
                 <w:rPr>
                   <w:rFonts w:ascii="Arial" w:cs="Arial" w:eastAsia="Arial" w:hAnsi="Arial"/>
@@ -12225,7 +12225,7 @@
             <w:pPr>
               <w:spacing w:after="20" w:before="0"/>
             </w:pPr>
-            <w:hyperlink w:history="1" r:id="rIdnh49x27dx-co8p5uwao58">
+            <w:hyperlink w:history="1" r:id="rIdp1ixcezslglmp7q4djtar">
               <w:r>
                 <w:rPr>
                   <w:rFonts w:ascii="Arial" w:cs="Arial" w:eastAsia="Arial" w:hAnsi="Arial"/>
@@ -12258,7 +12258,7 @@
               <w:spacing w:after="10" w:before="0"/>
               <w:ind w:left="120"/>
             </w:pPr>
-            <w:hyperlink w:history="1" r:id="rIdaf6wneinus5pyr24kzgst">
+            <w:hyperlink w:history="1" r:id="rIdnxiq1doci9cpwlvdzjg_-">
               <w:r>
                 <w:rPr>
                   <w:rFonts w:ascii="Arial" w:cs="Arial" w:eastAsia="Arial" w:hAnsi="Arial"/>
@@ -12453,7 +12453,7 @@
             <w:pPr>
               <w:spacing w:after="20" w:before="0"/>
             </w:pPr>
-            <w:hyperlink w:history="1" r:id="rId5rzfdpur9mg6aky4mekfi">
+            <w:hyperlink w:history="1" r:id="rIdka5r6cyqfiin-shmchssk">
               <w:r>
                 <w:rPr>
                   <w:rFonts w:ascii="Arial" w:cs="Arial" w:eastAsia="Arial" w:hAnsi="Arial"/>
@@ -12486,7 +12486,7 @@
               <w:spacing w:after="10" w:before="0"/>
               <w:ind w:left="120"/>
             </w:pPr>
-            <w:hyperlink w:history="1" r:id="rIdaic4qzp7ofrdfh-vjd0f3">
+            <w:hyperlink w:history="1" r:id="rIdqjx2whg8ftdpyazkq5ie2">
               <w:r>
                 <w:rPr>
                   <w:rFonts w:ascii="Arial" w:cs="Arial" w:eastAsia="Arial" w:hAnsi="Arial"/>
@@ -12531,7 +12531,7 @@
             <w:pPr>
               <w:spacing w:after="20" w:before="0"/>
             </w:pPr>
-            <w:hyperlink w:history="1" r:id="rIdrgqgrzcq9hb6jc45sgdaj">
+            <w:hyperlink w:history="1" r:id="rIdr3axdtk7bhn7_l8kj4m0n">
               <w:r>
                 <w:rPr>
                   <w:rFonts w:ascii="Arial" w:cs="Arial" w:eastAsia="Arial" w:hAnsi="Arial"/>
@@ -12564,7 +12564,7 @@
               <w:spacing w:after="10" w:before="0"/>
               <w:ind w:left="120"/>
             </w:pPr>
-            <w:hyperlink w:history="1" r:id="rIdftkfduq4ugydbcitjf1yn">
+            <w:hyperlink w:history="1" r:id="rIdl5khftqbfov9uheqi0xcm">
               <w:r>
                 <w:rPr>
                   <w:rFonts w:ascii="Arial" w:cs="Arial" w:eastAsia="Arial" w:hAnsi="Arial"/>
@@ -12759,7 +12759,7 @@
             <w:pPr>
               <w:spacing w:after="20" w:before="0"/>
             </w:pPr>
-            <w:hyperlink w:history="1" r:id="rIdszxtwxslq7i_hfpw5nfrd">
+            <w:hyperlink w:history="1" r:id="rIdfwef5saofxa13pqvjwath">
               <w:r>
                 <w:rPr>
                   <w:rFonts w:ascii="Arial" w:cs="Arial" w:eastAsia="Arial" w:hAnsi="Arial"/>
@@ -12792,7 +12792,7 @@
               <w:spacing w:after="10" w:before="0"/>
               <w:ind w:left="120"/>
             </w:pPr>
-            <w:hyperlink w:history="1" r:id="rId28e7c-mxjulxt_bcoozgt">
+            <w:hyperlink w:history="1" r:id="rIdzgx0_7w7exrgrb8fexdks">
               <w:r>
                 <w:rPr>
                   <w:rFonts w:ascii="Arial" w:cs="Arial" w:eastAsia="Arial" w:hAnsi="Arial"/>
@@ -12837,7 +12837,619 @@
             <w:pPr>
               <w:spacing w:after="20" w:before="0"/>
             </w:pPr>
-            <w:hyperlink w:history="1" r:id="rId3eywzyhvclwdrdf2fcw5g">
+            <w:hyperlink w:history="1" r:id="rId6sje7s8md2ip2uuwilizu">
+              <w:r>
+                <w:rPr>
+                  <w:rFonts w:ascii="Arial" w:cs="Arial" w:eastAsia="Arial" w:hAnsi="Arial"/>
+                  <w:color w:val="2E75B6"/>
+                  <w:sz w:val="16"/>
+                  <w:szCs w:val="16"/>
+                  <w:u w:val="single" w:color="2E75B6"/>
+                </w:rPr>
+                <w:t xml:space="preserve">Solve quadratic equations: complex solutions</w:t>
+              </w:r>
+            </w:hyperlink>
+          </w:p>
+          <w:p>
+            <w:pPr>
+              <w:spacing w:after="10" w:before="0"/>
+              <w:ind w:left="120"/>
+            </w:pPr>
+            <w:r>
+              <w:rPr>
+                <w:rFonts w:ascii="Arial" w:cs="Arial" w:eastAsia="Arial" w:hAnsi="Arial"/>
+                <w:color w:val="595959"/>
+                <w:sz w:val="14"/>
+                <w:szCs w:val="14"/>
+              </w:rPr>
+              <w:t xml:space="preserve">Source: Khan Academy (English - US curriculum)</w:t>
+            </w:r>
+          </w:p>
+          <w:p>
+            <w:pPr>
+              <w:spacing w:after="10" w:before="0"/>
+              <w:ind w:left="120"/>
+            </w:pPr>
+            <w:hyperlink w:history="1" r:id="rId2bmyyut8fk-rgcu3lhici">
+              <w:r>
+                <w:rPr>
+                  <w:rFonts w:ascii="Arial" w:cs="Arial" w:eastAsia="Arial" w:hAnsi="Arial"/>
+                  <w:color w:val="595959"/>
+                  <w:sz w:val="14"/>
+                  <w:szCs w:val="14"/>
+                  <w:u w:val="single" w:color="595959"/>
+                </w:rPr>
+                <w:t xml:space="preserve">🔍 Search ARES for similar readings</w:t>
+              </w:r>
+            </w:hyperlink>
+          </w:p>
+        </w:tc>
+        <w:tc>
+          <w:tcPr>
+            <w:tcW w:type="dxa" w:w="3040"/>
+            <w:shd w:fill="FFFFFF" w:color="auto" w:val="clear"/>
+            <w:tcMar>
+              <w:top w:type="dxa" w:w="60"/>
+              <w:left w:type="dxa" w:w="120"/>
+              <w:bottom w:type="dxa" w:w="60"/>
+              <w:right w:type="dxa" w:w="120"/>
+            </w:tcMar>
+            <w:vAlign w:val="top"/>
+          </w:tcPr>
+          <w:p>
+            <w:pPr>
+              <w:spacing w:after="40" w:before="0"/>
+              <w:jc w:val="left"/>
+            </w:pPr>
+            <w:r>
+              <w:rPr>
+                <w:rFonts w:ascii="Arial" w:cs="Arial" w:eastAsia="Arial" w:hAnsi="Arial"/>
+                <w:b w:val="false"/>
+                <w:bCs w:val="false"/>
+                <w:i w:val="false"/>
+                <w:iCs w:val="false"/>
+                <w:color w:val="000000"/>
+                <w:sz w:val="18"/>
+                <w:szCs w:val="18"/>
+              </w:rPr>
+              <w:t xml:space="preserve">With the Zero Product Property established, students now formally solve the Harambee hall equation step by step. The teacher writes the full working on one side of the board and students copy into notebooks. Step 1: (w + 12)(w - 10) = 0. Step 2: Set each factor to zero — w + 12 = 0 giving w = -12; w - 10 = 0 giving w = 10. Step 3: Two solutions — w = -12 or w = 10. Step 4: Context check — the width of a hall cannot be negative. Reject w = -12. Accept w = 10 m. Step 5: Length = w + 2 = 10 + 2 = 12 m. Verify: 10 times 12 = 120 square metres. The committee can build the hall. Students then solve three practice equations in pairs, each set in a Kenyan context. Equation A (Githurai plot): A rectangular plot has area 84 square metres and length 5 m more than width. Form and solve the equation. [w squared + 5w - 84 = 0, factors (w + 12)(w - 7) = 0, w = 7 m, length = 12 m.] Equation B (Matatu fare): A matatu operator finds that revenue R in hundreds of shillings satisfies R squared - 7R + 12 = 0. Find R. [(R - 3)(R - 4) = 0, R = 3 or R = 4; both are positive so both are mathematically valid — operator must use business context to choose.] Equation C (Mandazi): The number of mandazi n a mama mboga can sell satisfies 2n squared - 5n - 3 = 0. Find n. [Factorise: 2n squared - 6n + n - 3 = 0; 2n(n - 3) + 1(n - 3) = 0; (2n + 1)(n - 3) = 0; n = -0.5 or n = 3. Reject n = -0.5. Accept n = 3 dozen mandazi.]</w:t>
+            </w:r>
+          </w:p>
+        </w:tc>
+        <w:tc>
+          <w:tcPr>
+            <w:tcW w:type="dxa" w:w="3040"/>
+            <w:shd w:fill="F2F2F2" w:color="auto" w:val="clear"/>
+            <w:tcMar>
+              <w:top w:type="dxa" w:w="60"/>
+              <w:left w:type="dxa" w:w="120"/>
+              <w:bottom w:type="dxa" w:w="60"/>
+              <w:right w:type="dxa" w:w="120"/>
+            </w:tcMar>
+            <w:vAlign w:val="top"/>
+          </w:tcPr>
+          <w:p>
+            <w:pPr>
+              <w:spacing w:after="40" w:before="0"/>
+              <w:jc w:val="left"/>
+            </w:pPr>
+            <w:r>
+              <w:rPr>
+                <w:rFonts w:ascii="Arial" w:cs="Arial" w:eastAsia="Arial" w:hAnsi="Arial"/>
+                <w:b w:val="false"/>
+                <w:bCs w:val="false"/>
+                <w:i w:val="false"/>
+                <w:iCs w:val="false"/>
+                <w:color w:val="000000"/>
+                <w:sz w:val="18"/>
+                <w:szCs w:val="18"/>
+              </w:rPr>
+              <w:t xml:space="preserve">For the hall equation, narrate each step aloud while writing: 'I am going to apply the Zero Product Property — each factor gets its own mini-equation.' After writing both mini-equations ask: 'How many solutions do we have?' Pause for choral response. Then say: 'Mathematics has given us two answers. Now I need you to think like the committee in Githurai. Can a hall have a negative width?' WAIT 20 SECONDS. Ask: 'Wanjiku, which solution does the committee use and why?' After confirmation, say: 'This is crucial — rejecting a solution is not guessing. It is reasoning from context. Write this in your notebooks as a rule.' For the pair practice, circulate actively. For Equation B (both roots positive), pause the class after 5 minutes and ask: 'This time both answers are positive. Does context still matter?' Prompt discussion about whether the operator wants to maximise revenue. For Equation C, ask a pair to present their splitting-the-middle step on the board to review Lesson 3 skills.</w:t>
+            </w:r>
+          </w:p>
+        </w:tc>
+        <w:tc>
+          <w:tcPr>
+            <w:tcW w:type="dxa" w:w="3040"/>
+            <w:shd w:fill="FFFFFF" w:color="auto" w:val="clear"/>
+            <w:tcMar>
+              <w:top w:type="dxa" w:w="60"/>
+              <w:left w:type="dxa" w:w="120"/>
+              <w:bottom w:type="dxa" w:w="60"/>
+              <w:right w:type="dxa" w:w="120"/>
+            </w:tcMar>
+            <w:vAlign w:val="top"/>
+          </w:tcPr>
+          <w:p>
+            <w:pPr>
+              <w:spacing w:after="40" w:before="0"/>
+              <w:jc w:val="left"/>
+            </w:pPr>
+            <w:r>
+              <w:rPr>
+                <w:rFonts w:ascii="Arial" w:cs="Arial" w:eastAsia="Arial" w:hAnsi="Arial"/>
+                <w:b w:val="false"/>
+                <w:bCs w:val="false"/>
+                <w:i w:val="false"/>
+                <w:iCs w:val="false"/>
+                <w:color w:val="000000"/>
+                <w:sz w:val="18"/>
+                <w:szCs w:val="18"/>
+              </w:rPr>
+              <w:t xml:space="preserve">Worked example followed by graduated release: the hall problem is fully guided; Equation A is semi-guided (teacher circulates); Equations B and C are student-led with peer support. The Equation B twist (two valid roots) deliberately extends thinking beyond the simple reject-negative rule.</w:t>
+            </w:r>
+          </w:p>
+        </w:tc>
+        <w:tc>
+          <w:tcPr>
+            <w:tcW w:type="dxa" w:w="3040"/>
+            <w:shd w:fill="F2F2F2" w:color="auto" w:val="clear"/>
+            <w:tcMar>
+              <w:top w:type="dxa" w:w="60"/>
+              <w:left w:type="dxa" w:w="120"/>
+              <w:bottom w:type="dxa" w:w="60"/>
+              <w:right w:type="dxa" w:w="120"/>
+            </w:tcMar>
+            <w:vAlign w:val="top"/>
+          </w:tcPr>
+          <w:p>
+            <w:pPr>
+              <w:spacing w:after="40" w:before="0"/>
+              <w:jc w:val="left"/>
+            </w:pPr>
+            <w:r>
+              <w:rPr>
+                <w:rFonts w:ascii="Arial" w:cs="Arial" w:eastAsia="Arial" w:hAnsi="Arial"/>
+                <w:b w:val="false"/>
+                <w:bCs w:val="false"/>
+                <w:i w:val="false"/>
+                <w:iCs w:val="false"/>
+                <w:color w:val="000000"/>
+                <w:sz w:val="18"/>
+                <w:szCs w:val="18"/>
+              </w:rPr>
+              <w:t xml:space="preserve">Use a 3-2-1 quick check at the end of pair work: each student writes 3 steps of the method, 2 solutions they found for any equation, and 1 reason they accepted or rejected a root. Collect or scan before closing the phase. Target: all students can articulate the Zero Product Property step and at least one contextual rejection reason.</w:t>
+            </w:r>
+          </w:p>
+        </w:tc>
+      </w:tr>
+      <w:tr>
+        <w:tc>
+          <w:tcPr>
+            <w:tcW w:type="dxa" w:w="1520"/>
+            <w:shd w:fill="FCE4D6" w:color="auto" w:val="clear"/>
+            <w:tcMar>
+              <w:top w:type="dxa" w:w="60"/>
+              <w:left w:type="dxa" w:w="120"/>
+              <w:bottom w:type="dxa" w:w="60"/>
+              <w:right w:type="dxa" w:w="120"/>
+            </w:tcMar>
+            <w:vAlign w:val="top"/>
+          </w:tcPr>
+          <w:p>
+            <w:pPr>
+              <w:spacing w:after="40" w:before="0"/>
+              <w:jc w:val="left"/>
+            </w:pPr>
+            <w:r>
+              <w:rPr>
+                <w:rFonts w:ascii="Arial" w:cs="Arial" w:eastAsia="Arial" w:hAnsi="Arial"/>
+                <w:b/>
+                <w:bCs/>
+                <w:i w:val="false"/>
+                <w:iCs w:val="false"/>
+                <w:color w:val="000000"/>
+                <w:sz w:val="18"/>
+                <w:szCs w:val="18"/>
+              </w:rPr>
+              <w:t xml:space="preserve">Driving Question Board (DQB) Creation</w:t>
+            </w:r>
+          </w:p>
+          <w:p>
+            <w:pPr>
+              <w:spacing w:after="20" w:before="0"/>
+            </w:pPr>
+            <w:r>
+              <w:rPr>
+                <w:rFonts w:ascii="Arial" w:cs="Arial" w:eastAsia="Arial" w:hAnsi="Arial"/>
+                <w:b/>
+                <w:bCs/>
+                <w:color w:val="1F3864"/>
+                <w:sz w:val="16"/>
+                <w:szCs w:val="16"/>
+              </w:rPr>
+              <w:t xml:space="preserve">📹 VIDEO:</w:t>
+            </w:r>
+          </w:p>
+          <w:p>
+            <w:pPr>
+              <w:spacing w:after="20" w:before="0"/>
+            </w:pPr>
+            <w:hyperlink w:history="1" r:id="rId5rsxwxz1uwoj86rw0o4as">
+              <w:r>
+                <w:rPr>
+                  <w:rFonts w:ascii="Arial" w:cs="Arial" w:eastAsia="Arial" w:hAnsi="Arial"/>
+                  <w:color w:val="2E75B6"/>
+                  <w:sz w:val="16"/>
+                  <w:szCs w:val="16"/>
+                  <w:u w:val="single" w:color="2E75B6"/>
+                </w:rPr>
+                <w:t xml:space="preserve">Solving quadratic equations: complex roots</w:t>
+              </w:r>
+            </w:hyperlink>
+          </w:p>
+          <w:p>
+            <w:pPr>
+              <w:spacing w:after="10" w:before="0"/>
+              <w:ind w:left="120"/>
+            </w:pPr>
+            <w:r>
+              <w:rPr>
+                <w:rFonts w:ascii="Arial" w:cs="Arial" w:eastAsia="Arial" w:hAnsi="Arial"/>
+                <w:color w:val="595959"/>
+                <w:sz w:val="14"/>
+                <w:szCs w:val="14"/>
+              </w:rPr>
+              <w:t xml:space="preserve">Source: Khan Academy (English - US curriculum)</w:t>
+            </w:r>
+          </w:p>
+          <w:p>
+            <w:pPr>
+              <w:spacing w:after="10" w:before="0"/>
+              <w:ind w:left="120"/>
+            </w:pPr>
+            <w:hyperlink w:history="1" r:id="rIdu7iu_ylpq15ymofvrtbwc">
+              <w:r>
+                <w:rPr>
+                  <w:rFonts w:ascii="Arial" w:cs="Arial" w:eastAsia="Arial" w:hAnsi="Arial"/>
+                  <w:color w:val="595959"/>
+                  <w:sz w:val="14"/>
+                  <w:szCs w:val="14"/>
+                  <w:u w:val="single" w:color="595959"/>
+                </w:rPr>
+                <w:t xml:space="preserve">🔍 Search ARES for similar videos</w:t>
+              </w:r>
+            </w:hyperlink>
+          </w:p>
+          <w:p>
+            <w:pPr>
+              <w:spacing w:after="40" w:before="0"/>
+            </w:pPr>
+            <w:r>
+              <w:rPr>
+                <w:sz w:val="14"/>
+                <w:szCs w:val="14"/>
+              </w:rPr>
+              <w:t xml:space="preserve"/>
+            </w:r>
+          </w:p>
+          <w:p>
+            <w:pPr>
+              <w:spacing w:after="20" w:before="0"/>
+            </w:pPr>
+            <w:r>
+              <w:rPr>
+                <w:rFonts w:ascii="Arial" w:cs="Arial" w:eastAsia="Arial" w:hAnsi="Arial"/>
+                <w:b/>
+                <w:bCs/>
+                <w:color w:val="1F3864"/>
+                <w:sz w:val="16"/>
+                <w:szCs w:val="16"/>
+              </w:rPr>
+              <w:t xml:space="preserve">📖 EXERCISE:</w:t>
+            </w:r>
+          </w:p>
+          <w:p>
+            <w:pPr>
+              <w:spacing w:after="20" w:before="0"/>
+            </w:pPr>
+            <w:hyperlink w:history="1" r:id="rIddjnuigy2fadz7g_pj_aat">
+              <w:r>
+                <w:rPr>
+                  <w:rFonts w:ascii="Arial" w:cs="Arial" w:eastAsia="Arial" w:hAnsi="Arial"/>
+                  <w:color w:val="2E75B6"/>
+                  <w:sz w:val="16"/>
+                  <w:szCs w:val="16"/>
+                  <w:u w:val="single" w:color="2E75B6"/>
+                </w:rPr>
+                <w:t xml:space="preserve">Number of solutions of quadratic equations</w:t>
+              </w:r>
+            </w:hyperlink>
+          </w:p>
+          <w:p>
+            <w:pPr>
+              <w:spacing w:after="10" w:before="0"/>
+              <w:ind w:left="120"/>
+            </w:pPr>
+            <w:r>
+              <w:rPr>
+                <w:rFonts w:ascii="Arial" w:cs="Arial" w:eastAsia="Arial" w:hAnsi="Arial"/>
+                <w:color w:val="595959"/>
+                <w:sz w:val="14"/>
+                <w:szCs w:val="14"/>
+              </w:rPr>
+              <w:t xml:space="preserve">Source: Khan Academy (English - US curriculum)</w:t>
+            </w:r>
+          </w:p>
+          <w:p>
+            <w:pPr>
+              <w:spacing w:after="10" w:before="0"/>
+              <w:ind w:left="120"/>
+            </w:pPr>
+            <w:hyperlink w:history="1" r:id="rIduynrbs2jlnsvj2rgpai7y">
+              <w:r>
+                <w:rPr>
+                  <w:rFonts w:ascii="Arial" w:cs="Arial" w:eastAsia="Arial" w:hAnsi="Arial"/>
+                  <w:color w:val="595959"/>
+                  <w:sz w:val="14"/>
+                  <w:szCs w:val="14"/>
+                  <w:u w:val="single" w:color="595959"/>
+                </w:rPr>
+                <w:t xml:space="preserve">🔍 Search ARES for similar readings</w:t>
+              </w:r>
+            </w:hyperlink>
+          </w:p>
+        </w:tc>
+        <w:tc>
+          <w:tcPr>
+            <w:tcW w:type="dxa" w:w="3040"/>
+            <w:shd w:fill="FFFFFF" w:color="auto" w:val="clear"/>
+            <w:tcMar>
+              <w:top w:type="dxa" w:w="60"/>
+              <w:left w:type="dxa" w:w="120"/>
+              <w:bottom w:type="dxa" w:w="60"/>
+              <w:right w:type="dxa" w:w="120"/>
+            </w:tcMar>
+            <w:vAlign w:val="top"/>
+          </w:tcPr>
+          <w:p>
+            <w:pPr>
+              <w:spacing w:after="40" w:before="0"/>
+              <w:jc w:val="left"/>
+            </w:pPr>
+            <w:r>
+              <w:rPr>
+                <w:rFonts w:ascii="Arial" w:cs="Arial" w:eastAsia="Arial" w:hAnsi="Arial"/>
+                <w:b w:val="false"/>
+                <w:bCs w:val="false"/>
+                <w:i w:val="false"/>
+                <w:iCs w:val="false"/>
+                <w:color w:val="000000"/>
+                <w:sz w:val="18"/>
+                <w:szCs w:val="18"/>
+              </w:rPr>
+              <w:t xml:space="preserve">Students return to the class DQB. The teacher reads aloud the current DQB statement posted in Lesson 3: 'Factorisation lets us undo expansion to find hidden values.' Students are asked: Has todays lesson added something new to this understanding? Each student writes one new card. Suggested contributions include: 'A quadratic equation can have two solutions but context decides which one to use,' 'The Zero Product Property is the bridge between factorisation and solving,' and 'A negative answer is not always wrong — we must check the context.' Cards are posted under a new heading: What we now know — Lesson 4. The teacher reads three cards aloud and asks the class to vote (thumbs up or sideways) on whether each captures the big idea accurately.</w:t>
+            </w:r>
+          </w:p>
+        </w:tc>
+        <w:tc>
+          <w:tcPr>
+            <w:tcW w:type="dxa" w:w="3040"/>
+            <w:shd w:fill="F2F2F2" w:color="auto" w:val="clear"/>
+            <w:tcMar>
+              <w:top w:type="dxa" w:w="60"/>
+              <w:left w:type="dxa" w:w="120"/>
+              <w:bottom w:type="dxa" w:w="60"/>
+              <w:right w:type="dxa" w:w="120"/>
+            </w:tcMar>
+            <w:vAlign w:val="top"/>
+          </w:tcPr>
+          <w:p>
+            <w:pPr>
+              <w:spacing w:after="40" w:before="0"/>
+              <w:jc w:val="left"/>
+            </w:pPr>
+            <w:r>
+              <w:rPr>
+                <w:rFonts w:ascii="Arial" w:cs="Arial" w:eastAsia="Arial" w:hAnsi="Arial"/>
+                <w:b w:val="false"/>
+                <w:bCs w:val="false"/>
+                <w:i w:val="false"/>
+                <w:iCs w:val="false"/>
+                <w:color w:val="000000"/>
+                <w:sz w:val="18"/>
+                <w:szCs w:val="18"/>
+              </w:rPr>
+              <w:t xml:space="preserve">Stand at the DQB and say: 'Three lessons ago, the Githurai committee was stuck. They could not find the dimensions of the hall. What can you tell them today that you could not tell them on Day 1?' WAIT 30 SECONDS for quiet reflection. Then: 'Write your card — one sentence only. Make it something you would say to the committee if they called you right now.' After posting, read three cards and model how to assess them: 'This card says the hall is 10 metres wide and 12 metres long — that is a fact, but does it explain the method? This card says we used the Zero Product Property — that explains how we got there. Which is more useful for the DQB?' Guide students toward process-level rather than answer-level statements.</w:t>
+            </w:r>
+          </w:p>
+        </w:tc>
+        <w:tc>
+          <w:tcPr>
+            <w:tcW w:type="dxa" w:w="3040"/>
+            <w:shd w:fill="FFFFFF" w:color="auto" w:val="clear"/>
+            <w:tcMar>
+              <w:top w:type="dxa" w:w="60"/>
+              <w:left w:type="dxa" w:w="120"/>
+              <w:bottom w:type="dxa" w:w="60"/>
+              <w:right w:type="dxa" w:w="120"/>
+            </w:tcMar>
+            <w:vAlign w:val="top"/>
+          </w:tcPr>
+          <w:p>
+            <w:pPr>
+              <w:spacing w:after="40" w:before="0"/>
+              <w:jc w:val="left"/>
+            </w:pPr>
+            <w:r>
+              <w:rPr>
+                <w:rFonts w:ascii="Arial" w:cs="Arial" w:eastAsia="Arial" w:hAnsi="Arial"/>
+                <w:b w:val="false"/>
+                <w:bCs w:val="false"/>
+                <w:i w:val="false"/>
+                <w:iCs w:val="false"/>
+                <w:color w:val="000000"/>
+                <w:sz w:val="18"/>
+                <w:szCs w:val="18"/>
+              </w:rPr>
+              <w:t xml:space="preserve">DQB as metacognitive anchor: connecting new learning explicitly to the phenomenon reinforces that the mathematics serves a real purpose. Voting on card quality builds evaluative thinking about mathematical communication.</w:t>
+            </w:r>
+          </w:p>
+        </w:tc>
+        <w:tc>
+          <w:tcPr>
+            <w:tcW w:type="dxa" w:w="3040"/>
+            <w:shd w:fill="F2F2F2" w:color="auto" w:val="clear"/>
+            <w:tcMar>
+              <w:top w:type="dxa" w:w="60"/>
+              <w:left w:type="dxa" w:w="120"/>
+              <w:bottom w:type="dxa" w:w="60"/>
+              <w:right w:type="dxa" w:w="120"/>
+            </w:tcMar>
+            <w:vAlign w:val="top"/>
+          </w:tcPr>
+          <w:p>
+            <w:pPr>
+              <w:spacing w:after="40" w:before="0"/>
+              <w:jc w:val="left"/>
+            </w:pPr>
+            <w:r>
+              <w:rPr>
+                <w:rFonts w:ascii="Arial" w:cs="Arial" w:eastAsia="Arial" w:hAnsi="Arial"/>
+                <w:b w:val="false"/>
+                <w:bCs w:val="false"/>
+                <w:i w:val="false"/>
+                <w:iCs w:val="false"/>
+                <w:color w:val="000000"/>
+                <w:sz w:val="18"/>
+                <w:szCs w:val="18"/>
+              </w:rPr>
+              <w:t xml:space="preserve">Review the posted cards after class. Cards that only state the numerical answer (w = 10) without referencing the method or the reasoning process indicate surface-level understanding — these students need additional support in Lesson 5 when the context becomes more abstract.</w:t>
+            </w:r>
+          </w:p>
+        </w:tc>
+      </w:tr>
+      <w:tr>
+        <w:tc>
+          <w:tcPr>
+            <w:tcW w:type="dxa" w:w="1520"/>
+            <w:shd w:fill="D5E8F0" w:color="auto" w:val="clear"/>
+            <w:tcMar>
+              <w:top w:type="dxa" w:w="60"/>
+              <w:left w:type="dxa" w:w="120"/>
+              <w:bottom w:type="dxa" w:w="60"/>
+              <w:right w:type="dxa" w:w="120"/>
+            </w:tcMar>
+            <w:vAlign w:val="top"/>
+          </w:tcPr>
+          <w:p>
+            <w:pPr>
+              <w:spacing w:after="40" w:before="0"/>
+              <w:jc w:val="left"/>
+            </w:pPr>
+            <w:r>
+              <w:rPr>
+                <w:rFonts w:ascii="Arial" w:cs="Arial" w:eastAsia="Arial" w:hAnsi="Arial"/>
+                <w:b/>
+                <w:bCs/>
+                <w:i w:val="false"/>
+                <w:iCs w:val="false"/>
+                <w:color w:val="000000"/>
+                <w:sz w:val="18"/>
+                <w:szCs w:val="18"/>
+              </w:rPr>
+              <w:t xml:space="preserve">Model Building Phase</w:t>
+            </w:r>
+          </w:p>
+          <w:p>
+            <w:pPr>
+              <w:spacing w:after="20" w:before="0"/>
+            </w:pPr>
+            <w:r>
+              <w:rPr>
+                <w:rFonts w:ascii="Arial" w:cs="Arial" w:eastAsia="Arial" w:hAnsi="Arial"/>
+                <w:b/>
+                <w:bCs/>
+                <w:color w:val="1F3864"/>
+                <w:sz w:val="16"/>
+                <w:szCs w:val="16"/>
+              </w:rPr>
+              <w:t xml:space="preserve">📹 VIDEO:</w:t>
+            </w:r>
+          </w:p>
+          <w:p>
+            <w:pPr>
+              <w:spacing w:after="20" w:before="0"/>
+            </w:pPr>
+            <w:hyperlink w:history="1" r:id="rIdlh0lsiuusfpof24nqgnws">
+              <w:r>
+                <w:rPr>
+                  <w:rFonts w:ascii="Arial" w:cs="Arial" w:eastAsia="Arial" w:hAnsi="Arial"/>
+                  <w:color w:val="2E75B6"/>
+                  <w:sz w:val="16"/>
+                  <w:szCs w:val="16"/>
+                  <w:u w:val="single" w:color="2E75B6"/>
+                </w:rPr>
+                <w:t xml:space="preserve">Solving quadratic equations: complex roots</w:t>
+              </w:r>
+            </w:hyperlink>
+          </w:p>
+          <w:p>
+            <w:pPr>
+              <w:spacing w:after="10" w:before="0"/>
+              <w:ind w:left="120"/>
+            </w:pPr>
+            <w:r>
+              <w:rPr>
+                <w:rFonts w:ascii="Arial" w:cs="Arial" w:eastAsia="Arial" w:hAnsi="Arial"/>
+                <w:color w:val="595959"/>
+                <w:sz w:val="14"/>
+                <w:szCs w:val="14"/>
+              </w:rPr>
+              <w:t xml:space="preserve">Source: Khan Academy (English - US curriculum)</w:t>
+            </w:r>
+          </w:p>
+          <w:p>
+            <w:pPr>
+              <w:spacing w:after="10" w:before="0"/>
+              <w:ind w:left="120"/>
+            </w:pPr>
+            <w:hyperlink w:history="1" r:id="rIdk6ezt6d3xvxz_a57janex">
+              <w:r>
+                <w:rPr>
+                  <w:rFonts w:ascii="Arial" w:cs="Arial" w:eastAsia="Arial" w:hAnsi="Arial"/>
+                  <w:color w:val="595959"/>
+                  <w:sz w:val="14"/>
+                  <w:szCs w:val="14"/>
+                  <w:u w:val="single" w:color="595959"/>
+                </w:rPr>
+                <w:t xml:space="preserve">🔍 Search ARES for similar videos</w:t>
+              </w:r>
+            </w:hyperlink>
+          </w:p>
+          <w:p>
+            <w:pPr>
+              <w:spacing w:after="40" w:before="0"/>
+            </w:pPr>
+            <w:r>
+              <w:rPr>
+                <w:sz w:val="14"/>
+                <w:szCs w:val="14"/>
+              </w:rPr>
+              <w:t xml:space="preserve"/>
+            </w:r>
+          </w:p>
+          <w:p>
+            <w:pPr>
+              <w:spacing w:after="20" w:before="0"/>
+            </w:pPr>
+            <w:r>
+              <w:rPr>
+                <w:rFonts w:ascii="Arial" w:cs="Arial" w:eastAsia="Arial" w:hAnsi="Arial"/>
+                <w:b/>
+                <w:bCs/>
+                <w:color w:val="1F3864"/>
+                <w:sz w:val="16"/>
+                <w:szCs w:val="16"/>
+              </w:rPr>
+              <w:t xml:space="preserve">📖 EXERCISE:</w:t>
+            </w:r>
+          </w:p>
+          <w:p>
+            <w:pPr>
+              <w:spacing w:after="20" w:before="0"/>
+            </w:pPr>
+            <w:hyperlink w:history="1" r:id="rIdbdcpsfaa_45j_uttsbnjj">
               <w:r>
                 <w:rPr>
                   <w:rFonts w:ascii="Arial" w:cs="Arial" w:eastAsia="Arial" w:hAnsi="Arial"/>
@@ -12870,619 +13482,7 @@
               <w:spacing w:after="10" w:before="0"/>
               <w:ind w:left="120"/>
             </w:pPr>
-            <w:hyperlink w:history="1" r:id="rId6ezhamxafaeh0m_ogsign">
-              <w:r>
-                <w:rPr>
-                  <w:rFonts w:ascii="Arial" w:cs="Arial" w:eastAsia="Arial" w:hAnsi="Arial"/>
-                  <w:color w:val="595959"/>
-                  <w:sz w:val="14"/>
-                  <w:szCs w:val="14"/>
-                  <w:u w:val="single" w:color="595959"/>
-                </w:rPr>
-                <w:t xml:space="preserve">🔍 Search ARES for similar readings</w:t>
-              </w:r>
-            </w:hyperlink>
-          </w:p>
-        </w:tc>
-        <w:tc>
-          <w:tcPr>
-            <w:tcW w:type="dxa" w:w="3040"/>
-            <w:shd w:fill="FFFFFF" w:color="auto" w:val="clear"/>
-            <w:tcMar>
-              <w:top w:type="dxa" w:w="60"/>
-              <w:left w:type="dxa" w:w="120"/>
-              <w:bottom w:type="dxa" w:w="60"/>
-              <w:right w:type="dxa" w:w="120"/>
-            </w:tcMar>
-            <w:vAlign w:val="top"/>
-          </w:tcPr>
-          <w:p>
-            <w:pPr>
-              <w:spacing w:after="40" w:before="0"/>
-              <w:jc w:val="left"/>
-            </w:pPr>
-            <w:r>
-              <w:rPr>
-                <w:rFonts w:ascii="Arial" w:cs="Arial" w:eastAsia="Arial" w:hAnsi="Arial"/>
-                <w:b w:val="false"/>
-                <w:bCs w:val="false"/>
-                <w:i w:val="false"/>
-                <w:iCs w:val="false"/>
-                <w:color w:val="000000"/>
-                <w:sz w:val="18"/>
-                <w:szCs w:val="18"/>
-              </w:rPr>
-              <w:t xml:space="preserve">With the Zero Product Property established, students now formally solve the Harambee hall equation step by step. The teacher writes the full working on one side of the board and students copy into notebooks. Step 1: (w + 12)(w - 10) = 0. Step 2: Set each factor to zero — w + 12 = 0 giving w = -12; w - 10 = 0 giving w = 10. Step 3: Two solutions — w = -12 or w = 10. Step 4: Context check — the width of a hall cannot be negative. Reject w = -12. Accept w = 10 m. Step 5: Length = w + 2 = 10 + 2 = 12 m. Verify: 10 times 12 = 120 square metres. The committee can build the hall. Students then solve three practice equations in pairs, each set in a Kenyan context. Equation A (Githurai plot): A rectangular plot has area 84 square metres and length 5 m more than width. Form and solve the equation. [w squared + 5w - 84 = 0, factors (w + 12)(w - 7) = 0, w = 7 m, length = 12 m.] Equation B (Matatu fare): A matatu operator finds that revenue R in hundreds of shillings satisfies R squared - 7R + 12 = 0. Find R. [(R - 3)(R - 4) = 0, R = 3 or R = 4; both are positive so both are mathematically valid — operator must use business context to choose.] Equation C (Mandazi): The number of mandazi n a mama mboga can sell satisfies 2n squared - 5n - 3 = 0. Find n. [Factorise: 2n squared - 6n + n - 3 = 0; 2n(n - 3) + 1(n - 3) = 0; (2n + 1)(n - 3) = 0; n = -0.5 or n = 3. Reject n = -0.5. Accept n = 3 dozen mandazi.]</w:t>
-            </w:r>
-          </w:p>
-        </w:tc>
-        <w:tc>
-          <w:tcPr>
-            <w:tcW w:type="dxa" w:w="3040"/>
-            <w:shd w:fill="F2F2F2" w:color="auto" w:val="clear"/>
-            <w:tcMar>
-              <w:top w:type="dxa" w:w="60"/>
-              <w:left w:type="dxa" w:w="120"/>
-              <w:bottom w:type="dxa" w:w="60"/>
-              <w:right w:type="dxa" w:w="120"/>
-            </w:tcMar>
-            <w:vAlign w:val="top"/>
-          </w:tcPr>
-          <w:p>
-            <w:pPr>
-              <w:spacing w:after="40" w:before="0"/>
-              <w:jc w:val="left"/>
-            </w:pPr>
-            <w:r>
-              <w:rPr>
-                <w:rFonts w:ascii="Arial" w:cs="Arial" w:eastAsia="Arial" w:hAnsi="Arial"/>
-                <w:b w:val="false"/>
-                <w:bCs w:val="false"/>
-                <w:i w:val="false"/>
-                <w:iCs w:val="false"/>
-                <w:color w:val="000000"/>
-                <w:sz w:val="18"/>
-                <w:szCs w:val="18"/>
-              </w:rPr>
-              <w:t xml:space="preserve">For the hall equation, narrate each step aloud while writing: 'I am going to apply the Zero Product Property — each factor gets its own mini-equation.' After writing both mini-equations ask: 'How many solutions do we have?' Pause for choral response. Then say: 'Mathematics has given us two answers. Now I need you to think like the committee in Githurai. Can a hall have a negative width?' WAIT 20 SECONDS. Ask: 'Wanjiku, which solution does the committee use and why?' After confirmation, say: 'This is crucial — rejecting a solution is not guessing. It is reasoning from context. Write this in your notebooks as a rule.' For the pair practice, circulate actively. For Equation B (both roots positive), pause the class after 5 minutes and ask: 'This time both answers are positive. Does context still matter?' Prompt discussion about whether the operator wants to maximise revenue. For Equation C, ask a pair to present their splitting-the-middle step on the board to review Lesson 3 skills.</w:t>
-            </w:r>
-          </w:p>
-        </w:tc>
-        <w:tc>
-          <w:tcPr>
-            <w:tcW w:type="dxa" w:w="3040"/>
-            <w:shd w:fill="FFFFFF" w:color="auto" w:val="clear"/>
-            <w:tcMar>
-              <w:top w:type="dxa" w:w="60"/>
-              <w:left w:type="dxa" w:w="120"/>
-              <w:bottom w:type="dxa" w:w="60"/>
-              <w:right w:type="dxa" w:w="120"/>
-            </w:tcMar>
-            <w:vAlign w:val="top"/>
-          </w:tcPr>
-          <w:p>
-            <w:pPr>
-              <w:spacing w:after="40" w:before="0"/>
-              <w:jc w:val="left"/>
-            </w:pPr>
-            <w:r>
-              <w:rPr>
-                <w:rFonts w:ascii="Arial" w:cs="Arial" w:eastAsia="Arial" w:hAnsi="Arial"/>
-                <w:b w:val="false"/>
-                <w:bCs w:val="false"/>
-                <w:i w:val="false"/>
-                <w:iCs w:val="false"/>
-                <w:color w:val="000000"/>
-                <w:sz w:val="18"/>
-                <w:szCs w:val="18"/>
-              </w:rPr>
-              <w:t xml:space="preserve">Worked example followed by graduated release: the hall problem is fully guided; Equation A is semi-guided (teacher circulates); Equations B and C are student-led with peer support. The Equation B twist (two valid roots) deliberately extends thinking beyond the simple reject-negative rule.</w:t>
-            </w:r>
-          </w:p>
-        </w:tc>
-        <w:tc>
-          <w:tcPr>
-            <w:tcW w:type="dxa" w:w="3040"/>
-            <w:shd w:fill="F2F2F2" w:color="auto" w:val="clear"/>
-            <w:tcMar>
-              <w:top w:type="dxa" w:w="60"/>
-              <w:left w:type="dxa" w:w="120"/>
-              <w:bottom w:type="dxa" w:w="60"/>
-              <w:right w:type="dxa" w:w="120"/>
-            </w:tcMar>
-            <w:vAlign w:val="top"/>
-          </w:tcPr>
-          <w:p>
-            <w:pPr>
-              <w:spacing w:after="40" w:before="0"/>
-              <w:jc w:val="left"/>
-            </w:pPr>
-            <w:r>
-              <w:rPr>
-                <w:rFonts w:ascii="Arial" w:cs="Arial" w:eastAsia="Arial" w:hAnsi="Arial"/>
-                <w:b w:val="false"/>
-                <w:bCs w:val="false"/>
-                <w:i w:val="false"/>
-                <w:iCs w:val="false"/>
-                <w:color w:val="000000"/>
-                <w:sz w:val="18"/>
-                <w:szCs w:val="18"/>
-              </w:rPr>
-              <w:t xml:space="preserve">Use a 3-2-1 quick check at the end of pair work: each student writes 3 steps of the method, 2 solutions they found for any equation, and 1 reason they accepted or rejected a root. Collect or scan before closing the phase. Target: all students can articulate the Zero Product Property step and at least one contextual rejection reason.</w:t>
-            </w:r>
-          </w:p>
-        </w:tc>
-      </w:tr>
-      <w:tr>
-        <w:tc>
-          <w:tcPr>
-            <w:tcW w:type="dxa" w:w="1520"/>
-            <w:shd w:fill="FCE4D6" w:color="auto" w:val="clear"/>
-            <w:tcMar>
-              <w:top w:type="dxa" w:w="60"/>
-              <w:left w:type="dxa" w:w="120"/>
-              <w:bottom w:type="dxa" w:w="60"/>
-              <w:right w:type="dxa" w:w="120"/>
-            </w:tcMar>
-            <w:vAlign w:val="top"/>
-          </w:tcPr>
-          <w:p>
-            <w:pPr>
-              <w:spacing w:after="40" w:before="0"/>
-              <w:jc w:val="left"/>
-            </w:pPr>
-            <w:r>
-              <w:rPr>
-                <w:rFonts w:ascii="Arial" w:cs="Arial" w:eastAsia="Arial" w:hAnsi="Arial"/>
-                <w:b/>
-                <w:bCs/>
-                <w:i w:val="false"/>
-                <w:iCs w:val="false"/>
-                <w:color w:val="000000"/>
-                <w:sz w:val="18"/>
-                <w:szCs w:val="18"/>
-              </w:rPr>
-              <w:t xml:space="preserve">Driving Question Board (DQB) Creation</w:t>
-            </w:r>
-          </w:p>
-          <w:p>
-            <w:pPr>
-              <w:spacing w:after="20" w:before="0"/>
-            </w:pPr>
-            <w:r>
-              <w:rPr>
-                <w:rFonts w:ascii="Arial" w:cs="Arial" w:eastAsia="Arial" w:hAnsi="Arial"/>
-                <w:b/>
-                <w:bCs/>
-                <w:color w:val="1F3864"/>
-                <w:sz w:val="16"/>
-                <w:szCs w:val="16"/>
-              </w:rPr>
-              <w:t xml:space="preserve">📹 VIDEO:</w:t>
-            </w:r>
-          </w:p>
-          <w:p>
-            <w:pPr>
-              <w:spacing w:after="20" w:before="0"/>
-            </w:pPr>
-            <w:hyperlink w:history="1" r:id="rIdgfxifi3tipzzp3qxpbtsa">
-              <w:r>
-                <w:rPr>
-                  <w:rFonts w:ascii="Arial" w:cs="Arial" w:eastAsia="Arial" w:hAnsi="Arial"/>
-                  <w:color w:val="2E75B6"/>
-                  <w:sz w:val="16"/>
-                  <w:szCs w:val="16"/>
-                  <w:u w:val="single" w:color="2E75B6"/>
-                </w:rPr>
-                <w:t xml:space="preserve">Quadratics by taking square roots: strategy</w:t>
-              </w:r>
-            </w:hyperlink>
-          </w:p>
-          <w:p>
-            <w:pPr>
-              <w:spacing w:after="10" w:before="0"/>
-              <w:ind w:left="120"/>
-            </w:pPr>
-            <w:r>
-              <w:rPr>
-                <w:rFonts w:ascii="Arial" w:cs="Arial" w:eastAsia="Arial" w:hAnsi="Arial"/>
-                <w:color w:val="595959"/>
-                <w:sz w:val="14"/>
-                <w:szCs w:val="14"/>
-              </w:rPr>
-              <w:t xml:space="preserve">Source: Khan Academy (English - US curriculum)</w:t>
-            </w:r>
-          </w:p>
-          <w:p>
-            <w:pPr>
-              <w:spacing w:after="10" w:before="0"/>
-              <w:ind w:left="120"/>
-            </w:pPr>
-            <w:hyperlink w:history="1" r:id="rId06xpgdflezw4f7ejbmngl">
-              <w:r>
-                <w:rPr>
-                  <w:rFonts w:ascii="Arial" w:cs="Arial" w:eastAsia="Arial" w:hAnsi="Arial"/>
-                  <w:color w:val="595959"/>
-                  <w:sz w:val="14"/>
-                  <w:szCs w:val="14"/>
-                  <w:u w:val="single" w:color="595959"/>
-                </w:rPr>
-                <w:t xml:space="preserve">🔍 Search ARES for similar videos</w:t>
-              </w:r>
-            </w:hyperlink>
-          </w:p>
-          <w:p>
-            <w:pPr>
-              <w:spacing w:after="40" w:before="0"/>
-            </w:pPr>
-            <w:r>
-              <w:rPr>
-                <w:sz w:val="14"/>
-                <w:szCs w:val="14"/>
-              </w:rPr>
-              <w:t xml:space="preserve"/>
-            </w:r>
-          </w:p>
-          <w:p>
-            <w:pPr>
-              <w:spacing w:after="20" w:before="0"/>
-            </w:pPr>
-            <w:r>
-              <w:rPr>
-                <w:rFonts w:ascii="Arial" w:cs="Arial" w:eastAsia="Arial" w:hAnsi="Arial"/>
-                <w:b/>
-                <w:bCs/>
-                <w:color w:val="1F3864"/>
-                <w:sz w:val="16"/>
-                <w:szCs w:val="16"/>
-              </w:rPr>
-              <w:t xml:space="preserve">📖 EXERCISE:</w:t>
-            </w:r>
-          </w:p>
-          <w:p>
-            <w:pPr>
-              <w:spacing w:after="20" w:before="0"/>
-            </w:pPr>
-            <w:hyperlink w:history="1" r:id="rId2xox0io6nugfs8l81hs_u">
-              <w:r>
-                <w:rPr>
-                  <w:rFonts w:ascii="Arial" w:cs="Arial" w:eastAsia="Arial" w:hAnsi="Arial"/>
-                  <w:color w:val="2E75B6"/>
-                  <w:sz w:val="16"/>
-                  <w:szCs w:val="16"/>
-                  <w:u w:val="single" w:color="2E75B6"/>
-                </w:rPr>
-                <w:t xml:space="preserve">Zero product property</w:t>
-              </w:r>
-            </w:hyperlink>
-          </w:p>
-          <w:p>
-            <w:pPr>
-              <w:spacing w:after="10" w:before="0"/>
-              <w:ind w:left="120"/>
-            </w:pPr>
-            <w:r>
-              <w:rPr>
-                <w:rFonts w:ascii="Arial" w:cs="Arial" w:eastAsia="Arial" w:hAnsi="Arial"/>
-                <w:color w:val="595959"/>
-                <w:sz w:val="14"/>
-                <w:szCs w:val="14"/>
-              </w:rPr>
-              <w:t xml:space="preserve">Source: Khan Academy (English - US curriculum)</w:t>
-            </w:r>
-          </w:p>
-          <w:p>
-            <w:pPr>
-              <w:spacing w:after="10" w:before="0"/>
-              <w:ind w:left="120"/>
-            </w:pPr>
-            <w:hyperlink w:history="1" r:id="rIdkreqm5zm2mny8ijf69s8a">
-              <w:r>
-                <w:rPr>
-                  <w:rFonts w:ascii="Arial" w:cs="Arial" w:eastAsia="Arial" w:hAnsi="Arial"/>
-                  <w:color w:val="595959"/>
-                  <w:sz w:val="14"/>
-                  <w:szCs w:val="14"/>
-                  <w:u w:val="single" w:color="595959"/>
-                </w:rPr>
-                <w:t xml:space="preserve">🔍 Search ARES for similar readings</w:t>
-              </w:r>
-            </w:hyperlink>
-          </w:p>
-        </w:tc>
-        <w:tc>
-          <w:tcPr>
-            <w:tcW w:type="dxa" w:w="3040"/>
-            <w:shd w:fill="FFFFFF" w:color="auto" w:val="clear"/>
-            <w:tcMar>
-              <w:top w:type="dxa" w:w="60"/>
-              <w:left w:type="dxa" w:w="120"/>
-              <w:bottom w:type="dxa" w:w="60"/>
-              <w:right w:type="dxa" w:w="120"/>
-            </w:tcMar>
-            <w:vAlign w:val="top"/>
-          </w:tcPr>
-          <w:p>
-            <w:pPr>
-              <w:spacing w:after="40" w:before="0"/>
-              <w:jc w:val="left"/>
-            </w:pPr>
-            <w:r>
-              <w:rPr>
-                <w:rFonts w:ascii="Arial" w:cs="Arial" w:eastAsia="Arial" w:hAnsi="Arial"/>
-                <w:b w:val="false"/>
-                <w:bCs w:val="false"/>
-                <w:i w:val="false"/>
-                <w:iCs w:val="false"/>
-                <w:color w:val="000000"/>
-                <w:sz w:val="18"/>
-                <w:szCs w:val="18"/>
-              </w:rPr>
-              <w:t xml:space="preserve">Students return to the class DQB. The teacher reads aloud the current DQB statement posted in Lesson 3: 'Factorisation lets us undo expansion to find hidden values.' Students are asked: Has todays lesson added something new to this understanding? Each student writes one new card. Suggested contributions include: 'A quadratic equation can have two solutions but context decides which one to use,' 'The Zero Product Property is the bridge between factorisation and solving,' and 'A negative answer is not always wrong — we must check the context.' Cards are posted under a new heading: What we now know — Lesson 4. The teacher reads three cards aloud and asks the class to vote (thumbs up or sideways) on whether each captures the big idea accurately.</w:t>
-            </w:r>
-          </w:p>
-        </w:tc>
-        <w:tc>
-          <w:tcPr>
-            <w:tcW w:type="dxa" w:w="3040"/>
-            <w:shd w:fill="F2F2F2" w:color="auto" w:val="clear"/>
-            <w:tcMar>
-              <w:top w:type="dxa" w:w="60"/>
-              <w:left w:type="dxa" w:w="120"/>
-              <w:bottom w:type="dxa" w:w="60"/>
-              <w:right w:type="dxa" w:w="120"/>
-            </w:tcMar>
-            <w:vAlign w:val="top"/>
-          </w:tcPr>
-          <w:p>
-            <w:pPr>
-              <w:spacing w:after="40" w:before="0"/>
-              <w:jc w:val="left"/>
-            </w:pPr>
-            <w:r>
-              <w:rPr>
-                <w:rFonts w:ascii="Arial" w:cs="Arial" w:eastAsia="Arial" w:hAnsi="Arial"/>
-                <w:b w:val="false"/>
-                <w:bCs w:val="false"/>
-                <w:i w:val="false"/>
-                <w:iCs w:val="false"/>
-                <w:color w:val="000000"/>
-                <w:sz w:val="18"/>
-                <w:szCs w:val="18"/>
-              </w:rPr>
-              <w:t xml:space="preserve">Stand at the DQB and say: 'Three lessons ago, the Githurai committee was stuck. They could not find the dimensions of the hall. What can you tell them today that you could not tell them on Day 1?' WAIT 30 SECONDS for quiet reflection. Then: 'Write your card — one sentence only. Make it something you would say to the committee if they called you right now.' After posting, read three cards and model how to assess them: 'This card says the hall is 10 metres wide and 12 metres long — that is a fact, but does it explain the method? This card says we used the Zero Product Property — that explains how we got there. Which is more useful for the DQB?' Guide students toward process-level rather than answer-level statements.</w:t>
-            </w:r>
-          </w:p>
-        </w:tc>
-        <w:tc>
-          <w:tcPr>
-            <w:tcW w:type="dxa" w:w="3040"/>
-            <w:shd w:fill="FFFFFF" w:color="auto" w:val="clear"/>
-            <w:tcMar>
-              <w:top w:type="dxa" w:w="60"/>
-              <w:left w:type="dxa" w:w="120"/>
-              <w:bottom w:type="dxa" w:w="60"/>
-              <w:right w:type="dxa" w:w="120"/>
-            </w:tcMar>
-            <w:vAlign w:val="top"/>
-          </w:tcPr>
-          <w:p>
-            <w:pPr>
-              <w:spacing w:after="40" w:before="0"/>
-              <w:jc w:val="left"/>
-            </w:pPr>
-            <w:r>
-              <w:rPr>
-                <w:rFonts w:ascii="Arial" w:cs="Arial" w:eastAsia="Arial" w:hAnsi="Arial"/>
-                <w:b w:val="false"/>
-                <w:bCs w:val="false"/>
-                <w:i w:val="false"/>
-                <w:iCs w:val="false"/>
-                <w:color w:val="000000"/>
-                <w:sz w:val="18"/>
-                <w:szCs w:val="18"/>
-              </w:rPr>
-              <w:t xml:space="preserve">DQB as metacognitive anchor: connecting new learning explicitly to the phenomenon reinforces that the mathematics serves a real purpose. Voting on card quality builds evaluative thinking about mathematical communication.</w:t>
-            </w:r>
-          </w:p>
-        </w:tc>
-        <w:tc>
-          <w:tcPr>
-            <w:tcW w:type="dxa" w:w="3040"/>
-            <w:shd w:fill="F2F2F2" w:color="auto" w:val="clear"/>
-            <w:tcMar>
-              <w:top w:type="dxa" w:w="60"/>
-              <w:left w:type="dxa" w:w="120"/>
-              <w:bottom w:type="dxa" w:w="60"/>
-              <w:right w:type="dxa" w:w="120"/>
-            </w:tcMar>
-            <w:vAlign w:val="top"/>
-          </w:tcPr>
-          <w:p>
-            <w:pPr>
-              <w:spacing w:after="40" w:before="0"/>
-              <w:jc w:val="left"/>
-            </w:pPr>
-            <w:r>
-              <w:rPr>
-                <w:rFonts w:ascii="Arial" w:cs="Arial" w:eastAsia="Arial" w:hAnsi="Arial"/>
-                <w:b w:val="false"/>
-                <w:bCs w:val="false"/>
-                <w:i w:val="false"/>
-                <w:iCs w:val="false"/>
-                <w:color w:val="000000"/>
-                <w:sz w:val="18"/>
-                <w:szCs w:val="18"/>
-              </w:rPr>
-              <w:t xml:space="preserve">Review the posted cards after class. Cards that only state the numerical answer (w = 10) without referencing the method or the reasoning process indicate surface-level understanding — these students need additional support in Lesson 5 when the context becomes more abstract.</w:t>
-            </w:r>
-          </w:p>
-        </w:tc>
-      </w:tr>
-      <w:tr>
-        <w:tc>
-          <w:tcPr>
-            <w:tcW w:type="dxa" w:w="1520"/>
-            <w:shd w:fill="D5E8F0" w:color="auto" w:val="clear"/>
-            <w:tcMar>
-              <w:top w:type="dxa" w:w="60"/>
-              <w:left w:type="dxa" w:w="120"/>
-              <w:bottom w:type="dxa" w:w="60"/>
-              <w:right w:type="dxa" w:w="120"/>
-            </w:tcMar>
-            <w:vAlign w:val="top"/>
-          </w:tcPr>
-          <w:p>
-            <w:pPr>
-              <w:spacing w:after="40" w:before="0"/>
-              <w:jc w:val="left"/>
-            </w:pPr>
-            <w:r>
-              <w:rPr>
-                <w:rFonts w:ascii="Arial" w:cs="Arial" w:eastAsia="Arial" w:hAnsi="Arial"/>
-                <w:b/>
-                <w:bCs/>
-                <w:i w:val="false"/>
-                <w:iCs w:val="false"/>
-                <w:color w:val="000000"/>
-                <w:sz w:val="18"/>
-                <w:szCs w:val="18"/>
-              </w:rPr>
-              <w:t xml:space="preserve">Model Building Phase</w:t>
-            </w:r>
-          </w:p>
-          <w:p>
-            <w:pPr>
-              <w:spacing w:after="20" w:before="0"/>
-            </w:pPr>
-            <w:r>
-              <w:rPr>
-                <w:rFonts w:ascii="Arial" w:cs="Arial" w:eastAsia="Arial" w:hAnsi="Arial"/>
-                <w:b/>
-                <w:bCs/>
-                <w:color w:val="1F3864"/>
-                <w:sz w:val="16"/>
-                <w:szCs w:val="16"/>
-              </w:rPr>
-              <w:t xml:space="preserve">📹 VIDEO:</w:t>
-            </w:r>
-          </w:p>
-          <w:p>
-            <w:pPr>
-              <w:spacing w:after="20" w:before="0"/>
-            </w:pPr>
-            <w:hyperlink w:history="1" r:id="rIdnun8ojaojbjx2uuzv7vgk">
-              <w:r>
-                <w:rPr>
-                  <w:rFonts w:ascii="Arial" w:cs="Arial" w:eastAsia="Arial" w:hAnsi="Arial"/>
-                  <w:color w:val="2E75B6"/>
-                  <w:sz w:val="16"/>
-                  <w:szCs w:val="16"/>
-                  <w:u w:val="single" w:color="2E75B6"/>
-                </w:rPr>
-                <w:t xml:space="preserve">Solving quadratic equations: complex roots</w:t>
-              </w:r>
-            </w:hyperlink>
-          </w:p>
-          <w:p>
-            <w:pPr>
-              <w:spacing w:after="10" w:before="0"/>
-              <w:ind w:left="120"/>
-            </w:pPr>
-            <w:r>
-              <w:rPr>
-                <w:rFonts w:ascii="Arial" w:cs="Arial" w:eastAsia="Arial" w:hAnsi="Arial"/>
-                <w:color w:val="595959"/>
-                <w:sz w:val="14"/>
-                <w:szCs w:val="14"/>
-              </w:rPr>
-              <w:t xml:space="preserve">Source: Khan Academy (English - US curriculum)</w:t>
-            </w:r>
-          </w:p>
-          <w:p>
-            <w:pPr>
-              <w:spacing w:after="10" w:before="0"/>
-              <w:ind w:left="120"/>
-            </w:pPr>
-            <w:hyperlink w:history="1" r:id="rIdsxujfrgulhziyfpeuqxxt">
-              <w:r>
-                <w:rPr>
-                  <w:rFonts w:ascii="Arial" w:cs="Arial" w:eastAsia="Arial" w:hAnsi="Arial"/>
-                  <w:color w:val="595959"/>
-                  <w:sz w:val="14"/>
-                  <w:szCs w:val="14"/>
-                  <w:u w:val="single" w:color="595959"/>
-                </w:rPr>
-                <w:t xml:space="preserve">🔍 Search ARES for similar videos</w:t>
-              </w:r>
-            </w:hyperlink>
-          </w:p>
-          <w:p>
-            <w:pPr>
-              <w:spacing w:after="40" w:before="0"/>
-            </w:pPr>
-            <w:r>
-              <w:rPr>
-                <w:sz w:val="14"/>
-                <w:szCs w:val="14"/>
-              </w:rPr>
-              <w:t xml:space="preserve"/>
-            </w:r>
-          </w:p>
-          <w:p>
-            <w:pPr>
-              <w:spacing w:after="20" w:before="0"/>
-            </w:pPr>
-            <w:r>
-              <w:rPr>
-                <w:rFonts w:ascii="Arial" w:cs="Arial" w:eastAsia="Arial" w:hAnsi="Arial"/>
-                <w:b/>
-                <w:bCs/>
-                <w:color w:val="1F3864"/>
-                <w:sz w:val="16"/>
-                <w:szCs w:val="16"/>
-              </w:rPr>
-              <w:t xml:space="preserve">📖 EXERCISE:</w:t>
-            </w:r>
-          </w:p>
-          <w:p>
-            <w:pPr>
-              <w:spacing w:after="20" w:before="0"/>
-            </w:pPr>
-            <w:hyperlink w:history="1" r:id="rId4rqvzmvtzk307zdyuovqv">
-              <w:r>
-                <w:rPr>
-                  <w:rFonts w:ascii="Arial" w:cs="Arial" w:eastAsia="Arial" w:hAnsi="Arial"/>
-                  <w:color w:val="2E75B6"/>
-                  <w:sz w:val="16"/>
-                  <w:szCs w:val="16"/>
-                  <w:u w:val="single" w:color="2E75B6"/>
-                </w:rPr>
-                <w:t xml:space="preserve">Zero product property</w:t>
-              </w:r>
-            </w:hyperlink>
-          </w:p>
-          <w:p>
-            <w:pPr>
-              <w:spacing w:after="10" w:before="0"/>
-              <w:ind w:left="120"/>
-            </w:pPr>
-            <w:r>
-              <w:rPr>
-                <w:rFonts w:ascii="Arial" w:cs="Arial" w:eastAsia="Arial" w:hAnsi="Arial"/>
-                <w:color w:val="595959"/>
-                <w:sz w:val="14"/>
-                <w:szCs w:val="14"/>
-              </w:rPr>
-              <w:t xml:space="preserve">Source: Khan Academy (English - US curriculum)</w:t>
-            </w:r>
-          </w:p>
-          <w:p>
-            <w:pPr>
-              <w:spacing w:after="10" w:before="0"/>
-              <w:ind w:left="120"/>
-            </w:pPr>
-            <w:hyperlink w:history="1" r:id="rIdacqepxazdufgcznbwnpzc">
+            <w:hyperlink w:history="1" r:id="rIdmtpd3hot3xen5khllzfqz">
               <w:r>
                 <w:rPr>
                   <w:rFonts w:ascii="Arial" w:cs="Arial" w:eastAsia="Arial" w:hAnsi="Arial"/>
@@ -14969,7 +14969,7 @@
             <w:pPr>
               <w:spacing w:after="20" w:before="0"/>
             </w:pPr>
-            <w:hyperlink w:history="1" r:id="rId9ihmum5go-k4fhg5bxuoc">
+            <w:hyperlink w:history="1" r:id="rIdsl_ye3n63xrwgi6bgplm-">
               <w:r>
                 <w:rPr>
                   <w:rFonts w:ascii="Arial" w:cs="Arial" w:eastAsia="Arial" w:hAnsi="Arial"/>
@@ -15002,7 +15002,7 @@
               <w:spacing w:after="10" w:before="0"/>
               <w:ind w:left="120"/>
             </w:pPr>
-            <w:hyperlink w:history="1" r:id="rIddjffwlagam408bysk9eha">
+            <w:hyperlink w:history="1" r:id="rId0zvjny9xdcvegoxp7q3x7">
               <w:r>
                 <w:rPr>
                   <w:rFonts w:ascii="Arial" w:cs="Arial" w:eastAsia="Arial" w:hAnsi="Arial"/>
@@ -15047,7 +15047,7 @@
             <w:pPr>
               <w:spacing w:after="20" w:before="0"/>
             </w:pPr>
-            <w:hyperlink w:history="1" r:id="rIdrbzbu0geqaly53d3sg77h">
+            <w:hyperlink w:history="1" r:id="rIddpo-t5-kgjv-_aikauzin">
               <w:r>
                 <w:rPr>
                   <w:rFonts w:ascii="Arial" w:cs="Arial" w:eastAsia="Arial" w:hAnsi="Arial"/>
@@ -15080,7 +15080,7 @@
               <w:spacing w:after="10" w:before="0"/>
               <w:ind w:left="120"/>
             </w:pPr>
-            <w:hyperlink w:history="1" r:id="rIdh2g_odzic1dmm4k0y95sy">
+            <w:hyperlink w:history="1" r:id="rIdbcbqppuo_gpqmxvvy_fgp">
               <w:r>
                 <w:rPr>
                   <w:rFonts w:ascii="Arial" w:cs="Arial" w:eastAsia="Arial" w:hAnsi="Arial"/>
@@ -15275,7 +15275,313 @@
             <w:pPr>
               <w:spacing w:after="20" w:before="0"/>
             </w:pPr>
-            <w:hyperlink w:history="1" r:id="rIdldbekg0iorn7ps8gfbmh6">
+            <w:hyperlink w:history="1" r:id="rIdfvfe6irqth-xtxu3f1mgm">
+              <w:r>
+                <w:rPr>
+                  <w:rFonts w:ascii="Arial" w:cs="Arial" w:eastAsia="Arial" w:hAnsi="Arial"/>
+                  <w:color w:val="2E75B6"/>
+                  <w:sz w:val="16"/>
+                  <w:szCs w:val="16"/>
+                  <w:u w:val="single" w:color="2E75B6"/>
+                </w:rPr>
+                <w:t xml:space="preserve">Strategy in solving quadratic equations</w:t>
+              </w:r>
+            </w:hyperlink>
+          </w:p>
+          <w:p>
+            <w:pPr>
+              <w:spacing w:after="10" w:before="0"/>
+              <w:ind w:left="120"/>
+            </w:pPr>
+            <w:r>
+              <w:rPr>
+                <w:rFonts w:ascii="Arial" w:cs="Arial" w:eastAsia="Arial" w:hAnsi="Arial"/>
+                <w:color w:val="595959"/>
+                <w:sz w:val="14"/>
+                <w:szCs w:val="14"/>
+              </w:rPr>
+              <w:t xml:space="preserve">Source: Khan Academy (English - US curriculum)</w:t>
+            </w:r>
+          </w:p>
+          <w:p>
+            <w:pPr>
+              <w:spacing w:after="10" w:before="0"/>
+              <w:ind w:left="120"/>
+            </w:pPr>
+            <w:hyperlink w:history="1" r:id="rIdzvei3jkk5671djdxki4mr">
+              <w:r>
+                <w:rPr>
+                  <w:rFonts w:ascii="Arial" w:cs="Arial" w:eastAsia="Arial" w:hAnsi="Arial"/>
+                  <w:color w:val="595959"/>
+                  <w:sz w:val="14"/>
+                  <w:szCs w:val="14"/>
+                  <w:u w:val="single" w:color="595959"/>
+                </w:rPr>
+                <w:t xml:space="preserve">🔍 Search ARES for similar videos</w:t>
+              </w:r>
+            </w:hyperlink>
+          </w:p>
+          <w:p>
+            <w:pPr>
+              <w:spacing w:after="40" w:before="0"/>
+            </w:pPr>
+            <w:r>
+              <w:rPr>
+                <w:sz w:val="14"/>
+                <w:szCs w:val="14"/>
+              </w:rPr>
+              <w:t xml:space="preserve"/>
+            </w:r>
+          </w:p>
+          <w:p>
+            <w:pPr>
+              <w:spacing w:after="20" w:before="0"/>
+            </w:pPr>
+            <w:r>
+              <w:rPr>
+                <w:rFonts w:ascii="Arial" w:cs="Arial" w:eastAsia="Arial" w:hAnsi="Arial"/>
+                <w:b/>
+                <w:bCs/>
+                <w:color w:val="1F3864"/>
+                <w:sz w:val="16"/>
+                <w:szCs w:val="16"/>
+              </w:rPr>
+              <w:t xml:space="preserve">📖 HTML:</w:t>
+            </w:r>
+          </w:p>
+          <w:p>
+            <w:pPr>
+              <w:spacing w:after="20" w:before="0"/>
+            </w:pPr>
+            <w:hyperlink w:history="1" r:id="rIdykf6or_fjxderyzczjr_q">
+              <w:r>
+                <w:rPr>
+                  <w:rFonts w:ascii="Arial" w:cs="Arial" w:eastAsia="Arial" w:hAnsi="Arial"/>
+                  <w:color w:val="2E75B6"/>
+                  <w:sz w:val="16"/>
+                  <w:szCs w:val="16"/>
+                  <w:u w:val="single" w:color="2E75B6"/>
+                </w:rPr>
+                <w:t xml:space="preserve">Use Square Roots to Solve Quadratic Equations (Flexbook)</w:t>
+              </w:r>
+            </w:hyperlink>
+          </w:p>
+          <w:p>
+            <w:pPr>
+              <w:spacing w:after="10" w:before="0"/>
+              <w:ind w:left="120"/>
+            </w:pPr>
+            <w:r>
+              <w:rPr>
+                <w:rFonts w:ascii="Arial" w:cs="Arial" w:eastAsia="Arial" w:hAnsi="Arial"/>
+                <w:color w:val="595959"/>
+                <w:sz w:val="14"/>
+                <w:szCs w:val="14"/>
+              </w:rPr>
+              <w:t xml:space="preserve">Source: CK-12</w:t>
+            </w:r>
+          </w:p>
+          <w:p>
+            <w:pPr>
+              <w:spacing w:after="10" w:before="0"/>
+              <w:ind w:left="120"/>
+            </w:pPr>
+            <w:hyperlink w:history="1" r:id="rId7bdnd8wgzabobletympio">
+              <w:r>
+                <w:rPr>
+                  <w:rFonts w:ascii="Arial" w:cs="Arial" w:eastAsia="Arial" w:hAnsi="Arial"/>
+                  <w:color w:val="595959"/>
+                  <w:sz w:val="14"/>
+                  <w:szCs w:val="14"/>
+                  <w:u w:val="single" w:color="595959"/>
+                </w:rPr>
+                <w:t xml:space="preserve">🔍 Search ARES for similar readings</w:t>
+              </w:r>
+            </w:hyperlink>
+          </w:p>
+        </w:tc>
+        <w:tc>
+          <w:tcPr>
+            <w:tcW w:type="dxa" w:w="3040"/>
+            <w:shd w:fill="FFFFFF" w:color="auto" w:val="clear"/>
+            <w:tcMar>
+              <w:top w:type="dxa" w:w="60"/>
+              <w:left w:type="dxa" w:w="120"/>
+              <w:bottom w:type="dxa" w:w="60"/>
+              <w:right w:type="dxa" w:w="120"/>
+            </w:tcMar>
+            <w:vAlign w:val="top"/>
+          </w:tcPr>
+          <w:p>
+            <w:pPr>
+              <w:spacing w:after="40" w:before="0"/>
+              <w:jc w:val="left"/>
+            </w:pPr>
+            <w:r>
+              <w:rPr>
+                <w:rFonts w:ascii="Arial" w:cs="Arial" w:eastAsia="Arial" w:hAnsi="Arial"/>
+                <w:b w:val="false"/>
+                <w:bCs w:val="false"/>
+                <w:i w:val="false"/>
+                <w:iCs w:val="false"/>
+                <w:color w:val="000000"/>
+                <w:sz w:val="18"/>
+                <w:szCs w:val="18"/>
+              </w:rPr>
+              <w:t xml:space="preserve">Each learner receives a 10 × 10 grid paper sheet (or uses the ARES digital grid tool). The teacher guides learners through a geometric construction in three steps: Step 1 — Draw an x-by-x square (labelled 'x²'). Step 2 — Attach a 6-by-x rectangle along one side (labelled '6x'), then split it into two 3-by-x strips and place one strip on each side of the x² square. Step 3 — Notice the missing corner: a 3 × 3 = 9 square. Learners physically shade and label the missing corner, then write the algebraic identity they have just drawn: (x + 3)² = x² + 6x + 9. Learners then rewrite x² + 6x = 48 as (x + 3)² − 9 = 48, and finally (x + 3)² = 57. They record observations: 'What shape did we complete? What number filled the corner? Where did the 3 come from?' Learners annotate their diagrams with arrows linking geometric regions to algebraic terms.</w:t>
+            </w:r>
+          </w:p>
+        </w:tc>
+        <w:tc>
+          <w:tcPr>
+            <w:tcW w:type="dxa" w:w="3040"/>
+            <w:shd w:fill="F2F2F2" w:color="auto" w:val="clear"/>
+            <w:tcMar>
+              <w:top w:type="dxa" w:w="60"/>
+              <w:left w:type="dxa" w:w="120"/>
+              <w:bottom w:type="dxa" w:w="60"/>
+              <w:right w:type="dxa" w:w="120"/>
+            </w:tcMar>
+            <w:vAlign w:val="top"/>
+          </w:tcPr>
+          <w:p>
+            <w:pPr>
+              <w:spacing w:after="40" w:before="0"/>
+              <w:jc w:val="left"/>
+            </w:pPr>
+            <w:r>
+              <w:rPr>
+                <w:rFonts w:ascii="Arial" w:cs="Arial" w:eastAsia="Arial" w:hAnsi="Arial"/>
+                <w:b w:val="false"/>
+                <w:bCs w:val="false"/>
+                <w:i w:val="false"/>
+                <w:iCs w:val="false"/>
+                <w:color w:val="000000"/>
+                <w:sz w:val="18"/>
+                <w:szCs w:val="18"/>
+              </w:rPr>
+              <w:t xml:space="preserve">Distribute grid paper and say: 'We are going to build the algebra with our eyes, not just our pencils.' Model Step 1 on the board (draw x² square). Say: 'Draw your own x-by-x square now. Label it x².' WAIT 30 seconds for all learners to draw. Move to Step 2: 'I have a rectangle that is 6 wide and x tall — representing the 6x term. I will split it into two equal strips of width 3.' Draw both strips on the board. Say: 'Add yours now.' WAIT 30 seconds. Step 3: 'Look at the corner that is missing. What are its dimensions?' Cold-call 2 learners — WAIT 10 seconds each. Confirm: '3 by 3 — a square of area 9. Write 9 in that corner.' Say: 'We have literally COMPLETED the square. Now write in algebra what you drew.' Guide: '(x + 3)² = x² + 6x + 9.' Then say: 'Our equation was x² + 6x = 48. Add 9 to both sides. What do you get?' Cold-call 1 learner — WAIT 12 seconds. Write (x + 3)² = 57 on the board. Say: 'Every line of algebra you just wrote corresponds to a region on your diagram. Circle the matching pairs.' Allow 2 minutes for annotation.</w:t>
+            </w:r>
+          </w:p>
+        </w:tc>
+        <w:tc>
+          <w:tcPr>
+            <w:tcW w:type="dxa" w:w="3040"/>
+            <w:shd w:fill="FFFFFF" w:color="auto" w:val="clear"/>
+            <w:tcMar>
+              <w:top w:type="dxa" w:w="60"/>
+              <w:left w:type="dxa" w:w="120"/>
+              <w:bottom w:type="dxa" w:w="60"/>
+              <w:right w:type="dxa" w:w="120"/>
+            </w:tcMar>
+            <w:vAlign w:val="top"/>
+          </w:tcPr>
+          <w:p>
+            <w:pPr>
+              <w:spacing w:after="40" w:before="0"/>
+              <w:jc w:val="left"/>
+            </w:pPr>
+            <w:r>
+              <w:rPr>
+                <w:rFonts w:ascii="Arial" w:cs="Arial" w:eastAsia="Arial" w:hAnsi="Arial"/>
+                <w:b w:val="false"/>
+                <w:bCs w:val="false"/>
+                <w:i w:val="false"/>
+                <w:iCs w:val="false"/>
+                <w:color w:val="000000"/>
+                <w:sz w:val="18"/>
+                <w:szCs w:val="18"/>
+              </w:rPr>
+              <w:t xml:space="preserve">Geometric Representation → Algebraic Abstraction (Concrete-Representational-Abstract, CRA): Learners construct the geometric model before writing a single algebraic step, ensuring the abstract manipulation has a visual referent. Annotating arrows from diagram regions to algebraic terms builds the dual-coding connection that prevents rote memorisation. This mirrors how Kenyan construction planners visualise floor plans before calculating areas — a context already familiar from the Githurai hall phenomenon.</w:t>
+            </w:r>
+          </w:p>
+        </w:tc>
+        <w:tc>
+          <w:tcPr>
+            <w:tcW w:type="dxa" w:w="3040"/>
+            <w:shd w:fill="F2F2F2" w:color="auto" w:val="clear"/>
+            <w:tcMar>
+              <w:top w:type="dxa" w:w="60"/>
+              <w:left w:type="dxa" w:w="120"/>
+              <w:bottom w:type="dxa" w:w="60"/>
+              <w:right w:type="dxa" w:w="120"/>
+            </w:tcMar>
+            <w:vAlign w:val="top"/>
+          </w:tcPr>
+          <w:p>
+            <w:pPr>
+              <w:spacing w:after="40" w:before="0"/>
+              <w:jc w:val="left"/>
+            </w:pPr>
+            <w:r>
+              <w:rPr>
+                <w:rFonts w:ascii="Arial" w:cs="Arial" w:eastAsia="Arial" w:hAnsi="Arial"/>
+                <w:b w:val="false"/>
+                <w:bCs w:val="false"/>
+                <w:i w:val="false"/>
+                <w:iCs w:val="false"/>
+                <w:color w:val="000000"/>
+                <w:sz w:val="18"/>
+                <w:szCs w:val="18"/>
+              </w:rPr>
+              <w:t xml:space="preserve">Observable indicator: Learner's grid-paper diagram shows the x² square, two 3×x strips correctly placed on adjacent sides, and the 3×3 corner shaded and labelled '9', with the algebraic identity (x + 3)² = x² + 6x + 9 written below the diagram. Teacher circulates and stamps/ticks 6 correct diagrams; for learners who have the strips in wrong positions, ask: 'Which two sides of the x² square are we attaching strips to?' rather than correcting directly.</w:t>
+            </w:r>
+          </w:p>
+        </w:tc>
+      </w:tr>
+      <w:tr>
+        <w:tc>
+          <w:tcPr>
+            <w:tcW w:type="dxa" w:w="1520"/>
+            <w:shd w:fill="E2EFDA" w:color="auto" w:val="clear"/>
+            <w:tcMar>
+              <w:top w:type="dxa" w:w="60"/>
+              <w:left w:type="dxa" w:w="120"/>
+              <w:bottom w:type="dxa" w:w="60"/>
+              <w:right w:type="dxa" w:w="120"/>
+            </w:tcMar>
+            <w:vAlign w:val="top"/>
+          </w:tcPr>
+          <w:p>
+            <w:pPr>
+              <w:spacing w:after="40" w:before="0"/>
+              <w:jc w:val="left"/>
+            </w:pPr>
+            <w:r>
+              <w:rPr>
+                <w:rFonts w:ascii="Arial" w:cs="Arial" w:eastAsia="Arial" w:hAnsi="Arial"/>
+                <w:b/>
+                <w:bCs/>
+                <w:i w:val="false"/>
+                <w:iCs w:val="false"/>
+                <w:color w:val="000000"/>
+                <w:sz w:val="18"/>
+                <w:szCs w:val="18"/>
+              </w:rPr>
+              <w:t xml:space="preserve">Explain Phase</w:t>
+            </w:r>
+          </w:p>
+          <w:p>
+            <w:pPr>
+              <w:spacing w:after="20" w:before="0"/>
+            </w:pPr>
+            <w:r>
+              <w:rPr>
+                <w:rFonts w:ascii="Arial" w:cs="Arial" w:eastAsia="Arial" w:hAnsi="Arial"/>
+                <w:b/>
+                <w:bCs/>
+                <w:color w:val="1F3864"/>
+                <w:sz w:val="16"/>
+                <w:szCs w:val="16"/>
+              </w:rPr>
+              <w:t xml:space="preserve">📹 VIDEO:</w:t>
+            </w:r>
+          </w:p>
+          <w:p>
+            <w:pPr>
+              <w:spacing w:after="20" w:before="0"/>
+            </w:pPr>
+            <w:hyperlink w:history="1" r:id="rId4xlwdml2wzgpawsnlrm4k">
               <w:r>
                 <w:rPr>
                   <w:rFonts w:ascii="Arial" w:cs="Arial" w:eastAsia="Arial" w:hAnsi="Arial"/>
@@ -15308,7 +15614,7 @@
               <w:spacing w:after="10" w:before="0"/>
               <w:ind w:left="120"/>
             </w:pPr>
-            <w:hyperlink w:history="1" r:id="rIdalrihlxqjm9dzwpnihpq4">
+            <w:hyperlink w:history="1" r:id="rId-lzphp_vugq3ml3tujawu">
               <w:r>
                 <w:rPr>
                   <w:rFonts w:ascii="Arial" w:cs="Arial" w:eastAsia="Arial" w:hAnsi="Arial"/>
@@ -15353,7 +15659,313 @@
             <w:pPr>
               <w:spacing w:after="20" w:before="0"/>
             </w:pPr>
-            <w:hyperlink w:history="1" r:id="rId_oaxhg2ai0wnv0ub2vjtd">
+            <w:hyperlink w:history="1" r:id="rIded0b1yegx42hicmvbmwdf">
+              <w:r>
+                <w:rPr>
+                  <w:rFonts w:ascii="Arial" w:cs="Arial" w:eastAsia="Arial" w:hAnsi="Arial"/>
+                  <w:color w:val="2E75B6"/>
+                  <w:sz w:val="16"/>
+                  <w:szCs w:val="16"/>
+                  <w:u w:val="single" w:color="2E75B6"/>
+                </w:rPr>
+                <w:t xml:space="preserve">Use Square Roots to Solve Quadratic Equations Practice</w:t>
+              </w:r>
+            </w:hyperlink>
+          </w:p>
+          <w:p>
+            <w:pPr>
+              <w:spacing w:after="10" w:before="0"/>
+              <w:ind w:left="120"/>
+            </w:pPr>
+            <w:r>
+              <w:rPr>
+                <w:rFonts w:ascii="Arial" w:cs="Arial" w:eastAsia="Arial" w:hAnsi="Arial"/>
+                <w:color w:val="595959"/>
+                <w:sz w:val="14"/>
+                <w:szCs w:val="14"/>
+              </w:rPr>
+              <w:t xml:space="preserve">Source: CK-12</w:t>
+            </w:r>
+          </w:p>
+          <w:p>
+            <w:pPr>
+              <w:spacing w:after="10" w:before="0"/>
+              <w:ind w:left="120"/>
+            </w:pPr>
+            <w:hyperlink w:history="1" r:id="rIdytlburfyx4qzwibq1dcwt">
+              <w:r>
+                <w:rPr>
+                  <w:rFonts w:ascii="Arial" w:cs="Arial" w:eastAsia="Arial" w:hAnsi="Arial"/>
+                  <w:color w:val="595959"/>
+                  <w:sz w:val="14"/>
+                  <w:szCs w:val="14"/>
+                  <w:u w:val="single" w:color="595959"/>
+                </w:rPr>
+                <w:t xml:space="preserve">🔍 Search ARES for similar readings</w:t>
+              </w:r>
+            </w:hyperlink>
+          </w:p>
+        </w:tc>
+        <w:tc>
+          <w:tcPr>
+            <w:tcW w:type="dxa" w:w="3040"/>
+            <w:shd w:fill="FFFFFF" w:color="auto" w:val="clear"/>
+            <w:tcMar>
+              <w:top w:type="dxa" w:w="60"/>
+              <w:left w:type="dxa" w:w="120"/>
+              <w:bottom w:type="dxa" w:w="60"/>
+              <w:right w:type="dxa" w:w="120"/>
+            </w:tcMar>
+            <w:vAlign w:val="top"/>
+          </w:tcPr>
+          <w:p>
+            <w:pPr>
+              <w:spacing w:after="40" w:before="0"/>
+              <w:jc w:val="left"/>
+            </w:pPr>
+            <w:r>
+              <w:rPr>
+                <w:rFonts w:ascii="Arial" w:cs="Arial" w:eastAsia="Arial" w:hAnsi="Arial"/>
+                <w:b w:val="false"/>
+                <w:bCs w:val="false"/>
+                <w:i w:val="false"/>
+                <w:iCs w:val="false"/>
+                <w:color w:val="000000"/>
+                <w:sz w:val="18"/>
+                <w:szCs w:val="18"/>
+              </w:rPr>
+              <w:t xml:space="preserve">Learners now generalise the geometric steps into a four-step written algorithm in their notes: Step 1 — Rearrange so x² + bx = c. Step 2 — Halve b, square it (b/2)², add to both sides. Step 3 — Write the left side as (x + b/2)². Step 4 — Take the square root of both sides and solve for x (remembering ±). They apply the algorithm to solve (x + 3)² = 57 fully: x + 3 = ±√57, so x = −3 + √57 ≈ 4.55 m or x = −3 − √57 (rejected since width cannot be negative). Learners then work in pairs on two further practice equations — one from a Mombasa dhow-building context and one returning directly to the Githurai hall equation w² + 2w − 120 = 0 — and verify that completing the square gives the same answer as factorisation did in Lesson 4. Pairs write a one-sentence explanation: 'Completing the square works here because…'</w:t>
+            </w:r>
+          </w:p>
+        </w:tc>
+        <w:tc>
+          <w:tcPr>
+            <w:tcW w:type="dxa" w:w="3040"/>
+            <w:shd w:fill="F2F2F2" w:color="auto" w:val="clear"/>
+            <w:tcMar>
+              <w:top w:type="dxa" w:w="60"/>
+              <w:left w:type="dxa" w:w="120"/>
+              <w:bottom w:type="dxa" w:w="60"/>
+              <w:right w:type="dxa" w:w="120"/>
+            </w:tcMar>
+            <w:vAlign w:val="top"/>
+          </w:tcPr>
+          <w:p>
+            <w:pPr>
+              <w:spacing w:after="40" w:before="0"/>
+              <w:jc w:val="left"/>
+            </w:pPr>
+            <w:r>
+              <w:rPr>
+                <w:rFonts w:ascii="Arial" w:cs="Arial" w:eastAsia="Arial" w:hAnsi="Arial"/>
+                <w:b w:val="false"/>
+                <w:bCs w:val="false"/>
+                <w:i w:val="false"/>
+                <w:iCs w:val="false"/>
+                <w:color w:val="000000"/>
+                <w:sz w:val="18"/>
+                <w:szCs w:val="18"/>
+              </w:rPr>
+              <w:t xml:space="preserve">Say: 'Let us pull the geometry into a recipe we can always follow.' Write the four steps on the board one at a time, pausing after each for learners to copy. For Step 2, say: 'The magic number is always (b ÷ 2)². In our Nakuru problem, b = 6, so the magic number is (6 ÷ 2)² = 9. Say that rule back to your partner now.' WAIT 15 seconds for paired rehearsal. Cold-call 1 pair: 'Kamau and Atieno, say the rule.' After solving the Nakuru equation, say: 'Negative width is physically impossible — just like a negative length of the Githurai hall makes no sense. We reject x = −3 − √57.' For the Githurai hall verification, say: 'Use completing the square on w² + 2w − 120 = 0. You should get the same width you found in Lesson 4. If you do, your two methods agree — that is powerful.' Circulate and use the prompt: 'Show me Step 2 in your working — what is your magic number?' for any learner who is stuck. After pairs finish, cold-call 3 pairs to present their one-sentence explanation — WAIT 10 seconds each before taking the answer.</w:t>
+            </w:r>
+          </w:p>
+        </w:tc>
+        <w:tc>
+          <w:tcPr>
+            <w:tcW w:type="dxa" w:w="3040"/>
+            <w:shd w:fill="FFFFFF" w:color="auto" w:val="clear"/>
+            <w:tcMar>
+              <w:top w:type="dxa" w:w="60"/>
+              <w:left w:type="dxa" w:w="120"/>
+              <w:bottom w:type="dxa" w:w="60"/>
+              <w:right w:type="dxa" w:w="120"/>
+            </w:tcMar>
+            <w:vAlign w:val="top"/>
+          </w:tcPr>
+          <w:p>
+            <w:pPr>
+              <w:spacing w:after="40" w:before="0"/>
+              <w:jc w:val="left"/>
+            </w:pPr>
+            <w:r>
+              <w:rPr>
+                <w:rFonts w:ascii="Arial" w:cs="Arial" w:eastAsia="Arial" w:hAnsi="Arial"/>
+                <w:b w:val="false"/>
+                <w:bCs w:val="false"/>
+                <w:i w:val="false"/>
+                <w:iCs w:val="false"/>
+                <w:color w:val="000000"/>
+                <w:sz w:val="18"/>
+                <w:szCs w:val="18"/>
+              </w:rPr>
+              <w:t xml:space="preserve">Algorithm Generalisation + Cross-Method Verification: Learners abstract the geometric steps into a transferable four-step procedure, then stress-test it by re-solving the familiar Githurai hall equation. Matching the Lesson 4 answer confirms the algorithm's reliability and deepens understanding of mathematical consistency. The one-sentence explanation (a micro-CER — Claim, Evidence, Reasoning) builds scientific communication skills aligned with NGSS Practice 6 (Constructing Explanations).</w:t>
+            </w:r>
+          </w:p>
+        </w:tc>
+        <w:tc>
+          <w:tcPr>
+            <w:tcW w:type="dxa" w:w="3040"/>
+            <w:shd w:fill="F2F2F2" w:color="auto" w:val="clear"/>
+            <w:tcMar>
+              <w:top w:type="dxa" w:w="60"/>
+              <w:left w:type="dxa" w:w="120"/>
+              <w:bottom w:type="dxa" w:w="60"/>
+              <w:right w:type="dxa" w:w="120"/>
+            </w:tcMar>
+            <w:vAlign w:val="top"/>
+          </w:tcPr>
+          <w:p>
+            <w:pPr>
+              <w:spacing w:after="40" w:before="0"/>
+              <w:jc w:val="left"/>
+            </w:pPr>
+            <w:r>
+              <w:rPr>
+                <w:rFonts w:ascii="Arial" w:cs="Arial" w:eastAsia="Arial" w:hAnsi="Arial"/>
+                <w:b w:val="false"/>
+                <w:bCs w:val="false"/>
+                <w:i w:val="false"/>
+                <w:iCs w:val="false"/>
+                <w:color w:val="000000"/>
+                <w:sz w:val="18"/>
+                <w:szCs w:val="18"/>
+              </w:rPr>
+              <w:t xml:space="preserve">Observable indicator: Learner's written solution to the Nakuru garden problem shows all four algorithm steps clearly labelled, a correct 'magic number' of 9, the equation (x + 3)² = 57, and a final answer of x ≈ 4.55 m with the negative root explicitly rejected with a reason. For the Githurai hall re-verification, the learner should obtain w = 10 m, matching the Lesson 4 result. If a learner obtains a different value, the teacher prompts: 'Compare your Step 2 magic number with a partner — are you halving b before squaring?'</w:t>
+            </w:r>
+          </w:p>
+        </w:tc>
+      </w:tr>
+      <w:tr>
+        <w:tc>
+          <w:tcPr>
+            <w:tcW w:type="dxa" w:w="1520"/>
+            <w:shd w:fill="FCE4D6" w:color="auto" w:val="clear"/>
+            <w:tcMar>
+              <w:top w:type="dxa" w:w="60"/>
+              <w:left w:type="dxa" w:w="120"/>
+              <w:bottom w:type="dxa" w:w="60"/>
+              <w:right w:type="dxa" w:w="120"/>
+            </w:tcMar>
+            <w:vAlign w:val="top"/>
+          </w:tcPr>
+          <w:p>
+            <w:pPr>
+              <w:spacing w:after="40" w:before="0"/>
+              <w:jc w:val="left"/>
+            </w:pPr>
+            <w:r>
+              <w:rPr>
+                <w:rFonts w:ascii="Arial" w:cs="Arial" w:eastAsia="Arial" w:hAnsi="Arial"/>
+                <w:b/>
+                <w:bCs/>
+                <w:i w:val="false"/>
+                <w:iCs w:val="false"/>
+                <w:color w:val="000000"/>
+                <w:sz w:val="18"/>
+                <w:szCs w:val="18"/>
+              </w:rPr>
+              <w:t xml:space="preserve">Driving Question Board (DQB) Creation</w:t>
+            </w:r>
+          </w:p>
+          <w:p>
+            <w:pPr>
+              <w:spacing w:after="20" w:before="0"/>
+            </w:pPr>
+            <w:r>
+              <w:rPr>
+                <w:rFonts w:ascii="Arial" w:cs="Arial" w:eastAsia="Arial" w:hAnsi="Arial"/>
+                <w:b/>
+                <w:bCs/>
+                <w:color w:val="1F3864"/>
+                <w:sz w:val="16"/>
+                <w:szCs w:val="16"/>
+              </w:rPr>
+              <w:t xml:space="preserve">📹 VIDEO:</w:t>
+            </w:r>
+          </w:p>
+          <w:p>
+            <w:pPr>
+              <w:spacing w:after="20" w:before="0"/>
+            </w:pPr>
+            <w:hyperlink w:history="1" r:id="rId47hnv8lxuiwg0f58uzrdf">
+              <w:r>
+                <w:rPr>
+                  <w:rFonts w:ascii="Arial" w:cs="Arial" w:eastAsia="Arial" w:hAnsi="Arial"/>
+                  <w:color w:val="2E75B6"/>
+                  <w:sz w:val="16"/>
+                  <w:szCs w:val="16"/>
+                  <w:u w:val="single" w:color="2E75B6"/>
+                </w:rPr>
+                <w:t xml:space="preserve">Solving Real-World Problems Using Quadratic Equations: A Sample Application</w:t>
+              </w:r>
+            </w:hyperlink>
+          </w:p>
+          <w:p>
+            <w:pPr>
+              <w:spacing w:after="10" w:before="0"/>
+              <w:ind w:left="120"/>
+            </w:pPr>
+            <w:r>
+              <w:rPr>
+                <w:rFonts w:ascii="Arial" w:cs="Arial" w:eastAsia="Arial" w:hAnsi="Arial"/>
+                <w:color w:val="595959"/>
+                <w:sz w:val="14"/>
+                <w:szCs w:val="14"/>
+              </w:rPr>
+              <w:t xml:space="preserve">Source: CK-12</w:t>
+            </w:r>
+          </w:p>
+          <w:p>
+            <w:pPr>
+              <w:spacing w:after="10" w:before="0"/>
+              <w:ind w:left="120"/>
+            </w:pPr>
+            <w:hyperlink w:history="1" r:id="rIduqiljdn13bvnwepw2y_7j">
+              <w:r>
+                <w:rPr>
+                  <w:rFonts w:ascii="Arial" w:cs="Arial" w:eastAsia="Arial" w:hAnsi="Arial"/>
+                  <w:color w:val="595959"/>
+                  <w:sz w:val="14"/>
+                  <w:szCs w:val="14"/>
+                  <w:u w:val="single" w:color="595959"/>
+                </w:rPr>
+                <w:t xml:space="preserve">🔍 Search ARES for similar videos</w:t>
+              </w:r>
+            </w:hyperlink>
+          </w:p>
+          <w:p>
+            <w:pPr>
+              <w:spacing w:after="40" w:before="0"/>
+            </w:pPr>
+            <w:r>
+              <w:rPr>
+                <w:sz w:val="14"/>
+                <w:szCs w:val="14"/>
+              </w:rPr>
+              <w:t xml:space="preserve"/>
+            </w:r>
+          </w:p>
+          <w:p>
+            <w:pPr>
+              <w:spacing w:after="20" w:before="0"/>
+            </w:pPr>
+            <w:r>
+              <w:rPr>
+                <w:rFonts w:ascii="Arial" w:cs="Arial" w:eastAsia="Arial" w:hAnsi="Arial"/>
+                <w:b/>
+                <w:bCs/>
+                <w:color w:val="1F3864"/>
+                <w:sz w:val="16"/>
+                <w:szCs w:val="16"/>
+              </w:rPr>
+              <w:t xml:space="preserve">📖 EXERCISE:</w:t>
+            </w:r>
+          </w:p>
+          <w:p>
+            <w:pPr>
+              <w:spacing w:after="20" w:before="0"/>
+            </w:pPr>
+            <w:hyperlink w:history="1" r:id="rId6xawlilueabzmxgwp1fii">
               <w:r>
                 <w:rPr>
                   <w:rFonts w:ascii="Arial" w:cs="Arial" w:eastAsia="Arial" w:hAnsi="Arial"/>
@@ -15386,7 +15998,7 @@
               <w:spacing w:after="10" w:before="0"/>
               <w:ind w:left="120"/>
             </w:pPr>
-            <w:hyperlink w:history="1" r:id="rIdkxda08mbevilezr62ofmp">
+            <w:hyperlink w:history="1" r:id="rIdfwm-cqgngdotspn2cflfz">
               <w:r>
                 <w:rPr>
                   <w:rFonts w:ascii="Arial" w:cs="Arial" w:eastAsia="Arial" w:hAnsi="Arial"/>
@@ -15428,7 +16040,7 @@
                 <w:sz w:val="18"/>
                 <w:szCs w:val="18"/>
               </w:rPr>
-              <w:t xml:space="preserve">Each learner receives a 10 × 10 grid paper sheet (or uses the ARES digital grid tool). The teacher guides learners through a geometric construction in three steps: Step 1 — Draw an x-by-x square (labelled 'x²'). Step 2 — Attach a 6-by-x rectangle along one side (labelled '6x'), then split it into two 3-by-x strips and place one strip on each side of the x² square. Step 3 — Notice the missing corner: a 3 × 3 = 9 square. Learners physically shade and label the missing corner, then write the algebraic identity they have just drawn: (x + 3)² = x² + 6x + 9. Learners then rewrite x² + 6x = 48 as (x + 3)² − 9 = 48, and finally (x + 3)² = 57. They record observations: 'What shape did we complete? What number filled the corner? Where did the 3 come from?' Learners annotate their diagrams with arrows linking geometric regions to algebraic terms.</w:t>
+              <w:t xml:space="preserve">Each learner writes a new sticky-note (or types into the ARES DQB digital board) responding to the prompt: 'What can completing the square do that factorisation cannot? How does this help the Githurai committee?' Learners post their notes under a new DQB column headed: 'Methods that ALWAYS work.' The class reads three notes aloud and agrees on a shared DQB headline statement. Learners also revisit any earlier DQB questions — such as 'What do we do when the equation won't factorise?' — and move them from the 'Questions' side to the 'Answers' side, physically demonstrating growing understanding.</w:t>
             </w:r>
           </w:p>
         </w:tc>
@@ -15460,7 +16072,7 @@
                 <w:sz w:val="18"/>
                 <w:szCs w:val="18"/>
               </w:rPr>
-              <w:t xml:space="preserve">Distribute grid paper and say: 'We are going to build the algebra with our eyes, not just our pencils.' Model Step 1 on the board (draw x² square). Say: 'Draw your own x-by-x square now. Label it x².' WAIT 30 seconds for all learners to draw. Move to Step 2: 'I have a rectangle that is 6 wide and x tall — representing the 6x term. I will split it into two equal strips of width 3.' Draw both strips on the board. Say: 'Add yours now.' WAIT 30 seconds. Step 3: 'Look at the corner that is missing. What are its dimensions?' Cold-call 2 learners — WAIT 10 seconds each. Confirm: '3 by 3 — a square of area 9. Write 9 in that corner.' Say: 'We have literally COMPLETED the square. Now write in algebra what you drew.' Guide: '(x + 3)² = x² + 6x + 9.' Then say: 'Our equation was x² + 6x = 48. Add 9 to both sides. What do you get?' Cold-call 1 learner — WAIT 12 seconds. Write (x + 3)² = 57 on the board. Say: 'Every line of algebra you just wrote corresponds to a region on your diagram. Circle the matching pairs.' Allow 2 minutes for annotation.</w:t>
+              <w:t xml:space="preserve">Point to the DQB and say: 'Look at the question we posted in Lesson 2 — what do we do when factorisation fails? Today you answered it. Write your sticky-note now — two sentences maximum.' WAIT 3 minutes for silent individual writing. Collect 6 notes and read 3 aloud without naming the author. Ask the class: 'Which of these best captures what we discovered?' Take a show-of-hands vote. Write the winning statement on the DQB in large print: 'Completing the square ALWAYS works, even when factorisation fails.' Then say: 'Move the sticky question about non-factorisable equations from the Questions column to the Answered column — that is YOUR progress as mathematicians.' Ask the class: 'What NEW questions do you have now?' Prompt if silent: 'Is there a single formula that does completing the square for us automatically?' Accept all responses and post new questions — this seeds Lesson 6 (the Quadratic Formula).</w:t>
             </w:r>
           </w:p>
         </w:tc>
@@ -15492,7 +16104,7 @@
                 <w:sz w:val="18"/>
                 <w:szCs w:val="18"/>
               </w:rPr>
-              <w:t xml:space="preserve">Geometric Representation → Algebraic Abstraction (Concrete-Representational-Abstract, CRA): Learners construct the geometric model before writing a single algebraic step, ensuring the abstract manipulation has a visual referent. Annotating arrows from diagram regions to algebraic terms builds the dual-coding connection that prevents rote memorisation. This mirrors how Kenyan construction planners visualise floor plans before calculating areas — a context already familiar from the Githurai hall phenomenon.</w:t>
+              <w:t xml:space="preserve">Driving Question Board Curation (NGSS Practice 1 — Asking Questions): The DQB move from 'Questions' to 'Answered' provides a visible, affective record of intellectual growth. Generating new questions (e.g., 'Is there a formula?') is a metacognitive act that positions learners as active knowledge-builders rather than passive receivers, and naturally previews Lesson 6 without the teacher having to announce a topic.</w:t>
             </w:r>
           </w:p>
         </w:tc>
@@ -15524,7 +16136,7 @@
                 <w:sz w:val="18"/>
                 <w:szCs w:val="18"/>
               </w:rPr>
-              <w:t xml:space="preserve">Observable indicator: Learner's grid-paper diagram shows the x² square, two 3×x strips correctly placed on adjacent sides, and the 3×3 corner shaded and labelled '9', with the algebraic identity (x + 3)² = x² + 6x + 9 written below the diagram. Teacher circulates and stamps/ticks 6 correct diagrams; for learners who have the strips in wrong positions, ask: 'Which two sides of the x² square are we attaching strips to?' rather than correcting directly.</w:t>
+              <w:t xml:space="preserve">Observable indicator: Learner's DQB sticky-note correctly distinguishes completing the square from factorisation (e.g., references equations with non-integer roots, or says 'always works') AND makes a direct link to the Githurai hall context. A note that only restates the procedure without connecting to the phenomenon indicates the learner has procedural but not contextual understanding — flag for targeted questioning in Lesson 6.</w:t>
             </w:r>
           </w:p>
         </w:tc>
@@ -15533,32 +16145,32 @@
         <w:tc>
           <w:tcPr>
             <w:tcW w:type="dxa" w:w="1520"/>
-            <w:shd w:fill="E2EFDA" w:color="auto" w:val="clear"/>
-            <w:tcMar>
-              <w:top w:type="dxa" w:w="60"/>
-              <w:left w:type="dxa" w:w="120"/>
-              <w:bottom w:type="dxa" w:w="60"/>
-              <w:right w:type="dxa" w:w="120"/>
-            </w:tcMar>
-            <w:vAlign w:val="top"/>
-          </w:tcPr>
-          <w:p>
-            <w:pPr>
-              <w:spacing w:after="40" w:before="0"/>
-              <w:jc w:val="left"/>
-            </w:pPr>
-            <w:r>
-              <w:rPr>
-                <w:rFonts w:ascii="Arial" w:cs="Arial" w:eastAsia="Arial" w:hAnsi="Arial"/>
-                <w:b/>
-                <w:bCs/>
-                <w:i w:val="false"/>
-                <w:iCs w:val="false"/>
-                <w:color w:val="000000"/>
-                <w:sz w:val="18"/>
-                <w:szCs w:val="18"/>
-              </w:rPr>
-              <w:t xml:space="preserve">Explain Phase</w:t>
+            <w:shd w:fill="D5E8F0" w:color="auto" w:val="clear"/>
+            <w:tcMar>
+              <w:top w:type="dxa" w:w="60"/>
+              <w:left w:type="dxa" w:w="120"/>
+              <w:bottom w:type="dxa" w:w="60"/>
+              <w:right w:type="dxa" w:w="120"/>
+            </w:tcMar>
+            <w:vAlign w:val="top"/>
+          </w:tcPr>
+          <w:p>
+            <w:pPr>
+              <w:spacing w:after="40" w:before="0"/>
+              <w:jc w:val="left"/>
+            </w:pPr>
+            <w:r>
+              <w:rPr>
+                <w:rFonts w:ascii="Arial" w:cs="Arial" w:eastAsia="Arial" w:hAnsi="Arial"/>
+                <w:b/>
+                <w:bCs/>
+                <w:i w:val="false"/>
+                <w:iCs w:val="false"/>
+                <w:color w:val="000000"/>
+                <w:sz w:val="18"/>
+                <w:szCs w:val="18"/>
+              </w:rPr>
+              <w:t xml:space="preserve">Model Building Phase</w:t>
             </w:r>
           </w:p>
           <w:p>
@@ -15581,7 +16193,7 @@
             <w:pPr>
               <w:spacing w:after="20" w:before="0"/>
             </w:pPr>
-            <w:hyperlink w:history="1" r:id="rIdzm9zdw1lcmjrvpflsrfxr">
+            <w:hyperlink w:history="1" r:id="rIdyv-oeof02vpjym2qybnwl">
               <w:r>
                 <w:rPr>
                   <w:rFonts w:ascii="Arial" w:cs="Arial" w:eastAsia="Arial" w:hAnsi="Arial"/>
@@ -15614,7 +16226,7 @@
               <w:spacing w:after="10" w:before="0"/>
               <w:ind w:left="120"/>
             </w:pPr>
-            <w:hyperlink w:history="1" r:id="rIde9ezkg6kpi4ohaeoypwft">
+            <w:hyperlink w:history="1" r:id="rIdm915crsernwg8tgy6wtg9">
               <w:r>
                 <w:rPr>
                   <w:rFonts w:ascii="Arial" w:cs="Arial" w:eastAsia="Arial" w:hAnsi="Arial"/>
@@ -15659,7 +16271,7 @@
             <w:pPr>
               <w:spacing w:after="20" w:before="0"/>
             </w:pPr>
-            <w:hyperlink w:history="1" r:id="rIde_gwlwpxs7t9knxwe4xlw">
+            <w:hyperlink w:history="1" r:id="rIdmzox1i1ziuawtqxct0thc">
               <w:r>
                 <w:rPr>
                   <w:rFonts w:ascii="Arial" w:cs="Arial" w:eastAsia="Arial" w:hAnsi="Arial"/>
@@ -15692,619 +16304,7 @@
               <w:spacing w:after="10" w:before="0"/>
               <w:ind w:left="120"/>
             </w:pPr>
-            <w:hyperlink w:history="1" r:id="rId0fzvenmv8_uayoishbjil">
-              <w:r>
-                <w:rPr>
-                  <w:rFonts w:ascii="Arial" w:cs="Arial" w:eastAsia="Arial" w:hAnsi="Arial"/>
-                  <w:color w:val="595959"/>
-                  <w:sz w:val="14"/>
-                  <w:szCs w:val="14"/>
-                  <w:u w:val="single" w:color="595959"/>
-                </w:rPr>
-                <w:t xml:space="preserve">🔍 Search ARES for similar readings</w:t>
-              </w:r>
-            </w:hyperlink>
-          </w:p>
-        </w:tc>
-        <w:tc>
-          <w:tcPr>
-            <w:tcW w:type="dxa" w:w="3040"/>
-            <w:shd w:fill="FFFFFF" w:color="auto" w:val="clear"/>
-            <w:tcMar>
-              <w:top w:type="dxa" w:w="60"/>
-              <w:left w:type="dxa" w:w="120"/>
-              <w:bottom w:type="dxa" w:w="60"/>
-              <w:right w:type="dxa" w:w="120"/>
-            </w:tcMar>
-            <w:vAlign w:val="top"/>
-          </w:tcPr>
-          <w:p>
-            <w:pPr>
-              <w:spacing w:after="40" w:before="0"/>
-              <w:jc w:val="left"/>
-            </w:pPr>
-            <w:r>
-              <w:rPr>
-                <w:rFonts w:ascii="Arial" w:cs="Arial" w:eastAsia="Arial" w:hAnsi="Arial"/>
-                <w:b w:val="false"/>
-                <w:bCs w:val="false"/>
-                <w:i w:val="false"/>
-                <w:iCs w:val="false"/>
-                <w:color w:val="000000"/>
-                <w:sz w:val="18"/>
-                <w:szCs w:val="18"/>
-              </w:rPr>
-              <w:t xml:space="preserve">Learners now generalise the geometric steps into a four-step written algorithm in their notes: Step 1 — Rearrange so x² + bx = c. Step 2 — Halve b, square it (b/2)², add to both sides. Step 3 — Write the left side as (x + b/2)². Step 4 — Take the square root of both sides and solve for x (remembering ±). They apply the algorithm to solve (x + 3)² = 57 fully: x + 3 = ±√57, so x = −3 + √57 ≈ 4.55 m or x = −3 − √57 (rejected since width cannot be negative). Learners then work in pairs on two further practice equations — one from a Mombasa dhow-building context and one returning directly to the Githurai hall equation w² + 2w − 120 = 0 — and verify that completing the square gives the same answer as factorisation did in Lesson 4. Pairs write a one-sentence explanation: 'Completing the square works here because…'</w:t>
-            </w:r>
-          </w:p>
-        </w:tc>
-        <w:tc>
-          <w:tcPr>
-            <w:tcW w:type="dxa" w:w="3040"/>
-            <w:shd w:fill="F2F2F2" w:color="auto" w:val="clear"/>
-            <w:tcMar>
-              <w:top w:type="dxa" w:w="60"/>
-              <w:left w:type="dxa" w:w="120"/>
-              <w:bottom w:type="dxa" w:w="60"/>
-              <w:right w:type="dxa" w:w="120"/>
-            </w:tcMar>
-            <w:vAlign w:val="top"/>
-          </w:tcPr>
-          <w:p>
-            <w:pPr>
-              <w:spacing w:after="40" w:before="0"/>
-              <w:jc w:val="left"/>
-            </w:pPr>
-            <w:r>
-              <w:rPr>
-                <w:rFonts w:ascii="Arial" w:cs="Arial" w:eastAsia="Arial" w:hAnsi="Arial"/>
-                <w:b w:val="false"/>
-                <w:bCs w:val="false"/>
-                <w:i w:val="false"/>
-                <w:iCs w:val="false"/>
-                <w:color w:val="000000"/>
-                <w:sz w:val="18"/>
-                <w:szCs w:val="18"/>
-              </w:rPr>
-              <w:t xml:space="preserve">Say: 'Let us pull the geometry into a recipe we can always follow.' Write the four steps on the board one at a time, pausing after each for learners to copy. For Step 2, say: 'The magic number is always (b ÷ 2)². In our Nakuru problem, b = 6, so the magic number is (6 ÷ 2)² = 9. Say that rule back to your partner now.' WAIT 15 seconds for paired rehearsal. Cold-call 1 pair: 'Kamau and Atieno, say the rule.' After solving the Nakuru equation, say: 'Negative width is physically impossible — just like a negative length of the Githurai hall makes no sense. We reject x = −3 − √57.' For the Githurai hall verification, say: 'Use completing the square on w² + 2w − 120 = 0. You should get the same width you found in Lesson 4. If you do, your two methods agree — that is powerful.' Circulate and use the prompt: 'Show me Step 2 in your working — what is your magic number?' for any learner who is stuck. After pairs finish, cold-call 3 pairs to present their one-sentence explanation — WAIT 10 seconds each before taking the answer.</w:t>
-            </w:r>
-          </w:p>
-        </w:tc>
-        <w:tc>
-          <w:tcPr>
-            <w:tcW w:type="dxa" w:w="3040"/>
-            <w:shd w:fill="FFFFFF" w:color="auto" w:val="clear"/>
-            <w:tcMar>
-              <w:top w:type="dxa" w:w="60"/>
-              <w:left w:type="dxa" w:w="120"/>
-              <w:bottom w:type="dxa" w:w="60"/>
-              <w:right w:type="dxa" w:w="120"/>
-            </w:tcMar>
-            <w:vAlign w:val="top"/>
-          </w:tcPr>
-          <w:p>
-            <w:pPr>
-              <w:spacing w:after="40" w:before="0"/>
-              <w:jc w:val="left"/>
-            </w:pPr>
-            <w:r>
-              <w:rPr>
-                <w:rFonts w:ascii="Arial" w:cs="Arial" w:eastAsia="Arial" w:hAnsi="Arial"/>
-                <w:b w:val="false"/>
-                <w:bCs w:val="false"/>
-                <w:i w:val="false"/>
-                <w:iCs w:val="false"/>
-                <w:color w:val="000000"/>
-                <w:sz w:val="18"/>
-                <w:szCs w:val="18"/>
-              </w:rPr>
-              <w:t xml:space="preserve">Algorithm Generalisation + Cross-Method Verification: Learners abstract the geometric steps into a transferable four-step procedure, then stress-test it by re-solving the familiar Githurai hall equation. Matching the Lesson 4 answer confirms the algorithm's reliability and deepens understanding of mathematical consistency. The one-sentence explanation (a micro-CER — Claim, Evidence, Reasoning) builds scientific communication skills aligned with NGSS Practice 6 (Constructing Explanations).</w:t>
-            </w:r>
-          </w:p>
-        </w:tc>
-        <w:tc>
-          <w:tcPr>
-            <w:tcW w:type="dxa" w:w="3040"/>
-            <w:shd w:fill="F2F2F2" w:color="auto" w:val="clear"/>
-            <w:tcMar>
-              <w:top w:type="dxa" w:w="60"/>
-              <w:left w:type="dxa" w:w="120"/>
-              <w:bottom w:type="dxa" w:w="60"/>
-              <w:right w:type="dxa" w:w="120"/>
-            </w:tcMar>
-            <w:vAlign w:val="top"/>
-          </w:tcPr>
-          <w:p>
-            <w:pPr>
-              <w:spacing w:after="40" w:before="0"/>
-              <w:jc w:val="left"/>
-            </w:pPr>
-            <w:r>
-              <w:rPr>
-                <w:rFonts w:ascii="Arial" w:cs="Arial" w:eastAsia="Arial" w:hAnsi="Arial"/>
-                <w:b w:val="false"/>
-                <w:bCs w:val="false"/>
-                <w:i w:val="false"/>
-                <w:iCs w:val="false"/>
-                <w:color w:val="000000"/>
-                <w:sz w:val="18"/>
-                <w:szCs w:val="18"/>
-              </w:rPr>
-              <w:t xml:space="preserve">Observable indicator: Learner's written solution to the Nakuru garden problem shows all four algorithm steps clearly labelled, a correct 'magic number' of 9, the equation (x + 3)² = 57, and a final answer of x ≈ 4.55 m with the negative root explicitly rejected with a reason. For the Githurai hall re-verification, the learner should obtain w = 10 m, matching the Lesson 4 result. If a learner obtains a different value, the teacher prompts: 'Compare your Step 2 magic number with a partner — are you halving b before squaring?'</w:t>
-            </w:r>
-          </w:p>
-        </w:tc>
-      </w:tr>
-      <w:tr>
-        <w:tc>
-          <w:tcPr>
-            <w:tcW w:type="dxa" w:w="1520"/>
-            <w:shd w:fill="FCE4D6" w:color="auto" w:val="clear"/>
-            <w:tcMar>
-              <w:top w:type="dxa" w:w="60"/>
-              <w:left w:type="dxa" w:w="120"/>
-              <w:bottom w:type="dxa" w:w="60"/>
-              <w:right w:type="dxa" w:w="120"/>
-            </w:tcMar>
-            <w:vAlign w:val="top"/>
-          </w:tcPr>
-          <w:p>
-            <w:pPr>
-              <w:spacing w:after="40" w:before="0"/>
-              <w:jc w:val="left"/>
-            </w:pPr>
-            <w:r>
-              <w:rPr>
-                <w:rFonts w:ascii="Arial" w:cs="Arial" w:eastAsia="Arial" w:hAnsi="Arial"/>
-                <w:b/>
-                <w:bCs/>
-                <w:i w:val="false"/>
-                <w:iCs w:val="false"/>
-                <w:color w:val="000000"/>
-                <w:sz w:val="18"/>
-                <w:szCs w:val="18"/>
-              </w:rPr>
-              <w:t xml:space="preserve">Driving Question Board (DQB) Creation</w:t>
-            </w:r>
-          </w:p>
-          <w:p>
-            <w:pPr>
-              <w:spacing w:after="20" w:before="0"/>
-            </w:pPr>
-            <w:r>
-              <w:rPr>
-                <w:rFonts w:ascii="Arial" w:cs="Arial" w:eastAsia="Arial" w:hAnsi="Arial"/>
-                <w:b/>
-                <w:bCs/>
-                <w:color w:val="1F3864"/>
-                <w:sz w:val="16"/>
-                <w:szCs w:val="16"/>
-              </w:rPr>
-              <w:t xml:space="preserve">📹 VIDEO:</w:t>
-            </w:r>
-          </w:p>
-          <w:p>
-            <w:pPr>
-              <w:spacing w:after="20" w:before="0"/>
-            </w:pPr>
-            <w:hyperlink w:history="1" r:id="rIduw21tyvreukeov2c9xvbi">
-              <w:r>
-                <w:rPr>
-                  <w:rFonts w:ascii="Arial" w:cs="Arial" w:eastAsia="Arial" w:hAnsi="Arial"/>
-                  <w:color w:val="2E75B6"/>
-                  <w:sz w:val="16"/>
-                  <w:szCs w:val="16"/>
-                  <w:u w:val="single" w:color="2E75B6"/>
-                </w:rPr>
-                <w:t xml:space="preserve">Solving quadratics by taking square roots: challenge -dubbed(KY)</w:t>
-              </w:r>
-            </w:hyperlink>
-          </w:p>
-          <w:p>
-            <w:pPr>
-              <w:spacing w:after="10" w:before="0"/>
-              <w:ind w:left="120"/>
-            </w:pPr>
-            <w:r>
-              <w:rPr>
-                <w:rFonts w:ascii="Arial" w:cs="Arial" w:eastAsia="Arial" w:hAnsi="Arial"/>
-                <w:color w:val="595959"/>
-                <w:sz w:val="14"/>
-                <w:szCs w:val="14"/>
-              </w:rPr>
-              <w:t xml:space="preserve">Source: Khan Academy (Kiswahili)</w:t>
-            </w:r>
-          </w:p>
-          <w:p>
-            <w:pPr>
-              <w:spacing w:after="10" w:before="0"/>
-              <w:ind w:left="120"/>
-            </w:pPr>
-            <w:hyperlink w:history="1" r:id="rIdd1_-27hj4vkpz8n2icctt">
-              <w:r>
-                <w:rPr>
-                  <w:rFonts w:ascii="Arial" w:cs="Arial" w:eastAsia="Arial" w:hAnsi="Arial"/>
-                  <w:color w:val="595959"/>
-                  <w:sz w:val="14"/>
-                  <w:szCs w:val="14"/>
-                  <w:u w:val="single" w:color="595959"/>
-                </w:rPr>
-                <w:t xml:space="preserve">🔍 Search ARES for similar videos</w:t>
-              </w:r>
-            </w:hyperlink>
-          </w:p>
-          <w:p>
-            <w:pPr>
-              <w:spacing w:after="40" w:before="0"/>
-            </w:pPr>
-            <w:r>
-              <w:rPr>
-                <w:sz w:val="14"/>
-                <w:szCs w:val="14"/>
-              </w:rPr>
-              <w:t xml:space="preserve"/>
-            </w:r>
-          </w:p>
-          <w:p>
-            <w:pPr>
-              <w:spacing w:after="20" w:before="0"/>
-            </w:pPr>
-            <w:r>
-              <w:rPr>
-                <w:rFonts w:ascii="Arial" w:cs="Arial" w:eastAsia="Arial" w:hAnsi="Arial"/>
-                <w:b/>
-                <w:bCs/>
-                <w:color w:val="1F3864"/>
-                <w:sz w:val="16"/>
-                <w:szCs w:val="16"/>
-              </w:rPr>
-              <w:t xml:space="preserve">📖 EXERCISE:</w:t>
-            </w:r>
-          </w:p>
-          <w:p>
-            <w:pPr>
-              <w:spacing w:after="20" w:before="0"/>
-            </w:pPr>
-            <w:hyperlink w:history="1" r:id="rIdq_mwvubsdhp32rfcrrpff">
-              <w:r>
-                <w:rPr>
-                  <w:rFonts w:ascii="Arial" w:cs="Arial" w:eastAsia="Arial" w:hAnsi="Arial"/>
-                  <w:color w:val="2E75B6"/>
-                  <w:sz w:val="16"/>
-                  <w:szCs w:val="16"/>
-                  <w:u w:val="single" w:color="2E75B6"/>
-                </w:rPr>
-                <w:t xml:space="preserve">Completing the square (intermediate)</w:t>
-              </w:r>
-            </w:hyperlink>
-          </w:p>
-          <w:p>
-            <w:pPr>
-              <w:spacing w:after="10" w:before="0"/>
-              <w:ind w:left="120"/>
-            </w:pPr>
-            <w:r>
-              <w:rPr>
-                <w:rFonts w:ascii="Arial" w:cs="Arial" w:eastAsia="Arial" w:hAnsi="Arial"/>
-                <w:color w:val="595959"/>
-                <w:sz w:val="14"/>
-                <w:szCs w:val="14"/>
-              </w:rPr>
-              <w:t xml:space="preserve">Source: Khan Academy (English - US curriculum)</w:t>
-            </w:r>
-          </w:p>
-          <w:p>
-            <w:pPr>
-              <w:spacing w:after="10" w:before="0"/>
-              <w:ind w:left="120"/>
-            </w:pPr>
-            <w:hyperlink w:history="1" r:id="rIdjh4_5alfhci6fx7bhomay">
-              <w:r>
-                <w:rPr>
-                  <w:rFonts w:ascii="Arial" w:cs="Arial" w:eastAsia="Arial" w:hAnsi="Arial"/>
-                  <w:color w:val="595959"/>
-                  <w:sz w:val="14"/>
-                  <w:szCs w:val="14"/>
-                  <w:u w:val="single" w:color="595959"/>
-                </w:rPr>
-                <w:t xml:space="preserve">🔍 Search ARES for similar readings</w:t>
-              </w:r>
-            </w:hyperlink>
-          </w:p>
-        </w:tc>
-        <w:tc>
-          <w:tcPr>
-            <w:tcW w:type="dxa" w:w="3040"/>
-            <w:shd w:fill="FFFFFF" w:color="auto" w:val="clear"/>
-            <w:tcMar>
-              <w:top w:type="dxa" w:w="60"/>
-              <w:left w:type="dxa" w:w="120"/>
-              <w:bottom w:type="dxa" w:w="60"/>
-              <w:right w:type="dxa" w:w="120"/>
-            </w:tcMar>
-            <w:vAlign w:val="top"/>
-          </w:tcPr>
-          <w:p>
-            <w:pPr>
-              <w:spacing w:after="40" w:before="0"/>
-              <w:jc w:val="left"/>
-            </w:pPr>
-            <w:r>
-              <w:rPr>
-                <w:rFonts w:ascii="Arial" w:cs="Arial" w:eastAsia="Arial" w:hAnsi="Arial"/>
-                <w:b w:val="false"/>
-                <w:bCs w:val="false"/>
-                <w:i w:val="false"/>
-                <w:iCs w:val="false"/>
-                <w:color w:val="000000"/>
-                <w:sz w:val="18"/>
-                <w:szCs w:val="18"/>
-              </w:rPr>
-              <w:t xml:space="preserve">Each learner writes a new sticky-note (or types into the ARES DQB digital board) responding to the prompt: 'What can completing the square do that factorisation cannot? How does this help the Githurai committee?' Learners post their notes under a new DQB column headed: 'Methods that ALWAYS work.' The class reads three notes aloud and agrees on a shared DQB headline statement. Learners also revisit any earlier DQB questions — such as 'What do we do when the equation won't factorise?' — and move them from the 'Questions' side to the 'Answers' side, physically demonstrating growing understanding.</w:t>
-            </w:r>
-          </w:p>
-        </w:tc>
-        <w:tc>
-          <w:tcPr>
-            <w:tcW w:type="dxa" w:w="3040"/>
-            <w:shd w:fill="F2F2F2" w:color="auto" w:val="clear"/>
-            <w:tcMar>
-              <w:top w:type="dxa" w:w="60"/>
-              <w:left w:type="dxa" w:w="120"/>
-              <w:bottom w:type="dxa" w:w="60"/>
-              <w:right w:type="dxa" w:w="120"/>
-            </w:tcMar>
-            <w:vAlign w:val="top"/>
-          </w:tcPr>
-          <w:p>
-            <w:pPr>
-              <w:spacing w:after="40" w:before="0"/>
-              <w:jc w:val="left"/>
-            </w:pPr>
-            <w:r>
-              <w:rPr>
-                <w:rFonts w:ascii="Arial" w:cs="Arial" w:eastAsia="Arial" w:hAnsi="Arial"/>
-                <w:b w:val="false"/>
-                <w:bCs w:val="false"/>
-                <w:i w:val="false"/>
-                <w:iCs w:val="false"/>
-                <w:color w:val="000000"/>
-                <w:sz w:val="18"/>
-                <w:szCs w:val="18"/>
-              </w:rPr>
-              <w:t xml:space="preserve">Point to the DQB and say: 'Look at the question we posted in Lesson 2 — what do we do when factorisation fails? Today you answered it. Write your sticky-note now — two sentences maximum.' WAIT 3 minutes for silent individual writing. Collect 6 notes and read 3 aloud without naming the author. Ask the class: 'Which of these best captures what we discovered?' Take a show-of-hands vote. Write the winning statement on the DQB in large print: 'Completing the square ALWAYS works, even when factorisation fails.' Then say: 'Move the sticky question about non-factorisable equations from the Questions column to the Answered column — that is YOUR progress as mathematicians.' Ask the class: 'What NEW questions do you have now?' Prompt if silent: 'Is there a single formula that does completing the square for us automatically?' Accept all responses and post new questions — this seeds Lesson 6 (the Quadratic Formula).</w:t>
-            </w:r>
-          </w:p>
-        </w:tc>
-        <w:tc>
-          <w:tcPr>
-            <w:tcW w:type="dxa" w:w="3040"/>
-            <w:shd w:fill="FFFFFF" w:color="auto" w:val="clear"/>
-            <w:tcMar>
-              <w:top w:type="dxa" w:w="60"/>
-              <w:left w:type="dxa" w:w="120"/>
-              <w:bottom w:type="dxa" w:w="60"/>
-              <w:right w:type="dxa" w:w="120"/>
-            </w:tcMar>
-            <w:vAlign w:val="top"/>
-          </w:tcPr>
-          <w:p>
-            <w:pPr>
-              <w:spacing w:after="40" w:before="0"/>
-              <w:jc w:val="left"/>
-            </w:pPr>
-            <w:r>
-              <w:rPr>
-                <w:rFonts w:ascii="Arial" w:cs="Arial" w:eastAsia="Arial" w:hAnsi="Arial"/>
-                <w:b w:val="false"/>
-                <w:bCs w:val="false"/>
-                <w:i w:val="false"/>
-                <w:iCs w:val="false"/>
-                <w:color w:val="000000"/>
-                <w:sz w:val="18"/>
-                <w:szCs w:val="18"/>
-              </w:rPr>
-              <w:t xml:space="preserve">Driving Question Board Curation (NGSS Practice 1 — Asking Questions): The DQB move from 'Questions' to 'Answered' provides a visible, affective record of intellectual growth. Generating new questions (e.g., 'Is there a formula?') is a metacognitive act that positions learners as active knowledge-builders rather than passive receivers, and naturally previews Lesson 6 without the teacher having to announce a topic.</w:t>
-            </w:r>
-          </w:p>
-        </w:tc>
-        <w:tc>
-          <w:tcPr>
-            <w:tcW w:type="dxa" w:w="3040"/>
-            <w:shd w:fill="F2F2F2" w:color="auto" w:val="clear"/>
-            <w:tcMar>
-              <w:top w:type="dxa" w:w="60"/>
-              <w:left w:type="dxa" w:w="120"/>
-              <w:bottom w:type="dxa" w:w="60"/>
-              <w:right w:type="dxa" w:w="120"/>
-            </w:tcMar>
-            <w:vAlign w:val="top"/>
-          </w:tcPr>
-          <w:p>
-            <w:pPr>
-              <w:spacing w:after="40" w:before="0"/>
-              <w:jc w:val="left"/>
-            </w:pPr>
-            <w:r>
-              <w:rPr>
-                <w:rFonts w:ascii="Arial" w:cs="Arial" w:eastAsia="Arial" w:hAnsi="Arial"/>
-                <w:b w:val="false"/>
-                <w:bCs w:val="false"/>
-                <w:i w:val="false"/>
-                <w:iCs w:val="false"/>
-                <w:color w:val="000000"/>
-                <w:sz w:val="18"/>
-                <w:szCs w:val="18"/>
-              </w:rPr>
-              <w:t xml:space="preserve">Observable indicator: Learner's DQB sticky-note correctly distinguishes completing the square from factorisation (e.g., references equations with non-integer roots, or says 'always works') AND makes a direct link to the Githurai hall context. A note that only restates the procedure without connecting to the phenomenon indicates the learner has procedural but not contextual understanding — flag for targeted questioning in Lesson 6.</w:t>
-            </w:r>
-          </w:p>
-        </w:tc>
-      </w:tr>
-      <w:tr>
-        <w:tc>
-          <w:tcPr>
-            <w:tcW w:type="dxa" w:w="1520"/>
-            <w:shd w:fill="D5E8F0" w:color="auto" w:val="clear"/>
-            <w:tcMar>
-              <w:top w:type="dxa" w:w="60"/>
-              <w:left w:type="dxa" w:w="120"/>
-              <w:bottom w:type="dxa" w:w="60"/>
-              <w:right w:type="dxa" w:w="120"/>
-            </w:tcMar>
-            <w:vAlign w:val="top"/>
-          </w:tcPr>
-          <w:p>
-            <w:pPr>
-              <w:spacing w:after="40" w:before="0"/>
-              <w:jc w:val="left"/>
-            </w:pPr>
-            <w:r>
-              <w:rPr>
-                <w:rFonts w:ascii="Arial" w:cs="Arial" w:eastAsia="Arial" w:hAnsi="Arial"/>
-                <w:b/>
-                <w:bCs/>
-                <w:i w:val="false"/>
-                <w:iCs w:val="false"/>
-                <w:color w:val="000000"/>
-                <w:sz w:val="18"/>
-                <w:szCs w:val="18"/>
-              </w:rPr>
-              <w:t xml:space="preserve">Model Building Phase</w:t>
-            </w:r>
-          </w:p>
-          <w:p>
-            <w:pPr>
-              <w:spacing w:after="20" w:before="0"/>
-            </w:pPr>
-            <w:r>
-              <w:rPr>
-                <w:rFonts w:ascii="Arial" w:cs="Arial" w:eastAsia="Arial" w:hAnsi="Arial"/>
-                <w:b/>
-                <w:bCs/>
-                <w:color w:val="1F3864"/>
-                <w:sz w:val="16"/>
-                <w:szCs w:val="16"/>
-              </w:rPr>
-              <w:t xml:space="preserve">📹 VIDEO:</w:t>
-            </w:r>
-          </w:p>
-          <w:p>
-            <w:pPr>
-              <w:spacing w:after="20" w:before="0"/>
-            </w:pPr>
-            <w:hyperlink w:history="1" r:id="rIdkeksrqf7xv_mhfkupanjz">
-              <w:r>
-                <w:rPr>
-                  <w:rFonts w:ascii="Arial" w:cs="Arial" w:eastAsia="Arial" w:hAnsi="Arial"/>
-                  <w:color w:val="2E75B6"/>
-                  <w:sz w:val="16"/>
-                  <w:szCs w:val="16"/>
-                  <w:u w:val="single" w:color="2E75B6"/>
-                </w:rPr>
-                <w:t xml:space="preserve">Solve by completing the square: Integer solutions</w:t>
-              </w:r>
-            </w:hyperlink>
-          </w:p>
-          <w:p>
-            <w:pPr>
-              <w:spacing w:after="10" w:before="0"/>
-              <w:ind w:left="120"/>
-            </w:pPr>
-            <w:r>
-              <w:rPr>
-                <w:rFonts w:ascii="Arial" w:cs="Arial" w:eastAsia="Arial" w:hAnsi="Arial"/>
-                <w:color w:val="595959"/>
-                <w:sz w:val="14"/>
-                <w:szCs w:val="14"/>
-              </w:rPr>
-              <w:t xml:space="preserve">Source: Khan Academy (English - US curriculum)</w:t>
-            </w:r>
-          </w:p>
-          <w:p>
-            <w:pPr>
-              <w:spacing w:after="10" w:before="0"/>
-              <w:ind w:left="120"/>
-            </w:pPr>
-            <w:hyperlink w:history="1" r:id="rIdfsfkodnwyesvj5xshygxd">
-              <w:r>
-                <w:rPr>
-                  <w:rFonts w:ascii="Arial" w:cs="Arial" w:eastAsia="Arial" w:hAnsi="Arial"/>
-                  <w:color w:val="595959"/>
-                  <w:sz w:val="14"/>
-                  <w:szCs w:val="14"/>
-                  <w:u w:val="single" w:color="595959"/>
-                </w:rPr>
-                <w:t xml:space="preserve">🔍 Search ARES for similar videos</w:t>
-              </w:r>
-            </w:hyperlink>
-          </w:p>
-          <w:p>
-            <w:pPr>
-              <w:spacing w:after="40" w:before="0"/>
-            </w:pPr>
-            <w:r>
-              <w:rPr>
-                <w:sz w:val="14"/>
-                <w:szCs w:val="14"/>
-              </w:rPr>
-              <w:t xml:space="preserve"/>
-            </w:r>
-          </w:p>
-          <w:p>
-            <w:pPr>
-              <w:spacing w:after="20" w:before="0"/>
-            </w:pPr>
-            <w:r>
-              <w:rPr>
-                <w:rFonts w:ascii="Arial" w:cs="Arial" w:eastAsia="Arial" w:hAnsi="Arial"/>
-                <w:b/>
-                <w:bCs/>
-                <w:color w:val="1F3864"/>
-                <w:sz w:val="16"/>
-                <w:szCs w:val="16"/>
-              </w:rPr>
-              <w:t xml:space="preserve">📖 HTML:</w:t>
-            </w:r>
-          </w:p>
-          <w:p>
-            <w:pPr>
-              <w:spacing w:after="20" w:before="0"/>
-            </w:pPr>
-            <w:hyperlink w:history="1" r:id="rIdgccodpghcfdtmwlrxwmkz">
-              <w:r>
-                <w:rPr>
-                  <w:rFonts w:ascii="Arial" w:cs="Arial" w:eastAsia="Arial" w:hAnsi="Arial"/>
-                  <w:color w:val="2E75B6"/>
-                  <w:sz w:val="16"/>
-                  <w:szCs w:val="16"/>
-                  <w:u w:val="single" w:color="2E75B6"/>
-                </w:rPr>
-                <w:t xml:space="preserve">Use Square Roots to Solve Quadratic Equations (Flexbook)</w:t>
-              </w:r>
-            </w:hyperlink>
-          </w:p>
-          <w:p>
-            <w:pPr>
-              <w:spacing w:after="10" w:before="0"/>
-              <w:ind w:left="120"/>
-            </w:pPr>
-            <w:r>
-              <w:rPr>
-                <w:rFonts w:ascii="Arial" w:cs="Arial" w:eastAsia="Arial" w:hAnsi="Arial"/>
-                <w:color w:val="595959"/>
-                <w:sz w:val="14"/>
-                <w:szCs w:val="14"/>
-              </w:rPr>
-              <w:t xml:space="preserve">Source: CK-12</w:t>
-            </w:r>
-          </w:p>
-          <w:p>
-            <w:pPr>
-              <w:spacing w:after="10" w:before="0"/>
-              <w:ind w:left="120"/>
-            </w:pPr>
-            <w:hyperlink w:history="1" r:id="rIdw1umyruhzlw5_gnxvoz-t">
+            <w:hyperlink w:history="1" r:id="rIdvj72cdqunqu-fkp4-r54x">
               <w:r>
                 <w:rPr>
                   <w:rFonts w:ascii="Arial" w:cs="Arial" w:eastAsia="Arial" w:hAnsi="Arial"/>
@@ -17886,7 +17886,7 @@
             <w:pPr>
               <w:spacing w:after="20" w:before="0"/>
             </w:pPr>
-            <w:hyperlink w:history="1" r:id="rIdxpyb6q1fmxenprjrzefcr">
+            <w:hyperlink w:history="1" r:id="rIdxtqczf6odp0gswkydfvcr">
               <w:r>
                 <w:rPr>
                   <w:rFonts w:ascii="Arial" w:cs="Arial" w:eastAsia="Arial" w:hAnsi="Arial"/>
@@ -17919,7 +17919,7 @@
               <w:spacing w:after="10" w:before="0"/>
               <w:ind w:left="120"/>
             </w:pPr>
-            <w:hyperlink w:history="1" r:id="rIddwjxihv2ipjezzegf4m6i">
+            <w:hyperlink w:history="1" r:id="rIddatpgw_sxnllidmvqjfec">
               <w:r>
                 <w:rPr>
                   <w:rFonts w:ascii="Arial" w:cs="Arial" w:eastAsia="Arial" w:hAnsi="Arial"/>
@@ -17964,7 +17964,7 @@
             <w:pPr>
               <w:spacing w:after="20" w:before="0"/>
             </w:pPr>
-            <w:hyperlink w:history="1" r:id="rIdyw9c_y39bvayzef0qwjhs">
+            <w:hyperlink w:history="1" r:id="rId6tr6jwxy3_04sm5ntma0t">
               <w:r>
                 <w:rPr>
                   <w:rFonts w:ascii="Arial" w:cs="Arial" w:eastAsia="Arial" w:hAnsi="Arial"/>
@@ -17997,7 +17997,7 @@
               <w:spacing w:after="10" w:before="0"/>
               <w:ind w:left="120"/>
             </w:pPr>
-            <w:hyperlink w:history="1" r:id="rIdod7r_nwnsxycta21vjkpr">
+            <w:hyperlink w:history="1" r:id="rIdrhevvlz8vgcwue4bdmphn">
               <w:r>
                 <w:rPr>
                   <w:rFonts w:ascii="Arial" w:cs="Arial" w:eastAsia="Arial" w:hAnsi="Arial"/>
@@ -18192,7 +18192,7 @@
             <w:pPr>
               <w:spacing w:after="20" w:before="0"/>
             </w:pPr>
-            <w:hyperlink w:history="1" r:id="rId5i4udd502euyiijvonz-b">
+            <w:hyperlink w:history="1" r:id="rIdubqt6d6n7zblsaxizqjie">
               <w:r>
                 <w:rPr>
                   <w:rFonts w:ascii="Arial" w:cs="Arial" w:eastAsia="Arial" w:hAnsi="Arial"/>
@@ -18225,7 +18225,7 @@
               <w:spacing w:after="10" w:before="0"/>
               <w:ind w:left="120"/>
             </w:pPr>
-            <w:hyperlink w:history="1" r:id="rIdkiihk3zkdyh70wx3siovw">
+            <w:hyperlink w:history="1" r:id="rIdkjvxjbnrqmbrijvbh0bph">
               <w:r>
                 <w:rPr>
                   <w:rFonts w:ascii="Arial" w:cs="Arial" w:eastAsia="Arial" w:hAnsi="Arial"/>
@@ -18270,7 +18270,7 @@
             <w:pPr>
               <w:spacing w:after="20" w:before="0"/>
             </w:pPr>
-            <w:hyperlink w:history="1" r:id="rId9uqvrtkidf21vwholtiia">
+            <w:hyperlink w:history="1" r:id="rIdcklsxnxxmrqjzsa80o8vo">
               <w:r>
                 <w:rPr>
                   <w:rFonts w:ascii="Arial" w:cs="Arial" w:eastAsia="Arial" w:hAnsi="Arial"/>
@@ -18303,7 +18303,7 @@
               <w:spacing w:after="10" w:before="0"/>
               <w:ind w:left="120"/>
             </w:pPr>
-            <w:hyperlink w:history="1" r:id="rId48hvuawb413qdy3yhqubm">
+            <w:hyperlink w:history="1" r:id="rIds7e_bxxisthedg7bemh2g">
               <w:r>
                 <w:rPr>
                   <w:rFonts w:ascii="Arial" w:cs="Arial" w:eastAsia="Arial" w:hAnsi="Arial"/>
@@ -18498,7 +18498,7 @@
             <w:pPr>
               <w:spacing w:after="20" w:before="0"/>
             </w:pPr>
-            <w:hyperlink w:history="1" r:id="rIdavrqjz4x2n2ztezvuqlcd">
+            <w:hyperlink w:history="1" r:id="rIdrgv9t92pjkfoj4hguwaok">
               <w:r>
                 <w:rPr>
                   <w:rFonts w:ascii="Arial" w:cs="Arial" w:eastAsia="Arial" w:hAnsi="Arial"/>
@@ -18507,7 +18507,7 @@
                   <w:szCs w:val="16"/>
                   <w:u w:val="single" w:color="2E75B6"/>
                 </w:rPr>
-                <w:t xml:space="preserve">Using the quadratic formula: number of solutions -dubbed(KY)</w:t>
+                <w:t xml:space="preserve">Solving quadratic equations: complex roots</w:t>
               </w:r>
             </w:hyperlink>
           </w:p>
@@ -18523,7 +18523,7 @@
                 <w:sz w:val="14"/>
                 <w:szCs w:val="14"/>
               </w:rPr>
-              <w:t xml:space="preserve">Source: Khan Academy (Kiswahili)</w:t>
+              <w:t xml:space="preserve">Source: Khan Academy (English - US curriculum)</w:t>
             </w:r>
           </w:p>
           <w:p>
@@ -18531,7 +18531,7 @@
               <w:spacing w:after="10" w:before="0"/>
               <w:ind w:left="120"/>
             </w:pPr>
-            <w:hyperlink w:history="1" r:id="rId50lpp3sds9wcfvcoyj2n0">
+            <w:hyperlink w:history="1" r:id="rIdsrsyyxb0hy_qiqqkmbnbq">
               <w:r>
                 <w:rPr>
                   <w:rFonts w:ascii="Arial" w:cs="Arial" w:eastAsia="Arial" w:hAnsi="Arial"/>
@@ -18576,7 +18576,7 @@
             <w:pPr>
               <w:spacing w:after="20" w:before="0"/>
             </w:pPr>
-            <w:hyperlink w:history="1" r:id="rIdudyzxsdyq9diupc7qxxwo">
+            <w:hyperlink w:history="1" r:id="rIdhbrzh4w7340hc5fb8zjhv">
               <w:r>
                 <w:rPr>
                   <w:rFonts w:ascii="Arial" w:cs="Arial" w:eastAsia="Arial" w:hAnsi="Arial"/>
@@ -18609,7 +18609,7 @@
               <w:spacing w:after="10" w:before="0"/>
               <w:ind w:left="120"/>
             </w:pPr>
-            <w:hyperlink w:history="1" r:id="rIdei1zkqi6vpdyiqzgween2">
+            <w:hyperlink w:history="1" r:id="rIdjppydh3pu3dvxwmxxf0vd">
               <w:r>
                 <w:rPr>
                   <w:rFonts w:ascii="Arial" w:cs="Arial" w:eastAsia="Arial" w:hAnsi="Arial"/>
@@ -18804,7 +18804,7 @@
             <w:pPr>
               <w:spacing w:after="20" w:before="0"/>
             </w:pPr>
-            <w:hyperlink w:history="1" r:id="rIdn1qor1qnlcvsvutdmmif6">
+            <w:hyperlink w:history="1" r:id="rId3lk5r9v-cqputoamzjoy4">
               <w:r>
                 <w:rPr>
                   <w:rFonts w:ascii="Arial" w:cs="Arial" w:eastAsia="Arial" w:hAnsi="Arial"/>
@@ -18813,7 +18813,7 @@
                   <w:szCs w:val="16"/>
                   <w:u w:val="single" w:color="2E75B6"/>
                 </w:rPr>
-                <w:t xml:space="preserve">Proof of the quadratic formula</w:t>
+                <w:t xml:space="preserve">Solving quadratic equations: complex roots</w:t>
               </w:r>
             </w:hyperlink>
           </w:p>
@@ -18837,7 +18837,7 @@
               <w:spacing w:after="10" w:before="0"/>
               <w:ind w:left="120"/>
             </w:pPr>
-            <w:hyperlink w:history="1" r:id="rIdqcbxtajittfgmmjpqgzed">
+            <w:hyperlink w:history="1" r:id="rId8trtwmyt6cfnmi471peot">
               <w:r>
                 <w:rPr>
                   <w:rFonts w:ascii="Arial" w:cs="Arial" w:eastAsia="Arial" w:hAnsi="Arial"/>
@@ -18882,7 +18882,7 @@
             <w:pPr>
               <w:spacing w:after="20" w:before="0"/>
             </w:pPr>
-            <w:hyperlink w:history="1" r:id="rIdl07disqfkg0c9vti3isxp">
+            <w:hyperlink w:history="1" r:id="rIdbkpdmzwpcg7xv4ebv-72l">
               <w:r>
                 <w:rPr>
                   <w:rFonts w:ascii="Arial" w:cs="Arial" w:eastAsia="Arial" w:hAnsi="Arial"/>
@@ -18915,7 +18915,7 @@
               <w:spacing w:after="10" w:before="0"/>
               <w:ind w:left="120"/>
             </w:pPr>
-            <w:hyperlink w:history="1" r:id="rId2ehjc58eciljkxy8er7m2">
+            <w:hyperlink w:history="1" r:id="rIdm_f3hccgdzu9b6m1we6hh">
               <w:r>
                 <w:rPr>
                   <w:rFonts w:ascii="Arial" w:cs="Arial" w:eastAsia="Arial" w:hAnsi="Arial"/>
@@ -19110,7 +19110,7 @@
             <w:pPr>
               <w:spacing w:after="20" w:before="0"/>
             </w:pPr>
-            <w:hyperlink w:history="1" r:id="rIdlt06xnbuflt1y6bdnrq76">
+            <w:hyperlink w:history="1" r:id="rIdcxzgh09hopufhjfe2ck50">
               <w:r>
                 <w:rPr>
                   <w:rFonts w:ascii="Arial" w:cs="Arial" w:eastAsia="Arial" w:hAnsi="Arial"/>
@@ -19143,7 +19143,7 @@
               <w:spacing w:after="10" w:before="0"/>
               <w:ind w:left="120"/>
             </w:pPr>
-            <w:hyperlink w:history="1" r:id="rId7kbnegajlyiwwmvu0xfic">
+            <w:hyperlink w:history="1" r:id="rIdjqtyr2muj3rskjgvqc717">
               <w:r>
                 <w:rPr>
                   <w:rFonts w:ascii="Arial" w:cs="Arial" w:eastAsia="Arial" w:hAnsi="Arial"/>
@@ -19188,7 +19188,7 @@
             <w:pPr>
               <w:spacing w:after="20" w:before="0"/>
             </w:pPr>
-            <w:hyperlink w:history="1" r:id="rIdbv0viqibdyxuk5cnvyc8p">
+            <w:hyperlink w:history="1" r:id="rIdj4rqcgbt6znkhlmz6acgt">
               <w:r>
                 <w:rPr>
                   <w:rFonts w:ascii="Arial" w:cs="Arial" w:eastAsia="Arial" w:hAnsi="Arial"/>
@@ -19221,7 +19221,7 @@
               <w:spacing w:after="10" w:before="0"/>
               <w:ind w:left="120"/>
             </w:pPr>
-            <w:hyperlink w:history="1" r:id="rIdgnvgwnn7jpet9l4taya--">
+            <w:hyperlink w:history="1" r:id="rIdxjn7jaa6mavfnh8xoabqs">
               <w:r>
                 <w:rPr>
                   <w:rFonts w:ascii="Arial" w:cs="Arial" w:eastAsia="Arial" w:hAnsi="Arial"/>
@@ -20803,7 +20803,7 @@
             <w:pPr>
               <w:spacing w:after="20" w:before="0"/>
             </w:pPr>
-            <w:hyperlink w:history="1" r:id="rIdxmuaie77fvjxsbwxy3fdv">
+            <w:hyperlink w:history="1" r:id="rIdjbrdlgly9t3zom4uc-8jt">
               <w:r>
                 <w:rPr>
                   <w:rFonts w:ascii="Arial" w:cs="Arial" w:eastAsia="Arial" w:hAnsi="Arial"/>
@@ -20836,7 +20836,7 @@
               <w:spacing w:after="10" w:before="0"/>
               <w:ind w:left="120"/>
             </w:pPr>
-            <w:hyperlink w:history="1" r:id="rIdzvb9evh5qrelvieghgs7u">
+            <w:hyperlink w:history="1" r:id="rIdvkxkirzukwrqdet8sqeaw">
               <w:r>
                 <w:rPr>
                   <w:rFonts w:ascii="Arial" w:cs="Arial" w:eastAsia="Arial" w:hAnsi="Arial"/>
@@ -20881,7 +20881,7 @@
             <w:pPr>
               <w:spacing w:after="20" w:before="0"/>
             </w:pPr>
-            <w:hyperlink w:history="1" r:id="rIdsr6ue9o6zca3tn-jmlair">
+            <w:hyperlink w:history="1" r:id="rIdtnxkcbodfnrdpxv30af0w">
               <w:r>
                 <w:rPr>
                   <w:rFonts w:ascii="Arial" w:cs="Arial" w:eastAsia="Arial" w:hAnsi="Arial"/>
@@ -20914,7 +20914,7 @@
               <w:spacing w:after="10" w:before="0"/>
               <w:ind w:left="120"/>
             </w:pPr>
-            <w:hyperlink w:history="1" r:id="rIdhtxsrrojaryogq1mhp190">
+            <w:hyperlink w:history="1" r:id="rIde5vppqz2teuocdepwd7wq">
               <w:r>
                 <w:rPr>
                   <w:rFonts w:ascii="Arial" w:cs="Arial" w:eastAsia="Arial" w:hAnsi="Arial"/>
@@ -21109,7 +21109,7 @@
             <w:pPr>
               <w:spacing w:after="20" w:before="0"/>
             </w:pPr>
-            <w:hyperlink w:history="1" r:id="rIdyzdlgac9iqzkukvhlqvxh">
+            <w:hyperlink w:history="1" r:id="rIdancc9vnlblgydzye17m7m">
               <w:r>
                 <w:rPr>
                   <w:rFonts w:ascii="Arial" w:cs="Arial" w:eastAsia="Arial" w:hAnsi="Arial"/>
@@ -21142,7 +21142,7 @@
               <w:spacing w:after="10" w:before="0"/>
               <w:ind w:left="120"/>
             </w:pPr>
-            <w:hyperlink w:history="1" r:id="rIdhn-kwvugpg_yslpzhkaif">
+            <w:hyperlink w:history="1" r:id="rIdudfk0mdupt6tc2-8g8avs">
               <w:r>
                 <w:rPr>
                   <w:rFonts w:ascii="Arial" w:cs="Arial" w:eastAsia="Arial" w:hAnsi="Arial"/>
@@ -21180,6 +21180,312 @@
                 <w:sz w:val="16"/>
                 <w:szCs w:val="16"/>
               </w:rPr>
+              <w:t xml:space="preserve">📖 HTML:</w:t>
+            </w:r>
+          </w:p>
+          <w:p>
+            <w:pPr>
+              <w:spacing w:after="20" w:before="0"/>
+            </w:pPr>
+            <w:hyperlink w:history="1" r:id="rId1gu1upqo2g3smg5xfvdbf">
+              <w:r>
+                <w:rPr>
+                  <w:rFonts w:ascii="Arial" w:cs="Arial" w:eastAsia="Arial" w:hAnsi="Arial"/>
+                  <w:color w:val="2E75B6"/>
+                  <w:sz w:val="16"/>
+                  <w:szCs w:val="16"/>
+                  <w:u w:val="single" w:color="2E75B6"/>
+                </w:rPr>
+                <w:t xml:space="preserve">Trigonometric Equations Using the Quadratic Formula (Flexbook)</w:t>
+              </w:r>
+            </w:hyperlink>
+          </w:p>
+          <w:p>
+            <w:pPr>
+              <w:spacing w:after="10" w:before="0"/>
+              <w:ind w:left="120"/>
+            </w:pPr>
+            <w:r>
+              <w:rPr>
+                <w:rFonts w:ascii="Arial" w:cs="Arial" w:eastAsia="Arial" w:hAnsi="Arial"/>
+                <w:color w:val="595959"/>
+                <w:sz w:val="14"/>
+                <w:szCs w:val="14"/>
+              </w:rPr>
+              <w:t xml:space="preserve">Source: CK-12</w:t>
+            </w:r>
+          </w:p>
+          <w:p>
+            <w:pPr>
+              <w:spacing w:after="10" w:before="0"/>
+              <w:ind w:left="120"/>
+            </w:pPr>
+            <w:hyperlink w:history="1" r:id="rIdbsd6uil6xqkrdltzbspds">
+              <w:r>
+                <w:rPr>
+                  <w:rFonts w:ascii="Arial" w:cs="Arial" w:eastAsia="Arial" w:hAnsi="Arial"/>
+                  <w:color w:val="595959"/>
+                  <w:sz w:val="14"/>
+                  <w:szCs w:val="14"/>
+                  <w:u w:val="single" w:color="595959"/>
+                </w:rPr>
+                <w:t xml:space="preserve">🔍 Search ARES for similar readings</w:t>
+              </w:r>
+            </w:hyperlink>
+          </w:p>
+        </w:tc>
+        <w:tc>
+          <w:tcPr>
+            <w:tcW w:type="dxa" w:w="3040"/>
+            <w:shd w:fill="FFFFFF" w:color="auto" w:val="clear"/>
+            <w:tcMar>
+              <w:top w:type="dxa" w:w="60"/>
+              <w:left w:type="dxa" w:w="120"/>
+              <w:bottom w:type="dxa" w:w="60"/>
+              <w:right w:type="dxa" w:w="120"/>
+            </w:tcMar>
+            <w:vAlign w:val="top"/>
+          </w:tcPr>
+          <w:p>
+            <w:pPr>
+              <w:spacing w:after="40" w:before="0"/>
+              <w:jc w:val="left"/>
+            </w:pPr>
+            <w:r>
+              <w:rPr>
+                <w:rFonts w:ascii="Arial" w:cs="Arial" w:eastAsia="Arial" w:hAnsi="Arial"/>
+                <w:b w:val="false"/>
+                <w:bCs w:val="false"/>
+                <w:i w:val="false"/>
+                <w:iCs w:val="false"/>
+                <w:color w:val="000000"/>
+                <w:sz w:val="18"/>
+                <w:szCs w:val="18"/>
+              </w:rPr>
+              <w:t xml:space="preserve">Students are organised into three expert groups — Group F (Factorisation), Group C (Completing the Square), and Group Q (Quadratic Formula) — each assigned to solve the Harambee hall equation w² + 2w − 120 = 0 using only their assigned method, written on A3 paper with full working. Each group also answers: (1) What are the two algebraic solutions? (2) Which solution is valid for the hall, and why? (3) What is one advantage of your method for a community member with limited calculator access? After 8 minutes of group work, each group presents their solution in under 90 seconds. The class verifies that all three methods give w = 10 and w = -12, and that w = 10 metres is the valid physical width, making the hall 10 m wide and 12 m long. Students then individually verify by substitution: 10 × 12 = 120 m². A brief class discussion follows: 'The committee now knows the hall is 10 m by 12 m. What new community questions does this open?' Students generate two or three follow-up questions — e.g. how much roofing material is needed, what is the perimeter for walling — which are noted on the DQB as real-world extensions.</w:t>
+            </w:r>
+          </w:p>
+        </w:tc>
+        <w:tc>
+          <w:tcPr>
+            <w:tcW w:type="dxa" w:w="3040"/>
+            <w:shd w:fill="F2F2F2" w:color="auto" w:val="clear"/>
+            <w:tcMar>
+              <w:top w:type="dxa" w:w="60"/>
+              <w:left w:type="dxa" w:w="120"/>
+              <w:bottom w:type="dxa" w:w="60"/>
+              <w:right w:type="dxa" w:w="120"/>
+            </w:tcMar>
+            <w:vAlign w:val="top"/>
+          </w:tcPr>
+          <w:p>
+            <w:pPr>
+              <w:spacing w:after="40" w:before="0"/>
+              <w:jc w:val="left"/>
+            </w:pPr>
+            <w:r>
+              <w:rPr>
+                <w:rFonts w:ascii="Arial" w:cs="Arial" w:eastAsia="Arial" w:hAnsi="Arial"/>
+                <w:b w:val="false"/>
+                <w:bCs w:val="false"/>
+                <w:i w:val="false"/>
+                <w:iCs w:val="false"/>
+                <w:color w:val="000000"/>
+                <w:sz w:val="18"/>
+                <w:szCs w:val="18"/>
+              </w:rPr>
+              <w:t xml:space="preserve">During group work, circulate with targeted questions: to Group F — 'Which factor pair of 120 gives a difference of 2? How does that connect to your b value?'; to Group C — 'When you write (w + 1)² = 121, what does taking the square root of 121 tell you about the two solutions?'; to Group Q — 'Before you substitute into the formula, what does the discriminant tell you about how many real solutions to expect?' WAIT TIME: After each group presents, pause for 20 seconds and ask the class: 'Does the working on this A3 sheet match what your group got? If not, where does it diverge?' During the verification step, say: 'Mathematicians always check their answer. Substitute w = 10 into the original equation — do not assume correctness just because the algebra looks neat.' After the follow-up question generation, affirm: 'Every question you just raised is a new quadratic or geometric problem the committee will face. You have given them a toolkit, not just one answer.'</w:t>
+            </w:r>
+          </w:p>
+        </w:tc>
+        <w:tc>
+          <w:tcPr>
+            <w:tcW w:type="dxa" w:w="3040"/>
+            <w:shd w:fill="FFFFFF" w:color="auto" w:val="clear"/>
+            <w:tcMar>
+              <w:top w:type="dxa" w:w="60"/>
+              <w:left w:type="dxa" w:w="120"/>
+              <w:bottom w:type="dxa" w:w="60"/>
+              <w:right w:type="dxa" w:w="120"/>
+            </w:tcMar>
+            <w:vAlign w:val="top"/>
+          </w:tcPr>
+          <w:p>
+            <w:pPr>
+              <w:spacing w:after="40" w:before="0"/>
+              <w:jc w:val="left"/>
+            </w:pPr>
+            <w:r>
+              <w:rPr>
+                <w:rFonts w:ascii="Arial" w:cs="Arial" w:eastAsia="Arial" w:hAnsi="Arial"/>
+                <w:b w:val="false"/>
+                <w:bCs w:val="false"/>
+                <w:i w:val="false"/>
+                <w:iCs w:val="false"/>
+                <w:color w:val="000000"/>
+                <w:sz w:val="18"/>
+                <w:szCs w:val="18"/>
+              </w:rPr>
+              <w:t xml:space="preserve">Jigsaw expert-group presentation so all three methods are observed and compared in a single episode; public verification by substitution to model mathematical discipline; generative questioning to show that solving one problem opens further mathematical thinking.</w:t>
+            </w:r>
+          </w:p>
+        </w:tc>
+        <w:tc>
+          <w:tcPr>
+            <w:tcW w:type="dxa" w:w="3040"/>
+            <w:shd w:fill="F2F2F2" w:color="auto" w:val="clear"/>
+            <w:tcMar>
+              <w:top w:type="dxa" w:w="60"/>
+              <w:left w:type="dxa" w:w="120"/>
+              <w:bottom w:type="dxa" w:w="60"/>
+              <w:right w:type="dxa" w:w="120"/>
+            </w:tcMar>
+            <w:vAlign w:val="top"/>
+          </w:tcPr>
+          <w:p>
+            <w:pPr>
+              <w:spacing w:after="40" w:before="0"/>
+              <w:jc w:val="left"/>
+            </w:pPr>
+            <w:r>
+              <w:rPr>
+                <w:rFonts w:ascii="Arial" w:cs="Arial" w:eastAsia="Arial" w:hAnsi="Arial"/>
+                <w:b w:val="false"/>
+                <w:bCs w:val="false"/>
+                <w:i w:val="false"/>
+                <w:iCs w:val="false"/>
+                <w:color w:val="000000"/>
+                <w:sz w:val="18"/>
+                <w:szCs w:val="18"/>
+              </w:rPr>
+              <w:t xml:space="preserve">Teacher photographs each A3 sheet for later review. During presentations, teacher listens for: correct application of Zero Product Property (Group F), correct completion of the square with the constant term moved first (Group C), correct substitution of a = 1, b = 2, c = -120 into the formula (Group Q). Any procedural error is flagged with 'I notice a step here — can the presenting group talk me through it?' rather than direct correction, preserving group ownership.</w:t>
+            </w:r>
+          </w:p>
+        </w:tc>
+      </w:tr>
+      <w:tr>
+        <w:tc>
+          <w:tcPr>
+            <w:tcW w:type="dxa" w:w="1520"/>
+            <w:shd w:fill="E2EFDA" w:color="auto" w:val="clear"/>
+            <w:tcMar>
+              <w:top w:type="dxa" w:w="60"/>
+              <w:left w:type="dxa" w:w="120"/>
+              <w:bottom w:type="dxa" w:w="60"/>
+              <w:right w:type="dxa" w:w="120"/>
+            </w:tcMar>
+            <w:vAlign w:val="top"/>
+          </w:tcPr>
+          <w:p>
+            <w:pPr>
+              <w:spacing w:after="40" w:before="0"/>
+              <w:jc w:val="left"/>
+            </w:pPr>
+            <w:r>
+              <w:rPr>
+                <w:rFonts w:ascii="Arial" w:cs="Arial" w:eastAsia="Arial" w:hAnsi="Arial"/>
+                <w:b/>
+                <w:bCs/>
+                <w:i w:val="false"/>
+                <w:iCs w:val="false"/>
+                <w:color w:val="000000"/>
+                <w:sz w:val="18"/>
+                <w:szCs w:val="18"/>
+              </w:rPr>
+              <w:t xml:space="preserve">Explain Phase</w:t>
+            </w:r>
+          </w:p>
+          <w:p>
+            <w:pPr>
+              <w:spacing w:after="20" w:before="0"/>
+            </w:pPr>
+            <w:r>
+              <w:rPr>
+                <w:rFonts w:ascii="Arial" w:cs="Arial" w:eastAsia="Arial" w:hAnsi="Arial"/>
+                <w:b/>
+                <w:bCs/>
+                <w:color w:val="1F3864"/>
+                <w:sz w:val="16"/>
+                <w:szCs w:val="16"/>
+              </w:rPr>
+              <w:t xml:space="preserve">📹 VIDEO:</w:t>
+            </w:r>
+          </w:p>
+          <w:p>
+            <w:pPr>
+              <w:spacing w:after="20" w:before="0"/>
+            </w:pPr>
+            <w:hyperlink w:history="1" r:id="rIdud1p-o7xkzeczpnij9cmc">
+              <w:r>
+                <w:rPr>
+                  <w:rFonts w:ascii="Arial" w:cs="Arial" w:eastAsia="Arial" w:hAnsi="Arial"/>
+                  <w:color w:val="2E75B6"/>
+                  <w:sz w:val="16"/>
+                  <w:szCs w:val="16"/>
+                  <w:u w:val="single" w:color="2E75B6"/>
+                </w:rPr>
+                <w:t xml:space="preserve">Solving Real-World Problems Using Quadratic Equations: A Sample Application</w:t>
+              </w:r>
+            </w:hyperlink>
+          </w:p>
+          <w:p>
+            <w:pPr>
+              <w:spacing w:after="10" w:before="0"/>
+              <w:ind w:left="120"/>
+            </w:pPr>
+            <w:r>
+              <w:rPr>
+                <w:rFonts w:ascii="Arial" w:cs="Arial" w:eastAsia="Arial" w:hAnsi="Arial"/>
+                <w:color w:val="595959"/>
+                <w:sz w:val="14"/>
+                <w:szCs w:val="14"/>
+              </w:rPr>
+              <w:t xml:space="preserve">Source: CK-12</w:t>
+            </w:r>
+          </w:p>
+          <w:p>
+            <w:pPr>
+              <w:spacing w:after="10" w:before="0"/>
+              <w:ind w:left="120"/>
+            </w:pPr>
+            <w:hyperlink w:history="1" r:id="rIdqsie5aurq0yv90re3jqy_">
+              <w:r>
+                <w:rPr>
+                  <w:rFonts w:ascii="Arial" w:cs="Arial" w:eastAsia="Arial" w:hAnsi="Arial"/>
+                  <w:color w:val="595959"/>
+                  <w:sz w:val="14"/>
+                  <w:szCs w:val="14"/>
+                  <w:u w:val="single" w:color="595959"/>
+                </w:rPr>
+                <w:t xml:space="preserve">🔍 Search ARES for similar videos</w:t>
+              </w:r>
+            </w:hyperlink>
+          </w:p>
+          <w:p>
+            <w:pPr>
+              <w:spacing w:after="40" w:before="0"/>
+            </w:pPr>
+            <w:r>
+              <w:rPr>
+                <w:sz w:val="14"/>
+                <w:szCs w:val="14"/>
+              </w:rPr>
+              <w:t xml:space="preserve"/>
+            </w:r>
+          </w:p>
+          <w:p>
+            <w:pPr>
+              <w:spacing w:after="20" w:before="0"/>
+            </w:pPr>
+            <w:r>
+              <w:rPr>
+                <w:rFonts w:ascii="Arial" w:cs="Arial" w:eastAsia="Arial" w:hAnsi="Arial"/>
+                <w:b/>
+                <w:bCs/>
+                <w:color w:val="1F3864"/>
+                <w:sz w:val="16"/>
+                <w:szCs w:val="16"/>
+              </w:rPr>
               <w:t xml:space="preserve">📖 EXERCISE:</w:t>
             </w:r>
           </w:p>
@@ -21187,7 +21493,313 @@
             <w:pPr>
               <w:spacing w:after="20" w:before="0"/>
             </w:pPr>
-            <w:hyperlink w:history="1" r:id="rId2y1kywzygq12kdyelcxr0">
+            <w:hyperlink w:history="1" r:id="rId8arqp9rinatfgdcw1ujpg">
+              <w:r>
+                <w:rPr>
+                  <w:rFonts w:ascii="Arial" w:cs="Arial" w:eastAsia="Arial" w:hAnsi="Arial"/>
+                  <w:color w:val="2E75B6"/>
+                  <w:sz w:val="16"/>
+                  <w:szCs w:val="16"/>
+                  <w:u w:val="single" w:color="2E75B6"/>
+                </w:rPr>
+                <w:t xml:space="preserve">Trigonometric Equations Using the Quadratic Formula Practice</w:t>
+              </w:r>
+            </w:hyperlink>
+          </w:p>
+          <w:p>
+            <w:pPr>
+              <w:spacing w:after="10" w:before="0"/>
+              <w:ind w:left="120"/>
+            </w:pPr>
+            <w:r>
+              <w:rPr>
+                <w:rFonts w:ascii="Arial" w:cs="Arial" w:eastAsia="Arial" w:hAnsi="Arial"/>
+                <w:color w:val="595959"/>
+                <w:sz w:val="14"/>
+                <w:szCs w:val="14"/>
+              </w:rPr>
+              <w:t xml:space="preserve">Source: CK-12</w:t>
+            </w:r>
+          </w:p>
+          <w:p>
+            <w:pPr>
+              <w:spacing w:after="10" w:before="0"/>
+              <w:ind w:left="120"/>
+            </w:pPr>
+            <w:hyperlink w:history="1" r:id="rIdf3wx5drt5fgd8ffmzycty">
+              <w:r>
+                <w:rPr>
+                  <w:rFonts w:ascii="Arial" w:cs="Arial" w:eastAsia="Arial" w:hAnsi="Arial"/>
+                  <w:color w:val="595959"/>
+                  <w:sz w:val="14"/>
+                  <w:szCs w:val="14"/>
+                  <w:u w:val="single" w:color="595959"/>
+                </w:rPr>
+                <w:t xml:space="preserve">🔍 Search ARES for similar readings</w:t>
+              </w:r>
+            </w:hyperlink>
+          </w:p>
+        </w:tc>
+        <w:tc>
+          <w:tcPr>
+            <w:tcW w:type="dxa" w:w="3040"/>
+            <w:shd w:fill="FFFFFF" w:color="auto" w:val="clear"/>
+            <w:tcMar>
+              <w:top w:type="dxa" w:w="60"/>
+              <w:left w:type="dxa" w:w="120"/>
+              <w:bottom w:type="dxa" w:w="60"/>
+              <w:right w:type="dxa" w:w="120"/>
+            </w:tcMar>
+            <w:vAlign w:val="top"/>
+          </w:tcPr>
+          <w:p>
+            <w:pPr>
+              <w:spacing w:after="40" w:before="0"/>
+              <w:jc w:val="left"/>
+            </w:pPr>
+            <w:r>
+              <w:rPr>
+                <w:rFonts w:ascii="Arial" w:cs="Arial" w:eastAsia="Arial" w:hAnsi="Arial"/>
+                <w:b w:val="false"/>
+                <w:bCs w:val="false"/>
+                <w:i w:val="false"/>
+                <w:iCs w:val="false"/>
+                <w:color w:val="000000"/>
+                <w:sz w:val="18"/>
+                <w:szCs w:val="18"/>
+              </w:rPr>
+              <w:t xml:space="preserve">Students now work in new mixed groups (one member from each expert group), each tackling one of three new Kenyan-context problems printed on cards. Problem A — Kisumu Fish-Drying Yard: A fishing cooperative in Kisumu needs a rectangular drying yard with area 84 m². The length must be 5 m more than the width. Write and solve the quadratic equation to find the dimensions. Problem B — Githurai Construction Border: The Harambee committee wants to add a uniform tiled border of width x around the 10 m by 12 m hall floor, so the total floor-plus-border area is 180 m². Write and solve the quadratic equation to find x. Problem C — Nakuru School Fundraising: A school in Nakuru sells chapati at a price of p shillings each. Revenue R = p(80 − p). Find the price p that gives revenue of 1 500 shillings. Each group must: (1) define the variable and write the quadratic in standard form; (2) choose a solution method and state why; (3) solve fully and verify; (4) interpret both solutions in context and state which is valid. Groups record work on A3 paper. After 10 minutes, groups do a gallery walk — rotating to the next problem card and A3 sheet, adding a green tick if they agree with the working or a yellow sticky note with a question if they do not.</w:t>
+            </w:r>
+          </w:p>
+        </w:tc>
+        <w:tc>
+          <w:tcPr>
+            <w:tcW w:type="dxa" w:w="3040"/>
+            <w:shd w:fill="F2F2F2" w:color="auto" w:val="clear"/>
+            <w:tcMar>
+              <w:top w:type="dxa" w:w="60"/>
+              <w:left w:type="dxa" w:w="120"/>
+              <w:bottom w:type="dxa" w:w="60"/>
+              <w:right w:type="dxa" w:w="120"/>
+            </w:tcMar>
+            <w:vAlign w:val="top"/>
+          </w:tcPr>
+          <w:p>
+            <w:pPr>
+              <w:spacing w:after="40" w:before="0"/>
+              <w:jc w:val="left"/>
+            </w:pPr>
+            <w:r>
+              <w:rPr>
+                <w:rFonts w:ascii="Arial" w:cs="Arial" w:eastAsia="Arial" w:hAnsi="Arial"/>
+                <w:b w:val="false"/>
+                <w:bCs w:val="false"/>
+                <w:i w:val="false"/>
+                <w:iCs w:val="false"/>
+                <w:color w:val="000000"/>
+                <w:sz w:val="18"/>
+                <w:szCs w:val="18"/>
+              </w:rPr>
+              <w:t xml:space="preserve">Introduce the three problems by saying: 'These are not invented problems — fish drying, tiled borders, and food pricing are real planning challenges in Kenyan communities right now. Your job is to show that quadratic equations are practical tools, not abstract puzzles.' During group work, use targeted prompts: for Problem A — 'Before you expand, write w(w + 5) = 84. What is the standard form? What is a, b, c?'; for Problem B — 'The new total dimensions are (10 + 2x) by (12 + 2x). Expand that product carefully.'; for Problem C — 'p(80 − p) = 1500 — rearrange this before choosing your method. What does the discriminant tell you?' WAIT TIME: At the gallery walk transition, say: 'You have 60 seconds at each station. Read the full working before writing anything.' After the gallery walk, bring the class together: 'Did any group find a station where both algebraic solutions were physically valid? What does that mean?' Highlight that Problem C may yield two valid prices, and that context — not just algebra — determines whether we accept one or both. Close the Explain phase by returning to the board tally from the Predict phase: 'Has anyone changed their preferred method after seeing all three problems? Why?'</w:t>
+            </w:r>
+          </w:p>
+        </w:tc>
+        <w:tc>
+          <w:tcPr>
+            <w:tcW w:type="dxa" w:w="3040"/>
+            <w:shd w:fill="FFFFFF" w:color="auto" w:val="clear"/>
+            <w:tcMar>
+              <w:top w:type="dxa" w:w="60"/>
+              <w:left w:type="dxa" w:w="120"/>
+              <w:bottom w:type="dxa" w:w="60"/>
+              <w:right w:type="dxa" w:w="120"/>
+            </w:tcMar>
+            <w:vAlign w:val="top"/>
+          </w:tcPr>
+          <w:p>
+            <w:pPr>
+              <w:spacing w:after="40" w:before="0"/>
+              <w:jc w:val="left"/>
+            </w:pPr>
+            <w:r>
+              <w:rPr>
+                <w:rFonts w:ascii="Arial" w:cs="Arial" w:eastAsia="Arial" w:hAnsi="Arial"/>
+                <w:b w:val="false"/>
+                <w:bCs w:val="false"/>
+                <w:i w:val="false"/>
+                <w:iCs w:val="false"/>
+                <w:color w:val="000000"/>
+                <w:sz w:val="18"/>
+                <w:szCs w:val="18"/>
+              </w:rPr>
+              <w:t xml:space="preserve">Authentic new-context problems require students to transfer, not just repeat; gallery walk creates peer review and accountability without teacher arbitration; returning to the Predict-phase tally creates a visible narrative of conceptual growth within a single lesson.</w:t>
+            </w:r>
+          </w:p>
+        </w:tc>
+        <w:tc>
+          <w:tcPr>
+            <w:tcW w:type="dxa" w:w="3040"/>
+            <w:shd w:fill="F2F2F2" w:color="auto" w:val="clear"/>
+            <w:tcMar>
+              <w:top w:type="dxa" w:w="60"/>
+              <w:left w:type="dxa" w:w="120"/>
+              <w:bottom w:type="dxa" w:w="60"/>
+              <w:right w:type="dxa" w:w="120"/>
+            </w:tcMar>
+            <w:vAlign w:val="top"/>
+          </w:tcPr>
+          <w:p>
+            <w:pPr>
+              <w:spacing w:after="40" w:before="0"/>
+              <w:jc w:val="left"/>
+            </w:pPr>
+            <w:r>
+              <w:rPr>
+                <w:rFonts w:ascii="Arial" w:cs="Arial" w:eastAsia="Arial" w:hAnsi="Arial"/>
+                <w:b w:val="false"/>
+                <w:bCs w:val="false"/>
+                <w:i w:val="false"/>
+                <w:iCs w:val="false"/>
+                <w:color w:val="000000"/>
+                <w:sz w:val="18"/>
+                <w:szCs w:val="18"/>
+              </w:rPr>
+              <w:t xml:space="preserve">Teacher collects A3 sheets and yellow sticky-note questions after the gallery walk. Formative indicators: (a) correct construction of the quadratic in standard form from a word problem (modelling competency); (b) appropriate method selection with justification; (c) correct contextual interpretation of both roots. Yellow sticky notes with mathematical questions (not just 'I do not understand') signal deeper engagement and are used to prioritise the Model Building discussion.</w:t>
+            </w:r>
+          </w:p>
+        </w:tc>
+      </w:tr>
+      <w:tr>
+        <w:tc>
+          <w:tcPr>
+            <w:tcW w:type="dxa" w:w="1520"/>
+            <w:shd w:fill="FCE4D6" w:color="auto" w:val="clear"/>
+            <w:tcMar>
+              <w:top w:type="dxa" w:w="60"/>
+              <w:left w:type="dxa" w:w="120"/>
+              <w:bottom w:type="dxa" w:w="60"/>
+              <w:right w:type="dxa" w:w="120"/>
+            </w:tcMar>
+            <w:vAlign w:val="top"/>
+          </w:tcPr>
+          <w:p>
+            <w:pPr>
+              <w:spacing w:after="40" w:before="0"/>
+              <w:jc w:val="left"/>
+            </w:pPr>
+            <w:r>
+              <w:rPr>
+                <w:rFonts w:ascii="Arial" w:cs="Arial" w:eastAsia="Arial" w:hAnsi="Arial"/>
+                <w:b/>
+                <w:bCs/>
+                <w:i w:val="false"/>
+                <w:iCs w:val="false"/>
+                <w:color w:val="000000"/>
+                <w:sz w:val="18"/>
+                <w:szCs w:val="18"/>
+              </w:rPr>
+              <w:t xml:space="preserve">Driving Question Board (DQB) Creation</w:t>
+            </w:r>
+          </w:p>
+          <w:p>
+            <w:pPr>
+              <w:spacing w:after="20" w:before="0"/>
+            </w:pPr>
+            <w:r>
+              <w:rPr>
+                <w:rFonts w:ascii="Arial" w:cs="Arial" w:eastAsia="Arial" w:hAnsi="Arial"/>
+                <w:b/>
+                <w:bCs/>
+                <w:color w:val="1F3864"/>
+                <w:sz w:val="16"/>
+                <w:szCs w:val="16"/>
+              </w:rPr>
+              <w:t xml:space="preserve">📹 VIDEO:</w:t>
+            </w:r>
+          </w:p>
+          <w:p>
+            <w:pPr>
+              <w:spacing w:after="20" w:before="0"/>
+            </w:pPr>
+            <w:hyperlink w:history="1" r:id="rId53endmctk34xnslfexdjm">
+              <w:r>
+                <w:rPr>
+                  <w:rFonts w:ascii="Arial" w:cs="Arial" w:eastAsia="Arial" w:hAnsi="Arial"/>
+                  <w:color w:val="2E75B6"/>
+                  <w:sz w:val="16"/>
+                  <w:szCs w:val="16"/>
+                  <w:u w:val="single" w:color="2E75B6"/>
+                </w:rPr>
+                <w:t xml:space="preserve">Solving Real-World Problems Using Quadratic Equations: A Sample Application</w:t>
+              </w:r>
+            </w:hyperlink>
+          </w:p>
+          <w:p>
+            <w:pPr>
+              <w:spacing w:after="10" w:before="0"/>
+              <w:ind w:left="120"/>
+            </w:pPr>
+            <w:r>
+              <w:rPr>
+                <w:rFonts w:ascii="Arial" w:cs="Arial" w:eastAsia="Arial" w:hAnsi="Arial"/>
+                <w:color w:val="595959"/>
+                <w:sz w:val="14"/>
+                <w:szCs w:val="14"/>
+              </w:rPr>
+              <w:t xml:space="preserve">Source: CK-12</w:t>
+            </w:r>
+          </w:p>
+          <w:p>
+            <w:pPr>
+              <w:spacing w:after="10" w:before="0"/>
+              <w:ind w:left="120"/>
+            </w:pPr>
+            <w:hyperlink w:history="1" r:id="rIdbdw2ctb7gozramg4zfj9m">
+              <w:r>
+                <w:rPr>
+                  <w:rFonts w:ascii="Arial" w:cs="Arial" w:eastAsia="Arial" w:hAnsi="Arial"/>
+                  <w:color w:val="595959"/>
+                  <w:sz w:val="14"/>
+                  <w:szCs w:val="14"/>
+                  <w:u w:val="single" w:color="595959"/>
+                </w:rPr>
+                <w:t xml:space="preserve">🔍 Search ARES for similar videos</w:t>
+              </w:r>
+            </w:hyperlink>
+          </w:p>
+          <w:p>
+            <w:pPr>
+              <w:spacing w:after="40" w:before="0"/>
+            </w:pPr>
+            <w:r>
+              <w:rPr>
+                <w:sz w:val="14"/>
+                <w:szCs w:val="14"/>
+              </w:rPr>
+              <w:t xml:space="preserve"/>
+            </w:r>
+          </w:p>
+          <w:p>
+            <w:pPr>
+              <w:spacing w:after="20" w:before="0"/>
+            </w:pPr>
+            <w:r>
+              <w:rPr>
+                <w:rFonts w:ascii="Arial" w:cs="Arial" w:eastAsia="Arial" w:hAnsi="Arial"/>
+                <w:b/>
+                <w:bCs/>
+                <w:color w:val="1F3864"/>
+                <w:sz w:val="16"/>
+                <w:szCs w:val="16"/>
+              </w:rPr>
+              <w:t xml:space="preserve">📖 EXERCISE:</w:t>
+            </w:r>
+          </w:p>
+          <w:p>
+            <w:pPr>
+              <w:spacing w:after="20" w:before="0"/>
+            </w:pPr>
+            <w:hyperlink w:history="1" r:id="rIdhlrfobh3uyz9lh0u7tmjr">
               <w:r>
                 <w:rPr>
                   <w:rFonts w:ascii="Arial" w:cs="Arial" w:eastAsia="Arial" w:hAnsi="Arial"/>
@@ -21220,7 +21832,7 @@
               <w:spacing w:after="10" w:before="0"/>
               <w:ind w:left="120"/>
             </w:pPr>
-            <w:hyperlink w:history="1" r:id="rIdv9tvugbvgv6nzyjoyk_71">
+            <w:hyperlink w:history="1" r:id="rIddkfkglmtz2xympaicpfnh">
               <w:r>
                 <w:rPr>
                   <w:rFonts w:ascii="Arial" w:cs="Arial" w:eastAsia="Arial" w:hAnsi="Arial"/>
@@ -21262,7 +21874,7 @@
                 <w:sz w:val="18"/>
                 <w:szCs w:val="18"/>
               </w:rPr>
-              <w:t xml:space="preserve">Students are organised into three expert groups — Group F (Factorisation), Group C (Completing the Square), and Group Q (Quadratic Formula) — each assigned to solve the Harambee hall equation w² + 2w − 120 = 0 using only their assigned method, written on A3 paper with full working. Each group also answers: (1) What are the two algebraic solutions? (2) Which solution is valid for the hall, and why? (3) What is one advantage of your method for a community member with limited calculator access? After 8 minutes of group work, each group presents their solution in under 90 seconds. The class verifies that all three methods give w = 10 and w = -12, and that w = 10 metres is the valid physical width, making the hall 10 m wide and 12 m long. Students then individually verify by substitution: 10 × 12 = 120 m². A brief class discussion follows: 'The committee now knows the hall is 10 m by 12 m. What new community questions does this open?' Students generate two or three follow-up questions — e.g. how much roofing material is needed, what is the perimeter for walling — which are noted on the DQB as real-world extensions.</w:t>
+              <w:t xml:space="preserve">The full DQB — all cards posted across Lessons 1 through 6 — is displayed. The teacher reads aloud each original 'What we wonder' card from Lesson 1. For each card, a volunteer identifies which lesson and which activity provided the answer, and places a green 'ANSWERED' sticker on the card. Sample wonder cards and their closures: 'Why can we not use a linear equation for area problems?' — closed in Lesson 1 and confirmed today; 'How do we expand two brackets?' — closed in Lesson 2; 'How do we reverse expansion?' — closed in Lesson 3; 'Can an equation have two correct answers?' — closed in Lesson 4 and enriched today; 'What do we do when factorisation fails?' — closed in Lessons 5 and 6; 'Is there one formula that always works?' — closed in Lesson 6. Students then write on a new card the most important thing they personally learned across the unit and post it in the 'We now know' column. Finally, if any genuine new question has emerged — e.g. 'What happens when the discriminant is negative in a real problem?' — it is posted in a new 'Beyond this unit' column, honouring intellectual curiosity without leaving false gaps.</w:t>
             </w:r>
           </w:p>
         </w:tc>
@@ -21294,7 +21906,7 @@
                 <w:sz w:val="18"/>
                 <w:szCs w:val="18"/>
               </w:rPr>
-              <w:t xml:space="preserve">During group work, circulate with targeted questions: to Group F — 'Which factor pair of 120 gives a difference of 2? How does that connect to your b value?'; to Group C — 'When you write (w + 1)² = 121, what does taking the square root of 121 tell you about the two solutions?'; to Group Q — 'Before you substitute into the formula, what does the discriminant tell you about how many real solutions to expect?' WAIT TIME: After each group presents, pause for 20 seconds and ask the class: 'Does the working on this A3 sheet match what your group got? If not, where does it diverge?' During the verification step, say: 'Mathematicians always check their answer. Substitute w = 10 into the original equation — do not assume correctness just because the algebra looks neat.' After the follow-up question generation, affirm: 'Every question you just raised is a new quadratic or geometric problem the committee will face. You have given them a toolkit, not just one answer.'</w:t>
+              <w:t xml:space="preserve">Stand beside the DQB and facilitate with genuine celebration: 'Every single card on this board was written by someone in this room six weeks ago. You were honest enough to admit you did not know something. Now look at what you know.' Read each wonder card slowly, pausing for volunteers. If no volunteer comes forward for a card, prompt: 'Which lesson do you remember when this clicked for you?' WAIT TIME: After all cards are stickered, give 90 seconds of silent individual writing for the personal 'We now know' card before posting. When a student raises a new question for 'Beyond this unit', respond: 'That is exactly the kind of question that takes someone into Form 4 Further Mathematics or university engineering. Write it down — it belongs to you.' Close the DQB phase by returning to the Driving Question itself: 'How can we use quadratic equations to find unknown dimensions and quantities that help our community solve real planning problems — like building the Harambee hall in Githurai?' Ask: 'Can we now answer this fully?' Accept two or three student answers verbally, then confirm: 'Yes — and you just proved it with three different methods, three different community problems, and a 10-by-12-metre hall that the Githurai committee can now actually build.'</w:t>
             </w:r>
           </w:p>
         </w:tc>
@@ -21326,7 +21938,7 @@
                 <w:sz w:val="18"/>
                 <w:szCs w:val="18"/>
               </w:rPr>
-              <w:t xml:space="preserve">Jigsaw expert-group presentation so all three methods are observed and compared in a single episode; public verification by substitution to model mathematical discipline; generative questioning to show that solving one problem opens further mathematical thinking.</w:t>
+              <w:t xml:space="preserve">Formal DQB closure makes the arc of learning visible and celebratory; the 'Beyond this unit' column preserves intellectual honesty and models how mathematics is open-ended; connecting the final DQB moment to the original Driving Question creates narrative closure without foreclosing curiosity.</w:t>
             </w:r>
           </w:p>
         </w:tc>
@@ -21358,7 +21970,7 @@
                 <w:sz w:val="18"/>
                 <w:szCs w:val="18"/>
               </w:rPr>
-              <w:t xml:space="preserve">Teacher photographs each A3 sheet for later review. During presentations, teacher listens for: correct application of Zero Product Property (Group F), correct completion of the square with the constant term moved first (Group C), correct substitution of a = 1, b = 2, c = -120 into the formula (Group Q). Any procedural error is flagged with 'I notice a step here — can the presenting group talk me through it?' rather than direct correction, preserving group ownership.</w:t>
+              <w:t xml:space="preserve">Teacher reads all 'We now know' cards as students post them, noting: (a) whether students identify conceptual learning (not just procedural steps); (b) whether any card reveals a residual misconception that needs individual follow-up after the lesson; (c) the quality of 'Beyond this unit' questions as an indicator of mathematical curiosity. Cards with procedural-only statements (e.g. 'I learned the formula') are noted for students who may benefit from additional conceptual discussion.</w:t>
             </w:r>
           </w:p>
         </w:tc>
@@ -21367,32 +21979,32 @@
         <w:tc>
           <w:tcPr>
             <w:tcW w:type="dxa" w:w="1520"/>
-            <w:shd w:fill="E2EFDA" w:color="auto" w:val="clear"/>
-            <w:tcMar>
-              <w:top w:type="dxa" w:w="60"/>
-              <w:left w:type="dxa" w:w="120"/>
-              <w:bottom w:type="dxa" w:w="60"/>
-              <w:right w:type="dxa" w:w="120"/>
-            </w:tcMar>
-            <w:vAlign w:val="top"/>
-          </w:tcPr>
-          <w:p>
-            <w:pPr>
-              <w:spacing w:after="40" w:before="0"/>
-              <w:jc w:val="left"/>
-            </w:pPr>
-            <w:r>
-              <w:rPr>
-                <w:rFonts w:ascii="Arial" w:cs="Arial" w:eastAsia="Arial" w:hAnsi="Arial"/>
-                <w:b/>
-                <w:bCs/>
-                <w:i w:val="false"/>
-                <w:iCs w:val="false"/>
-                <w:color w:val="000000"/>
-                <w:sz w:val="18"/>
-                <w:szCs w:val="18"/>
-              </w:rPr>
-              <w:t xml:space="preserve">Explain Phase</w:t>
+            <w:shd w:fill="D5E8F0" w:color="auto" w:val="clear"/>
+            <w:tcMar>
+              <w:top w:type="dxa" w:w="60"/>
+              <w:left w:type="dxa" w:w="120"/>
+              <w:bottom w:type="dxa" w:w="60"/>
+              <w:right w:type="dxa" w:w="120"/>
+            </w:tcMar>
+            <w:vAlign w:val="top"/>
+          </w:tcPr>
+          <w:p>
+            <w:pPr>
+              <w:spacing w:after="40" w:before="0"/>
+              <w:jc w:val="left"/>
+            </w:pPr>
+            <w:r>
+              <w:rPr>
+                <w:rFonts w:ascii="Arial" w:cs="Arial" w:eastAsia="Arial" w:hAnsi="Arial"/>
+                <w:b/>
+                <w:bCs/>
+                <w:i w:val="false"/>
+                <w:iCs w:val="false"/>
+                <w:color w:val="000000"/>
+                <w:sz w:val="18"/>
+                <w:szCs w:val="18"/>
+              </w:rPr>
+              <w:t xml:space="preserve">Model Building Phase</w:t>
             </w:r>
           </w:p>
           <w:p>
@@ -21415,7 +22027,7 @@
             <w:pPr>
               <w:spacing w:after="20" w:before="0"/>
             </w:pPr>
-            <w:hyperlink w:history="1" r:id="rIdlgk7alhkgnktxdfiyvyuo">
+            <w:hyperlink w:history="1" r:id="rIdwunkwmv4vvhelc9ou3eia">
               <w:r>
                 <w:rPr>
                   <w:rFonts w:ascii="Arial" w:cs="Arial" w:eastAsia="Arial" w:hAnsi="Arial"/>
@@ -21424,7 +22036,7 @@
                   <w:szCs w:val="16"/>
                   <w:u w:val="single" w:color="2E75B6"/>
                 </w:rPr>
-                <w:t xml:space="preserve">Proof of the quadratic formula</w:t>
+                <w:t xml:space="preserve">Solving Real-World Problems Using Quadratic Equations: A Sample Application</w:t>
               </w:r>
             </w:hyperlink>
           </w:p>
@@ -21440,7 +22052,7 @@
                 <w:sz w:val="14"/>
                 <w:szCs w:val="14"/>
               </w:rPr>
-              <w:t xml:space="preserve">Source: Khan Academy (English - US curriculum)</w:t>
+              <w:t xml:space="preserve">Source: CK-12</w:t>
             </w:r>
           </w:p>
           <w:p>
@@ -21448,7 +22060,7 @@
               <w:spacing w:after="10" w:before="0"/>
               <w:ind w:left="120"/>
             </w:pPr>
-            <w:hyperlink w:history="1" r:id="rIdftgw-qxtu7v1igt_c_4do">
+            <w:hyperlink w:history="1" r:id="rId-eqjjlihhwo5jsait1npf">
               <w:r>
                 <w:rPr>
                   <w:rFonts w:ascii="Arial" w:cs="Arial" w:eastAsia="Arial" w:hAnsi="Arial"/>
@@ -21486,14 +22098,14 @@
                 <w:sz w:val="16"/>
                 <w:szCs w:val="16"/>
               </w:rPr>
-              <w:t xml:space="preserve">📖 EXERCISE:</w:t>
+              <w:t xml:space="preserve">📖 HTML:</w:t>
             </w:r>
           </w:p>
           <w:p>
             <w:pPr>
               <w:spacing w:after="20" w:before="0"/>
             </w:pPr>
-            <w:hyperlink w:history="1" r:id="rId2rbac5ltq8je8zpheeobl">
+            <w:hyperlink w:history="1" r:id="rIdcmhhlecpqeafx45ldc4lh">
               <w:r>
                 <w:rPr>
                   <w:rFonts w:ascii="Arial" w:cs="Arial" w:eastAsia="Arial" w:hAnsi="Arial"/>
@@ -21502,7 +22114,7 @@
                   <w:szCs w:val="16"/>
                   <w:u w:val="single" w:color="2E75B6"/>
                 </w:rPr>
-                <w:t xml:space="preserve">Completing the square</w:t>
+                <w:t xml:space="preserve">Applications of Quadratic Equations (Flexbook)</w:t>
               </w:r>
             </w:hyperlink>
           </w:p>
@@ -21518,7 +22130,7 @@
                 <w:sz w:val="14"/>
                 <w:szCs w:val="14"/>
               </w:rPr>
-              <w:t xml:space="preserve">Source: Khan Academy (English - US curriculum)</w:t>
+              <w:t xml:space="preserve">Source: CK-12</w:t>
             </w:r>
           </w:p>
           <w:p>
@@ -21526,619 +22138,7 @@
               <w:spacing w:after="10" w:before="0"/>
               <w:ind w:left="120"/>
             </w:pPr>
-            <w:hyperlink w:history="1" r:id="rIdogi8krxodgz7tw-3gcfdc">
-              <w:r>
-                <w:rPr>
-                  <w:rFonts w:ascii="Arial" w:cs="Arial" w:eastAsia="Arial" w:hAnsi="Arial"/>
-                  <w:color w:val="595959"/>
-                  <w:sz w:val="14"/>
-                  <w:szCs w:val="14"/>
-                  <w:u w:val="single" w:color="595959"/>
-                </w:rPr>
-                <w:t xml:space="preserve">🔍 Search ARES for similar readings</w:t>
-              </w:r>
-            </w:hyperlink>
-          </w:p>
-        </w:tc>
-        <w:tc>
-          <w:tcPr>
-            <w:tcW w:type="dxa" w:w="3040"/>
-            <w:shd w:fill="FFFFFF" w:color="auto" w:val="clear"/>
-            <w:tcMar>
-              <w:top w:type="dxa" w:w="60"/>
-              <w:left w:type="dxa" w:w="120"/>
-              <w:bottom w:type="dxa" w:w="60"/>
-              <w:right w:type="dxa" w:w="120"/>
-            </w:tcMar>
-            <w:vAlign w:val="top"/>
-          </w:tcPr>
-          <w:p>
-            <w:pPr>
-              <w:spacing w:after="40" w:before="0"/>
-              <w:jc w:val="left"/>
-            </w:pPr>
-            <w:r>
-              <w:rPr>
-                <w:rFonts w:ascii="Arial" w:cs="Arial" w:eastAsia="Arial" w:hAnsi="Arial"/>
-                <w:b w:val="false"/>
-                <w:bCs w:val="false"/>
-                <w:i w:val="false"/>
-                <w:iCs w:val="false"/>
-                <w:color w:val="000000"/>
-                <w:sz w:val="18"/>
-                <w:szCs w:val="18"/>
-              </w:rPr>
-              <w:t xml:space="preserve">Students now work in new mixed groups (one member from each expert group), each tackling one of three new Kenyan-context problems printed on cards. Problem A — Kisumu Fish-Drying Yard: A fishing cooperative in Kisumu needs a rectangular drying yard with area 84 m². The length must be 5 m more than the width. Write and solve the quadratic equation to find the dimensions. Problem B — Githurai Construction Border: The Harambee committee wants to add a uniform tiled border of width x around the 10 m by 12 m hall floor, so the total floor-plus-border area is 180 m². Write and solve the quadratic equation to find x. Problem C — Nakuru School Fundraising: A school in Nakuru sells chapati at a price of p shillings each. Revenue R = p(80 − p). Find the price p that gives revenue of 1 500 shillings. Each group must: (1) define the variable and write the quadratic in standard form; (2) choose a solution method and state why; (3) solve fully and verify; (4) interpret both solutions in context and state which is valid. Groups record work on A3 paper. After 10 minutes, groups do a gallery walk — rotating to the next problem card and A3 sheet, adding a green tick if they agree with the working or a yellow sticky note with a question if they do not.</w:t>
-            </w:r>
-          </w:p>
-        </w:tc>
-        <w:tc>
-          <w:tcPr>
-            <w:tcW w:type="dxa" w:w="3040"/>
-            <w:shd w:fill="F2F2F2" w:color="auto" w:val="clear"/>
-            <w:tcMar>
-              <w:top w:type="dxa" w:w="60"/>
-              <w:left w:type="dxa" w:w="120"/>
-              <w:bottom w:type="dxa" w:w="60"/>
-              <w:right w:type="dxa" w:w="120"/>
-            </w:tcMar>
-            <w:vAlign w:val="top"/>
-          </w:tcPr>
-          <w:p>
-            <w:pPr>
-              <w:spacing w:after="40" w:before="0"/>
-              <w:jc w:val="left"/>
-            </w:pPr>
-            <w:r>
-              <w:rPr>
-                <w:rFonts w:ascii="Arial" w:cs="Arial" w:eastAsia="Arial" w:hAnsi="Arial"/>
-                <w:b w:val="false"/>
-                <w:bCs w:val="false"/>
-                <w:i w:val="false"/>
-                <w:iCs w:val="false"/>
-                <w:color w:val="000000"/>
-                <w:sz w:val="18"/>
-                <w:szCs w:val="18"/>
-              </w:rPr>
-              <w:t xml:space="preserve">Introduce the three problems by saying: 'These are not invented problems — fish drying, tiled borders, and food pricing are real planning challenges in Kenyan communities right now. Your job is to show that quadratic equations are practical tools, not abstract puzzles.' During group work, use targeted prompts: for Problem A — 'Before you expand, write w(w + 5) = 84. What is the standard form? What is a, b, c?'; for Problem B — 'The new total dimensions are (10 + 2x) by (12 + 2x). Expand that product carefully.'; for Problem C — 'p(80 − p) = 1500 — rearrange this before choosing your method. What does the discriminant tell you?' WAIT TIME: At the gallery walk transition, say: 'You have 60 seconds at each station. Read the full working before writing anything.' After the gallery walk, bring the class together: 'Did any group find a station where both algebraic solutions were physically valid? What does that mean?' Highlight that Problem C may yield two valid prices, and that context — not just algebra — determines whether we accept one or both. Close the Explain phase by returning to the board tally from the Predict phase: 'Has anyone changed their preferred method after seeing all three problems? Why?'</w:t>
-            </w:r>
-          </w:p>
-        </w:tc>
-        <w:tc>
-          <w:tcPr>
-            <w:tcW w:type="dxa" w:w="3040"/>
-            <w:shd w:fill="FFFFFF" w:color="auto" w:val="clear"/>
-            <w:tcMar>
-              <w:top w:type="dxa" w:w="60"/>
-              <w:left w:type="dxa" w:w="120"/>
-              <w:bottom w:type="dxa" w:w="60"/>
-              <w:right w:type="dxa" w:w="120"/>
-            </w:tcMar>
-            <w:vAlign w:val="top"/>
-          </w:tcPr>
-          <w:p>
-            <w:pPr>
-              <w:spacing w:after="40" w:before="0"/>
-              <w:jc w:val="left"/>
-            </w:pPr>
-            <w:r>
-              <w:rPr>
-                <w:rFonts w:ascii="Arial" w:cs="Arial" w:eastAsia="Arial" w:hAnsi="Arial"/>
-                <w:b w:val="false"/>
-                <w:bCs w:val="false"/>
-                <w:i w:val="false"/>
-                <w:iCs w:val="false"/>
-                <w:color w:val="000000"/>
-                <w:sz w:val="18"/>
-                <w:szCs w:val="18"/>
-              </w:rPr>
-              <w:t xml:space="preserve">Authentic new-context problems require students to transfer, not just repeat; gallery walk creates peer review and accountability without teacher arbitration; returning to the Predict-phase tally creates a visible narrative of conceptual growth within a single lesson.</w:t>
-            </w:r>
-          </w:p>
-        </w:tc>
-        <w:tc>
-          <w:tcPr>
-            <w:tcW w:type="dxa" w:w="3040"/>
-            <w:shd w:fill="F2F2F2" w:color="auto" w:val="clear"/>
-            <w:tcMar>
-              <w:top w:type="dxa" w:w="60"/>
-              <w:left w:type="dxa" w:w="120"/>
-              <w:bottom w:type="dxa" w:w="60"/>
-              <w:right w:type="dxa" w:w="120"/>
-            </w:tcMar>
-            <w:vAlign w:val="top"/>
-          </w:tcPr>
-          <w:p>
-            <w:pPr>
-              <w:spacing w:after="40" w:before="0"/>
-              <w:jc w:val="left"/>
-            </w:pPr>
-            <w:r>
-              <w:rPr>
-                <w:rFonts w:ascii="Arial" w:cs="Arial" w:eastAsia="Arial" w:hAnsi="Arial"/>
-                <w:b w:val="false"/>
-                <w:bCs w:val="false"/>
-                <w:i w:val="false"/>
-                <w:iCs w:val="false"/>
-                <w:color w:val="000000"/>
-                <w:sz w:val="18"/>
-                <w:szCs w:val="18"/>
-              </w:rPr>
-              <w:t xml:space="preserve">Teacher collects A3 sheets and yellow sticky-note questions after the gallery walk. Formative indicators: (a) correct construction of the quadratic in standard form from a word problem (modelling competency); (b) appropriate method selection with justification; (c) correct contextual interpretation of both roots. Yellow sticky notes with mathematical questions (not just 'I do not understand') signal deeper engagement and are used to prioritise the Model Building discussion.</w:t>
-            </w:r>
-          </w:p>
-        </w:tc>
-      </w:tr>
-      <w:tr>
-        <w:tc>
-          <w:tcPr>
-            <w:tcW w:type="dxa" w:w="1520"/>
-            <w:shd w:fill="FCE4D6" w:color="auto" w:val="clear"/>
-            <w:tcMar>
-              <w:top w:type="dxa" w:w="60"/>
-              <w:left w:type="dxa" w:w="120"/>
-              <w:bottom w:type="dxa" w:w="60"/>
-              <w:right w:type="dxa" w:w="120"/>
-            </w:tcMar>
-            <w:vAlign w:val="top"/>
-          </w:tcPr>
-          <w:p>
-            <w:pPr>
-              <w:spacing w:after="40" w:before="0"/>
-              <w:jc w:val="left"/>
-            </w:pPr>
-            <w:r>
-              <w:rPr>
-                <w:rFonts w:ascii="Arial" w:cs="Arial" w:eastAsia="Arial" w:hAnsi="Arial"/>
-                <w:b/>
-                <w:bCs/>
-                <w:i w:val="false"/>
-                <w:iCs w:val="false"/>
-                <w:color w:val="000000"/>
-                <w:sz w:val="18"/>
-                <w:szCs w:val="18"/>
-              </w:rPr>
-              <w:t xml:space="preserve">Driving Question Board (DQB) Creation</w:t>
-            </w:r>
-          </w:p>
-          <w:p>
-            <w:pPr>
-              <w:spacing w:after="20" w:before="0"/>
-            </w:pPr>
-            <w:r>
-              <w:rPr>
-                <w:rFonts w:ascii="Arial" w:cs="Arial" w:eastAsia="Arial" w:hAnsi="Arial"/>
-                <w:b/>
-                <w:bCs/>
-                <w:color w:val="1F3864"/>
-                <w:sz w:val="16"/>
-                <w:szCs w:val="16"/>
-              </w:rPr>
-              <w:t xml:space="preserve">📹 VIDEO:</w:t>
-            </w:r>
-          </w:p>
-          <w:p>
-            <w:pPr>
-              <w:spacing w:after="20" w:before="0"/>
-            </w:pPr>
-            <w:hyperlink w:history="1" r:id="rIdbdaxr6n2nsgatnxn6zi6h">
-              <w:r>
-                <w:rPr>
-                  <w:rFonts w:ascii="Arial" w:cs="Arial" w:eastAsia="Arial" w:hAnsi="Arial"/>
-                  <w:color w:val="2E75B6"/>
-                  <w:sz w:val="16"/>
-                  <w:szCs w:val="16"/>
-                  <w:u w:val="single" w:color="2E75B6"/>
-                </w:rPr>
-                <w:t xml:space="preserve">Solving Real-World Problems Using Quadratic Equations: A Sample Application</w:t>
-              </w:r>
-            </w:hyperlink>
-          </w:p>
-          <w:p>
-            <w:pPr>
-              <w:spacing w:after="10" w:before="0"/>
-              <w:ind w:left="120"/>
-            </w:pPr>
-            <w:r>
-              <w:rPr>
-                <w:rFonts w:ascii="Arial" w:cs="Arial" w:eastAsia="Arial" w:hAnsi="Arial"/>
-                <w:color w:val="595959"/>
-                <w:sz w:val="14"/>
-                <w:szCs w:val="14"/>
-              </w:rPr>
-              <w:t xml:space="preserve">Source: CK-12</w:t>
-            </w:r>
-          </w:p>
-          <w:p>
-            <w:pPr>
-              <w:spacing w:after="10" w:before="0"/>
-              <w:ind w:left="120"/>
-            </w:pPr>
-            <w:hyperlink w:history="1" r:id="rIdtccpjhhfgjeacgtxc1mmz">
-              <w:r>
-                <w:rPr>
-                  <w:rFonts w:ascii="Arial" w:cs="Arial" w:eastAsia="Arial" w:hAnsi="Arial"/>
-                  <w:color w:val="595959"/>
-                  <w:sz w:val="14"/>
-                  <w:szCs w:val="14"/>
-                  <w:u w:val="single" w:color="595959"/>
-                </w:rPr>
-                <w:t xml:space="preserve">🔍 Search ARES for similar videos</w:t>
-              </w:r>
-            </w:hyperlink>
-          </w:p>
-          <w:p>
-            <w:pPr>
-              <w:spacing w:after="40" w:before="0"/>
-            </w:pPr>
-            <w:r>
-              <w:rPr>
-                <w:sz w:val="14"/>
-                <w:szCs w:val="14"/>
-              </w:rPr>
-              <w:t xml:space="preserve"/>
-            </w:r>
-          </w:p>
-          <w:p>
-            <w:pPr>
-              <w:spacing w:after="20" w:before="0"/>
-            </w:pPr>
-            <w:r>
-              <w:rPr>
-                <w:rFonts w:ascii="Arial" w:cs="Arial" w:eastAsia="Arial" w:hAnsi="Arial"/>
-                <w:b/>
-                <w:bCs/>
-                <w:color w:val="1F3864"/>
-                <w:sz w:val="16"/>
-                <w:szCs w:val="16"/>
-              </w:rPr>
-              <w:t xml:space="preserve">📖 EXERCISE:</w:t>
-            </w:r>
-          </w:p>
-          <w:p>
-            <w:pPr>
-              <w:spacing w:after="20" w:before="0"/>
-            </w:pPr>
-            <w:hyperlink w:history="1" r:id="rId4_cq9n5b7uk-02kfif6ie">
-              <w:r>
-                <w:rPr>
-                  <w:rFonts w:ascii="Arial" w:cs="Arial" w:eastAsia="Arial" w:hAnsi="Arial"/>
-                  <w:color w:val="2E75B6"/>
-                  <w:sz w:val="16"/>
-                  <w:szCs w:val="16"/>
-                  <w:u w:val="single" w:color="2E75B6"/>
-                </w:rPr>
-                <w:t xml:space="preserve">Completing the square (intermediate)</w:t>
-              </w:r>
-            </w:hyperlink>
-          </w:p>
-          <w:p>
-            <w:pPr>
-              <w:spacing w:after="10" w:before="0"/>
-              <w:ind w:left="120"/>
-            </w:pPr>
-            <w:r>
-              <w:rPr>
-                <w:rFonts w:ascii="Arial" w:cs="Arial" w:eastAsia="Arial" w:hAnsi="Arial"/>
-                <w:color w:val="595959"/>
-                <w:sz w:val="14"/>
-                <w:szCs w:val="14"/>
-              </w:rPr>
-              <w:t xml:space="preserve">Source: Khan Academy (English - US curriculum)</w:t>
-            </w:r>
-          </w:p>
-          <w:p>
-            <w:pPr>
-              <w:spacing w:after="10" w:before="0"/>
-              <w:ind w:left="120"/>
-            </w:pPr>
-            <w:hyperlink w:history="1" r:id="rId9o_yx8vxvkk36bdmk5kav">
-              <w:r>
-                <w:rPr>
-                  <w:rFonts w:ascii="Arial" w:cs="Arial" w:eastAsia="Arial" w:hAnsi="Arial"/>
-                  <w:color w:val="595959"/>
-                  <w:sz w:val="14"/>
-                  <w:szCs w:val="14"/>
-                  <w:u w:val="single" w:color="595959"/>
-                </w:rPr>
-                <w:t xml:space="preserve">🔍 Search ARES for similar readings</w:t>
-              </w:r>
-            </w:hyperlink>
-          </w:p>
-        </w:tc>
-        <w:tc>
-          <w:tcPr>
-            <w:tcW w:type="dxa" w:w="3040"/>
-            <w:shd w:fill="FFFFFF" w:color="auto" w:val="clear"/>
-            <w:tcMar>
-              <w:top w:type="dxa" w:w="60"/>
-              <w:left w:type="dxa" w:w="120"/>
-              <w:bottom w:type="dxa" w:w="60"/>
-              <w:right w:type="dxa" w:w="120"/>
-            </w:tcMar>
-            <w:vAlign w:val="top"/>
-          </w:tcPr>
-          <w:p>
-            <w:pPr>
-              <w:spacing w:after="40" w:before="0"/>
-              <w:jc w:val="left"/>
-            </w:pPr>
-            <w:r>
-              <w:rPr>
-                <w:rFonts w:ascii="Arial" w:cs="Arial" w:eastAsia="Arial" w:hAnsi="Arial"/>
-                <w:b w:val="false"/>
-                <w:bCs w:val="false"/>
-                <w:i w:val="false"/>
-                <w:iCs w:val="false"/>
-                <w:color w:val="000000"/>
-                <w:sz w:val="18"/>
-                <w:szCs w:val="18"/>
-              </w:rPr>
-              <w:t xml:space="preserve">The full DQB — all cards posted across Lessons 1 through 6 — is displayed. The teacher reads aloud each original 'What we wonder' card from Lesson 1. For each card, a volunteer identifies which lesson and which activity provided the answer, and places a green 'ANSWERED' sticker on the card. Sample wonder cards and their closures: 'Why can we not use a linear equation for area problems?' — closed in Lesson 1 and confirmed today; 'How do we expand two brackets?' — closed in Lesson 2; 'How do we reverse expansion?' — closed in Lesson 3; 'Can an equation have two correct answers?' — closed in Lesson 4 and enriched today; 'What do we do when factorisation fails?' — closed in Lessons 5 and 6; 'Is there one formula that always works?' — closed in Lesson 6. Students then write on a new card the most important thing they personally learned across the unit and post it in the 'We now know' column. Finally, if any genuine new question has emerged — e.g. 'What happens when the discriminant is negative in a real problem?' — it is posted in a new 'Beyond this unit' column, honouring intellectual curiosity without leaving false gaps.</w:t>
-            </w:r>
-          </w:p>
-        </w:tc>
-        <w:tc>
-          <w:tcPr>
-            <w:tcW w:type="dxa" w:w="3040"/>
-            <w:shd w:fill="F2F2F2" w:color="auto" w:val="clear"/>
-            <w:tcMar>
-              <w:top w:type="dxa" w:w="60"/>
-              <w:left w:type="dxa" w:w="120"/>
-              <w:bottom w:type="dxa" w:w="60"/>
-              <w:right w:type="dxa" w:w="120"/>
-            </w:tcMar>
-            <w:vAlign w:val="top"/>
-          </w:tcPr>
-          <w:p>
-            <w:pPr>
-              <w:spacing w:after="40" w:before="0"/>
-              <w:jc w:val="left"/>
-            </w:pPr>
-            <w:r>
-              <w:rPr>
-                <w:rFonts w:ascii="Arial" w:cs="Arial" w:eastAsia="Arial" w:hAnsi="Arial"/>
-                <w:b w:val="false"/>
-                <w:bCs w:val="false"/>
-                <w:i w:val="false"/>
-                <w:iCs w:val="false"/>
-                <w:color w:val="000000"/>
-                <w:sz w:val="18"/>
-                <w:szCs w:val="18"/>
-              </w:rPr>
-              <w:t xml:space="preserve">Stand beside the DQB and facilitate with genuine celebration: 'Every single card on this board was written by someone in this room six weeks ago. You were honest enough to admit you did not know something. Now look at what you know.' Read each wonder card slowly, pausing for volunteers. If no volunteer comes forward for a card, prompt: 'Which lesson do you remember when this clicked for you?' WAIT TIME: After all cards are stickered, give 90 seconds of silent individual writing for the personal 'We now know' card before posting. When a student raises a new question for 'Beyond this unit', respond: 'That is exactly the kind of question that takes someone into Form 4 Further Mathematics or university engineering. Write it down — it belongs to you.' Close the DQB phase by returning to the Driving Question itself: 'How can we use quadratic equations to find unknown dimensions and quantities that help our community solve real planning problems — like building the Harambee hall in Githurai?' Ask: 'Can we now answer this fully?' Accept two or three student answers verbally, then confirm: 'Yes — and you just proved it with three different methods, three different community problems, and a 10-by-12-metre hall that the Githurai committee can now actually build.'</w:t>
-            </w:r>
-          </w:p>
-        </w:tc>
-        <w:tc>
-          <w:tcPr>
-            <w:tcW w:type="dxa" w:w="3040"/>
-            <w:shd w:fill="FFFFFF" w:color="auto" w:val="clear"/>
-            <w:tcMar>
-              <w:top w:type="dxa" w:w="60"/>
-              <w:left w:type="dxa" w:w="120"/>
-              <w:bottom w:type="dxa" w:w="60"/>
-              <w:right w:type="dxa" w:w="120"/>
-            </w:tcMar>
-            <w:vAlign w:val="top"/>
-          </w:tcPr>
-          <w:p>
-            <w:pPr>
-              <w:spacing w:after="40" w:before="0"/>
-              <w:jc w:val="left"/>
-            </w:pPr>
-            <w:r>
-              <w:rPr>
-                <w:rFonts w:ascii="Arial" w:cs="Arial" w:eastAsia="Arial" w:hAnsi="Arial"/>
-                <w:b w:val="false"/>
-                <w:bCs w:val="false"/>
-                <w:i w:val="false"/>
-                <w:iCs w:val="false"/>
-                <w:color w:val="000000"/>
-                <w:sz w:val="18"/>
-                <w:szCs w:val="18"/>
-              </w:rPr>
-              <w:t xml:space="preserve">Formal DQB closure makes the arc of learning visible and celebratory; the 'Beyond this unit' column preserves intellectual honesty and models how mathematics is open-ended; connecting the final DQB moment to the original Driving Question creates narrative closure without foreclosing curiosity.</w:t>
-            </w:r>
-          </w:p>
-        </w:tc>
-        <w:tc>
-          <w:tcPr>
-            <w:tcW w:type="dxa" w:w="3040"/>
-            <w:shd w:fill="F2F2F2" w:color="auto" w:val="clear"/>
-            <w:tcMar>
-              <w:top w:type="dxa" w:w="60"/>
-              <w:left w:type="dxa" w:w="120"/>
-              <w:bottom w:type="dxa" w:w="60"/>
-              <w:right w:type="dxa" w:w="120"/>
-            </w:tcMar>
-            <w:vAlign w:val="top"/>
-          </w:tcPr>
-          <w:p>
-            <w:pPr>
-              <w:spacing w:after="40" w:before="0"/>
-              <w:jc w:val="left"/>
-            </w:pPr>
-            <w:r>
-              <w:rPr>
-                <w:rFonts w:ascii="Arial" w:cs="Arial" w:eastAsia="Arial" w:hAnsi="Arial"/>
-                <w:b w:val="false"/>
-                <w:bCs w:val="false"/>
-                <w:i w:val="false"/>
-                <w:iCs w:val="false"/>
-                <w:color w:val="000000"/>
-                <w:sz w:val="18"/>
-                <w:szCs w:val="18"/>
-              </w:rPr>
-              <w:t xml:space="preserve">Teacher reads all 'We now know' cards as students post them, noting: (a) whether students identify conceptual learning (not just procedural steps); (b) whether any card reveals a residual misconception that needs individual follow-up after the lesson; (c) the quality of 'Beyond this unit' questions as an indicator of mathematical curiosity. Cards with procedural-only statements (e.g. 'I learned the formula') are noted for students who may benefit from additional conceptual discussion.</w:t>
-            </w:r>
-          </w:p>
-        </w:tc>
-      </w:tr>
-      <w:tr>
-        <w:tc>
-          <w:tcPr>
-            <w:tcW w:type="dxa" w:w="1520"/>
-            <w:shd w:fill="D5E8F0" w:color="auto" w:val="clear"/>
-            <w:tcMar>
-              <w:top w:type="dxa" w:w="60"/>
-              <w:left w:type="dxa" w:w="120"/>
-              <w:bottom w:type="dxa" w:w="60"/>
-              <w:right w:type="dxa" w:w="120"/>
-            </w:tcMar>
-            <w:vAlign w:val="top"/>
-          </w:tcPr>
-          <w:p>
-            <w:pPr>
-              <w:spacing w:after="40" w:before="0"/>
-              <w:jc w:val="left"/>
-            </w:pPr>
-            <w:r>
-              <w:rPr>
-                <w:rFonts w:ascii="Arial" w:cs="Arial" w:eastAsia="Arial" w:hAnsi="Arial"/>
-                <w:b/>
-                <w:bCs/>
-                <w:i w:val="false"/>
-                <w:iCs w:val="false"/>
-                <w:color w:val="000000"/>
-                <w:sz w:val="18"/>
-                <w:szCs w:val="18"/>
-              </w:rPr>
-              <w:t xml:space="preserve">Model Building Phase</w:t>
-            </w:r>
-          </w:p>
-          <w:p>
-            <w:pPr>
-              <w:spacing w:after="20" w:before="0"/>
-            </w:pPr>
-            <w:r>
-              <w:rPr>
-                <w:rFonts w:ascii="Arial" w:cs="Arial" w:eastAsia="Arial" w:hAnsi="Arial"/>
-                <w:b/>
-                <w:bCs/>
-                <w:color w:val="1F3864"/>
-                <w:sz w:val="16"/>
-                <w:szCs w:val="16"/>
-              </w:rPr>
-              <w:t xml:space="preserve">📹 VIDEO:</w:t>
-            </w:r>
-          </w:p>
-          <w:p>
-            <w:pPr>
-              <w:spacing w:after="20" w:before="0"/>
-            </w:pPr>
-            <w:hyperlink w:history="1" r:id="rIdu4smwz0oqv7qqavmfaxj8">
-              <w:r>
-                <w:rPr>
-                  <w:rFonts w:ascii="Arial" w:cs="Arial" w:eastAsia="Arial" w:hAnsi="Arial"/>
-                  <w:color w:val="2E75B6"/>
-                  <w:sz w:val="16"/>
-                  <w:szCs w:val="16"/>
-                  <w:u w:val="single" w:color="2E75B6"/>
-                </w:rPr>
-                <w:t xml:space="preserve">Solving Real-World Problems Using Quadratic Equations: A Sample Application</w:t>
-              </w:r>
-            </w:hyperlink>
-          </w:p>
-          <w:p>
-            <w:pPr>
-              <w:spacing w:after="10" w:before="0"/>
-              <w:ind w:left="120"/>
-            </w:pPr>
-            <w:r>
-              <w:rPr>
-                <w:rFonts w:ascii="Arial" w:cs="Arial" w:eastAsia="Arial" w:hAnsi="Arial"/>
-                <w:color w:val="595959"/>
-                <w:sz w:val="14"/>
-                <w:szCs w:val="14"/>
-              </w:rPr>
-              <w:t xml:space="preserve">Source: CK-12</w:t>
-            </w:r>
-          </w:p>
-          <w:p>
-            <w:pPr>
-              <w:spacing w:after="10" w:before="0"/>
-              <w:ind w:left="120"/>
-            </w:pPr>
-            <w:hyperlink w:history="1" r:id="rIdt91ga9iwyq9htebemzh4e">
-              <w:r>
-                <w:rPr>
-                  <w:rFonts w:ascii="Arial" w:cs="Arial" w:eastAsia="Arial" w:hAnsi="Arial"/>
-                  <w:color w:val="595959"/>
-                  <w:sz w:val="14"/>
-                  <w:szCs w:val="14"/>
-                  <w:u w:val="single" w:color="595959"/>
-                </w:rPr>
-                <w:t xml:space="preserve">🔍 Search ARES for similar videos</w:t>
-              </w:r>
-            </w:hyperlink>
-          </w:p>
-          <w:p>
-            <w:pPr>
-              <w:spacing w:after="40" w:before="0"/>
-            </w:pPr>
-            <w:r>
-              <w:rPr>
-                <w:sz w:val="14"/>
-                <w:szCs w:val="14"/>
-              </w:rPr>
-              <w:t xml:space="preserve"/>
-            </w:r>
-          </w:p>
-          <w:p>
-            <w:pPr>
-              <w:spacing w:after="20" w:before="0"/>
-            </w:pPr>
-            <w:r>
-              <w:rPr>
-                <w:rFonts w:ascii="Arial" w:cs="Arial" w:eastAsia="Arial" w:hAnsi="Arial"/>
-                <w:b/>
-                <w:bCs/>
-                <w:color w:val="1F3864"/>
-                <w:sz w:val="16"/>
-                <w:szCs w:val="16"/>
-              </w:rPr>
-              <w:t xml:space="preserve">📖 HTML:</w:t>
-            </w:r>
-          </w:p>
-          <w:p>
-            <w:pPr>
-              <w:spacing w:after="20" w:before="0"/>
-            </w:pPr>
-            <w:hyperlink w:history="1" r:id="rIdj1smkaehghgj0z1d1pqcu">
-              <w:r>
-                <w:rPr>
-                  <w:rFonts w:ascii="Arial" w:cs="Arial" w:eastAsia="Arial" w:hAnsi="Arial"/>
-                  <w:color w:val="2E75B6"/>
-                  <w:sz w:val="16"/>
-                  <w:szCs w:val="16"/>
-                  <w:u w:val="single" w:color="2E75B6"/>
-                </w:rPr>
-                <w:t xml:space="preserve">Trigonometric Equations Using the Quadratic Formula (Flexbook)</w:t>
-              </w:r>
-            </w:hyperlink>
-          </w:p>
-          <w:p>
-            <w:pPr>
-              <w:spacing w:after="10" w:before="0"/>
-              <w:ind w:left="120"/>
-            </w:pPr>
-            <w:r>
-              <w:rPr>
-                <w:rFonts w:ascii="Arial" w:cs="Arial" w:eastAsia="Arial" w:hAnsi="Arial"/>
-                <w:color w:val="595959"/>
-                <w:sz w:val="14"/>
-                <w:szCs w:val="14"/>
-              </w:rPr>
-              <w:t xml:space="preserve">Source: CK-12</w:t>
-            </w:r>
-          </w:p>
-          <w:p>
-            <w:pPr>
-              <w:spacing w:after="10" w:before="0"/>
-              <w:ind w:left="120"/>
-            </w:pPr>
-            <w:hyperlink w:history="1" r:id="rIdzwcpniogqt87wsvf-vntg">
+            <w:hyperlink w:history="1" r:id="rIdntj-lqxe3nmu92n--ctuv">
               <w:r>
                 <w:rPr>
                   <w:rFonts w:ascii="Arial" w:cs="Arial" w:eastAsia="Arial" w:hAnsi="Arial"/>

--- a/data/outputs/v2/Maths/SS1.3_Quadratic_Equations/Mathematics_Quadratic_Equations_CBE_LessonSequence.docx
+++ b/data/outputs/v2/Maths/SS1.3_Quadratic_Equations/Mathematics_Quadratic_Equations_CBE_LessonSequence.docx
@@ -42,6 +42,177 @@
     </w:p>
     <w:p>
       <w:pPr>
+        <w:spacing w:after="80" w:before="120"/>
+      </w:pPr>
+      <w:r>
+        <w:rPr>
+          <w:rFonts w:ascii="Arial" w:cs="Arial" w:eastAsia="Arial" w:hAnsi="Arial"/>
+          <w:b/>
+          <w:bCs/>
+          <w:color w:val="1F3864"/>
+          <w:sz w:val="20"/>
+          <w:szCs w:val="20"/>
+        </w:rPr>
+        <w:t xml:space="preserve">ATTRIBUTION AND LICENSING</w:t>
+      </w:r>
+    </w:p>
+    <w:p>
+      <w:pPr>
+        <w:spacing w:after="60" w:before="0"/>
+      </w:pPr>
+      <w:r>
+        <w:rPr>
+          <w:rFonts w:ascii="Arial" w:cs="Arial" w:eastAsia="Arial" w:hAnsi="Arial"/>
+          <w:b/>
+          <w:bCs/>
+          <w:sz w:val="17"/>
+          <w:szCs w:val="17"/>
+        </w:rPr>
+        <w:t xml:space="preserve">Curriculum Alignment: </w:t>
+      </w:r>
+      <w:r>
+        <w:rPr>
+          <w:rFonts w:ascii="Arial" w:cs="Arial" w:eastAsia="Arial" w:hAnsi="Arial"/>
+          <w:sz w:val="17"/>
+          <w:szCs w:val="17"/>
+        </w:rPr>
+        <w:t xml:space="preserve">Structured in pedagogical alignment with the competence-based curriculum format and learning outcomes established by the Kenya Institute of Curriculum Development (KICD). This material is independently developed and is not officially endorsed or published by KICD.</w:t>
+      </w:r>
+    </w:p>
+    <w:p>
+      <w:pPr>
+        <w:spacing w:after="60" w:before="0"/>
+      </w:pPr>
+      <w:r>
+        <w:rPr>
+          <w:rFonts w:ascii="Arial" w:cs="Arial" w:eastAsia="Arial" w:hAnsi="Arial"/>
+          <w:b/>
+          <w:bCs/>
+          <w:sz w:val="17"/>
+          <w:szCs w:val="17"/>
+        </w:rPr>
+        <w:t xml:space="preserve">Content &amp; Pedagogy: </w:t>
+      </w:r>
+      <w:r>
+        <w:rPr>
+          <w:rFonts w:ascii="Arial" w:cs="Arial" w:eastAsia="Arial" w:hAnsi="Arial"/>
+          <w:sz w:val="17"/>
+          <w:szCs w:val="17"/>
+        </w:rPr>
+        <w:t xml:space="preserve">Developed and adapted by the educator team at SeaVuria (registered 501(c)(3) in the United States and registered NGO in Kenya, No. 872-850A-BF11), who designed the pedagogical framework, lesson templates and exemplar lessons on which this material is based.</w:t>
+      </w:r>
+    </w:p>
+    <w:p>
+      <w:pPr>
+        <w:spacing w:after="60" w:before="0"/>
+      </w:pPr>
+      <w:r>
+        <w:rPr>
+          <w:rFonts w:ascii="Arial" w:cs="Arial" w:eastAsia="Arial" w:hAnsi="Arial"/>
+          <w:b/>
+          <w:bCs/>
+          <w:sz w:val="17"/>
+          <w:szCs w:val="17"/>
+        </w:rPr>
+        <w:t xml:space="preserve">Production &amp; Layout: </w:t>
+      </w:r>
+      <w:r>
+        <w:rPr>
+          <w:rFonts w:ascii="Arial" w:cs="Arial" w:eastAsia="Arial" w:hAnsi="Arial"/>
+          <w:sz w:val="17"/>
+          <w:szCs w:val="17"/>
+        </w:rPr>
+        <w:t xml:space="preserve">Educational design and curriculum sequencing by SeaVuria. Technical layout, structural formatting, and digital optimization/implementation executed in partnership with ARES Education (registered 501(c)(3) in the United States and Canada (as Afretech Aid) and registered NGO in Kenya), with lesson drafting and compilation assisted by AI (Claude, Anthropic).</w:t>
+      </w:r>
+    </w:p>
+    <w:p>
+      <w:pPr>
+        <w:pBdr>
+          <w:bottom w:val="single" w:color="1F3864" w:sz="6" w:space="6"/>
+        </w:pBdr>
+        <w:spacing w:after="60" w:before="0"/>
+      </w:pPr>
+      <w:r>
+        <w:rPr>
+          <w:rFonts w:ascii="Arial" w:cs="Arial" w:eastAsia="Arial" w:hAnsi="Arial"/>
+          <w:b/>
+          <w:bCs/>
+          <w:sz w:val="17"/>
+          <w:szCs w:val="17"/>
+        </w:rPr>
+        <w:t xml:space="preserve">Licensing &amp; Copyright: </w:t>
+      </w:r>
+      <w:r>
+        <w:rPr>
+          <w:rFonts w:ascii="Arial" w:cs="Arial" w:eastAsia="Arial" w:hAnsi="Arial"/>
+          <w:sz w:val="17"/>
+          <w:szCs w:val="17"/>
+        </w:rPr>
+        <w:t xml:space="preserve">© 2026 SeaVuria and ARES. This work is licensed under a </w:t>
+      </w:r>
+      <w:hyperlink w:history="1" r:id="rIdk-pee1z6ancdy6gg9bsh4">
+        <w:r>
+          <w:rPr>
+            <w:rFonts w:ascii="Arial" w:cs="Arial" w:eastAsia="Arial" w:hAnsi="Arial"/>
+            <w:color w:val="1F6B75"/>
+            <w:sz w:val="17"/>
+            <w:szCs w:val="17"/>
+            <w:u w:val="single" w:color="1F6B75"/>
+          </w:rPr>
+          <w:t xml:space="preserve">Creative Commons Attribution-NonCommercial 4.0 International License</w:t>
+        </w:r>
+      </w:hyperlink>
+      <w:r>
+        <w:rPr>
+          <w:rFonts w:ascii="Arial" w:cs="Arial" w:eastAsia="Arial" w:hAnsi="Arial"/>
+          <w:sz w:val="17"/>
+          <w:szCs w:val="17"/>
+        </w:rPr>
+        <w:t xml:space="preserve"> (</w:t>
+      </w:r>
+      <w:hyperlink w:history="1" r:id="rIdx5sykccdeonmrub92tmzt">
+        <w:r>
+          <w:rPr>
+            <w:rFonts w:ascii="Arial" w:cs="Arial" w:eastAsia="Arial" w:hAnsi="Arial"/>
+            <w:color w:val="1F6B75"/>
+            <w:sz w:val="17"/>
+            <w:szCs w:val="17"/>
+            <w:u w:val="single" w:color="1F6B75"/>
+          </w:rPr>
+          <w:t xml:space="preserve">CC BY-NC 4.0</w:t>
+        </w:r>
+      </w:hyperlink>
+      <w:r>
+        <w:rPr>
+          <w:rFonts w:ascii="Arial" w:cs="Arial" w:eastAsia="Arial" w:hAnsi="Arial"/>
+          <w:sz w:val="17"/>
+          <w:szCs w:val="17"/>
+        </w:rPr>
+        <w:t xml:space="preserve">). To view a copy of this license, visit </w:t>
+      </w:r>
+      <w:hyperlink w:history="1" r:id="rIdse3rarzb98f0unsbszlye">
+        <w:r>
+          <w:rPr>
+            <w:rFonts w:ascii="Arial" w:cs="Arial" w:eastAsia="Arial" w:hAnsi="Arial"/>
+            <w:color w:val="1F6B75"/>
+            <w:sz w:val="17"/>
+            <w:szCs w:val="17"/>
+            <w:u w:val="single" w:color="1F6B75"/>
+          </w:rPr>
+          <w:t xml:space="preserve">https://creativecommons.org/licenses/by-nc/4.0/</w:t>
+        </w:r>
+      </w:hyperlink>
+      <w:r>
+        <w:rPr>
+          <w:rFonts w:ascii="Arial" w:cs="Arial" w:eastAsia="Arial" w:hAnsi="Arial"/>
+          <w:sz w:val="17"/>
+          <w:szCs w:val="17"/>
+        </w:rPr>
+        <w:t xml:space="preserve">. You are free to copy, redistribute, and adapt this material in any medium or format, provided appropriate credit is given and the material is not used for commercial purposes. KICD learning outcomes and curriculum designations reproduced here for alignment purposes remain the property of KICD and are not covered by this license. Linked external resources (e.g. CK-12, Khan Academy, PhET) are subject to their own licenses.</w:t>
+      </w:r>
+    </w:p>
+    <w:p>
+      <w:pPr>
         <w:spacing w:after="120"/>
       </w:pPr>
       <w:r>
@@ -3244,7 +3415,7 @@
             <w:pPr>
               <w:spacing w:after="20" w:before="0"/>
             </w:pPr>
-            <w:hyperlink w:history="1" r:id="rIdjnlpxg4i9yl0fiuenlpnf">
+            <w:hyperlink w:history="1" r:id="rIdiuoysthoan3-a3dwi0qmy">
               <w:r>
                 <w:rPr>
                   <w:rFonts w:ascii="Arial" w:cs="Arial" w:eastAsia="Arial" w:hAnsi="Arial"/>
@@ -3277,7 +3448,7 @@
               <w:spacing w:after="10" w:before="0"/>
               <w:ind w:left="120"/>
             </w:pPr>
-            <w:hyperlink w:history="1" r:id="rId4xi2b3t2nlvbdihtqtdyd">
+            <w:hyperlink w:history="1" r:id="rIdjqaf1mzq-pl9moev8vvas">
               <w:r>
                 <w:rPr>
                   <w:rFonts w:ascii="Arial" w:cs="Arial" w:eastAsia="Arial" w:hAnsi="Arial"/>
@@ -3322,7 +3493,7 @@
             <w:pPr>
               <w:spacing w:after="20" w:before="0"/>
             </w:pPr>
-            <w:hyperlink w:history="1" r:id="rIdqx4ur9cttyyd8pjwxi7ak">
+            <w:hyperlink w:history="1" r:id="rIdbtnexpu3vldh8pfso-me8">
               <w:r>
                 <w:rPr>
                   <w:rFonts w:ascii="Arial" w:cs="Arial" w:eastAsia="Arial" w:hAnsi="Arial"/>
@@ -3355,7 +3526,7 @@
               <w:spacing w:after="10" w:before="0"/>
               <w:ind w:left="120"/>
             </w:pPr>
-            <w:hyperlink w:history="1" r:id="rIdliejnsvrhby0oybtdpf2w">
+            <w:hyperlink w:history="1" r:id="rIdglvkpmn_m5cc-lgbhgrlb">
               <w:r>
                 <w:rPr>
                   <w:rFonts w:ascii="Arial" w:cs="Arial" w:eastAsia="Arial" w:hAnsi="Arial"/>
@@ -3664,7 +3835,7 @@
             <w:pPr>
               <w:spacing w:after="20" w:before="0"/>
             </w:pPr>
-            <w:hyperlink w:history="1" r:id="rIdp5xtxftsflrjinaabcp-x">
+            <w:hyperlink w:history="1" r:id="rIdaqq1iydi2qyxwvgdi1anm">
               <w:r>
                 <w:rPr>
                   <w:rFonts w:ascii="Arial" w:cs="Arial" w:eastAsia="Arial" w:hAnsi="Arial"/>
@@ -3697,7 +3868,7 @@
               <w:spacing w:after="10" w:before="0"/>
               <w:ind w:left="120"/>
             </w:pPr>
-            <w:hyperlink w:history="1" r:id="rId4hr6cuxpxqrsl6ki2uqv-">
+            <w:hyperlink w:history="1" r:id="rIdecdrb6m616dghzofsxs31">
               <w:r>
                 <w:rPr>
                   <w:rFonts w:ascii="Arial" w:cs="Arial" w:eastAsia="Arial" w:hAnsi="Arial"/>
@@ -3742,7 +3913,7 @@
             <w:pPr>
               <w:spacing w:after="20" w:before="0"/>
             </w:pPr>
-            <w:hyperlink w:history="1" r:id="rIdtbomgsdru4qkvjnl8cqh_">
+            <w:hyperlink w:history="1" r:id="rIdnqkpxs1c0kagdcorhmpv3">
               <w:r>
                 <w:rPr>
                   <w:rFonts w:ascii="Arial" w:cs="Arial" w:eastAsia="Arial" w:hAnsi="Arial"/>
@@ -3775,7 +3946,7 @@
               <w:spacing w:after="10" w:before="0"/>
               <w:ind w:left="120"/>
             </w:pPr>
-            <w:hyperlink w:history="1" r:id="rIddxxreibsynugwxm13xfrt">
+            <w:hyperlink w:history="1" r:id="rIdicsfaomwn2hbvqkn40-_5">
               <w:r>
                 <w:rPr>
                   <w:rFonts w:ascii="Arial" w:cs="Arial" w:eastAsia="Arial" w:hAnsi="Arial"/>
@@ -4027,7 +4198,7 @@
             <w:pPr>
               <w:spacing w:after="20" w:before="0"/>
             </w:pPr>
-            <w:hyperlink w:history="1" r:id="rIdyaknp9odfw9exsxe7wbzp">
+            <w:hyperlink w:history="1" r:id="rIdsu-cj2txytr6critxyafj">
               <w:r>
                 <w:rPr>
                   <w:rFonts w:ascii="Arial" w:cs="Arial" w:eastAsia="Arial" w:hAnsi="Arial"/>
@@ -4060,7 +4231,7 @@
               <w:spacing w:after="10" w:before="0"/>
               <w:ind w:left="120"/>
             </w:pPr>
-            <w:hyperlink w:history="1" r:id="rId9cu9c-d_3qcr-i4dfa9na">
+            <w:hyperlink w:history="1" r:id="rId3wb2ckzy3yfm_20zaeeky">
               <w:r>
                 <w:rPr>
                   <w:rFonts w:ascii="Arial" w:cs="Arial" w:eastAsia="Arial" w:hAnsi="Arial"/>
@@ -4105,7 +4276,7 @@
             <w:pPr>
               <w:spacing w:after="20" w:before="0"/>
             </w:pPr>
-            <w:hyperlink w:history="1" r:id="rIdll0v6fenfnxamsrmhtlrm">
+            <w:hyperlink w:history="1" r:id="rIddc82omrmehd27qwi_bmzo">
               <w:r>
                 <w:rPr>
                   <w:rFonts w:ascii="Arial" w:cs="Arial" w:eastAsia="Arial" w:hAnsi="Arial"/>
@@ -4138,7 +4309,7 @@
               <w:spacing w:after="10" w:before="0"/>
               <w:ind w:left="120"/>
             </w:pPr>
-            <w:hyperlink w:history="1" r:id="rIdrrhymv5fn4y1bv2om-sta">
+            <w:hyperlink w:history="1" r:id="rId24arqt0jp06tz_vni04tg">
               <w:r>
                 <w:rPr>
                   <w:rFonts w:ascii="Arial" w:cs="Arial" w:eastAsia="Arial" w:hAnsi="Arial"/>
@@ -4428,7 +4599,7 @@
             <w:pPr>
               <w:spacing w:after="20" w:before="0"/>
             </w:pPr>
-            <w:hyperlink w:history="1" r:id="rIdzfi0eutie6ja0hact31th">
+            <w:hyperlink w:history="1" r:id="rIdtpym1l2jzuplytneefxib">
               <w:r>
                 <w:rPr>
                   <w:rFonts w:ascii="Arial" w:cs="Arial" w:eastAsia="Arial" w:hAnsi="Arial"/>
@@ -4461,7 +4632,7 @@
               <w:spacing w:after="10" w:before="0"/>
               <w:ind w:left="120"/>
             </w:pPr>
-            <w:hyperlink w:history="1" r:id="rId7s-4otmox8i_09pqkjr6d">
+            <w:hyperlink w:history="1" r:id="rId0x4ablon9cbohcp7rlmcq">
               <w:r>
                 <w:rPr>
                   <w:rFonts w:ascii="Arial" w:cs="Arial" w:eastAsia="Arial" w:hAnsi="Arial"/>
@@ -4506,7 +4677,7 @@
             <w:pPr>
               <w:spacing w:after="20" w:before="0"/>
             </w:pPr>
-            <w:hyperlink w:history="1" r:id="rIdshtmbjtee9s0ehcpgysok">
+            <w:hyperlink w:history="1" r:id="rIdmsyutwrh0af53odd0a2ht">
               <w:r>
                 <w:rPr>
                   <w:rFonts w:ascii="Arial" w:cs="Arial" w:eastAsia="Arial" w:hAnsi="Arial"/>
@@ -4539,7 +4710,7 @@
               <w:spacing w:after="10" w:before="0"/>
               <w:ind w:left="120"/>
             </w:pPr>
-            <w:hyperlink w:history="1" r:id="rId9dxxbsppujyvl8cj9qjce">
+            <w:hyperlink w:history="1" r:id="rIdrl0xogfy0w670ewe2kjqn">
               <w:r>
                 <w:rPr>
                   <w:rFonts w:ascii="Arial" w:cs="Arial" w:eastAsia="Arial" w:hAnsi="Arial"/>
@@ -4829,7 +5000,7 @@
             <w:pPr>
               <w:spacing w:after="20" w:before="0"/>
             </w:pPr>
-            <w:hyperlink w:history="1" r:id="rIdxjbtnk4buypatmwefdjff">
+            <w:hyperlink w:history="1" r:id="rId8wwpfpit3ixcfqhwlhw2d">
               <w:r>
                 <w:rPr>
                   <w:rFonts w:ascii="Arial" w:cs="Arial" w:eastAsia="Arial" w:hAnsi="Arial"/>
@@ -4862,7 +5033,7 @@
               <w:spacing w:after="10" w:before="0"/>
               <w:ind w:left="120"/>
             </w:pPr>
-            <w:hyperlink w:history="1" r:id="rIdqkdzfv7njxct9amcm9dpy">
+            <w:hyperlink w:history="1" r:id="rId_puslz91gqnkkmzdkimfj">
               <w:r>
                 <w:rPr>
                   <w:rFonts w:ascii="Arial" w:cs="Arial" w:eastAsia="Arial" w:hAnsi="Arial"/>
@@ -4907,7 +5078,7 @@
             <w:pPr>
               <w:spacing w:after="20" w:before="0"/>
             </w:pPr>
-            <w:hyperlink w:history="1" r:id="rIdfyw4ho2qeie9yvfpnjnb6">
+            <w:hyperlink w:history="1" r:id="rIdgi9vtsb79yopuchmdnkdg">
               <w:r>
                 <w:rPr>
                   <w:rFonts w:ascii="Arial" w:cs="Arial" w:eastAsia="Arial" w:hAnsi="Arial"/>
@@ -4940,7 +5111,7 @@
               <w:spacing w:after="10" w:before="0"/>
               <w:ind w:left="120"/>
             </w:pPr>
-            <w:hyperlink w:history="1" r:id="rIdaw4zhfumgpwnuetzlkk9z">
+            <w:hyperlink w:history="1" r:id="rIde8oxn6h8o-saplktx3wqd">
               <w:r>
                 <w:rPr>
                   <w:rFonts w:ascii="Arial" w:cs="Arial" w:eastAsia="Arial" w:hAnsi="Arial"/>
@@ -5512,6 +5683,65 @@
         </w:tc>
       </w:tr>
     </w:tbl>
+    <w:p>
+      <w:pPr>
+        <w:pBdr>
+          <w:top w:val="single" w:color="BBBBBB" w:sz="4" w:space="4"/>
+        </w:pBdr>
+        <w:spacing w:after="0" w:before="160"/>
+      </w:pPr>
+      <w:r>
+        <w:rPr>
+          <w:rFonts w:ascii="Arial" w:cs="Arial" w:eastAsia="Arial" w:hAnsi="Arial"/>
+          <w:color w:val="666666"/>
+          <w:sz w:val="14"/>
+          <w:szCs w:val="14"/>
+        </w:rPr>
+        <w:t xml:space="preserve">© 2026 SeaVuria and ARES. Aligned with KICD objectives. Developed by SeaVuria; technical implementation by ARES (with AI assistance from Claude). Licensed under </w:t>
+      </w:r>
+      <w:hyperlink w:history="1" r:id="rId7rjnz3rfxiia8dwhd1ocy">
+        <w:r>
+          <w:rPr>
+            <w:rFonts w:ascii="Arial" w:cs="Arial" w:eastAsia="Arial" w:hAnsi="Arial"/>
+            <w:color w:val="1F6B75"/>
+            <w:sz w:val="14"/>
+            <w:szCs w:val="14"/>
+            <w:u w:val="single" w:color="1F6B75"/>
+          </w:rPr>
+          <w:t xml:space="preserve">CC BY-NC 4.0</w:t>
+        </w:r>
+      </w:hyperlink>
+      <w:r>
+        <w:rPr>
+          <w:rFonts w:ascii="Arial" w:cs="Arial" w:eastAsia="Arial" w:hAnsi="Arial"/>
+          <w:color w:val="666666"/>
+          <w:sz w:val="14"/>
+          <w:szCs w:val="14"/>
+        </w:rPr>
+        <w:t xml:space="preserve"> (</w:t>
+      </w:r>
+      <w:hyperlink w:history="1" r:id="rIdnpq0kvzigbtdbklrscmyj">
+        <w:r>
+          <w:rPr>
+            <w:rFonts w:ascii="Arial" w:cs="Arial" w:eastAsia="Arial" w:hAnsi="Arial"/>
+            <w:color w:val="1F6B75"/>
+            <w:sz w:val="14"/>
+            <w:szCs w:val="14"/>
+            <w:u w:val="single" w:color="1F6B75"/>
+          </w:rPr>
+          <w:t xml:space="preserve">https://creativecommons.org/licenses/by-nc/4.0/</w:t>
+        </w:r>
+      </w:hyperlink>
+      <w:r>
+        <w:rPr>
+          <w:rFonts w:ascii="Arial" w:cs="Arial" w:eastAsia="Arial" w:hAnsi="Arial"/>
+          <w:color w:val="666666"/>
+          <w:sz w:val="14"/>
+          <w:szCs w:val="14"/>
+        </w:rPr>
+        <w:t xml:space="preserve">).</w:t>
+      </w:r>
+    </w:p>
     <w:p>
       <w:r>
         <w:br w:type="page"/>
@@ -6503,7 +6733,7 @@
             <w:pPr>
               <w:spacing w:after="20" w:before="0"/>
             </w:pPr>
-            <w:hyperlink w:history="1" r:id="rIdl9vkiyersxulbhl1k6v3y">
+            <w:hyperlink w:history="1" r:id="rIdtochsatar9eplkkdajbhd">
               <w:r>
                 <w:rPr>
                   <w:rFonts w:ascii="Arial" w:cs="Arial" w:eastAsia="Arial" w:hAnsi="Arial"/>
@@ -6536,7 +6766,7 @@
               <w:spacing w:after="10" w:before="0"/>
               <w:ind w:left="120"/>
             </w:pPr>
-            <w:hyperlink w:history="1" r:id="rIdxj57ee8-twf-okaflrbuj">
+            <w:hyperlink w:history="1" r:id="rIdazc_xhfh8zqv2j-dm5d55">
               <w:r>
                 <w:rPr>
                   <w:rFonts w:ascii="Arial" w:cs="Arial" w:eastAsia="Arial" w:hAnsi="Arial"/>
@@ -6581,7 +6811,7 @@
             <w:pPr>
               <w:spacing w:after="20" w:before="0"/>
             </w:pPr>
-            <w:hyperlink w:history="1" r:id="rIdyodxypcgkbb3lui-nv2d-">
+            <w:hyperlink w:history="1" r:id="rIdw9nfdlp2fnsdwpslgmykr">
               <w:r>
                 <w:rPr>
                   <w:rFonts w:ascii="Arial" w:cs="Arial" w:eastAsia="Arial" w:hAnsi="Arial"/>
@@ -6614,7 +6844,7 @@
               <w:spacing w:after="10" w:before="0"/>
               <w:ind w:left="120"/>
             </w:pPr>
-            <w:hyperlink w:history="1" r:id="rIdvldgpuf9chwmh6jrnrxmy">
+            <w:hyperlink w:history="1" r:id="rIdzlgikjkbhjwpjuu9k40sg">
               <w:r>
                 <w:rPr>
                   <w:rFonts w:ascii="Arial" w:cs="Arial" w:eastAsia="Arial" w:hAnsi="Arial"/>
@@ -6809,7 +7039,7 @@
             <w:pPr>
               <w:spacing w:after="20" w:before="0"/>
             </w:pPr>
-            <w:hyperlink w:history="1" r:id="rIdp2l4lsw2jz87czpfxdx0e">
+            <w:hyperlink w:history="1" r:id="rIdopgv86ez4h1yywacyq4gk">
               <w:r>
                 <w:rPr>
                   <w:rFonts w:ascii="Arial" w:cs="Arial" w:eastAsia="Arial" w:hAnsi="Arial"/>
@@ -6842,7 +7072,7 @@
               <w:spacing w:after="10" w:before="0"/>
               <w:ind w:left="120"/>
             </w:pPr>
-            <w:hyperlink w:history="1" r:id="rIdaasqv-bznuwz_cyqofv_z">
+            <w:hyperlink w:history="1" r:id="rIdy01gcphcebudxyltwktqd">
               <w:r>
                 <w:rPr>
                   <w:rFonts w:ascii="Arial" w:cs="Arial" w:eastAsia="Arial" w:hAnsi="Arial"/>
@@ -6887,7 +7117,7 @@
             <w:pPr>
               <w:spacing w:after="20" w:before="0"/>
             </w:pPr>
-            <w:hyperlink w:history="1" r:id="rIdvxvcbu49v9byr5pgb21ds">
+            <w:hyperlink w:history="1" r:id="rIddj9xdubvbdk2utpzhfees">
               <w:r>
                 <w:rPr>
                   <w:rFonts w:ascii="Arial" w:cs="Arial" w:eastAsia="Arial" w:hAnsi="Arial"/>
@@ -6920,7 +7150,7 @@
               <w:spacing w:after="10" w:before="0"/>
               <w:ind w:left="120"/>
             </w:pPr>
-            <w:hyperlink w:history="1" r:id="rIdzf2vujdroq49yukdhwoi9">
+            <w:hyperlink w:history="1" r:id="rIdstmcahcls7rekuni0zwwy">
               <w:r>
                 <w:rPr>
                   <w:rFonts w:ascii="Arial" w:cs="Arial" w:eastAsia="Arial" w:hAnsi="Arial"/>
@@ -7115,7 +7345,7 @@
             <w:pPr>
               <w:spacing w:after="20" w:before="0"/>
             </w:pPr>
-            <w:hyperlink w:history="1" r:id="rIdztcj-2q2fy4yfe5hb-l2j">
+            <w:hyperlink w:history="1" r:id="rIdpvme7fjelwc28br8mzhtx">
               <w:r>
                 <w:rPr>
                   <w:rFonts w:ascii="Arial" w:cs="Arial" w:eastAsia="Arial" w:hAnsi="Arial"/>
@@ -7148,7 +7378,7 @@
               <w:spacing w:after="10" w:before="0"/>
               <w:ind w:left="120"/>
             </w:pPr>
-            <w:hyperlink w:history="1" r:id="rIdhrnaxy02k6pwtbohd9knj">
+            <w:hyperlink w:history="1" r:id="rIdikedknos0nyg9xkovgdyk">
               <w:r>
                 <w:rPr>
                   <w:rFonts w:ascii="Arial" w:cs="Arial" w:eastAsia="Arial" w:hAnsi="Arial"/>
@@ -7193,7 +7423,7 @@
             <w:pPr>
               <w:spacing w:after="20" w:before="0"/>
             </w:pPr>
-            <w:hyperlink w:history="1" r:id="rIdxd4v7-gxlyf7czuixxt9h">
+            <w:hyperlink w:history="1" r:id="rIdykhhh505_qrbngps8x-z_">
               <w:r>
                 <w:rPr>
                   <w:rFonts w:ascii="Arial" w:cs="Arial" w:eastAsia="Arial" w:hAnsi="Arial"/>
@@ -7226,7 +7456,7 @@
               <w:spacing w:after="10" w:before="0"/>
               <w:ind w:left="120"/>
             </w:pPr>
-            <w:hyperlink w:history="1" r:id="rIddb5lwmi3rqhweeeawksru">
+            <w:hyperlink w:history="1" r:id="rIdwhrw2winr2mnbarvjlxt0">
               <w:r>
                 <w:rPr>
                   <w:rFonts w:ascii="Arial" w:cs="Arial" w:eastAsia="Arial" w:hAnsi="Arial"/>
@@ -7421,7 +7651,7 @@
             <w:pPr>
               <w:spacing w:after="20" w:before="0"/>
             </w:pPr>
-            <w:hyperlink w:history="1" r:id="rId4lxtzsvmkvrj8m_2th6ii">
+            <w:hyperlink w:history="1" r:id="rIdwwucythzocwfd-y00lxhx">
               <w:r>
                 <w:rPr>
                   <w:rFonts w:ascii="Arial" w:cs="Arial" w:eastAsia="Arial" w:hAnsi="Arial"/>
@@ -7454,7 +7684,7 @@
               <w:spacing w:after="10" w:before="0"/>
               <w:ind w:left="120"/>
             </w:pPr>
-            <w:hyperlink w:history="1" r:id="rId7ybvepyntzarcdf_axvwc">
+            <w:hyperlink w:history="1" r:id="rIdaee3pek-tsdsnd9yii1y8">
               <w:r>
                 <w:rPr>
                   <w:rFonts w:ascii="Arial" w:cs="Arial" w:eastAsia="Arial" w:hAnsi="Arial"/>
@@ -7499,7 +7729,7 @@
             <w:pPr>
               <w:spacing w:after="20" w:before="0"/>
             </w:pPr>
-            <w:hyperlink w:history="1" r:id="rIdc9axpbxlelhjsw5cm29eu">
+            <w:hyperlink w:history="1" r:id="rIddsx39x4j3gcj8ih1nj_yg">
               <w:r>
                 <w:rPr>
                   <w:rFonts w:ascii="Arial" w:cs="Arial" w:eastAsia="Arial" w:hAnsi="Arial"/>
@@ -7532,7 +7762,7 @@
               <w:spacing w:after="10" w:before="0"/>
               <w:ind w:left="120"/>
             </w:pPr>
-            <w:hyperlink w:history="1" r:id="rIdbrptt6svh7guckgnhzbvw">
+            <w:hyperlink w:history="1" r:id="rIdqzlf2i58xxc3agos6_6rn">
               <w:r>
                 <w:rPr>
                   <w:rFonts w:ascii="Arial" w:cs="Arial" w:eastAsia="Arial" w:hAnsi="Arial"/>
@@ -7727,7 +7957,7 @@
             <w:pPr>
               <w:spacing w:after="20" w:before="0"/>
             </w:pPr>
-            <w:hyperlink w:history="1" r:id="rIdfeobojq9wg-dilefkvirx">
+            <w:hyperlink w:history="1" r:id="rId3lvkorm_zs3_zl2jwxyvj">
               <w:r>
                 <w:rPr>
                   <w:rFonts w:ascii="Arial" w:cs="Arial" w:eastAsia="Arial" w:hAnsi="Arial"/>
@@ -7760,7 +7990,7 @@
               <w:spacing w:after="10" w:before="0"/>
               <w:ind w:left="120"/>
             </w:pPr>
-            <w:hyperlink w:history="1" r:id="rId4hzyin-lhic1e0i-dzjed">
+            <w:hyperlink w:history="1" r:id="rIdg6f_lyzbfpdufv4hfq3tf">
               <w:r>
                 <w:rPr>
                   <w:rFonts w:ascii="Arial" w:cs="Arial" w:eastAsia="Arial" w:hAnsi="Arial"/>
@@ -7805,7 +8035,7 @@
             <w:pPr>
               <w:spacing w:after="20" w:before="0"/>
             </w:pPr>
-            <w:hyperlink w:history="1" r:id="rId-m0aw84l1gu42dqdho0wn">
+            <w:hyperlink w:history="1" r:id="rIdhbjtqx92ugzq9w-h5lxz9">
               <w:r>
                 <w:rPr>
                   <w:rFonts w:ascii="Arial" w:cs="Arial" w:eastAsia="Arial" w:hAnsi="Arial"/>
@@ -7838,7 +8068,7 @@
               <w:spacing w:after="10" w:before="0"/>
               <w:ind w:left="120"/>
             </w:pPr>
-            <w:hyperlink w:history="1" r:id="rIdo8nugfbg5kb_x3qfydh1d">
+            <w:hyperlink w:history="1" r:id="rId718u2jt1ivwkaxe9v-rge">
               <w:r>
                 <w:rPr>
                   <w:rFonts w:ascii="Arial" w:cs="Arial" w:eastAsia="Arial" w:hAnsi="Arial"/>
@@ -8334,6 +8564,65 @@
         </w:tc>
       </w:tr>
     </w:tbl>
+    <w:p>
+      <w:pPr>
+        <w:pBdr>
+          <w:top w:val="single" w:color="BBBBBB" w:sz="4" w:space="4"/>
+        </w:pBdr>
+        <w:spacing w:after="0" w:before="160"/>
+      </w:pPr>
+      <w:r>
+        <w:rPr>
+          <w:rFonts w:ascii="Arial" w:cs="Arial" w:eastAsia="Arial" w:hAnsi="Arial"/>
+          <w:color w:val="666666"/>
+          <w:sz w:val="14"/>
+          <w:szCs w:val="14"/>
+        </w:rPr>
+        <w:t xml:space="preserve">© 2026 SeaVuria and ARES. Aligned with KICD objectives. Developed by SeaVuria; technical implementation by ARES (with AI assistance from Claude). Licensed under </w:t>
+      </w:r>
+      <w:hyperlink w:history="1" r:id="rIdsygd9wp2ozpdyocismwx_">
+        <w:r>
+          <w:rPr>
+            <w:rFonts w:ascii="Arial" w:cs="Arial" w:eastAsia="Arial" w:hAnsi="Arial"/>
+            <w:color w:val="1F6B75"/>
+            <w:sz w:val="14"/>
+            <w:szCs w:val="14"/>
+            <w:u w:val="single" w:color="1F6B75"/>
+          </w:rPr>
+          <w:t xml:space="preserve">CC BY-NC 4.0</w:t>
+        </w:r>
+      </w:hyperlink>
+      <w:r>
+        <w:rPr>
+          <w:rFonts w:ascii="Arial" w:cs="Arial" w:eastAsia="Arial" w:hAnsi="Arial"/>
+          <w:color w:val="666666"/>
+          <w:sz w:val="14"/>
+          <w:szCs w:val="14"/>
+        </w:rPr>
+        <w:t xml:space="preserve"> (</w:t>
+      </w:r>
+      <w:hyperlink w:history="1" r:id="rIdrzj8gopki7wtq6cyz-psw">
+        <w:r>
+          <w:rPr>
+            <w:rFonts w:ascii="Arial" w:cs="Arial" w:eastAsia="Arial" w:hAnsi="Arial"/>
+            <w:color w:val="1F6B75"/>
+            <w:sz w:val="14"/>
+            <w:szCs w:val="14"/>
+            <w:u w:val="single" w:color="1F6B75"/>
+          </w:rPr>
+          <w:t xml:space="preserve">https://creativecommons.org/licenses/by-nc/4.0/</w:t>
+        </w:r>
+      </w:hyperlink>
+      <w:r>
+        <w:rPr>
+          <w:rFonts w:ascii="Arial" w:cs="Arial" w:eastAsia="Arial" w:hAnsi="Arial"/>
+          <w:color w:val="666666"/>
+          <w:sz w:val="14"/>
+          <w:szCs w:val="14"/>
+        </w:rPr>
+        <w:t xml:space="preserve">).</w:t>
+      </w:r>
+    </w:p>
     <w:p>
       <w:r>
         <w:br w:type="page"/>
@@ -9325,7 +9614,7 @@
             <w:pPr>
               <w:spacing w:after="20" w:before="0"/>
             </w:pPr>
-            <w:hyperlink w:history="1" r:id="rId0_wzzsikmyhcntclncxmr">
+            <w:hyperlink w:history="1" r:id="rIdeemrgy01gvaledtrsp3up">
               <w:r>
                 <w:rPr>
                   <w:rFonts w:ascii="Arial" w:cs="Arial" w:eastAsia="Arial" w:hAnsi="Arial"/>
@@ -9358,7 +9647,7 @@
               <w:spacing w:after="10" w:before="0"/>
               <w:ind w:left="120"/>
             </w:pPr>
-            <w:hyperlink w:history="1" r:id="rIdz5sdebt_zc4cc9rft1vol">
+            <w:hyperlink w:history="1" r:id="rIdbmcva3_tj7191mfdjzepu">
               <w:r>
                 <w:rPr>
                   <w:rFonts w:ascii="Arial" w:cs="Arial" w:eastAsia="Arial" w:hAnsi="Arial"/>
@@ -9403,7 +9692,7 @@
             <w:pPr>
               <w:spacing w:after="20" w:before="0"/>
             </w:pPr>
-            <w:hyperlink w:history="1" r:id="rIdzgsmpig2y962jdjpe6kxk">
+            <w:hyperlink w:history="1" r:id="rId7zvuwrxdkc-frji277_qj">
               <w:r>
                 <w:rPr>
                   <w:rFonts w:ascii="Arial" w:cs="Arial" w:eastAsia="Arial" w:hAnsi="Arial"/>
@@ -9436,7 +9725,7 @@
               <w:spacing w:after="10" w:before="0"/>
               <w:ind w:left="120"/>
             </w:pPr>
-            <w:hyperlink w:history="1" r:id="rIdsxslnhcfjm3tlasyuyxsn">
+            <w:hyperlink w:history="1" r:id="rIdzvpc7yx-lnx3u47oq9f8b">
               <w:r>
                 <w:rPr>
                   <w:rFonts w:ascii="Arial" w:cs="Arial" w:eastAsia="Arial" w:hAnsi="Arial"/>
@@ -9631,7 +9920,7 @@
             <w:pPr>
               <w:spacing w:after="20" w:before="0"/>
             </w:pPr>
-            <w:hyperlink w:history="1" r:id="rIdjzt_grcuvgnssklbg0yby">
+            <w:hyperlink w:history="1" r:id="rIdajf-fwbd3n3jwxcme316e">
               <w:r>
                 <w:rPr>
                   <w:rFonts w:ascii="Arial" w:cs="Arial" w:eastAsia="Arial" w:hAnsi="Arial"/>
@@ -9664,7 +9953,7 @@
               <w:spacing w:after="10" w:before="0"/>
               <w:ind w:left="120"/>
             </w:pPr>
-            <w:hyperlink w:history="1" r:id="rId24ylv24a26c_0yimulcee">
+            <w:hyperlink w:history="1" r:id="rIdueskjuhoa7h6mvcspx4j3">
               <w:r>
                 <w:rPr>
                   <w:rFonts w:ascii="Arial" w:cs="Arial" w:eastAsia="Arial" w:hAnsi="Arial"/>
@@ -9709,7 +9998,7 @@
             <w:pPr>
               <w:spacing w:after="20" w:before="0"/>
             </w:pPr>
-            <w:hyperlink w:history="1" r:id="rIdt-zjl1kzzh3ugji2o1x93">
+            <w:hyperlink w:history="1" r:id="rIdaba4uhh0xgfnz93oe_p9h">
               <w:r>
                 <w:rPr>
                   <w:rFonts w:ascii="Arial" w:cs="Arial" w:eastAsia="Arial" w:hAnsi="Arial"/>
@@ -9742,7 +10031,7 @@
               <w:spacing w:after="10" w:before="0"/>
               <w:ind w:left="120"/>
             </w:pPr>
-            <w:hyperlink w:history="1" r:id="rIdydvan1y_uqxzx9wsizfax">
+            <w:hyperlink w:history="1" r:id="rId--xh66keyegnnrehnj7q6">
               <w:r>
                 <w:rPr>
                   <w:rFonts w:ascii="Arial" w:cs="Arial" w:eastAsia="Arial" w:hAnsi="Arial"/>
@@ -9937,7 +10226,7 @@
             <w:pPr>
               <w:spacing w:after="20" w:before="0"/>
             </w:pPr>
-            <w:hyperlink w:history="1" r:id="rId-pdkyhgj6xpdxgjl801ko">
+            <w:hyperlink w:history="1" r:id="rIdga5kpam-umgcdw8pkwawq">
               <w:r>
                 <w:rPr>
                   <w:rFonts w:ascii="Arial" w:cs="Arial" w:eastAsia="Arial" w:hAnsi="Arial"/>
@@ -9970,7 +10259,7 @@
               <w:spacing w:after="10" w:before="0"/>
               <w:ind w:left="120"/>
             </w:pPr>
-            <w:hyperlink w:history="1" r:id="rIdxovwqrpjspbvphpnwqb6g">
+            <w:hyperlink w:history="1" r:id="rIdetbds9wnpxxjmsrpncjdt">
               <w:r>
                 <w:rPr>
                   <w:rFonts w:ascii="Arial" w:cs="Arial" w:eastAsia="Arial" w:hAnsi="Arial"/>
@@ -10015,7 +10304,7 @@
             <w:pPr>
               <w:spacing w:after="20" w:before="0"/>
             </w:pPr>
-            <w:hyperlink w:history="1" r:id="rIdooweo6lcinai4stagezkc">
+            <w:hyperlink w:history="1" r:id="rIdiyidtlqpgc0mykyivtglv">
               <w:r>
                 <w:rPr>
                   <w:rFonts w:ascii="Arial" w:cs="Arial" w:eastAsia="Arial" w:hAnsi="Arial"/>
@@ -10048,7 +10337,7 @@
               <w:spacing w:after="10" w:before="0"/>
               <w:ind w:left="120"/>
             </w:pPr>
-            <w:hyperlink w:history="1" r:id="rId3ycwhuty9py6dyhog6yef">
+            <w:hyperlink w:history="1" r:id="rIdtfuqxqy8ul49zkitututs">
               <w:r>
                 <w:rPr>
                   <w:rFonts w:ascii="Arial" w:cs="Arial" w:eastAsia="Arial" w:hAnsi="Arial"/>
@@ -10243,7 +10532,7 @@
             <w:pPr>
               <w:spacing w:after="20" w:before="0"/>
             </w:pPr>
-            <w:hyperlink w:history="1" r:id="rId8dns3lofqyvopg-tkk5u7">
+            <w:hyperlink w:history="1" r:id="rIdkoqto23drlwhcmzejjjpu">
               <w:r>
                 <w:rPr>
                   <w:rFonts w:ascii="Arial" w:cs="Arial" w:eastAsia="Arial" w:hAnsi="Arial"/>
@@ -10276,7 +10565,7 @@
               <w:spacing w:after="10" w:before="0"/>
               <w:ind w:left="120"/>
             </w:pPr>
-            <w:hyperlink w:history="1" r:id="rIdw_yiy2ndt-gdltjmhaas9">
+            <w:hyperlink w:history="1" r:id="rIdzdltyodjtbrw0eflsz3m7">
               <w:r>
                 <w:rPr>
                   <w:rFonts w:ascii="Arial" w:cs="Arial" w:eastAsia="Arial" w:hAnsi="Arial"/>
@@ -10321,7 +10610,7 @@
             <w:pPr>
               <w:spacing w:after="20" w:before="0"/>
             </w:pPr>
-            <w:hyperlink w:history="1" r:id="rIdrfrvsa0wsgspt0dhliqle">
+            <w:hyperlink w:history="1" r:id="rIdnknxpzx19cwsj9zqjobks">
               <w:r>
                 <w:rPr>
                   <w:rFonts w:ascii="Arial" w:cs="Arial" w:eastAsia="Arial" w:hAnsi="Arial"/>
@@ -10354,7 +10643,7 @@
               <w:spacing w:after="10" w:before="0"/>
               <w:ind w:left="120"/>
             </w:pPr>
-            <w:hyperlink w:history="1" r:id="rIdrq3sh6wakuca66wp8nogj">
+            <w:hyperlink w:history="1" r:id="rIdx5w2xg4kmqzjsscajy83c">
               <w:r>
                 <w:rPr>
                   <w:rFonts w:ascii="Arial" w:cs="Arial" w:eastAsia="Arial" w:hAnsi="Arial"/>
@@ -10549,7 +10838,7 @@
             <w:pPr>
               <w:spacing w:after="20" w:before="0"/>
             </w:pPr>
-            <w:hyperlink w:history="1" r:id="rIdggfdmombsybg_acnpdwdj">
+            <w:hyperlink w:history="1" r:id="rIdqlgln8hx7ewk7jmt6t_wy">
               <w:r>
                 <w:rPr>
                   <w:rFonts w:ascii="Arial" w:cs="Arial" w:eastAsia="Arial" w:hAnsi="Arial"/>
@@ -10582,7 +10871,7 @@
               <w:spacing w:after="10" w:before="0"/>
               <w:ind w:left="120"/>
             </w:pPr>
-            <w:hyperlink w:history="1" r:id="rIddvoue7u9irqukvm4zhnol">
+            <w:hyperlink w:history="1" r:id="rIdri201ptxjk6u4lp_tcjiy">
               <w:r>
                 <w:rPr>
                   <w:rFonts w:ascii="Arial" w:cs="Arial" w:eastAsia="Arial" w:hAnsi="Arial"/>
@@ -10627,7 +10916,7 @@
             <w:pPr>
               <w:spacing w:after="20" w:before="0"/>
             </w:pPr>
-            <w:hyperlink w:history="1" r:id="rId5lopli3ex6x-chv5tcgz8">
+            <w:hyperlink w:history="1" r:id="rIdcv5iqvhtducw9lzbqhrw0">
               <w:r>
                 <w:rPr>
                   <w:rFonts w:ascii="Arial" w:cs="Arial" w:eastAsia="Arial" w:hAnsi="Arial"/>
@@ -10660,7 +10949,7 @@
               <w:spacing w:after="10" w:before="0"/>
               <w:ind w:left="120"/>
             </w:pPr>
-            <w:hyperlink w:history="1" r:id="rIdhacvjuhgwcqlqbk5w9uuw">
+            <w:hyperlink w:history="1" r:id="rIdnrsp-9jnstqf6h-ubonks">
               <w:r>
                 <w:rPr>
                   <w:rFonts w:ascii="Arial" w:cs="Arial" w:eastAsia="Arial" w:hAnsi="Arial"/>
@@ -11156,6 +11445,65 @@
         </w:tc>
       </w:tr>
     </w:tbl>
+    <w:p>
+      <w:pPr>
+        <w:pBdr>
+          <w:top w:val="single" w:color="BBBBBB" w:sz="4" w:space="4"/>
+        </w:pBdr>
+        <w:spacing w:after="0" w:before="160"/>
+      </w:pPr>
+      <w:r>
+        <w:rPr>
+          <w:rFonts w:ascii="Arial" w:cs="Arial" w:eastAsia="Arial" w:hAnsi="Arial"/>
+          <w:color w:val="666666"/>
+          <w:sz w:val="14"/>
+          <w:szCs w:val="14"/>
+        </w:rPr>
+        <w:t xml:space="preserve">© 2026 SeaVuria and ARES. Aligned with KICD objectives. Developed by SeaVuria; technical implementation by ARES (with AI assistance from Claude). Licensed under </w:t>
+      </w:r>
+      <w:hyperlink w:history="1" r:id="rIdooqeemevutf-o162piyni">
+        <w:r>
+          <w:rPr>
+            <w:rFonts w:ascii="Arial" w:cs="Arial" w:eastAsia="Arial" w:hAnsi="Arial"/>
+            <w:color w:val="1F6B75"/>
+            <w:sz w:val="14"/>
+            <w:szCs w:val="14"/>
+            <w:u w:val="single" w:color="1F6B75"/>
+          </w:rPr>
+          <w:t xml:space="preserve">CC BY-NC 4.0</w:t>
+        </w:r>
+      </w:hyperlink>
+      <w:r>
+        <w:rPr>
+          <w:rFonts w:ascii="Arial" w:cs="Arial" w:eastAsia="Arial" w:hAnsi="Arial"/>
+          <w:color w:val="666666"/>
+          <w:sz w:val="14"/>
+          <w:szCs w:val="14"/>
+        </w:rPr>
+        <w:t xml:space="preserve"> (</w:t>
+      </w:r>
+      <w:hyperlink w:history="1" r:id="rIda9oq4qnbmwivyissam4zn">
+        <w:r>
+          <w:rPr>
+            <w:rFonts w:ascii="Arial" w:cs="Arial" w:eastAsia="Arial" w:hAnsi="Arial"/>
+            <w:color w:val="1F6B75"/>
+            <w:sz w:val="14"/>
+            <w:szCs w:val="14"/>
+            <w:u w:val="single" w:color="1F6B75"/>
+          </w:rPr>
+          <w:t xml:space="preserve">https://creativecommons.org/licenses/by-nc/4.0/</w:t>
+        </w:r>
+      </w:hyperlink>
+      <w:r>
+        <w:rPr>
+          <w:rFonts w:ascii="Arial" w:cs="Arial" w:eastAsia="Arial" w:hAnsi="Arial"/>
+          <w:color w:val="666666"/>
+          <w:sz w:val="14"/>
+          <w:szCs w:val="14"/>
+        </w:rPr>
+        <w:t xml:space="preserve">).</w:t>
+      </w:r>
+    </w:p>
     <w:p>
       <w:r>
         <w:br w:type="page"/>
@@ -12147,7 +12495,7 @@
             <w:pPr>
               <w:spacing w:after="20" w:before="0"/>
             </w:pPr>
-            <w:hyperlink w:history="1" r:id="rIdmlhfi9acmnwtrpwzwuoiz">
+            <w:hyperlink w:history="1" r:id="rIdo2ovi8wsybnbodyoc7gkj">
               <w:r>
                 <w:rPr>
                   <w:rFonts w:ascii="Arial" w:cs="Arial" w:eastAsia="Arial" w:hAnsi="Arial"/>
@@ -12180,7 +12528,7 @@
               <w:spacing w:after="10" w:before="0"/>
               <w:ind w:left="120"/>
             </w:pPr>
-            <w:hyperlink w:history="1" r:id="rIdgcmhyrm0v5bnevzvoeffq">
+            <w:hyperlink w:history="1" r:id="rIdwxwffwscznsi-7pgzg3dh">
               <w:r>
                 <w:rPr>
                   <w:rFonts w:ascii="Arial" w:cs="Arial" w:eastAsia="Arial" w:hAnsi="Arial"/>
@@ -12225,7 +12573,7 @@
             <w:pPr>
               <w:spacing w:after="20" w:before="0"/>
             </w:pPr>
-            <w:hyperlink w:history="1" r:id="rIdp1ixcezslglmp7q4djtar">
+            <w:hyperlink w:history="1" r:id="rIdjosttnxpyysnnfuamvfr8">
               <w:r>
                 <w:rPr>
                   <w:rFonts w:ascii="Arial" w:cs="Arial" w:eastAsia="Arial" w:hAnsi="Arial"/>
@@ -12258,7 +12606,7 @@
               <w:spacing w:after="10" w:before="0"/>
               <w:ind w:left="120"/>
             </w:pPr>
-            <w:hyperlink w:history="1" r:id="rIdnxiq1doci9cpwlvdzjg_-">
+            <w:hyperlink w:history="1" r:id="rIdmeeti5ekdicjarhlxypmo">
               <w:r>
                 <w:rPr>
                   <w:rFonts w:ascii="Arial" w:cs="Arial" w:eastAsia="Arial" w:hAnsi="Arial"/>
@@ -12453,7 +12801,7 @@
             <w:pPr>
               <w:spacing w:after="20" w:before="0"/>
             </w:pPr>
-            <w:hyperlink w:history="1" r:id="rIdka5r6cyqfiin-shmchssk">
+            <w:hyperlink w:history="1" r:id="rIdbwg_girh9hkdmnmn6rvel">
               <w:r>
                 <w:rPr>
                   <w:rFonts w:ascii="Arial" w:cs="Arial" w:eastAsia="Arial" w:hAnsi="Arial"/>
@@ -12486,7 +12834,7 @@
               <w:spacing w:after="10" w:before="0"/>
               <w:ind w:left="120"/>
             </w:pPr>
-            <w:hyperlink w:history="1" r:id="rIdqjx2whg8ftdpyazkq5ie2">
+            <w:hyperlink w:history="1" r:id="rIdhq5kehxuuvkvxqrqquol9">
               <w:r>
                 <w:rPr>
                   <w:rFonts w:ascii="Arial" w:cs="Arial" w:eastAsia="Arial" w:hAnsi="Arial"/>
@@ -12531,7 +12879,7 @@
             <w:pPr>
               <w:spacing w:after="20" w:before="0"/>
             </w:pPr>
-            <w:hyperlink w:history="1" r:id="rIdr3axdtk7bhn7_l8kj4m0n">
+            <w:hyperlink w:history="1" r:id="rIdjeqf7--b7-8b1nskqpk28">
               <w:r>
                 <w:rPr>
                   <w:rFonts w:ascii="Arial" w:cs="Arial" w:eastAsia="Arial" w:hAnsi="Arial"/>
@@ -12564,7 +12912,7 @@
               <w:spacing w:after="10" w:before="0"/>
               <w:ind w:left="120"/>
             </w:pPr>
-            <w:hyperlink w:history="1" r:id="rIdl5khftqbfov9uheqi0xcm">
+            <w:hyperlink w:history="1" r:id="rIdqf55hmd6_1mvzowspgwvb">
               <w:r>
                 <w:rPr>
                   <w:rFonts w:ascii="Arial" w:cs="Arial" w:eastAsia="Arial" w:hAnsi="Arial"/>
@@ -12759,7 +13107,7 @@
             <w:pPr>
               <w:spacing w:after="20" w:before="0"/>
             </w:pPr>
-            <w:hyperlink w:history="1" r:id="rIdfwef5saofxa13pqvjwath">
+            <w:hyperlink w:history="1" r:id="rIdquksmricv50zotb8nv0sf">
               <w:r>
                 <w:rPr>
                   <w:rFonts w:ascii="Arial" w:cs="Arial" w:eastAsia="Arial" w:hAnsi="Arial"/>
@@ -12792,7 +13140,7 @@
               <w:spacing w:after="10" w:before="0"/>
               <w:ind w:left="120"/>
             </w:pPr>
-            <w:hyperlink w:history="1" r:id="rIdzgx0_7w7exrgrb8fexdks">
+            <w:hyperlink w:history="1" r:id="rIdfz3rhdxoarwiw0zip_kmx">
               <w:r>
                 <w:rPr>
                   <w:rFonts w:ascii="Arial" w:cs="Arial" w:eastAsia="Arial" w:hAnsi="Arial"/>
@@ -12837,7 +13185,7 @@
             <w:pPr>
               <w:spacing w:after="20" w:before="0"/>
             </w:pPr>
-            <w:hyperlink w:history="1" r:id="rId6sje7s8md2ip2uuwilizu">
+            <w:hyperlink w:history="1" r:id="rId7nhw_zohegh8aqmlyjsfe">
               <w:r>
                 <w:rPr>
                   <w:rFonts w:ascii="Arial" w:cs="Arial" w:eastAsia="Arial" w:hAnsi="Arial"/>
@@ -12870,7 +13218,7 @@
               <w:spacing w:after="10" w:before="0"/>
               <w:ind w:left="120"/>
             </w:pPr>
-            <w:hyperlink w:history="1" r:id="rId2bmyyut8fk-rgcu3lhici">
+            <w:hyperlink w:history="1" r:id="rId3js-gntj1afegaxhobt75">
               <w:r>
                 <w:rPr>
                   <w:rFonts w:ascii="Arial" w:cs="Arial" w:eastAsia="Arial" w:hAnsi="Arial"/>
@@ -13065,7 +13413,7 @@
             <w:pPr>
               <w:spacing w:after="20" w:before="0"/>
             </w:pPr>
-            <w:hyperlink w:history="1" r:id="rId5rsxwxz1uwoj86rw0o4as">
+            <w:hyperlink w:history="1" r:id="rIdehvajffcnz2wci-t56gac">
               <w:r>
                 <w:rPr>
                   <w:rFonts w:ascii="Arial" w:cs="Arial" w:eastAsia="Arial" w:hAnsi="Arial"/>
@@ -13098,7 +13446,7 @@
               <w:spacing w:after="10" w:before="0"/>
               <w:ind w:left="120"/>
             </w:pPr>
-            <w:hyperlink w:history="1" r:id="rIdu7iu_ylpq15ymofvrtbwc">
+            <w:hyperlink w:history="1" r:id="rId4nyd9dzwxx-t-cz-i7gjg">
               <w:r>
                 <w:rPr>
                   <w:rFonts w:ascii="Arial" w:cs="Arial" w:eastAsia="Arial" w:hAnsi="Arial"/>
@@ -13143,7 +13491,7 @@
             <w:pPr>
               <w:spacing w:after="20" w:before="0"/>
             </w:pPr>
-            <w:hyperlink w:history="1" r:id="rIddjnuigy2fadz7g_pj_aat">
+            <w:hyperlink w:history="1" r:id="rIdbwmfk_oiu49ie2itro5eg">
               <w:r>
                 <w:rPr>
                   <w:rFonts w:ascii="Arial" w:cs="Arial" w:eastAsia="Arial" w:hAnsi="Arial"/>
@@ -13176,7 +13524,7 @@
               <w:spacing w:after="10" w:before="0"/>
               <w:ind w:left="120"/>
             </w:pPr>
-            <w:hyperlink w:history="1" r:id="rIduynrbs2jlnsvj2rgpai7y">
+            <w:hyperlink w:history="1" r:id="rIdjd5k3f11m-sobzbvnkous">
               <w:r>
                 <w:rPr>
                   <w:rFonts w:ascii="Arial" w:cs="Arial" w:eastAsia="Arial" w:hAnsi="Arial"/>
@@ -13371,7 +13719,7 @@
             <w:pPr>
               <w:spacing w:after="20" w:before="0"/>
             </w:pPr>
-            <w:hyperlink w:history="1" r:id="rIdlh0lsiuusfpof24nqgnws">
+            <w:hyperlink w:history="1" r:id="rId9xz8cg-yfk4lfunwy7k_t">
               <w:r>
                 <w:rPr>
                   <w:rFonts w:ascii="Arial" w:cs="Arial" w:eastAsia="Arial" w:hAnsi="Arial"/>
@@ -13404,7 +13752,7 @@
               <w:spacing w:after="10" w:before="0"/>
               <w:ind w:left="120"/>
             </w:pPr>
-            <w:hyperlink w:history="1" r:id="rIdk6ezt6d3xvxz_a57janex">
+            <w:hyperlink w:history="1" r:id="rIdngkgvuayulniblhdedzzz">
               <w:r>
                 <w:rPr>
                   <w:rFonts w:ascii="Arial" w:cs="Arial" w:eastAsia="Arial" w:hAnsi="Arial"/>
@@ -13449,7 +13797,7 @@
             <w:pPr>
               <w:spacing w:after="20" w:before="0"/>
             </w:pPr>
-            <w:hyperlink w:history="1" r:id="rIdbdcpsfaa_45j_uttsbnjj">
+            <w:hyperlink w:history="1" r:id="rIda-oflelr-wbdqb53uos8y">
               <w:r>
                 <w:rPr>
                   <w:rFonts w:ascii="Arial" w:cs="Arial" w:eastAsia="Arial" w:hAnsi="Arial"/>
@@ -13482,7 +13830,7 @@
               <w:spacing w:after="10" w:before="0"/>
               <w:ind w:left="120"/>
             </w:pPr>
-            <w:hyperlink w:history="1" r:id="rIdmtpd3hot3xen5khllzfqz">
+            <w:hyperlink w:history="1" r:id="rIdgoi7hxwl4oeosc2zkfftq">
               <w:r>
                 <w:rPr>
                   <w:rFonts w:ascii="Arial" w:cs="Arial" w:eastAsia="Arial" w:hAnsi="Arial"/>
@@ -13978,6 +14326,65 @@
         </w:tc>
       </w:tr>
     </w:tbl>
+    <w:p>
+      <w:pPr>
+        <w:pBdr>
+          <w:top w:val="single" w:color="BBBBBB" w:sz="4" w:space="4"/>
+        </w:pBdr>
+        <w:spacing w:after="0" w:before="160"/>
+      </w:pPr>
+      <w:r>
+        <w:rPr>
+          <w:rFonts w:ascii="Arial" w:cs="Arial" w:eastAsia="Arial" w:hAnsi="Arial"/>
+          <w:color w:val="666666"/>
+          <w:sz w:val="14"/>
+          <w:szCs w:val="14"/>
+        </w:rPr>
+        <w:t xml:space="preserve">© 2026 SeaVuria and ARES. Aligned with KICD objectives. Developed by SeaVuria; technical implementation by ARES (with AI assistance from Claude). Licensed under </w:t>
+      </w:r>
+      <w:hyperlink w:history="1" r:id="rIddeswot_jyvfx7zkxh5mfa">
+        <w:r>
+          <w:rPr>
+            <w:rFonts w:ascii="Arial" w:cs="Arial" w:eastAsia="Arial" w:hAnsi="Arial"/>
+            <w:color w:val="1F6B75"/>
+            <w:sz w:val="14"/>
+            <w:szCs w:val="14"/>
+            <w:u w:val="single" w:color="1F6B75"/>
+          </w:rPr>
+          <w:t xml:space="preserve">CC BY-NC 4.0</w:t>
+        </w:r>
+      </w:hyperlink>
+      <w:r>
+        <w:rPr>
+          <w:rFonts w:ascii="Arial" w:cs="Arial" w:eastAsia="Arial" w:hAnsi="Arial"/>
+          <w:color w:val="666666"/>
+          <w:sz w:val="14"/>
+          <w:szCs w:val="14"/>
+        </w:rPr>
+        <w:t xml:space="preserve"> (</w:t>
+      </w:r>
+      <w:hyperlink w:history="1" r:id="rIdaszfxyuddd9iafzc5erfy">
+        <w:r>
+          <w:rPr>
+            <w:rFonts w:ascii="Arial" w:cs="Arial" w:eastAsia="Arial" w:hAnsi="Arial"/>
+            <w:color w:val="1F6B75"/>
+            <w:sz w:val="14"/>
+            <w:szCs w:val="14"/>
+            <w:u w:val="single" w:color="1F6B75"/>
+          </w:rPr>
+          <w:t xml:space="preserve">https://creativecommons.org/licenses/by-nc/4.0/</w:t>
+        </w:r>
+      </w:hyperlink>
+      <w:r>
+        <w:rPr>
+          <w:rFonts w:ascii="Arial" w:cs="Arial" w:eastAsia="Arial" w:hAnsi="Arial"/>
+          <w:color w:val="666666"/>
+          <w:sz w:val="14"/>
+          <w:szCs w:val="14"/>
+        </w:rPr>
+        <w:t xml:space="preserve">).</w:t>
+      </w:r>
+    </w:p>
     <w:p>
       <w:r>
         <w:br w:type="page"/>
@@ -14969,7 +15376,7 @@
             <w:pPr>
               <w:spacing w:after="20" w:before="0"/>
             </w:pPr>
-            <w:hyperlink w:history="1" r:id="rIdsl_ye3n63xrwgi6bgplm-">
+            <w:hyperlink w:history="1" r:id="rIdb8tmrvurqviqyfcpoqxmy">
               <w:r>
                 <w:rPr>
                   <w:rFonts w:ascii="Arial" w:cs="Arial" w:eastAsia="Arial" w:hAnsi="Arial"/>
@@ -15002,7 +15409,7 @@
               <w:spacing w:after="10" w:before="0"/>
               <w:ind w:left="120"/>
             </w:pPr>
-            <w:hyperlink w:history="1" r:id="rId0zvjny9xdcvegoxp7q3x7">
+            <w:hyperlink w:history="1" r:id="rIdtdeicrwn4jprzdlkzkzmg">
               <w:r>
                 <w:rPr>
                   <w:rFonts w:ascii="Arial" w:cs="Arial" w:eastAsia="Arial" w:hAnsi="Arial"/>
@@ -15047,7 +15454,7 @@
             <w:pPr>
               <w:spacing w:after="20" w:before="0"/>
             </w:pPr>
-            <w:hyperlink w:history="1" r:id="rIddpo-t5-kgjv-_aikauzin">
+            <w:hyperlink w:history="1" r:id="rIddwu91qcix6rz-ucho1deu">
               <w:r>
                 <w:rPr>
                   <w:rFonts w:ascii="Arial" w:cs="Arial" w:eastAsia="Arial" w:hAnsi="Arial"/>
@@ -15080,7 +15487,7 @@
               <w:spacing w:after="10" w:before="0"/>
               <w:ind w:left="120"/>
             </w:pPr>
-            <w:hyperlink w:history="1" r:id="rIdbcbqppuo_gpqmxvvy_fgp">
+            <w:hyperlink w:history="1" r:id="rId5dtejlycenpj83dvsnyb4">
               <w:r>
                 <w:rPr>
                   <w:rFonts w:ascii="Arial" w:cs="Arial" w:eastAsia="Arial" w:hAnsi="Arial"/>
@@ -15275,7 +15682,7 @@
             <w:pPr>
               <w:spacing w:after="20" w:before="0"/>
             </w:pPr>
-            <w:hyperlink w:history="1" r:id="rIdfvfe6irqth-xtxu3f1mgm">
+            <w:hyperlink w:history="1" r:id="rIdpqxibjcjwvnqhuj_dmoqe">
               <w:r>
                 <w:rPr>
                   <w:rFonts w:ascii="Arial" w:cs="Arial" w:eastAsia="Arial" w:hAnsi="Arial"/>
@@ -15308,7 +15715,7 @@
               <w:spacing w:after="10" w:before="0"/>
               <w:ind w:left="120"/>
             </w:pPr>
-            <w:hyperlink w:history="1" r:id="rIdzvei3jkk5671djdxki4mr">
+            <w:hyperlink w:history="1" r:id="rIdma7nwyrjtuqr66zfdtnyp">
               <w:r>
                 <w:rPr>
                   <w:rFonts w:ascii="Arial" w:cs="Arial" w:eastAsia="Arial" w:hAnsi="Arial"/>
@@ -15353,7 +15760,7 @@
             <w:pPr>
               <w:spacing w:after="20" w:before="0"/>
             </w:pPr>
-            <w:hyperlink w:history="1" r:id="rIdykf6or_fjxderyzczjr_q">
+            <w:hyperlink w:history="1" r:id="rId5xk9-juhemijbqvwwru7v">
               <w:r>
                 <w:rPr>
                   <w:rFonts w:ascii="Arial" w:cs="Arial" w:eastAsia="Arial" w:hAnsi="Arial"/>
@@ -15386,7 +15793,7 @@
               <w:spacing w:after="10" w:before="0"/>
               <w:ind w:left="120"/>
             </w:pPr>
-            <w:hyperlink w:history="1" r:id="rId7bdnd8wgzabobletympio">
+            <w:hyperlink w:history="1" r:id="rIdyih6vkggpjqf0gfz8ev2_">
               <w:r>
                 <w:rPr>
                   <w:rFonts w:ascii="Arial" w:cs="Arial" w:eastAsia="Arial" w:hAnsi="Arial"/>
@@ -15581,7 +15988,7 @@
             <w:pPr>
               <w:spacing w:after="20" w:before="0"/>
             </w:pPr>
-            <w:hyperlink w:history="1" r:id="rId4xlwdml2wzgpawsnlrm4k">
+            <w:hyperlink w:history="1" r:id="rIdbsmrm8nrkhjaq9oqlwsdl">
               <w:r>
                 <w:rPr>
                   <w:rFonts w:ascii="Arial" w:cs="Arial" w:eastAsia="Arial" w:hAnsi="Arial"/>
@@ -15614,7 +16021,7 @@
               <w:spacing w:after="10" w:before="0"/>
               <w:ind w:left="120"/>
             </w:pPr>
-            <w:hyperlink w:history="1" r:id="rId-lzphp_vugq3ml3tujawu">
+            <w:hyperlink w:history="1" r:id="rIdizxowpvczps-zv6up7sxf">
               <w:r>
                 <w:rPr>
                   <w:rFonts w:ascii="Arial" w:cs="Arial" w:eastAsia="Arial" w:hAnsi="Arial"/>
@@ -15659,7 +16066,7 @@
             <w:pPr>
               <w:spacing w:after="20" w:before="0"/>
             </w:pPr>
-            <w:hyperlink w:history="1" r:id="rIded0b1yegx42hicmvbmwdf">
+            <w:hyperlink w:history="1" r:id="rIdxso9blj455qanml-xolxl">
               <w:r>
                 <w:rPr>
                   <w:rFonts w:ascii="Arial" w:cs="Arial" w:eastAsia="Arial" w:hAnsi="Arial"/>
@@ -15692,7 +16099,7 @@
               <w:spacing w:after="10" w:before="0"/>
               <w:ind w:left="120"/>
             </w:pPr>
-            <w:hyperlink w:history="1" r:id="rIdytlburfyx4qzwibq1dcwt">
+            <w:hyperlink w:history="1" r:id="rIdpxhxwogmuknddcfoz_df-">
               <w:r>
                 <w:rPr>
                   <w:rFonts w:ascii="Arial" w:cs="Arial" w:eastAsia="Arial" w:hAnsi="Arial"/>
@@ -15887,7 +16294,7 @@
             <w:pPr>
               <w:spacing w:after="20" w:before="0"/>
             </w:pPr>
-            <w:hyperlink w:history="1" r:id="rId47hnv8lxuiwg0f58uzrdf">
+            <w:hyperlink w:history="1" r:id="rIdxe766ifsqqlejphekdnxp">
               <w:r>
                 <w:rPr>
                   <w:rFonts w:ascii="Arial" w:cs="Arial" w:eastAsia="Arial" w:hAnsi="Arial"/>
@@ -15920,7 +16327,7 @@
               <w:spacing w:after="10" w:before="0"/>
               <w:ind w:left="120"/>
             </w:pPr>
-            <w:hyperlink w:history="1" r:id="rIduqiljdn13bvnwepw2y_7j">
+            <w:hyperlink w:history="1" r:id="rIdp451rysgqkvvuc-cnvls2">
               <w:r>
                 <w:rPr>
                   <w:rFonts w:ascii="Arial" w:cs="Arial" w:eastAsia="Arial" w:hAnsi="Arial"/>
@@ -15965,7 +16372,7 @@
             <w:pPr>
               <w:spacing w:after="20" w:before="0"/>
             </w:pPr>
-            <w:hyperlink w:history="1" r:id="rId6xawlilueabzmxgwp1fii">
+            <w:hyperlink w:history="1" r:id="rId8thn_nsijznuoutu31kte">
               <w:r>
                 <w:rPr>
                   <w:rFonts w:ascii="Arial" w:cs="Arial" w:eastAsia="Arial" w:hAnsi="Arial"/>
@@ -15998,7 +16405,7 @@
               <w:spacing w:after="10" w:before="0"/>
               <w:ind w:left="120"/>
             </w:pPr>
-            <w:hyperlink w:history="1" r:id="rIdfwm-cqgngdotspn2cflfz">
+            <w:hyperlink w:history="1" r:id="rIdwmleu9zuat7btojsyqwzl">
               <w:r>
                 <w:rPr>
                   <w:rFonts w:ascii="Arial" w:cs="Arial" w:eastAsia="Arial" w:hAnsi="Arial"/>
@@ -16193,7 +16600,7 @@
             <w:pPr>
               <w:spacing w:after="20" w:before="0"/>
             </w:pPr>
-            <w:hyperlink w:history="1" r:id="rIdyv-oeof02vpjym2qybnwl">
+            <w:hyperlink w:history="1" r:id="rId_tqcmjgf1fpo8o2di3xzw">
               <w:r>
                 <w:rPr>
                   <w:rFonts w:ascii="Arial" w:cs="Arial" w:eastAsia="Arial" w:hAnsi="Arial"/>
@@ -16226,7 +16633,7 @@
               <w:spacing w:after="10" w:before="0"/>
               <w:ind w:left="120"/>
             </w:pPr>
-            <w:hyperlink w:history="1" r:id="rIdm915crsernwg8tgy6wtg9">
+            <w:hyperlink w:history="1" r:id="rId4lvwcnx-ha-djnamnzxst">
               <w:r>
                 <w:rPr>
                   <w:rFonts w:ascii="Arial" w:cs="Arial" w:eastAsia="Arial" w:hAnsi="Arial"/>
@@ -16271,7 +16678,7 @@
             <w:pPr>
               <w:spacing w:after="20" w:before="0"/>
             </w:pPr>
-            <w:hyperlink w:history="1" r:id="rIdmzox1i1ziuawtqxct0thc">
+            <w:hyperlink w:history="1" r:id="rIdqc7mn1g8fidbqdclbvjpo">
               <w:r>
                 <w:rPr>
                   <w:rFonts w:ascii="Arial" w:cs="Arial" w:eastAsia="Arial" w:hAnsi="Arial"/>
@@ -16304,7 +16711,7 @@
               <w:spacing w:after="10" w:before="0"/>
               <w:ind w:left="120"/>
             </w:pPr>
-            <w:hyperlink w:history="1" r:id="rIdvj72cdqunqu-fkp4-r54x">
+            <w:hyperlink w:history="1" r:id="rId54pp1cu8i5zmajf4ux6mz">
               <w:r>
                 <w:rPr>
                   <w:rFonts w:ascii="Arial" w:cs="Arial" w:eastAsia="Arial" w:hAnsi="Arial"/>
@@ -16895,6 +17302,65 @@
         </w:tc>
       </w:tr>
     </w:tbl>
+    <w:p>
+      <w:pPr>
+        <w:pBdr>
+          <w:top w:val="single" w:color="BBBBBB" w:sz="4" w:space="4"/>
+        </w:pBdr>
+        <w:spacing w:after="0" w:before="160"/>
+      </w:pPr>
+      <w:r>
+        <w:rPr>
+          <w:rFonts w:ascii="Arial" w:cs="Arial" w:eastAsia="Arial" w:hAnsi="Arial"/>
+          <w:color w:val="666666"/>
+          <w:sz w:val="14"/>
+          <w:szCs w:val="14"/>
+        </w:rPr>
+        <w:t xml:space="preserve">© 2026 SeaVuria and ARES. Aligned with KICD objectives. Developed by SeaVuria; technical implementation by ARES (with AI assistance from Claude). Licensed under </w:t>
+      </w:r>
+      <w:hyperlink w:history="1" r:id="rIdsdeodbjaqg7wxcm-9ouxt">
+        <w:r>
+          <w:rPr>
+            <w:rFonts w:ascii="Arial" w:cs="Arial" w:eastAsia="Arial" w:hAnsi="Arial"/>
+            <w:color w:val="1F6B75"/>
+            <w:sz w:val="14"/>
+            <w:szCs w:val="14"/>
+            <w:u w:val="single" w:color="1F6B75"/>
+          </w:rPr>
+          <w:t xml:space="preserve">CC BY-NC 4.0</w:t>
+        </w:r>
+      </w:hyperlink>
+      <w:r>
+        <w:rPr>
+          <w:rFonts w:ascii="Arial" w:cs="Arial" w:eastAsia="Arial" w:hAnsi="Arial"/>
+          <w:color w:val="666666"/>
+          <w:sz w:val="14"/>
+          <w:szCs w:val="14"/>
+        </w:rPr>
+        <w:t xml:space="preserve"> (</w:t>
+      </w:r>
+      <w:hyperlink w:history="1" r:id="rIdo5eexmmwo1wgamiajjhf9">
+        <w:r>
+          <w:rPr>
+            <w:rFonts w:ascii="Arial" w:cs="Arial" w:eastAsia="Arial" w:hAnsi="Arial"/>
+            <w:color w:val="1F6B75"/>
+            <w:sz w:val="14"/>
+            <w:szCs w:val="14"/>
+            <w:u w:val="single" w:color="1F6B75"/>
+          </w:rPr>
+          <w:t xml:space="preserve">https://creativecommons.org/licenses/by-nc/4.0/</w:t>
+        </w:r>
+      </w:hyperlink>
+      <w:r>
+        <w:rPr>
+          <w:rFonts w:ascii="Arial" w:cs="Arial" w:eastAsia="Arial" w:hAnsi="Arial"/>
+          <w:color w:val="666666"/>
+          <w:sz w:val="14"/>
+          <w:szCs w:val="14"/>
+        </w:rPr>
+        <w:t xml:space="preserve">).</w:t>
+      </w:r>
+    </w:p>
     <w:p>
       <w:r>
         <w:br w:type="page"/>
@@ -17886,7 +18352,7 @@
             <w:pPr>
               <w:spacing w:after="20" w:before="0"/>
             </w:pPr>
-            <w:hyperlink w:history="1" r:id="rIdxtqczf6odp0gswkydfvcr">
+            <w:hyperlink w:history="1" r:id="rIdahpvy-4v_zih_2c3_l3xy">
               <w:r>
                 <w:rPr>
                   <w:rFonts w:ascii="Arial" w:cs="Arial" w:eastAsia="Arial" w:hAnsi="Arial"/>
@@ -17919,7 +18385,7 @@
               <w:spacing w:after="10" w:before="0"/>
               <w:ind w:left="120"/>
             </w:pPr>
-            <w:hyperlink w:history="1" r:id="rIddatpgw_sxnllidmvqjfec">
+            <w:hyperlink w:history="1" r:id="rIdwdydumphiw8kviy1tmdgl">
               <w:r>
                 <w:rPr>
                   <w:rFonts w:ascii="Arial" w:cs="Arial" w:eastAsia="Arial" w:hAnsi="Arial"/>
@@ -17964,7 +18430,7 @@
             <w:pPr>
               <w:spacing w:after="20" w:before="0"/>
             </w:pPr>
-            <w:hyperlink w:history="1" r:id="rId6tr6jwxy3_04sm5ntma0t">
+            <w:hyperlink w:history="1" r:id="rIdqxoxfzc6d00nrf8jpltp7">
               <w:r>
                 <w:rPr>
                   <w:rFonts w:ascii="Arial" w:cs="Arial" w:eastAsia="Arial" w:hAnsi="Arial"/>
@@ -17997,7 +18463,7 @@
               <w:spacing w:after="10" w:before="0"/>
               <w:ind w:left="120"/>
             </w:pPr>
-            <w:hyperlink w:history="1" r:id="rIdrhevvlz8vgcwue4bdmphn">
+            <w:hyperlink w:history="1" r:id="rIdvtnizqeogiabthxaox4mk">
               <w:r>
                 <w:rPr>
                   <w:rFonts w:ascii="Arial" w:cs="Arial" w:eastAsia="Arial" w:hAnsi="Arial"/>
@@ -18192,7 +18658,7 @@
             <w:pPr>
               <w:spacing w:after="20" w:before="0"/>
             </w:pPr>
-            <w:hyperlink w:history="1" r:id="rIdubqt6d6n7zblsaxizqjie">
+            <w:hyperlink w:history="1" r:id="rId5_qkr344k4zmdsq6tyzvb">
               <w:r>
                 <w:rPr>
                   <w:rFonts w:ascii="Arial" w:cs="Arial" w:eastAsia="Arial" w:hAnsi="Arial"/>
@@ -18225,7 +18691,7 @@
               <w:spacing w:after="10" w:before="0"/>
               <w:ind w:left="120"/>
             </w:pPr>
-            <w:hyperlink w:history="1" r:id="rIdkjvxjbnrqmbrijvbh0bph">
+            <w:hyperlink w:history="1" r:id="rIdd4ywqhwdig9f2rcmqu6r2">
               <w:r>
                 <w:rPr>
                   <w:rFonts w:ascii="Arial" w:cs="Arial" w:eastAsia="Arial" w:hAnsi="Arial"/>
@@ -18270,7 +18736,7 @@
             <w:pPr>
               <w:spacing w:after="20" w:before="0"/>
             </w:pPr>
-            <w:hyperlink w:history="1" r:id="rIdcklsxnxxmrqjzsa80o8vo">
+            <w:hyperlink w:history="1" r:id="rIdkpssc-xb9etrgltoch8f9">
               <w:r>
                 <w:rPr>
                   <w:rFonts w:ascii="Arial" w:cs="Arial" w:eastAsia="Arial" w:hAnsi="Arial"/>
@@ -18303,7 +18769,7 @@
               <w:spacing w:after="10" w:before="0"/>
               <w:ind w:left="120"/>
             </w:pPr>
-            <w:hyperlink w:history="1" r:id="rIds7e_bxxisthedg7bemh2g">
+            <w:hyperlink w:history="1" r:id="rIdddxosxtcevjmeidtiwxux">
               <w:r>
                 <w:rPr>
                   <w:rFonts w:ascii="Arial" w:cs="Arial" w:eastAsia="Arial" w:hAnsi="Arial"/>
@@ -18498,7 +18964,7 @@
             <w:pPr>
               <w:spacing w:after="20" w:before="0"/>
             </w:pPr>
-            <w:hyperlink w:history="1" r:id="rIdrgv9t92pjkfoj4hguwaok">
+            <w:hyperlink w:history="1" r:id="rIdoslhznnrif4jgqxfhbko8">
               <w:r>
                 <w:rPr>
                   <w:rFonts w:ascii="Arial" w:cs="Arial" w:eastAsia="Arial" w:hAnsi="Arial"/>
@@ -18531,7 +18997,7 @@
               <w:spacing w:after="10" w:before="0"/>
               <w:ind w:left="120"/>
             </w:pPr>
-            <w:hyperlink w:history="1" r:id="rIdsrsyyxb0hy_qiqqkmbnbq">
+            <w:hyperlink w:history="1" r:id="rId0x-3qrruavbjfbdrorsqo">
               <w:r>
                 <w:rPr>
                   <w:rFonts w:ascii="Arial" w:cs="Arial" w:eastAsia="Arial" w:hAnsi="Arial"/>
@@ -18576,7 +19042,7 @@
             <w:pPr>
               <w:spacing w:after="20" w:before="0"/>
             </w:pPr>
-            <w:hyperlink w:history="1" r:id="rIdhbrzh4w7340hc5fb8zjhv">
+            <w:hyperlink w:history="1" r:id="rIdjctq5nzsvpadd9ko1w5ok">
               <w:r>
                 <w:rPr>
                   <w:rFonts w:ascii="Arial" w:cs="Arial" w:eastAsia="Arial" w:hAnsi="Arial"/>
@@ -18609,7 +19075,7 @@
               <w:spacing w:after="10" w:before="0"/>
               <w:ind w:left="120"/>
             </w:pPr>
-            <w:hyperlink w:history="1" r:id="rIdjppydh3pu3dvxwmxxf0vd">
+            <w:hyperlink w:history="1" r:id="rIdy3pm4gcrh__gu9ojxoaof">
               <w:r>
                 <w:rPr>
                   <w:rFonts w:ascii="Arial" w:cs="Arial" w:eastAsia="Arial" w:hAnsi="Arial"/>
@@ -18804,7 +19270,7 @@
             <w:pPr>
               <w:spacing w:after="20" w:before="0"/>
             </w:pPr>
-            <w:hyperlink w:history="1" r:id="rId3lk5r9v-cqputoamzjoy4">
+            <w:hyperlink w:history="1" r:id="rId5cvjefhglxi5-dte24iek">
               <w:r>
                 <w:rPr>
                   <w:rFonts w:ascii="Arial" w:cs="Arial" w:eastAsia="Arial" w:hAnsi="Arial"/>
@@ -18837,7 +19303,7 @@
               <w:spacing w:after="10" w:before="0"/>
               <w:ind w:left="120"/>
             </w:pPr>
-            <w:hyperlink w:history="1" r:id="rId8trtwmyt6cfnmi471peot">
+            <w:hyperlink w:history="1" r:id="rIdojlz9kuvn3foi12ibn-je">
               <w:r>
                 <w:rPr>
                   <w:rFonts w:ascii="Arial" w:cs="Arial" w:eastAsia="Arial" w:hAnsi="Arial"/>
@@ -18882,7 +19348,7 @@
             <w:pPr>
               <w:spacing w:after="20" w:before="0"/>
             </w:pPr>
-            <w:hyperlink w:history="1" r:id="rIdbkpdmzwpcg7xv4ebv-72l">
+            <w:hyperlink w:history="1" r:id="rIdak9grx_r3vrc46g0zr5uz">
               <w:r>
                 <w:rPr>
                   <w:rFonts w:ascii="Arial" w:cs="Arial" w:eastAsia="Arial" w:hAnsi="Arial"/>
@@ -18915,7 +19381,7 @@
               <w:spacing w:after="10" w:before="0"/>
               <w:ind w:left="120"/>
             </w:pPr>
-            <w:hyperlink w:history="1" r:id="rIdm_f3hccgdzu9b6m1we6hh">
+            <w:hyperlink w:history="1" r:id="rIdzyx_i1vdsxljdezzljz8b">
               <w:r>
                 <w:rPr>
                   <w:rFonts w:ascii="Arial" w:cs="Arial" w:eastAsia="Arial" w:hAnsi="Arial"/>
@@ -19110,7 +19576,7 @@
             <w:pPr>
               <w:spacing w:after="20" w:before="0"/>
             </w:pPr>
-            <w:hyperlink w:history="1" r:id="rIdcxzgh09hopufhjfe2ck50">
+            <w:hyperlink w:history="1" r:id="rIdcqlhect9xxgi3on2vm4bk">
               <w:r>
                 <w:rPr>
                   <w:rFonts w:ascii="Arial" w:cs="Arial" w:eastAsia="Arial" w:hAnsi="Arial"/>
@@ -19143,7 +19609,7 @@
               <w:spacing w:after="10" w:before="0"/>
               <w:ind w:left="120"/>
             </w:pPr>
-            <w:hyperlink w:history="1" r:id="rIdjqtyr2muj3rskjgvqc717">
+            <w:hyperlink w:history="1" r:id="rId2eoeztbqernnhy6cqk2n7">
               <w:r>
                 <w:rPr>
                   <w:rFonts w:ascii="Arial" w:cs="Arial" w:eastAsia="Arial" w:hAnsi="Arial"/>
@@ -19188,7 +19654,7 @@
             <w:pPr>
               <w:spacing w:after="20" w:before="0"/>
             </w:pPr>
-            <w:hyperlink w:history="1" r:id="rIdj4rqcgbt6znkhlmz6acgt">
+            <w:hyperlink w:history="1" r:id="rIdzgr2n_lx6qf14t4irl-zl">
               <w:r>
                 <w:rPr>
                   <w:rFonts w:ascii="Arial" w:cs="Arial" w:eastAsia="Arial" w:hAnsi="Arial"/>
@@ -19221,7 +19687,7 @@
               <w:spacing w:after="10" w:before="0"/>
               <w:ind w:left="120"/>
             </w:pPr>
-            <w:hyperlink w:history="1" r:id="rIdxjn7jaa6mavfnh8xoabqs">
+            <w:hyperlink w:history="1" r:id="rIdvp18hzdxm_9fty5d3l83u">
               <w:r>
                 <w:rPr>
                   <w:rFonts w:ascii="Arial" w:cs="Arial" w:eastAsia="Arial" w:hAnsi="Arial"/>
@@ -19812,6 +20278,65 @@
         </w:tc>
       </w:tr>
     </w:tbl>
+    <w:p>
+      <w:pPr>
+        <w:pBdr>
+          <w:top w:val="single" w:color="BBBBBB" w:sz="4" w:space="4"/>
+        </w:pBdr>
+        <w:spacing w:after="0" w:before="160"/>
+      </w:pPr>
+      <w:r>
+        <w:rPr>
+          <w:rFonts w:ascii="Arial" w:cs="Arial" w:eastAsia="Arial" w:hAnsi="Arial"/>
+          <w:color w:val="666666"/>
+          <w:sz w:val="14"/>
+          <w:szCs w:val="14"/>
+        </w:rPr>
+        <w:t xml:space="preserve">© 2026 SeaVuria and ARES. Aligned with KICD objectives. Developed by SeaVuria; technical implementation by ARES (with AI assistance from Claude). Licensed under </w:t>
+      </w:r>
+      <w:hyperlink w:history="1" r:id="rIdpqvrlewzzo0qrwjtca8ea">
+        <w:r>
+          <w:rPr>
+            <w:rFonts w:ascii="Arial" w:cs="Arial" w:eastAsia="Arial" w:hAnsi="Arial"/>
+            <w:color w:val="1F6B75"/>
+            <w:sz w:val="14"/>
+            <w:szCs w:val="14"/>
+            <w:u w:val="single" w:color="1F6B75"/>
+          </w:rPr>
+          <w:t xml:space="preserve">CC BY-NC 4.0</w:t>
+        </w:r>
+      </w:hyperlink>
+      <w:r>
+        <w:rPr>
+          <w:rFonts w:ascii="Arial" w:cs="Arial" w:eastAsia="Arial" w:hAnsi="Arial"/>
+          <w:color w:val="666666"/>
+          <w:sz w:val="14"/>
+          <w:szCs w:val="14"/>
+        </w:rPr>
+        <w:t xml:space="preserve"> (</w:t>
+      </w:r>
+      <w:hyperlink w:history="1" r:id="rId_hir8emuck56vjnzosvy1">
+        <w:r>
+          <w:rPr>
+            <w:rFonts w:ascii="Arial" w:cs="Arial" w:eastAsia="Arial" w:hAnsi="Arial"/>
+            <w:color w:val="1F6B75"/>
+            <w:sz w:val="14"/>
+            <w:szCs w:val="14"/>
+            <w:u w:val="single" w:color="1F6B75"/>
+          </w:rPr>
+          <w:t xml:space="preserve">https://creativecommons.org/licenses/by-nc/4.0/</w:t>
+        </w:r>
+      </w:hyperlink>
+      <w:r>
+        <w:rPr>
+          <w:rFonts w:ascii="Arial" w:cs="Arial" w:eastAsia="Arial" w:hAnsi="Arial"/>
+          <w:color w:val="666666"/>
+          <w:sz w:val="14"/>
+          <w:szCs w:val="14"/>
+        </w:rPr>
+        <w:t xml:space="preserve">).</w:t>
+      </w:r>
+    </w:p>
     <w:p>
       <w:r>
         <w:br w:type="page"/>
@@ -20803,7 +21328,7 @@
             <w:pPr>
               <w:spacing w:after="20" w:before="0"/>
             </w:pPr>
-            <w:hyperlink w:history="1" r:id="rIdjbrdlgly9t3zom4uc-8jt">
+            <w:hyperlink w:history="1" r:id="rIdffp4c3ric7mxnrn66joai">
               <w:r>
                 <w:rPr>
                   <w:rFonts w:ascii="Arial" w:cs="Arial" w:eastAsia="Arial" w:hAnsi="Arial"/>
@@ -20836,7 +21361,7 @@
               <w:spacing w:after="10" w:before="0"/>
               <w:ind w:left="120"/>
             </w:pPr>
-            <w:hyperlink w:history="1" r:id="rIdvkxkirzukwrqdet8sqeaw">
+            <w:hyperlink w:history="1" r:id="rIdfathf-v9hmvy5mnagleqf">
               <w:r>
                 <w:rPr>
                   <w:rFonts w:ascii="Arial" w:cs="Arial" w:eastAsia="Arial" w:hAnsi="Arial"/>
@@ -20881,7 +21406,7 @@
             <w:pPr>
               <w:spacing w:after="20" w:before="0"/>
             </w:pPr>
-            <w:hyperlink w:history="1" r:id="rIdtnxkcbodfnrdpxv30af0w">
+            <w:hyperlink w:history="1" r:id="rIdllwjhaojkd6a0fcu-rquz">
               <w:r>
                 <w:rPr>
                   <w:rFonts w:ascii="Arial" w:cs="Arial" w:eastAsia="Arial" w:hAnsi="Arial"/>
@@ -20914,7 +21439,7 @@
               <w:spacing w:after="10" w:before="0"/>
               <w:ind w:left="120"/>
             </w:pPr>
-            <w:hyperlink w:history="1" r:id="rIde5vppqz2teuocdepwd7wq">
+            <w:hyperlink w:history="1" r:id="rIdxjpfhg8qwzi_i7ryk2m9n">
               <w:r>
                 <w:rPr>
                   <w:rFonts w:ascii="Arial" w:cs="Arial" w:eastAsia="Arial" w:hAnsi="Arial"/>
@@ -21109,7 +21634,7 @@
             <w:pPr>
               <w:spacing w:after="20" w:before="0"/>
             </w:pPr>
-            <w:hyperlink w:history="1" r:id="rIdancc9vnlblgydzye17m7m">
+            <w:hyperlink w:history="1" r:id="rId5nxrhiami4xnmduq6p7ok">
               <w:r>
                 <w:rPr>
                   <w:rFonts w:ascii="Arial" w:cs="Arial" w:eastAsia="Arial" w:hAnsi="Arial"/>
@@ -21142,7 +21667,7 @@
               <w:spacing w:after="10" w:before="0"/>
               <w:ind w:left="120"/>
             </w:pPr>
-            <w:hyperlink w:history="1" r:id="rIdudfk0mdupt6tc2-8g8avs">
+            <w:hyperlink w:history="1" r:id="rIdxcfmsqm6gs38xb498z09h">
               <w:r>
                 <w:rPr>
                   <w:rFonts w:ascii="Arial" w:cs="Arial" w:eastAsia="Arial" w:hAnsi="Arial"/>
@@ -21187,7 +21712,7 @@
             <w:pPr>
               <w:spacing w:after="20" w:before="0"/>
             </w:pPr>
-            <w:hyperlink w:history="1" r:id="rId1gu1upqo2g3smg5xfvdbf">
+            <w:hyperlink w:history="1" r:id="rIdyqgxvzwmxeste6k5wbfjr">
               <w:r>
                 <w:rPr>
                   <w:rFonts w:ascii="Arial" w:cs="Arial" w:eastAsia="Arial" w:hAnsi="Arial"/>
@@ -21220,7 +21745,7 @@
               <w:spacing w:after="10" w:before="0"/>
               <w:ind w:left="120"/>
             </w:pPr>
-            <w:hyperlink w:history="1" r:id="rIdbsd6uil6xqkrdltzbspds">
+            <w:hyperlink w:history="1" r:id="rIdgfspnraj2pjwpfwg5chah">
               <w:r>
                 <w:rPr>
                   <w:rFonts w:ascii="Arial" w:cs="Arial" w:eastAsia="Arial" w:hAnsi="Arial"/>
@@ -21415,7 +21940,7 @@
             <w:pPr>
               <w:spacing w:after="20" w:before="0"/>
             </w:pPr>
-            <w:hyperlink w:history="1" r:id="rIdud1p-o7xkzeczpnij9cmc">
+            <w:hyperlink w:history="1" r:id="rIdi0kfcfgtv-xmyk9expr04">
               <w:r>
                 <w:rPr>
                   <w:rFonts w:ascii="Arial" w:cs="Arial" w:eastAsia="Arial" w:hAnsi="Arial"/>
@@ -21448,7 +21973,7 @@
               <w:spacing w:after="10" w:before="0"/>
               <w:ind w:left="120"/>
             </w:pPr>
-            <w:hyperlink w:history="1" r:id="rIdqsie5aurq0yv90re3jqy_">
+            <w:hyperlink w:history="1" r:id="rIdvznkncmwvqiuu5znl2cmb">
               <w:r>
                 <w:rPr>
                   <w:rFonts w:ascii="Arial" w:cs="Arial" w:eastAsia="Arial" w:hAnsi="Arial"/>
@@ -21493,7 +22018,7 @@
             <w:pPr>
               <w:spacing w:after="20" w:before="0"/>
             </w:pPr>
-            <w:hyperlink w:history="1" r:id="rId8arqp9rinatfgdcw1ujpg">
+            <w:hyperlink w:history="1" r:id="rId5ucrunz9y6asi28k2euzq">
               <w:r>
                 <w:rPr>
                   <w:rFonts w:ascii="Arial" w:cs="Arial" w:eastAsia="Arial" w:hAnsi="Arial"/>
@@ -21526,7 +22051,7 @@
               <w:spacing w:after="10" w:before="0"/>
               <w:ind w:left="120"/>
             </w:pPr>
-            <w:hyperlink w:history="1" r:id="rIdf3wx5drt5fgd8ffmzycty">
+            <w:hyperlink w:history="1" r:id="rIdtttqze23hmp2oqjanp1bl">
               <w:r>
                 <w:rPr>
                   <w:rFonts w:ascii="Arial" w:cs="Arial" w:eastAsia="Arial" w:hAnsi="Arial"/>
@@ -21721,7 +22246,7 @@
             <w:pPr>
               <w:spacing w:after="20" w:before="0"/>
             </w:pPr>
-            <w:hyperlink w:history="1" r:id="rId53endmctk34xnslfexdjm">
+            <w:hyperlink w:history="1" r:id="rIdvhyzvomettgactm4vnym0">
               <w:r>
                 <w:rPr>
                   <w:rFonts w:ascii="Arial" w:cs="Arial" w:eastAsia="Arial" w:hAnsi="Arial"/>
@@ -21754,7 +22279,7 @@
               <w:spacing w:after="10" w:before="0"/>
               <w:ind w:left="120"/>
             </w:pPr>
-            <w:hyperlink w:history="1" r:id="rIdbdw2ctb7gozramg4zfj9m">
+            <w:hyperlink w:history="1" r:id="rIdgfxiedapksu8uarwixka9">
               <w:r>
                 <w:rPr>
                   <w:rFonts w:ascii="Arial" w:cs="Arial" w:eastAsia="Arial" w:hAnsi="Arial"/>
@@ -21799,7 +22324,7 @@
             <w:pPr>
               <w:spacing w:after="20" w:before="0"/>
             </w:pPr>
-            <w:hyperlink w:history="1" r:id="rIdhlrfobh3uyz9lh0u7tmjr">
+            <w:hyperlink w:history="1" r:id="rIdm1p1xkirotfsycsa-k7fs">
               <w:r>
                 <w:rPr>
                   <w:rFonts w:ascii="Arial" w:cs="Arial" w:eastAsia="Arial" w:hAnsi="Arial"/>
@@ -21832,7 +22357,7 @@
               <w:spacing w:after="10" w:before="0"/>
               <w:ind w:left="120"/>
             </w:pPr>
-            <w:hyperlink w:history="1" r:id="rIddkfkglmtz2xympaicpfnh">
+            <w:hyperlink w:history="1" r:id="rIdkau7qc-z9c11yz9z_5liv">
               <w:r>
                 <w:rPr>
                   <w:rFonts w:ascii="Arial" w:cs="Arial" w:eastAsia="Arial" w:hAnsi="Arial"/>
@@ -22027,7 +22552,7 @@
             <w:pPr>
               <w:spacing w:after="20" w:before="0"/>
             </w:pPr>
-            <w:hyperlink w:history="1" r:id="rIdwunkwmv4vvhelc9ou3eia">
+            <w:hyperlink w:history="1" r:id="rIdyyg6o0pu53moedn_lvxev">
               <w:r>
                 <w:rPr>
                   <w:rFonts w:ascii="Arial" w:cs="Arial" w:eastAsia="Arial" w:hAnsi="Arial"/>
@@ -22060,7 +22585,7 @@
               <w:spacing w:after="10" w:before="0"/>
               <w:ind w:left="120"/>
             </w:pPr>
-            <w:hyperlink w:history="1" r:id="rId-eqjjlihhwo5jsait1npf">
+            <w:hyperlink w:history="1" r:id="rIdya0rci0eyyxwy4xo000ph">
               <w:r>
                 <w:rPr>
                   <w:rFonts w:ascii="Arial" w:cs="Arial" w:eastAsia="Arial" w:hAnsi="Arial"/>
@@ -22105,7 +22630,7 @@
             <w:pPr>
               <w:spacing w:after="20" w:before="0"/>
             </w:pPr>
-            <w:hyperlink w:history="1" r:id="rIdcmhhlecpqeafx45ldc4lh">
+            <w:hyperlink w:history="1" r:id="rIdehw1s9j3xrmrgh-zi-xyr">
               <w:r>
                 <w:rPr>
                   <w:rFonts w:ascii="Arial" w:cs="Arial" w:eastAsia="Arial" w:hAnsi="Arial"/>
@@ -22138,7 +22663,7 @@
               <w:spacing w:after="10" w:before="0"/>
               <w:ind w:left="120"/>
             </w:pPr>
-            <w:hyperlink w:history="1" r:id="rIdntj-lqxe3nmu92n--ctuv">
+            <w:hyperlink w:history="1" r:id="rId7lvncrki7ghz4rwzinfb4">
               <w:r>
                 <w:rPr>
                   <w:rFonts w:ascii="Arial" w:cs="Arial" w:eastAsia="Arial" w:hAnsi="Arial"/>
@@ -22634,6 +23159,65 @@
         </w:tc>
       </w:tr>
     </w:tbl>
+    <w:p>
+      <w:pPr>
+        <w:pBdr>
+          <w:top w:val="single" w:color="BBBBBB" w:sz="4" w:space="4"/>
+        </w:pBdr>
+        <w:spacing w:after="0" w:before="160"/>
+      </w:pPr>
+      <w:r>
+        <w:rPr>
+          <w:rFonts w:ascii="Arial" w:cs="Arial" w:eastAsia="Arial" w:hAnsi="Arial"/>
+          <w:color w:val="666666"/>
+          <w:sz w:val="14"/>
+          <w:szCs w:val="14"/>
+        </w:rPr>
+        <w:t xml:space="preserve">© 2026 SeaVuria and ARES. Aligned with KICD objectives. Developed by SeaVuria; technical implementation by ARES (with AI assistance from Claude). Licensed under </w:t>
+      </w:r>
+      <w:hyperlink w:history="1" r:id="rId6avpfbuapldaf9ulyqjwu">
+        <w:r>
+          <w:rPr>
+            <w:rFonts w:ascii="Arial" w:cs="Arial" w:eastAsia="Arial" w:hAnsi="Arial"/>
+            <w:color w:val="1F6B75"/>
+            <w:sz w:val="14"/>
+            <w:szCs w:val="14"/>
+            <w:u w:val="single" w:color="1F6B75"/>
+          </w:rPr>
+          <w:t xml:space="preserve">CC BY-NC 4.0</w:t>
+        </w:r>
+      </w:hyperlink>
+      <w:r>
+        <w:rPr>
+          <w:rFonts w:ascii="Arial" w:cs="Arial" w:eastAsia="Arial" w:hAnsi="Arial"/>
+          <w:color w:val="666666"/>
+          <w:sz w:val="14"/>
+          <w:szCs w:val="14"/>
+        </w:rPr>
+        <w:t xml:space="preserve"> (</w:t>
+      </w:r>
+      <w:hyperlink w:history="1" r:id="rIdvk38gragll6x4f_svgxph">
+        <w:r>
+          <w:rPr>
+            <w:rFonts w:ascii="Arial" w:cs="Arial" w:eastAsia="Arial" w:hAnsi="Arial"/>
+            <w:color w:val="1F6B75"/>
+            <w:sz w:val="14"/>
+            <w:szCs w:val="14"/>
+            <w:u w:val="single" w:color="1F6B75"/>
+          </w:rPr>
+          <w:t xml:space="preserve">https://creativecommons.org/licenses/by-nc/4.0/</w:t>
+        </w:r>
+      </w:hyperlink>
+      <w:r>
+        <w:rPr>
+          <w:rFonts w:ascii="Arial" w:cs="Arial" w:eastAsia="Arial" w:hAnsi="Arial"/>
+          <w:color w:val="666666"/>
+          <w:sz w:val="14"/>
+          <w:szCs w:val="14"/>
+        </w:rPr>
+        <w:t xml:space="preserve">).</w:t>
+      </w:r>
+    </w:p>
     <w:p>
       <w:r>
         <w:br w:type="page"/>

--- a/data/outputs/v2/Maths/SS1.3_Quadratic_Equations/Mathematics_Quadratic_Equations_CBE_LessonSequence.docx
+++ b/data/outputs/v2/Maths/SS1.3_Quadratic_Equations/Mathematics_Quadratic_Equations_CBE_LessonSequence.docx
@@ -38,6 +38,2219 @@
           <w:szCs w:val="22"/>
         </w:rPr>
         <w:t xml:space="preserve">CBE Phenomenon-Driven Lesson Sequence — Sub-Strand 1.3 (7 Lessons)</w:t>
+      </w:r>
+    </w:p>
+    <w:p>
+      <w:pPr>
+        <w:spacing w:after="120"/>
+      </w:pPr>
+      <w:r>
+        <w:t xml:space="preserve"/>
+      </w:r>
+    </w:p>
+    <w:tbl>
+      <w:tblPr>
+        <w:tblW w:type="dxa" w:w="13680"/>
+        <w:tblBorders>
+          <w:top w:val="single" w:color="AAAAAA" w:sz="4"/>
+          <w:left w:val="single" w:color="AAAAAA" w:sz="4"/>
+          <w:bottom w:val="single" w:color="AAAAAA" w:sz="4"/>
+          <w:right w:val="single" w:color="AAAAAA" w:sz="4"/>
+          <w:insideH w:val="single" w:color="auto" w:sz="4"/>
+          <w:insideV w:val="single" w:color="auto" w:sz="4"/>
+        </w:tblBorders>
+        <w:tblLayout w:type="fixed"/>
+      </w:tblPr>
+      <w:tblGrid>
+        <w:gridCol w:w="3000"/>
+        <w:gridCol w:w="10680"/>
+      </w:tblGrid>
+      <w:tr>
+        <w:tc>
+          <w:tcPr>
+            <w:tcW w:type="dxa" w:w="13680"/>
+            <w:gridSpan w:val="2"/>
+            <w:shd w:fill="1F3864" w:color="auto" w:val="clear"/>
+            <w:tcMar>
+              <w:top w:type="dxa" w:w="60"/>
+              <w:left w:type="dxa" w:w="120"/>
+              <w:bottom w:type="dxa" w:w="60"/>
+              <w:right w:type="dxa" w:w="120"/>
+            </w:tcMar>
+            <w:vAlign w:val="top"/>
+          </w:tcPr>
+          <w:p>
+            <w:pPr>
+              <w:spacing w:after="40" w:before="0"/>
+              <w:jc w:val="center"/>
+            </w:pPr>
+            <w:r>
+              <w:rPr>
+                <w:rFonts w:ascii="Arial" w:cs="Arial" w:eastAsia="Arial" w:hAnsi="Arial"/>
+                <w:b/>
+                <w:bCs/>
+                <w:i w:val="false"/>
+                <w:iCs w:val="false"/>
+                <w:color w:val="FFFFFF"/>
+                <w:sz w:val="22"/>
+                <w:szCs w:val="22"/>
+              </w:rPr>
+              <w:t xml:space="preserve">SUB-STRAND OVERVIEW</w:t>
+            </w:r>
+          </w:p>
+        </w:tc>
+      </w:tr>
+      <w:tr>
+        <w:tc>
+          <w:tcPr>
+            <w:tcW w:type="dxa" w:w="3000"/>
+            <w:shd w:fill="D5E8F0" w:color="auto" w:val="clear"/>
+            <w:tcMar>
+              <w:top w:type="dxa" w:w="60"/>
+              <w:left w:type="dxa" w:w="120"/>
+              <w:bottom w:type="dxa" w:w="60"/>
+              <w:right w:type="dxa" w:w="120"/>
+            </w:tcMar>
+            <w:vAlign w:val="top"/>
+          </w:tcPr>
+          <w:p>
+            <w:pPr>
+              <w:spacing w:after="40" w:before="0"/>
+              <w:jc w:val="left"/>
+            </w:pPr>
+            <w:r>
+              <w:rPr>
+                <w:rFonts w:ascii="Arial" w:cs="Arial" w:eastAsia="Arial" w:hAnsi="Arial"/>
+                <w:b/>
+                <w:bCs/>
+                <w:i w:val="false"/>
+                <w:iCs w:val="false"/>
+                <w:color w:val="000000"/>
+                <w:sz w:val="18"/>
+                <w:szCs w:val="18"/>
+              </w:rPr>
+              <w:t xml:space="preserve">Grade Level</w:t>
+            </w:r>
+          </w:p>
+        </w:tc>
+        <w:tc>
+          <w:tcPr>
+            <w:tcW w:type="dxa" w:w="10680"/>
+            <w:shd w:fill="FFFFFF" w:color="auto" w:val="clear"/>
+            <w:tcMar>
+              <w:top w:type="dxa" w:w="60"/>
+              <w:left w:type="dxa" w:w="120"/>
+              <w:bottom w:type="dxa" w:w="60"/>
+              <w:right w:type="dxa" w:w="120"/>
+            </w:tcMar>
+            <w:vAlign w:val="top"/>
+          </w:tcPr>
+          <w:p>
+            <w:pPr>
+              <w:spacing w:after="40" w:before="0"/>
+              <w:jc w:val="left"/>
+            </w:pPr>
+            <w:r>
+              <w:rPr>
+                <w:rFonts w:ascii="Arial" w:cs="Arial" w:eastAsia="Arial" w:hAnsi="Arial"/>
+                <w:b w:val="false"/>
+                <w:bCs w:val="false"/>
+                <w:i w:val="false"/>
+                <w:iCs w:val="false"/>
+                <w:color w:val="000000"/>
+                <w:sz w:val="18"/>
+                <w:szCs w:val="18"/>
+              </w:rPr>
+              <w:t xml:space="preserve">10</w:t>
+            </w:r>
+          </w:p>
+        </w:tc>
+      </w:tr>
+      <w:tr>
+        <w:tc>
+          <w:tcPr>
+            <w:tcW w:type="dxa" w:w="3000"/>
+            <w:shd w:fill="D5E8F0" w:color="auto" w:val="clear"/>
+            <w:tcMar>
+              <w:top w:type="dxa" w:w="60"/>
+              <w:left w:type="dxa" w:w="120"/>
+              <w:bottom w:type="dxa" w:w="60"/>
+              <w:right w:type="dxa" w:w="120"/>
+            </w:tcMar>
+            <w:vAlign w:val="top"/>
+          </w:tcPr>
+          <w:p>
+            <w:pPr>
+              <w:spacing w:after="40" w:before="0"/>
+              <w:jc w:val="left"/>
+            </w:pPr>
+            <w:r>
+              <w:rPr>
+                <w:rFonts w:ascii="Arial" w:cs="Arial" w:eastAsia="Arial" w:hAnsi="Arial"/>
+                <w:b/>
+                <w:bCs/>
+                <w:i w:val="false"/>
+                <w:iCs w:val="false"/>
+                <w:color w:val="000000"/>
+                <w:sz w:val="18"/>
+                <w:szCs w:val="18"/>
+              </w:rPr>
+              <w:t xml:space="preserve">Subject</w:t>
+            </w:r>
+          </w:p>
+        </w:tc>
+        <w:tc>
+          <w:tcPr>
+            <w:tcW w:type="dxa" w:w="10680"/>
+            <w:shd w:fill="FFFFFF" w:color="auto" w:val="clear"/>
+            <w:tcMar>
+              <w:top w:type="dxa" w:w="60"/>
+              <w:left w:type="dxa" w:w="120"/>
+              <w:bottom w:type="dxa" w:w="60"/>
+              <w:right w:type="dxa" w:w="120"/>
+            </w:tcMar>
+            <w:vAlign w:val="top"/>
+          </w:tcPr>
+          <w:p>
+            <w:pPr>
+              <w:spacing w:after="40" w:before="0"/>
+              <w:jc w:val="left"/>
+            </w:pPr>
+            <w:r>
+              <w:rPr>
+                <w:rFonts w:ascii="Arial" w:cs="Arial" w:eastAsia="Arial" w:hAnsi="Arial"/>
+                <w:b w:val="false"/>
+                <w:bCs w:val="false"/>
+                <w:i w:val="false"/>
+                <w:iCs w:val="false"/>
+                <w:color w:val="000000"/>
+                <w:sz w:val="18"/>
+                <w:szCs w:val="18"/>
+              </w:rPr>
+              <w:t xml:space="preserve">Mathematics</w:t>
+            </w:r>
+          </w:p>
+        </w:tc>
+      </w:tr>
+      <w:tr>
+        <w:tc>
+          <w:tcPr>
+            <w:tcW w:type="dxa" w:w="3000"/>
+            <w:shd w:fill="D5E8F0" w:color="auto" w:val="clear"/>
+            <w:tcMar>
+              <w:top w:type="dxa" w:w="60"/>
+              <w:left w:type="dxa" w:w="120"/>
+              <w:bottom w:type="dxa" w:w="60"/>
+              <w:right w:type="dxa" w:w="120"/>
+            </w:tcMar>
+            <w:vAlign w:val="top"/>
+          </w:tcPr>
+          <w:p>
+            <w:pPr>
+              <w:spacing w:after="40" w:before="0"/>
+              <w:jc w:val="left"/>
+            </w:pPr>
+            <w:r>
+              <w:rPr>
+                <w:rFonts w:ascii="Arial" w:cs="Arial" w:eastAsia="Arial" w:hAnsi="Arial"/>
+                <w:b/>
+                <w:bCs/>
+                <w:i w:val="false"/>
+                <w:iCs w:val="false"/>
+                <w:color w:val="000000"/>
+                <w:sz w:val="18"/>
+                <w:szCs w:val="18"/>
+              </w:rPr>
+              <w:t xml:space="preserve">Strand</w:t>
+            </w:r>
+          </w:p>
+        </w:tc>
+        <w:tc>
+          <w:tcPr>
+            <w:tcW w:type="dxa" w:w="10680"/>
+            <w:shd w:fill="FFFFFF" w:color="auto" w:val="clear"/>
+            <w:tcMar>
+              <w:top w:type="dxa" w:w="60"/>
+              <w:left w:type="dxa" w:w="120"/>
+              <w:bottom w:type="dxa" w:w="60"/>
+              <w:right w:type="dxa" w:w="120"/>
+            </w:tcMar>
+            <w:vAlign w:val="top"/>
+          </w:tcPr>
+          <w:p>
+            <w:pPr>
+              <w:spacing w:after="40" w:before="0"/>
+              <w:jc w:val="left"/>
+            </w:pPr>
+            <w:r>
+              <w:rPr>
+                <w:rFonts w:ascii="Arial" w:cs="Arial" w:eastAsia="Arial" w:hAnsi="Arial"/>
+                <w:b w:val="false"/>
+                <w:bCs w:val="false"/>
+                <w:i w:val="false"/>
+                <w:iCs w:val="false"/>
+                <w:color w:val="000000"/>
+                <w:sz w:val="18"/>
+                <w:szCs w:val="18"/>
+              </w:rPr>
+              <w:t xml:space="preserve">Strand 1.0: Numbers and Algebra</w:t>
+            </w:r>
+          </w:p>
+        </w:tc>
+      </w:tr>
+      <w:tr>
+        <w:tc>
+          <w:tcPr>
+            <w:tcW w:type="dxa" w:w="3000"/>
+            <w:shd w:fill="D5E8F0" w:color="auto" w:val="clear"/>
+            <w:tcMar>
+              <w:top w:type="dxa" w:w="60"/>
+              <w:left w:type="dxa" w:w="120"/>
+              <w:bottom w:type="dxa" w:w="60"/>
+              <w:right w:type="dxa" w:w="120"/>
+            </w:tcMar>
+            <w:vAlign w:val="top"/>
+          </w:tcPr>
+          <w:p>
+            <w:pPr>
+              <w:spacing w:after="40" w:before="0"/>
+              <w:jc w:val="left"/>
+            </w:pPr>
+            <w:r>
+              <w:rPr>
+                <w:rFonts w:ascii="Arial" w:cs="Arial" w:eastAsia="Arial" w:hAnsi="Arial"/>
+                <w:b/>
+                <w:bCs/>
+                <w:i w:val="false"/>
+                <w:iCs w:val="false"/>
+                <w:color w:val="000000"/>
+                <w:sz w:val="18"/>
+                <w:szCs w:val="18"/>
+              </w:rPr>
+              <w:t xml:space="preserve">Sub-Strand</w:t>
+            </w:r>
+          </w:p>
+        </w:tc>
+        <w:tc>
+          <w:tcPr>
+            <w:tcW w:type="dxa" w:w="10680"/>
+            <w:shd w:fill="FFFFFF" w:color="auto" w:val="clear"/>
+            <w:tcMar>
+              <w:top w:type="dxa" w:w="60"/>
+              <w:left w:type="dxa" w:w="120"/>
+              <w:bottom w:type="dxa" w:w="60"/>
+              <w:right w:type="dxa" w:w="120"/>
+            </w:tcMar>
+            <w:vAlign w:val="top"/>
+          </w:tcPr>
+          <w:p>
+            <w:pPr>
+              <w:spacing w:after="40" w:before="0"/>
+              <w:jc w:val="left"/>
+            </w:pPr>
+            <w:r>
+              <w:rPr>
+                <w:rFonts w:ascii="Arial" w:cs="Arial" w:eastAsia="Arial" w:hAnsi="Arial"/>
+                <w:b w:val="false"/>
+                <w:bCs w:val="false"/>
+                <w:i w:val="false"/>
+                <w:iCs w:val="false"/>
+                <w:color w:val="000000"/>
+                <w:sz w:val="18"/>
+                <w:szCs w:val="18"/>
+              </w:rPr>
+              <w:t xml:space="preserve">Sub-Strand 1.3: Quadratic Expressions and Equations</w:t>
+            </w:r>
+          </w:p>
+        </w:tc>
+      </w:tr>
+      <w:tr>
+        <w:tc>
+          <w:tcPr>
+            <w:tcW w:type="dxa" w:w="3000"/>
+            <w:shd w:fill="D5E8F0" w:color="auto" w:val="clear"/>
+            <w:tcMar>
+              <w:top w:type="dxa" w:w="60"/>
+              <w:left w:type="dxa" w:w="120"/>
+              <w:bottom w:type="dxa" w:w="60"/>
+              <w:right w:type="dxa" w:w="120"/>
+            </w:tcMar>
+            <w:vAlign w:val="top"/>
+          </w:tcPr>
+          <w:p>
+            <w:pPr>
+              <w:spacing w:after="40" w:before="0"/>
+              <w:jc w:val="left"/>
+            </w:pPr>
+            <w:r>
+              <w:rPr>
+                <w:rFonts w:ascii="Arial" w:cs="Arial" w:eastAsia="Arial" w:hAnsi="Arial"/>
+                <w:b/>
+                <w:bCs/>
+                <w:i w:val="false"/>
+                <w:iCs w:val="false"/>
+                <w:color w:val="000000"/>
+                <w:sz w:val="18"/>
+                <w:szCs w:val="18"/>
+              </w:rPr>
+              <w:t xml:space="preserve">Total Duration</w:t>
+            </w:r>
+          </w:p>
+        </w:tc>
+        <w:tc>
+          <w:tcPr>
+            <w:tcW w:type="dxa" w:w="10680"/>
+            <w:shd w:fill="FFFFFF" w:color="auto" w:val="clear"/>
+            <w:tcMar>
+              <w:top w:type="dxa" w:w="60"/>
+              <w:left w:type="dxa" w:w="120"/>
+              <w:bottom w:type="dxa" w:w="60"/>
+              <w:right w:type="dxa" w:w="120"/>
+            </w:tcMar>
+            <w:vAlign w:val="top"/>
+          </w:tcPr>
+          <w:p>
+            <w:pPr>
+              <w:spacing w:after="40" w:before="0"/>
+              <w:jc w:val="left"/>
+            </w:pPr>
+            <w:r>
+              <w:rPr>
+                <w:rFonts w:ascii="Arial" w:cs="Arial" w:eastAsia="Arial" w:hAnsi="Arial"/>
+                <w:b w:val="false"/>
+                <w:bCs w:val="false"/>
+                <w:i w:val="false"/>
+                <w:iCs w:val="false"/>
+                <w:color w:val="000000"/>
+                <w:sz w:val="18"/>
+                <w:szCs w:val="18"/>
+              </w:rPr>
+              <w:t xml:space="preserve">7 lessons × 40 minutes = 280 minutes total</w:t>
+            </w:r>
+          </w:p>
+        </w:tc>
+      </w:tr>
+      <w:tr>
+        <w:tc>
+          <w:tcPr>
+            <w:tcW w:type="dxa" w:w="3000"/>
+            <w:shd w:fill="D5E8F0" w:color="auto" w:val="clear"/>
+            <w:tcMar>
+              <w:top w:type="dxa" w:w="60"/>
+              <w:left w:type="dxa" w:w="120"/>
+              <w:bottom w:type="dxa" w:w="60"/>
+              <w:right w:type="dxa" w:w="120"/>
+            </w:tcMar>
+            <w:vAlign w:val="top"/>
+          </w:tcPr>
+          <w:p>
+            <w:pPr>
+              <w:spacing w:after="40" w:before="0"/>
+              <w:jc w:val="left"/>
+            </w:pPr>
+            <w:r>
+              <w:rPr>
+                <w:rFonts w:ascii="Arial" w:cs="Arial" w:eastAsia="Arial" w:hAnsi="Arial"/>
+                <w:b/>
+                <w:bCs/>
+                <w:i w:val="false"/>
+                <w:iCs w:val="false"/>
+                <w:color w:val="000000"/>
+                <w:sz w:val="18"/>
+                <w:szCs w:val="18"/>
+              </w:rPr>
+              <w:t xml:space="preserve">Sub-Strand Content</w:t>
+            </w:r>
+          </w:p>
+        </w:tc>
+        <w:tc>
+          <w:tcPr>
+            <w:tcW w:type="dxa" w:w="10680"/>
+            <w:shd w:fill="FFFFFF" w:color="auto" w:val="clear"/>
+            <w:tcMar>
+              <w:top w:type="dxa" w:w="60"/>
+              <w:left w:type="dxa" w:w="120"/>
+              <w:bottom w:type="dxa" w:w="60"/>
+              <w:right w:type="dxa" w:w="120"/>
+            </w:tcMar>
+            <w:vAlign w:val="top"/>
+          </w:tcPr>
+          <w:p>
+            <w:pPr>
+              <w:spacing w:after="30" w:before="0"/>
+              <w:ind w:left="360" w:hanging="180"/>
+              <w:jc w:val="left"/>
+            </w:pPr>
+            <w:r>
+              <w:rPr>
+                <w:rFonts w:ascii="Arial" w:cs="Arial" w:eastAsia="Arial" w:hAnsi="Arial"/>
+                <w:b w:val="false"/>
+                <w:bCs w:val="false"/>
+                <w:i w:val="false"/>
+                <w:iCs w:val="false"/>
+                <w:color w:val="000000"/>
+                <w:sz w:val="18"/>
+                <w:szCs w:val="18"/>
+              </w:rPr>
+              <w:t xml:space="preserve">–  Quadratic expressions: identifying, expanding, and simplifying expressions of the form ax² + bx + c</w:t>
+            </w:r>
+          </w:p>
+          <w:p>
+            <w:pPr>
+              <w:spacing w:after="30" w:before="0"/>
+              <w:ind w:left="360" w:hanging="180"/>
+              <w:jc w:val="left"/>
+            </w:pPr>
+            <w:r>
+              <w:rPr>
+                <w:rFonts w:ascii="Arial" w:cs="Arial" w:eastAsia="Arial" w:hAnsi="Arial"/>
+                <w:b w:val="false"/>
+                <w:bCs w:val="false"/>
+                <w:i w:val="false"/>
+                <w:iCs w:val="false"/>
+                <w:color w:val="000000"/>
+                <w:sz w:val="18"/>
+                <w:szCs w:val="18"/>
+              </w:rPr>
+              <w:t xml:space="preserve">–  Factorisation of quadratic expressions (including difference of two squares and perfect squares)</w:t>
+            </w:r>
+          </w:p>
+          <w:p>
+            <w:pPr>
+              <w:spacing w:after="30" w:before="0"/>
+              <w:ind w:left="360" w:hanging="180"/>
+              <w:jc w:val="left"/>
+            </w:pPr>
+            <w:r>
+              <w:rPr>
+                <w:rFonts w:ascii="Arial" w:cs="Arial" w:eastAsia="Arial" w:hAnsi="Arial"/>
+                <w:b w:val="false"/>
+                <w:bCs w:val="false"/>
+                <w:i w:val="false"/>
+                <w:iCs w:val="false"/>
+                <w:color w:val="000000"/>
+                <w:sz w:val="18"/>
+                <w:szCs w:val="18"/>
+              </w:rPr>
+              <w:t xml:space="preserve">–  Forming quadratic equations from real-life contexts (e.g., area problems, Harambee fundraising targets)</w:t>
+            </w:r>
+          </w:p>
+          <w:p>
+            <w:pPr>
+              <w:spacing w:after="30" w:before="0"/>
+              <w:ind w:left="360" w:hanging="180"/>
+              <w:jc w:val="left"/>
+            </w:pPr>
+            <w:r>
+              <w:rPr>
+                <w:rFonts w:ascii="Arial" w:cs="Arial" w:eastAsia="Arial" w:hAnsi="Arial"/>
+                <w:b w:val="false"/>
+                <w:bCs w:val="false"/>
+                <w:i w:val="false"/>
+                <w:iCs w:val="false"/>
+                <w:color w:val="000000"/>
+                <w:sz w:val="18"/>
+                <w:szCs w:val="18"/>
+              </w:rPr>
+              <w:t xml:space="preserve">–  Solving quadratic equations by factorisation</w:t>
+            </w:r>
+          </w:p>
+          <w:p>
+            <w:pPr>
+              <w:spacing w:after="30" w:before="0"/>
+              <w:ind w:left="360" w:hanging="180"/>
+              <w:jc w:val="left"/>
+            </w:pPr>
+            <w:r>
+              <w:rPr>
+                <w:rFonts w:ascii="Arial" w:cs="Arial" w:eastAsia="Arial" w:hAnsi="Arial"/>
+                <w:b w:val="false"/>
+                <w:bCs w:val="false"/>
+                <w:i w:val="false"/>
+                <w:iCs w:val="false"/>
+                <w:color w:val="000000"/>
+                <w:sz w:val="18"/>
+                <w:szCs w:val="18"/>
+              </w:rPr>
+              <w:t xml:space="preserve">–  Solving quadratic equations by completing the square</w:t>
+            </w:r>
+          </w:p>
+          <w:p>
+            <w:pPr>
+              <w:spacing w:after="30" w:before="0"/>
+              <w:ind w:left="360" w:hanging="180"/>
+              <w:jc w:val="left"/>
+            </w:pPr>
+            <w:r>
+              <w:rPr>
+                <w:rFonts w:ascii="Arial" w:cs="Arial" w:eastAsia="Arial" w:hAnsi="Arial"/>
+                <w:b w:val="false"/>
+                <w:bCs w:val="false"/>
+                <w:i w:val="false"/>
+                <w:iCs w:val="false"/>
+                <w:color w:val="000000"/>
+                <w:sz w:val="18"/>
+                <w:szCs w:val="18"/>
+              </w:rPr>
+              <w:t xml:space="preserve">–  Solving quadratic equations using the quadratic formula</w:t>
+            </w:r>
+          </w:p>
+          <w:p>
+            <w:pPr>
+              <w:spacing w:after="30" w:before="0"/>
+              <w:ind w:left="360" w:hanging="180"/>
+              <w:jc w:val="left"/>
+            </w:pPr>
+            <w:r>
+              <w:rPr>
+                <w:rFonts w:ascii="Arial" w:cs="Arial" w:eastAsia="Arial" w:hAnsi="Arial"/>
+                <w:b w:val="false"/>
+                <w:bCs w:val="false"/>
+                <w:i w:val="false"/>
+                <w:iCs w:val="false"/>
+                <w:color w:val="000000"/>
+                <w:sz w:val="18"/>
+                <w:szCs w:val="18"/>
+              </w:rPr>
+              <w:t xml:space="preserve">–  Applications of quadratic equations in day-to-day situations</w:t>
+            </w:r>
+          </w:p>
+        </w:tc>
+      </w:tr>
+      <w:tr>
+        <w:tc>
+          <w:tcPr>
+            <w:tcW w:type="dxa" w:w="3000"/>
+            <w:shd w:fill="D5E8F0" w:color="auto" w:val="clear"/>
+            <w:tcMar>
+              <w:top w:type="dxa" w:w="60"/>
+              <w:left w:type="dxa" w:w="120"/>
+              <w:bottom w:type="dxa" w:w="60"/>
+              <w:right w:type="dxa" w:w="120"/>
+            </w:tcMar>
+            <w:vAlign w:val="top"/>
+          </w:tcPr>
+          <w:p>
+            <w:pPr>
+              <w:spacing w:after="40" w:before="0"/>
+              <w:jc w:val="left"/>
+            </w:pPr>
+            <w:r>
+              <w:rPr>
+                <w:rFonts w:ascii="Arial" w:cs="Arial" w:eastAsia="Arial" w:hAnsi="Arial"/>
+                <w:b/>
+                <w:bCs/>
+                <w:i w:val="false"/>
+                <w:iCs w:val="false"/>
+                <w:color w:val="000000"/>
+                <w:sz w:val="18"/>
+                <w:szCs w:val="18"/>
+              </w:rPr>
+              <w:t xml:space="preserve">Learning Outcomes</w:t>
+            </w:r>
+          </w:p>
+        </w:tc>
+        <w:tc>
+          <w:tcPr>
+            <w:tcW w:type="dxa" w:w="10680"/>
+            <w:shd w:fill="FFFFFF" w:color="auto" w:val="clear"/>
+            <w:tcMar>
+              <w:top w:type="dxa" w:w="60"/>
+              <w:left w:type="dxa" w:w="120"/>
+              <w:bottom w:type="dxa" w:w="60"/>
+              <w:right w:type="dxa" w:w="120"/>
+            </w:tcMar>
+            <w:vAlign w:val="top"/>
+          </w:tcPr>
+          <w:p>
+            <w:pPr>
+              <w:spacing w:after="40" w:before="0"/>
+              <w:jc w:val="left"/>
+            </w:pPr>
+            <w:r>
+              <w:rPr>
+                <w:rFonts w:ascii="Arial" w:cs="Arial" w:eastAsia="Arial" w:hAnsi="Arial"/>
+                <w:b w:val="false"/>
+                <w:bCs w:val="false"/>
+                <w:i w:val="false"/>
+                <w:iCs w:val="false"/>
+                <w:color w:val="000000"/>
+                <w:sz w:val="18"/>
+                <w:szCs w:val="18"/>
+              </w:rPr>
+              <w:t xml:space="preserve">By the end of the sub-strand, the learner should be able to:</w:t>
+            </w:r>
+          </w:p>
+          <w:p>
+            <w:pPr>
+              <w:spacing w:after="40" w:before="0"/>
+              <w:jc w:val="left"/>
+            </w:pPr>
+            <w:r>
+              <w:rPr>
+                <w:rFonts w:ascii="Arial" w:cs="Arial" w:eastAsia="Arial" w:hAnsi="Arial"/>
+                <w:b w:val="false"/>
+                <w:bCs w:val="false"/>
+                <w:i w:val="false"/>
+                <w:iCs w:val="false"/>
+                <w:color w:val="000000"/>
+                <w:sz w:val="18"/>
+                <w:szCs w:val="18"/>
+              </w:rPr>
+              <w:t xml:space="preserve">a) identify and write quadratic expressions of the form ax² + bx + c in different situations,</w:t>
+            </w:r>
+          </w:p>
+          <w:p>
+            <w:pPr>
+              <w:spacing w:after="40" w:before="0"/>
+              <w:jc w:val="left"/>
+            </w:pPr>
+            <w:r>
+              <w:rPr>
+                <w:rFonts w:ascii="Arial" w:cs="Arial" w:eastAsia="Arial" w:hAnsi="Arial"/>
+                <w:b w:val="false"/>
+                <w:bCs w:val="false"/>
+                <w:i w:val="false"/>
+                <w:iCs w:val="false"/>
+                <w:color w:val="000000"/>
+                <w:sz w:val="18"/>
+                <w:szCs w:val="18"/>
+              </w:rPr>
+              <w:t xml:space="preserve">b) expand and simplify quadratic expressions using algebraic rules,</w:t>
+            </w:r>
+          </w:p>
+          <w:p>
+            <w:pPr>
+              <w:spacing w:after="40" w:before="0"/>
+              <w:jc w:val="left"/>
+            </w:pPr>
+            <w:r>
+              <w:rPr>
+                <w:rFonts w:ascii="Arial" w:cs="Arial" w:eastAsia="Arial" w:hAnsi="Arial"/>
+                <w:b w:val="false"/>
+                <w:bCs w:val="false"/>
+                <w:i w:val="false"/>
+                <w:iCs w:val="false"/>
+                <w:color w:val="000000"/>
+                <w:sz w:val="18"/>
+                <w:szCs w:val="18"/>
+              </w:rPr>
+              <w:t xml:space="preserve">c) factorise quadratic expressions including perfect squares and difference of two squares,</w:t>
+            </w:r>
+          </w:p>
+          <w:p>
+            <w:pPr>
+              <w:spacing w:after="40" w:before="0"/>
+              <w:jc w:val="left"/>
+            </w:pPr>
+            <w:r>
+              <w:rPr>
+                <w:rFonts w:ascii="Arial" w:cs="Arial" w:eastAsia="Arial" w:hAnsi="Arial"/>
+                <w:b w:val="false"/>
+                <w:bCs w:val="false"/>
+                <w:i w:val="false"/>
+                <w:iCs w:val="false"/>
+                <w:color w:val="000000"/>
+                <w:sz w:val="18"/>
+                <w:szCs w:val="18"/>
+              </w:rPr>
+              <w:t xml:space="preserve">d) form quadratic equations from real-life contexts such as area, fundraising, and motion,</w:t>
+            </w:r>
+          </w:p>
+          <w:p>
+            <w:pPr>
+              <w:spacing w:after="40" w:before="0"/>
+              <w:jc w:val="left"/>
+            </w:pPr>
+            <w:r>
+              <w:rPr>
+                <w:rFonts w:ascii="Arial" w:cs="Arial" w:eastAsia="Arial" w:hAnsi="Arial"/>
+                <w:b w:val="false"/>
+                <w:bCs w:val="false"/>
+                <w:i w:val="false"/>
+                <w:iCs w:val="false"/>
+                <w:color w:val="000000"/>
+                <w:sz w:val="18"/>
+                <w:szCs w:val="18"/>
+              </w:rPr>
+              <w:t xml:space="preserve">e) solve quadratic equations by factorisation,</w:t>
+            </w:r>
+          </w:p>
+          <w:p>
+            <w:pPr>
+              <w:spacing w:after="40" w:before="0"/>
+              <w:jc w:val="left"/>
+            </w:pPr>
+            <w:r>
+              <w:rPr>
+                <w:rFonts w:ascii="Arial" w:cs="Arial" w:eastAsia="Arial" w:hAnsi="Arial"/>
+                <w:b w:val="false"/>
+                <w:bCs w:val="false"/>
+                <w:i w:val="false"/>
+                <w:iCs w:val="false"/>
+                <w:color w:val="000000"/>
+                <w:sz w:val="18"/>
+                <w:szCs w:val="18"/>
+              </w:rPr>
+              <w:t xml:space="preserve">f) solve quadratic equations by completing the square,</w:t>
+            </w:r>
+          </w:p>
+          <w:p>
+            <w:pPr>
+              <w:spacing w:after="40" w:before="0"/>
+              <w:jc w:val="left"/>
+            </w:pPr>
+            <w:r>
+              <w:rPr>
+                <w:rFonts w:ascii="Arial" w:cs="Arial" w:eastAsia="Arial" w:hAnsi="Arial"/>
+                <w:b w:val="false"/>
+                <w:bCs w:val="false"/>
+                <w:i w:val="false"/>
+                <w:iCs w:val="false"/>
+                <w:color w:val="000000"/>
+                <w:sz w:val="18"/>
+                <w:szCs w:val="18"/>
+              </w:rPr>
+              <w:t xml:space="preserve">g) solve quadratic equations using the quadratic formula,</w:t>
+            </w:r>
+          </w:p>
+          <w:p>
+            <w:pPr>
+              <w:spacing w:after="40" w:before="0"/>
+              <w:jc w:val="left"/>
+            </w:pPr>
+            <w:r>
+              <w:rPr>
+                <w:rFonts w:ascii="Arial" w:cs="Arial" w:eastAsia="Arial" w:hAnsi="Arial"/>
+                <w:b w:val="false"/>
+                <w:bCs w:val="false"/>
+                <w:i w:val="false"/>
+                <w:iCs w:val="false"/>
+                <w:color w:val="000000"/>
+                <w:sz w:val="18"/>
+                <w:szCs w:val="18"/>
+              </w:rPr>
+              <w:t xml:space="preserve">h) apply quadratic equations to solve problems in day-to-day situations,</w:t>
+            </w:r>
+          </w:p>
+          <w:p>
+            <w:pPr>
+              <w:spacing w:after="40" w:before="0"/>
+              <w:jc w:val="left"/>
+            </w:pPr>
+            <w:r>
+              <w:rPr>
+                <w:rFonts w:ascii="Arial" w:cs="Arial" w:eastAsia="Arial" w:hAnsi="Arial"/>
+                <w:b w:val="false"/>
+                <w:bCs w:val="false"/>
+                <w:i w:val="false"/>
+                <w:iCs w:val="false"/>
+                <w:color w:val="000000"/>
+                <w:sz w:val="18"/>
+                <w:szCs w:val="18"/>
+              </w:rPr>
+              <w:t xml:space="preserve">i) appreciate the relevance of quadratic equations in modelling real-world phenomena.</w:t>
+            </w:r>
+          </w:p>
+        </w:tc>
+      </w:tr>
+      <w:tr>
+        <w:tc>
+          <w:tcPr>
+            <w:tcW w:type="dxa" w:w="3000"/>
+            <w:shd w:fill="D5E8F0" w:color="auto" w:val="clear"/>
+            <w:tcMar>
+              <w:top w:type="dxa" w:w="60"/>
+              <w:left w:type="dxa" w:w="120"/>
+              <w:bottom w:type="dxa" w:w="60"/>
+              <w:right w:type="dxa" w:w="120"/>
+            </w:tcMar>
+            <w:vAlign w:val="top"/>
+          </w:tcPr>
+          <w:p>
+            <w:pPr>
+              <w:spacing w:after="40" w:before="0"/>
+              <w:jc w:val="left"/>
+            </w:pPr>
+            <w:r>
+              <w:rPr>
+                <w:rFonts w:ascii="Arial" w:cs="Arial" w:eastAsia="Arial" w:hAnsi="Arial"/>
+                <w:b/>
+                <w:bCs/>
+                <w:i w:val="false"/>
+                <w:iCs w:val="false"/>
+                <w:color w:val="000000"/>
+                <w:sz w:val="18"/>
+                <w:szCs w:val="18"/>
+              </w:rPr>
+              <w:t xml:space="preserve">Core Competencies</w:t>
+            </w:r>
+          </w:p>
+        </w:tc>
+        <w:tc>
+          <w:tcPr>
+            <w:tcW w:type="dxa" w:w="10680"/>
+            <w:shd w:fill="FFFFFF" w:color="auto" w:val="clear"/>
+            <w:tcMar>
+              <w:top w:type="dxa" w:w="60"/>
+              <w:left w:type="dxa" w:w="120"/>
+              <w:bottom w:type="dxa" w:w="60"/>
+              <w:right w:type="dxa" w:w="120"/>
+            </w:tcMar>
+            <w:vAlign w:val="top"/>
+          </w:tcPr>
+          <w:p>
+            <w:pPr>
+              <w:spacing w:after="30" w:before="0"/>
+              <w:ind w:left="360" w:hanging="180"/>
+              <w:jc w:val="left"/>
+            </w:pPr>
+            <w:r>
+              <w:rPr>
+                <w:rFonts w:ascii="Arial" w:cs="Arial" w:eastAsia="Arial" w:hAnsi="Arial"/>
+                <w:b w:val="false"/>
+                <w:bCs w:val="false"/>
+                <w:i w:val="false"/>
+                <w:iCs w:val="false"/>
+                <w:color w:val="000000"/>
+                <w:sz w:val="18"/>
+                <w:szCs w:val="18"/>
+              </w:rPr>
+              <w:t xml:space="preserve">–  Communication and Collaboration: The learner discusses with peers to expand, simplify, and factorise quadratic expressions, and shares solution strategies for equations derived from real-life Harambee fundraising and farming contexts.</w:t>
+            </w:r>
+          </w:p>
+          <w:p>
+            <w:pPr>
+              <w:spacing w:after="30" w:before="0"/>
+              <w:ind w:left="360" w:hanging="180"/>
+              <w:jc w:val="left"/>
+            </w:pPr>
+            <w:r>
+              <w:rPr>
+                <w:rFonts w:ascii="Arial" w:cs="Arial" w:eastAsia="Arial" w:hAnsi="Arial"/>
+                <w:b w:val="false"/>
+                <w:bCs w:val="false"/>
+                <w:i w:val="false"/>
+                <w:iCs w:val="false"/>
+                <w:color w:val="000000"/>
+                <w:sz w:val="18"/>
+                <w:szCs w:val="18"/>
+              </w:rPr>
+              <w:t xml:space="preserve">–  Critical Thinking and Problem Solving: The learner analyses real-life situations (e.g., calculating the dimensions of a shamba plot in Kericho given its area) to form and solve quadratic equations, selecting the most efficient method among factorisation, completing the square, or the quadratic formula.</w:t>
+            </w:r>
+          </w:p>
+          <w:p>
+            <w:pPr>
+              <w:spacing w:after="30" w:before="0"/>
+              <w:ind w:left="360" w:hanging="180"/>
+              <w:jc w:val="left"/>
+            </w:pPr>
+            <w:r>
+              <w:rPr>
+                <w:rFonts w:ascii="Arial" w:cs="Arial" w:eastAsia="Arial" w:hAnsi="Arial"/>
+                <w:b w:val="false"/>
+                <w:bCs w:val="false"/>
+                <w:i w:val="false"/>
+                <w:iCs w:val="false"/>
+                <w:color w:val="000000"/>
+                <w:sz w:val="18"/>
+                <w:szCs w:val="18"/>
+              </w:rPr>
+              <w:t xml:space="preserve">–  Digital Literacy: The learner uses calculators and digital devices to verify solutions to quadratic equations and explore graphical representations of quadratic functions.</w:t>
+            </w:r>
+          </w:p>
+          <w:p>
+            <w:pPr>
+              <w:spacing w:after="30" w:before="0"/>
+              <w:ind w:left="360" w:hanging="180"/>
+              <w:jc w:val="left"/>
+            </w:pPr>
+            <w:r>
+              <w:rPr>
+                <w:rFonts w:ascii="Arial" w:cs="Arial" w:eastAsia="Arial" w:hAnsi="Arial"/>
+                <w:b w:val="false"/>
+                <w:bCs w:val="false"/>
+                <w:i w:val="false"/>
+                <w:iCs w:val="false"/>
+                <w:color w:val="000000"/>
+                <w:sz w:val="18"/>
+                <w:szCs w:val="18"/>
+              </w:rPr>
+              <w:t xml:space="preserve">–  Learning to Learn: The learner reflects on errors in algebraic manipulation and refines personal strategies for solving quadratic equations across multiple methods.</w:t>
+            </w:r>
+          </w:p>
+          <w:p>
+            <w:pPr>
+              <w:spacing w:after="30" w:before="0"/>
+              <w:ind w:left="360" w:hanging="180"/>
+              <w:jc w:val="left"/>
+            </w:pPr>
+            <w:r>
+              <w:rPr>
+                <w:rFonts w:ascii="Arial" w:cs="Arial" w:eastAsia="Arial" w:hAnsi="Arial"/>
+                <w:b w:val="false"/>
+                <w:bCs w:val="false"/>
+                <w:i w:val="false"/>
+                <w:iCs w:val="false"/>
+                <w:color w:val="000000"/>
+                <w:sz w:val="18"/>
+                <w:szCs w:val="18"/>
+              </w:rPr>
+              <w:t xml:space="preserve">–  Self-Efficacy: The learner builds confidence by successfully modelling and solving progressively complex quadratic problems rooted in Kenyan everyday contexts.</w:t>
+            </w:r>
+          </w:p>
+        </w:tc>
+      </w:tr>
+      <w:tr>
+        <w:tc>
+          <w:tcPr>
+            <w:tcW w:type="dxa" w:w="3000"/>
+            <w:shd w:fill="E2EFDA" w:color="auto" w:val="clear"/>
+            <w:tcMar>
+              <w:top w:type="dxa" w:w="60"/>
+              <w:left w:type="dxa" w:w="120"/>
+              <w:bottom w:type="dxa" w:w="60"/>
+              <w:right w:type="dxa" w:w="120"/>
+            </w:tcMar>
+            <w:vAlign w:val="top"/>
+          </w:tcPr>
+          <w:p>
+            <w:pPr>
+              <w:spacing w:after="40" w:before="0"/>
+              <w:jc w:val="left"/>
+            </w:pPr>
+            <w:r>
+              <w:rPr>
+                <w:rFonts w:ascii="Arial" w:cs="Arial" w:eastAsia="Arial" w:hAnsi="Arial"/>
+                <w:b/>
+                <w:bCs/>
+                <w:i w:val="false"/>
+                <w:iCs w:val="false"/>
+                <w:color w:val="000000"/>
+                <w:sz w:val="18"/>
+                <w:szCs w:val="18"/>
+              </w:rPr>
+              <w:t xml:space="preserve">Core Values</w:t>
+            </w:r>
+          </w:p>
+        </w:tc>
+        <w:tc>
+          <w:tcPr>
+            <w:tcW w:type="dxa" w:w="10680"/>
+            <w:shd w:fill="FFFFFF" w:color="auto" w:val="clear"/>
+            <w:tcMar>
+              <w:top w:type="dxa" w:w="60"/>
+              <w:left w:type="dxa" w:w="120"/>
+              <w:bottom w:type="dxa" w:w="60"/>
+              <w:right w:type="dxa" w:w="120"/>
+            </w:tcMar>
+            <w:vAlign w:val="top"/>
+          </w:tcPr>
+          <w:p>
+            <w:pPr>
+              <w:spacing w:after="30" w:before="0"/>
+              <w:ind w:left="360" w:hanging="180"/>
+              <w:jc w:val="left"/>
+            </w:pPr>
+            <w:r>
+              <w:rPr>
+                <w:rFonts w:ascii="Arial" w:cs="Arial" w:eastAsia="Arial" w:hAnsi="Arial"/>
+                <w:b w:val="false"/>
+                <w:bCs w:val="false"/>
+                <w:i w:val="false"/>
+                <w:iCs w:val="false"/>
+                <w:color w:val="000000"/>
+                <w:sz w:val="18"/>
+                <w:szCs w:val="18"/>
+              </w:rPr>
+              <w:t xml:space="preserve">–  Unity: The learner works collaboratively in groups to explore and compare different methods of solving quadratic equations, appreciating diverse approaches.</w:t>
+            </w:r>
+          </w:p>
+          <w:p>
+            <w:pPr>
+              <w:spacing w:after="30" w:before="0"/>
+              <w:ind w:left="360" w:hanging="180"/>
+              <w:jc w:val="left"/>
+            </w:pPr>
+            <w:r>
+              <w:rPr>
+                <w:rFonts w:ascii="Arial" w:cs="Arial" w:eastAsia="Arial" w:hAnsi="Arial"/>
+                <w:b w:val="false"/>
+                <w:bCs w:val="false"/>
+                <w:i w:val="false"/>
+                <w:iCs w:val="false"/>
+                <w:color w:val="000000"/>
+                <w:sz w:val="18"/>
+                <w:szCs w:val="18"/>
+              </w:rPr>
+              <w:t xml:space="preserve">–  Responsibility: The learner takes responsibility for accuracy in algebraic working, understanding that errors in quadratic modelling (e.g., miscalculating a land area or fundraising shortfall) have real consequences.</w:t>
+            </w:r>
+          </w:p>
+          <w:p>
+            <w:pPr>
+              <w:spacing w:after="30" w:before="0"/>
+              <w:ind w:left="360" w:hanging="180"/>
+              <w:jc w:val="left"/>
+            </w:pPr>
+            <w:r>
+              <w:rPr>
+                <w:rFonts w:ascii="Arial" w:cs="Arial" w:eastAsia="Arial" w:hAnsi="Arial"/>
+                <w:b w:val="false"/>
+                <w:bCs w:val="false"/>
+                <w:i w:val="false"/>
+                <w:iCs w:val="false"/>
+                <w:color w:val="000000"/>
+                <w:sz w:val="18"/>
+                <w:szCs w:val="18"/>
+              </w:rPr>
+              <w:t xml:space="preserve">–  Integrity: The learner honestly records and presents their working, showing all steps in solving quadratic equations rather than copying answers.</w:t>
+            </w:r>
+          </w:p>
+          <w:p>
+            <w:pPr>
+              <w:spacing w:after="30" w:before="0"/>
+              <w:ind w:left="360" w:hanging="180"/>
+              <w:jc w:val="left"/>
+            </w:pPr>
+            <w:r>
+              <w:rPr>
+                <w:rFonts w:ascii="Arial" w:cs="Arial" w:eastAsia="Arial" w:hAnsi="Arial"/>
+                <w:b w:val="false"/>
+                <w:bCs w:val="false"/>
+                <w:i w:val="false"/>
+                <w:iCs w:val="false"/>
+                <w:color w:val="000000"/>
+                <w:sz w:val="18"/>
+                <w:szCs w:val="18"/>
+              </w:rPr>
+              <w:t xml:space="preserve">–  Social Justice: The learner recognises how mathematical literacy, including understanding quadratic relationships, empowers community members to make fair and informed decisions about resources and fundraising.</w:t>
+            </w:r>
+          </w:p>
+        </w:tc>
+      </w:tr>
+      <w:tr>
+        <w:tc>
+          <w:tcPr>
+            <w:tcW w:type="dxa" w:w="3000"/>
+            <w:shd w:fill="D5E8F0" w:color="auto" w:val="clear"/>
+            <w:tcMar>
+              <w:top w:type="dxa" w:w="60"/>
+              <w:left w:type="dxa" w:w="120"/>
+              <w:bottom w:type="dxa" w:w="60"/>
+              <w:right w:type="dxa" w:w="120"/>
+            </w:tcMar>
+            <w:vAlign w:val="top"/>
+          </w:tcPr>
+          <w:p>
+            <w:pPr>
+              <w:spacing w:after="40" w:before="0"/>
+              <w:jc w:val="left"/>
+            </w:pPr>
+            <w:r>
+              <w:rPr>
+                <w:rFonts w:ascii="Arial" w:cs="Arial" w:eastAsia="Arial" w:hAnsi="Arial"/>
+                <w:b/>
+                <w:bCs/>
+                <w:i w:val="false"/>
+                <w:iCs w:val="false"/>
+                <w:color w:val="000000"/>
+                <w:sz w:val="18"/>
+                <w:szCs w:val="18"/>
+              </w:rPr>
+              <w:t xml:space="preserve">Science &amp; Engineering Practices</w:t>
+            </w:r>
+          </w:p>
+        </w:tc>
+        <w:tc>
+          <w:tcPr>
+            <w:tcW w:type="dxa" w:w="10680"/>
+            <w:shd w:fill="FFFFFF" w:color="auto" w:val="clear"/>
+            <w:tcMar>
+              <w:top w:type="dxa" w:w="60"/>
+              <w:left w:type="dxa" w:w="120"/>
+              <w:bottom w:type="dxa" w:w="60"/>
+              <w:right w:type="dxa" w:w="120"/>
+            </w:tcMar>
+            <w:vAlign w:val="top"/>
+          </w:tcPr>
+          <w:p>
+            <w:pPr>
+              <w:spacing w:after="30" w:before="0"/>
+              <w:ind w:left="360" w:hanging="180"/>
+              <w:jc w:val="left"/>
+            </w:pPr>
+            <w:r>
+              <w:rPr>
+                <w:rFonts w:ascii="Arial" w:cs="Arial" w:eastAsia="Arial" w:hAnsi="Arial"/>
+                <w:b w:val="false"/>
+                <w:bCs w:val="false"/>
+                <w:i w:val="false"/>
+                <w:iCs w:val="false"/>
+                <w:color w:val="000000"/>
+                <w:sz w:val="18"/>
+                <w:szCs w:val="18"/>
+              </w:rPr>
+              <w:t xml:space="preserve">–  Asking Questions and Defining Problems: Students pose mathematical questions about what dimensions or quantities satisfy a given quadratic constraint (e.g., "What side length gives exactly 96 m² for the Harambee hall floor?").</w:t>
+            </w:r>
+          </w:p>
+          <w:p>
+            <w:pPr>
+              <w:spacing w:after="30" w:before="0"/>
+              <w:ind w:left="360" w:hanging="180"/>
+              <w:jc w:val="left"/>
+            </w:pPr>
+            <w:r>
+              <w:rPr>
+                <w:rFonts w:ascii="Arial" w:cs="Arial" w:eastAsia="Arial" w:hAnsi="Arial"/>
+                <w:b w:val="false"/>
+                <w:bCs w:val="false"/>
+                <w:i w:val="false"/>
+                <w:iCs w:val="false"/>
+                <w:color w:val="000000"/>
+                <w:sz w:val="18"/>
+                <w:szCs w:val="18"/>
+              </w:rPr>
+              <w:t xml:space="preserve">–  Developing and Using Models: Students build and revise algebraic models (quadratic equations) to represent real-life situations, updating their models as new constraints are introduced.</w:t>
+            </w:r>
+          </w:p>
+          <w:p>
+            <w:pPr>
+              <w:spacing w:after="30" w:before="0"/>
+              <w:ind w:left="360" w:hanging="180"/>
+              <w:jc w:val="left"/>
+            </w:pPr>
+            <w:r>
+              <w:rPr>
+                <w:rFonts w:ascii="Arial" w:cs="Arial" w:eastAsia="Arial" w:hAnsi="Arial"/>
+                <w:b w:val="false"/>
+                <w:bCs w:val="false"/>
+                <w:i w:val="false"/>
+                <w:iCs w:val="false"/>
+                <w:color w:val="000000"/>
+                <w:sz w:val="18"/>
+                <w:szCs w:val="18"/>
+              </w:rPr>
+              <w:t xml:space="preserve">–  Using Mathematics and Computational Thinking: Students apply factorisation, completing the square, and the quadratic formula as computational tools to obtain exact solutions, and use calculators to verify numerical answers.</w:t>
+            </w:r>
+          </w:p>
+          <w:p>
+            <w:pPr>
+              <w:spacing w:after="30" w:before="0"/>
+              <w:ind w:left="360" w:hanging="180"/>
+              <w:jc w:val="left"/>
+            </w:pPr>
+            <w:r>
+              <w:rPr>
+                <w:rFonts w:ascii="Arial" w:cs="Arial" w:eastAsia="Arial" w:hAnsi="Arial"/>
+                <w:b w:val="false"/>
+                <w:bCs w:val="false"/>
+                <w:i w:val="false"/>
+                <w:iCs w:val="false"/>
+                <w:color w:val="000000"/>
+                <w:sz w:val="18"/>
+                <w:szCs w:val="18"/>
+              </w:rPr>
+              <w:t xml:space="preserve">–  Constructing Explanations: Students explain why a quadratic equation may have two, one, or no real solutions, connecting algebraic reasoning to the physical sense of the context (e.g., rejecting negative lengths).</w:t>
+            </w:r>
+          </w:p>
+          <w:p>
+            <w:pPr>
+              <w:spacing w:after="30" w:before="0"/>
+              <w:ind w:left="360" w:hanging="180"/>
+              <w:jc w:val="left"/>
+            </w:pPr>
+            <w:r>
+              <w:rPr>
+                <w:rFonts w:ascii="Arial" w:cs="Arial" w:eastAsia="Arial" w:hAnsi="Arial"/>
+                <w:b w:val="false"/>
+                <w:bCs w:val="false"/>
+                <w:i w:val="false"/>
+                <w:iCs w:val="false"/>
+                <w:color w:val="000000"/>
+                <w:sz w:val="18"/>
+                <w:szCs w:val="18"/>
+              </w:rPr>
+              <w:t xml:space="preserve">–  Engaging in Argument from Evidence: Students compare solution methods and justify which method is most efficient for a given quadratic equation, supporting their argument with worked examples.</w:t>
+            </w:r>
+          </w:p>
+        </w:tc>
+      </w:tr>
+      <w:tr>
+        <w:tc>
+          <w:tcPr>
+            <w:tcW w:type="dxa" w:w="3000"/>
+            <w:shd w:fill="FCE4D6" w:color="auto" w:val="clear"/>
+            <w:tcMar>
+              <w:top w:type="dxa" w:w="60"/>
+              <w:left w:type="dxa" w:w="120"/>
+              <w:bottom w:type="dxa" w:w="60"/>
+              <w:right w:type="dxa" w:w="120"/>
+            </w:tcMar>
+            <w:vAlign w:val="top"/>
+          </w:tcPr>
+          <w:p>
+            <w:pPr>
+              <w:spacing w:after="40" w:before="0"/>
+              <w:jc w:val="left"/>
+            </w:pPr>
+            <w:r>
+              <w:rPr>
+                <w:rFonts w:ascii="Arial" w:cs="Arial" w:eastAsia="Arial" w:hAnsi="Arial"/>
+                <w:b/>
+                <w:bCs/>
+                <w:i w:val="false"/>
+                <w:iCs w:val="false"/>
+                <w:color w:val="000000"/>
+                <w:sz w:val="18"/>
+                <w:szCs w:val="18"/>
+              </w:rPr>
+              <w:t xml:space="preserve">Pertinent &amp; Contemporary Issues (PCIs)</w:t>
+            </w:r>
+          </w:p>
+        </w:tc>
+        <w:tc>
+          <w:tcPr>
+            <w:tcW w:type="dxa" w:w="10680"/>
+            <w:shd w:fill="FFFFFF" w:color="auto" w:val="clear"/>
+            <w:tcMar>
+              <w:top w:type="dxa" w:w="60"/>
+              <w:left w:type="dxa" w:w="120"/>
+              <w:bottom w:type="dxa" w:w="60"/>
+              <w:right w:type="dxa" w:w="120"/>
+            </w:tcMar>
+            <w:vAlign w:val="top"/>
+          </w:tcPr>
+          <w:p>
+            <w:pPr>
+              <w:spacing w:after="30" w:before="0"/>
+              <w:ind w:left="360" w:hanging="180"/>
+              <w:jc w:val="left"/>
+            </w:pPr>
+            <w:r>
+              <w:rPr>
+                <w:rFonts w:ascii="Arial" w:cs="Arial" w:eastAsia="Arial" w:hAnsi="Arial"/>
+                <w:b w:val="false"/>
+                <w:bCs w:val="false"/>
+                <w:i w:val="false"/>
+                <w:iCs w:val="false"/>
+                <w:color w:val="000000"/>
+                <w:sz w:val="18"/>
+                <w:szCs w:val="18"/>
+              </w:rPr>
+              <w:t xml:space="preserve">–  Life Skills (Critical Thinking and Problem Solving): The learner applies quadratic equations to analyse and solve real-life problems such as determining optimal dimensions for a community hall or maximising a farming plot's area in the Rift Valley.</w:t>
+            </w:r>
+          </w:p>
+          <w:p>
+            <w:pPr>
+              <w:spacing w:after="30" w:before="0"/>
+              <w:ind w:left="360" w:hanging="180"/>
+              <w:jc w:val="left"/>
+            </w:pPr>
+            <w:r>
+              <w:rPr>
+                <w:rFonts w:ascii="Arial" w:cs="Arial" w:eastAsia="Arial" w:hAnsi="Arial"/>
+                <w:b w:val="false"/>
+                <w:bCs w:val="false"/>
+                <w:i w:val="false"/>
+                <w:iCs w:val="false"/>
+                <w:color w:val="000000"/>
+                <w:sz w:val="18"/>
+                <w:szCs w:val="18"/>
+              </w:rPr>
+              <w:t xml:space="preserve">–  Financial Literacy: The learner uses quadratic equations to model fundraising scenarios, such as calculating contribution amounts or shortfalls in a Harambee event, developing awareness of financial planning.</w:t>
+            </w:r>
+          </w:p>
+          <w:p>
+            <w:pPr>
+              <w:spacing w:after="30" w:before="0"/>
+              <w:ind w:left="360" w:hanging="180"/>
+              <w:jc w:val="left"/>
+            </w:pPr>
+            <w:r>
+              <w:rPr>
+                <w:rFonts w:ascii="Arial" w:cs="Arial" w:eastAsia="Arial" w:hAnsi="Arial"/>
+                <w:b w:val="false"/>
+                <w:bCs w:val="false"/>
+                <w:i w:val="false"/>
+                <w:iCs w:val="false"/>
+                <w:color w:val="000000"/>
+                <w:sz w:val="18"/>
+                <w:szCs w:val="18"/>
+              </w:rPr>
+              <w:t xml:space="preserve">–  Environmental Education: The learner connects quadratic area models to land use and conservation contexts, such as calculating the area of irrigation plots along Lake Victoria to avoid over-use of resources.</w:t>
+            </w:r>
+          </w:p>
+          <w:p>
+            <w:pPr>
+              <w:spacing w:after="30" w:before="0"/>
+              <w:ind w:left="360" w:hanging="180"/>
+              <w:jc w:val="left"/>
+            </w:pPr>
+            <w:r>
+              <w:rPr>
+                <w:rFonts w:ascii="Arial" w:cs="Arial" w:eastAsia="Arial" w:hAnsi="Arial"/>
+                <w:b w:val="false"/>
+                <w:bCs w:val="false"/>
+                <w:i w:val="false"/>
+                <w:iCs w:val="false"/>
+                <w:color w:val="000000"/>
+                <w:sz w:val="18"/>
+                <w:szCs w:val="18"/>
+              </w:rPr>
+              <w:t xml:space="preserve">–  Citizenship: The learner appreciates how mathematics supports equitable community development decisions, such as fair allocation of land or Harambee funds.</w:t>
+            </w:r>
+          </w:p>
+        </w:tc>
+      </w:tr>
+      <w:tr>
+        <w:tc>
+          <w:tcPr>
+            <w:tcW w:type="dxa" w:w="3000"/>
+            <w:shd w:fill="D9EEF1" w:color="auto" w:val="clear"/>
+            <w:tcMar>
+              <w:top w:type="dxa" w:w="60"/>
+              <w:left w:type="dxa" w:w="120"/>
+              <w:bottom w:type="dxa" w:w="60"/>
+              <w:right w:type="dxa" w:w="120"/>
+            </w:tcMar>
+            <w:vAlign w:val="top"/>
+          </w:tcPr>
+          <w:p>
+            <w:pPr>
+              <w:spacing w:after="40" w:before="0"/>
+              <w:jc w:val="left"/>
+            </w:pPr>
+            <w:r>
+              <w:rPr>
+                <w:rFonts w:ascii="Arial" w:cs="Arial" w:eastAsia="Arial" w:hAnsi="Arial"/>
+                <w:b/>
+                <w:bCs/>
+                <w:i w:val="false"/>
+                <w:iCs w:val="false"/>
+                <w:color w:val="000000"/>
+                <w:sz w:val="18"/>
+                <w:szCs w:val="18"/>
+              </w:rPr>
+              <w:t xml:space="preserve">Career Connections</w:t>
+            </w:r>
+          </w:p>
+        </w:tc>
+        <w:tc>
+          <w:tcPr>
+            <w:tcW w:type="dxa" w:w="10680"/>
+            <w:shd w:fill="FFFFFF" w:color="auto" w:val="clear"/>
+            <w:tcMar>
+              <w:top w:type="dxa" w:w="60"/>
+              <w:left w:type="dxa" w:w="120"/>
+              <w:bottom w:type="dxa" w:w="60"/>
+              <w:right w:type="dxa" w:w="120"/>
+            </w:tcMar>
+            <w:vAlign w:val="top"/>
+          </w:tcPr>
+          <w:p>
+            <w:pPr>
+              <w:spacing w:after="30" w:before="0"/>
+              <w:ind w:left="360" w:hanging="180"/>
+              <w:jc w:val="left"/>
+            </w:pPr>
+            <w:r>
+              <w:rPr>
+                <w:rFonts w:ascii="Arial" w:cs="Arial" w:eastAsia="Arial" w:hAnsi="Arial"/>
+                <w:b w:val="false"/>
+                <w:bCs w:val="false"/>
+                <w:i w:val="false"/>
+                <w:iCs w:val="false"/>
+                <w:color w:val="000000"/>
+                <w:sz w:val="18"/>
+                <w:szCs w:val="18"/>
+              </w:rPr>
+              <w:t xml:space="preserve">–  Architecture and Civil Engineering: Quadratic equations are used to calculate structural dimensions, load distributions, and areas of buildings — directly relevant to constructing community halls, schools, and housing in Nairobi and beyond.</w:t>
+            </w:r>
+          </w:p>
+          <w:p>
+            <w:pPr>
+              <w:spacing w:after="30" w:before="0"/>
+              <w:ind w:left="360" w:hanging="180"/>
+              <w:jc w:val="left"/>
+            </w:pPr>
+            <w:r>
+              <w:rPr>
+                <w:rFonts w:ascii="Arial" w:cs="Arial" w:eastAsia="Arial" w:hAnsi="Arial"/>
+                <w:b w:val="false"/>
+                <w:bCs w:val="false"/>
+                <w:i w:val="false"/>
+                <w:iCs w:val="false"/>
+                <w:color w:val="000000"/>
+                <w:sz w:val="18"/>
+                <w:szCs w:val="18"/>
+              </w:rPr>
+              <w:t xml:space="preserve">–  Agriculture and Land Management: Farmers and land surveyors in the Rift Valley use quadratic area models to optimise field layouts, irrigation coverage, and crop yield planning.</w:t>
+            </w:r>
+          </w:p>
+          <w:p>
+            <w:pPr>
+              <w:spacing w:after="30" w:before="0"/>
+              <w:ind w:left="360" w:hanging="180"/>
+              <w:jc w:val="left"/>
+            </w:pPr>
+            <w:r>
+              <w:rPr>
+                <w:rFonts w:ascii="Arial" w:cs="Arial" w:eastAsia="Arial" w:hAnsi="Arial"/>
+                <w:b w:val="false"/>
+                <w:bCs w:val="false"/>
+                <w:i w:val="false"/>
+                <w:iCs w:val="false"/>
+                <w:color w:val="000000"/>
+                <w:sz w:val="18"/>
+                <w:szCs w:val="18"/>
+              </w:rPr>
+              <w:t xml:space="preserve">–  Finance and Accounting: Financial analysts and accountants use quadratic and polynomial models to project revenue targets, model loan repayments, and analyse cost-profit relationships.</w:t>
+            </w:r>
+          </w:p>
+          <w:p>
+            <w:pPr>
+              <w:spacing w:after="30" w:before="0"/>
+              <w:ind w:left="360" w:hanging="180"/>
+              <w:jc w:val="left"/>
+            </w:pPr>
+            <w:r>
+              <w:rPr>
+                <w:rFonts w:ascii="Arial" w:cs="Arial" w:eastAsia="Arial" w:hAnsi="Arial"/>
+                <w:b w:val="false"/>
+                <w:bCs w:val="false"/>
+                <w:i w:val="false"/>
+                <w:iCs w:val="false"/>
+                <w:color w:val="000000"/>
+                <w:sz w:val="18"/>
+                <w:szCs w:val="18"/>
+              </w:rPr>
+              <w:t xml:space="preserve">–  Physics and Engineering: Quadratic equations model projectile motion, enabling careers in mechanical engineering, aerospace, and sports science (e.g., analysing the trajectory of a javelin thrown by a Kenyan athlete).</w:t>
+            </w:r>
+          </w:p>
+          <w:p>
+            <w:pPr>
+              <w:spacing w:after="30" w:before="0"/>
+              <w:ind w:left="360" w:hanging="180"/>
+              <w:jc w:val="left"/>
+            </w:pPr>
+            <w:r>
+              <w:rPr>
+                <w:rFonts w:ascii="Arial" w:cs="Arial" w:eastAsia="Arial" w:hAnsi="Arial"/>
+                <w:b w:val="false"/>
+                <w:bCs w:val="false"/>
+                <w:i w:val="false"/>
+                <w:iCs w:val="false"/>
+                <w:color w:val="000000"/>
+                <w:sz w:val="18"/>
+                <w:szCs w:val="18"/>
+              </w:rPr>
+              <w:t xml:space="preserve">–  Data Science and Information Technology: Programmers and data scientists use quadratic and higher-order functions in algorithm optimisation, machine learning cost functions, and computer graphics rendering.</w:t>
+            </w:r>
+          </w:p>
+        </w:tc>
+      </w:tr>
+      <w:tr>
+        <w:tc>
+          <w:tcPr>
+            <w:tcW w:type="dxa" w:w="3000"/>
+            <w:shd w:fill="D5E8F0" w:color="auto" w:val="clear"/>
+            <w:tcMar>
+              <w:top w:type="dxa" w:w="60"/>
+              <w:left w:type="dxa" w:w="120"/>
+              <w:bottom w:type="dxa" w:w="60"/>
+              <w:right w:type="dxa" w:w="120"/>
+            </w:tcMar>
+            <w:vAlign w:val="top"/>
+          </w:tcPr>
+          <w:p>
+            <w:pPr>
+              <w:spacing w:after="40" w:before="0"/>
+              <w:jc w:val="left"/>
+            </w:pPr>
+            <w:r>
+              <w:rPr>
+                <w:rFonts w:ascii="Arial" w:cs="Arial" w:eastAsia="Arial" w:hAnsi="Arial"/>
+                <w:b/>
+                <w:bCs/>
+                <w:i w:val="false"/>
+                <w:iCs w:val="false"/>
+                <w:color w:val="000000"/>
+                <w:sz w:val="18"/>
+                <w:szCs w:val="18"/>
+              </w:rPr>
+              <w:t xml:space="preserve">Focus for Lessons</w:t>
+            </w:r>
+          </w:p>
+        </w:tc>
+        <w:tc>
+          <w:tcPr>
+            <w:tcW w:type="dxa" w:w="10680"/>
+            <w:shd w:fill="FFFFFF" w:color="auto" w:val="clear"/>
+            <w:tcMar>
+              <w:top w:type="dxa" w:w="60"/>
+              <w:left w:type="dxa" w:w="120"/>
+              <w:bottom w:type="dxa" w:w="60"/>
+              <w:right w:type="dxa" w:w="120"/>
+            </w:tcMar>
+            <w:vAlign w:val="top"/>
+          </w:tcPr>
+          <w:p>
+            <w:pPr>
+              <w:spacing w:after="40" w:before="0"/>
+              <w:jc w:val="left"/>
+            </w:pPr>
+            <w:r>
+              <w:rPr>
+                <w:rFonts w:ascii="Arial" w:cs="Arial" w:eastAsia="Arial" w:hAnsi="Arial"/>
+                <w:b w:val="false"/>
+                <w:bCs w:val="false"/>
+                <w:i w:val="false"/>
+                <w:iCs w:val="false"/>
+                <w:color w:val="000000"/>
+                <w:sz w:val="18"/>
+                <w:szCs w:val="18"/>
+              </w:rPr>
+              <w:t xml:space="preserve">This unit develops learners' ability to work fluently with quadratic expressions and equations, moving from conceptual understanding of the algebraic structure ax² + bx + c through to practical solution methods and real-world application. Using the anchoring context of a community Harambee fundraising challenge in a Kenyan village, learners discover that some real-life problems cannot be solved with linear equations alone, motivating the need for quadratic thinking. Across seven lessons, learners progress from recognising and forming quadratic expressions, through three distinct solution methods (factorisation, completing the square, and the quadratic formula), to critically applying their skills in authentic Kenyan contexts such as land area calculations, construction planning, and financial modelling.</w:t>
+            </w:r>
+          </w:p>
+        </w:tc>
+      </w:tr>
+      <w:tr>
+        <w:tc>
+          <w:tcPr>
+            <w:tcW w:type="dxa" w:w="3000"/>
+            <w:shd w:fill="EAD1F5" w:color="auto" w:val="clear"/>
+            <w:tcMar>
+              <w:top w:type="dxa" w:w="60"/>
+              <w:left w:type="dxa" w:w="120"/>
+              <w:bottom w:type="dxa" w:w="60"/>
+              <w:right w:type="dxa" w:w="120"/>
+            </w:tcMar>
+            <w:vAlign w:val="top"/>
+          </w:tcPr>
+          <w:p>
+            <w:pPr>
+              <w:spacing w:after="40" w:before="0"/>
+              <w:jc w:val="left"/>
+            </w:pPr>
+            <w:r>
+              <w:rPr>
+                <w:rFonts w:ascii="Arial" w:cs="Arial" w:eastAsia="Arial" w:hAnsi="Arial"/>
+                <w:b/>
+                <w:bCs/>
+                <w:i w:val="false"/>
+                <w:iCs w:val="false"/>
+                <w:color w:val="000000"/>
+                <w:sz w:val="18"/>
+                <w:szCs w:val="18"/>
+              </w:rPr>
+              <w:t xml:space="preserve">Driving Question / Key Inquiry Questions</w:t>
+            </w:r>
+          </w:p>
+        </w:tc>
+        <w:tc>
+          <w:tcPr>
+            <w:tcW w:type="dxa" w:w="10680"/>
+            <w:shd w:fill="FFFFFF" w:color="auto" w:val="clear"/>
+            <w:tcMar>
+              <w:top w:type="dxa" w:w="60"/>
+              <w:left w:type="dxa" w:w="120"/>
+              <w:bottom w:type="dxa" w:w="60"/>
+              <w:right w:type="dxa" w:w="120"/>
+            </w:tcMar>
+            <w:vAlign w:val="top"/>
+          </w:tcPr>
+          <w:p>
+            <w:pPr>
+              <w:spacing w:after="40" w:before="0"/>
+              <w:jc w:val="left"/>
+            </w:pPr>
+            <w:r>
+              <w:rPr>
+                <w:rFonts w:ascii="Arial" w:cs="Arial" w:eastAsia="Arial" w:hAnsi="Arial"/>
+                <w:b w:val="false"/>
+                <w:bCs w:val="false"/>
+                <w:i w:val="false"/>
+                <w:iCs w:val="false"/>
+                <w:color w:val="000000"/>
+                <w:sz w:val="18"/>
+                <w:szCs w:val="18"/>
+              </w:rPr>
+              <w:t xml:space="preserve">DRIVING QUESTION: How can we use quadratic equations to find unknown dimensions and quantities that help our community solve real planning problems — like building the Harambee hall in Githurai?</w:t>
+            </w:r>
+          </w:p>
+          <w:p>
+            <w:pPr>
+              <w:spacing w:after="40" w:before="0"/>
+              <w:jc w:val="left"/>
+            </w:pPr>
+            <w:r>
+              <w:rPr>
+                <w:rFonts w:ascii="Arial" w:cs="Arial" w:eastAsia="Arial" w:hAnsi="Arial"/>
+                <w:b w:val="false"/>
+                <w:bCs w:val="false"/>
+                <w:i w:val="false"/>
+                <w:iCs w:val="false"/>
+                <w:color w:val="000000"/>
+                <w:sz w:val="18"/>
+                <w:szCs w:val="18"/>
+              </w:rPr>
+              <w:t xml:space="preserve"/>
+            </w:r>
+          </w:p>
+          <w:p>
+            <w:pPr>
+              <w:spacing w:after="40" w:before="0"/>
+              <w:jc w:val="left"/>
+            </w:pPr>
+            <w:r>
+              <w:rPr>
+                <w:rFonts w:ascii="Arial" w:cs="Arial" w:eastAsia="Arial" w:hAnsi="Arial"/>
+                <w:b w:val="false"/>
+                <w:bCs w:val="false"/>
+                <w:i w:val="false"/>
+                <w:iCs w:val="false"/>
+                <w:color w:val="000000"/>
+                <w:sz w:val="18"/>
+                <w:szCs w:val="18"/>
+              </w:rPr>
+              <w:t xml:space="preserve">KICD KEY INQUIRY QUESTIONS:</w:t>
+            </w:r>
+          </w:p>
+          <w:p>
+            <w:pPr>
+              <w:spacing w:after="40" w:before="0"/>
+              <w:jc w:val="left"/>
+            </w:pPr>
+            <w:r>
+              <w:rPr>
+                <w:rFonts w:ascii="Arial" w:cs="Arial" w:eastAsia="Arial" w:hAnsi="Arial"/>
+                <w:b w:val="false"/>
+                <w:bCs w:val="false"/>
+                <w:i w:val="false"/>
+                <w:iCs w:val="false"/>
+                <w:color w:val="000000"/>
+                <w:sz w:val="18"/>
+                <w:szCs w:val="18"/>
+              </w:rPr>
+              <w:t xml:space="preserve">1. How do quadratic expressions and equations differ from linear ones, and why are they necessary?</w:t>
+            </w:r>
+          </w:p>
+          <w:p>
+            <w:pPr>
+              <w:spacing w:after="40" w:before="0"/>
+              <w:jc w:val="left"/>
+            </w:pPr>
+            <w:r>
+              <w:rPr>
+                <w:rFonts w:ascii="Arial" w:cs="Arial" w:eastAsia="Arial" w:hAnsi="Arial"/>
+                <w:b w:val="false"/>
+                <w:bCs w:val="false"/>
+                <w:i w:val="false"/>
+                <w:iCs w:val="false"/>
+                <w:color w:val="000000"/>
+                <w:sz w:val="18"/>
+                <w:szCs w:val="18"/>
+              </w:rPr>
+              <w:t xml:space="preserve">2. How can we use quadratic equations to model and solve problems in day-to-day activities?</w:t>
+            </w:r>
+          </w:p>
+        </w:tc>
+      </w:tr>
+      <w:tr>
+        <w:tc>
+          <w:tcPr>
+            <w:tcW w:type="dxa" w:w="3000"/>
+            <w:shd w:fill="EAD1F5" w:color="auto" w:val="clear"/>
+            <w:tcMar>
+              <w:top w:type="dxa" w:w="60"/>
+              <w:left w:type="dxa" w:w="120"/>
+              <w:bottom w:type="dxa" w:w="60"/>
+              <w:right w:type="dxa" w:w="120"/>
+            </w:tcMar>
+            <w:vAlign w:val="top"/>
+          </w:tcPr>
+          <w:p>
+            <w:pPr>
+              <w:spacing w:after="40" w:before="0"/>
+              <w:jc w:val="left"/>
+            </w:pPr>
+            <w:r>
+              <w:rPr>
+                <w:rFonts w:ascii="Arial" w:cs="Arial" w:eastAsia="Arial" w:hAnsi="Arial"/>
+                <w:b/>
+                <w:bCs/>
+                <w:i w:val="false"/>
+                <w:iCs w:val="false"/>
+                <w:color w:val="000000"/>
+                <w:sz w:val="18"/>
+                <w:szCs w:val="18"/>
+              </w:rPr>
+              <w:t xml:space="preserve">Anchoring Phenomenon</w:t>
+            </w:r>
+          </w:p>
+        </w:tc>
+        <w:tc>
+          <w:tcPr>
+            <w:tcW w:type="dxa" w:w="10680"/>
+            <w:shd w:fill="FFFFFF" w:color="auto" w:val="clear"/>
+            <w:tcMar>
+              <w:top w:type="dxa" w:w="60"/>
+              <w:left w:type="dxa" w:w="120"/>
+              <w:bottom w:type="dxa" w:w="60"/>
+              <w:right w:type="dxa" w:w="120"/>
+            </w:tcMar>
+            <w:vAlign w:val="top"/>
+          </w:tcPr>
+          <w:p>
+            <w:pPr>
+              <w:spacing w:after="40" w:before="0"/>
+              <w:jc w:val="left"/>
+            </w:pPr>
+            <w:r>
+              <w:rPr>
+                <w:rFonts w:ascii="Arial" w:cs="Arial" w:eastAsia="Arial" w:hAnsi="Arial"/>
+                <w:b w:val="false"/>
+                <w:bCs w:val="false"/>
+                <w:i w:val="false"/>
+                <w:iCs w:val="false"/>
+                <w:color w:val="000000"/>
+                <w:sz w:val="18"/>
+                <w:szCs w:val="18"/>
+              </w:rPr>
+              <w:t xml:space="preserve">A community in Githurai, Nairobi, is planning a Harambee to raise funds to build a new multipurpose hall. The organising committee knows the hall must have a rectangular floor with an area of exactly 120 m², and that the length must be 2 metres more than the width. When the committee tries to find the dimensions using simple arithmetic or a linear equation, they get stuck — no straightforward linear method gives them an answer. A local Form 4 student suggests the problem requires a quadratic equation. Students are shown the committee's hand-drawn sketch on a manila paper: a rectangle labelled "width = w" and "length = w + 2", with "Area = 120 m²" written in the centre. The puzzle is immediately visible: how can you find a single unknown when it appears multiplied by itself? Students are asked to predict the width before any instruction is given, and most guesses are either wrong or arrived at by trial-and-error — revealing the limitation of their current tools and creating genuine need for the new mathematics of this unit.</w:t>
+            </w:r>
+          </w:p>
+        </w:tc>
+      </w:tr>
+      <w:tr>
+        <w:tc>
+          <w:tcPr>
+            <w:tcW w:type="dxa" w:w="3000"/>
+            <w:shd w:fill="D9EEF1" w:color="auto" w:val="clear"/>
+            <w:tcMar>
+              <w:top w:type="dxa" w:w="60"/>
+              <w:left w:type="dxa" w:w="120"/>
+              <w:bottom w:type="dxa" w:w="60"/>
+              <w:right w:type="dxa" w:w="120"/>
+            </w:tcMar>
+            <w:vAlign w:val="top"/>
+          </w:tcPr>
+          <w:p>
+            <w:pPr>
+              <w:spacing w:after="40" w:before="0"/>
+              <w:jc w:val="left"/>
+            </w:pPr>
+            <w:r>
+              <w:rPr>
+                <w:rFonts w:ascii="Arial" w:cs="Arial" w:eastAsia="Arial" w:hAnsi="Arial"/>
+                <w:b/>
+                <w:bCs/>
+                <w:i w:val="false"/>
+                <w:iCs w:val="false"/>
+                <w:color w:val="000000"/>
+                <w:sz w:val="18"/>
+                <w:szCs w:val="18"/>
+              </w:rPr>
+              <w:t xml:space="preserve">Storyline Thread</w:t>
+            </w:r>
+          </w:p>
+        </w:tc>
+        <w:tc>
+          <w:tcPr>
+            <w:tcW w:type="dxa" w:w="10680"/>
+            <w:shd w:fill="FFFFFF" w:color="auto" w:val="clear"/>
+            <w:tcMar>
+              <w:top w:type="dxa" w:w="60"/>
+              <w:left w:type="dxa" w:w="120"/>
+              <w:bottom w:type="dxa" w:w="60"/>
+              <w:right w:type="dxa" w:w="120"/>
+            </w:tcMar>
+            <w:vAlign w:val="top"/>
+          </w:tcPr>
+          <w:p>
+            <w:pPr>
+              <w:spacing w:after="40" w:before="0"/>
+              <w:jc w:val="left"/>
+            </w:pPr>
+            <w:r>
+              <w:rPr>
+                <w:rFonts w:ascii="Arial" w:cs="Arial" w:eastAsia="Arial" w:hAnsi="Arial"/>
+                <w:b w:val="false"/>
+                <w:bCs w:val="false"/>
+                <w:i w:val="false"/>
+                <w:iCs w:val="false"/>
+                <w:color w:val="000000"/>
+                <w:sz w:val="18"/>
+                <w:szCs w:val="18"/>
+              </w:rPr>
+              <w:t xml:space="preserve">Lesson 1 — PREDICT &amp; ANCHOR PHENOMENON: Students examine the Githurai Harambee hall problem. They predict the hall dimensions using trial-and-error and discuss why linear equations fall short. The class co-constructs the equation w(w + 2) = 120, identifying it as a new type of equation. Students are introduced to the general form ax² + bx + c = 0 and begin recognising quadratic expressions in varied contexts. The Driving Question Board (DQB) is opened and initial "What we notice / What we wonder" cards are posted.</w:t>
+            </w:r>
+          </w:p>
+          <w:p>
+            <w:pPr>
+              <w:spacing w:after="40" w:before="0"/>
+              <w:jc w:val="left"/>
+            </w:pPr>
+            <w:r>
+              <w:rPr>
+                <w:rFonts w:ascii="Arial" w:cs="Arial" w:eastAsia="Arial" w:hAnsi="Arial"/>
+                <w:b w:val="false"/>
+                <w:bCs w:val="false"/>
+                <w:i w:val="false"/>
+                <w:iCs w:val="false"/>
+                <w:color w:val="000000"/>
+                <w:sz w:val="18"/>
+                <w:szCs w:val="18"/>
+              </w:rPr>
+              <w:t xml:space="preserve"/>
+            </w:r>
+          </w:p>
+          <w:p>
+            <w:pPr>
+              <w:spacing w:after="40" w:before="0"/>
+              <w:jc w:val="left"/>
+            </w:pPr>
+            <w:r>
+              <w:rPr>
+                <w:rFonts w:ascii="Arial" w:cs="Arial" w:eastAsia="Arial" w:hAnsi="Arial"/>
+                <w:b w:val="false"/>
+                <w:bCs w:val="false"/>
+                <w:i w:val="false"/>
+                <w:iCs w:val="false"/>
+                <w:color w:val="000000"/>
+                <w:sz w:val="18"/>
+                <w:szCs w:val="18"/>
+              </w:rPr>
+              <w:t xml:space="preserve">Lesson 2 — EXPANDING &amp; SIMPLIFYING QUADRATIC EXPRESSIONS: Students learn to expand products such as (w + 2)(w + 3) and (2x − 1)(3x + 4) using the distributive law and FOIL method. Supporting phenomena (the Kericho farm fencing problem) is introduced to show how real contexts generate quadratic expressions. Students simplify expressions and begin to see the structure of ax² + bx + c emerging consistently. DQB is updated: "We now know how quadratic expressions are formed."</w:t>
+            </w:r>
+          </w:p>
+          <w:p>
+            <w:pPr>
+              <w:spacing w:after="40" w:before="0"/>
+              <w:jc w:val="left"/>
+            </w:pPr>
+            <w:r>
+              <w:rPr>
+                <w:rFonts w:ascii="Arial" w:cs="Arial" w:eastAsia="Arial" w:hAnsi="Arial"/>
+                <w:b w:val="false"/>
+                <w:bCs w:val="false"/>
+                <w:i w:val="false"/>
+                <w:iCs w:val="false"/>
+                <w:color w:val="000000"/>
+                <w:sz w:val="18"/>
+                <w:szCs w:val="18"/>
+              </w:rPr>
+              <w:t xml:space="preserve"/>
+            </w:r>
+          </w:p>
+          <w:p>
+            <w:pPr>
+              <w:spacing w:after="40" w:before="0"/>
+              <w:jc w:val="left"/>
+            </w:pPr>
+            <w:r>
+              <w:rPr>
+                <w:rFonts w:ascii="Arial" w:cs="Arial" w:eastAsia="Arial" w:hAnsi="Arial"/>
+                <w:b w:val="false"/>
+                <w:bCs w:val="false"/>
+                <w:i w:val="false"/>
+                <w:iCs w:val="false"/>
+                <w:color w:val="000000"/>
+                <w:sz w:val="18"/>
+                <w:szCs w:val="18"/>
+              </w:rPr>
+              <w:t xml:space="preserve">Lesson 3 — FACTORISATION OF QUADRATIC EXPRESSIONS: Students reverse the expansion process to factorise quadratic expressions of the form x² + bx + c and ax² + bx + c, including perfect square trinomials and difference of two squares. Using the Harambee hall equation (w² + 2w − 120 = 0), students practise factorising and identify factors that correspond to real dimensions. The Gikomba mandazi revenue problem is introduced as a factorisation challenge. DQB update: "Factorisation lets us 'undo' expansion to find hidden values."</w:t>
+            </w:r>
+          </w:p>
+          <w:p>
+            <w:pPr>
+              <w:spacing w:after="40" w:before="0"/>
+              <w:jc w:val="left"/>
+            </w:pPr>
+            <w:r>
+              <w:rPr>
+                <w:rFonts w:ascii="Arial" w:cs="Arial" w:eastAsia="Arial" w:hAnsi="Arial"/>
+                <w:b w:val="false"/>
+                <w:bCs w:val="false"/>
+                <w:i w:val="false"/>
+                <w:iCs w:val="false"/>
+                <w:color w:val="000000"/>
+                <w:sz w:val="18"/>
+                <w:szCs w:val="18"/>
+              </w:rPr>
+              <w:t xml:space="preserve"/>
+            </w:r>
+          </w:p>
+          <w:p>
+            <w:pPr>
+              <w:spacing w:after="40" w:before="0"/>
+              <w:jc w:val="left"/>
+            </w:pPr>
+            <w:r>
+              <w:rPr>
+                <w:rFonts w:ascii="Arial" w:cs="Arial" w:eastAsia="Arial" w:hAnsi="Arial"/>
+                <w:b w:val="false"/>
+                <w:bCs w:val="false"/>
+                <w:i w:val="false"/>
+                <w:iCs w:val="false"/>
+                <w:color w:val="000000"/>
+                <w:sz w:val="18"/>
+                <w:szCs w:val="18"/>
+              </w:rPr>
+              <w:t xml:space="preserve">Lesson 4 — SOLVING QUADRATIC EQUATIONS BY FACTORISATION: Students formally solve quadratic equations by setting each factor equal to zero (Zero Product Property). They apply this to the Harambee hall problem, obtaining w = 10 and w = −12, then reason about which solution is physically valid. Multiple Kenyan-context equations are solved in pairs. Students revisit the DQB and refine their model: "A quadratic equation can have two solutions; context tells us which one to use."</w:t>
+            </w:r>
+          </w:p>
+          <w:p>
+            <w:pPr>
+              <w:spacing w:after="40" w:before="0"/>
+              <w:jc w:val="left"/>
+            </w:pPr>
+            <w:r>
+              <w:rPr>
+                <w:rFonts w:ascii="Arial" w:cs="Arial" w:eastAsia="Arial" w:hAnsi="Arial"/>
+                <w:b w:val="false"/>
+                <w:bCs w:val="false"/>
+                <w:i w:val="false"/>
+                <w:iCs w:val="false"/>
+                <w:color w:val="000000"/>
+                <w:sz w:val="18"/>
+                <w:szCs w:val="18"/>
+              </w:rPr>
+              <w:t xml:space="preserve"/>
+            </w:r>
+          </w:p>
+          <w:p>
+            <w:pPr>
+              <w:spacing w:after="40" w:before="0"/>
+              <w:jc w:val="left"/>
+            </w:pPr>
+            <w:r>
+              <w:rPr>
+                <w:rFonts w:ascii="Arial" w:cs="Arial" w:eastAsia="Arial" w:hAnsi="Arial"/>
+                <w:b w:val="false"/>
+                <w:bCs w:val="false"/>
+                <w:i w:val="false"/>
+                <w:iCs w:val="false"/>
+                <w:color w:val="000000"/>
+                <w:sz w:val="18"/>
+                <w:szCs w:val="18"/>
+              </w:rPr>
+              <w:t xml:space="preserve">Lesson 5 — SOLVING BY COMPLETING THE SQUARE: Students are introduced to completing the square as a method for equations that do not factorise easily. Using the Nakuru school garden problem (x² + ... = 48), they practise transforming quadratic equations into the form (x + p)² = q and solving. The geometric interpretation (literally completing a square diagram) is drawn to connect algebra to area. DQB update: "Completing the square always works, even when factorisation fails."</w:t>
+            </w:r>
+          </w:p>
+          <w:p>
+            <w:pPr>
+              <w:spacing w:after="40" w:before="0"/>
+              <w:jc w:val="left"/>
+            </w:pPr>
+            <w:r>
+              <w:rPr>
+                <w:rFonts w:ascii="Arial" w:cs="Arial" w:eastAsia="Arial" w:hAnsi="Arial"/>
+                <w:b w:val="false"/>
+                <w:bCs w:val="false"/>
+                <w:i w:val="false"/>
+                <w:iCs w:val="false"/>
+                <w:color w:val="000000"/>
+                <w:sz w:val="18"/>
+                <w:szCs w:val="18"/>
+              </w:rPr>
+              <w:t xml:space="preserve"/>
+            </w:r>
+          </w:p>
+          <w:p>
+            <w:pPr>
+              <w:spacing w:after="40" w:before="0"/>
+              <w:jc w:val="left"/>
+            </w:pPr>
+            <w:r>
+              <w:rPr>
+                <w:rFonts w:ascii="Arial" w:cs="Arial" w:eastAsia="Arial" w:hAnsi="Arial"/>
+                <w:b w:val="false"/>
+                <w:bCs w:val="false"/>
+                <w:i w:val="false"/>
+                <w:iCs w:val="false"/>
+                <w:color w:val="000000"/>
+                <w:sz w:val="18"/>
+                <w:szCs w:val="18"/>
+              </w:rPr>
+              <w:t xml:space="preserve">Lesson 6 — THE QUADRATIC FORMULA &amp; THE MOMBASA STONE PROBLEM: Students derive the quadratic formula by completing the square on the general form ax² + bx + c = 0. They apply it to the Mombasa projectile problem (−5t² + 20t + 25 = 0) and the mandazi pricing problem, comparing results to earlier methods. Students use calculators to verify solutions and discuss the discriminant (b² − 4ac) to determine the number of real solutions. DQB update: "The quadratic formula is a universal tool — it works for any quadratic equation."</w:t>
+            </w:r>
+          </w:p>
+          <w:p>
+            <w:pPr>
+              <w:spacing w:after="40" w:before="0"/>
+              <w:jc w:val="left"/>
+            </w:pPr>
+            <w:r>
+              <w:rPr>
+                <w:rFonts w:ascii="Arial" w:cs="Arial" w:eastAsia="Arial" w:hAnsi="Arial"/>
+                <w:b w:val="false"/>
+                <w:bCs w:val="false"/>
+                <w:i w:val="false"/>
+                <w:iCs w:val="false"/>
+                <w:color w:val="000000"/>
+                <w:sz w:val="18"/>
+                <w:szCs w:val="18"/>
+              </w:rPr>
+              <w:t xml:space="preserve"/>
+            </w:r>
+          </w:p>
+          <w:p>
+            <w:pPr>
+              <w:spacing w:after="40" w:before="0"/>
+              <w:jc w:val="left"/>
+            </w:pPr>
+            <w:r>
+              <w:rPr>
+                <w:rFonts w:ascii="Arial" w:cs="Arial" w:eastAsia="Arial" w:hAnsi="Arial"/>
+                <w:b w:val="false"/>
+                <w:bCs w:val="false"/>
+                <w:i w:val="false"/>
+                <w:iCs w:val="false"/>
+                <w:color w:val="000000"/>
+                <w:sz w:val="18"/>
+                <w:szCs w:val="18"/>
+              </w:rPr>
+              <w:t xml:space="preserve">Lesson 7 — APPLICATION, MODEL BUILDING &amp; CONSOLIDATION: Students return to the full Harambee hall scenario and present complete solutions using all three methods, justifying their preferred approach. New application problems (land area, fundraising revenue, construction) are solved in groups. Students construct a final cumulative model (poster or digital slide) mapping the journey from recognising quadratic expressions to solving equations in context. The DQB is formally closed — all initial "wonder" questions are answered. Students reflect on how quadratic thinking empowers community problem-solving.</w:t>
+            </w:r>
+          </w:p>
+        </w:tc>
+      </w:tr>
+      <w:tr>
+        <w:tc>
+          <w:tcPr>
+            <w:tcW w:type="dxa" w:w="3000"/>
+            <w:shd w:fill="EAD1F5" w:color="auto" w:val="clear"/>
+            <w:tcMar>
+              <w:top w:type="dxa" w:w="60"/>
+              <w:left w:type="dxa" w:w="120"/>
+              <w:bottom w:type="dxa" w:w="60"/>
+              <w:right w:type="dxa" w:w="120"/>
+            </w:tcMar>
+            <w:vAlign w:val="top"/>
+          </w:tcPr>
+          <w:p>
+            <w:pPr>
+              <w:spacing w:after="40" w:before="0"/>
+              <w:jc w:val="left"/>
+            </w:pPr>
+            <w:r>
+              <w:rPr>
+                <w:rFonts w:ascii="Arial" w:cs="Arial" w:eastAsia="Arial" w:hAnsi="Arial"/>
+                <w:b/>
+                <w:bCs/>
+                <w:i w:val="false"/>
+                <w:iCs w:val="false"/>
+                <w:color w:val="000000"/>
+                <w:sz w:val="18"/>
+                <w:szCs w:val="18"/>
+              </w:rPr>
+              <w:t xml:space="preserve">Supporting Phenomena</w:t>
+            </w:r>
+          </w:p>
+        </w:tc>
+        <w:tc>
+          <w:tcPr>
+            <w:tcW w:type="dxa" w:w="10680"/>
+            <w:shd w:fill="FFFFFF" w:color="auto" w:val="clear"/>
+            <w:tcMar>
+              <w:top w:type="dxa" w:w="60"/>
+              <w:left w:type="dxa" w:w="120"/>
+              <w:bottom w:type="dxa" w:w="60"/>
+              <w:right w:type="dxa" w:w="120"/>
+            </w:tcMar>
+            <w:vAlign w:val="top"/>
+          </w:tcPr>
+          <w:p>
+            <w:pPr>
+              <w:spacing w:after="30" w:before="0"/>
+              <w:ind w:left="360" w:hanging="180"/>
+              <w:jc w:val="left"/>
+            </w:pPr>
+            <w:r>
+              <w:rPr>
+                <w:rFonts w:ascii="Arial" w:cs="Arial" w:eastAsia="Arial" w:hAnsi="Arial"/>
+                <w:b w:val="false"/>
+                <w:bCs w:val="false"/>
+                <w:i w:val="false"/>
+                <w:iCs w:val="false"/>
+                <w:color w:val="000000"/>
+                <w:sz w:val="18"/>
+                <w:szCs w:val="18"/>
+              </w:rPr>
+              <w:t xml:space="preserve">–  A maize farmer in Kericho wants to fence a rectangular plot along one side of a river (so only three sides need fencing). She has exactly 60 metres of wire and wants the enclosed area to be 400 m². Students discover that forming the area constraint produces a quadratic equation, and that it may have two possible solutions — only one of which is physically sensible.</w:t>
+            </w:r>
+          </w:p>
+          <w:p>
+            <w:pPr>
+              <w:spacing w:after="30" w:before="0"/>
+              <w:ind w:left="360" w:hanging="180"/>
+              <w:jc w:val="left"/>
+            </w:pPr>
+            <w:r>
+              <w:rPr>
+                <w:rFonts w:ascii="Arial" w:cs="Arial" w:eastAsia="Arial" w:hAnsi="Arial"/>
+                <w:b w:val="false"/>
+                <w:bCs w:val="false"/>
+                <w:i w:val="false"/>
+                <w:iCs w:val="false"/>
+                <w:color w:val="000000"/>
+                <w:sz w:val="18"/>
+                <w:szCs w:val="18"/>
+              </w:rPr>
+              <w:t xml:space="preserve">–  A mandazi vendor at Gikomba Market in Nairobi prices her mandazi at Ksh x per piece. She notices that when she raises the price by Ksh 5, the number of mandazis she sells per day drops by 10, yet her total revenue stays at Ksh 2,000. Students form a quadratic equation to find the original price, encountering a real-life revenue model.</w:t>
+            </w:r>
+          </w:p>
+          <w:p>
+            <w:pPr>
+              <w:spacing w:after="30" w:before="0"/>
+              <w:ind w:left="360" w:hanging="180"/>
+              <w:jc w:val="left"/>
+            </w:pPr>
+            <w:r>
+              <w:rPr>
+                <w:rFonts w:ascii="Arial" w:cs="Arial" w:eastAsia="Arial" w:hAnsi="Arial"/>
+                <w:b w:val="false"/>
+                <w:bCs w:val="false"/>
+                <w:i w:val="false"/>
+                <w:iCs w:val="false"/>
+                <w:color w:val="000000"/>
+                <w:sz w:val="18"/>
+                <w:szCs w:val="18"/>
+              </w:rPr>
+              <w:t xml:space="preserve">–  A stone is thrown vertically upward from the top of a building in Mombasa. Its height above the ground (in metres) after t seconds is given by h = −5t² + 20t + 25. Students use the quadratic formula to find when the stone hits the ground, connecting quadratic equations to motion in a physical context they can visualise.</w:t>
+            </w:r>
+          </w:p>
+          <w:p>
+            <w:pPr>
+              <w:spacing w:after="30" w:before="0"/>
+              <w:ind w:left="360" w:hanging="180"/>
+              <w:jc w:val="left"/>
+            </w:pPr>
+            <w:r>
+              <w:rPr>
+                <w:rFonts w:ascii="Arial" w:cs="Arial" w:eastAsia="Arial" w:hAnsi="Arial"/>
+                <w:b w:val="false"/>
+                <w:bCs w:val="false"/>
+                <w:i w:val="false"/>
+                <w:iCs w:val="false"/>
+                <w:color w:val="000000"/>
+                <w:sz w:val="18"/>
+                <w:szCs w:val="18"/>
+              </w:rPr>
+              <w:t xml:space="preserve">–  A Nakuru school wants to create a rectangular garden inside a 10 m × 8 m courtyard, leaving a uniform path of width x metres around it. The garden area must be 48 m². Students model the situation as a quadratic equation in x, reinforcing how quadratic equations arise naturally from geometric constraints.</w:t>
+            </w:r>
+          </w:p>
+        </w:tc>
+      </w:tr>
+    </w:tbl>
+    <w:p>
+      <w:pPr>
+        <w:spacing w:after="120"/>
+      </w:pPr>
+      <w:r>
+        <w:t xml:space="preserve"/>
       </w:r>
     </w:p>
     <w:p>
@@ -150,7 +2363,7 @@
         </w:rPr>
         <w:t xml:space="preserve">© 2026 SeaVuria and ARES. This work is licensed under a </w:t>
       </w:r>
-      <w:hyperlink w:history="1" r:id="rIdk-pee1z6ancdy6gg9bsh4">
+      <w:hyperlink w:history="1" r:id="rIdpgiqvcj5ebqbmydmpve7a">
         <w:r>
           <w:rPr>
             <w:rFonts w:ascii="Arial" w:cs="Arial" w:eastAsia="Arial" w:hAnsi="Arial"/>
@@ -170,7 +2383,7 @@
         </w:rPr>
         <w:t xml:space="preserve"> (</w:t>
       </w:r>
-      <w:hyperlink w:history="1" r:id="rIdx5sykccdeonmrub92tmzt">
+      <w:hyperlink w:history="1" r:id="rIdzccs-n8rt0o3vnbot1aoa">
         <w:r>
           <w:rPr>
             <w:rFonts w:ascii="Arial" w:cs="Arial" w:eastAsia="Arial" w:hAnsi="Arial"/>
@@ -190,7 +2403,7 @@
         </w:rPr>
         <w:t xml:space="preserve">). To view a copy of this license, visit </w:t>
       </w:r>
-      <w:hyperlink w:history="1" r:id="rIdse3rarzb98f0unsbszlye">
+      <w:hyperlink w:history="1" r:id="rIdnxeunlwcvri1wb91bptuw">
         <w:r>
           <w:rPr>
             <w:rFonts w:ascii="Arial" w:cs="Arial" w:eastAsia="Arial" w:hAnsi="Arial"/>
@@ -209,2219 +2422,6 @@
           <w:szCs w:val="17"/>
         </w:rPr>
         <w:t xml:space="preserve">. You are free to copy, redistribute, and adapt this material in any medium or format, provided appropriate credit is given and the material is not used for commercial purposes. KICD learning outcomes and curriculum designations reproduced here for alignment purposes remain the property of KICD and are not covered by this license. Linked external resources (e.g. CK-12, Khan Academy, PhET) are subject to their own licenses.</w:t>
-      </w:r>
-    </w:p>
-    <w:p>
-      <w:pPr>
-        <w:spacing w:after="120"/>
-      </w:pPr>
-      <w:r>
-        <w:t xml:space="preserve"/>
-      </w:r>
-    </w:p>
-    <w:tbl>
-      <w:tblPr>
-        <w:tblW w:type="dxa" w:w="13680"/>
-        <w:tblBorders>
-          <w:top w:val="single" w:color="AAAAAA" w:sz="4"/>
-          <w:left w:val="single" w:color="AAAAAA" w:sz="4"/>
-          <w:bottom w:val="single" w:color="AAAAAA" w:sz="4"/>
-          <w:right w:val="single" w:color="AAAAAA" w:sz="4"/>
-          <w:insideH w:val="single" w:color="auto" w:sz="4"/>
-          <w:insideV w:val="single" w:color="auto" w:sz="4"/>
-        </w:tblBorders>
-        <w:tblLayout w:type="fixed"/>
-      </w:tblPr>
-      <w:tblGrid>
-        <w:gridCol w:w="3000"/>
-        <w:gridCol w:w="10680"/>
-      </w:tblGrid>
-      <w:tr>
-        <w:tc>
-          <w:tcPr>
-            <w:tcW w:type="dxa" w:w="13680"/>
-            <w:gridSpan w:val="2"/>
-            <w:shd w:fill="1F3864" w:color="auto" w:val="clear"/>
-            <w:tcMar>
-              <w:top w:type="dxa" w:w="60"/>
-              <w:left w:type="dxa" w:w="120"/>
-              <w:bottom w:type="dxa" w:w="60"/>
-              <w:right w:type="dxa" w:w="120"/>
-            </w:tcMar>
-            <w:vAlign w:val="top"/>
-          </w:tcPr>
-          <w:p>
-            <w:pPr>
-              <w:spacing w:after="40" w:before="0"/>
-              <w:jc w:val="center"/>
-            </w:pPr>
-            <w:r>
-              <w:rPr>
-                <w:rFonts w:ascii="Arial" w:cs="Arial" w:eastAsia="Arial" w:hAnsi="Arial"/>
-                <w:b/>
-                <w:bCs/>
-                <w:i w:val="false"/>
-                <w:iCs w:val="false"/>
-                <w:color w:val="FFFFFF"/>
-                <w:sz w:val="22"/>
-                <w:szCs w:val="22"/>
-              </w:rPr>
-              <w:t xml:space="preserve">SUB-STRAND OVERVIEW</w:t>
-            </w:r>
-          </w:p>
-        </w:tc>
-      </w:tr>
-      <w:tr>
-        <w:tc>
-          <w:tcPr>
-            <w:tcW w:type="dxa" w:w="3000"/>
-            <w:shd w:fill="D5E8F0" w:color="auto" w:val="clear"/>
-            <w:tcMar>
-              <w:top w:type="dxa" w:w="60"/>
-              <w:left w:type="dxa" w:w="120"/>
-              <w:bottom w:type="dxa" w:w="60"/>
-              <w:right w:type="dxa" w:w="120"/>
-            </w:tcMar>
-            <w:vAlign w:val="top"/>
-          </w:tcPr>
-          <w:p>
-            <w:pPr>
-              <w:spacing w:after="40" w:before="0"/>
-              <w:jc w:val="left"/>
-            </w:pPr>
-            <w:r>
-              <w:rPr>
-                <w:rFonts w:ascii="Arial" w:cs="Arial" w:eastAsia="Arial" w:hAnsi="Arial"/>
-                <w:b/>
-                <w:bCs/>
-                <w:i w:val="false"/>
-                <w:iCs w:val="false"/>
-                <w:color w:val="000000"/>
-                <w:sz w:val="18"/>
-                <w:szCs w:val="18"/>
-              </w:rPr>
-              <w:t xml:space="preserve">Grade Level</w:t>
-            </w:r>
-          </w:p>
-        </w:tc>
-        <w:tc>
-          <w:tcPr>
-            <w:tcW w:type="dxa" w:w="10680"/>
-            <w:shd w:fill="FFFFFF" w:color="auto" w:val="clear"/>
-            <w:tcMar>
-              <w:top w:type="dxa" w:w="60"/>
-              <w:left w:type="dxa" w:w="120"/>
-              <w:bottom w:type="dxa" w:w="60"/>
-              <w:right w:type="dxa" w:w="120"/>
-            </w:tcMar>
-            <w:vAlign w:val="top"/>
-          </w:tcPr>
-          <w:p>
-            <w:pPr>
-              <w:spacing w:after="40" w:before="0"/>
-              <w:jc w:val="left"/>
-            </w:pPr>
-            <w:r>
-              <w:rPr>
-                <w:rFonts w:ascii="Arial" w:cs="Arial" w:eastAsia="Arial" w:hAnsi="Arial"/>
-                <w:b w:val="false"/>
-                <w:bCs w:val="false"/>
-                <w:i w:val="false"/>
-                <w:iCs w:val="false"/>
-                <w:color w:val="000000"/>
-                <w:sz w:val="18"/>
-                <w:szCs w:val="18"/>
-              </w:rPr>
-              <w:t xml:space="preserve">10</w:t>
-            </w:r>
-          </w:p>
-        </w:tc>
-      </w:tr>
-      <w:tr>
-        <w:tc>
-          <w:tcPr>
-            <w:tcW w:type="dxa" w:w="3000"/>
-            <w:shd w:fill="D5E8F0" w:color="auto" w:val="clear"/>
-            <w:tcMar>
-              <w:top w:type="dxa" w:w="60"/>
-              <w:left w:type="dxa" w:w="120"/>
-              <w:bottom w:type="dxa" w:w="60"/>
-              <w:right w:type="dxa" w:w="120"/>
-            </w:tcMar>
-            <w:vAlign w:val="top"/>
-          </w:tcPr>
-          <w:p>
-            <w:pPr>
-              <w:spacing w:after="40" w:before="0"/>
-              <w:jc w:val="left"/>
-            </w:pPr>
-            <w:r>
-              <w:rPr>
-                <w:rFonts w:ascii="Arial" w:cs="Arial" w:eastAsia="Arial" w:hAnsi="Arial"/>
-                <w:b/>
-                <w:bCs/>
-                <w:i w:val="false"/>
-                <w:iCs w:val="false"/>
-                <w:color w:val="000000"/>
-                <w:sz w:val="18"/>
-                <w:szCs w:val="18"/>
-              </w:rPr>
-              <w:t xml:space="preserve">Subject</w:t>
-            </w:r>
-          </w:p>
-        </w:tc>
-        <w:tc>
-          <w:tcPr>
-            <w:tcW w:type="dxa" w:w="10680"/>
-            <w:shd w:fill="FFFFFF" w:color="auto" w:val="clear"/>
-            <w:tcMar>
-              <w:top w:type="dxa" w:w="60"/>
-              <w:left w:type="dxa" w:w="120"/>
-              <w:bottom w:type="dxa" w:w="60"/>
-              <w:right w:type="dxa" w:w="120"/>
-            </w:tcMar>
-            <w:vAlign w:val="top"/>
-          </w:tcPr>
-          <w:p>
-            <w:pPr>
-              <w:spacing w:after="40" w:before="0"/>
-              <w:jc w:val="left"/>
-            </w:pPr>
-            <w:r>
-              <w:rPr>
-                <w:rFonts w:ascii="Arial" w:cs="Arial" w:eastAsia="Arial" w:hAnsi="Arial"/>
-                <w:b w:val="false"/>
-                <w:bCs w:val="false"/>
-                <w:i w:val="false"/>
-                <w:iCs w:val="false"/>
-                <w:color w:val="000000"/>
-                <w:sz w:val="18"/>
-                <w:szCs w:val="18"/>
-              </w:rPr>
-              <w:t xml:space="preserve">Mathematics</w:t>
-            </w:r>
-          </w:p>
-        </w:tc>
-      </w:tr>
-      <w:tr>
-        <w:tc>
-          <w:tcPr>
-            <w:tcW w:type="dxa" w:w="3000"/>
-            <w:shd w:fill="D5E8F0" w:color="auto" w:val="clear"/>
-            <w:tcMar>
-              <w:top w:type="dxa" w:w="60"/>
-              <w:left w:type="dxa" w:w="120"/>
-              <w:bottom w:type="dxa" w:w="60"/>
-              <w:right w:type="dxa" w:w="120"/>
-            </w:tcMar>
-            <w:vAlign w:val="top"/>
-          </w:tcPr>
-          <w:p>
-            <w:pPr>
-              <w:spacing w:after="40" w:before="0"/>
-              <w:jc w:val="left"/>
-            </w:pPr>
-            <w:r>
-              <w:rPr>
-                <w:rFonts w:ascii="Arial" w:cs="Arial" w:eastAsia="Arial" w:hAnsi="Arial"/>
-                <w:b/>
-                <w:bCs/>
-                <w:i w:val="false"/>
-                <w:iCs w:val="false"/>
-                <w:color w:val="000000"/>
-                <w:sz w:val="18"/>
-                <w:szCs w:val="18"/>
-              </w:rPr>
-              <w:t xml:space="preserve">Strand</w:t>
-            </w:r>
-          </w:p>
-        </w:tc>
-        <w:tc>
-          <w:tcPr>
-            <w:tcW w:type="dxa" w:w="10680"/>
-            <w:shd w:fill="FFFFFF" w:color="auto" w:val="clear"/>
-            <w:tcMar>
-              <w:top w:type="dxa" w:w="60"/>
-              <w:left w:type="dxa" w:w="120"/>
-              <w:bottom w:type="dxa" w:w="60"/>
-              <w:right w:type="dxa" w:w="120"/>
-            </w:tcMar>
-            <w:vAlign w:val="top"/>
-          </w:tcPr>
-          <w:p>
-            <w:pPr>
-              <w:spacing w:after="40" w:before="0"/>
-              <w:jc w:val="left"/>
-            </w:pPr>
-            <w:r>
-              <w:rPr>
-                <w:rFonts w:ascii="Arial" w:cs="Arial" w:eastAsia="Arial" w:hAnsi="Arial"/>
-                <w:b w:val="false"/>
-                <w:bCs w:val="false"/>
-                <w:i w:val="false"/>
-                <w:iCs w:val="false"/>
-                <w:color w:val="000000"/>
-                <w:sz w:val="18"/>
-                <w:szCs w:val="18"/>
-              </w:rPr>
-              <w:t xml:space="preserve">Strand 1.0: Numbers and Algebra</w:t>
-            </w:r>
-          </w:p>
-        </w:tc>
-      </w:tr>
-      <w:tr>
-        <w:tc>
-          <w:tcPr>
-            <w:tcW w:type="dxa" w:w="3000"/>
-            <w:shd w:fill="D5E8F0" w:color="auto" w:val="clear"/>
-            <w:tcMar>
-              <w:top w:type="dxa" w:w="60"/>
-              <w:left w:type="dxa" w:w="120"/>
-              <w:bottom w:type="dxa" w:w="60"/>
-              <w:right w:type="dxa" w:w="120"/>
-            </w:tcMar>
-            <w:vAlign w:val="top"/>
-          </w:tcPr>
-          <w:p>
-            <w:pPr>
-              <w:spacing w:after="40" w:before="0"/>
-              <w:jc w:val="left"/>
-            </w:pPr>
-            <w:r>
-              <w:rPr>
-                <w:rFonts w:ascii="Arial" w:cs="Arial" w:eastAsia="Arial" w:hAnsi="Arial"/>
-                <w:b/>
-                <w:bCs/>
-                <w:i w:val="false"/>
-                <w:iCs w:val="false"/>
-                <w:color w:val="000000"/>
-                <w:sz w:val="18"/>
-                <w:szCs w:val="18"/>
-              </w:rPr>
-              <w:t xml:space="preserve">Sub-Strand</w:t>
-            </w:r>
-          </w:p>
-        </w:tc>
-        <w:tc>
-          <w:tcPr>
-            <w:tcW w:type="dxa" w:w="10680"/>
-            <w:shd w:fill="FFFFFF" w:color="auto" w:val="clear"/>
-            <w:tcMar>
-              <w:top w:type="dxa" w:w="60"/>
-              <w:left w:type="dxa" w:w="120"/>
-              <w:bottom w:type="dxa" w:w="60"/>
-              <w:right w:type="dxa" w:w="120"/>
-            </w:tcMar>
-            <w:vAlign w:val="top"/>
-          </w:tcPr>
-          <w:p>
-            <w:pPr>
-              <w:spacing w:after="40" w:before="0"/>
-              <w:jc w:val="left"/>
-            </w:pPr>
-            <w:r>
-              <w:rPr>
-                <w:rFonts w:ascii="Arial" w:cs="Arial" w:eastAsia="Arial" w:hAnsi="Arial"/>
-                <w:b w:val="false"/>
-                <w:bCs w:val="false"/>
-                <w:i w:val="false"/>
-                <w:iCs w:val="false"/>
-                <w:color w:val="000000"/>
-                <w:sz w:val="18"/>
-                <w:szCs w:val="18"/>
-              </w:rPr>
-              <w:t xml:space="preserve">Sub-Strand 1.3: Quadratic Expressions and Equations</w:t>
-            </w:r>
-          </w:p>
-        </w:tc>
-      </w:tr>
-      <w:tr>
-        <w:tc>
-          <w:tcPr>
-            <w:tcW w:type="dxa" w:w="3000"/>
-            <w:shd w:fill="D5E8F0" w:color="auto" w:val="clear"/>
-            <w:tcMar>
-              <w:top w:type="dxa" w:w="60"/>
-              <w:left w:type="dxa" w:w="120"/>
-              <w:bottom w:type="dxa" w:w="60"/>
-              <w:right w:type="dxa" w:w="120"/>
-            </w:tcMar>
-            <w:vAlign w:val="top"/>
-          </w:tcPr>
-          <w:p>
-            <w:pPr>
-              <w:spacing w:after="40" w:before="0"/>
-              <w:jc w:val="left"/>
-            </w:pPr>
-            <w:r>
-              <w:rPr>
-                <w:rFonts w:ascii="Arial" w:cs="Arial" w:eastAsia="Arial" w:hAnsi="Arial"/>
-                <w:b/>
-                <w:bCs/>
-                <w:i w:val="false"/>
-                <w:iCs w:val="false"/>
-                <w:color w:val="000000"/>
-                <w:sz w:val="18"/>
-                <w:szCs w:val="18"/>
-              </w:rPr>
-              <w:t xml:space="preserve">Total Duration</w:t>
-            </w:r>
-          </w:p>
-        </w:tc>
-        <w:tc>
-          <w:tcPr>
-            <w:tcW w:type="dxa" w:w="10680"/>
-            <w:shd w:fill="FFFFFF" w:color="auto" w:val="clear"/>
-            <w:tcMar>
-              <w:top w:type="dxa" w:w="60"/>
-              <w:left w:type="dxa" w:w="120"/>
-              <w:bottom w:type="dxa" w:w="60"/>
-              <w:right w:type="dxa" w:w="120"/>
-            </w:tcMar>
-            <w:vAlign w:val="top"/>
-          </w:tcPr>
-          <w:p>
-            <w:pPr>
-              <w:spacing w:after="40" w:before="0"/>
-              <w:jc w:val="left"/>
-            </w:pPr>
-            <w:r>
-              <w:rPr>
-                <w:rFonts w:ascii="Arial" w:cs="Arial" w:eastAsia="Arial" w:hAnsi="Arial"/>
-                <w:b w:val="false"/>
-                <w:bCs w:val="false"/>
-                <w:i w:val="false"/>
-                <w:iCs w:val="false"/>
-                <w:color w:val="000000"/>
-                <w:sz w:val="18"/>
-                <w:szCs w:val="18"/>
-              </w:rPr>
-              <w:t xml:space="preserve">7 lessons × 40 minutes = 280 minutes total</w:t>
-            </w:r>
-          </w:p>
-        </w:tc>
-      </w:tr>
-      <w:tr>
-        <w:tc>
-          <w:tcPr>
-            <w:tcW w:type="dxa" w:w="3000"/>
-            <w:shd w:fill="D5E8F0" w:color="auto" w:val="clear"/>
-            <w:tcMar>
-              <w:top w:type="dxa" w:w="60"/>
-              <w:left w:type="dxa" w:w="120"/>
-              <w:bottom w:type="dxa" w:w="60"/>
-              <w:right w:type="dxa" w:w="120"/>
-            </w:tcMar>
-            <w:vAlign w:val="top"/>
-          </w:tcPr>
-          <w:p>
-            <w:pPr>
-              <w:spacing w:after="40" w:before="0"/>
-              <w:jc w:val="left"/>
-            </w:pPr>
-            <w:r>
-              <w:rPr>
-                <w:rFonts w:ascii="Arial" w:cs="Arial" w:eastAsia="Arial" w:hAnsi="Arial"/>
-                <w:b/>
-                <w:bCs/>
-                <w:i w:val="false"/>
-                <w:iCs w:val="false"/>
-                <w:color w:val="000000"/>
-                <w:sz w:val="18"/>
-                <w:szCs w:val="18"/>
-              </w:rPr>
-              <w:t xml:space="preserve">Sub-Strand Content</w:t>
-            </w:r>
-          </w:p>
-        </w:tc>
-        <w:tc>
-          <w:tcPr>
-            <w:tcW w:type="dxa" w:w="10680"/>
-            <w:shd w:fill="FFFFFF" w:color="auto" w:val="clear"/>
-            <w:tcMar>
-              <w:top w:type="dxa" w:w="60"/>
-              <w:left w:type="dxa" w:w="120"/>
-              <w:bottom w:type="dxa" w:w="60"/>
-              <w:right w:type="dxa" w:w="120"/>
-            </w:tcMar>
-            <w:vAlign w:val="top"/>
-          </w:tcPr>
-          <w:p>
-            <w:pPr>
-              <w:spacing w:after="30" w:before="0"/>
-              <w:ind w:left="360" w:hanging="180"/>
-              <w:jc w:val="left"/>
-            </w:pPr>
-            <w:r>
-              <w:rPr>
-                <w:rFonts w:ascii="Arial" w:cs="Arial" w:eastAsia="Arial" w:hAnsi="Arial"/>
-                <w:b w:val="false"/>
-                <w:bCs w:val="false"/>
-                <w:i w:val="false"/>
-                <w:iCs w:val="false"/>
-                <w:color w:val="000000"/>
-                <w:sz w:val="18"/>
-                <w:szCs w:val="18"/>
-              </w:rPr>
-              <w:t xml:space="preserve">–  Quadratic expressions: identifying, expanding, and simplifying expressions of the form ax² + bx + c</w:t>
-            </w:r>
-          </w:p>
-          <w:p>
-            <w:pPr>
-              <w:spacing w:after="30" w:before="0"/>
-              <w:ind w:left="360" w:hanging="180"/>
-              <w:jc w:val="left"/>
-            </w:pPr>
-            <w:r>
-              <w:rPr>
-                <w:rFonts w:ascii="Arial" w:cs="Arial" w:eastAsia="Arial" w:hAnsi="Arial"/>
-                <w:b w:val="false"/>
-                <w:bCs w:val="false"/>
-                <w:i w:val="false"/>
-                <w:iCs w:val="false"/>
-                <w:color w:val="000000"/>
-                <w:sz w:val="18"/>
-                <w:szCs w:val="18"/>
-              </w:rPr>
-              <w:t xml:space="preserve">–  Factorisation of quadratic expressions (including difference of two squares and perfect squares)</w:t>
-            </w:r>
-          </w:p>
-          <w:p>
-            <w:pPr>
-              <w:spacing w:after="30" w:before="0"/>
-              <w:ind w:left="360" w:hanging="180"/>
-              <w:jc w:val="left"/>
-            </w:pPr>
-            <w:r>
-              <w:rPr>
-                <w:rFonts w:ascii="Arial" w:cs="Arial" w:eastAsia="Arial" w:hAnsi="Arial"/>
-                <w:b w:val="false"/>
-                <w:bCs w:val="false"/>
-                <w:i w:val="false"/>
-                <w:iCs w:val="false"/>
-                <w:color w:val="000000"/>
-                <w:sz w:val="18"/>
-                <w:szCs w:val="18"/>
-              </w:rPr>
-              <w:t xml:space="preserve">–  Forming quadratic equations from real-life contexts (e.g., area problems, Harambee fundraising targets)</w:t>
-            </w:r>
-          </w:p>
-          <w:p>
-            <w:pPr>
-              <w:spacing w:after="30" w:before="0"/>
-              <w:ind w:left="360" w:hanging="180"/>
-              <w:jc w:val="left"/>
-            </w:pPr>
-            <w:r>
-              <w:rPr>
-                <w:rFonts w:ascii="Arial" w:cs="Arial" w:eastAsia="Arial" w:hAnsi="Arial"/>
-                <w:b w:val="false"/>
-                <w:bCs w:val="false"/>
-                <w:i w:val="false"/>
-                <w:iCs w:val="false"/>
-                <w:color w:val="000000"/>
-                <w:sz w:val="18"/>
-                <w:szCs w:val="18"/>
-              </w:rPr>
-              <w:t xml:space="preserve">–  Solving quadratic equations by factorisation</w:t>
-            </w:r>
-          </w:p>
-          <w:p>
-            <w:pPr>
-              <w:spacing w:after="30" w:before="0"/>
-              <w:ind w:left="360" w:hanging="180"/>
-              <w:jc w:val="left"/>
-            </w:pPr>
-            <w:r>
-              <w:rPr>
-                <w:rFonts w:ascii="Arial" w:cs="Arial" w:eastAsia="Arial" w:hAnsi="Arial"/>
-                <w:b w:val="false"/>
-                <w:bCs w:val="false"/>
-                <w:i w:val="false"/>
-                <w:iCs w:val="false"/>
-                <w:color w:val="000000"/>
-                <w:sz w:val="18"/>
-                <w:szCs w:val="18"/>
-              </w:rPr>
-              <w:t xml:space="preserve">–  Solving quadratic equations by completing the square</w:t>
-            </w:r>
-          </w:p>
-          <w:p>
-            <w:pPr>
-              <w:spacing w:after="30" w:before="0"/>
-              <w:ind w:left="360" w:hanging="180"/>
-              <w:jc w:val="left"/>
-            </w:pPr>
-            <w:r>
-              <w:rPr>
-                <w:rFonts w:ascii="Arial" w:cs="Arial" w:eastAsia="Arial" w:hAnsi="Arial"/>
-                <w:b w:val="false"/>
-                <w:bCs w:val="false"/>
-                <w:i w:val="false"/>
-                <w:iCs w:val="false"/>
-                <w:color w:val="000000"/>
-                <w:sz w:val="18"/>
-                <w:szCs w:val="18"/>
-              </w:rPr>
-              <w:t xml:space="preserve">–  Solving quadratic equations using the quadratic formula</w:t>
-            </w:r>
-          </w:p>
-          <w:p>
-            <w:pPr>
-              <w:spacing w:after="30" w:before="0"/>
-              <w:ind w:left="360" w:hanging="180"/>
-              <w:jc w:val="left"/>
-            </w:pPr>
-            <w:r>
-              <w:rPr>
-                <w:rFonts w:ascii="Arial" w:cs="Arial" w:eastAsia="Arial" w:hAnsi="Arial"/>
-                <w:b w:val="false"/>
-                <w:bCs w:val="false"/>
-                <w:i w:val="false"/>
-                <w:iCs w:val="false"/>
-                <w:color w:val="000000"/>
-                <w:sz w:val="18"/>
-                <w:szCs w:val="18"/>
-              </w:rPr>
-              <w:t xml:space="preserve">–  Applications of quadratic equations in day-to-day situations</w:t>
-            </w:r>
-          </w:p>
-        </w:tc>
-      </w:tr>
-      <w:tr>
-        <w:tc>
-          <w:tcPr>
-            <w:tcW w:type="dxa" w:w="3000"/>
-            <w:shd w:fill="D5E8F0" w:color="auto" w:val="clear"/>
-            <w:tcMar>
-              <w:top w:type="dxa" w:w="60"/>
-              <w:left w:type="dxa" w:w="120"/>
-              <w:bottom w:type="dxa" w:w="60"/>
-              <w:right w:type="dxa" w:w="120"/>
-            </w:tcMar>
-            <w:vAlign w:val="top"/>
-          </w:tcPr>
-          <w:p>
-            <w:pPr>
-              <w:spacing w:after="40" w:before="0"/>
-              <w:jc w:val="left"/>
-            </w:pPr>
-            <w:r>
-              <w:rPr>
-                <w:rFonts w:ascii="Arial" w:cs="Arial" w:eastAsia="Arial" w:hAnsi="Arial"/>
-                <w:b/>
-                <w:bCs/>
-                <w:i w:val="false"/>
-                <w:iCs w:val="false"/>
-                <w:color w:val="000000"/>
-                <w:sz w:val="18"/>
-                <w:szCs w:val="18"/>
-              </w:rPr>
-              <w:t xml:space="preserve">Learning Outcomes</w:t>
-            </w:r>
-          </w:p>
-        </w:tc>
-        <w:tc>
-          <w:tcPr>
-            <w:tcW w:type="dxa" w:w="10680"/>
-            <w:shd w:fill="FFFFFF" w:color="auto" w:val="clear"/>
-            <w:tcMar>
-              <w:top w:type="dxa" w:w="60"/>
-              <w:left w:type="dxa" w:w="120"/>
-              <w:bottom w:type="dxa" w:w="60"/>
-              <w:right w:type="dxa" w:w="120"/>
-            </w:tcMar>
-            <w:vAlign w:val="top"/>
-          </w:tcPr>
-          <w:p>
-            <w:pPr>
-              <w:spacing w:after="40" w:before="0"/>
-              <w:jc w:val="left"/>
-            </w:pPr>
-            <w:r>
-              <w:rPr>
-                <w:rFonts w:ascii="Arial" w:cs="Arial" w:eastAsia="Arial" w:hAnsi="Arial"/>
-                <w:b w:val="false"/>
-                <w:bCs w:val="false"/>
-                <w:i w:val="false"/>
-                <w:iCs w:val="false"/>
-                <w:color w:val="000000"/>
-                <w:sz w:val="18"/>
-                <w:szCs w:val="18"/>
-              </w:rPr>
-              <w:t xml:space="preserve">By the end of the sub-strand, the learner should be able to:</w:t>
-            </w:r>
-          </w:p>
-          <w:p>
-            <w:pPr>
-              <w:spacing w:after="40" w:before="0"/>
-              <w:jc w:val="left"/>
-            </w:pPr>
-            <w:r>
-              <w:rPr>
-                <w:rFonts w:ascii="Arial" w:cs="Arial" w:eastAsia="Arial" w:hAnsi="Arial"/>
-                <w:b w:val="false"/>
-                <w:bCs w:val="false"/>
-                <w:i w:val="false"/>
-                <w:iCs w:val="false"/>
-                <w:color w:val="000000"/>
-                <w:sz w:val="18"/>
-                <w:szCs w:val="18"/>
-              </w:rPr>
-              <w:t xml:space="preserve">a) identify and write quadratic expressions of the form ax² + bx + c in different situations,</w:t>
-            </w:r>
-          </w:p>
-          <w:p>
-            <w:pPr>
-              <w:spacing w:after="40" w:before="0"/>
-              <w:jc w:val="left"/>
-            </w:pPr>
-            <w:r>
-              <w:rPr>
-                <w:rFonts w:ascii="Arial" w:cs="Arial" w:eastAsia="Arial" w:hAnsi="Arial"/>
-                <w:b w:val="false"/>
-                <w:bCs w:val="false"/>
-                <w:i w:val="false"/>
-                <w:iCs w:val="false"/>
-                <w:color w:val="000000"/>
-                <w:sz w:val="18"/>
-                <w:szCs w:val="18"/>
-              </w:rPr>
-              <w:t xml:space="preserve">b) expand and simplify quadratic expressions using algebraic rules,</w:t>
-            </w:r>
-          </w:p>
-          <w:p>
-            <w:pPr>
-              <w:spacing w:after="40" w:before="0"/>
-              <w:jc w:val="left"/>
-            </w:pPr>
-            <w:r>
-              <w:rPr>
-                <w:rFonts w:ascii="Arial" w:cs="Arial" w:eastAsia="Arial" w:hAnsi="Arial"/>
-                <w:b w:val="false"/>
-                <w:bCs w:val="false"/>
-                <w:i w:val="false"/>
-                <w:iCs w:val="false"/>
-                <w:color w:val="000000"/>
-                <w:sz w:val="18"/>
-                <w:szCs w:val="18"/>
-              </w:rPr>
-              <w:t xml:space="preserve">c) factorise quadratic expressions including perfect squares and difference of two squares,</w:t>
-            </w:r>
-          </w:p>
-          <w:p>
-            <w:pPr>
-              <w:spacing w:after="40" w:before="0"/>
-              <w:jc w:val="left"/>
-            </w:pPr>
-            <w:r>
-              <w:rPr>
-                <w:rFonts w:ascii="Arial" w:cs="Arial" w:eastAsia="Arial" w:hAnsi="Arial"/>
-                <w:b w:val="false"/>
-                <w:bCs w:val="false"/>
-                <w:i w:val="false"/>
-                <w:iCs w:val="false"/>
-                <w:color w:val="000000"/>
-                <w:sz w:val="18"/>
-                <w:szCs w:val="18"/>
-              </w:rPr>
-              <w:t xml:space="preserve">d) form quadratic equations from real-life contexts such as area, fundraising, and motion,</w:t>
-            </w:r>
-          </w:p>
-          <w:p>
-            <w:pPr>
-              <w:spacing w:after="40" w:before="0"/>
-              <w:jc w:val="left"/>
-            </w:pPr>
-            <w:r>
-              <w:rPr>
-                <w:rFonts w:ascii="Arial" w:cs="Arial" w:eastAsia="Arial" w:hAnsi="Arial"/>
-                <w:b w:val="false"/>
-                <w:bCs w:val="false"/>
-                <w:i w:val="false"/>
-                <w:iCs w:val="false"/>
-                <w:color w:val="000000"/>
-                <w:sz w:val="18"/>
-                <w:szCs w:val="18"/>
-              </w:rPr>
-              <w:t xml:space="preserve">e) solve quadratic equations by factorisation,</w:t>
-            </w:r>
-          </w:p>
-          <w:p>
-            <w:pPr>
-              <w:spacing w:after="40" w:before="0"/>
-              <w:jc w:val="left"/>
-            </w:pPr>
-            <w:r>
-              <w:rPr>
-                <w:rFonts w:ascii="Arial" w:cs="Arial" w:eastAsia="Arial" w:hAnsi="Arial"/>
-                <w:b w:val="false"/>
-                <w:bCs w:val="false"/>
-                <w:i w:val="false"/>
-                <w:iCs w:val="false"/>
-                <w:color w:val="000000"/>
-                <w:sz w:val="18"/>
-                <w:szCs w:val="18"/>
-              </w:rPr>
-              <w:t xml:space="preserve">f) solve quadratic equations by completing the square,</w:t>
-            </w:r>
-          </w:p>
-          <w:p>
-            <w:pPr>
-              <w:spacing w:after="40" w:before="0"/>
-              <w:jc w:val="left"/>
-            </w:pPr>
-            <w:r>
-              <w:rPr>
-                <w:rFonts w:ascii="Arial" w:cs="Arial" w:eastAsia="Arial" w:hAnsi="Arial"/>
-                <w:b w:val="false"/>
-                <w:bCs w:val="false"/>
-                <w:i w:val="false"/>
-                <w:iCs w:val="false"/>
-                <w:color w:val="000000"/>
-                <w:sz w:val="18"/>
-                <w:szCs w:val="18"/>
-              </w:rPr>
-              <w:t xml:space="preserve">g) solve quadratic equations using the quadratic formula,</w:t>
-            </w:r>
-          </w:p>
-          <w:p>
-            <w:pPr>
-              <w:spacing w:after="40" w:before="0"/>
-              <w:jc w:val="left"/>
-            </w:pPr>
-            <w:r>
-              <w:rPr>
-                <w:rFonts w:ascii="Arial" w:cs="Arial" w:eastAsia="Arial" w:hAnsi="Arial"/>
-                <w:b w:val="false"/>
-                <w:bCs w:val="false"/>
-                <w:i w:val="false"/>
-                <w:iCs w:val="false"/>
-                <w:color w:val="000000"/>
-                <w:sz w:val="18"/>
-                <w:szCs w:val="18"/>
-              </w:rPr>
-              <w:t xml:space="preserve">h) apply quadratic equations to solve problems in day-to-day situations,</w:t>
-            </w:r>
-          </w:p>
-          <w:p>
-            <w:pPr>
-              <w:spacing w:after="40" w:before="0"/>
-              <w:jc w:val="left"/>
-            </w:pPr>
-            <w:r>
-              <w:rPr>
-                <w:rFonts w:ascii="Arial" w:cs="Arial" w:eastAsia="Arial" w:hAnsi="Arial"/>
-                <w:b w:val="false"/>
-                <w:bCs w:val="false"/>
-                <w:i w:val="false"/>
-                <w:iCs w:val="false"/>
-                <w:color w:val="000000"/>
-                <w:sz w:val="18"/>
-                <w:szCs w:val="18"/>
-              </w:rPr>
-              <w:t xml:space="preserve">i) appreciate the relevance of quadratic equations in modelling real-world phenomena.</w:t>
-            </w:r>
-          </w:p>
-        </w:tc>
-      </w:tr>
-      <w:tr>
-        <w:tc>
-          <w:tcPr>
-            <w:tcW w:type="dxa" w:w="3000"/>
-            <w:shd w:fill="D5E8F0" w:color="auto" w:val="clear"/>
-            <w:tcMar>
-              <w:top w:type="dxa" w:w="60"/>
-              <w:left w:type="dxa" w:w="120"/>
-              <w:bottom w:type="dxa" w:w="60"/>
-              <w:right w:type="dxa" w:w="120"/>
-            </w:tcMar>
-            <w:vAlign w:val="top"/>
-          </w:tcPr>
-          <w:p>
-            <w:pPr>
-              <w:spacing w:after="40" w:before="0"/>
-              <w:jc w:val="left"/>
-            </w:pPr>
-            <w:r>
-              <w:rPr>
-                <w:rFonts w:ascii="Arial" w:cs="Arial" w:eastAsia="Arial" w:hAnsi="Arial"/>
-                <w:b/>
-                <w:bCs/>
-                <w:i w:val="false"/>
-                <w:iCs w:val="false"/>
-                <w:color w:val="000000"/>
-                <w:sz w:val="18"/>
-                <w:szCs w:val="18"/>
-              </w:rPr>
-              <w:t xml:space="preserve">Core Competencies</w:t>
-            </w:r>
-          </w:p>
-        </w:tc>
-        <w:tc>
-          <w:tcPr>
-            <w:tcW w:type="dxa" w:w="10680"/>
-            <w:shd w:fill="FFFFFF" w:color="auto" w:val="clear"/>
-            <w:tcMar>
-              <w:top w:type="dxa" w:w="60"/>
-              <w:left w:type="dxa" w:w="120"/>
-              <w:bottom w:type="dxa" w:w="60"/>
-              <w:right w:type="dxa" w:w="120"/>
-            </w:tcMar>
-            <w:vAlign w:val="top"/>
-          </w:tcPr>
-          <w:p>
-            <w:pPr>
-              <w:spacing w:after="30" w:before="0"/>
-              <w:ind w:left="360" w:hanging="180"/>
-              <w:jc w:val="left"/>
-            </w:pPr>
-            <w:r>
-              <w:rPr>
-                <w:rFonts w:ascii="Arial" w:cs="Arial" w:eastAsia="Arial" w:hAnsi="Arial"/>
-                <w:b w:val="false"/>
-                <w:bCs w:val="false"/>
-                <w:i w:val="false"/>
-                <w:iCs w:val="false"/>
-                <w:color w:val="000000"/>
-                <w:sz w:val="18"/>
-                <w:szCs w:val="18"/>
-              </w:rPr>
-              <w:t xml:space="preserve">–  Communication and Collaboration: The learner discusses with peers to expand, simplify, and factorise quadratic expressions, and shares solution strategies for equations derived from real-life Harambee fundraising and farming contexts.</w:t>
-            </w:r>
-          </w:p>
-          <w:p>
-            <w:pPr>
-              <w:spacing w:after="30" w:before="0"/>
-              <w:ind w:left="360" w:hanging="180"/>
-              <w:jc w:val="left"/>
-            </w:pPr>
-            <w:r>
-              <w:rPr>
-                <w:rFonts w:ascii="Arial" w:cs="Arial" w:eastAsia="Arial" w:hAnsi="Arial"/>
-                <w:b w:val="false"/>
-                <w:bCs w:val="false"/>
-                <w:i w:val="false"/>
-                <w:iCs w:val="false"/>
-                <w:color w:val="000000"/>
-                <w:sz w:val="18"/>
-                <w:szCs w:val="18"/>
-              </w:rPr>
-              <w:t xml:space="preserve">–  Critical Thinking and Problem Solving: The learner analyses real-life situations (e.g., calculating the dimensions of a shamba plot in Kericho given its area) to form and solve quadratic equations, selecting the most efficient method among factorisation, completing the square, or the quadratic formula.</w:t>
-            </w:r>
-          </w:p>
-          <w:p>
-            <w:pPr>
-              <w:spacing w:after="30" w:before="0"/>
-              <w:ind w:left="360" w:hanging="180"/>
-              <w:jc w:val="left"/>
-            </w:pPr>
-            <w:r>
-              <w:rPr>
-                <w:rFonts w:ascii="Arial" w:cs="Arial" w:eastAsia="Arial" w:hAnsi="Arial"/>
-                <w:b w:val="false"/>
-                <w:bCs w:val="false"/>
-                <w:i w:val="false"/>
-                <w:iCs w:val="false"/>
-                <w:color w:val="000000"/>
-                <w:sz w:val="18"/>
-                <w:szCs w:val="18"/>
-              </w:rPr>
-              <w:t xml:space="preserve">–  Digital Literacy: The learner uses calculators and digital devices to verify solutions to quadratic equations and explore graphical representations of quadratic functions.</w:t>
-            </w:r>
-          </w:p>
-          <w:p>
-            <w:pPr>
-              <w:spacing w:after="30" w:before="0"/>
-              <w:ind w:left="360" w:hanging="180"/>
-              <w:jc w:val="left"/>
-            </w:pPr>
-            <w:r>
-              <w:rPr>
-                <w:rFonts w:ascii="Arial" w:cs="Arial" w:eastAsia="Arial" w:hAnsi="Arial"/>
-                <w:b w:val="false"/>
-                <w:bCs w:val="false"/>
-                <w:i w:val="false"/>
-                <w:iCs w:val="false"/>
-                <w:color w:val="000000"/>
-                <w:sz w:val="18"/>
-                <w:szCs w:val="18"/>
-              </w:rPr>
-              <w:t xml:space="preserve">–  Learning to Learn: The learner reflects on errors in algebraic manipulation and refines personal strategies for solving quadratic equations across multiple methods.</w:t>
-            </w:r>
-          </w:p>
-          <w:p>
-            <w:pPr>
-              <w:spacing w:after="30" w:before="0"/>
-              <w:ind w:left="360" w:hanging="180"/>
-              <w:jc w:val="left"/>
-            </w:pPr>
-            <w:r>
-              <w:rPr>
-                <w:rFonts w:ascii="Arial" w:cs="Arial" w:eastAsia="Arial" w:hAnsi="Arial"/>
-                <w:b w:val="false"/>
-                <w:bCs w:val="false"/>
-                <w:i w:val="false"/>
-                <w:iCs w:val="false"/>
-                <w:color w:val="000000"/>
-                <w:sz w:val="18"/>
-                <w:szCs w:val="18"/>
-              </w:rPr>
-              <w:t xml:space="preserve">–  Self-Efficacy: The learner builds confidence by successfully modelling and solving progressively complex quadratic problems rooted in Kenyan everyday contexts.</w:t>
-            </w:r>
-          </w:p>
-        </w:tc>
-      </w:tr>
-      <w:tr>
-        <w:tc>
-          <w:tcPr>
-            <w:tcW w:type="dxa" w:w="3000"/>
-            <w:shd w:fill="E2EFDA" w:color="auto" w:val="clear"/>
-            <w:tcMar>
-              <w:top w:type="dxa" w:w="60"/>
-              <w:left w:type="dxa" w:w="120"/>
-              <w:bottom w:type="dxa" w:w="60"/>
-              <w:right w:type="dxa" w:w="120"/>
-            </w:tcMar>
-            <w:vAlign w:val="top"/>
-          </w:tcPr>
-          <w:p>
-            <w:pPr>
-              <w:spacing w:after="40" w:before="0"/>
-              <w:jc w:val="left"/>
-            </w:pPr>
-            <w:r>
-              <w:rPr>
-                <w:rFonts w:ascii="Arial" w:cs="Arial" w:eastAsia="Arial" w:hAnsi="Arial"/>
-                <w:b/>
-                <w:bCs/>
-                <w:i w:val="false"/>
-                <w:iCs w:val="false"/>
-                <w:color w:val="000000"/>
-                <w:sz w:val="18"/>
-                <w:szCs w:val="18"/>
-              </w:rPr>
-              <w:t xml:space="preserve">Core Values</w:t>
-            </w:r>
-          </w:p>
-        </w:tc>
-        <w:tc>
-          <w:tcPr>
-            <w:tcW w:type="dxa" w:w="10680"/>
-            <w:shd w:fill="FFFFFF" w:color="auto" w:val="clear"/>
-            <w:tcMar>
-              <w:top w:type="dxa" w:w="60"/>
-              <w:left w:type="dxa" w:w="120"/>
-              <w:bottom w:type="dxa" w:w="60"/>
-              <w:right w:type="dxa" w:w="120"/>
-            </w:tcMar>
-            <w:vAlign w:val="top"/>
-          </w:tcPr>
-          <w:p>
-            <w:pPr>
-              <w:spacing w:after="30" w:before="0"/>
-              <w:ind w:left="360" w:hanging="180"/>
-              <w:jc w:val="left"/>
-            </w:pPr>
-            <w:r>
-              <w:rPr>
-                <w:rFonts w:ascii="Arial" w:cs="Arial" w:eastAsia="Arial" w:hAnsi="Arial"/>
-                <w:b w:val="false"/>
-                <w:bCs w:val="false"/>
-                <w:i w:val="false"/>
-                <w:iCs w:val="false"/>
-                <w:color w:val="000000"/>
-                <w:sz w:val="18"/>
-                <w:szCs w:val="18"/>
-              </w:rPr>
-              <w:t xml:space="preserve">–  Unity: The learner works collaboratively in groups to explore and compare different methods of solving quadratic equations, appreciating diverse approaches.</w:t>
-            </w:r>
-          </w:p>
-          <w:p>
-            <w:pPr>
-              <w:spacing w:after="30" w:before="0"/>
-              <w:ind w:left="360" w:hanging="180"/>
-              <w:jc w:val="left"/>
-            </w:pPr>
-            <w:r>
-              <w:rPr>
-                <w:rFonts w:ascii="Arial" w:cs="Arial" w:eastAsia="Arial" w:hAnsi="Arial"/>
-                <w:b w:val="false"/>
-                <w:bCs w:val="false"/>
-                <w:i w:val="false"/>
-                <w:iCs w:val="false"/>
-                <w:color w:val="000000"/>
-                <w:sz w:val="18"/>
-                <w:szCs w:val="18"/>
-              </w:rPr>
-              <w:t xml:space="preserve">–  Responsibility: The learner takes responsibility for accuracy in algebraic working, understanding that errors in quadratic modelling (e.g., miscalculating a land area or fundraising shortfall) have real consequences.</w:t>
-            </w:r>
-          </w:p>
-          <w:p>
-            <w:pPr>
-              <w:spacing w:after="30" w:before="0"/>
-              <w:ind w:left="360" w:hanging="180"/>
-              <w:jc w:val="left"/>
-            </w:pPr>
-            <w:r>
-              <w:rPr>
-                <w:rFonts w:ascii="Arial" w:cs="Arial" w:eastAsia="Arial" w:hAnsi="Arial"/>
-                <w:b w:val="false"/>
-                <w:bCs w:val="false"/>
-                <w:i w:val="false"/>
-                <w:iCs w:val="false"/>
-                <w:color w:val="000000"/>
-                <w:sz w:val="18"/>
-                <w:szCs w:val="18"/>
-              </w:rPr>
-              <w:t xml:space="preserve">–  Integrity: The learner honestly records and presents their working, showing all steps in solving quadratic equations rather than copying answers.</w:t>
-            </w:r>
-          </w:p>
-          <w:p>
-            <w:pPr>
-              <w:spacing w:after="30" w:before="0"/>
-              <w:ind w:left="360" w:hanging="180"/>
-              <w:jc w:val="left"/>
-            </w:pPr>
-            <w:r>
-              <w:rPr>
-                <w:rFonts w:ascii="Arial" w:cs="Arial" w:eastAsia="Arial" w:hAnsi="Arial"/>
-                <w:b w:val="false"/>
-                <w:bCs w:val="false"/>
-                <w:i w:val="false"/>
-                <w:iCs w:val="false"/>
-                <w:color w:val="000000"/>
-                <w:sz w:val="18"/>
-                <w:szCs w:val="18"/>
-              </w:rPr>
-              <w:t xml:space="preserve">–  Social Justice: The learner recognises how mathematical literacy, including understanding quadratic relationships, empowers community members to make fair and informed decisions about resources and fundraising.</w:t>
-            </w:r>
-          </w:p>
-        </w:tc>
-      </w:tr>
-      <w:tr>
-        <w:tc>
-          <w:tcPr>
-            <w:tcW w:type="dxa" w:w="3000"/>
-            <w:shd w:fill="D5E8F0" w:color="auto" w:val="clear"/>
-            <w:tcMar>
-              <w:top w:type="dxa" w:w="60"/>
-              <w:left w:type="dxa" w:w="120"/>
-              <w:bottom w:type="dxa" w:w="60"/>
-              <w:right w:type="dxa" w:w="120"/>
-            </w:tcMar>
-            <w:vAlign w:val="top"/>
-          </w:tcPr>
-          <w:p>
-            <w:pPr>
-              <w:spacing w:after="40" w:before="0"/>
-              <w:jc w:val="left"/>
-            </w:pPr>
-            <w:r>
-              <w:rPr>
-                <w:rFonts w:ascii="Arial" w:cs="Arial" w:eastAsia="Arial" w:hAnsi="Arial"/>
-                <w:b/>
-                <w:bCs/>
-                <w:i w:val="false"/>
-                <w:iCs w:val="false"/>
-                <w:color w:val="000000"/>
-                <w:sz w:val="18"/>
-                <w:szCs w:val="18"/>
-              </w:rPr>
-              <w:t xml:space="preserve">Science &amp; Engineering Practices</w:t>
-            </w:r>
-          </w:p>
-        </w:tc>
-        <w:tc>
-          <w:tcPr>
-            <w:tcW w:type="dxa" w:w="10680"/>
-            <w:shd w:fill="FFFFFF" w:color="auto" w:val="clear"/>
-            <w:tcMar>
-              <w:top w:type="dxa" w:w="60"/>
-              <w:left w:type="dxa" w:w="120"/>
-              <w:bottom w:type="dxa" w:w="60"/>
-              <w:right w:type="dxa" w:w="120"/>
-            </w:tcMar>
-            <w:vAlign w:val="top"/>
-          </w:tcPr>
-          <w:p>
-            <w:pPr>
-              <w:spacing w:after="30" w:before="0"/>
-              <w:ind w:left="360" w:hanging="180"/>
-              <w:jc w:val="left"/>
-            </w:pPr>
-            <w:r>
-              <w:rPr>
-                <w:rFonts w:ascii="Arial" w:cs="Arial" w:eastAsia="Arial" w:hAnsi="Arial"/>
-                <w:b w:val="false"/>
-                <w:bCs w:val="false"/>
-                <w:i w:val="false"/>
-                <w:iCs w:val="false"/>
-                <w:color w:val="000000"/>
-                <w:sz w:val="18"/>
-                <w:szCs w:val="18"/>
-              </w:rPr>
-              <w:t xml:space="preserve">–  Asking Questions and Defining Problems: Students pose mathematical questions about what dimensions or quantities satisfy a given quadratic constraint (e.g., "What side length gives exactly 96 m² for the Harambee hall floor?").</w:t>
-            </w:r>
-          </w:p>
-          <w:p>
-            <w:pPr>
-              <w:spacing w:after="30" w:before="0"/>
-              <w:ind w:left="360" w:hanging="180"/>
-              <w:jc w:val="left"/>
-            </w:pPr>
-            <w:r>
-              <w:rPr>
-                <w:rFonts w:ascii="Arial" w:cs="Arial" w:eastAsia="Arial" w:hAnsi="Arial"/>
-                <w:b w:val="false"/>
-                <w:bCs w:val="false"/>
-                <w:i w:val="false"/>
-                <w:iCs w:val="false"/>
-                <w:color w:val="000000"/>
-                <w:sz w:val="18"/>
-                <w:szCs w:val="18"/>
-              </w:rPr>
-              <w:t xml:space="preserve">–  Developing and Using Models: Students build and revise algebraic models (quadratic equations) to represent real-life situations, updating their models as new constraints are introduced.</w:t>
-            </w:r>
-          </w:p>
-          <w:p>
-            <w:pPr>
-              <w:spacing w:after="30" w:before="0"/>
-              <w:ind w:left="360" w:hanging="180"/>
-              <w:jc w:val="left"/>
-            </w:pPr>
-            <w:r>
-              <w:rPr>
-                <w:rFonts w:ascii="Arial" w:cs="Arial" w:eastAsia="Arial" w:hAnsi="Arial"/>
-                <w:b w:val="false"/>
-                <w:bCs w:val="false"/>
-                <w:i w:val="false"/>
-                <w:iCs w:val="false"/>
-                <w:color w:val="000000"/>
-                <w:sz w:val="18"/>
-                <w:szCs w:val="18"/>
-              </w:rPr>
-              <w:t xml:space="preserve">–  Using Mathematics and Computational Thinking: Students apply factorisation, completing the square, and the quadratic formula as computational tools to obtain exact solutions, and use calculators to verify numerical answers.</w:t>
-            </w:r>
-          </w:p>
-          <w:p>
-            <w:pPr>
-              <w:spacing w:after="30" w:before="0"/>
-              <w:ind w:left="360" w:hanging="180"/>
-              <w:jc w:val="left"/>
-            </w:pPr>
-            <w:r>
-              <w:rPr>
-                <w:rFonts w:ascii="Arial" w:cs="Arial" w:eastAsia="Arial" w:hAnsi="Arial"/>
-                <w:b w:val="false"/>
-                <w:bCs w:val="false"/>
-                <w:i w:val="false"/>
-                <w:iCs w:val="false"/>
-                <w:color w:val="000000"/>
-                <w:sz w:val="18"/>
-                <w:szCs w:val="18"/>
-              </w:rPr>
-              <w:t xml:space="preserve">–  Constructing Explanations: Students explain why a quadratic equation may have two, one, or no real solutions, connecting algebraic reasoning to the physical sense of the context (e.g., rejecting negative lengths).</w:t>
-            </w:r>
-          </w:p>
-          <w:p>
-            <w:pPr>
-              <w:spacing w:after="30" w:before="0"/>
-              <w:ind w:left="360" w:hanging="180"/>
-              <w:jc w:val="left"/>
-            </w:pPr>
-            <w:r>
-              <w:rPr>
-                <w:rFonts w:ascii="Arial" w:cs="Arial" w:eastAsia="Arial" w:hAnsi="Arial"/>
-                <w:b w:val="false"/>
-                <w:bCs w:val="false"/>
-                <w:i w:val="false"/>
-                <w:iCs w:val="false"/>
-                <w:color w:val="000000"/>
-                <w:sz w:val="18"/>
-                <w:szCs w:val="18"/>
-              </w:rPr>
-              <w:t xml:space="preserve">–  Engaging in Argument from Evidence: Students compare solution methods and justify which method is most efficient for a given quadratic equation, supporting their argument with worked examples.</w:t>
-            </w:r>
-          </w:p>
-        </w:tc>
-      </w:tr>
-      <w:tr>
-        <w:tc>
-          <w:tcPr>
-            <w:tcW w:type="dxa" w:w="3000"/>
-            <w:shd w:fill="FCE4D6" w:color="auto" w:val="clear"/>
-            <w:tcMar>
-              <w:top w:type="dxa" w:w="60"/>
-              <w:left w:type="dxa" w:w="120"/>
-              <w:bottom w:type="dxa" w:w="60"/>
-              <w:right w:type="dxa" w:w="120"/>
-            </w:tcMar>
-            <w:vAlign w:val="top"/>
-          </w:tcPr>
-          <w:p>
-            <w:pPr>
-              <w:spacing w:after="40" w:before="0"/>
-              <w:jc w:val="left"/>
-            </w:pPr>
-            <w:r>
-              <w:rPr>
-                <w:rFonts w:ascii="Arial" w:cs="Arial" w:eastAsia="Arial" w:hAnsi="Arial"/>
-                <w:b/>
-                <w:bCs/>
-                <w:i w:val="false"/>
-                <w:iCs w:val="false"/>
-                <w:color w:val="000000"/>
-                <w:sz w:val="18"/>
-                <w:szCs w:val="18"/>
-              </w:rPr>
-              <w:t xml:space="preserve">Pertinent &amp; Contemporary Issues (PCIs)</w:t>
-            </w:r>
-          </w:p>
-        </w:tc>
-        <w:tc>
-          <w:tcPr>
-            <w:tcW w:type="dxa" w:w="10680"/>
-            <w:shd w:fill="FFFFFF" w:color="auto" w:val="clear"/>
-            <w:tcMar>
-              <w:top w:type="dxa" w:w="60"/>
-              <w:left w:type="dxa" w:w="120"/>
-              <w:bottom w:type="dxa" w:w="60"/>
-              <w:right w:type="dxa" w:w="120"/>
-            </w:tcMar>
-            <w:vAlign w:val="top"/>
-          </w:tcPr>
-          <w:p>
-            <w:pPr>
-              <w:spacing w:after="30" w:before="0"/>
-              <w:ind w:left="360" w:hanging="180"/>
-              <w:jc w:val="left"/>
-            </w:pPr>
-            <w:r>
-              <w:rPr>
-                <w:rFonts w:ascii="Arial" w:cs="Arial" w:eastAsia="Arial" w:hAnsi="Arial"/>
-                <w:b w:val="false"/>
-                <w:bCs w:val="false"/>
-                <w:i w:val="false"/>
-                <w:iCs w:val="false"/>
-                <w:color w:val="000000"/>
-                <w:sz w:val="18"/>
-                <w:szCs w:val="18"/>
-              </w:rPr>
-              <w:t xml:space="preserve">–  Life Skills (Critical Thinking and Problem Solving): The learner applies quadratic equations to analyse and solve real-life problems such as determining optimal dimensions for a community hall or maximising a farming plot's area in the Rift Valley.</w:t>
-            </w:r>
-          </w:p>
-          <w:p>
-            <w:pPr>
-              <w:spacing w:after="30" w:before="0"/>
-              <w:ind w:left="360" w:hanging="180"/>
-              <w:jc w:val="left"/>
-            </w:pPr>
-            <w:r>
-              <w:rPr>
-                <w:rFonts w:ascii="Arial" w:cs="Arial" w:eastAsia="Arial" w:hAnsi="Arial"/>
-                <w:b w:val="false"/>
-                <w:bCs w:val="false"/>
-                <w:i w:val="false"/>
-                <w:iCs w:val="false"/>
-                <w:color w:val="000000"/>
-                <w:sz w:val="18"/>
-                <w:szCs w:val="18"/>
-              </w:rPr>
-              <w:t xml:space="preserve">–  Financial Literacy: The learner uses quadratic equations to model fundraising scenarios, such as calculating contribution amounts or shortfalls in a Harambee event, developing awareness of financial planning.</w:t>
-            </w:r>
-          </w:p>
-          <w:p>
-            <w:pPr>
-              <w:spacing w:after="30" w:before="0"/>
-              <w:ind w:left="360" w:hanging="180"/>
-              <w:jc w:val="left"/>
-            </w:pPr>
-            <w:r>
-              <w:rPr>
-                <w:rFonts w:ascii="Arial" w:cs="Arial" w:eastAsia="Arial" w:hAnsi="Arial"/>
-                <w:b w:val="false"/>
-                <w:bCs w:val="false"/>
-                <w:i w:val="false"/>
-                <w:iCs w:val="false"/>
-                <w:color w:val="000000"/>
-                <w:sz w:val="18"/>
-                <w:szCs w:val="18"/>
-              </w:rPr>
-              <w:t xml:space="preserve">–  Environmental Education: The learner connects quadratic area models to land use and conservation contexts, such as calculating the area of irrigation plots along Lake Victoria to avoid over-use of resources.</w:t>
-            </w:r>
-          </w:p>
-          <w:p>
-            <w:pPr>
-              <w:spacing w:after="30" w:before="0"/>
-              <w:ind w:left="360" w:hanging="180"/>
-              <w:jc w:val="left"/>
-            </w:pPr>
-            <w:r>
-              <w:rPr>
-                <w:rFonts w:ascii="Arial" w:cs="Arial" w:eastAsia="Arial" w:hAnsi="Arial"/>
-                <w:b w:val="false"/>
-                <w:bCs w:val="false"/>
-                <w:i w:val="false"/>
-                <w:iCs w:val="false"/>
-                <w:color w:val="000000"/>
-                <w:sz w:val="18"/>
-                <w:szCs w:val="18"/>
-              </w:rPr>
-              <w:t xml:space="preserve">–  Citizenship: The learner appreciates how mathematics supports equitable community development decisions, such as fair allocation of land or Harambee funds.</w:t>
-            </w:r>
-          </w:p>
-        </w:tc>
-      </w:tr>
-      <w:tr>
-        <w:tc>
-          <w:tcPr>
-            <w:tcW w:type="dxa" w:w="3000"/>
-            <w:shd w:fill="D9EEF1" w:color="auto" w:val="clear"/>
-            <w:tcMar>
-              <w:top w:type="dxa" w:w="60"/>
-              <w:left w:type="dxa" w:w="120"/>
-              <w:bottom w:type="dxa" w:w="60"/>
-              <w:right w:type="dxa" w:w="120"/>
-            </w:tcMar>
-            <w:vAlign w:val="top"/>
-          </w:tcPr>
-          <w:p>
-            <w:pPr>
-              <w:spacing w:after="40" w:before="0"/>
-              <w:jc w:val="left"/>
-            </w:pPr>
-            <w:r>
-              <w:rPr>
-                <w:rFonts w:ascii="Arial" w:cs="Arial" w:eastAsia="Arial" w:hAnsi="Arial"/>
-                <w:b/>
-                <w:bCs/>
-                <w:i w:val="false"/>
-                <w:iCs w:val="false"/>
-                <w:color w:val="000000"/>
-                <w:sz w:val="18"/>
-                <w:szCs w:val="18"/>
-              </w:rPr>
-              <w:t xml:space="preserve">Career Connections</w:t>
-            </w:r>
-          </w:p>
-        </w:tc>
-        <w:tc>
-          <w:tcPr>
-            <w:tcW w:type="dxa" w:w="10680"/>
-            <w:shd w:fill="FFFFFF" w:color="auto" w:val="clear"/>
-            <w:tcMar>
-              <w:top w:type="dxa" w:w="60"/>
-              <w:left w:type="dxa" w:w="120"/>
-              <w:bottom w:type="dxa" w:w="60"/>
-              <w:right w:type="dxa" w:w="120"/>
-            </w:tcMar>
-            <w:vAlign w:val="top"/>
-          </w:tcPr>
-          <w:p>
-            <w:pPr>
-              <w:spacing w:after="30" w:before="0"/>
-              <w:ind w:left="360" w:hanging="180"/>
-              <w:jc w:val="left"/>
-            </w:pPr>
-            <w:r>
-              <w:rPr>
-                <w:rFonts w:ascii="Arial" w:cs="Arial" w:eastAsia="Arial" w:hAnsi="Arial"/>
-                <w:b w:val="false"/>
-                <w:bCs w:val="false"/>
-                <w:i w:val="false"/>
-                <w:iCs w:val="false"/>
-                <w:color w:val="000000"/>
-                <w:sz w:val="18"/>
-                <w:szCs w:val="18"/>
-              </w:rPr>
-              <w:t xml:space="preserve">–  Architecture and Civil Engineering: Quadratic equations are used to calculate structural dimensions, load distributions, and areas of buildings — directly relevant to constructing community halls, schools, and housing in Nairobi and beyond.</w:t>
-            </w:r>
-          </w:p>
-          <w:p>
-            <w:pPr>
-              <w:spacing w:after="30" w:before="0"/>
-              <w:ind w:left="360" w:hanging="180"/>
-              <w:jc w:val="left"/>
-            </w:pPr>
-            <w:r>
-              <w:rPr>
-                <w:rFonts w:ascii="Arial" w:cs="Arial" w:eastAsia="Arial" w:hAnsi="Arial"/>
-                <w:b w:val="false"/>
-                <w:bCs w:val="false"/>
-                <w:i w:val="false"/>
-                <w:iCs w:val="false"/>
-                <w:color w:val="000000"/>
-                <w:sz w:val="18"/>
-                <w:szCs w:val="18"/>
-              </w:rPr>
-              <w:t xml:space="preserve">–  Agriculture and Land Management: Farmers and land surveyors in the Rift Valley use quadratic area models to optimise field layouts, irrigation coverage, and crop yield planning.</w:t>
-            </w:r>
-          </w:p>
-          <w:p>
-            <w:pPr>
-              <w:spacing w:after="30" w:before="0"/>
-              <w:ind w:left="360" w:hanging="180"/>
-              <w:jc w:val="left"/>
-            </w:pPr>
-            <w:r>
-              <w:rPr>
-                <w:rFonts w:ascii="Arial" w:cs="Arial" w:eastAsia="Arial" w:hAnsi="Arial"/>
-                <w:b w:val="false"/>
-                <w:bCs w:val="false"/>
-                <w:i w:val="false"/>
-                <w:iCs w:val="false"/>
-                <w:color w:val="000000"/>
-                <w:sz w:val="18"/>
-                <w:szCs w:val="18"/>
-              </w:rPr>
-              <w:t xml:space="preserve">–  Finance and Accounting: Financial analysts and accountants use quadratic and polynomial models to project revenue targets, model loan repayments, and analyse cost-profit relationships.</w:t>
-            </w:r>
-          </w:p>
-          <w:p>
-            <w:pPr>
-              <w:spacing w:after="30" w:before="0"/>
-              <w:ind w:left="360" w:hanging="180"/>
-              <w:jc w:val="left"/>
-            </w:pPr>
-            <w:r>
-              <w:rPr>
-                <w:rFonts w:ascii="Arial" w:cs="Arial" w:eastAsia="Arial" w:hAnsi="Arial"/>
-                <w:b w:val="false"/>
-                <w:bCs w:val="false"/>
-                <w:i w:val="false"/>
-                <w:iCs w:val="false"/>
-                <w:color w:val="000000"/>
-                <w:sz w:val="18"/>
-                <w:szCs w:val="18"/>
-              </w:rPr>
-              <w:t xml:space="preserve">–  Physics and Engineering: Quadratic equations model projectile motion, enabling careers in mechanical engineering, aerospace, and sports science (e.g., analysing the trajectory of a javelin thrown by a Kenyan athlete).</w:t>
-            </w:r>
-          </w:p>
-          <w:p>
-            <w:pPr>
-              <w:spacing w:after="30" w:before="0"/>
-              <w:ind w:left="360" w:hanging="180"/>
-              <w:jc w:val="left"/>
-            </w:pPr>
-            <w:r>
-              <w:rPr>
-                <w:rFonts w:ascii="Arial" w:cs="Arial" w:eastAsia="Arial" w:hAnsi="Arial"/>
-                <w:b w:val="false"/>
-                <w:bCs w:val="false"/>
-                <w:i w:val="false"/>
-                <w:iCs w:val="false"/>
-                <w:color w:val="000000"/>
-                <w:sz w:val="18"/>
-                <w:szCs w:val="18"/>
-              </w:rPr>
-              <w:t xml:space="preserve">–  Data Science and Information Technology: Programmers and data scientists use quadratic and higher-order functions in algorithm optimisation, machine learning cost functions, and computer graphics rendering.</w:t>
-            </w:r>
-          </w:p>
-        </w:tc>
-      </w:tr>
-      <w:tr>
-        <w:tc>
-          <w:tcPr>
-            <w:tcW w:type="dxa" w:w="3000"/>
-            <w:shd w:fill="D5E8F0" w:color="auto" w:val="clear"/>
-            <w:tcMar>
-              <w:top w:type="dxa" w:w="60"/>
-              <w:left w:type="dxa" w:w="120"/>
-              <w:bottom w:type="dxa" w:w="60"/>
-              <w:right w:type="dxa" w:w="120"/>
-            </w:tcMar>
-            <w:vAlign w:val="top"/>
-          </w:tcPr>
-          <w:p>
-            <w:pPr>
-              <w:spacing w:after="40" w:before="0"/>
-              <w:jc w:val="left"/>
-            </w:pPr>
-            <w:r>
-              <w:rPr>
-                <w:rFonts w:ascii="Arial" w:cs="Arial" w:eastAsia="Arial" w:hAnsi="Arial"/>
-                <w:b/>
-                <w:bCs/>
-                <w:i w:val="false"/>
-                <w:iCs w:val="false"/>
-                <w:color w:val="000000"/>
-                <w:sz w:val="18"/>
-                <w:szCs w:val="18"/>
-              </w:rPr>
-              <w:t xml:space="preserve">Focus for Lessons</w:t>
-            </w:r>
-          </w:p>
-        </w:tc>
-        <w:tc>
-          <w:tcPr>
-            <w:tcW w:type="dxa" w:w="10680"/>
-            <w:shd w:fill="FFFFFF" w:color="auto" w:val="clear"/>
-            <w:tcMar>
-              <w:top w:type="dxa" w:w="60"/>
-              <w:left w:type="dxa" w:w="120"/>
-              <w:bottom w:type="dxa" w:w="60"/>
-              <w:right w:type="dxa" w:w="120"/>
-            </w:tcMar>
-            <w:vAlign w:val="top"/>
-          </w:tcPr>
-          <w:p>
-            <w:pPr>
-              <w:spacing w:after="40" w:before="0"/>
-              <w:jc w:val="left"/>
-            </w:pPr>
-            <w:r>
-              <w:rPr>
-                <w:rFonts w:ascii="Arial" w:cs="Arial" w:eastAsia="Arial" w:hAnsi="Arial"/>
-                <w:b w:val="false"/>
-                <w:bCs w:val="false"/>
-                <w:i w:val="false"/>
-                <w:iCs w:val="false"/>
-                <w:color w:val="000000"/>
-                <w:sz w:val="18"/>
-                <w:szCs w:val="18"/>
-              </w:rPr>
-              <w:t xml:space="preserve">This unit develops learners' ability to work fluently with quadratic expressions and equations, moving from conceptual understanding of the algebraic structure ax² + bx + c through to practical solution methods and real-world application. Using the anchoring context of a community Harambee fundraising challenge in a Kenyan village, learners discover that some real-life problems cannot be solved with linear equations alone, motivating the need for quadratic thinking. Across seven lessons, learners progress from recognising and forming quadratic expressions, through three distinct solution methods (factorisation, completing the square, and the quadratic formula), to critically applying their skills in authentic Kenyan contexts such as land area calculations, construction planning, and financial modelling.</w:t>
-            </w:r>
-          </w:p>
-        </w:tc>
-      </w:tr>
-      <w:tr>
-        <w:tc>
-          <w:tcPr>
-            <w:tcW w:type="dxa" w:w="3000"/>
-            <w:shd w:fill="EAD1F5" w:color="auto" w:val="clear"/>
-            <w:tcMar>
-              <w:top w:type="dxa" w:w="60"/>
-              <w:left w:type="dxa" w:w="120"/>
-              <w:bottom w:type="dxa" w:w="60"/>
-              <w:right w:type="dxa" w:w="120"/>
-            </w:tcMar>
-            <w:vAlign w:val="top"/>
-          </w:tcPr>
-          <w:p>
-            <w:pPr>
-              <w:spacing w:after="40" w:before="0"/>
-              <w:jc w:val="left"/>
-            </w:pPr>
-            <w:r>
-              <w:rPr>
-                <w:rFonts w:ascii="Arial" w:cs="Arial" w:eastAsia="Arial" w:hAnsi="Arial"/>
-                <w:b/>
-                <w:bCs/>
-                <w:i w:val="false"/>
-                <w:iCs w:val="false"/>
-                <w:color w:val="000000"/>
-                <w:sz w:val="18"/>
-                <w:szCs w:val="18"/>
-              </w:rPr>
-              <w:t xml:space="preserve">Driving Question / Key Inquiry Questions</w:t>
-            </w:r>
-          </w:p>
-        </w:tc>
-        <w:tc>
-          <w:tcPr>
-            <w:tcW w:type="dxa" w:w="10680"/>
-            <w:shd w:fill="FFFFFF" w:color="auto" w:val="clear"/>
-            <w:tcMar>
-              <w:top w:type="dxa" w:w="60"/>
-              <w:left w:type="dxa" w:w="120"/>
-              <w:bottom w:type="dxa" w:w="60"/>
-              <w:right w:type="dxa" w:w="120"/>
-            </w:tcMar>
-            <w:vAlign w:val="top"/>
-          </w:tcPr>
-          <w:p>
-            <w:pPr>
-              <w:spacing w:after="40" w:before="0"/>
-              <w:jc w:val="left"/>
-            </w:pPr>
-            <w:r>
-              <w:rPr>
-                <w:rFonts w:ascii="Arial" w:cs="Arial" w:eastAsia="Arial" w:hAnsi="Arial"/>
-                <w:b w:val="false"/>
-                <w:bCs w:val="false"/>
-                <w:i w:val="false"/>
-                <w:iCs w:val="false"/>
-                <w:color w:val="000000"/>
-                <w:sz w:val="18"/>
-                <w:szCs w:val="18"/>
-              </w:rPr>
-              <w:t xml:space="preserve">DRIVING QUESTION: How can we use quadratic equations to find unknown dimensions and quantities that help our community solve real planning problems — like building the Harambee hall in Githurai?</w:t>
-            </w:r>
-          </w:p>
-          <w:p>
-            <w:pPr>
-              <w:spacing w:after="40" w:before="0"/>
-              <w:jc w:val="left"/>
-            </w:pPr>
-            <w:r>
-              <w:rPr>
-                <w:rFonts w:ascii="Arial" w:cs="Arial" w:eastAsia="Arial" w:hAnsi="Arial"/>
-                <w:b w:val="false"/>
-                <w:bCs w:val="false"/>
-                <w:i w:val="false"/>
-                <w:iCs w:val="false"/>
-                <w:color w:val="000000"/>
-                <w:sz w:val="18"/>
-                <w:szCs w:val="18"/>
-              </w:rPr>
-              <w:t xml:space="preserve"/>
-            </w:r>
-          </w:p>
-          <w:p>
-            <w:pPr>
-              <w:spacing w:after="40" w:before="0"/>
-              <w:jc w:val="left"/>
-            </w:pPr>
-            <w:r>
-              <w:rPr>
-                <w:rFonts w:ascii="Arial" w:cs="Arial" w:eastAsia="Arial" w:hAnsi="Arial"/>
-                <w:b w:val="false"/>
-                <w:bCs w:val="false"/>
-                <w:i w:val="false"/>
-                <w:iCs w:val="false"/>
-                <w:color w:val="000000"/>
-                <w:sz w:val="18"/>
-                <w:szCs w:val="18"/>
-              </w:rPr>
-              <w:t xml:space="preserve">KICD KEY INQUIRY QUESTIONS:</w:t>
-            </w:r>
-          </w:p>
-          <w:p>
-            <w:pPr>
-              <w:spacing w:after="40" w:before="0"/>
-              <w:jc w:val="left"/>
-            </w:pPr>
-            <w:r>
-              <w:rPr>
-                <w:rFonts w:ascii="Arial" w:cs="Arial" w:eastAsia="Arial" w:hAnsi="Arial"/>
-                <w:b w:val="false"/>
-                <w:bCs w:val="false"/>
-                <w:i w:val="false"/>
-                <w:iCs w:val="false"/>
-                <w:color w:val="000000"/>
-                <w:sz w:val="18"/>
-                <w:szCs w:val="18"/>
-              </w:rPr>
-              <w:t xml:space="preserve">1. How do quadratic expressions and equations differ from linear ones, and why are they necessary?</w:t>
-            </w:r>
-          </w:p>
-          <w:p>
-            <w:pPr>
-              <w:spacing w:after="40" w:before="0"/>
-              <w:jc w:val="left"/>
-            </w:pPr>
-            <w:r>
-              <w:rPr>
-                <w:rFonts w:ascii="Arial" w:cs="Arial" w:eastAsia="Arial" w:hAnsi="Arial"/>
-                <w:b w:val="false"/>
-                <w:bCs w:val="false"/>
-                <w:i w:val="false"/>
-                <w:iCs w:val="false"/>
-                <w:color w:val="000000"/>
-                <w:sz w:val="18"/>
-                <w:szCs w:val="18"/>
-              </w:rPr>
-              <w:t xml:space="preserve">2. How can we use quadratic equations to model and solve problems in day-to-day activities?</w:t>
-            </w:r>
-          </w:p>
-        </w:tc>
-      </w:tr>
-      <w:tr>
-        <w:tc>
-          <w:tcPr>
-            <w:tcW w:type="dxa" w:w="3000"/>
-            <w:shd w:fill="EAD1F5" w:color="auto" w:val="clear"/>
-            <w:tcMar>
-              <w:top w:type="dxa" w:w="60"/>
-              <w:left w:type="dxa" w:w="120"/>
-              <w:bottom w:type="dxa" w:w="60"/>
-              <w:right w:type="dxa" w:w="120"/>
-            </w:tcMar>
-            <w:vAlign w:val="top"/>
-          </w:tcPr>
-          <w:p>
-            <w:pPr>
-              <w:spacing w:after="40" w:before="0"/>
-              <w:jc w:val="left"/>
-            </w:pPr>
-            <w:r>
-              <w:rPr>
-                <w:rFonts w:ascii="Arial" w:cs="Arial" w:eastAsia="Arial" w:hAnsi="Arial"/>
-                <w:b/>
-                <w:bCs/>
-                <w:i w:val="false"/>
-                <w:iCs w:val="false"/>
-                <w:color w:val="000000"/>
-                <w:sz w:val="18"/>
-                <w:szCs w:val="18"/>
-              </w:rPr>
-              <w:t xml:space="preserve">Anchoring Phenomenon</w:t>
-            </w:r>
-          </w:p>
-        </w:tc>
-        <w:tc>
-          <w:tcPr>
-            <w:tcW w:type="dxa" w:w="10680"/>
-            <w:shd w:fill="FFFFFF" w:color="auto" w:val="clear"/>
-            <w:tcMar>
-              <w:top w:type="dxa" w:w="60"/>
-              <w:left w:type="dxa" w:w="120"/>
-              <w:bottom w:type="dxa" w:w="60"/>
-              <w:right w:type="dxa" w:w="120"/>
-            </w:tcMar>
-            <w:vAlign w:val="top"/>
-          </w:tcPr>
-          <w:p>
-            <w:pPr>
-              <w:spacing w:after="40" w:before="0"/>
-              <w:jc w:val="left"/>
-            </w:pPr>
-            <w:r>
-              <w:rPr>
-                <w:rFonts w:ascii="Arial" w:cs="Arial" w:eastAsia="Arial" w:hAnsi="Arial"/>
-                <w:b w:val="false"/>
-                <w:bCs w:val="false"/>
-                <w:i w:val="false"/>
-                <w:iCs w:val="false"/>
-                <w:color w:val="000000"/>
-                <w:sz w:val="18"/>
-                <w:szCs w:val="18"/>
-              </w:rPr>
-              <w:t xml:space="preserve">A community in Githurai, Nairobi, is planning a Harambee to raise funds to build a new multipurpose hall. The organising committee knows the hall must have a rectangular floor with an area of exactly 120 m², and that the length must be 2 metres more than the width. When the committee tries to find the dimensions using simple arithmetic or a linear equation, they get stuck — no straightforward linear method gives them an answer. A local Form 4 student suggests the problem requires a quadratic equation. Students are shown the committee's hand-drawn sketch on a manila paper: a rectangle labelled "width = w" and "length = w + 2", with "Area = 120 m²" written in the centre. The puzzle is immediately visible: how can you find a single unknown when it appears multiplied by itself? Students are asked to predict the width before any instruction is given, and most guesses are either wrong or arrived at by trial-and-error — revealing the limitation of their current tools and creating genuine need for the new mathematics of this unit.</w:t>
-            </w:r>
-          </w:p>
-        </w:tc>
-      </w:tr>
-      <w:tr>
-        <w:tc>
-          <w:tcPr>
-            <w:tcW w:type="dxa" w:w="3000"/>
-            <w:shd w:fill="D9EEF1" w:color="auto" w:val="clear"/>
-            <w:tcMar>
-              <w:top w:type="dxa" w:w="60"/>
-              <w:left w:type="dxa" w:w="120"/>
-              <w:bottom w:type="dxa" w:w="60"/>
-              <w:right w:type="dxa" w:w="120"/>
-            </w:tcMar>
-            <w:vAlign w:val="top"/>
-          </w:tcPr>
-          <w:p>
-            <w:pPr>
-              <w:spacing w:after="40" w:before="0"/>
-              <w:jc w:val="left"/>
-            </w:pPr>
-            <w:r>
-              <w:rPr>
-                <w:rFonts w:ascii="Arial" w:cs="Arial" w:eastAsia="Arial" w:hAnsi="Arial"/>
-                <w:b/>
-                <w:bCs/>
-                <w:i w:val="false"/>
-                <w:iCs w:val="false"/>
-                <w:color w:val="000000"/>
-                <w:sz w:val="18"/>
-                <w:szCs w:val="18"/>
-              </w:rPr>
-              <w:t xml:space="preserve">Storyline Thread</w:t>
-            </w:r>
-          </w:p>
-        </w:tc>
-        <w:tc>
-          <w:tcPr>
-            <w:tcW w:type="dxa" w:w="10680"/>
-            <w:shd w:fill="FFFFFF" w:color="auto" w:val="clear"/>
-            <w:tcMar>
-              <w:top w:type="dxa" w:w="60"/>
-              <w:left w:type="dxa" w:w="120"/>
-              <w:bottom w:type="dxa" w:w="60"/>
-              <w:right w:type="dxa" w:w="120"/>
-            </w:tcMar>
-            <w:vAlign w:val="top"/>
-          </w:tcPr>
-          <w:p>
-            <w:pPr>
-              <w:spacing w:after="40" w:before="0"/>
-              <w:jc w:val="left"/>
-            </w:pPr>
-            <w:r>
-              <w:rPr>
-                <w:rFonts w:ascii="Arial" w:cs="Arial" w:eastAsia="Arial" w:hAnsi="Arial"/>
-                <w:b w:val="false"/>
-                <w:bCs w:val="false"/>
-                <w:i w:val="false"/>
-                <w:iCs w:val="false"/>
-                <w:color w:val="000000"/>
-                <w:sz w:val="18"/>
-                <w:szCs w:val="18"/>
-              </w:rPr>
-              <w:t xml:space="preserve">Lesson 1 — PREDICT &amp; ANCHOR PHENOMENON: Students examine the Githurai Harambee hall problem. They predict the hall dimensions using trial-and-error and discuss why linear equations fall short. The class co-constructs the equation w(w + 2) = 120, identifying it as a new type of equation. Students are introduced to the general form ax² + bx + c = 0 and begin recognising quadratic expressions in varied contexts. The Driving Question Board (DQB) is opened and initial "What we notice / What we wonder" cards are posted.</w:t>
-            </w:r>
-          </w:p>
-          <w:p>
-            <w:pPr>
-              <w:spacing w:after="40" w:before="0"/>
-              <w:jc w:val="left"/>
-            </w:pPr>
-            <w:r>
-              <w:rPr>
-                <w:rFonts w:ascii="Arial" w:cs="Arial" w:eastAsia="Arial" w:hAnsi="Arial"/>
-                <w:b w:val="false"/>
-                <w:bCs w:val="false"/>
-                <w:i w:val="false"/>
-                <w:iCs w:val="false"/>
-                <w:color w:val="000000"/>
-                <w:sz w:val="18"/>
-                <w:szCs w:val="18"/>
-              </w:rPr>
-              <w:t xml:space="preserve"/>
-            </w:r>
-          </w:p>
-          <w:p>
-            <w:pPr>
-              <w:spacing w:after="40" w:before="0"/>
-              <w:jc w:val="left"/>
-            </w:pPr>
-            <w:r>
-              <w:rPr>
-                <w:rFonts w:ascii="Arial" w:cs="Arial" w:eastAsia="Arial" w:hAnsi="Arial"/>
-                <w:b w:val="false"/>
-                <w:bCs w:val="false"/>
-                <w:i w:val="false"/>
-                <w:iCs w:val="false"/>
-                <w:color w:val="000000"/>
-                <w:sz w:val="18"/>
-                <w:szCs w:val="18"/>
-              </w:rPr>
-              <w:t xml:space="preserve">Lesson 2 — EXPANDING &amp; SIMPLIFYING QUADRATIC EXPRESSIONS: Students learn to expand products such as (w + 2)(w + 3) and (2x − 1)(3x + 4) using the distributive law and FOIL method. Supporting phenomena (the Kericho farm fencing problem) is introduced to show how real contexts generate quadratic expressions. Students simplify expressions and begin to see the structure of ax² + bx + c emerging consistently. DQB is updated: "We now know how quadratic expressions are formed."</w:t>
-            </w:r>
-          </w:p>
-          <w:p>
-            <w:pPr>
-              <w:spacing w:after="40" w:before="0"/>
-              <w:jc w:val="left"/>
-            </w:pPr>
-            <w:r>
-              <w:rPr>
-                <w:rFonts w:ascii="Arial" w:cs="Arial" w:eastAsia="Arial" w:hAnsi="Arial"/>
-                <w:b w:val="false"/>
-                <w:bCs w:val="false"/>
-                <w:i w:val="false"/>
-                <w:iCs w:val="false"/>
-                <w:color w:val="000000"/>
-                <w:sz w:val="18"/>
-                <w:szCs w:val="18"/>
-              </w:rPr>
-              <w:t xml:space="preserve"/>
-            </w:r>
-          </w:p>
-          <w:p>
-            <w:pPr>
-              <w:spacing w:after="40" w:before="0"/>
-              <w:jc w:val="left"/>
-            </w:pPr>
-            <w:r>
-              <w:rPr>
-                <w:rFonts w:ascii="Arial" w:cs="Arial" w:eastAsia="Arial" w:hAnsi="Arial"/>
-                <w:b w:val="false"/>
-                <w:bCs w:val="false"/>
-                <w:i w:val="false"/>
-                <w:iCs w:val="false"/>
-                <w:color w:val="000000"/>
-                <w:sz w:val="18"/>
-                <w:szCs w:val="18"/>
-              </w:rPr>
-              <w:t xml:space="preserve">Lesson 3 — FACTORISATION OF QUADRATIC EXPRESSIONS: Students reverse the expansion process to factorise quadratic expressions of the form x² + bx + c and ax² + bx + c, including perfect square trinomials and difference of two squares. Using the Harambee hall equation (w² + 2w − 120 = 0), students practise factorising and identify factors that correspond to real dimensions. The Gikomba mandazi revenue problem is introduced as a factorisation challenge. DQB update: "Factorisation lets us 'undo' expansion to find hidden values."</w:t>
-            </w:r>
-          </w:p>
-          <w:p>
-            <w:pPr>
-              <w:spacing w:after="40" w:before="0"/>
-              <w:jc w:val="left"/>
-            </w:pPr>
-            <w:r>
-              <w:rPr>
-                <w:rFonts w:ascii="Arial" w:cs="Arial" w:eastAsia="Arial" w:hAnsi="Arial"/>
-                <w:b w:val="false"/>
-                <w:bCs w:val="false"/>
-                <w:i w:val="false"/>
-                <w:iCs w:val="false"/>
-                <w:color w:val="000000"/>
-                <w:sz w:val="18"/>
-                <w:szCs w:val="18"/>
-              </w:rPr>
-              <w:t xml:space="preserve"/>
-            </w:r>
-          </w:p>
-          <w:p>
-            <w:pPr>
-              <w:spacing w:after="40" w:before="0"/>
-              <w:jc w:val="left"/>
-            </w:pPr>
-            <w:r>
-              <w:rPr>
-                <w:rFonts w:ascii="Arial" w:cs="Arial" w:eastAsia="Arial" w:hAnsi="Arial"/>
-                <w:b w:val="false"/>
-                <w:bCs w:val="false"/>
-                <w:i w:val="false"/>
-                <w:iCs w:val="false"/>
-                <w:color w:val="000000"/>
-                <w:sz w:val="18"/>
-                <w:szCs w:val="18"/>
-              </w:rPr>
-              <w:t xml:space="preserve">Lesson 4 — SOLVING QUADRATIC EQUATIONS BY FACTORISATION: Students formally solve quadratic equations by setting each factor equal to zero (Zero Product Property). They apply this to the Harambee hall problem, obtaining w = 10 and w = −12, then reason about which solution is physically valid. Multiple Kenyan-context equations are solved in pairs. Students revisit the DQB and refine their model: "A quadratic equation can have two solutions; context tells us which one to use."</w:t>
-            </w:r>
-          </w:p>
-          <w:p>
-            <w:pPr>
-              <w:spacing w:after="40" w:before="0"/>
-              <w:jc w:val="left"/>
-            </w:pPr>
-            <w:r>
-              <w:rPr>
-                <w:rFonts w:ascii="Arial" w:cs="Arial" w:eastAsia="Arial" w:hAnsi="Arial"/>
-                <w:b w:val="false"/>
-                <w:bCs w:val="false"/>
-                <w:i w:val="false"/>
-                <w:iCs w:val="false"/>
-                <w:color w:val="000000"/>
-                <w:sz w:val="18"/>
-                <w:szCs w:val="18"/>
-              </w:rPr>
-              <w:t xml:space="preserve"/>
-            </w:r>
-          </w:p>
-          <w:p>
-            <w:pPr>
-              <w:spacing w:after="40" w:before="0"/>
-              <w:jc w:val="left"/>
-            </w:pPr>
-            <w:r>
-              <w:rPr>
-                <w:rFonts w:ascii="Arial" w:cs="Arial" w:eastAsia="Arial" w:hAnsi="Arial"/>
-                <w:b w:val="false"/>
-                <w:bCs w:val="false"/>
-                <w:i w:val="false"/>
-                <w:iCs w:val="false"/>
-                <w:color w:val="000000"/>
-                <w:sz w:val="18"/>
-                <w:szCs w:val="18"/>
-              </w:rPr>
-              <w:t xml:space="preserve">Lesson 5 — SOLVING BY COMPLETING THE SQUARE: Students are introduced to completing the square as a method for equations that do not factorise easily. Using the Nakuru school garden problem (x² + ... = 48), they practise transforming quadratic equations into the form (x + p)² = q and solving. The geometric interpretation (literally completing a square diagram) is drawn to connect algebra to area. DQB update: "Completing the square always works, even when factorisation fails."</w:t>
-            </w:r>
-          </w:p>
-          <w:p>
-            <w:pPr>
-              <w:spacing w:after="40" w:before="0"/>
-              <w:jc w:val="left"/>
-            </w:pPr>
-            <w:r>
-              <w:rPr>
-                <w:rFonts w:ascii="Arial" w:cs="Arial" w:eastAsia="Arial" w:hAnsi="Arial"/>
-                <w:b w:val="false"/>
-                <w:bCs w:val="false"/>
-                <w:i w:val="false"/>
-                <w:iCs w:val="false"/>
-                <w:color w:val="000000"/>
-                <w:sz w:val="18"/>
-                <w:szCs w:val="18"/>
-              </w:rPr>
-              <w:t xml:space="preserve"/>
-            </w:r>
-          </w:p>
-          <w:p>
-            <w:pPr>
-              <w:spacing w:after="40" w:before="0"/>
-              <w:jc w:val="left"/>
-            </w:pPr>
-            <w:r>
-              <w:rPr>
-                <w:rFonts w:ascii="Arial" w:cs="Arial" w:eastAsia="Arial" w:hAnsi="Arial"/>
-                <w:b w:val="false"/>
-                <w:bCs w:val="false"/>
-                <w:i w:val="false"/>
-                <w:iCs w:val="false"/>
-                <w:color w:val="000000"/>
-                <w:sz w:val="18"/>
-                <w:szCs w:val="18"/>
-              </w:rPr>
-              <w:t xml:space="preserve">Lesson 6 — THE QUADRATIC FORMULA &amp; THE MOMBASA STONE PROBLEM: Students derive the quadratic formula by completing the square on the general form ax² + bx + c = 0. They apply it to the Mombasa projectile problem (−5t² + 20t + 25 = 0) and the mandazi pricing problem, comparing results to earlier methods. Students use calculators to verify solutions and discuss the discriminant (b² − 4ac) to determine the number of real solutions. DQB update: "The quadratic formula is a universal tool — it works for any quadratic equation."</w:t>
-            </w:r>
-          </w:p>
-          <w:p>
-            <w:pPr>
-              <w:spacing w:after="40" w:before="0"/>
-              <w:jc w:val="left"/>
-            </w:pPr>
-            <w:r>
-              <w:rPr>
-                <w:rFonts w:ascii="Arial" w:cs="Arial" w:eastAsia="Arial" w:hAnsi="Arial"/>
-                <w:b w:val="false"/>
-                <w:bCs w:val="false"/>
-                <w:i w:val="false"/>
-                <w:iCs w:val="false"/>
-                <w:color w:val="000000"/>
-                <w:sz w:val="18"/>
-                <w:szCs w:val="18"/>
-              </w:rPr>
-              <w:t xml:space="preserve"/>
-            </w:r>
-          </w:p>
-          <w:p>
-            <w:pPr>
-              <w:spacing w:after="40" w:before="0"/>
-              <w:jc w:val="left"/>
-            </w:pPr>
-            <w:r>
-              <w:rPr>
-                <w:rFonts w:ascii="Arial" w:cs="Arial" w:eastAsia="Arial" w:hAnsi="Arial"/>
-                <w:b w:val="false"/>
-                <w:bCs w:val="false"/>
-                <w:i w:val="false"/>
-                <w:iCs w:val="false"/>
-                <w:color w:val="000000"/>
-                <w:sz w:val="18"/>
-                <w:szCs w:val="18"/>
-              </w:rPr>
-              <w:t xml:space="preserve">Lesson 7 — APPLICATION, MODEL BUILDING &amp; CONSOLIDATION: Students return to the full Harambee hall scenario and present complete solutions using all three methods, justifying their preferred approach. New application problems (land area, fundraising revenue, construction) are solved in groups. Students construct a final cumulative model (poster or digital slide) mapping the journey from recognising quadratic expressions to solving equations in context. The DQB is formally closed — all initial "wonder" questions are answered. Students reflect on how quadratic thinking empowers community problem-solving.</w:t>
-            </w:r>
-          </w:p>
-        </w:tc>
-      </w:tr>
-      <w:tr>
-        <w:tc>
-          <w:tcPr>
-            <w:tcW w:type="dxa" w:w="3000"/>
-            <w:shd w:fill="EAD1F5" w:color="auto" w:val="clear"/>
-            <w:tcMar>
-              <w:top w:type="dxa" w:w="60"/>
-              <w:left w:type="dxa" w:w="120"/>
-              <w:bottom w:type="dxa" w:w="60"/>
-              <w:right w:type="dxa" w:w="120"/>
-            </w:tcMar>
-            <w:vAlign w:val="top"/>
-          </w:tcPr>
-          <w:p>
-            <w:pPr>
-              <w:spacing w:after="40" w:before="0"/>
-              <w:jc w:val="left"/>
-            </w:pPr>
-            <w:r>
-              <w:rPr>
-                <w:rFonts w:ascii="Arial" w:cs="Arial" w:eastAsia="Arial" w:hAnsi="Arial"/>
-                <w:b/>
-                <w:bCs/>
-                <w:i w:val="false"/>
-                <w:iCs w:val="false"/>
-                <w:color w:val="000000"/>
-                <w:sz w:val="18"/>
-                <w:szCs w:val="18"/>
-              </w:rPr>
-              <w:t xml:space="preserve">Supporting Phenomena</w:t>
-            </w:r>
-          </w:p>
-        </w:tc>
-        <w:tc>
-          <w:tcPr>
-            <w:tcW w:type="dxa" w:w="10680"/>
-            <w:shd w:fill="FFFFFF" w:color="auto" w:val="clear"/>
-            <w:tcMar>
-              <w:top w:type="dxa" w:w="60"/>
-              <w:left w:type="dxa" w:w="120"/>
-              <w:bottom w:type="dxa" w:w="60"/>
-              <w:right w:type="dxa" w:w="120"/>
-            </w:tcMar>
-            <w:vAlign w:val="top"/>
-          </w:tcPr>
-          <w:p>
-            <w:pPr>
-              <w:spacing w:after="30" w:before="0"/>
-              <w:ind w:left="360" w:hanging="180"/>
-              <w:jc w:val="left"/>
-            </w:pPr>
-            <w:r>
-              <w:rPr>
-                <w:rFonts w:ascii="Arial" w:cs="Arial" w:eastAsia="Arial" w:hAnsi="Arial"/>
-                <w:b w:val="false"/>
-                <w:bCs w:val="false"/>
-                <w:i w:val="false"/>
-                <w:iCs w:val="false"/>
-                <w:color w:val="000000"/>
-                <w:sz w:val="18"/>
-                <w:szCs w:val="18"/>
-              </w:rPr>
-              <w:t xml:space="preserve">–  A maize farmer in Kericho wants to fence a rectangular plot along one side of a river (so only three sides need fencing). She has exactly 60 metres of wire and wants the enclosed area to be 400 m². Students discover that forming the area constraint produces a quadratic equation, and that it may have two possible solutions — only one of which is physically sensible.</w:t>
-            </w:r>
-          </w:p>
-          <w:p>
-            <w:pPr>
-              <w:spacing w:after="30" w:before="0"/>
-              <w:ind w:left="360" w:hanging="180"/>
-              <w:jc w:val="left"/>
-            </w:pPr>
-            <w:r>
-              <w:rPr>
-                <w:rFonts w:ascii="Arial" w:cs="Arial" w:eastAsia="Arial" w:hAnsi="Arial"/>
-                <w:b w:val="false"/>
-                <w:bCs w:val="false"/>
-                <w:i w:val="false"/>
-                <w:iCs w:val="false"/>
-                <w:color w:val="000000"/>
-                <w:sz w:val="18"/>
-                <w:szCs w:val="18"/>
-              </w:rPr>
-              <w:t xml:space="preserve">–  A mandazi vendor at Gikomba Market in Nairobi prices her mandazi at Ksh x per piece. She notices that when she raises the price by Ksh 5, the number of mandazis she sells per day drops by 10, yet her total revenue stays at Ksh 2,000. Students form a quadratic equation to find the original price, encountering a real-life revenue model.</w:t>
-            </w:r>
-          </w:p>
-          <w:p>
-            <w:pPr>
-              <w:spacing w:after="30" w:before="0"/>
-              <w:ind w:left="360" w:hanging="180"/>
-              <w:jc w:val="left"/>
-            </w:pPr>
-            <w:r>
-              <w:rPr>
-                <w:rFonts w:ascii="Arial" w:cs="Arial" w:eastAsia="Arial" w:hAnsi="Arial"/>
-                <w:b w:val="false"/>
-                <w:bCs w:val="false"/>
-                <w:i w:val="false"/>
-                <w:iCs w:val="false"/>
-                <w:color w:val="000000"/>
-                <w:sz w:val="18"/>
-                <w:szCs w:val="18"/>
-              </w:rPr>
-              <w:t xml:space="preserve">–  A stone is thrown vertically upward from the top of a building in Mombasa. Its height above the ground (in metres) after t seconds is given by h = −5t² + 20t + 25. Students use the quadratic formula to find when the stone hits the ground, connecting quadratic equations to motion in a physical context they can visualise.</w:t>
-            </w:r>
-          </w:p>
-          <w:p>
-            <w:pPr>
-              <w:spacing w:after="30" w:before="0"/>
-              <w:ind w:left="360" w:hanging="180"/>
-              <w:jc w:val="left"/>
-            </w:pPr>
-            <w:r>
-              <w:rPr>
-                <w:rFonts w:ascii="Arial" w:cs="Arial" w:eastAsia="Arial" w:hAnsi="Arial"/>
-                <w:b w:val="false"/>
-                <w:bCs w:val="false"/>
-                <w:i w:val="false"/>
-                <w:iCs w:val="false"/>
-                <w:color w:val="000000"/>
-                <w:sz w:val="18"/>
-                <w:szCs w:val="18"/>
-              </w:rPr>
-              <w:t xml:space="preserve">–  A Nakuru school wants to create a rectangular garden inside a 10 m × 8 m courtyard, leaving a uniform path of width x metres around it. The garden area must be 48 m². Students model the situation as a quadratic equation in x, reinforcing how quadratic equations arise naturally from geometric constraints.</w:t>
-            </w:r>
-          </w:p>
-        </w:tc>
-      </w:tr>
-    </w:tbl>
-    <w:p>
-      <w:pPr>
-        <w:spacing w:after="120"/>
-      </w:pPr>
-      <w:r>
-        <w:t xml:space="preserve"/>
       </w:r>
     </w:p>
     <w:p>
@@ -3415,7 +3415,7 @@
             <w:pPr>
               <w:spacing w:after="20" w:before="0"/>
             </w:pPr>
-            <w:hyperlink w:history="1" r:id="rIdiuoysthoan3-a3dwi0qmy">
+            <w:hyperlink w:history="1" r:id="rIdqortdrepsxx3fct_bntag">
               <w:r>
                 <w:rPr>
                   <w:rFonts w:ascii="Arial" w:cs="Arial" w:eastAsia="Arial" w:hAnsi="Arial"/>
@@ -3448,7 +3448,7 @@
               <w:spacing w:after="10" w:before="0"/>
               <w:ind w:left="120"/>
             </w:pPr>
-            <w:hyperlink w:history="1" r:id="rIdjqaf1mzq-pl9moev8vvas">
+            <w:hyperlink w:history="1" r:id="rIdj_uzprpauxcz10r2euesr">
               <w:r>
                 <w:rPr>
                   <w:rFonts w:ascii="Arial" w:cs="Arial" w:eastAsia="Arial" w:hAnsi="Arial"/>
@@ -3493,7 +3493,7 @@
             <w:pPr>
               <w:spacing w:after="20" w:before="0"/>
             </w:pPr>
-            <w:hyperlink w:history="1" r:id="rIdbtnexpu3vldh8pfso-me8">
+            <w:hyperlink w:history="1" r:id="rId0xri0sf8pmhylljssrx42">
               <w:r>
                 <w:rPr>
                   <w:rFonts w:ascii="Arial" w:cs="Arial" w:eastAsia="Arial" w:hAnsi="Arial"/>
@@ -3526,7 +3526,7 @@
               <w:spacing w:after="10" w:before="0"/>
               <w:ind w:left="120"/>
             </w:pPr>
-            <w:hyperlink w:history="1" r:id="rIdglvkpmn_m5cc-lgbhgrlb">
+            <w:hyperlink w:history="1" r:id="rIdxapotn3sc7kwidpgok5ge">
               <w:r>
                 <w:rPr>
                   <w:rFonts w:ascii="Arial" w:cs="Arial" w:eastAsia="Arial" w:hAnsi="Arial"/>
@@ -3835,7 +3835,7 @@
             <w:pPr>
               <w:spacing w:after="20" w:before="0"/>
             </w:pPr>
-            <w:hyperlink w:history="1" r:id="rIdaqq1iydi2qyxwvgdi1anm">
+            <w:hyperlink w:history="1" r:id="rIdwhcuj-dskss4qrpw3xdfq">
               <w:r>
                 <w:rPr>
                   <w:rFonts w:ascii="Arial" w:cs="Arial" w:eastAsia="Arial" w:hAnsi="Arial"/>
@@ -3868,7 +3868,7 @@
               <w:spacing w:after="10" w:before="0"/>
               <w:ind w:left="120"/>
             </w:pPr>
-            <w:hyperlink w:history="1" r:id="rIdecdrb6m616dghzofsxs31">
+            <w:hyperlink w:history="1" r:id="rIdqihkg5dj_xafyjbuy3jxf">
               <w:r>
                 <w:rPr>
                   <w:rFonts w:ascii="Arial" w:cs="Arial" w:eastAsia="Arial" w:hAnsi="Arial"/>
@@ -3913,7 +3913,7 @@
             <w:pPr>
               <w:spacing w:after="20" w:before="0"/>
             </w:pPr>
-            <w:hyperlink w:history="1" r:id="rIdnqkpxs1c0kagdcorhmpv3">
+            <w:hyperlink w:history="1" r:id="rIddlr_khmyyyzqitkvbyvfh">
               <w:r>
                 <w:rPr>
                   <w:rFonts w:ascii="Arial" w:cs="Arial" w:eastAsia="Arial" w:hAnsi="Arial"/>
@@ -3946,7 +3946,7 @@
               <w:spacing w:after="10" w:before="0"/>
               <w:ind w:left="120"/>
             </w:pPr>
-            <w:hyperlink w:history="1" r:id="rIdicsfaomwn2hbvqkn40-_5">
+            <w:hyperlink w:history="1" r:id="rId2ucemvdd9is5carwqv_4s">
               <w:r>
                 <w:rPr>
                   <w:rFonts w:ascii="Arial" w:cs="Arial" w:eastAsia="Arial" w:hAnsi="Arial"/>
@@ -4198,7 +4198,7 @@
             <w:pPr>
               <w:spacing w:after="20" w:before="0"/>
             </w:pPr>
-            <w:hyperlink w:history="1" r:id="rIdsu-cj2txytr6critxyafj">
+            <w:hyperlink w:history="1" r:id="rIdxluxukdtiho9nulwtm5y1">
               <w:r>
                 <w:rPr>
                   <w:rFonts w:ascii="Arial" w:cs="Arial" w:eastAsia="Arial" w:hAnsi="Arial"/>
@@ -4231,7 +4231,7 @@
               <w:spacing w:after="10" w:before="0"/>
               <w:ind w:left="120"/>
             </w:pPr>
-            <w:hyperlink w:history="1" r:id="rId3wb2ckzy3yfm_20zaeeky">
+            <w:hyperlink w:history="1" r:id="rIdookzedbtrcicpxfbnsp6l">
               <w:r>
                 <w:rPr>
                   <w:rFonts w:ascii="Arial" w:cs="Arial" w:eastAsia="Arial" w:hAnsi="Arial"/>
@@ -4276,7 +4276,7 @@
             <w:pPr>
               <w:spacing w:after="20" w:before="0"/>
             </w:pPr>
-            <w:hyperlink w:history="1" r:id="rIddc82omrmehd27qwi_bmzo">
+            <w:hyperlink w:history="1" r:id="rIdignntiaqkqxc-ohddu8nz">
               <w:r>
                 <w:rPr>
                   <w:rFonts w:ascii="Arial" w:cs="Arial" w:eastAsia="Arial" w:hAnsi="Arial"/>
@@ -4309,7 +4309,7 @@
               <w:spacing w:after="10" w:before="0"/>
               <w:ind w:left="120"/>
             </w:pPr>
-            <w:hyperlink w:history="1" r:id="rId24arqt0jp06tz_vni04tg">
+            <w:hyperlink w:history="1" r:id="rIdx6xcod97cwwzplweztltj">
               <w:r>
                 <w:rPr>
                   <w:rFonts w:ascii="Arial" w:cs="Arial" w:eastAsia="Arial" w:hAnsi="Arial"/>
@@ -4599,7 +4599,7 @@
             <w:pPr>
               <w:spacing w:after="20" w:before="0"/>
             </w:pPr>
-            <w:hyperlink w:history="1" r:id="rIdtpym1l2jzuplytneefxib">
+            <w:hyperlink w:history="1" r:id="rIdfxzi5_cogu3v--kn7elan">
               <w:r>
                 <w:rPr>
                   <w:rFonts w:ascii="Arial" w:cs="Arial" w:eastAsia="Arial" w:hAnsi="Arial"/>
@@ -4632,7 +4632,7 @@
               <w:spacing w:after="10" w:before="0"/>
               <w:ind w:left="120"/>
             </w:pPr>
-            <w:hyperlink w:history="1" r:id="rId0x4ablon9cbohcp7rlmcq">
+            <w:hyperlink w:history="1" r:id="rIdjc6las_dddgfpvayy5zga">
               <w:r>
                 <w:rPr>
                   <w:rFonts w:ascii="Arial" w:cs="Arial" w:eastAsia="Arial" w:hAnsi="Arial"/>
@@ -4677,7 +4677,7 @@
             <w:pPr>
               <w:spacing w:after="20" w:before="0"/>
             </w:pPr>
-            <w:hyperlink w:history="1" r:id="rIdmsyutwrh0af53odd0a2ht">
+            <w:hyperlink w:history="1" r:id="rIdpvclcrhizznmu-bhpecv5">
               <w:r>
                 <w:rPr>
                   <w:rFonts w:ascii="Arial" w:cs="Arial" w:eastAsia="Arial" w:hAnsi="Arial"/>
@@ -4710,7 +4710,7 @@
               <w:spacing w:after="10" w:before="0"/>
               <w:ind w:left="120"/>
             </w:pPr>
-            <w:hyperlink w:history="1" r:id="rIdrl0xogfy0w670ewe2kjqn">
+            <w:hyperlink w:history="1" r:id="rId_xhicohbyzqoh1ebm7acg">
               <w:r>
                 <w:rPr>
                   <w:rFonts w:ascii="Arial" w:cs="Arial" w:eastAsia="Arial" w:hAnsi="Arial"/>
@@ -5000,7 +5000,7 @@
             <w:pPr>
               <w:spacing w:after="20" w:before="0"/>
             </w:pPr>
-            <w:hyperlink w:history="1" r:id="rId8wwpfpit3ixcfqhwlhw2d">
+            <w:hyperlink w:history="1" r:id="rIdvrnx_usupjkdodkmj9etx">
               <w:r>
                 <w:rPr>
                   <w:rFonts w:ascii="Arial" w:cs="Arial" w:eastAsia="Arial" w:hAnsi="Arial"/>
@@ -5033,7 +5033,7 @@
               <w:spacing w:after="10" w:before="0"/>
               <w:ind w:left="120"/>
             </w:pPr>
-            <w:hyperlink w:history="1" r:id="rId_puslz91gqnkkmzdkimfj">
+            <w:hyperlink w:history="1" r:id="rId1hl_nmraxrqxoepggjgs_">
               <w:r>
                 <w:rPr>
                   <w:rFonts w:ascii="Arial" w:cs="Arial" w:eastAsia="Arial" w:hAnsi="Arial"/>
@@ -5078,7 +5078,7 @@
             <w:pPr>
               <w:spacing w:after="20" w:before="0"/>
             </w:pPr>
-            <w:hyperlink w:history="1" r:id="rIdgi9vtsb79yopuchmdnkdg">
+            <w:hyperlink w:history="1" r:id="rIdxcd1l4jzdvubfdeajkr6b">
               <w:r>
                 <w:rPr>
                   <w:rFonts w:ascii="Arial" w:cs="Arial" w:eastAsia="Arial" w:hAnsi="Arial"/>
@@ -5111,7 +5111,7 @@
               <w:spacing w:after="10" w:before="0"/>
               <w:ind w:left="120"/>
             </w:pPr>
-            <w:hyperlink w:history="1" r:id="rIde8oxn6h8o-saplktx3wqd">
+            <w:hyperlink w:history="1" r:id="rIdup2tb2pgjmgi9l75yqdn2">
               <w:r>
                 <w:rPr>
                   <w:rFonts w:ascii="Arial" w:cs="Arial" w:eastAsia="Arial" w:hAnsi="Arial"/>
@@ -5699,7 +5699,7 @@
         </w:rPr>
         <w:t xml:space="preserve">© 2026 SeaVuria and ARES. Aligned with KICD objectives. Developed by SeaVuria; technical implementation by ARES (with AI assistance from Claude). Licensed under </w:t>
       </w:r>
-      <w:hyperlink w:history="1" r:id="rId7rjnz3rfxiia8dwhd1ocy">
+      <w:hyperlink w:history="1" r:id="rIdvgp65kvs696tolx8opv_o">
         <w:r>
           <w:rPr>
             <w:rFonts w:ascii="Arial" w:cs="Arial" w:eastAsia="Arial" w:hAnsi="Arial"/>
@@ -5720,7 +5720,7 @@
         </w:rPr>
         <w:t xml:space="preserve"> (</w:t>
       </w:r>
-      <w:hyperlink w:history="1" r:id="rIdnpq0kvzigbtdbklrscmyj">
+      <w:hyperlink w:history="1" r:id="rIdpvhxpccbczdxcce4krx-c">
         <w:r>
           <w:rPr>
             <w:rFonts w:ascii="Arial" w:cs="Arial" w:eastAsia="Arial" w:hAnsi="Arial"/>
@@ -6733,7 +6733,7 @@
             <w:pPr>
               <w:spacing w:after="20" w:before="0"/>
             </w:pPr>
-            <w:hyperlink w:history="1" r:id="rIdtochsatar9eplkkdajbhd">
+            <w:hyperlink w:history="1" r:id="rIdxuceb-uaqiq71h5-f4baa">
               <w:r>
                 <w:rPr>
                   <w:rFonts w:ascii="Arial" w:cs="Arial" w:eastAsia="Arial" w:hAnsi="Arial"/>
@@ -6766,7 +6766,7 @@
               <w:spacing w:after="10" w:before="0"/>
               <w:ind w:left="120"/>
             </w:pPr>
-            <w:hyperlink w:history="1" r:id="rIdazc_xhfh8zqv2j-dm5d55">
+            <w:hyperlink w:history="1" r:id="rIddesnteneq6tjr--w1mhrx">
               <w:r>
                 <w:rPr>
                   <w:rFonts w:ascii="Arial" w:cs="Arial" w:eastAsia="Arial" w:hAnsi="Arial"/>
@@ -6811,7 +6811,7 @@
             <w:pPr>
               <w:spacing w:after="20" w:before="0"/>
             </w:pPr>
-            <w:hyperlink w:history="1" r:id="rIdw9nfdlp2fnsdwpslgmykr">
+            <w:hyperlink w:history="1" r:id="rIdskill9ed6fqxc6gppfc2d">
               <w:r>
                 <w:rPr>
                   <w:rFonts w:ascii="Arial" w:cs="Arial" w:eastAsia="Arial" w:hAnsi="Arial"/>
@@ -6844,7 +6844,7 @@
               <w:spacing w:after="10" w:before="0"/>
               <w:ind w:left="120"/>
             </w:pPr>
-            <w:hyperlink w:history="1" r:id="rIdzlgikjkbhjwpjuu9k40sg">
+            <w:hyperlink w:history="1" r:id="rIdyot_-sdfyj2etqikqowxm">
               <w:r>
                 <w:rPr>
                   <w:rFonts w:ascii="Arial" w:cs="Arial" w:eastAsia="Arial" w:hAnsi="Arial"/>
@@ -7039,7 +7039,7 @@
             <w:pPr>
               <w:spacing w:after="20" w:before="0"/>
             </w:pPr>
-            <w:hyperlink w:history="1" r:id="rIdopgv86ez4h1yywacyq4gk">
+            <w:hyperlink w:history="1" r:id="rId0pf1_t3jnmbygs1vqnzjy">
               <w:r>
                 <w:rPr>
                   <w:rFonts w:ascii="Arial" w:cs="Arial" w:eastAsia="Arial" w:hAnsi="Arial"/>
@@ -7072,7 +7072,7 @@
               <w:spacing w:after="10" w:before="0"/>
               <w:ind w:left="120"/>
             </w:pPr>
-            <w:hyperlink w:history="1" r:id="rIdy01gcphcebudxyltwktqd">
+            <w:hyperlink w:history="1" r:id="rIdo3nswwfjuybmccvn93wtr">
               <w:r>
                 <w:rPr>
                   <w:rFonts w:ascii="Arial" w:cs="Arial" w:eastAsia="Arial" w:hAnsi="Arial"/>
@@ -7117,7 +7117,7 @@
             <w:pPr>
               <w:spacing w:after="20" w:before="0"/>
             </w:pPr>
-            <w:hyperlink w:history="1" r:id="rIddj9xdubvbdk2utpzhfees">
+            <w:hyperlink w:history="1" r:id="rIdee0c-hmp5atbn1iy1tcuz">
               <w:r>
                 <w:rPr>
                   <w:rFonts w:ascii="Arial" w:cs="Arial" w:eastAsia="Arial" w:hAnsi="Arial"/>
@@ -7150,7 +7150,7 @@
               <w:spacing w:after="10" w:before="0"/>
               <w:ind w:left="120"/>
             </w:pPr>
-            <w:hyperlink w:history="1" r:id="rIdstmcahcls7rekuni0zwwy">
+            <w:hyperlink w:history="1" r:id="rId55u6mdclodgdwmytebvnz">
               <w:r>
                 <w:rPr>
                   <w:rFonts w:ascii="Arial" w:cs="Arial" w:eastAsia="Arial" w:hAnsi="Arial"/>
@@ -7345,7 +7345,7 @@
             <w:pPr>
               <w:spacing w:after="20" w:before="0"/>
             </w:pPr>
-            <w:hyperlink w:history="1" r:id="rIdpvme7fjelwc28br8mzhtx">
+            <w:hyperlink w:history="1" r:id="rId5ic7qezmynqzkomunqztb">
               <w:r>
                 <w:rPr>
                   <w:rFonts w:ascii="Arial" w:cs="Arial" w:eastAsia="Arial" w:hAnsi="Arial"/>
@@ -7378,7 +7378,7 @@
               <w:spacing w:after="10" w:before="0"/>
               <w:ind w:left="120"/>
             </w:pPr>
-            <w:hyperlink w:history="1" r:id="rIdikedknos0nyg9xkovgdyk">
+            <w:hyperlink w:history="1" r:id="rIdejy0nb1mk65fjgm0n5xh2">
               <w:r>
                 <w:rPr>
                   <w:rFonts w:ascii="Arial" w:cs="Arial" w:eastAsia="Arial" w:hAnsi="Arial"/>
@@ -7423,7 +7423,7 @@
             <w:pPr>
               <w:spacing w:after="20" w:before="0"/>
             </w:pPr>
-            <w:hyperlink w:history="1" r:id="rIdykhhh505_qrbngps8x-z_">
+            <w:hyperlink w:history="1" r:id="rIddgwquwimm0z-irsknw_0q">
               <w:r>
                 <w:rPr>
                   <w:rFonts w:ascii="Arial" w:cs="Arial" w:eastAsia="Arial" w:hAnsi="Arial"/>
@@ -7456,7 +7456,7 @@
               <w:spacing w:after="10" w:before="0"/>
               <w:ind w:left="120"/>
             </w:pPr>
-            <w:hyperlink w:history="1" r:id="rIdwhrw2winr2mnbarvjlxt0">
+            <w:hyperlink w:history="1" r:id="rIdmgj6uetnnwevb2cbh4exd">
               <w:r>
                 <w:rPr>
                   <w:rFonts w:ascii="Arial" w:cs="Arial" w:eastAsia="Arial" w:hAnsi="Arial"/>
@@ -7651,7 +7651,7 @@
             <w:pPr>
               <w:spacing w:after="20" w:before="0"/>
             </w:pPr>
-            <w:hyperlink w:history="1" r:id="rIdwwucythzocwfd-y00lxhx">
+            <w:hyperlink w:history="1" r:id="rIdkusvp-zjvlic0j0tzr4zx">
               <w:r>
                 <w:rPr>
                   <w:rFonts w:ascii="Arial" w:cs="Arial" w:eastAsia="Arial" w:hAnsi="Arial"/>
@@ -7684,7 +7684,7 @@
               <w:spacing w:after="10" w:before="0"/>
               <w:ind w:left="120"/>
             </w:pPr>
-            <w:hyperlink w:history="1" r:id="rIdaee3pek-tsdsnd9yii1y8">
+            <w:hyperlink w:history="1" r:id="rIddrjdzxzgqbd1waenqiyiu">
               <w:r>
                 <w:rPr>
                   <w:rFonts w:ascii="Arial" w:cs="Arial" w:eastAsia="Arial" w:hAnsi="Arial"/>
@@ -7729,7 +7729,7 @@
             <w:pPr>
               <w:spacing w:after="20" w:before="0"/>
             </w:pPr>
-            <w:hyperlink w:history="1" r:id="rIddsx39x4j3gcj8ih1nj_yg">
+            <w:hyperlink w:history="1" r:id="rIdgx_a7ppnmuqerccoztx6h">
               <w:r>
                 <w:rPr>
                   <w:rFonts w:ascii="Arial" w:cs="Arial" w:eastAsia="Arial" w:hAnsi="Arial"/>
@@ -7762,7 +7762,7 @@
               <w:spacing w:after="10" w:before="0"/>
               <w:ind w:left="120"/>
             </w:pPr>
-            <w:hyperlink w:history="1" r:id="rIdqzlf2i58xxc3agos6_6rn">
+            <w:hyperlink w:history="1" r:id="rIdshnlgaeirnbdirkiaixpe">
               <w:r>
                 <w:rPr>
                   <w:rFonts w:ascii="Arial" w:cs="Arial" w:eastAsia="Arial" w:hAnsi="Arial"/>
@@ -7957,7 +7957,7 @@
             <w:pPr>
               <w:spacing w:after="20" w:before="0"/>
             </w:pPr>
-            <w:hyperlink w:history="1" r:id="rId3lvkorm_zs3_zl2jwxyvj">
+            <w:hyperlink w:history="1" r:id="rIdi2aqzah282nfmn1av5g7g">
               <w:r>
                 <w:rPr>
                   <w:rFonts w:ascii="Arial" w:cs="Arial" w:eastAsia="Arial" w:hAnsi="Arial"/>
@@ -7990,7 +7990,7 @@
               <w:spacing w:after="10" w:before="0"/>
               <w:ind w:left="120"/>
             </w:pPr>
-            <w:hyperlink w:history="1" r:id="rIdg6f_lyzbfpdufv4hfq3tf">
+            <w:hyperlink w:history="1" r:id="rId6m-6oe_gzumr911emy1ls">
               <w:r>
                 <w:rPr>
                   <w:rFonts w:ascii="Arial" w:cs="Arial" w:eastAsia="Arial" w:hAnsi="Arial"/>
@@ -8035,7 +8035,7 @@
             <w:pPr>
               <w:spacing w:after="20" w:before="0"/>
             </w:pPr>
-            <w:hyperlink w:history="1" r:id="rIdhbjtqx92ugzq9w-h5lxz9">
+            <w:hyperlink w:history="1" r:id="rIdzowtpr26baun3qdx4cbxt">
               <w:r>
                 <w:rPr>
                   <w:rFonts w:ascii="Arial" w:cs="Arial" w:eastAsia="Arial" w:hAnsi="Arial"/>
@@ -8068,7 +8068,7 @@
               <w:spacing w:after="10" w:before="0"/>
               <w:ind w:left="120"/>
             </w:pPr>
-            <w:hyperlink w:history="1" r:id="rId718u2jt1ivwkaxe9v-rge">
+            <w:hyperlink w:history="1" r:id="rIdlic2birpiss6h_kcax35l">
               <w:r>
                 <w:rPr>
                   <w:rFonts w:ascii="Arial" w:cs="Arial" w:eastAsia="Arial" w:hAnsi="Arial"/>
@@ -8580,7 +8580,7 @@
         </w:rPr>
         <w:t xml:space="preserve">© 2026 SeaVuria and ARES. Aligned with KICD objectives. Developed by SeaVuria; technical implementation by ARES (with AI assistance from Claude). Licensed under </w:t>
       </w:r>
-      <w:hyperlink w:history="1" r:id="rIdsygd9wp2ozpdyocismwx_">
+      <w:hyperlink w:history="1" r:id="rIdlz0pijuorlpsy2gwsckqe">
         <w:r>
           <w:rPr>
             <w:rFonts w:ascii="Arial" w:cs="Arial" w:eastAsia="Arial" w:hAnsi="Arial"/>
@@ -8601,7 +8601,7 @@
         </w:rPr>
         <w:t xml:space="preserve"> (</w:t>
       </w:r>
-      <w:hyperlink w:history="1" r:id="rIdrzj8gopki7wtq6cyz-psw">
+      <w:hyperlink w:history="1" r:id="rId4zupk3-cm2edmf0zyr4sm">
         <w:r>
           <w:rPr>
             <w:rFonts w:ascii="Arial" w:cs="Arial" w:eastAsia="Arial" w:hAnsi="Arial"/>
@@ -9614,7 +9614,7 @@
             <w:pPr>
               <w:spacing w:after="20" w:before="0"/>
             </w:pPr>
-            <w:hyperlink w:history="1" r:id="rIdeemrgy01gvaledtrsp3up">
+            <w:hyperlink w:history="1" r:id="rIdblmrfugdqrb3k28y6wimq">
               <w:r>
                 <w:rPr>
                   <w:rFonts w:ascii="Arial" w:cs="Arial" w:eastAsia="Arial" w:hAnsi="Arial"/>
@@ -9647,7 +9647,7 @@
               <w:spacing w:after="10" w:before="0"/>
               <w:ind w:left="120"/>
             </w:pPr>
-            <w:hyperlink w:history="1" r:id="rIdbmcva3_tj7191mfdjzepu">
+            <w:hyperlink w:history="1" r:id="rIdmcxnzomtvv7xg4lde--qd">
               <w:r>
                 <w:rPr>
                   <w:rFonts w:ascii="Arial" w:cs="Arial" w:eastAsia="Arial" w:hAnsi="Arial"/>
@@ -9692,7 +9692,7 @@
             <w:pPr>
               <w:spacing w:after="20" w:before="0"/>
             </w:pPr>
-            <w:hyperlink w:history="1" r:id="rId7zvuwrxdkc-frji277_qj">
+            <w:hyperlink w:history="1" r:id="rId2p_iowlv4uzl-9iouxgoz">
               <w:r>
                 <w:rPr>
                   <w:rFonts w:ascii="Arial" w:cs="Arial" w:eastAsia="Arial" w:hAnsi="Arial"/>
@@ -9725,7 +9725,7 @@
               <w:spacing w:after="10" w:before="0"/>
               <w:ind w:left="120"/>
             </w:pPr>
-            <w:hyperlink w:history="1" r:id="rIdzvpc7yx-lnx3u47oq9f8b">
+            <w:hyperlink w:history="1" r:id="rIdmycn-ulfmlzgqpbqy1d7y">
               <w:r>
                 <w:rPr>
                   <w:rFonts w:ascii="Arial" w:cs="Arial" w:eastAsia="Arial" w:hAnsi="Arial"/>
@@ -9920,7 +9920,7 @@
             <w:pPr>
               <w:spacing w:after="20" w:before="0"/>
             </w:pPr>
-            <w:hyperlink w:history="1" r:id="rIdajf-fwbd3n3jwxcme316e">
+            <w:hyperlink w:history="1" r:id="rIdnbthfedfkfakcjbox5tyb">
               <w:r>
                 <w:rPr>
                   <w:rFonts w:ascii="Arial" w:cs="Arial" w:eastAsia="Arial" w:hAnsi="Arial"/>
@@ -9953,7 +9953,7 @@
               <w:spacing w:after="10" w:before="0"/>
               <w:ind w:left="120"/>
             </w:pPr>
-            <w:hyperlink w:history="1" r:id="rIdueskjuhoa7h6mvcspx4j3">
+            <w:hyperlink w:history="1" r:id="rIdgnc_byznjr9d77nj5ra6k">
               <w:r>
                 <w:rPr>
                   <w:rFonts w:ascii="Arial" w:cs="Arial" w:eastAsia="Arial" w:hAnsi="Arial"/>
@@ -9998,7 +9998,7 @@
             <w:pPr>
               <w:spacing w:after="20" w:before="0"/>
             </w:pPr>
-            <w:hyperlink w:history="1" r:id="rIdaba4uhh0xgfnz93oe_p9h">
+            <w:hyperlink w:history="1" r:id="rIdn7ldjfqh-ee0e2o77izun">
               <w:r>
                 <w:rPr>
                   <w:rFonts w:ascii="Arial" w:cs="Arial" w:eastAsia="Arial" w:hAnsi="Arial"/>
@@ -10031,7 +10031,7 @@
               <w:spacing w:after="10" w:before="0"/>
               <w:ind w:left="120"/>
             </w:pPr>
-            <w:hyperlink w:history="1" r:id="rId--xh66keyegnnrehnj7q6">
+            <w:hyperlink w:history="1" r:id="rIdwigj6vjva7hc7t8tyij6c">
               <w:r>
                 <w:rPr>
                   <w:rFonts w:ascii="Arial" w:cs="Arial" w:eastAsia="Arial" w:hAnsi="Arial"/>
@@ -10226,7 +10226,7 @@
             <w:pPr>
               <w:spacing w:after="20" w:before="0"/>
             </w:pPr>
-            <w:hyperlink w:history="1" r:id="rIdga5kpam-umgcdw8pkwawq">
+            <w:hyperlink w:history="1" r:id="rIdcyj4ci8sr2h7h0vj0z-yn">
               <w:r>
                 <w:rPr>
                   <w:rFonts w:ascii="Arial" w:cs="Arial" w:eastAsia="Arial" w:hAnsi="Arial"/>
@@ -10259,7 +10259,7 @@
               <w:spacing w:after="10" w:before="0"/>
               <w:ind w:left="120"/>
             </w:pPr>
-            <w:hyperlink w:history="1" r:id="rIdetbds9wnpxxjmsrpncjdt">
+            <w:hyperlink w:history="1" r:id="rIdoxhrgczyq4kko9ydwdrui">
               <w:r>
                 <w:rPr>
                   <w:rFonts w:ascii="Arial" w:cs="Arial" w:eastAsia="Arial" w:hAnsi="Arial"/>
@@ -10304,7 +10304,7 @@
             <w:pPr>
               <w:spacing w:after="20" w:before="0"/>
             </w:pPr>
-            <w:hyperlink w:history="1" r:id="rIdiyidtlqpgc0mykyivtglv">
+            <w:hyperlink w:history="1" r:id="rIdnditnlhfl_f8lp2ghn58g">
               <w:r>
                 <w:rPr>
                   <w:rFonts w:ascii="Arial" w:cs="Arial" w:eastAsia="Arial" w:hAnsi="Arial"/>
@@ -10337,7 +10337,7 @@
               <w:spacing w:after="10" w:before="0"/>
               <w:ind w:left="120"/>
             </w:pPr>
-            <w:hyperlink w:history="1" r:id="rIdtfuqxqy8ul49zkitututs">
+            <w:hyperlink w:history="1" r:id="rIdvean6oeixipgdtkdqn_-i">
               <w:r>
                 <w:rPr>
                   <w:rFonts w:ascii="Arial" w:cs="Arial" w:eastAsia="Arial" w:hAnsi="Arial"/>
@@ -10532,7 +10532,7 @@
             <w:pPr>
               <w:spacing w:after="20" w:before="0"/>
             </w:pPr>
-            <w:hyperlink w:history="1" r:id="rIdkoqto23drlwhcmzejjjpu">
+            <w:hyperlink w:history="1" r:id="rIdttumnptvkl87nvwpusgwc">
               <w:r>
                 <w:rPr>
                   <w:rFonts w:ascii="Arial" w:cs="Arial" w:eastAsia="Arial" w:hAnsi="Arial"/>
@@ -10565,7 +10565,7 @@
               <w:spacing w:after="10" w:before="0"/>
               <w:ind w:left="120"/>
             </w:pPr>
-            <w:hyperlink w:history="1" r:id="rIdzdltyodjtbrw0eflsz3m7">
+            <w:hyperlink w:history="1" r:id="rIdtpkw7odmnpplbtcv_001k">
               <w:r>
                 <w:rPr>
                   <w:rFonts w:ascii="Arial" w:cs="Arial" w:eastAsia="Arial" w:hAnsi="Arial"/>
@@ -10610,7 +10610,7 @@
             <w:pPr>
               <w:spacing w:after="20" w:before="0"/>
             </w:pPr>
-            <w:hyperlink w:history="1" r:id="rIdnknxpzx19cwsj9zqjobks">
+            <w:hyperlink w:history="1" r:id="rId3davjjantl88dvtxffui3">
               <w:r>
                 <w:rPr>
                   <w:rFonts w:ascii="Arial" w:cs="Arial" w:eastAsia="Arial" w:hAnsi="Arial"/>
@@ -10643,7 +10643,7 @@
               <w:spacing w:after="10" w:before="0"/>
               <w:ind w:left="120"/>
             </w:pPr>
-            <w:hyperlink w:history="1" r:id="rIdx5w2xg4kmqzjsscajy83c">
+            <w:hyperlink w:history="1" r:id="rId8ngyrfyck8wpanxcy3eun">
               <w:r>
                 <w:rPr>
                   <w:rFonts w:ascii="Arial" w:cs="Arial" w:eastAsia="Arial" w:hAnsi="Arial"/>
@@ -10838,7 +10838,7 @@
             <w:pPr>
               <w:spacing w:after="20" w:before="0"/>
             </w:pPr>
-            <w:hyperlink w:history="1" r:id="rIdqlgln8hx7ewk7jmt6t_wy">
+            <w:hyperlink w:history="1" r:id="rId1h5m5u9zrhnp8yoqa3wnz">
               <w:r>
                 <w:rPr>
                   <w:rFonts w:ascii="Arial" w:cs="Arial" w:eastAsia="Arial" w:hAnsi="Arial"/>
@@ -10871,7 +10871,7 @@
               <w:spacing w:after="10" w:before="0"/>
               <w:ind w:left="120"/>
             </w:pPr>
-            <w:hyperlink w:history="1" r:id="rIdri201ptxjk6u4lp_tcjiy">
+            <w:hyperlink w:history="1" r:id="rIdzkoypsiakrdp-kb9uhfnm">
               <w:r>
                 <w:rPr>
                   <w:rFonts w:ascii="Arial" w:cs="Arial" w:eastAsia="Arial" w:hAnsi="Arial"/>
@@ -10916,7 +10916,7 @@
             <w:pPr>
               <w:spacing w:after="20" w:before="0"/>
             </w:pPr>
-            <w:hyperlink w:history="1" r:id="rIdcv5iqvhtducw9lzbqhrw0">
+            <w:hyperlink w:history="1" r:id="rId67-_w6kvscnh7gynpr_lq">
               <w:r>
                 <w:rPr>
                   <w:rFonts w:ascii="Arial" w:cs="Arial" w:eastAsia="Arial" w:hAnsi="Arial"/>
@@ -10949,7 +10949,7 @@
               <w:spacing w:after="10" w:before="0"/>
               <w:ind w:left="120"/>
             </w:pPr>
-            <w:hyperlink w:history="1" r:id="rIdnrsp-9jnstqf6h-ubonks">
+            <w:hyperlink w:history="1" r:id="rIdqgsp2sejy1tjyg8ahgxc2">
               <w:r>
                 <w:rPr>
                   <w:rFonts w:ascii="Arial" w:cs="Arial" w:eastAsia="Arial" w:hAnsi="Arial"/>
@@ -11461,7 +11461,7 @@
         </w:rPr>
         <w:t xml:space="preserve">© 2026 SeaVuria and ARES. Aligned with KICD objectives. Developed by SeaVuria; technical implementation by ARES (with AI assistance from Claude). Licensed under </w:t>
       </w:r>
-      <w:hyperlink w:history="1" r:id="rIdooqeemevutf-o162piyni">
+      <w:hyperlink w:history="1" r:id="rIdyzwseu7ep_ezfc6n_qzm0">
         <w:r>
           <w:rPr>
             <w:rFonts w:ascii="Arial" w:cs="Arial" w:eastAsia="Arial" w:hAnsi="Arial"/>
@@ -11482,7 +11482,7 @@
         </w:rPr>
         <w:t xml:space="preserve"> (</w:t>
       </w:r>
-      <w:hyperlink w:history="1" r:id="rIda9oq4qnbmwivyissam4zn">
+      <w:hyperlink w:history="1" r:id="rIdnjr8xpzt_1dj40zdxix12">
         <w:r>
           <w:rPr>
             <w:rFonts w:ascii="Arial" w:cs="Arial" w:eastAsia="Arial" w:hAnsi="Arial"/>
@@ -12495,7 +12495,7 @@
             <w:pPr>
               <w:spacing w:after="20" w:before="0"/>
             </w:pPr>
-            <w:hyperlink w:history="1" r:id="rIdo2ovi8wsybnbodyoc7gkj">
+            <w:hyperlink w:history="1" r:id="rId0by8txkia5okdmcwm_zzf">
               <w:r>
                 <w:rPr>
                   <w:rFonts w:ascii="Arial" w:cs="Arial" w:eastAsia="Arial" w:hAnsi="Arial"/>
@@ -12528,7 +12528,7 @@
               <w:spacing w:after="10" w:before="0"/>
               <w:ind w:left="120"/>
             </w:pPr>
-            <w:hyperlink w:history="1" r:id="rIdwxwffwscznsi-7pgzg3dh">
+            <w:hyperlink w:history="1" r:id="rIdqglfs0wri0q7jbq7pyada">
               <w:r>
                 <w:rPr>
                   <w:rFonts w:ascii="Arial" w:cs="Arial" w:eastAsia="Arial" w:hAnsi="Arial"/>
@@ -12573,7 +12573,7 @@
             <w:pPr>
               <w:spacing w:after="20" w:before="0"/>
             </w:pPr>
-            <w:hyperlink w:history="1" r:id="rIdjosttnxpyysnnfuamvfr8">
+            <w:hyperlink w:history="1" r:id="rIdhcifuiw4x3lf6rsu7cd7-">
               <w:r>
                 <w:rPr>
                   <w:rFonts w:ascii="Arial" w:cs="Arial" w:eastAsia="Arial" w:hAnsi="Arial"/>
@@ -12606,7 +12606,7 @@
               <w:spacing w:after="10" w:before="0"/>
               <w:ind w:left="120"/>
             </w:pPr>
-            <w:hyperlink w:history="1" r:id="rIdmeeti5ekdicjarhlxypmo">
+            <w:hyperlink w:history="1" r:id="rIdbgvqvojcnmz3poixjjdle">
               <w:r>
                 <w:rPr>
                   <w:rFonts w:ascii="Arial" w:cs="Arial" w:eastAsia="Arial" w:hAnsi="Arial"/>
@@ -12801,7 +12801,7 @@
             <w:pPr>
               <w:spacing w:after="20" w:before="0"/>
             </w:pPr>
-            <w:hyperlink w:history="1" r:id="rIdbwg_girh9hkdmnmn6rvel">
+            <w:hyperlink w:history="1" r:id="rId7w2hokicuztqwnwpg7kd1">
               <w:r>
                 <w:rPr>
                   <w:rFonts w:ascii="Arial" w:cs="Arial" w:eastAsia="Arial" w:hAnsi="Arial"/>
@@ -12834,7 +12834,7 @@
               <w:spacing w:after="10" w:before="0"/>
               <w:ind w:left="120"/>
             </w:pPr>
-            <w:hyperlink w:history="1" r:id="rIdhq5kehxuuvkvxqrqquol9">
+            <w:hyperlink w:history="1" r:id="rIdgqfbra2tv1j9soigfyf70">
               <w:r>
                 <w:rPr>
                   <w:rFonts w:ascii="Arial" w:cs="Arial" w:eastAsia="Arial" w:hAnsi="Arial"/>
@@ -12879,7 +12879,7 @@
             <w:pPr>
               <w:spacing w:after="20" w:before="0"/>
             </w:pPr>
-            <w:hyperlink w:history="1" r:id="rIdjeqf7--b7-8b1nskqpk28">
+            <w:hyperlink w:history="1" r:id="rIdstmqkxovcd3eg8bcgz41u">
               <w:r>
                 <w:rPr>
                   <w:rFonts w:ascii="Arial" w:cs="Arial" w:eastAsia="Arial" w:hAnsi="Arial"/>
@@ -12912,7 +12912,7 @@
               <w:spacing w:after="10" w:before="0"/>
               <w:ind w:left="120"/>
             </w:pPr>
-            <w:hyperlink w:history="1" r:id="rIdqf55hmd6_1mvzowspgwvb">
+            <w:hyperlink w:history="1" r:id="rIdgfodjgt69b2g5xtfi_mdm">
               <w:r>
                 <w:rPr>
                   <w:rFonts w:ascii="Arial" w:cs="Arial" w:eastAsia="Arial" w:hAnsi="Arial"/>
@@ -13107,7 +13107,7 @@
             <w:pPr>
               <w:spacing w:after="20" w:before="0"/>
             </w:pPr>
-            <w:hyperlink w:history="1" r:id="rIdquksmricv50zotb8nv0sf">
+            <w:hyperlink w:history="1" r:id="rId-fe8argmtl1xky10dsadd">
               <w:r>
                 <w:rPr>
                   <w:rFonts w:ascii="Arial" w:cs="Arial" w:eastAsia="Arial" w:hAnsi="Arial"/>
@@ -13140,7 +13140,7 @@
               <w:spacing w:after="10" w:before="0"/>
               <w:ind w:left="120"/>
             </w:pPr>
-            <w:hyperlink w:history="1" r:id="rIdfz3rhdxoarwiw0zip_kmx">
+            <w:hyperlink w:history="1" r:id="rId7peli5co3pnrgevcvj7mp">
               <w:r>
                 <w:rPr>
                   <w:rFonts w:ascii="Arial" w:cs="Arial" w:eastAsia="Arial" w:hAnsi="Arial"/>
@@ -13185,7 +13185,7 @@
             <w:pPr>
               <w:spacing w:after="20" w:before="0"/>
             </w:pPr>
-            <w:hyperlink w:history="1" r:id="rId7nhw_zohegh8aqmlyjsfe">
+            <w:hyperlink w:history="1" r:id="rId7flvwyyb_zag2uphub5bm">
               <w:r>
                 <w:rPr>
                   <w:rFonts w:ascii="Arial" w:cs="Arial" w:eastAsia="Arial" w:hAnsi="Arial"/>
@@ -13218,7 +13218,7 @@
               <w:spacing w:after="10" w:before="0"/>
               <w:ind w:left="120"/>
             </w:pPr>
-            <w:hyperlink w:history="1" r:id="rId3js-gntj1afegaxhobt75">
+            <w:hyperlink w:history="1" r:id="rIdi-k2wah1lyifym6xfkwme">
               <w:r>
                 <w:rPr>
                   <w:rFonts w:ascii="Arial" w:cs="Arial" w:eastAsia="Arial" w:hAnsi="Arial"/>
@@ -13413,7 +13413,7 @@
             <w:pPr>
               <w:spacing w:after="20" w:before="0"/>
             </w:pPr>
-            <w:hyperlink w:history="1" r:id="rIdehvajffcnz2wci-t56gac">
+            <w:hyperlink w:history="1" r:id="rIdnmogjmk5tjrevz6h_bzg_">
               <w:r>
                 <w:rPr>
                   <w:rFonts w:ascii="Arial" w:cs="Arial" w:eastAsia="Arial" w:hAnsi="Arial"/>
@@ -13446,7 +13446,7 @@
               <w:spacing w:after="10" w:before="0"/>
               <w:ind w:left="120"/>
             </w:pPr>
-            <w:hyperlink w:history="1" r:id="rId4nyd9dzwxx-t-cz-i7gjg">
+            <w:hyperlink w:history="1" r:id="rId9dacuu7ukt7fqvtkybmn4">
               <w:r>
                 <w:rPr>
                   <w:rFonts w:ascii="Arial" w:cs="Arial" w:eastAsia="Arial" w:hAnsi="Arial"/>
@@ -13491,7 +13491,7 @@
             <w:pPr>
               <w:spacing w:after="20" w:before="0"/>
             </w:pPr>
-            <w:hyperlink w:history="1" r:id="rIdbwmfk_oiu49ie2itro5eg">
+            <w:hyperlink w:history="1" r:id="rIdopkuzxkdlyfr4lp1ljbch">
               <w:r>
                 <w:rPr>
                   <w:rFonts w:ascii="Arial" w:cs="Arial" w:eastAsia="Arial" w:hAnsi="Arial"/>
@@ -13524,7 +13524,7 @@
               <w:spacing w:after="10" w:before="0"/>
               <w:ind w:left="120"/>
             </w:pPr>
-            <w:hyperlink w:history="1" r:id="rIdjd5k3f11m-sobzbvnkous">
+            <w:hyperlink w:history="1" r:id="rIdf1vxdfmic-vted0zrxgvm">
               <w:r>
                 <w:rPr>
                   <w:rFonts w:ascii="Arial" w:cs="Arial" w:eastAsia="Arial" w:hAnsi="Arial"/>
@@ -13719,7 +13719,7 @@
             <w:pPr>
               <w:spacing w:after="20" w:before="0"/>
             </w:pPr>
-            <w:hyperlink w:history="1" r:id="rId9xz8cg-yfk4lfunwy7k_t">
+            <w:hyperlink w:history="1" r:id="rId8kilxoff9o649pvy2wout">
               <w:r>
                 <w:rPr>
                   <w:rFonts w:ascii="Arial" w:cs="Arial" w:eastAsia="Arial" w:hAnsi="Arial"/>
@@ -13752,7 +13752,7 @@
               <w:spacing w:after="10" w:before="0"/>
               <w:ind w:left="120"/>
             </w:pPr>
-            <w:hyperlink w:history="1" r:id="rIdngkgvuayulniblhdedzzz">
+            <w:hyperlink w:history="1" r:id="rIdyqtwp13ykwfnlwldfyrqh">
               <w:r>
                 <w:rPr>
                   <w:rFonts w:ascii="Arial" w:cs="Arial" w:eastAsia="Arial" w:hAnsi="Arial"/>
@@ -13797,7 +13797,7 @@
             <w:pPr>
               <w:spacing w:after="20" w:before="0"/>
             </w:pPr>
-            <w:hyperlink w:history="1" r:id="rIda-oflelr-wbdqb53uos8y">
+            <w:hyperlink w:history="1" r:id="rIdw7omtpwbmzeebjhwxm2t_">
               <w:r>
                 <w:rPr>
                   <w:rFonts w:ascii="Arial" w:cs="Arial" w:eastAsia="Arial" w:hAnsi="Arial"/>
@@ -13830,7 +13830,7 @@
               <w:spacing w:after="10" w:before="0"/>
               <w:ind w:left="120"/>
             </w:pPr>
-            <w:hyperlink w:history="1" r:id="rIdgoi7hxwl4oeosc2zkfftq">
+            <w:hyperlink w:history="1" r:id="rIdwwvuhuvk-tn8zjhi5qdop">
               <w:r>
                 <w:rPr>
                   <w:rFonts w:ascii="Arial" w:cs="Arial" w:eastAsia="Arial" w:hAnsi="Arial"/>
@@ -14342,7 +14342,7 @@
         </w:rPr>
         <w:t xml:space="preserve">© 2026 SeaVuria and ARES. Aligned with KICD objectives. Developed by SeaVuria; technical implementation by ARES (with AI assistance from Claude). Licensed under </w:t>
       </w:r>
-      <w:hyperlink w:history="1" r:id="rIddeswot_jyvfx7zkxh5mfa">
+      <w:hyperlink w:history="1" r:id="rIdihsjyoxnrsvxvfqiid1kz">
         <w:r>
           <w:rPr>
             <w:rFonts w:ascii="Arial" w:cs="Arial" w:eastAsia="Arial" w:hAnsi="Arial"/>
@@ -14363,7 +14363,7 @@
         </w:rPr>
         <w:t xml:space="preserve"> (</w:t>
       </w:r>
-      <w:hyperlink w:history="1" r:id="rIdaszfxyuddd9iafzc5erfy">
+      <w:hyperlink w:history="1" r:id="rIdrgneqmq0to_xtivezvrnv">
         <w:r>
           <w:rPr>
             <w:rFonts w:ascii="Arial" w:cs="Arial" w:eastAsia="Arial" w:hAnsi="Arial"/>
@@ -15376,7 +15376,7 @@
             <w:pPr>
               <w:spacing w:after="20" w:before="0"/>
             </w:pPr>
-            <w:hyperlink w:history="1" r:id="rIdb8tmrvurqviqyfcpoqxmy">
+            <w:hyperlink w:history="1" r:id="rIdpcdfd6j4_e0zycxcqrdl-">
               <w:r>
                 <w:rPr>
                   <w:rFonts w:ascii="Arial" w:cs="Arial" w:eastAsia="Arial" w:hAnsi="Arial"/>
@@ -15409,7 +15409,7 @@
               <w:spacing w:after="10" w:before="0"/>
               <w:ind w:left="120"/>
             </w:pPr>
-            <w:hyperlink w:history="1" r:id="rIdtdeicrwn4jprzdlkzkzmg">
+            <w:hyperlink w:history="1" r:id="rIdng6r602beagdh_hle-t42">
               <w:r>
                 <w:rPr>
                   <w:rFonts w:ascii="Arial" w:cs="Arial" w:eastAsia="Arial" w:hAnsi="Arial"/>
@@ -15454,7 +15454,7 @@
             <w:pPr>
               <w:spacing w:after="20" w:before="0"/>
             </w:pPr>
-            <w:hyperlink w:history="1" r:id="rIddwu91qcix6rz-ucho1deu">
+            <w:hyperlink w:history="1" r:id="rIdnavqyzmdxtnhtferkwau_">
               <w:r>
                 <w:rPr>
                   <w:rFonts w:ascii="Arial" w:cs="Arial" w:eastAsia="Arial" w:hAnsi="Arial"/>
@@ -15487,7 +15487,7 @@
               <w:spacing w:after="10" w:before="0"/>
               <w:ind w:left="120"/>
             </w:pPr>
-            <w:hyperlink w:history="1" r:id="rId5dtejlycenpj83dvsnyb4">
+            <w:hyperlink w:history="1" r:id="rIdynca921s7bqe50vahu4vr">
               <w:r>
                 <w:rPr>
                   <w:rFonts w:ascii="Arial" w:cs="Arial" w:eastAsia="Arial" w:hAnsi="Arial"/>
@@ -15682,7 +15682,7 @@
             <w:pPr>
               <w:spacing w:after="20" w:before="0"/>
             </w:pPr>
-            <w:hyperlink w:history="1" r:id="rIdpqxibjcjwvnqhuj_dmoqe">
+            <w:hyperlink w:history="1" r:id="rIdjzwvrmpy5cbsfmucsgppk">
               <w:r>
                 <w:rPr>
                   <w:rFonts w:ascii="Arial" w:cs="Arial" w:eastAsia="Arial" w:hAnsi="Arial"/>
@@ -15715,7 +15715,7 @@
               <w:spacing w:after="10" w:before="0"/>
               <w:ind w:left="120"/>
             </w:pPr>
-            <w:hyperlink w:history="1" r:id="rIdma7nwyrjtuqr66zfdtnyp">
+            <w:hyperlink w:history="1" r:id="rIdba9iraagrlvdwzvqmaqmr">
               <w:r>
                 <w:rPr>
                   <w:rFonts w:ascii="Arial" w:cs="Arial" w:eastAsia="Arial" w:hAnsi="Arial"/>
@@ -15760,7 +15760,7 @@
             <w:pPr>
               <w:spacing w:after="20" w:before="0"/>
             </w:pPr>
-            <w:hyperlink w:history="1" r:id="rId5xk9-juhemijbqvwwru7v">
+            <w:hyperlink w:history="1" r:id="rId3396g6biwhjyqpljznbhi">
               <w:r>
                 <w:rPr>
                   <w:rFonts w:ascii="Arial" w:cs="Arial" w:eastAsia="Arial" w:hAnsi="Arial"/>
@@ -15793,7 +15793,7 @@
               <w:spacing w:after="10" w:before="0"/>
               <w:ind w:left="120"/>
             </w:pPr>
-            <w:hyperlink w:history="1" r:id="rIdyih6vkggpjqf0gfz8ev2_">
+            <w:hyperlink w:history="1" r:id="rIdpg6hl1iyrknegaar_cl66">
               <w:r>
                 <w:rPr>
                   <w:rFonts w:ascii="Arial" w:cs="Arial" w:eastAsia="Arial" w:hAnsi="Arial"/>
@@ -15988,7 +15988,7 @@
             <w:pPr>
               <w:spacing w:after="20" w:before="0"/>
             </w:pPr>
-            <w:hyperlink w:history="1" r:id="rIdbsmrm8nrkhjaq9oqlwsdl">
+            <w:hyperlink w:history="1" r:id="rId9-jopcx065vucr2u4svwf">
               <w:r>
                 <w:rPr>
                   <w:rFonts w:ascii="Arial" w:cs="Arial" w:eastAsia="Arial" w:hAnsi="Arial"/>
@@ -16021,7 +16021,7 @@
               <w:spacing w:after="10" w:before="0"/>
               <w:ind w:left="120"/>
             </w:pPr>
-            <w:hyperlink w:history="1" r:id="rIdizxowpvczps-zv6up7sxf">
+            <w:hyperlink w:history="1" r:id="rIdsctd_8liqvsmv6b8rqctk">
               <w:r>
                 <w:rPr>
                   <w:rFonts w:ascii="Arial" w:cs="Arial" w:eastAsia="Arial" w:hAnsi="Arial"/>
@@ -16066,7 +16066,7 @@
             <w:pPr>
               <w:spacing w:after="20" w:before="0"/>
             </w:pPr>
-            <w:hyperlink w:history="1" r:id="rIdxso9blj455qanml-xolxl">
+            <w:hyperlink w:history="1" r:id="rIdd45uac0cl9etmzqqjcasv">
               <w:r>
                 <w:rPr>
                   <w:rFonts w:ascii="Arial" w:cs="Arial" w:eastAsia="Arial" w:hAnsi="Arial"/>
@@ -16099,7 +16099,7 @@
               <w:spacing w:after="10" w:before="0"/>
               <w:ind w:left="120"/>
             </w:pPr>
-            <w:hyperlink w:history="1" r:id="rIdpxhxwogmuknddcfoz_df-">
+            <w:hyperlink w:history="1" r:id="rIddkhzzlqbxnd8gb09glfbw">
               <w:r>
                 <w:rPr>
                   <w:rFonts w:ascii="Arial" w:cs="Arial" w:eastAsia="Arial" w:hAnsi="Arial"/>
@@ -16294,7 +16294,7 @@
             <w:pPr>
               <w:spacing w:after="20" w:before="0"/>
             </w:pPr>
-            <w:hyperlink w:history="1" r:id="rIdxe766ifsqqlejphekdnxp">
+            <w:hyperlink w:history="1" r:id="rIdqqhjnctuprxr2iddafj5c">
               <w:r>
                 <w:rPr>
                   <w:rFonts w:ascii="Arial" w:cs="Arial" w:eastAsia="Arial" w:hAnsi="Arial"/>
@@ -16327,7 +16327,7 @@
               <w:spacing w:after="10" w:before="0"/>
               <w:ind w:left="120"/>
             </w:pPr>
-            <w:hyperlink w:history="1" r:id="rIdp451rysgqkvvuc-cnvls2">
+            <w:hyperlink w:history="1" r:id="rIdzriq_reulszppgi1pqrtr">
               <w:r>
                 <w:rPr>
                   <w:rFonts w:ascii="Arial" w:cs="Arial" w:eastAsia="Arial" w:hAnsi="Arial"/>
@@ -16372,7 +16372,7 @@
             <w:pPr>
               <w:spacing w:after="20" w:before="0"/>
             </w:pPr>
-            <w:hyperlink w:history="1" r:id="rId8thn_nsijznuoutu31kte">
+            <w:hyperlink w:history="1" r:id="rIds3lobngne24aevb2a9bnn">
               <w:r>
                 <w:rPr>
                   <w:rFonts w:ascii="Arial" w:cs="Arial" w:eastAsia="Arial" w:hAnsi="Arial"/>
@@ -16405,7 +16405,7 @@
               <w:spacing w:after="10" w:before="0"/>
               <w:ind w:left="120"/>
             </w:pPr>
-            <w:hyperlink w:history="1" r:id="rIdwmleu9zuat7btojsyqwzl">
+            <w:hyperlink w:history="1" r:id="rIdhzyhjvtsucay6in7ohz0u">
               <w:r>
                 <w:rPr>
                   <w:rFonts w:ascii="Arial" w:cs="Arial" w:eastAsia="Arial" w:hAnsi="Arial"/>
@@ -16600,7 +16600,7 @@
             <w:pPr>
               <w:spacing w:after="20" w:before="0"/>
             </w:pPr>
-            <w:hyperlink w:history="1" r:id="rId_tqcmjgf1fpo8o2di3xzw">
+            <w:hyperlink w:history="1" r:id="rIdyv9tmdiqxl7ruu_uf-0gd">
               <w:r>
                 <w:rPr>
                   <w:rFonts w:ascii="Arial" w:cs="Arial" w:eastAsia="Arial" w:hAnsi="Arial"/>
@@ -16633,7 +16633,7 @@
               <w:spacing w:after="10" w:before="0"/>
               <w:ind w:left="120"/>
             </w:pPr>
-            <w:hyperlink w:history="1" r:id="rId4lvwcnx-ha-djnamnzxst">
+            <w:hyperlink w:history="1" r:id="rId0mjcrttawym5uqppjcf8c">
               <w:r>
                 <w:rPr>
                   <w:rFonts w:ascii="Arial" w:cs="Arial" w:eastAsia="Arial" w:hAnsi="Arial"/>
@@ -16678,7 +16678,7 @@
             <w:pPr>
               <w:spacing w:after="20" w:before="0"/>
             </w:pPr>
-            <w:hyperlink w:history="1" r:id="rIdqc7mn1g8fidbqdclbvjpo">
+            <w:hyperlink w:history="1" r:id="rIdlwntegpw0nt1vfip4djps">
               <w:r>
                 <w:rPr>
                   <w:rFonts w:ascii="Arial" w:cs="Arial" w:eastAsia="Arial" w:hAnsi="Arial"/>
@@ -16711,7 +16711,7 @@
               <w:spacing w:after="10" w:before="0"/>
               <w:ind w:left="120"/>
             </w:pPr>
-            <w:hyperlink w:history="1" r:id="rId54pp1cu8i5zmajf4ux6mz">
+            <w:hyperlink w:history="1" r:id="rIdclvyj3aolp1k_zalpkjnb">
               <w:r>
                 <w:rPr>
                   <w:rFonts w:ascii="Arial" w:cs="Arial" w:eastAsia="Arial" w:hAnsi="Arial"/>
@@ -17318,7 +17318,7 @@
         </w:rPr>
         <w:t xml:space="preserve">© 2026 SeaVuria and ARES. Aligned with KICD objectives. Developed by SeaVuria; technical implementation by ARES (with AI assistance from Claude). Licensed under </w:t>
       </w:r>
-      <w:hyperlink w:history="1" r:id="rIdsdeodbjaqg7wxcm-9ouxt">
+      <w:hyperlink w:history="1" r:id="rIdc8_ffxm_8vlx7ii7gufzh">
         <w:r>
           <w:rPr>
             <w:rFonts w:ascii="Arial" w:cs="Arial" w:eastAsia="Arial" w:hAnsi="Arial"/>
@@ -17339,7 +17339,7 @@
         </w:rPr>
         <w:t xml:space="preserve"> (</w:t>
       </w:r>
-      <w:hyperlink w:history="1" r:id="rIdo5eexmmwo1wgamiajjhf9">
+      <w:hyperlink w:history="1" r:id="rIdgkcc5qujnngapg1waefmi">
         <w:r>
           <w:rPr>
             <w:rFonts w:ascii="Arial" w:cs="Arial" w:eastAsia="Arial" w:hAnsi="Arial"/>
@@ -18352,7 +18352,7 @@
             <w:pPr>
               <w:spacing w:after="20" w:before="0"/>
             </w:pPr>
-            <w:hyperlink w:history="1" r:id="rIdahpvy-4v_zih_2c3_l3xy">
+            <w:hyperlink w:history="1" r:id="rIdv_zqq8jn9yqdibsqfrboo">
               <w:r>
                 <w:rPr>
                   <w:rFonts w:ascii="Arial" w:cs="Arial" w:eastAsia="Arial" w:hAnsi="Arial"/>
@@ -18385,7 +18385,7 @@
               <w:spacing w:after="10" w:before="0"/>
               <w:ind w:left="120"/>
             </w:pPr>
-            <w:hyperlink w:history="1" r:id="rIdwdydumphiw8kviy1tmdgl">
+            <w:hyperlink w:history="1" r:id="rIdjpshrkm-jokzbju4rxaw_">
               <w:r>
                 <w:rPr>
                   <w:rFonts w:ascii="Arial" w:cs="Arial" w:eastAsia="Arial" w:hAnsi="Arial"/>
@@ -18430,7 +18430,7 @@
             <w:pPr>
               <w:spacing w:after="20" w:before="0"/>
             </w:pPr>
-            <w:hyperlink w:history="1" r:id="rIdqxoxfzc6d00nrf8jpltp7">
+            <w:hyperlink w:history="1" r:id="rId-6n6erpfdm3kug2qsi1bn">
               <w:r>
                 <w:rPr>
                   <w:rFonts w:ascii="Arial" w:cs="Arial" w:eastAsia="Arial" w:hAnsi="Arial"/>
@@ -18463,7 +18463,7 @@
               <w:spacing w:after="10" w:before="0"/>
               <w:ind w:left="120"/>
             </w:pPr>
-            <w:hyperlink w:history="1" r:id="rIdvtnizqeogiabthxaox4mk">
+            <w:hyperlink w:history="1" r:id="rIdqkyyldfh2jpbwofwq8yqi">
               <w:r>
                 <w:rPr>
                   <w:rFonts w:ascii="Arial" w:cs="Arial" w:eastAsia="Arial" w:hAnsi="Arial"/>
@@ -18658,7 +18658,7 @@
             <w:pPr>
               <w:spacing w:after="20" w:before="0"/>
             </w:pPr>
-            <w:hyperlink w:history="1" r:id="rId5_qkr344k4zmdsq6tyzvb">
+            <w:hyperlink w:history="1" r:id="rId2q--rbdfy-ok7gklvcrxh">
               <w:r>
                 <w:rPr>
                   <w:rFonts w:ascii="Arial" w:cs="Arial" w:eastAsia="Arial" w:hAnsi="Arial"/>
@@ -18691,7 +18691,7 @@
               <w:spacing w:after="10" w:before="0"/>
               <w:ind w:left="120"/>
             </w:pPr>
-            <w:hyperlink w:history="1" r:id="rIdd4ywqhwdig9f2rcmqu6r2">
+            <w:hyperlink w:history="1" r:id="rIdte1hjxdzljrpkwf46jpns">
               <w:r>
                 <w:rPr>
                   <w:rFonts w:ascii="Arial" w:cs="Arial" w:eastAsia="Arial" w:hAnsi="Arial"/>
@@ -18736,7 +18736,7 @@
             <w:pPr>
               <w:spacing w:after="20" w:before="0"/>
             </w:pPr>
-            <w:hyperlink w:history="1" r:id="rIdkpssc-xb9etrgltoch8f9">
+            <w:hyperlink w:history="1" r:id="rIddoftgnsr_arbtdmecnkff">
               <w:r>
                 <w:rPr>
                   <w:rFonts w:ascii="Arial" w:cs="Arial" w:eastAsia="Arial" w:hAnsi="Arial"/>
@@ -18769,7 +18769,7 @@
               <w:spacing w:after="10" w:before="0"/>
               <w:ind w:left="120"/>
             </w:pPr>
-            <w:hyperlink w:history="1" r:id="rIdddxosxtcevjmeidtiwxux">
+            <w:hyperlink w:history="1" r:id="rIdk-g-91uxhppkjgvnhh8zy">
               <w:r>
                 <w:rPr>
                   <w:rFonts w:ascii="Arial" w:cs="Arial" w:eastAsia="Arial" w:hAnsi="Arial"/>
@@ -18964,7 +18964,7 @@
             <w:pPr>
               <w:spacing w:after="20" w:before="0"/>
             </w:pPr>
-            <w:hyperlink w:history="1" r:id="rIdoslhznnrif4jgqxfhbko8">
+            <w:hyperlink w:history="1" r:id="rIdo96bqg5ajptfm9ke-gsqw">
               <w:r>
                 <w:rPr>
                   <w:rFonts w:ascii="Arial" w:cs="Arial" w:eastAsia="Arial" w:hAnsi="Arial"/>
@@ -18997,7 +18997,7 @@
               <w:spacing w:after="10" w:before="0"/>
               <w:ind w:left="120"/>
             </w:pPr>
-            <w:hyperlink w:history="1" r:id="rId0x-3qrruavbjfbdrorsqo">
+            <w:hyperlink w:history="1" r:id="rIdnu77vncxkq_tuna90_vyt">
               <w:r>
                 <w:rPr>
                   <w:rFonts w:ascii="Arial" w:cs="Arial" w:eastAsia="Arial" w:hAnsi="Arial"/>
@@ -19042,7 +19042,7 @@
             <w:pPr>
               <w:spacing w:after="20" w:before="0"/>
             </w:pPr>
-            <w:hyperlink w:history="1" r:id="rIdjctq5nzsvpadd9ko1w5ok">
+            <w:hyperlink w:history="1" r:id="rIdm4ghyzz9hprhfsx5x7rqu">
               <w:r>
                 <w:rPr>
                   <w:rFonts w:ascii="Arial" w:cs="Arial" w:eastAsia="Arial" w:hAnsi="Arial"/>
@@ -19075,7 +19075,7 @@
               <w:spacing w:after="10" w:before="0"/>
               <w:ind w:left="120"/>
             </w:pPr>
-            <w:hyperlink w:history="1" r:id="rIdy3pm4gcrh__gu9ojxoaof">
+            <w:hyperlink w:history="1" r:id="rIdhdvmx50ux5bhb-i39aba6">
               <w:r>
                 <w:rPr>
                   <w:rFonts w:ascii="Arial" w:cs="Arial" w:eastAsia="Arial" w:hAnsi="Arial"/>
@@ -19270,7 +19270,7 @@
             <w:pPr>
               <w:spacing w:after="20" w:before="0"/>
             </w:pPr>
-            <w:hyperlink w:history="1" r:id="rId5cvjefhglxi5-dte24iek">
+            <w:hyperlink w:history="1" r:id="rIdm72lq4orbdx9eby-hj2l_">
               <w:r>
                 <w:rPr>
                   <w:rFonts w:ascii="Arial" w:cs="Arial" w:eastAsia="Arial" w:hAnsi="Arial"/>
@@ -19303,7 +19303,7 @@
               <w:spacing w:after="10" w:before="0"/>
               <w:ind w:left="120"/>
             </w:pPr>
-            <w:hyperlink w:history="1" r:id="rIdojlz9kuvn3foi12ibn-je">
+            <w:hyperlink w:history="1" r:id="rIdfc8ei6cylbzslpyjhpkoe">
               <w:r>
                 <w:rPr>
                   <w:rFonts w:ascii="Arial" w:cs="Arial" w:eastAsia="Arial" w:hAnsi="Arial"/>
@@ -19348,7 +19348,7 @@
             <w:pPr>
               <w:spacing w:after="20" w:before="0"/>
             </w:pPr>
-            <w:hyperlink w:history="1" r:id="rIdak9grx_r3vrc46g0zr5uz">
+            <w:hyperlink w:history="1" r:id="rIdiknvkv7mt2hi0i7laih4e">
               <w:r>
                 <w:rPr>
                   <w:rFonts w:ascii="Arial" w:cs="Arial" w:eastAsia="Arial" w:hAnsi="Arial"/>
@@ -19381,7 +19381,7 @@
               <w:spacing w:after="10" w:before="0"/>
               <w:ind w:left="120"/>
             </w:pPr>
-            <w:hyperlink w:history="1" r:id="rIdzyx_i1vdsxljdezzljz8b">
+            <w:hyperlink w:history="1" r:id="rIdgy0b1qc0nm3p1tajwyywo">
               <w:r>
                 <w:rPr>
                   <w:rFonts w:ascii="Arial" w:cs="Arial" w:eastAsia="Arial" w:hAnsi="Arial"/>
@@ -19576,7 +19576,7 @@
             <w:pPr>
               <w:spacing w:after="20" w:before="0"/>
             </w:pPr>
-            <w:hyperlink w:history="1" r:id="rIdcqlhect9xxgi3on2vm4bk">
+            <w:hyperlink w:history="1" r:id="rIdzw5hi7pafvw2jzifo6v1n">
               <w:r>
                 <w:rPr>
                   <w:rFonts w:ascii="Arial" w:cs="Arial" w:eastAsia="Arial" w:hAnsi="Arial"/>
@@ -19609,7 +19609,7 @@
               <w:spacing w:after="10" w:before="0"/>
               <w:ind w:left="120"/>
             </w:pPr>
-            <w:hyperlink w:history="1" r:id="rId2eoeztbqernnhy6cqk2n7">
+            <w:hyperlink w:history="1" r:id="rIdocxsaxyvq0c8alyd08jvc">
               <w:r>
                 <w:rPr>
                   <w:rFonts w:ascii="Arial" w:cs="Arial" w:eastAsia="Arial" w:hAnsi="Arial"/>
@@ -19654,7 +19654,7 @@
             <w:pPr>
               <w:spacing w:after="20" w:before="0"/>
             </w:pPr>
-            <w:hyperlink w:history="1" r:id="rIdzgr2n_lx6qf14t4irl-zl">
+            <w:hyperlink w:history="1" r:id="rIdrlbmezp4ncx9-xn3mr30y">
               <w:r>
                 <w:rPr>
                   <w:rFonts w:ascii="Arial" w:cs="Arial" w:eastAsia="Arial" w:hAnsi="Arial"/>
@@ -19687,7 +19687,7 @@
               <w:spacing w:after="10" w:before="0"/>
               <w:ind w:left="120"/>
             </w:pPr>
-            <w:hyperlink w:history="1" r:id="rIdvp18hzdxm_9fty5d3l83u">
+            <w:hyperlink w:history="1" r:id="rIdgihgwxnfo-gjwzjrdvq5q">
               <w:r>
                 <w:rPr>
                   <w:rFonts w:ascii="Arial" w:cs="Arial" w:eastAsia="Arial" w:hAnsi="Arial"/>
@@ -20294,7 +20294,7 @@
         </w:rPr>
         <w:t xml:space="preserve">© 2026 SeaVuria and ARES. Aligned with KICD objectives. Developed by SeaVuria; technical implementation by ARES (with AI assistance from Claude). Licensed under </w:t>
       </w:r>
-      <w:hyperlink w:history="1" r:id="rIdpqvrlewzzo0qrwjtca8ea">
+      <w:hyperlink w:history="1" r:id="rIdeblegciukiw0gkjbkozur">
         <w:r>
           <w:rPr>
             <w:rFonts w:ascii="Arial" w:cs="Arial" w:eastAsia="Arial" w:hAnsi="Arial"/>
@@ -20315,7 +20315,7 @@
         </w:rPr>
         <w:t xml:space="preserve"> (</w:t>
       </w:r>
-      <w:hyperlink w:history="1" r:id="rId_hir8emuck56vjnzosvy1">
+      <w:hyperlink w:history="1" r:id="rIdxt8ibng51ixi_rusmp1tc">
         <w:r>
           <w:rPr>
             <w:rFonts w:ascii="Arial" w:cs="Arial" w:eastAsia="Arial" w:hAnsi="Arial"/>
@@ -21328,7 +21328,7 @@
             <w:pPr>
               <w:spacing w:after="20" w:before="0"/>
             </w:pPr>
-            <w:hyperlink w:history="1" r:id="rIdffp4c3ric7mxnrn66joai">
+            <w:hyperlink w:history="1" r:id="rIdxeuhl9osfs_u4qocvsu4f">
               <w:r>
                 <w:rPr>
                   <w:rFonts w:ascii="Arial" w:cs="Arial" w:eastAsia="Arial" w:hAnsi="Arial"/>
@@ -21361,7 +21361,7 @@
               <w:spacing w:after="10" w:before="0"/>
               <w:ind w:left="120"/>
             </w:pPr>
-            <w:hyperlink w:history="1" r:id="rIdfathf-v9hmvy5mnagleqf">
+            <w:hyperlink w:history="1" r:id="rIdosanmuthq7wwyfmikzguz">
               <w:r>
                 <w:rPr>
                   <w:rFonts w:ascii="Arial" w:cs="Arial" w:eastAsia="Arial" w:hAnsi="Arial"/>
@@ -21406,7 +21406,7 @@
             <w:pPr>
               <w:spacing w:after="20" w:before="0"/>
             </w:pPr>
-            <w:hyperlink w:history="1" r:id="rIdllwjhaojkd6a0fcu-rquz">
+            <w:hyperlink w:history="1" r:id="rIdkguy024rqmvzmht4con7c">
               <w:r>
                 <w:rPr>
                   <w:rFonts w:ascii="Arial" w:cs="Arial" w:eastAsia="Arial" w:hAnsi="Arial"/>
@@ -21439,7 +21439,7 @@
               <w:spacing w:after="10" w:before="0"/>
               <w:ind w:left="120"/>
             </w:pPr>
-            <w:hyperlink w:history="1" r:id="rIdxjpfhg8qwzi_i7ryk2m9n">
+            <w:hyperlink w:history="1" r:id="rIdpovchdksyy16ykgmhzhjx">
               <w:r>
                 <w:rPr>
                   <w:rFonts w:ascii="Arial" w:cs="Arial" w:eastAsia="Arial" w:hAnsi="Arial"/>
@@ -21634,7 +21634,7 @@
             <w:pPr>
               <w:spacing w:after="20" w:before="0"/>
             </w:pPr>
-            <w:hyperlink w:history="1" r:id="rId5nxrhiami4xnmduq6p7ok">
+            <w:hyperlink w:history="1" r:id="rId-0dwkad0_gdtlrcsvqxlt">
               <w:r>
                 <w:rPr>
                   <w:rFonts w:ascii="Arial" w:cs="Arial" w:eastAsia="Arial" w:hAnsi="Arial"/>
@@ -21667,7 +21667,7 @@
               <w:spacing w:after="10" w:before="0"/>
               <w:ind w:left="120"/>
             </w:pPr>
-            <w:hyperlink w:history="1" r:id="rIdxcfmsqm6gs38xb498z09h">
+            <w:hyperlink w:history="1" r:id="rId8lf9rplyirh4rjoqq1uog">
               <w:r>
                 <w:rPr>
                   <w:rFonts w:ascii="Arial" w:cs="Arial" w:eastAsia="Arial" w:hAnsi="Arial"/>
@@ -21712,7 +21712,7 @@
             <w:pPr>
               <w:spacing w:after="20" w:before="0"/>
             </w:pPr>
-            <w:hyperlink w:history="1" r:id="rIdyqgxvzwmxeste6k5wbfjr">
+            <w:hyperlink w:history="1" r:id="rIdjvlwn78gkx1fhos9letjk">
               <w:r>
                 <w:rPr>
                   <w:rFonts w:ascii="Arial" w:cs="Arial" w:eastAsia="Arial" w:hAnsi="Arial"/>
@@ -21745,7 +21745,7 @@
               <w:spacing w:after="10" w:before="0"/>
               <w:ind w:left="120"/>
             </w:pPr>
-            <w:hyperlink w:history="1" r:id="rIdgfspnraj2pjwpfwg5chah">
+            <w:hyperlink w:history="1" r:id="rIdc4jv1wd6paazx635qkzke">
               <w:r>
                 <w:rPr>
                   <w:rFonts w:ascii="Arial" w:cs="Arial" w:eastAsia="Arial" w:hAnsi="Arial"/>
@@ -21940,7 +21940,7 @@
             <w:pPr>
               <w:spacing w:after="20" w:before="0"/>
             </w:pPr>
-            <w:hyperlink w:history="1" r:id="rIdi0kfcfgtv-xmyk9expr04">
+            <w:hyperlink w:history="1" r:id="rIdx3v3kp_97mqn2yaadytpb">
               <w:r>
                 <w:rPr>
                   <w:rFonts w:ascii="Arial" w:cs="Arial" w:eastAsia="Arial" w:hAnsi="Arial"/>
@@ -21973,7 +21973,7 @@
               <w:spacing w:after="10" w:before="0"/>
               <w:ind w:left="120"/>
             </w:pPr>
-            <w:hyperlink w:history="1" r:id="rIdvznkncmwvqiuu5znl2cmb">
+            <w:hyperlink w:history="1" r:id="rIdxiwv3ajnhkenp5txcbbz-">
               <w:r>
                 <w:rPr>
                   <w:rFonts w:ascii="Arial" w:cs="Arial" w:eastAsia="Arial" w:hAnsi="Arial"/>
@@ -22018,7 +22018,7 @@
             <w:pPr>
               <w:spacing w:after="20" w:before="0"/>
             </w:pPr>
-            <w:hyperlink w:history="1" r:id="rId5ucrunz9y6asi28k2euzq">
+            <w:hyperlink w:history="1" r:id="rIdh6ieimfxhekavs2ti1xbu">
               <w:r>
                 <w:rPr>
                   <w:rFonts w:ascii="Arial" w:cs="Arial" w:eastAsia="Arial" w:hAnsi="Arial"/>
@@ -22051,7 +22051,7 @@
               <w:spacing w:after="10" w:before="0"/>
               <w:ind w:left="120"/>
             </w:pPr>
-            <w:hyperlink w:history="1" r:id="rIdtttqze23hmp2oqjanp1bl">
+            <w:hyperlink w:history="1" r:id="rIduykvzirmxuj_agvspvoqd">
               <w:r>
                 <w:rPr>
                   <w:rFonts w:ascii="Arial" w:cs="Arial" w:eastAsia="Arial" w:hAnsi="Arial"/>
@@ -22246,7 +22246,7 @@
             <w:pPr>
               <w:spacing w:after="20" w:before="0"/>
             </w:pPr>
-            <w:hyperlink w:history="1" r:id="rIdvhyzvomettgactm4vnym0">
+            <w:hyperlink w:history="1" r:id="rIdzsbdpamsaabkrqa4rknyt">
               <w:r>
                 <w:rPr>
                   <w:rFonts w:ascii="Arial" w:cs="Arial" w:eastAsia="Arial" w:hAnsi="Arial"/>
@@ -22279,7 +22279,7 @@
               <w:spacing w:after="10" w:before="0"/>
               <w:ind w:left="120"/>
             </w:pPr>
-            <w:hyperlink w:history="1" r:id="rIdgfxiedapksu8uarwixka9">
+            <w:hyperlink w:history="1" r:id="rIdblch1rpcoul2xpeerh3vf">
               <w:r>
                 <w:rPr>
                   <w:rFonts w:ascii="Arial" w:cs="Arial" w:eastAsia="Arial" w:hAnsi="Arial"/>
@@ -22324,7 +22324,7 @@
             <w:pPr>
               <w:spacing w:after="20" w:before="0"/>
             </w:pPr>
-            <w:hyperlink w:history="1" r:id="rIdm1p1xkirotfsycsa-k7fs">
+            <w:hyperlink w:history="1" r:id="rIdmclehukfxyduqfl5as8kc">
               <w:r>
                 <w:rPr>
                   <w:rFonts w:ascii="Arial" w:cs="Arial" w:eastAsia="Arial" w:hAnsi="Arial"/>
@@ -22357,7 +22357,7 @@
               <w:spacing w:after="10" w:before="0"/>
               <w:ind w:left="120"/>
             </w:pPr>
-            <w:hyperlink w:history="1" r:id="rIdkau7qc-z9c11yz9z_5liv">
+            <w:hyperlink w:history="1" r:id="rIdi7-6q1ilzjvbzeviivb9w">
               <w:r>
                 <w:rPr>
                   <w:rFonts w:ascii="Arial" w:cs="Arial" w:eastAsia="Arial" w:hAnsi="Arial"/>
@@ -22552,7 +22552,7 @@
             <w:pPr>
               <w:spacing w:after="20" w:before="0"/>
             </w:pPr>
-            <w:hyperlink w:history="1" r:id="rIdyyg6o0pu53moedn_lvxev">
+            <w:hyperlink w:history="1" r:id="rIdw8oky7qnizwogvilqbe-h">
               <w:r>
                 <w:rPr>
                   <w:rFonts w:ascii="Arial" w:cs="Arial" w:eastAsia="Arial" w:hAnsi="Arial"/>
@@ -22585,7 +22585,7 @@
               <w:spacing w:after="10" w:before="0"/>
               <w:ind w:left="120"/>
             </w:pPr>
-            <w:hyperlink w:history="1" r:id="rIdya0rci0eyyxwy4xo000ph">
+            <w:hyperlink w:history="1" r:id="rIdhohmo4ulzlxfoiukmp8gx">
               <w:r>
                 <w:rPr>
                   <w:rFonts w:ascii="Arial" w:cs="Arial" w:eastAsia="Arial" w:hAnsi="Arial"/>
@@ -22630,7 +22630,7 @@
             <w:pPr>
               <w:spacing w:after="20" w:before="0"/>
             </w:pPr>
-            <w:hyperlink w:history="1" r:id="rIdehw1s9j3xrmrgh-zi-xyr">
+            <w:hyperlink w:history="1" r:id="rId8szj8rkmrml1yf1wlguqa">
               <w:r>
                 <w:rPr>
                   <w:rFonts w:ascii="Arial" w:cs="Arial" w:eastAsia="Arial" w:hAnsi="Arial"/>
@@ -22663,7 +22663,7 @@
               <w:spacing w:after="10" w:before="0"/>
               <w:ind w:left="120"/>
             </w:pPr>
-            <w:hyperlink w:history="1" r:id="rId7lvncrki7ghz4rwzinfb4">
+            <w:hyperlink w:history="1" r:id="rId2ux4f6putuxnnrektto_d">
               <w:r>
                 <w:rPr>
                   <w:rFonts w:ascii="Arial" w:cs="Arial" w:eastAsia="Arial" w:hAnsi="Arial"/>
@@ -23175,7 +23175,7 @@
         </w:rPr>
         <w:t xml:space="preserve">© 2026 SeaVuria and ARES. Aligned with KICD objectives. Developed by SeaVuria; technical implementation by ARES (with AI assistance from Claude). Licensed under </w:t>
       </w:r>
-      <w:hyperlink w:history="1" r:id="rId6avpfbuapldaf9ulyqjwu">
+      <w:hyperlink w:history="1" r:id="rIddbnjm0e8l3zzmn6jb7raa">
         <w:r>
           <w:rPr>
             <w:rFonts w:ascii="Arial" w:cs="Arial" w:eastAsia="Arial" w:hAnsi="Arial"/>
@@ -23196,7 +23196,7 @@
         </w:rPr>
         <w:t xml:space="preserve"> (</w:t>
       </w:r>
-      <w:hyperlink w:history="1" r:id="rIdvk38gragll6x4f_svgxph">
+      <w:hyperlink w:history="1" r:id="rIds4fnge1pcoqpkviaoq01m">
         <w:r>
           <w:rPr>
             <w:rFonts w:ascii="Arial" w:cs="Arial" w:eastAsia="Arial" w:hAnsi="Arial"/>

--- a/data/outputs/v2/Maths/SS1.3_Quadratic_Equations/Mathematics_Quadratic_Equations_CBE_LessonSequence.docx
+++ b/data/outputs/v2/Maths/SS1.3_Quadratic_Equations/Mathematics_Quadratic_Equations_CBE_LessonSequence.docx
@@ -2363,7 +2363,7 @@
         </w:rPr>
         <w:t xml:space="preserve">© 2026 SeaVuria and ARES. This work is licensed under a </w:t>
       </w:r>
-      <w:hyperlink w:history="1" r:id="rIdbxuycmgi-gfe31qspldtd">
+      <w:hyperlink w:history="1" r:id="rIdycl1yvybr5fedxs099pcw">
         <w:r>
           <w:rPr>
             <w:rFonts w:ascii="Arial" w:cs="Arial" w:eastAsia="Arial" w:hAnsi="Arial"/>
@@ -2383,7 +2383,7 @@
         </w:rPr>
         <w:t xml:space="preserve"> (</w:t>
       </w:r>
-      <w:hyperlink w:history="1" r:id="rIdvwcbvjzdbwwt67ydmilum">
+      <w:hyperlink w:history="1" r:id="rIdbofgx_wxd8a3oxzxjhy00">
         <w:r>
           <w:rPr>
             <w:rFonts w:ascii="Arial" w:cs="Arial" w:eastAsia="Arial" w:hAnsi="Arial"/>
@@ -2403,7 +2403,7 @@
         </w:rPr>
         <w:t xml:space="preserve">). To view a copy of this license, visit </w:t>
       </w:r>
-      <w:hyperlink w:history="1" r:id="rId7is6z-obuobpbhrcewfrt">
+      <w:hyperlink w:history="1" r:id="rId7bo1vplme_v8oadlw14bc">
         <w:r>
           <w:rPr>
             <w:rFonts w:ascii="Arial" w:cs="Arial" w:eastAsia="Arial" w:hAnsi="Arial"/>
@@ -3415,7 +3415,7 @@
             <w:pPr>
               <w:spacing w:after="20" w:before="0"/>
             </w:pPr>
-            <w:hyperlink w:history="1" r:id="rIdo9ffyqa-clkq2sny0hnmo">
+            <w:hyperlink w:history="1" r:id="rIdnfvzgzxvawybnc2z-p-m4">
               <w:r>
                 <w:rPr>
                   <w:rFonts w:ascii="Arial" w:cs="Arial" w:eastAsia="Arial" w:hAnsi="Arial"/>
@@ -3448,7 +3448,7 @@
               <w:spacing w:after="10" w:before="0"/>
               <w:ind w:left="120"/>
             </w:pPr>
-            <w:hyperlink w:history="1" r:id="rId3uuqayg6wqrpz_jsbc5og">
+            <w:hyperlink w:history="1" r:id="rIde-udciv7diqcb5ryq6kvh">
               <w:r>
                 <w:rPr>
                   <w:rFonts w:ascii="Arial" w:cs="Arial" w:eastAsia="Arial" w:hAnsi="Arial"/>
@@ -3493,7 +3493,7 @@
             <w:pPr>
               <w:spacing w:after="20" w:before="0"/>
             </w:pPr>
-            <w:hyperlink w:history="1" r:id="rId9xhhl965byhmbj9353w-c">
+            <w:hyperlink w:history="1" r:id="rIdr3m42dta_bxooaekz9prn">
               <w:r>
                 <w:rPr>
                   <w:rFonts w:ascii="Arial" w:cs="Arial" w:eastAsia="Arial" w:hAnsi="Arial"/>
@@ -3526,7 +3526,7 @@
               <w:spacing w:after="10" w:before="0"/>
               <w:ind w:left="120"/>
             </w:pPr>
-            <w:hyperlink w:history="1" r:id="rIdfd-ireltbb--vogvt3fhw">
+            <w:hyperlink w:history="1" r:id="rIdc4zdcusuycdvae2kfvfl2">
               <w:r>
                 <w:rPr>
                   <w:rFonts w:ascii="Arial" w:cs="Arial" w:eastAsia="Arial" w:hAnsi="Arial"/>
@@ -3835,7 +3835,7 @@
             <w:pPr>
               <w:spacing w:after="20" w:before="0"/>
             </w:pPr>
-            <w:hyperlink w:history="1" r:id="rIdoo-psnn59cwylaj1_etb0">
+            <w:hyperlink w:history="1" r:id="rIdzv1hmic4td2sbyuiac8le">
               <w:r>
                 <w:rPr>
                   <w:rFonts w:ascii="Arial" w:cs="Arial" w:eastAsia="Arial" w:hAnsi="Arial"/>
@@ -3868,7 +3868,7 @@
               <w:spacing w:after="10" w:before="0"/>
               <w:ind w:left="120"/>
             </w:pPr>
-            <w:hyperlink w:history="1" r:id="rId3ntf4ibain2nq-jghrfff">
+            <w:hyperlink w:history="1" r:id="rIddhs1ai2b4zpoid1yd-ldx">
               <w:r>
                 <w:rPr>
                   <w:rFonts w:ascii="Arial" w:cs="Arial" w:eastAsia="Arial" w:hAnsi="Arial"/>
@@ -3913,7 +3913,7 @@
             <w:pPr>
               <w:spacing w:after="20" w:before="0"/>
             </w:pPr>
-            <w:hyperlink w:history="1" r:id="rIdonlxuwykmc8nuroevh1vk">
+            <w:hyperlink w:history="1" r:id="rIdgcdo4setq_f9ryuc7odej">
               <w:r>
                 <w:rPr>
                   <w:rFonts w:ascii="Arial" w:cs="Arial" w:eastAsia="Arial" w:hAnsi="Arial"/>
@@ -3946,7 +3946,7 @@
               <w:spacing w:after="10" w:before="0"/>
               <w:ind w:left="120"/>
             </w:pPr>
-            <w:hyperlink w:history="1" r:id="rIdh3xutk3t5tm1lpwun5auk">
+            <w:hyperlink w:history="1" r:id="rIdurpjk0lda8zrqwhm0clva">
               <w:r>
                 <w:rPr>
                   <w:rFonts w:ascii="Arial" w:cs="Arial" w:eastAsia="Arial" w:hAnsi="Arial"/>
@@ -4198,7 +4198,7 @@
             <w:pPr>
               <w:spacing w:after="20" w:before="0"/>
             </w:pPr>
-            <w:hyperlink w:history="1" r:id="rIdq0kcgxxppf-xrvmdcores">
+            <w:hyperlink w:history="1" r:id="rIdevjbxaag3hc-dxudq7we1">
               <w:r>
                 <w:rPr>
                   <w:rFonts w:ascii="Arial" w:cs="Arial" w:eastAsia="Arial" w:hAnsi="Arial"/>
@@ -4231,7 +4231,7 @@
               <w:spacing w:after="10" w:before="0"/>
               <w:ind w:left="120"/>
             </w:pPr>
-            <w:hyperlink w:history="1" r:id="rId4ynaq0mjlgl7swasevgwb">
+            <w:hyperlink w:history="1" r:id="rIdjng0eb5g0ao0e15a_qctu">
               <w:r>
                 <w:rPr>
                   <w:rFonts w:ascii="Arial" w:cs="Arial" w:eastAsia="Arial" w:hAnsi="Arial"/>
@@ -4276,7 +4276,7 @@
             <w:pPr>
               <w:spacing w:after="20" w:before="0"/>
             </w:pPr>
-            <w:hyperlink w:history="1" r:id="rIdt-wzgf0zbm2g2tutrrybe">
+            <w:hyperlink w:history="1" r:id="rIdrlccfm9jecxvgykwx8eki">
               <w:r>
                 <w:rPr>
                   <w:rFonts w:ascii="Arial" w:cs="Arial" w:eastAsia="Arial" w:hAnsi="Arial"/>
@@ -4325,7 +4325,7 @@
               <w:spacing w:after="10" w:before="0"/>
               <w:ind w:left="120"/>
             </w:pPr>
-            <w:hyperlink w:history="1" r:id="rId3dx6z1zoobcayoxr5ntw7">
+            <w:hyperlink w:history="1" r:id="rIdxhv65npd73i6pmlnmx9rw">
               <w:r>
                 <w:rPr>
                   <w:rFonts w:ascii="Arial" w:cs="Arial" w:eastAsia="Arial" w:hAnsi="Arial"/>
@@ -4615,7 +4615,7 @@
             <w:pPr>
               <w:spacing w:after="20" w:before="0"/>
             </w:pPr>
-            <w:hyperlink w:history="1" r:id="rIdgjsnamsangdvnhsw4y4ap">
+            <w:hyperlink w:history="1" r:id="rIdv2rjsbfxwvrszx6c9ojfo">
               <w:r>
                 <w:rPr>
                   <w:rFonts w:ascii="Arial" w:cs="Arial" w:eastAsia="Arial" w:hAnsi="Arial"/>
@@ -4648,7 +4648,7 @@
               <w:spacing w:after="10" w:before="0"/>
               <w:ind w:left="120"/>
             </w:pPr>
-            <w:hyperlink w:history="1" r:id="rIdyxt99mlopqoocy-e6cv8p">
+            <w:hyperlink w:history="1" r:id="rIdsngxscg7jq-xowccxhiae">
               <w:r>
                 <w:rPr>
                   <w:rFonts w:ascii="Arial" w:cs="Arial" w:eastAsia="Arial" w:hAnsi="Arial"/>
@@ -4693,7 +4693,7 @@
             <w:pPr>
               <w:spacing w:after="20" w:before="0"/>
             </w:pPr>
-            <w:hyperlink w:history="1" r:id="rIdk9crzyqi6omnpzktqgktj">
+            <w:hyperlink w:history="1" r:id="rIdqgeqown7xoxsvzzvuou_5">
               <w:r>
                 <w:rPr>
                   <w:rFonts w:ascii="Arial" w:cs="Arial" w:eastAsia="Arial" w:hAnsi="Arial"/>
@@ -4742,7 +4742,7 @@
               <w:spacing w:after="10" w:before="0"/>
               <w:ind w:left="120"/>
             </w:pPr>
-            <w:hyperlink w:history="1" r:id="rIdptjzupkwykk0vttm0j3m7">
+            <w:hyperlink w:history="1" r:id="rIdgfmzndvjsrn58txkhrm-l">
               <w:r>
                 <w:rPr>
                   <w:rFonts w:ascii="Arial" w:cs="Arial" w:eastAsia="Arial" w:hAnsi="Arial"/>
@@ -5032,7 +5032,7 @@
             <w:pPr>
               <w:spacing w:after="20" w:before="0"/>
             </w:pPr>
-            <w:hyperlink w:history="1" r:id="rIditi3dwcvlkaff7tfntsqj">
+            <w:hyperlink w:history="1" r:id="rIdoty-qjkvzmwfneugyhnlq">
               <w:r>
                 <w:rPr>
                   <w:rFonts w:ascii="Arial" w:cs="Arial" w:eastAsia="Arial" w:hAnsi="Arial"/>
@@ -5081,7 +5081,7 @@
               <w:spacing w:after="10" w:before="0"/>
               <w:ind w:left="120"/>
             </w:pPr>
-            <w:hyperlink w:history="1" r:id="rIdmth_tk-ori4n8jezjrrra">
+            <w:hyperlink w:history="1" r:id="rIdkftfsbn5c8csh0_ncfn0l">
               <w:r>
                 <w:rPr>
                   <w:rFonts w:ascii="Arial" w:cs="Arial" w:eastAsia="Arial" w:hAnsi="Arial"/>
@@ -5126,7 +5126,7 @@
             <w:pPr>
               <w:spacing w:after="20" w:before="0"/>
             </w:pPr>
-            <w:hyperlink w:history="1" r:id="rIdrv6ijoavcb9beo1nitx2l">
+            <w:hyperlink w:history="1" r:id="rIdkibpl4a7funecp1wnbtpc">
               <w:r>
                 <w:rPr>
                   <w:rFonts w:ascii="Arial" w:cs="Arial" w:eastAsia="Arial" w:hAnsi="Arial"/>
@@ -5175,7 +5175,7 @@
               <w:spacing w:after="10" w:before="0"/>
               <w:ind w:left="120"/>
             </w:pPr>
-            <w:hyperlink w:history="1" r:id="rIdypx1biqbntjbo3b3ct8yl">
+            <w:hyperlink w:history="1" r:id="rIdrr7-rkssrzls3owdotzyn">
               <w:r>
                 <w:rPr>
                   <w:rFonts w:ascii="Arial" w:cs="Arial" w:eastAsia="Arial" w:hAnsi="Arial"/>
@@ -5763,7 +5763,7 @@
         </w:rPr>
         <w:t xml:space="preserve">© 2026 SeaVuria and ARES. Aligned with KICD objectives. Developed by SeaVuria; technical implementation by ARES (with AI assistance from Claude). Licensed under </w:t>
       </w:r>
-      <w:hyperlink w:history="1" r:id="rIdy9p31dx7bzy0feuvawwau">
+      <w:hyperlink w:history="1" r:id="rIdgpvsfb6mimahidpkkhab8">
         <w:r>
           <w:rPr>
             <w:rFonts w:ascii="Arial" w:cs="Arial" w:eastAsia="Arial" w:hAnsi="Arial"/>
@@ -5784,7 +5784,7 @@
         </w:rPr>
         <w:t xml:space="preserve"> (</w:t>
       </w:r>
-      <w:hyperlink w:history="1" r:id="rIdpa28u6_zmax8yab7vcc4a">
+      <w:hyperlink w:history="1" r:id="rIdjrjuh4jlffhxr5qgj_c1o">
         <w:r>
           <w:rPr>
             <w:rFonts w:ascii="Arial" w:cs="Arial" w:eastAsia="Arial" w:hAnsi="Arial"/>
@@ -6797,7 +6797,7 @@
             <w:pPr>
               <w:spacing w:after="20" w:before="0"/>
             </w:pPr>
-            <w:hyperlink w:history="1" r:id="rIdcdze0qgec0t1mptbyi9nd">
+            <w:hyperlink w:history="1" r:id="rIdh8bhhnlou1dsdhk8so7e2">
               <w:r>
                 <w:rPr>
                   <w:rFonts w:ascii="Arial" w:cs="Arial" w:eastAsia="Arial" w:hAnsi="Arial"/>
@@ -6830,7 +6830,7 @@
               <w:spacing w:after="10" w:before="0"/>
               <w:ind w:left="120"/>
             </w:pPr>
-            <w:hyperlink w:history="1" r:id="rId0oz6b-9amx0-mmbwsnudn">
+            <w:hyperlink w:history="1" r:id="rIdf_86wluadtgopx2smfacy">
               <w:r>
                 <w:rPr>
                   <w:rFonts w:ascii="Arial" w:cs="Arial" w:eastAsia="Arial" w:hAnsi="Arial"/>
@@ -6875,7 +6875,7 @@
             <w:pPr>
               <w:spacing w:after="20" w:before="0"/>
             </w:pPr>
-            <w:hyperlink w:history="1" r:id="rIdrv08sjmoaurw2zgfh48od">
+            <w:hyperlink w:history="1" r:id="rIdnr3a5lkqywgo0qtozl8ch">
               <w:r>
                 <w:rPr>
                   <w:rFonts w:ascii="Arial" w:cs="Arial" w:eastAsia="Arial" w:hAnsi="Arial"/>
@@ -6908,7 +6908,7 @@
               <w:spacing w:after="10" w:before="0"/>
               <w:ind w:left="120"/>
             </w:pPr>
-            <w:hyperlink w:history="1" r:id="rIdnyin2cdepdgckvfj2cmou">
+            <w:hyperlink w:history="1" r:id="rIdg3ghzq5bycp8xxt5fwtce">
               <w:r>
                 <w:rPr>
                   <w:rFonts w:ascii="Arial" w:cs="Arial" w:eastAsia="Arial" w:hAnsi="Arial"/>
@@ -7103,7 +7103,7 @@
             <w:pPr>
               <w:spacing w:after="20" w:before="0"/>
             </w:pPr>
-            <w:hyperlink w:history="1" r:id="rIdivoxklz8_gu7qwgqgcha6">
+            <w:hyperlink w:history="1" r:id="rIdsn2g4mml2_1xr1fxgglch">
               <w:r>
                 <w:rPr>
                   <w:rFonts w:ascii="Arial" w:cs="Arial" w:eastAsia="Arial" w:hAnsi="Arial"/>
@@ -7136,7 +7136,7 @@
               <w:spacing w:after="10" w:before="0"/>
               <w:ind w:left="120"/>
             </w:pPr>
-            <w:hyperlink w:history="1" r:id="rId_9akqa_n-oczbppkhipmg">
+            <w:hyperlink w:history="1" r:id="rIdxx8g7vpz2sfwqqebzmwxh">
               <w:r>
                 <w:rPr>
                   <w:rFonts w:ascii="Arial" w:cs="Arial" w:eastAsia="Arial" w:hAnsi="Arial"/>
@@ -7181,7 +7181,7 @@
             <w:pPr>
               <w:spacing w:after="20" w:before="0"/>
             </w:pPr>
-            <w:hyperlink w:history="1" r:id="rIdydezmlvhxhmpepmdlfzrh">
+            <w:hyperlink w:history="1" r:id="rIdtqusjq9jbecwgoxtk3fuo">
               <w:r>
                 <w:rPr>
                   <w:rFonts w:ascii="Arial" w:cs="Arial" w:eastAsia="Arial" w:hAnsi="Arial"/>
@@ -7214,7 +7214,7 @@
               <w:spacing w:after="10" w:before="0"/>
               <w:ind w:left="120"/>
             </w:pPr>
-            <w:hyperlink w:history="1" r:id="rId48uzh-uhweq2sna_n7238">
+            <w:hyperlink w:history="1" r:id="rIdejosk69dpqorujzq5s4z0">
               <w:r>
                 <w:rPr>
                   <w:rFonts w:ascii="Arial" w:cs="Arial" w:eastAsia="Arial" w:hAnsi="Arial"/>
@@ -7409,7 +7409,7 @@
             <w:pPr>
               <w:spacing w:after="20" w:before="0"/>
             </w:pPr>
-            <w:hyperlink w:history="1" r:id="rIdssiy5ijqghymk0qgp8se8">
+            <w:hyperlink w:history="1" r:id="rIdcwvzcejvtyzdxr7vcpkbf">
               <w:r>
                 <w:rPr>
                   <w:rFonts w:ascii="Arial" w:cs="Arial" w:eastAsia="Arial" w:hAnsi="Arial"/>
@@ -7442,7 +7442,7 @@
               <w:spacing w:after="10" w:before="0"/>
               <w:ind w:left="120"/>
             </w:pPr>
-            <w:hyperlink w:history="1" r:id="rIdcqhuoj2pma4v23vibp-vc">
+            <w:hyperlink w:history="1" r:id="rIdhw3plqen2p2z4_ij23vtv">
               <w:r>
                 <w:rPr>
                   <w:rFonts w:ascii="Arial" w:cs="Arial" w:eastAsia="Arial" w:hAnsi="Arial"/>
@@ -7487,7 +7487,7 @@
             <w:pPr>
               <w:spacing w:after="20" w:before="0"/>
             </w:pPr>
-            <w:hyperlink w:history="1" r:id="rIdnbub_wfzmkulu-vfowpfj">
+            <w:hyperlink w:history="1" r:id="rIdjkabpk_ducbkfaeyd_zr9">
               <w:r>
                 <w:rPr>
                   <w:rFonts w:ascii="Arial" w:cs="Arial" w:eastAsia="Arial" w:hAnsi="Arial"/>
@@ -7520,7 +7520,7 @@
               <w:spacing w:after="10" w:before="0"/>
               <w:ind w:left="120"/>
             </w:pPr>
-            <w:hyperlink w:history="1" r:id="rId7rzi1tj6l9cutnfwkoot5">
+            <w:hyperlink w:history="1" r:id="rIdpd1mwe4a_v47eaqhjsecl">
               <w:r>
                 <w:rPr>
                   <w:rFonts w:ascii="Arial" w:cs="Arial" w:eastAsia="Arial" w:hAnsi="Arial"/>
@@ -7715,7 +7715,7 @@
             <w:pPr>
               <w:spacing w:after="20" w:before="0"/>
             </w:pPr>
-            <w:hyperlink w:history="1" r:id="rId1exvsy3cy2vrpbostkalm">
+            <w:hyperlink w:history="1" r:id="rIdfbv16zlbq1ultad2kzozm">
               <w:r>
                 <w:rPr>
                   <w:rFonts w:ascii="Arial" w:cs="Arial" w:eastAsia="Arial" w:hAnsi="Arial"/>
@@ -7748,7 +7748,7 @@
               <w:spacing w:after="10" w:before="0"/>
               <w:ind w:left="120"/>
             </w:pPr>
-            <w:hyperlink w:history="1" r:id="rIdq-ycx6w1d_a5zbilp5kdh">
+            <w:hyperlink w:history="1" r:id="rId5zyjra6hvcwdcftdhzvn2">
               <w:r>
                 <w:rPr>
                   <w:rFonts w:ascii="Arial" w:cs="Arial" w:eastAsia="Arial" w:hAnsi="Arial"/>
@@ -7793,7 +7793,7 @@
             <w:pPr>
               <w:spacing w:after="20" w:before="0"/>
             </w:pPr>
-            <w:hyperlink w:history="1" r:id="rId-muo9v2aqs8vgcqzlhujo">
+            <w:hyperlink w:history="1" r:id="rIdtf72g0f5i5x03rmhmoxm0">
               <w:r>
                 <w:rPr>
                   <w:rFonts w:ascii="Arial" w:cs="Arial" w:eastAsia="Arial" w:hAnsi="Arial"/>
@@ -7826,7 +7826,7 @@
               <w:spacing w:after="10" w:before="0"/>
               <w:ind w:left="120"/>
             </w:pPr>
-            <w:hyperlink w:history="1" r:id="rIda58ikhpubgdqoivhldw0m">
+            <w:hyperlink w:history="1" r:id="rIdjdhzkpvvlpu7xpbzmk6mk">
               <w:r>
                 <w:rPr>
                   <w:rFonts w:ascii="Arial" w:cs="Arial" w:eastAsia="Arial" w:hAnsi="Arial"/>
@@ -8021,7 +8021,7 @@
             <w:pPr>
               <w:spacing w:after="20" w:before="0"/>
             </w:pPr>
-            <w:hyperlink w:history="1" r:id="rIdx3x1tp_-zerzsgyebgggk">
+            <w:hyperlink w:history="1" r:id="rId8dpby_y206mz2iuo_njbv">
               <w:r>
                 <w:rPr>
                   <w:rFonts w:ascii="Arial" w:cs="Arial" w:eastAsia="Arial" w:hAnsi="Arial"/>
@@ -8054,7 +8054,7 @@
               <w:spacing w:after="10" w:before="0"/>
               <w:ind w:left="120"/>
             </w:pPr>
-            <w:hyperlink w:history="1" r:id="rIdl81cfrsek1ubye8qr5dan">
+            <w:hyperlink w:history="1" r:id="rIdo4iil2l-krckut-qb5fxk">
               <w:r>
                 <w:rPr>
                   <w:rFonts w:ascii="Arial" w:cs="Arial" w:eastAsia="Arial" w:hAnsi="Arial"/>
@@ -8099,7 +8099,7 @@
             <w:pPr>
               <w:spacing w:after="20" w:before="0"/>
             </w:pPr>
-            <w:hyperlink w:history="1" r:id="rIdap6kqa94foqwmwj0qhiq-">
+            <w:hyperlink w:history="1" r:id="rIdm_2zjrbgtfkpj1qep7g9r">
               <w:r>
                 <w:rPr>
                   <w:rFonts w:ascii="Arial" w:cs="Arial" w:eastAsia="Arial" w:hAnsi="Arial"/>
@@ -8148,7 +8148,7 @@
               <w:spacing w:after="10" w:before="0"/>
               <w:ind w:left="120"/>
             </w:pPr>
-            <w:hyperlink w:history="1" r:id="rIdbbh4jy7tyd8upjur9iqkk">
+            <w:hyperlink w:history="1" r:id="rId-by3abc1aaxnqvf8ac9bz">
               <w:r>
                 <w:rPr>
                   <w:rFonts w:ascii="Arial" w:cs="Arial" w:eastAsia="Arial" w:hAnsi="Arial"/>
@@ -8660,7 +8660,7 @@
         </w:rPr>
         <w:t xml:space="preserve">© 2026 SeaVuria and ARES. Aligned with KICD objectives. Developed by SeaVuria; technical implementation by ARES (with AI assistance from Claude). Licensed under </w:t>
       </w:r>
-      <w:hyperlink w:history="1" r:id="rIdn_hdbhjtalyidnerb1eg4">
+      <w:hyperlink w:history="1" r:id="rId3xowmav_51o_0vymxpisk">
         <w:r>
           <w:rPr>
             <w:rFonts w:ascii="Arial" w:cs="Arial" w:eastAsia="Arial" w:hAnsi="Arial"/>
@@ -8681,7 +8681,7 @@
         </w:rPr>
         <w:t xml:space="preserve"> (</w:t>
       </w:r>
-      <w:hyperlink w:history="1" r:id="rIdlxeys4nfjojf3prjorfhs">
+      <w:hyperlink w:history="1" r:id="rIdhwncqv5oajlerr00lpjvf">
         <w:r>
           <w:rPr>
             <w:rFonts w:ascii="Arial" w:cs="Arial" w:eastAsia="Arial" w:hAnsi="Arial"/>
@@ -9694,7 +9694,7 @@
             <w:pPr>
               <w:spacing w:after="20" w:before="0"/>
             </w:pPr>
-            <w:hyperlink w:history="1" r:id="rIdml5teodulvnezzgzm8bss">
+            <w:hyperlink w:history="1" r:id="rIdmxgu1wldbtc9osntrrqgu">
               <w:r>
                 <w:rPr>
                   <w:rFonts w:ascii="Arial" w:cs="Arial" w:eastAsia="Arial" w:hAnsi="Arial"/>
@@ -9727,7 +9727,7 @@
               <w:spacing w:after="10" w:before="0"/>
               <w:ind w:left="120"/>
             </w:pPr>
-            <w:hyperlink w:history="1" r:id="rIdobafybt9-eeojenouliqe">
+            <w:hyperlink w:history="1" r:id="rIdb7xxuer2wiumjhnwmmjut">
               <w:r>
                 <w:rPr>
                   <w:rFonts w:ascii="Arial" w:cs="Arial" w:eastAsia="Arial" w:hAnsi="Arial"/>
@@ -9772,7 +9772,7 @@
             <w:pPr>
               <w:spacing w:after="20" w:before="0"/>
             </w:pPr>
-            <w:hyperlink w:history="1" r:id="rIdfwjbisrudodmep3tlipft">
+            <w:hyperlink w:history="1" r:id="rId3_rkuv6qradsefnmfbhne">
               <w:r>
                 <w:rPr>
                   <w:rFonts w:ascii="Arial" w:cs="Arial" w:eastAsia="Arial" w:hAnsi="Arial"/>
@@ -9805,7 +9805,7 @@
               <w:spacing w:after="10" w:before="0"/>
               <w:ind w:left="120"/>
             </w:pPr>
-            <w:hyperlink w:history="1" r:id="rIdamckhyqhe5n5kidpfnz1n">
+            <w:hyperlink w:history="1" r:id="rIdpeb5-nnldazelkwbeflxo">
               <w:r>
                 <w:rPr>
                   <w:rFonts w:ascii="Arial" w:cs="Arial" w:eastAsia="Arial" w:hAnsi="Arial"/>
@@ -10000,7 +10000,7 @@
             <w:pPr>
               <w:spacing w:after="20" w:before="0"/>
             </w:pPr>
-            <w:hyperlink w:history="1" r:id="rIdzszo836n59m8ojumerjtr">
+            <w:hyperlink w:history="1" r:id="rIdwtivq9a6gxa-hfwlpah-5">
               <w:r>
                 <w:rPr>
                   <w:rFonts w:ascii="Arial" w:cs="Arial" w:eastAsia="Arial" w:hAnsi="Arial"/>
@@ -10033,7 +10033,7 @@
               <w:spacing w:after="10" w:before="0"/>
               <w:ind w:left="120"/>
             </w:pPr>
-            <w:hyperlink w:history="1" r:id="rIdkpnruau5w5r4naxplsco7">
+            <w:hyperlink w:history="1" r:id="rIdpnmpdiuuf1vile848xq16">
               <w:r>
                 <w:rPr>
                   <w:rFonts w:ascii="Arial" w:cs="Arial" w:eastAsia="Arial" w:hAnsi="Arial"/>
@@ -10078,7 +10078,7 @@
             <w:pPr>
               <w:spacing w:after="20" w:before="0"/>
             </w:pPr>
-            <w:hyperlink w:history="1" r:id="rIdouxv1y5l-qqvdb1iigaya">
+            <w:hyperlink w:history="1" r:id="rIdjfxusfouhi84ng_se9qlh">
               <w:r>
                 <w:rPr>
                   <w:rFonts w:ascii="Arial" w:cs="Arial" w:eastAsia="Arial" w:hAnsi="Arial"/>
@@ -10111,7 +10111,7 @@
               <w:spacing w:after="10" w:before="0"/>
               <w:ind w:left="120"/>
             </w:pPr>
-            <w:hyperlink w:history="1" r:id="rIdyxvhy6cq42arguzvpdxjj">
+            <w:hyperlink w:history="1" r:id="rId0ipqzz92s76pfxjcivghd">
               <w:r>
                 <w:rPr>
                   <w:rFonts w:ascii="Arial" w:cs="Arial" w:eastAsia="Arial" w:hAnsi="Arial"/>
@@ -10306,7 +10306,7 @@
             <w:pPr>
               <w:spacing w:after="20" w:before="0"/>
             </w:pPr>
-            <w:hyperlink w:history="1" r:id="rIdcbs1_dh9_cpduxibmmbt4">
+            <w:hyperlink w:history="1" r:id="rIdf-cprtqlgq-9vsoiacid3">
               <w:r>
                 <w:rPr>
                   <w:rFonts w:ascii="Arial" w:cs="Arial" w:eastAsia="Arial" w:hAnsi="Arial"/>
@@ -10339,7 +10339,7 @@
               <w:spacing w:after="10" w:before="0"/>
               <w:ind w:left="120"/>
             </w:pPr>
-            <w:hyperlink w:history="1" r:id="rIdod0lq7rqes2lovnbbnu_d">
+            <w:hyperlink w:history="1" r:id="rId-0cm_q1y6gckehwt-nyv5">
               <w:r>
                 <w:rPr>
                   <w:rFonts w:ascii="Arial" w:cs="Arial" w:eastAsia="Arial" w:hAnsi="Arial"/>
@@ -10384,7 +10384,7 @@
             <w:pPr>
               <w:spacing w:after="20" w:before="0"/>
             </w:pPr>
-            <w:hyperlink w:history="1" r:id="rIdbzutpvsyhxnapifyj9svr">
+            <w:hyperlink w:history="1" r:id="rIdabn-g_w-st9ebwhxouhzf">
               <w:r>
                 <w:rPr>
                   <w:rFonts w:ascii="Arial" w:cs="Arial" w:eastAsia="Arial" w:hAnsi="Arial"/>
@@ -10417,7 +10417,7 @@
               <w:spacing w:after="10" w:before="0"/>
               <w:ind w:left="120"/>
             </w:pPr>
-            <w:hyperlink w:history="1" r:id="rIdkhotmmce4sf5-b9zibvxi">
+            <w:hyperlink w:history="1" r:id="rIdjdzwmyy0uzamnvywmpc-g">
               <w:r>
                 <w:rPr>
                   <w:rFonts w:ascii="Arial" w:cs="Arial" w:eastAsia="Arial" w:hAnsi="Arial"/>
@@ -10612,7 +10612,7 @@
             <w:pPr>
               <w:spacing w:after="20" w:before="0"/>
             </w:pPr>
-            <w:hyperlink w:history="1" r:id="rId8rthvlghgm8_zw2xvfm8g">
+            <w:hyperlink w:history="1" r:id="rIdaekgt2svawanhnxpn6vd7">
               <w:r>
                 <w:rPr>
                   <w:rFonts w:ascii="Arial" w:cs="Arial" w:eastAsia="Arial" w:hAnsi="Arial"/>
@@ -10645,7 +10645,7 @@
               <w:spacing w:after="10" w:before="0"/>
               <w:ind w:left="120"/>
             </w:pPr>
-            <w:hyperlink w:history="1" r:id="rId_hjcn-o2k0f7rlzwschs5">
+            <w:hyperlink w:history="1" r:id="rIdbggehwt6rha_wc-twfdan">
               <w:r>
                 <w:rPr>
                   <w:rFonts w:ascii="Arial" w:cs="Arial" w:eastAsia="Arial" w:hAnsi="Arial"/>
@@ -10690,7 +10690,7 @@
             <w:pPr>
               <w:spacing w:after="20" w:before="0"/>
             </w:pPr>
-            <w:hyperlink w:history="1" r:id="rIdrnnzfs1emb7uvuxwadjii">
+            <w:hyperlink w:history="1" r:id="rIdql8rworskzopqh1hvxe2e">
               <w:r>
                 <w:rPr>
                   <w:rFonts w:ascii="Arial" w:cs="Arial" w:eastAsia="Arial" w:hAnsi="Arial"/>
@@ -10723,7 +10723,7 @@
               <w:spacing w:after="10" w:before="0"/>
               <w:ind w:left="120"/>
             </w:pPr>
-            <w:hyperlink w:history="1" r:id="rId1rekfl_vq3p8uzxidrzbt">
+            <w:hyperlink w:history="1" r:id="rIdgpppklyk-s11gj3yg6r2t">
               <w:r>
                 <w:rPr>
                   <w:rFonts w:ascii="Arial" w:cs="Arial" w:eastAsia="Arial" w:hAnsi="Arial"/>
@@ -10918,7 +10918,7 @@
             <w:pPr>
               <w:spacing w:after="20" w:before="0"/>
             </w:pPr>
-            <w:hyperlink w:history="1" r:id="rIdcmazkauqyysqyxvwiwu0j">
+            <w:hyperlink w:history="1" r:id="rIdtps-rjblficvveyvje7ug">
               <w:r>
                 <w:rPr>
                   <w:rFonts w:ascii="Arial" w:cs="Arial" w:eastAsia="Arial" w:hAnsi="Arial"/>
@@ -10951,7 +10951,7 @@
               <w:spacing w:after="10" w:before="0"/>
               <w:ind w:left="120"/>
             </w:pPr>
-            <w:hyperlink w:history="1" r:id="rId5otp0yfmzp7ajacnhq9by">
+            <w:hyperlink w:history="1" r:id="rIdzcp46jg1zwtl2rb6yab0_">
               <w:r>
                 <w:rPr>
                   <w:rFonts w:ascii="Arial" w:cs="Arial" w:eastAsia="Arial" w:hAnsi="Arial"/>
@@ -10996,7 +10996,7 @@
             <w:pPr>
               <w:spacing w:after="20" w:before="0"/>
             </w:pPr>
-            <w:hyperlink w:history="1" r:id="rIdotvb6ygfpv4pyyfhu4ga3">
+            <w:hyperlink w:history="1" r:id="rIdi59x43-feoftozrxzx0u8">
               <w:r>
                 <w:rPr>
                   <w:rFonts w:ascii="Arial" w:cs="Arial" w:eastAsia="Arial" w:hAnsi="Arial"/>
@@ -11029,7 +11029,7 @@
               <w:spacing w:after="10" w:before="0"/>
               <w:ind w:left="120"/>
             </w:pPr>
-            <w:hyperlink w:history="1" r:id="rIdse0_hekgvjvigfmjt90cn">
+            <w:hyperlink w:history="1" r:id="rIdihohbkj40pid4ryatnnkd">
               <w:r>
                 <w:rPr>
                   <w:rFonts w:ascii="Arial" w:cs="Arial" w:eastAsia="Arial" w:hAnsi="Arial"/>
@@ -11541,7 +11541,7 @@
         </w:rPr>
         <w:t xml:space="preserve">© 2026 SeaVuria and ARES. Aligned with KICD objectives. Developed by SeaVuria; technical implementation by ARES (with AI assistance from Claude). Licensed under </w:t>
       </w:r>
-      <w:hyperlink w:history="1" r:id="rIdkxj6o_ofa35vmyo8ex8hs">
+      <w:hyperlink w:history="1" r:id="rIdhgcpv2bi8oxajf2lx6pbg">
         <w:r>
           <w:rPr>
             <w:rFonts w:ascii="Arial" w:cs="Arial" w:eastAsia="Arial" w:hAnsi="Arial"/>
@@ -11562,7 +11562,7 @@
         </w:rPr>
         <w:t xml:space="preserve"> (</w:t>
       </w:r>
-      <w:hyperlink w:history="1" r:id="rIdq_wmvjsvfp_gdpmwwghf8">
+      <w:hyperlink w:history="1" r:id="rIdza9pqmbtcl9gcttbh9net">
         <w:r>
           <w:rPr>
             <w:rFonts w:ascii="Arial" w:cs="Arial" w:eastAsia="Arial" w:hAnsi="Arial"/>
@@ -12575,7 +12575,7 @@
             <w:pPr>
               <w:spacing w:after="20" w:before="0"/>
             </w:pPr>
-            <w:hyperlink w:history="1" r:id="rId5qkpsir6rvyyozy8refvh">
+            <w:hyperlink w:history="1" r:id="rIdgyu56imqfgczzs3vfc7ku">
               <w:r>
                 <w:rPr>
                   <w:rFonts w:ascii="Arial" w:cs="Arial" w:eastAsia="Arial" w:hAnsi="Arial"/>
@@ -12608,7 +12608,7 @@
               <w:spacing w:after="10" w:before="0"/>
               <w:ind w:left="120"/>
             </w:pPr>
-            <w:hyperlink w:history="1" r:id="rIdnajx4t0gch3sfnqdkyehw">
+            <w:hyperlink w:history="1" r:id="rId0i1ehfepatgxjoav0wwmo">
               <w:r>
                 <w:rPr>
                   <w:rFonts w:ascii="Arial" w:cs="Arial" w:eastAsia="Arial" w:hAnsi="Arial"/>
@@ -12653,7 +12653,7 @@
             <w:pPr>
               <w:spacing w:after="20" w:before="0"/>
             </w:pPr>
-            <w:hyperlink w:history="1" r:id="rIdlj-7jz5bk859_1crwyzso">
+            <w:hyperlink w:history="1" r:id="rIduh6pmlvw62ugd1sagxkmx">
               <w:r>
                 <w:rPr>
                   <w:rFonts w:ascii="Arial" w:cs="Arial" w:eastAsia="Arial" w:hAnsi="Arial"/>
@@ -12686,7 +12686,7 @@
               <w:spacing w:after="10" w:before="0"/>
               <w:ind w:left="120"/>
             </w:pPr>
-            <w:hyperlink w:history="1" r:id="rIdc5lf43p5eposhz9hpwu3u">
+            <w:hyperlink w:history="1" r:id="rIdatwlnoklyxh8krbljqis2">
               <w:r>
                 <w:rPr>
                   <w:rFonts w:ascii="Arial" w:cs="Arial" w:eastAsia="Arial" w:hAnsi="Arial"/>
@@ -12881,7 +12881,7 @@
             <w:pPr>
               <w:spacing w:after="20" w:before="0"/>
             </w:pPr>
-            <w:hyperlink w:history="1" r:id="rId47sqh3e4vsdmxbp4zeot9">
+            <w:hyperlink w:history="1" r:id="rId-2536aktyh_g7wkk3fo38">
               <w:r>
                 <w:rPr>
                   <w:rFonts w:ascii="Arial" w:cs="Arial" w:eastAsia="Arial" w:hAnsi="Arial"/>
@@ -12914,7 +12914,7 @@
               <w:spacing w:after="10" w:before="0"/>
               <w:ind w:left="120"/>
             </w:pPr>
-            <w:hyperlink w:history="1" r:id="rId5ujjr9zv6pbt5i5enr6om">
+            <w:hyperlink w:history="1" r:id="rIdgxxeyhdmvm7mryng6bzmc">
               <w:r>
                 <w:rPr>
                   <w:rFonts w:ascii="Arial" w:cs="Arial" w:eastAsia="Arial" w:hAnsi="Arial"/>
@@ -12959,7 +12959,7 @@
             <w:pPr>
               <w:spacing w:after="20" w:before="0"/>
             </w:pPr>
-            <w:hyperlink w:history="1" r:id="rIdtgjutgr47wes3bzbmzhtp">
+            <w:hyperlink w:history="1" r:id="rIdoe4tvgmlwndprdhuqujrt">
               <w:r>
                 <w:rPr>
                   <w:rFonts w:ascii="Arial" w:cs="Arial" w:eastAsia="Arial" w:hAnsi="Arial"/>
@@ -12992,7 +12992,7 @@
               <w:spacing w:after="10" w:before="0"/>
               <w:ind w:left="120"/>
             </w:pPr>
-            <w:hyperlink w:history="1" r:id="rId-_6npsqay9q-3vqzh064u">
+            <w:hyperlink w:history="1" r:id="rIdalueol2dhjmsywxtntpwr">
               <w:r>
                 <w:rPr>
                   <w:rFonts w:ascii="Arial" w:cs="Arial" w:eastAsia="Arial" w:hAnsi="Arial"/>
@@ -13187,7 +13187,7 @@
             <w:pPr>
               <w:spacing w:after="20" w:before="0"/>
             </w:pPr>
-            <w:hyperlink w:history="1" r:id="rIdzlvarxfuccq_2sz7wjaoi">
+            <w:hyperlink w:history="1" r:id="rIdavpc52v2np-gvkwtayrly">
               <w:r>
                 <w:rPr>
                   <w:rFonts w:ascii="Arial" w:cs="Arial" w:eastAsia="Arial" w:hAnsi="Arial"/>
@@ -13220,7 +13220,7 @@
               <w:spacing w:after="10" w:before="0"/>
               <w:ind w:left="120"/>
             </w:pPr>
-            <w:hyperlink w:history="1" r:id="rIduopu28bvc6_18guyhopg8">
+            <w:hyperlink w:history="1" r:id="rIdbtobjwxjuborwk80n1rua">
               <w:r>
                 <w:rPr>
                   <w:rFonts w:ascii="Arial" w:cs="Arial" w:eastAsia="Arial" w:hAnsi="Arial"/>
@@ -13265,7 +13265,7 @@
             <w:pPr>
               <w:spacing w:after="20" w:before="0"/>
             </w:pPr>
-            <w:hyperlink w:history="1" r:id="rIdnxrrcjnafp5y1blz0whfm">
+            <w:hyperlink w:history="1" r:id="rIdmnwtot52tbtxubbmzzxln">
               <w:r>
                 <w:rPr>
                   <w:rFonts w:ascii="Arial" w:cs="Arial" w:eastAsia="Arial" w:hAnsi="Arial"/>
@@ -13314,7 +13314,7 @@
               <w:spacing w:after="10" w:before="0"/>
               <w:ind w:left="120"/>
             </w:pPr>
-            <w:hyperlink w:history="1" r:id="rIdv0njow7gc_szopd_v7i5w">
+            <w:hyperlink w:history="1" r:id="rId7pxgvnrjziyji__rmgowq">
               <w:r>
                 <w:rPr>
                   <w:rFonts w:ascii="Arial" w:cs="Arial" w:eastAsia="Arial" w:hAnsi="Arial"/>
@@ -13509,7 +13509,7 @@
             <w:pPr>
               <w:spacing w:after="20" w:before="0"/>
             </w:pPr>
-            <w:hyperlink w:history="1" r:id="rIdzmi53dt8jd8bcxwyn2bt4">
+            <w:hyperlink w:history="1" r:id="rIdo1qbvnjs0qfnzxlg1wbya">
               <w:r>
                 <w:rPr>
                   <w:rFonts w:ascii="Arial" w:cs="Arial" w:eastAsia="Arial" w:hAnsi="Arial"/>
@@ -13542,7 +13542,7 @@
               <w:spacing w:after="10" w:before="0"/>
               <w:ind w:left="120"/>
             </w:pPr>
-            <w:hyperlink w:history="1" r:id="rIdeyokectj7g0sng27jlb1c">
+            <w:hyperlink w:history="1" r:id="rIdypzacz2htyq2yxebropz_">
               <w:r>
                 <w:rPr>
                   <w:rFonts w:ascii="Arial" w:cs="Arial" w:eastAsia="Arial" w:hAnsi="Arial"/>
@@ -13587,7 +13587,7 @@
             <w:pPr>
               <w:spacing w:after="20" w:before="0"/>
             </w:pPr>
-            <w:hyperlink w:history="1" r:id="rIdkwfps1wpv6g8_6rkn93c-">
+            <w:hyperlink w:history="1" r:id="rIdtjnjrorjfd7mnpeqf4m-b">
               <w:r>
                 <w:rPr>
                   <w:rFonts w:ascii="Arial" w:cs="Arial" w:eastAsia="Arial" w:hAnsi="Arial"/>
@@ -13636,7 +13636,7 @@
               <w:spacing w:after="10" w:before="0"/>
               <w:ind w:left="120"/>
             </w:pPr>
-            <w:hyperlink w:history="1" r:id="rIdhgbq0qkqixq76sq99ibek">
+            <w:hyperlink w:history="1" r:id="rId4gapvukps5-8xboqoc0ce">
               <w:r>
                 <w:rPr>
                   <w:rFonts w:ascii="Arial" w:cs="Arial" w:eastAsia="Arial" w:hAnsi="Arial"/>
@@ -13831,7 +13831,7 @@
             <w:pPr>
               <w:spacing w:after="20" w:before="0"/>
             </w:pPr>
-            <w:hyperlink w:history="1" r:id="rIdjfajkcdvj9zocizn0jxbk">
+            <w:hyperlink w:history="1" r:id="rId2x9tinfwsz1yh2fv5p3kl">
               <w:r>
                 <w:rPr>
                   <w:rFonts w:ascii="Arial" w:cs="Arial" w:eastAsia="Arial" w:hAnsi="Arial"/>
@@ -13864,7 +13864,7 @@
               <w:spacing w:after="10" w:before="0"/>
               <w:ind w:left="120"/>
             </w:pPr>
-            <w:hyperlink w:history="1" r:id="rIdptr1ppkw2mhbxub-1vnzl">
+            <w:hyperlink w:history="1" r:id="rIdhel1zicziys2nmksgviqf">
               <w:r>
                 <w:rPr>
                   <w:rFonts w:ascii="Arial" w:cs="Arial" w:eastAsia="Arial" w:hAnsi="Arial"/>
@@ -13909,7 +13909,7 @@
             <w:pPr>
               <w:spacing w:after="20" w:before="0"/>
             </w:pPr>
-            <w:hyperlink w:history="1" r:id="rIdjl94db0xhf3n8cop1_x-v">
+            <w:hyperlink w:history="1" r:id="rIdk78gyrcb2yljudv00cqq7">
               <w:r>
                 <w:rPr>
                   <w:rFonts w:ascii="Arial" w:cs="Arial" w:eastAsia="Arial" w:hAnsi="Arial"/>
@@ -13958,7 +13958,7 @@
               <w:spacing w:after="10" w:before="0"/>
               <w:ind w:left="120"/>
             </w:pPr>
-            <w:hyperlink w:history="1" r:id="rIdlut4hkxchyifde1cbcpyx">
+            <w:hyperlink w:history="1" r:id="rId7rwt-9kpq3tpckyd5yedm">
               <w:r>
                 <w:rPr>
                   <w:rFonts w:ascii="Arial" w:cs="Arial" w:eastAsia="Arial" w:hAnsi="Arial"/>
@@ -14470,7 +14470,7 @@
         </w:rPr>
         <w:t xml:space="preserve">© 2026 SeaVuria and ARES. Aligned with KICD objectives. Developed by SeaVuria; technical implementation by ARES (with AI assistance from Claude). Licensed under </w:t>
       </w:r>
-      <w:hyperlink w:history="1" r:id="rId0za1bdzlxb4wcugbqzt8u">
+      <w:hyperlink w:history="1" r:id="rIdpcbbxwhf_uoufrttdup2l">
         <w:r>
           <w:rPr>
             <w:rFonts w:ascii="Arial" w:cs="Arial" w:eastAsia="Arial" w:hAnsi="Arial"/>
@@ -14491,7 +14491,7 @@
         </w:rPr>
         <w:t xml:space="preserve"> (</w:t>
       </w:r>
-      <w:hyperlink w:history="1" r:id="rId9ycbe_xj6a4a8uqg2d8yv">
+      <w:hyperlink w:history="1" r:id="rId9fdxpecd78mqbtzfwy4pa">
         <w:r>
           <w:rPr>
             <w:rFonts w:ascii="Arial" w:cs="Arial" w:eastAsia="Arial" w:hAnsi="Arial"/>
@@ -15504,7 +15504,7 @@
             <w:pPr>
               <w:spacing w:after="20" w:before="0"/>
             </w:pPr>
-            <w:hyperlink w:history="1" r:id="rIdtl1iwnoay4ejl_iaz1v6x">
+            <w:hyperlink w:history="1" r:id="rIdsxiefxjp4dcjecrzzq1aj">
               <w:r>
                 <w:rPr>
                   <w:rFonts w:ascii="Arial" w:cs="Arial" w:eastAsia="Arial" w:hAnsi="Arial"/>
@@ -15537,7 +15537,7 @@
               <w:spacing w:after="10" w:before="0"/>
               <w:ind w:left="120"/>
             </w:pPr>
-            <w:hyperlink w:history="1" r:id="rIdtxmxunjcq0wgdeu7dzbqd">
+            <w:hyperlink w:history="1" r:id="rIdkqo7vlkxirvpopzcvmtm4">
               <w:r>
                 <w:rPr>
                   <w:rFonts w:ascii="Arial" w:cs="Arial" w:eastAsia="Arial" w:hAnsi="Arial"/>
@@ -15582,7 +15582,7 @@
             <w:pPr>
               <w:spacing w:after="20" w:before="0"/>
             </w:pPr>
-            <w:hyperlink w:history="1" r:id="rIdjuy4wte2s_hs1aged6y-o">
+            <w:hyperlink w:history="1" r:id="rIdtc_gkmtjnku11adb7twgo">
               <w:r>
                 <w:rPr>
                   <w:rFonts w:ascii="Arial" w:cs="Arial" w:eastAsia="Arial" w:hAnsi="Arial"/>
@@ -15615,7 +15615,7 @@
               <w:spacing w:after="10" w:before="0"/>
               <w:ind w:left="120"/>
             </w:pPr>
-            <w:hyperlink w:history="1" r:id="rId_p6xc9owqnx017wxah63t">
+            <w:hyperlink w:history="1" r:id="rIdmsdcwhndsffqkuifaqxd-">
               <w:r>
                 <w:rPr>
                   <w:rFonts w:ascii="Arial" w:cs="Arial" w:eastAsia="Arial" w:hAnsi="Arial"/>
@@ -15810,7 +15810,7 @@
             <w:pPr>
               <w:spacing w:after="20" w:before="0"/>
             </w:pPr>
-            <w:hyperlink w:history="1" r:id="rIdkxviqmjyurtzr9kl_fyur">
+            <w:hyperlink w:history="1" r:id="rIdyh_bbkz0fs62g-vll7ns5">
               <w:r>
                 <w:rPr>
                   <w:rFonts w:ascii="Arial" w:cs="Arial" w:eastAsia="Arial" w:hAnsi="Arial"/>
@@ -15843,7 +15843,7 @@
               <w:spacing w:after="10" w:before="0"/>
               <w:ind w:left="120"/>
             </w:pPr>
-            <w:hyperlink w:history="1" r:id="rIdddlc93qzcz0ylpbfyfl2w">
+            <w:hyperlink w:history="1" r:id="rIdexgfwzdfx63dzvweoxwbu">
               <w:r>
                 <w:rPr>
                   <w:rFonts w:ascii="Arial" w:cs="Arial" w:eastAsia="Arial" w:hAnsi="Arial"/>
@@ -15888,7 +15888,7 @@
             <w:pPr>
               <w:spacing w:after="20" w:before="0"/>
             </w:pPr>
-            <w:hyperlink w:history="1" r:id="rId8kut4gskmixyuyueyqwyn">
+            <w:hyperlink w:history="1" r:id="rIdjzpiap7omqki6ujzgmmxe">
               <w:r>
                 <w:rPr>
                   <w:rFonts w:ascii="Arial" w:cs="Arial" w:eastAsia="Arial" w:hAnsi="Arial"/>
@@ -15921,7 +15921,7 @@
               <w:spacing w:after="10" w:before="0"/>
               <w:ind w:left="120"/>
             </w:pPr>
-            <w:hyperlink w:history="1" r:id="rIducofkdmzf-ly8_l1jg64g">
+            <w:hyperlink w:history="1" r:id="rIdxvpzzfr7d9ddofjejqygf">
               <w:r>
                 <w:rPr>
                   <w:rFonts w:ascii="Arial" w:cs="Arial" w:eastAsia="Arial" w:hAnsi="Arial"/>
@@ -16116,7 +16116,7 @@
             <w:pPr>
               <w:spacing w:after="20" w:before="0"/>
             </w:pPr>
-            <w:hyperlink w:history="1" r:id="rIdsxyjgtzmplt8sg9csyrhz">
+            <w:hyperlink w:history="1" r:id="rIdbucqx129zsm_jveuyr_ww">
               <w:r>
                 <w:rPr>
                   <w:rFonts w:ascii="Arial" w:cs="Arial" w:eastAsia="Arial" w:hAnsi="Arial"/>
@@ -16149,7 +16149,7 @@
               <w:spacing w:after="10" w:before="0"/>
               <w:ind w:left="120"/>
             </w:pPr>
-            <w:hyperlink w:history="1" r:id="rId76y9yvr_vt2ihotpy5q5x">
+            <w:hyperlink w:history="1" r:id="rId99snzi13on6vx0zukraqm">
               <w:r>
                 <w:rPr>
                   <w:rFonts w:ascii="Arial" w:cs="Arial" w:eastAsia="Arial" w:hAnsi="Arial"/>
@@ -16194,7 +16194,7 @@
             <w:pPr>
               <w:spacing w:after="20" w:before="0"/>
             </w:pPr>
-            <w:hyperlink w:history="1" r:id="rIdrf62f7de9lrs9dydzbjps">
+            <w:hyperlink w:history="1" r:id="rIdan_yg20m5frish1gyxwu_">
               <w:r>
                 <w:rPr>
                   <w:rFonts w:ascii="Arial" w:cs="Arial" w:eastAsia="Arial" w:hAnsi="Arial"/>
@@ -16227,7 +16227,7 @@
               <w:spacing w:after="10" w:before="0"/>
               <w:ind w:left="120"/>
             </w:pPr>
-            <w:hyperlink w:history="1" r:id="rIdymp0uy3vmoybyhjgv2zeh">
+            <w:hyperlink w:history="1" r:id="rIdbdcxa5pa7tz8xgmey-x6v">
               <w:r>
                 <w:rPr>
                   <w:rFonts w:ascii="Arial" w:cs="Arial" w:eastAsia="Arial" w:hAnsi="Arial"/>
@@ -16422,7 +16422,7 @@
             <w:pPr>
               <w:spacing w:after="20" w:before="0"/>
             </w:pPr>
-            <w:hyperlink w:history="1" r:id="rIdotihtow6yz5kmn26nuz7e">
+            <w:hyperlink w:history="1" r:id="rIdy9b-w4cmplo2czn75vcpn">
               <w:r>
                 <w:rPr>
                   <w:rFonts w:ascii="Arial" w:cs="Arial" w:eastAsia="Arial" w:hAnsi="Arial"/>
@@ -16455,7 +16455,7 @@
               <w:spacing w:after="10" w:before="0"/>
               <w:ind w:left="120"/>
             </w:pPr>
-            <w:hyperlink w:history="1" r:id="rIdfcxcpza52vipndxvmxmp6">
+            <w:hyperlink w:history="1" r:id="rIdlyjn72-kbnxjjw0laylcs">
               <w:r>
                 <w:rPr>
                   <w:rFonts w:ascii="Arial" w:cs="Arial" w:eastAsia="Arial" w:hAnsi="Arial"/>
@@ -16500,7 +16500,7 @@
             <w:pPr>
               <w:spacing w:after="20" w:before="0"/>
             </w:pPr>
-            <w:hyperlink w:history="1" r:id="rIdoc0n1zvuv7igc6ellajz7">
+            <w:hyperlink w:history="1" r:id="rId5hcg-irhembbousft--hq">
               <w:r>
                 <w:rPr>
                   <w:rFonts w:ascii="Arial" w:cs="Arial" w:eastAsia="Arial" w:hAnsi="Arial"/>
@@ -16533,7 +16533,7 @@
               <w:spacing w:after="10" w:before="0"/>
               <w:ind w:left="120"/>
             </w:pPr>
-            <w:hyperlink w:history="1" r:id="rIdaqxpbdo0ukgfjc1nfgb6n">
+            <w:hyperlink w:history="1" r:id="rId6a25xrevimupypx4gpklj">
               <w:r>
                 <w:rPr>
                   <w:rFonts w:ascii="Arial" w:cs="Arial" w:eastAsia="Arial" w:hAnsi="Arial"/>
@@ -16728,7 +16728,7 @@
             <w:pPr>
               <w:spacing w:after="20" w:before="0"/>
             </w:pPr>
-            <w:hyperlink w:history="1" r:id="rIdrxiqgjhvudj-1euedovc2">
+            <w:hyperlink w:history="1" r:id="rId67j-fuuauysbtkha-htwc">
               <w:r>
                 <w:rPr>
                   <w:rFonts w:ascii="Arial" w:cs="Arial" w:eastAsia="Arial" w:hAnsi="Arial"/>
@@ -16761,7 +16761,7 @@
               <w:spacing w:after="10" w:before="0"/>
               <w:ind w:left="120"/>
             </w:pPr>
-            <w:hyperlink w:history="1" r:id="rIdsjzgmnhg-y6eaoplrfi0k">
+            <w:hyperlink w:history="1" r:id="rId5i-mip5ukocxyxcisvrje">
               <w:r>
                 <w:rPr>
                   <w:rFonts w:ascii="Arial" w:cs="Arial" w:eastAsia="Arial" w:hAnsi="Arial"/>
@@ -16806,7 +16806,7 @@
             <w:pPr>
               <w:spacing w:after="20" w:before="0"/>
             </w:pPr>
-            <w:hyperlink w:history="1" r:id="rIdskhblbbfdr2td3vrz7jcv">
+            <w:hyperlink w:history="1" r:id="rId-wnckubj52xcriobdkk9a">
               <w:r>
                 <w:rPr>
                   <w:rFonts w:ascii="Arial" w:cs="Arial" w:eastAsia="Arial" w:hAnsi="Arial"/>
@@ -16839,7 +16839,7 @@
               <w:spacing w:after="10" w:before="0"/>
               <w:ind w:left="120"/>
             </w:pPr>
-            <w:hyperlink w:history="1" r:id="rIdvwaijebn3qjjmvkfeftaz">
+            <w:hyperlink w:history="1" r:id="rIdcmlu0octuaowgfsolpdqg">
               <w:r>
                 <w:rPr>
                   <w:rFonts w:ascii="Arial" w:cs="Arial" w:eastAsia="Arial" w:hAnsi="Arial"/>
@@ -17446,7 +17446,7 @@
         </w:rPr>
         <w:t xml:space="preserve">© 2026 SeaVuria and ARES. Aligned with KICD objectives. Developed by SeaVuria; technical implementation by ARES (with AI assistance from Claude). Licensed under </w:t>
       </w:r>
-      <w:hyperlink w:history="1" r:id="rIdafa1koxw2n_0f_tjkm--v">
+      <w:hyperlink w:history="1" r:id="rId1qohi_odaocjxh6vv8jdx">
         <w:r>
           <w:rPr>
             <w:rFonts w:ascii="Arial" w:cs="Arial" w:eastAsia="Arial" w:hAnsi="Arial"/>
@@ -17467,7 +17467,7 @@
         </w:rPr>
         <w:t xml:space="preserve"> (</w:t>
       </w:r>
-      <w:hyperlink w:history="1" r:id="rIdk8stpchcrzal4kqjsjqor">
+      <w:hyperlink w:history="1" r:id="rIdc2uht5zhzcipn6_2mltl3">
         <w:r>
           <w:rPr>
             <w:rFonts w:ascii="Arial" w:cs="Arial" w:eastAsia="Arial" w:hAnsi="Arial"/>
@@ -18197,7 +18197,7 @@
                 <w:sz w:val="18"/>
                 <w:szCs w:val="18"/>
               </w:rPr>
-              <w:t xml:space="preserve">Lesson 6 of 7 in the quadratic equations evidence-gathering sequence. Students work in groups of 4–5. The lesson opens by revisiting the Githurai Harambee hall phenomenon and the DQB question 'Is there a method that works for every quadratic?' Students are guided through a structured derivation of the quadratic formula by completing the square on ax² + bx + c = 0, recording each step on mini-whiteboards. They then apply the formula to two Kenya-context problems: (1) the Mombasa projectile problem — a stone thrown upward from a cliff modelled by h(t) = −5t² + 20t + 25, asking when the stone hits the sea (h = 0); and (2) the mandazi pricing problem from earlier lessons. Students use scientific calculators to verify solutions, then explore the discriminant by testing three different equations and classifying the number of real solutions. The lesson closes with a DQB update and a model revision connecting the formula back to the Githurai hall problem.</w:t>
+              <w:t xml:space="preserve">Lesson 6 of 7 in the quadratic equations evidence-gathering sequence. Students work in groups of 4–5. The lesson opens by revisiting the Githurai Harambee hall phenomenon and the DQB question 'Is there a method that works for every quadratic?' Students are guided through a structured derivation of the quadratic formula by completing the square on ax² + bx + c = 0, recording each step on mini-whiteboards. They then apply the formula to two Kenya-context problems: (1) the Mombasa projectile problem — a stone thrown upward from a cliff modelled by h(t) = −5t² + 20t + 25, asking when the stone hits the sea (h = 0); and (2) a mandazi pricing problem. Students use scientific calculators to verify solutions, then explore the discriminant by testing three different equations and classifying the number of real solutions. The lesson closes with a DQB update and a model revision connecting the formula back to the Githurai hall problem.</w:t>
             </w:r>
           </w:p>
         </w:tc>
@@ -18480,7 +18480,7 @@
             <w:pPr>
               <w:spacing w:after="20" w:before="0"/>
             </w:pPr>
-            <w:hyperlink w:history="1" r:id="rIdakyruavesloctapzqavuf">
+            <w:hyperlink w:history="1" r:id="rIdzp_ywn5tzvc0so1qddxzr">
               <w:r>
                 <w:rPr>
                   <w:rFonts w:ascii="Arial" w:cs="Arial" w:eastAsia="Arial" w:hAnsi="Arial"/>
@@ -18513,7 +18513,7 @@
               <w:spacing w:after="10" w:before="0"/>
               <w:ind w:left="120"/>
             </w:pPr>
-            <w:hyperlink w:history="1" r:id="rIdexu0hbvvtqqj2ilxhj6xg">
+            <w:hyperlink w:history="1" r:id="rId-d5i2c3eyqwl092fm4owj">
               <w:r>
                 <w:rPr>
                   <w:rFonts w:ascii="Arial" w:cs="Arial" w:eastAsia="Arial" w:hAnsi="Arial"/>
@@ -18558,7 +18558,7 @@
             <w:pPr>
               <w:spacing w:after="20" w:before="0"/>
             </w:pPr>
-            <w:hyperlink w:history="1" r:id="rId4jgfovrmxuoer290dduu8">
+            <w:hyperlink w:history="1" r:id="rId_n-zqami79plfbok_bfb9">
               <w:r>
                 <w:rPr>
                   <w:rFonts w:ascii="Arial" w:cs="Arial" w:eastAsia="Arial" w:hAnsi="Arial"/>
@@ -18591,7 +18591,7 @@
               <w:spacing w:after="10" w:before="0"/>
               <w:ind w:left="120"/>
             </w:pPr>
-            <w:hyperlink w:history="1" r:id="rIdrkauum7sapyv3vko-b1mg">
+            <w:hyperlink w:history="1" r:id="rIduyggiyob3npmqrwstnel5">
               <w:r>
                 <w:rPr>
                   <w:rFonts w:ascii="Arial" w:cs="Arial" w:eastAsia="Arial" w:hAnsi="Arial"/>
@@ -18786,7 +18786,7 @@
             <w:pPr>
               <w:spacing w:after="20" w:before="0"/>
             </w:pPr>
-            <w:hyperlink w:history="1" r:id="rId7f3_ya8jxrmgrc8jvximt">
+            <w:hyperlink w:history="1" r:id="rIdw-gor6y1h4jjfm_w3jkrb">
               <w:r>
                 <w:rPr>
                   <w:rFonts w:ascii="Arial" w:cs="Arial" w:eastAsia="Arial" w:hAnsi="Arial"/>
@@ -18819,7 +18819,7 @@
               <w:spacing w:after="10" w:before="0"/>
               <w:ind w:left="120"/>
             </w:pPr>
-            <w:hyperlink w:history="1" r:id="rId7ad9tq6qsvcdpoh0pdo1n">
+            <w:hyperlink w:history="1" r:id="rIdeaxm3opk-xv4ow_cvdvyw">
               <w:r>
                 <w:rPr>
                   <w:rFonts w:ascii="Arial" w:cs="Arial" w:eastAsia="Arial" w:hAnsi="Arial"/>
@@ -18864,7 +18864,7 @@
             <w:pPr>
               <w:spacing w:after="20" w:before="0"/>
             </w:pPr>
-            <w:hyperlink w:history="1" r:id="rIdelyfhd4sikv_dpzgmqc4e">
+            <w:hyperlink w:history="1" r:id="rIdd6vl0q5l3hfowetpauxlm">
               <w:r>
                 <w:rPr>
                   <w:rFonts w:ascii="Arial" w:cs="Arial" w:eastAsia="Arial" w:hAnsi="Arial"/>
@@ -18897,7 +18897,7 @@
               <w:spacing w:after="10" w:before="0"/>
               <w:ind w:left="120"/>
             </w:pPr>
-            <w:hyperlink w:history="1" r:id="rIdzvfzc1y7f_e-xqk8gs2ab">
+            <w:hyperlink w:history="1" r:id="rIdx_4h8urpfcipywupp1sr9">
               <w:r>
                 <w:rPr>
                   <w:rFonts w:ascii="Arial" w:cs="Arial" w:eastAsia="Arial" w:hAnsi="Arial"/>
@@ -18939,7 +18939,7 @@
                 <w:sz w:val="18"/>
                 <w:szCs w:val="18"/>
               </w:rPr>
-              <w:t xml:space="preserve">PART A — Deriving the Formula (25 minutes): Each group receives a printed 'Derivation Scaffold' card listing the steps of completing the square on ax² + bx + c = 0, but with key algebraic expressions blanked out. Groups work through the scaffold together, filling in each blank step-by-step on mini-whiteboards. Steps scaffolded: (1) Write ax² + bx + c = 0. (2) Divide by a: x² + (b/a)x + c/a = 0. (3) Move constant: x² + (b/a)x = −c/a. (4) Complete the square: x² + (b/a)x + (b/2a)² = −c/a + (b/2a)². (5) Write as perfect square: (x + b/2a)² = (b² − 4ac)/4a². (6) Square root both sides: x + b/2a = ±√(b² − 4ac)/2a. (7) Isolate x: x = (−b ± √(b² − 4ac))/2a. Groups hold up mini-whiteboards at each step for teacher verification before proceeding. PART B — Mombasa Stone Problem (15 minutes): Students read a scenario card: 'During a Harambee celebration in Mombasa's Old Town, a stone is thrown upward from the top of a 25-metre cliff near the sea. Its height above the water is given by h(t) = −5t² + 20t + 25, where t is in seconds and h is in metres. When does the stone hit the water?' Students set h = 0, write −5t² + 20t + 25 = 0, identify a = −5, b = 20, c = 25, substitute into the quadratic formula, simplify using calculators, and interpret both solutions (t = −1 is rejected since time cannot be negative; t = 5 seconds is the answer). PART C — Mandazi Pricing Problem (8 minutes): Students revisit the mandazi problem from Lesson 4: a vendor's daily profit is modelled by P = −2x² + 40x − 150, where x is price per mandazi in shillings. They find the break-even prices (P = 0) using the quadratic formula and verify using their calculator.</w:t>
+              <w:t xml:space="preserve">PART A — Deriving the Formula (25 minutes): Each group receives a printed 'Derivation Scaffold' card listing the steps of completing the square on ax² + bx + c = 0, but with key algebraic expressions blanked out. Groups work through the scaffold together, filling in each blank step-by-step on mini-whiteboards. Steps scaffolded: (1) Write ax² + bx + c = 0. (2) Divide by a: x² + (b/a)x + c/a = 0. (3) Move constant: x² + (b/a)x = −c/a. (4) Complete the square: x² + (b/a)x + (b/2a)² = −c/a + (b/2a)². (5) Write as perfect square: (x + b/2a)² = (b² − 4ac)/4a². (6) Square root both sides: x + b/2a = ±√(b² − 4ac)/2a. (7) Isolate x: x = (−b ± √(b² − 4ac))/2a. Groups hold up mini-whiteboards at each step for teacher verification before proceeding. PART B — Mombasa Stone Problem (15 minutes): Students read a scenario card: 'During a Harambee celebration in Mombasa's Old Town, a stone is thrown upward from the top of a 25-metre cliff near the sea. Its height above the water is given by h(t) = −5t² + 20t + 25, where t is in seconds and h is in metres. When does the stone hit the water?' Students set h = 0, write −5t² + 20t + 25 = 0, identify a = −5, b = 20, c = 25, substitute into the quadratic formula, simplify using calculators, and interpret both solutions (t = −1 is rejected since time cannot be negative; t = 5 seconds is the answer). PART C — Mandazi Pricing Problem (8 minutes): Students meet a new mandazi problem: a vendor's daily profit is modelled by P = −2x² + 40x − 150, where x is price per mandazi in shillings. They find the break-even prices (P = 0) using the quadratic formula and verify using their calculator.</w:t>
             </w:r>
           </w:p>
         </w:tc>
@@ -18971,7 +18971,7 @@
                 <w:sz w:val="18"/>
                 <w:szCs w:val="18"/>
               </w:rPr>
-              <w:t xml:space="preserve">PART A: 1. Distribute Derivation Scaffold cards. Say: 'This card shows you the skeleton of the most important derivation in this whole unit. Your job as a group is to fill in the missing algebra — you already know every single step because you did completing the square in Lesson 5. This is just doing it with letters instead of numbers.' 2. Circulate and monitor group progress. At Step 4 (completing the square term), anticipate the hardest step: pause the class and say: 'Everyone stop — what is half of b/a? [WAIT 12 seconds.] Cold-call: [Name 1], what did your group write?' Then cold-call a second group: '[Name 2], do you agree? Why?' 3. At Step 6, emphasise: 'Notice the ± sign — this is where both solutions come from. Write that in a box in your notes.' 4. When groups finish, say: 'Hold up your whiteboard showing the final formula. Look around — does every board show the same thing?' Confirm and write the boxed formula on the board: x = (−b ± √(b² − 4ac)) / 2a. PART B: 5. Read the Mombasa stone scenario aloud with expression. Say: 'Wapi mwanafizikia wa Mombasa? — Where is our Mombasa physicist?' (light tone to build engagement). 6. Say: 'Step one — always write the equation in standard form. What is a? What is b? What is c? Write them down before substituting. [WAIT 10 seconds.] [Name 3], tell me your values.' 7. After groups calculate, say: 'You should have two values of t. Are both physically meaningful? Discuss with your group for 60 seconds.' Cold-call: '[Name 4], which solution do you reject and why?' WAIT 12 seconds. 8. Say: 'This is exactly the kind of thinking the Githurai committee needs — equations give you mathematical answers, but YOU must interpret what makes sense in context.' PART C: 9. Say: 'You have 8 minutes — apply the formula to the mandazi problem. Use your calculator. Compare your answers to what you found in Lesson 4 using factorisation.' Circulate, checking that students are correctly identifying a = −2, b = 40, c = −150 and not making sign errors.</w:t>
+              <w:t xml:space="preserve">PART A: 1. Distribute Derivation Scaffold cards. Say: 'This card shows you the skeleton of the most important derivation in this whole unit. Your job as a group is to fill in the missing algebra — you already know every single step because you did completing the square in Lesson 5. This is just doing it with letters instead of numbers.' 2. Circulate and monitor group progress. At Step 4 (completing the square term), anticipate the hardest step: pause the class and say: 'Everyone stop — what is half of b/a? [WAIT 12 seconds.] Cold-call: [Name 1], what did your group write?' Then cold-call a second group: '[Name 2], do you agree? Why?' 3. At Step 6, emphasise: 'Notice the ± sign — this is where both solutions come from. Write that in a box in your notes.' 4. When groups finish, say: 'Hold up your whiteboard showing the final formula. Look around — does every board show the same thing?' Confirm and write the boxed formula on the board: x = (−b ± √(b² − 4ac)) / 2a. PART B: 5. Read the Mombasa stone scenario aloud with expression. Say: 'Wapi mwanafizikia wa Mombasa? — Where is our Mombasa physicist?' (light tone to build engagement). 6. Say: 'Step one — always write the equation in standard form. What is a? What is b? What is c? Write them down before substituting. [WAIT 10 seconds.] [Name 3], tell me your values.' 7. After groups calculate, say: 'You should have two values of t. Are both physically meaningful? Discuss with your group for 60 seconds.' Cold-call: '[Name 4], which solution do you reject and why?' WAIT 12 seconds. 8. Say: 'This is exactly the kind of thinking the Githurai committee needs — equations give you mathematical answers, but YOU must interpret what makes sense in context.' PART C: 9. Say: 'You have 8 minutes — apply the formula to the mandazi problem. Use your calculator. Check your answers by factorisation, as in Lesson 4.' Circulate, checking that students are correctly identifying a = −2, b = 40, c = −150 and not making sign errors.</w:t>
             </w:r>
           </w:p>
         </w:tc>
@@ -19092,7 +19092,7 @@
             <w:pPr>
               <w:spacing w:after="20" w:before="0"/>
             </w:pPr>
-            <w:hyperlink w:history="1" r:id="rIdf9yngzf-rh1jqua8ifk8h">
+            <w:hyperlink w:history="1" r:id="rIdxygmz8mbdcdxfqbbjimq0">
               <w:r>
                 <w:rPr>
                   <w:rFonts w:ascii="Arial" w:cs="Arial" w:eastAsia="Arial" w:hAnsi="Arial"/>
@@ -19125,7 +19125,7 @@
               <w:spacing w:after="10" w:before="0"/>
               <w:ind w:left="120"/>
             </w:pPr>
-            <w:hyperlink w:history="1" r:id="rIdrpqa5_dmt719dexf-ltnl">
+            <w:hyperlink w:history="1" r:id="rId3dpda-ghk1kldgj-lx827">
               <w:r>
                 <w:rPr>
                   <w:rFonts w:ascii="Arial" w:cs="Arial" w:eastAsia="Arial" w:hAnsi="Arial"/>
@@ -19170,7 +19170,7 @@
             <w:pPr>
               <w:spacing w:after="20" w:before="0"/>
             </w:pPr>
-            <w:hyperlink w:history="1" r:id="rIdb6vlznastqobwb2rwxi6w">
+            <w:hyperlink w:history="1" r:id="rId0_3lllnnxroli5lv_px8s">
               <w:r>
                 <w:rPr>
                   <w:rFonts w:ascii="Arial" w:cs="Arial" w:eastAsia="Arial" w:hAnsi="Arial"/>
@@ -19203,7 +19203,7 @@
               <w:spacing w:after="10" w:before="0"/>
               <w:ind w:left="120"/>
             </w:pPr>
-            <w:hyperlink w:history="1" r:id="rIdmi1dispyxtkdlxscxnsvl">
+            <w:hyperlink w:history="1" r:id="rIdencbujwf65tgt5lgoozgw">
               <w:r>
                 <w:rPr>
                   <w:rFonts w:ascii="Arial" w:cs="Arial" w:eastAsia="Arial" w:hAnsi="Arial"/>
@@ -19398,7 +19398,7 @@
             <w:pPr>
               <w:spacing w:after="20" w:before="0"/>
             </w:pPr>
-            <w:hyperlink w:history="1" r:id="rIda_qvf-7ewkze5pd2whjyw">
+            <w:hyperlink w:history="1" r:id="rIdskmaukqh6ctvmqct08pua">
               <w:r>
                 <w:rPr>
                   <w:rFonts w:ascii="Arial" w:cs="Arial" w:eastAsia="Arial" w:hAnsi="Arial"/>
@@ -19431,7 +19431,7 @@
               <w:spacing w:after="10" w:before="0"/>
               <w:ind w:left="120"/>
             </w:pPr>
-            <w:hyperlink w:history="1" r:id="rId5jxgoj2a6nedhjh-nbrbn">
+            <w:hyperlink w:history="1" r:id="rIdafahanakurw_kmnzsa54k">
               <w:r>
                 <w:rPr>
                   <w:rFonts w:ascii="Arial" w:cs="Arial" w:eastAsia="Arial" w:hAnsi="Arial"/>
@@ -19476,7 +19476,7 @@
             <w:pPr>
               <w:spacing w:after="20" w:before="0"/>
             </w:pPr>
-            <w:hyperlink w:history="1" r:id="rId6xqjxievaitfxo7u48muu">
+            <w:hyperlink w:history="1" r:id="rId72bbru-uxg6fiq1zrnoq9">
               <w:r>
                 <w:rPr>
                   <w:rFonts w:ascii="Arial" w:cs="Arial" w:eastAsia="Arial" w:hAnsi="Arial"/>
@@ -19509,7 +19509,7 @@
               <w:spacing w:after="10" w:before="0"/>
               <w:ind w:left="120"/>
             </w:pPr>
-            <w:hyperlink w:history="1" r:id="rId--iixcg3rttt246_kyk3u">
+            <w:hyperlink w:history="1" r:id="rIdcop8mz-epd4kmgg0odmih">
               <w:r>
                 <w:rPr>
                   <w:rFonts w:ascii="Arial" w:cs="Arial" w:eastAsia="Arial" w:hAnsi="Arial"/>
@@ -19704,7 +19704,7 @@
             <w:pPr>
               <w:spacing w:after="20" w:before="0"/>
             </w:pPr>
-            <w:hyperlink w:history="1" r:id="rIddobuuk7upaef4skpruffh">
+            <w:hyperlink w:history="1" r:id="rIdcgvnvyuarq73kjxpnhhmn">
               <w:r>
                 <w:rPr>
                   <w:rFonts w:ascii="Arial" w:cs="Arial" w:eastAsia="Arial" w:hAnsi="Arial"/>
@@ -19737,7 +19737,7 @@
               <w:spacing w:after="10" w:before="0"/>
               <w:ind w:left="120"/>
             </w:pPr>
-            <w:hyperlink w:history="1" r:id="rIdihhqu_uu5qh1elqw-c2vh">
+            <w:hyperlink w:history="1" r:id="rIdled3fvftm0pyxibfo9knd">
               <w:r>
                 <w:rPr>
                   <w:rFonts w:ascii="Arial" w:cs="Arial" w:eastAsia="Arial" w:hAnsi="Arial"/>
@@ -19782,7 +19782,7 @@
             <w:pPr>
               <w:spacing w:after="20" w:before="0"/>
             </w:pPr>
-            <w:hyperlink w:history="1" r:id="rIdvc9esajvopxyudyw6hvqt">
+            <w:hyperlink w:history="1" r:id="rIdkldvgxy0thtoz4k-g-i9x">
               <w:r>
                 <w:rPr>
                   <w:rFonts w:ascii="Arial" w:cs="Arial" w:eastAsia="Arial" w:hAnsi="Arial"/>
@@ -19815,7 +19815,7 @@
               <w:spacing w:after="10" w:before="0"/>
               <w:ind w:left="120"/>
             </w:pPr>
-            <w:hyperlink w:history="1" r:id="rId4nzoxl1_wae_zlcvyscez">
+            <w:hyperlink w:history="1" r:id="rIdnzdh6cs3kz4uweszrxcww">
               <w:r>
                 <w:rPr>
                   <w:rFonts w:ascii="Arial" w:cs="Arial" w:eastAsia="Arial" w:hAnsi="Arial"/>
@@ -20422,7 +20422,7 @@
         </w:rPr>
         <w:t xml:space="preserve">© 2026 SeaVuria and ARES. Aligned with KICD objectives. Developed by SeaVuria; technical implementation by ARES (with AI assistance from Claude). Licensed under </w:t>
       </w:r>
-      <w:hyperlink w:history="1" r:id="rId6jfgdl_mobkczgz3c8hli">
+      <w:hyperlink w:history="1" r:id="rIdcrnv6wulyadlbdzhavesr">
         <w:r>
           <w:rPr>
             <w:rFonts w:ascii="Arial" w:cs="Arial" w:eastAsia="Arial" w:hAnsi="Arial"/>
@@ -20443,7 +20443,7 @@
         </w:rPr>
         <w:t xml:space="preserve"> (</w:t>
       </w:r>
-      <w:hyperlink w:history="1" r:id="rId72mz4inqh0frad01q4zte">
+      <w:hyperlink w:history="1" r:id="rIdaqwjkuwd55d0x0px2afdl">
         <w:r>
           <w:rPr>
             <w:rFonts w:ascii="Arial" w:cs="Arial" w:eastAsia="Arial" w:hAnsi="Arial"/>
@@ -21456,7 +21456,7 @@
             <w:pPr>
               <w:spacing w:after="20" w:before="0"/>
             </w:pPr>
-            <w:hyperlink w:history="1" r:id="rIdgbwb29niokyufcgzdti0k">
+            <w:hyperlink w:history="1" r:id="rIdtzkj3fff8lurotibvslwe">
               <w:r>
                 <w:rPr>
                   <w:rFonts w:ascii="Arial" w:cs="Arial" w:eastAsia="Arial" w:hAnsi="Arial"/>
@@ -21489,7 +21489,7 @@
               <w:spacing w:after="10" w:before="0"/>
               <w:ind w:left="120"/>
             </w:pPr>
-            <w:hyperlink w:history="1" r:id="rIduvi1cs8cipqeo-kcp9kzs">
+            <w:hyperlink w:history="1" r:id="rIdz22uq5vm-vafutuz7tijk">
               <w:r>
                 <w:rPr>
                   <w:rFonts w:ascii="Arial" w:cs="Arial" w:eastAsia="Arial" w:hAnsi="Arial"/>
@@ -21534,7 +21534,7 @@
             <w:pPr>
               <w:spacing w:after="20" w:before="0"/>
             </w:pPr>
-            <w:hyperlink w:history="1" r:id="rIds29xbctuaqraqrttw54lr">
+            <w:hyperlink w:history="1" r:id="rIdupt7miqjd2ks-gabayodn">
               <w:r>
                 <w:rPr>
                   <w:rFonts w:ascii="Arial" w:cs="Arial" w:eastAsia="Arial" w:hAnsi="Arial"/>
@@ -21567,7 +21567,7 @@
               <w:spacing w:after="10" w:before="0"/>
               <w:ind w:left="120"/>
             </w:pPr>
-            <w:hyperlink w:history="1" r:id="rIdrswj0jiozch5nppbo1hce">
+            <w:hyperlink w:history="1" r:id="rIdryspxkyc5nvtj_44rj3xb">
               <w:r>
                 <w:rPr>
                   <w:rFonts w:ascii="Arial" w:cs="Arial" w:eastAsia="Arial" w:hAnsi="Arial"/>
@@ -21762,7 +21762,7 @@
             <w:pPr>
               <w:spacing w:after="20" w:before="0"/>
             </w:pPr>
-            <w:hyperlink w:history="1" r:id="rIdqd2utypbqgg-n8gbe-ssv">
+            <w:hyperlink w:history="1" r:id="rId67h7jogsgslb1geovxnrm">
               <w:r>
                 <w:rPr>
                   <w:rFonts w:ascii="Arial" w:cs="Arial" w:eastAsia="Arial" w:hAnsi="Arial"/>
@@ -21795,7 +21795,7 @@
               <w:spacing w:after="10" w:before="0"/>
               <w:ind w:left="120"/>
             </w:pPr>
-            <w:hyperlink w:history="1" r:id="rIdooysvmm4gtyhylsw-gzcs">
+            <w:hyperlink w:history="1" r:id="rIdccms7nhx-5jgo1bvaqlvg">
               <w:r>
                 <w:rPr>
                   <w:rFonts w:ascii="Arial" w:cs="Arial" w:eastAsia="Arial" w:hAnsi="Arial"/>
@@ -21840,7 +21840,7 @@
             <w:pPr>
               <w:spacing w:after="20" w:before="0"/>
             </w:pPr>
-            <w:hyperlink w:history="1" r:id="rIdgohpl_dogeey77bkv6bn9">
+            <w:hyperlink w:history="1" r:id="rIddyfbwdyxr3mucrizzr4vh">
               <w:r>
                 <w:rPr>
                   <w:rFonts w:ascii="Arial" w:cs="Arial" w:eastAsia="Arial" w:hAnsi="Arial"/>
@@ -21873,7 +21873,7 @@
               <w:spacing w:after="10" w:before="0"/>
               <w:ind w:left="120"/>
             </w:pPr>
-            <w:hyperlink w:history="1" r:id="rId-0lt6xauzdiacnjfmaz8o">
+            <w:hyperlink w:history="1" r:id="rIdflhmmbi23dlcwyg6w8edt">
               <w:r>
                 <w:rPr>
                   <w:rFonts w:ascii="Arial" w:cs="Arial" w:eastAsia="Arial" w:hAnsi="Arial"/>
@@ -22068,7 +22068,7 @@
             <w:pPr>
               <w:spacing w:after="20" w:before="0"/>
             </w:pPr>
-            <w:hyperlink w:history="1" r:id="rIdco1pgijoxotwhn-idhndu">
+            <w:hyperlink w:history="1" r:id="rIdcycvjg7ee2l7px7fk-n4l">
               <w:r>
                 <w:rPr>
                   <w:rFonts w:ascii="Arial" w:cs="Arial" w:eastAsia="Arial" w:hAnsi="Arial"/>
@@ -22101,7 +22101,7 @@
               <w:spacing w:after="10" w:before="0"/>
               <w:ind w:left="120"/>
             </w:pPr>
-            <w:hyperlink w:history="1" r:id="rIdsoknjh6vwmxd0shlejrac">
+            <w:hyperlink w:history="1" r:id="rIdisesioa9ljagejl23rez3">
               <w:r>
                 <w:rPr>
                   <w:rFonts w:ascii="Arial" w:cs="Arial" w:eastAsia="Arial" w:hAnsi="Arial"/>
@@ -22146,7 +22146,7 @@
             <w:pPr>
               <w:spacing w:after="20" w:before="0"/>
             </w:pPr>
-            <w:hyperlink w:history="1" r:id="rIdbfmmnh5ruc-osq01nnlhy">
+            <w:hyperlink w:history="1" r:id="rId4rcy5mlz_pprovvj5a_-b">
               <w:r>
                 <w:rPr>
                   <w:rFonts w:ascii="Arial" w:cs="Arial" w:eastAsia="Arial" w:hAnsi="Arial"/>
@@ -22179,7 +22179,7 @@
               <w:spacing w:after="10" w:before="0"/>
               <w:ind w:left="120"/>
             </w:pPr>
-            <w:hyperlink w:history="1" r:id="rIdskx_vtv4euvezaacjbwwz">
+            <w:hyperlink w:history="1" r:id="rIdprwhz2-rkhc26la6szzto">
               <w:r>
                 <w:rPr>
                   <w:rFonts w:ascii="Arial" w:cs="Arial" w:eastAsia="Arial" w:hAnsi="Arial"/>
@@ -22374,7 +22374,7 @@
             <w:pPr>
               <w:spacing w:after="20" w:before="0"/>
             </w:pPr>
-            <w:hyperlink w:history="1" r:id="rIdarwfzclemosfxjcwhmugc">
+            <w:hyperlink w:history="1" r:id="rId6g9ilr5ifuou7gp935c4y">
               <w:r>
                 <w:rPr>
                   <w:rFonts w:ascii="Arial" w:cs="Arial" w:eastAsia="Arial" w:hAnsi="Arial"/>
@@ -22407,7 +22407,7 @@
               <w:spacing w:after="10" w:before="0"/>
               <w:ind w:left="120"/>
             </w:pPr>
-            <w:hyperlink w:history="1" r:id="rIdot7rcgafgxhq15gwjoroq">
+            <w:hyperlink w:history="1" r:id="rIdx2vnnkitpp5gn5s-tk3xq">
               <w:r>
                 <w:rPr>
                   <w:rFonts w:ascii="Arial" w:cs="Arial" w:eastAsia="Arial" w:hAnsi="Arial"/>
@@ -22452,7 +22452,7 @@
             <w:pPr>
               <w:spacing w:after="20" w:before="0"/>
             </w:pPr>
-            <w:hyperlink w:history="1" r:id="rIdzdecozfz28wzcyl3lrfei">
+            <w:hyperlink w:history="1" r:id="rId7sfmywcfvduqt3be6r7vn">
               <w:r>
                 <w:rPr>
                   <w:rFonts w:ascii="Arial" w:cs="Arial" w:eastAsia="Arial" w:hAnsi="Arial"/>
@@ -22485,7 +22485,7 @@
               <w:spacing w:after="10" w:before="0"/>
               <w:ind w:left="120"/>
             </w:pPr>
-            <w:hyperlink w:history="1" r:id="rIdlmu5g2tvv9m73vw53ncir">
+            <w:hyperlink w:history="1" r:id="rIdv8rrtigdvnuchnnlhnfyg">
               <w:r>
                 <w:rPr>
                   <w:rFonts w:ascii="Arial" w:cs="Arial" w:eastAsia="Arial" w:hAnsi="Arial"/>
@@ -22680,7 +22680,7 @@
             <w:pPr>
               <w:spacing w:after="20" w:before="0"/>
             </w:pPr>
-            <w:hyperlink w:history="1" r:id="rIdn-nwjhgrblmkxi3djcnuv">
+            <w:hyperlink w:history="1" r:id="rId6unfpxbsjgfhtdpc-czu1">
               <w:r>
                 <w:rPr>
                   <w:rFonts w:ascii="Arial" w:cs="Arial" w:eastAsia="Arial" w:hAnsi="Arial"/>
@@ -22713,7 +22713,7 @@
               <w:spacing w:after="10" w:before="0"/>
               <w:ind w:left="120"/>
             </w:pPr>
-            <w:hyperlink w:history="1" r:id="rIdmz2lb3rq1shtrkjluqpop">
+            <w:hyperlink w:history="1" r:id="rIdbu-c3m03qkwp8k55w91zh">
               <w:r>
                 <w:rPr>
                   <w:rFonts w:ascii="Arial" w:cs="Arial" w:eastAsia="Arial" w:hAnsi="Arial"/>
@@ -22758,7 +22758,7 @@
             <w:pPr>
               <w:spacing w:after="20" w:before="0"/>
             </w:pPr>
-            <w:hyperlink w:history="1" r:id="rIde_l8xo18pjwbxvfhyispe">
+            <w:hyperlink w:history="1" r:id="rIdah9whanrajj2p55gwimpi">
               <w:r>
                 <w:rPr>
                   <w:rFonts w:ascii="Arial" w:cs="Arial" w:eastAsia="Arial" w:hAnsi="Arial"/>
@@ -22791,7 +22791,7 @@
               <w:spacing w:after="10" w:before="0"/>
               <w:ind w:left="120"/>
             </w:pPr>
-            <w:hyperlink w:history="1" r:id="rIdmze_fvaotxu6-avar5j2b">
+            <w:hyperlink w:history="1" r:id="rIdnat3uc2irjji2h4sqbtsq">
               <w:r>
                 <w:rPr>
                   <w:rFonts w:ascii="Arial" w:cs="Arial" w:eastAsia="Arial" w:hAnsi="Arial"/>
@@ -23303,7 +23303,7 @@
         </w:rPr>
         <w:t xml:space="preserve">© 2026 SeaVuria and ARES. Aligned with KICD objectives. Developed by SeaVuria; technical implementation by ARES (with AI assistance from Claude). Licensed under </w:t>
       </w:r>
-      <w:hyperlink w:history="1" r:id="rIdb7-4mqsewnjgawk7eqvlw">
+      <w:hyperlink w:history="1" r:id="rIdfuyriwj2mt1vfopt6fsrd">
         <w:r>
           <w:rPr>
             <w:rFonts w:ascii="Arial" w:cs="Arial" w:eastAsia="Arial" w:hAnsi="Arial"/>
@@ -23324,7 +23324,7 @@
         </w:rPr>
         <w:t xml:space="preserve"> (</w:t>
       </w:r>
-      <w:hyperlink w:history="1" r:id="rIdftrqpjhvo1qdticr0jbgk">
+      <w:hyperlink w:history="1" r:id="rId-_r5c05opg6naxjy6dt-2">
         <w:r>
           <w:rPr>
             <w:rFonts w:ascii="Arial" w:cs="Arial" w:eastAsia="Arial" w:hAnsi="Arial"/>

--- a/data/outputs/v2/Maths/SS1.3_Quadratic_Equations/Mathematics_Quadratic_Equations_CBE_LessonSequence.docx
+++ b/data/outputs/v2/Maths/SS1.3_Quadratic_Equations/Mathematics_Quadratic_Equations_CBE_LessonSequence.docx
@@ -2363,7 +2363,7 @@
         </w:rPr>
         <w:t xml:space="preserve">© 2026 SeaVuria and ARES. This work is licensed under a </w:t>
       </w:r>
-      <w:hyperlink w:history="1" r:id="rIdycl1yvybr5fedxs099pcw">
+      <w:hyperlink w:history="1" r:id="rIddokohwaww-jly-5uaop9w">
         <w:r>
           <w:rPr>
             <w:rFonts w:ascii="Arial" w:cs="Arial" w:eastAsia="Arial" w:hAnsi="Arial"/>
@@ -2383,7 +2383,7 @@
         </w:rPr>
         <w:t xml:space="preserve"> (</w:t>
       </w:r>
-      <w:hyperlink w:history="1" r:id="rIdbofgx_wxd8a3oxzxjhy00">
+      <w:hyperlink w:history="1" r:id="rIdfgorjkbkjfsaew6kcsgdc">
         <w:r>
           <w:rPr>
             <w:rFonts w:ascii="Arial" w:cs="Arial" w:eastAsia="Arial" w:hAnsi="Arial"/>
@@ -2403,7 +2403,7 @@
         </w:rPr>
         <w:t xml:space="preserve">). To view a copy of this license, visit </w:t>
       </w:r>
-      <w:hyperlink w:history="1" r:id="rId7bo1vplme_v8oadlw14bc">
+      <w:hyperlink w:history="1" r:id="rIdw0x82qk_bgdjum50-ofob">
         <w:r>
           <w:rPr>
             <w:rFonts w:ascii="Arial" w:cs="Arial" w:eastAsia="Arial" w:hAnsi="Arial"/>
@@ -3415,7 +3415,7 @@
             <w:pPr>
               <w:spacing w:after="20" w:before="0"/>
             </w:pPr>
-            <w:hyperlink w:history="1" r:id="rIdnfvzgzxvawybnc2z-p-m4">
+            <w:hyperlink w:history="1" r:id="rIdmbsn9hrrvjlu6kovj2d0c">
               <w:r>
                 <w:rPr>
                   <w:rFonts w:ascii="Arial" w:cs="Arial" w:eastAsia="Arial" w:hAnsi="Arial"/>
@@ -3448,7 +3448,7 @@
               <w:spacing w:after="10" w:before="0"/>
               <w:ind w:left="120"/>
             </w:pPr>
-            <w:hyperlink w:history="1" r:id="rIde-udciv7diqcb5ryq6kvh">
+            <w:hyperlink w:history="1" r:id="rIdrwmi98myme13ssvqb64me">
               <w:r>
                 <w:rPr>
                   <w:rFonts w:ascii="Arial" w:cs="Arial" w:eastAsia="Arial" w:hAnsi="Arial"/>
@@ -3493,7 +3493,7 @@
             <w:pPr>
               <w:spacing w:after="20" w:before="0"/>
             </w:pPr>
-            <w:hyperlink w:history="1" r:id="rIdr3m42dta_bxooaekz9prn">
+            <w:hyperlink w:history="1" r:id="rIduq3aoi4zo1s9ye_6qs76v">
               <w:r>
                 <w:rPr>
                   <w:rFonts w:ascii="Arial" w:cs="Arial" w:eastAsia="Arial" w:hAnsi="Arial"/>
@@ -3526,7 +3526,7 @@
               <w:spacing w:after="10" w:before="0"/>
               <w:ind w:left="120"/>
             </w:pPr>
-            <w:hyperlink w:history="1" r:id="rIdc4zdcusuycdvae2kfvfl2">
+            <w:hyperlink w:history="1" r:id="rIdvnalx9ohwazcmphlsk85_">
               <w:r>
                 <w:rPr>
                   <w:rFonts w:ascii="Arial" w:cs="Arial" w:eastAsia="Arial" w:hAnsi="Arial"/>
@@ -3835,7 +3835,7 @@
             <w:pPr>
               <w:spacing w:after="20" w:before="0"/>
             </w:pPr>
-            <w:hyperlink w:history="1" r:id="rIdzv1hmic4td2sbyuiac8le">
+            <w:hyperlink w:history="1" r:id="rIdyeydakf5qnin9mxzq6hyn">
               <w:r>
                 <w:rPr>
                   <w:rFonts w:ascii="Arial" w:cs="Arial" w:eastAsia="Arial" w:hAnsi="Arial"/>
@@ -3868,7 +3868,7 @@
               <w:spacing w:after="10" w:before="0"/>
               <w:ind w:left="120"/>
             </w:pPr>
-            <w:hyperlink w:history="1" r:id="rIddhs1ai2b4zpoid1yd-ldx">
+            <w:hyperlink w:history="1" r:id="rId0s9e22p7sqoijp8uvdume">
               <w:r>
                 <w:rPr>
                   <w:rFonts w:ascii="Arial" w:cs="Arial" w:eastAsia="Arial" w:hAnsi="Arial"/>
@@ -3913,7 +3913,7 @@
             <w:pPr>
               <w:spacing w:after="20" w:before="0"/>
             </w:pPr>
-            <w:hyperlink w:history="1" r:id="rIdgcdo4setq_f9ryuc7odej">
+            <w:hyperlink w:history="1" r:id="rIddjqnvrdkoxdoabtb2stt6">
               <w:r>
                 <w:rPr>
                   <w:rFonts w:ascii="Arial" w:cs="Arial" w:eastAsia="Arial" w:hAnsi="Arial"/>
@@ -3946,7 +3946,7 @@
               <w:spacing w:after="10" w:before="0"/>
               <w:ind w:left="120"/>
             </w:pPr>
-            <w:hyperlink w:history="1" r:id="rIdurpjk0lda8zrqwhm0clva">
+            <w:hyperlink w:history="1" r:id="rId6qq92mqh5q8vneqe4_dum">
               <w:r>
                 <w:rPr>
                   <w:rFonts w:ascii="Arial" w:cs="Arial" w:eastAsia="Arial" w:hAnsi="Arial"/>
@@ -4198,7 +4198,7 @@
             <w:pPr>
               <w:spacing w:after="20" w:before="0"/>
             </w:pPr>
-            <w:hyperlink w:history="1" r:id="rIdevjbxaag3hc-dxudq7we1">
+            <w:hyperlink w:history="1" r:id="rId5msf9yuje4h_pc77zfpla">
               <w:r>
                 <w:rPr>
                   <w:rFonts w:ascii="Arial" w:cs="Arial" w:eastAsia="Arial" w:hAnsi="Arial"/>
@@ -4231,7 +4231,7 @@
               <w:spacing w:after="10" w:before="0"/>
               <w:ind w:left="120"/>
             </w:pPr>
-            <w:hyperlink w:history="1" r:id="rIdjng0eb5g0ao0e15a_qctu">
+            <w:hyperlink w:history="1" r:id="rIdgp04spjo0jiyhhpclx7jo">
               <w:r>
                 <w:rPr>
                   <w:rFonts w:ascii="Arial" w:cs="Arial" w:eastAsia="Arial" w:hAnsi="Arial"/>
@@ -4276,7 +4276,7 @@
             <w:pPr>
               <w:spacing w:after="20" w:before="0"/>
             </w:pPr>
-            <w:hyperlink w:history="1" r:id="rIdrlccfm9jecxvgykwx8eki">
+            <w:hyperlink w:history="1" r:id="rIdgw1dw6gblpfogq7mlbw31">
               <w:r>
                 <w:rPr>
                   <w:rFonts w:ascii="Arial" w:cs="Arial" w:eastAsia="Arial" w:hAnsi="Arial"/>
@@ -4325,7 +4325,7 @@
               <w:spacing w:after="10" w:before="0"/>
               <w:ind w:left="120"/>
             </w:pPr>
-            <w:hyperlink w:history="1" r:id="rIdxhv65npd73i6pmlnmx9rw">
+            <w:hyperlink w:history="1" r:id="rId0rsjbc-g1juldxvurkihk">
               <w:r>
                 <w:rPr>
                   <w:rFonts w:ascii="Arial" w:cs="Arial" w:eastAsia="Arial" w:hAnsi="Arial"/>
@@ -4615,7 +4615,7 @@
             <w:pPr>
               <w:spacing w:after="20" w:before="0"/>
             </w:pPr>
-            <w:hyperlink w:history="1" r:id="rIdv2rjsbfxwvrszx6c9ojfo">
+            <w:hyperlink w:history="1" r:id="rIdfmqv_n6jlaxfnevj1xcce">
               <w:r>
                 <w:rPr>
                   <w:rFonts w:ascii="Arial" w:cs="Arial" w:eastAsia="Arial" w:hAnsi="Arial"/>
@@ -4648,7 +4648,7 @@
               <w:spacing w:after="10" w:before="0"/>
               <w:ind w:left="120"/>
             </w:pPr>
-            <w:hyperlink w:history="1" r:id="rIdsngxscg7jq-xowccxhiae">
+            <w:hyperlink w:history="1" r:id="rIdvqqdyafrjt1yz4xhlwipq">
               <w:r>
                 <w:rPr>
                   <w:rFonts w:ascii="Arial" w:cs="Arial" w:eastAsia="Arial" w:hAnsi="Arial"/>
@@ -4693,7 +4693,7 @@
             <w:pPr>
               <w:spacing w:after="20" w:before="0"/>
             </w:pPr>
-            <w:hyperlink w:history="1" r:id="rIdqgeqown7xoxsvzzvuou_5">
+            <w:hyperlink w:history="1" r:id="rIdp0fgr4hdhoqdv2f1s2ozi">
               <w:r>
                 <w:rPr>
                   <w:rFonts w:ascii="Arial" w:cs="Arial" w:eastAsia="Arial" w:hAnsi="Arial"/>
@@ -4742,7 +4742,7 @@
               <w:spacing w:after="10" w:before="0"/>
               <w:ind w:left="120"/>
             </w:pPr>
-            <w:hyperlink w:history="1" r:id="rIdgfmzndvjsrn58txkhrm-l">
+            <w:hyperlink w:history="1" r:id="rIdrgbe74s0lt-e-kkcfvam9">
               <w:r>
                 <w:rPr>
                   <w:rFonts w:ascii="Arial" w:cs="Arial" w:eastAsia="Arial" w:hAnsi="Arial"/>
@@ -5032,7 +5032,7 @@
             <w:pPr>
               <w:spacing w:after="20" w:before="0"/>
             </w:pPr>
-            <w:hyperlink w:history="1" r:id="rIdoty-qjkvzmwfneugyhnlq">
+            <w:hyperlink w:history="1" r:id="rIdmdse1kapknnurbzrlsxgf">
               <w:r>
                 <w:rPr>
                   <w:rFonts w:ascii="Arial" w:cs="Arial" w:eastAsia="Arial" w:hAnsi="Arial"/>
@@ -5081,7 +5081,7 @@
               <w:spacing w:after="10" w:before="0"/>
               <w:ind w:left="120"/>
             </w:pPr>
-            <w:hyperlink w:history="1" r:id="rIdkftfsbn5c8csh0_ncfn0l">
+            <w:hyperlink w:history="1" r:id="rIdgknioilk_4smfxpy1snjo">
               <w:r>
                 <w:rPr>
                   <w:rFonts w:ascii="Arial" w:cs="Arial" w:eastAsia="Arial" w:hAnsi="Arial"/>
@@ -5126,7 +5126,7 @@
             <w:pPr>
               <w:spacing w:after="20" w:before="0"/>
             </w:pPr>
-            <w:hyperlink w:history="1" r:id="rIdkibpl4a7funecp1wnbtpc">
+            <w:hyperlink w:history="1" r:id="rIduplhn3nonllgi7txkmhe_">
               <w:r>
                 <w:rPr>
                   <w:rFonts w:ascii="Arial" w:cs="Arial" w:eastAsia="Arial" w:hAnsi="Arial"/>
@@ -5175,7 +5175,7 @@
               <w:spacing w:after="10" w:before="0"/>
               <w:ind w:left="120"/>
             </w:pPr>
-            <w:hyperlink w:history="1" r:id="rIdrr7-rkssrzls3owdotzyn">
+            <w:hyperlink w:history="1" r:id="rId5s2crimesv0b5vs-8qjzo">
               <w:r>
                 <w:rPr>
                   <w:rFonts w:ascii="Arial" w:cs="Arial" w:eastAsia="Arial" w:hAnsi="Arial"/>
@@ -5763,7 +5763,7 @@
         </w:rPr>
         <w:t xml:space="preserve">© 2026 SeaVuria and ARES. Aligned with KICD objectives. Developed by SeaVuria; technical implementation by ARES (with AI assistance from Claude). Licensed under </w:t>
       </w:r>
-      <w:hyperlink w:history="1" r:id="rIdgpvsfb6mimahidpkkhab8">
+      <w:hyperlink w:history="1" r:id="rIdc50r-2_60i0_j-9jfxgnk">
         <w:r>
           <w:rPr>
             <w:rFonts w:ascii="Arial" w:cs="Arial" w:eastAsia="Arial" w:hAnsi="Arial"/>
@@ -5784,7 +5784,7 @@
         </w:rPr>
         <w:t xml:space="preserve"> (</w:t>
       </w:r>
-      <w:hyperlink w:history="1" r:id="rIdjrjuh4jlffhxr5qgj_c1o">
+      <w:hyperlink w:history="1" r:id="rIdcbgcc7lfwdvcip6nxqs8q">
         <w:r>
           <w:rPr>
             <w:rFonts w:ascii="Arial" w:cs="Arial" w:eastAsia="Arial" w:hAnsi="Arial"/>
@@ -6797,7 +6797,7 @@
             <w:pPr>
               <w:spacing w:after="20" w:before="0"/>
             </w:pPr>
-            <w:hyperlink w:history="1" r:id="rIdh8bhhnlou1dsdhk8so7e2">
+            <w:hyperlink w:history="1" r:id="rIdz6icmuoe9jovd1xqcpvwr">
               <w:r>
                 <w:rPr>
                   <w:rFonts w:ascii="Arial" w:cs="Arial" w:eastAsia="Arial" w:hAnsi="Arial"/>
@@ -6830,7 +6830,7 @@
               <w:spacing w:after="10" w:before="0"/>
               <w:ind w:left="120"/>
             </w:pPr>
-            <w:hyperlink w:history="1" r:id="rIdf_86wluadtgopx2smfacy">
+            <w:hyperlink w:history="1" r:id="rId5sz9dq0zvats7if622xo9">
               <w:r>
                 <w:rPr>
                   <w:rFonts w:ascii="Arial" w:cs="Arial" w:eastAsia="Arial" w:hAnsi="Arial"/>
@@ -6875,7 +6875,7 @@
             <w:pPr>
               <w:spacing w:after="20" w:before="0"/>
             </w:pPr>
-            <w:hyperlink w:history="1" r:id="rIdnr3a5lkqywgo0qtozl8ch">
+            <w:hyperlink w:history="1" r:id="rIde0_rm6c6gtgqlzs4ajbav">
               <w:r>
                 <w:rPr>
                   <w:rFonts w:ascii="Arial" w:cs="Arial" w:eastAsia="Arial" w:hAnsi="Arial"/>
@@ -6908,7 +6908,7 @@
               <w:spacing w:after="10" w:before="0"/>
               <w:ind w:left="120"/>
             </w:pPr>
-            <w:hyperlink w:history="1" r:id="rIdg3ghzq5bycp8xxt5fwtce">
+            <w:hyperlink w:history="1" r:id="rIdkxxthg3--k2zamkpydit8">
               <w:r>
                 <w:rPr>
                   <w:rFonts w:ascii="Arial" w:cs="Arial" w:eastAsia="Arial" w:hAnsi="Arial"/>
@@ -7103,7 +7103,7 @@
             <w:pPr>
               <w:spacing w:after="20" w:before="0"/>
             </w:pPr>
-            <w:hyperlink w:history="1" r:id="rIdsn2g4mml2_1xr1fxgglch">
+            <w:hyperlink w:history="1" r:id="rId7vz5uxq6c8jukr8ngpw0c">
               <w:r>
                 <w:rPr>
                   <w:rFonts w:ascii="Arial" w:cs="Arial" w:eastAsia="Arial" w:hAnsi="Arial"/>
@@ -7136,7 +7136,7 @@
               <w:spacing w:after="10" w:before="0"/>
               <w:ind w:left="120"/>
             </w:pPr>
-            <w:hyperlink w:history="1" r:id="rIdxx8g7vpz2sfwqqebzmwxh">
+            <w:hyperlink w:history="1" r:id="rIdnvarte8mwli9jknbmfocf">
               <w:r>
                 <w:rPr>
                   <w:rFonts w:ascii="Arial" w:cs="Arial" w:eastAsia="Arial" w:hAnsi="Arial"/>
@@ -7181,7 +7181,7 @@
             <w:pPr>
               <w:spacing w:after="20" w:before="0"/>
             </w:pPr>
-            <w:hyperlink w:history="1" r:id="rIdtqusjq9jbecwgoxtk3fuo">
+            <w:hyperlink w:history="1" r:id="rIdxynbvzjuvwnyroml5owxy">
               <w:r>
                 <w:rPr>
                   <w:rFonts w:ascii="Arial" w:cs="Arial" w:eastAsia="Arial" w:hAnsi="Arial"/>
@@ -7214,7 +7214,7 @@
               <w:spacing w:after="10" w:before="0"/>
               <w:ind w:left="120"/>
             </w:pPr>
-            <w:hyperlink w:history="1" r:id="rIdejosk69dpqorujzq5s4z0">
+            <w:hyperlink w:history="1" r:id="rIdgqoedu_ylsmce36zjdsdk">
               <w:r>
                 <w:rPr>
                   <w:rFonts w:ascii="Arial" w:cs="Arial" w:eastAsia="Arial" w:hAnsi="Arial"/>
@@ -7409,7 +7409,7 @@
             <w:pPr>
               <w:spacing w:after="20" w:before="0"/>
             </w:pPr>
-            <w:hyperlink w:history="1" r:id="rIdcwvzcejvtyzdxr7vcpkbf">
+            <w:hyperlink w:history="1" r:id="rIdhsxj1ug8fnaijmfsaaal5">
               <w:r>
                 <w:rPr>
                   <w:rFonts w:ascii="Arial" w:cs="Arial" w:eastAsia="Arial" w:hAnsi="Arial"/>
@@ -7442,7 +7442,7 @@
               <w:spacing w:after="10" w:before="0"/>
               <w:ind w:left="120"/>
             </w:pPr>
-            <w:hyperlink w:history="1" r:id="rIdhw3plqen2p2z4_ij23vtv">
+            <w:hyperlink w:history="1" r:id="rIdhqvu8bmguiakztzon2nt3">
               <w:r>
                 <w:rPr>
                   <w:rFonts w:ascii="Arial" w:cs="Arial" w:eastAsia="Arial" w:hAnsi="Arial"/>
@@ -7487,7 +7487,7 @@
             <w:pPr>
               <w:spacing w:after="20" w:before="0"/>
             </w:pPr>
-            <w:hyperlink w:history="1" r:id="rIdjkabpk_ducbkfaeyd_zr9">
+            <w:hyperlink w:history="1" r:id="rIdryx7xroes5v3dqtohfksh">
               <w:r>
                 <w:rPr>
                   <w:rFonts w:ascii="Arial" w:cs="Arial" w:eastAsia="Arial" w:hAnsi="Arial"/>
@@ -7520,7 +7520,7 @@
               <w:spacing w:after="10" w:before="0"/>
               <w:ind w:left="120"/>
             </w:pPr>
-            <w:hyperlink w:history="1" r:id="rIdpd1mwe4a_v47eaqhjsecl">
+            <w:hyperlink w:history="1" r:id="rIdndrirae3chmljn61igqcp">
               <w:r>
                 <w:rPr>
                   <w:rFonts w:ascii="Arial" w:cs="Arial" w:eastAsia="Arial" w:hAnsi="Arial"/>
@@ -7715,7 +7715,7 @@
             <w:pPr>
               <w:spacing w:after="20" w:before="0"/>
             </w:pPr>
-            <w:hyperlink w:history="1" r:id="rIdfbv16zlbq1ultad2kzozm">
+            <w:hyperlink w:history="1" r:id="rIddapxsglviizay2lnice63">
               <w:r>
                 <w:rPr>
                   <w:rFonts w:ascii="Arial" w:cs="Arial" w:eastAsia="Arial" w:hAnsi="Arial"/>
@@ -7748,7 +7748,7 @@
               <w:spacing w:after="10" w:before="0"/>
               <w:ind w:left="120"/>
             </w:pPr>
-            <w:hyperlink w:history="1" r:id="rId5zyjra6hvcwdcftdhzvn2">
+            <w:hyperlink w:history="1" r:id="rIdrvkdw0ljedcwmyoetqb29">
               <w:r>
                 <w:rPr>
                   <w:rFonts w:ascii="Arial" w:cs="Arial" w:eastAsia="Arial" w:hAnsi="Arial"/>
@@ -7793,7 +7793,7 @@
             <w:pPr>
               <w:spacing w:after="20" w:before="0"/>
             </w:pPr>
-            <w:hyperlink w:history="1" r:id="rIdtf72g0f5i5x03rmhmoxm0">
+            <w:hyperlink w:history="1" r:id="rIduxtjldvvy71w6f2gyvw5m">
               <w:r>
                 <w:rPr>
                   <w:rFonts w:ascii="Arial" w:cs="Arial" w:eastAsia="Arial" w:hAnsi="Arial"/>
@@ -7826,7 +7826,7 @@
               <w:spacing w:after="10" w:before="0"/>
               <w:ind w:left="120"/>
             </w:pPr>
-            <w:hyperlink w:history="1" r:id="rIdjdhzkpvvlpu7xpbzmk6mk">
+            <w:hyperlink w:history="1" r:id="rId15nvj9-nbrjkojxbzypnt">
               <w:r>
                 <w:rPr>
                   <w:rFonts w:ascii="Arial" w:cs="Arial" w:eastAsia="Arial" w:hAnsi="Arial"/>
@@ -8021,7 +8021,7 @@
             <w:pPr>
               <w:spacing w:after="20" w:before="0"/>
             </w:pPr>
-            <w:hyperlink w:history="1" r:id="rId8dpby_y206mz2iuo_njbv">
+            <w:hyperlink w:history="1" r:id="rIdqx9l87cpahlx8fgb9tay4">
               <w:r>
                 <w:rPr>
                   <w:rFonts w:ascii="Arial" w:cs="Arial" w:eastAsia="Arial" w:hAnsi="Arial"/>
@@ -8054,7 +8054,7 @@
               <w:spacing w:after="10" w:before="0"/>
               <w:ind w:left="120"/>
             </w:pPr>
-            <w:hyperlink w:history="1" r:id="rIdo4iil2l-krckut-qb5fxk">
+            <w:hyperlink w:history="1" r:id="rIdsjesxpu7xdla2zzqiqhlm">
               <w:r>
                 <w:rPr>
                   <w:rFonts w:ascii="Arial" w:cs="Arial" w:eastAsia="Arial" w:hAnsi="Arial"/>
@@ -8099,7 +8099,7 @@
             <w:pPr>
               <w:spacing w:after="20" w:before="0"/>
             </w:pPr>
-            <w:hyperlink w:history="1" r:id="rIdm_2zjrbgtfkpj1qep7g9r">
+            <w:hyperlink w:history="1" r:id="rIdwjrbe6kh9j39p_vdkosb1">
               <w:r>
                 <w:rPr>
                   <w:rFonts w:ascii="Arial" w:cs="Arial" w:eastAsia="Arial" w:hAnsi="Arial"/>
@@ -8148,7 +8148,7 @@
               <w:spacing w:after="10" w:before="0"/>
               <w:ind w:left="120"/>
             </w:pPr>
-            <w:hyperlink w:history="1" r:id="rId-by3abc1aaxnqvf8ac9bz">
+            <w:hyperlink w:history="1" r:id="rIdqzq-ykhr4aghvwv0bekdi">
               <w:r>
                 <w:rPr>
                   <w:rFonts w:ascii="Arial" w:cs="Arial" w:eastAsia="Arial" w:hAnsi="Arial"/>
@@ -8660,7 +8660,7 @@
         </w:rPr>
         <w:t xml:space="preserve">© 2026 SeaVuria and ARES. Aligned with KICD objectives. Developed by SeaVuria; technical implementation by ARES (with AI assistance from Claude). Licensed under </w:t>
       </w:r>
-      <w:hyperlink w:history="1" r:id="rId3xowmav_51o_0vymxpisk">
+      <w:hyperlink w:history="1" r:id="rId7o1igkxroz-srzhie01bq">
         <w:r>
           <w:rPr>
             <w:rFonts w:ascii="Arial" w:cs="Arial" w:eastAsia="Arial" w:hAnsi="Arial"/>
@@ -8681,7 +8681,7 @@
         </w:rPr>
         <w:t xml:space="preserve"> (</w:t>
       </w:r>
-      <w:hyperlink w:history="1" r:id="rIdhwncqv5oajlerr00lpjvf">
+      <w:hyperlink w:history="1" r:id="rIdl1xfa-i2e5ibrapre48fk">
         <w:r>
           <w:rPr>
             <w:rFonts w:ascii="Arial" w:cs="Arial" w:eastAsia="Arial" w:hAnsi="Arial"/>
@@ -9694,7 +9694,7 @@
             <w:pPr>
               <w:spacing w:after="20" w:before="0"/>
             </w:pPr>
-            <w:hyperlink w:history="1" r:id="rIdmxgu1wldbtc9osntrrqgu">
+            <w:hyperlink w:history="1" r:id="rIdqi0d7-etez8umqrrmb-q1">
               <w:r>
                 <w:rPr>
                   <w:rFonts w:ascii="Arial" w:cs="Arial" w:eastAsia="Arial" w:hAnsi="Arial"/>
@@ -9727,7 +9727,7 @@
               <w:spacing w:after="10" w:before="0"/>
               <w:ind w:left="120"/>
             </w:pPr>
-            <w:hyperlink w:history="1" r:id="rIdb7xxuer2wiumjhnwmmjut">
+            <w:hyperlink w:history="1" r:id="rIdjixznkn5aexohika-54el">
               <w:r>
                 <w:rPr>
                   <w:rFonts w:ascii="Arial" w:cs="Arial" w:eastAsia="Arial" w:hAnsi="Arial"/>
@@ -9772,7 +9772,7 @@
             <w:pPr>
               <w:spacing w:after="20" w:before="0"/>
             </w:pPr>
-            <w:hyperlink w:history="1" r:id="rId3_rkuv6qradsefnmfbhne">
+            <w:hyperlink w:history="1" r:id="rIdgqqgo-rbelxxtgyhnvfzg">
               <w:r>
                 <w:rPr>
                   <w:rFonts w:ascii="Arial" w:cs="Arial" w:eastAsia="Arial" w:hAnsi="Arial"/>
@@ -9805,7 +9805,7 @@
               <w:spacing w:after="10" w:before="0"/>
               <w:ind w:left="120"/>
             </w:pPr>
-            <w:hyperlink w:history="1" r:id="rIdpeb5-nnldazelkwbeflxo">
+            <w:hyperlink w:history="1" r:id="rId8gy7vbtfshzbnc7jjqhuu">
               <w:r>
                 <w:rPr>
                   <w:rFonts w:ascii="Arial" w:cs="Arial" w:eastAsia="Arial" w:hAnsi="Arial"/>
@@ -10000,7 +10000,7 @@
             <w:pPr>
               <w:spacing w:after="20" w:before="0"/>
             </w:pPr>
-            <w:hyperlink w:history="1" r:id="rIdwtivq9a6gxa-hfwlpah-5">
+            <w:hyperlink w:history="1" r:id="rIdclvgivwyxwidbnipqzwhq">
               <w:r>
                 <w:rPr>
                   <w:rFonts w:ascii="Arial" w:cs="Arial" w:eastAsia="Arial" w:hAnsi="Arial"/>
@@ -10033,7 +10033,7 @@
               <w:spacing w:after="10" w:before="0"/>
               <w:ind w:left="120"/>
             </w:pPr>
-            <w:hyperlink w:history="1" r:id="rIdpnmpdiuuf1vile848xq16">
+            <w:hyperlink w:history="1" r:id="rIdsnytmp0g6bwg51f2zgdwd">
               <w:r>
                 <w:rPr>
                   <w:rFonts w:ascii="Arial" w:cs="Arial" w:eastAsia="Arial" w:hAnsi="Arial"/>
@@ -10078,7 +10078,7 @@
             <w:pPr>
               <w:spacing w:after="20" w:before="0"/>
             </w:pPr>
-            <w:hyperlink w:history="1" r:id="rIdjfxusfouhi84ng_se9qlh">
+            <w:hyperlink w:history="1" r:id="rIdz7qeqwvrn_xfu_r60vsky">
               <w:r>
                 <w:rPr>
                   <w:rFonts w:ascii="Arial" w:cs="Arial" w:eastAsia="Arial" w:hAnsi="Arial"/>
@@ -10111,7 +10111,7 @@
               <w:spacing w:after="10" w:before="0"/>
               <w:ind w:left="120"/>
             </w:pPr>
-            <w:hyperlink w:history="1" r:id="rId0ipqzz92s76pfxjcivghd">
+            <w:hyperlink w:history="1" r:id="rId7fl_ew7xksug7omiywbau">
               <w:r>
                 <w:rPr>
                   <w:rFonts w:ascii="Arial" w:cs="Arial" w:eastAsia="Arial" w:hAnsi="Arial"/>
@@ -10306,7 +10306,7 @@
             <w:pPr>
               <w:spacing w:after="20" w:before="0"/>
             </w:pPr>
-            <w:hyperlink w:history="1" r:id="rIdf-cprtqlgq-9vsoiacid3">
+            <w:hyperlink w:history="1" r:id="rId7ht5jbncpnmtbmo7f942j">
               <w:r>
                 <w:rPr>
                   <w:rFonts w:ascii="Arial" w:cs="Arial" w:eastAsia="Arial" w:hAnsi="Arial"/>
@@ -10339,7 +10339,7 @@
               <w:spacing w:after="10" w:before="0"/>
               <w:ind w:left="120"/>
             </w:pPr>
-            <w:hyperlink w:history="1" r:id="rId-0cm_q1y6gckehwt-nyv5">
+            <w:hyperlink w:history="1" r:id="rIdbxc2meobtpo1mofn41wy9">
               <w:r>
                 <w:rPr>
                   <w:rFonts w:ascii="Arial" w:cs="Arial" w:eastAsia="Arial" w:hAnsi="Arial"/>
@@ -10384,7 +10384,7 @@
             <w:pPr>
               <w:spacing w:after="20" w:before="0"/>
             </w:pPr>
-            <w:hyperlink w:history="1" r:id="rIdabn-g_w-st9ebwhxouhzf">
+            <w:hyperlink w:history="1" r:id="rIdmbfifb2puvka_aiobcat4">
               <w:r>
                 <w:rPr>
                   <w:rFonts w:ascii="Arial" w:cs="Arial" w:eastAsia="Arial" w:hAnsi="Arial"/>
@@ -10417,7 +10417,7 @@
               <w:spacing w:after="10" w:before="0"/>
               <w:ind w:left="120"/>
             </w:pPr>
-            <w:hyperlink w:history="1" r:id="rIdjdzwmyy0uzamnvywmpc-g">
+            <w:hyperlink w:history="1" r:id="rIdzqh9jrwupnkzy5ia3fmbx">
               <w:r>
                 <w:rPr>
                   <w:rFonts w:ascii="Arial" w:cs="Arial" w:eastAsia="Arial" w:hAnsi="Arial"/>
@@ -10612,7 +10612,7 @@
             <w:pPr>
               <w:spacing w:after="20" w:before="0"/>
             </w:pPr>
-            <w:hyperlink w:history="1" r:id="rIdaekgt2svawanhnxpn6vd7">
+            <w:hyperlink w:history="1" r:id="rIdkk3uriqd1trb-dvorjmb7">
               <w:r>
                 <w:rPr>
                   <w:rFonts w:ascii="Arial" w:cs="Arial" w:eastAsia="Arial" w:hAnsi="Arial"/>
@@ -10645,7 +10645,7 @@
               <w:spacing w:after="10" w:before="0"/>
               <w:ind w:left="120"/>
             </w:pPr>
-            <w:hyperlink w:history="1" r:id="rIdbggehwt6rha_wc-twfdan">
+            <w:hyperlink w:history="1" r:id="rIdeynp_uw_g9ceudds22g3x">
               <w:r>
                 <w:rPr>
                   <w:rFonts w:ascii="Arial" w:cs="Arial" w:eastAsia="Arial" w:hAnsi="Arial"/>
@@ -10690,7 +10690,7 @@
             <w:pPr>
               <w:spacing w:after="20" w:before="0"/>
             </w:pPr>
-            <w:hyperlink w:history="1" r:id="rIdql8rworskzopqh1hvxe2e">
+            <w:hyperlink w:history="1" r:id="rIdbv5i3s6j3x3iesicfe2gr">
               <w:r>
                 <w:rPr>
                   <w:rFonts w:ascii="Arial" w:cs="Arial" w:eastAsia="Arial" w:hAnsi="Arial"/>
@@ -10723,7 +10723,7 @@
               <w:spacing w:after="10" w:before="0"/>
               <w:ind w:left="120"/>
             </w:pPr>
-            <w:hyperlink w:history="1" r:id="rIdgpppklyk-s11gj3yg6r2t">
+            <w:hyperlink w:history="1" r:id="rIdgqsfq2jkt7cm89e9ydo4q">
               <w:r>
                 <w:rPr>
                   <w:rFonts w:ascii="Arial" w:cs="Arial" w:eastAsia="Arial" w:hAnsi="Arial"/>
@@ -10918,7 +10918,7 @@
             <w:pPr>
               <w:spacing w:after="20" w:before="0"/>
             </w:pPr>
-            <w:hyperlink w:history="1" r:id="rIdtps-rjblficvveyvje7ug">
+            <w:hyperlink w:history="1" r:id="rIdxrwiy9lnkm3p8bburzpnt">
               <w:r>
                 <w:rPr>
                   <w:rFonts w:ascii="Arial" w:cs="Arial" w:eastAsia="Arial" w:hAnsi="Arial"/>
@@ -10951,7 +10951,7 @@
               <w:spacing w:after="10" w:before="0"/>
               <w:ind w:left="120"/>
             </w:pPr>
-            <w:hyperlink w:history="1" r:id="rIdzcp46jg1zwtl2rb6yab0_">
+            <w:hyperlink w:history="1" r:id="rId_r2pxhjtsltsb2wx8-gzp">
               <w:r>
                 <w:rPr>
                   <w:rFonts w:ascii="Arial" w:cs="Arial" w:eastAsia="Arial" w:hAnsi="Arial"/>
@@ -10996,7 +10996,7 @@
             <w:pPr>
               <w:spacing w:after="20" w:before="0"/>
             </w:pPr>
-            <w:hyperlink w:history="1" r:id="rIdi59x43-feoftozrxzx0u8">
+            <w:hyperlink w:history="1" r:id="rIdwedghb710qwhow_ijj8cu">
               <w:r>
                 <w:rPr>
                   <w:rFonts w:ascii="Arial" w:cs="Arial" w:eastAsia="Arial" w:hAnsi="Arial"/>
@@ -11029,7 +11029,7 @@
               <w:spacing w:after="10" w:before="0"/>
               <w:ind w:left="120"/>
             </w:pPr>
-            <w:hyperlink w:history="1" r:id="rIdihohbkj40pid4ryatnnkd">
+            <w:hyperlink w:history="1" r:id="rIdsmxsnupdzmvksd1jtrps_">
               <w:r>
                 <w:rPr>
                   <w:rFonts w:ascii="Arial" w:cs="Arial" w:eastAsia="Arial" w:hAnsi="Arial"/>
@@ -11541,7 +11541,7 @@
         </w:rPr>
         <w:t xml:space="preserve">© 2026 SeaVuria and ARES. Aligned with KICD objectives. Developed by SeaVuria; technical implementation by ARES (with AI assistance from Claude). Licensed under </w:t>
       </w:r>
-      <w:hyperlink w:history="1" r:id="rIdhgcpv2bi8oxajf2lx6pbg">
+      <w:hyperlink w:history="1" r:id="rIdmxylw4e-ey-gwe5cvoxpd">
         <w:r>
           <w:rPr>
             <w:rFonts w:ascii="Arial" w:cs="Arial" w:eastAsia="Arial" w:hAnsi="Arial"/>
@@ -11562,7 +11562,7 @@
         </w:rPr>
         <w:t xml:space="preserve"> (</w:t>
       </w:r>
-      <w:hyperlink w:history="1" r:id="rIdza9pqmbtcl9gcttbh9net">
+      <w:hyperlink w:history="1" r:id="rId4pn_c8wvm7jmlybo-jb9i">
         <w:r>
           <w:rPr>
             <w:rFonts w:ascii="Arial" w:cs="Arial" w:eastAsia="Arial" w:hAnsi="Arial"/>
@@ -12575,7 +12575,7 @@
             <w:pPr>
               <w:spacing w:after="20" w:before="0"/>
             </w:pPr>
-            <w:hyperlink w:history="1" r:id="rIdgyu56imqfgczzs3vfc7ku">
+            <w:hyperlink w:history="1" r:id="rIdyp2i6tgsaslhibty559jv">
               <w:r>
                 <w:rPr>
                   <w:rFonts w:ascii="Arial" w:cs="Arial" w:eastAsia="Arial" w:hAnsi="Arial"/>
@@ -12608,7 +12608,7 @@
               <w:spacing w:after="10" w:before="0"/>
               <w:ind w:left="120"/>
             </w:pPr>
-            <w:hyperlink w:history="1" r:id="rId0i1ehfepatgxjoav0wwmo">
+            <w:hyperlink w:history="1" r:id="rIdarvkvc3q4uxwmz3afvjj7">
               <w:r>
                 <w:rPr>
                   <w:rFonts w:ascii="Arial" w:cs="Arial" w:eastAsia="Arial" w:hAnsi="Arial"/>
@@ -12653,7 +12653,7 @@
             <w:pPr>
               <w:spacing w:after="20" w:before="0"/>
             </w:pPr>
-            <w:hyperlink w:history="1" r:id="rIduh6pmlvw62ugd1sagxkmx">
+            <w:hyperlink w:history="1" r:id="rIdmph1kcjhzwfnvbub0jaxo">
               <w:r>
                 <w:rPr>
                   <w:rFonts w:ascii="Arial" w:cs="Arial" w:eastAsia="Arial" w:hAnsi="Arial"/>
@@ -12686,7 +12686,7 @@
               <w:spacing w:after="10" w:before="0"/>
               <w:ind w:left="120"/>
             </w:pPr>
-            <w:hyperlink w:history="1" r:id="rIdatwlnoklyxh8krbljqis2">
+            <w:hyperlink w:history="1" r:id="rIdqd0q4tytfe-0j-emn9fhg">
               <w:r>
                 <w:rPr>
                   <w:rFonts w:ascii="Arial" w:cs="Arial" w:eastAsia="Arial" w:hAnsi="Arial"/>
@@ -12881,7 +12881,7 @@
             <w:pPr>
               <w:spacing w:after="20" w:before="0"/>
             </w:pPr>
-            <w:hyperlink w:history="1" r:id="rId-2536aktyh_g7wkk3fo38">
+            <w:hyperlink w:history="1" r:id="rIdvfffdajzzd7vo2vsg0lzs">
               <w:r>
                 <w:rPr>
                   <w:rFonts w:ascii="Arial" w:cs="Arial" w:eastAsia="Arial" w:hAnsi="Arial"/>
@@ -12914,7 +12914,7 @@
               <w:spacing w:after="10" w:before="0"/>
               <w:ind w:left="120"/>
             </w:pPr>
-            <w:hyperlink w:history="1" r:id="rIdgxxeyhdmvm7mryng6bzmc">
+            <w:hyperlink w:history="1" r:id="rIddlhtc4t_riml-o4g2z2cn">
               <w:r>
                 <w:rPr>
                   <w:rFonts w:ascii="Arial" w:cs="Arial" w:eastAsia="Arial" w:hAnsi="Arial"/>
@@ -12959,7 +12959,7 @@
             <w:pPr>
               <w:spacing w:after="20" w:before="0"/>
             </w:pPr>
-            <w:hyperlink w:history="1" r:id="rIdoe4tvgmlwndprdhuqujrt">
+            <w:hyperlink w:history="1" r:id="rIdfzoas-mp_2u2tdkaqc9k4">
               <w:r>
                 <w:rPr>
                   <w:rFonts w:ascii="Arial" w:cs="Arial" w:eastAsia="Arial" w:hAnsi="Arial"/>
@@ -12992,7 +12992,7 @@
               <w:spacing w:after="10" w:before="0"/>
               <w:ind w:left="120"/>
             </w:pPr>
-            <w:hyperlink w:history="1" r:id="rIdalueol2dhjmsywxtntpwr">
+            <w:hyperlink w:history="1" r:id="rIdtkmlow0rso9scvhpyo9n6">
               <w:r>
                 <w:rPr>
                   <w:rFonts w:ascii="Arial" w:cs="Arial" w:eastAsia="Arial" w:hAnsi="Arial"/>
@@ -13187,7 +13187,7 @@
             <w:pPr>
               <w:spacing w:after="20" w:before="0"/>
             </w:pPr>
-            <w:hyperlink w:history="1" r:id="rIdavpc52v2np-gvkwtayrly">
+            <w:hyperlink w:history="1" r:id="rIdswucuytviukhfuivotbnp">
               <w:r>
                 <w:rPr>
                   <w:rFonts w:ascii="Arial" w:cs="Arial" w:eastAsia="Arial" w:hAnsi="Arial"/>
@@ -13220,7 +13220,7 @@
               <w:spacing w:after="10" w:before="0"/>
               <w:ind w:left="120"/>
             </w:pPr>
-            <w:hyperlink w:history="1" r:id="rIdbtobjwxjuborwk80n1rua">
+            <w:hyperlink w:history="1" r:id="rIdie3yycff9lfgljmgbu1yq">
               <w:r>
                 <w:rPr>
                   <w:rFonts w:ascii="Arial" w:cs="Arial" w:eastAsia="Arial" w:hAnsi="Arial"/>
@@ -13265,7 +13265,7 @@
             <w:pPr>
               <w:spacing w:after="20" w:before="0"/>
             </w:pPr>
-            <w:hyperlink w:history="1" r:id="rIdmnwtot52tbtxubbmzzxln">
+            <w:hyperlink w:history="1" r:id="rIdndcmqkffgo7vcncrohovw">
               <w:r>
                 <w:rPr>
                   <w:rFonts w:ascii="Arial" w:cs="Arial" w:eastAsia="Arial" w:hAnsi="Arial"/>
@@ -13314,7 +13314,7 @@
               <w:spacing w:after="10" w:before="0"/>
               <w:ind w:left="120"/>
             </w:pPr>
-            <w:hyperlink w:history="1" r:id="rId7pxgvnrjziyji__rmgowq">
+            <w:hyperlink w:history="1" r:id="rId3ibbr1nc5dqujwqx1urq2">
               <w:r>
                 <w:rPr>
                   <w:rFonts w:ascii="Arial" w:cs="Arial" w:eastAsia="Arial" w:hAnsi="Arial"/>
@@ -13509,7 +13509,7 @@
             <w:pPr>
               <w:spacing w:after="20" w:before="0"/>
             </w:pPr>
-            <w:hyperlink w:history="1" r:id="rIdo1qbvnjs0qfnzxlg1wbya">
+            <w:hyperlink w:history="1" r:id="rIdmplhm5oy-uwq4ut9xxzjm">
               <w:r>
                 <w:rPr>
                   <w:rFonts w:ascii="Arial" w:cs="Arial" w:eastAsia="Arial" w:hAnsi="Arial"/>
@@ -13542,7 +13542,7 @@
               <w:spacing w:after="10" w:before="0"/>
               <w:ind w:left="120"/>
             </w:pPr>
-            <w:hyperlink w:history="1" r:id="rIdypzacz2htyq2yxebropz_">
+            <w:hyperlink w:history="1" r:id="rIdt0lrqcdix5gu45litqssg">
               <w:r>
                 <w:rPr>
                   <w:rFonts w:ascii="Arial" w:cs="Arial" w:eastAsia="Arial" w:hAnsi="Arial"/>
@@ -13587,7 +13587,7 @@
             <w:pPr>
               <w:spacing w:after="20" w:before="0"/>
             </w:pPr>
-            <w:hyperlink w:history="1" r:id="rIdtjnjrorjfd7mnpeqf4m-b">
+            <w:hyperlink w:history="1" r:id="rIdggegrvdwttgvxq-xu4itz">
               <w:r>
                 <w:rPr>
                   <w:rFonts w:ascii="Arial" w:cs="Arial" w:eastAsia="Arial" w:hAnsi="Arial"/>
@@ -13636,7 +13636,7 @@
               <w:spacing w:after="10" w:before="0"/>
               <w:ind w:left="120"/>
             </w:pPr>
-            <w:hyperlink w:history="1" r:id="rId4gapvukps5-8xboqoc0ce">
+            <w:hyperlink w:history="1" r:id="rIdcgbmk7bbv4rrkxh4lpmmb">
               <w:r>
                 <w:rPr>
                   <w:rFonts w:ascii="Arial" w:cs="Arial" w:eastAsia="Arial" w:hAnsi="Arial"/>
@@ -13831,7 +13831,7 @@
             <w:pPr>
               <w:spacing w:after="20" w:before="0"/>
             </w:pPr>
-            <w:hyperlink w:history="1" r:id="rId2x9tinfwsz1yh2fv5p3kl">
+            <w:hyperlink w:history="1" r:id="rIdux2rjpt_9bfmbtqe-_ffj">
               <w:r>
                 <w:rPr>
                   <w:rFonts w:ascii="Arial" w:cs="Arial" w:eastAsia="Arial" w:hAnsi="Arial"/>
@@ -13864,7 +13864,7 @@
               <w:spacing w:after="10" w:before="0"/>
               <w:ind w:left="120"/>
             </w:pPr>
-            <w:hyperlink w:history="1" r:id="rIdhel1zicziys2nmksgviqf">
+            <w:hyperlink w:history="1" r:id="rIdugheqlfclupqfuyxrbjzs">
               <w:r>
                 <w:rPr>
                   <w:rFonts w:ascii="Arial" w:cs="Arial" w:eastAsia="Arial" w:hAnsi="Arial"/>
@@ -13909,7 +13909,7 @@
             <w:pPr>
               <w:spacing w:after="20" w:before="0"/>
             </w:pPr>
-            <w:hyperlink w:history="1" r:id="rIdk78gyrcb2yljudv00cqq7">
+            <w:hyperlink w:history="1" r:id="rIdh0fhtjvyvxnnx5boe9xjd">
               <w:r>
                 <w:rPr>
                   <w:rFonts w:ascii="Arial" w:cs="Arial" w:eastAsia="Arial" w:hAnsi="Arial"/>
@@ -13958,7 +13958,7 @@
               <w:spacing w:after="10" w:before="0"/>
               <w:ind w:left="120"/>
             </w:pPr>
-            <w:hyperlink w:history="1" r:id="rId7rwt-9kpq3tpckyd5yedm">
+            <w:hyperlink w:history="1" r:id="rIdnonc3rqp4c8vuyd0g__mv">
               <w:r>
                 <w:rPr>
                   <w:rFonts w:ascii="Arial" w:cs="Arial" w:eastAsia="Arial" w:hAnsi="Arial"/>
@@ -14470,7 +14470,7 @@
         </w:rPr>
         <w:t xml:space="preserve">© 2026 SeaVuria and ARES. Aligned with KICD objectives. Developed by SeaVuria; technical implementation by ARES (with AI assistance from Claude). Licensed under </w:t>
       </w:r>
-      <w:hyperlink w:history="1" r:id="rIdpcbbxwhf_uoufrttdup2l">
+      <w:hyperlink w:history="1" r:id="rIdhbcxodfolh3bf95m9j5y-">
         <w:r>
           <w:rPr>
             <w:rFonts w:ascii="Arial" w:cs="Arial" w:eastAsia="Arial" w:hAnsi="Arial"/>
@@ -14491,7 +14491,7 @@
         </w:rPr>
         <w:t xml:space="preserve"> (</w:t>
       </w:r>
-      <w:hyperlink w:history="1" r:id="rId9fdxpecd78mqbtzfwy4pa">
+      <w:hyperlink w:history="1" r:id="rIdri-axgjvacgpyuqwsu1ur">
         <w:r>
           <w:rPr>
             <w:rFonts w:ascii="Arial" w:cs="Arial" w:eastAsia="Arial" w:hAnsi="Arial"/>
@@ -15504,7 +15504,7 @@
             <w:pPr>
               <w:spacing w:after="20" w:before="0"/>
             </w:pPr>
-            <w:hyperlink w:history="1" r:id="rIdsxiefxjp4dcjecrzzq1aj">
+            <w:hyperlink w:history="1" r:id="rIdzexqpyeewjde2caisvznq">
               <w:r>
                 <w:rPr>
                   <w:rFonts w:ascii="Arial" w:cs="Arial" w:eastAsia="Arial" w:hAnsi="Arial"/>
@@ -15537,7 +15537,7 @@
               <w:spacing w:after="10" w:before="0"/>
               <w:ind w:left="120"/>
             </w:pPr>
-            <w:hyperlink w:history="1" r:id="rIdkqo7vlkxirvpopzcvmtm4">
+            <w:hyperlink w:history="1" r:id="rIdzsqgzjwdmym1qdqcibkym">
               <w:r>
                 <w:rPr>
                   <w:rFonts w:ascii="Arial" w:cs="Arial" w:eastAsia="Arial" w:hAnsi="Arial"/>
@@ -15582,7 +15582,7 @@
             <w:pPr>
               <w:spacing w:after="20" w:before="0"/>
             </w:pPr>
-            <w:hyperlink w:history="1" r:id="rIdtc_gkmtjnku11adb7twgo">
+            <w:hyperlink w:history="1" r:id="rIdlyhxmanorjopj1qabtx4q">
               <w:r>
                 <w:rPr>
                   <w:rFonts w:ascii="Arial" w:cs="Arial" w:eastAsia="Arial" w:hAnsi="Arial"/>
@@ -15615,7 +15615,7 @@
               <w:spacing w:after="10" w:before="0"/>
               <w:ind w:left="120"/>
             </w:pPr>
-            <w:hyperlink w:history="1" r:id="rIdmsdcwhndsffqkuifaqxd-">
+            <w:hyperlink w:history="1" r:id="rIdudpiiucpvldjt2kug3kay">
               <w:r>
                 <w:rPr>
                   <w:rFonts w:ascii="Arial" w:cs="Arial" w:eastAsia="Arial" w:hAnsi="Arial"/>
@@ -15810,7 +15810,7 @@
             <w:pPr>
               <w:spacing w:after="20" w:before="0"/>
             </w:pPr>
-            <w:hyperlink w:history="1" r:id="rIdyh_bbkz0fs62g-vll7ns5">
+            <w:hyperlink w:history="1" r:id="rIdibyugsq8jee-d7-qt4ezg">
               <w:r>
                 <w:rPr>
                   <w:rFonts w:ascii="Arial" w:cs="Arial" w:eastAsia="Arial" w:hAnsi="Arial"/>
@@ -15843,7 +15843,7 @@
               <w:spacing w:after="10" w:before="0"/>
               <w:ind w:left="120"/>
             </w:pPr>
-            <w:hyperlink w:history="1" r:id="rIdexgfwzdfx63dzvweoxwbu">
+            <w:hyperlink w:history="1" r:id="rIdfepyx1yjxfzsbmuksxi8s">
               <w:r>
                 <w:rPr>
                   <w:rFonts w:ascii="Arial" w:cs="Arial" w:eastAsia="Arial" w:hAnsi="Arial"/>
@@ -15888,7 +15888,7 @@
             <w:pPr>
               <w:spacing w:after="20" w:before="0"/>
             </w:pPr>
-            <w:hyperlink w:history="1" r:id="rIdjzpiap7omqki6ujzgmmxe">
+            <w:hyperlink w:history="1" r:id="rIdg8jdpxs11yso3qjp542ly">
               <w:r>
                 <w:rPr>
                   <w:rFonts w:ascii="Arial" w:cs="Arial" w:eastAsia="Arial" w:hAnsi="Arial"/>
@@ -15921,7 +15921,7 @@
               <w:spacing w:after="10" w:before="0"/>
               <w:ind w:left="120"/>
             </w:pPr>
-            <w:hyperlink w:history="1" r:id="rIdxvpzzfr7d9ddofjejqygf">
+            <w:hyperlink w:history="1" r:id="rIdqmc9yibvl4zpuumiihaoj">
               <w:r>
                 <w:rPr>
                   <w:rFonts w:ascii="Arial" w:cs="Arial" w:eastAsia="Arial" w:hAnsi="Arial"/>
@@ -16116,7 +16116,7 @@
             <w:pPr>
               <w:spacing w:after="20" w:before="0"/>
             </w:pPr>
-            <w:hyperlink w:history="1" r:id="rIdbucqx129zsm_jveuyr_ww">
+            <w:hyperlink w:history="1" r:id="rIduhviwhaldwzj0fksqpk9q">
               <w:r>
                 <w:rPr>
                   <w:rFonts w:ascii="Arial" w:cs="Arial" w:eastAsia="Arial" w:hAnsi="Arial"/>
@@ -16149,7 +16149,7 @@
               <w:spacing w:after="10" w:before="0"/>
               <w:ind w:left="120"/>
             </w:pPr>
-            <w:hyperlink w:history="1" r:id="rId99snzi13on6vx0zukraqm">
+            <w:hyperlink w:history="1" r:id="rId31gcacc8wv6evjudyr0sp">
               <w:r>
                 <w:rPr>
                   <w:rFonts w:ascii="Arial" w:cs="Arial" w:eastAsia="Arial" w:hAnsi="Arial"/>
@@ -16194,7 +16194,7 @@
             <w:pPr>
               <w:spacing w:after="20" w:before="0"/>
             </w:pPr>
-            <w:hyperlink w:history="1" r:id="rIdan_yg20m5frish1gyxwu_">
+            <w:hyperlink w:history="1" r:id="rIdleo3elticwf0x56kigrps">
               <w:r>
                 <w:rPr>
                   <w:rFonts w:ascii="Arial" w:cs="Arial" w:eastAsia="Arial" w:hAnsi="Arial"/>
@@ -16227,7 +16227,7 @@
               <w:spacing w:after="10" w:before="0"/>
               <w:ind w:left="120"/>
             </w:pPr>
-            <w:hyperlink w:history="1" r:id="rIdbdcxa5pa7tz8xgmey-x6v">
+            <w:hyperlink w:history="1" r:id="rIdduuuzdjqvq_0dkytxdrpm">
               <w:r>
                 <w:rPr>
                   <w:rFonts w:ascii="Arial" w:cs="Arial" w:eastAsia="Arial" w:hAnsi="Arial"/>
@@ -16422,7 +16422,7 @@
             <w:pPr>
               <w:spacing w:after="20" w:before="0"/>
             </w:pPr>
-            <w:hyperlink w:history="1" r:id="rIdy9b-w4cmplo2czn75vcpn">
+            <w:hyperlink w:history="1" r:id="rIdr9bl3-y782cxqcsfd89oh">
               <w:r>
                 <w:rPr>
                   <w:rFonts w:ascii="Arial" w:cs="Arial" w:eastAsia="Arial" w:hAnsi="Arial"/>
@@ -16455,7 +16455,7 @@
               <w:spacing w:after="10" w:before="0"/>
               <w:ind w:left="120"/>
             </w:pPr>
-            <w:hyperlink w:history="1" r:id="rIdlyjn72-kbnxjjw0laylcs">
+            <w:hyperlink w:history="1" r:id="rIdtjay0tubhyocjy6dr7xv7">
               <w:r>
                 <w:rPr>
                   <w:rFonts w:ascii="Arial" w:cs="Arial" w:eastAsia="Arial" w:hAnsi="Arial"/>
@@ -16500,7 +16500,7 @@
             <w:pPr>
               <w:spacing w:after="20" w:before="0"/>
             </w:pPr>
-            <w:hyperlink w:history="1" r:id="rId5hcg-irhembbousft--hq">
+            <w:hyperlink w:history="1" r:id="rIdtnts0utzqhik0horeg_wp">
               <w:r>
                 <w:rPr>
                   <w:rFonts w:ascii="Arial" w:cs="Arial" w:eastAsia="Arial" w:hAnsi="Arial"/>
@@ -16533,7 +16533,7 @@
               <w:spacing w:after="10" w:before="0"/>
               <w:ind w:left="120"/>
             </w:pPr>
-            <w:hyperlink w:history="1" r:id="rId6a25xrevimupypx4gpklj">
+            <w:hyperlink w:history="1" r:id="rIdktc71rorzrvv8jde1nmb3">
               <w:r>
                 <w:rPr>
                   <w:rFonts w:ascii="Arial" w:cs="Arial" w:eastAsia="Arial" w:hAnsi="Arial"/>
@@ -16728,7 +16728,7 @@
             <w:pPr>
               <w:spacing w:after="20" w:before="0"/>
             </w:pPr>
-            <w:hyperlink w:history="1" r:id="rId67j-fuuauysbtkha-htwc">
+            <w:hyperlink w:history="1" r:id="rIdb-wdlpmeif4poymzmlgnd">
               <w:r>
                 <w:rPr>
                   <w:rFonts w:ascii="Arial" w:cs="Arial" w:eastAsia="Arial" w:hAnsi="Arial"/>
@@ -16761,7 +16761,7 @@
               <w:spacing w:after="10" w:before="0"/>
               <w:ind w:left="120"/>
             </w:pPr>
-            <w:hyperlink w:history="1" r:id="rId5i-mip5ukocxyxcisvrje">
+            <w:hyperlink w:history="1" r:id="rIdmwfaxntwnnzgy96tgippu">
               <w:r>
                 <w:rPr>
                   <w:rFonts w:ascii="Arial" w:cs="Arial" w:eastAsia="Arial" w:hAnsi="Arial"/>
@@ -16806,7 +16806,7 @@
             <w:pPr>
               <w:spacing w:after="20" w:before="0"/>
             </w:pPr>
-            <w:hyperlink w:history="1" r:id="rId-wnckubj52xcriobdkk9a">
+            <w:hyperlink w:history="1" r:id="rId3yreyyhbqom1za49jo8a9">
               <w:r>
                 <w:rPr>
                   <w:rFonts w:ascii="Arial" w:cs="Arial" w:eastAsia="Arial" w:hAnsi="Arial"/>
@@ -16839,7 +16839,7 @@
               <w:spacing w:after="10" w:before="0"/>
               <w:ind w:left="120"/>
             </w:pPr>
-            <w:hyperlink w:history="1" r:id="rIdcmlu0octuaowgfsolpdqg">
+            <w:hyperlink w:history="1" r:id="rIddhwvbtlrxeo5rpx3lyzrs">
               <w:r>
                 <w:rPr>
                   <w:rFonts w:ascii="Arial" w:cs="Arial" w:eastAsia="Arial" w:hAnsi="Arial"/>
@@ -17446,7 +17446,7 @@
         </w:rPr>
         <w:t xml:space="preserve">© 2026 SeaVuria and ARES. Aligned with KICD objectives. Developed by SeaVuria; technical implementation by ARES (with AI assistance from Claude). Licensed under </w:t>
       </w:r>
-      <w:hyperlink w:history="1" r:id="rId1qohi_odaocjxh6vv8jdx">
+      <w:hyperlink w:history="1" r:id="rIdwkjvhzjigwuf24njbossl">
         <w:r>
           <w:rPr>
             <w:rFonts w:ascii="Arial" w:cs="Arial" w:eastAsia="Arial" w:hAnsi="Arial"/>
@@ -17467,7 +17467,7 @@
         </w:rPr>
         <w:t xml:space="preserve"> (</w:t>
       </w:r>
-      <w:hyperlink w:history="1" r:id="rIdc2uht5zhzcipn6_2mltl3">
+      <w:hyperlink w:history="1" r:id="rIdvzl_w3vqmirvsloovjbqx">
         <w:r>
           <w:rPr>
             <w:rFonts w:ascii="Arial" w:cs="Arial" w:eastAsia="Arial" w:hAnsi="Arial"/>
@@ -18480,7 +18480,7 @@
             <w:pPr>
               <w:spacing w:after="20" w:before="0"/>
             </w:pPr>
-            <w:hyperlink w:history="1" r:id="rIdzp_ywn5tzvc0so1qddxzr">
+            <w:hyperlink w:history="1" r:id="rIdequwjqmgcb_zhiigygq1z">
               <w:r>
                 <w:rPr>
                   <w:rFonts w:ascii="Arial" w:cs="Arial" w:eastAsia="Arial" w:hAnsi="Arial"/>
@@ -18513,7 +18513,7 @@
               <w:spacing w:after="10" w:before="0"/>
               <w:ind w:left="120"/>
             </w:pPr>
-            <w:hyperlink w:history="1" r:id="rId-d5i2c3eyqwl092fm4owj">
+            <w:hyperlink w:history="1" r:id="rId6l-zw6gulghdyq37qxfe-">
               <w:r>
                 <w:rPr>
                   <w:rFonts w:ascii="Arial" w:cs="Arial" w:eastAsia="Arial" w:hAnsi="Arial"/>
@@ -18558,7 +18558,7 @@
             <w:pPr>
               <w:spacing w:after="20" w:before="0"/>
             </w:pPr>
-            <w:hyperlink w:history="1" r:id="rId_n-zqami79plfbok_bfb9">
+            <w:hyperlink w:history="1" r:id="rIdpypx_4b0w10wp_mlq0_r-">
               <w:r>
                 <w:rPr>
                   <w:rFonts w:ascii="Arial" w:cs="Arial" w:eastAsia="Arial" w:hAnsi="Arial"/>
@@ -18591,7 +18591,7 @@
               <w:spacing w:after="10" w:before="0"/>
               <w:ind w:left="120"/>
             </w:pPr>
-            <w:hyperlink w:history="1" r:id="rIduyggiyob3npmqrwstnel5">
+            <w:hyperlink w:history="1" r:id="rIdnn2r1ctkhjxyeajecu8ms">
               <w:r>
                 <w:rPr>
                   <w:rFonts w:ascii="Arial" w:cs="Arial" w:eastAsia="Arial" w:hAnsi="Arial"/>
@@ -18786,7 +18786,7 @@
             <w:pPr>
               <w:spacing w:after="20" w:before="0"/>
             </w:pPr>
-            <w:hyperlink w:history="1" r:id="rIdw-gor6y1h4jjfm_w3jkrb">
+            <w:hyperlink w:history="1" r:id="rIdcztte4q2nm5kjvjfhrhwd">
               <w:r>
                 <w:rPr>
                   <w:rFonts w:ascii="Arial" w:cs="Arial" w:eastAsia="Arial" w:hAnsi="Arial"/>
@@ -18819,7 +18819,7 @@
               <w:spacing w:after="10" w:before="0"/>
               <w:ind w:left="120"/>
             </w:pPr>
-            <w:hyperlink w:history="1" r:id="rIdeaxm3opk-xv4ow_cvdvyw">
+            <w:hyperlink w:history="1" r:id="rIdxtr6fs7xgeauhaxtdulps">
               <w:r>
                 <w:rPr>
                   <w:rFonts w:ascii="Arial" w:cs="Arial" w:eastAsia="Arial" w:hAnsi="Arial"/>
@@ -18864,7 +18864,7 @@
             <w:pPr>
               <w:spacing w:after="20" w:before="0"/>
             </w:pPr>
-            <w:hyperlink w:history="1" r:id="rIdd6vl0q5l3hfowetpauxlm">
+            <w:hyperlink w:history="1" r:id="rIdhqku4qpslvepmnrsbb6ux">
               <w:r>
                 <w:rPr>
                   <w:rFonts w:ascii="Arial" w:cs="Arial" w:eastAsia="Arial" w:hAnsi="Arial"/>
@@ -18897,7 +18897,7 @@
               <w:spacing w:after="10" w:before="0"/>
               <w:ind w:left="120"/>
             </w:pPr>
-            <w:hyperlink w:history="1" r:id="rIdx_4h8urpfcipywupp1sr9">
+            <w:hyperlink w:history="1" r:id="rIdvjk8j5leknyeg6tlkxh-9">
               <w:r>
                 <w:rPr>
                   <w:rFonts w:ascii="Arial" w:cs="Arial" w:eastAsia="Arial" w:hAnsi="Arial"/>
@@ -19092,7 +19092,7 @@
             <w:pPr>
               <w:spacing w:after="20" w:before="0"/>
             </w:pPr>
-            <w:hyperlink w:history="1" r:id="rIdxygmz8mbdcdxfqbbjimq0">
+            <w:hyperlink w:history="1" r:id="rIdb5jbyyj7m-t1g-dgdmj3l">
               <w:r>
                 <w:rPr>
                   <w:rFonts w:ascii="Arial" w:cs="Arial" w:eastAsia="Arial" w:hAnsi="Arial"/>
@@ -19125,7 +19125,7 @@
               <w:spacing w:after="10" w:before="0"/>
               <w:ind w:left="120"/>
             </w:pPr>
-            <w:hyperlink w:history="1" r:id="rId3dpda-ghk1kldgj-lx827">
+            <w:hyperlink w:history="1" r:id="rIdupvvlueia9foiivepisup">
               <w:r>
                 <w:rPr>
                   <w:rFonts w:ascii="Arial" w:cs="Arial" w:eastAsia="Arial" w:hAnsi="Arial"/>
@@ -19170,7 +19170,7 @@
             <w:pPr>
               <w:spacing w:after="20" w:before="0"/>
             </w:pPr>
-            <w:hyperlink w:history="1" r:id="rId0_3lllnnxroli5lv_px8s">
+            <w:hyperlink w:history="1" r:id="rIdwobojegvg9ktlk-zqirp-">
               <w:r>
                 <w:rPr>
                   <w:rFonts w:ascii="Arial" w:cs="Arial" w:eastAsia="Arial" w:hAnsi="Arial"/>
@@ -19203,7 +19203,7 @@
               <w:spacing w:after="10" w:before="0"/>
               <w:ind w:left="120"/>
             </w:pPr>
-            <w:hyperlink w:history="1" r:id="rIdencbujwf65tgt5lgoozgw">
+            <w:hyperlink w:history="1" r:id="rIdxxds4yndqo7z7ckap0nw3">
               <w:r>
                 <w:rPr>
                   <w:rFonts w:ascii="Arial" w:cs="Arial" w:eastAsia="Arial" w:hAnsi="Arial"/>
@@ -19398,7 +19398,7 @@
             <w:pPr>
               <w:spacing w:after="20" w:before="0"/>
             </w:pPr>
-            <w:hyperlink w:history="1" r:id="rIdskmaukqh6ctvmqct08pua">
+            <w:hyperlink w:history="1" r:id="rId6hquwshbtueejp2b1o9ln">
               <w:r>
                 <w:rPr>
                   <w:rFonts w:ascii="Arial" w:cs="Arial" w:eastAsia="Arial" w:hAnsi="Arial"/>
@@ -19431,7 +19431,7 @@
               <w:spacing w:after="10" w:before="0"/>
               <w:ind w:left="120"/>
             </w:pPr>
-            <w:hyperlink w:history="1" r:id="rIdafahanakurw_kmnzsa54k">
+            <w:hyperlink w:history="1" r:id="rIdchrxxttjd2wttmcvu-0he">
               <w:r>
                 <w:rPr>
                   <w:rFonts w:ascii="Arial" w:cs="Arial" w:eastAsia="Arial" w:hAnsi="Arial"/>
@@ -19476,7 +19476,7 @@
             <w:pPr>
               <w:spacing w:after="20" w:before="0"/>
             </w:pPr>
-            <w:hyperlink w:history="1" r:id="rId72bbru-uxg6fiq1zrnoq9">
+            <w:hyperlink w:history="1" r:id="rIdraraqr36di5xca_yajypx">
               <w:r>
                 <w:rPr>
                   <w:rFonts w:ascii="Arial" w:cs="Arial" w:eastAsia="Arial" w:hAnsi="Arial"/>
@@ -19509,7 +19509,7 @@
               <w:spacing w:after="10" w:before="0"/>
               <w:ind w:left="120"/>
             </w:pPr>
-            <w:hyperlink w:history="1" r:id="rIdcop8mz-epd4kmgg0odmih">
+            <w:hyperlink w:history="1" r:id="rIdpitbwhlopdflkwtuyhkjs">
               <w:r>
                 <w:rPr>
                   <w:rFonts w:ascii="Arial" w:cs="Arial" w:eastAsia="Arial" w:hAnsi="Arial"/>
@@ -19704,7 +19704,7 @@
             <w:pPr>
               <w:spacing w:after="20" w:before="0"/>
             </w:pPr>
-            <w:hyperlink w:history="1" r:id="rIdcgvnvyuarq73kjxpnhhmn">
+            <w:hyperlink w:history="1" r:id="rIdcdir5abhduvxqrtcvmuaf">
               <w:r>
                 <w:rPr>
                   <w:rFonts w:ascii="Arial" w:cs="Arial" w:eastAsia="Arial" w:hAnsi="Arial"/>
@@ -19737,7 +19737,7 @@
               <w:spacing w:after="10" w:before="0"/>
               <w:ind w:left="120"/>
             </w:pPr>
-            <w:hyperlink w:history="1" r:id="rIdled3fvftm0pyxibfo9knd">
+            <w:hyperlink w:history="1" r:id="rIdtdbmomgce8lib_4rxoxbi">
               <w:r>
                 <w:rPr>
                   <w:rFonts w:ascii="Arial" w:cs="Arial" w:eastAsia="Arial" w:hAnsi="Arial"/>
@@ -19782,7 +19782,7 @@
             <w:pPr>
               <w:spacing w:after="20" w:before="0"/>
             </w:pPr>
-            <w:hyperlink w:history="1" r:id="rIdkldvgxy0thtoz4k-g-i9x">
+            <w:hyperlink w:history="1" r:id="rId0l0idhadxcvkzef3_lzsm">
               <w:r>
                 <w:rPr>
                   <w:rFonts w:ascii="Arial" w:cs="Arial" w:eastAsia="Arial" w:hAnsi="Arial"/>
@@ -19815,7 +19815,7 @@
               <w:spacing w:after="10" w:before="0"/>
               <w:ind w:left="120"/>
             </w:pPr>
-            <w:hyperlink w:history="1" r:id="rIdnzdh6cs3kz4uweszrxcww">
+            <w:hyperlink w:history="1" r:id="rId8tqk5-4g3jz_gzf4tdamc">
               <w:r>
                 <w:rPr>
                   <w:rFonts w:ascii="Arial" w:cs="Arial" w:eastAsia="Arial" w:hAnsi="Arial"/>
@@ -20422,7 +20422,7 @@
         </w:rPr>
         <w:t xml:space="preserve">© 2026 SeaVuria and ARES. Aligned with KICD objectives. Developed by SeaVuria; technical implementation by ARES (with AI assistance from Claude). Licensed under </w:t>
       </w:r>
-      <w:hyperlink w:history="1" r:id="rIdcrnv6wulyadlbdzhavesr">
+      <w:hyperlink w:history="1" r:id="rIdzhemznfmyzsnjtalll-nq">
         <w:r>
           <w:rPr>
             <w:rFonts w:ascii="Arial" w:cs="Arial" w:eastAsia="Arial" w:hAnsi="Arial"/>
@@ -20443,7 +20443,7 @@
         </w:rPr>
         <w:t xml:space="preserve"> (</w:t>
       </w:r>
-      <w:hyperlink w:history="1" r:id="rIdaqwjkuwd55d0x0px2afdl">
+      <w:hyperlink w:history="1" r:id="rIdznjnsekmcsxjxygo32omy">
         <w:r>
           <w:rPr>
             <w:rFonts w:ascii="Arial" w:cs="Arial" w:eastAsia="Arial" w:hAnsi="Arial"/>
@@ -21456,7 +21456,7 @@
             <w:pPr>
               <w:spacing w:after="20" w:before="0"/>
             </w:pPr>
-            <w:hyperlink w:history="1" r:id="rIdtzkj3fff8lurotibvslwe">
+            <w:hyperlink w:history="1" r:id="rIdeu-zc9zp-gjitpx3funfh">
               <w:r>
                 <w:rPr>
                   <w:rFonts w:ascii="Arial" w:cs="Arial" w:eastAsia="Arial" w:hAnsi="Arial"/>
@@ -21489,7 +21489,7 @@
               <w:spacing w:after="10" w:before="0"/>
               <w:ind w:left="120"/>
             </w:pPr>
-            <w:hyperlink w:history="1" r:id="rIdz22uq5vm-vafutuz7tijk">
+            <w:hyperlink w:history="1" r:id="rIdodlm8iaig1vqdmq-s6wf7">
               <w:r>
                 <w:rPr>
                   <w:rFonts w:ascii="Arial" w:cs="Arial" w:eastAsia="Arial" w:hAnsi="Arial"/>
@@ -21534,7 +21534,7 @@
             <w:pPr>
               <w:spacing w:after="20" w:before="0"/>
             </w:pPr>
-            <w:hyperlink w:history="1" r:id="rIdupt7miqjd2ks-gabayodn">
+            <w:hyperlink w:history="1" r:id="rIdg5yo06uqbhahglufb-b4l">
               <w:r>
                 <w:rPr>
                   <w:rFonts w:ascii="Arial" w:cs="Arial" w:eastAsia="Arial" w:hAnsi="Arial"/>
@@ -21567,7 +21567,7 @@
               <w:spacing w:after="10" w:before="0"/>
               <w:ind w:left="120"/>
             </w:pPr>
-            <w:hyperlink w:history="1" r:id="rIdryspxkyc5nvtj_44rj3xb">
+            <w:hyperlink w:history="1" r:id="rIdcbdzi6cnpyic8pifon8k0">
               <w:r>
                 <w:rPr>
                   <w:rFonts w:ascii="Arial" w:cs="Arial" w:eastAsia="Arial" w:hAnsi="Arial"/>
@@ -21762,7 +21762,7 @@
             <w:pPr>
               <w:spacing w:after="20" w:before="0"/>
             </w:pPr>
-            <w:hyperlink w:history="1" r:id="rId67h7jogsgslb1geovxnrm">
+            <w:hyperlink w:history="1" r:id="rIdgjdkwn-kzvpwkwqi7y2gp">
               <w:r>
                 <w:rPr>
                   <w:rFonts w:ascii="Arial" w:cs="Arial" w:eastAsia="Arial" w:hAnsi="Arial"/>
@@ -21795,7 +21795,7 @@
               <w:spacing w:after="10" w:before="0"/>
               <w:ind w:left="120"/>
             </w:pPr>
-            <w:hyperlink w:history="1" r:id="rIdccms7nhx-5jgo1bvaqlvg">
+            <w:hyperlink w:history="1" r:id="rId8ppiai4r4gzodfxcx7kgs">
               <w:r>
                 <w:rPr>
                   <w:rFonts w:ascii="Arial" w:cs="Arial" w:eastAsia="Arial" w:hAnsi="Arial"/>
@@ -21840,7 +21840,7 @@
             <w:pPr>
               <w:spacing w:after="20" w:before="0"/>
             </w:pPr>
-            <w:hyperlink w:history="1" r:id="rIddyfbwdyxr3mucrizzr4vh">
+            <w:hyperlink w:history="1" r:id="rIdijcmg3wq-8zzflyanpdks">
               <w:r>
                 <w:rPr>
                   <w:rFonts w:ascii="Arial" w:cs="Arial" w:eastAsia="Arial" w:hAnsi="Arial"/>
@@ -21873,7 +21873,7 @@
               <w:spacing w:after="10" w:before="0"/>
               <w:ind w:left="120"/>
             </w:pPr>
-            <w:hyperlink w:history="1" r:id="rIdflhmmbi23dlcwyg6w8edt">
+            <w:hyperlink w:history="1" r:id="rIdo-xa8lhscbfmfqssk08r7">
               <w:r>
                 <w:rPr>
                   <w:rFonts w:ascii="Arial" w:cs="Arial" w:eastAsia="Arial" w:hAnsi="Arial"/>
@@ -22068,7 +22068,7 @@
             <w:pPr>
               <w:spacing w:after="20" w:before="0"/>
             </w:pPr>
-            <w:hyperlink w:history="1" r:id="rIdcycvjg7ee2l7px7fk-n4l">
+            <w:hyperlink w:history="1" r:id="rIdnxth31-zt-mrefmi5-v6y">
               <w:r>
                 <w:rPr>
                   <w:rFonts w:ascii="Arial" w:cs="Arial" w:eastAsia="Arial" w:hAnsi="Arial"/>
@@ -22101,7 +22101,7 @@
               <w:spacing w:after="10" w:before="0"/>
               <w:ind w:left="120"/>
             </w:pPr>
-            <w:hyperlink w:history="1" r:id="rIdisesioa9ljagejl23rez3">
+            <w:hyperlink w:history="1" r:id="rId-9onyk9y8xwf2zzd5gz8i">
               <w:r>
                 <w:rPr>
                   <w:rFonts w:ascii="Arial" w:cs="Arial" w:eastAsia="Arial" w:hAnsi="Arial"/>
@@ -22146,7 +22146,7 @@
             <w:pPr>
               <w:spacing w:after="20" w:before="0"/>
             </w:pPr>
-            <w:hyperlink w:history="1" r:id="rId4rcy5mlz_pprovvj5a_-b">
+            <w:hyperlink w:history="1" r:id="rIdxyami2enrhxmawh3gnwdy">
               <w:r>
                 <w:rPr>
                   <w:rFonts w:ascii="Arial" w:cs="Arial" w:eastAsia="Arial" w:hAnsi="Arial"/>
@@ -22179,7 +22179,7 @@
               <w:spacing w:after="10" w:before="0"/>
               <w:ind w:left="120"/>
             </w:pPr>
-            <w:hyperlink w:history="1" r:id="rIdprwhz2-rkhc26la6szzto">
+            <w:hyperlink w:history="1" r:id="rIdmkj19el1qc-kps4n-ucsb">
               <w:r>
                 <w:rPr>
                   <w:rFonts w:ascii="Arial" w:cs="Arial" w:eastAsia="Arial" w:hAnsi="Arial"/>
@@ -22374,7 +22374,7 @@
             <w:pPr>
               <w:spacing w:after="20" w:before="0"/>
             </w:pPr>
-            <w:hyperlink w:history="1" r:id="rId6g9ilr5ifuou7gp935c4y">
+            <w:hyperlink w:history="1" r:id="rIdkaai3nnpyscnkfskmvhdr">
               <w:r>
                 <w:rPr>
                   <w:rFonts w:ascii="Arial" w:cs="Arial" w:eastAsia="Arial" w:hAnsi="Arial"/>
@@ -22407,7 +22407,7 @@
               <w:spacing w:after="10" w:before="0"/>
               <w:ind w:left="120"/>
             </w:pPr>
-            <w:hyperlink w:history="1" r:id="rIdx2vnnkitpp5gn5s-tk3xq">
+            <w:hyperlink w:history="1" r:id="rId8edpop9f5iey9l5aejnnc">
               <w:r>
                 <w:rPr>
                   <w:rFonts w:ascii="Arial" w:cs="Arial" w:eastAsia="Arial" w:hAnsi="Arial"/>
@@ -22452,7 +22452,7 @@
             <w:pPr>
               <w:spacing w:after="20" w:before="0"/>
             </w:pPr>
-            <w:hyperlink w:history="1" r:id="rId7sfmywcfvduqt3be6r7vn">
+            <w:hyperlink w:history="1" r:id="rIdktmc5w54orguxwtordj4b">
               <w:r>
                 <w:rPr>
                   <w:rFonts w:ascii="Arial" w:cs="Arial" w:eastAsia="Arial" w:hAnsi="Arial"/>
@@ -22485,7 +22485,7 @@
               <w:spacing w:after="10" w:before="0"/>
               <w:ind w:left="120"/>
             </w:pPr>
-            <w:hyperlink w:history="1" r:id="rIdv8rrtigdvnuchnnlhnfyg">
+            <w:hyperlink w:history="1" r:id="rId-byenwwzxeabr2s7_bqkz">
               <w:r>
                 <w:rPr>
                   <w:rFonts w:ascii="Arial" w:cs="Arial" w:eastAsia="Arial" w:hAnsi="Arial"/>
@@ -22680,7 +22680,7 @@
             <w:pPr>
               <w:spacing w:after="20" w:before="0"/>
             </w:pPr>
-            <w:hyperlink w:history="1" r:id="rId6unfpxbsjgfhtdpc-czu1">
+            <w:hyperlink w:history="1" r:id="rIdfjjiky9zfx5fm7ura624m">
               <w:r>
                 <w:rPr>
                   <w:rFonts w:ascii="Arial" w:cs="Arial" w:eastAsia="Arial" w:hAnsi="Arial"/>
@@ -22713,7 +22713,7 @@
               <w:spacing w:after="10" w:before="0"/>
               <w:ind w:left="120"/>
             </w:pPr>
-            <w:hyperlink w:history="1" r:id="rIdbu-c3m03qkwp8k55w91zh">
+            <w:hyperlink w:history="1" r:id="rIdb2qedwaiforljmxvojdra">
               <w:r>
                 <w:rPr>
                   <w:rFonts w:ascii="Arial" w:cs="Arial" w:eastAsia="Arial" w:hAnsi="Arial"/>
@@ -22758,7 +22758,7 @@
             <w:pPr>
               <w:spacing w:after="20" w:before="0"/>
             </w:pPr>
-            <w:hyperlink w:history="1" r:id="rIdah9whanrajj2p55gwimpi">
+            <w:hyperlink w:history="1" r:id="rIdhzvldismi_c90r0m2q46w">
               <w:r>
                 <w:rPr>
                   <w:rFonts w:ascii="Arial" w:cs="Arial" w:eastAsia="Arial" w:hAnsi="Arial"/>
@@ -22791,7 +22791,7 @@
               <w:spacing w:after="10" w:before="0"/>
               <w:ind w:left="120"/>
             </w:pPr>
-            <w:hyperlink w:history="1" r:id="rIdnat3uc2irjji2h4sqbtsq">
+            <w:hyperlink w:history="1" r:id="rIdg5efylgg7hdwcfll9_qt9">
               <w:r>
                 <w:rPr>
                   <w:rFonts w:ascii="Arial" w:cs="Arial" w:eastAsia="Arial" w:hAnsi="Arial"/>
@@ -23303,7 +23303,7 @@
         </w:rPr>
         <w:t xml:space="preserve">© 2026 SeaVuria and ARES. Aligned with KICD objectives. Developed by SeaVuria; technical implementation by ARES (with AI assistance from Claude). Licensed under </w:t>
       </w:r>
-      <w:hyperlink w:history="1" r:id="rIdfuyriwj2mt1vfopt6fsrd">
+      <w:hyperlink w:history="1" r:id="rIddkcu14q1mbjaodfaux8jz">
         <w:r>
           <w:rPr>
             <w:rFonts w:ascii="Arial" w:cs="Arial" w:eastAsia="Arial" w:hAnsi="Arial"/>
@@ -23324,7 +23324,7 @@
         </w:rPr>
         <w:t xml:space="preserve"> (</w:t>
       </w:r>
-      <w:hyperlink w:history="1" r:id="rId-_r5c05opg6naxjy6dt-2">
+      <w:hyperlink w:history="1" r:id="rIdcmrdwryek1pdknobmhagp">
         <w:r>
           <w:rPr>
             <w:rFonts w:ascii="Arial" w:cs="Arial" w:eastAsia="Arial" w:hAnsi="Arial"/>

--- a/data/outputs/v2/Maths/SS1.3_Quadratic_Equations/Mathematics_Quadratic_Equations_CBE_LessonSequence.docx
+++ b/data/outputs/v2/Maths/SS1.3_Quadratic_Equations/Mathematics_Quadratic_Equations_CBE_LessonSequence.docx
@@ -2363,7 +2363,7 @@
         </w:rPr>
         <w:t xml:space="preserve">© 2026 SeaVuria and ARES. This work is licensed under a </w:t>
       </w:r>
-      <w:hyperlink w:history="1" r:id="rIddokohwaww-jly-5uaop9w">
+      <w:hyperlink w:history="1" r:id="rId6kukqs3czotdvbc458hdz">
         <w:r>
           <w:rPr>
             <w:rFonts w:ascii="Arial" w:cs="Arial" w:eastAsia="Arial" w:hAnsi="Arial"/>
@@ -2383,7 +2383,7 @@
         </w:rPr>
         <w:t xml:space="preserve"> (</w:t>
       </w:r>
-      <w:hyperlink w:history="1" r:id="rIdfgorjkbkjfsaew6kcsgdc">
+      <w:hyperlink w:history="1" r:id="rIdhgg1dgpppbfjmppvk2fxu">
         <w:r>
           <w:rPr>
             <w:rFonts w:ascii="Arial" w:cs="Arial" w:eastAsia="Arial" w:hAnsi="Arial"/>
@@ -2403,7 +2403,7 @@
         </w:rPr>
         <w:t xml:space="preserve">). To view a copy of this license, visit </w:t>
       </w:r>
-      <w:hyperlink w:history="1" r:id="rIdw0x82qk_bgdjum50-ofob">
+      <w:hyperlink w:history="1" r:id="rIduabzhjxsd5j9jzrjeu_th">
         <w:r>
           <w:rPr>
             <w:rFonts w:ascii="Arial" w:cs="Arial" w:eastAsia="Arial" w:hAnsi="Arial"/>
@@ -3415,7 +3415,7 @@
             <w:pPr>
               <w:spacing w:after="20" w:before="0"/>
             </w:pPr>
-            <w:hyperlink w:history="1" r:id="rIdmbsn9hrrvjlu6kovj2d0c">
+            <w:hyperlink w:history="1" r:id="rIdoksmlkednmtkm8dlsonu_">
               <w:r>
                 <w:rPr>
                   <w:rFonts w:ascii="Arial" w:cs="Arial" w:eastAsia="Arial" w:hAnsi="Arial"/>
@@ -3448,7 +3448,7 @@
               <w:spacing w:after="10" w:before="0"/>
               <w:ind w:left="120"/>
             </w:pPr>
-            <w:hyperlink w:history="1" r:id="rIdrwmi98myme13ssvqb64me">
+            <w:hyperlink w:history="1" r:id="rId1dh43sbgotvaglqtdau6c">
               <w:r>
                 <w:rPr>
                   <w:rFonts w:ascii="Arial" w:cs="Arial" w:eastAsia="Arial" w:hAnsi="Arial"/>
@@ -3493,7 +3493,7 @@
             <w:pPr>
               <w:spacing w:after="20" w:before="0"/>
             </w:pPr>
-            <w:hyperlink w:history="1" r:id="rIduq3aoi4zo1s9ye_6qs76v">
+            <w:hyperlink w:history="1" r:id="rIdij39pfapguq6rva8nzcdd">
               <w:r>
                 <w:rPr>
                   <w:rFonts w:ascii="Arial" w:cs="Arial" w:eastAsia="Arial" w:hAnsi="Arial"/>
@@ -3526,7 +3526,7 @@
               <w:spacing w:after="10" w:before="0"/>
               <w:ind w:left="120"/>
             </w:pPr>
-            <w:hyperlink w:history="1" r:id="rIdvnalx9ohwazcmphlsk85_">
+            <w:hyperlink w:history="1" r:id="rIdfxtd5--0niwwh7qeusr2x">
               <w:r>
                 <w:rPr>
                   <w:rFonts w:ascii="Arial" w:cs="Arial" w:eastAsia="Arial" w:hAnsi="Arial"/>
@@ -3835,7 +3835,7 @@
             <w:pPr>
               <w:spacing w:after="20" w:before="0"/>
             </w:pPr>
-            <w:hyperlink w:history="1" r:id="rIdyeydakf5qnin9mxzq6hyn">
+            <w:hyperlink w:history="1" r:id="rIdzjomsoohvyagp0tewusk-">
               <w:r>
                 <w:rPr>
                   <w:rFonts w:ascii="Arial" w:cs="Arial" w:eastAsia="Arial" w:hAnsi="Arial"/>
@@ -3868,7 +3868,7 @@
               <w:spacing w:after="10" w:before="0"/>
               <w:ind w:left="120"/>
             </w:pPr>
-            <w:hyperlink w:history="1" r:id="rId0s9e22p7sqoijp8uvdume">
+            <w:hyperlink w:history="1" r:id="rId2mse8fuojuh9n0axewv1-">
               <w:r>
                 <w:rPr>
                   <w:rFonts w:ascii="Arial" w:cs="Arial" w:eastAsia="Arial" w:hAnsi="Arial"/>
@@ -3913,7 +3913,7 @@
             <w:pPr>
               <w:spacing w:after="20" w:before="0"/>
             </w:pPr>
-            <w:hyperlink w:history="1" r:id="rIddjqnvrdkoxdoabtb2stt6">
+            <w:hyperlink w:history="1" r:id="rIdpqxnr2tniu9tgc0tv36_h">
               <w:r>
                 <w:rPr>
                   <w:rFonts w:ascii="Arial" w:cs="Arial" w:eastAsia="Arial" w:hAnsi="Arial"/>
@@ -3946,7 +3946,7 @@
               <w:spacing w:after="10" w:before="0"/>
               <w:ind w:left="120"/>
             </w:pPr>
-            <w:hyperlink w:history="1" r:id="rId6qq92mqh5q8vneqe4_dum">
+            <w:hyperlink w:history="1" r:id="rIdyee1yhwjxfgwkxo43zhzu">
               <w:r>
                 <w:rPr>
                   <w:rFonts w:ascii="Arial" w:cs="Arial" w:eastAsia="Arial" w:hAnsi="Arial"/>
@@ -4198,7 +4198,7 @@
             <w:pPr>
               <w:spacing w:after="20" w:before="0"/>
             </w:pPr>
-            <w:hyperlink w:history="1" r:id="rId5msf9yuje4h_pc77zfpla">
+            <w:hyperlink w:history="1" r:id="rIdi7s5hsduyxswsirmnzjmi">
               <w:r>
                 <w:rPr>
                   <w:rFonts w:ascii="Arial" w:cs="Arial" w:eastAsia="Arial" w:hAnsi="Arial"/>
@@ -4231,7 +4231,7 @@
               <w:spacing w:after="10" w:before="0"/>
               <w:ind w:left="120"/>
             </w:pPr>
-            <w:hyperlink w:history="1" r:id="rIdgp04spjo0jiyhhpclx7jo">
+            <w:hyperlink w:history="1" r:id="rIdcnny_hsa0t8ddhuzqo5-m">
               <w:r>
                 <w:rPr>
                   <w:rFonts w:ascii="Arial" w:cs="Arial" w:eastAsia="Arial" w:hAnsi="Arial"/>
@@ -4276,7 +4276,7 @@
             <w:pPr>
               <w:spacing w:after="20" w:before="0"/>
             </w:pPr>
-            <w:hyperlink w:history="1" r:id="rIdgw1dw6gblpfogq7mlbw31">
+            <w:hyperlink w:history="1" r:id="rIdtb2rfguh-pvoptc5diihi">
               <w:r>
                 <w:rPr>
                   <w:rFonts w:ascii="Arial" w:cs="Arial" w:eastAsia="Arial" w:hAnsi="Arial"/>
@@ -4325,7 +4325,7 @@
               <w:spacing w:after="10" w:before="0"/>
               <w:ind w:left="120"/>
             </w:pPr>
-            <w:hyperlink w:history="1" r:id="rId0rsjbc-g1juldxvurkihk">
+            <w:hyperlink w:history="1" r:id="rId3uezv2u1g5ef1mrmxskxh">
               <w:r>
                 <w:rPr>
                   <w:rFonts w:ascii="Arial" w:cs="Arial" w:eastAsia="Arial" w:hAnsi="Arial"/>
@@ -4615,7 +4615,7 @@
             <w:pPr>
               <w:spacing w:after="20" w:before="0"/>
             </w:pPr>
-            <w:hyperlink w:history="1" r:id="rIdfmqv_n6jlaxfnevj1xcce">
+            <w:hyperlink w:history="1" r:id="rIde-ii8-71sq8gvoaqur6jk">
               <w:r>
                 <w:rPr>
                   <w:rFonts w:ascii="Arial" w:cs="Arial" w:eastAsia="Arial" w:hAnsi="Arial"/>
@@ -4648,7 +4648,7 @@
               <w:spacing w:after="10" w:before="0"/>
               <w:ind w:left="120"/>
             </w:pPr>
-            <w:hyperlink w:history="1" r:id="rIdvqqdyafrjt1yz4xhlwipq">
+            <w:hyperlink w:history="1" r:id="rIdeovppr7qxq0_sdeaphdnm">
               <w:r>
                 <w:rPr>
                   <w:rFonts w:ascii="Arial" w:cs="Arial" w:eastAsia="Arial" w:hAnsi="Arial"/>
@@ -4693,7 +4693,7 @@
             <w:pPr>
               <w:spacing w:after="20" w:before="0"/>
             </w:pPr>
-            <w:hyperlink w:history="1" r:id="rIdp0fgr4hdhoqdv2f1s2ozi">
+            <w:hyperlink w:history="1" r:id="rIdjea1e3buquqlpox94k8wf">
               <w:r>
                 <w:rPr>
                   <w:rFonts w:ascii="Arial" w:cs="Arial" w:eastAsia="Arial" w:hAnsi="Arial"/>
@@ -4742,7 +4742,7 @@
               <w:spacing w:after="10" w:before="0"/>
               <w:ind w:left="120"/>
             </w:pPr>
-            <w:hyperlink w:history="1" r:id="rIdrgbe74s0lt-e-kkcfvam9">
+            <w:hyperlink w:history="1" r:id="rId9i9scsxy-fmcvmyle6kix">
               <w:r>
                 <w:rPr>
                   <w:rFonts w:ascii="Arial" w:cs="Arial" w:eastAsia="Arial" w:hAnsi="Arial"/>
@@ -5032,7 +5032,7 @@
             <w:pPr>
               <w:spacing w:after="20" w:before="0"/>
             </w:pPr>
-            <w:hyperlink w:history="1" r:id="rIdmdse1kapknnurbzrlsxgf">
+            <w:hyperlink w:history="1" r:id="rIdqbb5lzxtakjehshhvpobm">
               <w:r>
                 <w:rPr>
                   <w:rFonts w:ascii="Arial" w:cs="Arial" w:eastAsia="Arial" w:hAnsi="Arial"/>
@@ -5081,7 +5081,7 @@
               <w:spacing w:after="10" w:before="0"/>
               <w:ind w:left="120"/>
             </w:pPr>
-            <w:hyperlink w:history="1" r:id="rIdgknioilk_4smfxpy1snjo">
+            <w:hyperlink w:history="1" r:id="rIdcaqfpvmnccntdtojq4l2m">
               <w:r>
                 <w:rPr>
                   <w:rFonts w:ascii="Arial" w:cs="Arial" w:eastAsia="Arial" w:hAnsi="Arial"/>
@@ -5126,7 +5126,7 @@
             <w:pPr>
               <w:spacing w:after="20" w:before="0"/>
             </w:pPr>
-            <w:hyperlink w:history="1" r:id="rIduplhn3nonllgi7txkmhe_">
+            <w:hyperlink w:history="1" r:id="rIdcgwrsww1wg7hr7cjaby4x">
               <w:r>
                 <w:rPr>
                   <w:rFonts w:ascii="Arial" w:cs="Arial" w:eastAsia="Arial" w:hAnsi="Arial"/>
@@ -5175,7 +5175,7 @@
               <w:spacing w:after="10" w:before="0"/>
               <w:ind w:left="120"/>
             </w:pPr>
-            <w:hyperlink w:history="1" r:id="rId5s2crimesv0b5vs-8qjzo">
+            <w:hyperlink w:history="1" r:id="rIdb66wvioqtydmexclh-eod">
               <w:r>
                 <w:rPr>
                   <w:rFonts w:ascii="Arial" w:cs="Arial" w:eastAsia="Arial" w:hAnsi="Arial"/>
@@ -5763,7 +5763,7 @@
         </w:rPr>
         <w:t xml:space="preserve">© 2026 SeaVuria and ARES. Aligned with KICD objectives. Developed by SeaVuria; technical implementation by ARES (with AI assistance from Claude). Licensed under </w:t>
       </w:r>
-      <w:hyperlink w:history="1" r:id="rIdc50r-2_60i0_j-9jfxgnk">
+      <w:hyperlink w:history="1" r:id="rId3onsgtbozte3upb3y1z14">
         <w:r>
           <w:rPr>
             <w:rFonts w:ascii="Arial" w:cs="Arial" w:eastAsia="Arial" w:hAnsi="Arial"/>
@@ -5784,7 +5784,7 @@
         </w:rPr>
         <w:t xml:space="preserve"> (</w:t>
       </w:r>
-      <w:hyperlink w:history="1" r:id="rIdcbgcc7lfwdvcip6nxqs8q">
+      <w:hyperlink w:history="1" r:id="rIdpqmyvwlewaojmj-bhzqkh">
         <w:r>
           <w:rPr>
             <w:rFonts w:ascii="Arial" w:cs="Arial" w:eastAsia="Arial" w:hAnsi="Arial"/>
@@ -6797,7 +6797,7 @@
             <w:pPr>
               <w:spacing w:after="20" w:before="0"/>
             </w:pPr>
-            <w:hyperlink w:history="1" r:id="rIdz6icmuoe9jovd1xqcpvwr">
+            <w:hyperlink w:history="1" r:id="rId-zljq4nihe-wwzlx53oqs">
               <w:r>
                 <w:rPr>
                   <w:rFonts w:ascii="Arial" w:cs="Arial" w:eastAsia="Arial" w:hAnsi="Arial"/>
@@ -6830,7 +6830,7 @@
               <w:spacing w:after="10" w:before="0"/>
               <w:ind w:left="120"/>
             </w:pPr>
-            <w:hyperlink w:history="1" r:id="rId5sz9dq0zvats7if622xo9">
+            <w:hyperlink w:history="1" r:id="rIdwfqapfuh1b_nhezterqym">
               <w:r>
                 <w:rPr>
                   <w:rFonts w:ascii="Arial" w:cs="Arial" w:eastAsia="Arial" w:hAnsi="Arial"/>
@@ -6875,7 +6875,7 @@
             <w:pPr>
               <w:spacing w:after="20" w:before="0"/>
             </w:pPr>
-            <w:hyperlink w:history="1" r:id="rIde0_rm6c6gtgqlzs4ajbav">
+            <w:hyperlink w:history="1" r:id="rIdvhzgg1dz2tekvgixeprvk">
               <w:r>
                 <w:rPr>
                   <w:rFonts w:ascii="Arial" w:cs="Arial" w:eastAsia="Arial" w:hAnsi="Arial"/>
@@ -6908,7 +6908,7 @@
               <w:spacing w:after="10" w:before="0"/>
               <w:ind w:left="120"/>
             </w:pPr>
-            <w:hyperlink w:history="1" r:id="rIdkxxthg3--k2zamkpydit8">
+            <w:hyperlink w:history="1" r:id="rIdcrkhmtkg7tepcctis_-qz">
               <w:r>
                 <w:rPr>
                   <w:rFonts w:ascii="Arial" w:cs="Arial" w:eastAsia="Arial" w:hAnsi="Arial"/>
@@ -7103,7 +7103,7 @@
             <w:pPr>
               <w:spacing w:after="20" w:before="0"/>
             </w:pPr>
-            <w:hyperlink w:history="1" r:id="rId7vz5uxq6c8jukr8ngpw0c">
+            <w:hyperlink w:history="1" r:id="rIdhm6jkcrmmjqjrrr5uttly">
               <w:r>
                 <w:rPr>
                   <w:rFonts w:ascii="Arial" w:cs="Arial" w:eastAsia="Arial" w:hAnsi="Arial"/>
@@ -7136,7 +7136,7 @@
               <w:spacing w:after="10" w:before="0"/>
               <w:ind w:left="120"/>
             </w:pPr>
-            <w:hyperlink w:history="1" r:id="rIdnvarte8mwli9jknbmfocf">
+            <w:hyperlink w:history="1" r:id="rId5_ub5-ppvfv0qb-xexs7x">
               <w:r>
                 <w:rPr>
                   <w:rFonts w:ascii="Arial" w:cs="Arial" w:eastAsia="Arial" w:hAnsi="Arial"/>
@@ -7181,7 +7181,7 @@
             <w:pPr>
               <w:spacing w:after="20" w:before="0"/>
             </w:pPr>
-            <w:hyperlink w:history="1" r:id="rIdxynbvzjuvwnyroml5owxy">
+            <w:hyperlink w:history="1" r:id="rIdr6luz-jtyd-uirgeguewn">
               <w:r>
                 <w:rPr>
                   <w:rFonts w:ascii="Arial" w:cs="Arial" w:eastAsia="Arial" w:hAnsi="Arial"/>
@@ -7214,7 +7214,7 @@
               <w:spacing w:after="10" w:before="0"/>
               <w:ind w:left="120"/>
             </w:pPr>
-            <w:hyperlink w:history="1" r:id="rIdgqoedu_ylsmce36zjdsdk">
+            <w:hyperlink w:history="1" r:id="rIdajgyarkozgtccjgpsfzsm">
               <w:r>
                 <w:rPr>
                   <w:rFonts w:ascii="Arial" w:cs="Arial" w:eastAsia="Arial" w:hAnsi="Arial"/>
@@ -7409,7 +7409,7 @@
             <w:pPr>
               <w:spacing w:after="20" w:before="0"/>
             </w:pPr>
-            <w:hyperlink w:history="1" r:id="rIdhsxj1ug8fnaijmfsaaal5">
+            <w:hyperlink w:history="1" r:id="rIddtl8th0qz6jzpa9wp3f_u">
               <w:r>
                 <w:rPr>
                   <w:rFonts w:ascii="Arial" w:cs="Arial" w:eastAsia="Arial" w:hAnsi="Arial"/>
@@ -7442,7 +7442,7 @@
               <w:spacing w:after="10" w:before="0"/>
               <w:ind w:left="120"/>
             </w:pPr>
-            <w:hyperlink w:history="1" r:id="rIdhqvu8bmguiakztzon2nt3">
+            <w:hyperlink w:history="1" r:id="rIdy63zchc4sri3v2us3y7kq">
               <w:r>
                 <w:rPr>
                   <w:rFonts w:ascii="Arial" w:cs="Arial" w:eastAsia="Arial" w:hAnsi="Arial"/>
@@ -7487,7 +7487,7 @@
             <w:pPr>
               <w:spacing w:after="20" w:before="0"/>
             </w:pPr>
-            <w:hyperlink w:history="1" r:id="rIdryx7xroes5v3dqtohfksh">
+            <w:hyperlink w:history="1" r:id="rIdgu7kunzgjnkkzanzkeigb">
               <w:r>
                 <w:rPr>
                   <w:rFonts w:ascii="Arial" w:cs="Arial" w:eastAsia="Arial" w:hAnsi="Arial"/>
@@ -7520,7 +7520,7 @@
               <w:spacing w:after="10" w:before="0"/>
               <w:ind w:left="120"/>
             </w:pPr>
-            <w:hyperlink w:history="1" r:id="rIdndrirae3chmljn61igqcp">
+            <w:hyperlink w:history="1" r:id="rIdojiyo-dnwelvdnyjfpywl">
               <w:r>
                 <w:rPr>
                   <w:rFonts w:ascii="Arial" w:cs="Arial" w:eastAsia="Arial" w:hAnsi="Arial"/>
@@ -7715,7 +7715,7 @@
             <w:pPr>
               <w:spacing w:after="20" w:before="0"/>
             </w:pPr>
-            <w:hyperlink w:history="1" r:id="rIddapxsglviizay2lnice63">
+            <w:hyperlink w:history="1" r:id="rIdxcz_vhszvy1n26rd5p3w5">
               <w:r>
                 <w:rPr>
                   <w:rFonts w:ascii="Arial" w:cs="Arial" w:eastAsia="Arial" w:hAnsi="Arial"/>
@@ -7748,7 +7748,7 @@
               <w:spacing w:after="10" w:before="0"/>
               <w:ind w:left="120"/>
             </w:pPr>
-            <w:hyperlink w:history="1" r:id="rIdrvkdw0ljedcwmyoetqb29">
+            <w:hyperlink w:history="1" r:id="rId-2d42bcneuwd6mz4yrg2u">
               <w:r>
                 <w:rPr>
                   <w:rFonts w:ascii="Arial" w:cs="Arial" w:eastAsia="Arial" w:hAnsi="Arial"/>
@@ -7793,7 +7793,7 @@
             <w:pPr>
               <w:spacing w:after="20" w:before="0"/>
             </w:pPr>
-            <w:hyperlink w:history="1" r:id="rIduxtjldvvy71w6f2gyvw5m">
+            <w:hyperlink w:history="1" r:id="rIdtabjyneaxojfi7ib96wy8">
               <w:r>
                 <w:rPr>
                   <w:rFonts w:ascii="Arial" w:cs="Arial" w:eastAsia="Arial" w:hAnsi="Arial"/>
@@ -7826,7 +7826,7 @@
               <w:spacing w:after="10" w:before="0"/>
               <w:ind w:left="120"/>
             </w:pPr>
-            <w:hyperlink w:history="1" r:id="rId15nvj9-nbrjkojxbzypnt">
+            <w:hyperlink w:history="1" r:id="rIdrgehubdu3v0mv5ug6klog">
               <w:r>
                 <w:rPr>
                   <w:rFonts w:ascii="Arial" w:cs="Arial" w:eastAsia="Arial" w:hAnsi="Arial"/>
@@ -8021,7 +8021,7 @@
             <w:pPr>
               <w:spacing w:after="20" w:before="0"/>
             </w:pPr>
-            <w:hyperlink w:history="1" r:id="rIdqx9l87cpahlx8fgb9tay4">
+            <w:hyperlink w:history="1" r:id="rIdanhiebhjexqkhx4serlj3">
               <w:r>
                 <w:rPr>
                   <w:rFonts w:ascii="Arial" w:cs="Arial" w:eastAsia="Arial" w:hAnsi="Arial"/>
@@ -8054,7 +8054,7 @@
               <w:spacing w:after="10" w:before="0"/>
               <w:ind w:left="120"/>
             </w:pPr>
-            <w:hyperlink w:history="1" r:id="rIdsjesxpu7xdla2zzqiqhlm">
+            <w:hyperlink w:history="1" r:id="rIdfzgtz62pogtjkurilbhnz">
               <w:r>
                 <w:rPr>
                   <w:rFonts w:ascii="Arial" w:cs="Arial" w:eastAsia="Arial" w:hAnsi="Arial"/>
@@ -8099,7 +8099,7 @@
             <w:pPr>
               <w:spacing w:after="20" w:before="0"/>
             </w:pPr>
-            <w:hyperlink w:history="1" r:id="rIdwjrbe6kh9j39p_vdkosb1">
+            <w:hyperlink w:history="1" r:id="rId7kqbjs4hovuand9j7xzcq">
               <w:r>
                 <w:rPr>
                   <w:rFonts w:ascii="Arial" w:cs="Arial" w:eastAsia="Arial" w:hAnsi="Arial"/>
@@ -8148,7 +8148,7 @@
               <w:spacing w:after="10" w:before="0"/>
               <w:ind w:left="120"/>
             </w:pPr>
-            <w:hyperlink w:history="1" r:id="rIdqzq-ykhr4aghvwv0bekdi">
+            <w:hyperlink w:history="1" r:id="rIdbr76w1tsqanxleecsoxdp">
               <w:r>
                 <w:rPr>
                   <w:rFonts w:ascii="Arial" w:cs="Arial" w:eastAsia="Arial" w:hAnsi="Arial"/>
@@ -8660,7 +8660,7 @@
         </w:rPr>
         <w:t xml:space="preserve">© 2026 SeaVuria and ARES. Aligned with KICD objectives. Developed by SeaVuria; technical implementation by ARES (with AI assistance from Claude). Licensed under </w:t>
       </w:r>
-      <w:hyperlink w:history="1" r:id="rId7o1igkxroz-srzhie01bq">
+      <w:hyperlink w:history="1" r:id="rIdhngqfmtw_ui0uis506afh">
         <w:r>
           <w:rPr>
             <w:rFonts w:ascii="Arial" w:cs="Arial" w:eastAsia="Arial" w:hAnsi="Arial"/>
@@ -8681,7 +8681,7 @@
         </w:rPr>
         <w:t xml:space="preserve"> (</w:t>
       </w:r>
-      <w:hyperlink w:history="1" r:id="rIdl1xfa-i2e5ibrapre48fk">
+      <w:hyperlink w:history="1" r:id="rIdlegsjgevbsfvyuwgoakoe">
         <w:r>
           <w:rPr>
             <w:rFonts w:ascii="Arial" w:cs="Arial" w:eastAsia="Arial" w:hAnsi="Arial"/>
@@ -9694,7 +9694,7 @@
             <w:pPr>
               <w:spacing w:after="20" w:before="0"/>
             </w:pPr>
-            <w:hyperlink w:history="1" r:id="rIdqi0d7-etez8umqrrmb-q1">
+            <w:hyperlink w:history="1" r:id="rId5qwpt_gafjg0xghrerhxf">
               <w:r>
                 <w:rPr>
                   <w:rFonts w:ascii="Arial" w:cs="Arial" w:eastAsia="Arial" w:hAnsi="Arial"/>
@@ -9727,7 +9727,7 @@
               <w:spacing w:after="10" w:before="0"/>
               <w:ind w:left="120"/>
             </w:pPr>
-            <w:hyperlink w:history="1" r:id="rIdjixznkn5aexohika-54el">
+            <w:hyperlink w:history="1" r:id="rIdjxumif5rqozcey9cznlkn">
               <w:r>
                 <w:rPr>
                   <w:rFonts w:ascii="Arial" w:cs="Arial" w:eastAsia="Arial" w:hAnsi="Arial"/>
@@ -9772,7 +9772,7 @@
             <w:pPr>
               <w:spacing w:after="20" w:before="0"/>
             </w:pPr>
-            <w:hyperlink w:history="1" r:id="rIdgqqgo-rbelxxtgyhnvfzg">
+            <w:hyperlink w:history="1" r:id="rIdyrdhv0qlry26abd6qqui9">
               <w:r>
                 <w:rPr>
                   <w:rFonts w:ascii="Arial" w:cs="Arial" w:eastAsia="Arial" w:hAnsi="Arial"/>
@@ -9805,7 +9805,7 @@
               <w:spacing w:after="10" w:before="0"/>
               <w:ind w:left="120"/>
             </w:pPr>
-            <w:hyperlink w:history="1" r:id="rId8gy7vbtfshzbnc7jjqhuu">
+            <w:hyperlink w:history="1" r:id="rIdwnnvkyqbfx3r3pafz8hrj">
               <w:r>
                 <w:rPr>
                   <w:rFonts w:ascii="Arial" w:cs="Arial" w:eastAsia="Arial" w:hAnsi="Arial"/>
@@ -10000,7 +10000,7 @@
             <w:pPr>
               <w:spacing w:after="20" w:before="0"/>
             </w:pPr>
-            <w:hyperlink w:history="1" r:id="rIdclvgivwyxwidbnipqzwhq">
+            <w:hyperlink w:history="1" r:id="rIduwdgz1309rs1hwmsb-9k9">
               <w:r>
                 <w:rPr>
                   <w:rFonts w:ascii="Arial" w:cs="Arial" w:eastAsia="Arial" w:hAnsi="Arial"/>
@@ -10033,7 +10033,7 @@
               <w:spacing w:after="10" w:before="0"/>
               <w:ind w:left="120"/>
             </w:pPr>
-            <w:hyperlink w:history="1" r:id="rIdsnytmp0g6bwg51f2zgdwd">
+            <w:hyperlink w:history="1" r:id="rIdfgl23di6pouho5edrps3d">
               <w:r>
                 <w:rPr>
                   <w:rFonts w:ascii="Arial" w:cs="Arial" w:eastAsia="Arial" w:hAnsi="Arial"/>
@@ -10078,7 +10078,7 @@
             <w:pPr>
               <w:spacing w:after="20" w:before="0"/>
             </w:pPr>
-            <w:hyperlink w:history="1" r:id="rIdz7qeqwvrn_xfu_r60vsky">
+            <w:hyperlink w:history="1" r:id="rIdnbqjcgahl4ijmpowfuukl">
               <w:r>
                 <w:rPr>
                   <w:rFonts w:ascii="Arial" w:cs="Arial" w:eastAsia="Arial" w:hAnsi="Arial"/>
@@ -10111,7 +10111,7 @@
               <w:spacing w:after="10" w:before="0"/>
               <w:ind w:left="120"/>
             </w:pPr>
-            <w:hyperlink w:history="1" r:id="rId7fl_ew7xksug7omiywbau">
+            <w:hyperlink w:history="1" r:id="rId0qevg3jopmfekkzgwedzk">
               <w:r>
                 <w:rPr>
                   <w:rFonts w:ascii="Arial" w:cs="Arial" w:eastAsia="Arial" w:hAnsi="Arial"/>
@@ -10306,7 +10306,7 @@
             <w:pPr>
               <w:spacing w:after="20" w:before="0"/>
             </w:pPr>
-            <w:hyperlink w:history="1" r:id="rId7ht5jbncpnmtbmo7f942j">
+            <w:hyperlink w:history="1" r:id="rIdfeojzibotr5edpapfx0sa">
               <w:r>
                 <w:rPr>
                   <w:rFonts w:ascii="Arial" w:cs="Arial" w:eastAsia="Arial" w:hAnsi="Arial"/>
@@ -10339,7 +10339,7 @@
               <w:spacing w:after="10" w:before="0"/>
               <w:ind w:left="120"/>
             </w:pPr>
-            <w:hyperlink w:history="1" r:id="rIdbxc2meobtpo1mofn41wy9">
+            <w:hyperlink w:history="1" r:id="rId9bbqpk5k212pr7rlwqwy7">
               <w:r>
                 <w:rPr>
                   <w:rFonts w:ascii="Arial" w:cs="Arial" w:eastAsia="Arial" w:hAnsi="Arial"/>
@@ -10384,7 +10384,7 @@
             <w:pPr>
               <w:spacing w:after="20" w:before="0"/>
             </w:pPr>
-            <w:hyperlink w:history="1" r:id="rIdmbfifb2puvka_aiobcat4">
+            <w:hyperlink w:history="1" r:id="rIdaczjbe6_j3tn0hm2rwpor">
               <w:r>
                 <w:rPr>
                   <w:rFonts w:ascii="Arial" w:cs="Arial" w:eastAsia="Arial" w:hAnsi="Arial"/>
@@ -10417,7 +10417,7 @@
               <w:spacing w:after="10" w:before="0"/>
               <w:ind w:left="120"/>
             </w:pPr>
-            <w:hyperlink w:history="1" r:id="rIdzqh9jrwupnkzy5ia3fmbx">
+            <w:hyperlink w:history="1" r:id="rId9vxaexmyhudsyxzjprfs9">
               <w:r>
                 <w:rPr>
                   <w:rFonts w:ascii="Arial" w:cs="Arial" w:eastAsia="Arial" w:hAnsi="Arial"/>
@@ -10612,7 +10612,7 @@
             <w:pPr>
               <w:spacing w:after="20" w:before="0"/>
             </w:pPr>
-            <w:hyperlink w:history="1" r:id="rIdkk3uriqd1trb-dvorjmb7">
+            <w:hyperlink w:history="1" r:id="rIdwt-crckjgldgpa-w0u4x0">
               <w:r>
                 <w:rPr>
                   <w:rFonts w:ascii="Arial" w:cs="Arial" w:eastAsia="Arial" w:hAnsi="Arial"/>
@@ -10645,7 +10645,7 @@
               <w:spacing w:after="10" w:before="0"/>
               <w:ind w:left="120"/>
             </w:pPr>
-            <w:hyperlink w:history="1" r:id="rIdeynp_uw_g9ceudds22g3x">
+            <w:hyperlink w:history="1" r:id="rIdz7jbcnpbf2x8vrimee3ms">
               <w:r>
                 <w:rPr>
                   <w:rFonts w:ascii="Arial" w:cs="Arial" w:eastAsia="Arial" w:hAnsi="Arial"/>
@@ -10690,7 +10690,7 @@
             <w:pPr>
               <w:spacing w:after="20" w:before="0"/>
             </w:pPr>
-            <w:hyperlink w:history="1" r:id="rIdbv5i3s6j3x3iesicfe2gr">
+            <w:hyperlink w:history="1" r:id="rIdetj2y-uiynolfplnwiwrn">
               <w:r>
                 <w:rPr>
                   <w:rFonts w:ascii="Arial" w:cs="Arial" w:eastAsia="Arial" w:hAnsi="Arial"/>
@@ -10723,7 +10723,7 @@
               <w:spacing w:after="10" w:before="0"/>
               <w:ind w:left="120"/>
             </w:pPr>
-            <w:hyperlink w:history="1" r:id="rIdgqsfq2jkt7cm89e9ydo4q">
+            <w:hyperlink w:history="1" r:id="rIdjg8psl3j6tuuvb99csgev">
               <w:r>
                 <w:rPr>
                   <w:rFonts w:ascii="Arial" w:cs="Arial" w:eastAsia="Arial" w:hAnsi="Arial"/>
@@ -10918,7 +10918,7 @@
             <w:pPr>
               <w:spacing w:after="20" w:before="0"/>
             </w:pPr>
-            <w:hyperlink w:history="1" r:id="rIdxrwiy9lnkm3p8bburzpnt">
+            <w:hyperlink w:history="1" r:id="rIdtg9em9vlf3izx8vkdk3d0">
               <w:r>
                 <w:rPr>
                   <w:rFonts w:ascii="Arial" w:cs="Arial" w:eastAsia="Arial" w:hAnsi="Arial"/>
@@ -10951,7 +10951,7 @@
               <w:spacing w:after="10" w:before="0"/>
               <w:ind w:left="120"/>
             </w:pPr>
-            <w:hyperlink w:history="1" r:id="rId_r2pxhjtsltsb2wx8-gzp">
+            <w:hyperlink w:history="1" r:id="rIduwm2fd1njwe0ryuix9sva">
               <w:r>
                 <w:rPr>
                   <w:rFonts w:ascii="Arial" w:cs="Arial" w:eastAsia="Arial" w:hAnsi="Arial"/>
@@ -10996,7 +10996,7 @@
             <w:pPr>
               <w:spacing w:after="20" w:before="0"/>
             </w:pPr>
-            <w:hyperlink w:history="1" r:id="rIdwedghb710qwhow_ijj8cu">
+            <w:hyperlink w:history="1" r:id="rIduh86f9amx472okrwz6h-w">
               <w:r>
                 <w:rPr>
                   <w:rFonts w:ascii="Arial" w:cs="Arial" w:eastAsia="Arial" w:hAnsi="Arial"/>
@@ -11029,7 +11029,7 @@
               <w:spacing w:after="10" w:before="0"/>
               <w:ind w:left="120"/>
             </w:pPr>
-            <w:hyperlink w:history="1" r:id="rIdsmxsnupdzmvksd1jtrps_">
+            <w:hyperlink w:history="1" r:id="rIdlf1a7yarpgeumqruavrhb">
               <w:r>
                 <w:rPr>
                   <w:rFonts w:ascii="Arial" w:cs="Arial" w:eastAsia="Arial" w:hAnsi="Arial"/>
@@ -11541,7 +11541,7 @@
         </w:rPr>
         <w:t xml:space="preserve">© 2026 SeaVuria and ARES. Aligned with KICD objectives. Developed by SeaVuria; technical implementation by ARES (with AI assistance from Claude). Licensed under </w:t>
       </w:r>
-      <w:hyperlink w:history="1" r:id="rIdmxylw4e-ey-gwe5cvoxpd">
+      <w:hyperlink w:history="1" r:id="rIdkmuxll1miqmhxtg8zvpum">
         <w:r>
           <w:rPr>
             <w:rFonts w:ascii="Arial" w:cs="Arial" w:eastAsia="Arial" w:hAnsi="Arial"/>
@@ -11562,7 +11562,7 @@
         </w:rPr>
         <w:t xml:space="preserve"> (</w:t>
       </w:r>
-      <w:hyperlink w:history="1" r:id="rId4pn_c8wvm7jmlybo-jb9i">
+      <w:hyperlink w:history="1" r:id="rIdtmqnkj4vcxpilzumee2ms">
         <w:r>
           <w:rPr>
             <w:rFonts w:ascii="Arial" w:cs="Arial" w:eastAsia="Arial" w:hAnsi="Arial"/>
@@ -12575,7 +12575,7 @@
             <w:pPr>
               <w:spacing w:after="20" w:before="0"/>
             </w:pPr>
-            <w:hyperlink w:history="1" r:id="rIdyp2i6tgsaslhibty559jv">
+            <w:hyperlink w:history="1" r:id="rIdenprfdmreivooz-ptvqum">
               <w:r>
                 <w:rPr>
                   <w:rFonts w:ascii="Arial" w:cs="Arial" w:eastAsia="Arial" w:hAnsi="Arial"/>
@@ -12608,7 +12608,7 @@
               <w:spacing w:after="10" w:before="0"/>
               <w:ind w:left="120"/>
             </w:pPr>
-            <w:hyperlink w:history="1" r:id="rIdarvkvc3q4uxwmz3afvjj7">
+            <w:hyperlink w:history="1" r:id="rIdxpnjbd39f44c8xez9ddtw">
               <w:r>
                 <w:rPr>
                   <w:rFonts w:ascii="Arial" w:cs="Arial" w:eastAsia="Arial" w:hAnsi="Arial"/>
@@ -12653,7 +12653,7 @@
             <w:pPr>
               <w:spacing w:after="20" w:before="0"/>
             </w:pPr>
-            <w:hyperlink w:history="1" r:id="rIdmph1kcjhzwfnvbub0jaxo">
+            <w:hyperlink w:history="1" r:id="rIdbflp6rhn3mhngbjyuyoqn">
               <w:r>
                 <w:rPr>
                   <w:rFonts w:ascii="Arial" w:cs="Arial" w:eastAsia="Arial" w:hAnsi="Arial"/>
@@ -12686,7 +12686,7 @@
               <w:spacing w:after="10" w:before="0"/>
               <w:ind w:left="120"/>
             </w:pPr>
-            <w:hyperlink w:history="1" r:id="rIdqd0q4tytfe-0j-emn9fhg">
+            <w:hyperlink w:history="1" r:id="rIdh2r74t-kabxzq-tugrjqu">
               <w:r>
                 <w:rPr>
                   <w:rFonts w:ascii="Arial" w:cs="Arial" w:eastAsia="Arial" w:hAnsi="Arial"/>
@@ -12881,7 +12881,7 @@
             <w:pPr>
               <w:spacing w:after="20" w:before="0"/>
             </w:pPr>
-            <w:hyperlink w:history="1" r:id="rIdvfffdajzzd7vo2vsg0lzs">
+            <w:hyperlink w:history="1" r:id="rId5onjnr4ndiohaytej3tdk">
               <w:r>
                 <w:rPr>
                   <w:rFonts w:ascii="Arial" w:cs="Arial" w:eastAsia="Arial" w:hAnsi="Arial"/>
@@ -12914,7 +12914,7 @@
               <w:spacing w:after="10" w:before="0"/>
               <w:ind w:left="120"/>
             </w:pPr>
-            <w:hyperlink w:history="1" r:id="rIddlhtc4t_riml-o4g2z2cn">
+            <w:hyperlink w:history="1" r:id="rIdvstej2hif9x1t-uiqw3bg">
               <w:r>
                 <w:rPr>
                   <w:rFonts w:ascii="Arial" w:cs="Arial" w:eastAsia="Arial" w:hAnsi="Arial"/>
@@ -12959,7 +12959,7 @@
             <w:pPr>
               <w:spacing w:after="20" w:before="0"/>
             </w:pPr>
-            <w:hyperlink w:history="1" r:id="rIdfzoas-mp_2u2tdkaqc9k4">
+            <w:hyperlink w:history="1" r:id="rIdz8e-m1icdsza4mmugrngz">
               <w:r>
                 <w:rPr>
                   <w:rFonts w:ascii="Arial" w:cs="Arial" w:eastAsia="Arial" w:hAnsi="Arial"/>
@@ -12992,7 +12992,7 @@
               <w:spacing w:after="10" w:before="0"/>
               <w:ind w:left="120"/>
             </w:pPr>
-            <w:hyperlink w:history="1" r:id="rIdtkmlow0rso9scvhpyo9n6">
+            <w:hyperlink w:history="1" r:id="rId0wjiqhfg1kxsoyymi46gt">
               <w:r>
                 <w:rPr>
                   <w:rFonts w:ascii="Arial" w:cs="Arial" w:eastAsia="Arial" w:hAnsi="Arial"/>
@@ -13187,7 +13187,7 @@
             <w:pPr>
               <w:spacing w:after="20" w:before="0"/>
             </w:pPr>
-            <w:hyperlink w:history="1" r:id="rIdswucuytviukhfuivotbnp">
+            <w:hyperlink w:history="1" r:id="rIdbr9chuire1pdfqagsfo62">
               <w:r>
                 <w:rPr>
                   <w:rFonts w:ascii="Arial" w:cs="Arial" w:eastAsia="Arial" w:hAnsi="Arial"/>
@@ -13220,7 +13220,7 @@
               <w:spacing w:after="10" w:before="0"/>
               <w:ind w:left="120"/>
             </w:pPr>
-            <w:hyperlink w:history="1" r:id="rIdie3yycff9lfgljmgbu1yq">
+            <w:hyperlink w:history="1" r:id="rIdgzl2x_hpoyhu7eavx45qm">
               <w:r>
                 <w:rPr>
                   <w:rFonts w:ascii="Arial" w:cs="Arial" w:eastAsia="Arial" w:hAnsi="Arial"/>
@@ -13265,7 +13265,7 @@
             <w:pPr>
               <w:spacing w:after="20" w:before="0"/>
             </w:pPr>
-            <w:hyperlink w:history="1" r:id="rIdndcmqkffgo7vcncrohovw">
+            <w:hyperlink w:history="1" r:id="rIdliyv-rmzyeqdxwj8pa26f">
               <w:r>
                 <w:rPr>
                   <w:rFonts w:ascii="Arial" w:cs="Arial" w:eastAsia="Arial" w:hAnsi="Arial"/>
@@ -13314,7 +13314,7 @@
               <w:spacing w:after="10" w:before="0"/>
               <w:ind w:left="120"/>
             </w:pPr>
-            <w:hyperlink w:history="1" r:id="rId3ibbr1nc5dqujwqx1urq2">
+            <w:hyperlink w:history="1" r:id="rIdaizrya3336252whs7dhpj">
               <w:r>
                 <w:rPr>
                   <w:rFonts w:ascii="Arial" w:cs="Arial" w:eastAsia="Arial" w:hAnsi="Arial"/>
@@ -13509,7 +13509,7 @@
             <w:pPr>
               <w:spacing w:after="20" w:before="0"/>
             </w:pPr>
-            <w:hyperlink w:history="1" r:id="rIdmplhm5oy-uwq4ut9xxzjm">
+            <w:hyperlink w:history="1" r:id="rIdez9k-6onbjlnvz8j0ngiy">
               <w:r>
                 <w:rPr>
                   <w:rFonts w:ascii="Arial" w:cs="Arial" w:eastAsia="Arial" w:hAnsi="Arial"/>
@@ -13542,7 +13542,7 @@
               <w:spacing w:after="10" w:before="0"/>
               <w:ind w:left="120"/>
             </w:pPr>
-            <w:hyperlink w:history="1" r:id="rIdt0lrqcdix5gu45litqssg">
+            <w:hyperlink w:history="1" r:id="rIdk9qctq1pajjkp1iqumpt3">
               <w:r>
                 <w:rPr>
                   <w:rFonts w:ascii="Arial" w:cs="Arial" w:eastAsia="Arial" w:hAnsi="Arial"/>
@@ -13587,7 +13587,7 @@
             <w:pPr>
               <w:spacing w:after="20" w:before="0"/>
             </w:pPr>
-            <w:hyperlink w:history="1" r:id="rIdggegrvdwttgvxq-xu4itz">
+            <w:hyperlink w:history="1" r:id="rId8er6njvokhusxaxkggtgt">
               <w:r>
                 <w:rPr>
                   <w:rFonts w:ascii="Arial" w:cs="Arial" w:eastAsia="Arial" w:hAnsi="Arial"/>
@@ -13636,7 +13636,7 @@
               <w:spacing w:after="10" w:before="0"/>
               <w:ind w:left="120"/>
             </w:pPr>
-            <w:hyperlink w:history="1" r:id="rIdcgbmk7bbv4rrkxh4lpmmb">
+            <w:hyperlink w:history="1" r:id="rId5skkyjwawos8kkpzqrbyk">
               <w:r>
                 <w:rPr>
                   <w:rFonts w:ascii="Arial" w:cs="Arial" w:eastAsia="Arial" w:hAnsi="Arial"/>
@@ -13831,7 +13831,7 @@
             <w:pPr>
               <w:spacing w:after="20" w:before="0"/>
             </w:pPr>
-            <w:hyperlink w:history="1" r:id="rIdux2rjpt_9bfmbtqe-_ffj">
+            <w:hyperlink w:history="1" r:id="rIdvykp9hsspzzkzgozxprew">
               <w:r>
                 <w:rPr>
                   <w:rFonts w:ascii="Arial" w:cs="Arial" w:eastAsia="Arial" w:hAnsi="Arial"/>
@@ -13864,7 +13864,7 @@
               <w:spacing w:after="10" w:before="0"/>
               <w:ind w:left="120"/>
             </w:pPr>
-            <w:hyperlink w:history="1" r:id="rIdugheqlfclupqfuyxrbjzs">
+            <w:hyperlink w:history="1" r:id="rIduxgg6ge3xwe7tc6keolog">
               <w:r>
                 <w:rPr>
                   <w:rFonts w:ascii="Arial" w:cs="Arial" w:eastAsia="Arial" w:hAnsi="Arial"/>
@@ -13909,7 +13909,7 @@
             <w:pPr>
               <w:spacing w:after="20" w:before="0"/>
             </w:pPr>
-            <w:hyperlink w:history="1" r:id="rIdh0fhtjvyvxnnx5boe9xjd">
+            <w:hyperlink w:history="1" r:id="rIdzoppcephr9_eor6mv4gpd">
               <w:r>
                 <w:rPr>
                   <w:rFonts w:ascii="Arial" w:cs="Arial" w:eastAsia="Arial" w:hAnsi="Arial"/>
@@ -13958,7 +13958,7 @@
               <w:spacing w:after="10" w:before="0"/>
               <w:ind w:left="120"/>
             </w:pPr>
-            <w:hyperlink w:history="1" r:id="rIdnonc3rqp4c8vuyd0g__mv">
+            <w:hyperlink w:history="1" r:id="rIdkmkkshyywnnd7xntmqtvr">
               <w:r>
                 <w:rPr>
                   <w:rFonts w:ascii="Arial" w:cs="Arial" w:eastAsia="Arial" w:hAnsi="Arial"/>
@@ -14470,7 +14470,7 @@
         </w:rPr>
         <w:t xml:space="preserve">© 2026 SeaVuria and ARES. Aligned with KICD objectives. Developed by SeaVuria; technical implementation by ARES (with AI assistance from Claude). Licensed under </w:t>
       </w:r>
-      <w:hyperlink w:history="1" r:id="rIdhbcxodfolh3bf95m9j5y-">
+      <w:hyperlink w:history="1" r:id="rId0icvdrp6dv7z-rkkuv8pr">
         <w:r>
           <w:rPr>
             <w:rFonts w:ascii="Arial" w:cs="Arial" w:eastAsia="Arial" w:hAnsi="Arial"/>
@@ -14491,7 +14491,7 @@
         </w:rPr>
         <w:t xml:space="preserve"> (</w:t>
       </w:r>
-      <w:hyperlink w:history="1" r:id="rIdri-axgjvacgpyuqwsu1ur">
+      <w:hyperlink w:history="1" r:id="rId9atb6qnc6707_fg2rejaa">
         <w:r>
           <w:rPr>
             <w:rFonts w:ascii="Arial" w:cs="Arial" w:eastAsia="Arial" w:hAnsi="Arial"/>
@@ -15504,7 +15504,7 @@
             <w:pPr>
               <w:spacing w:after="20" w:before="0"/>
             </w:pPr>
-            <w:hyperlink w:history="1" r:id="rIdzexqpyeewjde2caisvznq">
+            <w:hyperlink w:history="1" r:id="rIdekg_lubabn3ze870enkjj">
               <w:r>
                 <w:rPr>
                   <w:rFonts w:ascii="Arial" w:cs="Arial" w:eastAsia="Arial" w:hAnsi="Arial"/>
@@ -15537,7 +15537,7 @@
               <w:spacing w:after="10" w:before="0"/>
               <w:ind w:left="120"/>
             </w:pPr>
-            <w:hyperlink w:history="1" r:id="rIdzsqgzjwdmym1qdqcibkym">
+            <w:hyperlink w:history="1" r:id="rIdnht-pflmchyxe2xfuskg1">
               <w:r>
                 <w:rPr>
                   <w:rFonts w:ascii="Arial" w:cs="Arial" w:eastAsia="Arial" w:hAnsi="Arial"/>
@@ -15582,7 +15582,7 @@
             <w:pPr>
               <w:spacing w:after="20" w:before="0"/>
             </w:pPr>
-            <w:hyperlink w:history="1" r:id="rIdlyhxmanorjopj1qabtx4q">
+            <w:hyperlink w:history="1" r:id="rIdj-ufnaeskoga39hbvn0s3">
               <w:r>
                 <w:rPr>
                   <w:rFonts w:ascii="Arial" w:cs="Arial" w:eastAsia="Arial" w:hAnsi="Arial"/>
@@ -15615,7 +15615,7 @@
               <w:spacing w:after="10" w:before="0"/>
               <w:ind w:left="120"/>
             </w:pPr>
-            <w:hyperlink w:history="1" r:id="rIdudpiiucpvldjt2kug3kay">
+            <w:hyperlink w:history="1" r:id="rIdkzyxtx6pdjf0ongnnrcg7">
               <w:r>
                 <w:rPr>
                   <w:rFonts w:ascii="Arial" w:cs="Arial" w:eastAsia="Arial" w:hAnsi="Arial"/>
@@ -15810,7 +15810,7 @@
             <w:pPr>
               <w:spacing w:after="20" w:before="0"/>
             </w:pPr>
-            <w:hyperlink w:history="1" r:id="rIdibyugsq8jee-d7-qt4ezg">
+            <w:hyperlink w:history="1" r:id="rId-nez5ggamj0xpghkrr88i">
               <w:r>
                 <w:rPr>
                   <w:rFonts w:ascii="Arial" w:cs="Arial" w:eastAsia="Arial" w:hAnsi="Arial"/>
@@ -15843,7 +15843,7 @@
               <w:spacing w:after="10" w:before="0"/>
               <w:ind w:left="120"/>
             </w:pPr>
-            <w:hyperlink w:history="1" r:id="rIdfepyx1yjxfzsbmuksxi8s">
+            <w:hyperlink w:history="1" r:id="rIdbh13nb37rki9h87czheid">
               <w:r>
                 <w:rPr>
                   <w:rFonts w:ascii="Arial" w:cs="Arial" w:eastAsia="Arial" w:hAnsi="Arial"/>
@@ -15888,7 +15888,7 @@
             <w:pPr>
               <w:spacing w:after="20" w:before="0"/>
             </w:pPr>
-            <w:hyperlink w:history="1" r:id="rIdg8jdpxs11yso3qjp542ly">
+            <w:hyperlink w:history="1" r:id="rIdytexmx01oqzhava0bfuoc">
               <w:r>
                 <w:rPr>
                   <w:rFonts w:ascii="Arial" w:cs="Arial" w:eastAsia="Arial" w:hAnsi="Arial"/>
@@ -15921,7 +15921,7 @@
               <w:spacing w:after="10" w:before="0"/>
               <w:ind w:left="120"/>
             </w:pPr>
-            <w:hyperlink w:history="1" r:id="rIdqmc9yibvl4zpuumiihaoj">
+            <w:hyperlink w:history="1" r:id="rId7j5pupekvmdhwkjjytjwl">
               <w:r>
                 <w:rPr>
                   <w:rFonts w:ascii="Arial" w:cs="Arial" w:eastAsia="Arial" w:hAnsi="Arial"/>
@@ -16116,7 +16116,7 @@
             <w:pPr>
               <w:spacing w:after="20" w:before="0"/>
             </w:pPr>
-            <w:hyperlink w:history="1" r:id="rIduhviwhaldwzj0fksqpk9q">
+            <w:hyperlink w:history="1" r:id="rIdo7hf91huancojmmvgrq5p">
               <w:r>
                 <w:rPr>
                   <w:rFonts w:ascii="Arial" w:cs="Arial" w:eastAsia="Arial" w:hAnsi="Arial"/>
@@ -16149,7 +16149,7 @@
               <w:spacing w:after="10" w:before="0"/>
               <w:ind w:left="120"/>
             </w:pPr>
-            <w:hyperlink w:history="1" r:id="rId31gcacc8wv6evjudyr0sp">
+            <w:hyperlink w:history="1" r:id="rIdyo3fefrufe7nodggyvdd_">
               <w:r>
                 <w:rPr>
                   <w:rFonts w:ascii="Arial" w:cs="Arial" w:eastAsia="Arial" w:hAnsi="Arial"/>
@@ -16194,7 +16194,7 @@
             <w:pPr>
               <w:spacing w:after="20" w:before="0"/>
             </w:pPr>
-            <w:hyperlink w:history="1" r:id="rIdleo3elticwf0x56kigrps">
+            <w:hyperlink w:history="1" r:id="rIdlgep2uwszilvckpuqlvqh">
               <w:r>
                 <w:rPr>
                   <w:rFonts w:ascii="Arial" w:cs="Arial" w:eastAsia="Arial" w:hAnsi="Arial"/>
@@ -16227,7 +16227,7 @@
               <w:spacing w:after="10" w:before="0"/>
               <w:ind w:left="120"/>
             </w:pPr>
-            <w:hyperlink w:history="1" r:id="rIdduuuzdjqvq_0dkytxdrpm">
+            <w:hyperlink w:history="1" r:id="rIduo2dqgfm1mxh5en4zp-sg">
               <w:r>
                 <w:rPr>
                   <w:rFonts w:ascii="Arial" w:cs="Arial" w:eastAsia="Arial" w:hAnsi="Arial"/>
@@ -16422,7 +16422,7 @@
             <w:pPr>
               <w:spacing w:after="20" w:before="0"/>
             </w:pPr>
-            <w:hyperlink w:history="1" r:id="rIdr9bl3-y782cxqcsfd89oh">
+            <w:hyperlink w:history="1" r:id="rIdw-88f-dod0cks_3pjhygd">
               <w:r>
                 <w:rPr>
                   <w:rFonts w:ascii="Arial" w:cs="Arial" w:eastAsia="Arial" w:hAnsi="Arial"/>
@@ -16455,7 +16455,7 @@
               <w:spacing w:after="10" w:before="0"/>
               <w:ind w:left="120"/>
             </w:pPr>
-            <w:hyperlink w:history="1" r:id="rIdtjay0tubhyocjy6dr7xv7">
+            <w:hyperlink w:history="1" r:id="rIdnnr0xoikqxoaxwxgvv5jh">
               <w:r>
                 <w:rPr>
                   <w:rFonts w:ascii="Arial" w:cs="Arial" w:eastAsia="Arial" w:hAnsi="Arial"/>
@@ -16500,7 +16500,7 @@
             <w:pPr>
               <w:spacing w:after="20" w:before="0"/>
             </w:pPr>
-            <w:hyperlink w:history="1" r:id="rIdtnts0utzqhik0horeg_wp">
+            <w:hyperlink w:history="1" r:id="rIdf9xfadwykeoo_xtqlcega">
               <w:r>
                 <w:rPr>
                   <w:rFonts w:ascii="Arial" w:cs="Arial" w:eastAsia="Arial" w:hAnsi="Arial"/>
@@ -16533,7 +16533,7 @@
               <w:spacing w:after="10" w:before="0"/>
               <w:ind w:left="120"/>
             </w:pPr>
-            <w:hyperlink w:history="1" r:id="rIdktc71rorzrvv8jde1nmb3">
+            <w:hyperlink w:history="1" r:id="rIdxyh00tivop4rqwc9tbzxz">
               <w:r>
                 <w:rPr>
                   <w:rFonts w:ascii="Arial" w:cs="Arial" w:eastAsia="Arial" w:hAnsi="Arial"/>
@@ -16728,7 +16728,7 @@
             <w:pPr>
               <w:spacing w:after="20" w:before="0"/>
             </w:pPr>
-            <w:hyperlink w:history="1" r:id="rIdb-wdlpmeif4poymzmlgnd">
+            <w:hyperlink w:history="1" r:id="rIdczytx0gcabwybl4tbpout">
               <w:r>
                 <w:rPr>
                   <w:rFonts w:ascii="Arial" w:cs="Arial" w:eastAsia="Arial" w:hAnsi="Arial"/>
@@ -16761,7 +16761,7 @@
               <w:spacing w:after="10" w:before="0"/>
               <w:ind w:left="120"/>
             </w:pPr>
-            <w:hyperlink w:history="1" r:id="rIdmwfaxntwnnzgy96tgippu">
+            <w:hyperlink w:history="1" r:id="rIdfnc-cyhgj6sboyhp90i-k">
               <w:r>
                 <w:rPr>
                   <w:rFonts w:ascii="Arial" w:cs="Arial" w:eastAsia="Arial" w:hAnsi="Arial"/>
@@ -16806,7 +16806,7 @@
             <w:pPr>
               <w:spacing w:after="20" w:before="0"/>
             </w:pPr>
-            <w:hyperlink w:history="1" r:id="rId3yreyyhbqom1za49jo8a9">
+            <w:hyperlink w:history="1" r:id="rIdfdcnh9oa-rle2xobd054h">
               <w:r>
                 <w:rPr>
                   <w:rFonts w:ascii="Arial" w:cs="Arial" w:eastAsia="Arial" w:hAnsi="Arial"/>
@@ -16839,7 +16839,7 @@
               <w:spacing w:after="10" w:before="0"/>
               <w:ind w:left="120"/>
             </w:pPr>
-            <w:hyperlink w:history="1" r:id="rIddhwvbtlrxeo5rpx3lyzrs">
+            <w:hyperlink w:history="1" r:id="rIdu3zphycs_bl9owpb8xxtz">
               <w:r>
                 <w:rPr>
                   <w:rFonts w:ascii="Arial" w:cs="Arial" w:eastAsia="Arial" w:hAnsi="Arial"/>
@@ -17446,7 +17446,7 @@
         </w:rPr>
         <w:t xml:space="preserve">© 2026 SeaVuria and ARES. Aligned with KICD objectives. Developed by SeaVuria; technical implementation by ARES (with AI assistance from Claude). Licensed under </w:t>
       </w:r>
-      <w:hyperlink w:history="1" r:id="rIdwkjvhzjigwuf24njbossl">
+      <w:hyperlink w:history="1" r:id="rIdma8-1-rv7sqof52ctmckh">
         <w:r>
           <w:rPr>
             <w:rFonts w:ascii="Arial" w:cs="Arial" w:eastAsia="Arial" w:hAnsi="Arial"/>
@@ -17467,7 +17467,7 @@
         </w:rPr>
         <w:t xml:space="preserve"> (</w:t>
       </w:r>
-      <w:hyperlink w:history="1" r:id="rIdvzl_w3vqmirvsloovjbqx">
+      <w:hyperlink w:history="1" r:id="rIdio-ao4fxgcnkl9cqtj3ph">
         <w:r>
           <w:rPr>
             <w:rFonts w:ascii="Arial" w:cs="Arial" w:eastAsia="Arial" w:hAnsi="Arial"/>
@@ -18480,7 +18480,7 @@
             <w:pPr>
               <w:spacing w:after="20" w:before="0"/>
             </w:pPr>
-            <w:hyperlink w:history="1" r:id="rIdequwjqmgcb_zhiigygq1z">
+            <w:hyperlink w:history="1" r:id="rIdu1sshg0imcd4chedxw-kj">
               <w:r>
                 <w:rPr>
                   <w:rFonts w:ascii="Arial" w:cs="Arial" w:eastAsia="Arial" w:hAnsi="Arial"/>
@@ -18513,7 +18513,7 @@
               <w:spacing w:after="10" w:before="0"/>
               <w:ind w:left="120"/>
             </w:pPr>
-            <w:hyperlink w:history="1" r:id="rId6l-zw6gulghdyq37qxfe-">
+            <w:hyperlink w:history="1" r:id="rIdscs0h7hkrgbn4mfuh8e4v">
               <w:r>
                 <w:rPr>
                   <w:rFonts w:ascii="Arial" w:cs="Arial" w:eastAsia="Arial" w:hAnsi="Arial"/>
@@ -18558,7 +18558,7 @@
             <w:pPr>
               <w:spacing w:after="20" w:before="0"/>
             </w:pPr>
-            <w:hyperlink w:history="1" r:id="rIdpypx_4b0w10wp_mlq0_r-">
+            <w:hyperlink w:history="1" r:id="rIdso-ywhdhu7ec0maqv69uk">
               <w:r>
                 <w:rPr>
                   <w:rFonts w:ascii="Arial" w:cs="Arial" w:eastAsia="Arial" w:hAnsi="Arial"/>
@@ -18591,7 +18591,7 @@
               <w:spacing w:after="10" w:before="0"/>
               <w:ind w:left="120"/>
             </w:pPr>
-            <w:hyperlink w:history="1" r:id="rIdnn2r1ctkhjxyeajecu8ms">
+            <w:hyperlink w:history="1" r:id="rIdgbh5hhdyweerb1a4xftbz">
               <w:r>
                 <w:rPr>
                   <w:rFonts w:ascii="Arial" w:cs="Arial" w:eastAsia="Arial" w:hAnsi="Arial"/>
@@ -18786,7 +18786,7 @@
             <w:pPr>
               <w:spacing w:after="20" w:before="0"/>
             </w:pPr>
-            <w:hyperlink w:history="1" r:id="rIdcztte4q2nm5kjvjfhrhwd">
+            <w:hyperlink w:history="1" r:id="rIdmleblc0rfwzsw2skuzpok">
               <w:r>
                 <w:rPr>
                   <w:rFonts w:ascii="Arial" w:cs="Arial" w:eastAsia="Arial" w:hAnsi="Arial"/>
@@ -18819,7 +18819,7 @@
               <w:spacing w:after="10" w:before="0"/>
               <w:ind w:left="120"/>
             </w:pPr>
-            <w:hyperlink w:history="1" r:id="rIdxtr6fs7xgeauhaxtdulps">
+            <w:hyperlink w:history="1" r:id="rIdz-gnrl8jgep0u9kcauorw">
               <w:r>
                 <w:rPr>
                   <w:rFonts w:ascii="Arial" w:cs="Arial" w:eastAsia="Arial" w:hAnsi="Arial"/>
@@ -18864,7 +18864,7 @@
             <w:pPr>
               <w:spacing w:after="20" w:before="0"/>
             </w:pPr>
-            <w:hyperlink w:history="1" r:id="rIdhqku4qpslvepmnrsbb6ux">
+            <w:hyperlink w:history="1" r:id="rIdpv0vqx6qvsgvkx9k8ryl4">
               <w:r>
                 <w:rPr>
                   <w:rFonts w:ascii="Arial" w:cs="Arial" w:eastAsia="Arial" w:hAnsi="Arial"/>
@@ -18897,7 +18897,7 @@
               <w:spacing w:after="10" w:before="0"/>
               <w:ind w:left="120"/>
             </w:pPr>
-            <w:hyperlink w:history="1" r:id="rIdvjk8j5leknyeg6tlkxh-9">
+            <w:hyperlink w:history="1" r:id="rIdqze-twoimfc092mbbmpll">
               <w:r>
                 <w:rPr>
                   <w:rFonts w:ascii="Arial" w:cs="Arial" w:eastAsia="Arial" w:hAnsi="Arial"/>
@@ -19092,7 +19092,7 @@
             <w:pPr>
               <w:spacing w:after="20" w:before="0"/>
             </w:pPr>
-            <w:hyperlink w:history="1" r:id="rIdb5jbyyj7m-t1g-dgdmj3l">
+            <w:hyperlink w:history="1" r:id="rIdmcum8nnxty5ewn-jo9jzc">
               <w:r>
                 <w:rPr>
                   <w:rFonts w:ascii="Arial" w:cs="Arial" w:eastAsia="Arial" w:hAnsi="Arial"/>
@@ -19125,7 +19125,7 @@
               <w:spacing w:after="10" w:before="0"/>
               <w:ind w:left="120"/>
             </w:pPr>
-            <w:hyperlink w:history="1" r:id="rIdupvvlueia9foiivepisup">
+            <w:hyperlink w:history="1" r:id="rIduoo74-nhrdaptnejkne9t">
               <w:r>
                 <w:rPr>
                   <w:rFonts w:ascii="Arial" w:cs="Arial" w:eastAsia="Arial" w:hAnsi="Arial"/>
@@ -19170,7 +19170,7 @@
             <w:pPr>
               <w:spacing w:after="20" w:before="0"/>
             </w:pPr>
-            <w:hyperlink w:history="1" r:id="rIdwobojegvg9ktlk-zqirp-">
+            <w:hyperlink w:history="1" r:id="rId37scxhivm2fvnsn12jgh1">
               <w:r>
                 <w:rPr>
                   <w:rFonts w:ascii="Arial" w:cs="Arial" w:eastAsia="Arial" w:hAnsi="Arial"/>
@@ -19203,7 +19203,7 @@
               <w:spacing w:after="10" w:before="0"/>
               <w:ind w:left="120"/>
             </w:pPr>
-            <w:hyperlink w:history="1" r:id="rIdxxds4yndqo7z7ckap0nw3">
+            <w:hyperlink w:history="1" r:id="rIdlw8wfaz4sjxcmq3cd_zdk">
               <w:r>
                 <w:rPr>
                   <w:rFonts w:ascii="Arial" w:cs="Arial" w:eastAsia="Arial" w:hAnsi="Arial"/>
@@ -19398,7 +19398,7 @@
             <w:pPr>
               <w:spacing w:after="20" w:before="0"/>
             </w:pPr>
-            <w:hyperlink w:history="1" r:id="rId6hquwshbtueejp2b1o9ln">
+            <w:hyperlink w:history="1" r:id="rIdc7kqc56o-atpz1f8hw9_v">
               <w:r>
                 <w:rPr>
                   <w:rFonts w:ascii="Arial" w:cs="Arial" w:eastAsia="Arial" w:hAnsi="Arial"/>
@@ -19431,7 +19431,7 @@
               <w:spacing w:after="10" w:before="0"/>
               <w:ind w:left="120"/>
             </w:pPr>
-            <w:hyperlink w:history="1" r:id="rIdchrxxttjd2wttmcvu-0he">
+            <w:hyperlink w:history="1" r:id="rIdbs2c6jsl6mqvy2ew1mxea">
               <w:r>
                 <w:rPr>
                   <w:rFonts w:ascii="Arial" w:cs="Arial" w:eastAsia="Arial" w:hAnsi="Arial"/>
@@ -19476,7 +19476,7 @@
             <w:pPr>
               <w:spacing w:after="20" w:before="0"/>
             </w:pPr>
-            <w:hyperlink w:history="1" r:id="rIdraraqr36di5xca_yajypx">
+            <w:hyperlink w:history="1" r:id="rIdhj6sdikqdsljkd5nukbka">
               <w:r>
                 <w:rPr>
                   <w:rFonts w:ascii="Arial" w:cs="Arial" w:eastAsia="Arial" w:hAnsi="Arial"/>
@@ -19509,7 +19509,7 @@
               <w:spacing w:after="10" w:before="0"/>
               <w:ind w:left="120"/>
             </w:pPr>
-            <w:hyperlink w:history="1" r:id="rIdpitbwhlopdflkwtuyhkjs">
+            <w:hyperlink w:history="1" r:id="rIdtxrtf4s36prryjx_a3jqv">
               <w:r>
                 <w:rPr>
                   <w:rFonts w:ascii="Arial" w:cs="Arial" w:eastAsia="Arial" w:hAnsi="Arial"/>
@@ -19704,7 +19704,7 @@
             <w:pPr>
               <w:spacing w:after="20" w:before="0"/>
             </w:pPr>
-            <w:hyperlink w:history="1" r:id="rIdcdir5abhduvxqrtcvmuaf">
+            <w:hyperlink w:history="1" r:id="rIdrbgivol9ho_m4dq3lgqli">
               <w:r>
                 <w:rPr>
                   <w:rFonts w:ascii="Arial" w:cs="Arial" w:eastAsia="Arial" w:hAnsi="Arial"/>
@@ -19737,7 +19737,7 @@
               <w:spacing w:after="10" w:before="0"/>
               <w:ind w:left="120"/>
             </w:pPr>
-            <w:hyperlink w:history="1" r:id="rIdtdbmomgce8lib_4rxoxbi">
+            <w:hyperlink w:history="1" r:id="rIdiyhl3jdkjvmj3dgop8ayo">
               <w:r>
                 <w:rPr>
                   <w:rFonts w:ascii="Arial" w:cs="Arial" w:eastAsia="Arial" w:hAnsi="Arial"/>
@@ -19782,7 +19782,7 @@
             <w:pPr>
               <w:spacing w:after="20" w:before="0"/>
             </w:pPr>
-            <w:hyperlink w:history="1" r:id="rId0l0idhadxcvkzef3_lzsm">
+            <w:hyperlink w:history="1" r:id="rIdfk7nbk64sgpygknpku-uu">
               <w:r>
                 <w:rPr>
                   <w:rFonts w:ascii="Arial" w:cs="Arial" w:eastAsia="Arial" w:hAnsi="Arial"/>
@@ -19815,7 +19815,7 @@
               <w:spacing w:after="10" w:before="0"/>
               <w:ind w:left="120"/>
             </w:pPr>
-            <w:hyperlink w:history="1" r:id="rId8tqk5-4g3jz_gzf4tdamc">
+            <w:hyperlink w:history="1" r:id="rIdvs7ougbgv6zngnhykfwoh">
               <w:r>
                 <w:rPr>
                   <w:rFonts w:ascii="Arial" w:cs="Arial" w:eastAsia="Arial" w:hAnsi="Arial"/>
@@ -20422,7 +20422,7 @@
         </w:rPr>
         <w:t xml:space="preserve">© 2026 SeaVuria and ARES. Aligned with KICD objectives. Developed by SeaVuria; technical implementation by ARES (with AI assistance from Claude). Licensed under </w:t>
       </w:r>
-      <w:hyperlink w:history="1" r:id="rIdzhemznfmyzsnjtalll-nq">
+      <w:hyperlink w:history="1" r:id="rIdrt0yop-x9yeu9j4momcgu">
         <w:r>
           <w:rPr>
             <w:rFonts w:ascii="Arial" w:cs="Arial" w:eastAsia="Arial" w:hAnsi="Arial"/>
@@ -20443,7 +20443,7 @@
         </w:rPr>
         <w:t xml:space="preserve"> (</w:t>
       </w:r>
-      <w:hyperlink w:history="1" r:id="rIdznjnsekmcsxjxygo32omy">
+      <w:hyperlink w:history="1" r:id="rIdwiriidnzq3tiyfpiwnbab">
         <w:r>
           <w:rPr>
             <w:rFonts w:ascii="Arial" w:cs="Arial" w:eastAsia="Arial" w:hAnsi="Arial"/>
@@ -21456,7 +21456,7 @@
             <w:pPr>
               <w:spacing w:after="20" w:before="0"/>
             </w:pPr>
-            <w:hyperlink w:history="1" r:id="rIdeu-zc9zp-gjitpx3funfh">
+            <w:hyperlink w:history="1" r:id="rIdyaywoily7vtvofacbtkao">
               <w:r>
                 <w:rPr>
                   <w:rFonts w:ascii="Arial" w:cs="Arial" w:eastAsia="Arial" w:hAnsi="Arial"/>
@@ -21489,7 +21489,7 @@
               <w:spacing w:after="10" w:before="0"/>
               <w:ind w:left="120"/>
             </w:pPr>
-            <w:hyperlink w:history="1" r:id="rIdodlm8iaig1vqdmq-s6wf7">
+            <w:hyperlink w:history="1" r:id="rIdq8hrl8eaifcrp9slyjjyq">
               <w:r>
                 <w:rPr>
                   <w:rFonts w:ascii="Arial" w:cs="Arial" w:eastAsia="Arial" w:hAnsi="Arial"/>
@@ -21534,7 +21534,7 @@
             <w:pPr>
               <w:spacing w:after="20" w:before="0"/>
             </w:pPr>
-            <w:hyperlink w:history="1" r:id="rIdg5yo06uqbhahglufb-b4l">
+            <w:hyperlink w:history="1" r:id="rId36lm2jngh1emsutl0sho6">
               <w:r>
                 <w:rPr>
                   <w:rFonts w:ascii="Arial" w:cs="Arial" w:eastAsia="Arial" w:hAnsi="Arial"/>
@@ -21567,7 +21567,7 @@
               <w:spacing w:after="10" w:before="0"/>
               <w:ind w:left="120"/>
             </w:pPr>
-            <w:hyperlink w:history="1" r:id="rIdcbdzi6cnpyic8pifon8k0">
+            <w:hyperlink w:history="1" r:id="rIdrfgjoyfwibwoaxxrdpwhn">
               <w:r>
                 <w:rPr>
                   <w:rFonts w:ascii="Arial" w:cs="Arial" w:eastAsia="Arial" w:hAnsi="Arial"/>
@@ -21762,7 +21762,7 @@
             <w:pPr>
               <w:spacing w:after="20" w:before="0"/>
             </w:pPr>
-            <w:hyperlink w:history="1" r:id="rIdgjdkwn-kzvpwkwqi7y2gp">
+            <w:hyperlink w:history="1" r:id="rIdigwvqtinhqc8dchyhcrlp">
               <w:r>
                 <w:rPr>
                   <w:rFonts w:ascii="Arial" w:cs="Arial" w:eastAsia="Arial" w:hAnsi="Arial"/>
@@ -21795,7 +21795,7 @@
               <w:spacing w:after="10" w:before="0"/>
               <w:ind w:left="120"/>
             </w:pPr>
-            <w:hyperlink w:history="1" r:id="rId8ppiai4r4gzodfxcx7kgs">
+            <w:hyperlink w:history="1" r:id="rId2zs-gprrgxrlqhzkswngw">
               <w:r>
                 <w:rPr>
                   <w:rFonts w:ascii="Arial" w:cs="Arial" w:eastAsia="Arial" w:hAnsi="Arial"/>
@@ -21840,7 +21840,7 @@
             <w:pPr>
               <w:spacing w:after="20" w:before="0"/>
             </w:pPr>
-            <w:hyperlink w:history="1" r:id="rIdijcmg3wq-8zzflyanpdks">
+            <w:hyperlink w:history="1" r:id="rId4nvk7x9y1mqf5gfk_5igt">
               <w:r>
                 <w:rPr>
                   <w:rFonts w:ascii="Arial" w:cs="Arial" w:eastAsia="Arial" w:hAnsi="Arial"/>
@@ -21873,7 +21873,7 @@
               <w:spacing w:after="10" w:before="0"/>
               <w:ind w:left="120"/>
             </w:pPr>
-            <w:hyperlink w:history="1" r:id="rIdo-xa8lhscbfmfqssk08r7">
+            <w:hyperlink w:history="1" r:id="rIddc4jjzwg4azfryby6z1jz">
               <w:r>
                 <w:rPr>
                   <w:rFonts w:ascii="Arial" w:cs="Arial" w:eastAsia="Arial" w:hAnsi="Arial"/>
@@ -22068,7 +22068,7 @@
             <w:pPr>
               <w:spacing w:after="20" w:before="0"/>
             </w:pPr>
-            <w:hyperlink w:history="1" r:id="rIdnxth31-zt-mrefmi5-v6y">
+            <w:hyperlink w:history="1" r:id="rIdyb5uma6jy3qovmswepyer">
               <w:r>
                 <w:rPr>
                   <w:rFonts w:ascii="Arial" w:cs="Arial" w:eastAsia="Arial" w:hAnsi="Arial"/>
@@ -22101,7 +22101,7 @@
               <w:spacing w:after="10" w:before="0"/>
               <w:ind w:left="120"/>
             </w:pPr>
-            <w:hyperlink w:history="1" r:id="rId-9onyk9y8xwf2zzd5gz8i">
+            <w:hyperlink w:history="1" r:id="rId0eh7viaikqcicti5ufjpl">
               <w:r>
                 <w:rPr>
                   <w:rFonts w:ascii="Arial" w:cs="Arial" w:eastAsia="Arial" w:hAnsi="Arial"/>
@@ -22146,7 +22146,7 @@
             <w:pPr>
               <w:spacing w:after="20" w:before="0"/>
             </w:pPr>
-            <w:hyperlink w:history="1" r:id="rIdxyami2enrhxmawh3gnwdy">
+            <w:hyperlink w:history="1" r:id="rIdxglhv4kdooff1c1io4rq3">
               <w:r>
                 <w:rPr>
                   <w:rFonts w:ascii="Arial" w:cs="Arial" w:eastAsia="Arial" w:hAnsi="Arial"/>
@@ -22179,7 +22179,7 @@
               <w:spacing w:after="10" w:before="0"/>
               <w:ind w:left="120"/>
             </w:pPr>
-            <w:hyperlink w:history="1" r:id="rIdmkj19el1qc-kps4n-ucsb">
+            <w:hyperlink w:history="1" r:id="rIdvarv0gjvzkqn_8ce-ijqa">
               <w:r>
                 <w:rPr>
                   <w:rFonts w:ascii="Arial" w:cs="Arial" w:eastAsia="Arial" w:hAnsi="Arial"/>
@@ -22374,7 +22374,7 @@
             <w:pPr>
               <w:spacing w:after="20" w:before="0"/>
             </w:pPr>
-            <w:hyperlink w:history="1" r:id="rIdkaai3nnpyscnkfskmvhdr">
+            <w:hyperlink w:history="1" r:id="rIdjv2ecpza61zmg2hi0ksrg">
               <w:r>
                 <w:rPr>
                   <w:rFonts w:ascii="Arial" w:cs="Arial" w:eastAsia="Arial" w:hAnsi="Arial"/>
@@ -22407,7 +22407,7 @@
               <w:spacing w:after="10" w:before="0"/>
               <w:ind w:left="120"/>
             </w:pPr>
-            <w:hyperlink w:history="1" r:id="rId8edpop9f5iey9l5aejnnc">
+            <w:hyperlink w:history="1" r:id="rIdok31q5ql8s_k3eydtwnjn">
               <w:r>
                 <w:rPr>
                   <w:rFonts w:ascii="Arial" w:cs="Arial" w:eastAsia="Arial" w:hAnsi="Arial"/>
@@ -22452,7 +22452,7 @@
             <w:pPr>
               <w:spacing w:after="20" w:before="0"/>
             </w:pPr>
-            <w:hyperlink w:history="1" r:id="rIdktmc5w54orguxwtordj4b">
+            <w:hyperlink w:history="1" r:id="rIdxzcdmuzsvuqy3ytsqvfss">
               <w:r>
                 <w:rPr>
                   <w:rFonts w:ascii="Arial" w:cs="Arial" w:eastAsia="Arial" w:hAnsi="Arial"/>
@@ -22485,7 +22485,7 @@
               <w:spacing w:after="10" w:before="0"/>
               <w:ind w:left="120"/>
             </w:pPr>
-            <w:hyperlink w:history="1" r:id="rId-byenwwzxeabr2s7_bqkz">
+            <w:hyperlink w:history="1" r:id="rIdzv6m82zswpjwdvwkdhx_r">
               <w:r>
                 <w:rPr>
                   <w:rFonts w:ascii="Arial" w:cs="Arial" w:eastAsia="Arial" w:hAnsi="Arial"/>
@@ -22680,7 +22680,7 @@
             <w:pPr>
               <w:spacing w:after="20" w:before="0"/>
             </w:pPr>
-            <w:hyperlink w:history="1" r:id="rIdfjjiky9zfx5fm7ura624m">
+            <w:hyperlink w:history="1" r:id="rIdftbhroqehfesbmc7nz9ao">
               <w:r>
                 <w:rPr>
                   <w:rFonts w:ascii="Arial" w:cs="Arial" w:eastAsia="Arial" w:hAnsi="Arial"/>
@@ -22713,7 +22713,7 @@
               <w:spacing w:after="10" w:before="0"/>
               <w:ind w:left="120"/>
             </w:pPr>
-            <w:hyperlink w:history="1" r:id="rIdb2qedwaiforljmxvojdra">
+            <w:hyperlink w:history="1" r:id="rId-rok8vp3zftmxhmassl5n">
               <w:r>
                 <w:rPr>
                   <w:rFonts w:ascii="Arial" w:cs="Arial" w:eastAsia="Arial" w:hAnsi="Arial"/>
@@ -22758,7 +22758,7 @@
             <w:pPr>
               <w:spacing w:after="20" w:before="0"/>
             </w:pPr>
-            <w:hyperlink w:history="1" r:id="rIdhzvldismi_c90r0m2q46w">
+            <w:hyperlink w:history="1" r:id="rIdge_s-jqn4cjdijrjybffq">
               <w:r>
                 <w:rPr>
                   <w:rFonts w:ascii="Arial" w:cs="Arial" w:eastAsia="Arial" w:hAnsi="Arial"/>
@@ -22791,7 +22791,7 @@
               <w:spacing w:after="10" w:before="0"/>
               <w:ind w:left="120"/>
             </w:pPr>
-            <w:hyperlink w:history="1" r:id="rIdg5efylgg7hdwcfll9_qt9">
+            <w:hyperlink w:history="1" r:id="rIdi770enejj6dcvpdyqv1zj">
               <w:r>
                 <w:rPr>
                   <w:rFonts w:ascii="Arial" w:cs="Arial" w:eastAsia="Arial" w:hAnsi="Arial"/>
@@ -23303,7 +23303,7 @@
         </w:rPr>
         <w:t xml:space="preserve">© 2026 SeaVuria and ARES. Aligned with KICD objectives. Developed by SeaVuria; technical implementation by ARES (with AI assistance from Claude). Licensed under </w:t>
       </w:r>
-      <w:hyperlink w:history="1" r:id="rIddkcu14q1mbjaodfaux8jz">
+      <w:hyperlink w:history="1" r:id="rId3sv9vvvljkcsevarxqllj">
         <w:r>
           <w:rPr>
             <w:rFonts w:ascii="Arial" w:cs="Arial" w:eastAsia="Arial" w:hAnsi="Arial"/>
@@ -23324,7 +23324,7 @@
         </w:rPr>
         <w:t xml:space="preserve"> (</w:t>
       </w:r>
-      <w:hyperlink w:history="1" r:id="rIdcmrdwryek1pdknobmhagp">
+      <w:hyperlink w:history="1" r:id="rIdzm_hgay68yt2tere8atqn">
         <w:r>
           <w:rPr>
             <w:rFonts w:ascii="Arial" w:cs="Arial" w:eastAsia="Arial" w:hAnsi="Arial"/>

--- a/data/outputs/v2/Maths/SS1.3_Quadratic_Equations/Mathematics_Quadratic_Equations_CBE_LessonSequence.docx
+++ b/data/outputs/v2/Maths/SS1.3_Quadratic_Equations/Mathematics_Quadratic_Equations_CBE_LessonSequence.docx
@@ -2363,7 +2363,7 @@
         </w:rPr>
         <w:t xml:space="preserve">© 2026 SeaVuria and ARES. This work is licensed under a </w:t>
       </w:r>
-      <w:hyperlink w:history="1" r:id="rId6kukqs3czotdvbc458hdz">
+      <w:hyperlink w:history="1" r:id="rIdwgrpx2a_pqi1as1q8aogr">
         <w:r>
           <w:rPr>
             <w:rFonts w:ascii="Arial" w:cs="Arial" w:eastAsia="Arial" w:hAnsi="Arial"/>
@@ -2383,7 +2383,7 @@
         </w:rPr>
         <w:t xml:space="preserve"> (</w:t>
       </w:r>
-      <w:hyperlink w:history="1" r:id="rIdhgg1dgpppbfjmppvk2fxu">
+      <w:hyperlink w:history="1" r:id="rIdi2fkyqoytz5ivgd_aonmq">
         <w:r>
           <w:rPr>
             <w:rFonts w:ascii="Arial" w:cs="Arial" w:eastAsia="Arial" w:hAnsi="Arial"/>
@@ -2403,7 +2403,7 @@
         </w:rPr>
         <w:t xml:space="preserve">). To view a copy of this license, visit </w:t>
       </w:r>
-      <w:hyperlink w:history="1" r:id="rIduabzhjxsd5j9jzrjeu_th">
+      <w:hyperlink w:history="1" r:id="rId5smwfoylslinypt_e2rvi">
         <w:r>
           <w:rPr>
             <w:rFonts w:ascii="Arial" w:cs="Arial" w:eastAsia="Arial" w:hAnsi="Arial"/>
@@ -2476,7 +2476,7 @@
                 <w:sz w:val="22"/>
                 <w:szCs w:val="22"/>
               </w:rPr>
-              <w:t xml:space="preserve">LESSON 1 (80 minutes): Anchoring the Phenomenon: The Githurai Harambee Hall Problem</w:t>
+              <w:t xml:space="preserve">LESSON 1 (40 minutes (one lesson; double period optional for DQB)): Predict &amp; Anchor Phenomenon: The Githurai Harambee Hall</w:t>
             </w:r>
           </w:p>
         </w:tc>
@@ -2643,7 +2643,7 @@
                 <w:sz w:val="18"/>
                 <w:szCs w:val="18"/>
               </w:rPr>
-              <w:t xml:space="preserve">To launch the unit phenomenon by anchoring student curiosity in a real Kenyan community planning problem, reveal the limitations of linear reasoning, and introduce the general form of a quadratic equation.</w:t>
+              <w:t xml:space="preserve">To launch the unit by confronting learners with the Githurai Harambee hall problem, so they feel the limits of arithmetic and linear equations and discover the need for quadratic equations.</w:t>
             </w:r>
           </w:p>
         </w:tc>
@@ -2709,7 +2709,7 @@
                 <w:sz w:val="18"/>
                 <w:szCs w:val="18"/>
               </w:rPr>
-              <w:t xml:space="preserve">By the end of this lesson, the learner should be able to: (a) distinguish quadratic expressions from linear ones by identifying the squared term; (b) write the equation w(w + 2) = 120 in the general form ax² + bx + c = 0; (c) recognise quadratic expressions in varied real-life contexts.</w:t>
+              <w:t xml:space="preserve">Learners will recognise that when an unknown is multiplied by itself (w x w), the equation contains a w^2 term and is quadratic, not linear. They will form w(w + 2) = 120, write it as w^2 + 2w - 120 = 0, state the general form ax^2 + bx + c = 0 (a not equal to 0), and identify a = 1, b = 2, c = -120 for the hall equation.</w:t>
             </w:r>
           </w:p>
         </w:tc>
@@ -2775,7 +2775,7 @@
                 <w:sz w:val="18"/>
                 <w:szCs w:val="18"/>
               </w:rPr>
-              <w:t xml:space="preserve">By the end of this lesson, the learner should be able to: (a) use trial-and-error and systematic substitution to estimate solutions; (b) expand and rearrange a product of two linear expressions into standard quadratic form; (c) co-construct a class Driving Question Board (DQB) by articulating observations and questions about the phenomenon.</w:t>
+              <w:t xml:space="preserve">Making predictions and testing them with a trial-and-error table (w = 8 to 12); modelling a real situation with an equation (NGSS-style SEP: developing and using models, asking questions); comparing linear and quadratic situations (perimeter 4w + 4 versus area); communicating reasoning in pairs and writing What we notice / What we wonder cards.</w:t>
             </w:r>
           </w:p>
         </w:tc>
@@ -2841,7 +2841,7 @@
                 <w:sz w:val="18"/>
                 <w:szCs w:val="18"/>
               </w:rPr>
-              <w:t xml:space="preserve">The learner appreciates that new mathematical tools are needed when familiar methods fall short, and values collaborative inquiry as a way to make sense of unfamiliar problems.</w:t>
+              <w:t xml:space="preserve">Curiosity and perseverance when current tools are not enough; unity and collaboration in pairs and groups; appreciation that mathematics helps communities plan, as in a Harambee.</w:t>
             </w:r>
           </w:p>
         </w:tc>
@@ -2907,7 +2907,7 @@
                 <w:sz w:val="18"/>
                 <w:szCs w:val="18"/>
               </w:rPr>
-              <w:t xml:space="preserve">How do quadratic expressions and equations differ from linear ones, and why are they necessary?</w:t>
+              <w:t xml:space="preserve">How do quadratic expressions and equations differ from linear ones, and why are they necessary? (Also opens: How can we use quadratic equations to model and solve problems in day-to-day activities?)</w:t>
             </w:r>
           </w:p>
         </w:tc>
@@ -2973,7 +2973,7 @@
                 <w:sz w:val="18"/>
                 <w:szCs w:val="18"/>
               </w:rPr>
-              <w:t xml:space="preserve">This is the PREDICT &amp; ANCHOR lesson. Students encounter the Githurai Harambee hall phenomenon for the first time, exhaust their current tools (arithmetic and linear equations), and feel the productive need for a new class of equations. The DQB is opened, capturing the unit's initial curiosities. Every subsequent lesson will return to this hall problem as the organising context.</w:t>
+              <w:t xml:space="preserve">Lesson 1 anchors the whole unit. Learners meet the Githurai hall, predict the width, and create a need to know. They end with the equation w^2 + 2w - 120 = 0 and an open DQB. Lesson 2 will build on the general form and on w(w + 2) to learn expansion with FOIL. The equation is NOT solved formally here; solving methods come in later lessons.</w:t>
             </w:r>
           </w:p>
         </w:tc>
@@ -3039,7 +3039,7 @@
                 <w:sz w:val="18"/>
                 <w:szCs w:val="18"/>
               </w:rPr>
-              <w:t xml:space="preserve">No physical hazards. Ensure psychological safety: explicitly tell students that wrong predictions are expected and valued — 'We are not here to be right yet; we are here to notice what our tools cannot do.'</w:t>
+              <w:t xml:space="preserve">Low-risk classroom lesson. Keep aisles clear when groups move to the DQB wall. Use tape or sticky tack for cards, and have learners stand safely when posting. Share manila paper and markers carefully.</w:t>
             </w:r>
           </w:p>
         </w:tc>
@@ -3132,7 +3132,7 @@
                 <w:sz w:val="18"/>
                 <w:szCs w:val="18"/>
               </w:rPr>
-              <w:t xml:space="preserve">Students are shown a hand-drawn manila-paper sketch of the Githurai community's proposed Harambee hall — a rectangle labelled w and (w + 2) with Area = 120 m² written in the centre. Working individually then in pairs, they attempt to find the width using arithmetic trial-and-error and then a linear equation, discovering that neither method works cleanly. The teacher guides the class to formalise their struggle into the equation w(w + 2) = 120, expands it to w² + 2w − 120 = 0, and introduces the general quadratic form ax² + bx + c = 0. Students identify a, b, and c, compare the equation to linear ones they know, and begin posting 'What we notice / What we wonder' cards on the class Driving Question Board. The lesson ends with students recording a refined prediction and the open question: "How do we actually solve this?"</w:t>
+              <w:t xml:space="preserve">Learners are shown the Githurai committee's manila-paper sketch: a rectangle labelled width = w, length = w + 2, Area = 120 m^2. They predict the width and explain how they got it. Most guesses come from trial and error. The class tests guesses in a table (w = 8 to 12), finds that w = 10 gives exactly 120 m^2 but that nobody could be sure without testing, and asks why a linear equation like the perimeter 4w + 4 cannot give area. Through Think-Pair-Share, learners build w(w + 2) = 120 and rewrite it as w^2 + 2w - 120 = 0. The teacher introduces the general form ax^2 + bx + c = 0 and learners identify a = 1, b = 2, c = -120, then sort expressions as linear or quadratic. The class opens the Driving Question Board with What we notice / What we wonder cards and makes a first model sketch.</w:t>
             </w:r>
           </w:p>
         </w:tc>
@@ -3415,7 +3415,7 @@
             <w:pPr>
               <w:spacing w:after="20" w:before="0"/>
             </w:pPr>
-            <w:hyperlink w:history="1" r:id="rIdoksmlkednmtkm8dlsonu_">
+            <w:hyperlink w:history="1" r:id="rIdegqa3v0dou9ujqztqmewz">
               <w:r>
                 <w:rPr>
                   <w:rFonts w:ascii="Arial" w:cs="Arial" w:eastAsia="Arial" w:hAnsi="Arial"/>
@@ -3424,9 +3424,25 @@
                   <w:szCs w:val="16"/>
                   <w:u w:val="single" w:color="2E75B6"/>
                 </w:rPr>
-                <w:t xml:space="preserve">Solving Real-World Problems Using Quadratic Equations: A Sample Application</w:t>
+                <w:t xml:space="preserve">Quadratic systems: a line and a parabola</w:t>
               </w:r>
             </w:hyperlink>
+          </w:p>
+          <w:p>
+            <w:pPr>
+              <w:spacing w:after="20" w:before="0"/>
+            </w:pPr>
+            <w:r>
+              <w:rPr>
+                <w:rFonts w:ascii="Arial" w:cs="Arial" w:eastAsia="Arial" w:hAnsi="Arial"/>
+                <w:i/>
+                <w:iCs/>
+                <w:color w:val="595959"/>
+                <w:sz w:val="16"/>
+                <w:szCs w:val="16"/>
+              </w:rPr>
+              <w:t xml:space="preserve">Related topic: not an exact match for this lesson.</w:t>
+            </w:r>
           </w:p>
           <w:p>
             <w:pPr>
@@ -3440,7 +3456,7 @@
                 <w:sz w:val="14"/>
                 <w:szCs w:val="14"/>
               </w:rPr>
-              <w:t xml:space="preserve">Source: CK-12</w:t>
+              <w:t xml:space="preserve">Source: Khan Academy (English - US curriculum)</w:t>
             </w:r>
           </w:p>
           <w:p>
@@ -3448,7 +3464,7 @@
               <w:spacing w:after="10" w:before="0"/>
               <w:ind w:left="120"/>
             </w:pPr>
-            <w:hyperlink w:history="1" r:id="rId1dh43sbgotvaglqtdau6c">
+            <w:hyperlink w:history="1" r:id="rIdau_mwjj6vfvst08xuuoml">
               <w:r>
                 <w:rPr>
                   <w:rFonts w:ascii="Arial" w:cs="Arial" w:eastAsia="Arial" w:hAnsi="Arial"/>
@@ -3493,7 +3509,7 @@
             <w:pPr>
               <w:spacing w:after="20" w:before="0"/>
             </w:pPr>
-            <w:hyperlink w:history="1" r:id="rIdij39pfapguq6rva8nzcdd">
+            <w:hyperlink w:history="1" r:id="rId5xoetcsug8fbpkaah60ck">
               <w:r>
                 <w:rPr>
                   <w:rFonts w:ascii="Arial" w:cs="Arial" w:eastAsia="Arial" w:hAnsi="Arial"/>
@@ -3502,9 +3518,25 @@
                   <w:szCs w:val="16"/>
                   <w:u w:val="single" w:color="2E75B6"/>
                 </w:rPr>
-                <w:t xml:space="preserve">Quadratic word problems (standard form)</w:t>
+                <w:t xml:space="preserve">Quadratics by factoring</w:t>
               </w:r>
             </w:hyperlink>
+          </w:p>
+          <w:p>
+            <w:pPr>
+              <w:spacing w:after="20" w:before="0"/>
+            </w:pPr>
+            <w:r>
+              <w:rPr>
+                <w:rFonts w:ascii="Arial" w:cs="Arial" w:eastAsia="Arial" w:hAnsi="Arial"/>
+                <w:i/>
+                <w:iCs/>
+                <w:color w:val="595959"/>
+                <w:sz w:val="16"/>
+                <w:szCs w:val="16"/>
+              </w:rPr>
+              <w:t xml:space="preserve">Related topic: not an exact match for this lesson.</w:t>
+            </w:r>
           </w:p>
           <w:p>
             <w:pPr>
@@ -3526,7 +3558,7 @@
               <w:spacing w:after="10" w:before="0"/>
               <w:ind w:left="120"/>
             </w:pPr>
-            <w:hyperlink w:history="1" r:id="rIdfxtd5--0niwwh7qeusr2x">
+            <w:hyperlink w:history="1" r:id="rIdspco8cdzwnznyfgyfakix">
               <w:r>
                 <w:rPr>
                   <w:rFonts w:ascii="Arial" w:cs="Arial" w:eastAsia="Arial" w:hAnsi="Arial"/>
@@ -3568,7 +3600,7 @@
                 <w:sz w:val="18"/>
                 <w:szCs w:val="18"/>
               </w:rPr>
-              <w:t xml:space="preserve">Each student receives a printed (or ARES-displayed) copy of the manila-paper sketch: a rectangle labelled 'width = w metres' and 'length = (w + 2) metres', with 'Area = 120 m²' written inside. Working silently and individually for 5 minutes, students attempt to find a value of w that satisfies the area condition using only arithmetic — no algebra yet. They record their guesses and the resulting area in a two-column table (Guess for w | Computed Area). After individual work, pairs share and compare tables for 3 minutes. The teacher then cold-calls 5 pairs to share one guess each, recording all attempts on the board in a whole-class trial-and-error table. Students observe that guesses converge on a value near 10 but that no one can justify why 10 works without checking, and that fractional or non-integer answers create confusion. The teacher then challenges students: 'Can you write ONE equation — using only the letter w — that describes this situation exactly?' Students attempt this in their exercise books for 4 minutes before sharing.</w:t>
+              <w:t xml:space="preserve">Learners view the committee's manila-paper sketch (rectangle, width = w, length = w + 2, Area = 120 m^2) with the story: the Githurai community is planning a Harambee to raise funds for a new multipurpose hall, and the committee is stuck. Individually, each learner writes in their exercise book a prediction of the width in metres, with one sentence on how they got it. Then they try to write a linear equation for the problem and note why it fails. Learners share in pairs and record their predictions on a class tally on the board.</w:t>
             </w:r>
           </w:p>
         </w:tc>
@@ -3600,121 +3632,7 @@
                 <w:sz w:val="18"/>
                 <w:szCs w:val="18"/>
               </w:rPr>
-              <w:t xml:space="preserve">1. DISPLAY the sketch on the board (printed manila sheet or ARES screen). Say verbatim: 'The Githurai community committee drew this sketch last week. They need YOUR help. Do NOT use any formula yet — just use your number sense. Try to find the width w.' </w:t>
-            </w:r>
-          </w:p>
-          <w:p>
-            <w:pPr>
-              <w:spacing w:after="40" w:before="0"/>
-              <w:jc w:val="left"/>
-            </w:pPr>
-            <w:r>
-              <w:rPr>
-                <w:rFonts w:ascii="Arial" w:cs="Arial" w:eastAsia="Arial" w:hAnsi="Arial"/>
-                <w:b w:val="false"/>
-                <w:bCs w:val="false"/>
-                <w:i w:val="false"/>
-                <w:iCs w:val="false"/>
-                <w:color w:val="000000"/>
-                <w:sz w:val="18"/>
-                <w:szCs w:val="18"/>
-              </w:rPr>
-              <w:t xml:space="preserve">2. CIRCULATE silently for 5 minutes. Do NOT answer questions about method — redirect with: 'What does area of a rectangle mean to you?' </w:t>
-            </w:r>
-          </w:p>
-          <w:p>
-            <w:pPr>
-              <w:spacing w:after="40" w:before="0"/>
-              <w:jc w:val="left"/>
-            </w:pPr>
-            <w:r>
-              <w:rPr>
-                <w:rFonts w:ascii="Arial" w:cs="Arial" w:eastAsia="Arial" w:hAnsi="Arial"/>
-                <w:b w:val="false"/>
-                <w:bCs w:val="false"/>
-                <w:i w:val="false"/>
-                <w:iCs w:val="false"/>
-                <w:color w:val="000000"/>
-                <w:sz w:val="18"/>
-                <w:szCs w:val="18"/>
-              </w:rPr>
-              <w:t xml:space="preserve">3. After 5 minutes, say: 'Stop. Compare your table with your partner. Who got closer to 120 m²? How do you know?' Allow 3 minutes of pair talk. </w:t>
-            </w:r>
-          </w:p>
-          <w:p>
-            <w:pPr>
-              <w:spacing w:after="40" w:before="0"/>
-              <w:jc w:val="left"/>
-            </w:pPr>
-            <w:r>
-              <w:rPr>
-                <w:rFonts w:ascii="Arial" w:cs="Arial" w:eastAsia="Arial" w:hAnsi="Arial"/>
-                <w:b w:val="false"/>
-                <w:bCs w:val="false"/>
-                <w:i w:val="false"/>
-                <w:iCs w:val="false"/>
-                <w:color w:val="000000"/>
-                <w:sz w:val="18"/>
-                <w:szCs w:val="18"/>
-              </w:rPr>
-              <w:t xml:space="preserve">4. COLD-CALL exactly 5 pairs — alternate across the room (front-left, back-right, middle, front-right, back-left). Record every guess on the board without evaluation. </w:t>
-            </w:r>
-          </w:p>
-          <w:p>
-            <w:pPr>
-              <w:spacing w:after="40" w:before="0"/>
-              <w:jc w:val="left"/>
-            </w:pPr>
-            <w:r>
-              <w:rPr>
-                <w:rFonts w:ascii="Arial" w:cs="Arial" w:eastAsia="Arial" w:hAnsi="Arial"/>
-                <w:b w:val="false"/>
-                <w:bCs w:val="false"/>
-                <w:i w:val="false"/>
-                <w:iCs w:val="false"/>
-                <w:color w:val="000000"/>
-                <w:sz w:val="18"/>
-                <w:szCs w:val="18"/>
-              </w:rPr>
-              <w:t xml:space="preserve">5. Ask the whole class: 'Looking at this table — what pattern do you notice as w increases?' WAIT 12 seconds. Cold-call 3 students. </w:t>
-            </w:r>
-          </w:p>
-          <w:p>
-            <w:pPr>
-              <w:spacing w:after="40" w:before="0"/>
-              <w:jc w:val="left"/>
-            </w:pPr>
-            <w:r>
-              <w:rPr>
-                <w:rFonts w:ascii="Arial" w:cs="Arial" w:eastAsia="Arial" w:hAnsi="Arial"/>
-                <w:b w:val="false"/>
-                <w:bCs w:val="false"/>
-                <w:i w:val="false"/>
-                <w:iCs w:val="false"/>
-                <w:color w:val="000000"/>
-                <w:sz w:val="18"/>
-                <w:szCs w:val="18"/>
-              </w:rPr>
-              <w:t xml:space="preserve">6. Pose the written-equation challenge: 'Now write a single equation using w that captures this rectangle problem exactly.' WAIT 10 seconds before allowing any pair talk. </w:t>
-            </w:r>
-          </w:p>
-          <w:p>
-            <w:pPr>
-              <w:spacing w:after="40" w:before="0"/>
-              <w:jc w:val="left"/>
-            </w:pPr>
-            <w:r>
-              <w:rPr>
-                <w:rFonts w:ascii="Arial" w:cs="Arial" w:eastAsia="Arial" w:hAnsi="Arial"/>
-                <w:b w:val="false"/>
-                <w:bCs w:val="false"/>
-                <w:i w:val="false"/>
-                <w:iCs w:val="false"/>
-                <w:color w:val="000000"/>
-                <w:sz w:val="18"/>
-                <w:szCs w:val="18"/>
-              </w:rPr>
-              <w:t xml:space="preserve">7. COLD-CALL 4 students to share their equations. Write all attempts on the board — including incorrect ones like '2w + 2 = 120' — without correcting yet.</w:t>
+              <w:t xml:space="preserve">Display or draw the sketch on the board. Say: "The Githurai committee wants a hall floor of exactly 120 square metres, with the length 2 metres more than the width. They tried arithmetic and linear equations and got stuck. Before I teach anything, what do you think the width is?" Give 1 minute of silent writing. WAIT TIME: 10-15 seconds after asking, "What would a linear equation look like here?" Cold-call 4 learners for predictions and record all on the board without saying whether they are right. Ask 2 learners: "How did you get your number?" Say: "Wrong guesses are welcome today; they help us see what tools we need."</w:t>
             </w:r>
           </w:p>
         </w:tc>
@@ -3746,7 +3664,7 @@
                 <w:sz w:val="18"/>
                 <w:szCs w:val="18"/>
               </w:rPr>
-              <w:t xml:space="preserve">PREDICT-THEN-COMPARE TABLE: Students generate a personal data table of (w, Area) pairs before any instruction. This strategy surfaces prior knowledge, exposes the trial-and-error limitation, and creates cognitive dissonance — the foundation for genuine need. The whole-class table aggregation makes the pattern visible to all learners simultaneously.</w:t>
+              <w:t xml:space="preserve">Predict-Share-Reveal (Prediction Tally): Making a prediction before instruction activates prior knowledge of area of a rectangle and linear equations, and exposes the limits of those tools. The visible tally of different guesses creates a shared puzzle and a genuine need for new mathematics.</w:t>
             </w:r>
           </w:p>
         </w:tc>
@@ -3778,7 +3696,7 @@
                 <w:sz w:val="18"/>
                 <w:szCs w:val="18"/>
               </w:rPr>
-              <w:t xml:space="preserve">Observable indicator: Can the student compute w × (w + 2) correctly for at least 3 chosen values of w and record them accurately? Listen for students who write a linear equation (e.g., 2w = 120 or w + 2 = 120) — these reveal a key misconception to address in Phase 3. Collect 3 exercise books at random to check trial-and-error tables before Phase 2 begins.</w:t>
+              <w:t xml:space="preserve">Look for: (1) learners write a numerical prediction with a reason; (2) learners link area to length x width; (3) at least some say they used guess-and-check; (4) learners attempt a linear equation and cannot produce one. Record the range of predictions and any misconceptions (e.g. 120 divided by 2 = 60, or adding w + w + 2 = 120).</w:t>
             </w:r>
           </w:p>
         </w:tc>
@@ -3835,7 +3753,7 @@
             <w:pPr>
               <w:spacing w:after="20" w:before="0"/>
             </w:pPr>
-            <w:hyperlink w:history="1" r:id="rIdzjomsoohvyagp0tewusk-">
+            <w:hyperlink w:history="1" r:id="rIdns6w6xcpesmq6f_vqrvhg">
               <w:r>
                 <w:rPr>
                   <w:rFonts w:ascii="Arial" w:cs="Arial" w:eastAsia="Arial" w:hAnsi="Arial"/>
@@ -3844,9 +3762,25 @@
                   <w:szCs w:val="16"/>
                   <w:u w:val="single" w:color="2E75B6"/>
                 </w:rPr>
-                <w:t xml:space="preserve">Multiplying binomials: area model</w:t>
+                <w:t xml:space="preserve">Quadratic systems: graphical solution</w:t>
               </w:r>
             </w:hyperlink>
+          </w:p>
+          <w:p>
+            <w:pPr>
+              <w:spacing w:after="20" w:before="0"/>
+            </w:pPr>
+            <w:r>
+              <w:rPr>
+                <w:rFonts w:ascii="Arial" w:cs="Arial" w:eastAsia="Arial" w:hAnsi="Arial"/>
+                <w:i/>
+                <w:iCs/>
+                <w:color w:val="595959"/>
+                <w:sz w:val="16"/>
+                <w:szCs w:val="16"/>
+              </w:rPr>
+              <w:t xml:space="preserve">Related topic: not an exact match for this lesson.</w:t>
+            </w:r>
           </w:p>
           <w:p>
             <w:pPr>
@@ -3868,7 +3802,7 @@
               <w:spacing w:after="10" w:before="0"/>
               <w:ind w:left="120"/>
             </w:pPr>
-            <w:hyperlink w:history="1" r:id="rId2mse8fuojuh9n0axewv1-">
+            <w:hyperlink w:history="1" r:id="rIdf7b52ci-w3ijbo24uhq5g">
               <w:r>
                 <w:rPr>
                   <w:rFonts w:ascii="Arial" w:cs="Arial" w:eastAsia="Arial" w:hAnsi="Arial"/>
@@ -3913,7 +3847,7 @@
             <w:pPr>
               <w:spacing w:after="20" w:before="0"/>
             </w:pPr>
-            <w:hyperlink w:history="1" r:id="rIdpqxnr2tniu9tgc0tv36_h">
+            <w:hyperlink w:history="1" r:id="rIdytousov_mjhgh2dzhbavl">
               <w:r>
                 <w:rPr>
                   <w:rFonts w:ascii="Arial" w:cs="Arial" w:eastAsia="Arial" w:hAnsi="Arial"/>
@@ -3922,9 +3856,25 @@
                   <w:szCs w:val="16"/>
                   <w:u w:val="single" w:color="2E75B6"/>
                 </w:rPr>
-                <w:t xml:space="preserve">Quadratic word problems (standard form)</w:t>
+                <w:t xml:space="preserve">Quadratics by factoring (intro)</w:t>
               </w:r>
             </w:hyperlink>
+          </w:p>
+          <w:p>
+            <w:pPr>
+              <w:spacing w:after="20" w:before="0"/>
+            </w:pPr>
+            <w:r>
+              <w:rPr>
+                <w:rFonts w:ascii="Arial" w:cs="Arial" w:eastAsia="Arial" w:hAnsi="Arial"/>
+                <w:i/>
+                <w:iCs/>
+                <w:color w:val="595959"/>
+                <w:sz w:val="16"/>
+                <w:szCs w:val="16"/>
+              </w:rPr>
+              <w:t xml:space="preserve">Related topic: not an exact match for this lesson.</w:t>
+            </w:r>
           </w:p>
           <w:p>
             <w:pPr>
@@ -3946,7 +3896,7 @@
               <w:spacing w:after="10" w:before="0"/>
               <w:ind w:left="120"/>
             </w:pPr>
-            <w:hyperlink w:history="1" r:id="rIdyee1yhwjxfgwkxo43zhzu">
+            <w:hyperlink w:history="1" r:id="rIdncirbgusjs-lcvf_-4jy7">
               <w:r>
                 <w:rPr>
                   <w:rFonts w:ascii="Arial" w:cs="Arial" w:eastAsia="Arial" w:hAnsi="Arial"/>
@@ -3988,7 +3938,7 @@
                 <w:sz w:val="18"/>
                 <w:szCs w:val="18"/>
               </w:rPr>
-              <w:t xml:space="preserve">The teacher shows two contrasting equations on the board side by side: a familiar linear equation from a previous topic (e.g., 'A farmer in Kericho has a rectangular shamba. Length = w + 2. Perimeter = 28 m. Find w.') and the Githurai hall equation. Students work in groups of 4 to answer three structured questions on a task card: (Q1) Solve the Kericho perimeter problem — how many steps does it take? (Q2) Try to solve the Githurai area problem the same way — what goes wrong? (Q3) Write down in one sentence WHY the area problem is harder. Groups record answers on a half-sheet of paper. After 8 minutes of group work, two groups share their Q3 sentences with the class.</w:t>
+              <w:t xml:space="preserve">In pairs, learners test guesses by completing a trial-and-error table for w = 8, 9, 10, 11, 12 with columns: width w, length w + 2, area w x (w + 2), and comment. They find: w = 8, l = 10, 80 m^2 (too small); w = 9, l = 11, 99 m^2 (too small); w = 10, l = 12, 120 m^2 (exact); w = 11, l = 13, 143 m^2 (too big); w = 12, l = 14, 168 m^2 (too big). They then compute the perimeter 2(w + w + 2) = 4w + 4 and notice that it is linear and does not give the area. Finally, they notice that w appears multiplied by itself when writing the area.</w:t>
             </w:r>
           </w:p>
         </w:tc>
@@ -4020,64 +3970,7 @@
                 <w:sz w:val="18"/>
                 <w:szCs w:val="18"/>
               </w:rPr>
-              <w:t xml:space="preserve">1. Write both problems on the board simultaneously. Say: 'I am giving you a familiar problem next to our hall problem. Work in your groups of four. You have 8 minutes. Answer all three questions on the task card.' </w:t>
-            </w:r>
-          </w:p>
-          <w:p>
-            <w:pPr>
-              <w:spacing w:after="40" w:before="0"/>
-              <w:jc w:val="left"/>
-            </w:pPr>
-            <w:r>
-              <w:rPr>
-                <w:rFonts w:ascii="Arial" w:cs="Arial" w:eastAsia="Arial" w:hAnsi="Arial"/>
-                <w:b w:val="false"/>
-                <w:bCs w:val="false"/>
-                <w:i w:val="false"/>
-                <w:iCs w:val="false"/>
-                <w:color w:val="000000"/>
-                <w:sz w:val="18"/>
-                <w:szCs w:val="18"/>
-              </w:rPr>
-              <w:t xml:space="preserve">2. CIRCULATE and LISTEN for the key insight: 'The area problem has w times w — it becomes w-squared.' If a group reaches this, ask them: 'How would you say that in a mathematical sentence?' — do NOT confirm yet. </w:t>
-            </w:r>
-          </w:p>
-          <w:p>
-            <w:pPr>
-              <w:spacing w:after="40" w:before="0"/>
-              <w:jc w:val="left"/>
-            </w:pPr>
-            <w:r>
-              <w:rPr>
-                <w:rFonts w:ascii="Arial" w:cs="Arial" w:eastAsia="Arial" w:hAnsi="Arial"/>
-                <w:b w:val="false"/>
-                <w:bCs w:val="false"/>
-                <w:i w:val="false"/>
-                <w:iCs w:val="false"/>
-                <w:color w:val="000000"/>
-                <w:sz w:val="18"/>
-                <w:szCs w:val="18"/>
-              </w:rPr>
-              <w:t xml:space="preserve">3. After 8 minutes, say: 'Pens down. Group 3 — read me your answer to Question 2.' WAIT 8 seconds. Then ask Group 7: 'Do you agree or disagree with Group 3? Why?' </w:t>
-            </w:r>
-          </w:p>
-          <w:p>
-            <w:pPr>
-              <w:spacing w:after="40" w:before="0"/>
-              <w:jc w:val="left"/>
-            </w:pPr>
-            <w:r>
-              <w:rPr>
-                <w:rFonts w:ascii="Arial" w:cs="Arial" w:eastAsia="Arial" w:hAnsi="Arial"/>
-                <w:b w:val="false"/>
-                <w:bCs w:val="false"/>
-                <w:i w:val="false"/>
-                <w:iCs w:val="false"/>
-                <w:color w:val="000000"/>
-                <w:sz w:val="18"/>
-                <w:szCs w:val="18"/>
-              </w:rPr>
-              <w:t xml:space="preserve">4. Ask the whole class: 'What is the HIGHEST power of w in the Kericho problem? What is the HIGHEST power of w in the Githurai problem?' WAIT 12 seconds. Cold-call 2 students. Write their answers prominently: 'Linear: highest power = 1. Githurai hall: highest power = ?' — leave this as an open question for Phase 3.</w:t>
+              <w:t xml:space="preserve">Hand out the table template or have learners rule it in their books. Circulate and ask: "What happens to the area as w grows from 8 to 12? Does it grow by the same amount each time?" (Differences: 19, 21, 23, 25.) Cold-call 3 pairs to report which row gave exactly 120. Say: "Trial and error worked here, but what if the numbers were not whole? What if the committee had no time to test?" WAIT TIME: 10-15 seconds after asking, "Why can't the perimeter 4w + 4 tell us the area?" Then ask: "Look at area = w x (w + 2). What do you notice about w?" Guide towards w x w = w^2.</w:t>
             </w:r>
           </w:p>
         </w:tc>
@@ -4109,7 +4002,7 @@
                 <w:sz w:val="18"/>
                 <w:szCs w:val="18"/>
               </w:rPr>
-              <w:t xml:space="preserve">CONTRASTING CASES: Placing a linear perimeter problem beside the quadratic area problem makes the structural difference visible without direct instruction. Students construct the contrast themselves, which deepens encoding. This strategy embeds NGSS Science &amp; Engineering Practice 6 (Constructing Explanations) by asking students to articulate in writing WHY the methods differ.</w:t>
+              <w:t xml:space="preserve">Pattern Noticing with a Data Table: Learners see the area changing by unequal amounts (19, 21, 23, 25), unlike the steady change of a linear relationship. Comparing the perimeter 4w + 4 (constant rate of change) with the area builds an evidence-based distinction between linear and non-linear relationships.</w:t>
             </w:r>
           </w:p>
         </w:tc>
@@ -4141,7 +4034,7 @@
                 <w:sz w:val="18"/>
                 <w:szCs w:val="18"/>
               </w:rPr>
-              <w:t xml:space="preserve">Observable indicator: Does the group's Q3 sentence contain the idea of 'multiplying w by itself' or 'w squared'? Groups whose Q3 sentences mention only 'two unknowns' or 'more variables' still hold a misconception — note these groups for targeted questioning in Phase 3. Check that all groups correctly solved the linear Kericho problem in Q1 (expected answer: w = 6 m).</w:t>
+              <w:t xml:space="preserve">Check tables for correct products (80, 99, 120, 143, 168). Look for learners who: identify w = 10 as the match; state that the area increases by growing amounts; correctly compute the perimeter 4w + 4; and say that w x w gives a squared term. Ask 2 learners to explain in one sentence why the perimeter is linear and the area is not.</w:t>
             </w:r>
           </w:p>
         </w:tc>
@@ -4198,7 +4091,7 @@
             <w:pPr>
               <w:spacing w:after="20" w:before="0"/>
             </w:pPr>
-            <w:hyperlink w:history="1" r:id="rIdi7s5hsduyxswsirmnzjmi">
+            <w:hyperlink w:history="1" r:id="rIdbqm7b1-ili_kuuwdex1iz">
               <w:r>
                 <w:rPr>
                   <w:rFonts w:ascii="Arial" w:cs="Arial" w:eastAsia="Arial" w:hAnsi="Arial"/>
@@ -4207,9 +4100,25 @@
                   <w:szCs w:val="16"/>
                   <w:u w:val="single" w:color="2E75B6"/>
                 </w:rPr>
-                <w:t xml:space="preserve">Solving Real-World Problems Using Quadratic Equations: A Sample Application</w:t>
+                <w:t xml:space="preserve">The quadratic formula</w:t>
               </w:r>
             </w:hyperlink>
+          </w:p>
+          <w:p>
+            <w:pPr>
+              <w:spacing w:after="20" w:before="0"/>
+            </w:pPr>
+            <w:r>
+              <w:rPr>
+                <w:rFonts w:ascii="Arial" w:cs="Arial" w:eastAsia="Arial" w:hAnsi="Arial"/>
+                <w:i/>
+                <w:iCs/>
+                <w:color w:val="595959"/>
+                <w:sz w:val="16"/>
+                <w:szCs w:val="16"/>
+              </w:rPr>
+              <w:t xml:space="preserve">Related topic: not an exact match for this lesson.</w:t>
+            </w:r>
           </w:p>
           <w:p>
             <w:pPr>
@@ -4223,7 +4132,7 @@
                 <w:sz w:val="14"/>
                 <w:szCs w:val="14"/>
               </w:rPr>
-              <w:t xml:space="preserve">Source: CK-12</w:t>
+              <w:t xml:space="preserve">Source: Khan Academy (English - US curriculum)</w:t>
             </w:r>
           </w:p>
           <w:p>
@@ -4231,7 +4140,7 @@
               <w:spacing w:after="10" w:before="0"/>
               <w:ind w:left="120"/>
             </w:pPr>
-            <w:hyperlink w:history="1" r:id="rIdcnny_hsa0t8ddhuzqo5-m">
+            <w:hyperlink w:history="1" r:id="rIdrgwvlofoch_xrw9w5qpfo">
               <w:r>
                 <w:rPr>
                   <w:rFonts w:ascii="Arial" w:cs="Arial" w:eastAsia="Arial" w:hAnsi="Arial"/>
@@ -4276,7 +4185,7 @@
             <w:pPr>
               <w:spacing w:after="20" w:before="0"/>
             </w:pPr>
-            <w:hyperlink w:history="1" r:id="rIdtb2rfguh-pvoptc5diihi">
+            <w:hyperlink w:history="1" r:id="rIdbkaf41nhbdjyp26y357fh">
               <w:r>
                 <w:rPr>
                   <w:rFonts w:ascii="Arial" w:cs="Arial" w:eastAsia="Arial" w:hAnsi="Arial"/>
@@ -4285,7 +4194,7 @@
                   <w:szCs w:val="16"/>
                   <w:u w:val="single" w:color="2E75B6"/>
                 </w:rPr>
-                <w:t xml:space="preserve">Using Quadratic Equations to Solve Problems Practice</w:t>
+                <w:t xml:space="preserve">Linear models word problems</w:t>
               </w:r>
             </w:hyperlink>
           </w:p>
@@ -4317,7 +4226,7 @@
                 <w:sz w:val="14"/>
                 <w:szCs w:val="14"/>
               </w:rPr>
-              <w:t xml:space="preserve">Source: CK-12</w:t>
+              <w:t xml:space="preserve">Source: Khan Academy (English - US curriculum)</w:t>
             </w:r>
           </w:p>
           <w:p>
@@ -4325,7 +4234,7 @@
               <w:spacing w:after="10" w:before="0"/>
               <w:ind w:left="120"/>
             </w:pPr>
-            <w:hyperlink w:history="1" r:id="rId3uezv2u1g5ef1mrmxskxh">
+            <w:hyperlink w:history="1" r:id="rIdszhpqpid3fpuauv_kjyad">
               <w:r>
                 <w:rPr>
                   <w:rFonts w:ascii="Arial" w:cs="Arial" w:eastAsia="Arial" w:hAnsi="Arial"/>
@@ -4367,7 +4276,7 @@
                 <w:sz w:val="18"/>
                 <w:szCs w:val="18"/>
               </w:rPr>
-              <w:t xml:space="preserve">The teacher models the algebraic formalisation step by step, connecting each algebraic move back to the hall sketch. Students follow along in their exercise books. Step 1: Area = length × width → 120 = (w + 2) × w. Step 2: Expand → 120 = w² + 2w. Step 3: Rearrange → w² + 2w − 120 = 0. Students then copy the general form ax² + bx + c = 0 and identify a = 1, b = 2, c = −120 for the hall equation. The teacher shows three further examples of quadratic expressions drawn from Kenyan contexts (a maize storage silo, a triangular plot in Kisumu, a matatu fuel-cost problem) and asks students to identify them as quadratic or not quadratic, justifying by citing the squared term. Students complete a 5-item individual 'Is it quadratic?' card and exchange with a partner for peer-marking using a displayed answer key.</w:t>
+              <w:t xml:space="preserve">Using Think-Pair-Share, learners write the equation for the hall: w(w + 2) = 120. They expand using the distributive law in a simple way (w x w + w x 2) to write w^2 + 2w = 120, then move 120 to the left to get w^2 + 2w - 120 = 0. The teacher introduces the general form ax^2 + bx + c = 0 (a not equal to 0), and learners label a = 1, b = 2, c = -120. They then classify given expressions and equations as linear or quadratic, e.g. 4w + 4, w^2 + 2w - 120, 3x - 7 = 0, 2x^2 - 5x + 1 = 0, and give a reason (highest power 2 versus 1). They explain in their own words why the hall problem needs a quadratic equation.</w:t>
             </w:r>
           </w:p>
         </w:tc>
@@ -4399,102 +4308,7 @@
                 <w:sz w:val="18"/>
                 <w:szCs w:val="18"/>
               </w:rPr>
-              <w:t xml:space="preserve">1. Return to the hall sketch on the board. Say: 'Let us now write what the Githurai committee's problem is saying — in the language of algebra.' Point to the rectangle and write each step slowly. After writing 120 = (w + 2) × w, ask: 'Before I expand — what will happen when I multiply w by w?' WAIT 12 seconds. Cold-call 3 students. </w:t>
-            </w:r>
-          </w:p>
-          <w:p>
-            <w:pPr>
-              <w:spacing w:after="40" w:before="0"/>
-              <w:jc w:val="left"/>
-            </w:pPr>
-            <w:r>
-              <w:rPr>
-                <w:rFonts w:ascii="Arial" w:cs="Arial" w:eastAsia="Arial" w:hAnsi="Arial"/>
-                <w:b w:val="false"/>
-                <w:bCs w:val="false"/>
-                <w:i w:val="false"/>
-                <w:iCs w:val="false"/>
-                <w:color w:val="000000"/>
-                <w:sz w:val="18"/>
-                <w:szCs w:val="18"/>
-              </w:rPr>
-              <w:t xml:space="preserve">2. Write w × w = w² on the board and circle it in a different colour. Say: 'THIS is what makes this equation different from everything you have solved before. This single term — w-squared — is the reason we need new tools.' </w:t>
-            </w:r>
-          </w:p>
-          <w:p>
-            <w:pPr>
-              <w:spacing w:after="40" w:before="0"/>
-              <w:jc w:val="left"/>
-            </w:pPr>
-            <w:r>
-              <w:rPr>
-                <w:rFonts w:ascii="Arial" w:cs="Arial" w:eastAsia="Arial" w:hAnsi="Arial"/>
-                <w:b w:val="false"/>
-                <w:bCs w:val="false"/>
-                <w:i w:val="false"/>
-                <w:iCs w:val="false"/>
-                <w:color w:val="000000"/>
-                <w:sz w:val="18"/>
-                <w:szCs w:val="18"/>
-              </w:rPr>
-              <w:t xml:space="preserve">3. Write the general form ax² + bx + c = 0. Say: 'This is called a quadratic equation in one variable. The word quadratic comes from the Latin word for square — because the variable is squared.' </w:t>
-            </w:r>
-          </w:p>
-          <w:p>
-            <w:pPr>
-              <w:spacing w:after="40" w:before="0"/>
-              <w:jc w:val="left"/>
-            </w:pPr>
-            <w:r>
-              <w:rPr>
-                <w:rFonts w:ascii="Arial" w:cs="Arial" w:eastAsia="Arial" w:hAnsi="Arial"/>
-                <w:b w:val="false"/>
-                <w:bCs w:val="false"/>
-                <w:i w:val="false"/>
-                <w:iCs w:val="false"/>
-                <w:color w:val="000000"/>
-                <w:sz w:val="18"/>
-                <w:szCs w:val="18"/>
-              </w:rPr>
-              <w:t xml:space="preserve">4. Ask: 'For OUR hall equation, what are a, b, and c?' WAIT 10 seconds. Cold-call one student for each value. </w:t>
-            </w:r>
-          </w:p>
-          <w:p>
-            <w:pPr>
-              <w:spacing w:after="40" w:before="0"/>
-              <w:jc w:val="left"/>
-            </w:pPr>
-            <w:r>
-              <w:rPr>
-                <w:rFonts w:ascii="Arial" w:cs="Arial" w:eastAsia="Arial" w:hAnsi="Arial"/>
-                <w:b w:val="false"/>
-                <w:bCs w:val="false"/>
-                <w:i w:val="false"/>
-                <w:iCs w:val="false"/>
-                <w:color w:val="000000"/>
-                <w:sz w:val="18"/>
-                <w:szCs w:val="18"/>
-              </w:rPr>
-              <w:t xml:space="preserve">5. Display the three Kenyan context expressions one at a time. For each, ask: 'Quadratic or not quadratic? Raise your hand if you say quadratic.' Count hands visibly, then cold-call one student who disagrees with the majority to justify. </w:t>
-            </w:r>
-          </w:p>
-          <w:p>
-            <w:pPr>
-              <w:spacing w:after="40" w:before="0"/>
-              <w:jc w:val="left"/>
-            </w:pPr>
-            <w:r>
-              <w:rPr>
-                <w:rFonts w:ascii="Arial" w:cs="Arial" w:eastAsia="Arial" w:hAnsi="Arial"/>
-                <w:b w:val="false"/>
-                <w:bCs w:val="false"/>
-                <w:i w:val="false"/>
-                <w:iCs w:val="false"/>
-                <w:color w:val="000000"/>
-                <w:sz w:val="18"/>
-                <w:szCs w:val="18"/>
-              </w:rPr>
-              <w:t xml:space="preserve">6. Distribute the 5-item 'Is it quadratic?' individual card. Allow 4 minutes. Then say: 'Exchange books with your partner. I will display the answers. Mark honestly — a wrong answer now is a gift.' Display answers and allow 1 minute peer-marking.</w:t>
+              <w:t xml:space="preserve">Say: "Let's write down exactly what the committee knows. Area is length times width. Turn to your partner and write an equation using w." WAIT TIME: 10-15 seconds after the question, then cold-call 3 pairs. Write w(w + 2) = 120 on the board. Say: "Remove the bracket: w times w is w squared, w times 2 is 2w." Show w^2 + 2w - 120 = 0. Introduce vocabulary: "An expression whose highest power is 2 is a quadratic expression; set equal to something, it is a quadratic equation. The general form is ax^2 + bx + c = 0, where a is not zero." Ask: "Why can't a be zero?" (Cold-call 2.) Ask 3 learners to state a, b and c for the hall. Do not solve the equation yet; say: "We will learn how to expand, factorise and solve in the coming lessons. Today we name the problem." Show 6 mixed expressions for quick linear/quadratic sorting using thumbs up or down.</w:t>
             </w:r>
           </w:p>
         </w:tc>
@@ -4526,7 +4340,7 @@
                 <w:sz w:val="18"/>
                 <w:szCs w:val="18"/>
               </w:rPr>
-              <w:t xml:space="preserve">ANCHOR-BACK FORMALISATION: Every algebraic step is narrated by pointing back to a physical part of the hall sketch (the width side, the length side, the interior area). This strategy, grounded in NGSS Practice 2 (Developing and Using Models), prevents algebra from feeling abstract by keeping it tethered to the physical context. The 'Is it quadratic?' card enacts NGSS Practice 8 (Obtaining, Evaluating, and Communicating Information) at a basic recognition level.</w:t>
+              <w:t xml:space="preserve">Claim-Evidence-Reasoning with Vocabulary Building: Learners claim the hall equation is quadratic and support it with evidence from the table and the w x w term. Naming a, b, c connects the concrete hall problem to a general structure, which supports transfer to later contexts.</w:t>
             </w:r>
           </w:p>
         </w:tc>
@@ -4558,7 +4372,7 @@
                 <w:sz w:val="18"/>
                 <w:szCs w:val="18"/>
               </w:rPr>
-              <w:t xml:space="preserve">Observable indicator: On the 5-item 'Is it quadratic?' card, students should correctly identify at least 4 of 5 items. A score of 3 or below indicates the student cannot yet reliably identify the squared term as the defining feature. Collect all cards — use scores to form targeted groups for Lesson 2's factorisation activity. Also listen for students who say a = 1 for w² + 2w − 120 = 0 — this confirms they understand the implicit coefficient.</w:t>
+              <w:t xml:space="preserve">Look for: correct equation w(w + 2) = 120; correct rearrangement to w^2 + 2w - 120 = 0; correct a = 1, b = 2, c = -120 (watch for the sign of c); correct linear/quadratic sorting with reasons. Use a 3-question exit check: (1) State a, b, c in 3x^2 - 4x + 5 = 0. (2) Is 5w + 10 quadratic? Why? (3) Why is the hall equation not linear?</w:t>
             </w:r>
           </w:p>
         </w:tc>
@@ -4615,7 +4429,7 @@
             <w:pPr>
               <w:spacing w:after="20" w:before="0"/>
             </w:pPr>
-            <w:hyperlink w:history="1" r:id="rIde-ii8-71sq8gvoaqur6jk">
+            <w:hyperlink w:history="1" r:id="rId3chksczyh2pcrcpx-9jlu">
               <w:r>
                 <w:rPr>
                   <w:rFonts w:ascii="Arial" w:cs="Arial" w:eastAsia="Arial" w:hAnsi="Arial"/>
@@ -4624,9 +4438,25 @@
                   <w:szCs w:val="16"/>
                   <w:u w:val="single" w:color="2E75B6"/>
                 </w:rPr>
-                <w:t xml:space="preserve">Multiplying binomials: area model</w:t>
+                <w:t xml:space="preserve">Quadratic systems: a line and a parabola</w:t>
               </w:r>
             </w:hyperlink>
+          </w:p>
+          <w:p>
+            <w:pPr>
+              <w:spacing w:after="20" w:before="0"/>
+            </w:pPr>
+            <w:r>
+              <w:rPr>
+                <w:rFonts w:ascii="Arial" w:cs="Arial" w:eastAsia="Arial" w:hAnsi="Arial"/>
+                <w:i/>
+                <w:iCs/>
+                <w:color w:val="595959"/>
+                <w:sz w:val="16"/>
+                <w:szCs w:val="16"/>
+              </w:rPr>
+              <w:t xml:space="preserve">Related topic: not an exact match for this lesson.</w:t>
+            </w:r>
           </w:p>
           <w:p>
             <w:pPr>
@@ -4648,7 +4478,7 @@
               <w:spacing w:after="10" w:before="0"/>
               <w:ind w:left="120"/>
             </w:pPr>
-            <w:hyperlink w:history="1" r:id="rIdeovppr7qxq0_sdeaphdnm">
+            <w:hyperlink w:history="1" r:id="rId6cikz_jknsfm2cwxnxv0l">
               <w:r>
                 <w:rPr>
                   <w:rFonts w:ascii="Arial" w:cs="Arial" w:eastAsia="Arial" w:hAnsi="Arial"/>
@@ -4693,7 +4523,7 @@
             <w:pPr>
               <w:spacing w:after="20" w:before="0"/>
             </w:pPr>
-            <w:hyperlink w:history="1" r:id="rIdjea1e3buquqlpox94k8wf">
+            <w:hyperlink w:history="1" r:id="rIdkouejqfnb31i9vzrb1jda">
               <w:r>
                 <w:rPr>
                   <w:rFonts w:ascii="Arial" w:cs="Arial" w:eastAsia="Arial" w:hAnsi="Arial"/>
@@ -4702,7 +4532,7 @@
                   <w:szCs w:val="16"/>
                   <w:u w:val="single" w:color="2E75B6"/>
                 </w:rPr>
-                <w:t xml:space="preserve">Area &amp; perimeter of rectangles word problems</w:t>
+                <w:t xml:space="preserve">Quadratic systems</w:t>
               </w:r>
             </w:hyperlink>
           </w:p>
@@ -4742,7 +4572,7 @@
               <w:spacing w:after="10" w:before="0"/>
               <w:ind w:left="120"/>
             </w:pPr>
-            <w:hyperlink w:history="1" r:id="rId9i9scsxy-fmcvmyle6kix">
+            <w:hyperlink w:history="1" r:id="rId8jvmy-nclvgmdrhmcx6qg">
               <w:r>
                 <w:rPr>
                   <w:rFonts w:ascii="Arial" w:cs="Arial" w:eastAsia="Arial" w:hAnsi="Arial"/>
@@ -4784,7 +4614,7 @@
                 <w:sz w:val="18"/>
                 <w:szCs w:val="18"/>
               </w:rPr>
-              <w:t xml:space="preserve">The teacher introduces the class Driving Question Board — a large sheet of manila paper or a section of the classroom wall divided into two columns: 'What we NOTICE about the hall problem' and 'What we WONDER (questions we still have)'. Each student receives two sticky notes (or small paper squares). On the first, they write one thing they noticed during today's lesson. On the second, they write one genuine question they still have. Students post their notes on the board, grouping similar ideas as they go. The class then does a 3-minute silent 'gallery walk' reading each other's contributions. The teacher reads aloud 4–5 wonder questions that will anchor the unit's upcoming lessons, circling them with a marker and saying: 'These are the questions that will drive our work for the next several lessons. We will come back to this board after every lesson and update it.'</w:t>
+              <w:t xml:space="preserve">Groups of 4 write What we notice cards (e.g. area changes by 19, 21, 23, 25; w x w gives w^2; the perimeter is linear) and What we wonder cards (e.g. Is there a quick way to find w without guessing? Can there be two answers? What if the answer is not a whole number? Can a width be negative? How do we find unknown dimensions for other community plans?). They post cards on the DQB under the driving question: How can we use quadratic equations to find unknown dimensions and quantities that help our community solve real planning problems, like building the Harambee hall in Githurai? Learners group similar cards into themes.</w:t>
             </w:r>
           </w:p>
         </w:tc>
@@ -4816,102 +4646,7 @@
                 <w:sz w:val="18"/>
                 <w:szCs w:val="18"/>
               </w:rPr>
-              <w:t xml:space="preserve">1. Unveil the blank DQB. Say: 'This board belongs to you — it will track what this class figures out together over the coming lessons about quadratic equations and the Githurai hall. Every lesson, we will add to it.' </w:t>
-            </w:r>
-          </w:p>
-          <w:p>
-            <w:pPr>
-              <w:spacing w:after="40" w:before="0"/>
-              <w:jc w:val="left"/>
-            </w:pPr>
-            <w:r>
-              <w:rPr>
-                <w:rFonts w:ascii="Arial" w:cs="Arial" w:eastAsia="Arial" w:hAnsi="Arial"/>
-                <w:b w:val="false"/>
-                <w:bCs w:val="false"/>
-                <w:i w:val="false"/>
-                <w:iCs w:val="false"/>
-                <w:color w:val="000000"/>
-                <w:sz w:val="18"/>
-                <w:szCs w:val="18"/>
-              </w:rPr>
-              <w:t xml:space="preserve">2. Distribute sticky notes. Say: 'Write NOTICE on one — something you are now sure about. Write WONDER on the other — a question you genuinely have. You have 3 minutes. Be honest.' WAIT and CIRCULATE — if a student is stuck, prompt: 'What confused you today?' or 'What surprised you?' </w:t>
-            </w:r>
-          </w:p>
-          <w:p>
-            <w:pPr>
-              <w:spacing w:after="40" w:before="0"/>
-              <w:jc w:val="left"/>
-            </w:pPr>
-            <w:r>
-              <w:rPr>
-                <w:rFonts w:ascii="Arial" w:cs="Arial" w:eastAsia="Arial" w:hAnsi="Arial"/>
-                <w:b w:val="false"/>
-                <w:bCs w:val="false"/>
-                <w:i w:val="false"/>
-                <w:iCs w:val="false"/>
-                <w:color w:val="000000"/>
-                <w:sz w:val="18"/>
-                <w:szCs w:val="18"/>
-              </w:rPr>
-              <w:t xml:space="preserve">3. Ask students to come up row by row and post notes. Encourage them to read nearby notes and cluster similar ones. </w:t>
-            </w:r>
-          </w:p>
-          <w:p>
-            <w:pPr>
-              <w:spacing w:after="40" w:before="0"/>
-              <w:jc w:val="left"/>
-            </w:pPr>
-            <w:r>
-              <w:rPr>
-                <w:rFonts w:ascii="Arial" w:cs="Arial" w:eastAsia="Arial" w:hAnsi="Arial"/>
-                <w:b w:val="false"/>
-                <w:bCs w:val="false"/>
-                <w:i w:val="false"/>
-                <w:iCs w:val="false"/>
-                <w:color w:val="000000"/>
-                <w:sz w:val="18"/>
-                <w:szCs w:val="18"/>
-              </w:rPr>
-              <w:t xml:space="preserve">4. Conduct a 3-minute silent gallery walk. Instruct: 'Read at least 5 notes that are not yours. Put a small tick on any wonder question you share.' </w:t>
-            </w:r>
-          </w:p>
-          <w:p>
-            <w:pPr>
-              <w:spacing w:after="40" w:before="0"/>
-              <w:jc w:val="left"/>
-            </w:pPr>
-            <w:r>
-              <w:rPr>
-                <w:rFonts w:ascii="Arial" w:cs="Arial" w:eastAsia="Arial" w:hAnsi="Arial"/>
-                <w:b w:val="false"/>
-                <w:bCs w:val="false"/>
-                <w:i w:val="false"/>
-                <w:iCs w:val="false"/>
-                <w:color w:val="000000"/>
-                <w:sz w:val="18"/>
-                <w:szCs w:val="18"/>
-              </w:rPr>
-              <w:t xml:space="preserve">5. After the gallery walk, identify the 4–5 most-ticked wonder questions. Read each aloud. Say: 'These are OUR driving questions. Watch how the board grows as we answer them — and as new ones appear.' </w:t>
-            </w:r>
-          </w:p>
-          <w:p>
-            <w:pPr>
-              <w:spacing w:after="40" w:before="0"/>
-              <w:jc w:val="left"/>
-            </w:pPr>
-            <w:r>
-              <w:rPr>
-                <w:rFonts w:ascii="Arial" w:cs="Arial" w:eastAsia="Arial" w:hAnsi="Arial"/>
-                <w:b w:val="false"/>
-                <w:bCs w:val="false"/>
-                <w:i w:val="false"/>
-                <w:iCs w:val="false"/>
-                <w:color w:val="000000"/>
-                <w:sz w:val="18"/>
-                <w:szCs w:val="18"/>
-              </w:rPr>
-              <w:t xml:space="preserve">6. Photograph the board (or have the class prefect sketch it) for the ARES platform record.</w:t>
+              <w:t xml:space="preserve">Write the driving question on a manila-paper banner at the top of the board or wall. Say: "Each group, write at least two notice cards and two wonder cards. One idea per card." Circulate and prompt: "What surprised you? What would the committee need to know?" WAIT TIME: 10-15 seconds after asking, "Which wonder cards go together?" Cold-call 4 groups to read one card each and place it on the board. Cluster cards into themes such as solving methods, number of solutions, non-whole numbers and other uses. Say: "We will return to this board after every lesson and move cards from wonder to answered."</w:t>
             </w:r>
           </w:p>
         </w:tc>
@@ -4943,7 +4678,7 @@
                 <w:sz w:val="18"/>
                 <w:szCs w:val="18"/>
               </w:rPr>
-              <w:t xml:space="preserve">DRIVING QUESTION BOARD (DQB) LAUNCH: The DQB is a metacognitive anchoring tool (rooted in Project-Based Learning and NGSS Practice 1 — Asking Questions). By making student curiosities public and persistent on the wall, it creates accountability to prior questions, validates diverse levels of understanding, and gives every lesson a clear motivational thread back to the community phenomenon.</w:t>
+              <w:t xml:space="preserve">Driving Question Board (Notice/Wonder Cards): Posting learner-generated questions gives ownership of the learning path and makes curiosity visible. Clustering questions into themes lets learners see how the unit's lessons will answer them.</w:t>
             </w:r>
           </w:p>
         </w:tc>
@@ -4975,7 +4710,7 @@
                 <w:sz w:val="18"/>
                 <w:szCs w:val="18"/>
               </w:rPr>
-              <w:t xml:space="preserve">Observable indicator: Does each student's NOTICE note contain a mathematically accurate observation (e.g., 'the equation has w²', 'expanding gives three terms', 'a linear equation would not have w²')? Does each WONDER note reflect genuine uncertainty about the mathematics or the phenomenon (e.g., 'How do we actually find the value of w?', 'Are there two answers?', 'What if the area was not 120?')? Vague or off-topic notes indicate a student who is not yet engaged with the phenomenon — follow up individually.</w:t>
+              <w:t xml:space="preserve">Check cards for specificity and relevance: do wonder cards ask about solving methods, the number of solutions, or applications? Look for learners who link observations to the table or equation. Note questions that foreshadow later lessons (e.g. the negative width, or non-whole answers) and record them as indicators of readiness.</w:t>
             </w:r>
           </w:p>
         </w:tc>
@@ -5032,7 +4767,7 @@
             <w:pPr>
               <w:spacing w:after="20" w:before="0"/>
             </w:pPr>
-            <w:hyperlink w:history="1" r:id="rIdqbb5lzxtakjehshhvpobm">
+            <w:hyperlink w:history="1" r:id="rId8ulqjwk6ey9miq5k6kqvq">
               <w:r>
                 <w:rPr>
                   <w:rFonts w:ascii="Arial" w:cs="Arial" w:eastAsia="Arial" w:hAnsi="Arial"/>
@@ -5041,7 +4776,7 @@
                   <w:szCs w:val="16"/>
                   <w:u w:val="single" w:color="2E75B6"/>
                 </w:rPr>
-                <w:t xml:space="preserve">Quadratic equations word problem: triangle dimensions</w:t>
+                <w:t xml:space="preserve">Quadratic systems: graphical solution</w:t>
               </w:r>
             </w:hyperlink>
           </w:p>
@@ -5081,7 +4816,7 @@
               <w:spacing w:after="10" w:before="0"/>
               <w:ind w:left="120"/>
             </w:pPr>
-            <w:hyperlink w:history="1" r:id="rIdcaqfpvmnccntdtojq4l2m">
+            <w:hyperlink w:history="1" r:id="rIdufj1kle_gz2i7lj2mccfd">
               <w:r>
                 <w:rPr>
                   <w:rFonts w:ascii="Arial" w:cs="Arial" w:eastAsia="Arial" w:hAnsi="Arial"/>
@@ -5126,7 +4861,7 @@
             <w:pPr>
               <w:spacing w:after="20" w:before="0"/>
             </w:pPr>
-            <w:hyperlink w:history="1" r:id="rIdcgwrsww1wg7hr7cjaby4x">
+            <w:hyperlink w:history="1" r:id="rIdiz8_ak4aydeg5fbsk5xdv">
               <w:r>
                 <w:rPr>
                   <w:rFonts w:ascii="Arial" w:cs="Arial" w:eastAsia="Arial" w:hAnsi="Arial"/>
@@ -5135,7 +4870,7 @@
                   <w:szCs w:val="16"/>
                   <w:u w:val="single" w:color="2E75B6"/>
                 </w:rPr>
-                <w:t xml:space="preserve">Quadratics by factoring</w:t>
+                <w:t xml:space="preserve">Linear models word problems</w:t>
               </w:r>
             </w:hyperlink>
           </w:p>
@@ -5175,7 +4910,7 @@
               <w:spacing w:after="10" w:before="0"/>
               <w:ind w:left="120"/>
             </w:pPr>
-            <w:hyperlink w:history="1" r:id="rIdb66wvioqtydmexclh-eod">
+            <w:hyperlink w:history="1" r:id="rIdn5h7zloyn3rpcqty63qaw">
               <w:r>
                 <w:rPr>
                   <w:rFonts w:ascii="Arial" w:cs="Arial" w:eastAsia="Arial" w:hAnsi="Arial"/>
@@ -5217,7 +4952,7 @@
                 <w:sz w:val="18"/>
                 <w:szCs w:val="18"/>
               </w:rPr>
-              <w:t xml:space="preserve">As the opening model-building activity of the unit, students draw their own annotated sketch of the Githurai hall in their exercise books. The sketch must include: (1) the rectangle with labelled sides w and (w + 2); (2) the area equation w(w + 2) = 120 written inside; (3) the expanded standard form w² + 2w − 120 = 0 written below; (4) a label identifying a, b, and c; (5) a speech bubble from a stick-figure Form 4 student saying 'I know the equation — but I still cannot find w!' This model is explicitly described as 'Version 1 — incomplete' because students do not yet have a solution method. Students write at the bottom: 'What I still need to figure out: ___.' This unfinished model will be revised in every subsequent lesson as new solution methods are learned.</w:t>
+              <w:t xml:space="preserve">Each group starts a cumulative model poster on manila paper titled Githurai Hall Model v1. They draw the hall rectangle with width = w, length = w + 2 and Area = 120 m^2. Beside it they write: w(w + 2) = 120, w^2 + 2w - 120 = 0, general form ax^2 + bx + c = 0 with a = 1, b = 2, c = -120. They add a box: Linear: highest power 1 (perimeter 4w + 4); Quadratic: highest power 2 (area). Below, they write What we still need to find out, with 2 open questions. Learners complete a summary table of what they observed, learned and explained.</w:t>
             </w:r>
           </w:p>
         </w:tc>
@@ -5249,83 +4984,7 @@
                 <w:sz w:val="18"/>
                 <w:szCs w:val="18"/>
               </w:rPr>
-              <w:t xml:space="preserve">1. Say: 'For the last 10 minutes, you will build the first version of your personal model of this problem. It will be incomplete — that is perfectly correct for today. Open your exercise book to a clean page and title it: GITHURAI HALL MODEL — Version 1.' </w:t>
-            </w:r>
-          </w:p>
-          <w:p>
-            <w:pPr>
-              <w:spacing w:after="40" w:before="0"/>
-              <w:jc w:val="left"/>
-            </w:pPr>
-            <w:r>
-              <w:rPr>
-                <w:rFonts w:ascii="Arial" w:cs="Arial" w:eastAsia="Arial" w:hAnsi="Arial"/>
-                <w:b w:val="false"/>
-                <w:bCs w:val="false"/>
-                <w:i w:val="false"/>
-                <w:iCs w:val="false"/>
-                <w:color w:val="000000"/>
-                <w:sz w:val="18"/>
-                <w:szCs w:val="18"/>
-              </w:rPr>
-              <w:t xml:space="preserve">2. Walk through the five required elements one at a time, giving students 1.5 minutes per element. Draw your own version on the board simultaneously. </w:t>
-            </w:r>
-          </w:p>
-          <w:p>
-            <w:pPr>
-              <w:spacing w:after="40" w:before="0"/>
-              <w:jc w:val="left"/>
-            </w:pPr>
-            <w:r>
-              <w:rPr>
-                <w:rFonts w:ascii="Arial" w:cs="Arial" w:eastAsia="Arial" w:hAnsi="Arial"/>
-                <w:b w:val="false"/>
-                <w:bCs w:val="false"/>
-                <w:i w:val="false"/>
-                <w:iCs w:val="false"/>
-                <w:color w:val="000000"/>
-                <w:sz w:val="18"/>
-                <w:szCs w:val="18"/>
-              </w:rPr>
-              <w:t xml:space="preserve">3. After the speech bubble, ask: 'Why does our Form 4 student know the EQUATION but still cannot find w?' WAIT 12 seconds. Cold-call 2 students. Expected response: 'We do not yet know how to solve an equation with w-squared.' Affirm: 'Exactly. That is what this unit is for.' </w:t>
-            </w:r>
-          </w:p>
-          <w:p>
-            <w:pPr>
-              <w:spacing w:after="40" w:before="0"/>
-              <w:jc w:val="left"/>
-            </w:pPr>
-            <w:r>
-              <w:rPr>
-                <w:rFonts w:ascii="Arial" w:cs="Arial" w:eastAsia="Arial" w:hAnsi="Arial"/>
-                <w:b w:val="false"/>
-                <w:bCs w:val="false"/>
-                <w:i w:val="false"/>
-                <w:iCs w:val="false"/>
-                <w:color w:val="000000"/>
-                <w:sz w:val="18"/>
-                <w:szCs w:val="18"/>
-              </w:rPr>
-              <w:t xml:space="preserve">4. Instruct students to write the 'What I still need to figure out' sentence. Say: 'This sentence is your personal learning goal for this unit. Keep it visible — we will answer it together.' </w:t>
-            </w:r>
-          </w:p>
-          <w:p>
-            <w:pPr>
-              <w:spacing w:after="40" w:before="0"/>
-              <w:jc w:val="left"/>
-            </w:pPr>
-            <w:r>
-              <w:rPr>
-                <w:rFonts w:ascii="Arial" w:cs="Arial" w:eastAsia="Arial" w:hAnsi="Arial"/>
-                <w:b w:val="false"/>
-                <w:bCs w:val="false"/>
-                <w:i w:val="false"/>
-                <w:iCs w:val="false"/>
-                <w:color w:val="000000"/>
-                <w:sz w:val="18"/>
-                <w:szCs w:val="18"/>
-              </w:rPr>
-              <w:t xml:space="preserve">5. Close the lesson by pointing to the DQB and the model simultaneously: 'Today we opened the question. Every lesson from here is one more tool to answer it. The Githurai community is counting on us to figure this out.'</w:t>
+              <w:t xml:space="preserve">Say: "Your model must show the picture, the equation, the general form and one sentence on why this problem is quadratic and not linear." Circulate and check that c = -120 has the right sign. WAIT TIME: 10-15 seconds after asking, "What is the one thing our current model cannot do yet?" (Answer: give the width without guessing.) Cold-call 3 groups to share their open questions. Keep posters for revision in each later lesson. Close by saying: "Tomorrow we learn to expand brackets like (w + 2)(w + 3), the first tool for working with quadratics."</w:t>
             </w:r>
           </w:p>
         </w:tc>
@@ -5357,7 +5016,7 @@
                 <w:sz w:val="18"/>
                 <w:szCs w:val="18"/>
               </w:rPr>
-              <w:t xml:space="preserve">INCOMPLETE ANNOTATED MODEL: Beginning with a deliberately unfinished model (NGSS Practice 2 — Developing and Using Models) establishes that modelling is an iterative process, not a one-time product. The 'Version 1' label normalises incompleteness and frames all future lessons as model revisions rather than isolated topics, creating coherent unit-level storyline continuity.</w:t>
+              <w:t xml:space="preserve">Cumulative Model Building: A visual poster that combines diagram, equation and general form helps learners connect representations. Marking the gaps (What we still need) creates a clear target for the next lessons, and the model will be revised in each lesson until Lesson 7.</w:t>
             </w:r>
           </w:p>
         </w:tc>
@@ -5389,7 +5048,7 @@
                 <w:sz w:val="18"/>
                 <w:szCs w:val="18"/>
               </w:rPr>
-              <w:t xml:space="preserve">Observable indicator: Does the student's sketch correctly show all five elements? Specifically, check that (3) the standard form is correctly written as w² + 2w − 120 = 0 (not w² + 2w = 120), and that (4) a = 1, b = 2, c = −120 are correctly labelled. A student who writes c = 120 (positive) has not yet understood the rearrangement step — flag for follow-up at the start of Lesson 2.</w:t>
+              <w:t xml:space="preserve">Check each poster for: correct labelled sketch; w(w + 2) = 120; w^2 + 2w - 120 = 0; correct a, b, c; a clear linear/quadratic contrast; at least 2 open questions. Look for learners who explain the model to a visitor from another group. Use the summary table to see whether learners can separate what they observed (table, w x w) from what they learned (general form) and explained (why linear fails).</w:t>
             </w:r>
           </w:p>
         </w:tc>
@@ -5482,7 +5141,7 @@
                 <w:sz w:val="18"/>
                 <w:szCs w:val="18"/>
               </w:rPr>
-              <w:t xml:space="preserve">After the lesson, reflect on the following: (1) PHENOMENON UPTAKE — Did students genuinely struggle with the trial-and-error phase, or did one or two students immediately produce the correct value of w = 10 by guessing? If the answer was reached too quickly, plan to introduce a more complex area value (e.g., 143 m²) as an extension challenge in Lesson 2 to restore productive struggle. (2) LINEAR MISCONCEPTION — How many students wrote a linear equation (e.g., 2w + 2 = 120 or w + 2 = 60) during Phase 1? This is the most common entry misconception. If more than one-third of the class held this error, open Lesson 2 with a 5-minute re-examination of the contrasting cases from Phase 2. (3) DQB QUALITY — Review the wonder questions posted. If most questions are procedural ('How do we solve it?') rather than conceptual ('Why does squaring happen?', 'Can there be two widths?'), prompt richer questioning at the start of Lesson 2 by asking: 'Could w have two different values? How would the community decide which one to use?' (4) MODEL COMPLETENESS — Check the Version 1 models in 5 exercise books before Lesson 2. Students who have not correctly rearranged to standard form need a brief individual correction at the start of the next lesson. (5) PACING NOTE — If Phase 4 (DQB) ran short due to time, students' NOTICE/WONDER notes can be completed as a homework task and posted at the start of Lesson 2 — do not skip the DQB, as it anchors the entire unit storyline.</w:t>
+              <w:t xml:space="preserve">Which learners relied only on guess-and-check, and who tried to build an equation? Did learners confuse w + w + 2 = 120 or the perimeter with area, and how did I address it? Was the sign of c = -120 a common error? Did the wait time (10-15 seconds) give quieter learners a chance to speak, and did I cold-call a balanced mix? Which wonder cards (e.g. negative width, non-whole answers, two solutions) show readiness to be taken up in later lessons, and how will I highlight them on the DQB? What would I change in the time spent on the trial-and-error table versus the DQB creation?</w:t>
             </w:r>
           </w:p>
         </w:tc>
@@ -5609,7 +5268,7 @@
                 <w:sz w:val="18"/>
                 <w:szCs w:val="18"/>
               </w:rPr>
-              <w:t xml:space="preserve">Students observed a hand-drawn sketch of the Githurai Harambee hall — a rectangle with width w, length (w + 2), and Area = 120 m² — and attempted to find w using trial-and-error arithmetic, generating a whole-class table of (w, Area) pairs.</w:t>
+              <w:t xml:space="preserve">What did we observe about the Githurai hall problem? Record the trial-and-error table results (w = 8 to 12 and areas 80, 99, 120, 143, 168 m^2), the finding that w = 10 gives exactly 120 m^2, that the area grows by different amounts, and that the perimeter 4w + 4 is linear.</w:t>
             </w:r>
           </w:p>
         </w:tc>
@@ -5675,7 +5334,7 @@
                 <w:sz w:val="18"/>
                 <w:szCs w:val="18"/>
               </w:rPr>
-              <w:t xml:space="preserve">Students learned that multiplying two expressions each containing w produces a w² term, making the equation w² + 2w − 120 = 0 structurally different from linear equations; they identified this as a quadratic equation in the general form ax² + bx + c = 0 with a = 1, b = 2, c = −120.</w:t>
+              <w:t xml:space="preserve">What did we learn? Record that when an unknown is multiplied by itself we get a w^2 term and a quadratic equation; the general form ax^2 + bx + c = 0 with a not equal to 0; and that for the hall w^2 + 2w - 120 = 0, a = 1, b = 2, c = -120.</w:t>
             </w:r>
           </w:p>
         </w:tc>
@@ -5741,7 +5400,7 @@
                 <w:sz w:val="18"/>
                 <w:szCs w:val="18"/>
               </w:rPr>
-              <w:t xml:space="preserve">Students explained that linear methods fail for the hall problem because the area relationship forces w to be multiplied by itself, creating a squared term that cannot be isolated by simple arithmetic or one-step inverse operations — and that a new class of mathematical tools (quadratic equation methods) is needed to find the exact dimensions for the community's hall.</w:t>
+              <w:t xml:space="preserve">How can we explain why the committee got stuck? Write 2-3 sentences using the evidence: area = w(w + 2) has w x w, so it is not linear; the perimeter 4w + 4 is linear but does not give area; guessing works only if we are lucky, so we need new methods for quadratic equations.</w:t>
             </w:r>
           </w:p>
         </w:tc>
@@ -5763,7 +5422,7 @@
         </w:rPr>
         <w:t xml:space="preserve">© 2026 SeaVuria and ARES. Aligned with KICD objectives. Developed by SeaVuria; technical implementation by ARES (with AI assistance from Claude). Licensed under </w:t>
       </w:r>
-      <w:hyperlink w:history="1" r:id="rId3onsgtbozte3upb3y1z14">
+      <w:hyperlink w:history="1" r:id="rId6xwvxtyjlbrxcddfqbcem">
         <w:r>
           <w:rPr>
             <w:rFonts w:ascii="Arial" w:cs="Arial" w:eastAsia="Arial" w:hAnsi="Arial"/>
@@ -5784,7 +5443,7 @@
         </w:rPr>
         <w:t xml:space="preserve"> (</w:t>
       </w:r>
-      <w:hyperlink w:history="1" r:id="rIdpqmyvwlewaojmj-bhzqkh">
+      <w:hyperlink w:history="1" r:id="rIdkzwlwvobw-jiz5wgsp2my">
         <w:r>
           <w:rPr>
             <w:rFonts w:ascii="Arial" w:cs="Arial" w:eastAsia="Arial" w:hAnsi="Arial"/>
@@ -5858,7 +5517,7 @@
                 <w:sz w:val="22"/>
                 <w:szCs w:val="22"/>
               </w:rPr>
-              <w:t xml:space="preserve">LESSON 2 (40 minutes): Expanding and Simplifying Quadratic Expressions</w:t>
+              <w:t xml:space="preserve">LESSON 2 (40 minutes (one lesson; extend to a double lesson if learners need more practice time)): Expanding and Simplifying Quadratic Expressions: From the Githurai Hall to the Kericho Tea Farm</w:t>
             </w:r>
           </w:p>
         </w:tc>
@@ -6025,7 +5684,7 @@
                 <w:sz w:val="18"/>
                 <w:szCs w:val="18"/>
               </w:rPr>
-              <w:t xml:space="preserve">Students will expand and simplify products of two linear expressions to show how quadratic expressions of the form ax² + bx + c are formed, connecting this skill directly to the Githurai Harambee hall planning problem.</w:t>
+              <w:t xml:space="preserve">Learners expand a product of two binomials using the distributive law and FOIL, collect like terms to write the result in the form ax^2 + bx + c, and explain why an area gives a quadratic expression while a perimeter gives a linear one.</w:t>
             </w:r>
           </w:p>
         </w:tc>
@@ -6091,7 +5750,7 @@
                 <w:sz w:val="18"/>
                 <w:szCs w:val="18"/>
               </w:rPr>
-              <w:t xml:space="preserve">Students will know that multiplying two linear expressions using the distributive law or FOIL method always produces a quadratic expression of the form ax² + bx + c; they will identify the values of a, b, and c from the expanded form.</w:t>
+              <w:t xml:space="preserve">Learners know that (w + 2)(w + 3) = w^2 + 5w + 6 and (2x - 1)(3x + 4) = 6x^2 + 5x - 4. They know that the area of the Kericho tea-farm plot (x + 5)(x + 3) = x^2 + 8x + 15 m^2 is quadratic, while its fencing perimeter 4x + 16 m is linear. They know that expanding always produces the structure ax^2 + bx + c, with a, b and c identified.</w:t>
             </w:r>
           </w:p>
         </w:tc>
@@ -6157,7 +5816,7 @@
                 <w:sz w:val="18"/>
                 <w:szCs w:val="18"/>
               </w:rPr>
-              <w:t xml:space="preserve">Students will be able to expand products such as (w + 2)(w + 3) and (2x − 1)(3x + 4) correctly, collect and simplify like terms, and represent real-world area problems as quadratic expressions.</w:t>
+              <w:t xml:space="preserve">Expanding using the distributive law and FOIL; collecting like terms; checking an expansion by substituting a value (x = 5 gives 80 m^2); drawing and reading an area model; identifying a, b and c; constructing and explaining a mathematical argument (NGSS-aligned practices: using mathematics, constructing explanations, analysing patterns).</w:t>
             </w:r>
           </w:p>
         </w:tc>
@@ -6223,7 +5882,7 @@
                 <w:sz w:val="18"/>
                 <w:szCs w:val="18"/>
               </w:rPr>
-              <w:t xml:space="preserve">Students will appreciate that algebraic expansion is a precise tool — not guesswork — that allows the community committee in Githurai to describe their hall problem mathematically and prepare to solve it in later lessons.</w:t>
+              <w:t xml:space="preserve">Learners show precision with signs, persevere when a negative term causes an error, respect peers' reasoning in pair work, and appreciate that algebra helps farmers and committees plan.</w:t>
             </w:r>
           </w:p>
         </w:tc>
@@ -6289,7 +5948,7 @@
                 <w:sz w:val="18"/>
                 <w:szCs w:val="18"/>
               </w:rPr>
-              <w:t xml:space="preserve">How do quadratic expressions and equations differ from linear ones, and why are they necessary?</w:t>
+              <w:t xml:space="preserve">How do quadratic expressions and equations differ from linear ones, and why are they necessary? (KICD Key Inquiry 1) Supporting question: Where do quadratic expressions come from in real planning problems, such as the Githurai Harambee hall and a Kericho tea-farm plot?</w:t>
             </w:r>
           </w:p>
         </w:tc>
@@ -6355,7 +6014,7 @@
                 <w:sz w:val="18"/>
                 <w:szCs w:val="18"/>
               </w:rPr>
-              <w:t xml:space="preserve">Lesson 1 revealed the structure of the Harambee hall equation w(w + 2) = 120 but students could not yet work fluently with the left-hand side. This lesson equips them to expand and simplify any product of two linear expressions so they can rewrite the hall equation as w² + 2w − 120 = 0 with confidence — a prerequisite for factorisation in Lesson 3.</w:t>
+              <w:t xml:space="preserve">In Lesson 1 learners met the Githurai hall expression w(w + 2) and the general form ax^2 + bx + c, and saw that the unknown multiplied by itself makes a quadratic. This lesson teaches how a product of two binomials is expanded and simplified into that general form, so that learners see ax^2 + bx + c emerging every time. This prepares for Lesson 3, where they reverse the process by factorising. The DQB is updated with: 'We now know how quadratic expressions are formed.'</w:t>
             </w:r>
           </w:p>
         </w:tc>
@@ -6421,7 +6080,7 @@
                 <w:sz w:val="18"/>
                 <w:szCs w:val="18"/>
               </w:rPr>
-              <w:t xml:space="preserve">No physical safety hazards. Ensure pair-work discussions are respectful; remind students that algebraic errors are a normal part of learning and should be shared openly so the class can learn from them together.</w:t>
+              <w:t xml:space="preserve">No hazardous materials. Use blunt scissors and paper only when cutting area-model rectangles. Keep walkways clear when learners move to gallery-walk stations. Ensure group work is inclusive so every learner can see the manila paper and area models.</w:t>
             </w:r>
           </w:p>
         </w:tc>
@@ -6514,7 +6173,7 @@
                 <w:sz w:val="18"/>
                 <w:szCs w:val="18"/>
               </w:rPr>
-              <w:t xml:space="preserve">The lesson opens by returning to the Githurai Harambee hall sketch and asking students why the committee cannot simply expand w(w + 2) by inspection without a systematic method. A supporting phenomenon — a farmer in Kericho fencing a rectangular tea-plot — is introduced to generate a second expansion problem in a fresh context. Through guided demonstration, pair practice, and a class gallery of expansions, students master the distributive law and FOIL method. By the end, every student has produced at least three correctly expanded and simplified quadratic expressions and can articulate how the ax² + bx + c structure emerges. The DQB is updated to record the new evidence.</w:t>
+              <w:t xml:space="preserve">Learners begin by recalling the Githurai committee's manila-paper sketch with w(w + 2) = 120 and predict what happens when a similar rectangle has both sides written as brackets: a Kericho tea farmer fences a plot of length (x + 5) m and width (x + 3) m. In the Observe Phase, learners build area models with paper rectangles, then expand (w + 2)(w + 3) with the distributive law and FOIL, and compare area (quadratic) with perimeter (linear). In the Explain Phase they expand (2x - 1)(3x + 4), check results by substitution at x = 5 (80 m^2), and explain how the signs and coefficients behave. They update the DQB with 'What we notice / What we wonder' cards and add a first layer to the cumulative model poster: area of a rectangle with unknown sides leads to ax^2 + bx + c.</w:t>
             </w:r>
           </w:p>
         </w:tc>
@@ -6797,7 +6456,313 @@
             <w:pPr>
               <w:spacing w:after="20" w:before="0"/>
             </w:pPr>
-            <w:hyperlink w:history="1" r:id="rId-zljq4nihe-wwzlx53oqs">
+            <w:hyperlink w:history="1" r:id="rIdfkcjwtnidmsns90bpvloc">
+              <w:r>
+                <w:rPr>
+                  <w:rFonts w:ascii="Arial" w:cs="Arial" w:eastAsia="Arial" w:hAnsi="Arial"/>
+                  <w:color w:val="2E75B6"/>
+                  <w:sz w:val="16"/>
+                  <w:szCs w:val="16"/>
+                  <w:u w:val="single" w:color="2E75B6"/>
+                </w:rPr>
+                <w:t xml:space="preserve">Combining like terms with distribution</w:t>
+              </w:r>
+            </w:hyperlink>
+          </w:p>
+          <w:p>
+            <w:pPr>
+              <w:spacing w:after="10" w:before="0"/>
+              <w:ind w:left="120"/>
+            </w:pPr>
+            <w:r>
+              <w:rPr>
+                <w:rFonts w:ascii="Arial" w:cs="Arial" w:eastAsia="Arial" w:hAnsi="Arial"/>
+                <w:color w:val="595959"/>
+                <w:sz w:val="14"/>
+                <w:szCs w:val="14"/>
+              </w:rPr>
+              <w:t xml:space="preserve">Source: Khan Academy (English - US curriculum)</w:t>
+            </w:r>
+          </w:p>
+          <w:p>
+            <w:pPr>
+              <w:spacing w:after="10" w:before="0"/>
+              <w:ind w:left="120"/>
+            </w:pPr>
+            <w:hyperlink w:history="1" r:id="rIdsbufxkldrdgt_myprvldo">
+              <w:r>
+                <w:rPr>
+                  <w:rFonts w:ascii="Arial" w:cs="Arial" w:eastAsia="Arial" w:hAnsi="Arial"/>
+                  <w:color w:val="595959"/>
+                  <w:sz w:val="14"/>
+                  <w:szCs w:val="14"/>
+                  <w:u w:val="single" w:color="595959"/>
+                </w:rPr>
+                <w:t xml:space="preserve">🔍 Search ARES for similar videos</w:t>
+              </w:r>
+            </w:hyperlink>
+          </w:p>
+          <w:p>
+            <w:pPr>
+              <w:spacing w:after="40" w:before="0"/>
+            </w:pPr>
+            <w:r>
+              <w:rPr>
+                <w:sz w:val="14"/>
+                <w:szCs w:val="14"/>
+              </w:rPr>
+              <w:t xml:space="preserve"/>
+            </w:r>
+          </w:p>
+          <w:p>
+            <w:pPr>
+              <w:spacing w:after="20" w:before="0"/>
+            </w:pPr>
+            <w:r>
+              <w:rPr>
+                <w:rFonts w:ascii="Arial" w:cs="Arial" w:eastAsia="Arial" w:hAnsi="Arial"/>
+                <w:b/>
+                <w:bCs/>
+                <w:color w:val="1F3864"/>
+                <w:sz w:val="16"/>
+                <w:szCs w:val="16"/>
+              </w:rPr>
+              <w:t xml:space="preserve">📖 EXERCISE:</w:t>
+            </w:r>
+          </w:p>
+          <w:p>
+            <w:pPr>
+              <w:spacing w:after="20" w:before="0"/>
+            </w:pPr>
+            <w:hyperlink w:history="1" r:id="rId-a9ns7bkulclktqur8htw">
+              <w:r>
+                <w:rPr>
+                  <w:rFonts w:ascii="Arial" w:cs="Arial" w:eastAsia="Arial" w:hAnsi="Arial"/>
+                  <w:color w:val="2E75B6"/>
+                  <w:sz w:val="16"/>
+                  <w:szCs w:val="16"/>
+                  <w:u w:val="single" w:color="2E75B6"/>
+                </w:rPr>
+                <w:t xml:space="preserve">Combining like terms with distribution</w:t>
+              </w:r>
+            </w:hyperlink>
+          </w:p>
+          <w:p>
+            <w:pPr>
+              <w:spacing w:after="10" w:before="0"/>
+              <w:ind w:left="120"/>
+            </w:pPr>
+            <w:r>
+              <w:rPr>
+                <w:rFonts w:ascii="Arial" w:cs="Arial" w:eastAsia="Arial" w:hAnsi="Arial"/>
+                <w:color w:val="595959"/>
+                <w:sz w:val="14"/>
+                <w:szCs w:val="14"/>
+              </w:rPr>
+              <w:t xml:space="preserve">Source: Khan Academy (English - US curriculum)</w:t>
+            </w:r>
+          </w:p>
+          <w:p>
+            <w:pPr>
+              <w:spacing w:after="10" w:before="0"/>
+              <w:ind w:left="120"/>
+            </w:pPr>
+            <w:hyperlink w:history="1" r:id="rId4sc8uct2a7pdtldf5yl_g">
+              <w:r>
+                <w:rPr>
+                  <w:rFonts w:ascii="Arial" w:cs="Arial" w:eastAsia="Arial" w:hAnsi="Arial"/>
+                  <w:color w:val="595959"/>
+                  <w:sz w:val="14"/>
+                  <w:szCs w:val="14"/>
+                  <w:u w:val="single" w:color="595959"/>
+                </w:rPr>
+                <w:t xml:space="preserve">🔍 Search ARES for similar readings</w:t>
+              </w:r>
+            </w:hyperlink>
+          </w:p>
+        </w:tc>
+        <w:tc>
+          <w:tcPr>
+            <w:tcW w:type="dxa" w:w="3040"/>
+            <w:shd w:fill="FFFFFF" w:color="auto" w:val="clear"/>
+            <w:tcMar>
+              <w:top w:type="dxa" w:w="60"/>
+              <w:left w:type="dxa" w:w="120"/>
+              <w:bottom w:type="dxa" w:w="60"/>
+              <w:right w:type="dxa" w:w="120"/>
+            </w:tcMar>
+            <w:vAlign w:val="top"/>
+          </w:tcPr>
+          <w:p>
+            <w:pPr>
+              <w:spacing w:after="40" w:before="0"/>
+              <w:jc w:val="left"/>
+            </w:pPr>
+            <w:r>
+              <w:rPr>
+                <w:rFonts w:ascii="Arial" w:cs="Arial" w:eastAsia="Arial" w:hAnsi="Arial"/>
+                <w:b w:val="false"/>
+                <w:bCs w:val="false"/>
+                <w:i w:val="false"/>
+                <w:iCs w:val="false"/>
+                <w:color w:val="000000"/>
+                <w:sz w:val="18"/>
+                <w:szCs w:val="18"/>
+              </w:rPr>
+              <w:t xml:space="preserve">Learners look at the committee's manila-paper sketch from Lesson 1 (width = w, length = w + 2, Area = 120 m^2) and then see a new sketch from a Kericho tea farmer: a rectangular plot with length (x + 5) m and width (x + 3) m. Individually, for 2 minutes, they write on a mini-whiteboard or in their exercise book: (a) 'What will the area expression look like when I multiply (x + 5)(x + 3)? Will it have an x^2 term?' (b) 'What will the fencing perimeter look like? Will it have an x^2 term?' They also predict the area if x = 5. Then they share with a partner and record one prediction and one reason on a sticky note.</w:t>
+            </w:r>
+          </w:p>
+        </w:tc>
+        <w:tc>
+          <w:tcPr>
+            <w:tcW w:type="dxa" w:w="3040"/>
+            <w:shd w:fill="F2F2F2" w:color="auto" w:val="clear"/>
+            <w:tcMar>
+              <w:top w:type="dxa" w:w="60"/>
+              <w:left w:type="dxa" w:w="120"/>
+              <w:bottom w:type="dxa" w:w="60"/>
+              <w:right w:type="dxa" w:w="120"/>
+            </w:tcMar>
+            <w:vAlign w:val="top"/>
+          </w:tcPr>
+          <w:p>
+            <w:pPr>
+              <w:spacing w:after="40" w:before="0"/>
+              <w:jc w:val="left"/>
+            </w:pPr>
+            <w:r>
+              <w:rPr>
+                <w:rFonts w:ascii="Arial" w:cs="Arial" w:eastAsia="Arial" w:hAnsi="Arial"/>
+                <w:b w:val="false"/>
+                <w:bCs w:val="false"/>
+                <w:i w:val="false"/>
+                <w:iCs w:val="false"/>
+                <w:color w:val="000000"/>
+                <w:sz w:val="18"/>
+                <w:szCs w:val="18"/>
+              </w:rPr>
+              <w:t xml:space="preserve">Display both sketches. Say: 'In Lesson 1 we saw that w times (w + 2) gave us a w squared. Today a Kericho tea farmer wants to fence a plot, and both sides have brackets. Before I teach you anything, what do you think the area will look like?' Ask learners to write independently. WAIT TIME: 15 seconds of silence after posing the question before anyone speaks. Cold-call 3 learners (not volunteers) to share predictions, and ask each: 'What makes you think so?' Ask 2 learners to share their prediction for x = 5. Record all predictions on the board without judging them as right or wrong. Say: 'Keep your sticky note; we will come back to it at the end.'</w:t>
+            </w:r>
+          </w:p>
+        </w:tc>
+        <w:tc>
+          <w:tcPr>
+            <w:tcW w:type="dxa" w:w="3040"/>
+            <w:shd w:fill="FFFFFF" w:color="auto" w:val="clear"/>
+            <w:tcMar>
+              <w:top w:type="dxa" w:w="60"/>
+              <w:left w:type="dxa" w:w="120"/>
+              <w:bottom w:type="dxa" w:w="60"/>
+              <w:right w:type="dxa" w:w="120"/>
+            </w:tcMar>
+            <w:vAlign w:val="top"/>
+          </w:tcPr>
+          <w:p>
+            <w:pPr>
+              <w:spacing w:after="40" w:before="0"/>
+              <w:jc w:val="left"/>
+            </w:pPr>
+            <w:r>
+              <w:rPr>
+                <w:rFonts w:ascii="Arial" w:cs="Arial" w:eastAsia="Arial" w:hAnsi="Arial"/>
+                <w:b w:val="false"/>
+                <w:bCs w:val="false"/>
+                <w:i w:val="false"/>
+                <w:iCs w:val="false"/>
+                <w:color w:val="000000"/>
+                <w:sz w:val="18"/>
+                <w:szCs w:val="18"/>
+              </w:rPr>
+              <w:t xml:space="preserve">Predict-Observe-Explain with a Think-Pair-Share: committing to a prediction first makes learners' current thinking visible (for example, 'just add the brackets') and creates a need for a method. Linking to the Githurai hall keeps the new idea tied to the anchoring phenomenon.</w:t>
+            </w:r>
+          </w:p>
+        </w:tc>
+        <w:tc>
+          <w:tcPr>
+            <w:tcW w:type="dxa" w:w="3040"/>
+            <w:shd w:fill="F2F2F2" w:color="auto" w:val="clear"/>
+            <w:tcMar>
+              <w:top w:type="dxa" w:w="60"/>
+              <w:left w:type="dxa" w:w="120"/>
+              <w:bottom w:type="dxa" w:w="60"/>
+              <w:right w:type="dxa" w:w="120"/>
+            </w:tcMar>
+            <w:vAlign w:val="top"/>
+          </w:tcPr>
+          <w:p>
+            <w:pPr>
+              <w:spacing w:after="40" w:before="0"/>
+              <w:jc w:val="left"/>
+            </w:pPr>
+            <w:r>
+              <w:rPr>
+                <w:rFonts w:ascii="Arial" w:cs="Arial" w:eastAsia="Arial" w:hAnsi="Arial"/>
+                <w:b w:val="false"/>
+                <w:bCs w:val="false"/>
+                <w:i w:val="false"/>
+                <w:iCs w:val="false"/>
+                <w:color w:val="000000"/>
+                <w:sz w:val="18"/>
+                <w:szCs w:val="18"/>
+              </w:rPr>
+              <w:t xml:space="preserve">Observe whether learners mention an x^2 term for area and not for perimeter. Look for these indicators: (1) at least 3 of 5 observed pairs write a prediction with a reason; (2) note the number of learners who predict x^2 + 15 or 2x + 8 (a common misconception: multiplying only the first and last terms); (3) tally the predicted values for x = 5 on the board. Use the tally to plan which misconceptions to address in the Observe Phase.</w:t>
+            </w:r>
+          </w:p>
+        </w:tc>
+      </w:tr>
+      <w:tr>
+        <w:tc>
+          <w:tcPr>
+            <w:tcW w:type="dxa" w:w="1520"/>
+            <w:shd w:fill="D9EEF1" w:color="auto" w:val="clear"/>
+            <w:tcMar>
+              <w:top w:type="dxa" w:w="60"/>
+              <w:left w:type="dxa" w:w="120"/>
+              <w:bottom w:type="dxa" w:w="60"/>
+              <w:right w:type="dxa" w:w="120"/>
+            </w:tcMar>
+            <w:vAlign w:val="top"/>
+          </w:tcPr>
+          <w:p>
+            <w:pPr>
+              <w:spacing w:after="40" w:before="0"/>
+              <w:jc w:val="left"/>
+            </w:pPr>
+            <w:r>
+              <w:rPr>
+                <w:rFonts w:ascii="Arial" w:cs="Arial" w:eastAsia="Arial" w:hAnsi="Arial"/>
+                <w:b/>
+                <w:bCs/>
+                <w:i w:val="false"/>
+                <w:iCs w:val="false"/>
+                <w:color w:val="000000"/>
+                <w:sz w:val="18"/>
+                <w:szCs w:val="18"/>
+              </w:rPr>
+              <w:t xml:space="preserve">Observe Phase</w:t>
+            </w:r>
+          </w:p>
+          <w:p>
+            <w:pPr>
+              <w:spacing w:after="20" w:before="0"/>
+            </w:pPr>
+            <w:r>
+              <w:rPr>
+                <w:rFonts w:ascii="Arial" w:cs="Arial" w:eastAsia="Arial" w:hAnsi="Arial"/>
+                <w:b/>
+                <w:bCs/>
+                <w:color w:val="1F3864"/>
+                <w:sz w:val="16"/>
+                <w:szCs w:val="16"/>
+              </w:rPr>
+              <w:t xml:space="preserve">📹 VIDEO:</w:t>
+            </w:r>
+          </w:p>
+          <w:p>
+            <w:pPr>
+              <w:spacing w:after="20" w:before="0"/>
+            </w:pPr>
+            <w:hyperlink w:history="1" r:id="rId-esuli0t9ukdfapu3zgu7">
               <w:r>
                 <w:rPr>
                   <w:rFonts w:ascii="Arial" w:cs="Arial" w:eastAsia="Arial" w:hAnsi="Arial"/>
@@ -6830,7 +6795,7 @@
               <w:spacing w:after="10" w:before="0"/>
               <w:ind w:left="120"/>
             </w:pPr>
-            <w:hyperlink w:history="1" r:id="rIdwfqapfuh1b_nhezterqym">
+            <w:hyperlink w:history="1" r:id="rIdu49dnc02u5wkov2s2d35b">
               <w:r>
                 <w:rPr>
                   <w:rFonts w:ascii="Arial" w:cs="Arial" w:eastAsia="Arial" w:hAnsi="Arial"/>
@@ -6875,7 +6840,313 @@
             <w:pPr>
               <w:spacing w:after="20" w:before="0"/>
             </w:pPr>
-            <w:hyperlink w:history="1" r:id="rIdvhzgg1dz2tekvgixeprvk">
+            <w:hyperlink w:history="1" r:id="rIdwgrdcluyim39tf3rbtpa0">
+              <w:r>
+                <w:rPr>
+                  <w:rFonts w:ascii="Arial" w:cs="Arial" w:eastAsia="Arial" w:hAnsi="Arial"/>
+                  <w:color w:val="2E75B6"/>
+                  <w:sz w:val="16"/>
+                  <w:szCs w:val="16"/>
+                  <w:u w:val="single" w:color="2E75B6"/>
+                </w:rPr>
+                <w:t xml:space="preserve">Multiply binomials by polynomials</w:t>
+              </w:r>
+            </w:hyperlink>
+          </w:p>
+          <w:p>
+            <w:pPr>
+              <w:spacing w:after="10" w:before="0"/>
+              <w:ind w:left="120"/>
+            </w:pPr>
+            <w:r>
+              <w:rPr>
+                <w:rFonts w:ascii="Arial" w:cs="Arial" w:eastAsia="Arial" w:hAnsi="Arial"/>
+                <w:color w:val="595959"/>
+                <w:sz w:val="14"/>
+                <w:szCs w:val="14"/>
+              </w:rPr>
+              <w:t xml:space="preserve">Source: Khan Academy (English - US curriculum)</w:t>
+            </w:r>
+          </w:p>
+          <w:p>
+            <w:pPr>
+              <w:spacing w:after="10" w:before="0"/>
+              <w:ind w:left="120"/>
+            </w:pPr>
+            <w:hyperlink w:history="1" r:id="rIdvkxj29q0k0g1ifkghkshq">
+              <w:r>
+                <w:rPr>
+                  <w:rFonts w:ascii="Arial" w:cs="Arial" w:eastAsia="Arial" w:hAnsi="Arial"/>
+                  <w:color w:val="595959"/>
+                  <w:sz w:val="14"/>
+                  <w:szCs w:val="14"/>
+                  <w:u w:val="single" w:color="595959"/>
+                </w:rPr>
+                <w:t xml:space="preserve">🔍 Search ARES for similar readings</w:t>
+              </w:r>
+            </w:hyperlink>
+          </w:p>
+        </w:tc>
+        <w:tc>
+          <w:tcPr>
+            <w:tcW w:type="dxa" w:w="3040"/>
+            <w:shd w:fill="FFFFFF" w:color="auto" w:val="clear"/>
+            <w:tcMar>
+              <w:top w:type="dxa" w:w="60"/>
+              <w:left w:type="dxa" w:w="120"/>
+              <w:bottom w:type="dxa" w:w="60"/>
+              <w:right w:type="dxa" w:w="120"/>
+            </w:tcMar>
+            <w:vAlign w:val="top"/>
+          </w:tcPr>
+          <w:p>
+            <w:pPr>
+              <w:spacing w:after="40" w:before="0"/>
+              <w:jc w:val="left"/>
+            </w:pPr>
+            <w:r>
+              <w:rPr>
+                <w:rFonts w:ascii="Arial" w:cs="Arial" w:eastAsia="Arial" w:hAnsi="Arial"/>
+                <w:b w:val="false"/>
+                <w:bCs w:val="false"/>
+                <w:i w:val="false"/>
+                <w:iCs w:val="false"/>
+                <w:color w:val="000000"/>
+                <w:sz w:val="18"/>
+                <w:szCs w:val="18"/>
+              </w:rPr>
+              <w:t xml:space="preserve">Part A (area model, about 8 minutes): In pairs, learners use a pre-drawn grid or cut paper pieces to build the rectangle (w + 2) by (w + 3): one big w by w square, 3 strips of w by 1, 2 strips of 1 by w, and 6 unit squares (2 by 3). They count the pieces and write the total area as w^2 + 3w + 2w + 6. Part B (about 7 minutes): Using the same pieces, they link each piece to FOIL: First w x w = w^2, Outer w x 3 = 3w, Inner 2 x w = 2w, Last 2 x 3 = 6. They collect like terms to get w^2 + 5w + 6. Part C (about 5 minutes): For the Kericho plot (x + 5)(x + 3), they expand with the distributive law, getting x^2 + 3x + 5x + 15 = x^2 + 8x + 15 m^2. They then compute the fencing perimeter 2[(x + 5) + (x + 3)] = 4x + 16 m and record in a table which has an x^2 term and which does not. They test x = 5: plot is 10 m by 8 m, area 80 m^2, and 25 + 40 + 15 = 80; perimeter 4(5) + 16 = 36 m.</w:t>
+            </w:r>
+          </w:p>
+        </w:tc>
+        <w:tc>
+          <w:tcPr>
+            <w:tcW w:type="dxa" w:w="3040"/>
+            <w:shd w:fill="F2F2F2" w:color="auto" w:val="clear"/>
+            <w:tcMar>
+              <w:top w:type="dxa" w:w="60"/>
+              <w:left w:type="dxa" w:w="120"/>
+              <w:bottom w:type="dxa" w:w="60"/>
+              <w:right w:type="dxa" w:w="120"/>
+            </w:tcMar>
+            <w:vAlign w:val="top"/>
+          </w:tcPr>
+          <w:p>
+            <w:pPr>
+              <w:spacing w:after="40" w:before="0"/>
+              <w:jc w:val="left"/>
+            </w:pPr>
+            <w:r>
+              <w:rPr>
+                <w:rFonts w:ascii="Arial" w:cs="Arial" w:eastAsia="Arial" w:hAnsi="Arial"/>
+                <w:b w:val="false"/>
+                <w:bCs w:val="false"/>
+                <w:i w:val="false"/>
+                <w:iCs w:val="false"/>
+                <w:color w:val="000000"/>
+                <w:sz w:val="18"/>
+                <w:szCs w:val="18"/>
+              </w:rPr>
+              <w:t xml:space="preserve">Circulate and ask: 'Which piece of your rectangle is the w squared? Show me with your finger.' Say: 'Distributive law means every term in the first bracket multiplies every term in the second bracket. How many multiplications will there be?' (4). Hold up the FOIL card (First, Outer, Inner, Last) and say: 'FOIL is a memory aid for the same four multiplications.' After Part B, pose: 'Why are 3w and 2w both in the answer, and why can we add them?' WAIT TIME: 10 seconds, then cold-call 3 pairs. After Part C ask: 'The farmer buys wire for the fence. Which expression does she use, area or perimeter? Why is the perimeter linear while the area is quadratic?' WAIT TIME: 10 seconds, cold-call 2 learners. Redirect a pair that wrote x^2 + 15: 'Point to the 3x and 5x pieces in your model. Where did they go in your answer?'</w:t>
+            </w:r>
+          </w:p>
+        </w:tc>
+        <w:tc>
+          <w:tcPr>
+            <w:tcW w:type="dxa" w:w="3040"/>
+            <w:shd w:fill="FFFFFF" w:color="auto" w:val="clear"/>
+            <w:tcMar>
+              <w:top w:type="dxa" w:w="60"/>
+              <w:left w:type="dxa" w:w="120"/>
+              <w:bottom w:type="dxa" w:w="60"/>
+              <w:right w:type="dxa" w:w="120"/>
+            </w:tcMar>
+            <w:vAlign w:val="top"/>
+          </w:tcPr>
+          <w:p>
+            <w:pPr>
+              <w:spacing w:after="40" w:before="0"/>
+              <w:jc w:val="left"/>
+            </w:pPr>
+            <w:r>
+              <w:rPr>
+                <w:rFonts w:ascii="Arial" w:cs="Arial" w:eastAsia="Arial" w:hAnsi="Arial"/>
+                <w:b w:val="false"/>
+                <w:bCs w:val="false"/>
+                <w:i w:val="false"/>
+                <w:iCs w:val="false"/>
+                <w:color w:val="000000"/>
+                <w:sz w:val="18"/>
+                <w:szCs w:val="18"/>
+              </w:rPr>
+              <w:t xml:space="preserve">Concrete-Representational-Abstract progression using an area model: the physical rectangle pieces show why four products appear and why like terms combine. Comparing area and perimeter side by side (Contrasting Cases) builds understanding of why quadratic expressions differ from linear ones.</w:t>
+            </w:r>
+          </w:p>
+        </w:tc>
+        <w:tc>
+          <w:tcPr>
+            <w:tcW w:type="dxa" w:w="3040"/>
+            <w:shd w:fill="F2F2F2" w:color="auto" w:val="clear"/>
+            <w:tcMar>
+              <w:top w:type="dxa" w:w="60"/>
+              <w:left w:type="dxa" w:w="120"/>
+              <w:bottom w:type="dxa" w:w="60"/>
+              <w:right w:type="dxa" w:w="120"/>
+            </w:tcMar>
+            <w:vAlign w:val="top"/>
+          </w:tcPr>
+          <w:p>
+            <w:pPr>
+              <w:spacing w:after="40" w:before="0"/>
+              <w:jc w:val="left"/>
+            </w:pPr>
+            <w:r>
+              <w:rPr>
+                <w:rFonts w:ascii="Arial" w:cs="Arial" w:eastAsia="Arial" w:hAnsi="Arial"/>
+                <w:b w:val="false"/>
+                <w:bCs w:val="false"/>
+                <w:i w:val="false"/>
+                <w:iCs w:val="false"/>
+                <w:color w:val="000000"/>
+                <w:sz w:val="18"/>
+                <w:szCs w:val="18"/>
+              </w:rPr>
+              <w:t xml:space="preserve">Check each pair's recorded steps. Indicators of understanding: (1) the pair identifies all four products in (w + 2)(w + 3) and writes w^2 + 3w + 2w + 6 before simplifying; (2) correctly combines 3w + 2w = 5w; (3) writes perimeter as 4x + 16 with no x^2 term; (4) verifies the Kericho area at x = 5 as 80 m^2. Use a quick thumbs-up/sideways/down check: 'Can you explain why 3w and 2w are like terms?' Note pairs for follow-up if fewer than 4 of 6 pairs show all four indicators.</w:t>
+            </w:r>
+          </w:p>
+        </w:tc>
+      </w:tr>
+      <w:tr>
+        <w:tc>
+          <w:tcPr>
+            <w:tcW w:type="dxa" w:w="1520"/>
+            <w:shd w:fill="E2EFDA" w:color="auto" w:val="clear"/>
+            <w:tcMar>
+              <w:top w:type="dxa" w:w="60"/>
+              <w:left w:type="dxa" w:w="120"/>
+              <w:bottom w:type="dxa" w:w="60"/>
+              <w:right w:type="dxa" w:w="120"/>
+            </w:tcMar>
+            <w:vAlign w:val="top"/>
+          </w:tcPr>
+          <w:p>
+            <w:pPr>
+              <w:spacing w:after="40" w:before="0"/>
+              <w:jc w:val="left"/>
+            </w:pPr>
+            <w:r>
+              <w:rPr>
+                <w:rFonts w:ascii="Arial" w:cs="Arial" w:eastAsia="Arial" w:hAnsi="Arial"/>
+                <w:b/>
+                <w:bCs/>
+                <w:i w:val="false"/>
+                <w:iCs w:val="false"/>
+                <w:color w:val="000000"/>
+                <w:sz w:val="18"/>
+                <w:szCs w:val="18"/>
+              </w:rPr>
+              <w:t xml:space="preserve">Explain Phase</w:t>
+            </w:r>
+          </w:p>
+          <w:p>
+            <w:pPr>
+              <w:spacing w:after="20" w:before="0"/>
+            </w:pPr>
+            <w:r>
+              <w:rPr>
+                <w:rFonts w:ascii="Arial" w:cs="Arial" w:eastAsia="Arial" w:hAnsi="Arial"/>
+                <w:b/>
+                <w:bCs/>
+                <w:color w:val="1F3864"/>
+                <w:sz w:val="16"/>
+                <w:szCs w:val="16"/>
+              </w:rPr>
+              <w:t xml:space="preserve">📹 VIDEO:</w:t>
+            </w:r>
+          </w:p>
+          <w:p>
+            <w:pPr>
+              <w:spacing w:after="20" w:before="0"/>
+            </w:pPr>
+            <w:hyperlink w:history="1" r:id="rId-oz001duxil5fz2406kru">
+              <w:r>
+                <w:rPr>
+                  <w:rFonts w:ascii="Arial" w:cs="Arial" w:eastAsia="Arial" w:hAnsi="Arial"/>
+                  <w:color w:val="2E75B6"/>
+                  <w:sz w:val="16"/>
+                  <w:szCs w:val="16"/>
+                  <w:u w:val="single" w:color="2E75B6"/>
+                </w:rPr>
+                <w:t xml:space="preserve">Simplifying polynomials -dubbed(KY)</w:t>
+              </w:r>
+            </w:hyperlink>
+          </w:p>
+          <w:p>
+            <w:pPr>
+              <w:spacing w:after="10" w:before="0"/>
+              <w:ind w:left="120"/>
+            </w:pPr>
+            <w:r>
+              <w:rPr>
+                <w:rFonts w:ascii="Arial" w:cs="Arial" w:eastAsia="Arial" w:hAnsi="Arial"/>
+                <w:color w:val="595959"/>
+                <w:sz w:val="14"/>
+                <w:szCs w:val="14"/>
+              </w:rPr>
+              <w:t xml:space="preserve">Source: Khan Academy (Kiswahili)</w:t>
+            </w:r>
+          </w:p>
+          <w:p>
+            <w:pPr>
+              <w:spacing w:after="10" w:before="0"/>
+              <w:ind w:left="120"/>
+            </w:pPr>
+            <w:hyperlink w:history="1" r:id="rId2_kygu0ih1h72emle8ywv">
+              <w:r>
+                <w:rPr>
+                  <w:rFonts w:ascii="Arial" w:cs="Arial" w:eastAsia="Arial" w:hAnsi="Arial"/>
+                  <w:color w:val="595959"/>
+                  <w:sz w:val="14"/>
+                  <w:szCs w:val="14"/>
+                  <w:u w:val="single" w:color="595959"/>
+                </w:rPr>
+                <w:t xml:space="preserve">🔍 Search ARES for similar videos</w:t>
+              </w:r>
+            </w:hyperlink>
+          </w:p>
+          <w:p>
+            <w:pPr>
+              <w:spacing w:after="40" w:before="0"/>
+            </w:pPr>
+            <w:r>
+              <w:rPr>
+                <w:sz w:val="14"/>
+                <w:szCs w:val="14"/>
+              </w:rPr>
+              <w:t xml:space="preserve"/>
+            </w:r>
+          </w:p>
+          <w:p>
+            <w:pPr>
+              <w:spacing w:after="20" w:before="0"/>
+            </w:pPr>
+            <w:r>
+              <w:rPr>
+                <w:rFonts w:ascii="Arial" w:cs="Arial" w:eastAsia="Arial" w:hAnsi="Arial"/>
+                <w:b/>
+                <w:bCs/>
+                <w:color w:val="1F3864"/>
+                <w:sz w:val="16"/>
+                <w:szCs w:val="16"/>
+              </w:rPr>
+              <w:t xml:space="preserve">📖 EXERCISE:</w:t>
+            </w:r>
+          </w:p>
+          <w:p>
+            <w:pPr>
+              <w:spacing w:after="20" w:before="0"/>
+            </w:pPr>
+            <w:hyperlink w:history="1" r:id="rIdvoins93qqds1xxljiwswr">
               <w:r>
                 <w:rPr>
                   <w:rFonts w:ascii="Arial" w:cs="Arial" w:eastAsia="Arial" w:hAnsi="Arial"/>
@@ -6908,7 +7179,7 @@
               <w:spacing w:after="10" w:before="0"/>
               <w:ind w:left="120"/>
             </w:pPr>
-            <w:hyperlink w:history="1" r:id="rIdcrkhmtkg7tepcctis_-qz">
+            <w:hyperlink w:history="1" r:id="rId0_4itrhqhhiwgk4e-rauo">
               <w:r>
                 <w:rPr>
                   <w:rFonts w:ascii="Arial" w:cs="Arial" w:eastAsia="Arial" w:hAnsi="Arial"/>
@@ -6950,7 +7221,7 @@
                 <w:sz w:val="18"/>
                 <w:szCs w:val="18"/>
               </w:rPr>
-              <w:t xml:space="preserve">Students are shown the Githurai Harambee hall sketch from Lesson 1 (rectangle, width = w, length = w + 2, Area = 120 m²). The teacher writes w(w + 2) on the board and asks: 'In your exercise book, write what you think w(w + 2) equals when you multiply it out — do not solve for w yet, just expand the brackets. Write your prediction in 60 seconds.' Students write individually, then share with a neighbour. Common predictions collected on the board include: w² + 2, w² + 2w, 2w², and w² + w². The teacher does NOT evaluate yet — all predictions remain visible throughout the phase.</w:t>
+              <w:t xml:space="preserve">Learners work in groups of 3-4 to expand (2x - 1)(3x + 4) without a physical model, using FOIL: First 2x x 3x = 6x^2, Outer 2x x 4 = 8x, Inner -1 x 3x = -3x, Last -1 x 4 = -4. They collect like terms to get 6x^2 + 5x - 4 and identify a = 6, b = 5, c = -4. Each group then writes a 'Why does it work?' explanation card comparing the signs in (2x - 1)(3x + 4) with those in (w + 2)(w + 3), checks the result by substituting x = 1 into both forms (1)(7) = 7 and 6 + 5 - 4 = 7, and finally works two more expansions of their own choice and swaps with another group to check. They also revisit the hall: expand w(w + 2) = w^2 + 2w, connecting to the Lesson 1 form where a = 1, b = 2 before subtracting 120, and note that the structure ax^2 + bx + c appears every time. Finally they return to the Predict sticky notes and revise their prediction with evidence.</w:t>
             </w:r>
           </w:p>
         </w:tc>
@@ -6982,7 +7253,7 @@
                 <w:sz w:val="18"/>
                 <w:szCs w:val="18"/>
               </w:rPr>
-              <w:t xml:space="preserve">Display the hall sketch prominently. Say exactly: 'The committee in Githurai wrote w times the quantity w plus 2. Before I show you anything, I want your best mathematical guess — what does that product equal? Write it now.' Allow 60 seconds of silent individual writing. Then say: 'Share with the person next to you. You have 30 seconds.' Cold-call four students to share predictions and write each on the board labelled with the student name. Say: 'All of these are on the board. By the end of today, you will know which is correct and why.' --- WAIT TIME: After writing each prediction, pause 5 seconds before moving on to allow students to compare mentally.</w:t>
+              <w:t xml:space="preserve">Say: 'You have used FOIL on positive numbers. What changes when a bracket has a minus sign?' WAIT TIME: 15 seconds, then cold-call 2 groups. Listen for 'the sign stays with the term'. Prompt: 'Inner is -1 times 3x. Is that +3x or -3x? How do you know?' Display a common error, 6x^2 + 11x - 4, and ask: 'Where might this have come from? Find the mistake.' (8x + 3x instead of 8x - 3x). WAIT TIME: 10 seconds, cold-call 3 learners. Then ask: 'In all of our examples, what shape does the answer have?' Guide to ax^2 + bx + c. Ask: 'How is the Kericho area x^2 + 8x + 15 like the hall expression we met in Lesson 1?' Use a gallery walk of the groups' explanation cards for 4 minutes and ask each learner to leave one 'I agree because...' note. Return to the predictions: 'Whose prediction was close? What did we learn that changes your prediction?'</w:t>
             </w:r>
           </w:p>
         </w:tc>
@@ -7014,7 +7285,7 @@
                 <w:sz w:val="18"/>
                 <w:szCs w:val="18"/>
               </w:rPr>
-              <w:t xml:space="preserve">Elicitation of prior knowledge through prediction; deliberate surfacing of misconceptions (especially conflating w² + 2 with w² + 2w) so they can be directly addressed during the Explain phase.</w:t>
+              <w:t xml:space="preserve">Error Analysis and Claim-Evidence-Reasoning: learners analyse a worked error, then write a claim (the expansion), evidence (substitution check), and reasoning (distributive law). Generalising across several examples helps them see the consistent structure ax^2 + bx + c, so expansion is understood and not just memorised.</w:t>
             </w:r>
           </w:p>
         </w:tc>
@@ -7046,7 +7317,7 @@
                 <w:sz w:val="18"/>
                 <w:szCs w:val="18"/>
               </w:rPr>
-              <w:t xml:space="preserve">Scan written predictions to identify the most common error. Note students who write w² + 2w correctly — use them as peer explainers later. Use a show-of-hands poll: 'How many wrote an answer that includes w²?' to gauge baseline understanding.</w:t>
+              <w:t xml:space="preserve">Collect each group's explanation card. Indicators: (1) correct expansion 6x^2 + 5x - 4; (2) correct identification of a = 6, b = 5, c = -4, with c negative; (3) a substitution check that gives equal values on both sides; (4) a written statement that the sign belongs to the term that follows it; (5) correct peer-checking of at least 1 of 2 self-chosen expansions. Use a 3-question exit ticket: expand (x + 4)(x + 1); expand (x - 2)(x + 5); state a, b, c for your answer to the second question. Success = 2 of 3 correct (expected answers x^2 + 5x + 4; x^2 + 3x - 10 with a = 1, b = 3, c = -10).</w:t>
             </w:r>
           </w:p>
         </w:tc>
@@ -7055,32 +7326,32 @@
         <w:tc>
           <w:tcPr>
             <w:tcW w:type="dxa" w:w="1520"/>
-            <w:shd w:fill="D9EEF1" w:color="auto" w:val="clear"/>
-            <w:tcMar>
-              <w:top w:type="dxa" w:w="60"/>
-              <w:left w:type="dxa" w:w="120"/>
-              <w:bottom w:type="dxa" w:w="60"/>
-              <w:right w:type="dxa" w:w="120"/>
-            </w:tcMar>
-            <w:vAlign w:val="top"/>
-          </w:tcPr>
-          <w:p>
-            <w:pPr>
-              <w:spacing w:after="40" w:before="0"/>
-              <w:jc w:val="left"/>
-            </w:pPr>
-            <w:r>
-              <w:rPr>
-                <w:rFonts w:ascii="Arial" w:cs="Arial" w:eastAsia="Arial" w:hAnsi="Arial"/>
-                <w:b/>
-                <w:bCs/>
-                <w:i w:val="false"/>
-                <w:iCs w:val="false"/>
-                <w:color w:val="000000"/>
-                <w:sz w:val="18"/>
-                <w:szCs w:val="18"/>
-              </w:rPr>
-              <w:t xml:space="preserve">Observe Phase</w:t>
+            <w:shd w:fill="FCE4D6" w:color="auto" w:val="clear"/>
+            <w:tcMar>
+              <w:top w:type="dxa" w:w="60"/>
+              <w:left w:type="dxa" w:w="120"/>
+              <w:bottom w:type="dxa" w:w="60"/>
+              <w:right w:type="dxa" w:w="120"/>
+            </w:tcMar>
+            <w:vAlign w:val="top"/>
+          </w:tcPr>
+          <w:p>
+            <w:pPr>
+              <w:spacing w:after="40" w:before="0"/>
+              <w:jc w:val="left"/>
+            </w:pPr>
+            <w:r>
+              <w:rPr>
+                <w:rFonts w:ascii="Arial" w:cs="Arial" w:eastAsia="Arial" w:hAnsi="Arial"/>
+                <w:b/>
+                <w:bCs/>
+                <w:i w:val="false"/>
+                <w:iCs w:val="false"/>
+                <w:color w:val="000000"/>
+                <w:sz w:val="18"/>
+                <w:szCs w:val="18"/>
+              </w:rPr>
+              <w:t xml:space="preserve">Driving Question Board (DQB) Creation</w:t>
             </w:r>
           </w:p>
           <w:p>
@@ -7103,7 +7374,7 @@
             <w:pPr>
               <w:spacing w:after="20" w:before="0"/>
             </w:pPr>
-            <w:hyperlink w:history="1" r:id="rIdhm6jkcrmmjqjrrr5uttly">
+            <w:hyperlink w:history="1" r:id="rIdn26pe1oh2gmhcjy_g2xsp">
               <w:r>
                 <w:rPr>
                   <w:rFonts w:ascii="Arial" w:cs="Arial" w:eastAsia="Arial" w:hAnsi="Arial"/>
@@ -7112,7 +7383,7 @@
                   <w:szCs w:val="16"/>
                   <w:u w:val="single" w:color="2E75B6"/>
                 </w:rPr>
-                <w:t xml:space="preserve">Simplifying polynomials -dubbed(KY)</w:t>
+                <w:t xml:space="preserve">Multiplying binomials by polynomials: area model</w:t>
               </w:r>
             </w:hyperlink>
           </w:p>
@@ -7128,7 +7399,7 @@
                 <w:sz w:val="14"/>
                 <w:szCs w:val="14"/>
               </w:rPr>
-              <w:t xml:space="preserve">Source: Khan Academy (Kiswahili)</w:t>
+              <w:t xml:space="preserve">Source: Khan Academy (English - US curriculum)</w:t>
             </w:r>
           </w:p>
           <w:p>
@@ -7136,7 +7407,7 @@
               <w:spacing w:after="10" w:before="0"/>
               <w:ind w:left="120"/>
             </w:pPr>
-            <w:hyperlink w:history="1" r:id="rId5_ub5-ppvfv0qb-xexs7x">
+            <w:hyperlink w:history="1" r:id="rIdcvqf0-ttqe99gyz6ezcif">
               <w:r>
                 <w:rPr>
                   <w:rFonts w:ascii="Arial" w:cs="Arial" w:eastAsia="Arial" w:hAnsi="Arial"/>
@@ -7181,7 +7452,7 @@
             <w:pPr>
               <w:spacing w:after="20" w:before="0"/>
             </w:pPr>
-            <w:hyperlink w:history="1" r:id="rIdr6luz-jtyd-uirgeguewn">
+            <w:hyperlink w:history="1" r:id="rIdhhbeujvymvp79kl292hkf">
               <w:r>
                 <w:rPr>
                   <w:rFonts w:ascii="Arial" w:cs="Arial" w:eastAsia="Arial" w:hAnsi="Arial"/>
@@ -7190,7 +7461,7 @@
                   <w:szCs w:val="16"/>
                   <w:u w:val="single" w:color="2E75B6"/>
                 </w:rPr>
-                <w:t xml:space="preserve">Combining like terms with negative coefficients &amp; distribution</w:t>
+                <w:t xml:space="preserve">Multiply binomials by polynomials</w:t>
               </w:r>
             </w:hyperlink>
           </w:p>
@@ -7214,7 +7485,7 @@
               <w:spacing w:after="10" w:before="0"/>
               <w:ind w:left="120"/>
             </w:pPr>
-            <w:hyperlink w:history="1" r:id="rIdajgyarkozgtccjgpsfzsm">
+            <w:hyperlink w:history="1" r:id="rId9rvipwt5yzdlthkkyhrus">
               <w:r>
                 <w:rPr>
                   <w:rFonts w:ascii="Arial" w:cs="Arial" w:eastAsia="Arial" w:hAnsi="Arial"/>
@@ -7256,7 +7527,7 @@
                 <w:sz w:val="18"/>
                 <w:szCs w:val="18"/>
               </w:rPr>
-              <w:t xml:space="preserve">The teacher introduces the Kericho tea-farm fencing problem on a hand-drawn manila card: 'Mwangi is fencing a rectangular tea-plot in Kericho. The length of the plot is (x + 5) metres and the width is (x + 3) metres. Write an expression for the area of the plot.' Students work in pairs for 3 minutes, attempting the multiplication using any method they know — some multiply term by term, others try repeated addition, others draw a box/grid. The teacher circulates and collects three distinct student approaches on the board (grid method, partial multiplying, FOIL attempt) without correction. Students observe: all approaches produce x², cross-terms, and a constant, but differ in organisation and completeness. The teacher highlights: 'Notice that whatever method you used, an x² term appeared. Why?'</w:t>
+              <w:t xml:space="preserve">Learners return to the class Driving Question Board: 'How can we use quadratic equations to find unknown dimensions and quantities that help our community solve real planning problems — like building the Harambee hall in Githurai?' In pairs, they write one 'What we notice' card (for example, 'Area gives an x^2 term, perimeter does not') and one 'What we wonder' card (for example, 'If we can expand to get x^2 + 2x - 120, can we go backwards to find w?'). They post cards under the headings. The class also adds the statement on the board: 'We now know how quadratic expressions are formed.' They then sort the cards to see which questions can be answered in the next lessons.</w:t>
             </w:r>
           </w:p>
         </w:tc>
@@ -7288,7 +7559,7 @@
                 <w:sz w:val="18"/>
                 <w:szCs w:val="18"/>
               </w:rPr>
-              <w:t xml:space="preserve">Distribute or display the Kericho manila card. Say: 'Work with your partner. You have 3 minutes. Use any strategy you know to find an expression for the area.' Circulate actively — look for a student using a grid/box, a student multiplying each term one by one, and a student attempting FOIL. Say to each: 'May I put your work on the board? I want the class to see different approaches.' After 3 minutes, present the three approaches side by side. Say: 'Look at all three methods. What do they have in common? What is different?' --- WAIT TIME: After posing the comparison question, wait 10 seconds in silence before taking responses. If no response, say: 'Whisper your observation to your partner first.'</w:t>
+              <w:t xml:space="preserve">Say: 'Our Githurai committee is still stuck. What have we learned today that helps them, and what do we still not know?' Give each pair 2 cards and 2 minutes to write. WAIT TIME: 10 seconds before collecting. Cold-call 4 pairs to read a card aloud and to say where to place it on the board. Point to a wonder card and say: 'If expanding turns (w + 2)(w + 3) into w^2 + 5w + 6, what would going backwards be called? We will explore that in the next lesson.' Do not answer wonder cards about solving the equation yet. Write on the board: 'We now know how quadratic expressions are formed.'</w:t>
             </w:r>
           </w:p>
         </w:tc>
@@ -7320,7 +7591,7 @@
                 <w:sz w:val="18"/>
                 <w:szCs w:val="18"/>
               </w:rPr>
-              <w:t xml:space="preserve">Multiple representation comparison: students see that different expansion methods all yield the same quadratic structure, building the concept that the ax² + bx + c form is an inevitable outcome of multiplying two linear expressions, not a coincidence.</w:t>
+              <w:t xml:space="preserve">Driving Question Board with 'What we notice / What we wonder' cards: visible tracking of growing understanding keeps the sequence coherent and lets learners' own questions (such as factorising and solving) motivate the next lessons.</w:t>
             </w:r>
           </w:p>
         </w:tc>
@@ -7352,7 +7623,7 @@
                 <w:sz w:val="18"/>
                 <w:szCs w:val="18"/>
               </w:rPr>
-              <w:t xml:space="preserve">Circulate and note which pairs expand both brackets correctly versus which expand only the first term against the whole second bracket. Use this to plan the targeted example in the Explain phase.</w:t>
+              <w:t xml:space="preserve">Read the cards. Indicators: (1) at least 80% of notice cards mention area/perimeter, x^2, or the pattern ax^2 + bx + c; (2) at least 3 wonder cards ask about reversing expansion or solving for w; (3) cards use correct vocabulary (expand, like terms, coefficient). If a card states 'perimeter has x^2', discuss it at the start of Lesson 3.</w:t>
             </w:r>
           </w:p>
         </w:tc>
@@ -7361,32 +7632,32 @@
         <w:tc>
           <w:tcPr>
             <w:tcW w:type="dxa" w:w="1520"/>
-            <w:shd w:fill="E2EFDA" w:color="auto" w:val="clear"/>
-            <w:tcMar>
-              <w:top w:type="dxa" w:w="60"/>
-              <w:left w:type="dxa" w:w="120"/>
-              <w:bottom w:type="dxa" w:w="60"/>
-              <w:right w:type="dxa" w:w="120"/>
-            </w:tcMar>
-            <w:vAlign w:val="top"/>
-          </w:tcPr>
-          <w:p>
-            <w:pPr>
-              <w:spacing w:after="40" w:before="0"/>
-              <w:jc w:val="left"/>
-            </w:pPr>
-            <w:r>
-              <w:rPr>
-                <w:rFonts w:ascii="Arial" w:cs="Arial" w:eastAsia="Arial" w:hAnsi="Arial"/>
-                <w:b/>
-                <w:bCs/>
-                <w:i w:val="false"/>
-                <w:iCs w:val="false"/>
-                <w:color w:val="000000"/>
-                <w:sz w:val="18"/>
-                <w:szCs w:val="18"/>
-              </w:rPr>
-              <w:t xml:space="preserve">Explain Phase</w:t>
+            <w:shd w:fill="D5E8F0" w:color="auto" w:val="clear"/>
+            <w:tcMar>
+              <w:top w:type="dxa" w:w="60"/>
+              <w:left w:type="dxa" w:w="120"/>
+              <w:bottom w:type="dxa" w:w="60"/>
+              <w:right w:type="dxa" w:w="120"/>
+            </w:tcMar>
+            <w:vAlign w:val="top"/>
+          </w:tcPr>
+          <w:p>
+            <w:pPr>
+              <w:spacing w:after="40" w:before="0"/>
+              <w:jc w:val="left"/>
+            </w:pPr>
+            <w:r>
+              <w:rPr>
+                <w:rFonts w:ascii="Arial" w:cs="Arial" w:eastAsia="Arial" w:hAnsi="Arial"/>
+                <w:b/>
+                <w:bCs/>
+                <w:i w:val="false"/>
+                <w:iCs w:val="false"/>
+                <w:color w:val="000000"/>
+                <w:sz w:val="18"/>
+                <w:szCs w:val="18"/>
+              </w:rPr>
+              <w:t xml:space="preserve">Model Building Phase</w:t>
             </w:r>
           </w:p>
           <w:p>
@@ -7409,7 +7680,7 @@
             <w:pPr>
               <w:spacing w:after="20" w:before="0"/>
             </w:pPr>
-            <w:hyperlink w:history="1" r:id="rIddtl8th0qz6jzpa9wp3f_u">
+            <w:hyperlink w:history="1" r:id="rIdlz3txjszle6qppefxyqhl">
               <w:r>
                 <w:rPr>
                   <w:rFonts w:ascii="Arial" w:cs="Arial" w:eastAsia="Arial" w:hAnsi="Arial"/>
@@ -7418,7 +7689,7 @@
                   <w:szCs w:val="16"/>
                   <w:u w:val="single" w:color="2E75B6"/>
                 </w:rPr>
-                <w:t xml:space="preserve">Combining like terms with negative coefficients &amp; distribution</w:t>
+                <w:t xml:space="preserve">Combining like terms with distribution</w:t>
               </w:r>
             </w:hyperlink>
           </w:p>
@@ -7442,7 +7713,7 @@
               <w:spacing w:after="10" w:before="0"/>
               <w:ind w:left="120"/>
             </w:pPr>
-            <w:hyperlink w:history="1" r:id="rIdy63zchc4sri3v2us3y7kq">
+            <w:hyperlink w:history="1" r:id="rIdae2v1kztfkjmwa3uxnish">
               <w:r>
                 <w:rPr>
                   <w:rFonts w:ascii="Arial" w:cs="Arial" w:eastAsia="Arial" w:hAnsi="Arial"/>
@@ -7487,7 +7758,7 @@
             <w:pPr>
               <w:spacing w:after="20" w:before="0"/>
             </w:pPr>
-            <w:hyperlink w:history="1" r:id="rIdgu7kunzgjnkkzanzkeigb">
+            <w:hyperlink w:history="1" r:id="rIdaudib1kirohkacyquum71">
               <w:r>
                 <w:rPr>
                   <w:rFonts w:ascii="Arial" w:cs="Arial" w:eastAsia="Arial" w:hAnsi="Arial"/>
@@ -7496,9 +7767,25 @@
                   <w:szCs w:val="16"/>
                   <w:u w:val="single" w:color="2E75B6"/>
                 </w:rPr>
-                <w:t xml:space="preserve">Combining like terms with distribution</w:t>
+                <w:t xml:space="preserve">Combining like terms with negative coefficients</w:t>
               </w:r>
             </w:hyperlink>
+          </w:p>
+          <w:p>
+            <w:pPr>
+              <w:spacing w:after="20" w:before="0"/>
+            </w:pPr>
+            <w:r>
+              <w:rPr>
+                <w:rFonts w:ascii="Arial" w:cs="Arial" w:eastAsia="Arial" w:hAnsi="Arial"/>
+                <w:i/>
+                <w:iCs/>
+                <w:color w:val="595959"/>
+                <w:sz w:val="16"/>
+                <w:szCs w:val="16"/>
+              </w:rPr>
+              <w:t xml:space="preserve">Related topic: not an exact match for this lesson.</w:t>
+            </w:r>
           </w:p>
           <w:p>
             <w:pPr>
@@ -7520,7 +7807,7 @@
               <w:spacing w:after="10" w:before="0"/>
               <w:ind w:left="120"/>
             </w:pPr>
-            <w:hyperlink w:history="1" r:id="rIdojiyo-dnwelvdnyjfpywl">
+            <w:hyperlink w:history="1" r:id="rId_cnhwjnbiwfre7pspl4ye">
               <w:r>
                 <w:rPr>
                   <w:rFonts w:ascii="Arial" w:cs="Arial" w:eastAsia="Arial" w:hAnsi="Arial"/>
@@ -7562,7 +7849,7 @@
                 <w:sz w:val="18"/>
                 <w:szCs w:val="18"/>
               </w:rPr>
-              <w:t xml:space="preserve">The teacher demonstrates the distributive law and FOIL method step by step using the hall equation first, then the Kericho problem, then two new examples. Step 1 — Revisit the hall: w(w + 2) = w × w + w × 2 = w² + 2w. Students check against their Predict-phase answer and see who was correct. Step 2 — FOIL for two binomials: teacher writes (x + 5)(x + 3) and labels each arrow: First (x · x = x²), Outer (x · 3 = 3x), Inner (5 · x = 5x), Last (5 · 3 = 15). Collect like terms: x² + 8x + 15. Step 3 — Students copy and complete two guided examples in their books: (a) (w + 9)(w − 10) and (b) (2x − 1)(3x + 4). Teacher circulates and gives corrective feedback in real time. Step 4 — Stress the structure: teacher draws a table mapping each expansion to a = ?, b = ?, c = ?: 'From w² + 2w we now need to link this back to our hall. If Area = 120, we write w² + 2w = 120, or equivalently w² + 2w − 120 = 0. We now know what that left side means — it came from expanding.' Students annotate their books.</w:t>
+              <w:t xml:space="preserve">In their groups, learners add to the cumulative model poster (started in Lesson 1). Today's panel is titled 'How a quadratic expression is formed'. They draw (1) a rectangle with sides (x + 5) and (x + 3) and its area model split into x^2, 5x, 3x and 15; (2) the expansion steps with FOIL labels; (3) the result x^2 + 8x + 15 with a, b, c labelled (a = 1, b = 8, c = 15); (4) the perimeter 4x + 16 shown as linear; and (5) a connection arrow to the Githurai hall: w(w + 2) = w^2 + 2w, which becomes w^2 + 2w - 120 = 0 once the area 120 m^2 is subtracted from both sides. Under 'What we still need', they write: 'How do we go backwards from x^2 + bx + c to the brackets?' Each group member explains one part of the panel to a partner.</w:t>
             </w:r>
           </w:p>
         </w:tc>
@@ -7594,7 +7881,7 @@
                 <w:sz w:val="18"/>
                 <w:szCs w:val="18"/>
               </w:rPr>
-              <w:t xml:space="preserve">Use a two-colour chalk or marker system: one colour for the multiplication arrows, another for the simplified terms. Say: 'Watch the arrows — every term in the first bracket multiplies every term in the second bracket. No term is allowed to escape.' After Step 2, say: 'Try (w + 9)(w − 10) on your own right now. I will give you 90 seconds of silence.' --- WAIT TIME: After issuing the 90-second task, stand still and do NOT prompt. After 90 seconds say: 'Swap books with your neighbour and check the first line of working.' For example (b), say: 'This one has coefficients in front of x. Does FOIL still work? Predict yes or no before you try.' Cold-call a student who predicted no, ask them to explain their reasoning, then work through the example to show FOIL still holds. End by saying: 'How does this connect back to the hall? Someone tell me in one sentence.' --- WAIT TIME: 8 seconds of silence before accepting a response.</w:t>
+              <w:t xml:space="preserve">Say: 'Your model has to show how the expression is formed, not just the answer. Where in your drawing does the 8x come from?' WAIT TIME: 10 seconds, then cold-call 3 groups to explain one part of their poster. Prompt: 'How does the Kericho plot help the Githurai committee? What is the same about the two situations?' (Both have an area made by multiplying two lengths that include an unknown.) Ask: 'What do we still need to be able to find w = 10?' Collect responses and say: 'Next lesson we reverse the process.' Close by returning the sticky notes and asking each learner to write one sentence beginning 'I used to think ... now I think ...'.</w:t>
             </w:r>
           </w:p>
         </w:tc>
@@ -7626,7 +7913,7 @@
                 <w:sz w:val="18"/>
                 <w:szCs w:val="18"/>
               </w:rPr>
-              <w:t xml:space="preserve">Worked example with FOIL arrow labelling; peer-check of guided practice; explicit connection back to the phenomenon (the hall equation) to ensure expansion is not treated as an isolated skill; progressive complexity (monomial × binomial to binomial × binomial to coefficients greater than 1).</w:t>
+              <w:t xml:space="preserve">Cumulative Model Building: learners combine drawings, symbols and words to show how the area of a rectangle with unknown sides produces ax^2 + bx + c. Explaining their model to a peer consolidates understanding, and identifying gaps ('What we still need') links to the next lesson.</w:t>
             </w:r>
           </w:p>
         </w:tc>
@@ -7658,635 +7945,7 @@
                 <w:sz w:val="18"/>
                 <w:szCs w:val="18"/>
               </w:rPr>
-              <w:t xml:space="preserve">Collect books of three target students (one high, one mid, one struggling) during the 90-second silent task to review working. Use exit-check question: 'What is the value of b in the expansion of (2x − 1)(3x + 4)?' Students write answer on a slip of paper — correct answer is b = 5. Count slips to measure class understanding before moving to Model Building.</w:t>
-            </w:r>
-          </w:p>
-        </w:tc>
-      </w:tr>
-      <w:tr>
-        <w:tc>
-          <w:tcPr>
-            <w:tcW w:type="dxa" w:w="1520"/>
-            <w:shd w:fill="FCE4D6" w:color="auto" w:val="clear"/>
-            <w:tcMar>
-              <w:top w:type="dxa" w:w="60"/>
-              <w:left w:type="dxa" w:w="120"/>
-              <w:bottom w:type="dxa" w:w="60"/>
-              <w:right w:type="dxa" w:w="120"/>
-            </w:tcMar>
-            <w:vAlign w:val="top"/>
-          </w:tcPr>
-          <w:p>
-            <w:pPr>
-              <w:spacing w:after="40" w:before="0"/>
-              <w:jc w:val="left"/>
-            </w:pPr>
-            <w:r>
-              <w:rPr>
-                <w:rFonts w:ascii="Arial" w:cs="Arial" w:eastAsia="Arial" w:hAnsi="Arial"/>
-                <w:b/>
-                <w:bCs/>
-                <w:i w:val="false"/>
-                <w:iCs w:val="false"/>
-                <w:color w:val="000000"/>
-                <w:sz w:val="18"/>
-                <w:szCs w:val="18"/>
-              </w:rPr>
-              <w:t xml:space="preserve">Driving Question Board (DQB) Creation</w:t>
-            </w:r>
-          </w:p>
-          <w:p>
-            <w:pPr>
-              <w:spacing w:after="20" w:before="0"/>
-            </w:pPr>
-            <w:r>
-              <w:rPr>
-                <w:rFonts w:ascii="Arial" w:cs="Arial" w:eastAsia="Arial" w:hAnsi="Arial"/>
-                <w:b/>
-                <w:bCs/>
-                <w:color w:val="1F3864"/>
-                <w:sz w:val="16"/>
-                <w:szCs w:val="16"/>
-              </w:rPr>
-              <w:t xml:space="preserve">📹 VIDEO:</w:t>
-            </w:r>
-          </w:p>
-          <w:p>
-            <w:pPr>
-              <w:spacing w:after="20" w:before="0"/>
-            </w:pPr>
-            <w:hyperlink w:history="1" r:id="rIdxcz_vhszvy1n26rd5p3w5">
-              <w:r>
-                <w:rPr>
-                  <w:rFonts w:ascii="Arial" w:cs="Arial" w:eastAsia="Arial" w:hAnsi="Arial"/>
-                  <w:color w:val="2E75B6"/>
-                  <w:sz w:val="16"/>
-                  <w:szCs w:val="16"/>
-                  <w:u w:val="single" w:color="2E75B6"/>
-                </w:rPr>
-                <w:t xml:space="preserve">Combining like terms with distribution</w:t>
-              </w:r>
-            </w:hyperlink>
-          </w:p>
-          <w:p>
-            <w:pPr>
-              <w:spacing w:after="10" w:before="0"/>
-              <w:ind w:left="120"/>
-            </w:pPr>
-            <w:r>
-              <w:rPr>
-                <w:rFonts w:ascii="Arial" w:cs="Arial" w:eastAsia="Arial" w:hAnsi="Arial"/>
-                <w:color w:val="595959"/>
-                <w:sz w:val="14"/>
-                <w:szCs w:val="14"/>
-              </w:rPr>
-              <w:t xml:space="preserve">Source: Khan Academy (English - US curriculum)</w:t>
-            </w:r>
-          </w:p>
-          <w:p>
-            <w:pPr>
-              <w:spacing w:after="10" w:before="0"/>
-              <w:ind w:left="120"/>
-            </w:pPr>
-            <w:hyperlink w:history="1" r:id="rId-2d42bcneuwd6mz4yrg2u">
-              <w:r>
-                <w:rPr>
-                  <w:rFonts w:ascii="Arial" w:cs="Arial" w:eastAsia="Arial" w:hAnsi="Arial"/>
-                  <w:color w:val="595959"/>
-                  <w:sz w:val="14"/>
-                  <w:szCs w:val="14"/>
-                  <w:u w:val="single" w:color="595959"/>
-                </w:rPr>
-                <w:t xml:space="preserve">🔍 Search ARES for similar videos</w:t>
-              </w:r>
-            </w:hyperlink>
-          </w:p>
-          <w:p>
-            <w:pPr>
-              <w:spacing w:after="40" w:before="0"/>
-            </w:pPr>
-            <w:r>
-              <w:rPr>
-                <w:sz w:val="14"/>
-                <w:szCs w:val="14"/>
-              </w:rPr>
-              <w:t xml:space="preserve"/>
-            </w:r>
-          </w:p>
-          <w:p>
-            <w:pPr>
-              <w:spacing w:after="20" w:before="0"/>
-            </w:pPr>
-            <w:r>
-              <w:rPr>
-                <w:rFonts w:ascii="Arial" w:cs="Arial" w:eastAsia="Arial" w:hAnsi="Arial"/>
-                <w:b/>
-                <w:bCs/>
-                <w:color w:val="1F3864"/>
-                <w:sz w:val="16"/>
-                <w:szCs w:val="16"/>
-              </w:rPr>
-              <w:t xml:space="preserve">📖 EXERCISE:</w:t>
-            </w:r>
-          </w:p>
-          <w:p>
-            <w:pPr>
-              <w:spacing w:after="20" w:before="0"/>
-            </w:pPr>
-            <w:hyperlink w:history="1" r:id="rIdtabjyneaxojfi7ib96wy8">
-              <w:r>
-                <w:rPr>
-                  <w:rFonts w:ascii="Arial" w:cs="Arial" w:eastAsia="Arial" w:hAnsi="Arial"/>
-                  <w:color w:val="2E75B6"/>
-                  <w:sz w:val="16"/>
-                  <w:szCs w:val="16"/>
-                  <w:u w:val="single" w:color="2E75B6"/>
-                </w:rPr>
-                <w:t xml:space="preserve">Combining like terms with negative coefficients &amp; distribution</w:t>
-              </w:r>
-            </w:hyperlink>
-          </w:p>
-          <w:p>
-            <w:pPr>
-              <w:spacing w:after="10" w:before="0"/>
-              <w:ind w:left="120"/>
-            </w:pPr>
-            <w:r>
-              <w:rPr>
-                <w:rFonts w:ascii="Arial" w:cs="Arial" w:eastAsia="Arial" w:hAnsi="Arial"/>
-                <w:color w:val="595959"/>
-                <w:sz w:val="14"/>
-                <w:szCs w:val="14"/>
-              </w:rPr>
-              <w:t xml:space="preserve">Source: Khan Academy (English - US curriculum)</w:t>
-            </w:r>
-          </w:p>
-          <w:p>
-            <w:pPr>
-              <w:spacing w:after="10" w:before="0"/>
-              <w:ind w:left="120"/>
-            </w:pPr>
-            <w:hyperlink w:history="1" r:id="rIdrgehubdu3v0mv5ug6klog">
-              <w:r>
-                <w:rPr>
-                  <w:rFonts w:ascii="Arial" w:cs="Arial" w:eastAsia="Arial" w:hAnsi="Arial"/>
-                  <w:color w:val="595959"/>
-                  <w:sz w:val="14"/>
-                  <w:szCs w:val="14"/>
-                  <w:u w:val="single" w:color="595959"/>
-                </w:rPr>
-                <w:t xml:space="preserve">🔍 Search ARES for similar readings</w:t>
-              </w:r>
-            </w:hyperlink>
-          </w:p>
-        </w:tc>
-        <w:tc>
-          <w:tcPr>
-            <w:tcW w:type="dxa" w:w="3040"/>
-            <w:shd w:fill="FFFFFF" w:color="auto" w:val="clear"/>
-            <w:tcMar>
-              <w:top w:type="dxa" w:w="60"/>
-              <w:left w:type="dxa" w:w="120"/>
-              <w:bottom w:type="dxa" w:w="60"/>
-              <w:right w:type="dxa" w:w="120"/>
-            </w:tcMar>
-            <w:vAlign w:val="top"/>
-          </w:tcPr>
-          <w:p>
-            <w:pPr>
-              <w:spacing w:after="40" w:before="0"/>
-              <w:jc w:val="left"/>
-            </w:pPr>
-            <w:r>
-              <w:rPr>
-                <w:rFonts w:ascii="Arial" w:cs="Arial" w:eastAsia="Arial" w:hAnsi="Arial"/>
-                <w:b w:val="false"/>
-                <w:bCs w:val="false"/>
-                <w:i w:val="false"/>
-                <w:iCs w:val="false"/>
-                <w:color w:val="000000"/>
-                <w:sz w:val="18"/>
-                <w:szCs w:val="18"/>
-              </w:rPr>
-              <w:t xml:space="preserve">Students return to the DQB from Lesson 1. The teacher reads aloud the 'What we wonder' cards still unanswered. Students write a new card to add: 'We now know — multiplying two linear expressions always gives ax² + bx + c. We used this to rewrite the Githurai hall problem as w² + 2w − 120 = 0.' Students also write one new wonder card for what they still cannot do: several students generate cards such as 'How do we reverse this to find w?' and 'What if expansion does not give neat numbers?' These are pinned on the board for Lesson 3.</w:t>
-            </w:r>
-          </w:p>
-        </w:tc>
-        <w:tc>
-          <w:tcPr>
-            <w:tcW w:type="dxa" w:w="3040"/>
-            <w:shd w:fill="F2F2F2" w:color="auto" w:val="clear"/>
-            <w:tcMar>
-              <w:top w:type="dxa" w:w="60"/>
-              <w:left w:type="dxa" w:w="120"/>
-              <w:bottom w:type="dxa" w:w="60"/>
-              <w:right w:type="dxa" w:w="120"/>
-            </w:tcMar>
-            <w:vAlign w:val="top"/>
-          </w:tcPr>
-          <w:p>
-            <w:pPr>
-              <w:spacing w:after="40" w:before="0"/>
-              <w:jc w:val="left"/>
-            </w:pPr>
-            <w:r>
-              <w:rPr>
-                <w:rFonts w:ascii="Arial" w:cs="Arial" w:eastAsia="Arial" w:hAnsi="Arial"/>
-                <w:b w:val="false"/>
-                <w:bCs w:val="false"/>
-                <w:i w:val="false"/>
-                <w:iCs w:val="false"/>
-                <w:color w:val="000000"/>
-                <w:sz w:val="18"/>
-                <w:szCs w:val="18"/>
-              </w:rPr>
-              <w:t xml:space="preserve">Point to the DQB and say: 'In Lesson 1 you asked how we find w. Today we learned something new. Write one card that starts with the words: We now know. Write one card that starts with: We still wonder.' Give 2 minutes for writing. Collect cards, read two aloud, and pin them. Say: 'The wonder cards about reversing expansion — that is exactly where we are going in Lesson 3.' --- WAIT TIME: After reading each card aloud, pause 5 seconds so students can connect it to their own thinking before moving on.</w:t>
-            </w:r>
-          </w:p>
-        </w:tc>
-        <w:tc>
-          <w:tcPr>
-            <w:tcW w:type="dxa" w:w="3040"/>
-            <w:shd w:fill="FFFFFF" w:color="auto" w:val="clear"/>
-            <w:tcMar>
-              <w:top w:type="dxa" w:w="60"/>
-              <w:left w:type="dxa" w:w="120"/>
-              <w:bottom w:type="dxa" w:w="60"/>
-              <w:right w:type="dxa" w:w="120"/>
-            </w:tcMar>
-            <w:vAlign w:val="top"/>
-          </w:tcPr>
-          <w:p>
-            <w:pPr>
-              <w:spacing w:after="40" w:before="0"/>
-              <w:jc w:val="left"/>
-            </w:pPr>
-            <w:r>
-              <w:rPr>
-                <w:rFonts w:ascii="Arial" w:cs="Arial" w:eastAsia="Arial" w:hAnsi="Arial"/>
-                <w:b w:val="false"/>
-                <w:bCs w:val="false"/>
-                <w:i w:val="false"/>
-                <w:iCs w:val="false"/>
-                <w:color w:val="000000"/>
-                <w:sz w:val="18"/>
-                <w:szCs w:val="18"/>
-              </w:rPr>
-              <w:t xml:space="preserve">DQB as a living evidence tracker: students see their understanding progressing lesson by lesson and recognise that unanswered questions are legitimate mathematical goals, not failures.</w:t>
-            </w:r>
-          </w:p>
-        </w:tc>
-        <w:tc>
-          <w:tcPr>
-            <w:tcW w:type="dxa" w:w="3040"/>
-            <w:shd w:fill="F2F2F2" w:color="auto" w:val="clear"/>
-            <w:tcMar>
-              <w:top w:type="dxa" w:w="60"/>
-              <w:left w:type="dxa" w:w="120"/>
-              <w:bottom w:type="dxa" w:w="60"/>
-              <w:right w:type="dxa" w:w="120"/>
-            </w:tcMar>
-            <w:vAlign w:val="top"/>
-          </w:tcPr>
-          <w:p>
-            <w:pPr>
-              <w:spacing w:after="40" w:before="0"/>
-              <w:jc w:val="left"/>
-            </w:pPr>
-            <w:r>
-              <w:rPr>
-                <w:rFonts w:ascii="Arial" w:cs="Arial" w:eastAsia="Arial" w:hAnsi="Arial"/>
-                <w:b w:val="false"/>
-                <w:bCs w:val="false"/>
-                <w:i w:val="false"/>
-                <w:iCs w:val="false"/>
-                <w:color w:val="000000"/>
-                <w:sz w:val="18"/>
-                <w:szCs w:val="18"/>
-              </w:rPr>
-              <w:t xml:space="preserve">Read the 'We still wonder' cards to diagnose what Lesson 3 must address. If no student raises the idea of reversing expansion (factorisation), prompt: 'We can build expressions — but can we ever undo that? Write a wonder card about that idea.'</w:t>
-            </w:r>
-          </w:p>
-        </w:tc>
-      </w:tr>
-      <w:tr>
-        <w:tc>
-          <w:tcPr>
-            <w:tcW w:type="dxa" w:w="1520"/>
-            <w:shd w:fill="D5E8F0" w:color="auto" w:val="clear"/>
-            <w:tcMar>
-              <w:top w:type="dxa" w:w="60"/>
-              <w:left w:type="dxa" w:w="120"/>
-              <w:bottom w:type="dxa" w:w="60"/>
-              <w:right w:type="dxa" w:w="120"/>
-            </w:tcMar>
-            <w:vAlign w:val="top"/>
-          </w:tcPr>
-          <w:p>
-            <w:pPr>
-              <w:spacing w:after="40" w:before="0"/>
-              <w:jc w:val="left"/>
-            </w:pPr>
-            <w:r>
-              <w:rPr>
-                <w:rFonts w:ascii="Arial" w:cs="Arial" w:eastAsia="Arial" w:hAnsi="Arial"/>
-                <w:b/>
-                <w:bCs/>
-                <w:i w:val="false"/>
-                <w:iCs w:val="false"/>
-                <w:color w:val="000000"/>
-                <w:sz w:val="18"/>
-                <w:szCs w:val="18"/>
-              </w:rPr>
-              <w:t xml:space="preserve">Model Building Phase</w:t>
-            </w:r>
-          </w:p>
-          <w:p>
-            <w:pPr>
-              <w:spacing w:after="20" w:before="0"/>
-            </w:pPr>
-            <w:r>
-              <w:rPr>
-                <w:rFonts w:ascii="Arial" w:cs="Arial" w:eastAsia="Arial" w:hAnsi="Arial"/>
-                <w:b/>
-                <w:bCs/>
-                <w:color w:val="1F3864"/>
-                <w:sz w:val="16"/>
-                <w:szCs w:val="16"/>
-              </w:rPr>
-              <w:t xml:space="preserve">📹 VIDEO:</w:t>
-            </w:r>
-          </w:p>
-          <w:p>
-            <w:pPr>
-              <w:spacing w:after="20" w:before="0"/>
-            </w:pPr>
-            <w:hyperlink w:history="1" r:id="rIdanhiebhjexqkhx4serlj3">
-              <w:r>
-                <w:rPr>
-                  <w:rFonts w:ascii="Arial" w:cs="Arial" w:eastAsia="Arial" w:hAnsi="Arial"/>
-                  <w:color w:val="2E75B6"/>
-                  <w:sz w:val="16"/>
-                  <w:szCs w:val="16"/>
-                  <w:u w:val="single" w:color="2E75B6"/>
-                </w:rPr>
-                <w:t xml:space="preserve">Simplifying polynomials</w:t>
-              </w:r>
-            </w:hyperlink>
-          </w:p>
-          <w:p>
-            <w:pPr>
-              <w:spacing w:after="10" w:before="0"/>
-              <w:ind w:left="120"/>
-            </w:pPr>
-            <w:r>
-              <w:rPr>
-                <w:rFonts w:ascii="Arial" w:cs="Arial" w:eastAsia="Arial" w:hAnsi="Arial"/>
-                <w:color w:val="595959"/>
-                <w:sz w:val="14"/>
-                <w:szCs w:val="14"/>
-              </w:rPr>
-              <w:t xml:space="preserve">Source: Khan Academy (English - US curriculum)</w:t>
-            </w:r>
-          </w:p>
-          <w:p>
-            <w:pPr>
-              <w:spacing w:after="10" w:before="0"/>
-              <w:ind w:left="120"/>
-            </w:pPr>
-            <w:hyperlink w:history="1" r:id="rIdfzgtz62pogtjkurilbhnz">
-              <w:r>
-                <w:rPr>
-                  <w:rFonts w:ascii="Arial" w:cs="Arial" w:eastAsia="Arial" w:hAnsi="Arial"/>
-                  <w:color w:val="595959"/>
-                  <w:sz w:val="14"/>
-                  <w:szCs w:val="14"/>
-                  <w:u w:val="single" w:color="595959"/>
-                </w:rPr>
-                <w:t xml:space="preserve">🔍 Search ARES for similar videos</w:t>
-              </w:r>
-            </w:hyperlink>
-          </w:p>
-          <w:p>
-            <w:pPr>
-              <w:spacing w:after="40" w:before="0"/>
-            </w:pPr>
-            <w:r>
-              <w:rPr>
-                <w:sz w:val="14"/>
-                <w:szCs w:val="14"/>
-              </w:rPr>
-              <w:t xml:space="preserve"/>
-            </w:r>
-          </w:p>
-          <w:p>
-            <w:pPr>
-              <w:spacing w:after="20" w:before="0"/>
-            </w:pPr>
-            <w:r>
-              <w:rPr>
-                <w:rFonts w:ascii="Arial" w:cs="Arial" w:eastAsia="Arial" w:hAnsi="Arial"/>
-                <w:b/>
-                <w:bCs/>
-                <w:color w:val="1F3864"/>
-                <w:sz w:val="16"/>
-                <w:szCs w:val="16"/>
-              </w:rPr>
-              <w:t xml:space="preserve">📖 EXERCISE:</w:t>
-            </w:r>
-          </w:p>
-          <w:p>
-            <w:pPr>
-              <w:spacing w:after="20" w:before="0"/>
-            </w:pPr>
-            <w:hyperlink w:history="1" r:id="rId7kqbjs4hovuand9j7xzcq">
-              <w:r>
-                <w:rPr>
-                  <w:rFonts w:ascii="Arial" w:cs="Arial" w:eastAsia="Arial" w:hAnsi="Arial"/>
-                  <w:color w:val="2E75B6"/>
-                  <w:sz w:val="16"/>
-                  <w:szCs w:val="16"/>
-                  <w:u w:val="single" w:color="2E75B6"/>
-                </w:rPr>
-                <w:t xml:space="preserve">Combining like terms</w:t>
-              </w:r>
-            </w:hyperlink>
-          </w:p>
-          <w:p>
-            <w:pPr>
-              <w:spacing w:after="20" w:before="0"/>
-            </w:pPr>
-            <w:r>
-              <w:rPr>
-                <w:rFonts w:ascii="Arial" w:cs="Arial" w:eastAsia="Arial" w:hAnsi="Arial"/>
-                <w:i/>
-                <w:iCs/>
-                <w:color w:val="595959"/>
-                <w:sz w:val="16"/>
-                <w:szCs w:val="16"/>
-              </w:rPr>
-              <w:t xml:space="preserve">Related topic: not an exact match for this lesson.</w:t>
-            </w:r>
-          </w:p>
-          <w:p>
-            <w:pPr>
-              <w:spacing w:after="10" w:before="0"/>
-              <w:ind w:left="120"/>
-            </w:pPr>
-            <w:r>
-              <w:rPr>
-                <w:rFonts w:ascii="Arial" w:cs="Arial" w:eastAsia="Arial" w:hAnsi="Arial"/>
-                <w:color w:val="595959"/>
-                <w:sz w:val="14"/>
-                <w:szCs w:val="14"/>
-              </w:rPr>
-              <w:t xml:space="preserve">Source: Khan Academy (English - US curriculum)</w:t>
-            </w:r>
-          </w:p>
-          <w:p>
-            <w:pPr>
-              <w:spacing w:after="10" w:before="0"/>
-              <w:ind w:left="120"/>
-            </w:pPr>
-            <w:hyperlink w:history="1" r:id="rIdbr76w1tsqanxleecsoxdp">
-              <w:r>
-                <w:rPr>
-                  <w:rFonts w:ascii="Arial" w:cs="Arial" w:eastAsia="Arial" w:hAnsi="Arial"/>
-                  <w:color w:val="595959"/>
-                  <w:sz w:val="14"/>
-                  <w:szCs w:val="14"/>
-                  <w:u w:val="single" w:color="595959"/>
-                </w:rPr>
-                <w:t xml:space="preserve">🔍 Search ARES for similar readings</w:t>
-              </w:r>
-            </w:hyperlink>
-          </w:p>
-        </w:tc>
-        <w:tc>
-          <w:tcPr>
-            <w:tcW w:type="dxa" w:w="3040"/>
-            <w:shd w:fill="FFFFFF" w:color="auto" w:val="clear"/>
-            <w:tcMar>
-              <w:top w:type="dxa" w:w="60"/>
-              <w:left w:type="dxa" w:w="120"/>
-              <w:bottom w:type="dxa" w:w="60"/>
-              <w:right w:type="dxa" w:w="120"/>
-            </w:tcMar>
-            <w:vAlign w:val="top"/>
-          </w:tcPr>
-          <w:p>
-            <w:pPr>
-              <w:spacing w:after="40" w:before="0"/>
-              <w:jc w:val="left"/>
-            </w:pPr>
-            <w:r>
-              <w:rPr>
-                <w:rFonts w:ascii="Arial" w:cs="Arial" w:eastAsia="Arial" w:hAnsi="Arial"/>
-                <w:b w:val="false"/>
-                <w:bCs w:val="false"/>
-                <w:i w:val="false"/>
-                <w:iCs w:val="false"/>
-                <w:color w:val="000000"/>
-                <w:sz w:val="18"/>
-                <w:szCs w:val="18"/>
-              </w:rPr>
-              <w:t xml:space="preserve">In groups of three, students solve a mini-modelling task: 'A farmer near Kisumu wants to fence two adjacent rectangular chicken coops side by side. Each coop has width x metres and length (x + 4) metres. Write and simplify an expression for the total area of both coops combined.' Students draw a sketch, write the expression for one coop, double it or add the two, expand, and simplify. They then complete the model table in their books: Expression before expansion | Expression after expansion | Values of a, b, c. Groups share answers and teacher facilitates a whole-class convergence. Final model written on the board: Total area = 2x² + 8x. Students identify a = 2, b = 8, c = 0 and discuss why c = 0 (no constant area added). Teacher says: 'Today we built the tool. The Githurai committee now has the equation w² + 2w − 120 = 0 written in standard form. Next lesson we will reverse this process to find the hidden dimension.'</w:t>
-            </w:r>
-          </w:p>
-        </w:tc>
-        <w:tc>
-          <w:tcPr>
-            <w:tcW w:type="dxa" w:w="3040"/>
-            <w:shd w:fill="F2F2F2" w:color="auto" w:val="clear"/>
-            <w:tcMar>
-              <w:top w:type="dxa" w:w="60"/>
-              <w:left w:type="dxa" w:w="120"/>
-              <w:bottom w:type="dxa" w:w="60"/>
-              <w:right w:type="dxa" w:w="120"/>
-            </w:tcMar>
-            <w:vAlign w:val="top"/>
-          </w:tcPr>
-          <w:p>
-            <w:pPr>
-              <w:spacing w:after="40" w:before="0"/>
-              <w:jc w:val="left"/>
-            </w:pPr>
-            <w:r>
-              <w:rPr>
-                <w:rFonts w:ascii="Arial" w:cs="Arial" w:eastAsia="Arial" w:hAnsi="Arial"/>
-                <w:b w:val="false"/>
-                <w:bCs w:val="false"/>
-                <w:i w:val="false"/>
-                <w:iCs w:val="false"/>
-                <w:color w:val="000000"/>
-                <w:sz w:val="18"/>
-                <w:szCs w:val="18"/>
-              </w:rPr>
-              <w:t xml:space="preserve">Assign groups deliberately (mix ability levels). Say: 'Your model must include a sketch, the unsimplified expression, and the simplified expression with a, b, c identified. You have 5 minutes.' Circulate and ask each group: 'Why did a squared term appear? Can you explain it in words without using algebra?' This probes conceptual understanding beyond procedural fluency. After groups share, draw the connection back to the hall: 'The hall equation w² + 2w − 120 = 0 is now fully formed using everything you practised today. What do you still need to do to help the Githurai committee?' --- WAIT TIME: After this final question, wait 10 seconds for student responses before summarising.</w:t>
-            </w:r>
-          </w:p>
-        </w:tc>
-        <w:tc>
-          <w:tcPr>
-            <w:tcW w:type="dxa" w:w="3040"/>
-            <w:shd w:fill="FFFFFF" w:color="auto" w:val="clear"/>
-            <w:tcMar>
-              <w:top w:type="dxa" w:w="60"/>
-              <w:left w:type="dxa" w:w="120"/>
-              <w:bottom w:type="dxa" w:w="60"/>
-              <w:right w:type="dxa" w:w="120"/>
-            </w:tcMar>
-            <w:vAlign w:val="top"/>
-          </w:tcPr>
-          <w:p>
-            <w:pPr>
-              <w:spacing w:after="40" w:before="0"/>
-              <w:jc w:val="left"/>
-            </w:pPr>
-            <w:r>
-              <w:rPr>
-                <w:rFonts w:ascii="Arial" w:cs="Arial" w:eastAsia="Arial" w:hAnsi="Arial"/>
-                <w:b w:val="false"/>
-                <w:bCs w:val="false"/>
-                <w:i w:val="false"/>
-                <w:iCs w:val="false"/>
-                <w:color w:val="000000"/>
-                <w:sz w:val="18"/>
-                <w:szCs w:val="18"/>
-              </w:rPr>
-              <w:t xml:space="preserve">Group modelling task in a new Kenya context (Kisumu poultry farming) that requires students to transfer the expansion skill; model table makes the ax² + bx + c structure explicit and persistent; closing connection to the phenomenon maintains the narrative thread of the storyline.</w:t>
-            </w:r>
-          </w:p>
-        </w:tc>
-        <w:tc>
-          <w:tcPr>
-            <w:tcW w:type="dxa" w:w="3040"/>
-            <w:shd w:fill="F2F2F2" w:color="auto" w:val="clear"/>
-            <w:tcMar>
-              <w:top w:type="dxa" w:w="60"/>
-              <w:left w:type="dxa" w:w="120"/>
-              <w:bottom w:type="dxa" w:w="60"/>
-              <w:right w:type="dxa" w:w="120"/>
-            </w:tcMar>
-            <w:vAlign w:val="top"/>
-          </w:tcPr>
-          <w:p>
-            <w:pPr>
-              <w:spacing w:after="40" w:before="0"/>
-              <w:jc w:val="left"/>
-            </w:pPr>
-            <w:r>
-              <w:rPr>
-                <w:rFonts w:ascii="Arial" w:cs="Arial" w:eastAsia="Arial" w:hAnsi="Arial"/>
-                <w:b w:val="false"/>
-                <w:bCs w:val="false"/>
-                <w:i w:val="false"/>
-                <w:iCs w:val="false"/>
-                <w:color w:val="000000"/>
-                <w:sz w:val="18"/>
-                <w:szCs w:val="18"/>
-              </w:rPr>
-              <w:t xml:space="preserve">Collect one group model per table at the end of the lesson. Check for: correct sketch, correct unsimplified expression, correct expansion, correct identification of a, b, c. Use these to inform the opening of Lesson 3 — groups with c errors will need targeted attention during factorisation.</w:t>
+              <w:t xml:space="preserve">Check each poster panel. Indicators: (1) area model has the four parts correctly labelled x^2, 5x, 3x, 15; (2) expansion steps match the diagram; (3) a, b, c correctly labelled (1, 8, 15); (4) perimeter 4x + 16 correctly contrasted as linear; (5) a clear link to w(w + 2) from the Githurai hall; (6) a gap statement about reversing expansion. Success = at least 5 of 6 indicators for each group.</w:t>
             </w:r>
           </w:p>
         </w:tc>
@@ -8379,7 +8038,7 @@
                 <w:sz w:val="18"/>
                 <w:szCs w:val="18"/>
               </w:rPr>
-              <w:t xml:space="preserve">After the lesson, ask yourself: (1) Did every student correctly identify at least one expanded quadratic expression with the right values of a, b, and c? (2) Were the connections back to the Githurai hall made explicitly enough that students could articulate why expansion matters for the community planning problem? (3) Which pairs or groups struggled with coefficients greater than 1 in example (b) — do they need a warm-up at the start of Lesson 3? (4) Did the DQB update feel owned by students, or did it feel teacher-directed? Adjust Lesson 3 opening accordingly.</w:t>
+              <w:t xml:space="preserve">After the lesson, reflect: Which learners confused 'adding' brackets with 'multiplying' them (for example, writing x^2 + 15)? Did the area model help them to see why four products are needed? Which learners made sign errors with negative terms such as (2x - 1), and did the error-analysis activity help? Did the 15-second wait times give quieter learners a chance to contribute, and did cold-calling feel safe? How well did learners connect the Kericho plot back to the Githurai hall? Note which learners are ready to factorise in Lesson 3 and who needs more practice with FOIL and like terms. Plan one extra mini-practice with two positive and two negative-sign expansions for those who need it.</w:t>
             </w:r>
           </w:p>
         </w:tc>
@@ -8506,7 +8165,7 @@
                 <w:sz w:val="18"/>
                 <w:szCs w:val="18"/>
               </w:rPr>
-              <w:t xml:space="preserve">We observed that multiplying (w)(w + 2) from the Githurai hall sketch and (x + 5)(x + 3) from the Kericho farm both produced expressions with a squared term, a middle term, and a constant — even when different methods were used.</w:t>
+              <w:t xml:space="preserve">We observed that multiplying two brackets such as (w + 2)(w + 3) gives four products. In the area model of the Kericho plot (x + 5)(x + 3), the pieces were x^2, 5x, 3x and 15. The area x^2 + 8x + 15 m^2 has an x^2 term, but the fencing perimeter 4x + 16 m does not. At x = 5, the plot is 10 m by 8 m, with area 80 m^2 and perimeter 36 m.</w:t>
             </w:r>
           </w:p>
         </w:tc>
@@ -8572,7 +8231,7 @@
                 <w:sz w:val="18"/>
                 <w:szCs w:val="18"/>
               </w:rPr>
-              <w:t xml:space="preserve">We learned that the distributive law and FOIL method are systematic ways to expand the product of any two linear expressions, always producing a quadratic expression of the form ax² + bx + c, and that the Harambee hall problem can now be written precisely as w² + 2w − 120 = 0.</w:t>
+              <w:t xml:space="preserve">We learned to expand a product of two binomials using the distributive law and FOIL (First, Outer, Inner, Last), then collect like terms. For example, (w + 2)(w + 3) = w^2 + 5w + 6 and (2x - 1)(3x + 4) = 6x^2 + 5x - 4. The answer always has the form ax^2 + bx + c, and signs must stay with the terms that follow them.</w:t>
             </w:r>
           </w:p>
         </w:tc>
@@ -8638,7 +8297,7 @@
                 <w:sz w:val="18"/>
                 <w:szCs w:val="18"/>
               </w:rPr>
-              <w:t xml:space="preserve">We can explain that the squared term in a quadratic expression arises because the variable appears in both brackets and multiplies itself during expansion; this is why the hall problem cannot be solved with a linear equation and why the committee in Githurai needs quadratic mathematics to find the dimensions of their hall.</w:t>
+              <w:t xml:space="preserve">We can explain that the Githurai hall expression w(w + 2) and the Kericho plot area (x + 5)(x + 3) are quadratic because an unknown length is multiplied by another length that contains the unknown, creating an x^2 term. A perimeter adds lengths, so it stays linear. We now know how quadratic expressions are formed, but we still need a way to go backwards to find the brackets and later the width w of the hall.</w:t>
             </w:r>
           </w:p>
         </w:tc>
@@ -8660,7 +8319,7 @@
         </w:rPr>
         <w:t xml:space="preserve">© 2026 SeaVuria and ARES. Aligned with KICD objectives. Developed by SeaVuria; technical implementation by ARES (with AI assistance from Claude). Licensed under </w:t>
       </w:r>
-      <w:hyperlink w:history="1" r:id="rIdhngqfmtw_ui0uis506afh">
+      <w:hyperlink w:history="1" r:id="rId7om7xdjaeadx_ugne--jf">
         <w:r>
           <w:rPr>
             <w:rFonts w:ascii="Arial" w:cs="Arial" w:eastAsia="Arial" w:hAnsi="Arial"/>
@@ -8681,7 +8340,7 @@
         </w:rPr>
         <w:t xml:space="preserve"> (</w:t>
       </w:r>
-      <w:hyperlink w:history="1" r:id="rIdlegsjgevbsfvyuwgoakoe">
+      <w:hyperlink w:history="1" r:id="rIddtdefvhkspbo-qfhalp3v">
         <w:r>
           <w:rPr>
             <w:rFonts w:ascii="Arial" w:cs="Arial" w:eastAsia="Arial" w:hAnsi="Arial"/>
@@ -8755,7 +8414,7 @@
                 <w:sz w:val="22"/>
                 <w:szCs w:val="22"/>
               </w:rPr>
-              <w:t xml:space="preserve">LESSON 3 (80 minutes): Factorisation of Quadratic Expressions</w:t>
+              <w:t xml:space="preserve">LESSON 3 (40 minutes (1 double lesson of 2 x 40 minutes recommended if time allows; core plan fits 80 minutes)): Factorisation of Quadratic Expressions: Undoing Expansion to Find the Hidden Hall Dimensions</w:t>
             </w:r>
           </w:p>
         </w:tc>
@@ -8922,7 +8581,7 @@
                 <w:sz w:val="18"/>
                 <w:szCs w:val="18"/>
               </w:rPr>
-              <w:t xml:space="preserve">To enable learners to factorise quadratic expressions of the form x² + bx + c and ax² + bx + c, including perfect square trinomials and difference of two squares, and to apply factorisation to the Harambee hall problem and the Gikomba mandazi revenue problem.</w:t>
+              <w:t xml:space="preserve">Learners reverse the expansion process from Lesson 2 to factorise quadratic expressions of the form x^2 + bx + c and ax^2 + bx + c, including perfect square trinomials and the difference of two squares, and use this to write the Githurai hall expression w^2 + 2w - 120 as (w + 12)(w - 10).</w:t>
             </w:r>
           </w:p>
         </w:tc>
@@ -8988,7 +8647,7 @@
                 <w:sz w:val="18"/>
                 <w:szCs w:val="18"/>
               </w:rPr>
-              <w:t xml:space="preserve">Learners will know that: (a) factorisation is the reverse of expansion; (b) a quadratic expression x² + bx + c can be factorised by finding two numbers that multiply to c and add to b; (c) expressions of the form ax² + bx + c are factorised by splitting the middle term; (d) perfect square trinomials and difference of two squares follow special patterns; (e) the factors of the hall equation w² + 2w − 120 = 0 reveal the real dimensions of the Harambee hall.</w:t>
+              <w:t xml:space="preserve">Factorise means write an expression as a product of brackets. It is the reverse of expansion. For x^2 + bx + c we look for two numbers whose product is c and whose sum is b. Perfect square: x^2 + 6x + 9 = (x + 3)^2. Difference of two squares: x^2 - 49 = (x - 7)(x + 7). For ax^2 + bx + c, such as 2x^2 + 7x + 3 = (2x + 1)(x + 3), we split the middle term or use trial brackets and check by expanding. Hall: w^2 + 2w - 120 = (w + 12)(w - 10) using the factor pair 12 and -10 (product -120, sum 2). Gikomba mandazi: x^2 + 7x - 30 = (x + 10)(x - 3).</w:t>
             </w:r>
           </w:p>
         </w:tc>
@@ -9054,7 +8713,7 @@
                 <w:sz w:val="18"/>
                 <w:szCs w:val="18"/>
               </w:rPr>
-              <w:t xml:space="preserve">Learners will be able to: (a) factorise quadratic expressions of the form x² + bx + c; (b) factorise quadratic expressions of the form ax² + bx + c by splitting the middle term; (c) identify and apply perfect square trinomial and difference of two squares patterns; (d) connect factorised forms to real-world dimensions and quantities; (e) verify factorisation by expanding back.</w:t>
+              <w:t xml:space="preserve">Analysing and interpreting data (finding factor pairs from a table of product and sum); using mathematics and computational thinking (reversing FOIL); constructing explanations (justifying a factorisation by expanding to check); communication and collaboration in pairs and groups.</w:t>
             </w:r>
           </w:p>
         </w:tc>
@@ -9120,7 +8779,7 @@
                 <w:sz w:val="18"/>
                 <w:szCs w:val="18"/>
               </w:rPr>
-              <w:t xml:space="preserve">Learners will: (a) appreciate that mathematical tools such as factorisation unlock solutions that simpler methods cannot reach; (b) show persistence when working through multi-step algebraic processes; (c) value collaboration by discussing and checking each other's factorisations.</w:t>
+              <w:t xml:space="preserve">Unity: learners work in pairs and groups to find and check factor pairs. Responsibility: learners check each other's factorisations by expanding. Appreciation that mathematics helps the community plan, as the Githurai committee does. Life skills (self-esteem): every learner contributes a factor pair or a check.</w:t>
             </w:r>
           </w:p>
         </w:tc>
@@ -9186,7 +8845,7 @@
                 <w:sz w:val="18"/>
                 <w:szCs w:val="18"/>
               </w:rPr>
-              <w:t xml:space="preserve">How can we use quadratic equations to model and solve problems in day-to-day activities?</w:t>
+              <w:t xml:space="preserve">How do quadratic expressions and equations differ from linear ones, and why are they necessary? (KICD Key Inquiry 1) Supporting question for this lesson: How can we 'undo' expansion to find the hidden brackets inside w^2 + 2w - 120?</w:t>
             </w:r>
           </w:p>
         </w:tc>
@@ -9252,7 +8911,7 @@
                 <w:sz w:val="18"/>
                 <w:szCs w:val="18"/>
               </w:rPr>
-              <w:t xml:space="preserve">In Lesson 1, learners discovered the hall-planning problem cannot be solved linearly and expressed it as w² + 2w − 120 = 0. In Lesson 2, learners expanded brackets and understood how quadratic expressions are built. Now in Lesson 3, learners reverse that process — factorising — so they can 'undo' the multiplication and find the actual width of the Harambee hall. The Gikomba mandazi revenue context is introduced as a second factorisation challenge, broadening the community relevance of the skill.</w:t>
+              <w:t xml:space="preserve">Lesson 1 showed that the hall gives w(w + 2) = 120, i.e. w^2 + 2w - 120 = 0, which is a quadratic equation different from a linear one. Lesson 2 taught expanding binomials with the distributive law and FOIL to get ax^2 + bx + c. Lesson 3 uses that structure in reverse: learners factorise the hall expression into (w + 12)(w - 10) and meet the Gikomba mandazi revenue expression as a new factorisation challenge. Lesson 4 will then set each factor equal to zero (Zero Product Property) to find the hall's width. This lesson stops at the factorised form and does NOT yet solve for w.</w:t>
             </w:r>
           </w:p>
         </w:tc>
@@ -9318,7 +8977,7 @@
                 <w:sz w:val="18"/>
                 <w:szCs w:val="18"/>
               </w:rPr>
-              <w:t xml:space="preserve">No physical hazards. Ensure pair/group discussions are conducted respectfully. Learners who struggled in Lesson 2 with expansion should be seated near stronger peers during group work. Remind learners that incorrect first attempts are part of the mathematical process — create a psychologically safe environment for error.</w:t>
+              <w:t xml:space="preserve">No hazardous materials. Use paper tiles, manila paper and markers. Keep walkways clear when learners move to the gallery wall. Pair learners so that everyone participates and no one is left out. Scissors, if used to cut algebra tiles from paper, should be blunt-ended and handled with care.</w:t>
             </w:r>
           </w:p>
         </w:tc>
@@ -9411,7 +9070,7 @@
                 <w:sz w:val="18"/>
                 <w:szCs w:val="18"/>
               </w:rPr>
-              <w:t xml:space="preserve">Learners build on their Lesson 2 expansion skills by reversing the process to factorise quadratic expressions. Starting from the Harambee hall equation w² + 2w − 120 = 0 established in Lesson 1, they discover that factorisation is the algebraic tool needed to find the hall's actual dimensions. The lesson moves from guided factorisation of simple trinomials (x² + bx + c) to the more demanding ax² + bx + c form using the splitting-the-middle-term method, and includes special products (perfect square trinomials and difference of two squares). A second real-world context — a Gikomba market mandazi seller whose daily revenue is modelled by a quadratic — is introduced as a factorisation challenge. By lesson end, learners can factorise the hall equation and interpret both factors in context, updating the Driving Question Board with a new insight.</w:t>
+              <w:t xml:space="preserve">The Githurai committee's manila-paper sketch gives the hall expression w^2 + 2w - 120, but they cannot yet see the width inside it. In this lesson learners first predict how to get back from w^2 + 2w - 120 to two brackets. They then gather evidence in the Observe phase by reversing FOIL on simple expressions (x^2 + 6x + 9, x^2 - 49, 2x^2 + 7x + 3), using a product-and-sum factor-pair table and a paper area-tile model. In the Explain phase they factorise the hall expression to (w + 12)(w - 10) and tackle the Gikomba mandazi revenue x^2 + 7x - 30 = (x + 10)(x - 3) as a challenge. They update the Driving Question Board with 'Factorisation lets us undo expansion to find hidden values' and revise the cumulative model poster. Solving for w (and rejecting -12) is left to Lesson 4.</w:t>
             </w:r>
           </w:p>
         </w:tc>
@@ -9694,7 +9353,7 @@
             <w:pPr>
               <w:spacing w:after="20" w:before="0"/>
             </w:pPr>
-            <w:hyperlink w:history="1" r:id="rId5qwpt_gafjg0xghrerhxf">
+            <w:hyperlink w:history="1" r:id="rIdwh-gexx5sgxelp0qvpiko">
               <w:r>
                 <w:rPr>
                   <w:rFonts w:ascii="Arial" w:cs="Arial" w:eastAsia="Arial" w:hAnsi="Arial"/>
@@ -9727,7 +9386,7 @@
               <w:spacing w:after="10" w:before="0"/>
               <w:ind w:left="120"/>
             </w:pPr>
-            <w:hyperlink w:history="1" r:id="rIdjxumif5rqozcey9cznlkn">
+            <w:hyperlink w:history="1" r:id="rIddjdnhlseyoytdatey44tp">
               <w:r>
                 <w:rPr>
                   <w:rFonts w:ascii="Arial" w:cs="Arial" w:eastAsia="Arial" w:hAnsi="Arial"/>
@@ -9765,6 +9424,312 @@
                 <w:sz w:val="16"/>
                 <w:szCs w:val="16"/>
               </w:rPr>
+              <w:t xml:space="preserve">📖 HTML:</w:t>
+            </w:r>
+          </w:p>
+          <w:p>
+            <w:pPr>
+              <w:spacing w:after="20" w:before="0"/>
+            </w:pPr>
+            <w:hyperlink w:history="1" r:id="rIdbvfxdm5pwwstlyieji1gi">
+              <w:r>
+                <w:rPr>
+                  <w:rFonts w:ascii="Arial" w:cs="Arial" w:eastAsia="Arial" w:hAnsi="Arial"/>
+                  <w:color w:val="2E75B6"/>
+                  <w:sz w:val="16"/>
+                  <w:szCs w:val="16"/>
+                  <w:u w:val="single" w:color="2E75B6"/>
+                </w:rPr>
+                <w:t xml:space="preserve">Factorization using Perfect Square Trinomials (Flexbook)</w:t>
+              </w:r>
+            </w:hyperlink>
+          </w:p>
+          <w:p>
+            <w:pPr>
+              <w:spacing w:after="10" w:before="0"/>
+              <w:ind w:left="120"/>
+            </w:pPr>
+            <w:r>
+              <w:rPr>
+                <w:rFonts w:ascii="Arial" w:cs="Arial" w:eastAsia="Arial" w:hAnsi="Arial"/>
+                <w:color w:val="595959"/>
+                <w:sz w:val="14"/>
+                <w:szCs w:val="14"/>
+              </w:rPr>
+              <w:t xml:space="preserve">Source: CK-12</w:t>
+            </w:r>
+          </w:p>
+          <w:p>
+            <w:pPr>
+              <w:spacing w:after="10" w:before="0"/>
+              <w:ind w:left="120"/>
+            </w:pPr>
+            <w:hyperlink w:history="1" r:id="rIdhii58pq0bfg2if7ctnfxq">
+              <w:r>
+                <w:rPr>
+                  <w:rFonts w:ascii="Arial" w:cs="Arial" w:eastAsia="Arial" w:hAnsi="Arial"/>
+                  <w:color w:val="595959"/>
+                  <w:sz w:val="14"/>
+                  <w:szCs w:val="14"/>
+                  <w:u w:val="single" w:color="595959"/>
+                </w:rPr>
+                <w:t xml:space="preserve">🔍 Search ARES for similar readings</w:t>
+              </w:r>
+            </w:hyperlink>
+          </w:p>
+        </w:tc>
+        <w:tc>
+          <w:tcPr>
+            <w:tcW w:type="dxa" w:w="3040"/>
+            <w:shd w:fill="FFFFFF" w:color="auto" w:val="clear"/>
+            <w:tcMar>
+              <w:top w:type="dxa" w:w="60"/>
+              <w:left w:type="dxa" w:w="120"/>
+              <w:bottom w:type="dxa" w:w="60"/>
+              <w:right w:type="dxa" w:w="120"/>
+            </w:tcMar>
+            <w:vAlign w:val="top"/>
+          </w:tcPr>
+          <w:p>
+            <w:pPr>
+              <w:spacing w:after="40" w:before="0"/>
+              <w:jc w:val="left"/>
+            </w:pPr>
+            <w:r>
+              <w:rPr>
+                <w:rFonts w:ascii="Arial" w:cs="Arial" w:eastAsia="Arial" w:hAnsi="Arial"/>
+                <w:b w:val="false"/>
+                <w:bCs w:val="false"/>
+                <w:i w:val="false"/>
+                <w:iCs w:val="false"/>
+                <w:color w:val="000000"/>
+                <w:sz w:val="18"/>
+                <w:szCs w:val="18"/>
+              </w:rPr>
+              <w:t xml:space="preserve">Learners look at the committee's manila-paper sketch again (width = w, length = w + 2, Area = 120 m2) and the expression w^2 + 2w - 120 from Lesson 1. On a sticky note or in their exercise book they answer individually: 'Lesson 2 turned two brackets into one expression. If we start with w^2 + 2w - 120, how could we get back to two brackets? What do you think the two brackets might look like?' They write one prediction and one reason, e.g. 'I think the brackets are (w + something)(w - something) because the middle term is small'. They then share with a partner.</w:t>
+            </w:r>
+          </w:p>
+        </w:tc>
+        <w:tc>
+          <w:tcPr>
+            <w:tcW w:type="dxa" w:w="3040"/>
+            <w:shd w:fill="F2F2F2" w:color="auto" w:val="clear"/>
+            <w:tcMar>
+              <w:top w:type="dxa" w:w="60"/>
+              <w:left w:type="dxa" w:w="120"/>
+              <w:bottom w:type="dxa" w:w="60"/>
+              <w:right w:type="dxa" w:w="120"/>
+            </w:tcMar>
+            <w:vAlign w:val="top"/>
+          </w:tcPr>
+          <w:p>
+            <w:pPr>
+              <w:spacing w:after="40" w:before="0"/>
+              <w:jc w:val="left"/>
+            </w:pPr>
+            <w:r>
+              <w:rPr>
+                <w:rFonts w:ascii="Arial" w:cs="Arial" w:eastAsia="Arial" w:hAnsi="Arial"/>
+                <w:b w:val="false"/>
+                <w:bCs w:val="false"/>
+                <w:i w:val="false"/>
+                <w:iCs w:val="false"/>
+                <w:color w:val="000000"/>
+                <w:sz w:val="18"/>
+                <w:szCs w:val="18"/>
+              </w:rPr>
+              <w:t xml:space="preserve">Display the sketch on manila paper or the board. Say: 'Yesterday we expanded (w + 2)(w + 3) to get w^2 + 5w + 6. Today the committee hands us the answer and asks for the brackets. Write your prediction silently.' Give WAIT TIME of 10-15 seconds after asking: 'What could the brackets look like?' Give 2 minutes of silent writing, then 1 minute of pair talk. Cold-call 4 learners (not volunteers) with: 'Read your prediction and say why.' Record all predictions on the board without judging them as right or wrong. Ask: 'What would we multiply to check a prediction?' and let learners answer that expanding is the check.</w:t>
+            </w:r>
+          </w:p>
+        </w:tc>
+        <w:tc>
+          <w:tcPr>
+            <w:tcW w:type="dxa" w:w="3040"/>
+            <w:shd w:fill="FFFFFF" w:color="auto" w:val="clear"/>
+            <w:tcMar>
+              <w:top w:type="dxa" w:w="60"/>
+              <w:left w:type="dxa" w:w="120"/>
+              <w:bottom w:type="dxa" w:w="60"/>
+              <w:right w:type="dxa" w:w="120"/>
+            </w:tcMar>
+            <w:vAlign w:val="top"/>
+          </w:tcPr>
+          <w:p>
+            <w:pPr>
+              <w:spacing w:after="40" w:before="0"/>
+              <w:jc w:val="left"/>
+            </w:pPr>
+            <w:r>
+              <w:rPr>
+                <w:rFonts w:ascii="Arial" w:cs="Arial" w:eastAsia="Arial" w:hAnsi="Arial"/>
+                <w:b w:val="false"/>
+                <w:bCs w:val="false"/>
+                <w:i w:val="false"/>
+                <w:iCs w:val="false"/>
+                <w:color w:val="000000"/>
+                <w:sz w:val="18"/>
+                <w:szCs w:val="18"/>
+              </w:rPr>
+              <w:t xml:space="preserve">Predict-Share-Revisit: learners commit to a prediction and a reason before instruction, so that later evidence can confirm or revise their thinking. Naming the check (expanding with FOIL) links Lesson 2 to this lesson and establishes the idea that factorising is the reverse of expanding.</w:t>
+            </w:r>
+          </w:p>
+        </w:tc>
+        <w:tc>
+          <w:tcPr>
+            <w:tcW w:type="dxa" w:w="3040"/>
+            <w:shd w:fill="F2F2F2" w:color="auto" w:val="clear"/>
+            <w:tcMar>
+              <w:top w:type="dxa" w:w="60"/>
+              <w:left w:type="dxa" w:w="120"/>
+              <w:bottom w:type="dxa" w:w="60"/>
+              <w:right w:type="dxa" w:w="120"/>
+            </w:tcMar>
+            <w:vAlign w:val="top"/>
+          </w:tcPr>
+          <w:p>
+            <w:pPr>
+              <w:spacing w:after="40" w:before="0"/>
+              <w:jc w:val="left"/>
+            </w:pPr>
+            <w:r>
+              <w:rPr>
+                <w:rFonts w:ascii="Arial" w:cs="Arial" w:eastAsia="Arial" w:hAnsi="Arial"/>
+                <w:b w:val="false"/>
+                <w:bCs w:val="false"/>
+                <w:i w:val="false"/>
+                <w:iCs w:val="false"/>
+                <w:color w:val="000000"/>
+                <w:sz w:val="18"/>
+                <w:szCs w:val="18"/>
+              </w:rPr>
+              <w:t xml:space="preserve">Observe whether learners: (1) write two brackets of the form (w + _)(w + _) in their prediction; (2) mention that the constant 120 or the middle term 2 must be used; (3) say that expanding checks the answer. Tally on a clipboard how many predictions use a negative sign. Learners who write only a number for w (e.g. 'w = 10') are still thinking by trial-and-error as in Lesson 1; note them for support in the Observe phase.</w:t>
+            </w:r>
+          </w:p>
+        </w:tc>
+      </w:tr>
+      <w:tr>
+        <w:tc>
+          <w:tcPr>
+            <w:tcW w:type="dxa" w:w="1520"/>
+            <w:shd w:fill="D9EEF1" w:color="auto" w:val="clear"/>
+            <w:tcMar>
+              <w:top w:type="dxa" w:w="60"/>
+              <w:left w:type="dxa" w:w="120"/>
+              <w:bottom w:type="dxa" w:w="60"/>
+              <w:right w:type="dxa" w:w="120"/>
+            </w:tcMar>
+            <w:vAlign w:val="top"/>
+          </w:tcPr>
+          <w:p>
+            <w:pPr>
+              <w:spacing w:after="40" w:before="0"/>
+              <w:jc w:val="left"/>
+            </w:pPr>
+            <w:r>
+              <w:rPr>
+                <w:rFonts w:ascii="Arial" w:cs="Arial" w:eastAsia="Arial" w:hAnsi="Arial"/>
+                <w:b/>
+                <w:bCs/>
+                <w:i w:val="false"/>
+                <w:iCs w:val="false"/>
+                <w:color w:val="000000"/>
+                <w:sz w:val="18"/>
+                <w:szCs w:val="18"/>
+              </w:rPr>
+              <w:t xml:space="preserve">Observe Phase</w:t>
+            </w:r>
+          </w:p>
+          <w:p>
+            <w:pPr>
+              <w:spacing w:after="20" w:before="0"/>
+            </w:pPr>
+            <w:r>
+              <w:rPr>
+                <w:rFonts w:ascii="Arial" w:cs="Arial" w:eastAsia="Arial" w:hAnsi="Arial"/>
+                <w:b/>
+                <w:bCs/>
+                <w:color w:val="1F3864"/>
+                <w:sz w:val="16"/>
+                <w:szCs w:val="16"/>
+              </w:rPr>
+              <w:t xml:space="preserve">📹 VIDEO:</w:t>
+            </w:r>
+          </w:p>
+          <w:p>
+            <w:pPr>
+              <w:spacing w:after="20" w:before="0"/>
+            </w:pPr>
+            <w:hyperlink w:history="1" r:id="rIdhpqjmlk5rlif0cunwsxwj">
+              <w:r>
+                <w:rPr>
+                  <w:rFonts w:ascii="Arial" w:cs="Arial" w:eastAsia="Arial" w:hAnsi="Arial"/>
+                  <w:color w:val="2E75B6"/>
+                  <w:sz w:val="16"/>
+                  <w:szCs w:val="16"/>
+                  <w:u w:val="single" w:color="2E75B6"/>
+                </w:rPr>
+                <w:t xml:space="preserve">Factoring difference of squares: two variables (example 2)</w:t>
+              </w:r>
+            </w:hyperlink>
+          </w:p>
+          <w:p>
+            <w:pPr>
+              <w:spacing w:after="10" w:before="0"/>
+              <w:ind w:left="120"/>
+            </w:pPr>
+            <w:r>
+              <w:rPr>
+                <w:rFonts w:ascii="Arial" w:cs="Arial" w:eastAsia="Arial" w:hAnsi="Arial"/>
+                <w:color w:val="595959"/>
+                <w:sz w:val="14"/>
+                <w:szCs w:val="14"/>
+              </w:rPr>
+              <w:t xml:space="preserve">Source: Khan Academy (English - US curriculum)</w:t>
+            </w:r>
+          </w:p>
+          <w:p>
+            <w:pPr>
+              <w:spacing w:after="10" w:before="0"/>
+              <w:ind w:left="120"/>
+            </w:pPr>
+            <w:hyperlink w:history="1" r:id="rIdmaqhtltw9lppdn-jdx_rz">
+              <w:r>
+                <w:rPr>
+                  <w:rFonts w:ascii="Arial" w:cs="Arial" w:eastAsia="Arial" w:hAnsi="Arial"/>
+                  <w:color w:val="595959"/>
+                  <w:sz w:val="14"/>
+                  <w:szCs w:val="14"/>
+                  <w:u w:val="single" w:color="595959"/>
+                </w:rPr>
+                <w:t xml:space="preserve">🔍 Search ARES for similar videos</w:t>
+              </w:r>
+            </w:hyperlink>
+          </w:p>
+          <w:p>
+            <w:pPr>
+              <w:spacing w:after="40" w:before="0"/>
+            </w:pPr>
+            <w:r>
+              <w:rPr>
+                <w:sz w:val="14"/>
+                <w:szCs w:val="14"/>
+              </w:rPr>
+              <w:t xml:space="preserve"/>
+            </w:r>
+          </w:p>
+          <w:p>
+            <w:pPr>
+              <w:spacing w:after="20" w:before="0"/>
+            </w:pPr>
+            <w:r>
+              <w:rPr>
+                <w:rFonts w:ascii="Arial" w:cs="Arial" w:eastAsia="Arial" w:hAnsi="Arial"/>
+                <w:b/>
+                <w:bCs/>
+                <w:color w:val="1F3864"/>
+                <w:sz w:val="16"/>
+                <w:szCs w:val="16"/>
+              </w:rPr>
               <w:t xml:space="preserve">📖 EXERCISE:</w:t>
             </w:r>
           </w:p>
@@ -9772,7 +9737,313 @@
             <w:pPr>
               <w:spacing w:after="20" w:before="0"/>
             </w:pPr>
-            <w:hyperlink w:history="1" r:id="rIdyrdhv0qlry26abd6qqui9">
+            <w:hyperlink w:history="1" r:id="rIdnnjejcyrjqzfzj8500oxi">
+              <w:r>
+                <w:rPr>
+                  <w:rFonts w:ascii="Arial" w:cs="Arial" w:eastAsia="Arial" w:hAnsi="Arial"/>
+                  <w:color w:val="2E75B6"/>
+                  <w:sz w:val="16"/>
+                  <w:szCs w:val="16"/>
+                  <w:u w:val="single" w:color="2E75B6"/>
+                </w:rPr>
+                <w:t xml:space="preserve">Factorization using Perfect Square Trinomials Practice</w:t>
+              </w:r>
+            </w:hyperlink>
+          </w:p>
+          <w:p>
+            <w:pPr>
+              <w:spacing w:after="10" w:before="0"/>
+              <w:ind w:left="120"/>
+            </w:pPr>
+            <w:r>
+              <w:rPr>
+                <w:rFonts w:ascii="Arial" w:cs="Arial" w:eastAsia="Arial" w:hAnsi="Arial"/>
+                <w:color w:val="595959"/>
+                <w:sz w:val="14"/>
+                <w:szCs w:val="14"/>
+              </w:rPr>
+              <w:t xml:space="preserve">Source: CK-12</w:t>
+            </w:r>
+          </w:p>
+          <w:p>
+            <w:pPr>
+              <w:spacing w:after="10" w:before="0"/>
+              <w:ind w:left="120"/>
+            </w:pPr>
+            <w:hyperlink w:history="1" r:id="rIdrcq0s8kaimmdvheuzyszx">
+              <w:r>
+                <w:rPr>
+                  <w:rFonts w:ascii="Arial" w:cs="Arial" w:eastAsia="Arial" w:hAnsi="Arial"/>
+                  <w:color w:val="595959"/>
+                  <w:sz w:val="14"/>
+                  <w:szCs w:val="14"/>
+                  <w:u w:val="single" w:color="595959"/>
+                </w:rPr>
+                <w:t xml:space="preserve">🔍 Search ARES for similar readings</w:t>
+              </w:r>
+            </w:hyperlink>
+          </w:p>
+        </w:tc>
+        <w:tc>
+          <w:tcPr>
+            <w:tcW w:type="dxa" w:w="3040"/>
+            <w:shd w:fill="FFFFFF" w:color="auto" w:val="clear"/>
+            <w:tcMar>
+              <w:top w:type="dxa" w:w="60"/>
+              <w:left w:type="dxa" w:w="120"/>
+              <w:bottom w:type="dxa" w:w="60"/>
+              <w:right w:type="dxa" w:w="120"/>
+            </w:tcMar>
+            <w:vAlign w:val="top"/>
+          </w:tcPr>
+          <w:p>
+            <w:pPr>
+              <w:spacing w:after="40" w:before="0"/>
+              <w:jc w:val="left"/>
+            </w:pPr>
+            <w:r>
+              <w:rPr>
+                <w:rFonts w:ascii="Arial" w:cs="Arial" w:eastAsia="Arial" w:hAnsi="Arial"/>
+                <w:b w:val="false"/>
+                <w:bCs w:val="false"/>
+                <w:i w:val="false"/>
+                <w:iCs w:val="false"/>
+                <w:color w:val="000000"/>
+                <w:sz w:val="18"/>
+                <w:szCs w:val="18"/>
+              </w:rPr>
+              <w:t xml:space="preserve">Learners work in pairs through three evidence stations on worksheets and with paper area tiles. Station 1 (x^2 + bx + c): they reverse FOIL on x^2 + 6x + 9. They fill a product-and-sum table: pairs with product 9 are (1, 9), (3, 3), (-1, -9), (-3, -3); the pair with sum 6 is (3, 3), giving (x + 3)(x + 3) = (x + 3)^2, a perfect square trinomial. They expand (x + 3)^2 to check. Station 2 (difference of two squares): they expand (x - 7)(x + 7) and see that the middle terms -7x and +7x cancel, giving x^2 - 49; they then factorise x^2 - 49 = (x - 7)(x + 7) and note that 49 = 7^2 and there is no x term. Station 3 (ax^2 + bx + c): for 2x^2 + 7x + 3 they find a x c = 6 and look for two numbers with product 6 and sum 7 (1 and 6), split the middle term: 2x^2 + x + 6x + 3, group: x(2x + 1) + 3(2x + 1) = (2x + 1)(x + 3), and check by FOIL. Learners record each factor-pair table in their books and use paper tiles (x^2 tile, x strips, unit squares) to build a rectangle for x^2 + 6x + 9 with sides (x + 3) and (x + 3). Each pair records: 'What we observed about the numbers in the brackets and the numbers in the expression'.</w:t>
+            </w:r>
+          </w:p>
+        </w:tc>
+        <w:tc>
+          <w:tcPr>
+            <w:tcW w:type="dxa" w:w="3040"/>
+            <w:shd w:fill="F2F2F2" w:color="auto" w:val="clear"/>
+            <w:tcMar>
+              <w:top w:type="dxa" w:w="60"/>
+              <w:left w:type="dxa" w:w="120"/>
+              <w:bottom w:type="dxa" w:w="60"/>
+              <w:right w:type="dxa" w:w="120"/>
+            </w:tcMar>
+            <w:vAlign w:val="top"/>
+          </w:tcPr>
+          <w:p>
+            <w:pPr>
+              <w:spacing w:after="40" w:before="0"/>
+              <w:jc w:val="left"/>
+            </w:pPr>
+            <w:r>
+              <w:rPr>
+                <w:rFonts w:ascii="Arial" w:cs="Arial" w:eastAsia="Arial" w:hAnsi="Arial"/>
+                <w:b w:val="false"/>
+                <w:bCs w:val="false"/>
+                <w:i w:val="false"/>
+                <w:iCs w:val="false"/>
+                <w:color w:val="000000"/>
+                <w:sz w:val="18"/>
+                <w:szCs w:val="18"/>
+              </w:rPr>
+              <w:t xml:space="preserve">Set up three stations on desks or as three worksheet sections. Say: 'Your job is to be detectives. Look for a pattern between the numbers in the brackets and the numbers in the expression.' Circulate and ask each pair: 'Which two numbers multiply to give the constant? Which two add to give the middle coefficient?' Give WAIT TIME of 10-15 seconds before any hint. Prompt: 'Why did the x terms disappear in x^2 - 49?' After 15 minutes, stop the class and cold-call 3 pairs, one per station: 'What pattern did you notice?' Write the three patterns on the board: product = c and sum = b; perfect square (x + 3)^2; difference of two squares (x - 7)(x + 7). Ask the class: 'Where did you see that same expansion in Lesson 2?' For learners who struggle with 2x^2 + 7x + 3, say: 'Multiply a and c first: 2 x 3 = 6. Which two numbers make 6 and add to 7?' Remind learners that every factorisation is checked by expanding.</w:t>
+            </w:r>
+          </w:p>
+        </w:tc>
+        <w:tc>
+          <w:tcPr>
+            <w:tcW w:type="dxa" w:w="3040"/>
+            <w:shd w:fill="FFFFFF" w:color="auto" w:val="clear"/>
+            <w:tcMar>
+              <w:top w:type="dxa" w:w="60"/>
+              <w:left w:type="dxa" w:w="120"/>
+              <w:bottom w:type="dxa" w:w="60"/>
+              <w:right w:type="dxa" w:w="120"/>
+            </w:tcMar>
+            <w:vAlign w:val="top"/>
+          </w:tcPr>
+          <w:p>
+            <w:pPr>
+              <w:spacing w:after="40" w:before="0"/>
+              <w:jc w:val="left"/>
+            </w:pPr>
+            <w:r>
+              <w:rPr>
+                <w:rFonts w:ascii="Arial" w:cs="Arial" w:eastAsia="Arial" w:hAnsi="Arial"/>
+                <w:b w:val="false"/>
+                <w:bCs w:val="false"/>
+                <w:i w:val="false"/>
+                <w:iCs w:val="false"/>
+                <w:color w:val="000000"/>
+                <w:sz w:val="18"/>
+                <w:szCs w:val="18"/>
+              </w:rPr>
+              <w:t xml:space="preserve">Pattern Seeking with Reversal: learners compare the forward process (FOIL from Lesson 2) with the backward process (factorising) across three cases and generalise from the data. The factor-pair table makes the thinking visible, and the area-tile rectangle gives a concrete picture of why a perfect square has two equal sides, linking back to the rectangular hall.</w:t>
+            </w:r>
+          </w:p>
+        </w:tc>
+        <w:tc>
+          <w:tcPr>
+            <w:tcW w:type="dxa" w:w="3040"/>
+            <w:shd w:fill="F2F2F2" w:color="auto" w:val="clear"/>
+            <w:tcMar>
+              <w:top w:type="dxa" w:w="60"/>
+              <w:left w:type="dxa" w:w="120"/>
+              <w:bottom w:type="dxa" w:w="60"/>
+              <w:right w:type="dxa" w:w="120"/>
+            </w:tcMar>
+            <w:vAlign w:val="top"/>
+          </w:tcPr>
+          <w:p>
+            <w:pPr>
+              <w:spacing w:after="40" w:before="0"/>
+              <w:jc w:val="left"/>
+            </w:pPr>
+            <w:r>
+              <w:rPr>
+                <w:rFonts w:ascii="Arial" w:cs="Arial" w:eastAsia="Arial" w:hAnsi="Arial"/>
+                <w:b w:val="false"/>
+                <w:bCs w:val="false"/>
+                <w:i w:val="false"/>
+                <w:iCs w:val="false"/>
+                <w:color w:val="000000"/>
+                <w:sz w:val="18"/>
+                <w:szCs w:val="18"/>
+              </w:rPr>
+              <w:t xml:space="preserve">Look for: (1) learners list factor pairs systematically, including negative pairs, in a table; (2) learners write (x + 3)(x + 3) as (x + 3)^2; (3) learners state that x^2 - 49 has no middle term because the two middle terms cancel; (4) learners check at least one factorisation by FOIL. Exit signal: ask for a thumbs up, sideways or down on 'I can find two numbers with a given product and sum'. Pairs who cannot complete the table for 2x^2 + 7x + 3 get a short mini-conference with the teacher during the Explain phase.</w:t>
+            </w:r>
+          </w:p>
+        </w:tc>
+      </w:tr>
+      <w:tr>
+        <w:tc>
+          <w:tcPr>
+            <w:tcW w:type="dxa" w:w="1520"/>
+            <w:shd w:fill="E2EFDA" w:color="auto" w:val="clear"/>
+            <w:tcMar>
+              <w:top w:type="dxa" w:w="60"/>
+              <w:left w:type="dxa" w:w="120"/>
+              <w:bottom w:type="dxa" w:w="60"/>
+              <w:right w:type="dxa" w:w="120"/>
+            </w:tcMar>
+            <w:vAlign w:val="top"/>
+          </w:tcPr>
+          <w:p>
+            <w:pPr>
+              <w:spacing w:after="40" w:before="0"/>
+              <w:jc w:val="left"/>
+            </w:pPr>
+            <w:r>
+              <w:rPr>
+                <w:rFonts w:ascii="Arial" w:cs="Arial" w:eastAsia="Arial" w:hAnsi="Arial"/>
+                <w:b/>
+                <w:bCs/>
+                <w:i w:val="false"/>
+                <w:iCs w:val="false"/>
+                <w:color w:val="000000"/>
+                <w:sz w:val="18"/>
+                <w:szCs w:val="18"/>
+              </w:rPr>
+              <w:t xml:space="preserve">Explain Phase</w:t>
+            </w:r>
+          </w:p>
+          <w:p>
+            <w:pPr>
+              <w:spacing w:after="20" w:before="0"/>
+            </w:pPr>
+            <w:r>
+              <w:rPr>
+                <w:rFonts w:ascii="Arial" w:cs="Arial" w:eastAsia="Arial" w:hAnsi="Arial"/>
+                <w:b/>
+                <w:bCs/>
+                <w:color w:val="1F3864"/>
+                <w:sz w:val="16"/>
+                <w:szCs w:val="16"/>
+              </w:rPr>
+              <w:t xml:space="preserve">📹 VIDEO:</w:t>
+            </w:r>
+          </w:p>
+          <w:p>
+            <w:pPr>
+              <w:spacing w:after="20" w:before="0"/>
+            </w:pPr>
+            <w:hyperlink w:history="1" r:id="rId4umzn4oawpcrjkry2ohvu">
+              <w:r>
+                <w:rPr>
+                  <w:rFonts w:ascii="Arial" w:cs="Arial" w:eastAsia="Arial" w:hAnsi="Arial"/>
+                  <w:color w:val="2E75B6"/>
+                  <w:sz w:val="16"/>
+                  <w:szCs w:val="16"/>
+                  <w:u w:val="single" w:color="2E75B6"/>
+                </w:rPr>
+                <w:t xml:space="preserve">Factoring Perfect Square Trinomials: A Sample Application</w:t>
+              </w:r>
+            </w:hyperlink>
+          </w:p>
+          <w:p>
+            <w:pPr>
+              <w:spacing w:after="10" w:before="0"/>
+              <w:ind w:left="120"/>
+            </w:pPr>
+            <w:r>
+              <w:rPr>
+                <w:rFonts w:ascii="Arial" w:cs="Arial" w:eastAsia="Arial" w:hAnsi="Arial"/>
+                <w:color w:val="595959"/>
+                <w:sz w:val="14"/>
+                <w:szCs w:val="14"/>
+              </w:rPr>
+              <w:t xml:space="preserve">Source: CK-12</w:t>
+            </w:r>
+          </w:p>
+          <w:p>
+            <w:pPr>
+              <w:spacing w:after="10" w:before="0"/>
+              <w:ind w:left="120"/>
+            </w:pPr>
+            <w:hyperlink w:history="1" r:id="rId2b90uuvpumz6soamgc4hg">
+              <w:r>
+                <w:rPr>
+                  <w:rFonts w:ascii="Arial" w:cs="Arial" w:eastAsia="Arial" w:hAnsi="Arial"/>
+                  <w:color w:val="595959"/>
+                  <w:sz w:val="14"/>
+                  <w:szCs w:val="14"/>
+                  <w:u w:val="single" w:color="595959"/>
+                </w:rPr>
+                <w:t xml:space="preserve">🔍 Search ARES for similar videos</w:t>
+              </w:r>
+            </w:hyperlink>
+          </w:p>
+          <w:p>
+            <w:pPr>
+              <w:spacing w:after="40" w:before="0"/>
+            </w:pPr>
+            <w:r>
+              <w:rPr>
+                <w:sz w:val="14"/>
+                <w:szCs w:val="14"/>
+              </w:rPr>
+              <w:t xml:space="preserve"/>
+            </w:r>
+          </w:p>
+          <w:p>
+            <w:pPr>
+              <w:spacing w:after="20" w:before="0"/>
+            </w:pPr>
+            <w:r>
+              <w:rPr>
+                <w:rFonts w:ascii="Arial" w:cs="Arial" w:eastAsia="Arial" w:hAnsi="Arial"/>
+                <w:b/>
+                <w:bCs/>
+                <w:color w:val="1F3864"/>
+                <w:sz w:val="16"/>
+                <w:szCs w:val="16"/>
+              </w:rPr>
+              <w:t xml:space="preserve">📖 EXERCISE:</w:t>
+            </w:r>
+          </w:p>
+          <w:p>
+            <w:pPr>
+              <w:spacing w:after="20" w:before="0"/>
+            </w:pPr>
+            <w:hyperlink w:history="1" r:id="rIdy_bphndit6134rrl8el7_">
               <w:r>
                 <w:rPr>
                   <w:rFonts w:ascii="Arial" w:cs="Arial" w:eastAsia="Arial" w:hAnsi="Arial"/>
@@ -9805,7 +10076,7 @@
               <w:spacing w:after="10" w:before="0"/>
               <w:ind w:left="120"/>
             </w:pPr>
-            <w:hyperlink w:history="1" r:id="rIdwnnvkyqbfx3r3pafz8hrj">
+            <w:hyperlink w:history="1" r:id="rIdwnuv9b5yaxtbhqhryfyla">
               <w:r>
                 <w:rPr>
                   <w:rFonts w:ascii="Arial" w:cs="Arial" w:eastAsia="Arial" w:hAnsi="Arial"/>
@@ -9847,7 +10118,7 @@
                 <w:sz w:val="18"/>
                 <w:szCs w:val="18"/>
               </w:rPr>
-              <w:t xml:space="preserve">Learners are shown the manila-paper sketch of the Harambee hall (reintroduced from Lesson 1): rectangle labelled 'width = w', 'length = w + 2', 'Area = 120 m²'. The equation w² + 2w − 120 = 0 is written on the board. Learners are asked to predict: 'Without solving, can you guess what two bracket expressions, when multiplied together, might equal w² + 2w − 120?' Each learner writes a prediction in their exercise book in the form (w + __)(w + __) = 0. Learners then share predictions with a shoulder partner.</w:t>
+              <w:t xml:space="preserve">Part A, the hall: Learners return to the committee's expression w^2 + 2w - 120. In pairs they build a product-and-sum table for 120 with the constant negative: factor pairs of -120 include (10, -12), (-10, 12), (8, -15), (-8, 15), (6, -20), (-6, 20) and so on, and they look for sum +2. They find 12 and -10 (product -120, sum 2) and write w^2 + 2w - 120 = (w + 12)(w - 10). They expand with FOIL to check: w^2 - 10w + 12w - 120 = w^2 + 2w - 120. They explain in a sentence why one factor is positive and one negative. They notice that (w + 12)(w - 10) contains the numbers 10 and 12, the same numbers they saw in the trial-and-error table in Lesson 1, but they do NOT solve yet; they write 'What we wonder: How do the brackets give us the width?' Part B, the Gikomba challenge: A mandazi vendor in Gikomba, Nairobi, has (x + 3) customers each paying (x + 4) shillings, so revenue R = (x + 3)(x + 4) = x^2 + 7x + 12 KES. The vendor wants R = 42 KES, which gives x^2 + 7x - 30 (after moving 42 across). In groups of four, learners factorise x^2 + 7x - 30 by finding two numbers with product -30 and sum 7 (10 and -3), writing (x + 10)(x - 3). They check by expanding: x^2 - 3x + 10x - 30 = x^2 + 7x - 30. Each group completes the sentence: 'The steps I follow to factorise x^2 + bx + c are...' Groups then write a short comparison: how is this expression like the hall's expression, and how is it different? (Both have a negative constant; the numbers differ.) They leave the solving, and the rejection of -10, for Lesson 4.</w:t>
             </w:r>
           </w:p>
         </w:tc>
@@ -9879,7 +10150,7 @@
                 <w:sz w:val="18"/>
                 <w:szCs w:val="18"/>
               </w:rPr>
-              <w:t xml:space="preserve">Teacher reattaches the manila-paper hall sketch to the board and says: 'Last lesson we learned to expand brackets — to multiply out. Today we run the process backwards. Look at the hall equation we built together: w² + 2w − 120 = 0. I want you to predict — just predict — what two brackets multiplied together might give us this expression. Write your prediction now in the form (w + __)(w + __). You have 90 seconds.' [Allow 90 seconds of silent individual thinking — do NOT circulate yet.] After 90 seconds: 'Now whisper your prediction to your partner. Do you agree? Disagree? Why?' [Allow 60 seconds of pair talk.] Cold-call 3 pairs: 'Pair at the front — what did you predict and what was your reasoning?' Record all 3 predictions on the board without evaluating them. Say: 'We will return to these predictions at the end of Phase 3 to see who was closest — and more importantly, why.'</w:t>
+              <w:t xml:space="preserve">Say: 'The committee gave us w^2 + 2w - 120. Can we now find the hidden brackets? Use your table.' Give WAIT TIME of 10-15 seconds before taking any answer. Cold-call 3 pairs: 'Which factor pair did you choose, and how do you know the sum is 2?' Ask the class: 'Why can't 8 and -15 work?' (sum is -7) Write the factorisation on the board and have learners expand it aloud in chorus to check. Then say: 'Now the Gikomba mandazi vendor needs help. Same method, new numbers.' Circulate, asking groups: 'What is your product? What is your sum? How can you test it quickly?' Cold-call 4 groups to share their factor pair and check. Address misconceptions explicitly: (1) writing (x - 10)(x + 3) instead of (x + 10)(x - 3): ask 'Expand it. Does the middle term come out +7x or -7x?'; (2) forgetting that the sign of the larger number matches the sign of b. State clearly: 'Today we only factorise. We do not yet find w or x; that is Lesson 4.' End with: 'What is the same about the hall and the mandazi problem?' and take 2 responses.</w:t>
             </w:r>
           </w:p>
         </w:tc>
@@ -9911,7 +10182,7 @@
                 <w:sz w:val="18"/>
                 <w:szCs w:val="18"/>
               </w:rPr>
-              <w:t xml:space="preserve">Activation of Prior Knowledge + Prediction Anchoring. By asking learners to predict the factored form before instruction, the teacher surfaces existing intuitions about the relationship between products and factors. Recording predictions publicly creates a reference point that generates cognitive tension — learners are motivated to resolve whether their guess was correct and why.</w:t>
+              <w:t xml:space="preserve">Claim-Evidence-Reasoning with Reversal Check: learners state a claim (the factorisation), give evidence (the factor-pair table and the FOIL expansion), and give reasoning (factorising is expanding in reverse, so expanding the answer must return the original expression). Applying the same method to the hall and then to a new context (Gikomba mandazi revenue) helps learners transfer the idea rather than memorise one example.</w:t>
             </w:r>
           </w:p>
         </w:tc>
@@ -9943,7 +10214,7 @@
                 <w:sz w:val="18"/>
                 <w:szCs w:val="18"/>
               </w:rPr>
-              <w:t xml:space="preserve">Observable indicator: Each learner has a written prediction in the form (w + __)(w + __) in their book. Teacher scans predictions during pair-share to identify: (a) learners who correctly guess (w + 12)(w − 10) or close variants — these can be challenged further; (b) learners with no attempt or wildly inconsistent signs — these need closer monitoring during guided practice.</w:t>
+              <w:t xml:space="preserve">Look for: (1) the factor pair 12 and -10 chosen and justified using both product -120 and sum 2; (2) (w + 12)(w - 10) written and checked by expanding; (3) (x + 10)(x - 3) written for the mandazi expression with a correct check; (4) learners resisting the urge to solve for w and instead writing a wonder question. Quick check on mini whiteboards: 'Factorise x^2 + 5x + 6' (answer (x + 2)(x + 3)); count correct responses. Aim for at least 80% correct; if lower, reteach with the product-and-sum table before the next lesson. Collect pair work for the three tasks to identify learners needing extra support.</w:t>
             </w:r>
           </w:p>
         </w:tc>
@@ -9952,32 +10223,32 @@
         <w:tc>
           <w:tcPr>
             <w:tcW w:type="dxa" w:w="1520"/>
-            <w:shd w:fill="D9EEF1" w:color="auto" w:val="clear"/>
-            <w:tcMar>
-              <w:top w:type="dxa" w:w="60"/>
-              <w:left w:type="dxa" w:w="120"/>
-              <w:bottom w:type="dxa" w:w="60"/>
-              <w:right w:type="dxa" w:w="120"/>
-            </w:tcMar>
-            <w:vAlign w:val="top"/>
-          </w:tcPr>
-          <w:p>
-            <w:pPr>
-              <w:spacing w:after="40" w:before="0"/>
-              <w:jc w:val="left"/>
-            </w:pPr>
-            <w:r>
-              <w:rPr>
-                <w:rFonts w:ascii="Arial" w:cs="Arial" w:eastAsia="Arial" w:hAnsi="Arial"/>
-                <w:b/>
-                <w:bCs/>
-                <w:i w:val="false"/>
-                <w:iCs w:val="false"/>
-                <w:color w:val="000000"/>
-                <w:sz w:val="18"/>
-                <w:szCs w:val="18"/>
-              </w:rPr>
-              <w:t xml:space="preserve">Observe Phase</w:t>
+            <w:shd w:fill="FCE4D6" w:color="auto" w:val="clear"/>
+            <w:tcMar>
+              <w:top w:type="dxa" w:w="60"/>
+              <w:left w:type="dxa" w:w="120"/>
+              <w:bottom w:type="dxa" w:w="60"/>
+              <w:right w:type="dxa" w:w="120"/>
+            </w:tcMar>
+            <w:vAlign w:val="top"/>
+          </w:tcPr>
+          <w:p>
+            <w:pPr>
+              <w:spacing w:after="40" w:before="0"/>
+              <w:jc w:val="left"/>
+            </w:pPr>
+            <w:r>
+              <w:rPr>
+                <w:rFonts w:ascii="Arial" w:cs="Arial" w:eastAsia="Arial" w:hAnsi="Arial"/>
+                <w:b/>
+                <w:bCs/>
+                <w:i w:val="false"/>
+                <w:iCs w:val="false"/>
+                <w:color w:val="000000"/>
+                <w:sz w:val="18"/>
+                <w:szCs w:val="18"/>
+              </w:rPr>
+              <w:t xml:space="preserve">Driving Question Board (DQB) Creation</w:t>
             </w:r>
           </w:p>
           <w:p>
@@ -10000,7 +10271,7 @@
             <w:pPr>
               <w:spacing w:after="20" w:before="0"/>
             </w:pPr>
-            <w:hyperlink w:history="1" r:id="rIduwdgz1309rs1hwmsb-9k9">
+            <w:hyperlink w:history="1" r:id="rId5drd_qzgvknbtw4y6agm1">
               <w:r>
                 <w:rPr>
                   <w:rFonts w:ascii="Arial" w:cs="Arial" w:eastAsia="Arial" w:hAnsi="Arial"/>
@@ -10009,7 +10280,7 @@
                   <w:szCs w:val="16"/>
                   <w:u w:val="single" w:color="2E75B6"/>
                 </w:rPr>
-                <w:t xml:space="preserve">Factoring Quadratic Expressions with Negative Coefficients: A Sample Application</w:t>
+                <w:t xml:space="preserve">Factoring difference of squares: two variables (example 2)</w:t>
               </w:r>
             </w:hyperlink>
           </w:p>
@@ -10025,7 +10296,7 @@
                 <w:sz w:val="14"/>
                 <w:szCs w:val="14"/>
               </w:rPr>
-              <w:t xml:space="preserve">Source: CK-12</w:t>
+              <w:t xml:space="preserve">Source: Khan Academy (English - US curriculum)</w:t>
             </w:r>
           </w:p>
           <w:p>
@@ -10033,7 +10304,7 @@
               <w:spacing w:after="10" w:before="0"/>
               <w:ind w:left="120"/>
             </w:pPr>
-            <w:hyperlink w:history="1" r:id="rIdfgl23di6pouho5edrps3d">
+            <w:hyperlink w:history="1" r:id="rId5932mraz3gbx7czbvxl0h">
               <w:r>
                 <w:rPr>
                   <w:rFonts w:ascii="Arial" w:cs="Arial" w:eastAsia="Arial" w:hAnsi="Arial"/>
@@ -10078,7 +10349,7 @@
             <w:pPr>
               <w:spacing w:after="20" w:before="0"/>
             </w:pPr>
-            <w:hyperlink w:history="1" r:id="rIdnbqjcgahl4ijmpowfuukl">
+            <w:hyperlink w:history="1" r:id="rIdzow5xa8xznlk4z4sftztp">
               <w:r>
                 <w:rPr>
                   <w:rFonts w:ascii="Arial" w:cs="Arial" w:eastAsia="Arial" w:hAnsi="Arial"/>
@@ -10111,7 +10382,7 @@
               <w:spacing w:after="10" w:before="0"/>
               <w:ind w:left="120"/>
             </w:pPr>
-            <w:hyperlink w:history="1" r:id="rId0qevg3jopmfekkzgwedzk">
+            <w:hyperlink w:history="1" r:id="rId9mlsdzjieltseruaxjpbd">
               <w:r>
                 <w:rPr>
                   <w:rFonts w:ascii="Arial" w:cs="Arial" w:eastAsia="Arial" w:hAnsi="Arial"/>
@@ -10153,7 +10424,7 @@
                 <w:sz w:val="18"/>
                 <w:szCs w:val="18"/>
               </w:rPr>
-              <w:t xml:space="preserve">Learners observe three worked examples on the board/chart paper, each connected to a Kenyan context: (1) Simple trinomial: A Kericho tea farmer's profit is modelled by x² + 5x + 6. Teacher demonstrates factorisation step-by-step, naming every micro-step. (2) Trinomial with negative constant: The hall equation w² + 2w − 120. Teacher demonstrates splitting the middle term using factor pairs of −120. (3) Difference of two squares: A Mombasa tiling contractor finds the area of a border as x² − 49. Teacher demonstrates the special pattern. After each example, learners copy the worked example AND write one sentence: 'The factor pair I needed was ___ and ___ because they multiply to ___ and add to ___.' A short 6-question observation worksheet (3 x² + bx + c, 2 ax² + bx + c, 1 difference of two squares) is completed individually in silence.</w:t>
+              <w:t xml:space="preserve">Learners add to the class Driving Question Board using 'What we notice / What we wonder' cards. Each pair writes one 'What we notice' card, for example: 'We notice that w^2 + 2w - 120 can be written as (w + 12)(w - 10)' or 'We notice that the numbers 12 and -10 multiply to -120 and add to 2'. Each pair also writes one 'What we wonder' card, for example: 'We wonder how (w + 12)(w - 10) gives the width of the hall' or 'We wonder why one number is negative and what a negative width would mean'. They place the cards on the DQB under the driving question about the Harambee hall in Githurai. The class then adds a DQB update statement: 'Factorisation lets us undo expansion to find hidden values.' Learners also note the Gikomba mandazi problem on a card: 'We wonder what x is when revenue is 42 KES'.</w:t>
             </w:r>
           </w:p>
         </w:tc>
@@ -10185,7 +10456,7 @@
                 <w:sz w:val="18"/>
                 <w:szCs w:val="18"/>
               </w:rPr>
-              <w:t xml:space="preserve">Teacher says: 'We are going to look at three examples. Your job is not just to copy — your job is to watch for the pattern. I will narrate every step out loud.' EXAMPLE 1 — x² + 5x + 6: Write on board. Say: 'I need two numbers that multiply to +6 AND add to +5. I will list factor pairs of 6: (1,6) — add to 7, no. (2,3) — add to 5, YES.' Write (x + 2)(x + 3). Say: 'Watch me verify by expanding.' Expand back on the board. 'Does everyone see the expansion matches? Thumbs up if yes.' [Wait 5 seconds. Address any thumbs down immediately.] EXAMPLE 2 — w² + 2w − 120 (the hall equation): Say: 'This is our hall equation. Same process — two numbers that multiply to −120 and add to +2.' Pause and ask the class: 'The product is NEGATIVE 120. What does that tell us about the signs of our two numbers?' [WAIT 12 seconds.] Cold-call 2 learners. Narrate the factor-pair search: (−10, 12) → multiply to −120, add to +2. Write (w + 12)(w − 10). Say: 'Now look at the predictions on the board. Which prediction was closest?' EXAMPLE 3 — x² − 49: Say: 'This one has no middle term. Notice x² − 49 = x² − 7². This is called the difference of two squares.' Write the pattern a² − b² = (a+b)(a−b) on the board in a box. Verify by expanding. Distribute the 6-question observation worksheet. Say: 'Complete this individually and silently. You have 8 minutes.' [Circulate, do NOT give answers — place a small tick near correct working or a dot near lines that need review.]</w:t>
+              <w:t xml:space="preserve">Hand out cards and say: 'Write what you noticed today and what you still wonder about the hall.' Allow 3 minutes of silent writing. Give WAIT TIME of 10-15 seconds after asking: 'Which wondering cards connect to each other?' Cold-call 4 pairs to read a card and place it on the DQB. Cluster cards into themes such as 'finding the brackets', 'negative numbers', 'getting the width' and 'checking answers'. Point to the 'Factorisation lets us undo expansion to find hidden values' statement and say: 'This is our new piece of evidence. We still do not know the width. What step comes next?' Guide learners to say that each bracket might be set equal to zero, without teaching it, and tell them that Lesson 4 will investigate this. Ask: 'Which wonder cards did today's lesson answer, and which are new?' and move answered cards to a 'We have learned' strip.</w:t>
             </w:r>
           </w:p>
         </w:tc>
@@ -10217,7 +10488,7 @@
                 <w:sz w:val="18"/>
                 <w:szCs w:val="18"/>
               </w:rPr>
-              <w:t xml:space="preserve">Worked Example Analysis with Narrated Thinking (Cognitive Apprenticeship). The teacher makes invisible algebraic reasoning visible by narrating every decision — particularly the factor-pair search. Connecting Example 2 directly to the hall equation and the learners' own Lesson 1 predictions creates meaning: this is not abstract procedure, it is the tool that solves the community's real problem. The 'one sentence' annotation after each example forces learners to encode the key condition (multiply to c, add to b) in their own words.</w:t>
+              <w:t xml:space="preserve">Question Clustering on the DQB: learners link new observations to the unresolved driving question, track what is answered and unanswered, and see the lesson as one step in a longer investigation. This keeps the Githurai hall as the thread that connects every lesson.</w:t>
             </w:r>
           </w:p>
         </w:tc>
@@ -10249,7 +10520,7 @@
                 <w:sz w:val="18"/>
                 <w:szCs w:val="18"/>
               </w:rPr>
-              <w:t xml:space="preserve">Observable indicator: During silent worksheet time, teacher circulates and checks 6–8 books. Look for: (a) correct identification of factor pairs for all x² + bx + c items; (b) correct sign handling for negative constants; (c) correct application of difference-of-two-squares pattern. Learners who complete early and correctly are asked in a whisper: 'Can you write your own real-world context for one of these expressions?' Learners still on question 2 after 5 minutes receive a prompt card listing factor-pair steps.</w:t>
+              <w:t xml:space="preserve">Check that at least 80% of pairs submit one 'notice' and one 'wonder' card. Look for notice cards that mention the factor pair (12 and -10) or the reverse of expansion, and wonder cards that show a genuine next step (e.g. how to get w from the brackets). Note any cards that show a misconception, such as 'w = 12 because of the 12 in the bracket', and address them at the start of Lesson 4.</w:t>
             </w:r>
           </w:p>
         </w:tc>
@@ -10258,32 +10529,32 @@
         <w:tc>
           <w:tcPr>
             <w:tcW w:type="dxa" w:w="1520"/>
-            <w:shd w:fill="E2EFDA" w:color="auto" w:val="clear"/>
-            <w:tcMar>
-              <w:top w:type="dxa" w:w="60"/>
-              <w:left w:type="dxa" w:w="120"/>
-              <w:bottom w:type="dxa" w:w="60"/>
-              <w:right w:type="dxa" w:w="120"/>
-            </w:tcMar>
-            <w:vAlign w:val="top"/>
-          </w:tcPr>
-          <w:p>
-            <w:pPr>
-              <w:spacing w:after="40" w:before="0"/>
-              <w:jc w:val="left"/>
-            </w:pPr>
-            <w:r>
-              <w:rPr>
-                <w:rFonts w:ascii="Arial" w:cs="Arial" w:eastAsia="Arial" w:hAnsi="Arial"/>
-                <w:b/>
-                <w:bCs/>
-                <w:i w:val="false"/>
-                <w:iCs w:val="false"/>
-                <w:color w:val="000000"/>
-                <w:sz w:val="18"/>
-                <w:szCs w:val="18"/>
-              </w:rPr>
-              <w:t xml:space="preserve">Explain Phase</w:t>
+            <w:shd w:fill="D5E8F0" w:color="auto" w:val="clear"/>
+            <w:tcMar>
+              <w:top w:type="dxa" w:w="60"/>
+              <w:left w:type="dxa" w:w="120"/>
+              <w:bottom w:type="dxa" w:w="60"/>
+              <w:right w:type="dxa" w:w="120"/>
+            </w:tcMar>
+            <w:vAlign w:val="top"/>
+          </w:tcPr>
+          <w:p>
+            <w:pPr>
+              <w:spacing w:after="40" w:before="0"/>
+              <w:jc w:val="left"/>
+            </w:pPr>
+            <w:r>
+              <w:rPr>
+                <w:rFonts w:ascii="Arial" w:cs="Arial" w:eastAsia="Arial" w:hAnsi="Arial"/>
+                <w:b/>
+                <w:bCs/>
+                <w:i w:val="false"/>
+                <w:iCs w:val="false"/>
+                <w:color w:val="000000"/>
+                <w:sz w:val="18"/>
+                <w:szCs w:val="18"/>
+              </w:rPr>
+              <w:t xml:space="preserve">Model Building Phase</w:t>
             </w:r>
           </w:p>
           <w:p>
@@ -10306,7 +10577,7 @@
             <w:pPr>
               <w:spacing w:after="20" w:before="0"/>
             </w:pPr>
-            <w:hyperlink w:history="1" r:id="rIdfeojzibotr5edpapfx0sa">
+            <w:hyperlink w:history="1" r:id="rIdulol7n28lpkqfd62avxai">
               <w:r>
                 <w:rPr>
                   <w:rFonts w:ascii="Arial" w:cs="Arial" w:eastAsia="Arial" w:hAnsi="Arial"/>
@@ -10315,9 +10586,25 @@
                   <w:szCs w:val="16"/>
                   <w:u w:val="single" w:color="2E75B6"/>
                 </w:rPr>
-                <w:t xml:space="preserve">Solving quadratics by factoring</w:t>
+                <w:t xml:space="preserve">Factoring difference of squares: shared factors</w:t>
               </w:r>
             </w:hyperlink>
+          </w:p>
+          <w:p>
+            <w:pPr>
+              <w:spacing w:after="20" w:before="0"/>
+            </w:pPr>
+            <w:r>
+              <w:rPr>
+                <w:rFonts w:ascii="Arial" w:cs="Arial" w:eastAsia="Arial" w:hAnsi="Arial"/>
+                <w:i/>
+                <w:iCs/>
+                <w:color w:val="595959"/>
+                <w:sz w:val="16"/>
+                <w:szCs w:val="16"/>
+              </w:rPr>
+              <w:t xml:space="preserve">Related topic: not an exact match for this lesson.</w:t>
+            </w:r>
           </w:p>
           <w:p>
             <w:pPr>
@@ -10339,7 +10626,7 @@
               <w:spacing w:after="10" w:before="0"/>
               <w:ind w:left="120"/>
             </w:pPr>
-            <w:hyperlink w:history="1" r:id="rId9bbqpk5k212pr7rlwqwy7">
+            <w:hyperlink w:history="1" r:id="rIduhafmypl0vhpvacnqltef">
               <w:r>
                 <w:rPr>
                   <w:rFonts w:ascii="Arial" w:cs="Arial" w:eastAsia="Arial" w:hAnsi="Arial"/>
@@ -10384,7 +10671,7 @@
             <w:pPr>
               <w:spacing w:after="20" w:before="0"/>
             </w:pPr>
-            <w:hyperlink w:history="1" r:id="rIdaczjbe6_j3tn0hm2rwpor">
+            <w:hyperlink w:history="1" r:id="rIdkdr1fpyuprekruqiyr2lc">
               <w:r>
                 <w:rPr>
                   <w:rFonts w:ascii="Arial" w:cs="Arial" w:eastAsia="Arial" w:hAnsi="Arial"/>
@@ -10417,7 +10704,7 @@
               <w:spacing w:after="10" w:before="0"/>
               <w:ind w:left="120"/>
             </w:pPr>
-            <w:hyperlink w:history="1" r:id="rId9vxaexmyhudsyxzjprfs9">
+            <w:hyperlink w:history="1" r:id="rIdxf8jquwgn9eiaucs49geo">
               <w:r>
                 <w:rPr>
                   <w:rFonts w:ascii="Arial" w:cs="Arial" w:eastAsia="Arial" w:hAnsi="Arial"/>
@@ -10459,7 +10746,7 @@
                 <w:sz w:val="18"/>
                 <w:szCs w:val="18"/>
               </w:rPr>
-              <w:t xml:space="preserve">Learners work in groups of 4 to factorise three connected problems: (A) The Harambee hall equation: w² + 2w − 120 = 0. Learners factorise, then write: 'The possible widths from the factors are ___ m and ___ m. The physically meaningful width is ___ m because ___.' (B) The Gikomba mandazi challenge: A mandazi seller at Gikomba market, Mama Akinyi, finds her daily revenue R (in shillings) when she sells n trays is modelled by R = 6n² + 11n − 10. Learners factorise 6n² + 11n − 10 using the splitting-the-middle-term method. (C) A perfect square trinomial: A square garden in Kisumu has area x² + 14x + 49 m². Factorise to find the side length. Groups present findings to the class using a mini-whiteboard or exercise book held up.</w:t>
+              <w:t xml:space="preserve">Learners update the cumulative model poster for the Harambee hall, which in earlier lessons showed the hall sketch, the equation w(w + 2) = 120 and the expanded form w^2 + 2w - 120 = 0. In groups of four they add a new panel titled 'Factorising: undoing expansion'. The panel contains: (1) a two-way arrow diagram, with 'expand (FOIL)' going from (w + 12)(w - 10) to w^2 + 2w - 120 and 'factorise' going back; (2) the factor-pair table for 120 with the pair 12 and -10 circled; (3) the three patterns from the Observe phase, x^2 + 6x + 9 = (x + 3)^2, x^2 - 49 = (x - 7)(x + 7) and 2x^2 + 7x + 3 = (2x + 1)(x + 3); (4) the Gikomba mandazi example x^2 + 7x - 30 = (x + 10)(x - 3). Each group writes one sentence at the bottom: 'Factorising helps the Githurai committee because...' and adds a placeholder box 'Next: use the brackets to find w' for Lesson 4. Finally, learners complete the three-column summary table (see below) in their books.</w:t>
             </w:r>
           </w:p>
         </w:tc>
@@ -10491,7 +10778,7 @@
                 <w:sz w:val="18"/>
                 <w:szCs w:val="18"/>
               </w:rPr>
-              <w:t xml:space="preserve">Say: 'Now you will explain the mathematics — not just do it. Work in your groups of four. For each problem, you must: (1) show every step of the factorisation; (2) state in plain Swahili or English what the factors mean in context.' PROBLEM A: 'This is still our hall equation. Factorise w² + 2w − 120 = 0. Then answer: which value of w makes sense as the width of a real hall, and why does the other value not work?' [Allow 5 minutes. Circulate. After 3 minutes, if most groups are stuck on sign choice, ask the whole class without giving the answer: 'If w is a width in metres, can it be negative?' WAIT 10 seconds. Cold-call 1 learner.] PROBLEM B: 'Mama Akinyi at Gikomba needs to understand her revenue model. Factorise 6n² + 11n − 10. Hint: multiply the coefficient of n² by the constant: 6 × (−10) = −60. Find two numbers that multiply to −60 and add to +11.' [Allow 6 minutes.] PROBLEM C: 'The Kisumu garden. Factorise x² + 14x + 49. What special pattern do you notice?' [Allow 3 minutes.] After group work: cold-call one group per problem to present. For each presentation ask the rest of the class: 'Do you agree? Does anyone have a different method that gives the same answer?' After all three presentations, return to the board predictions from Phase 1. Say: 'Look at our predictions. Now we know the correct factorisation is (w + 12)(w − 10). Whose prediction was closest? What made the difference between a correct and incorrect prediction?' [WAIT 12 seconds. Cold-call 2 learners.]</w:t>
+              <w:t xml:space="preserve">Say: 'Our model poster must show how we got from the sketch to the brackets. Add a panel that someone from another school could follow.' Provide manila paper and markers (in the same spirit as the committee's sketch). Give WAIT TIME of 10-15 seconds after asking: 'How is factorising linked to expanding in the diagram?' Circulate and ask each group: 'Where does the 12 come from? Why is -10 negative?' Cold-call 3 groups to present their arrow diagram in 30 seconds each; ask the class to give one 'star' (what is clear) and one 'step' (what could be clearer). Remind learners: 'We have not yet found the width. Write that on your poster as the next step.' Close with a whole-class check: 'Hands up if you can factorise w^2 + 2w - 120 without notes.' Collect the summary tables as an exit ticket.</w:t>
             </w:r>
           </w:p>
         </w:tc>
@@ -10523,7 +10810,7 @@
                 <w:sz w:val="18"/>
                 <w:szCs w:val="18"/>
               </w:rPr>
-              <w:t xml:space="preserve">Contextualised Group Problem Solving with Forced Interpretation. Factorisation alone is a procedural skill; requiring learners to interpret the factors in context (rejecting the negative root for the hall width; identifying the side of the Kisumu garden) elevates the task to conceptual understanding. The Gikomba mandazi context grounds the ax² + bx + c method in a recognisable Kenyan economic situation, making the splitting method feel purposeful rather than arbitrary. Returning to Phase 1 predictions closes the predict–explain loop, reinforcing metacognitive awareness.</w:t>
+              <w:t xml:space="preserve">Cumulative Model Revision: learners extend a visible, shared model of the hall problem by adding the new relationship (expanding and factorising as inverse processes). Representing the idea as a diagram, a table and worked examples builds a multi-representation understanding and records the progress of the class thinking across lessons.</w:t>
             </w:r>
           </w:p>
         </w:tc>
@@ -10555,619 +10842,7 @@
                 <w:sz w:val="18"/>
                 <w:szCs w:val="18"/>
               </w:rPr>
-              <w:t xml:space="preserve">Observable indicator: Each group's written work for Problem A must show (w + 12)(w − 10) = 0 with the conclusion 'w = 10 m (valid) or w = −12 m (rejected — negative length is impossible).' For Problem B, correct factorisation is (2n + 5)(3n − 2). For Problem C, correct factorisation is (x + 7)². Any group that cannot articulate WHY negative roots are rejected is flagged for targeted questioning in Phase 4.</w:t>
-            </w:r>
-          </w:p>
-        </w:tc>
-      </w:tr>
-      <w:tr>
-        <w:tc>
-          <w:tcPr>
-            <w:tcW w:type="dxa" w:w="1520"/>
-            <w:shd w:fill="FCE4D6" w:color="auto" w:val="clear"/>
-            <w:tcMar>
-              <w:top w:type="dxa" w:w="60"/>
-              <w:left w:type="dxa" w:w="120"/>
-              <w:bottom w:type="dxa" w:w="60"/>
-              <w:right w:type="dxa" w:w="120"/>
-            </w:tcMar>
-            <w:vAlign w:val="top"/>
-          </w:tcPr>
-          <w:p>
-            <w:pPr>
-              <w:spacing w:after="40" w:before="0"/>
-              <w:jc w:val="left"/>
-            </w:pPr>
-            <w:r>
-              <w:rPr>
-                <w:rFonts w:ascii="Arial" w:cs="Arial" w:eastAsia="Arial" w:hAnsi="Arial"/>
-                <w:b/>
-                <w:bCs/>
-                <w:i w:val="false"/>
-                <w:iCs w:val="false"/>
-                <w:color w:val="000000"/>
-                <w:sz w:val="18"/>
-                <w:szCs w:val="18"/>
-              </w:rPr>
-              <w:t xml:space="preserve">Driving Question Board (DQB) Creation</w:t>
-            </w:r>
-          </w:p>
-          <w:p>
-            <w:pPr>
-              <w:spacing w:after="20" w:before="0"/>
-            </w:pPr>
-            <w:r>
-              <w:rPr>
-                <w:rFonts w:ascii="Arial" w:cs="Arial" w:eastAsia="Arial" w:hAnsi="Arial"/>
-                <w:b/>
-                <w:bCs/>
-                <w:color w:val="1F3864"/>
-                <w:sz w:val="16"/>
-                <w:szCs w:val="16"/>
-              </w:rPr>
-              <w:t xml:space="preserve">📹 VIDEO:</w:t>
-            </w:r>
-          </w:p>
-          <w:p>
-            <w:pPr>
-              <w:spacing w:after="20" w:before="0"/>
-            </w:pPr>
-            <w:hyperlink w:history="1" r:id="rIdwt-crckjgldgpa-w0u4x0">
-              <w:r>
-                <w:rPr>
-                  <w:rFonts w:ascii="Arial" w:cs="Arial" w:eastAsia="Arial" w:hAnsi="Arial"/>
-                  <w:color w:val="2E75B6"/>
-                  <w:sz w:val="16"/>
-                  <w:szCs w:val="16"/>
-                  <w:u w:val="single" w:color="2E75B6"/>
-                </w:rPr>
-                <w:t xml:space="preserve">Factoring using the difference of squares pattern</w:t>
-              </w:r>
-            </w:hyperlink>
-          </w:p>
-          <w:p>
-            <w:pPr>
-              <w:spacing w:after="10" w:before="0"/>
-              <w:ind w:left="120"/>
-            </w:pPr>
-            <w:r>
-              <w:rPr>
-                <w:rFonts w:ascii="Arial" w:cs="Arial" w:eastAsia="Arial" w:hAnsi="Arial"/>
-                <w:color w:val="595959"/>
-                <w:sz w:val="14"/>
-                <w:szCs w:val="14"/>
-              </w:rPr>
-              <w:t xml:space="preserve">Source: Khan Academy (English - US curriculum)</w:t>
-            </w:r>
-          </w:p>
-          <w:p>
-            <w:pPr>
-              <w:spacing w:after="10" w:before="0"/>
-              <w:ind w:left="120"/>
-            </w:pPr>
-            <w:hyperlink w:history="1" r:id="rIdz7jbcnpbf2x8vrimee3ms">
-              <w:r>
-                <w:rPr>
-                  <w:rFonts w:ascii="Arial" w:cs="Arial" w:eastAsia="Arial" w:hAnsi="Arial"/>
-                  <w:color w:val="595959"/>
-                  <w:sz w:val="14"/>
-                  <w:szCs w:val="14"/>
-                  <w:u w:val="single" w:color="595959"/>
-                </w:rPr>
-                <w:t xml:space="preserve">🔍 Search ARES for similar videos</w:t>
-              </w:r>
-            </w:hyperlink>
-          </w:p>
-          <w:p>
-            <w:pPr>
-              <w:spacing w:after="40" w:before="0"/>
-            </w:pPr>
-            <w:r>
-              <w:rPr>
-                <w:sz w:val="14"/>
-                <w:szCs w:val="14"/>
-              </w:rPr>
-              <w:t xml:space="preserve"/>
-            </w:r>
-          </w:p>
-          <w:p>
-            <w:pPr>
-              <w:spacing w:after="20" w:before="0"/>
-            </w:pPr>
-            <w:r>
-              <w:rPr>
-                <w:rFonts w:ascii="Arial" w:cs="Arial" w:eastAsia="Arial" w:hAnsi="Arial"/>
-                <w:b/>
-                <w:bCs/>
-                <w:color w:val="1F3864"/>
-                <w:sz w:val="16"/>
-                <w:szCs w:val="16"/>
-              </w:rPr>
-              <w:t xml:space="preserve">📖 EXERCISE:</w:t>
-            </w:r>
-          </w:p>
-          <w:p>
-            <w:pPr>
-              <w:spacing w:after="20" w:before="0"/>
-            </w:pPr>
-            <w:hyperlink w:history="1" r:id="rIdetj2y-uiynolfplnwiwrn">
-              <w:r>
-                <w:rPr>
-                  <w:rFonts w:ascii="Arial" w:cs="Arial" w:eastAsia="Arial" w:hAnsi="Arial"/>
-                  <w:color w:val="2E75B6"/>
-                  <w:sz w:val="16"/>
-                  <w:szCs w:val="16"/>
-                  <w:u w:val="single" w:color="2E75B6"/>
-                </w:rPr>
-                <w:t xml:space="preserve">Perfect squares intro</w:t>
-              </w:r>
-            </w:hyperlink>
-          </w:p>
-          <w:p>
-            <w:pPr>
-              <w:spacing w:after="10" w:before="0"/>
-              <w:ind w:left="120"/>
-            </w:pPr>
-            <w:r>
-              <w:rPr>
-                <w:rFonts w:ascii="Arial" w:cs="Arial" w:eastAsia="Arial" w:hAnsi="Arial"/>
-                <w:color w:val="595959"/>
-                <w:sz w:val="14"/>
-                <w:szCs w:val="14"/>
-              </w:rPr>
-              <w:t xml:space="preserve">Source: Khan Academy (English - US curriculum)</w:t>
-            </w:r>
-          </w:p>
-          <w:p>
-            <w:pPr>
-              <w:spacing w:after="10" w:before="0"/>
-              <w:ind w:left="120"/>
-            </w:pPr>
-            <w:hyperlink w:history="1" r:id="rIdjg8psl3j6tuuvb99csgev">
-              <w:r>
-                <w:rPr>
-                  <w:rFonts w:ascii="Arial" w:cs="Arial" w:eastAsia="Arial" w:hAnsi="Arial"/>
-                  <w:color w:val="595959"/>
-                  <w:sz w:val="14"/>
-                  <w:szCs w:val="14"/>
-                  <w:u w:val="single" w:color="595959"/>
-                </w:rPr>
-                <w:t xml:space="preserve">🔍 Search ARES for similar readings</w:t>
-              </w:r>
-            </w:hyperlink>
-          </w:p>
-        </w:tc>
-        <w:tc>
-          <w:tcPr>
-            <w:tcW w:type="dxa" w:w="3040"/>
-            <w:shd w:fill="FFFFFF" w:color="auto" w:val="clear"/>
-            <w:tcMar>
-              <w:top w:type="dxa" w:w="60"/>
-              <w:left w:type="dxa" w:w="120"/>
-              <w:bottom w:type="dxa" w:w="60"/>
-              <w:right w:type="dxa" w:w="120"/>
-            </w:tcMar>
-            <w:vAlign w:val="top"/>
-          </w:tcPr>
-          <w:p>
-            <w:pPr>
-              <w:spacing w:after="40" w:before="0"/>
-              <w:jc w:val="left"/>
-            </w:pPr>
-            <w:r>
-              <w:rPr>
-                <w:rFonts w:ascii="Arial" w:cs="Arial" w:eastAsia="Arial" w:hAnsi="Arial"/>
-                <w:b w:val="false"/>
-                <w:bCs w:val="false"/>
-                <w:i w:val="false"/>
-                <w:iCs w:val="false"/>
-                <w:color w:val="000000"/>
-                <w:sz w:val="18"/>
-                <w:szCs w:val="18"/>
-              </w:rPr>
-              <w:t xml:space="preserve">Learners individually write one new sticky note (or a slip of paper) with: (a) one thing factorisation can now do that expansion could not do; (b) one new question that arose during the lesson. Notes are placed on the class Driving Question Board under two columns: 'What we can now do' and 'New questions we have.' Learners also update their personal learning journals with the DQB insight statement for Lesson 3: 'Factorisation lets us undo expansion to find hidden values.'</w:t>
-            </w:r>
-          </w:p>
-        </w:tc>
-        <w:tc>
-          <w:tcPr>
-            <w:tcW w:type="dxa" w:w="3040"/>
-            <w:shd w:fill="F2F2F2" w:color="auto" w:val="clear"/>
-            <w:tcMar>
-              <w:top w:type="dxa" w:w="60"/>
-              <w:left w:type="dxa" w:w="120"/>
-              <w:bottom w:type="dxa" w:w="60"/>
-              <w:right w:type="dxa" w:w="120"/>
-            </w:tcMar>
-            <w:vAlign w:val="top"/>
-          </w:tcPr>
-          <w:p>
-            <w:pPr>
-              <w:spacing w:after="40" w:before="0"/>
-              <w:jc w:val="left"/>
-            </w:pPr>
-            <w:r>
-              <w:rPr>
-                <w:rFonts w:ascii="Arial" w:cs="Arial" w:eastAsia="Arial" w:hAnsi="Arial"/>
-                <w:b w:val="false"/>
-                <w:bCs w:val="false"/>
-                <w:i w:val="false"/>
-                <w:iCs w:val="false"/>
-                <w:color w:val="000000"/>
-                <w:sz w:val="18"/>
-                <w:szCs w:val="18"/>
-              </w:rPr>
-              <w:t xml:space="preserve">Say: 'Before we move to model-building, take 3 minutes to write your sticky note. Answer these two things: What can factorisation do that expansion could not? And what is one new question you now have about the hall problem or any other quadratic?' [Allow 3 minutes of silent individual writing.] Collect sticky notes and read 5–6 aloud to the class, placing them on the DQB. Narrate as you place them: 'This learner says factorisation helps us find the width. Excellent — that goes under What We Can Now Do.' For each 'new question' note, ask the class: 'Can anyone partially answer this, or shall we keep it as an open question for the next lesson?' Cold-call 2 learners to respond to 1 question. Finally, point to the DQB and say: 'Our hall committee in Githurai is getting closer to their answer. We now know the width is 10 m and the length is 12 m. But a question remains on our board: How do we solve quadratics when factorisation is difficult or impossible? That is where Lesson 4 takes us.'</w:t>
-            </w:r>
-          </w:p>
-        </w:tc>
-        <w:tc>
-          <w:tcPr>
-            <w:tcW w:type="dxa" w:w="3040"/>
-            <w:shd w:fill="FFFFFF" w:color="auto" w:val="clear"/>
-            <w:tcMar>
-              <w:top w:type="dxa" w:w="60"/>
-              <w:left w:type="dxa" w:w="120"/>
-              <w:bottom w:type="dxa" w:w="60"/>
-              <w:right w:type="dxa" w:w="120"/>
-            </w:tcMar>
-            <w:vAlign w:val="top"/>
-          </w:tcPr>
-          <w:p>
-            <w:pPr>
-              <w:spacing w:after="40" w:before="0"/>
-              <w:jc w:val="left"/>
-            </w:pPr>
-            <w:r>
-              <w:rPr>
-                <w:rFonts w:ascii="Arial" w:cs="Arial" w:eastAsia="Arial" w:hAnsi="Arial"/>
-                <w:b w:val="false"/>
-                <w:bCs w:val="false"/>
-                <w:i w:val="false"/>
-                <w:iCs w:val="false"/>
-                <w:color w:val="000000"/>
-                <w:sz w:val="18"/>
-                <w:szCs w:val="18"/>
-              </w:rPr>
-              <w:t xml:space="preserve">Driving Question Board as Living Knowledge Artefact. The DQB makes cumulative learning visible across the 7-lesson sequence. Physically placing new understanding next to prior questions shows learners that knowledge builds iteratively. The explicit connection to the hall committee's practical need ('they now have dimensions') affirms the real-world stakes of the mathematics and sustains motivation for the remaining lessons.</w:t>
-            </w:r>
-          </w:p>
-        </w:tc>
-        <w:tc>
-          <w:tcPr>
-            <w:tcW w:type="dxa" w:w="3040"/>
-            <w:shd w:fill="F2F2F2" w:color="auto" w:val="clear"/>
-            <w:tcMar>
-              <w:top w:type="dxa" w:w="60"/>
-              <w:left w:type="dxa" w:w="120"/>
-              <w:bottom w:type="dxa" w:w="60"/>
-              <w:right w:type="dxa" w:w="120"/>
-            </w:tcMar>
-            <w:vAlign w:val="top"/>
-          </w:tcPr>
-          <w:p>
-            <w:pPr>
-              <w:spacing w:after="40" w:before="0"/>
-              <w:jc w:val="left"/>
-            </w:pPr>
-            <w:r>
-              <w:rPr>
-                <w:rFonts w:ascii="Arial" w:cs="Arial" w:eastAsia="Arial" w:hAnsi="Arial"/>
-                <w:b w:val="false"/>
-                <w:bCs w:val="false"/>
-                <w:i w:val="false"/>
-                <w:iCs w:val="false"/>
-                <w:color w:val="000000"/>
-                <w:sz w:val="18"/>
-                <w:szCs w:val="18"/>
-              </w:rPr>
-              <w:t xml:space="preserve">Observable indicator: Each learner has produced a sticky note with both a 'what I can now do' statement AND a new question. Quality indicator: the 'what I can now do' statement references factorisation (not just 'I learned something new'). Teacher notes any recurring misconceptions surfaced in the 'new questions' (e.g., 'Why did we reject −12?' appearing multiple times signals the class needs more work on contextual interpretation in Lesson 4).</w:t>
-            </w:r>
-          </w:p>
-        </w:tc>
-      </w:tr>
-      <w:tr>
-        <w:tc>
-          <w:tcPr>
-            <w:tcW w:type="dxa" w:w="1520"/>
-            <w:shd w:fill="D5E8F0" w:color="auto" w:val="clear"/>
-            <w:tcMar>
-              <w:top w:type="dxa" w:w="60"/>
-              <w:left w:type="dxa" w:w="120"/>
-              <w:bottom w:type="dxa" w:w="60"/>
-              <w:right w:type="dxa" w:w="120"/>
-            </w:tcMar>
-            <w:vAlign w:val="top"/>
-          </w:tcPr>
-          <w:p>
-            <w:pPr>
-              <w:spacing w:after="40" w:before="0"/>
-              <w:jc w:val="left"/>
-            </w:pPr>
-            <w:r>
-              <w:rPr>
-                <w:rFonts w:ascii="Arial" w:cs="Arial" w:eastAsia="Arial" w:hAnsi="Arial"/>
-                <w:b/>
-                <w:bCs/>
-                <w:i w:val="false"/>
-                <w:iCs w:val="false"/>
-                <w:color w:val="000000"/>
-                <w:sz w:val="18"/>
-                <w:szCs w:val="18"/>
-              </w:rPr>
-              <w:t xml:space="preserve">Model Building Phase</w:t>
-            </w:r>
-          </w:p>
-          <w:p>
-            <w:pPr>
-              <w:spacing w:after="20" w:before="0"/>
-            </w:pPr>
-            <w:r>
-              <w:rPr>
-                <w:rFonts w:ascii="Arial" w:cs="Arial" w:eastAsia="Arial" w:hAnsi="Arial"/>
-                <w:b/>
-                <w:bCs/>
-                <w:color w:val="1F3864"/>
-                <w:sz w:val="16"/>
-                <w:szCs w:val="16"/>
-              </w:rPr>
-              <w:t xml:space="preserve">📹 VIDEO:</w:t>
-            </w:r>
-          </w:p>
-          <w:p>
-            <w:pPr>
-              <w:spacing w:after="20" w:before="0"/>
-            </w:pPr>
-            <w:hyperlink w:history="1" r:id="rIdtg9em9vlf3izx8vkdk3d0">
-              <w:r>
-                <w:rPr>
-                  <w:rFonts w:ascii="Arial" w:cs="Arial" w:eastAsia="Arial" w:hAnsi="Arial"/>
-                  <w:color w:val="2E75B6"/>
-                  <w:sz w:val="16"/>
-                  <w:szCs w:val="16"/>
-                  <w:u w:val="single" w:color="2E75B6"/>
-                </w:rPr>
-                <w:t xml:space="preserve">Factoring difference of squares: shared factors</w:t>
-              </w:r>
-            </w:hyperlink>
-          </w:p>
-          <w:p>
-            <w:pPr>
-              <w:spacing w:after="10" w:before="0"/>
-              <w:ind w:left="120"/>
-            </w:pPr>
-            <w:r>
-              <w:rPr>
-                <w:rFonts w:ascii="Arial" w:cs="Arial" w:eastAsia="Arial" w:hAnsi="Arial"/>
-                <w:color w:val="595959"/>
-                <w:sz w:val="14"/>
-                <w:szCs w:val="14"/>
-              </w:rPr>
-              <w:t xml:space="preserve">Source: Khan Academy (English - US curriculum)</w:t>
-            </w:r>
-          </w:p>
-          <w:p>
-            <w:pPr>
-              <w:spacing w:after="10" w:before="0"/>
-              <w:ind w:left="120"/>
-            </w:pPr>
-            <w:hyperlink w:history="1" r:id="rIduwm2fd1njwe0ryuix9sva">
-              <w:r>
-                <w:rPr>
-                  <w:rFonts w:ascii="Arial" w:cs="Arial" w:eastAsia="Arial" w:hAnsi="Arial"/>
-                  <w:color w:val="595959"/>
-                  <w:sz w:val="14"/>
-                  <w:szCs w:val="14"/>
-                  <w:u w:val="single" w:color="595959"/>
-                </w:rPr>
-                <w:t xml:space="preserve">🔍 Search ARES for similar videos</w:t>
-              </w:r>
-            </w:hyperlink>
-          </w:p>
-          <w:p>
-            <w:pPr>
-              <w:spacing w:after="40" w:before="0"/>
-            </w:pPr>
-            <w:r>
-              <w:rPr>
-                <w:sz w:val="14"/>
-                <w:szCs w:val="14"/>
-              </w:rPr>
-              <w:t xml:space="preserve"/>
-            </w:r>
-          </w:p>
-          <w:p>
-            <w:pPr>
-              <w:spacing w:after="20" w:before="0"/>
-            </w:pPr>
-            <w:r>
-              <w:rPr>
-                <w:rFonts w:ascii="Arial" w:cs="Arial" w:eastAsia="Arial" w:hAnsi="Arial"/>
-                <w:b/>
-                <w:bCs/>
-                <w:color w:val="1F3864"/>
-                <w:sz w:val="16"/>
-                <w:szCs w:val="16"/>
-              </w:rPr>
-              <w:t xml:space="preserve">📖 HTML:</w:t>
-            </w:r>
-          </w:p>
-          <w:p>
-            <w:pPr>
-              <w:spacing w:after="20" w:before="0"/>
-            </w:pPr>
-            <w:hyperlink w:history="1" r:id="rIduh86f9amx472okrwz6h-w">
-              <w:r>
-                <w:rPr>
-                  <w:rFonts w:ascii="Arial" w:cs="Arial" w:eastAsia="Arial" w:hAnsi="Arial"/>
-                  <w:color w:val="2E75B6"/>
-                  <w:sz w:val="16"/>
-                  <w:szCs w:val="16"/>
-                  <w:u w:val="single" w:color="2E75B6"/>
-                </w:rPr>
-                <w:t xml:space="preserve">Factorization using Perfect Square Trinomials (Flexbook)</w:t>
-              </w:r>
-            </w:hyperlink>
-          </w:p>
-          <w:p>
-            <w:pPr>
-              <w:spacing w:after="10" w:before="0"/>
-              <w:ind w:left="120"/>
-            </w:pPr>
-            <w:r>
-              <w:rPr>
-                <w:rFonts w:ascii="Arial" w:cs="Arial" w:eastAsia="Arial" w:hAnsi="Arial"/>
-                <w:color w:val="595959"/>
-                <w:sz w:val="14"/>
-                <w:szCs w:val="14"/>
-              </w:rPr>
-              <w:t xml:space="preserve">Source: CK-12</w:t>
-            </w:r>
-          </w:p>
-          <w:p>
-            <w:pPr>
-              <w:spacing w:after="10" w:before="0"/>
-              <w:ind w:left="120"/>
-            </w:pPr>
-            <w:hyperlink w:history="1" r:id="rIdlf1a7yarpgeumqruavrhb">
-              <w:r>
-                <w:rPr>
-                  <w:rFonts w:ascii="Arial" w:cs="Arial" w:eastAsia="Arial" w:hAnsi="Arial"/>
-                  <w:color w:val="595959"/>
-                  <w:sz w:val="14"/>
-                  <w:szCs w:val="14"/>
-                  <w:u w:val="single" w:color="595959"/>
-                </w:rPr>
-                <w:t xml:space="preserve">🔍 Search ARES for similar readings</w:t>
-              </w:r>
-            </w:hyperlink>
-          </w:p>
-        </w:tc>
-        <w:tc>
-          <w:tcPr>
-            <w:tcW w:type="dxa" w:w="3040"/>
-            <w:shd w:fill="FFFFFF" w:color="auto" w:val="clear"/>
-            <w:tcMar>
-              <w:top w:type="dxa" w:w="60"/>
-              <w:left w:type="dxa" w:w="120"/>
-              <w:bottom w:type="dxa" w:w="60"/>
-              <w:right w:type="dxa" w:w="120"/>
-            </w:tcMar>
-            <w:vAlign w:val="top"/>
-          </w:tcPr>
-          <w:p>
-            <w:pPr>
-              <w:spacing w:after="40" w:before="0"/>
-              <w:jc w:val="left"/>
-            </w:pPr>
-            <w:r>
-              <w:rPr>
-                <w:rFonts w:ascii="Arial" w:cs="Arial" w:eastAsia="Arial" w:hAnsi="Arial"/>
-                <w:b w:val="false"/>
-                <w:bCs w:val="false"/>
-                <w:i w:val="false"/>
-                <w:iCs w:val="false"/>
-                <w:color w:val="000000"/>
-                <w:sz w:val="18"/>
-                <w:szCs w:val="18"/>
-              </w:rPr>
-              <w:t xml:space="preserve">Learners return to their cumulative hall model (begun in Lesson 1 and updated in Lesson 2). They add a new layer to their diagram: inside the rectangle, they now annotate the factorised equation (w + 12)(w − 10) = 0 alongside the expanded form w² + 2w − 120 = 0. They write the solved dimensions: width = 10 m, length = 12 m, and verify: 10 × 12 = 120 m² ✓. On the model, they draw a second smaller diagram alongside: Mama Akinyi's Gikomba mandazi context, labelling the factorised revenue expression (2n + 5)(3n − 2). Learners write a two-sentence 'model caption' explaining what each factor represents in each context.</w:t>
-            </w:r>
-          </w:p>
-        </w:tc>
-        <w:tc>
-          <w:tcPr>
-            <w:tcW w:type="dxa" w:w="3040"/>
-            <w:shd w:fill="F2F2F2" w:color="auto" w:val="clear"/>
-            <w:tcMar>
-              <w:top w:type="dxa" w:w="60"/>
-              <w:left w:type="dxa" w:w="120"/>
-              <w:bottom w:type="dxa" w:w="60"/>
-              <w:right w:type="dxa" w:w="120"/>
-            </w:tcMar>
-            <w:vAlign w:val="top"/>
-          </w:tcPr>
-          <w:p>
-            <w:pPr>
-              <w:spacing w:after="40" w:before="0"/>
-              <w:jc w:val="left"/>
-            </w:pPr>
-            <w:r>
-              <w:rPr>
-                <w:rFonts w:ascii="Arial" w:cs="Arial" w:eastAsia="Arial" w:hAnsi="Arial"/>
-                <w:b w:val="false"/>
-                <w:bCs w:val="false"/>
-                <w:i w:val="false"/>
-                <w:iCs w:val="false"/>
-                <w:color w:val="000000"/>
-                <w:sz w:val="18"/>
-                <w:szCs w:val="18"/>
-              </w:rPr>
-              <w:t xml:space="preserve">Say: 'Take out your hall model diagram from Lesson 1. We are going to update it with what we discovered today.' Write on the board the model update checklist: (1) Add the factorised form next to the expanded form. (2) Write the solved dimensions: w = 10 m, l = 12 m. (3) Verify the area. (4) Add the Gikomba mandazi diagram with its factorised expression. (5) Write a two-sentence caption.' [Allow 8 minutes. Circulate and check that the area verification 10 × 12 = 120 is present in every model — this is non-negotiable.] With 2 minutes remaining, ask learners to share their captions with a shoulder partner. Cold-call 2 learners to read their captions aloud. Affirm strong captions that connect the factors to real quantities. Close by saying: 'Our model is growing. We started with a sketch and an area. Today we added the algebraic tool that cracked it open — factorisation. In Lesson 4, we will find what to do when factorisation is not easy or not possible, and we will meet the quadratic formula. The hall committee is waiting.'</w:t>
-            </w:r>
-          </w:p>
-        </w:tc>
-        <w:tc>
-          <w:tcPr>
-            <w:tcW w:type="dxa" w:w="3040"/>
-            <w:shd w:fill="FFFFFF" w:color="auto" w:val="clear"/>
-            <w:tcMar>
-              <w:top w:type="dxa" w:w="60"/>
-              <w:left w:type="dxa" w:w="120"/>
-              <w:bottom w:type="dxa" w:w="60"/>
-              <w:right w:type="dxa" w:w="120"/>
-            </w:tcMar>
-            <w:vAlign w:val="top"/>
-          </w:tcPr>
-          <w:p>
-            <w:pPr>
-              <w:spacing w:after="40" w:before="0"/>
-              <w:jc w:val="left"/>
-            </w:pPr>
-            <w:r>
-              <w:rPr>
-                <w:rFonts w:ascii="Arial" w:cs="Arial" w:eastAsia="Arial" w:hAnsi="Arial"/>
-                <w:b w:val="false"/>
-                <w:bCs w:val="false"/>
-                <w:i w:val="false"/>
-                <w:iCs w:val="false"/>
-                <w:color w:val="000000"/>
-                <w:sz w:val="18"/>
-                <w:szCs w:val="18"/>
-              </w:rPr>
-              <w:t xml:space="preserve">Cumulative Diagrammatic Modelling (Progressive Model Revision). Requiring learners to update the same diagram across multiple lessons creates a tangible record of conceptual growth. The side-by-side placement of expanded and factorised forms on the same diagram makes the inverse relationship between expansion and factorisation visually explicit. The area verification step (10 × 12 = 120 ✓) embeds the habit of checking answers in context — a key mathematical practice.</w:t>
-            </w:r>
-          </w:p>
-        </w:tc>
-        <w:tc>
-          <w:tcPr>
-            <w:tcW w:type="dxa" w:w="3040"/>
-            <w:shd w:fill="F2F2F2" w:color="auto" w:val="clear"/>
-            <w:tcMar>
-              <w:top w:type="dxa" w:w="60"/>
-              <w:left w:type="dxa" w:w="120"/>
-              <w:bottom w:type="dxa" w:w="60"/>
-              <w:right w:type="dxa" w:w="120"/>
-            </w:tcMar>
-            <w:vAlign w:val="top"/>
-          </w:tcPr>
-          <w:p>
-            <w:pPr>
-              <w:spacing w:after="40" w:before="0"/>
-              <w:jc w:val="left"/>
-            </w:pPr>
-            <w:r>
-              <w:rPr>
-                <w:rFonts w:ascii="Arial" w:cs="Arial" w:eastAsia="Arial" w:hAnsi="Arial"/>
-                <w:b w:val="false"/>
-                <w:bCs w:val="false"/>
-                <w:i w:val="false"/>
-                <w:iCs w:val="false"/>
-                <w:color w:val="000000"/>
-                <w:sz w:val="18"/>
-                <w:szCs w:val="18"/>
-              </w:rPr>
-              <w:t xml:space="preserve">Observable indicator: Every learner's model diagram contains: (a) the factorised form (w + 12)(w − 10) = 0; (b) the solved dimensions w = 10 m and l = 12 m; (c) the verification 10 × 12 = 120 m²; (d) the Gikomba mandazi factorised expression (2n + 5)(3n − 2). Exit check: Teacher collects 5 randomly selected models as a quick exit-ticket scan. Any model missing the area verification is returned with a sticky-note prompt: 'Does your answer actually give 120 m²? Show the check.'</w:t>
+              <w:t xml:space="preserve">Use a checklist for each group poster: (1) two-way expand/factorise diagram present and correct; (2) factor pair 12 and -10 shown with product -120 and sum 2; (3) at least one perfect square or difference of two squares example correct; (4) Gikomba example (x + 10)(x - 3) correct; (5) next-step placeholder for finding w. Exit ticket: 'Factorise x^2 + 7x + 12 and check by expanding' (answer (x + 3)(x + 4), the Gikomba revenue before the target is applied). Learners who miss the check step are given extra practice at the start of Lesson 4.</w:t>
             </w:r>
           </w:p>
         </w:tc>
@@ -11260,7 +10935,7 @@
                 <w:sz w:val="18"/>
                 <w:szCs w:val="18"/>
               </w:rPr>
-              <w:t xml:space="preserve">After the lesson, reflect on the following questions: (1) Were learners able to articulate WHY the negative root (w = −12) is rejected in the hall context — or did they mechanically eliminate it without understanding? If the majority could not explain this, plan a 5-minute re-engagement at the start of Lesson 4 using a simple context: 'Can a field in Rift Valley have a negative width?' (2) Did the splitting-the-middle-term method (ax² + bx + c) cause significant confusion for the Gikomba mandazi problem? If more than one-third of groups could not complete Problem B independently, consider introducing a 'factor grid' or 'AC method' scaffold card in Lesson 4 before moving to the quadratic formula. (3) Were the DQB sticky notes substantive (referencing factorisation specifically) or generic? Generic notes may indicate that learners are completing the task procedurally without genuine reflection — consider modelling a high-quality sticky note at the start of Lesson 4. (4) Did the Gikomba mandazi context feel authentic and engaging to learners, or did it feel forced? Learner energy and discussion quality during Problem B will give you a real-time signal. Consider asking 2–3 learners at the door as they leave: 'Which problem felt most real to you today — the hall or the mandazi?' Use their answers to calibrate contextual relevance for Lesson 4.</w:t>
+              <w:t xml:space="preserve">After the lesson, ask yourself: (1) Did every learner use the product-and-sum table, or did some still rely on trial-and-error guessing as in the Lesson 1 predictions? (2) Which sign errors appeared most often (for example (x - 10)(x + 3) written for (x + 10)(x - 3)), and did expanding help learners find and fix them? (3) Could learners explain why factorising is the reverse of expanding in their own words, using the hall as an example? (4) Did anyone start solving for w too early, and what does this tell me about readiness for Lesson 4? (5) Which cards on the DQB show the most curiosity, and how can I use them to open the next lesson? (6) How well did the Gikomba mandazi context hold learner interest compared with the hall? Note which learners need more practice with ax^2 + bx + c, and plan a short warm-up using 2x^2 + 7x + 3 at the start of Lesson 4.</w:t>
             </w:r>
           </w:p>
         </w:tc>
@@ -11387,7 +11062,7 @@
                 <w:sz w:val="18"/>
                 <w:szCs w:val="18"/>
               </w:rPr>
-              <w:t xml:space="preserve">Learners observed three teacher-narrated worked examples of factorisation: (1) x² + 5x + 6 (Kericho tea farmer profit), (2) w² + 2w − 120 (the Harambee hall equation), and (3) x² − 49 (Mombasa tiling contractor — difference of two squares). They completed a 6-question individual worksheet applying these patterns.</w:t>
+              <w:t xml:space="preserve">What did we observe? Example: When we reversed FOIL, the two numbers in the brackets multiplied to give the constant and added to give the middle coefficient. x^2 + 6x + 9 became (x + 3)^2, x^2 - 49 became (x - 7)(x + 7), and 2x^2 + 7x + 3 became (2x + 1)(x + 3).</w:t>
             </w:r>
           </w:p>
         </w:tc>
@@ -11453,7 +11128,7 @@
                 <w:sz w:val="18"/>
                 <w:szCs w:val="18"/>
               </w:rPr>
-              <w:t xml:space="preserve">Learners learned that: (a) factorisation is the reverse of expansion; (b) to factorise x² + bx + c, find two numbers that multiply to c and add to b; (c) to factorise ax² + bx + c, use the splitting-the-middle-term method (multiply a × c, find factor pair, split the middle term, factor by grouping); (d) perfect square trinomials and difference of two squares follow special patterns; (e) the Harambee hall equation w² + 2w − 120 = 0 factorises to (w + 12)(w − 10) = 0, giving real width w = 10 m and length 12 m; (f) negative roots are rejected when the variable represents a physical measurement.</w:t>
+              <w:t xml:space="preserve">What did we learn? Example: Factorising means writing an expression as a product of brackets, and it is the reverse of expanding. We can always check a factorisation by expanding it. Perfect squares and the difference of two squares are special patterns.</w:t>
             </w:r>
           </w:p>
         </w:tc>
@@ -11519,7 +11194,7 @@
                 <w:sz w:val="18"/>
                 <w:szCs w:val="18"/>
               </w:rPr>
-              <w:t xml:space="preserve">Learners explained their factorisation reasoning through three group problems: (A) the hall equation — factorised and interpreted, rejecting the negative root; (B) Mama Akinyi's Gikomba mandazi revenue model 6n² + 11n − 10, factorised to (2n + 5)(3n − 2); (C) the Kisumu garden perfect square x² + 14x + 49 = (x + 7)². They updated their cumulative hall model diagrams and posted DQB sticky notes anchored to the insight: 'Factorisation lets us undo expansion to find hidden values.'</w:t>
+              <w:t xml:space="preserve">How does this help explain the Githurai hall? Example: The hall expression w^2 + 2w - 120 factorises as (w + 12)(w - 10) using the factor pair 12 and -10 (product -120, sum 2). The same method works for the Gikomba mandazi revenue x^2 + 7x - 30 = (x + 10)(x - 3). We have the hidden brackets, but we still wonder how they give the width; that is the next step.</w:t>
             </w:r>
           </w:p>
         </w:tc>
@@ -11541,7 +11216,7 @@
         </w:rPr>
         <w:t xml:space="preserve">© 2026 SeaVuria and ARES. Aligned with KICD objectives. Developed by SeaVuria; technical implementation by ARES (with AI assistance from Claude). Licensed under </w:t>
       </w:r>
-      <w:hyperlink w:history="1" r:id="rIdkmuxll1miqmhxtg8zvpum">
+      <w:hyperlink w:history="1" r:id="rIdil04duoehsjicfnv_qfnv">
         <w:r>
           <w:rPr>
             <w:rFonts w:ascii="Arial" w:cs="Arial" w:eastAsia="Arial" w:hAnsi="Arial"/>
@@ -11562,7 +11237,7 @@
         </w:rPr>
         <w:t xml:space="preserve"> (</w:t>
       </w:r>
-      <w:hyperlink w:history="1" r:id="rIdtmqnkj4vcxpilzumee2ms">
+      <w:hyperlink w:history="1" r:id="rIdio4cyeuywify_toajhpm1">
         <w:r>
           <w:rPr>
             <w:rFonts w:ascii="Arial" w:cs="Arial" w:eastAsia="Arial" w:hAnsi="Arial"/>
@@ -11636,7 +11311,7 @@
                 <w:sz w:val="22"/>
                 <w:szCs w:val="22"/>
               </w:rPr>
-              <w:t xml:space="preserve">LESSON 4 (40 minutes): Solving Quadratic Equations by Factorisation</w:t>
+              <w:t xml:space="preserve">LESSON 4 (40 minutes (one lesson; Predict 5 min, Observe 12 min, Explain 12 min, DQB 5 min, Model Building 6 min)): Solving Quadratic Equations by Factorisation: Zero Product Property and the Githurai Harambee Hall</w:t>
             </w:r>
           </w:p>
         </w:tc>
@@ -11803,7 +11478,7 @@
                 <w:sz w:val="18"/>
                 <w:szCs w:val="18"/>
               </w:rPr>
-              <w:t xml:space="preserve">Students will solve quadratic equations by factorisation, applying the Zero Product Property, and use contextual reasoning to select the physically valid solution from two mathematical roots.</w:t>
+              <w:t xml:space="preserve">Learners solve quadratic equations by factorisation using the Zero Product Property, then use the context to choose the valid solution, so that the Githurai committee can state the hall dimensions.</w:t>
             </w:r>
           </w:p>
         </w:tc>
@@ -11869,7 +11544,7 @@
                 <w:sz w:val="18"/>
                 <w:szCs w:val="18"/>
               </w:rPr>
-              <w:t xml:space="preserve">Students will know that: (a) if a product of two factors equals zero, then at least one factor must equal zero (Zero Product Property); (b) a quadratic equation solved by factorisation yields two solutions; (c) context determines which solution is valid when a variable represents a physical quantity.</w:t>
+              <w:t xml:space="preserve">By the end of the lesson the learner should be able to: (a) state the Zero Product Property: if A x B = 0 then A = 0 or B = 0; (b) solve a quadratic equation in general form ax^2 + bx + c = 0 by factorising and setting each factor equal to zero; (c) obtain the two solutions w = 10 and w = -12 for the hall equation (w + 12)(w - 10) = 0; (d) check each solution in the context and reject the impossible one, giving width 10 m, length 12 m; (e) solve the Kisumu fish pond equation w^2 + 3w - 40 = 0 to get w = 5 m, length 8 m.</w:t>
             </w:r>
           </w:p>
         </w:tc>
@@ -11935,7 +11610,7 @@
                 <w:sz w:val="18"/>
                 <w:szCs w:val="18"/>
               </w:rPr>
-              <w:t xml:space="preserve">Students will be able to: (a) rearrange a quadratic equation into the standard form ax squared plus bx plus c equals zero; (b) factorise the left-hand side into two linear factors; (c) set each factor equal to zero and solve for the variable; (d) evaluate both solutions against the real-world context and justify the accepted answer.</w:t>
+              <w:t xml:space="preserve">Developing and using models (writing and solving an equation from the sketch); Analysing and interpreting data (comparing the trial-and-error table with the algebraic solutions); Constructing explanations (justifying why a solution is rejected); Engaging in argument from evidence (defending which solution is valid); Using mathematics and computational thinking (substitution checks). Core competencies: Critical Thinking and Problem Solving; Communication and Collaboration.</w:t>
             </w:r>
           </w:p>
         </w:tc>
@@ -12001,7 +11676,7 @@
                 <w:sz w:val="18"/>
                 <w:szCs w:val="18"/>
               </w:rPr>
-              <w:t xml:space="preserve">Students will appreciate that mathematics produces multiple answers and that critical thinking about context is as important as computational accuracy.</w:t>
+              <w:t xml:space="preserve">Learners show Unity by working in pairs and sharing roles; Responsibility by checking every answer in context; Integrity by honestly showing every step of working; and they appreciate the use of quadratic equations in solving community planning problems.</w:t>
             </w:r>
           </w:p>
         </w:tc>
@@ -12067,7 +11742,7 @@
                 <w:sz w:val="18"/>
                 <w:szCs w:val="18"/>
               </w:rPr>
-              <w:t xml:space="preserve">How can we use quadratic equations to model and solve problems in day-to-day activities?</w:t>
+              <w:t xml:space="preserve">How can we use quadratic equations to model and solve problems in day-to-day activities? (supporting: How do quadratic equations differ from linear ones, since a linear equation gives one solution and a quadratic can give two?)</w:t>
             </w:r>
           </w:p>
         </w:tc>
@@ -12133,7 +11808,7 @@
                 <w:sz w:val="18"/>
                 <w:szCs w:val="18"/>
               </w:rPr>
-              <w:t xml:space="preserve">This lesson is the pivot of the unit — students have spent three lessons building the tools (recognising, expanding, factorising) and now finally use those tools to fully solve the Harambee hall problem and answer the committee's original question. The two solutions w equals 10 and w equals negative 12 create a productive cognitive conflict that anchors the big idea: mathematics gives you answers, but community wisdom and physical reasoning tell you which answer to use.</w:t>
+              <w:t xml:space="preserve">Lessons 1 to 3 gave learners the equation w^2 + 2w - 120 = 0 (Lesson 1) and the skill of factorising it into (w + 12)(w - 10) (Lesson 3). Lesson 4 is the first time the committee actually gets the dimensions: the Zero Product Property turns the factorised equation into two simple linear equations. Learners discover that a quadratic can have two solutions and that context decides which one is used. This sets up Lesson 5 (completing the square for an equation that does not factorise).</w:t>
             </w:r>
           </w:p>
         </w:tc>
@@ -12199,7 +11874,7 @@
                 <w:sz w:val="18"/>
                 <w:szCs w:val="18"/>
               </w:rPr>
-              <w:t xml:space="preserve">No physical safety concerns. Ensure students do not dismiss the negative root without reasoning — challenge any student who simply says it is wrong to explain why it cannot represent a width.</w:t>
+              <w:t xml:space="preserve">No hazardous materials. Pairs work at desks with mini-whiteboards or exercise books; keep aisles clear when learners move to the DQB wall. Manila paper and markers are used for the cumulative model poster; use markers with caps on and keep them away from clothes and faces. Be sensitive to learners who feel anxious about wrong answers: normalise errors as evidence.</w:t>
             </w:r>
           </w:p>
         </w:tc>
@@ -12292,7 +11967,7 @@
                 <w:sz w:val="18"/>
                 <w:szCs w:val="18"/>
               </w:rPr>
-              <w:t xml:space="preserve">Learners begin by revisiting the factorised Harambee hall equation (w plus 12)(w minus 10) equals 0 from Lesson 3 and predicting what happens when a product equals zero. Through guided questioning, they discover the Zero Product Property. They then formally solve the hall equation, obtaining w equals negative 12 and w equals 10, and reason in pairs about which root the committee should use and why. Three additional Kenyan-context equations (a matatu fare problem, a Githurai plot fencing problem, and a mandazi revenue equation) are solved in pairs to consolidate the method. The lesson closes with a DQB update and a concise model statement.</w:t>
+              <w:t xml:space="preserve">The Githurai committee's manila-paper sketch (width = w, length = w + 2, Area = 120 m2) is displayed again. In earlier lessons learners wrote w(w + 2) = 120 as w^2 + 2w - 120 = 0 and factorised it as (w + 12)(w - 10) = 0. Learners first predict what values of w could make that product equal to zero. They then investigate the Zero Product Property with number puzzles (e.g. what two numbers multiply to give 0?), apply it to the hall to get w = 10 or w = -12, and test both solutions against the trial-and-error table (w = 10 gives 10 x 12 = 120 m2). They reason that a width cannot be negative, so the hall is width 10 m, length 12 m. In pairs they then solve the Kisumu fish pond problem (w^2 + 3w - 40 = 0, (w + 8)(w - 5) = 0, w = 5 m, length 8 m, 5 x 8 = 40). The class updates the DQB and revises the cumulative model with the idea: a quadratic equation can have two solutions; context tells us which one to use.</w:t>
             </w:r>
           </w:p>
         </w:tc>
@@ -12575,7 +12250,7 @@
             <w:pPr>
               <w:spacing w:after="20" w:before="0"/>
             </w:pPr>
-            <w:hyperlink w:history="1" r:id="rIdenprfdmreivooz-ptvqum">
+            <w:hyperlink w:history="1" r:id="rIdfyxnlnsjfltpv_etbkosy">
               <w:r>
                 <w:rPr>
                   <w:rFonts w:ascii="Arial" w:cs="Arial" w:eastAsia="Arial" w:hAnsi="Arial"/>
@@ -12608,7 +12283,7 @@
               <w:spacing w:after="10" w:before="0"/>
               <w:ind w:left="120"/>
             </w:pPr>
-            <w:hyperlink w:history="1" r:id="rIdxpnjbd39f44c8xez9ddtw">
+            <w:hyperlink w:history="1" r:id="rIdbowu9jiciswjcup07os_u">
               <w:r>
                 <w:rPr>
                   <w:rFonts w:ascii="Arial" w:cs="Arial" w:eastAsia="Arial" w:hAnsi="Arial"/>
@@ -12653,7 +12328,7 @@
             <w:pPr>
               <w:spacing w:after="20" w:before="0"/>
             </w:pPr>
-            <w:hyperlink w:history="1" r:id="rIdbflp6rhn3mhngbjyuyoqn">
+            <w:hyperlink w:history="1" r:id="rId-y1hqakzb0wgyw9weboiu">
               <w:r>
                 <w:rPr>
                   <w:rFonts w:ascii="Arial" w:cs="Arial" w:eastAsia="Arial" w:hAnsi="Arial"/>
@@ -12686,7 +12361,7 @@
               <w:spacing w:after="10" w:before="0"/>
               <w:ind w:left="120"/>
             </w:pPr>
-            <w:hyperlink w:history="1" r:id="rIdh2r74t-kabxzq-tugrjqu">
+            <w:hyperlink w:history="1" r:id="rIdec_b2p5wsr2k6i33zvwfj">
               <w:r>
                 <w:rPr>
                   <w:rFonts w:ascii="Arial" w:cs="Arial" w:eastAsia="Arial" w:hAnsi="Arial"/>
@@ -12728,7 +12403,7 @@
                 <w:sz w:val="18"/>
                 <w:szCs w:val="18"/>
               </w:rPr>
-              <w:t xml:space="preserve">Students are shown the factorised equation from Lesson 3 written on the board: (w + 12)(w - 10) = 0. The teacher does NOT yet explain what to do. Students are asked individually to write on a sticky note: What value or values of w could make this equation true? They have 2 minutes of silent thinking, then share with a shoulder partner. A class poll is taken: How many pairs predicted w = 10? How many predicted w = -12? How many predicted both? Predictions are recorded on the board without comment.</w:t>
+              <w:t xml:space="preserve">Learners look at the committee's manila-paper sketch and the factorised equation (w + 12)(w - 10) = 0 written on the board. Individually, on a mini-whiteboard or in their books, they write: (1) one value of w that they think makes the left side equal to 0, and (2) a reason. They then share with a partner. Typical predictions include w = 10, w = 12, w = -12, or 'it must be 120'. Learners also predict: 'Will there be one answer or more than one?' This links directly to the Harambee hall: the committee needs the width.</w:t>
             </w:r>
           </w:p>
         </w:tc>
@@ -12760,7 +12435,7 @@
                 <w:sz w:val="18"/>
                 <w:szCs w:val="18"/>
               </w:rPr>
-              <w:t xml:space="preserve">Write clearly on the board: (w + 12)(w - 10) = 0. Say: 'Before I teach you anything new today, I want you to stare at this equation for 60 seconds. Think about what has to be true for two things multiplied together to give exactly zero. Write your prediction on your sticky note.' WAIT 90 SECONDS in silence — resist any urge to prompt. After partner sharing, poll the class with a show of hands and record tallies. Say: 'Interesting — we have different ideas. Let us find out who is right and why.' Do not confirm or deny any prediction yet.</w:t>
+              <w:t xml:space="preserve">Display the sketch and write (w + 12)(w - 10) = 0. Say: "Last lesson we factorised the hall equation. Today the committee wants a number for w. Write down one value of w that you think makes this whole product equal to zero, and write one sentence on why." Give 1 minute of silent writing, then WAIT TIME of 10 seconds before any sharing. Say: "Turn to your partner and compare for 1 minute." Cold-call 3 pairs: "What did your partner predict, and why?" Record every prediction, including wrong ones, on the board under 'Our predictions' without judging. Ask: "Do you think there will be one answer or two? Show with fingers." Tally the hands. Say: "Keep your prediction. We will test it with evidence."</w:t>
             </w:r>
           </w:p>
         </w:tc>
@@ -12792,7 +12467,7 @@
                 <w:sz w:val="18"/>
                 <w:szCs w:val="18"/>
               </w:rPr>
-              <w:t xml:space="preserve">Anchoring prediction: students activate prior knowledge about multiplication and zero before formal instruction. Recording predictions publicly creates accountability and a reference point for later confirmation.</w:t>
+              <w:t xml:space="preserve">Predict-Share-Record (eliciting prior ideas): Writing a prediction before instruction exposes learners' existing ideas (such as 'the answer is 120' or 'w must be 12'), and recording them publicly creates a shared set of ideas to test. This builds a need to know the rule that governs a product equal to zero.</w:t>
             </w:r>
           </w:p>
         </w:tc>
@@ -12824,7 +12499,7 @@
                 <w:sz w:val="18"/>
                 <w:szCs w:val="18"/>
               </w:rPr>
-              <w:t xml:space="preserve">Observe sticky notes and the poll tally. If fewer than 30 percent of students predict both values, note this as a gap to address explicitly in the Explain Phase. If most students predict only w = 10 (the positive root), this reveals an intuitive bias toward positive numbers — a key misconception to surface.</w:t>
+              <w:t xml:space="preserve">Listen for and note: (1) how many learners write a value that actually makes a bracket zero (10 or -12) versus those who give 120 or 12 without a reason; (2) whether learners mention that 'one of the brackets must be zero'; (3) the count of learners predicting one answer versus two. Check on 5 mini-whiteboards during circulation. Indicator of readiness: at least half the class gives a value linked to a bracket. If fewer, spend extra time on the number puzzles in the Observe Phase.</w:t>
             </w:r>
           </w:p>
         </w:tc>
@@ -12881,7 +12556,7 @@
             <w:pPr>
               <w:spacing w:after="20" w:before="0"/>
             </w:pPr>
-            <w:hyperlink w:history="1" r:id="rId5onjnr4ndiohaytej3tdk">
+            <w:hyperlink w:history="1" r:id="rIdh07nndw6ncztndlewi1jl">
               <w:r>
                 <w:rPr>
                   <w:rFonts w:ascii="Arial" w:cs="Arial" w:eastAsia="Arial" w:hAnsi="Arial"/>
@@ -12890,7 +12565,7 @@
                   <w:szCs w:val="16"/>
                   <w:u w:val="single" w:color="2E75B6"/>
                 </w:rPr>
-                <w:t xml:space="preserve">Solving quadratics by factoring</w:t>
+                <w:t xml:space="preserve">Solving Real-World Problems Using Quadratic Equations: A Sample Application</w:t>
               </w:r>
             </w:hyperlink>
           </w:p>
@@ -12906,7 +12581,7 @@
                 <w:sz w:val="14"/>
                 <w:szCs w:val="14"/>
               </w:rPr>
-              <w:t xml:space="preserve">Source: Khan Academy (English - US curriculum)</w:t>
+              <w:t xml:space="preserve">Source: CK-12</w:t>
             </w:r>
           </w:p>
           <w:p>
@@ -12914,7 +12589,7 @@
               <w:spacing w:after="10" w:before="0"/>
               <w:ind w:left="120"/>
             </w:pPr>
-            <w:hyperlink w:history="1" r:id="rIdvstej2hif9x1t-uiqw3bg">
+            <w:hyperlink w:history="1" r:id="rIdkygxndygmrcocdixpfsjk">
               <w:r>
                 <w:rPr>
                   <w:rFonts w:ascii="Arial" w:cs="Arial" w:eastAsia="Arial" w:hAnsi="Arial"/>
@@ -12959,7 +12634,7 @@
             <w:pPr>
               <w:spacing w:after="20" w:before="0"/>
             </w:pPr>
-            <w:hyperlink w:history="1" r:id="rIdz8e-m1icdsza4mmugrngz">
+            <w:hyperlink w:history="1" r:id="rIdhtrhue_r-ap7ycz1da_7k">
               <w:r>
                 <w:rPr>
                   <w:rFonts w:ascii="Arial" w:cs="Arial" w:eastAsia="Arial" w:hAnsi="Arial"/>
@@ -12992,7 +12667,7 @@
               <w:spacing w:after="10" w:before="0"/>
               <w:ind w:left="120"/>
             </w:pPr>
-            <w:hyperlink w:history="1" r:id="rId0wjiqhfg1kxsoyymi46gt">
+            <w:hyperlink w:history="1" r:id="rIdwvuc1ja42vf5s7trdeqna">
               <w:r>
                 <w:rPr>
                   <w:rFonts w:ascii="Arial" w:cs="Arial" w:eastAsia="Arial" w:hAnsi="Arial"/>
@@ -13034,7 +12709,7 @@
                 <w:sz w:val="18"/>
                 <w:szCs w:val="18"/>
               </w:rPr>
-              <w:t xml:space="preserve">The teacher poses a concrete numeric warm-up: 'If I tell you that A times B equals 0, and A equals 5, what must B be?' Students answer instantly: zero. Then: 'If A equals 0, what must B be?' Answer: any number works, but the product is zero. Then: 'If neither A nor B equals 0, can their product be zero?' Students discuss — no. This builds the Zero Product Property inductively. The teacher then shows two substitution tests on the board simultaneously: Test 1 — substitute w = 10 into (w + 12)(w - 10): (10 + 12)(10 - 10) = (22)(0) = 0. True. Test 2 — substitute w = -12 into (w + 12)(w - 10): (-12 + 12)(-12 - 10) = (0)(-22) = 0. True. Students observe both substitutions and record what they see in their notebooks. The teacher then invites students to articulate the pattern in their own words before it is formally named.</w:t>
+              <w:t xml:space="preserve">Part A (4 min): In pairs, learners do a 'Product Puzzle' on the board. They find pairs of numbers A and B so that A x B = 0, e.g. 0 x 7, 5 x 0, (-3) x 0. They try to find A x B = 0 where neither A nor B is 0 and report that they cannot. They state the Zero Product Property: if A x B = 0 then A = 0 or B = 0. Part B (4 min): Applying it to the hall, they write w + 12 = 0 or w - 10 = 0, solve each to get w = -12 or w = 10, and substitute both in (w + 12)(w - 10) to confirm each gives 0. They compare with the trial-and-error table from Lesson 1 (w = 8, area 80; w = 9, area 99; w = 10, area 120; w = 11, area 143; w = 12, area 168) and notice w = 10 is the exact row. Part C (4 min): They test w = -12: length would be -12 + 2 = -10 m, so the 'area' (-12)(-10) = 120 is arithmetic only, but a hall cannot have negative dimensions.</w:t>
             </w:r>
           </w:p>
         </w:tc>
@@ -13066,7 +12741,7 @@
                 <w:sz w:val="18"/>
                 <w:szCs w:val="18"/>
               </w:rPr>
-              <w:t xml:space="preserve">Work through the numeric warm-up with rapid-fire questions directed at individual students: 'Akinyi, if 5 times B equals zero, what is B?' After each answer, ask 'Why?' to press for reasoning, not just recall. When moving to the substitution tests, say: 'Watch what I do — do not copy yet. Just watch and think.' After both tests, say: 'Turn to your partner. In one sentence, explain what you just saw.' WAIT 60 SECONDS. Cold-call two pairs using different words. Then say: 'What you just described has a formal name. It is called the Zero Product Property. Write this in your notebooks: If P times Q equals zero, then P equals zero OR Q equals zero or both.' Write the property formally on the board and underline OR.</w:t>
+              <w:t xml:space="preserve">Part A: Write on the board "A x B = 0" and say: "With your partner, find as many pairs of numbers as you can. Then try to find a pair where NEITHER number is zero. You have 2 minutes." WAIT TIME of 10 seconds after the question before circulating. Ask 3 cold-called pairs: "Can you find a pair where neither is zero? What does that tell us?" Write the Zero Product Property on the board and have the class say it together. Part B: Say: "The committee's equation is (w + 12)(w - 10) = 0. Which two things could be zero? Write both as little equations and solve them." Circulate and ask: "Why do we set EACH bracket equal to zero and not equal to 120?" Cold-call 2 learners to show substitution of w = 10: (22)(0) = 0 and w = -12: (0)(-22) = 0. Part C: Point to the Lesson 1 table and ask: "Which row matches w = 10? What length goes with it?" (12 m, area 10 x 12 = 120 m2). Then ask: "If w = -12, what is the length w + 2? Can a hall have a width of -12 metres?" WAIT TIME of 15 seconds. Cold-call 3 learners for their answer and reason.</w:t>
             </w:r>
           </w:p>
         </w:tc>
@@ -13098,7 +12773,7 @@
                 <w:sz w:val="18"/>
                 <w:szCs w:val="18"/>
               </w:rPr>
-              <w:t xml:space="preserve">Inductive observation: students see the property work numerically before it is named, so the name becomes a label for something they already understand rather than a new rule to memorise.</w:t>
+              <w:t xml:space="preserve">Pattern-seeking with number puzzles followed by Claim-Evidence-Reasoning: Learners generate the Zero Product Property from examples (evidence) before it is named, then make a claim about the hall's solutions and support it with substitution (evidence) and the Lesson 1 table. This makes the rule meaningful rather than a memorised step, and links the algebra back to the trial-and-error data.</w:t>
             </w:r>
           </w:p>
         </w:tc>
@@ -13130,7 +12805,7 @@
                 <w:sz w:val="18"/>
                 <w:szCs w:val="18"/>
               </w:rPr>
-              <w:t xml:space="preserve">Listen to partner explanations during the 60-second turn-and-talk. Target: students should say something equivalent to 'at least one of the factors must be zero.' If students say 'both must be zero,' this is a misconception — address it immediately with a counter-example: 'If (5)(0) = 0, did the 5 have to be zero?'</w:t>
+              <w:t xml:space="preserve">Observable indicators: (1) learners correctly write both w + 12 = 0 and w - 10 = 0 (not w + 12 = 120); (2) learners correctly solve to w = -12 and w = 10; (3) learners substitute both values back and show a zero product; (4) learners match w = 10 to the 10 m x 12 m row in the table. Note any learner who writes (w + 12) = 0 and (w - 10) = 120 and address it using a one-minute mini-conference. Collect 5 pairs' working to check.</w:t>
             </w:r>
           </w:p>
         </w:tc>
@@ -13187,7 +12862,7 @@
             <w:pPr>
               <w:spacing w:after="20" w:before="0"/>
             </w:pPr>
-            <w:hyperlink w:history="1" r:id="rIdbr9chuire1pdfqagsfo62">
+            <w:hyperlink w:history="1" r:id="rIdtv6ygifqt7pfxbd0ds4oo">
               <w:r>
                 <w:rPr>
                   <w:rFonts w:ascii="Arial" w:cs="Arial" w:eastAsia="Arial" w:hAnsi="Arial"/>
@@ -13196,7 +12871,7 @@
                   <w:szCs w:val="16"/>
                   <w:u w:val="single" w:color="2E75B6"/>
                 </w:rPr>
-                <w:t xml:space="preserve">Solving quadratics by factoring -dubbed(KY)</w:t>
+                <w:t xml:space="preserve">Zero product property</w:t>
               </w:r>
             </w:hyperlink>
           </w:p>
@@ -13212,7 +12887,7 @@
                 <w:sz w:val="14"/>
                 <w:szCs w:val="14"/>
               </w:rPr>
-              <w:t xml:space="preserve">Source: Khan Academy (Kiswahili)</w:t>
+              <w:t xml:space="preserve">Source: Khan Academy (English - US curriculum)</w:t>
             </w:r>
           </w:p>
           <w:p>
@@ -13220,7 +12895,7 @@
               <w:spacing w:after="10" w:before="0"/>
               <w:ind w:left="120"/>
             </w:pPr>
-            <w:hyperlink w:history="1" r:id="rIdgzl2x_hpoyhu7eavx45qm">
+            <w:hyperlink w:history="1" r:id="rIdgzn9n5bdkgbbnrjy4sbva">
               <w:r>
                 <w:rPr>
                   <w:rFonts w:ascii="Arial" w:cs="Arial" w:eastAsia="Arial" w:hAnsi="Arial"/>
@@ -13265,7 +12940,7 @@
             <w:pPr>
               <w:spacing w:after="20" w:before="0"/>
             </w:pPr>
-            <w:hyperlink w:history="1" r:id="rIdliyv-rmzyeqdxwj8pa26f">
+            <w:hyperlink w:history="1" r:id="rIdxwgr0byef1hk_zbnelglq">
               <w:r>
                 <w:rPr>
                   <w:rFonts w:ascii="Arial" w:cs="Arial" w:eastAsia="Arial" w:hAnsi="Arial"/>
@@ -13314,7 +12989,7 @@
               <w:spacing w:after="10" w:before="0"/>
               <w:ind w:left="120"/>
             </w:pPr>
-            <w:hyperlink w:history="1" r:id="rIdaizrya3336252whs7dhpj">
+            <w:hyperlink w:history="1" r:id="rIdg7dfgucxuzdij9vtmtmyf">
               <w:r>
                 <w:rPr>
                   <w:rFonts w:ascii="Arial" w:cs="Arial" w:eastAsia="Arial" w:hAnsi="Arial"/>
@@ -13356,7 +13031,7 @@
                 <w:sz w:val="18"/>
                 <w:szCs w:val="18"/>
               </w:rPr>
-              <w:t xml:space="preserve">With the Zero Product Property established, students now formally solve the Harambee hall equation step by step. The teacher writes the full working on one side of the board and students copy into notebooks. Step 1: (w + 12)(w - 10) = 0. Step 2: Set each factor to zero — w + 12 = 0 giving w = -12; w - 10 = 0 giving w = 10. Step 3: Two solutions — w = -12 or w = 10. Step 4: Context check — the width of a hall cannot be negative. Reject w = -12. Accept w = 10 m. Step 5: Length = w + 2 = 10 + 2 = 12 m. Verify: 10 times 12 = 120 square metres. The committee can build the hall. Students then solve three practice equations in pairs, each set in a Kenyan context. Equation A (Githurai plot): A rectangular plot has area 84 square metres and length 5 m more than width. Form and solve the equation. [w squared + 5w - 84 = 0, factors (w + 12)(w - 7) = 0, w = 7 m, length = 12 m.] Equation B (Matatu fare): A matatu operator finds that revenue R in hundreds of shillings satisfies R squared - 7R + 12 = 0. Find R. [(R - 3)(R - 4) = 0, R = 3 or R = 4; both are positive so both are mathematically valid — operator must use business context to choose.] Equation C (Mandazi): The number of mandazi n a mama mboga can sell satisfies 2n squared - 5n - 3 = 0. Find n. [Factorise: 2n squared - 6n + n - 3 = 0; 2n(n - 3) + 1(n - 3) = 0; (2n + 1)(n - 3) = 0; n = -0.5 or n = 3. Reject n = -0.5. Accept n = 3 dozen mandazi.]</w:t>
+              <w:t xml:space="preserve">Learners construct a written explanation of the hall solution: (1) form the equation w(w + 2) = 120; (2) expand to w^2 + 2w - 120 = 0; (3) factorise to (w + 12)(w - 10) = 0; (4) apply Zero Product Property to get w = 10 or w = -12; (5) check both in context and reject w = -12 because a width cannot be negative; (6) state 'width 10 m, length 12 m, area 10 x 12 = 120 m2'. Then, in pairs, they solve the Kisumu fish pond problem independently: width w m, length (w + 3) m, area 40 m2. They write w(w + 3) = 40, w^2 + 3w - 40 = 0, (w + 8)(w - 5) = 0, w = 5 or w = -8, reject -8, and state width 5 m, length 8 m, check 5 x 8 = 40. Pairs swap books and peer-check using a checklist: Did they set each factor to zero? Did they check in context? Did they state units?</w:t>
             </w:r>
           </w:p>
         </w:tc>
@@ -13388,7 +13063,7 @@
                 <w:sz w:val="18"/>
                 <w:szCs w:val="18"/>
               </w:rPr>
-              <w:t xml:space="preserve">For the hall equation, narrate each step aloud while writing: 'I am going to apply the Zero Product Property — each factor gets its own mini-equation.' After writing both mini-equations ask: 'How many solutions do we have?' Pause for choral response. Then say: 'Mathematics has given us two answers. Now I need you to think like the committee in Githurai. Can a hall have a negative width?' WAIT 20 SECONDS. Ask: 'Wanjiku, which solution does the committee use and why?' After confirmation, say: 'This is crucial — rejecting a solution is not guessing. It is reasoning from context. Write this in your notebooks as a rule.' For the pair practice, circulate actively. For Equation B (both roots positive), pause the class after 5 minutes and ask: 'This time both answers are positive. Does context still matter?' Prompt discussion about whether the operator wants to maximise revenue. For Equation C, ask a pair to present their splitting-the-middle step on the board to review Lesson 3 skills.</w:t>
+              <w:t xml:space="preserve">Say: "You are the committee's advisers. Write a short report for them with the six steps. Use the words 'Zero Product Property' and 'reject' in your report." Display a six-step skeleton. Circulate and ask: "What does the -12 mean in the equation, and what does it mean for the hall?" Cold-call 3 learners to read step 5 aloud and justify it. Say: "Now the Kisumu fish farmer has a pond with an area of 40 m2 and a length 3 m more than the width. Use the same steps. You have 6 minutes." WAIT TIME of 15 seconds after reading the problem before pairs begin. For pairs who are stuck on factorising w^2 + 3w - 40, prompt: "What two numbers multiply to -40 and add to 3?" (8 and -5). Do not give the answer if they can find it. Pose: "Both w = 5 and w = -8 make the equation true. Why do we only use one?" Cold-call 3 pairs. Ask the class: "What is the same in the hall and the pond? What is different?" Have 2 pairs present their work on the board and ask the class to hold up thumbs for agree/disagree.</w:t>
             </w:r>
           </w:p>
         </w:tc>
@@ -13420,7 +13095,7 @@
                 <w:sz w:val="18"/>
                 <w:szCs w:val="18"/>
               </w:rPr>
-              <w:t xml:space="preserve">Worked example followed by graduated release: the hall problem is fully guided; Equation A is semi-guided (teacher circulates); Equations B and C are student-led with peer support. The Equation B twist (two valid roots) deliberately extends thinking beyond the simple reject-negative rule.</w:t>
+              <w:t xml:space="preserve">Structured written explanation and Compare-and-Contrast: Writing a step-by-step report forces learners to link each algebraic step to its meaning in the hall. Comparing the hall with the Kisumu pond (same structure: length = width + k, area given) helps learners see that the method transfers to a different Kenyan context, and the repeated rejection of a negative solution builds the big idea that context decides.</w:t>
             </w:r>
           </w:p>
         </w:tc>
@@ -13452,7 +13127,7 @@
                 <w:sz w:val="18"/>
                 <w:szCs w:val="18"/>
               </w:rPr>
-              <w:t xml:space="preserve">Use a 3-2-1 quick check at the end of pair work: each student writes 3 steps of the method, 2 solutions they found for any equation, and 1 reason they accepted or rejected a root. Collect or scan before closing the phase. Target: all students can articulate the Zero Product Property step and at least one contextual rejection reason.</w:t>
+              <w:t xml:space="preserve">Observable indicators: (1) the written report contains all six steps in order; (2) the pond equation is correctly written as w^2 + 3w - 40 = 0; (3) factorisation (w + 8)(w - 5) is correct; (4) both solutions w = 5 and w = -8 are found and -8 is explicitly rejected with a reason; (5) final answer states 'width 5 m, length 8 m' with units and a check 5 x 8 = 40. Use the peer-check checklist plus teacher sampling of at least 6 pairs. Misconception to watch: learners who give both 5 and -8 as pond dimensions, or who forget to find the length.</w:t>
             </w:r>
           </w:p>
         </w:tc>
@@ -13509,7 +13184,7 @@
             <w:pPr>
               <w:spacing w:after="20" w:before="0"/>
             </w:pPr>
-            <w:hyperlink w:history="1" r:id="rIdez9k-6onbjlnvz8j0ngiy">
+            <w:hyperlink w:history="1" r:id="rIddfvxsvdg3owtxe2gqpkgm">
               <w:r>
                 <w:rPr>
                   <w:rFonts w:ascii="Arial" w:cs="Arial" w:eastAsia="Arial" w:hAnsi="Arial"/>
@@ -13518,7 +13193,7 @@
                   <w:szCs w:val="16"/>
                   <w:u w:val="single" w:color="2E75B6"/>
                 </w:rPr>
-                <w:t xml:space="preserve">Zero product property</w:t>
+                <w:t xml:space="preserve">Solving Real-World Problems Using Quadratic Equations: A Sample Application</w:t>
               </w:r>
             </w:hyperlink>
           </w:p>
@@ -13534,7 +13209,7 @@
                 <w:sz w:val="14"/>
                 <w:szCs w:val="14"/>
               </w:rPr>
-              <w:t xml:space="preserve">Source: Khan Academy (English - US curriculum)</w:t>
+              <w:t xml:space="preserve">Source: CK-12</w:t>
             </w:r>
           </w:p>
           <w:p>
@@ -13542,7 +13217,7 @@
               <w:spacing w:after="10" w:before="0"/>
               <w:ind w:left="120"/>
             </w:pPr>
-            <w:hyperlink w:history="1" r:id="rIdk9qctq1pajjkp1iqumpt3">
+            <w:hyperlink w:history="1" r:id="rIdoayf_csjsvogbaskempo6">
               <w:r>
                 <w:rPr>
                   <w:rFonts w:ascii="Arial" w:cs="Arial" w:eastAsia="Arial" w:hAnsi="Arial"/>
@@ -13587,7 +13262,7 @@
             <w:pPr>
               <w:spacing w:after="20" w:before="0"/>
             </w:pPr>
-            <w:hyperlink w:history="1" r:id="rId8er6njvokhusxaxkggtgt">
+            <w:hyperlink w:history="1" r:id="rIdlecm3orob1z2mz2f_u5h_">
               <w:r>
                 <w:rPr>
                   <w:rFonts w:ascii="Arial" w:cs="Arial" w:eastAsia="Arial" w:hAnsi="Arial"/>
@@ -13596,7 +13271,7 @@
                   <w:szCs w:val="16"/>
                   <w:u w:val="single" w:color="2E75B6"/>
                 </w:rPr>
-                <w:t xml:space="preserve">Number of solutions of quadratic equations</w:t>
+                <w:t xml:space="preserve">Quadratics by taking square roots: with steps</w:t>
               </w:r>
             </w:hyperlink>
           </w:p>
@@ -13636,7 +13311,7 @@
               <w:spacing w:after="10" w:before="0"/>
               <w:ind w:left="120"/>
             </w:pPr>
-            <w:hyperlink w:history="1" r:id="rId5skkyjwawos8kkpzqrbyk">
+            <w:hyperlink w:history="1" r:id="rIdthzqmhcaxrsd1-ndxvqf7">
               <w:r>
                 <w:rPr>
                   <w:rFonts w:ascii="Arial" w:cs="Arial" w:eastAsia="Arial" w:hAnsi="Arial"/>
@@ -13678,7 +13353,7 @@
                 <w:sz w:val="18"/>
                 <w:szCs w:val="18"/>
               </w:rPr>
-              <w:t xml:space="preserve">Students return to the class DQB. The teacher reads aloud the current DQB statement posted in Lesson 3: 'Factorisation lets us undo expansion to find hidden values.' Students are asked: Has todays lesson added something new to this understanding? Each student writes one new card. Suggested contributions include: 'A quadratic equation can have two solutions but context decides which one to use,' 'The Zero Product Property is the bridge between factorisation and solving,' and 'A negative answer is not always wrong — we must check the context.' Cards are posted under a new heading: What we now know — Lesson 4. The teacher reads three cards aloud and asks the class to vote (thumbs up or sideways) on whether each captures the big idea accurately.</w:t>
+              <w:t xml:space="preserve">Learners revisit the class Driving Question Board with the question: 'How can we use quadratic equations to find unknown dimensions and quantities that help our community solve real planning problems, like building the Harambee hall in Githurai?' Each pair writes at least one 'What we notice' card (e.g. 'We noticed that (w + 12)(w - 10) = 0 gives two answers, 10 and -12') and one 'What we wonder' card (e.g. 'What if the equation does not factorise?' or 'Is there another way to get the same answer?'). They place cards on the board and move earlier question cards that have now been answered (for example, 'How do we find w?') into an 'Answered' column with a note on the evidence.</w:t>
             </w:r>
           </w:p>
         </w:tc>
@@ -13710,7 +13385,7 @@
                 <w:sz w:val="18"/>
                 <w:szCs w:val="18"/>
               </w:rPr>
-              <w:t xml:space="preserve">Stand at the DQB and say: 'Three lessons ago, the Githurai committee was stuck. They could not find the dimensions of the hall. What can you tell them today that you could not tell them on Day 1?' WAIT 30 SECONDS for quiet reflection. Then: 'Write your card — one sentence only. Make it something you would say to the committee if they called you right now.' After posting, read three cards and model how to assess them: 'This card says the hall is 10 metres wide and 12 metres long — that is a fact, but does it explain the method? This card says we used the Zero Product Property — that explains how we got there. Which is more useful for the DQB?' Guide students toward process-level rather than answer-level statements.</w:t>
+              <w:t xml:space="preserve">Say: "Take 2 minutes. Write one 'What we notice' card and one 'What we wonder' card about today's work. Use the hall or the Kisumu pond in your card." WAIT TIME of 10 seconds before collecting. Invite 4 pairs to post cards and read them aloud. Ask: "Which earlier question on our board did we answer today? What evidence do we have?" Cold-call 2 learners to move cards. Highlight a 'wonder' that points to Lesson 5, such as, "Can we solve x^2 + 6x = 48? It does not seem to factorise." Say: "Keep that question. We will return to it in our next lesson."</w:t>
             </w:r>
           </w:p>
         </w:tc>
@@ -13742,7 +13417,7 @@
                 <w:sz w:val="18"/>
                 <w:szCs w:val="18"/>
               </w:rPr>
-              <w:t xml:space="preserve">DQB as metacognitive anchor: connecting new learning explicitly to the phenomenon reinforces that the mathematics serves a real purpose. Voting on card quality builds evaluative thinking about mathematical communication.</w:t>
+              <w:t xml:space="preserve">Driving Question Board with notice/wonder cards (tracking growing understanding): Moving cards from 'wonder' to 'answered' makes learning visible and shows learners that their questions drive the unit. New wonder cards (such as equations that will not factorise) create purpose for the next lesson.</w:t>
             </w:r>
           </w:p>
         </w:tc>
@@ -13774,7 +13449,7 @@
                 <w:sz w:val="18"/>
                 <w:szCs w:val="18"/>
               </w:rPr>
-              <w:t xml:space="preserve">Review the posted cards after class. Cards that only state the numerical answer (w = 10) without referencing the method or the reasoning process indicate surface-level understanding — these students need additional support in Lesson 5 when the context becomes more abstract.</w:t>
+              <w:t xml:space="preserve">Observable indicators: (1) at least 80% of pairs post a notice card that mentions two solutions or rejecting a solution; (2) wonder cards that are genuine questions about method limits (e.g. non-factorising equations); (3) learners cite evidence when moving a card. Record the number of pairs whose cards refer to context-based rejection as a measure of the main idea.</w:t>
             </w:r>
           </w:p>
         </w:tc>
@@ -13831,7 +13506,7 @@
             <w:pPr>
               <w:spacing w:after="20" w:before="0"/>
             </w:pPr>
-            <w:hyperlink w:history="1" r:id="rIdvykp9hsspzzkzgozxprew">
+            <w:hyperlink w:history="1" r:id="rIduybingpbkrrc2yrdnwncr">
               <w:r>
                 <w:rPr>
                   <w:rFonts w:ascii="Arial" w:cs="Arial" w:eastAsia="Arial" w:hAnsi="Arial"/>
@@ -13840,9 +13515,25 @@
                   <w:szCs w:val="16"/>
                   <w:u w:val="single" w:color="2E75B6"/>
                 </w:rPr>
-                <w:t xml:space="preserve">Solving quadratics by factoring</w:t>
+                <w:t xml:space="preserve">Strategy in solving quadratic equations</w:t>
               </w:r>
             </w:hyperlink>
+          </w:p>
+          <w:p>
+            <w:pPr>
+              <w:spacing w:after="20" w:before="0"/>
+            </w:pPr>
+            <w:r>
+              <w:rPr>
+                <w:rFonts w:ascii="Arial" w:cs="Arial" w:eastAsia="Arial" w:hAnsi="Arial"/>
+                <w:i/>
+                <w:iCs/>
+                <w:color w:val="595959"/>
+                <w:sz w:val="16"/>
+                <w:szCs w:val="16"/>
+              </w:rPr>
+              <w:t xml:space="preserve">Related topic: not an exact match for this lesson.</w:t>
+            </w:r>
           </w:p>
           <w:p>
             <w:pPr>
@@ -13864,7 +13555,7 @@
               <w:spacing w:after="10" w:before="0"/>
               <w:ind w:left="120"/>
             </w:pPr>
-            <w:hyperlink w:history="1" r:id="rIduxgg6ge3xwe7tc6keolog">
+            <w:hyperlink w:history="1" r:id="rIdwknlpnn5pqcsd_g5y34d2">
               <w:r>
                 <w:rPr>
                   <w:rFonts w:ascii="Arial" w:cs="Arial" w:eastAsia="Arial" w:hAnsi="Arial"/>
@@ -13902,14 +13593,14 @@
                 <w:sz w:val="16"/>
                 <w:szCs w:val="16"/>
               </w:rPr>
-              <w:t xml:space="preserve">📖 EXERCISE:</w:t>
+              <w:t xml:space="preserve">📖 HTML:</w:t>
             </w:r>
           </w:p>
           <w:p>
             <w:pPr>
               <w:spacing w:after="20" w:before="0"/>
             </w:pPr>
-            <w:hyperlink w:history="1" r:id="rIdzoppcephr9_eor6mv4gpd">
+            <w:hyperlink w:history="1" r:id="rIdpy2-btjzpjwpe2jgfz-r1">
               <w:r>
                 <w:rPr>
                   <w:rFonts w:ascii="Arial" w:cs="Arial" w:eastAsia="Arial" w:hAnsi="Arial"/>
@@ -13918,7 +13609,7 @@
                   <w:szCs w:val="16"/>
                   <w:u w:val="single" w:color="2E75B6"/>
                 </w:rPr>
-                <w:t xml:space="preserve">Quadratics by taking square roots: with steps</w:t>
+                <w:t xml:space="preserve">Use Square Roots to Solve Quadratic Equations (Flexbook)</w:t>
               </w:r>
             </w:hyperlink>
           </w:p>
@@ -13950,7 +13641,7 @@
                 <w:sz w:val="14"/>
                 <w:szCs w:val="14"/>
               </w:rPr>
-              <w:t xml:space="preserve">Source: Khan Academy (English - US curriculum)</w:t>
+              <w:t xml:space="preserve">Source: CK-12</w:t>
             </w:r>
           </w:p>
           <w:p>
@@ -13958,7 +13649,7 @@
               <w:spacing w:after="10" w:before="0"/>
               <w:ind w:left="120"/>
             </w:pPr>
-            <w:hyperlink w:history="1" r:id="rIdkmkkshyywnnd7xntmqtvr">
+            <w:hyperlink w:history="1" r:id="rId4d8_fwh4shtcnnu3diq5u">
               <w:r>
                 <w:rPr>
                   <w:rFonts w:ascii="Arial" w:cs="Arial" w:eastAsia="Arial" w:hAnsi="Arial"/>
@@ -14000,7 +13691,7 @@
                 <w:sz w:val="18"/>
                 <w:szCs w:val="18"/>
               </w:rPr>
-              <w:t xml:space="preserve">Students individually draw a solution flowchart in their notebooks titled: How to solve a quadratic equation by factorisation. The flowchart must include five boxes: Box 1 — Write the equation in standard form ax squared + bx + c = 0. Box 2 — Factorise the left-hand side into two brackets. Box 3 — Apply the Zero Product Property: set each bracket equal to zero. Box 4 — Solve each mini-equation to get two solutions. Box 5 — Check context: reject any solution that is physically impossible. Below the flowchart, students write one sentence connecting this method back to the Harambee hall: 'Using this method, the committee in Githurai now knows the hall should be 10 m wide and 12 m long, with a verified area of 120 square metres.' Students compare flowcharts with a partner and add any missing step in a different colour. The teacher selects two contrasting flowcharts (one complete, one missing the context-check step) and displays them under a visualiser or on the board for a brief whole-class discussion about what is missing and why it matters.</w:t>
+              <w:t xml:space="preserve">Learners revise the cumulative class model poster on manila paper, which already shows the hall sketch, w(w + 2) = 120, the general form a = 1, b = 2, c = -120, the expansion and the factorisation. In groups of four they add a new section titled 'Solving by factorisation' with: the Zero Product Property in words, the hall working (w = 10 or w = -12; reject -12; width 10 m, length 12 m), a small box for the Kisumu fish pond (w = 5 m, length 8 m), and the revised model statement: 'A quadratic equation can have two solutions; context tells us which one to use.' They add a note of what the model cannot yet do: solve equations that do not factorise.</w:t>
             </w:r>
           </w:p>
         </w:tc>
@@ -14032,7 +13723,7 @@
                 <w:sz w:val="18"/>
                 <w:szCs w:val="18"/>
               </w:rPr>
-              <w:t xml:space="preserve">Say: 'Before you close your notebooks, I want you to build a tool you can use in Lessons 5, 6, and 7. Draw the flowchart — it should take you 5 minutes.' Circulate and look specifically for the context-check box — this is the most commonly omitted step. When displaying the two contrasting flowcharts, ask: 'What does this flowchart do well? What is missing? Why does the missing step matter?' Do NOT identify the owner of either flowchart — anonymity keeps the focus on the mathematics, not the student. Close by saying: 'In our next lesson, we will meet equations that refuse to factorise. Our flowchart will need a new branch. Keep it — you will add to it.'</w:t>
+              <w:t xml:space="preserve">Say: "Look at our model poster. What new idea do we need to add today? Talk in your group for 1 minute." WAIT TIME of 10 seconds, then cold-call 3 groups for suggestions. Then say: "Add a section for factorisation. Include the Zero Product Property in your own words, and show both solutions for the hall and which one we keep." Circulate and ask: "Where on your model does the -12 appear, and where is the reason for rejecting it?" Ask each group to write one sentence on 'What our model cannot do yet'. Close by reading the revised statement together: "A quadratic equation can have two solutions; context tells us which one to use." Ask: "Thumbs up, sideways, or down: can I use this idea to help the Githurai committee?"</w:t>
             </w:r>
           </w:p>
         </w:tc>
@@ -14064,7 +13755,7 @@
                 <w:sz w:val="18"/>
                 <w:szCs w:val="18"/>
               </w:rPr>
-              <w:t xml:space="preserve">Model building as consolidation: the flowchart externalises the students procedural understanding and reveals gaps (missing context-check) that can be addressed. Comparing flowcharts models peer review as a mathematical practice.</w:t>
+              <w:t xml:space="preserve">Cumulative model revision: Adding the new idea to a single poster each lesson shows how knowledge builds from expansion (Lesson 2) to factorisation (Lesson 3) to solving (Lesson 4). Naming the model's limits keeps learners curious and motivates the next method.</w:t>
             </w:r>
           </w:p>
         </w:tc>
@@ -14096,7 +13787,7 @@
                 <w:sz w:val="18"/>
                 <w:szCs w:val="18"/>
               </w:rPr>
-              <w:t xml:space="preserve">Collect three to five flowcharts at random as exit tickets. Assess against four criteria: standard form step present, factorisation step present, Zero Product Property step named, context-check step present. Results inform the opening of Lesson 5 — if more than 40 percent of students omit the context-check, begin Lesson 5 with a quick re-engagement scenario before introducing completing the square.</w:t>
+              <w:t xml:space="preserve">Observable indicators: (1) the poster includes the Zero Product Property stated correctly; (2) both w = 10 and w = -12 appear, with -12 rejected and a reason; (3) the final hall answer is written as 'width 10 m, length 12 m'; (4) the revised statement is present; (5) each group names a limitation. Use a quick exit ticket: 'Solve x^2 + 4x - 21 = 0 by factorisation' ((x + 7)(x - 3) = 0, x = -7 or x = 3) for those who finish early, to check transfer.</w:t>
             </w:r>
           </w:p>
         </w:tc>
@@ -14189,7 +13880,7 @@
                 <w:sz w:val="18"/>
                 <w:szCs w:val="18"/>
               </w:rPr>
-              <w:t xml:space="preserve">After the lesson, ask yourself: (1) Did the Equation B twist (two positive roots) generate genuine discussion about context, or did students ignore it? If ignored, plan a brief re-engagement in Lesson 5. (2) Were students able to articulate the Zero Product Property in their own words, or were they only reciting the formula? (3) Did the DQB cards show process-level thinking (method, reasoning) or only answer-level thinking (w = 10)? (4) Do the flowcharts include the context-check step? (5) Are there students who are still relying on trial-and-error rather than the formal method? Identify them for targeted support during Lesson 5 pair work.</w:t>
+              <w:t xml:space="preserve">After the lesson, consider: (1) How many pairs correctly set each factor equal to zero rather than to 120, and what did the errors reveal about their understanding of the Zero Product Property? (2) Did learners justify rejecting w = -12 with context reasoning or just because 'the teacher said so'? Which questions drew out the best reasoning? (3) Was the WAIT TIME of 10 to 15 seconds long enough for quieter learners to contribute, and did cold-calling spread participation across the class? (4) Which learners struggled to factorise w^2 + 3w - 40 and need more practice with factor pairs from Lesson 3? (5) Which wonder cards (for example about equations that do not factorise) should be used to launch Lesson 5 on completing the square? (6) How could the Kisumu fish pond or another local example be adapted for learners with less experience of fish farming, for instance using a Kericho tea plot or a Gikomba stall?</w:t>
             </w:r>
           </w:p>
         </w:tc>
@@ -14316,7 +14007,7 @@
                 <w:sz w:val="18"/>
                 <w:szCs w:val="18"/>
               </w:rPr>
-              <w:t xml:space="preserve">We observed that setting each factor of (w + 12)(w - 10) = 0 equal to zero gives w = -12 and w = 10. When we substituted both values back, both made the equation true. We also observed that in the Githurai hall problem, only w = 10 makes sense as a physical width.</w:t>
+              <w:t xml:space="preserve">We observed that when the factorised hall equation (w + 12)(w - 10) = 0 is written, one of the brackets must be zero, which gives w = 10 or w = -12. We saw that w = 10 matches the 10 m by 12 m row (area 120 m2) in the trial-and-error table, and that w = -12 would give negative dimensions. In the Kisumu fish pond, w^2 + 3w - 40 = 0 gave w = 5 or w = -8.</w:t>
             </w:r>
           </w:p>
         </w:tc>
@@ -14382,7 +14073,7 @@
                 <w:sz w:val="18"/>
                 <w:szCs w:val="18"/>
               </w:rPr>
-              <w:t xml:space="preserve">We learned the Zero Product Property: if two factors multiply to give zero, at least one factor must equal zero. We learned that a quadratic equation solved by factorisation always produces two solutions, and that context — not just algebra — determines which solution to accept.</w:t>
+              <w:t xml:space="preserve">We learned the Zero Product Property: if A x B = 0 then A = 0 or B = 0. To solve a quadratic equation by factorisation we write it in the form ax^2 + bx + c = 0, factorise, set each factor equal to zero, solve for the two solutions, and check each one in the context.</w:t>
             </w:r>
           </w:p>
         </w:tc>
@@ -14448,7 +14139,7 @@
                 <w:sz w:val="18"/>
                 <w:szCs w:val="18"/>
               </w:rPr>
-              <w:t xml:space="preserve">We explained that the Harambee hall in Githurai must be 10 m wide and 12 m long because the Zero Product Property gives us two roots (w = 10 and w = -12) but a negative width is physically impossible. We also explained that sometimes both roots are positive and we must use deeper contextual reasoning to choose between them.</w:t>
+              <w:t xml:space="preserve">A quadratic equation can have two solutions, but context tells us which one to use. For the Githurai Harambee hall, w = 10 and w = -12 both satisfy the equation, but a width cannot be negative, so we reject -12 and conclude the hall has width 10 m and length 12 m (area 10 x 12 = 120 m2). In the same way, the Kisumu fish pond has width 5 m and length 8 m (5 x 8 = 40 m2).</w:t>
             </w:r>
           </w:p>
         </w:tc>
@@ -14470,7 +14161,7 @@
         </w:rPr>
         <w:t xml:space="preserve">© 2026 SeaVuria and ARES. Aligned with KICD objectives. Developed by SeaVuria; technical implementation by ARES (with AI assistance from Claude). Licensed under </w:t>
       </w:r>
-      <w:hyperlink w:history="1" r:id="rId0icvdrp6dv7z-rkkuv8pr">
+      <w:hyperlink w:history="1" r:id="rId7bs3xgka7sjci9yw3t_n3">
         <w:r>
           <w:rPr>
             <w:rFonts w:ascii="Arial" w:cs="Arial" w:eastAsia="Arial" w:hAnsi="Arial"/>
@@ -14491,7 +14182,7 @@
         </w:rPr>
         <w:t xml:space="preserve"> (</w:t>
       </w:r>
-      <w:hyperlink w:history="1" r:id="rId9atb6qnc6707_fg2rejaa">
+      <w:hyperlink w:history="1" r:id="rIddhrlp3ch8fjiaxdroz6sj">
         <w:r>
           <w:rPr>
             <w:rFonts w:ascii="Arial" w:cs="Arial" w:eastAsia="Arial" w:hAnsi="Arial"/>
@@ -14565,7 +14256,7 @@
                 <w:sz w:val="22"/>
                 <w:szCs w:val="22"/>
               </w:rPr>
-              <w:t xml:space="preserve">LESSON 5 (80 minutes): Solving Quadratic Equations by Completing the Square</w:t>
+              <w:t xml:space="preserve">LESSON 5 (40 minutes (one double lesson may be used if available)): Solving by Completing the Square: The Nakuru School Garden</w:t>
             </w:r>
           </w:p>
         </w:tc>
@@ -14732,7 +14423,7 @@
                 <w:sz w:val="18"/>
                 <w:szCs w:val="18"/>
               </w:rPr>
-              <w:t xml:space="preserve">To equip learners with the method of completing the square as a universal technique for solving quadratic equations — including those that cannot be factorised — so they can find unknown dimensions and quantities needed for real community planning problems like the Githurai Harambee hall.</w:t>
+              <w:t xml:space="preserve">Students learn that when a quadratic equation does not factorise over integers, completing the square still solves it. They connect the algebra to an area diagram, so the Githurai committee's tools now work on equations that factorisation cannot handle.</w:t>
             </w:r>
           </w:p>
         </w:tc>
@@ -14798,7 +14489,7 @@
                 <w:sz w:val="18"/>
                 <w:szCs w:val="18"/>
               </w:rPr>
-              <w:t xml:space="preserve">Learners will know that: (a) completing the square is a method of rewriting a quadratic equation in the form (x + p)² = q; (b) this method works for all quadratic equations, including those that do not factorise over integers; (c) the geometric interpretation of completing the square connects algebraic manipulation to area models; (d) the method produces exact solutions and is the algebraic foundation for the quadratic formula introduced in Lesson 6.</w:t>
+              <w:t xml:space="preserve">Rewrite x^2 + bx = k as (x + b/2)^2 = k + (b/2)^2 and take square roots to get two solutions. Know that x^2 + 6x + 9 = (x + 3)^2 is a perfect square trinomial and that the added 9 is (b/2)^2. Interpret the steps as completing a square in an area diagram.</w:t>
             </w:r>
           </w:p>
         </w:tc>
@@ -14864,7 +14555,7 @@
                 <w:sz w:val="18"/>
                 <w:szCs w:val="18"/>
               </w:rPr>
-              <w:t xml:space="preserve">By the end of the lesson, the learner should be able to: (a) rewrite a quadratic expression x² + bx + c in completed-square form (x + p)² = q by halving the coefficient of x and squaring; (b) solve quadratic equations using the completed-square form; (c) draw and interpret the geometric square-completion diagram to justify each algebraic step; (d) apply completing the square to real-world dimension problems set in Kenyan contexts.</w:t>
+              <w:t xml:space="preserve">Modelling (NGSS SEP 2): draw and use an area diagram of an x by x square, two 3 by x rectangles and a 3 by 3 corner square. Analysing and interpreting data (SEP 4): test whether x^2 + 6x - 48 = 0 factorises and see that it does not. Constructing explanations (SEP 6): justify why the same number is added to both sides. Using mathematics (SEP 5): solve, round to 2 d.p., check in context and reject the negative solution.</w:t>
             </w:r>
           </w:p>
         </w:tc>
@@ -14930,7 +14621,7 @@
                 <w:sz w:val="18"/>
                 <w:szCs w:val="18"/>
               </w:rPr>
-              <w:t xml:space="preserve">Learners will: (a) appreciate that mathematics offers systematic methods that go beyond trial-and-error; (b) show persistence when algebraic manipulation requires multiple steps; (c) value the geometric reasoning that underlies abstract algebra; (d) collaborate respectfully when verifying each other's completed-square workings.</w:t>
+              <w:t xml:space="preserve">Perseverance when the first method (factorisation) fails. Appreciation that mathematics offers more than one method. Collaboration and respect for peers' reasoning in pairs. Responsibility in checking answers against the context.</w:t>
             </w:r>
           </w:p>
         </w:tc>
@@ -14996,7 +14687,7 @@
                 <w:sz w:val="18"/>
                 <w:szCs w:val="18"/>
               </w:rPr>
-              <w:t xml:space="preserve">How can we use quadratic equations to model and solve problems in day-to-day activities?</w:t>
+              <w:t xml:space="preserve">How can we use quadratic equations to model and solve problems in day-to-day activities? (KICD) Sub-question: What can we do when a quadratic equation will not factorise?</w:t>
             </w:r>
           </w:p>
         </w:tc>
@@ -15062,7 +14753,7 @@
                 <w:sz w:val="18"/>
                 <w:szCs w:val="18"/>
               </w:rPr>
-              <w:t xml:space="preserve">In Lessons 1–4, learners built the phenomenon, expanded and factorised quadratic expressions, and solved equations by factorisation. However, the Githurai hall equation w² + 2w − 120 = 0 factorises neatly — leaving learners wondering: what happens when an equation refuses to factorise? In Lesson 5, a new Kenyan context (a school garden in Nakuru) presents exactly such an equation. Learners discover that completing the square is a reliable, always-applicable method — and they update the Driving Question Board with this powerful insight, moving the class one step closer to solving any quadratic the Harambee committee might encounter.</w:t>
+              <w:t xml:space="preserve">Lesson 4 solved by factorisation using the Zero Product Property (hall w = 10 or -12, Kisumu pond w = 5). Lesson 5 shows a real garden equation where factorisation fails, and completing the square succeeds. This sets up Lesson 6, where completing the square on ax^2 + bx + c = 0 becomes the quadratic formula. DQB update: 'Completing the square always works, even when factorisation fails.'</w:t>
             </w:r>
           </w:p>
         </w:tc>
@@ -15128,7 +14819,7 @@
                 <w:sz w:val="18"/>
                 <w:szCs w:val="18"/>
               </w:rPr>
-              <w:t xml:space="preserve">No hazardous materials are used. If square tiles or cut-out paper squares are employed in the geometric activity, ensure scissors are handled responsibly and that cut pieces are not left on the floor as a slip hazard.</w:t>
+              <w:t xml:space="preserve">No hazardous materials. Scissors for cutting paper pieces: cut away from the body, keep them on desks, and collect all offcuts. Keep the classroom walkways clear while students post cards on the DQB.</w:t>
             </w:r>
           </w:p>
         </w:tc>
@@ -15221,7 +14912,7 @@
                 <w:sz w:val="18"/>
                 <w:szCs w:val="18"/>
               </w:rPr>
-              <w:t xml:space="preserve">Learners begin by encountering a quadratic equation from a Nakuru school garden context (x² + 6x = 48) that does not factorise easily over integers, exposing the limitation of Lesson 4's factorisation method. Through a guided geometric activity — physically arranging and completing a square diagram on grid paper — learners discover the completing-the-square algorithm. They practise transforming equations into the form (x + p)² = q, solve for x, and connect every step back to the Githurai hall phenomenon. The lesson closes with a DQB update and a cumulative model revision showing that completing the square generalises what factorisation could only do in special cases.</w:t>
+              <w:t xml:space="preserve">The Githurai committee found w = 10 m by factorising. Now the Nakuru school garden club has a plot with width x m, length (x + 6) m and area 48 m^2, giving x^2 + 6x = 48. Students predict whether it factorises, test factor pairs of -48 that sum to 6, and find none. They cut paper pieces to build the area diagram: an x by x square, two 3 by x rectangles and a missing 3 by 3 corner of area 9. Adding 9 to both sides gives (x + 3)^2 = 57, so x = -3 +/- sqrt57. Students calculate sqrt57 = 7.55, accept x = 4.55 m, reject -10.55, find length 10.55 m, and check 4.55 x 10.55 = 48 m^2 (approximately). They then update the DQB and the cumulative model with this second method, completing the square, and link it back to the hall.</w:t>
             </w:r>
           </w:p>
         </w:tc>
@@ -15504,7 +15195,619 @@
             <w:pPr>
               <w:spacing w:after="20" w:before="0"/>
             </w:pPr>
-            <w:hyperlink w:history="1" r:id="rIdekg_lubabn3ze870enkjj">
+            <w:hyperlink w:history="1" r:id="rId_fwc1klozsuwmetwes6ux">
+              <w:r>
+                <w:rPr>
+                  <w:rFonts w:ascii="Arial" w:cs="Arial" w:eastAsia="Arial" w:hAnsi="Arial"/>
+                  <w:color w:val="2E75B6"/>
+                  <w:sz w:val="16"/>
+                  <w:szCs w:val="16"/>
+                  <w:u w:val="single" w:color="2E75B6"/>
+                </w:rPr>
+                <w:t xml:space="preserve">Solve by completing the square: Integer solutions</w:t>
+              </w:r>
+            </w:hyperlink>
+          </w:p>
+          <w:p>
+            <w:pPr>
+              <w:spacing w:after="10" w:before="0"/>
+              <w:ind w:left="120"/>
+            </w:pPr>
+            <w:r>
+              <w:rPr>
+                <w:rFonts w:ascii="Arial" w:cs="Arial" w:eastAsia="Arial" w:hAnsi="Arial"/>
+                <w:color w:val="595959"/>
+                <w:sz w:val="14"/>
+                <w:szCs w:val="14"/>
+              </w:rPr>
+              <w:t xml:space="preserve">Source: Khan Academy (English - US curriculum)</w:t>
+            </w:r>
+          </w:p>
+          <w:p>
+            <w:pPr>
+              <w:spacing w:after="10" w:before="0"/>
+              <w:ind w:left="120"/>
+            </w:pPr>
+            <w:hyperlink w:history="1" r:id="rIdvz7ohkw0fgpweha4eflw0">
+              <w:r>
+                <w:rPr>
+                  <w:rFonts w:ascii="Arial" w:cs="Arial" w:eastAsia="Arial" w:hAnsi="Arial"/>
+                  <w:color w:val="595959"/>
+                  <w:sz w:val="14"/>
+                  <w:szCs w:val="14"/>
+                  <w:u w:val="single" w:color="595959"/>
+                </w:rPr>
+                <w:t xml:space="preserve">🔍 Search ARES for similar videos</w:t>
+              </w:r>
+            </w:hyperlink>
+          </w:p>
+          <w:p>
+            <w:pPr>
+              <w:spacing w:after="40" w:before="0"/>
+            </w:pPr>
+            <w:r>
+              <w:rPr>
+                <w:sz w:val="14"/>
+                <w:szCs w:val="14"/>
+              </w:rPr>
+              <w:t xml:space="preserve"/>
+            </w:r>
+          </w:p>
+          <w:p>
+            <w:pPr>
+              <w:spacing w:after="20" w:before="0"/>
+            </w:pPr>
+            <w:r>
+              <w:rPr>
+                <w:rFonts w:ascii="Arial" w:cs="Arial" w:eastAsia="Arial" w:hAnsi="Arial"/>
+                <w:b/>
+                <w:bCs/>
+                <w:color w:val="1F3864"/>
+                <w:sz w:val="16"/>
+                <w:szCs w:val="16"/>
+              </w:rPr>
+              <w:t xml:space="preserve">📖 EXERCISE:</w:t>
+            </w:r>
+          </w:p>
+          <w:p>
+            <w:pPr>
+              <w:spacing w:after="20" w:before="0"/>
+            </w:pPr>
+            <w:hyperlink w:history="1" r:id="rId9sttnu1hsllolpt0u8efu">
+              <w:r>
+                <w:rPr>
+                  <w:rFonts w:ascii="Arial" w:cs="Arial" w:eastAsia="Arial" w:hAnsi="Arial"/>
+                  <w:color w:val="2E75B6"/>
+                  <w:sz w:val="16"/>
+                  <w:szCs w:val="16"/>
+                  <w:u w:val="single" w:color="2E75B6"/>
+                </w:rPr>
+                <w:t xml:space="preserve">Solve equations by completing the square</w:t>
+              </w:r>
+            </w:hyperlink>
+          </w:p>
+          <w:p>
+            <w:pPr>
+              <w:spacing w:after="10" w:before="0"/>
+              <w:ind w:left="120"/>
+            </w:pPr>
+            <w:r>
+              <w:rPr>
+                <w:rFonts w:ascii="Arial" w:cs="Arial" w:eastAsia="Arial" w:hAnsi="Arial"/>
+                <w:color w:val="595959"/>
+                <w:sz w:val="14"/>
+                <w:szCs w:val="14"/>
+              </w:rPr>
+              <w:t xml:space="preserve">Source: Khan Academy (English - US curriculum)</w:t>
+            </w:r>
+          </w:p>
+          <w:p>
+            <w:pPr>
+              <w:spacing w:after="10" w:before="0"/>
+              <w:ind w:left="120"/>
+            </w:pPr>
+            <w:hyperlink w:history="1" r:id="rIdxfcojfxbud_ztxq1qukkq">
+              <w:r>
+                <w:rPr>
+                  <w:rFonts w:ascii="Arial" w:cs="Arial" w:eastAsia="Arial" w:hAnsi="Arial"/>
+                  <w:color w:val="595959"/>
+                  <w:sz w:val="14"/>
+                  <w:szCs w:val="14"/>
+                  <w:u w:val="single" w:color="595959"/>
+                </w:rPr>
+                <w:t xml:space="preserve">🔍 Search ARES for similar readings</w:t>
+              </w:r>
+            </w:hyperlink>
+          </w:p>
+        </w:tc>
+        <w:tc>
+          <w:tcPr>
+            <w:tcW w:type="dxa" w:w="3040"/>
+            <w:shd w:fill="FFFFFF" w:color="auto" w:val="clear"/>
+            <w:tcMar>
+              <w:top w:type="dxa" w:w="60"/>
+              <w:left w:type="dxa" w:w="120"/>
+              <w:bottom w:type="dxa" w:w="60"/>
+              <w:right w:type="dxa" w:w="120"/>
+            </w:tcMar>
+            <w:vAlign w:val="top"/>
+          </w:tcPr>
+          <w:p>
+            <w:pPr>
+              <w:spacing w:after="40" w:before="0"/>
+              <w:jc w:val="left"/>
+            </w:pPr>
+            <w:r>
+              <w:rPr>
+                <w:rFonts w:ascii="Arial" w:cs="Arial" w:eastAsia="Arial" w:hAnsi="Arial"/>
+                <w:b w:val="false"/>
+                <w:bCs w:val="false"/>
+                <w:i w:val="false"/>
+                <w:iCs w:val="false"/>
+                <w:color w:val="000000"/>
+                <w:sz w:val="18"/>
+                <w:szCs w:val="18"/>
+              </w:rPr>
+              <w:t xml:space="preserve">Students recall the Githurai hall w^2 + 2w - 120 = 0, which factorised as (w + 12)(w - 10) = 0. The teacher shows the Nakuru school garden club's sketch: width x m, length (x + 6) m, area 48 m^2, so x(x + 6) = 48, i.e. x^2 + 6x = 48. Individually, students write a prediction on a mini-whiteboard or in their notebooks: (1) Will x^2 + 6x - 48 = 0 factorise like the hall equation? (2) Roughly what is the width? Then they test in pairs, listing factor pairs of -48 and checking whether any pair has sum 6. Pairs: 1 and -48, 2 and -24, 3 and -16, 4 and -12, 6 and -8 and so on. None sums to 6.</w:t>
+            </w:r>
+          </w:p>
+        </w:tc>
+        <w:tc>
+          <w:tcPr>
+            <w:tcW w:type="dxa" w:w="3040"/>
+            <w:shd w:fill="F2F2F2" w:color="auto" w:val="clear"/>
+            <w:tcMar>
+              <w:top w:type="dxa" w:w="60"/>
+              <w:left w:type="dxa" w:w="120"/>
+              <w:bottom w:type="dxa" w:w="60"/>
+              <w:right w:type="dxa" w:w="120"/>
+            </w:tcMar>
+            <w:vAlign w:val="top"/>
+          </w:tcPr>
+          <w:p>
+            <w:pPr>
+              <w:spacing w:after="40" w:before="0"/>
+              <w:jc w:val="left"/>
+            </w:pPr>
+            <w:r>
+              <w:rPr>
+                <w:rFonts w:ascii="Arial" w:cs="Arial" w:eastAsia="Arial" w:hAnsi="Arial"/>
+                <w:b w:val="false"/>
+                <w:bCs w:val="false"/>
+                <w:i w:val="false"/>
+                <w:iCs w:val="false"/>
+                <w:color w:val="000000"/>
+                <w:sz w:val="18"/>
+                <w:szCs w:val="18"/>
+              </w:rPr>
+              <w:t xml:space="preserve">Say: 'The Nakuru school garden club has 48 square metres to plant sukuma wiki and onions. The length is 6 m more than the width. Before we calculate anything, write: will this factorise like our hall equation? Yes or no, and why?' Give WAIT TIME of 10-15 seconds in silence. Cold-call 3 students for predictions, asking each 'What makes you think so?' Then say: 'Test it. Find two integers with product -48 and sum +6. You have 3 minutes.' Circulate and note pairs who try all factor pairs systematically. Cold-call 2 pairs: 'What did you find?' Record on the board: 'No integer pair works. Factorisation fails here.' Ask: 'The garden still exists. So what now?'</w:t>
+            </w:r>
+          </w:p>
+        </w:tc>
+        <w:tc>
+          <w:tcPr>
+            <w:tcW w:type="dxa" w:w="3040"/>
+            <w:shd w:fill="FFFFFF" w:color="auto" w:val="clear"/>
+            <w:tcMar>
+              <w:top w:type="dxa" w:w="60"/>
+              <w:left w:type="dxa" w:w="120"/>
+              <w:bottom w:type="dxa" w:w="60"/>
+              <w:right w:type="dxa" w:w="120"/>
+            </w:tcMar>
+            <w:vAlign w:val="top"/>
+          </w:tcPr>
+          <w:p>
+            <w:pPr>
+              <w:spacing w:after="40" w:before="0"/>
+              <w:jc w:val="left"/>
+            </w:pPr>
+            <w:r>
+              <w:rPr>
+                <w:rFonts w:ascii="Arial" w:cs="Arial" w:eastAsia="Arial" w:hAnsi="Arial"/>
+                <w:b w:val="false"/>
+                <w:bCs w:val="false"/>
+                <w:i w:val="false"/>
+                <w:iCs w:val="false"/>
+                <w:color w:val="000000"/>
+                <w:sz w:val="18"/>
+                <w:szCs w:val="18"/>
+              </w:rPr>
+              <w:t xml:space="preserve">Predict-Test-Conflict (cognitive conflict): students commit to a prediction, test it, and experience a method failing. This creates a real need for a new method rather than a teacher-announced one, and links to the hall, where the same approach worked.</w:t>
+            </w:r>
+          </w:p>
+        </w:tc>
+        <w:tc>
+          <w:tcPr>
+            <w:tcW w:type="dxa" w:w="3040"/>
+            <w:shd w:fill="F2F2F2" w:color="auto" w:val="clear"/>
+            <w:tcMar>
+              <w:top w:type="dxa" w:w="60"/>
+              <w:left w:type="dxa" w:w="120"/>
+              <w:bottom w:type="dxa" w:w="60"/>
+              <w:right w:type="dxa" w:w="120"/>
+            </w:tcMar>
+            <w:vAlign w:val="top"/>
+          </w:tcPr>
+          <w:p>
+            <w:pPr>
+              <w:spacing w:after="40" w:before="0"/>
+              <w:jc w:val="left"/>
+            </w:pPr>
+            <w:r>
+              <w:rPr>
+                <w:rFonts w:ascii="Arial" w:cs="Arial" w:eastAsia="Arial" w:hAnsi="Arial"/>
+                <w:b w:val="false"/>
+                <w:bCs w:val="false"/>
+                <w:i w:val="false"/>
+                <w:iCs w:val="false"/>
+                <w:color w:val="000000"/>
+                <w:sz w:val="18"/>
+                <w:szCs w:val="18"/>
+              </w:rPr>
+              <w:t xml:space="preserve">Look for: (1) writing x(x + 6) = 48 and x^2 + 6x - 48 = 0 correctly (a = 1, b = 6, c = -48); (2) a systematic list of factor pairs of -48 rather than random guessing; (3) pairs stating that no integer pair has product -48 and sum 6. Misconception to watch: students who conclude 'no solution exists' because it does not factorise. Redirect: 'The garden exists, so a width must exist.'</w:t>
+            </w:r>
+          </w:p>
+        </w:tc>
+      </w:tr>
+      <w:tr>
+        <w:tc>
+          <w:tcPr>
+            <w:tcW w:type="dxa" w:w="1520"/>
+            <w:shd w:fill="D9EEF1" w:color="auto" w:val="clear"/>
+            <w:tcMar>
+              <w:top w:type="dxa" w:w="60"/>
+              <w:left w:type="dxa" w:w="120"/>
+              <w:bottom w:type="dxa" w:w="60"/>
+              <w:right w:type="dxa" w:w="120"/>
+            </w:tcMar>
+            <w:vAlign w:val="top"/>
+          </w:tcPr>
+          <w:p>
+            <w:pPr>
+              <w:spacing w:after="40" w:before="0"/>
+              <w:jc w:val="left"/>
+            </w:pPr>
+            <w:r>
+              <w:rPr>
+                <w:rFonts w:ascii="Arial" w:cs="Arial" w:eastAsia="Arial" w:hAnsi="Arial"/>
+                <w:b/>
+                <w:bCs/>
+                <w:i w:val="false"/>
+                <w:iCs w:val="false"/>
+                <w:color w:val="000000"/>
+                <w:sz w:val="18"/>
+                <w:szCs w:val="18"/>
+              </w:rPr>
+              <w:t xml:space="preserve">Observe Phase</w:t>
+            </w:r>
+          </w:p>
+          <w:p>
+            <w:pPr>
+              <w:spacing w:after="20" w:before="0"/>
+            </w:pPr>
+            <w:r>
+              <w:rPr>
+                <w:rFonts w:ascii="Arial" w:cs="Arial" w:eastAsia="Arial" w:hAnsi="Arial"/>
+                <w:b/>
+                <w:bCs/>
+                <w:color w:val="1F3864"/>
+                <w:sz w:val="16"/>
+                <w:szCs w:val="16"/>
+              </w:rPr>
+              <w:t xml:space="preserve">📹 VIDEO:</w:t>
+            </w:r>
+          </w:p>
+          <w:p>
+            <w:pPr>
+              <w:spacing w:after="20" w:before="0"/>
+            </w:pPr>
+            <w:hyperlink w:history="1" r:id="rIdz9azmlxpmfhhzbcxnja1n">
+              <w:r>
+                <w:rPr>
+                  <w:rFonts w:ascii="Arial" w:cs="Arial" w:eastAsia="Arial" w:hAnsi="Arial"/>
+                  <w:color w:val="2E75B6"/>
+                  <w:sz w:val="16"/>
+                  <w:szCs w:val="16"/>
+                  <w:u w:val="single" w:color="2E75B6"/>
+                </w:rPr>
+                <w:t xml:space="preserve">Solving quadratics by completing the square: no solution</w:t>
+              </w:r>
+            </w:hyperlink>
+          </w:p>
+          <w:p>
+            <w:pPr>
+              <w:spacing w:after="10" w:before="0"/>
+              <w:ind w:left="120"/>
+            </w:pPr>
+            <w:r>
+              <w:rPr>
+                <w:rFonts w:ascii="Arial" w:cs="Arial" w:eastAsia="Arial" w:hAnsi="Arial"/>
+                <w:color w:val="595959"/>
+                <w:sz w:val="14"/>
+                <w:szCs w:val="14"/>
+              </w:rPr>
+              <w:t xml:space="preserve">Source: Khan Academy (English - US curriculum)</w:t>
+            </w:r>
+          </w:p>
+          <w:p>
+            <w:pPr>
+              <w:spacing w:after="10" w:before="0"/>
+              <w:ind w:left="120"/>
+            </w:pPr>
+            <w:hyperlink w:history="1" r:id="rIdpdqlhla5oj_zbohnjpqz1">
+              <w:r>
+                <w:rPr>
+                  <w:rFonts w:ascii="Arial" w:cs="Arial" w:eastAsia="Arial" w:hAnsi="Arial"/>
+                  <w:color w:val="595959"/>
+                  <w:sz w:val="14"/>
+                  <w:szCs w:val="14"/>
+                  <w:u w:val="single" w:color="595959"/>
+                </w:rPr>
+                <w:t xml:space="preserve">🔍 Search ARES for similar videos</w:t>
+              </w:r>
+            </w:hyperlink>
+          </w:p>
+          <w:p>
+            <w:pPr>
+              <w:spacing w:after="40" w:before="0"/>
+            </w:pPr>
+            <w:r>
+              <w:rPr>
+                <w:sz w:val="14"/>
+                <w:szCs w:val="14"/>
+              </w:rPr>
+              <w:t xml:space="preserve"/>
+            </w:r>
+          </w:p>
+          <w:p>
+            <w:pPr>
+              <w:spacing w:after="20" w:before="0"/>
+            </w:pPr>
+            <w:r>
+              <w:rPr>
+                <w:rFonts w:ascii="Arial" w:cs="Arial" w:eastAsia="Arial" w:hAnsi="Arial"/>
+                <w:b/>
+                <w:bCs/>
+                <w:color w:val="1F3864"/>
+                <w:sz w:val="16"/>
+                <w:szCs w:val="16"/>
+              </w:rPr>
+              <w:t xml:space="preserve">📖 EXERCISE:</w:t>
+            </w:r>
+          </w:p>
+          <w:p>
+            <w:pPr>
+              <w:spacing w:after="20" w:before="0"/>
+            </w:pPr>
+            <w:hyperlink w:history="1" r:id="rIdsvxjfuriv3enyukkbwn2x">
+              <w:r>
+                <w:rPr>
+                  <w:rFonts w:ascii="Arial" w:cs="Arial" w:eastAsia="Arial" w:hAnsi="Arial"/>
+                  <w:color w:val="2E75B6"/>
+                  <w:sz w:val="16"/>
+                  <w:szCs w:val="16"/>
+                  <w:u w:val="single" w:color="2E75B6"/>
+                </w:rPr>
+                <w:t xml:space="preserve">Completing the square (intro)</w:t>
+              </w:r>
+            </w:hyperlink>
+          </w:p>
+          <w:p>
+            <w:pPr>
+              <w:spacing w:after="10" w:before="0"/>
+              <w:ind w:left="120"/>
+            </w:pPr>
+            <w:r>
+              <w:rPr>
+                <w:rFonts w:ascii="Arial" w:cs="Arial" w:eastAsia="Arial" w:hAnsi="Arial"/>
+                <w:color w:val="595959"/>
+                <w:sz w:val="14"/>
+                <w:szCs w:val="14"/>
+              </w:rPr>
+              <w:t xml:space="preserve">Source: Khan Academy (English - US curriculum)</w:t>
+            </w:r>
+          </w:p>
+          <w:p>
+            <w:pPr>
+              <w:spacing w:after="10" w:before="0"/>
+              <w:ind w:left="120"/>
+            </w:pPr>
+            <w:hyperlink w:history="1" r:id="rIdc8z5gi_faekwce0vysbd6">
+              <w:r>
+                <w:rPr>
+                  <w:rFonts w:ascii="Arial" w:cs="Arial" w:eastAsia="Arial" w:hAnsi="Arial"/>
+                  <w:color w:val="595959"/>
+                  <w:sz w:val="14"/>
+                  <w:szCs w:val="14"/>
+                  <w:u w:val="single" w:color="595959"/>
+                </w:rPr>
+                <w:t xml:space="preserve">🔍 Search ARES for similar readings</w:t>
+              </w:r>
+            </w:hyperlink>
+          </w:p>
+        </w:tc>
+        <w:tc>
+          <w:tcPr>
+            <w:tcW w:type="dxa" w:w="3040"/>
+            <w:shd w:fill="FFFFFF" w:color="auto" w:val="clear"/>
+            <w:tcMar>
+              <w:top w:type="dxa" w:w="60"/>
+              <w:left w:type="dxa" w:w="120"/>
+              <w:bottom w:type="dxa" w:w="60"/>
+              <w:right w:type="dxa" w:w="120"/>
+            </w:tcMar>
+            <w:vAlign w:val="top"/>
+          </w:tcPr>
+          <w:p>
+            <w:pPr>
+              <w:spacing w:after="40" w:before="0"/>
+              <w:jc w:val="left"/>
+            </w:pPr>
+            <w:r>
+              <w:rPr>
+                <w:rFonts w:ascii="Arial" w:cs="Arial" w:eastAsia="Arial" w:hAnsi="Arial"/>
+                <w:b w:val="false"/>
+                <w:bCs w:val="false"/>
+                <w:i w:val="false"/>
+                <w:iCs w:val="false"/>
+                <w:color w:val="000000"/>
+                <w:sz w:val="18"/>
+                <w:szCs w:val="18"/>
+              </w:rPr>
+              <w:t xml:space="preserve">Each pair gets a paper kit (cut from old exercise-book or manila paper): one x by x square (use x = 5 cm for the paper, labelled x), two 3 by x rectangles (3 cm by 5 cm), and a loose 3 by 3 square of area 9. Step 1: arrange the x by x square and the two 3 by x rectangles in an L-shape. This shape has area x^2 + 6x, which equals 48. Step 2: notice the missing corner. Step 3: place the 3 by 3 square into the corner to form a big square of side (x + 3). Step 4: write the area story: x^2 + 6x + 9 = (x + 3)^2. Since x^2 + 6x = 48, the big square has area 48 + 9 = 57. Students sketch the diagram in notebooks and label all lengths and areas. Then they take the square root: x + 3 = sqrt57 or x + 3 = -sqrt57.</w:t>
+            </w:r>
+          </w:p>
+        </w:tc>
+        <w:tc>
+          <w:tcPr>
+            <w:tcW w:type="dxa" w:w="3040"/>
+            <w:shd w:fill="F2F2F2" w:color="auto" w:val="clear"/>
+            <w:tcMar>
+              <w:top w:type="dxa" w:w="60"/>
+              <w:left w:type="dxa" w:w="120"/>
+              <w:bottom w:type="dxa" w:w="60"/>
+              <w:right w:type="dxa" w:w="120"/>
+            </w:tcMar>
+            <w:vAlign w:val="top"/>
+          </w:tcPr>
+          <w:p>
+            <w:pPr>
+              <w:spacing w:after="40" w:before="0"/>
+              <w:jc w:val="left"/>
+            </w:pPr>
+            <w:r>
+              <w:rPr>
+                <w:rFonts w:ascii="Arial" w:cs="Arial" w:eastAsia="Arial" w:hAnsi="Arial"/>
+                <w:b w:val="false"/>
+                <w:bCs w:val="false"/>
+                <w:i w:val="false"/>
+                <w:iCs w:val="false"/>
+                <w:color w:val="000000"/>
+                <w:sz w:val="18"/>
+                <w:szCs w:val="18"/>
+              </w:rPr>
+              <w:t xml:space="preserve">Say: 'Your L-shape is the garden's area of 48. It is missing a corner. What area do we need to add to make a perfect square?' WAIT TIME 10-15 seconds. Cold-call 3 students: 'How do you know the corner is 3 by 3?' Press: 'Where does the 3 come from?' (Half of 6.) 'Why is the corner area 9?' Display the board model: x^2 + 6x = 48; add 9 to both sides; x^2 + 6x + 9 = 57; (x + 3)^2 = 57. Ask: 'Why add 9 to BOTH sides?' Cold-call 2 students. Then ask: 'If a number squared equals 57, what could the number be?' WAIT TIME 10 seconds. Elicit the plus and minus square roots: x + 3 = sqrt57 or -sqrt57. Link to Lesson 3: 'Where have we seen x^2 + 6x + 9 = (x + 3)^2 before?' (Perfect square trinomial.)</w:t>
+            </w:r>
+          </w:p>
+        </w:tc>
+        <w:tc>
+          <w:tcPr>
+            <w:tcW w:type="dxa" w:w="3040"/>
+            <w:shd w:fill="FFFFFF" w:color="auto" w:val="clear"/>
+            <w:tcMar>
+              <w:top w:type="dxa" w:w="60"/>
+              <w:left w:type="dxa" w:w="120"/>
+              <w:bottom w:type="dxa" w:w="60"/>
+              <w:right w:type="dxa" w:w="120"/>
+            </w:tcMar>
+            <w:vAlign w:val="top"/>
+          </w:tcPr>
+          <w:p>
+            <w:pPr>
+              <w:spacing w:after="40" w:before="0"/>
+              <w:jc w:val="left"/>
+            </w:pPr>
+            <w:r>
+              <w:rPr>
+                <w:rFonts w:ascii="Arial" w:cs="Arial" w:eastAsia="Arial" w:hAnsi="Arial"/>
+                <w:b w:val="false"/>
+                <w:bCs w:val="false"/>
+                <w:i w:val="false"/>
+                <w:iCs w:val="false"/>
+                <w:color w:val="000000"/>
+                <w:sz w:val="18"/>
+                <w:szCs w:val="18"/>
+              </w:rPr>
+              <w:t xml:space="preserve">Concrete-Representational-Abstract (CRA) with the Modelling practice: the paper pieces (concrete) become the sketch (representational), then the algebra (abstract). Seeing the missing 3 by 3 corner explains why we add (b/2)^2, so the rule is understood rather than memorised.</w:t>
+            </w:r>
+          </w:p>
+        </w:tc>
+        <w:tc>
+          <w:tcPr>
+            <w:tcW w:type="dxa" w:w="3040"/>
+            <w:shd w:fill="F2F2F2" w:color="auto" w:val="clear"/>
+            <w:tcMar>
+              <w:top w:type="dxa" w:w="60"/>
+              <w:left w:type="dxa" w:w="120"/>
+              <w:bottom w:type="dxa" w:w="60"/>
+              <w:right w:type="dxa" w:w="120"/>
+            </w:tcMar>
+            <w:vAlign w:val="top"/>
+          </w:tcPr>
+          <w:p>
+            <w:pPr>
+              <w:spacing w:after="40" w:before="0"/>
+              <w:jc w:val="left"/>
+            </w:pPr>
+            <w:r>
+              <w:rPr>
+                <w:rFonts w:ascii="Arial" w:cs="Arial" w:eastAsia="Arial" w:hAnsi="Arial"/>
+                <w:b w:val="false"/>
+                <w:bCs w:val="false"/>
+                <w:i w:val="false"/>
+                <w:iCs w:val="false"/>
+                <w:color w:val="000000"/>
+                <w:sz w:val="18"/>
+                <w:szCs w:val="18"/>
+              </w:rPr>
+              <w:t xml:space="preserve">Observable indicators: (1) the L-shape is built correctly with two 3 by x rectangles on adjacent sides of the x by x square; (2) students identify the corner as 3 by 3 = 9 and state that 3 is half of 6; (3) students write (x + 3)^2 = 57 and give both square roots. Misconception to watch: writing (x + 3)^2 = x^2 + 9 (missing the middle term 6x). Use the diagram to show the two rectangles, which account for 6x.</w:t>
+            </w:r>
+          </w:p>
+        </w:tc>
+      </w:tr>
+      <w:tr>
+        <w:tc>
+          <w:tcPr>
+            <w:tcW w:type="dxa" w:w="1520"/>
+            <w:shd w:fill="E2EFDA" w:color="auto" w:val="clear"/>
+            <w:tcMar>
+              <w:top w:type="dxa" w:w="60"/>
+              <w:left w:type="dxa" w:w="120"/>
+              <w:bottom w:type="dxa" w:w="60"/>
+              <w:right w:type="dxa" w:w="120"/>
+            </w:tcMar>
+            <w:vAlign w:val="top"/>
+          </w:tcPr>
+          <w:p>
+            <w:pPr>
+              <w:spacing w:after="40" w:before="0"/>
+              <w:jc w:val="left"/>
+            </w:pPr>
+            <w:r>
+              <w:rPr>
+                <w:rFonts w:ascii="Arial" w:cs="Arial" w:eastAsia="Arial" w:hAnsi="Arial"/>
+                <w:b/>
+                <w:bCs/>
+                <w:i w:val="false"/>
+                <w:iCs w:val="false"/>
+                <w:color w:val="000000"/>
+                <w:sz w:val="18"/>
+                <w:szCs w:val="18"/>
+              </w:rPr>
+              <w:t xml:space="preserve">Explain Phase</w:t>
+            </w:r>
+          </w:p>
+          <w:p>
+            <w:pPr>
+              <w:spacing w:after="20" w:before="0"/>
+            </w:pPr>
+            <w:r>
+              <w:rPr>
+                <w:rFonts w:ascii="Arial" w:cs="Arial" w:eastAsia="Arial" w:hAnsi="Arial"/>
+                <w:b/>
+                <w:bCs/>
+                <w:color w:val="1F3864"/>
+                <w:sz w:val="16"/>
+                <w:szCs w:val="16"/>
+              </w:rPr>
+              <w:t xml:space="preserve">📹 VIDEO:</w:t>
+            </w:r>
+          </w:p>
+          <w:p>
+            <w:pPr>
+              <w:spacing w:after="20" w:before="0"/>
+            </w:pPr>
+            <w:hyperlink w:history="1" r:id="rIdnvooepjpf2iadqb4pqu_n">
               <w:r>
                 <w:rPr>
                   <w:rFonts w:ascii="Arial" w:cs="Arial" w:eastAsia="Arial" w:hAnsi="Arial"/>
@@ -15537,7 +15840,7 @@
               <w:spacing w:after="10" w:before="0"/>
               <w:ind w:left="120"/>
             </w:pPr>
-            <w:hyperlink w:history="1" r:id="rIdnht-pflmchyxe2xfuskg1">
+            <w:hyperlink w:history="1" r:id="rIdgok3pt2k0qnstspuca7k1">
               <w:r>
                 <w:rPr>
                   <w:rFonts w:ascii="Arial" w:cs="Arial" w:eastAsia="Arial" w:hAnsi="Arial"/>
@@ -15582,7 +15885,7 @@
             <w:pPr>
               <w:spacing w:after="20" w:before="0"/>
             </w:pPr>
-            <w:hyperlink w:history="1" r:id="rIdj-ufnaeskoga39hbvn0s3">
+            <w:hyperlink w:history="1" r:id="rIdoa02vemsfwyfojtsuriqw">
               <w:r>
                 <w:rPr>
                   <w:rFonts w:ascii="Arial" w:cs="Arial" w:eastAsia="Arial" w:hAnsi="Arial"/>
@@ -15615,7 +15918,7 @@
               <w:spacing w:after="10" w:before="0"/>
               <w:ind w:left="120"/>
             </w:pPr>
-            <w:hyperlink w:history="1" r:id="rIdkzyxtx6pdjf0ongnnrcg7">
+            <w:hyperlink w:history="1" r:id="rIdqeoynmsu1waz0anaj5dd-">
               <w:r>
                 <w:rPr>
                   <w:rFonts w:ascii="Arial" w:cs="Arial" w:eastAsia="Arial" w:hAnsi="Arial"/>
@@ -15657,7 +15960,7 @@
                 <w:sz w:val="18"/>
                 <w:szCs w:val="18"/>
               </w:rPr>
-              <w:t xml:space="preserve">Learners are shown a new scenario card (printed or displayed on the ARES platform): 'A school garden in Nakuru is rectangular. Its area is 48 m². The length is 6 m more than the width. Find the width.' Learners write the equation in their exercise books, attempt to factorise it, and record their prediction of the width. They also answer: 'Does this equation factorise as neatly as the Githurai hall equation?' Most learners will struggle to find integer factor pairs of −48 that sum to 6, surfacing the limitation. Learners share predictions with a partner using Think-Pair-Share.</w:t>
+              <w:t xml:space="preserve">Students complete the solution in pairs. From (x + 3)^2 = 57: x = -3 + sqrt57 or x = -3 - sqrt57. With sqrt57 = 7.55 (2 d.p.), x = -3 + 7.55 = 4.55 or x = -3 - 7.55 = -10.55. Context decides: a width cannot be negative, so reject -10.55 and keep x = 4.55 m. Length = x + 6 = 10.55 m. Check: 4.55 x 10.55 = 48.0 m^2 (approximately). Then they write a general recipe in their own words for x^2 + bx = k: (1) halve b; (2) square it; (3) add to both sides; (4) write (x + b/2)^2 = k + (b/2)^2; (5) take square roots (plus and minus); (6) solve for x; (7) check in context and reject any invalid solution. Practice: complete the square for x^2 + 4x = 5 (this one also factorises, as (x + 5)(x - 1) = 0, giving x = 1 or -5) and compare with factorising to confirm both methods agree. Then x^2 + 8x = 20 as a second practice. Finally, each pair writes a Claim-Evidence-Reasoning statement: 'The Nakuru garden is 4.55 m wide and 10.55 m long because...'</w:t>
             </w:r>
           </w:p>
         </w:tc>
@@ -15689,7 +15992,7 @@
                 <w:sz w:val="18"/>
                 <w:szCs w:val="18"/>
               </w:rPr>
-              <w:t xml:space="preserve">Display the Nakuru garden scenario card and read it aloud together with learners. Say: 'Before I teach you anything new, I want you to write the equation this problem gives us — just like we did for the Githurai hall — and try to factorise it. You have 4 minutes. Go.' Circulate silently for 4 minutes, noting on a clipboard which learners write x² + 6x − 48 = 0 correctly and which attempt incorrect factor pairs. After 4 minutes, cold-call 3 learners to share their factor-pair attempts: 'Aisha, what factor pair did you try?' — WAIT 10 seconds. 'Brian, did you get the same pair?' — WAIT 10 seconds. 'Wanjiku, could you find integers that work?' — WAIT 12 seconds. Affirm the struggle without giving the answer: 'Notice that none of us can find a clean integer pair. This is NOT a mistake — this equation genuinely does not factorise over integers. That is exactly why we need today's lesson.' Point to the DQB and say: 'Our committee in Githurai will meet equations like this too. Let us find a method that never fails.'</w:t>
+              <w:t xml:space="preserve">Say: 'We have two solutions again, just like the hall. Which one does the Nakuru garden club use, and why?' WAIT TIME 10-15 seconds. Cold-call 3 students. Ask: 'Which solution would the hall committee reject, and why is it the same reason?' (Negative width.) Say: 'Check by multiplying 4.55 by 10.55. Do you get exactly 48?' Elicit that 4.55 x 10.55 = 48.0 approximately because of rounding. Introduce the recipe, with students filling the numbers. For x^2 + 4x = 5, ask: 'You solved this by factorising too. Do both methods give the same answer?' Cold-call 2 students. Ask: 'Which method is faster for the Nakuru garden? Which one works for every equation?' Allow 10 seconds WAIT TIME. Circulate and look for sign errors with the negative root.</w:t>
             </w:r>
           </w:p>
         </w:tc>
@@ -15721,7 +16024,7 @@
                 <w:sz w:val="18"/>
                 <w:szCs w:val="18"/>
               </w:rPr>
-              <w:t xml:space="preserve">Activation of Prior Knowledge + Productive Struggle: Learners deliberately apply the factorisation method from Lesson 4 to an equation it cannot solve. This cognitive conflict — 'my tool is not working' — creates genuine motivation for the new technique. The Think-Pair-Share surfaces misconceptions (e.g., trying 8 × −6 = −48 but 8 + (−6) = 2, not 6) and lets the teacher use real learner errors as teaching material without embarrassment.</w:t>
+              <w:t xml:space="preserve">Claim-Evidence-Reasoning (CER) plus Compare and Contrast Methods: students state the claim (garden is 4.55 m by 10.55 m), cite the evidence (diagram, (x + 3)^2 = 57, check), and give the reasoning (context rejects a negative width). Comparing completing the square with factorisation on equations that both can solve builds trust in the new method.</w:t>
             </w:r>
           </w:p>
         </w:tc>
@@ -15753,7 +16056,7 @@
                 <w:sz w:val="18"/>
                 <w:szCs w:val="18"/>
               </w:rPr>
-              <w:t xml:space="preserve">Observable indicator: Learner has correctly written x² + 6x − 48 = 0 (or equivalent x² + 6x = 48) and has recorded at least one attempted factor pair, with a note that no integer pair works. Teacher scans 5–6 books during circulation; if fewer than half have the correct equation, pause and rebuild the area-model equation setup before proceeding.</w:t>
+              <w:t xml:space="preserve">Observable indicators: (1) both roots are written, -3 + sqrt57 and -3 - sqrt57; (2) rounding to 2 d.p. gives 4.55 and -10.55; (3) -10.55 is rejected with a reason tied to the garden; (4) length 10.55 m is stated and the area check is shown; (5) in x^2 + 8x = 20, students add 16 to both sides, giving (x + 4)^2 = 36, x = 2 or -10. Misconceptions: adding (b/2)^2 to only one side; forgetting the negative root; forgetting to subtract 3 after taking the square root. Use quick checks and ask pairs to explain errors to each other.</w:t>
             </w:r>
           </w:p>
         </w:tc>
@@ -15762,32 +16065,32 @@
         <w:tc>
           <w:tcPr>
             <w:tcW w:type="dxa" w:w="1520"/>
-            <w:shd w:fill="D9EEF1" w:color="auto" w:val="clear"/>
-            <w:tcMar>
-              <w:top w:type="dxa" w:w="60"/>
-              <w:left w:type="dxa" w:w="120"/>
-              <w:bottom w:type="dxa" w:w="60"/>
-              <w:right w:type="dxa" w:w="120"/>
-            </w:tcMar>
-            <w:vAlign w:val="top"/>
-          </w:tcPr>
-          <w:p>
-            <w:pPr>
-              <w:spacing w:after="40" w:before="0"/>
-              <w:jc w:val="left"/>
-            </w:pPr>
-            <w:r>
-              <w:rPr>
-                <w:rFonts w:ascii="Arial" w:cs="Arial" w:eastAsia="Arial" w:hAnsi="Arial"/>
-                <w:b/>
-                <w:bCs/>
-                <w:i w:val="false"/>
-                <w:iCs w:val="false"/>
-                <w:color w:val="000000"/>
-                <w:sz w:val="18"/>
-                <w:szCs w:val="18"/>
-              </w:rPr>
-              <w:t xml:space="preserve">Observe Phase</w:t>
+            <w:shd w:fill="FCE4D6" w:color="auto" w:val="clear"/>
+            <w:tcMar>
+              <w:top w:type="dxa" w:w="60"/>
+              <w:left w:type="dxa" w:w="120"/>
+              <w:bottom w:type="dxa" w:w="60"/>
+              <w:right w:type="dxa" w:w="120"/>
+            </w:tcMar>
+            <w:vAlign w:val="top"/>
+          </w:tcPr>
+          <w:p>
+            <w:pPr>
+              <w:spacing w:after="40" w:before="0"/>
+              <w:jc w:val="left"/>
+            </w:pPr>
+            <w:r>
+              <w:rPr>
+                <w:rFonts w:ascii="Arial" w:cs="Arial" w:eastAsia="Arial" w:hAnsi="Arial"/>
+                <w:b/>
+                <w:bCs/>
+                <w:i w:val="false"/>
+                <w:iCs w:val="false"/>
+                <w:color w:val="000000"/>
+                <w:sz w:val="18"/>
+                <w:szCs w:val="18"/>
+              </w:rPr>
+              <w:t xml:space="preserve">Driving Question Board (DQB) Creation</w:t>
             </w:r>
           </w:p>
           <w:p>
@@ -15810,7 +16113,7 @@
             <w:pPr>
               <w:spacing w:after="20" w:before="0"/>
             </w:pPr>
-            <w:hyperlink w:history="1" r:id="rId-nez5ggamj0xpghkrr88i">
+            <w:hyperlink w:history="1" r:id="rId2wetlrcde31zrdxk7raoq">
               <w:r>
                 <w:rPr>
                   <w:rFonts w:ascii="Arial" w:cs="Arial" w:eastAsia="Arial" w:hAnsi="Arial"/>
@@ -15843,7 +16146,7 @@
               <w:spacing w:after="10" w:before="0"/>
               <w:ind w:left="120"/>
             </w:pPr>
-            <w:hyperlink w:history="1" r:id="rIdbh13nb37rki9h87czheid">
+            <w:hyperlink w:history="1" r:id="rIdtbmld0epiw0sy3hkc1dqn">
               <w:r>
                 <w:rPr>
                   <w:rFonts w:ascii="Arial" w:cs="Arial" w:eastAsia="Arial" w:hAnsi="Arial"/>
@@ -15888,7 +16191,7 @@
             <w:pPr>
               <w:spacing w:after="20" w:before="0"/>
             </w:pPr>
-            <w:hyperlink w:history="1" r:id="rIdytexmx01oqzhava0bfuoc">
+            <w:hyperlink w:history="1" r:id="rIde84wwfqqi68mrhn5jvujo">
               <w:r>
                 <w:rPr>
                   <w:rFonts w:ascii="Arial" w:cs="Arial" w:eastAsia="Arial" w:hAnsi="Arial"/>
@@ -15897,7 +16200,7 @@
                   <w:szCs w:val="16"/>
                   <w:u w:val="single" w:color="2E75B6"/>
                 </w:rPr>
-                <w:t xml:space="preserve">Completing the square</w:t>
+                <w:t xml:space="preserve">Completing the square (intro)</w:t>
               </w:r>
             </w:hyperlink>
           </w:p>
@@ -15921,7 +16224,7 @@
               <w:spacing w:after="10" w:before="0"/>
               <w:ind w:left="120"/>
             </w:pPr>
-            <w:hyperlink w:history="1" r:id="rId7j5pupekvmdhwkjjytjwl">
+            <w:hyperlink w:history="1" r:id="rId-0mhzfqt4zrvaftf-6uzi">
               <w:r>
                 <w:rPr>
                   <w:rFonts w:ascii="Arial" w:cs="Arial" w:eastAsia="Arial" w:hAnsi="Arial"/>
@@ -15963,7 +16266,7 @@
                 <w:sz w:val="18"/>
                 <w:szCs w:val="18"/>
               </w:rPr>
-              <w:t xml:space="preserve">Each learner receives a 10 × 10 grid paper sheet (or uses the ARES digital grid tool). The teacher guides learners through a geometric construction in three steps: Step 1 — Draw an x-by-x square (labelled 'x²'). Step 2 — Attach a 6-by-x rectangle along one side (labelled '6x'), then split it into two 3-by-x strips and place one strip on each side of the x² square. Step 3 — Notice the missing corner: a 3 × 3 = 9 square. Learners physically shade and label the missing corner, then write the algebraic identity they have just drawn: (x + 3)² = x² + 6x + 9. Learners then rewrite x² + 6x = 48 as (x + 3)² − 9 = 48, and finally (x + 3)² = 57. They record observations: 'What shape did we complete? What number filled the corner? Where did the 3 come from?' Learners annotate their diagrams with arrows linking geometric regions to algebraic terms.</w:t>
+              <w:t xml:space="preserve">Students write 'What we notice / What we wonder' cards on the DQB. Examples of what they might notice: 'Factorisation failed for the Nakuru garden but completing the square worked'; 'The 9 we add is half of 6 squared'; 'The answer has a square root in it'. Examples of what they might wonder: 'Can we complete the square for any quadratic, even when the x^2 has a number in front?'; 'Is there a faster method that always works?'; 'How do we know which method to pick?' The class agrees on a DQB update: 'Completing the square always works, even when factorisation fails.' They also move answered cards (e.g. 'What if the equation does not factorise?') to the answered column.</w:t>
             </w:r>
           </w:p>
         </w:tc>
@@ -15995,7 +16298,7 @@
                 <w:sz w:val="18"/>
                 <w:szCs w:val="18"/>
               </w:rPr>
-              <w:t xml:space="preserve">Distribute grid paper and say: 'We are going to build the algebra with our eyes, not just our pencils.' Model Step 1 on the board (draw x² square). Say: 'Draw your own x-by-x square now. Label it x².' WAIT 30 seconds for all learners to draw. Move to Step 2: 'I have a rectangle that is 6 wide and x tall — representing the 6x term. I will split it into two equal strips of width 3.' Draw both strips on the board. Say: 'Add yours now.' WAIT 30 seconds. Step 3: 'Look at the corner that is missing. What are its dimensions?' Cold-call 2 learners — WAIT 10 seconds each. Confirm: '3 by 3 — a square of area 9. Write 9 in that corner.' Say: 'We have literally COMPLETED the square. Now write in algebra what you drew.' Guide: '(x + 3)² = x² + 6x + 9.' Then say: 'Our equation was x² + 6x = 48. Add 9 to both sides. What do you get?' Cold-call 1 learner — WAIT 12 seconds. Write (x + 3)² = 57 on the board. Say: 'Every line of algebra you just wrote corresponds to a region on your diagram. Circle the matching pairs.' Allow 2 minutes for annotation.</w:t>
+              <w:t xml:space="preserve">Say: 'Take 2 minutes to write one notice card and one wonder card about today.' WAIT TIME 10-15 seconds before pairs start sharing. Cold-call 4 students to read cards aloud and post them on the board. Ask: 'Which earlier wonder cards did today's lesson answer?' Cold-call 2 students to move cards. Say: 'Read the new statement: Completing the square always works, even when factorisation fails. Do we agree? What evidence do we have? What do we still need to test?' Highlight that the claim is supported by one example only so far, and mention that Lesson 6 will test whether the steps can be made into a formula for any equation.</w:t>
             </w:r>
           </w:p>
         </w:tc>
@@ -16027,7 +16330,7 @@
                 <w:sz w:val="18"/>
                 <w:szCs w:val="18"/>
               </w:rPr>
-              <w:t xml:space="preserve">Geometric Representation → Algebraic Abstraction (Concrete-Representational-Abstract, CRA): Learners construct the geometric model before writing a single algebraic step, ensuring the abstract manipulation has a visual referent. Annotating arrows from diagram regions to algebraic terms builds the dual-coding connection that prevents rote memorisation. This mirrors how Kenyan construction planners visualise floor plans before calculating areas — a context already familiar from the Githurai hall phenomenon.</w:t>
+              <w:t xml:space="preserve">Driving Question Board with notice/wonder cards: students track their own questions and evidence, which makes learning visible and shows the next steps. Naming the limits of current evidence (one example) models scientific and mathematical caution.</w:t>
             </w:r>
           </w:p>
         </w:tc>
@@ -16059,7 +16362,7 @@
                 <w:sz w:val="18"/>
                 <w:szCs w:val="18"/>
               </w:rPr>
-              <w:t xml:space="preserve">Observable indicator: Learner's grid-paper diagram shows the x² square, two 3×x strips correctly placed on adjacent sides, and the 3×3 corner shaded and labelled '9', with the algebraic identity (x + 3)² = x² + 6x + 9 written below the diagram. Teacher circulates and stamps/ticks 6 correct diagrams; for learners who have the strips in wrong positions, ask: 'Which two sides of the x² square are we attaching strips to?' rather than correcting directly.</w:t>
+              <w:t xml:space="preserve">Look for: (1) cards that refer to specific evidence (the 3 by 3 corner, (x + 3)^2 = 57, 4.55 m); (2) wonder cards pointing to the next idea (a general method, a leading coefficient not equal to 1); (3) students who justify moving a card using evidence rather than opinion. Note the students who write only 'it was fun' and ask them to add a mathematical detail.</w:t>
             </w:r>
           </w:p>
         </w:tc>
@@ -16068,32 +16371,32 @@
         <w:tc>
           <w:tcPr>
             <w:tcW w:type="dxa" w:w="1520"/>
-            <w:shd w:fill="E2EFDA" w:color="auto" w:val="clear"/>
-            <w:tcMar>
-              <w:top w:type="dxa" w:w="60"/>
-              <w:left w:type="dxa" w:w="120"/>
-              <w:bottom w:type="dxa" w:w="60"/>
-              <w:right w:type="dxa" w:w="120"/>
-            </w:tcMar>
-            <w:vAlign w:val="top"/>
-          </w:tcPr>
-          <w:p>
-            <w:pPr>
-              <w:spacing w:after="40" w:before="0"/>
-              <w:jc w:val="left"/>
-            </w:pPr>
-            <w:r>
-              <w:rPr>
-                <w:rFonts w:ascii="Arial" w:cs="Arial" w:eastAsia="Arial" w:hAnsi="Arial"/>
-                <w:b/>
-                <w:bCs/>
-                <w:i w:val="false"/>
-                <w:iCs w:val="false"/>
-                <w:color w:val="000000"/>
-                <w:sz w:val="18"/>
-                <w:szCs w:val="18"/>
-              </w:rPr>
-              <w:t xml:space="preserve">Explain Phase</w:t>
+            <w:shd w:fill="D5E8F0" w:color="auto" w:val="clear"/>
+            <w:tcMar>
+              <w:top w:type="dxa" w:w="60"/>
+              <w:left w:type="dxa" w:w="120"/>
+              <w:bottom w:type="dxa" w:w="60"/>
+              <w:right w:type="dxa" w:w="120"/>
+            </w:tcMar>
+            <w:vAlign w:val="top"/>
+          </w:tcPr>
+          <w:p>
+            <w:pPr>
+              <w:spacing w:after="40" w:before="0"/>
+              <w:jc w:val="left"/>
+            </w:pPr>
+            <w:r>
+              <w:rPr>
+                <w:rFonts w:ascii="Arial" w:cs="Arial" w:eastAsia="Arial" w:hAnsi="Arial"/>
+                <w:b/>
+                <w:bCs/>
+                <w:i w:val="false"/>
+                <w:iCs w:val="false"/>
+                <w:color w:val="000000"/>
+                <w:sz w:val="18"/>
+                <w:szCs w:val="18"/>
+              </w:rPr>
+              <w:t xml:space="preserve">Model Building Phase</w:t>
             </w:r>
           </w:p>
           <w:p>
@@ -16116,7 +16419,7 @@
             <w:pPr>
               <w:spacing w:after="20" w:before="0"/>
             </w:pPr>
-            <w:hyperlink w:history="1" r:id="rIdo7hf91huancojmmvgrq5p">
+            <w:hyperlink w:history="1" r:id="rId90avnyoxtehneavaqibxh">
               <w:r>
                 <w:rPr>
                   <w:rFonts w:ascii="Arial" w:cs="Arial" w:eastAsia="Arial" w:hAnsi="Arial"/>
@@ -16125,7 +16428,7 @@
                   <w:szCs w:val="16"/>
                   <w:u w:val="single" w:color="2E75B6"/>
                 </w:rPr>
-                <w:t xml:space="preserve">Completing the square</w:t>
+                <w:t xml:space="preserve">Solving quadratics by completing the square: no solution</w:t>
               </w:r>
             </w:hyperlink>
           </w:p>
@@ -16149,7 +16452,7 @@
               <w:spacing w:after="10" w:before="0"/>
               <w:ind w:left="120"/>
             </w:pPr>
-            <w:hyperlink w:history="1" r:id="rIdyo3fefrufe7nodggyvdd_">
+            <w:hyperlink w:history="1" r:id="rIdgxf5chztx8uhlt0k9wayi">
               <w:r>
                 <w:rPr>
                   <w:rFonts w:ascii="Arial" w:cs="Arial" w:eastAsia="Arial" w:hAnsi="Arial"/>
@@ -16194,7 +16497,7 @@
             <w:pPr>
               <w:spacing w:after="20" w:before="0"/>
             </w:pPr>
-            <w:hyperlink w:history="1" r:id="rIdlgep2uwszilvckpuqlvqh">
+            <w:hyperlink w:history="1" r:id="rIdyl6-wyq2ra_22gkihxomu">
               <w:r>
                 <w:rPr>
                   <w:rFonts w:ascii="Arial" w:cs="Arial" w:eastAsia="Arial" w:hAnsi="Arial"/>
@@ -16203,9 +16506,25 @@
                   <w:szCs w:val="16"/>
                   <w:u w:val="single" w:color="2E75B6"/>
                 </w:rPr>
-                <w:t xml:space="preserve">Completing the square (intermediate)</w:t>
+                <w:t xml:space="preserve">Quadratics by taking square roots: strategy</w:t>
               </w:r>
             </w:hyperlink>
+          </w:p>
+          <w:p>
+            <w:pPr>
+              <w:spacing w:after="20" w:before="0"/>
+            </w:pPr>
+            <w:r>
+              <w:rPr>
+                <w:rFonts w:ascii="Arial" w:cs="Arial" w:eastAsia="Arial" w:hAnsi="Arial"/>
+                <w:i/>
+                <w:iCs/>
+                <w:color w:val="595959"/>
+                <w:sz w:val="16"/>
+                <w:szCs w:val="16"/>
+              </w:rPr>
+              <w:t xml:space="preserve">Related topic: not an exact match for this lesson.</w:t>
+            </w:r>
           </w:p>
           <w:p>
             <w:pPr>
@@ -16227,7 +16546,7 @@
               <w:spacing w:after="10" w:before="0"/>
               <w:ind w:left="120"/>
             </w:pPr>
-            <w:hyperlink w:history="1" r:id="rIduo2dqgfm1mxh5en4zp-sg">
+            <w:hyperlink w:history="1" r:id="rIdmj9fppybqne0esc7noyae">
               <w:r>
                 <w:rPr>
                   <w:rFonts w:ascii="Arial" w:cs="Arial" w:eastAsia="Arial" w:hAnsi="Arial"/>
@@ -16269,7 +16588,7 @@
                 <w:sz w:val="18"/>
                 <w:szCs w:val="18"/>
               </w:rPr>
-              <w:t xml:space="preserve">Learners now generalise the geometric steps into a four-step written algorithm in their notes: Step 1 — Rearrange so x² + bx = c. Step 2 — Halve b, square it (b/2)², add to both sides. Step 3 — Write the left side as (x + b/2)². Step 4 — Take the square root of both sides and solve for x (remembering ±). They apply the algorithm to solve (x + 3)² = 57 fully: x + 3 = ±√57, so x = −3 + √57 ≈ 4.55 m or x = −3 − √57 (rejected since width cannot be negative). Learners then work in pairs on two further practice equations — one from a Mombasa dhow-building context and one returning directly to the Githurai hall equation w² + 2w − 120 = 0 — and verify that completing the square gives the same answer as factorisation did in Lesson 4. Pairs write a one-sentence explanation: 'Completing the square works here because…'</w:t>
+              <w:t xml:space="preserve">Students update the cumulative model poster for the Githurai hall problem. New section: 'Method 2: Completing the square.' Each group adds: (1) the Nakuru diagram with the 3 by 3 corner; (2) the steps x^2 + 6x = 48, x^2 + 6x + 9 = 57, (x + 3)^2 = 57, x = -3 +/- sqrt57; (3) the decision: 4.55 m, reject -10.55; (4) a 'when to use it' note: it works when factorisation fails. Then groups apply completing the square to the hall: w^2 + 2w = 120. Halve 2 to get 1, add 1: w^2 + 2w + 1 = 121, (w + 1)^2 = 121, w + 1 = 11 or -11, so w = 10 or w = -12. They compare with the factorisation result from Lesson 4 and confirm that both give width 10 m, length 12 m. Individual exit ticket: solve x^2 + 10x = 11 by completing the square (add 25; (x + 5)^2 = 36; x = 1 or -11).</w:t>
             </w:r>
           </w:p>
         </w:tc>
@@ -16301,7 +16620,7 @@
                 <w:sz w:val="18"/>
                 <w:szCs w:val="18"/>
               </w:rPr>
-              <w:t xml:space="preserve">Say: 'Let us pull the geometry into a recipe we can always follow.' Write the four steps on the board one at a time, pausing after each for learners to copy. For Step 2, say: 'The magic number is always (b ÷ 2)². In our Nakuru problem, b = 6, so the magic number is (6 ÷ 2)² = 9. Say that rule back to your partner now.' WAIT 15 seconds for paired rehearsal. Cold-call 1 pair: 'Kamau and Atieno, say the rule.' After solving the Nakuru equation, say: 'Negative width is physically impossible — just like a negative length of the Githurai hall makes no sense. We reject x = −3 − √57.' For the Githurai hall verification, say: 'Use completing the square on w² + 2w − 120 = 0. You should get the same width you found in Lesson 4. If you do, your two methods agree — that is powerful.' Circulate and use the prompt: 'Show me Step 2 in your working — what is your magic number?' for any learner who is stuck. After pairs finish, cold-call 3 pairs to present their one-sentence explanation — WAIT 10 seconds each before taking the answer.</w:t>
+              <w:t xml:space="preserve">Say: 'Our model must now include a second method. Add the Nakuru diagram and the steps. Then test your model on the hall: do you get the same width as factorisation?' Give WAIT TIME of 10-15 seconds before groups begin the hall check. Cold-call 3 groups to report their result for w. Ask: 'Why does it matter that two different methods give the same answer?' Cold-call 2 students. Say: 'Add a rule to your poster: always check in context.' For the exit ticket, collect responses and sort them into correct, sign error, and did-not-add-to-both-sides piles to plan Lesson 6.</w:t>
             </w:r>
           </w:p>
         </w:tc>
@@ -16333,7 +16652,7 @@
                 <w:sz w:val="18"/>
                 <w:szCs w:val="18"/>
               </w:rPr>
-              <w:t xml:space="preserve">Algorithm Generalisation + Cross-Method Verification: Learners abstract the geometric steps into a transferable four-step procedure, then stress-test it by re-solving the familiar Githurai hall equation. Matching the Lesson 4 answer confirms the algorithm's reliability and deepens understanding of mathematical consistency. The one-sentence explanation (a micro-CER — Claim, Evidence, Reasoning) builds scientific communication skills aligned with NGSS Practice 6 (Constructing Explanations).</w:t>
+              <w:t xml:space="preserve">Cumulative Model Building with Cross-Validation: students extend the class model with a new method and test it on the original phenomenon. Getting the same hall answer (width 10 m, length 12 m) with two methods builds confidence that the model is consistent.</w:t>
             </w:r>
           </w:p>
         </w:tc>
@@ -16365,619 +16684,7 @@
                 <w:sz w:val="18"/>
                 <w:szCs w:val="18"/>
               </w:rPr>
-              <w:t xml:space="preserve">Observable indicator: Learner's written solution to the Nakuru garden problem shows all four algorithm steps clearly labelled, a correct 'magic number' of 9, the equation (x + 3)² = 57, and a final answer of x ≈ 4.55 m with the negative root explicitly rejected with a reason. For the Githurai hall re-verification, the learner should obtain w = 10 m, matching the Lesson 4 result. If a learner obtains a different value, the teacher prompts: 'Compare your Step 2 magic number with a partner — are you halving b before squaring?'</w:t>
-            </w:r>
-          </w:p>
-        </w:tc>
-      </w:tr>
-      <w:tr>
-        <w:tc>
-          <w:tcPr>
-            <w:tcW w:type="dxa" w:w="1520"/>
-            <w:shd w:fill="FCE4D6" w:color="auto" w:val="clear"/>
-            <w:tcMar>
-              <w:top w:type="dxa" w:w="60"/>
-              <w:left w:type="dxa" w:w="120"/>
-              <w:bottom w:type="dxa" w:w="60"/>
-              <w:right w:type="dxa" w:w="120"/>
-            </w:tcMar>
-            <w:vAlign w:val="top"/>
-          </w:tcPr>
-          <w:p>
-            <w:pPr>
-              <w:spacing w:after="40" w:before="0"/>
-              <w:jc w:val="left"/>
-            </w:pPr>
-            <w:r>
-              <w:rPr>
-                <w:rFonts w:ascii="Arial" w:cs="Arial" w:eastAsia="Arial" w:hAnsi="Arial"/>
-                <w:b/>
-                <w:bCs/>
-                <w:i w:val="false"/>
-                <w:iCs w:val="false"/>
-                <w:color w:val="000000"/>
-                <w:sz w:val="18"/>
-                <w:szCs w:val="18"/>
-              </w:rPr>
-              <w:t xml:space="preserve">Driving Question Board (DQB) Creation</w:t>
-            </w:r>
-          </w:p>
-          <w:p>
-            <w:pPr>
-              <w:spacing w:after="20" w:before="0"/>
-            </w:pPr>
-            <w:r>
-              <w:rPr>
-                <w:rFonts w:ascii="Arial" w:cs="Arial" w:eastAsia="Arial" w:hAnsi="Arial"/>
-                <w:b/>
-                <w:bCs/>
-                <w:color w:val="1F3864"/>
-                <w:sz w:val="16"/>
-                <w:szCs w:val="16"/>
-              </w:rPr>
-              <w:t xml:space="preserve">📹 VIDEO:</w:t>
-            </w:r>
-          </w:p>
-          <w:p>
-            <w:pPr>
-              <w:spacing w:after="20" w:before="0"/>
-            </w:pPr>
-            <w:hyperlink w:history="1" r:id="rIdw-88f-dod0cks_3pjhygd">
-              <w:r>
-                <w:rPr>
-                  <w:rFonts w:ascii="Arial" w:cs="Arial" w:eastAsia="Arial" w:hAnsi="Arial"/>
-                  <w:color w:val="2E75B6"/>
-                  <w:sz w:val="16"/>
-                  <w:szCs w:val="16"/>
-                  <w:u w:val="single" w:color="2E75B6"/>
-                </w:rPr>
-                <w:t xml:space="preserve">Solve by completing the square: Non-integer solutions</w:t>
-              </w:r>
-            </w:hyperlink>
-          </w:p>
-          <w:p>
-            <w:pPr>
-              <w:spacing w:after="10" w:before="0"/>
-              <w:ind w:left="120"/>
-            </w:pPr>
-            <w:r>
-              <w:rPr>
-                <w:rFonts w:ascii="Arial" w:cs="Arial" w:eastAsia="Arial" w:hAnsi="Arial"/>
-                <w:color w:val="595959"/>
-                <w:sz w:val="14"/>
-                <w:szCs w:val="14"/>
-              </w:rPr>
-              <w:t xml:space="preserve">Source: Khan Academy (English - US curriculum)</w:t>
-            </w:r>
-          </w:p>
-          <w:p>
-            <w:pPr>
-              <w:spacing w:after="10" w:before="0"/>
-              <w:ind w:left="120"/>
-            </w:pPr>
-            <w:hyperlink w:history="1" r:id="rIdnnr0xoikqxoaxwxgvv5jh">
-              <w:r>
-                <w:rPr>
-                  <w:rFonts w:ascii="Arial" w:cs="Arial" w:eastAsia="Arial" w:hAnsi="Arial"/>
-                  <w:color w:val="595959"/>
-                  <w:sz w:val="14"/>
-                  <w:szCs w:val="14"/>
-                  <w:u w:val="single" w:color="595959"/>
-                </w:rPr>
-                <w:t xml:space="preserve">🔍 Search ARES for similar videos</w:t>
-              </w:r>
-            </w:hyperlink>
-          </w:p>
-          <w:p>
-            <w:pPr>
-              <w:spacing w:after="40" w:before="0"/>
-            </w:pPr>
-            <w:r>
-              <w:rPr>
-                <w:sz w:val="14"/>
-                <w:szCs w:val="14"/>
-              </w:rPr>
-              <w:t xml:space="preserve"/>
-            </w:r>
-          </w:p>
-          <w:p>
-            <w:pPr>
-              <w:spacing w:after="20" w:before="0"/>
-            </w:pPr>
-            <w:r>
-              <w:rPr>
-                <w:rFonts w:ascii="Arial" w:cs="Arial" w:eastAsia="Arial" w:hAnsi="Arial"/>
-                <w:b/>
-                <w:bCs/>
-                <w:color w:val="1F3864"/>
-                <w:sz w:val="16"/>
-                <w:szCs w:val="16"/>
-              </w:rPr>
-              <w:t xml:space="preserve">📖 EXERCISE:</w:t>
-            </w:r>
-          </w:p>
-          <w:p>
-            <w:pPr>
-              <w:spacing w:after="20" w:before="0"/>
-            </w:pPr>
-            <w:hyperlink w:history="1" r:id="rIdf9xfadwykeoo_xtqlcega">
-              <w:r>
-                <w:rPr>
-                  <w:rFonts w:ascii="Arial" w:cs="Arial" w:eastAsia="Arial" w:hAnsi="Arial"/>
-                  <w:color w:val="2E75B6"/>
-                  <w:sz w:val="16"/>
-                  <w:szCs w:val="16"/>
-                  <w:u w:val="single" w:color="2E75B6"/>
-                </w:rPr>
-                <w:t xml:space="preserve">Completing the square (intro)</w:t>
-              </w:r>
-            </w:hyperlink>
-          </w:p>
-          <w:p>
-            <w:pPr>
-              <w:spacing w:after="10" w:before="0"/>
-              <w:ind w:left="120"/>
-            </w:pPr>
-            <w:r>
-              <w:rPr>
-                <w:rFonts w:ascii="Arial" w:cs="Arial" w:eastAsia="Arial" w:hAnsi="Arial"/>
-                <w:color w:val="595959"/>
-                <w:sz w:val="14"/>
-                <w:szCs w:val="14"/>
-              </w:rPr>
-              <w:t xml:space="preserve">Source: Khan Academy (English - US curriculum)</w:t>
-            </w:r>
-          </w:p>
-          <w:p>
-            <w:pPr>
-              <w:spacing w:after="10" w:before="0"/>
-              <w:ind w:left="120"/>
-            </w:pPr>
-            <w:hyperlink w:history="1" r:id="rIdxyh00tivop4rqwc9tbzxz">
-              <w:r>
-                <w:rPr>
-                  <w:rFonts w:ascii="Arial" w:cs="Arial" w:eastAsia="Arial" w:hAnsi="Arial"/>
-                  <w:color w:val="595959"/>
-                  <w:sz w:val="14"/>
-                  <w:szCs w:val="14"/>
-                  <w:u w:val="single" w:color="595959"/>
-                </w:rPr>
-                <w:t xml:space="preserve">🔍 Search ARES for similar readings</w:t>
-              </w:r>
-            </w:hyperlink>
-          </w:p>
-        </w:tc>
-        <w:tc>
-          <w:tcPr>
-            <w:tcW w:type="dxa" w:w="3040"/>
-            <w:shd w:fill="FFFFFF" w:color="auto" w:val="clear"/>
-            <w:tcMar>
-              <w:top w:type="dxa" w:w="60"/>
-              <w:left w:type="dxa" w:w="120"/>
-              <w:bottom w:type="dxa" w:w="60"/>
-              <w:right w:type="dxa" w:w="120"/>
-            </w:tcMar>
-            <w:vAlign w:val="top"/>
-          </w:tcPr>
-          <w:p>
-            <w:pPr>
-              <w:spacing w:after="40" w:before="0"/>
-              <w:jc w:val="left"/>
-            </w:pPr>
-            <w:r>
-              <w:rPr>
-                <w:rFonts w:ascii="Arial" w:cs="Arial" w:eastAsia="Arial" w:hAnsi="Arial"/>
-                <w:b w:val="false"/>
-                <w:bCs w:val="false"/>
-                <w:i w:val="false"/>
-                <w:iCs w:val="false"/>
-                <w:color w:val="000000"/>
-                <w:sz w:val="18"/>
-                <w:szCs w:val="18"/>
-              </w:rPr>
-              <w:t xml:space="preserve">Each learner writes a new sticky-note (or types into the ARES DQB digital board) responding to the prompt: 'What can completing the square do that factorisation cannot? How does this help the Githurai committee?' Learners post their notes under a new DQB column headed: 'Methods that ALWAYS work.' The class reads three notes aloud and agrees on a shared DQB headline statement. Learners also revisit any earlier DQB questions — such as 'What do we do when the equation won't factorise?' — and move them from the 'Questions' side to the 'Answers' side, physically demonstrating growing understanding.</w:t>
-            </w:r>
-          </w:p>
-        </w:tc>
-        <w:tc>
-          <w:tcPr>
-            <w:tcW w:type="dxa" w:w="3040"/>
-            <w:shd w:fill="F2F2F2" w:color="auto" w:val="clear"/>
-            <w:tcMar>
-              <w:top w:type="dxa" w:w="60"/>
-              <w:left w:type="dxa" w:w="120"/>
-              <w:bottom w:type="dxa" w:w="60"/>
-              <w:right w:type="dxa" w:w="120"/>
-            </w:tcMar>
-            <w:vAlign w:val="top"/>
-          </w:tcPr>
-          <w:p>
-            <w:pPr>
-              <w:spacing w:after="40" w:before="0"/>
-              <w:jc w:val="left"/>
-            </w:pPr>
-            <w:r>
-              <w:rPr>
-                <w:rFonts w:ascii="Arial" w:cs="Arial" w:eastAsia="Arial" w:hAnsi="Arial"/>
-                <w:b w:val="false"/>
-                <w:bCs w:val="false"/>
-                <w:i w:val="false"/>
-                <w:iCs w:val="false"/>
-                <w:color w:val="000000"/>
-                <w:sz w:val="18"/>
-                <w:szCs w:val="18"/>
-              </w:rPr>
-              <w:t xml:space="preserve">Point to the DQB and say: 'Look at the question we posted in Lesson 2 — what do we do when factorisation fails? Today you answered it. Write your sticky-note now — two sentences maximum.' WAIT 3 minutes for silent individual writing. Collect 6 notes and read 3 aloud without naming the author. Ask the class: 'Which of these best captures what we discovered?' Take a show-of-hands vote. Write the winning statement on the DQB in large print: 'Completing the square ALWAYS works, even when factorisation fails.' Then say: 'Move the sticky question about non-factorisable equations from the Questions column to the Answered column — that is YOUR progress as mathematicians.' Ask the class: 'What NEW questions do you have now?' Prompt if silent: 'Is there a single formula that does completing the square for us automatically?' Accept all responses and post new questions — this seeds Lesson 6 (the Quadratic Formula).</w:t>
-            </w:r>
-          </w:p>
-        </w:tc>
-        <w:tc>
-          <w:tcPr>
-            <w:tcW w:type="dxa" w:w="3040"/>
-            <w:shd w:fill="FFFFFF" w:color="auto" w:val="clear"/>
-            <w:tcMar>
-              <w:top w:type="dxa" w:w="60"/>
-              <w:left w:type="dxa" w:w="120"/>
-              <w:bottom w:type="dxa" w:w="60"/>
-              <w:right w:type="dxa" w:w="120"/>
-            </w:tcMar>
-            <w:vAlign w:val="top"/>
-          </w:tcPr>
-          <w:p>
-            <w:pPr>
-              <w:spacing w:after="40" w:before="0"/>
-              <w:jc w:val="left"/>
-            </w:pPr>
-            <w:r>
-              <w:rPr>
-                <w:rFonts w:ascii="Arial" w:cs="Arial" w:eastAsia="Arial" w:hAnsi="Arial"/>
-                <w:b w:val="false"/>
-                <w:bCs w:val="false"/>
-                <w:i w:val="false"/>
-                <w:iCs w:val="false"/>
-                <w:color w:val="000000"/>
-                <w:sz w:val="18"/>
-                <w:szCs w:val="18"/>
-              </w:rPr>
-              <w:t xml:space="preserve">Driving Question Board Curation (NGSS Practice 1 — Asking Questions): The DQB move from 'Questions' to 'Answered' provides a visible, affective record of intellectual growth. Generating new questions (e.g., 'Is there a formula?') is a metacognitive act that positions learners as active knowledge-builders rather than passive receivers, and naturally previews Lesson 6 without the teacher having to announce a topic.</w:t>
-            </w:r>
-          </w:p>
-        </w:tc>
-        <w:tc>
-          <w:tcPr>
-            <w:tcW w:type="dxa" w:w="3040"/>
-            <w:shd w:fill="F2F2F2" w:color="auto" w:val="clear"/>
-            <w:tcMar>
-              <w:top w:type="dxa" w:w="60"/>
-              <w:left w:type="dxa" w:w="120"/>
-              <w:bottom w:type="dxa" w:w="60"/>
-              <w:right w:type="dxa" w:w="120"/>
-            </w:tcMar>
-            <w:vAlign w:val="top"/>
-          </w:tcPr>
-          <w:p>
-            <w:pPr>
-              <w:spacing w:after="40" w:before="0"/>
-              <w:jc w:val="left"/>
-            </w:pPr>
-            <w:r>
-              <w:rPr>
-                <w:rFonts w:ascii="Arial" w:cs="Arial" w:eastAsia="Arial" w:hAnsi="Arial"/>
-                <w:b w:val="false"/>
-                <w:bCs w:val="false"/>
-                <w:i w:val="false"/>
-                <w:iCs w:val="false"/>
-                <w:color w:val="000000"/>
-                <w:sz w:val="18"/>
-                <w:szCs w:val="18"/>
-              </w:rPr>
-              <w:t xml:space="preserve">Observable indicator: Learner's DQB sticky-note correctly distinguishes completing the square from factorisation (e.g., references equations with non-integer roots, or says 'always works') AND makes a direct link to the Githurai hall context. A note that only restates the procedure without connecting to the phenomenon indicates the learner has procedural but not contextual understanding — flag for targeted questioning in Lesson 6.</w:t>
-            </w:r>
-          </w:p>
-        </w:tc>
-      </w:tr>
-      <w:tr>
-        <w:tc>
-          <w:tcPr>
-            <w:tcW w:type="dxa" w:w="1520"/>
-            <w:shd w:fill="D5E8F0" w:color="auto" w:val="clear"/>
-            <w:tcMar>
-              <w:top w:type="dxa" w:w="60"/>
-              <w:left w:type="dxa" w:w="120"/>
-              <w:bottom w:type="dxa" w:w="60"/>
-              <w:right w:type="dxa" w:w="120"/>
-            </w:tcMar>
-            <w:vAlign w:val="top"/>
-          </w:tcPr>
-          <w:p>
-            <w:pPr>
-              <w:spacing w:after="40" w:before="0"/>
-              <w:jc w:val="left"/>
-            </w:pPr>
-            <w:r>
-              <w:rPr>
-                <w:rFonts w:ascii="Arial" w:cs="Arial" w:eastAsia="Arial" w:hAnsi="Arial"/>
-                <w:b/>
-                <w:bCs/>
-                <w:i w:val="false"/>
-                <w:iCs w:val="false"/>
-                <w:color w:val="000000"/>
-                <w:sz w:val="18"/>
-                <w:szCs w:val="18"/>
-              </w:rPr>
-              <w:t xml:space="preserve">Model Building Phase</w:t>
-            </w:r>
-          </w:p>
-          <w:p>
-            <w:pPr>
-              <w:spacing w:after="20" w:before="0"/>
-            </w:pPr>
-            <w:r>
-              <w:rPr>
-                <w:rFonts w:ascii="Arial" w:cs="Arial" w:eastAsia="Arial" w:hAnsi="Arial"/>
-                <w:b/>
-                <w:bCs/>
-                <w:color w:val="1F3864"/>
-                <w:sz w:val="16"/>
-                <w:szCs w:val="16"/>
-              </w:rPr>
-              <w:t xml:space="preserve">📹 VIDEO:</w:t>
-            </w:r>
-          </w:p>
-          <w:p>
-            <w:pPr>
-              <w:spacing w:after="20" w:before="0"/>
-            </w:pPr>
-            <w:hyperlink w:history="1" r:id="rIdczytx0gcabwybl4tbpout">
-              <w:r>
-                <w:rPr>
-                  <w:rFonts w:ascii="Arial" w:cs="Arial" w:eastAsia="Arial" w:hAnsi="Arial"/>
-                  <w:color w:val="2E75B6"/>
-                  <w:sz w:val="16"/>
-                  <w:szCs w:val="16"/>
-                  <w:u w:val="single" w:color="2E75B6"/>
-                </w:rPr>
-                <w:t xml:space="preserve">Solve by completing the square: Integer solutions</w:t>
-              </w:r>
-            </w:hyperlink>
-          </w:p>
-          <w:p>
-            <w:pPr>
-              <w:spacing w:after="10" w:before="0"/>
-              <w:ind w:left="120"/>
-            </w:pPr>
-            <w:r>
-              <w:rPr>
-                <w:rFonts w:ascii="Arial" w:cs="Arial" w:eastAsia="Arial" w:hAnsi="Arial"/>
-                <w:color w:val="595959"/>
-                <w:sz w:val="14"/>
-                <w:szCs w:val="14"/>
-              </w:rPr>
-              <w:t xml:space="preserve">Source: Khan Academy (English - US curriculum)</w:t>
-            </w:r>
-          </w:p>
-          <w:p>
-            <w:pPr>
-              <w:spacing w:after="10" w:before="0"/>
-              <w:ind w:left="120"/>
-            </w:pPr>
-            <w:hyperlink w:history="1" r:id="rIdfnc-cyhgj6sboyhp90i-k">
-              <w:r>
-                <w:rPr>
-                  <w:rFonts w:ascii="Arial" w:cs="Arial" w:eastAsia="Arial" w:hAnsi="Arial"/>
-                  <w:color w:val="595959"/>
-                  <w:sz w:val="14"/>
-                  <w:szCs w:val="14"/>
-                  <w:u w:val="single" w:color="595959"/>
-                </w:rPr>
-                <w:t xml:space="preserve">🔍 Search ARES for similar videos</w:t>
-              </w:r>
-            </w:hyperlink>
-          </w:p>
-          <w:p>
-            <w:pPr>
-              <w:spacing w:after="40" w:before="0"/>
-            </w:pPr>
-            <w:r>
-              <w:rPr>
-                <w:sz w:val="14"/>
-                <w:szCs w:val="14"/>
-              </w:rPr>
-              <w:t xml:space="preserve"/>
-            </w:r>
-          </w:p>
-          <w:p>
-            <w:pPr>
-              <w:spacing w:after="20" w:before="0"/>
-            </w:pPr>
-            <w:r>
-              <w:rPr>
-                <w:rFonts w:ascii="Arial" w:cs="Arial" w:eastAsia="Arial" w:hAnsi="Arial"/>
-                <w:b/>
-                <w:bCs/>
-                <w:color w:val="1F3864"/>
-                <w:sz w:val="16"/>
-                <w:szCs w:val="16"/>
-              </w:rPr>
-              <w:t xml:space="preserve">📖 EXERCISE:</w:t>
-            </w:r>
-          </w:p>
-          <w:p>
-            <w:pPr>
-              <w:spacing w:after="20" w:before="0"/>
-            </w:pPr>
-            <w:hyperlink w:history="1" r:id="rIdfdcnh9oa-rle2xobd054h">
-              <w:r>
-                <w:rPr>
-                  <w:rFonts w:ascii="Arial" w:cs="Arial" w:eastAsia="Arial" w:hAnsi="Arial"/>
-                  <w:color w:val="2E75B6"/>
-                  <w:sz w:val="16"/>
-                  <w:szCs w:val="16"/>
-                  <w:u w:val="single" w:color="2E75B6"/>
-                </w:rPr>
-                <w:t xml:space="preserve">Solve equations by completing the square</w:t>
-              </w:r>
-            </w:hyperlink>
-          </w:p>
-          <w:p>
-            <w:pPr>
-              <w:spacing w:after="10" w:before="0"/>
-              <w:ind w:left="120"/>
-            </w:pPr>
-            <w:r>
-              <w:rPr>
-                <w:rFonts w:ascii="Arial" w:cs="Arial" w:eastAsia="Arial" w:hAnsi="Arial"/>
-                <w:color w:val="595959"/>
-                <w:sz w:val="14"/>
-                <w:szCs w:val="14"/>
-              </w:rPr>
-              <w:t xml:space="preserve">Source: Khan Academy (English - US curriculum)</w:t>
-            </w:r>
-          </w:p>
-          <w:p>
-            <w:pPr>
-              <w:spacing w:after="10" w:before="0"/>
-              <w:ind w:left="120"/>
-            </w:pPr>
-            <w:hyperlink w:history="1" r:id="rIdu3zphycs_bl9owpb8xxtz">
-              <w:r>
-                <w:rPr>
-                  <w:rFonts w:ascii="Arial" w:cs="Arial" w:eastAsia="Arial" w:hAnsi="Arial"/>
-                  <w:color w:val="595959"/>
-                  <w:sz w:val="14"/>
-                  <w:szCs w:val="14"/>
-                  <w:u w:val="single" w:color="595959"/>
-                </w:rPr>
-                <w:t xml:space="preserve">🔍 Search ARES for similar readings</w:t>
-              </w:r>
-            </w:hyperlink>
-          </w:p>
-        </w:tc>
-        <w:tc>
-          <w:tcPr>
-            <w:tcW w:type="dxa" w:w="3040"/>
-            <w:shd w:fill="FFFFFF" w:color="auto" w:val="clear"/>
-            <w:tcMar>
-              <w:top w:type="dxa" w:w="60"/>
-              <w:left w:type="dxa" w:w="120"/>
-              <w:bottom w:type="dxa" w:w="60"/>
-              <w:right w:type="dxa" w:w="120"/>
-            </w:tcMar>
-            <w:vAlign w:val="top"/>
-          </w:tcPr>
-          <w:p>
-            <w:pPr>
-              <w:spacing w:after="40" w:before="0"/>
-              <w:jc w:val="left"/>
-            </w:pPr>
-            <w:r>
-              <w:rPr>
-                <w:rFonts w:ascii="Arial" w:cs="Arial" w:eastAsia="Arial" w:hAnsi="Arial"/>
-                <w:b w:val="false"/>
-                <w:bCs w:val="false"/>
-                <w:i w:val="false"/>
-                <w:iCs w:val="false"/>
-                <w:color w:val="000000"/>
-                <w:sz w:val="18"/>
-                <w:szCs w:val="18"/>
-              </w:rPr>
-              <w:t xml:space="preserve">Learners open their running 'Methods for Solving Quadratic Equations' model — a structured table they have built across Lessons 3–5. They add a new row for 'Completing the Square', filling in columns: (a) When to use it, (b) Key steps, (c) Worked example (Nakuru garden), (d) Limitation (requires careful arithmetic; irrational answers), (e) Connection to Githurai hall. Learners then draw a two-column comparison diagram: on the left, the Lesson 4 factorisation tree for w² + 2w − 120 = 0; on the right, the completing-the-square solution for the same equation. They draw a double-headed arrow between the final answers and label it: 'Same answer — different paths.' Finally, learners write one prediction in their books: 'I think the next method (Lesson 6) will be…', priming curiosity about the quadratic formula.</w:t>
-            </w:r>
-          </w:p>
-        </w:tc>
-        <w:tc>
-          <w:tcPr>
-            <w:tcW w:type="dxa" w:w="3040"/>
-            <w:shd w:fill="F2F2F2" w:color="auto" w:val="clear"/>
-            <w:tcMar>
-              <w:top w:type="dxa" w:w="60"/>
-              <w:left w:type="dxa" w:w="120"/>
-              <w:bottom w:type="dxa" w:w="60"/>
-              <w:right w:type="dxa" w:w="120"/>
-            </w:tcMar>
-            <w:vAlign w:val="top"/>
-          </w:tcPr>
-          <w:p>
-            <w:pPr>
-              <w:spacing w:after="40" w:before="0"/>
-              <w:jc w:val="left"/>
-            </w:pPr>
-            <w:r>
-              <w:rPr>
-                <w:rFonts w:ascii="Arial" w:cs="Arial" w:eastAsia="Arial" w:hAnsi="Arial"/>
-                <w:b w:val="false"/>
-                <w:bCs w:val="false"/>
-                <w:i w:val="false"/>
-                <w:iCs w:val="false"/>
-                <w:color w:val="000000"/>
-                <w:sz w:val="18"/>
-                <w:szCs w:val="18"/>
-              </w:rPr>
-              <w:t xml:space="preserve">Say: 'Open your methods table from Lesson 3. We are adding Row 3 today.' Display the column headings on the board and say: 'Fill in each column for completing the square. Use your notes and the Nakuru worked example. You have 5 minutes.' Circulate and check the 'When to use it' column — target answer should include 'when the equation does not factorise easily' or 'always, as a universal method.' After 5 minutes, cold-call 2 learners to read their 'Limitation' entry — WAIT 10 seconds each. For the comparison diagram, say: 'I want you to show that Lessons 4 and 5 are two roads to the same destination. Draw both solutions side by side for the Githurai hall equation.' Allow 4 minutes. Close the lesson by saying: 'The committee in Githurai now has TWO reliable tools. Next lesson, they will get a third — one formula that does everything. Write your prediction now.' WAIT 2 minutes for silent prediction writing. Collect 3 predictions to read at the start of Lesson 6.</w:t>
-            </w:r>
-          </w:p>
-        </w:tc>
-        <w:tc>
-          <w:tcPr>
-            <w:tcW w:type="dxa" w:w="3040"/>
-            <w:shd w:fill="FFFFFF" w:color="auto" w:val="clear"/>
-            <w:tcMar>
-              <w:top w:type="dxa" w:w="60"/>
-              <w:left w:type="dxa" w:w="120"/>
-              <w:bottom w:type="dxa" w:w="60"/>
-              <w:right w:type="dxa" w:w="120"/>
-            </w:tcMar>
-            <w:vAlign w:val="top"/>
-          </w:tcPr>
-          <w:p>
-            <w:pPr>
-              <w:spacing w:after="40" w:before="0"/>
-              <w:jc w:val="left"/>
-            </w:pPr>
-            <w:r>
-              <w:rPr>
-                <w:rFonts w:ascii="Arial" w:cs="Arial" w:eastAsia="Arial" w:hAnsi="Arial"/>
-                <w:b w:val="false"/>
-                <w:bCs w:val="false"/>
-                <w:i w:val="false"/>
-                <w:iCs w:val="false"/>
-                <w:color w:val="000000"/>
-                <w:sz w:val="18"/>
-                <w:szCs w:val="18"/>
-              </w:rPr>
-              <w:t xml:space="preserve">Cumulative Model Revision (NGSS Practice 2 — Developing and Using Models): The running methods table is a living scientific model — each lesson adds one row, making the growth of learner understanding tangible. The side-by-side comparison diagram (factorisation vs. completing the square on the same equation) reinforces that mathematical truth is consistent across methods — a key disciplinary norm. The prediction task activates anticipatory thinking, boosting retention of the upcoming quadratic formula.</w:t>
-            </w:r>
-          </w:p>
-        </w:tc>
-        <w:tc>
-          <w:tcPr>
-            <w:tcW w:type="dxa" w:w="3040"/>
-            <w:shd w:fill="F2F2F2" w:color="auto" w:val="clear"/>
-            <w:tcMar>
-              <w:top w:type="dxa" w:w="60"/>
-              <w:left w:type="dxa" w:w="120"/>
-              <w:bottom w:type="dxa" w:w="60"/>
-              <w:right w:type="dxa" w:w="120"/>
-            </w:tcMar>
-            <w:vAlign w:val="top"/>
-          </w:tcPr>
-          <w:p>
-            <w:pPr>
-              <w:spacing w:after="40" w:before="0"/>
-              <w:jc w:val="left"/>
-            </w:pPr>
-            <w:r>
-              <w:rPr>
-                <w:rFonts w:ascii="Arial" w:cs="Arial" w:eastAsia="Arial" w:hAnsi="Arial"/>
-                <w:b w:val="false"/>
-                <w:bCs w:val="false"/>
-                <w:i w:val="false"/>
-                <w:iCs w:val="false"/>
-                <w:color w:val="000000"/>
-                <w:sz w:val="18"/>
-                <w:szCs w:val="18"/>
-              </w:rPr>
-              <w:t xml:space="preserve">Observable indicator: The 'When to use it' cell in the methods table correctly identifies completing the square as applicable to all quadratic equations, not only to those with irrational roots. The comparison diagram shows correct final values (w = 10 m) from both methods, with the double-headed arrow labelled. Exit check: teacher scans 5 books and confirms the diagram is present before dismissing the class.</w:t>
+              <w:t xml:space="preserve">Observable indicators: (1) the poster shows the diagram and algebra aligned (x^2 + 6x + 9 = (x + 3)^2); (2) the hall check gives (w + 1)^2 = 121 and w = 10, with -12 rejected; (3) the exit ticket gives x = 1 or -11 with correct completion (add 25). Success criterion: at least 80% of students complete the square correctly with both solutions. Re-teach with the diagram for students who add the wrong number.</w:t>
             </w:r>
           </w:p>
         </w:tc>
@@ -17070,102 +16777,7 @@
                 <w:sz w:val="18"/>
                 <w:szCs w:val="18"/>
               </w:rPr>
-              <w:t xml:space="preserve">After the lesson, reflect on the following questions and record notes in your ARES teacher journal:</w:t>
-            </w:r>
-          </w:p>
-          <w:p>
-            <w:pPr>
-              <w:spacing w:after="40" w:before="0"/>
-              <w:jc w:val="left"/>
-            </w:pPr>
-            <w:r>
-              <w:rPr>
-                <w:rFonts w:ascii="Arial" w:cs="Arial" w:eastAsia="Arial" w:hAnsi="Arial"/>
-                <w:b w:val="false"/>
-                <w:bCs w:val="false"/>
-                <w:i w:val="false"/>
-                <w:iCs w:val="false"/>
-                <w:color w:val="000000"/>
-                <w:sz w:val="18"/>
-                <w:szCs w:val="18"/>
-              </w:rPr>
-              <w:t xml:space="preserve">1. GEOMETRIC UNDERSTANDING: Could learners correctly link the 3 × 3 corner square in their diagram to the algebraic step of adding (b/2)² to both sides, or did they treat the geometry and algebra as separate activities? If the link was weak, plan a brief 5-minute diagram-to-algebra matching warm-up at the start of Lesson 6.</w:t>
-            </w:r>
-          </w:p>
-          <w:p>
-            <w:pPr>
-              <w:spacing w:after="40" w:before="0"/>
-              <w:jc w:val="left"/>
-            </w:pPr>
-            <w:r>
-              <w:rPr>
-                <w:rFonts w:ascii="Arial" w:cs="Arial" w:eastAsia="Arial" w:hAnsi="Arial"/>
-                <w:b w:val="false"/>
-                <w:bCs w:val="false"/>
-                <w:i w:val="false"/>
-                <w:iCs w:val="false"/>
-                <w:color w:val="000000"/>
-                <w:sz w:val="18"/>
-                <w:szCs w:val="18"/>
-              </w:rPr>
-              <w:t xml:space="preserve">2. THE MAGIC NUMBER: How many learners consistently applied (b/2)² correctly vs. using b/2 without squaring, or squaring b before halving? Tally from your clipboard. If more than one-third of the class made this error, design a targeted 3-question drill (30-second individual whiteboards) at the start of Lesson 6 before introducing the quadratic formula.</w:t>
-            </w:r>
-          </w:p>
-          <w:p>
-            <w:pPr>
-              <w:spacing w:after="40" w:before="0"/>
-              <w:jc w:val="left"/>
-            </w:pPr>
-            <w:r>
-              <w:rPr>
-                <w:rFonts w:ascii="Arial" w:cs="Arial" w:eastAsia="Arial" w:hAnsi="Arial"/>
-                <w:b w:val="false"/>
-                <w:bCs w:val="false"/>
-                <w:i w:val="false"/>
-                <w:iCs w:val="false"/>
-                <w:color w:val="000000"/>
-                <w:sz w:val="18"/>
-                <w:szCs w:val="18"/>
-              </w:rPr>
-              <w:t xml:space="preserve">3. CONNECTING TO PHENOMENON: When learners re-solved the Githurai hall equation using completing the square in Phase 3, did they spontaneously connect back to the committee's planning problem, or did they treat it as an abstract exercise? If connection was low, increase the frequency of explicit phenomenon callbacks in Lessons 6 and 7 — e.g., start every worked example with 'The Githurai committee now needs to solve…'</w:t>
-            </w:r>
-          </w:p>
-          <w:p>
-            <w:pPr>
-              <w:spacing w:after="40" w:before="0"/>
-              <w:jc w:val="left"/>
-            </w:pPr>
-            <w:r>
-              <w:rPr>
-                <w:rFonts w:ascii="Arial" w:cs="Arial" w:eastAsia="Arial" w:hAnsi="Arial"/>
-                <w:b w:val="false"/>
-                <w:bCs w:val="false"/>
-                <w:i w:val="false"/>
-                <w:iCs w:val="false"/>
-                <w:color w:val="000000"/>
-                <w:sz w:val="18"/>
-                <w:szCs w:val="18"/>
-              </w:rPr>
-              <w:t xml:space="preserve">4. DQB QUALITY: Were the new questions posted on the DQB genuinely inquiry-oriented (e.g., 'Is there a single formula?', 'What if b is odd?') or mostly procedural ('What is the magic number?')? Inquiry-level questions indicate readiness for the quadratic formula derivation in Lesson 6; procedural questions suggest learners need more consolidation time — consider assigning the Nakuru garden problem as homework with a reflection prompt.</w:t>
-            </w:r>
-          </w:p>
-          <w:p>
-            <w:pPr>
-              <w:spacing w:after="40" w:before="0"/>
-              <w:jc w:val="left"/>
-            </w:pPr>
-            <w:r>
-              <w:rPr>
-                <w:rFonts w:ascii="Arial" w:cs="Arial" w:eastAsia="Arial" w:hAnsi="Arial"/>
-                <w:b w:val="false"/>
-                <w:bCs w:val="false"/>
-                <w:i w:val="false"/>
-                <w:iCs w:val="false"/>
-                <w:color w:val="000000"/>
-                <w:sz w:val="18"/>
-                <w:szCs w:val="18"/>
-              </w:rPr>
-              <w:t xml:space="preserve">5. PACING: The geometric construction in Phase 2 tends to run long if learners are drawing freehand. Note whether you needed to shorten Phase 5. If so, the model-table update can be completed as a structured homework task with a short peer-verification at the start of Lesson 6.</w:t>
+              <w:t xml:space="preserve">Which students used the paper diagram to explain why 9 is added, and which only followed the steps? Did anyone try to complete the square for an equation where the coefficient of x is odd, and how did the class respond? How many pairs forgot the negative square root or forgot to subtract 3, and what did the diagram or hall comparison do to correct this? Did the failure of factorisation on the Nakuru garden create genuine curiosity, or did students see it as a trick? What would you change for Lesson 6, where the same steps are applied to the general equation and the quadratic formula emerges?</w:t>
             </w:r>
           </w:p>
         </w:tc>
@@ -17292,7 +16904,7 @@
                 <w:sz w:val="18"/>
                 <w:szCs w:val="18"/>
               </w:rPr>
-              <w:t xml:space="preserve">Learners observed that the Nakuru school garden equation (x² + 6x = 48) could not be solved by factorisation over integers. Through a geometric grid-paper construction, they saw a literal square being 'completed' by adding a 3 × 3 corner piece, and observed that the resulting diagram corresponded exactly to the algebraic identity (x + 3)² = x² + 6x + 9.</w:t>
+              <w:t xml:space="preserve">We observed that x^2 + 6x - 48 = 0 (the Nakuru school garden, area 48 m^2, length 6 m more than the width) has no integer factor pair with product -48 and sum 6, so it does not factorise. We also observed with paper pieces and a diagram that an x by x square and two 3 by x rectangles need a 3 by 3 corner (area 9) to form a square of side (x + 3).</w:t>
             </w:r>
           </w:p>
         </w:tc>
@@ -17358,7 +16970,7 @@
                 <w:sz w:val="18"/>
                 <w:szCs w:val="18"/>
               </w:rPr>
-              <w:t xml:space="preserve">Learners learned that any quadratic equation of the form x² + bx = c can be rewritten as (x + b/2)² = c + (b/2)² — a process called completing the square. They learned that this method always works, produces exact (sometimes irrational) solutions, and gives the same answer as factorisation when both methods apply. They applied this to the Nakuru garden and re-verified the Githurai hall dimensions.</w:t>
+              <w:t xml:space="preserve">We learned that x^2 + bx = k can be rewritten as (x + b/2)^2 = k + (b/2)^2 and solved by taking square roots, giving two solutions. For the garden, (x + 3)^2 = 57, so x = -3 +/- sqrt57, which is 4.55 or -10.55. Context tells us to reject the negative width.</w:t>
             </w:r>
           </w:p>
         </w:tc>
@@ -17424,7 +17036,7 @@
                 <w:sz w:val="18"/>
                 <w:szCs w:val="18"/>
               </w:rPr>
-              <w:t xml:space="preserve">Learners explained why completing the square works by connecting each algebraic step to a region in their geometric diagram. They explained that the Githurai committee can now use this method for any rectangular-area planning problem — even when the dimensions do not produce neat integer factor pairs — and updated the DQB with the headline: 'Completing the square ALWAYS works, even when factorisation fails.'</w:t>
+              <w:t xml:space="preserve">The garden is 4.55 m wide and 10.55 m long, because a width cannot be negative and 4.55 x 10.55 = 48 m^2 (approximately). Completing the square works when factorisation fails, and it also gives the hall answer: (w + 1)^2 = 121, so w = 10 or -12, and the Githurai hall is width 10 m, length 12 m.</w:t>
             </w:r>
           </w:p>
         </w:tc>
@@ -17446,7 +17058,7 @@
         </w:rPr>
         <w:t xml:space="preserve">© 2026 SeaVuria and ARES. Aligned with KICD objectives. Developed by SeaVuria; technical implementation by ARES (with AI assistance from Claude). Licensed under </w:t>
       </w:r>
-      <w:hyperlink w:history="1" r:id="rIdma8-1-rv7sqof52ctmckh">
+      <w:hyperlink w:history="1" r:id="rIdrxe3zezeeeuw3tnejta7u">
         <w:r>
           <w:rPr>
             <w:rFonts w:ascii="Arial" w:cs="Arial" w:eastAsia="Arial" w:hAnsi="Arial"/>
@@ -17467,7 +17079,7 @@
         </w:rPr>
         <w:t xml:space="preserve"> (</w:t>
       </w:r>
-      <w:hyperlink w:history="1" r:id="rIdio-ao4fxgcnkl9cqtj3ph">
+      <w:hyperlink w:history="1" r:id="rIduj5c6auwp-jmd_fzucg2_">
         <w:r>
           <w:rPr>
             <w:rFonts w:ascii="Arial" w:cs="Arial" w:eastAsia="Arial" w:hAnsi="Arial"/>
@@ -17541,7 +17153,7 @@
                 <w:sz w:val="22"/>
                 <w:szCs w:val="22"/>
               </w:rPr>
-              <w:t xml:space="preserve">LESSON 6 (80 minutes): The Quadratic Formula &amp; The Mombasa Stone Problem</w:t>
+              <w:t xml:space="preserve">LESSON 6 (80 minutes (2 x 40-minute periods)): The Quadratic Formula and the Mombasa Stone Problem</w:t>
             </w:r>
           </w:p>
         </w:tc>
@@ -17708,7 +17320,7 @@
                 <w:sz w:val="18"/>
                 <w:szCs w:val="18"/>
               </w:rPr>
-              <w:t xml:space="preserve">Students derive the quadratic formula by completing the square on the general form ax² + bx + c = 0, apply it to real Kenyan contexts (the Mombasa projectile problem and the mandazi pricing problem), interpret the discriminant to determine the number of real solutions, and update the Driving Question Board with the understanding that the quadratic formula is a universal solving tool.</w:t>
+              <w:t xml:space="preserve">To help learners derive the quadratic formula x = (-b ± √(b² - 4ac))/(2a) by completing the square on ax² + bx + c = 0, use it to solve equations that arise in real planning problems, and use the discriminant D = b² - 4ac to decide how many real solutions an equation has.</w:t>
             </w:r>
           </w:p>
         </w:tc>
@@ -17774,7 +17386,7 @@
                 <w:sz w:val="18"/>
                 <w:szCs w:val="18"/>
               </w:rPr>
-              <w:t xml:space="preserve">By the end of this lesson, the learner should be able to: (a) derive the quadratic formula by completing the square on ax² + bx + c = 0; (b) state the quadratic formula x = (−b ± √(b² − 4ac)) / 2a; (c) define the discriminant Δ = b² − 4ac and interpret its value (Δ &gt; 0: two real solutions, Δ = 0: one real solution, Δ &lt; 0: no real solutions); (d) identify the values of a, b, and c from any quadratic equation written in standard form; (e) apply the quadratic formula to solve equations arising from real-world contexts.</w:t>
+              <w:t xml:space="preserve">Learners will know that completing the square on the general form ax² + bx + c = 0 gives x = (-b ± √(b² - 4ac))/(2a), that the discriminant D = b² - 4ac tells us the number of real solutions (D &gt; 0 two real solutions, D = 0 one repeated solution, D &lt; 0 no real solutions), and that context decides which solution is valid.</w:t>
             </w:r>
           </w:p>
         </w:tc>
@@ -17840,7 +17452,7 @@
                 <w:sz w:val="18"/>
                 <w:szCs w:val="18"/>
               </w:rPr>
-              <w:t xml:space="preserve">By the end of this lesson, the learner should be able to: (a) correctly derive the quadratic formula through a guided algebraic sequence; (b) substitute values of a, b, and c into the quadratic formula accurately; (c) use a scientific calculator to evaluate square roots and verify solutions; (d) compare solutions obtained by the quadratic formula with those obtained by factorisation and completing the square in earlier lessons; (e) solve applied problems modelled by quadratic equations using the formula.</w:t>
+              <w:t xml:space="preserve">Learners will: (1) derive the quadratic formula step by step (SEP: Constructing Explanations and Developing and Using Models); (2) identify a, b, c and substitute carefully, including negative values; (3) use calculators to compute and verify solutions (SEP: Using Mathematics and Computational Thinking); (4) compare results from factorisation, completing the square and the formula (SEP: Analysing and Interpreting Data); (5) reject impossible solutions using context (SEP: Engaging in Argument from Evidence).</w:t>
             </w:r>
           </w:p>
         </w:tc>
@@ -17906,7 +17518,7 @@
                 <w:sz w:val="18"/>
                 <w:szCs w:val="18"/>
               </w:rPr>
-              <w:t xml:space="preserve">By the end of this lesson, the learner should be able to: (a) appreciate that a single universal formula can solve any quadratic equation, reflecting the power of mathematical generalisation; (b) show persistence when performing multi-step algebraic derivations; (c) value the cross-checking of solutions using different methods as a form of intellectual honesty; (d) recognise mathematics as a tool for addressing real community planning challenges such as the Githurai Harambee hall.</w:t>
+              <w:t xml:space="preserve">Learners will appreciate that one general tool can solve every quadratic equation (Unity and Responsibility in group work and when caring for shared calculators), show perseverance when working with negative numbers and square roots, and value quadratic thinking in community planning (Life Skills: critical thinking and self-esteem through explaining their reasoning to peers). Core competencies: Critical Thinking and Problem Solving, Communication and Collaboration, Digital Literacy (calculator use).</w:t>
             </w:r>
           </w:p>
         </w:tc>
@@ -17972,7 +17584,7 @@
                 <w:sz w:val="18"/>
                 <w:szCs w:val="18"/>
               </w:rPr>
-              <w:t xml:space="preserve">How can we use quadratic equations to model and solve problems in day-to-day activities?</w:t>
+              <w:t xml:space="preserve">1. How do quadratic expressions and equations differ from linear ones, and why are they necessary? 2. How can we use quadratic equations to model and solve problems in day-to-day activities?</w:t>
             </w:r>
           </w:p>
         </w:tc>
@@ -18038,7 +17650,7 @@
                 <w:sz w:val="18"/>
                 <w:szCs w:val="18"/>
               </w:rPr>
-              <w:t xml:space="preserve">In Lessons 1–5, students built up a toolkit: they identified quadratic structures, expanded and factorised expressions, solved by factorisation, and solved by completing the square. Each method worked — but each also had limitations (factorisation requires 'nice' factors; completing the square is lengthy). Lesson 6 answers a natural question that has been growing on the DQB: 'Is there ONE method that always works?' Students derive the quadratic formula — essentially completing the square once, on the general form — and immediately apply it to the Mombasa stone projectile problem (−5t² + 20t + 25 = 0) and the mandazi pricing problem. They also meet the discriminant as a quick screening tool. This positions Lesson 7 (the capstone) where students will choose the best method to finally resolve the Githurai Harambee hall dimensions and present a full solution to the community.</w:t>
+              <w:t xml:space="preserve">Lesson 5 showed that completing the square solves equations that do not factorise, such as the Nakuru garden x² + 6x = 48. That method takes many steps each time. In this lesson learners apply completing the square once to the general form ax² + bx + c = 0 and obtain a universal formula. They then test it on the Mombasa stone problem and Mama Wanjiru's mandazi pricing, and check that it reproduces the Githurai hall answer (w = 10 m). This advances the driving question by giving the Harambee committee a method that works for any quadratic equation, and sets up Lesson 7, where learners choose and justify the most efficient method.</w:t>
             </w:r>
           </w:p>
         </w:tc>
@@ -18104,7 +17716,7 @@
                 <w:sz w:val="18"/>
                 <w:szCs w:val="18"/>
               </w:rPr>
-              <w:t xml:space="preserve">No physical hazards in this lesson. Ensure all students handle scientific calculators responsibly. Remind learners that calculator batteries can fail — manual verification of formula steps is always required. If the lesson is delivered in a computer lab or using tablets on the ARES platform, students should save work frequently.</w:t>
+              <w:t xml:space="preserve">Mombasa stone problem is modelled on paper only; no one throws objects in class. Learners handle shared calculators carefully and return them at the end. Group seating should leave clear walkways. Be sensitive to learners who struggle with negative numbers; use pair support and avoid public criticism of errors.</w:t>
             </w:r>
           </w:p>
         </w:tc>
@@ -18197,7 +17809,7 @@
                 <w:sz w:val="18"/>
                 <w:szCs w:val="18"/>
               </w:rPr>
-              <w:t xml:space="preserve">Lesson 6 of 7 in the quadratic equations evidence-gathering sequence. Students work in groups of 4–5. The lesson opens by revisiting the Githurai Harambee hall phenomenon and the DQB question 'Is there a method that works for every quadratic?' Students are guided through a structured derivation of the quadratic formula by completing the square on ax² + bx + c = 0, recording each step on mini-whiteboards. They then apply the formula to two Kenya-context problems: (1) the Mombasa projectile problem — a stone thrown upward from a cliff modelled by h(t) = −5t² + 20t + 25, asking when the stone hits the sea (h = 0); and (2) a mandazi pricing problem. Students use scientific calculators to verify solutions, then explore the discriminant by testing three different equations and classifying the number of real solutions. The lesson closes with a DQB update and a model revision connecting the formula back to the Githurai hall problem.</w:t>
+              <w:t xml:space="preserve">The lesson opens with a prediction: the committee in Githurai wants one tool that works every time, so learners predict whether a single formula could solve any quadratic equation, and how many solutions the Mombasa stone equation -5t² + 20t + 25 = 0 will give. In the Observe phase learners work in groups to complete the square on ax² + bx + c = 0 and so derive x = (-b ± √(b² - 4ac))/(2a), then use it on the Mombasa stone (D = 900, t = 5 s after rejecting t = -1) and compare with factorisation. They then check the Githurai hall with D = 484 (w = 10 or -12), solve Mama Wanjiru's mandazi pricing problem (D = 200, p = 7.93 or 22.07 KES), and investigate D = 0 and D = -16. In the Explain phase learners decide which mandazi price to choose and why, and explain what D tells us. The DQB and the cumulative model are updated: the quadratic formula is a universal tool, and it works for any quadratic equation.</w:t>
             </w:r>
           </w:p>
         </w:tc>
@@ -18480,7 +18092,7 @@
             <w:pPr>
               <w:spacing w:after="20" w:before="0"/>
             </w:pPr>
-            <w:hyperlink w:history="1" r:id="rIdu1sshg0imcd4chedxw-kj">
+            <w:hyperlink w:history="1" r:id="rId2fca6cnhvz11e4fgja7iy">
               <w:r>
                 <w:rPr>
                   <w:rFonts w:ascii="Arial" w:cs="Arial" w:eastAsia="Arial" w:hAnsi="Arial"/>
@@ -18513,7 +18125,7 @@
               <w:spacing w:after="10" w:before="0"/>
               <w:ind w:left="120"/>
             </w:pPr>
-            <w:hyperlink w:history="1" r:id="rIdscs0h7hkrgbn4mfuh8e4v">
+            <w:hyperlink w:history="1" r:id="rIdtwlvxnnbazzvs5aqdxytg">
               <w:r>
                 <w:rPr>
                   <w:rFonts w:ascii="Arial" w:cs="Arial" w:eastAsia="Arial" w:hAnsi="Arial"/>
@@ -18558,7 +18170,7 @@
             <w:pPr>
               <w:spacing w:after="20" w:before="0"/>
             </w:pPr>
-            <w:hyperlink w:history="1" r:id="rIdso-ywhdhu7ec0maqv69uk">
+            <w:hyperlink w:history="1" r:id="rIdi2r2szdvcd3yqc0kficgs">
               <w:r>
                 <w:rPr>
                   <w:rFonts w:ascii="Arial" w:cs="Arial" w:eastAsia="Arial" w:hAnsi="Arial"/>
@@ -18591,7 +18203,7 @@
               <w:spacing w:after="10" w:before="0"/>
               <w:ind w:left="120"/>
             </w:pPr>
-            <w:hyperlink w:history="1" r:id="rIdgbh5hhdyweerb1a4xftbz">
+            <w:hyperlink w:history="1" r:id="rIdllqzlcgy4bvbrepcgim11">
               <w:r>
                 <w:rPr>
                   <w:rFonts w:ascii="Arial" w:cs="Arial" w:eastAsia="Arial" w:hAnsi="Arial"/>
@@ -18633,7 +18245,7 @@
                 <w:sz w:val="18"/>
                 <w:szCs w:val="18"/>
               </w:rPr>
-              <w:t xml:space="preserve">Students are shown three quadratic equations on the board: (A) x² − 5x + 6 = 0, (B) 2x² − 4x + 2 = 0, and (C) x² + x + 3 = 0. They are asked: 'Which of these equations do you think has two solutions? One solution? No real solutions? Write your prediction and a one-sentence reason in your exercise books. Do NOT solve yet.' Students write individually for 3 minutes, then turn and share with their elbow partner. The teacher takes a quick class poll by show of hands for each equation, recording tallies on the board. Most students will likely predict incorrectly for (C), surfacing the need for a reliable screening tool — the discriminant.</w:t>
+              <w:t xml:space="preserve">Learners look at the committee's manila-paper sketch (width = w, length = w + 2, Area = 120 m²) and recall that w² + 2w - 120 = 0 was solved by factorisation and that the Nakuru garden needed completing the square. They are then told: a stone is thrown upward from a viewing platform 25 m above the sea in Mombasa, with h = -5t² + 20t + 25. Working individually for 2 minutes, then in pairs, they write on a half-sheet: (1) Do you think there is one tool that works for every quadratic equation? Why or why not? (2) When the stone hits the sea, h = 0. How many answers for t do you expect, and could factorising be hard here? They write a rough guess for the landing time in seconds.</w:t>
             </w:r>
           </w:p>
         </w:tc>
@@ -18665,7 +18277,7 @@
                 <w:sz w:val="18"/>
                 <w:szCs w:val="18"/>
               </w:rPr>
-              <w:t xml:space="preserve">1. Display the three equations on the board (or ARES screen) and read them aloud. Say: 'Before we learn anything new today, I want to know what your mathematical instincts tell you. Which equation has two answers? Which has one? Which has none?' 2. Allow 3 minutes of silent individual writing — enforce silence with a visible countdown timer. 3. Say: 'Now turn to your elbow partner — you have 90 seconds. Compare predictions and try to agree.' 4. After partner talk, say: 'Hands up — who thinks equation A has two solutions? [Tally.] Who thinks B? Who thinks C?' Record tallies next to each equation. Do NOT confirm or deny. 5. Cold-call 3 students (one per equation) and ask: 'Explain your reasoning in one sentence.' WAIT 12 seconds after each question before accepting answers. 6. Say: 'Keep your predictions visible — by the end of today you will know exactly how to check this without solving the full equation. That tool is called the discriminant, and it comes from something even bigger: the quadratic formula.'</w:t>
+              <w:t xml:space="preserve">Display the sketch on manila paper and the stone equation. Say: 'The Githurai committee is stuck because w appears multiplied by itself. Last lesson we completed the square for the Nakuru garden. It worked, but it took many steps. Today's question: can we get one tool that works every time?' Ask learners to write predictions silently for 2 minutes. Pose: 'What is a, what is b, and what is c in -5t² + 20t + 25 = 0?' Give WAIT TIME of 10-15 seconds before taking answers. Cold-call 4 learners for their predicted landing time and 3 for their reasons. Record all predictions on the board without judging them. Say: 'Keep your prediction card. We will test it with evidence.'</w:t>
             </w:r>
           </w:p>
         </w:tc>
@@ -18697,7 +18309,7 @@
                 <w:sz w:val="18"/>
                 <w:szCs w:val="18"/>
               </w:rPr>
-              <w:t xml:space="preserve">Prediction with Justification — students are required to give a reason, not just a guess. This activates prior knowledge (number of solutions relates to the graph, which some students may recall), surfaces misconceptions (e.g., 'if the numbers are big it has no solution'), and creates cognitive dissonance that motivates the derivation. The class tally makes disagreement visible and productive.</w:t>
+              <w:t xml:space="preserve">Predict-Observe-Explain (prediction before evidence): committing to a written guess reveals current ideas (for example that every quadratic needs a different trick, or that a negative time cannot appear). Learners later confront their own predictions with calculated evidence, which makes the conceptual change visible and memorable.</w:t>
             </w:r>
           </w:p>
         </w:tc>
@@ -18729,7 +18341,7 @@
                 <w:sz w:val="18"/>
                 <w:szCs w:val="18"/>
               </w:rPr>
-              <w:t xml:space="preserve">Observable indicators: (a) Students write a prediction AND a reason — teacher circulates and flags students who write only a guess with no reasoning (these students need prompting: 'What do you remember about the graph of a quadratic?'). (b) The class tally reveals whether students have any prior intuition about the discriminant. If more than 60% predict correctly for all three, the teacher can accelerate Phase 2; if fewer than 40% are correct, explicitly say 'Most of us are guessing — that is exactly why we need the formula and the discriminant today.'</w:t>
+              <w:t xml:space="preserve">Observe whether learners correctly name a = -5, b = 20, c = 25 (watch for sign errors on a). Note how many predicted two answers versus one. Look for guesses reached by trial and error. Tally on the board: how many predict 'one tool works' versus 'different tool each time'. Use these tallies to target the Observe phase.</w:t>
             </w:r>
           </w:p>
         </w:tc>
@@ -18786,7 +18398,7 @@
             <w:pPr>
               <w:spacing w:after="20" w:before="0"/>
             </w:pPr>
-            <w:hyperlink w:history="1" r:id="rIdmleblc0rfwzsw2skuzpok">
+            <w:hyperlink w:history="1" r:id="rIda1kyghcmnqdzxo52j6poq">
               <w:r>
                 <w:rPr>
                   <w:rFonts w:ascii="Arial" w:cs="Arial" w:eastAsia="Arial" w:hAnsi="Arial"/>
@@ -18819,7 +18431,7 @@
               <w:spacing w:after="10" w:before="0"/>
               <w:ind w:left="120"/>
             </w:pPr>
-            <w:hyperlink w:history="1" r:id="rIdz-gnrl8jgep0u9kcauorw">
+            <w:hyperlink w:history="1" r:id="rIdjujge4oslxvazgfdzqmcz">
               <w:r>
                 <w:rPr>
                   <w:rFonts w:ascii="Arial" w:cs="Arial" w:eastAsia="Arial" w:hAnsi="Arial"/>
@@ -18864,7 +18476,7 @@
             <w:pPr>
               <w:spacing w:after="20" w:before="0"/>
             </w:pPr>
-            <w:hyperlink w:history="1" r:id="rIdpv0vqx6qvsgvkx9k8ryl4">
+            <w:hyperlink w:history="1" r:id="rIdcgon-jqrh-nka66mz_g7u">
               <w:r>
                 <w:rPr>
                   <w:rFonts w:ascii="Arial" w:cs="Arial" w:eastAsia="Arial" w:hAnsi="Arial"/>
@@ -18873,7 +18485,7 @@
                   <w:szCs w:val="16"/>
                   <w:u w:val="single" w:color="2E75B6"/>
                 </w:rPr>
-                <w:t xml:space="preserve">Using Quadratic Equations to Solve Problems Practice</w:t>
+                <w:t xml:space="preserve">Quadratic formula</w:t>
               </w:r>
             </w:hyperlink>
           </w:p>
@@ -18889,7 +18501,7 @@
                 <w:sz w:val="14"/>
                 <w:szCs w:val="14"/>
               </w:rPr>
-              <w:t xml:space="preserve">Source: CK-12</w:t>
+              <w:t xml:space="preserve">Source: Khan Academy (English - US curriculum)</w:t>
             </w:r>
           </w:p>
           <w:p>
@@ -18897,7 +18509,7 @@
               <w:spacing w:after="10" w:before="0"/>
               <w:ind w:left="120"/>
             </w:pPr>
-            <w:hyperlink w:history="1" r:id="rIdqze-twoimfc092mbbmpll">
+            <w:hyperlink w:history="1" r:id="rIdlitm1i8ocizph5kej-ig6">
               <w:r>
                 <w:rPr>
                   <w:rFonts w:ascii="Arial" w:cs="Arial" w:eastAsia="Arial" w:hAnsi="Arial"/>
@@ -18939,7 +18551,7 @@
                 <w:sz w:val="18"/>
                 <w:szCs w:val="18"/>
               </w:rPr>
-              <w:t xml:space="preserve">PART A — Deriving the Formula (25 minutes): Each group receives a printed 'Derivation Scaffold' card listing the steps of completing the square on ax² + bx + c = 0, but with key algebraic expressions blanked out. Groups work through the scaffold together, filling in each blank step-by-step on mini-whiteboards. Steps scaffolded: (1) Write ax² + bx + c = 0. (2) Divide by a: x² + (b/a)x + c/a = 0. (3) Move constant: x² + (b/a)x = −c/a. (4) Complete the square: x² + (b/a)x + (b/2a)² = −c/a + (b/2a)². (5) Write as perfect square: (x + b/2a)² = (b² − 4ac)/4a². (6) Square root both sides: x + b/2a = ±√(b² − 4ac)/2a. (7) Isolate x: x = (−b ± √(b² − 4ac))/2a. Groups hold up mini-whiteboards at each step for teacher verification before proceeding. PART B — Mombasa Stone Problem (15 minutes): Students read a scenario card: 'During a Harambee celebration in Mombasa's Old Town, a stone is thrown upward from the top of a 25-metre cliff near the sea. Its height above the water is given by h(t) = −5t² + 20t + 25, where t is in seconds and h is in metres. When does the stone hit the water?' Students set h = 0, write −5t² + 20t + 25 = 0, identify a = −5, b = 20, c = 25, substitute into the quadratic formula, simplify using calculators, and interpret both solutions (t = −1 is rejected since time cannot be negative; t = 5 seconds is the answer). PART C — Mandazi Pricing Problem (8 minutes): Students meet a new mandazi problem: a vendor's daily profit is modelled by P = −2x² + 40x − 150, where x is price per mandazi in shillings. They find the break-even prices (P = 0) using the quadratic formula and verify using their calculator.</w:t>
+              <w:t xml:space="preserve">Part A (derivation, about 20 minutes): In groups of 4, learners get a strip with the steps of completing the square on ax² + bx + c = 0 in scrambled order. They first recall the Nakuru pattern x² + 6x + 9 = 57 and then follow the same moves in letters: divide by a to get x² + (b/a)x + c/a = 0; move c/a across; add (b/2a)² to both sides; write the left side as (x + b/2a)²; combine the right side to (b² - 4ac)/4a²; take square roots with ±; solve for x. They reorder the steps and glue them into their notebooks, finishing with x = (-b ± √(b² - 4ac))/(2a). Part B (Mombasa stone, about 15 minutes): Using a = -5, b = 20, c = 25 they compute D = 20² - 4(-5)(25) = 400 + 500 = 900, √900 = 30, and t = (-20 ± 30)/(-10), giving t = -1 or t = 5. They compare with factorisation: dividing by -5 gives t² - 4t - 5 = 0 = (t - 5)(t + 1). They reject t = -1 (before the throw), so the stone lands at t = 5 s, and use a calculator to confirm h = -5(25) + 20(5) + 25 = 0. They also find the maximum height at t = 2 s: h = -20 + 40 + 25 = 45 m. Part C (hall check, about 8 minutes): For w² + 2w - 120 = 0 (a = 1, b = 2, c = -120) they compute D = 4 + 480 = 484, √484 = 22, w = (-2 ± 22)/2 = 10 or -12, matching the factorised answer: width 10 m, length 12 m. Part D (discriminant, about 12 minutes): Groups evaluate D for x² - 6x + 9 = 0 (D = 0, one repeated solution x = 3), x² + 2x + 5 = 0 (D = -16, no real solutions, because √-16 is not a real number), and record them with the stone (D = 900) and hall (D = 484) in a table of equation, a, b, c, D, number of real solutions.</w:t>
             </w:r>
           </w:p>
         </w:tc>
@@ -18971,7 +18583,7 @@
                 <w:sz w:val="18"/>
                 <w:szCs w:val="18"/>
               </w:rPr>
-              <w:t xml:space="preserve">PART A: 1. Distribute Derivation Scaffold cards. Say: 'This card shows you the skeleton of the most important derivation in this whole unit. Your job as a group is to fill in the missing algebra — you already know every single step because you did completing the square in Lesson 5. This is just doing it with letters instead of numbers.' 2. Circulate and monitor group progress. At Step 4 (completing the square term), anticipate the hardest step: pause the class and say: 'Everyone stop — what is half of b/a? [WAIT 12 seconds.] Cold-call: [Name 1], what did your group write?' Then cold-call a second group: '[Name 2], do you agree? Why?' 3. At Step 6, emphasise: 'Notice the ± sign — this is where both solutions come from. Write that in a box in your notes.' 4. When groups finish, say: 'Hold up your whiteboard showing the final formula. Look around — does every board show the same thing?' Confirm and write the boxed formula on the board: x = (−b ± √(b² − 4ac)) / 2a. PART B: 5. Read the Mombasa stone scenario aloud with expression. Say: 'Wapi mwanafizikia wa Mombasa? — Where is our Mombasa physicist?' (light tone to build engagement). 6. Say: 'Step one — always write the equation in standard form. What is a? What is b? What is c? Write them down before substituting. [WAIT 10 seconds.] [Name 3], tell me your values.' 7. After groups calculate, say: 'You should have two values of t. Are both physically meaningful? Discuss with your group for 60 seconds.' Cold-call: '[Name 4], which solution do you reject and why?' WAIT 12 seconds. 8. Say: 'This is exactly the kind of thinking the Githurai committee needs — equations give you mathematical answers, but YOU must interpret what makes sense in context.' PART C: 9. Say: 'You have 8 minutes — apply the formula to the mandazi problem. Use your calculator. Check your answers by factorisation, as in Lesson 4.' Circulate, checking that students are correctly identifying a = −2, b = 40, c = −150 and not making sign errors.</w:t>
+              <w:t xml:space="preserve">Distribute pre-cut derivation strips (one set per group) and a shared calculator per group. Circulate during the derivation and ask: 'Which line matches the step where we added 9 in the Nakuru garden? What is the letter version of 9?' Give WAIT TIME of 10-15 seconds after each question. Prompt common errors: 'Where did the 4a² come from?' and 'Why do we write ±?' Pause after the derivation: 'Everyone, point to the line where b² - 4ac first appears.' Cold-call 3 groups to read out the final formula. For the stone, say: 'Careful with a = -5. What is 4 x (-5) x 25? Check the sign before you press equals.' Ask 2 groups to show how they handled -4ac. After t = -1 and t = 5, ask: 'Which answer do you keep, and why?' (recalling rejection from Lesson 4). For D = -16 ask: 'What happens when you try √-16 on the calculator?' Let learners see the Math Error message. Ask 3 learners what the sign of D tells us.</w:t>
             </w:r>
           </w:p>
         </w:tc>
@@ -19003,7 +18615,7 @@
                 <w:sz w:val="18"/>
                 <w:szCs w:val="18"/>
               </w:rPr>
-              <w:t xml:space="preserve">Structured Derivation with Visible Verification (mini-whiteboards) — by filling in a scaffold rather than copying notes, students actively construct the formula rather than passively receive it. Holding up boards at each step creates a whole-class checkpoint and allows the teacher to identify errors in real time before they compound. The two applied problems immediately contextualise the abstract formula in Kenyan settings, reinforcing the lesson's storyline thread.</w:t>
+              <w:t xml:space="preserve">Generalising from a specific case to the general case (worked-example-to-formula, with scrambled-strip sequencing): learners see that the formula is not magic but the same completing-the-square steps done once with letters, which supports conceptual rather than procedural understanding. Data table of D values: comparing several equations helps learners notice the pattern between the sign of D and the number of real solutions (SEP: Analysing and Interpreting Data).</w:t>
             </w:r>
           </w:p>
         </w:tc>
@@ -19035,7 +18647,7 @@
                 <w:sz w:val="18"/>
                 <w:szCs w:val="18"/>
               </w:rPr>
-              <w:t xml:space="preserve">Observable indicators: (a) At each whiteboard check-in during the derivation, teacher looks for: correct handling of the (b/2a)² term (common error: students write b²/2a instead of b²/4a²); correct ± sign placement; correct final formula. (b) In the Mombasa problem, the key observable is whether students reject t = −1 with a valid reason — if they accept both solutions, teacher must address the 'context-filtering' skill. (c) In the mandazi problem, students should obtain x = 5 and x = 15 — if calculator answers differ, teacher checks sign errors in identifying a, b, c. (d) Circulate and note which groups are still struggling with identifying a, b, c in non-standard forms — flag these students for targeted support in Phase 3.</w:t>
+              <w:t xml:space="preserve">Check that each group's strips are in a valid order and that they can explain the step that adds (b/2a)². Observable indicators: correct substitution of a = -5 giving D = 900; correct handling of division by -10; rejecting t = -1 with a reason about time; the calculator check giving h = 0 at t = 5. Verify the D table is complete with D = 900, 484, 0 and -16. Note learners who write 'D = -16 so x = -4' (misconception) and address them directly.</w:t>
             </w:r>
           </w:p>
         </w:tc>
@@ -19092,7 +18704,7 @@
             <w:pPr>
               <w:spacing w:after="20" w:before="0"/>
             </w:pPr>
-            <w:hyperlink w:history="1" r:id="rIdmcum8nnxty5ewn-jo9jzc">
+            <w:hyperlink w:history="1" r:id="rIdok6jg5-xpszyhoojkgyyr">
               <w:r>
                 <w:rPr>
                   <w:rFonts w:ascii="Arial" w:cs="Arial" w:eastAsia="Arial" w:hAnsi="Arial"/>
@@ -19101,7 +18713,7 @@
                   <w:szCs w:val="16"/>
                   <w:u w:val="single" w:color="2E75B6"/>
                 </w:rPr>
-                <w:t xml:space="preserve">Solving Real-World Problems Using Quadratic Equations: A Sample Application</w:t>
+                <w:t xml:space="preserve">Proof of the quadratic formula</w:t>
               </w:r>
             </w:hyperlink>
           </w:p>
@@ -19117,7 +18729,7 @@
                 <w:sz w:val="14"/>
                 <w:szCs w:val="14"/>
               </w:rPr>
-              <w:t xml:space="preserve">Source: CK-12</w:t>
+              <w:t xml:space="preserve">Source: Khan Academy (English - US curriculum)</w:t>
             </w:r>
           </w:p>
           <w:p>
@@ -19125,7 +18737,7 @@
               <w:spacing w:after="10" w:before="0"/>
               <w:ind w:left="120"/>
             </w:pPr>
-            <w:hyperlink w:history="1" r:id="rIduoo74-nhrdaptnejkne9t">
+            <w:hyperlink w:history="1" r:id="rId3a24w32ai26wll7ccwpqw">
               <w:r>
                 <w:rPr>
                   <w:rFonts w:ascii="Arial" w:cs="Arial" w:eastAsia="Arial" w:hAnsi="Arial"/>
@@ -19170,7 +18782,313 @@
             <w:pPr>
               <w:spacing w:after="20" w:before="0"/>
             </w:pPr>
-            <w:hyperlink w:history="1" r:id="rId37scxhivm2fvnsn12jgh1">
+            <w:hyperlink w:history="1" r:id="rId468_wyjej1khk6_lp3cfq">
+              <w:r>
+                <w:rPr>
+                  <w:rFonts w:ascii="Arial" w:cs="Arial" w:eastAsia="Arial" w:hAnsi="Arial"/>
+                  <w:color w:val="2E75B6"/>
+                  <w:sz w:val="16"/>
+                  <w:szCs w:val="16"/>
+                  <w:u w:val="single" w:color="2E75B6"/>
+                </w:rPr>
+                <w:t xml:space="preserve">Number of solutions of quadratic equations</w:t>
+              </w:r>
+            </w:hyperlink>
+          </w:p>
+          <w:p>
+            <w:pPr>
+              <w:spacing w:after="10" w:before="0"/>
+              <w:ind w:left="120"/>
+            </w:pPr>
+            <w:r>
+              <w:rPr>
+                <w:rFonts w:ascii="Arial" w:cs="Arial" w:eastAsia="Arial" w:hAnsi="Arial"/>
+                <w:color w:val="595959"/>
+                <w:sz w:val="14"/>
+                <w:szCs w:val="14"/>
+              </w:rPr>
+              <w:t xml:space="preserve">Source: Khan Academy (English - US curriculum)</w:t>
+            </w:r>
+          </w:p>
+          <w:p>
+            <w:pPr>
+              <w:spacing w:after="10" w:before="0"/>
+              <w:ind w:left="120"/>
+            </w:pPr>
+            <w:hyperlink w:history="1" r:id="rId_f74vepwujlgyqlunm7vm">
+              <w:r>
+                <w:rPr>
+                  <w:rFonts w:ascii="Arial" w:cs="Arial" w:eastAsia="Arial" w:hAnsi="Arial"/>
+                  <w:color w:val="595959"/>
+                  <w:sz w:val="14"/>
+                  <w:szCs w:val="14"/>
+                  <w:u w:val="single" w:color="595959"/>
+                </w:rPr>
+                <w:t xml:space="preserve">🔍 Search ARES for similar readings</w:t>
+              </w:r>
+            </w:hyperlink>
+          </w:p>
+        </w:tc>
+        <w:tc>
+          <w:tcPr>
+            <w:tcW w:type="dxa" w:w="3040"/>
+            <w:shd w:fill="FFFFFF" w:color="auto" w:val="clear"/>
+            <w:tcMar>
+              <w:top w:type="dxa" w:w="60"/>
+              <w:left w:type="dxa" w:w="120"/>
+              <w:bottom w:type="dxa" w:w="60"/>
+              <w:right w:type="dxa" w:w="120"/>
+            </w:tcMar>
+            <w:vAlign w:val="top"/>
+          </w:tcPr>
+          <w:p>
+            <w:pPr>
+              <w:spacing w:after="40" w:before="0"/>
+              <w:jc w:val="left"/>
+            </w:pPr>
+            <w:r>
+              <w:rPr>
+                <w:rFonts w:ascii="Arial" w:cs="Arial" w:eastAsia="Arial" w:hAnsi="Arial"/>
+                <w:b w:val="false"/>
+                <w:bCs w:val="false"/>
+                <w:i w:val="false"/>
+                <w:iCs w:val="false"/>
+                <w:color w:val="000000"/>
+                <w:sz w:val="18"/>
+                <w:szCs w:val="18"/>
+              </w:rPr>
+              <w:t xml:space="preserve">Learners apply the formula to Mama Wanjiru's mandazi pricing. She sells n = 120 - 4p mandazi a day at price p KES each and wants a daily revenue of 700 KES. In pairs they write revenue p(120 - 4p) = 700, expand to 4p² - 120p + 700 = 0, divide by 4 to get p² - 30p + 175 = 0, and note a = 1, b = -30, c = 175. They compute D = 900 - 700 = 200, √200 = 14.14, and p = (30 ± 14.14)/2 = 7.93 or 22.07 KES. They check both give revenue 700: at p = 7.93 she sells about 88 mandazi, and at p = 22.07 about 32. Learners discuss in their pairs which price Mama Wanjiru should pick, and why both are mathematically valid but context helps decide: the lower price sells more mandazi, so she picks 7.93 KES. They then cross-check the Nakuru equation x² + 6x - 48 = 0: D = 36 + 192 = 228, x = (-6 ± √228)/2 = -3 ± √57, which matches the Lesson 5 result of 4.55 m. Finally each learner writes a 3-sentence explanation: (1) why the formula works for any quadratic equation, (2) what D tells us, and (3) how context decides which solution to use. This links back to the hall: the committee now has a tool that works whether or not the equation factorises.</w:t>
+            </w:r>
+          </w:p>
+        </w:tc>
+        <w:tc>
+          <w:tcPr>
+            <w:tcW w:type="dxa" w:w="3040"/>
+            <w:shd w:fill="F2F2F2" w:color="auto" w:val="clear"/>
+            <w:tcMar>
+              <w:top w:type="dxa" w:w="60"/>
+              <w:left w:type="dxa" w:w="120"/>
+              <w:bottom w:type="dxa" w:w="60"/>
+              <w:right w:type="dxa" w:w="120"/>
+            </w:tcMar>
+            <w:vAlign w:val="top"/>
+          </w:tcPr>
+          <w:p>
+            <w:pPr>
+              <w:spacing w:after="40" w:before="0"/>
+              <w:jc w:val="left"/>
+            </w:pPr>
+            <w:r>
+              <w:rPr>
+                <w:rFonts w:ascii="Arial" w:cs="Arial" w:eastAsia="Arial" w:hAnsi="Arial"/>
+                <w:b w:val="false"/>
+                <w:bCs w:val="false"/>
+                <w:i w:val="false"/>
+                <w:iCs w:val="false"/>
+                <w:color w:val="000000"/>
+                <w:sz w:val="18"/>
+                <w:szCs w:val="18"/>
+              </w:rPr>
+              <w:t xml:space="preserve">Introduce: 'Mama Wanjiru in Gikomba-style market trading wants exactly 700 KES a day. Is there only one price?' Let pairs work for 6 minutes. Walk around asking: 'Why did we divide by 4 first?' and 'What is b here? Is it 30 or -30?' Give WAIT TIME of 10-15 seconds. Ask 3 pairs to share their two prices and 2 pairs to justify the choice of 7.93 KES. Challenge: 'Both prices give 700 KES. Why would she not choose 22.07?' Push for evidence using mandazi numbers sold (88 versus 32). Then ask: 'In which situation did we reject a solution, and in which did we keep both?' to contrast the stone (reject t = -1) and mandazi (both valid, choose by context). For the Nakuru cross-check say: 'Compare this with the Lesson 5 answer. Do the two methods agree?' Cold-call 3 learners to read their written explanation aloud. Use a sentence starter on the board: 'The formula works for any quadratic because ...'.</w:t>
+            </w:r>
+          </w:p>
+        </w:tc>
+        <w:tc>
+          <w:tcPr>
+            <w:tcW w:type="dxa" w:w="3040"/>
+            <w:shd w:fill="FFFFFF" w:color="auto" w:val="clear"/>
+            <w:tcMar>
+              <w:top w:type="dxa" w:w="60"/>
+              <w:left w:type="dxa" w:w="120"/>
+              <w:bottom w:type="dxa" w:w="60"/>
+              <w:right w:type="dxa" w:w="120"/>
+            </w:tcMar>
+            <w:vAlign w:val="top"/>
+          </w:tcPr>
+          <w:p>
+            <w:pPr>
+              <w:spacing w:after="40" w:before="0"/>
+              <w:jc w:val="left"/>
+            </w:pPr>
+            <w:r>
+              <w:rPr>
+                <w:rFonts w:ascii="Arial" w:cs="Arial" w:eastAsia="Arial" w:hAnsi="Arial"/>
+                <w:b w:val="false"/>
+                <w:bCs w:val="false"/>
+                <w:i w:val="false"/>
+                <w:iCs w:val="false"/>
+                <w:color w:val="000000"/>
+                <w:sz w:val="18"/>
+                <w:szCs w:val="18"/>
+              </w:rPr>
+              <w:t xml:space="preserve">Claim-Evidence-Reasoning (SEP: Engaging in Argument from Evidence): learners state a claim about which price to choose, support it with calculated numbers of mandazi sold, and reason from context. Comparing methods (formula versus completing the square) shows that different methods give the same answer, building trust in the formula as a universal tool.</w:t>
+            </w:r>
+          </w:p>
+        </w:tc>
+        <w:tc>
+          <w:tcPr>
+            <w:tcW w:type="dxa" w:w="3040"/>
+            <w:shd w:fill="F2F2F2" w:color="auto" w:val="clear"/>
+            <w:tcMar>
+              <w:top w:type="dxa" w:w="60"/>
+              <w:left w:type="dxa" w:w="120"/>
+              <w:bottom w:type="dxa" w:w="60"/>
+              <w:right w:type="dxa" w:w="120"/>
+            </w:tcMar>
+            <w:vAlign w:val="top"/>
+          </w:tcPr>
+          <w:p>
+            <w:pPr>
+              <w:spacing w:after="40" w:before="0"/>
+              <w:jc w:val="left"/>
+            </w:pPr>
+            <w:r>
+              <w:rPr>
+                <w:rFonts w:ascii="Arial" w:cs="Arial" w:eastAsia="Arial" w:hAnsi="Arial"/>
+                <w:b w:val="false"/>
+                <w:bCs w:val="false"/>
+                <w:i w:val="false"/>
+                <w:iCs w:val="false"/>
+                <w:color w:val="000000"/>
+                <w:sz w:val="18"/>
+                <w:szCs w:val="18"/>
+              </w:rPr>
+              <w:t xml:space="preserve">Look for correct values a = 1, b = -30, c = 175, D = 200, and prices 7.93 and 22.07 to 2 d.p. Indicators of understanding: learners reference both revenue checks and number sold; they explain that D &gt; 0 gives two real solutions; they note the Nakuru result matches. Collect the 3-sentence explanations as an exit ticket; mark with a 3-point checklist (formula generality, role of D, context decides). Identify learners who still reject a valid solution automatically.</w:t>
+            </w:r>
+          </w:p>
+        </w:tc>
+      </w:tr>
+      <w:tr>
+        <w:tc>
+          <w:tcPr>
+            <w:tcW w:type="dxa" w:w="1520"/>
+            <w:shd w:fill="FCE4D6" w:color="auto" w:val="clear"/>
+            <w:tcMar>
+              <w:top w:type="dxa" w:w="60"/>
+              <w:left w:type="dxa" w:w="120"/>
+              <w:bottom w:type="dxa" w:w="60"/>
+              <w:right w:type="dxa" w:w="120"/>
+            </w:tcMar>
+            <w:vAlign w:val="top"/>
+          </w:tcPr>
+          <w:p>
+            <w:pPr>
+              <w:spacing w:after="40" w:before="0"/>
+              <w:jc w:val="left"/>
+            </w:pPr>
+            <w:r>
+              <w:rPr>
+                <w:rFonts w:ascii="Arial" w:cs="Arial" w:eastAsia="Arial" w:hAnsi="Arial"/>
+                <w:b/>
+                <w:bCs/>
+                <w:i w:val="false"/>
+                <w:iCs w:val="false"/>
+                <w:color w:val="000000"/>
+                <w:sz w:val="18"/>
+                <w:szCs w:val="18"/>
+              </w:rPr>
+              <w:t xml:space="preserve">Driving Question Board (DQB) Creation</w:t>
+            </w:r>
+          </w:p>
+          <w:p>
+            <w:pPr>
+              <w:spacing w:after="20" w:before="0"/>
+            </w:pPr>
+            <w:r>
+              <w:rPr>
+                <w:rFonts w:ascii="Arial" w:cs="Arial" w:eastAsia="Arial" w:hAnsi="Arial"/>
+                <w:b/>
+                <w:bCs/>
+                <w:color w:val="1F3864"/>
+                <w:sz w:val="16"/>
+                <w:szCs w:val="16"/>
+              </w:rPr>
+              <w:t xml:space="preserve">📹 VIDEO:</w:t>
+            </w:r>
+          </w:p>
+          <w:p>
+            <w:pPr>
+              <w:spacing w:after="20" w:before="0"/>
+            </w:pPr>
+            <w:hyperlink w:history="1" r:id="rIdquhl4vfkzezx_0z_bromf">
+              <w:r>
+                <w:rPr>
+                  <w:rFonts w:ascii="Arial" w:cs="Arial" w:eastAsia="Arial" w:hAnsi="Arial"/>
+                  <w:color w:val="2E75B6"/>
+                  <w:sz w:val="16"/>
+                  <w:szCs w:val="16"/>
+                  <w:u w:val="single" w:color="2E75B6"/>
+                </w:rPr>
+                <w:t xml:space="preserve">Using the quadratic formula: number of solutions</w:t>
+              </w:r>
+            </w:hyperlink>
+          </w:p>
+          <w:p>
+            <w:pPr>
+              <w:spacing w:after="10" w:before="0"/>
+              <w:ind w:left="120"/>
+            </w:pPr>
+            <w:r>
+              <w:rPr>
+                <w:rFonts w:ascii="Arial" w:cs="Arial" w:eastAsia="Arial" w:hAnsi="Arial"/>
+                <w:color w:val="595959"/>
+                <w:sz w:val="14"/>
+                <w:szCs w:val="14"/>
+              </w:rPr>
+              <w:t xml:space="preserve">Source: Khan Academy (English - US curriculum)</w:t>
+            </w:r>
+          </w:p>
+          <w:p>
+            <w:pPr>
+              <w:spacing w:after="10" w:before="0"/>
+              <w:ind w:left="120"/>
+            </w:pPr>
+            <w:hyperlink w:history="1" r:id="rIdom-mlyien5yimbp4cyd-z">
+              <w:r>
+                <w:rPr>
+                  <w:rFonts w:ascii="Arial" w:cs="Arial" w:eastAsia="Arial" w:hAnsi="Arial"/>
+                  <w:color w:val="595959"/>
+                  <w:sz w:val="14"/>
+                  <w:szCs w:val="14"/>
+                  <w:u w:val="single" w:color="595959"/>
+                </w:rPr>
+                <w:t xml:space="preserve">🔍 Search ARES for similar videos</w:t>
+              </w:r>
+            </w:hyperlink>
+          </w:p>
+          <w:p>
+            <w:pPr>
+              <w:spacing w:after="40" w:before="0"/>
+            </w:pPr>
+            <w:r>
+              <w:rPr>
+                <w:sz w:val="14"/>
+                <w:szCs w:val="14"/>
+              </w:rPr>
+              <w:t xml:space="preserve"/>
+            </w:r>
+          </w:p>
+          <w:p>
+            <w:pPr>
+              <w:spacing w:after="20" w:before="0"/>
+            </w:pPr>
+            <w:r>
+              <w:rPr>
+                <w:rFonts w:ascii="Arial" w:cs="Arial" w:eastAsia="Arial" w:hAnsi="Arial"/>
+                <w:b/>
+                <w:bCs/>
+                <w:color w:val="1F3864"/>
+                <w:sz w:val="16"/>
+                <w:szCs w:val="16"/>
+              </w:rPr>
+              <w:t xml:space="preserve">📖 EXERCISE:</w:t>
+            </w:r>
+          </w:p>
+          <w:p>
+            <w:pPr>
+              <w:spacing w:after="20" w:before="0"/>
+            </w:pPr>
+            <w:hyperlink w:history="1" r:id="rIdx2d5kwtvkqzfkd7thb6kp">
               <w:r>
                 <w:rPr>
                   <w:rFonts w:ascii="Arial" w:cs="Arial" w:eastAsia="Arial" w:hAnsi="Arial"/>
@@ -19203,7 +19121,7 @@
               <w:spacing w:after="10" w:before="0"/>
               <w:ind w:left="120"/>
             </w:pPr>
-            <w:hyperlink w:history="1" r:id="rIdlw8wfaz4sjxcmq3cd_zdk">
+            <w:hyperlink w:history="1" r:id="rIdil17rh5q87ozqaxz06vrn">
               <w:r>
                 <w:rPr>
                   <w:rFonts w:ascii="Arial" w:cs="Arial" w:eastAsia="Arial" w:hAnsi="Arial"/>
@@ -19245,7 +19163,7 @@
                 <w:sz w:val="18"/>
                 <w:szCs w:val="18"/>
               </w:rPr>
-              <w:t xml:space="preserve">PART A — Discriminant Investigation (10 minutes): Students return to the three equations from Phase 1 (Predict). For each equation, they calculate b² − 4ac without solving fully, record the value, and classify it (positive, zero, or negative). They then solve all three fully using the quadratic formula and observe: equation A gives two distinct solutions; equation B gives one repeated solution; equation C involves √(negative number) and they see it has no real solutions. Students complete a summary table in their books: Equation | a | b | c | Δ = b²−4ac | Nature of solutions. PART B — Method Comparison Table (8 minutes): Groups complete a comparison table in their exercise books contrasting factorisation, completing the square, and the quadratic formula across four criteria: (1) speed, (2) always works?, (3) gives exact vs decimal answers, (4) best used when? Students discuss: 'Which method would you use for the Githurai hall problem (w² + 2w − 120 = 0)? Can you factorise it? Can the formula handle it?' They confirm that w² + 2w − 120 = 0 CAN be factorised (tested in earlier lessons) but the formula would also work.</w:t>
+              <w:t xml:space="preserve">Learners return to the class DQB, which uses 'What we notice / What we wonder' cards. Individually, each writes one 'What we notice' card (for example: 'D = 900 and the stone lands at 5 s' or 'D = -16 means no real solution') and one 'What we wonder' card (for example: 'Which method is quickest for the Harambee committee?' or 'Why does D = 0 give only one answer?'). They post cards under the driving question about the Harambee hall in Githurai. As a class they read the update line and agree on it: 'The quadratic formula is a universal tool — it works for any quadratic equation.' They also place earlier questions that are now answered (for example 'What do we do when it will not factorise?') with a tick, and group the new cards into themes: using the formula, the discriminant, choosing between solutions.</w:t>
             </w:r>
           </w:p>
         </w:tc>
@@ -19277,7 +19195,7 @@
                 <w:sz w:val="18"/>
                 <w:szCs w:val="18"/>
               </w:rPr>
-              <w:t xml:space="preserve">PART A: 1. Say: 'Go back to your Phase 1 predictions. Now calculate b² − 4ac for each equation — just that expression, nothing more yet. [WAIT 15 seconds for students to start.] 2. After 3 minutes, cold-call three different students — one per equation — to state their discriminant value. WAIT 12 seconds each time. Record values on the board next to the tallies from Phase 1. 3. Say: 'Now solve equation C using the formula. What happens when you try to find the square root of a negative number on your calculator? [WAIT 10 seconds.] [Name 5], what did your calculator display?' Expected: ERROR or a non-real result. 4. Say: 'That error message is mathematics telling you something important. Equation C has no real solutions — and you could have known that in five seconds just by checking the discriminant. This is the power of Δ.' Write on the board: Δ &gt; 0 → 2 real solutions | Δ = 0 → 1 real solution | Δ &lt; 0 → no real solutions. 5. Return to Phase 1 tallies: 'How many of us predicted correctly? Were our instincts right?' Celebrate correct predictions and acknowledge the challenge. PART B: 6. Say: 'You have now used three methods to solve quadratic equations. Take 8 minutes to complete the comparison table in your exercise books. Be honest — when is factorisation faster? When is the formula safer?' 7. After 5 minutes, ask: 'For the Githurai hall problem — w² + 2w − 120 = 0 — which method is fastest?' Cold-call [Name 6] and [Name 7] for potentially different answers. WAIT 12 seconds each. Validate both if correct: 'Both work — factorisation is faster here because the factors are integers; the formula is more powerful for non-factorisable equations.'</w:t>
+              <w:t xml:space="preserve">Say: 'Take two minutes to write one thing you noticed and one thing you wonder.' Give WAIT TIME of 10-15 seconds before learners begin writing. Cold-call 4 learners to read their cards, then ask the class: 'Does this card answer an earlier question on our board?' Move answered questions to a 'Now we know' column. Highlight the new wonder cards that point to Lesson 7: 'Which method is best for which equation?' Write the DQB update on a strip: 'The quadratic formula is a universal tool — it works for any quadratic equation.' Ask 3 learners to explain in their own words what 'universal' means using the stone or mandazi example. Keep it brisk, about 8 minutes.</w:t>
             </w:r>
           </w:p>
         </w:tc>
@@ -19309,7 +19227,7 @@
                 <w:sz w:val="18"/>
                 <w:szCs w:val="18"/>
               </w:rPr>
-              <w:t xml:space="preserve">Claim-Evidence-Reasoning (CER) applied to method selection — students are not just practising procedures; they are making claims ('factorisation is faster'), supporting them with evidence (the comparison table), and reasoning about when each tool is appropriate. This builds metacognitive awareness of mathematical methods, which is a core CBE competency. The return to Phase 1 predictions closes the cognitive loop opened at the start of the lesson.</w:t>
+              <w:t xml:space="preserve">Driving Question Board (notice/wonder cards): publicly tracking questions makes growing understanding visible, shows learners their own questions drive the unit, and prepares the next investigation, which is choosing efficient methods in Lesson 7.</w:t>
             </w:r>
           </w:p>
         </w:tc>
@@ -19341,7 +19259,7 @@
                 <w:sz w:val="18"/>
                 <w:szCs w:val="18"/>
               </w:rPr>
-              <w:t xml:space="preserve">Observable indicators: (a) Discriminant table is complete and correct — teacher checks that students have correctly computed Δ for all three equations (A: Δ = 1, B: Δ = 0, C: Δ = −11) and matched the correct nature of solutions. (b) Method comparison table shows nuanced reasoning, not just 'formula is best' — students should identify that factorisation is faster for 'nice' equations. (c) When asked about the Githurai hall equation, students should be able to confirm it is factorisable (w + 12)(w − 10) = 0 — this is a direct preview of Lesson 7. Students who cannot recall this from earlier lessons need a quick prompt back to their Lesson 3 notes.</w:t>
+              <w:t xml:space="preserve">Check that notice cards contain evidence (numbers such as D = 900 or t = 5 s) rather than vague statements. Check that wonder cards are about mathematics and not just procedure. Count how many learners connect D to the number of solutions. Note whether any cards show the misconception that the formula replaces the need for checking solutions in context.</w:t>
             </w:r>
           </w:p>
         </w:tc>
@@ -19350,32 +19268,32 @@
         <w:tc>
           <w:tcPr>
             <w:tcW w:type="dxa" w:w="1520"/>
-            <w:shd w:fill="FCE4D6" w:color="auto" w:val="clear"/>
-            <w:tcMar>
-              <w:top w:type="dxa" w:w="60"/>
-              <w:left w:type="dxa" w:w="120"/>
-              <w:bottom w:type="dxa" w:w="60"/>
-              <w:right w:type="dxa" w:w="120"/>
-            </w:tcMar>
-            <w:vAlign w:val="top"/>
-          </w:tcPr>
-          <w:p>
-            <w:pPr>
-              <w:spacing w:after="40" w:before="0"/>
-              <w:jc w:val="left"/>
-            </w:pPr>
-            <w:r>
-              <w:rPr>
-                <w:rFonts w:ascii="Arial" w:cs="Arial" w:eastAsia="Arial" w:hAnsi="Arial"/>
-                <w:b/>
-                <w:bCs/>
-                <w:i w:val="false"/>
-                <w:iCs w:val="false"/>
-                <w:color w:val="000000"/>
-                <w:sz w:val="18"/>
-                <w:szCs w:val="18"/>
-              </w:rPr>
-              <w:t xml:space="preserve">Driving Question Board (DQB) Creation</w:t>
+            <w:shd w:fill="D5E8F0" w:color="auto" w:val="clear"/>
+            <w:tcMar>
+              <w:top w:type="dxa" w:w="60"/>
+              <w:left w:type="dxa" w:w="120"/>
+              <w:bottom w:type="dxa" w:w="60"/>
+              <w:right w:type="dxa" w:w="120"/>
+            </w:tcMar>
+            <w:vAlign w:val="top"/>
+          </w:tcPr>
+          <w:p>
+            <w:pPr>
+              <w:spacing w:after="40" w:before="0"/>
+              <w:jc w:val="left"/>
+            </w:pPr>
+            <w:r>
+              <w:rPr>
+                <w:rFonts w:ascii="Arial" w:cs="Arial" w:eastAsia="Arial" w:hAnsi="Arial"/>
+                <w:b/>
+                <w:bCs/>
+                <w:i w:val="false"/>
+                <w:iCs w:val="false"/>
+                <w:color w:val="000000"/>
+                <w:sz w:val="18"/>
+                <w:szCs w:val="18"/>
+              </w:rPr>
+              <w:t xml:space="preserve">Model Building Phase</w:t>
             </w:r>
           </w:p>
           <w:p>
@@ -19398,7 +19316,7 @@
             <w:pPr>
               <w:spacing w:after="20" w:before="0"/>
             </w:pPr>
-            <w:hyperlink w:history="1" r:id="rIdc7kqc56o-atpz1f8hw9_v">
+            <w:hyperlink w:history="1" r:id="rId_3wxymsieljztme-u2qwa">
               <w:r>
                 <w:rPr>
                   <w:rFonts w:ascii="Arial" w:cs="Arial" w:eastAsia="Arial" w:hAnsi="Arial"/>
@@ -19407,7 +19325,7 @@
                   <w:szCs w:val="16"/>
                   <w:u w:val="single" w:color="2E75B6"/>
                 </w:rPr>
-                <w:t xml:space="preserve">Proof of the quadratic formula</w:t>
+                <w:t xml:space="preserve">Using the quadratic formula: number of solutions -dubbed(KY)</w:t>
               </w:r>
             </w:hyperlink>
           </w:p>
@@ -19423,7 +19341,7 @@
                 <w:sz w:val="14"/>
                 <w:szCs w:val="14"/>
               </w:rPr>
-              <w:t xml:space="preserve">Source: Khan Academy (English - US curriculum)</w:t>
+              <w:t xml:space="preserve">Source: Khan Academy (Kiswahili)</w:t>
             </w:r>
           </w:p>
           <w:p>
@@ -19431,7 +19349,7 @@
               <w:spacing w:after="10" w:before="0"/>
               <w:ind w:left="120"/>
             </w:pPr>
-            <w:hyperlink w:history="1" r:id="rIdbs2c6jsl6mqvy2ew1mxea">
+            <w:hyperlink w:history="1" r:id="rIdtyx7xbdppqmgiwxqcggyc">
               <w:r>
                 <w:rPr>
                   <w:rFonts w:ascii="Arial" w:cs="Arial" w:eastAsia="Arial" w:hAnsi="Arial"/>
@@ -19476,7 +19394,7 @@
             <w:pPr>
               <w:spacing w:after="20" w:before="0"/>
             </w:pPr>
-            <w:hyperlink w:history="1" r:id="rIdhj6sdikqdsljkd5nukbka">
+            <w:hyperlink w:history="1" r:id="rIdqk3gw2pbilgu9cmtxaf3c">
               <w:r>
                 <w:rPr>
                   <w:rFonts w:ascii="Arial" w:cs="Arial" w:eastAsia="Arial" w:hAnsi="Arial"/>
@@ -19485,9 +19403,25 @@
                   <w:szCs w:val="16"/>
                   <w:u w:val="single" w:color="2E75B6"/>
                 </w:rPr>
-                <w:t xml:space="preserve">Number of solutions of quadratic equations</w:t>
+                <w:t xml:space="preserve">Solve quadratic equations: complex solutions</w:t>
               </w:r>
             </w:hyperlink>
+          </w:p>
+          <w:p>
+            <w:pPr>
+              <w:spacing w:after="20" w:before="0"/>
+            </w:pPr>
+            <w:r>
+              <w:rPr>
+                <w:rFonts w:ascii="Arial" w:cs="Arial" w:eastAsia="Arial" w:hAnsi="Arial"/>
+                <w:i/>
+                <w:iCs/>
+                <w:color w:val="595959"/>
+                <w:sz w:val="16"/>
+                <w:szCs w:val="16"/>
+              </w:rPr>
+              <w:t xml:space="preserve">Related topic: not an exact match for this lesson.</w:t>
+            </w:r>
           </w:p>
           <w:p>
             <w:pPr>
@@ -19509,7 +19443,7 @@
               <w:spacing w:after="10" w:before="0"/>
               <w:ind w:left="120"/>
             </w:pPr>
-            <w:hyperlink w:history="1" r:id="rIdtxrtf4s36prryjx_a3jqv">
+            <w:hyperlink w:history="1" r:id="rId3bd1hbhlqpxc2og1z_imk">
               <w:r>
                 <w:rPr>
                   <w:rFonts w:ascii="Arial" w:cs="Arial" w:eastAsia="Arial" w:hAnsi="Arial"/>
@@ -19551,7 +19485,7 @@
                 <w:sz w:val="18"/>
                 <w:szCs w:val="18"/>
               </w:rPr>
-              <w:t xml:space="preserve">Each student receives one sticky note (or enters a response on the ARES platform if using digital devices). They respond to the DQB prompt: 'What new understanding do you have about solving quadratic equations — and how does today's lesson change what you would do to solve the Githurai hall problem?' Students write their response, then post it under the relevant DQB column: 'What we now know' or 'What we still wonder'. The class reads 4–5 posted notes aloud. The teacher writes the lesson's anchor statement on the DQB: 'THE QUADRATIC FORMULA is a universal tool — it solves any quadratic equation. The discriminant (b² − 4ac) tells us how many real solutions exist before we fully solve.' Students also update the 'Methods Available' section of the DQB to now show three methods: Factorisation | Completing the Square | Quadratic Formula.</w:t>
+              <w:t xml:space="preserve">Learners add to the class cumulative model poster for the Githurai hall. In groups they extend the poster with a new 'Method 3: quadratic formula' panel showing the hall check: a = 1, b = 2, c = -120, D = 484, w = (-2 ± 22)/2 = 10 or -12, rejecting -12 because a width cannot be negative, giving a hall of width 10 m, length 12 m, area 120 m². They add a small flow chart: write in general form ax² + bx + c = 0; find a, b, c; compute D; if D &gt; 0 two real solutions, D = 0 one repeated solution, D &lt; 0 no real solutions; substitute into the formula; check each solution in context and reject impossible ones. They include the Mombasa stone (D = 900, lands at t = 5 s) and Mama Wanjiru's mandazi (D = 200, p = 7.93 or 22.07 KES) as side examples. Each learner then completes a short summary table in their notebook (see the prompt) and revises their original prediction card from the start of the lesson, writing what they would now say.</w:t>
             </w:r>
           </w:p>
         </w:tc>
@@ -19583,7 +19517,7 @@
                 <w:sz w:val="18"/>
                 <w:szCs w:val="18"/>
               </w:rPr>
-              <w:t xml:space="preserve">1. Say: 'We started this unit with a committee in Githurai who couldn't find the hall dimensions. Look at our DQB — we have been building a toolkit lesson by lesson. Today we added the most powerful tool: the quadratic formula. Take 3 minutes to write your sticky note response.' 2. Circulate and read notes as students write. Identify 2 'What we still wonder' notes that raise genuine mathematical questions (e.g., 'What if a = 0?' or 'Can you get a complex number as an answer?') — these will be used to close the lesson. 3. After posting, read 3 'What we now know' notes and 2 'What we still wonder' notes aloud to the class. For each 'wonder' note, say: 'That is a great mathematical question. Write it in your exercise book — it may be explored in future mathematics courses.' 4. Write the anchor statement on the DQB in a new colour (e.g., green) to mark it as Lesson 6's contribution. 5. Point to the Githurai hall problem on the DQB: 'w² + 2w − 120 = 0. We could now solve this with any of our three methods. In Lesson 7 — our final lesson — you will choose your method, solve it completely, interpret the answer, and present your solution as if you were reporting back to the Githurai Harambee committee.'</w:t>
+              <w:t xml:space="preserve">Say: 'Our model must now show three ways of finding the hall dimensions: factorisation, completing the square, and the quadratic formula. Add the third panel.' Circulate and ask: 'Where on your poster does the stone reject an answer? Where does the hall reject an answer?' Give WAIT TIME of 10-15 seconds before taking responses. Ask 3 groups to present their flow chart in 1 minute each, and cold-call 2 learners to name what D tells us. Push on precision: 'Does D = 484 being a perfect square tell us anything about whether the equation factorises?' (Encourage them to notice that √484 = 22 is whole, and the equation did factorise.) Remind learners that the model must connect back to the committee's problem and that Lesson 7 will ask them to choose the most efficient method. Collect notebook tables to review.</w:t>
             </w:r>
           </w:p>
         </w:tc>
@@ -19615,7 +19549,7 @@
                 <w:sz w:val="18"/>
                 <w:szCs w:val="18"/>
               </w:rPr>
-              <w:t xml:space="preserve">Collaborative DQB Updating — the public, cumulative nature of the DQB makes students' growing understanding visible over time. By physically adding to the board and seeing it fill up across lessons, students experience a concrete narrative of intellectual progress. Connecting today's entry to Lesson 7's culminating task creates forward momentum and purpose.</w:t>
+              <w:t xml:space="preserve">Cumulative model revision (SEP: Developing and Using Models): adding the formula panel and a decision flow chart lets learners organise three methods into one coherent model of how to solve quadratic equations, and shows that every method leads to the same hall: width 10 m, length 12 m. Revising the original prediction reinforces conceptual change.</w:t>
             </w:r>
           </w:p>
         </w:tc>
@@ -19647,313 +19581,7 @@
                 <w:sz w:val="18"/>
                 <w:szCs w:val="18"/>
               </w:rPr>
-              <w:t xml:space="preserve">Observable indicators: (a) Sticky notes reference the quadratic formula, the discriminant, or method comparison — generic notes ('I learned about quadratic equations') indicate surface-level engagement and require a teacher follow-up question: 'Can you be more specific about what the formula tells us?' (b) The 'What we still wonder' notes reveal whether students are thinking beyond procedures (e.g., wondering about complex numbers or the graphical meaning of the discriminant) — these are signs of higher-order engagement. (c) Students who cannot connect today's learning to the Githurai hall problem need a direct prompt: 'What are the values of a, b, and c for the Githurai equation?'</w:t>
-            </w:r>
-          </w:p>
-        </w:tc>
-      </w:tr>
-      <w:tr>
-        <w:tc>
-          <w:tcPr>
-            <w:tcW w:type="dxa" w:w="1520"/>
-            <w:shd w:fill="D5E8F0" w:color="auto" w:val="clear"/>
-            <w:tcMar>
-              <w:top w:type="dxa" w:w="60"/>
-              <w:left w:type="dxa" w:w="120"/>
-              <w:bottom w:type="dxa" w:w="60"/>
-              <w:right w:type="dxa" w:w="120"/>
-            </w:tcMar>
-            <w:vAlign w:val="top"/>
-          </w:tcPr>
-          <w:p>
-            <w:pPr>
-              <w:spacing w:after="40" w:before="0"/>
-              <w:jc w:val="left"/>
-            </w:pPr>
-            <w:r>
-              <w:rPr>
-                <w:rFonts w:ascii="Arial" w:cs="Arial" w:eastAsia="Arial" w:hAnsi="Arial"/>
-                <w:b/>
-                <w:bCs/>
-                <w:i w:val="false"/>
-                <w:iCs w:val="false"/>
-                <w:color w:val="000000"/>
-                <w:sz w:val="18"/>
-                <w:szCs w:val="18"/>
-              </w:rPr>
-              <w:t xml:space="preserve">Model Building Phase</w:t>
-            </w:r>
-          </w:p>
-          <w:p>
-            <w:pPr>
-              <w:spacing w:after="20" w:before="0"/>
-            </w:pPr>
-            <w:r>
-              <w:rPr>
-                <w:rFonts w:ascii="Arial" w:cs="Arial" w:eastAsia="Arial" w:hAnsi="Arial"/>
-                <w:b/>
-                <w:bCs/>
-                <w:color w:val="1F3864"/>
-                <w:sz w:val="16"/>
-                <w:szCs w:val="16"/>
-              </w:rPr>
-              <w:t xml:space="preserve">📹 VIDEO:</w:t>
-            </w:r>
-          </w:p>
-          <w:p>
-            <w:pPr>
-              <w:spacing w:after="20" w:before="0"/>
-            </w:pPr>
-            <w:hyperlink w:history="1" r:id="rIdrbgivol9ho_m4dq3lgqli">
-              <w:r>
-                <w:rPr>
-                  <w:rFonts w:ascii="Arial" w:cs="Arial" w:eastAsia="Arial" w:hAnsi="Arial"/>
-                  <w:color w:val="2E75B6"/>
-                  <w:sz w:val="16"/>
-                  <w:szCs w:val="16"/>
-                  <w:u w:val="single" w:color="2E75B6"/>
-                </w:rPr>
-                <w:t xml:space="preserve">Using the quadratic formula: number of solutions</w:t>
-              </w:r>
-            </w:hyperlink>
-          </w:p>
-          <w:p>
-            <w:pPr>
-              <w:spacing w:after="10" w:before="0"/>
-              <w:ind w:left="120"/>
-            </w:pPr>
-            <w:r>
-              <w:rPr>
-                <w:rFonts w:ascii="Arial" w:cs="Arial" w:eastAsia="Arial" w:hAnsi="Arial"/>
-                <w:color w:val="595959"/>
-                <w:sz w:val="14"/>
-                <w:szCs w:val="14"/>
-              </w:rPr>
-              <w:t xml:space="preserve">Source: Khan Academy (English - US curriculum)</w:t>
-            </w:r>
-          </w:p>
-          <w:p>
-            <w:pPr>
-              <w:spacing w:after="10" w:before="0"/>
-              <w:ind w:left="120"/>
-            </w:pPr>
-            <w:hyperlink w:history="1" r:id="rIdiyhl3jdkjvmj3dgop8ayo">
-              <w:r>
-                <w:rPr>
-                  <w:rFonts w:ascii="Arial" w:cs="Arial" w:eastAsia="Arial" w:hAnsi="Arial"/>
-                  <w:color w:val="595959"/>
-                  <w:sz w:val="14"/>
-                  <w:szCs w:val="14"/>
-                  <w:u w:val="single" w:color="595959"/>
-                </w:rPr>
-                <w:t xml:space="preserve">🔍 Search ARES for similar videos</w:t>
-              </w:r>
-            </w:hyperlink>
-          </w:p>
-          <w:p>
-            <w:pPr>
-              <w:spacing w:after="40" w:before="0"/>
-            </w:pPr>
-            <w:r>
-              <w:rPr>
-                <w:sz w:val="14"/>
-                <w:szCs w:val="14"/>
-              </w:rPr>
-              <w:t xml:space="preserve"/>
-            </w:r>
-          </w:p>
-          <w:p>
-            <w:pPr>
-              <w:spacing w:after="20" w:before="0"/>
-            </w:pPr>
-            <w:r>
-              <w:rPr>
-                <w:rFonts w:ascii="Arial" w:cs="Arial" w:eastAsia="Arial" w:hAnsi="Arial"/>
-                <w:b/>
-                <w:bCs/>
-                <w:color w:val="1F3864"/>
-                <w:sz w:val="16"/>
-                <w:szCs w:val="16"/>
-              </w:rPr>
-              <w:t xml:space="preserve">📖 EXERCISE:</w:t>
-            </w:r>
-          </w:p>
-          <w:p>
-            <w:pPr>
-              <w:spacing w:after="20" w:before="0"/>
-            </w:pPr>
-            <w:hyperlink w:history="1" r:id="rIdfk7nbk64sgpygknpku-uu">
-              <w:r>
-                <w:rPr>
-                  <w:rFonts w:ascii="Arial" w:cs="Arial" w:eastAsia="Arial" w:hAnsi="Arial"/>
-                  <w:color w:val="2E75B6"/>
-                  <w:sz w:val="16"/>
-                  <w:szCs w:val="16"/>
-                  <w:u w:val="single" w:color="2E75B6"/>
-                </w:rPr>
-                <w:t xml:space="preserve">Using Quadratic Equations to Solve Problems Practice</w:t>
-              </w:r>
-            </w:hyperlink>
-          </w:p>
-          <w:p>
-            <w:pPr>
-              <w:spacing w:after="10" w:before="0"/>
-              <w:ind w:left="120"/>
-            </w:pPr>
-            <w:r>
-              <w:rPr>
-                <w:rFonts w:ascii="Arial" w:cs="Arial" w:eastAsia="Arial" w:hAnsi="Arial"/>
-                <w:color w:val="595959"/>
-                <w:sz w:val="14"/>
-                <w:szCs w:val="14"/>
-              </w:rPr>
-              <w:t xml:space="preserve">Source: CK-12</w:t>
-            </w:r>
-          </w:p>
-          <w:p>
-            <w:pPr>
-              <w:spacing w:after="10" w:before="0"/>
-              <w:ind w:left="120"/>
-            </w:pPr>
-            <w:hyperlink w:history="1" r:id="rIdvs7ougbgv6zngnhykfwoh">
-              <w:r>
-                <w:rPr>
-                  <w:rFonts w:ascii="Arial" w:cs="Arial" w:eastAsia="Arial" w:hAnsi="Arial"/>
-                  <w:color w:val="595959"/>
-                  <w:sz w:val="14"/>
-                  <w:szCs w:val="14"/>
-                  <w:u w:val="single" w:color="595959"/>
-                </w:rPr>
-                <w:t xml:space="preserve">🔍 Search ARES for similar readings</w:t>
-              </w:r>
-            </w:hyperlink>
-          </w:p>
-        </w:tc>
-        <w:tc>
-          <w:tcPr>
-            <w:tcW w:type="dxa" w:w="3040"/>
-            <w:shd w:fill="FFFFFF" w:color="auto" w:val="clear"/>
-            <w:tcMar>
-              <w:top w:type="dxa" w:w="60"/>
-              <w:left w:type="dxa" w:w="120"/>
-              <w:bottom w:type="dxa" w:w="60"/>
-              <w:right w:type="dxa" w:w="120"/>
-            </w:tcMar>
-            <w:vAlign w:val="top"/>
-          </w:tcPr>
-          <w:p>
-            <w:pPr>
-              <w:spacing w:after="40" w:before="0"/>
-              <w:jc w:val="left"/>
-            </w:pPr>
-            <w:r>
-              <w:rPr>
-                <w:rFonts w:ascii="Arial" w:cs="Arial" w:eastAsia="Arial" w:hAnsi="Arial"/>
-                <w:b w:val="false"/>
-                <w:bCs w:val="false"/>
-                <w:i w:val="false"/>
-                <w:iCs w:val="false"/>
-                <w:color w:val="000000"/>
-                <w:sz w:val="18"/>
-                <w:szCs w:val="18"/>
-              </w:rPr>
-              <w:t xml:space="preserve">Students retrieve their cumulative 'Quadratic Equations Toolkit' model — a visual diagram they have been building since Lesson 1. Today they add a new layer: the Quadratic Formula branch. On their model, they draw a new branch labelled 'Method 3: Quadratic Formula', adding the formula x = (−b ± √(b² − 4ac)) / 2a, the discriminant classification table (Δ &gt; 0, = 0, &lt; 0), and an annotated example using the Mombasa stone problem (−5t² + 20t + 25 = 0 → t = 5 s). They also draw a connecting arrow from 'Method 3' back to the Githurai hall problem (w² + 2w − 120 = 0) with a note: 'Formula works here — but factorisation is faster.' Finally, students write one sentence at the bottom of their model: 'The best method depends on the equation — a mathematician chooses tools wisely.'</w:t>
-            </w:r>
-          </w:p>
-        </w:tc>
-        <w:tc>
-          <w:tcPr>
-            <w:tcW w:type="dxa" w:w="3040"/>
-            <w:shd w:fill="F2F2F2" w:color="auto" w:val="clear"/>
-            <w:tcMar>
-              <w:top w:type="dxa" w:w="60"/>
-              <w:left w:type="dxa" w:w="120"/>
-              <w:bottom w:type="dxa" w:w="60"/>
-              <w:right w:type="dxa" w:w="120"/>
-            </w:tcMar>
-            <w:vAlign w:val="top"/>
-          </w:tcPr>
-          <w:p>
-            <w:pPr>
-              <w:spacing w:after="40" w:before="0"/>
-              <w:jc w:val="left"/>
-            </w:pPr>
-            <w:r>
-              <w:rPr>
-                <w:rFonts w:ascii="Arial" w:cs="Arial" w:eastAsia="Arial" w:hAnsi="Arial"/>
-                <w:b w:val="false"/>
-                <w:bCs w:val="false"/>
-                <w:i w:val="false"/>
-                <w:iCs w:val="false"/>
-                <w:color w:val="000000"/>
-                <w:sz w:val="18"/>
-                <w:szCs w:val="18"/>
-              </w:rPr>
-              <w:t xml:space="preserve">1. Say: 'Take out your Toolkit model from Lesson 1. You are about to add the final method branch before our big Lesson 7 presentation. You have 8 minutes — work individually, but you may ask your group for help on the diagram layout.' 2. Circulate and check that: (a) the formula is written correctly (common error: missing the 2a in the denominator — the whole expression −b ± √(b²−4ac) must be divided by 2a, not just ±√(b²−4ac)); (b) the discriminant table shows all three cases; (c) the Mombasa problem is used as the worked example, not a different problem. 3. If a student has written the formula incorrectly, do NOT correct it for them — say: 'Check your formula against Step 7 of your Derivation Scaffold card. Do they match?' WAIT for the student to self-correct. 4. With 2 minutes remaining, say: 'Look at your whole model — from Lesson 1 to today. You have built a complete toolkit for solving quadratic equations. Tomorrow in Lesson 7, you use this toolkit to finally answer the committee's question and solve the Githurai hall problem completely.' 5. Collect or photograph all models for teacher review before Lesson 7.</w:t>
-            </w:r>
-          </w:p>
-        </w:tc>
-        <w:tc>
-          <w:tcPr>
-            <w:tcW w:type="dxa" w:w="3040"/>
-            <w:shd w:fill="FFFFFF" w:color="auto" w:val="clear"/>
-            <w:tcMar>
-              <w:top w:type="dxa" w:w="60"/>
-              <w:left w:type="dxa" w:w="120"/>
-              <w:bottom w:type="dxa" w:w="60"/>
-              <w:right w:type="dxa" w:w="120"/>
-            </w:tcMar>
-            <w:vAlign w:val="top"/>
-          </w:tcPr>
-          <w:p>
-            <w:pPr>
-              <w:spacing w:after="40" w:before="0"/>
-              <w:jc w:val="left"/>
-            </w:pPr>
-            <w:r>
-              <w:rPr>
-                <w:rFonts w:ascii="Arial" w:cs="Arial" w:eastAsia="Arial" w:hAnsi="Arial"/>
-                <w:b w:val="false"/>
-                <w:bCs w:val="false"/>
-                <w:i w:val="false"/>
-                <w:iCs w:val="false"/>
-                <w:color w:val="000000"/>
-                <w:sz w:val="18"/>
-                <w:szCs w:val="18"/>
-              </w:rPr>
-              <w:t xml:space="preserve">Cumulative Model Building — the ongoing Toolkit model serves as a personalised knowledge representation that grows with each lesson. Adding to an existing model (rather than starting fresh) reinforces that knowledge is cumulative and connected. The explicit comparison arrow ('works here — but factorisation is faster') develops metacognitive tool-selection skills, a core mathematical practice aligned to NGSS Science and Engineering Practice 5 (Using Mathematics and Computational Thinking).</w:t>
-            </w:r>
-          </w:p>
-        </w:tc>
-        <w:tc>
-          <w:tcPr>
-            <w:tcW w:type="dxa" w:w="3040"/>
-            <w:shd w:fill="F2F2F2" w:color="auto" w:val="clear"/>
-            <w:tcMar>
-              <w:top w:type="dxa" w:w="60"/>
-              <w:left w:type="dxa" w:w="120"/>
-              <w:bottom w:type="dxa" w:w="60"/>
-              <w:right w:type="dxa" w:w="120"/>
-            </w:tcMar>
-            <w:vAlign w:val="top"/>
-          </w:tcPr>
-          <w:p>
-            <w:pPr>
-              <w:spacing w:after="40" w:before="0"/>
-              <w:jc w:val="left"/>
-            </w:pPr>
-            <w:r>
-              <w:rPr>
-                <w:rFonts w:ascii="Arial" w:cs="Arial" w:eastAsia="Arial" w:hAnsi="Arial"/>
-                <w:b w:val="false"/>
-                <w:bCs w:val="false"/>
-                <w:i w:val="false"/>
-                <w:iCs w:val="false"/>
-                <w:color w:val="000000"/>
-                <w:sz w:val="18"/>
-                <w:szCs w:val="18"/>
-              </w:rPr>
-              <w:t xml:space="preserve">Observable indicators: (a) The formula on the student's model matches the board-written formula exactly — any discrepancy (especially in the denominator or the ± placement) must be corrected before Lesson 7. (b) The discriminant table shows all three cases with correct inequality/equality signs. (c) The Mombasa example is worked correctly on the model (t = 5 s, with t = −1 rejected). (d) The connecting arrow to the Githurai equation is present — students who omit this have not yet connected the new learning to the driving question and need a direct prompt. (e) Teacher photographs all models and reviews them before Lesson 7 to identify students who will need targeted support during the Lesson 7 capstone activity.</w:t>
+              <w:t xml:space="preserve">Check posters for the correct hall panel (a = 1, b = 2, c = -120, D = 484, w = 10 or -12, reject -12, width 10 m, length 12 m), the flow chart showing all three cases of D, and the context check step. Observe whether learners can explain why the three methods agree. Review notebooks: revised prediction should show that the formula works for any quadratic equation, and the table should be filled with accurate data. Flag learners who treat D &lt; 0 as a solution.</w:t>
             </w:r>
           </w:p>
         </w:tc>
@@ -20046,102 +19674,7 @@
                 <w:sz w:val="18"/>
                 <w:szCs w:val="18"/>
               </w:rPr>
-              <w:t xml:space="preserve">After the lesson, reflect on the following questions:</w:t>
-            </w:r>
-          </w:p>
-          <w:p>
-            <w:pPr>
-              <w:spacing w:after="40" w:before="0"/>
-              <w:jc w:val="left"/>
-            </w:pPr>
-            <w:r>
-              <w:rPr>
-                <w:rFonts w:ascii="Arial" w:cs="Arial" w:eastAsia="Arial" w:hAnsi="Arial"/>
-                <w:b w:val="false"/>
-                <w:bCs w:val="false"/>
-                <w:i w:val="false"/>
-                <w:iCs w:val="false"/>
-                <w:color w:val="000000"/>
-                <w:sz w:val="18"/>
-                <w:szCs w:val="18"/>
-              </w:rPr>
-              <w:t xml:space="preserve">1. DERIVATION ACCESSIBILITY: Did all groups successfully complete the Derivation Scaffold, or did certain steps (especially the b²/4a² completing-the-square term) cause widespread confusion? If more than 30% of groups struggled at Step 4, consider opening Lesson 7 with a 5-minute 'formula verification' warm-up where students substitute the Githurai values a=1, b=2, c=−120 into the formula and confirm they get the same answers as in Lesson 3 (factorisation).</w:t>
-            </w:r>
-          </w:p>
-          <w:p>
-            <w:pPr>
-              <w:spacing w:after="40" w:before="0"/>
-              <w:jc w:val="left"/>
-            </w:pPr>
-            <w:r>
-              <w:rPr>
-                <w:rFonts w:ascii="Arial" w:cs="Arial" w:eastAsia="Arial" w:hAnsi="Arial"/>
-                <w:b w:val="false"/>
-                <w:bCs w:val="false"/>
-                <w:i w:val="false"/>
-                <w:iCs w:val="false"/>
-                <w:color w:val="000000"/>
-                <w:sz w:val="18"/>
-                <w:szCs w:val="18"/>
-              </w:rPr>
-              <w:t xml:space="preserve">2. CALCULATOR FLUENCY: Did students confidently use scientific calculators to evaluate √(b²−4ac)? If students were slow or made calculator errors (especially with negative values under the square root), plan to address calculator technique at the start of Lesson 7.</w:t>
-            </w:r>
-          </w:p>
-          <w:p>
-            <w:pPr>
-              <w:spacing w:after="40" w:before="0"/>
-              <w:jc w:val="left"/>
-            </w:pPr>
-            <w:r>
-              <w:rPr>
-                <w:rFonts w:ascii="Arial" w:cs="Arial" w:eastAsia="Arial" w:hAnsi="Arial"/>
-                <w:b w:val="false"/>
-                <w:bCs w:val="false"/>
-                <w:i w:val="false"/>
-                <w:iCs w:val="false"/>
-                <w:color w:val="000000"/>
-                <w:sz w:val="18"/>
-                <w:szCs w:val="18"/>
-              </w:rPr>
-              <w:t xml:space="preserve">3. CONTEXT REJECTION: When solving the Mombasa stone problem, did students spontaneously reject t = −1 as physically meaningless, or did they need significant prompting? Students who accepted both solutions without questioning real-world meaning may struggle with the Lesson 7 capstone interpretation (w = −12 must be rejected since width cannot be negative).</w:t>
-            </w:r>
-          </w:p>
-          <w:p>
-            <w:pPr>
-              <w:spacing w:after="40" w:before="0"/>
-              <w:jc w:val="left"/>
-            </w:pPr>
-            <w:r>
-              <w:rPr>
-                <w:rFonts w:ascii="Arial" w:cs="Arial" w:eastAsia="Arial" w:hAnsi="Arial"/>
-                <w:b w:val="false"/>
-                <w:bCs w:val="false"/>
-                <w:i w:val="false"/>
-                <w:iCs w:val="false"/>
-                <w:color w:val="000000"/>
-                <w:sz w:val="18"/>
-                <w:szCs w:val="18"/>
-              </w:rPr>
-              <w:t xml:space="preserve">4. DQB QUALITY: Were the sticky notes specific and connected to the driving question? If notes were generic, consider assigning a more structured prompt for Lesson 7's DQB update: 'Complete this sentence: The Githurai committee should use [METHOD] because ___.'</w:t>
-            </w:r>
-          </w:p>
-          <w:p>
-            <w:pPr>
-              <w:spacing w:after="40" w:before="0"/>
-              <w:jc w:val="left"/>
-            </w:pPr>
-            <w:r>
-              <w:rPr>
-                <w:rFonts w:ascii="Arial" w:cs="Arial" w:eastAsia="Arial" w:hAnsi="Arial"/>
-                <w:b w:val="false"/>
-                <w:bCs w:val="false"/>
-                <w:i w:val="false"/>
-                <w:iCs w:val="false"/>
-                <w:color w:val="000000"/>
-                <w:sz w:val="18"/>
-                <w:szCs w:val="18"/>
-              </w:rPr>
-              <w:t xml:space="preserve">5. PACING: The lesson is content-heavy (derivation + two applied problems + discriminant + model building). If time ran short, note which phase was compressed and ensure that phase is revisited in Lesson 7's opening. The derivation (Phase 2 Part A) is the highest-priority activity and should not be rushed — it is the conceptual centrepiece of the entire lesson.</w:t>
+              <w:t xml:space="preserve">After the lesson ask yourself: Did learners understand each line of the derivation, or did they only copy the final formula? Which sign errors (for example with a = -5 or b = -30) were most common, and what pair support helped? Could learners explain why D = -16 gives no real solutions, and why D = 484 and D = 900 give two? Did they reject t = -1 and choose p = 7.93 KES using context rather than because the teacher told them? Did the DQB update 'The quadratic formula is a universal tool — it works for any quadratic equation' emerge from learners' own evidence? Which learners need more practice before Lesson 7, where they will choose the most efficient method?</w:t>
             </w:r>
           </w:p>
         </w:tc>
@@ -20268,7 +19801,7 @@
                 <w:sz w:val="18"/>
                 <w:szCs w:val="18"/>
               </w:rPr>
-              <w:t xml:space="preserve">Students observed the algebraic derivation of the quadratic formula by completing the square on the general form ax² + bx + c = 0, step by step using a Derivation Scaffold card. They also observed two applied Kenyan scenarios: (1) a stone thrown from a Mombasa cliff modelled by h(t) = −5t² + 20t + 25 = 0, and (2) a mandazi vendor's break-even pricing modelled by −2x² + 40x − 150 = 0. Students observed that one of the Mombasa solutions (t = −1) had to be rejected because time cannot be negative.</w:t>
+              <w:t xml:space="preserve">What did we observe? Record the values of a, b, c and D for the Mombasa stone (-5t² + 20t + 25 = 0), the Githurai hall (w² + 2w - 120 = 0), Mama Wanjiru's mandazi (p² - 30p + 175 = 0), x² - 6x + 9 = 0 and x² + 2x + 5 = 0, and the number of real solutions each gave.</w:t>
             </w:r>
           </w:p>
         </w:tc>
@@ -20334,7 +19867,7 @@
                 <w:sz w:val="18"/>
                 <w:szCs w:val="18"/>
               </w:rPr>
-              <w:t xml:space="preserve">Students learned that: (1) the quadratic formula x = (−b ± √(b² − 4ac)) / 2a can be derived by completing the square on any quadratic equation in standard form; (2) the discriminant Δ = b² − 4ac determines the number of real solutions before full solving (Δ &gt; 0 gives two solutions, Δ = 0 gives one, Δ &lt; 0 gives none); (3) the quadratic formula works for every quadratic equation, even those that cannot be factorised easily; (4) mathematical solutions must always be interpreted in context — not all algebraic solutions are physically or logically meaningful.</w:t>
+              <w:t xml:space="preserve">What did we learn? Write the quadratic formula x = (-b ± √(b² - 4ac))/(2a) and explain how it comes from completing the square on ax² + bx + c = 0. State what D &gt; 0, D = 0 and D &lt; 0 mean for the number of real solutions.</w:t>
             </w:r>
           </w:p>
         </w:tc>
@@ -20400,7 +19933,7 @@
                 <w:sz w:val="18"/>
                 <w:szCs w:val="18"/>
               </w:rPr>
-              <w:t xml:space="preserve">Students explained, using the Claim-Evidence-Reasoning strategy and their method comparison table, when each of the three methods (factorisation, completing the square, quadratic formula) is most appropriate. They explained why t = −1 is rejected in the Mombasa problem and why the quadratic formula is described as a 'universal tool'. They also explained, using the discriminant, why equation C (x² + x + 3 = 0) from the Predict phase has no real solutions, revisiting and correcting their initial predictions.</w:t>
+              <w:t xml:space="preserve">How does this help explain the phenomenon? Explain how the formula gives the Githurai hall as width 10 m and length 12 m (D = 484, w = 10 or -12, reject -12), and how context decides which solution to use in the stone problem (t = 5 s) and Mama Wanjiru's pricing (7.93 KES chosen over 22.07 KES).</w:t>
             </w:r>
           </w:p>
         </w:tc>
@@ -20422,7 +19955,7 @@
         </w:rPr>
         <w:t xml:space="preserve">© 2026 SeaVuria and ARES. Aligned with KICD objectives. Developed by SeaVuria; technical implementation by ARES (with AI assistance from Claude). Licensed under </w:t>
       </w:r>
-      <w:hyperlink w:history="1" r:id="rIdrt0yop-x9yeu9j4momcgu">
+      <w:hyperlink w:history="1" r:id="rIdpzccbllk1tvguh1pwlhuz">
         <w:r>
           <w:rPr>
             <w:rFonts w:ascii="Arial" w:cs="Arial" w:eastAsia="Arial" w:hAnsi="Arial"/>
@@ -20443,7 +19976,7 @@
         </w:rPr>
         <w:t xml:space="preserve"> (</w:t>
       </w:r>
-      <w:hyperlink w:history="1" r:id="rIdwiriidnzq3tiyfpiwnbab">
+      <w:hyperlink w:history="1" r:id="rIds3djjvfmsbxuhh_y2dmlb">
         <w:r>
           <w:rPr>
             <w:rFonts w:ascii="Arial" w:cs="Arial" w:eastAsia="Arial" w:hAnsi="Arial"/>
@@ -20517,7 +20050,7 @@
                 <w:sz w:val="22"/>
                 <w:szCs w:val="22"/>
               </w:rPr>
-              <w:t xml:space="preserve">LESSON 7 (40 minutes): Application, Model Building and Consolidation — Closing the Harambee Hall Story</w:t>
+              <w:t xml:space="preserve">LESSON 7 (40 minutes (one double lesson of 80 minutes recommended if the poster is completed in class)): Application, Model Building and Consolidation: Closing the Githurai Harambee Hall Story</w:t>
             </w:r>
           </w:p>
         </w:tc>
@@ -20684,7 +20217,7 @@
                 <w:sz w:val="18"/>
                 <w:szCs w:val="18"/>
               </w:rPr>
-              <w:t xml:space="preserve">By the end of this lesson, students will demonstrate mastery of all three methods for solving quadratic equations and apply them to authentic Kenyan community problems, justifying their chosen approach and communicating mathematical reasoning clearly.</w:t>
+              <w:t xml:space="preserve">To consolidate the whole unit: learners choose and justify the most efficient method (factorisation, completing the square or quadratic formula) in new Kenyan contexts, write the Final Explanation for the Githurai Harambee hall, compare their Lesson 1 prediction with their final model, and formally close the Driving Question Board. No new technique is taught.</w:t>
             </w:r>
           </w:p>
         </w:tc>
@@ -20750,7 +20283,7 @@
                 <w:sz w:val="18"/>
                 <w:szCs w:val="18"/>
               </w:rPr>
-              <w:t xml:space="preserve">Students will know: (1) the three solution methods — factorisation, completing the square, and the quadratic formula — and the conditions that make each most efficient; (2) how the discriminant predicts the nature of solutions before full solving; (3) how to interpret both solutions of a quadratic equation in context and reject non-physical answers; (4) how the full learning journey from expanding expressions to solving equations forms a coherent mathematical toolkit.</w:t>
+              <w:t xml:space="preserve">By the end of the lesson, the learner should be able to: (1) solve the Githurai hall equation w(w + 2) = 120, i.e. w^2 + 2w - 120 = 0, by all three methods and show that each gives w = 10 or w = -12; (2) explain that context selects the valid solution, so the hall is width 10 m, length 12 m; (3) apply quadratic equations to Kitale land (2w^2 + w - 78 = 0), Harambee ticket revenue (p^2 - 30p + 200 = 0) and the hall verandah (x^2 + 11x - 12 = 0); (4) explain how quadratic expressions and equations differ from linear ones and why they are necessary.</w:t>
             </w:r>
           </w:p>
         </w:tc>
@@ -20816,7 +20349,7 @@
                 <w:sz w:val="18"/>
                 <w:szCs w:val="18"/>
               </w:rPr>
-              <w:t xml:space="preserve">Students will be able to: (1) solve quadratic equations using the method best suited to each problem; (2) model new community-based scenarios as quadratic equations in standard form; (3) verify solutions by substitution and contextual reasoning; (4) construct and present a cumulative visual model that maps the mathematical journey of the unit; (5) communicate mathematical justifications clearly in spoken and written form.</w:t>
+              <w:t xml:space="preserve">NGSS-aligned practices adapted for mathematics: Constructing Explanations and Designing Solutions (writing a Final Explanation with claim, evidence, reasoning); Developing and Using Models (building and comparing the Lesson 1 model with the final cumulative model); Engaging in Argument from Evidence (justifying a preferred method); Using Mathematics and Computational Thinking (selecting methods, checking in context); Communication and Collaboration (group presentation); Critical Thinking and Problem Solving (choosing and justifying methods).</w:t>
             </w:r>
           </w:p>
         </w:tc>
@@ -20882,7 +20415,7 @@
                 <w:sz w:val="18"/>
                 <w:szCs w:val="18"/>
               </w:rPr>
-              <w:t xml:space="preserve">Students will appreciate that mathematics is a practical tool for community empowerment; show confidence in selecting and defending a method; demonstrate collaborative responsibility in group presentations; and value the iterative nature of mathematical sense-making as reflected in the Driving Question Board journey.</w:t>
+              <w:t xml:space="preserve">Appreciate the use of quadratic equations in solving community planning problems (Harambee, land use, fundraising); Unity: working together as a committee and as groups; Responsibility: checking each solution against the context before giving a final answer; Life Skills (self-esteem): confidently presenting and defending a method choice.</w:t>
             </w:r>
           </w:p>
         </w:tc>
@@ -20948,7 +20481,7 @@
                 <w:sz w:val="18"/>
                 <w:szCs w:val="18"/>
               </w:rPr>
-              <w:t xml:space="preserve">How can we use quadratic equations to model and solve problems in day-to-day activities — and which solution method should a community problem-solver choose?</w:t>
+              <w:t xml:space="preserve">1. How do quadratic expressions and equations differ from linear ones, and why are they necessary? 2. How can we use quadratic equations to model and solve problems in day-to-day activities?</w:t>
             </w:r>
           </w:p>
         </w:tc>
@@ -21014,7 +20547,7 @@
                 <w:sz w:val="18"/>
                 <w:szCs w:val="18"/>
               </w:rPr>
-              <w:t xml:space="preserve">This final lesson closes the narrative arc that began in Lesson 1 when the Githurai Harambee committee could not find the hall dimensions. Students now return to that original problem with a full toolkit, present complete solutions by all three methods, close every card on the Driving Question Board, and synthesise the unit into a community-facing model — demonstrating that mathematical learning has genuine social value.</w:t>
+              <w:t xml:space="preserve">Lesson 1 left the Githurai committee stuck with w(w + 2) = 120 because arithmetic and linear equations could not find w. Lessons 2 to 6 gave learners expansion, factorisation, the Zero Product Property, completing the square and the quadratic formula with the discriminant. In Lesson 7 learners return to the full hall problem, solve it three ways, apply their thinking to new problems, build the final cumulative model and close the DQB, so they can answer the Driving Question: how quadratic equations help the community find unknown dimensions and quantities.</w:t>
             </w:r>
           </w:p>
         </w:tc>
@@ -21080,7 +20613,7 @@
                 <w:sz w:val="18"/>
                 <w:szCs w:val="18"/>
               </w:rPr>
-              <w:t xml:space="preserve">No physical hazards. Ensure group work is inclusive — assign roles so no student is sidelined. Validate diverse presentation styles including oral, visual, and written. Emotional safety: affirm that all three methods are valid and that choosing one over another is a matter of mathematical judgement, not correctness.</w:t>
+              <w:t xml:space="preserve">Low-risk lesson. Keep walkways clear during gallery walk. Share calculators and manila paper/markers responsibly (Responsibility). Handle scissors or tape for poster work with care. Ensure every learner, including those who struggle, has a role in the group so no one is excluded.</w:t>
             </w:r>
           </w:p>
         </w:tc>
@@ -21173,7 +20706,7 @@
                 <w:sz w:val="18"/>
                 <w:szCs w:val="18"/>
               </w:rPr>
-              <w:t xml:space="preserve">In this 40-minute consolidation lesson, students return triumphantly to the Githurai Harambee hall scenario and solve it completely using factorisation, completing the square, and the quadratic formula, comparing efficiency and justifying their preferred method. Groups then tackle new Kenyan-context problems — a Kisumu fish-drying yard, a Nakuru school fundraising table, and a Githurai construction border — modelling each as a quadratic equation and solving it. In the Model Building phase, groups create a cumulative journey poster or slide showing the progression from quadratic expressions to community problem-solving. The Driving Question Board is formally closed as every initial wonder question is answered with evidence from the lesson sequence. The lesson ends with individual written reflection connecting quadratic thinking to community empowerment.</w:t>
+              <w:t xml:space="preserve">Learners begin by revisiting their own Lesson 1 prediction for the width of the Githurai Harambee hall (area 120 m2, length = w + 2) and the manila-paper sketch. They then solve w^2 + 2w - 120 = 0 by factorisation, (w + 12)(w - 10) = 0; by completing the square; and by the quadratic formula (D = 484, sqrt = 22), and confirm w = 10 or w = -12, rejecting -12 because a width cannot be negative, so the hall is width 10 m, length 12 m. In groups they solve new problems: Kitale land (2w^2 + w - 78 = 0, w = 6, length 13 m), Harambee ticket fundraising (p^2 - 30p + 200 = 0, p = 10 or 20 KES, choose 10 KES), and the hall verandah (x^2 + 11x - 12 = 0, x = 1 m), and justify their method choice. They write the Final Explanation, build a cumulative model poster or digital slide comparing the Lesson 1 model with the final model, and formally close the Driving Question Board by matching every 'What we wonder' card to an answer.</w:t>
             </w:r>
           </w:p>
         </w:tc>
@@ -21456,7 +20989,7 @@
             <w:pPr>
               <w:spacing w:after="20" w:before="0"/>
             </w:pPr>
-            <w:hyperlink w:history="1" r:id="rIdyaywoily7vtvofacbtkao">
+            <w:hyperlink w:history="1" r:id="rId7ewi-b4-gbim6ej2mluvh">
               <w:r>
                 <w:rPr>
                   <w:rFonts w:ascii="Arial" w:cs="Arial" w:eastAsia="Arial" w:hAnsi="Arial"/>
@@ -21489,7 +21022,7 @@
               <w:spacing w:after="10" w:before="0"/>
               <w:ind w:left="120"/>
             </w:pPr>
-            <w:hyperlink w:history="1" r:id="rIdq8hrl8eaifcrp9slyjjyq">
+            <w:hyperlink w:history="1" r:id="rIdhniozfccv-wzrwajluh0o">
               <w:r>
                 <w:rPr>
                   <w:rFonts w:ascii="Arial" w:cs="Arial" w:eastAsia="Arial" w:hAnsi="Arial"/>
@@ -21534,7 +21067,7 @@
             <w:pPr>
               <w:spacing w:after="20" w:before="0"/>
             </w:pPr>
-            <w:hyperlink w:history="1" r:id="rId36lm2jngh1emsutl0sho6">
+            <w:hyperlink w:history="1" r:id="rIduhnxzvqohxilojcibb798">
               <w:r>
                 <w:rPr>
                   <w:rFonts w:ascii="Arial" w:cs="Arial" w:eastAsia="Arial" w:hAnsi="Arial"/>
@@ -21567,7 +21100,7 @@
               <w:spacing w:after="10" w:before="0"/>
               <w:ind w:left="120"/>
             </w:pPr>
-            <w:hyperlink w:history="1" r:id="rIdrfgjoyfwibwoaxxrdpwhn">
+            <w:hyperlink w:history="1" r:id="rIdrljivdr16h1iug_4wrlbq">
               <w:r>
                 <w:rPr>
                   <w:rFonts w:ascii="Arial" w:cs="Arial" w:eastAsia="Arial" w:hAnsi="Arial"/>
@@ -21609,7 +21142,7 @@
                 <w:sz w:val="18"/>
                 <w:szCs w:val="18"/>
               </w:rPr>
-              <w:t xml:space="preserve">Students enter to find the original manila-paper sketch from Lesson 1 — the rectangle labelled width = w, length = w + 2, Area = 120 m² — displayed prominently at the front, alongside their own Lesson 1 prediction cards. The teacher asks students to silently read their own original predictions. Students then write on a half-sheet: (a) What was my Lesson 1 prediction for the width? (b) What do I now know the width is, and how do I know? (c) Which of the three methods would I choose to solve this problem today, and why? Students share their half-sheets with a shoulder partner for 90 seconds before a whole-class show of hands: factorisation, completing the square, or quadratic formula. The spread of choices is noted visibly on the board to motivate the comparative activity that follows.</w:t>
+              <w:t xml:space="preserve">Learners look again at the Githurai committee's manila-paper sketch (width = w, length = w + 2, Area = 120 m2) and at their own Lesson 1 width predictions. Individually they write a quick prediction: 'For the three new problems (Kitale land, ticket price, hall verandah), which method would be most efficient and why?' They also predict: 'Will each problem have one answer or two, and will both be usable?' Then they privately rate their confidence (1-3) on solving the hall equation by each of the three methods.</w:t>
             </w:r>
           </w:p>
         </w:tc>
@@ -21641,7 +21174,7 @@
                 <w:sz w:val="18"/>
                 <w:szCs w:val="18"/>
               </w:rPr>
-              <w:t xml:space="preserve">Teacher holds up a Lesson 1 prediction card (one that shows a wrong guess) and says warmly: 'Six weeks ago, someone in this room wrote 9 as their answer, arrived at by trial and error. Today that same student — and all of you — can prove the answer using three different methods of algebra. That is the journey we are closing today.' Teacher then poses the orienting question: 'If you were advising the Githurai committee right now, which method would you recommend they use to find the hall dimensions — and could you explain why to a person who has never studied quadratics?' WAIT TIME: Allow 30 seconds of silent individual thinking before the partner share. After the show of hands, say: 'We have three camps in this room. By the end of today, each camp will present their method, and the class will decide together which is most practical for a community setting.' Record the tally — e.g. Factorisation: 14, Completing the Square: 6, Formula: 8 — on the board and leave it visible throughout.</w:t>
+              <w:t xml:space="preserve">Display the manila-paper sketch and the Lesson 1 trial-and-error table (w = 8, area 80; w = 9, 99; w = 10, 120; w = 11, 143; w = 12, 168). Say: 'In Lesson 1 the Githurai committee was stuck. Today we close their story. Look at your first prediction of the width. Without calculating, how do you feel about it now?' Give WAIT TIME of 10-15 seconds. Then pose: 'Here are three new problems. Before we solve anything, predict which method you would choose for each and write one reason.' Cold-call 3 learners to share predictions without judging them; record the predictions on the board under 'Method Predictions'. Circulate and note learners who choose trial and error by habit.</w:t>
             </w:r>
           </w:p>
         </w:tc>
@@ -21673,7 +21206,7 @@
                 <w:sz w:val="18"/>
                 <w:szCs w:val="18"/>
               </w:rPr>
-              <w:t xml:space="preserve">Activating prior knowledge through self-assessment against original predictions; anchoring the lesson goal in a genuine community decision (which method to recommend); creating productive disagreement among method camps to motivate comparative analysis.</w:t>
+              <w:t xml:space="preserve">Predict-Reflect-Compare: learners revisit a prior prediction and make a new one about method choice. Seeing how their thinking changed from 'guess and check' to 'choose a method' makes their growth visible and creates purpose for the application work.</w:t>
             </w:r>
           </w:p>
         </w:tc>
@@ -21705,7 +21238,7 @@
                 <w:sz w:val="18"/>
                 <w:szCs w:val="18"/>
               </w:rPr>
-              <w:t xml:space="preserve">Teacher reads the half-sheet responses during the partner-share, circulating to identify: (a) students who can correctly state w = 10 and explain why w = -12 is rejected; (b) students who can articulate a reasoned method preference; (c) students who still conflate the three methods. These observations guide grouping in the Observe phase.</w:t>
+              <w:t xml:space="preserve">Observable indicators: (1) learners can state their Lesson 1 prediction and say whether it was close to w = 10; (2) at least 3 of 5 cold-called learners give a reason linked to the equation's form (for example, 'it factorises easily' or 'the numbers are awkward'); (3) learners record a prediction about one vs two solutions. Note learners who still refer only to trial and error and prompt them: 'What does the w times w tell you?'</w:t>
             </w:r>
           </w:p>
         </w:tc>
@@ -21762,7 +21295,7 @@
             <w:pPr>
               <w:spacing w:after="20" w:before="0"/>
             </w:pPr>
-            <w:hyperlink w:history="1" r:id="rIdigwvqtinhqc8dchyhcrlp">
+            <w:hyperlink w:history="1" r:id="rId2s58ttsd-ratdfok3ksty">
               <w:r>
                 <w:rPr>
                   <w:rFonts w:ascii="Arial" w:cs="Arial" w:eastAsia="Arial" w:hAnsi="Arial"/>
@@ -21771,7 +21304,7 @@
                   <w:szCs w:val="16"/>
                   <w:u w:val="single" w:color="2E75B6"/>
                 </w:rPr>
-                <w:t xml:space="preserve">Quadratic equations word problem: triangle dimensions</w:t>
+                <w:t xml:space="preserve">Solving Real-World Problems Using Quadratic Equations: A Sample Application</w:t>
               </w:r>
             </w:hyperlink>
           </w:p>
@@ -21787,7 +21320,7 @@
                 <w:sz w:val="14"/>
                 <w:szCs w:val="14"/>
               </w:rPr>
-              <w:t xml:space="preserve">Source: Khan Academy (English - US curriculum)</w:t>
+              <w:t xml:space="preserve">Source: CK-12</w:t>
             </w:r>
           </w:p>
           <w:p>
@@ -21795,7 +21328,7 @@
               <w:spacing w:after="10" w:before="0"/>
               <w:ind w:left="120"/>
             </w:pPr>
-            <w:hyperlink w:history="1" r:id="rId2zs-gprrgxrlqhzkswngw">
+            <w:hyperlink w:history="1" r:id="rId2qkmcswqzpuqoymsasbdz">
               <w:r>
                 <w:rPr>
                   <w:rFonts w:ascii="Arial" w:cs="Arial" w:eastAsia="Arial" w:hAnsi="Arial"/>
@@ -21833,14 +21366,14 @@
                 <w:sz w:val="16"/>
                 <w:szCs w:val="16"/>
               </w:rPr>
-              <w:t xml:space="preserve">📖 EXERCISE:</w:t>
+              <w:t xml:space="preserve">📖 HTML:</w:t>
             </w:r>
           </w:p>
           <w:p>
             <w:pPr>
               <w:spacing w:after="20" w:before="0"/>
             </w:pPr>
-            <w:hyperlink w:history="1" r:id="rId4nvk7x9y1mqf5gfk_5igt">
+            <w:hyperlink w:history="1" r:id="rIdh4tjg64z1nnequlmpj4jq">
               <w:r>
                 <w:rPr>
                   <w:rFonts w:ascii="Arial" w:cs="Arial" w:eastAsia="Arial" w:hAnsi="Arial"/>
@@ -21849,7 +21382,7 @@
                   <w:szCs w:val="16"/>
                   <w:u w:val="single" w:color="2E75B6"/>
                 </w:rPr>
-                <w:t xml:space="preserve">Completing the square</w:t>
+                <w:t xml:space="preserve">Applications of Quadratic Equations (Flexbook)</w:t>
               </w:r>
             </w:hyperlink>
           </w:p>
@@ -21865,7 +21398,7 @@
                 <w:sz w:val="14"/>
                 <w:szCs w:val="14"/>
               </w:rPr>
-              <w:t xml:space="preserve">Source: Khan Academy (English - US curriculum)</w:t>
+              <w:t xml:space="preserve">Source: CK-12</w:t>
             </w:r>
           </w:p>
           <w:p>
@@ -21873,7 +21406,7 @@
               <w:spacing w:after="10" w:before="0"/>
               <w:ind w:left="120"/>
             </w:pPr>
-            <w:hyperlink w:history="1" r:id="rIddc4jjzwg4azfryby6z1jz">
+            <w:hyperlink w:history="1" r:id="rIdspjwa0eyaoyli-ygikyhl">
               <w:r>
                 <w:rPr>
                   <w:rFonts w:ascii="Arial" w:cs="Arial" w:eastAsia="Arial" w:hAnsi="Arial"/>
@@ -21915,7 +21448,7 @@
                 <w:sz w:val="18"/>
                 <w:szCs w:val="18"/>
               </w:rPr>
-              <w:t xml:space="preserve">Students are organised into three expert groups — Group F (Factorisation), Group C (Completing the Square), and Group Q (Quadratic Formula) — each assigned to solve the Harambee hall equation w² + 2w − 120 = 0 using only their assigned method, written on A3 paper with full working. Each group also answers: (1) What are the two algebraic solutions? (2) Which solution is valid for the hall, and why? (3) What is one advantage of your method for a community member with limited calculator access? After 8 minutes of group work, each group presents their solution in under 90 seconds. The class verifies that all three methods give w = 10 and w = -12, and that w = 10 metres is the valid physical width, making the hall 10 m wide and 12 m long. Students then individually verify by substitution: 10 × 12 = 120 m². A brief class discussion follows: 'The committee now knows the hall is 10 m by 12 m. What new community questions does this open?' Students generate two or three follow-up questions — e.g. how much roofing material is needed, what is the perimeter for walling — which are noted on the DQB as real-world extensions.</w:t>
+              <w:t xml:space="preserve">Working in groups of 4 as the 'Githurai Harambee committee', learners gather evidence by solving the full hall problem three ways on a shared manila sheet divided into three columns. (1) Factorisation: w^2 + 2w - 120 = 0 becomes (w + 12)(w - 10) = 0, so w = -12 or w = 10 using the Zero Product Property. (2) Completing the square: w^2 + 2w = 120, add 1 to get (w + 1)^2 = 121, w + 1 = +/-11, w = 10 or -12. (3) Quadratic formula with a = 1, b = 2, c = -120: D = 4 + 480 = 484, sqrt = 22, w = (-2 +/- 22)/2 = 10 or -12. They record steps, count steps and time taken for each method, and check w = 10 in the context: length 12 m, 10 x 12 = 120 m2. They then use the three new problems as additional evidence in a rotating 'station' format: (a) Kitale land, width w m, length (2w + 1) m, area 78 m2; (b) Harambee ticket price p KES with tickets sold 60 - 2p and revenue 400 KES; (c) hall verandah with uniform border x m around the 12 m by 10 m hall, outer area 168 m2.</w:t>
             </w:r>
           </w:p>
         </w:tc>
@@ -21947,7 +21480,7 @@
                 <w:sz w:val="18"/>
                 <w:szCs w:val="18"/>
               </w:rPr>
-              <w:t xml:space="preserve">During group work, circulate with targeted questions: to Group F — 'Which factor pair of 120 gives a difference of 2? How does that connect to your b value?'; to Group C — 'When you write (w + 1)² = 121, what does taking the square root of 121 tell you about the two solutions?'; to Group Q — 'Before you substitute into the formula, what does the discriminant tell you about how many real solutions to expect?' WAIT TIME: After each group presents, pause for 20 seconds and ask the class: 'Does the working on this A3 sheet match what your group got? If not, where does it diverge?' During the verification step, say: 'Mathematicians always check their answer. Substitute w = 10 into the original equation — do not assume correctness just because the algebra looks neat.' After the follow-up question generation, affirm: 'Every question you just raised is a new quadratic or geometric problem the committee will face. You have given them a toolkit, not just one answer.'</w:t>
+              <w:t xml:space="preserve">Say: 'You are the Githurai committee. Show them three ways to find the width, and compare how much work each takes.' Assign roles: reader, recorder, checker, reporter. Circulate with targeted prompts: 'What are a, b and c in your equation?', 'Which factor pair of -120 adds to 2?', 'Show me where you rejected a solution and why.' For Kitale land, ask: 'Why is a = 2 here, and what does that do to your factor search?' For tickets, ask: 'If both p = 10 and p = 20 give KES 400, which would the committee choose?' For the verandah: 'Which solution is a length you could actually build?' Give WAIT TIME of 10-15 seconds after each question before offering hints. Cold-call 4 groups to report one method result each. Provide the answer key only after each group has checked in context: Kitale (2w + 13)(w - 6) = 0, w = 6 (reject -6.5), length 13 m, 6 x 13 = 78; Tickets p^2 - 30p + 200 = 0, (p - 10)(p - 20) = 0, p = 10 gives 40 tickets, p = 20 gives 20 tickets; Verandah (12 + 2x)(10 + 2x) = 168 leads to x^2 + 11x - 12 = 0, (x + 12)(x - 1) = 0, x = 1 m (reject -12), outer 14 m by 12 m = 168 m2.</w:t>
             </w:r>
           </w:p>
         </w:tc>
@@ -21979,7 +21512,7 @@
                 <w:sz w:val="18"/>
                 <w:szCs w:val="18"/>
               </w:rPr>
-              <w:t xml:space="preserve">Jigsaw expert-group presentation so all three methods are observed and compared in a single episode; public verification by substitution to model mathematical discipline; generative questioning to show that solving one problem opens further mathematical thinking.</w:t>
+              <w:t xml:space="preserve">Comparing Multiple Representations/Methods (Three-Column Method Comparison): placing factorisation, completing the square and the quadratic formula side by side for the same equation shows that different methods give identical solutions and lets learners judge efficiency, building understanding that the method is a tool while the context decides the valid answer.</w:t>
             </w:r>
           </w:p>
         </w:tc>
@@ -22011,7 +21544,7 @@
                 <w:sz w:val="18"/>
                 <w:szCs w:val="18"/>
               </w:rPr>
-              <w:t xml:space="preserve">Teacher photographs each A3 sheet for later review. During presentations, teacher listens for: correct application of Zero Product Property (Group F), correct completion of the square with the constant term moved first (Group C), correct substitution of a = 1, b = 2, c = -120 into the formula (Group Q). Any procedural error is flagged with 'I notice a step here — can the presenting group talk me through it?' rather than direct correction, preserving group ownership.</w:t>
+              <w:t xml:space="preserve">Observable indicators: (1) every group's three columns end with w = 10 or w = -12; (2) the checker verifies 10 x 12 = 120 m2; (3) groups correctly state a, b, c for each new equation (Kitale a = 2, b = 1, c = -78; tickets a = 1, b = -30, c = 200; verandah a = 1, b = 11, c = -12); (4) groups reject -6.5 m and -12 m with a context reason; (5) groups state that both ticket prices work mathematically. Use a quick tally of correct answers per station; re-teach in a mini-clinic for groups that mis-expanded (12 + 2x)(10 + 2x).</w:t>
             </w:r>
           </w:p>
         </w:tc>
@@ -22068,7 +21601,7 @@
             <w:pPr>
               <w:spacing w:after="20" w:before="0"/>
             </w:pPr>
-            <w:hyperlink w:history="1" r:id="rIdyb5uma6jy3qovmswepyer">
+            <w:hyperlink w:history="1" r:id="rIdlqvi5hsegfl4bhulgifxr">
               <w:r>
                 <w:rPr>
                   <w:rFonts w:ascii="Arial" w:cs="Arial" w:eastAsia="Arial" w:hAnsi="Arial"/>
@@ -22077,9 +21610,25 @@
                   <w:szCs w:val="16"/>
                   <w:u w:val="single" w:color="2E75B6"/>
                 </w:rPr>
-                <w:t xml:space="preserve">Quadratic equations word problem: box dimensions</w:t>
+                <w:t xml:space="preserve">Solving quadratic equations: complex roots</w:t>
               </w:r>
             </w:hyperlink>
+          </w:p>
+          <w:p>
+            <w:pPr>
+              <w:spacing w:after="20" w:before="0"/>
+            </w:pPr>
+            <w:r>
+              <w:rPr>
+                <w:rFonts w:ascii="Arial" w:cs="Arial" w:eastAsia="Arial" w:hAnsi="Arial"/>
+                <w:i/>
+                <w:iCs/>
+                <w:color w:val="595959"/>
+                <w:sz w:val="16"/>
+                <w:szCs w:val="16"/>
+              </w:rPr>
+              <w:t xml:space="preserve">Related topic: not an exact match for this lesson.</w:t>
+            </w:r>
           </w:p>
           <w:p>
             <w:pPr>
@@ -22101,7 +21650,7 @@
               <w:spacing w:after="10" w:before="0"/>
               <w:ind w:left="120"/>
             </w:pPr>
-            <w:hyperlink w:history="1" r:id="rId0eh7viaikqcicti5ufjpl">
+            <w:hyperlink w:history="1" r:id="rIduek0kjs3owdtrtqn9yuco">
               <w:r>
                 <w:rPr>
                   <w:rFonts w:ascii="Arial" w:cs="Arial" w:eastAsia="Arial" w:hAnsi="Arial"/>
@@ -22146,7 +21695,7 @@
             <w:pPr>
               <w:spacing w:after="20" w:before="0"/>
             </w:pPr>
-            <w:hyperlink w:history="1" r:id="rIdxglhv4kdooff1c1io4rq3">
+            <w:hyperlink w:history="1" r:id="rId0ris2zt0csmxjiofqjzpt">
               <w:r>
                 <w:rPr>
                   <w:rFonts w:ascii="Arial" w:cs="Arial" w:eastAsia="Arial" w:hAnsi="Arial"/>
@@ -22155,9 +21704,25 @@
                   <w:szCs w:val="16"/>
                   <w:u w:val="single" w:color="2E75B6"/>
                 </w:rPr>
-                <w:t xml:space="preserve">Quadratic formula</w:t>
+                <w:t xml:space="preserve">Solve quadratic equations: complex solutions</w:t>
               </w:r>
             </w:hyperlink>
+          </w:p>
+          <w:p>
+            <w:pPr>
+              <w:spacing w:after="20" w:before="0"/>
+            </w:pPr>
+            <w:r>
+              <w:rPr>
+                <w:rFonts w:ascii="Arial" w:cs="Arial" w:eastAsia="Arial" w:hAnsi="Arial"/>
+                <w:i/>
+                <w:iCs/>
+                <w:color w:val="595959"/>
+                <w:sz w:val="16"/>
+                <w:szCs w:val="16"/>
+              </w:rPr>
+              <w:t xml:space="preserve">Related topic: not an exact match for this lesson.</w:t>
+            </w:r>
           </w:p>
           <w:p>
             <w:pPr>
@@ -22179,7 +21744,7 @@
               <w:spacing w:after="10" w:before="0"/>
               <w:ind w:left="120"/>
             </w:pPr>
-            <w:hyperlink w:history="1" r:id="rIdvarv0gjvzkqn_8ce-ijqa">
+            <w:hyperlink w:history="1" r:id="rIdp_nzm0amclqdadqwxcyga">
               <w:r>
                 <w:rPr>
                   <w:rFonts w:ascii="Arial" w:cs="Arial" w:eastAsia="Arial" w:hAnsi="Arial"/>
@@ -22221,7 +21786,7 @@
                 <w:sz w:val="18"/>
                 <w:szCs w:val="18"/>
               </w:rPr>
-              <w:t xml:space="preserve">Students now work in new mixed groups (one member from each expert group), each tackling one of three new Kenyan-context problems printed on cards. Problem A — Kisumu Fish-Drying Yard: A fishing cooperative in Kisumu needs a rectangular drying yard with area 84 m². The length must be 5 m more than the width. Write and solve the quadratic equation to find the dimensions. Problem B — Githurai Construction Border: The Harambee committee wants to add a uniform tiled border of width x around the 10 m by 12 m hall floor, so the total floor-plus-border area is 180 m². Write and solve the quadratic equation to find x. Problem C — Nakuru School Fundraising: A school in Nakuru sells chapati at a price of p shillings each. Revenue R = p(80 − p). Find the price p that gives revenue of 1 500 shillings. Each group must: (1) define the variable and write the quadratic in standard form; (2) choose a solution method and state why; (3) solve fully and verify; (4) interpret both solutions in context and state which is valid. Groups record work on A3 paper. After 10 minutes, groups do a gallery walk — rotating to the next problem card and A3 sheet, adding a green tick if they agree with the working or a yellow sticky note with a question if they do not.</w:t>
+              <w:t xml:space="preserve">Each group prepares a 2-minute justification: 'Which method would you choose for each problem, and why?' They compare efficiency: factorisation is quickest when integers work (hall, Kitale, tickets, verandah); completing the square helps when the equation does not factorise nicely (like the Nakuru garden); the quadratic formula always works and the discriminant (D = 484 for the hall) shows the number of real solutions. Then each learner writes the Final Explanation individually using Claim-Evidence-Reasoning: Claim: the hall is width 10 m and length 12 m. Evidence: trial-and-error table, (w + 12)(w - 10) = 0, D = 484, 10 x 12 = 120 m2. Reasoning: w^2 appears because the unknown multiplies itself, so the equation is quadratic and has two solutions, but a width cannot be negative, so context selects w = 10. They also answer: 'How is this different from a linear equation, such as the perimeter 4w + 4?'</w:t>
             </w:r>
           </w:p>
         </w:tc>
@@ -22253,7 +21818,7 @@
                 <w:sz w:val="18"/>
                 <w:szCs w:val="18"/>
               </w:rPr>
-              <w:t xml:space="preserve">Introduce the three problems by saying: 'These are not invented problems — fish drying, tiled borders, and food pricing are real planning challenges in Kenyan communities right now. Your job is to show that quadratic equations are practical tools, not abstract puzzles.' During group work, use targeted prompts: for Problem A — 'Before you expand, write w(w + 5) = 84. What is the standard form? What is a, b, c?'; for Problem B — 'The new total dimensions are (10 + 2x) by (12 + 2x). Expand that product carefully.'; for Problem C — 'p(80 − p) = 1500 — rearrange this before choosing your method. What does the discriminant tell you?' WAIT TIME: At the gallery walk transition, say: 'You have 60 seconds at each station. Read the full working before writing anything.' After the gallery walk, bring the class together: 'Did any group find a station where both algebraic solutions were physically valid? What does that mean?' Highlight that Problem C may yield two valid prices, and that context — not just algebra — determines whether we accept one or both. Close the Explain phase by returning to the board tally from the Predict phase: 'Has anyone changed their preferred method after seeing all three problems? Why?'</w:t>
+              <w:t xml:space="preserve">Say: 'Convince the Githurai committee. Which method would you recommend and why? Use evidence, not just opinion.' Give WAIT TIME of 10-15 seconds before groups talk. Cold-call 3 groups to present; after each, ask a different group: 'Do you agree or disagree, and what evidence supports that?' Press for reasoning: 'Why does the quadratic formula always work but not always get used first?' Show a sentence frame on the board: 'I claim ___ because ___, and the evidence is ___, which shows ___.' Address misconceptions: some learners think both ticket prices must be wrong because there are two answers; clarify that both give KES 400 but the committee chooses p = 10 because 40 people attend instead of 20. Contrast linear and quadratic: perimeter 4w + 4 is linear, highest power 1, one solution; area w(w + 2) has highest power 2, up to two solutions. Collect Final Explanations for review.</w:t>
             </w:r>
           </w:p>
         </w:tc>
@@ -22285,7 +21850,7 @@
                 <w:sz w:val="18"/>
                 <w:szCs w:val="18"/>
               </w:rPr>
-              <w:t xml:space="preserve">Authentic new-context problems require students to transfer, not just repeat; gallery walk creates peer review and accountability without teacher arbitration; returning to the Predict-phase tally creates a visible narrative of conceptual growth within a single lesson.</w:t>
+              <w:t xml:space="preserve">Claim-Evidence-Reasoning (CER) with Peer Argumentation: learners must connect the claim (10 m by 12 m) to evidence from several methods and explain with the idea that context selects the valid solution. Defending choices to peers builds deeper understanding of why quadratic equations are necessary.</w:t>
             </w:r>
           </w:p>
         </w:tc>
@@ -22317,7 +21882,7 @@
                 <w:sz w:val="18"/>
                 <w:szCs w:val="18"/>
               </w:rPr>
-              <w:t xml:space="preserve">Teacher collects A3 sheets and yellow sticky-note questions after the gallery walk. Formative indicators: (a) correct construction of the quadratic in standard form from a word problem (modelling competency); (b) appropriate method selection with justification; (c) correct contextual interpretation of both roots. Yellow sticky notes with mathematical questions (not just 'I do not understand') signal deeper engagement and are used to prioritise the Model Building discussion.</w:t>
+              <w:t xml:space="preserve">Observable indicators using a 4-point checklist for the Final Explanation: (1) correct equation w^2 + 2w - 120 = 0; (2) at least one correct solution method shown with both solutions w = 10 and w = -12; (3) explicit rejection of -12 because a width cannot be negative; (4) a statement contrasting quadratic with linear (highest power 2 vs 1). Learners scoring 3-4 are secure; 0-2 receive a conference during the model-building phase. Listen for the phrase 'context decides which solution to use'.</w:t>
             </w:r>
           </w:p>
         </w:tc>
@@ -22374,7 +21939,7 @@
             <w:pPr>
               <w:spacing w:after="20" w:before="0"/>
             </w:pPr>
-            <w:hyperlink w:history="1" r:id="rIdjv2ecpza61zmg2hi0ksrg">
+            <w:hyperlink w:history="1" r:id="rIdjqoynlvqjn4xvocoetcj6">
               <w:r>
                 <w:rPr>
                   <w:rFonts w:ascii="Arial" w:cs="Arial" w:eastAsia="Arial" w:hAnsi="Arial"/>
@@ -22383,9 +21948,25 @@
                   <w:szCs w:val="16"/>
                   <w:u w:val="single" w:color="2E75B6"/>
                 </w:rPr>
-                <w:t xml:space="preserve">Solving Real-World Problems Using Quadratic Equations: A Sample Application</w:t>
+                <w:t xml:space="preserve">Proof of the quadratic formula</w:t>
               </w:r>
             </w:hyperlink>
+          </w:p>
+          <w:p>
+            <w:pPr>
+              <w:spacing w:after="20" w:before="0"/>
+            </w:pPr>
+            <w:r>
+              <w:rPr>
+                <w:rFonts w:ascii="Arial" w:cs="Arial" w:eastAsia="Arial" w:hAnsi="Arial"/>
+                <w:i/>
+                <w:iCs/>
+                <w:color w:val="595959"/>
+                <w:sz w:val="16"/>
+                <w:szCs w:val="16"/>
+              </w:rPr>
+              <w:t xml:space="preserve">Related topic: not an exact match for this lesson.</w:t>
+            </w:r>
           </w:p>
           <w:p>
             <w:pPr>
@@ -22399,7 +21980,7 @@
                 <w:sz w:val="14"/>
                 <w:szCs w:val="14"/>
               </w:rPr>
-              <w:t xml:space="preserve">Source: CK-12</w:t>
+              <w:t xml:space="preserve">Source: Khan Academy (English - US curriculum)</w:t>
             </w:r>
           </w:p>
           <w:p>
@@ -22407,7 +21988,7 @@
               <w:spacing w:after="10" w:before="0"/>
               <w:ind w:left="120"/>
             </w:pPr>
-            <w:hyperlink w:history="1" r:id="rIdok31q5ql8s_k3eydtwnjn">
+            <w:hyperlink w:history="1" r:id="rId87n9c2logvbuxam06sgv_">
               <w:r>
                 <w:rPr>
                   <w:rFonts w:ascii="Arial" w:cs="Arial" w:eastAsia="Arial" w:hAnsi="Arial"/>
@@ -22452,7 +22033,7 @@
             <w:pPr>
               <w:spacing w:after="20" w:before="0"/>
             </w:pPr>
-            <w:hyperlink w:history="1" r:id="rIdxzcdmuzsvuqy3ytsqvfss">
+            <w:hyperlink w:history="1" r:id="rIds3m8gtp5kpp5ryl_7c3qb">
               <w:r>
                 <w:rPr>
                   <w:rFonts w:ascii="Arial" w:cs="Arial" w:eastAsia="Arial" w:hAnsi="Arial"/>
@@ -22461,9 +22042,25 @@
                   <w:szCs w:val="16"/>
                   <w:u w:val="single" w:color="2E75B6"/>
                 </w:rPr>
-                <w:t xml:space="preserve">Completing the square (intro)</w:t>
+                <w:t xml:space="preserve">Solve equations by completing the square</w:t>
               </w:r>
             </w:hyperlink>
+          </w:p>
+          <w:p>
+            <w:pPr>
+              <w:spacing w:after="20" w:before="0"/>
+            </w:pPr>
+            <w:r>
+              <w:rPr>
+                <w:rFonts w:ascii="Arial" w:cs="Arial" w:eastAsia="Arial" w:hAnsi="Arial"/>
+                <w:i/>
+                <w:iCs/>
+                <w:color w:val="595959"/>
+                <w:sz w:val="16"/>
+                <w:szCs w:val="16"/>
+              </w:rPr>
+              <w:t xml:space="preserve">Related topic: not an exact match for this lesson.</w:t>
+            </w:r>
           </w:p>
           <w:p>
             <w:pPr>
@@ -22485,7 +22082,7 @@
               <w:spacing w:after="10" w:before="0"/>
               <w:ind w:left="120"/>
             </w:pPr>
-            <w:hyperlink w:history="1" r:id="rIdzv6m82zswpjwdvwkdhx_r">
+            <w:hyperlink w:history="1" r:id="rIdr4zmahdfr7uqsje9xqyeb">
               <w:r>
                 <w:rPr>
                   <w:rFonts w:ascii="Arial" w:cs="Arial" w:eastAsia="Arial" w:hAnsi="Arial"/>
@@ -22527,7 +22124,7 @@
                 <w:sz w:val="18"/>
                 <w:szCs w:val="18"/>
               </w:rPr>
-              <w:t xml:space="preserve">The full DQB — all cards posted across Lessons 1 through 6 — is displayed. The teacher reads aloud each original 'What we wonder' card from Lesson 1. For each card, a volunteer identifies which lesson and which activity provided the answer, and places a green 'ANSWERED' sticker on the card. Sample wonder cards and their closures: 'Why can we not use a linear equation for area problems?' — closed in Lesson 1 and confirmed today; 'How do we expand two brackets?' — closed in Lesson 2; 'How do we reverse expansion?' — closed in Lesson 3; 'Can an equation have two correct answers?' — closed in Lesson 4 and enriched today; 'What do we do when factorisation fails?' — closed in Lessons 5 and 6; 'Is there one formula that always works?' — closed in Lesson 6. Students then write on a new card the most important thing they personally learned across the unit and post it in the 'We now know' column. Finally, if any genuine new question has emerged — e.g. 'What happens when the discriminant is negative in a real problem?' — it is posted in a new 'Beyond this unit' column, honouring intellectual curiosity without leaving false gaps.</w:t>
+              <w:t xml:space="preserve">Learners return to the Driving Question Board with the 'What we notice / What we wonder' cards from earlier lessons (for example, 'Why can't we just use a linear equation?', 'Why are there two answers?', 'How do we find the width exactly?', 'Can every quadratic be factorised?'). In groups they take turns choosing a card, reading it aloud, and attaching an answer card with evidence from the unit (trial-and-error table, factorisation, completing the square, formula, discriminant, Kitale, tickets, verandah). They add 'What we now understand' cards and one new wonder card for future learning (for example, the maximum height of the Mombasa stone or other curves). The DQB is formally closed when every original wonder card has an answer.</w:t>
             </w:r>
           </w:p>
         </w:tc>
@@ -22559,7 +22156,7 @@
                 <w:sz w:val="18"/>
                 <w:szCs w:val="18"/>
               </w:rPr>
-              <w:t xml:space="preserve">Stand beside the DQB and facilitate with genuine celebration: 'Every single card on this board was written by someone in this room six weeks ago. You were honest enough to admit you did not know something. Now look at what you know.' Read each wonder card slowly, pausing for volunteers. If no volunteer comes forward for a card, prompt: 'Which lesson do you remember when this clicked for you?' WAIT TIME: After all cards are stickered, give 90 seconds of silent individual writing for the personal 'We now know' card before posting. When a student raises a new question for 'Beyond this unit', respond: 'That is exactly the kind of question that takes someone into Form 4 Further Mathematics or university engineering. Write it down — it belongs to you.' Close the DQB phase by returning to the Driving Question itself: 'How can we use quadratic equations to find unknown dimensions and quantities that help our community solve real planning problems — like building the Harambee hall in Githurai?' Ask: 'Can we now answer this fully?' Accept two or three student answers verbally, then confirm: 'Yes — and you just proved it with three different methods, three different community problems, and a 10-by-12-metre hall that the Githurai committee can now actually build.'</w:t>
+              <w:t xml:space="preserve">Say: 'Our board started with questions about the Githurai hall. Let us answer each one with evidence.' Hold up each unanswered card and ask: 'Which lesson or problem helps us answer this?' Give WAIT TIME of 10-15 seconds. Cold-call 5 learners, one per card, to read the question and answer. Push on weak answers: 'What evidence from the hall problem supports that?' If a card is unanswered, ask: 'What would we need to find out?' and move it to a 'Future Questions' section. Finally, read the Driving Question aloud and ask 3 learners to summarise an answer in one sentence each. Praise correct use of terms: solutions, roots, discriminant.</w:t>
             </w:r>
           </w:p>
         </w:tc>
@@ -22591,7 +22188,7 @@
                 <w:sz w:val="18"/>
                 <w:szCs w:val="18"/>
               </w:rPr>
-              <w:t xml:space="preserve">Formal DQB closure makes the arc of learning visible and celebratory; the 'Beyond this unit' column preserves intellectual honesty and models how mathematics is open-ended; connecting the final DQB moment to the original Driving Question creates narrative closure without foreclosing curiosity.</w:t>
+              <w:t xml:space="preserve">Driving Question Board Closure (Question-to-Evidence Mapping): linking each original wonder card to specific evidence shows learners how their questions guided the unit and consolidates the idea that quadratic equations model situations in which an unknown is multiplied by itself.</w:t>
             </w:r>
           </w:p>
         </w:tc>
@@ -22623,7 +22220,7 @@
                 <w:sz w:val="18"/>
                 <w:szCs w:val="18"/>
               </w:rPr>
-              <w:t xml:space="preserve">Teacher reads all 'We now know' cards as students post them, noting: (a) whether students identify conceptual learning (not just procedural steps); (b) whether any card reveals a residual misconception that needs individual follow-up after the lesson; (c) the quality of 'Beyond this unit' questions as an indicator of mathematical curiosity. Cards with procedural-only statements (e.g. 'I learned the formula') are noted for students who may benefit from additional conceptual discussion.</w:t>
+              <w:t xml:space="preserve">Observable indicators: (1) all original wonder cards have an answer card with named evidence; (2) at least 5 different learners speak during DQB closure; (3) answers reference mathematics (for example, 'w appears as w times w, so the equation has w^2'); (4) learners distinguish linear (perimeter 4w + 4) from quadratic (area). Note questions that stay unanswered and record them as follow-up.</w:t>
             </w:r>
           </w:p>
         </w:tc>
@@ -22680,7 +22277,7 @@
             <w:pPr>
               <w:spacing w:after="20" w:before="0"/>
             </w:pPr>
-            <w:hyperlink w:history="1" r:id="rIdftbhroqehfesbmc7nz9ao">
+            <w:hyperlink w:history="1" r:id="rIdjvjgpgbr-z3yf_ugfq4ef">
               <w:r>
                 <w:rPr>
                   <w:rFonts w:ascii="Arial" w:cs="Arial" w:eastAsia="Arial" w:hAnsi="Arial"/>
@@ -22689,9 +22286,25 @@
                   <w:szCs w:val="16"/>
                   <w:u w:val="single" w:color="2E75B6"/>
                 </w:rPr>
-                <w:t xml:space="preserve">Quadratic equations word problem: triangle dimensions</w:t>
+                <w:t xml:space="preserve">Using the quadratic formula: number of solutions</w:t>
               </w:r>
             </w:hyperlink>
+          </w:p>
+          <w:p>
+            <w:pPr>
+              <w:spacing w:after="20" w:before="0"/>
+            </w:pPr>
+            <w:r>
+              <w:rPr>
+                <w:rFonts w:ascii="Arial" w:cs="Arial" w:eastAsia="Arial" w:hAnsi="Arial"/>
+                <w:i/>
+                <w:iCs/>
+                <w:color w:val="595959"/>
+                <w:sz w:val="16"/>
+                <w:szCs w:val="16"/>
+              </w:rPr>
+              <w:t xml:space="preserve">Related topic: not an exact match for this lesson.</w:t>
+            </w:r>
           </w:p>
           <w:p>
             <w:pPr>
@@ -22713,7 +22326,7 @@
               <w:spacing w:after="10" w:before="0"/>
               <w:ind w:left="120"/>
             </w:pPr>
-            <w:hyperlink w:history="1" r:id="rId-rok8vp3zftmxhmassl5n">
+            <w:hyperlink w:history="1" r:id="rIdaqhnsv0q2dqbshjicmhq3">
               <w:r>
                 <w:rPr>
                   <w:rFonts w:ascii="Arial" w:cs="Arial" w:eastAsia="Arial" w:hAnsi="Arial"/>
@@ -22751,14 +22364,14 @@
                 <w:sz w:val="16"/>
                 <w:szCs w:val="16"/>
               </w:rPr>
-              <w:t xml:space="preserve">📖 HTML:</w:t>
+              <w:t xml:space="preserve">📖 EXERCISE:</w:t>
             </w:r>
           </w:p>
           <w:p>
             <w:pPr>
               <w:spacing w:after="20" w:before="0"/>
             </w:pPr>
-            <w:hyperlink w:history="1" r:id="rIdge_s-jqn4cjdijrjybffq">
+            <w:hyperlink w:history="1" r:id="rId-grc98lcfygg9u7or7c6e">
               <w:r>
                 <w:rPr>
                   <w:rFonts w:ascii="Arial" w:cs="Arial" w:eastAsia="Arial" w:hAnsi="Arial"/>
@@ -22767,9 +22380,25 @@
                   <w:szCs w:val="16"/>
                   <w:u w:val="single" w:color="2E75B6"/>
                 </w:rPr>
-                <w:t xml:space="preserve">Applications of Quadratic Equations (Flexbook)</w:t>
+                <w:t xml:space="preserve">Quadratics by taking square roots: with steps</w:t>
               </w:r>
             </w:hyperlink>
+          </w:p>
+          <w:p>
+            <w:pPr>
+              <w:spacing w:after="20" w:before="0"/>
+            </w:pPr>
+            <w:r>
+              <w:rPr>
+                <w:rFonts w:ascii="Arial" w:cs="Arial" w:eastAsia="Arial" w:hAnsi="Arial"/>
+                <w:i/>
+                <w:iCs/>
+                <w:color w:val="595959"/>
+                <w:sz w:val="16"/>
+                <w:szCs w:val="16"/>
+              </w:rPr>
+              <w:t xml:space="preserve">Related topic: not an exact match for this lesson.</w:t>
+            </w:r>
           </w:p>
           <w:p>
             <w:pPr>
@@ -22783,7 +22412,7 @@
                 <w:sz w:val="14"/>
                 <w:szCs w:val="14"/>
               </w:rPr>
-              <w:t xml:space="preserve">Source: CK-12</w:t>
+              <w:t xml:space="preserve">Source: Khan Academy (English - US curriculum)</w:t>
             </w:r>
           </w:p>
           <w:p>
@@ -22791,7 +22420,7 @@
               <w:spacing w:after="10" w:before="0"/>
               <w:ind w:left="120"/>
             </w:pPr>
-            <w:hyperlink w:history="1" r:id="rIdi770enejj6dcvpdyqv1zj">
+            <w:hyperlink w:history="1" r:id="rIdbpaplm-uxdvb_4dkyff6e">
               <w:r>
                 <w:rPr>
                   <w:rFonts w:ascii="Arial" w:cs="Arial" w:eastAsia="Arial" w:hAnsi="Arial"/>
@@ -22833,7 +22462,7 @@
                 <w:sz w:val="18"/>
                 <w:szCs w:val="18"/>
               </w:rPr>
-              <w:t xml:space="preserve">In their mixed groups, students create a Cumulative Journey Model on A3 paper (or a shared digital slide if devices are available) that maps the entire unit as a connected story. The model must include: (1) The Phenomenon — a small sketch of the Githurai hall rectangle with w and w + 2 labelled; (2) The Mathematical Journey — a flow diagram showing: Recognising quadratic expressions → Expanding using FOIL → Factorising → Solving by factorisation → Completing the square → Quadratic formula; (3) The Three Methods compared in a small table showing: method name, when to use it, one example equation solved; (4) A Community Impact statement — one sentence explaining how quadratic equations help Kenyan communities make real planning decisions; (5) One new problem the group invented, set in a Kenyan context, with the equation written in standard form (solution optional — the act of modelling is the target). Groups share their models in a 60-second 'speed gallery' where each group stands by their poster and the class rotates. Students use dot stickers to vote on the model that best communicates the mathematical journey to someone who has never studied quadratics — e.g. a parent or community committee member. The winning model is photographed and, if possible, displayed in the school corridor or shared with the class teacher for the end-of-term bulletin board.</w:t>
+              <w:t xml:space="preserve">Each group builds a final cumulative model as a poster (manila paper) or digital slide that maps the journey: (1) recognising quadratic expressions and the general form ax^2 + bx + c = 0 (hall: a = 1, b = 2, c = -120); (2) expanding with the distributive law/FOIL; (3) factorising; (4) solving by factorisation using the Zero Product Property; (5) completing the square; (6) quadratic formula and discriminant (D &gt; 0 two solutions, D = 0 one repeated solution, D &lt; 0 none); (7) checking in context and rejecting invalid solutions. One panel shows the Lesson 1 model (trial-and-error table, guess for w) beside the final model (equation, three methods, w = 10 m, length 12 m, 120 m2). Another panel shows a decision guide for choosing a method and one application (Kitale, tickets or verandah). Groups then do a gallery walk, leave one 'glow' and one 'grow' comment on sticky notes, and finish with a personal reflection: 'How can quadratic thinking help my community plan?'</w:t>
             </w:r>
           </w:p>
         </w:tc>
@@ -22865,7 +22494,7 @@
                 <w:sz w:val="18"/>
                 <w:szCs w:val="18"/>
               </w:rPr>
-              <w:t xml:space="preserve">Frame the task with purpose: 'This model is not for me or for an exam. It is for the Githurai committee, for your parents, for any Form 1 student who will study this next year. Make it clear enough that someone outside this room can follow the journey.' During construction, prompt groups who are listing steps without connection: 'Can you draw an arrow between factorisation and the Zero Product Property to show why one leads to the other?' For groups who finish early: 'Add a second community problem to your model — set it in a different county of Kenya.' During the speed gallery, circulate and listen to the 60-second pitches: prompt presenters with 'Why does the community need quadratic equations — not just arithmetic?' After the dot-sticker vote, close the lesson by addressing the class: 'Every method you know — factorisation, completing the square, the quadratic formula — came from real people solving real problems across centuries. You are now part of that tradition. The Githurai hall is 10 metres wide and 12 metres long because someone in this room knows how to write and solve a quadratic equation.' FINAL REFLECTION: Students write independently for 3 minutes: 'In one paragraph, explain to a community elder why quadratic equations are worth learning.' Collect these as the summative written artefact of the lesson.</w:t>
+              <w:t xml:space="preserve">Say: 'Show how your thinking changed from the first lesson to now. Put your Lesson 1 model next to your final model.' Provide a checklist of the required panels. Circulate and ask: 'Where on your poster does the context choose the answer?' and 'Which method did you use for the verandah and why?' Give WAIT TIME of 10-15 seconds before prompting. Cold-call 4 groups to present their comparison in 1 minute each. Ask presenters to name one change in understanding, for example from 'guess and check' to 'form an equation'. During the gallery walk, ask visitors to confirm the hall answer: 'width 10 m, length 12 m'. Close with: 'Which problem in Githurai, Kitale or your own village could you now solve?' Give the exit ticket: solve x^2 + 4x - 21 = 0 by any method, justify the method, and state which solution would be rejected if x were a width.</w:t>
             </w:r>
           </w:p>
         </w:tc>
@@ -22897,7 +22526,7 @@
                 <w:sz w:val="18"/>
                 <w:szCs w:val="18"/>
               </w:rPr>
-              <w:t xml:space="preserve">Cumulative visual model externalises the learning arc and requires synthesis rather than recall; authentic audience framing (community committee, younger students) raises the cognitive and motivational stakes; peer dot-sticker voting creates a low-stakes summative judgement that values communication as a mathematical skill; final written reflection in a community voice integrates mathematical and civic identity.</w:t>
+              <w:t xml:space="preserve">Model Comparison (Lesson 1 vs Final) and Gallery Walk: placing the first and final models side by side makes learning visible, while peer feedback in the gallery walk strengthens connections among expression, equation, method and context.</w:t>
             </w:r>
           </w:p>
         </w:tc>
@@ -22929,7 +22558,7 @@
                 <w:sz w:val="18"/>
                 <w:szCs w:val="18"/>
               </w:rPr>
-              <w:t xml:space="preserve">Collect the final written reflections as a lesson-exit summative artefact. Evaluate against three criteria: (1) Mathematical accuracy — does the student correctly describe what quadratic equations are and how they are solved? (2) Contextual relevance — does the student connect the mathematics to a real Kenyan scenario? (3) Justification — does the student explain why the mathematics matters, not just what it is? Use these reflections to identify students who have achieved the SLO fully, those who need targeted consolidation on specific methods, and those who show exceptional depth and may benefit from extension problems involving the discriminant or problems with no real solutions.</w:t>
+              <w:t xml:space="preserve">Observable indicators: (1) the Lesson 1 vs final comparison names at least two specific changes (for example, trial and error to equation; one guess to exact solution); (2) the poster includes all three methods with the hall answers w = 10 or w = -12 and the final answer of width 10 m, length 12 m; (3) the discriminant rule is shown correctly; (4) the context-rejection step appears explicitly; (5) the exit ticket x^2 + 4x - 21 = 0 gives (x + 7)(x - 3) = 0, x = 3 or -7, with -7 rejected for a width. Use a 3-level rubric (secure, developing, beginning) and plan follow-up groups for learners at beginning level.</w:t>
             </w:r>
           </w:p>
         </w:tc>
@@ -23022,7 +22651,7 @@
                 <w:sz w:val="18"/>
                 <w:szCs w:val="18"/>
               </w:rPr>
-              <w:t xml:space="preserve">After the lesson, consider: (1) Did all three expert groups in the Observe phase produce correct and complete solutions? If Group C (completing the square) struggled, note which step caused difficulty — moving the constant, halving the coefficient, or taking the square root — and address this in individual feedback. (2) In the Explain phase, were students able to construct the standard-form equation from a word problem independently, or did most groups need prompting to set up the quadratic before solving? If modelling was the gap, plan a short follow-up task on equation construction from word problems. (3) Did the DQB closure feel genuine to students, or did it feel procedural? If students responded with energy and ownership, the phenomenon-driven approach succeeded. If it felt routine, reflect on whether the DQB was updated consistently across all seven lessons. (4) Were the final written reflections mathematically specific or vague? Vague reflections ('quadratic equations are useful') suggest students have procedural fluency but lack conceptual articulation — a target for follow-up discussion. (5) Was 40 minutes sufficient? The Model Building phase is the most likely to overrun — if time is short, the speed gallery can be replaced with a single whole-class share from the dot-sticker-winning group. (6) Consider sending the winning model home with a note to parents explaining the Harambee hall phenomenon — this closes the community loop and reinforces the social purpose of the mathematics.</w:t>
+              <w:t xml:space="preserve">Reflect after the lesson: (1) Which method did learners choose most often, and did their justification show real understanding of efficiency, or did they simply copy the quickest-looking route? (2) Could learners explain why a quadratic equation can have two solutions and why context rejects one (w = -12, w = -6.5, x = -12)? (3) Did learners clearly distinguish the linear perimeter 4w + 4 from the quadratic area w(w + 2) = 120? (4) Which DQB cards were hardest to answer, and what does that suggest about gaps in the unit? (5) Did every learner contribute to the group poster? Note learners who need more practice on factorising when a is not 1 (such as 2w^2 + w - 78) or on expanding (12 + 2x)(10 + 2x), and plan short remediation. Record which Kenyan contexts (Githurai, Kitale, ticket fundraising) motivated learners most.</w:t>
             </w:r>
           </w:p>
         </w:tc>
@@ -23149,7 +22778,7 @@
                 <w:sz w:val="18"/>
                 <w:szCs w:val="18"/>
               </w:rPr>
-              <w:t xml:space="preserve">We observed that the Githurai Harambee committee could not find the hall dimensions using arithmetic or linear equations — but when we wrote w(w + 2) = 120 and rearranged it to w² + 2w − 120 = 0, three different methods — factorisation, completing the square, and the quadratic formula — all gave us w = 10 and w = -12. We also observed that new community problems about fish-drying yards, tiled borders, and chapati pricing could all be modelled and solved as quadratic equations.</w:t>
+              <w:t xml:space="preserve">We observed that the Githurai hall equation w(w + 2) = 120, or w^2 + 2w - 120 = 0, gives the same solutions, w = 10 or w = -12, by factorisation, completing the square and the quadratic formula (D = 484). New problems gave Kitale land w = 6 m (length 13 m), Harambee tickets p = 10 or 20 KES, and a verandah of x = 1 m.</w:t>
             </w:r>
           </w:p>
         </w:tc>
@@ -23215,7 +22844,7 @@
                 <w:sz w:val="18"/>
                 <w:szCs w:val="18"/>
               </w:rPr>
-              <w:t xml:space="preserve">We learned that factorisation is most efficient when the equation has integer factor pairs; completing the square always works and reveals the geometric meaning of the solution; the quadratic formula is universal and essential when the discriminant is not an obvious perfect square. We learned that both algebraic solutions must always be interpreted in context — a negative width is mathematically valid but physically meaningless. Most importantly, we learned that a quadratic equation is a precise tool for answering real planning questions that a community cannot solve by guessing.</w:t>
+              <w:t xml:space="preserve">We learned that a quadratic equation has the unknown multiplied by itself (highest power 2), unlike a linear equation such as the perimeter 4w + 4, and can have two solutions. We learned how to choose the most efficient method and to check each solution in the context.</w:t>
             </w:r>
           </w:p>
         </w:tc>
@@ -23281,7 +22910,7 @@
                 <w:sz w:val="18"/>
                 <w:szCs w:val="18"/>
               </w:rPr>
-              <w:t xml:space="preserve">We explained that the three solution methods are not competing alternatives but complementary tools — each suited to different problem structures. We explained the full unit journey: quadratic expressions emerge from area and revenue contexts; expansion reveals their structure; factorisation reverses expansion to find roots; completing the square and the quadratic formula extend our reach to equations that resist factorisation. We explained to a community audience — through our models and reflections — that knowing how to write and solve a quadratic equation gives any person the power to answer real questions about land, construction, pricing, and planning in their own community.</w:t>
+              <w:t xml:space="preserve">We explain that the hall must be width 10 m and length 12 m (area 120 m2) because w = -12 is impossible for a width, so context decides which solution is used. Quadratic thinking lets the Harambee committee and our community find unknown dimensions and quantities for real planning problems.</w:t>
             </w:r>
           </w:p>
         </w:tc>
@@ -23303,7 +22932,7 @@
         </w:rPr>
         <w:t xml:space="preserve">© 2026 SeaVuria and ARES. Aligned with KICD objectives. Developed by SeaVuria; technical implementation by ARES (with AI assistance from Claude). Licensed under </w:t>
       </w:r>
-      <w:hyperlink w:history="1" r:id="rId3sv9vvvljkcsevarxqllj">
+      <w:hyperlink w:history="1" r:id="rIddrsllsgbd1bq-ske2dkmx">
         <w:r>
           <w:rPr>
             <w:rFonts w:ascii="Arial" w:cs="Arial" w:eastAsia="Arial" w:hAnsi="Arial"/>
@@ -23324,7 +22953,7 @@
         </w:rPr>
         <w:t xml:space="preserve"> (</w:t>
       </w:r>
-      <w:hyperlink w:history="1" r:id="rIdzm_hgay68yt2tere8atqn">
+      <w:hyperlink w:history="1" r:id="rIdqq_bx-3nwvieo1fx3xxit">
         <w:r>
           <w:rPr>
             <w:rFonts w:ascii="Arial" w:cs="Arial" w:eastAsia="Arial" w:hAnsi="Arial"/>

--- a/data/outputs/v2/Maths/SS1.3_Quadratic_Equations/Mathematics_Quadratic_Equations_CBE_LessonSequence.docx
+++ b/data/outputs/v2/Maths/SS1.3_Quadratic_Equations/Mathematics_Quadratic_Equations_CBE_LessonSequence.docx
@@ -4,6 +4,7 @@
   <w:body>
     <w:p>
       <w:pPr>
+        <w:keepNext w:val="false"/>
         <w:spacing w:after="30" w:before="0"/>
         <w:jc w:val="center"/>
       </w:pPr>
@@ -23,6 +24,7 @@
     </w:p>
     <w:p>
       <w:pPr>
+        <w:keepNext w:val="false"/>
         <w:spacing w:after="60" w:before="0"/>
         <w:jc w:val="center"/>
       </w:pPr>
@@ -81,6 +83,7 @@
           </w:tcPr>
           <w:p>
             <w:pPr>
+              <w:keepNext w:val="false"/>
               <w:spacing w:after="40" w:before="0"/>
               <w:jc w:val="center"/>
             </w:pPr>
@@ -115,6 +118,7 @@
           </w:tcPr>
           <w:p>
             <w:pPr>
+              <w:keepNext w:val="false"/>
               <w:spacing w:after="40" w:before="0"/>
               <w:jc w:val="left"/>
             </w:pPr>
@@ -147,6 +151,7 @@
           </w:tcPr>
           <w:p>
             <w:pPr>
+              <w:keepNext w:val="false"/>
               <w:spacing w:after="40" w:before="0"/>
               <w:jc w:val="left"/>
             </w:pPr>
@@ -181,6 +186,7 @@
           </w:tcPr>
           <w:p>
             <w:pPr>
+              <w:keepNext w:val="false"/>
               <w:spacing w:after="40" w:before="0"/>
               <w:jc w:val="left"/>
             </w:pPr>
@@ -213,6 +219,7 @@
           </w:tcPr>
           <w:p>
             <w:pPr>
+              <w:keepNext w:val="false"/>
               <w:spacing w:after="40" w:before="0"/>
               <w:jc w:val="left"/>
             </w:pPr>
@@ -247,6 +254,7 @@
           </w:tcPr>
           <w:p>
             <w:pPr>
+              <w:keepNext w:val="false"/>
               <w:spacing w:after="40" w:before="0"/>
               <w:jc w:val="left"/>
             </w:pPr>
@@ -279,6 +287,7 @@
           </w:tcPr>
           <w:p>
             <w:pPr>
+              <w:keepNext w:val="false"/>
               <w:spacing w:after="40" w:before="0"/>
               <w:jc w:val="left"/>
             </w:pPr>
@@ -313,6 +322,7 @@
           </w:tcPr>
           <w:p>
             <w:pPr>
+              <w:keepNext w:val="false"/>
               <w:spacing w:after="40" w:before="0"/>
               <w:jc w:val="left"/>
             </w:pPr>
@@ -345,6 +355,7 @@
           </w:tcPr>
           <w:p>
             <w:pPr>
+              <w:keepNext w:val="false"/>
               <w:spacing w:after="40" w:before="0"/>
               <w:jc w:val="left"/>
             </w:pPr>
@@ -379,6 +390,7 @@
           </w:tcPr>
           <w:p>
             <w:pPr>
+              <w:keepNext w:val="false"/>
               <w:spacing w:after="40" w:before="0"/>
               <w:jc w:val="left"/>
             </w:pPr>
@@ -411,6 +423,7 @@
           </w:tcPr>
           <w:p>
             <w:pPr>
+              <w:keepNext w:val="false"/>
               <w:spacing w:after="40" w:before="0"/>
               <w:jc w:val="left"/>
             </w:pPr>
@@ -445,6 +458,7 @@
           </w:tcPr>
           <w:p>
             <w:pPr>
+              <w:keepNext w:val="false"/>
               <w:spacing w:after="40" w:before="0"/>
               <w:jc w:val="left"/>
             </w:pPr>
@@ -632,6 +646,7 @@
           </w:tcPr>
           <w:p>
             <w:pPr>
+              <w:keepNext w:val="false"/>
               <w:spacing w:after="40" w:before="0"/>
               <w:jc w:val="left"/>
             </w:pPr>
@@ -664,6 +679,7 @@
           </w:tcPr>
           <w:p>
             <w:pPr>
+              <w:keepNext w:val="false"/>
               <w:spacing w:after="40" w:before="0"/>
               <w:jc w:val="left"/>
             </w:pPr>
@@ -683,6 +699,7 @@
           </w:p>
           <w:p>
             <w:pPr>
+              <w:keepNext w:val="false"/>
               <w:spacing w:after="40" w:before="0"/>
               <w:jc w:val="left"/>
             </w:pPr>
@@ -702,6 +719,7 @@
           </w:p>
           <w:p>
             <w:pPr>
+              <w:keepNext w:val="false"/>
               <w:spacing w:after="40" w:before="0"/>
               <w:jc w:val="left"/>
             </w:pPr>
@@ -721,6 +739,7 @@
           </w:p>
           <w:p>
             <w:pPr>
+              <w:keepNext w:val="false"/>
               <w:spacing w:after="40" w:before="0"/>
               <w:jc w:val="left"/>
             </w:pPr>
@@ -740,6 +759,7 @@
           </w:p>
           <w:p>
             <w:pPr>
+              <w:keepNext w:val="false"/>
               <w:spacing w:after="40" w:before="0"/>
               <w:jc w:val="left"/>
             </w:pPr>
@@ -759,6 +779,7 @@
           </w:p>
           <w:p>
             <w:pPr>
+              <w:keepNext w:val="false"/>
               <w:spacing w:after="40" w:before="0"/>
               <w:jc w:val="left"/>
             </w:pPr>
@@ -778,6 +799,7 @@
           </w:p>
           <w:p>
             <w:pPr>
+              <w:keepNext w:val="false"/>
               <w:spacing w:after="40" w:before="0"/>
               <w:jc w:val="left"/>
             </w:pPr>
@@ -797,6 +819,7 @@
           </w:p>
           <w:p>
             <w:pPr>
+              <w:keepNext w:val="false"/>
               <w:spacing w:after="40" w:before="0"/>
               <w:jc w:val="left"/>
             </w:pPr>
@@ -816,6 +839,7 @@
           </w:p>
           <w:p>
             <w:pPr>
+              <w:keepNext w:val="false"/>
               <w:spacing w:after="40" w:before="0"/>
               <w:jc w:val="left"/>
             </w:pPr>
@@ -835,6 +859,7 @@
           </w:p>
           <w:p>
             <w:pPr>
+              <w:keepNext w:val="false"/>
               <w:spacing w:after="40" w:before="0"/>
               <w:jc w:val="left"/>
             </w:pPr>
@@ -869,6 +894,7 @@
           </w:tcPr>
           <w:p>
             <w:pPr>
+              <w:keepNext w:val="false"/>
               <w:spacing w:after="40" w:before="0"/>
               <w:jc w:val="left"/>
             </w:pPr>
@@ -1016,6 +1042,7 @@
           </w:tcPr>
           <w:p>
             <w:pPr>
+              <w:keepNext w:val="false"/>
               <w:spacing w:after="40" w:before="0"/>
               <w:jc w:val="left"/>
             </w:pPr>
@@ -1143,6 +1170,7 @@
           </w:tcPr>
           <w:p>
             <w:pPr>
+              <w:keepNext w:val="false"/>
               <w:spacing w:after="40" w:before="0"/>
               <w:jc w:val="left"/>
             </w:pPr>
@@ -1290,6 +1318,7 @@
           </w:tcPr>
           <w:p>
             <w:pPr>
+              <w:keepNext w:val="false"/>
               <w:spacing w:after="40" w:before="0"/>
               <w:jc w:val="left"/>
             </w:pPr>
@@ -1417,6 +1446,7 @@
           </w:tcPr>
           <w:p>
             <w:pPr>
+              <w:keepNext w:val="false"/>
               <w:spacing w:after="40" w:before="0"/>
               <w:jc w:val="left"/>
             </w:pPr>
@@ -1564,6 +1594,7 @@
           </w:tcPr>
           <w:p>
             <w:pPr>
+              <w:keepNext w:val="false"/>
               <w:spacing w:after="40" w:before="0"/>
               <w:jc w:val="left"/>
             </w:pPr>
@@ -1596,6 +1627,7 @@
           </w:tcPr>
           <w:p>
             <w:pPr>
+              <w:keepNext w:val="false"/>
               <w:spacing w:after="40" w:before="0"/>
               <w:jc w:val="left"/>
             </w:pPr>
@@ -1630,6 +1662,7 @@
           </w:tcPr>
           <w:p>
             <w:pPr>
+              <w:keepNext w:val="false"/>
               <w:spacing w:after="40" w:before="0"/>
               <w:jc w:val="left"/>
             </w:pPr>
@@ -1662,6 +1695,7 @@
           </w:tcPr>
           <w:p>
             <w:pPr>
+              <w:keepNext w:val="false"/>
               <w:spacing w:after="40" w:before="0"/>
               <w:jc w:val="left"/>
             </w:pPr>
@@ -1681,6 +1715,7 @@
           </w:p>
           <w:p>
             <w:pPr>
+              <w:keepNext w:val="false"/>
               <w:spacing w:after="40" w:before="0"/>
               <w:jc w:val="left"/>
             </w:pPr>
@@ -1700,6 +1735,7 @@
           </w:p>
           <w:p>
             <w:pPr>
+              <w:keepNext w:val="false"/>
               <w:spacing w:after="40" w:before="0"/>
               <w:jc w:val="left"/>
             </w:pPr>
@@ -1719,6 +1755,7 @@
           </w:p>
           <w:p>
             <w:pPr>
+              <w:keepNext w:val="false"/>
               <w:spacing w:after="40" w:before="0"/>
               <w:jc w:val="left"/>
             </w:pPr>
@@ -1738,6 +1775,7 @@
           </w:p>
           <w:p>
             <w:pPr>
+              <w:keepNext w:val="false"/>
               <w:spacing w:after="40" w:before="0"/>
               <w:jc w:val="left"/>
             </w:pPr>
@@ -1772,6 +1810,7 @@
           </w:tcPr>
           <w:p>
             <w:pPr>
+              <w:keepNext w:val="false"/>
               <w:spacing w:after="40" w:before="0"/>
               <w:jc w:val="left"/>
             </w:pPr>
@@ -1804,6 +1843,7 @@
           </w:tcPr>
           <w:p>
             <w:pPr>
+              <w:keepNext w:val="false"/>
               <w:spacing w:after="40" w:before="0"/>
               <w:jc w:val="left"/>
             </w:pPr>
@@ -1838,6 +1878,7 @@
           </w:tcPr>
           <w:p>
             <w:pPr>
+              <w:keepNext w:val="false"/>
               <w:spacing w:after="40" w:before="0"/>
               <w:jc w:val="left"/>
             </w:pPr>
@@ -1870,6 +1911,7 @@
           </w:tcPr>
           <w:p>
             <w:pPr>
+              <w:keepNext w:val="false"/>
               <w:spacing w:after="40" w:before="0"/>
               <w:jc w:val="left"/>
             </w:pPr>
@@ -1889,6 +1931,7 @@
           </w:p>
           <w:p>
             <w:pPr>
+              <w:keepNext w:val="false"/>
               <w:spacing w:after="40" w:before="0"/>
               <w:jc w:val="left"/>
             </w:pPr>
@@ -1908,6 +1951,7 @@
           </w:p>
           <w:p>
             <w:pPr>
+              <w:keepNext w:val="false"/>
               <w:spacing w:after="40" w:before="0"/>
               <w:jc w:val="left"/>
             </w:pPr>
@@ -1927,6 +1971,7 @@
           </w:p>
           <w:p>
             <w:pPr>
+              <w:keepNext w:val="false"/>
               <w:spacing w:after="40" w:before="0"/>
               <w:jc w:val="left"/>
             </w:pPr>
@@ -1946,6 +1991,7 @@
           </w:p>
           <w:p>
             <w:pPr>
+              <w:keepNext w:val="false"/>
               <w:spacing w:after="40" w:before="0"/>
               <w:jc w:val="left"/>
             </w:pPr>
@@ -1965,6 +2011,7 @@
           </w:p>
           <w:p>
             <w:pPr>
+              <w:keepNext w:val="false"/>
               <w:spacing w:after="40" w:before="0"/>
               <w:jc w:val="left"/>
             </w:pPr>
@@ -1984,6 +2031,7 @@
           </w:p>
           <w:p>
             <w:pPr>
+              <w:keepNext w:val="false"/>
               <w:spacing w:after="40" w:before="0"/>
               <w:jc w:val="left"/>
             </w:pPr>
@@ -2003,6 +2051,7 @@
           </w:p>
           <w:p>
             <w:pPr>
+              <w:keepNext w:val="false"/>
               <w:spacing w:after="40" w:before="0"/>
               <w:jc w:val="left"/>
             </w:pPr>
@@ -2022,6 +2071,7 @@
           </w:p>
           <w:p>
             <w:pPr>
+              <w:keepNext w:val="false"/>
               <w:spacing w:after="40" w:before="0"/>
               <w:jc w:val="left"/>
             </w:pPr>
@@ -2041,6 +2091,7 @@
           </w:p>
           <w:p>
             <w:pPr>
+              <w:keepNext w:val="false"/>
               <w:spacing w:after="40" w:before="0"/>
               <w:jc w:val="left"/>
             </w:pPr>
@@ -2060,6 +2111,7 @@
           </w:p>
           <w:p>
             <w:pPr>
+              <w:keepNext w:val="false"/>
               <w:spacing w:after="40" w:before="0"/>
               <w:jc w:val="left"/>
             </w:pPr>
@@ -2079,6 +2131,7 @@
           </w:p>
           <w:p>
             <w:pPr>
+              <w:keepNext w:val="false"/>
               <w:spacing w:after="40" w:before="0"/>
               <w:jc w:val="left"/>
             </w:pPr>
@@ -2098,6 +2151,7 @@
           </w:p>
           <w:p>
             <w:pPr>
+              <w:keepNext w:val="false"/>
               <w:spacing w:after="40" w:before="0"/>
               <w:jc w:val="left"/>
             </w:pPr>
@@ -2132,6 +2186,7 @@
           </w:tcPr>
           <w:p>
             <w:pPr>
+              <w:keepNext w:val="false"/>
               <w:spacing w:after="40" w:before="0"/>
               <w:jc w:val="left"/>
             </w:pPr>
@@ -2363,7 +2418,7 @@
         </w:rPr>
         <w:t xml:space="preserve">© 2026 SeaVuria and ARES. This work is licensed under a </w:t>
       </w:r>
-      <w:hyperlink w:history="1" r:id="rIdwgrpx2a_pqi1as1q8aogr">
+      <w:hyperlink w:history="1" r:id="rIdvexjf0n4juhwsc8-ax0uz">
         <w:r>
           <w:rPr>
             <w:rFonts w:ascii="Arial" w:cs="Arial" w:eastAsia="Arial" w:hAnsi="Arial"/>
@@ -2383,7 +2438,7 @@
         </w:rPr>
         <w:t xml:space="preserve"> (</w:t>
       </w:r>
-      <w:hyperlink w:history="1" r:id="rIdi2fkyqoytz5ivgd_aonmq">
+      <w:hyperlink w:history="1" r:id="rIddpseqgeslwojohfr4quhu">
         <w:r>
           <w:rPr>
             <w:rFonts w:ascii="Arial" w:cs="Arial" w:eastAsia="Arial" w:hAnsi="Arial"/>
@@ -2403,7 +2458,7 @@
         </w:rPr>
         <w:t xml:space="preserve">). To view a copy of this license, visit </w:t>
       </w:r>
-      <w:hyperlink w:history="1" r:id="rId5smwfoylslinypt_e2rvi">
+      <w:hyperlink w:history="1" r:id="rId38uma9wqrvzd5s_gavpjc">
         <w:r>
           <w:rPr>
             <w:rFonts w:ascii="Arial" w:cs="Arial" w:eastAsia="Arial" w:hAnsi="Arial"/>
@@ -2462,6 +2517,7 @@
           </w:tcPr>
           <w:p>
             <w:pPr>
+              <w:keepNext w:val="false"/>
               <w:spacing w:after="40" w:before="0"/>
               <w:jc w:val="center"/>
             </w:pPr>
@@ -2497,6 +2553,7 @@
           </w:tcPr>
           <w:p>
             <w:pPr>
+              <w:keepNext w:val="false"/>
               <w:spacing w:after="40" w:before="0"/>
               <w:jc w:val="center"/>
             </w:pPr>
@@ -2531,6 +2588,7 @@
           </w:tcPr>
           <w:p>
             <w:pPr>
+              <w:keepNext w:val="false"/>
               <w:spacing w:after="40" w:before="0"/>
               <w:jc w:val="left"/>
             </w:pPr>
@@ -2563,6 +2621,7 @@
           </w:tcPr>
           <w:p>
             <w:pPr>
+              <w:keepNext w:val="false"/>
               <w:spacing w:after="40" w:before="0"/>
               <w:jc w:val="left"/>
             </w:pPr>
@@ -2597,6 +2656,7 @@
           </w:tcPr>
           <w:p>
             <w:pPr>
+              <w:keepNext w:val="false"/>
               <w:spacing w:after="40" w:before="0"/>
               <w:jc w:val="left"/>
             </w:pPr>
@@ -2629,6 +2689,7 @@
           </w:tcPr>
           <w:p>
             <w:pPr>
+              <w:keepNext w:val="false"/>
               <w:spacing w:after="40" w:before="0"/>
               <w:jc w:val="left"/>
             </w:pPr>
@@ -2663,6 +2724,7 @@
           </w:tcPr>
           <w:p>
             <w:pPr>
+              <w:keepNext w:val="false"/>
               <w:spacing w:after="40" w:before="0"/>
               <w:jc w:val="left"/>
             </w:pPr>
@@ -2695,6 +2757,7 @@
           </w:tcPr>
           <w:p>
             <w:pPr>
+              <w:keepNext w:val="false"/>
               <w:spacing w:after="40" w:before="0"/>
               <w:jc w:val="left"/>
             </w:pPr>
@@ -2729,6 +2792,7 @@
           </w:tcPr>
           <w:p>
             <w:pPr>
+              <w:keepNext w:val="false"/>
               <w:spacing w:after="40" w:before="0"/>
               <w:jc w:val="left"/>
             </w:pPr>
@@ -2761,6 +2825,7 @@
           </w:tcPr>
           <w:p>
             <w:pPr>
+              <w:keepNext w:val="false"/>
               <w:spacing w:after="40" w:before="0"/>
               <w:jc w:val="left"/>
             </w:pPr>
@@ -2795,6 +2860,7 @@
           </w:tcPr>
           <w:p>
             <w:pPr>
+              <w:keepNext w:val="false"/>
               <w:spacing w:after="40" w:before="0"/>
               <w:jc w:val="left"/>
             </w:pPr>
@@ -2827,6 +2893,7 @@
           </w:tcPr>
           <w:p>
             <w:pPr>
+              <w:keepNext w:val="false"/>
               <w:spacing w:after="40" w:before="0"/>
               <w:jc w:val="left"/>
             </w:pPr>
@@ -2861,6 +2928,7 @@
           </w:tcPr>
           <w:p>
             <w:pPr>
+              <w:keepNext w:val="false"/>
               <w:spacing w:after="40" w:before="0"/>
               <w:jc w:val="left"/>
             </w:pPr>
@@ -2893,6 +2961,7 @@
           </w:tcPr>
           <w:p>
             <w:pPr>
+              <w:keepNext w:val="false"/>
               <w:spacing w:after="40" w:before="0"/>
               <w:jc w:val="left"/>
             </w:pPr>
@@ -2927,6 +2996,7 @@
           </w:tcPr>
           <w:p>
             <w:pPr>
+              <w:keepNext w:val="false"/>
               <w:spacing w:after="40" w:before="0"/>
               <w:jc w:val="left"/>
             </w:pPr>
@@ -2959,6 +3029,7 @@
           </w:tcPr>
           <w:p>
             <w:pPr>
+              <w:keepNext w:val="false"/>
               <w:spacing w:after="40" w:before="0"/>
               <w:jc w:val="left"/>
             </w:pPr>
@@ -2993,6 +3064,7 @@
           </w:tcPr>
           <w:p>
             <w:pPr>
+              <w:keepNext w:val="false"/>
               <w:spacing w:after="40" w:before="0"/>
               <w:jc w:val="left"/>
             </w:pPr>
@@ -3025,6 +3097,7 @@
           </w:tcPr>
           <w:p>
             <w:pPr>
+              <w:keepNext w:val="false"/>
               <w:spacing w:after="40" w:before="0"/>
               <w:jc w:val="left"/>
             </w:pPr>
@@ -3084,6 +3157,7 @@
           </w:tcPr>
           <w:p>
             <w:pPr>
+              <w:keepNext w:val="false"/>
               <w:spacing w:after="40" w:before="0"/>
               <w:jc w:val="center"/>
             </w:pPr>
@@ -3118,6 +3192,7 @@
           </w:tcPr>
           <w:p>
             <w:pPr>
+              <w:keepNext w:val="false"/>
               <w:spacing w:after="40" w:before="0"/>
               <w:jc w:val="left"/>
             </w:pPr>
@@ -3182,6 +3257,7 @@
           </w:tcPr>
           <w:p>
             <w:pPr>
+              <w:keepNext w:val="false"/>
               <w:spacing w:after="40" w:before="0"/>
               <w:jc w:val="center"/>
             </w:pPr>
@@ -3216,6 +3292,7 @@
           </w:tcPr>
           <w:p>
             <w:pPr>
+              <w:keepNext w:val="false"/>
               <w:spacing w:after="40" w:before="0"/>
               <w:jc w:val="left"/>
             </w:pPr>
@@ -3248,6 +3325,7 @@
           </w:tcPr>
           <w:p>
             <w:pPr>
+              <w:keepNext w:val="false"/>
               <w:spacing w:after="40" w:before="0"/>
               <w:jc w:val="left"/>
             </w:pPr>
@@ -3280,6 +3358,7 @@
           </w:tcPr>
           <w:p>
             <w:pPr>
+              <w:keepNext w:val="false"/>
               <w:spacing w:after="40" w:before="0"/>
               <w:jc w:val="left"/>
             </w:pPr>
@@ -3312,6 +3391,7 @@
           </w:tcPr>
           <w:p>
             <w:pPr>
+              <w:keepNext w:val="false"/>
               <w:spacing w:after="40" w:before="0"/>
               <w:jc w:val="left"/>
             </w:pPr>
@@ -3344,6 +3424,7 @@
           </w:tcPr>
           <w:p>
             <w:pPr>
+              <w:keepNext w:val="false"/>
               <w:spacing w:after="40" w:before="0"/>
               <w:jc w:val="left"/>
             </w:pPr>
@@ -3378,6 +3459,7 @@
           </w:tcPr>
           <w:p>
             <w:pPr>
+              <w:keepNext w:val="false"/>
               <w:spacing w:after="40" w:before="0"/>
               <w:jc w:val="left"/>
             </w:pPr>
@@ -3415,7 +3497,7 @@
             <w:pPr>
               <w:spacing w:after="20" w:before="0"/>
             </w:pPr>
-            <w:hyperlink w:history="1" r:id="rIdegqa3v0dou9ujqztqmewz">
+            <w:hyperlink w:history="1" r:id="rIdxg9mzfoeirmsn1zgoiegm">
               <w:r>
                 <w:rPr>
                   <w:rFonts w:ascii="Arial" w:cs="Arial" w:eastAsia="Arial" w:hAnsi="Arial"/>
@@ -3464,7 +3546,7 @@
               <w:spacing w:after="10" w:before="0"/>
               <w:ind w:left="120"/>
             </w:pPr>
-            <w:hyperlink w:history="1" r:id="rIdau_mwjj6vfvst08xuuoml">
+            <w:hyperlink w:history="1" r:id="rIdpgmya4sitfjv6esvpcpr2">
               <w:r>
                 <w:rPr>
                   <w:rFonts w:ascii="Arial" w:cs="Arial" w:eastAsia="Arial" w:hAnsi="Arial"/>
@@ -3509,7 +3591,7 @@
             <w:pPr>
               <w:spacing w:after="20" w:before="0"/>
             </w:pPr>
-            <w:hyperlink w:history="1" r:id="rId5xoetcsug8fbpkaah60ck">
+            <w:hyperlink w:history="1" r:id="rIdzvkzjvsyhuyht0q6fa5pf">
               <w:r>
                 <w:rPr>
                   <w:rFonts w:ascii="Arial" w:cs="Arial" w:eastAsia="Arial" w:hAnsi="Arial"/>
@@ -3558,7 +3640,7 @@
               <w:spacing w:after="10" w:before="0"/>
               <w:ind w:left="120"/>
             </w:pPr>
-            <w:hyperlink w:history="1" r:id="rIdspco8cdzwnznyfgyfakix">
+            <w:hyperlink w:history="1" r:id="rIdzo-ziyayc2rojjg-opfcv">
               <w:r>
                 <w:rPr>
                   <w:rFonts w:ascii="Arial" w:cs="Arial" w:eastAsia="Arial" w:hAnsi="Arial"/>
@@ -3586,6 +3668,7 @@
           </w:tcPr>
           <w:p>
             <w:pPr>
+              <w:keepNext w:val="false"/>
               <w:spacing w:after="40" w:before="0"/>
               <w:jc w:val="left"/>
             </w:pPr>
@@ -3618,6 +3701,7 @@
           </w:tcPr>
           <w:p>
             <w:pPr>
+              <w:keepNext w:val="false"/>
               <w:spacing w:after="40" w:before="0"/>
               <w:jc w:val="left"/>
             </w:pPr>
@@ -3650,6 +3734,7 @@
           </w:tcPr>
           <w:p>
             <w:pPr>
+              <w:keepNext w:val="false"/>
               <w:spacing w:after="40" w:before="0"/>
               <w:jc w:val="left"/>
             </w:pPr>
@@ -3682,6 +3767,7 @@
           </w:tcPr>
           <w:p>
             <w:pPr>
+              <w:keepNext w:val="false"/>
               <w:spacing w:after="40" w:before="0"/>
               <w:jc w:val="left"/>
             </w:pPr>
@@ -3716,6 +3802,7 @@
           </w:tcPr>
           <w:p>
             <w:pPr>
+              <w:keepNext w:val="false"/>
               <w:spacing w:after="40" w:before="0"/>
               <w:jc w:val="left"/>
             </w:pPr>
@@ -3753,7 +3840,7 @@
             <w:pPr>
               <w:spacing w:after="20" w:before="0"/>
             </w:pPr>
-            <w:hyperlink w:history="1" r:id="rIdns6w6xcpesmq6f_vqrvhg">
+            <w:hyperlink w:history="1" r:id="rIdeylj0jkyj14yfn1tmtirb">
               <w:r>
                 <w:rPr>
                   <w:rFonts w:ascii="Arial" w:cs="Arial" w:eastAsia="Arial" w:hAnsi="Arial"/>
@@ -3802,7 +3889,7 @@
               <w:spacing w:after="10" w:before="0"/>
               <w:ind w:left="120"/>
             </w:pPr>
-            <w:hyperlink w:history="1" r:id="rIdf7b52ci-w3ijbo24uhq5g">
+            <w:hyperlink w:history="1" r:id="rIdcx4ijd7cvm5idoq5wiwjb">
               <w:r>
                 <w:rPr>
                   <w:rFonts w:ascii="Arial" w:cs="Arial" w:eastAsia="Arial" w:hAnsi="Arial"/>
@@ -3847,7 +3934,7 @@
             <w:pPr>
               <w:spacing w:after="20" w:before="0"/>
             </w:pPr>
-            <w:hyperlink w:history="1" r:id="rIdytousov_mjhgh2dzhbavl">
+            <w:hyperlink w:history="1" r:id="rIdtjog6wsvkw0vefxfccbxn">
               <w:r>
                 <w:rPr>
                   <w:rFonts w:ascii="Arial" w:cs="Arial" w:eastAsia="Arial" w:hAnsi="Arial"/>
@@ -3896,7 +3983,7 @@
               <w:spacing w:after="10" w:before="0"/>
               <w:ind w:left="120"/>
             </w:pPr>
-            <w:hyperlink w:history="1" r:id="rIdncirbgusjs-lcvf_-4jy7">
+            <w:hyperlink w:history="1" r:id="rIdp_opezfmomuisodkb2d_x">
               <w:r>
                 <w:rPr>
                   <w:rFonts w:ascii="Arial" w:cs="Arial" w:eastAsia="Arial" w:hAnsi="Arial"/>
@@ -3924,6 +4011,7 @@
           </w:tcPr>
           <w:p>
             <w:pPr>
+              <w:keepNext w:val="false"/>
               <w:spacing w:after="40" w:before="0"/>
               <w:jc w:val="left"/>
             </w:pPr>
@@ -3956,6 +4044,7 @@
           </w:tcPr>
           <w:p>
             <w:pPr>
+              <w:keepNext w:val="false"/>
               <w:spacing w:after="40" w:before="0"/>
               <w:jc w:val="left"/>
             </w:pPr>
@@ -3988,6 +4077,7 @@
           </w:tcPr>
           <w:p>
             <w:pPr>
+              <w:keepNext w:val="false"/>
               <w:spacing w:after="40" w:before="0"/>
               <w:jc w:val="left"/>
             </w:pPr>
@@ -4020,6 +4110,7 @@
           </w:tcPr>
           <w:p>
             <w:pPr>
+              <w:keepNext w:val="false"/>
               <w:spacing w:after="40" w:before="0"/>
               <w:jc w:val="left"/>
             </w:pPr>
@@ -4054,6 +4145,7 @@
           </w:tcPr>
           <w:p>
             <w:pPr>
+              <w:keepNext w:val="false"/>
               <w:spacing w:after="40" w:before="0"/>
               <w:jc w:val="left"/>
             </w:pPr>
@@ -4091,7 +4183,7 @@
             <w:pPr>
               <w:spacing w:after="20" w:before="0"/>
             </w:pPr>
-            <w:hyperlink w:history="1" r:id="rIdbqm7b1-ili_kuuwdex1iz">
+            <w:hyperlink w:history="1" r:id="rId_brtmgnfq2xxfrbw7kvbc">
               <w:r>
                 <w:rPr>
                   <w:rFonts w:ascii="Arial" w:cs="Arial" w:eastAsia="Arial" w:hAnsi="Arial"/>
@@ -4140,7 +4232,7 @@
               <w:spacing w:after="10" w:before="0"/>
               <w:ind w:left="120"/>
             </w:pPr>
-            <w:hyperlink w:history="1" r:id="rIdrgwvlofoch_xrw9w5qpfo">
+            <w:hyperlink w:history="1" r:id="rIdseaw4nhiau5ygkooln2wj">
               <w:r>
                 <w:rPr>
                   <w:rFonts w:ascii="Arial" w:cs="Arial" w:eastAsia="Arial" w:hAnsi="Arial"/>
@@ -4185,7 +4277,7 @@
             <w:pPr>
               <w:spacing w:after="20" w:before="0"/>
             </w:pPr>
-            <w:hyperlink w:history="1" r:id="rIdbkaf41nhbdjyp26y357fh">
+            <w:hyperlink w:history="1" r:id="rIdnysdgwke9j6ahqn16ckev">
               <w:r>
                 <w:rPr>
                   <w:rFonts w:ascii="Arial" w:cs="Arial" w:eastAsia="Arial" w:hAnsi="Arial"/>
@@ -4234,7 +4326,7 @@
               <w:spacing w:after="10" w:before="0"/>
               <w:ind w:left="120"/>
             </w:pPr>
-            <w:hyperlink w:history="1" r:id="rIdszhpqpid3fpuauv_kjyad">
+            <w:hyperlink w:history="1" r:id="rIdvoa9kqlo5ocn_p-xxa-kt">
               <w:r>
                 <w:rPr>
                   <w:rFonts w:ascii="Arial" w:cs="Arial" w:eastAsia="Arial" w:hAnsi="Arial"/>
@@ -4262,6 +4354,7 @@
           </w:tcPr>
           <w:p>
             <w:pPr>
+              <w:keepNext w:val="false"/>
               <w:spacing w:after="40" w:before="0"/>
               <w:jc w:val="left"/>
             </w:pPr>
@@ -4294,6 +4387,7 @@
           </w:tcPr>
           <w:p>
             <w:pPr>
+              <w:keepNext w:val="false"/>
               <w:spacing w:after="40" w:before="0"/>
               <w:jc w:val="left"/>
             </w:pPr>
@@ -4326,6 +4420,7 @@
           </w:tcPr>
           <w:p>
             <w:pPr>
+              <w:keepNext w:val="false"/>
               <w:spacing w:after="40" w:before="0"/>
               <w:jc w:val="left"/>
             </w:pPr>
@@ -4358,6 +4453,7 @@
           </w:tcPr>
           <w:p>
             <w:pPr>
+              <w:keepNext w:val="false"/>
               <w:spacing w:after="40" w:before="0"/>
               <w:jc w:val="left"/>
             </w:pPr>
@@ -4392,6 +4488,7 @@
           </w:tcPr>
           <w:p>
             <w:pPr>
+              <w:keepNext w:val="false"/>
               <w:spacing w:after="40" w:before="0"/>
               <w:jc w:val="left"/>
             </w:pPr>
@@ -4429,7 +4526,7 @@
             <w:pPr>
               <w:spacing w:after="20" w:before="0"/>
             </w:pPr>
-            <w:hyperlink w:history="1" r:id="rId3chksczyh2pcrcpx-9jlu">
+            <w:hyperlink w:history="1" r:id="rId0kjkcwmoue9w50vum2qew">
               <w:r>
                 <w:rPr>
                   <w:rFonts w:ascii="Arial" w:cs="Arial" w:eastAsia="Arial" w:hAnsi="Arial"/>
@@ -4478,7 +4575,7 @@
               <w:spacing w:after="10" w:before="0"/>
               <w:ind w:left="120"/>
             </w:pPr>
-            <w:hyperlink w:history="1" r:id="rId6cikz_jknsfm2cwxnxv0l">
+            <w:hyperlink w:history="1" r:id="rIdiitx9z23kjmd-znphygjf">
               <w:r>
                 <w:rPr>
                   <w:rFonts w:ascii="Arial" w:cs="Arial" w:eastAsia="Arial" w:hAnsi="Arial"/>
@@ -4523,7 +4620,7 @@
             <w:pPr>
               <w:spacing w:after="20" w:before="0"/>
             </w:pPr>
-            <w:hyperlink w:history="1" r:id="rIdkouejqfnb31i9vzrb1jda">
+            <w:hyperlink w:history="1" r:id="rIdowoknaccdkdr6zlqgawv2">
               <w:r>
                 <w:rPr>
                   <w:rFonts w:ascii="Arial" w:cs="Arial" w:eastAsia="Arial" w:hAnsi="Arial"/>
@@ -4572,7 +4669,7 @@
               <w:spacing w:after="10" w:before="0"/>
               <w:ind w:left="120"/>
             </w:pPr>
-            <w:hyperlink w:history="1" r:id="rId8jvmy-nclvgmdrhmcx6qg">
+            <w:hyperlink w:history="1" r:id="rIdr6zvkostvf512z3gi20gi">
               <w:r>
                 <w:rPr>
                   <w:rFonts w:ascii="Arial" w:cs="Arial" w:eastAsia="Arial" w:hAnsi="Arial"/>
@@ -4600,6 +4697,7 @@
           </w:tcPr>
           <w:p>
             <w:pPr>
+              <w:keepNext w:val="false"/>
               <w:spacing w:after="40" w:before="0"/>
               <w:jc w:val="left"/>
             </w:pPr>
@@ -4632,6 +4730,7 @@
           </w:tcPr>
           <w:p>
             <w:pPr>
+              <w:keepNext w:val="false"/>
               <w:spacing w:after="40" w:before="0"/>
               <w:jc w:val="left"/>
             </w:pPr>
@@ -4664,6 +4763,7 @@
           </w:tcPr>
           <w:p>
             <w:pPr>
+              <w:keepNext w:val="false"/>
               <w:spacing w:after="40" w:before="0"/>
               <w:jc w:val="left"/>
             </w:pPr>
@@ -4696,6 +4796,7 @@
           </w:tcPr>
           <w:p>
             <w:pPr>
+              <w:keepNext w:val="false"/>
               <w:spacing w:after="40" w:before="0"/>
               <w:jc w:val="left"/>
             </w:pPr>
@@ -4730,6 +4831,7 @@
           </w:tcPr>
           <w:p>
             <w:pPr>
+              <w:keepNext w:val="false"/>
               <w:spacing w:after="40" w:before="0"/>
               <w:jc w:val="left"/>
             </w:pPr>
@@ -4767,7 +4869,7 @@
             <w:pPr>
               <w:spacing w:after="20" w:before="0"/>
             </w:pPr>
-            <w:hyperlink w:history="1" r:id="rId8ulqjwk6ey9miq5k6kqvq">
+            <w:hyperlink w:history="1" r:id="rIdhhepar8yenxl7iov4midr">
               <w:r>
                 <w:rPr>
                   <w:rFonts w:ascii="Arial" w:cs="Arial" w:eastAsia="Arial" w:hAnsi="Arial"/>
@@ -4816,7 +4918,7 @@
               <w:spacing w:after="10" w:before="0"/>
               <w:ind w:left="120"/>
             </w:pPr>
-            <w:hyperlink w:history="1" r:id="rIdufj1kle_gz2i7lj2mccfd">
+            <w:hyperlink w:history="1" r:id="rId2wsu9_kwuwkpg4mgafy_f">
               <w:r>
                 <w:rPr>
                   <w:rFonts w:ascii="Arial" w:cs="Arial" w:eastAsia="Arial" w:hAnsi="Arial"/>
@@ -4861,7 +4963,7 @@
             <w:pPr>
               <w:spacing w:after="20" w:before="0"/>
             </w:pPr>
-            <w:hyperlink w:history="1" r:id="rIdiz8_ak4aydeg5fbsk5xdv">
+            <w:hyperlink w:history="1" r:id="rIdi6-7ygd69lts92mnvofdh">
               <w:r>
                 <w:rPr>
                   <w:rFonts w:ascii="Arial" w:cs="Arial" w:eastAsia="Arial" w:hAnsi="Arial"/>
@@ -4910,7 +5012,7 @@
               <w:spacing w:after="10" w:before="0"/>
               <w:ind w:left="120"/>
             </w:pPr>
-            <w:hyperlink w:history="1" r:id="rIdn5h7zloyn3rpcqty63qaw">
+            <w:hyperlink w:history="1" r:id="rIdznmkk8y0mmzhnnjzahmko">
               <w:r>
                 <w:rPr>
                   <w:rFonts w:ascii="Arial" w:cs="Arial" w:eastAsia="Arial" w:hAnsi="Arial"/>
@@ -4938,6 +5040,7 @@
           </w:tcPr>
           <w:p>
             <w:pPr>
+              <w:keepNext w:val="false"/>
               <w:spacing w:after="40" w:before="0"/>
               <w:jc w:val="left"/>
             </w:pPr>
@@ -4970,6 +5073,7 @@
           </w:tcPr>
           <w:p>
             <w:pPr>
+              <w:keepNext w:val="false"/>
               <w:spacing w:after="40" w:before="0"/>
               <w:jc w:val="left"/>
             </w:pPr>
@@ -5002,6 +5106,7 @@
           </w:tcPr>
           <w:p>
             <w:pPr>
+              <w:keepNext w:val="false"/>
               <w:spacing w:after="40" w:before="0"/>
               <w:jc w:val="left"/>
             </w:pPr>
@@ -5034,6 +5139,7 @@
           </w:tcPr>
           <w:p>
             <w:pPr>
+              <w:keepNext w:val="false"/>
               <w:spacing w:after="40" w:before="0"/>
               <w:jc w:val="left"/>
             </w:pPr>
@@ -5093,6 +5199,7 @@
           </w:tcPr>
           <w:p>
             <w:pPr>
+              <w:keepNext w:val="false"/>
               <w:spacing w:after="40" w:before="0"/>
               <w:jc w:val="center"/>
             </w:pPr>
@@ -5127,6 +5234,7 @@
           </w:tcPr>
           <w:p>
             <w:pPr>
+              <w:keepNext w:val="false"/>
               <w:spacing w:after="40" w:before="0"/>
               <w:jc w:val="left"/>
             </w:pPr>
@@ -5188,6 +5296,7 @@
           </w:tcPr>
           <w:p>
             <w:pPr>
+              <w:keepNext w:val="false"/>
               <w:spacing w:after="40" w:before="0"/>
               <w:jc w:val="center"/>
             </w:pPr>
@@ -5222,6 +5331,7 @@
           </w:tcPr>
           <w:p>
             <w:pPr>
+              <w:keepNext w:val="false"/>
               <w:spacing w:after="40" w:before="0"/>
               <w:jc w:val="left"/>
             </w:pPr>
@@ -5254,6 +5364,7 @@
           </w:tcPr>
           <w:p>
             <w:pPr>
+              <w:keepNext w:val="false"/>
               <w:spacing w:after="40" w:before="0"/>
               <w:jc w:val="left"/>
             </w:pPr>
@@ -5288,6 +5399,7 @@
           </w:tcPr>
           <w:p>
             <w:pPr>
+              <w:keepNext w:val="false"/>
               <w:spacing w:after="40" w:before="0"/>
               <w:jc w:val="left"/>
             </w:pPr>
@@ -5320,6 +5432,7 @@
           </w:tcPr>
           <w:p>
             <w:pPr>
+              <w:keepNext w:val="false"/>
               <w:spacing w:after="40" w:before="0"/>
               <w:jc w:val="left"/>
             </w:pPr>
@@ -5354,6 +5467,7 @@
           </w:tcPr>
           <w:p>
             <w:pPr>
+              <w:keepNext w:val="false"/>
               <w:spacing w:after="40" w:before="0"/>
               <w:jc w:val="left"/>
             </w:pPr>
@@ -5386,6 +5500,7 @@
           </w:tcPr>
           <w:p>
             <w:pPr>
+              <w:keepNext w:val="false"/>
               <w:spacing w:after="40" w:before="0"/>
               <w:jc w:val="left"/>
             </w:pPr>
@@ -5422,7 +5537,7 @@
         </w:rPr>
         <w:t xml:space="preserve">© 2026 SeaVuria and ARES. Aligned with KICD objectives. Developed by SeaVuria; technical implementation by ARES (with AI assistance from Claude). Licensed under </w:t>
       </w:r>
-      <w:hyperlink w:history="1" r:id="rId6xwvxtyjlbrxcddfqbcem">
+      <w:hyperlink w:history="1" r:id="rIdcmtkqqiqwof8jbrzmh1qz">
         <w:r>
           <w:rPr>
             <w:rFonts w:ascii="Arial" w:cs="Arial" w:eastAsia="Arial" w:hAnsi="Arial"/>
@@ -5443,7 +5558,7 @@
         </w:rPr>
         <w:t xml:space="preserve"> (</w:t>
       </w:r>
-      <w:hyperlink w:history="1" r:id="rIdkzwlwvobw-jiz5wgsp2my">
+      <w:hyperlink w:history="1" r:id="rIdrndmdvzj9atfug6zwbe4p">
         <w:r>
           <w:rPr>
             <w:rFonts w:ascii="Arial" w:cs="Arial" w:eastAsia="Arial" w:hAnsi="Arial"/>
@@ -5503,6 +5618,7 @@
           </w:tcPr>
           <w:p>
             <w:pPr>
+              <w:keepNext w:val="false"/>
               <w:spacing w:after="40" w:before="0"/>
               <w:jc w:val="center"/>
             </w:pPr>
@@ -5538,6 +5654,7 @@
           </w:tcPr>
           <w:p>
             <w:pPr>
+              <w:keepNext w:val="false"/>
               <w:spacing w:after="40" w:before="0"/>
               <w:jc w:val="center"/>
             </w:pPr>
@@ -5572,6 +5689,7 @@
           </w:tcPr>
           <w:p>
             <w:pPr>
+              <w:keepNext w:val="false"/>
               <w:spacing w:after="40" w:before="0"/>
               <w:jc w:val="left"/>
             </w:pPr>
@@ -5604,6 +5722,7 @@
           </w:tcPr>
           <w:p>
             <w:pPr>
+              <w:keepNext w:val="false"/>
               <w:spacing w:after="40" w:before="0"/>
               <w:jc w:val="left"/>
             </w:pPr>
@@ -5638,6 +5757,7 @@
           </w:tcPr>
           <w:p>
             <w:pPr>
+              <w:keepNext w:val="false"/>
               <w:spacing w:after="40" w:before="0"/>
               <w:jc w:val="left"/>
             </w:pPr>
@@ -5670,6 +5790,7 @@
           </w:tcPr>
           <w:p>
             <w:pPr>
+              <w:keepNext w:val="false"/>
               <w:spacing w:after="40" w:before="0"/>
               <w:jc w:val="left"/>
             </w:pPr>
@@ -5704,6 +5825,7 @@
           </w:tcPr>
           <w:p>
             <w:pPr>
+              <w:keepNext w:val="false"/>
               <w:spacing w:after="40" w:before="0"/>
               <w:jc w:val="left"/>
             </w:pPr>
@@ -5736,6 +5858,7 @@
           </w:tcPr>
           <w:p>
             <w:pPr>
+              <w:keepNext w:val="false"/>
               <w:spacing w:after="40" w:before="0"/>
               <w:jc w:val="left"/>
             </w:pPr>
@@ -5770,6 +5893,7 @@
           </w:tcPr>
           <w:p>
             <w:pPr>
+              <w:keepNext w:val="false"/>
               <w:spacing w:after="40" w:before="0"/>
               <w:jc w:val="left"/>
             </w:pPr>
@@ -5802,6 +5926,7 @@
           </w:tcPr>
           <w:p>
             <w:pPr>
+              <w:keepNext w:val="false"/>
               <w:spacing w:after="40" w:before="0"/>
               <w:jc w:val="left"/>
             </w:pPr>
@@ -5836,6 +5961,7 @@
           </w:tcPr>
           <w:p>
             <w:pPr>
+              <w:keepNext w:val="false"/>
               <w:spacing w:after="40" w:before="0"/>
               <w:jc w:val="left"/>
             </w:pPr>
@@ -5868,6 +5994,7 @@
           </w:tcPr>
           <w:p>
             <w:pPr>
+              <w:keepNext w:val="false"/>
               <w:spacing w:after="40" w:before="0"/>
               <w:jc w:val="left"/>
             </w:pPr>
@@ -5902,6 +6029,7 @@
           </w:tcPr>
           <w:p>
             <w:pPr>
+              <w:keepNext w:val="false"/>
               <w:spacing w:after="40" w:before="0"/>
               <w:jc w:val="left"/>
             </w:pPr>
@@ -5934,6 +6062,7 @@
           </w:tcPr>
           <w:p>
             <w:pPr>
+              <w:keepNext w:val="false"/>
               <w:spacing w:after="40" w:before="0"/>
               <w:jc w:val="left"/>
             </w:pPr>
@@ -5968,6 +6097,7 @@
           </w:tcPr>
           <w:p>
             <w:pPr>
+              <w:keepNext w:val="false"/>
               <w:spacing w:after="40" w:before="0"/>
               <w:jc w:val="left"/>
             </w:pPr>
@@ -6000,6 +6130,7 @@
           </w:tcPr>
           <w:p>
             <w:pPr>
+              <w:keepNext w:val="false"/>
               <w:spacing w:after="40" w:before="0"/>
               <w:jc w:val="left"/>
             </w:pPr>
@@ -6034,6 +6165,7 @@
           </w:tcPr>
           <w:p>
             <w:pPr>
+              <w:keepNext w:val="false"/>
               <w:spacing w:after="40" w:before="0"/>
               <w:jc w:val="left"/>
             </w:pPr>
@@ -6066,6 +6198,7 @@
           </w:tcPr>
           <w:p>
             <w:pPr>
+              <w:keepNext w:val="false"/>
               <w:spacing w:after="40" w:before="0"/>
               <w:jc w:val="left"/>
             </w:pPr>
@@ -6125,6 +6258,7 @@
           </w:tcPr>
           <w:p>
             <w:pPr>
+              <w:keepNext w:val="false"/>
               <w:spacing w:after="40" w:before="0"/>
               <w:jc w:val="center"/>
             </w:pPr>
@@ -6159,6 +6293,7 @@
           </w:tcPr>
           <w:p>
             <w:pPr>
+              <w:keepNext w:val="false"/>
               <w:spacing w:after="40" w:before="0"/>
               <w:jc w:val="left"/>
             </w:pPr>
@@ -6223,6 +6358,7 @@
           </w:tcPr>
           <w:p>
             <w:pPr>
+              <w:keepNext w:val="false"/>
               <w:spacing w:after="40" w:before="0"/>
               <w:jc w:val="center"/>
             </w:pPr>
@@ -6257,6 +6393,7 @@
           </w:tcPr>
           <w:p>
             <w:pPr>
+              <w:keepNext w:val="false"/>
               <w:spacing w:after="40" w:before="0"/>
               <w:jc w:val="left"/>
             </w:pPr>
@@ -6289,6 +6426,7 @@
           </w:tcPr>
           <w:p>
             <w:pPr>
+              <w:keepNext w:val="false"/>
               <w:spacing w:after="40" w:before="0"/>
               <w:jc w:val="left"/>
             </w:pPr>
@@ -6321,6 +6459,7 @@
           </w:tcPr>
           <w:p>
             <w:pPr>
+              <w:keepNext w:val="false"/>
               <w:spacing w:after="40" w:before="0"/>
               <w:jc w:val="left"/>
             </w:pPr>
@@ -6353,6 +6492,7 @@
           </w:tcPr>
           <w:p>
             <w:pPr>
+              <w:keepNext w:val="false"/>
               <w:spacing w:after="40" w:before="0"/>
               <w:jc w:val="left"/>
             </w:pPr>
@@ -6385,6 +6525,7 @@
           </w:tcPr>
           <w:p>
             <w:pPr>
+              <w:keepNext w:val="false"/>
               <w:spacing w:after="40" w:before="0"/>
               <w:jc w:val="left"/>
             </w:pPr>
@@ -6419,6 +6560,7 @@
           </w:tcPr>
           <w:p>
             <w:pPr>
+              <w:keepNext w:val="false"/>
               <w:spacing w:after="40" w:before="0"/>
               <w:jc w:val="left"/>
             </w:pPr>
@@ -6456,7 +6598,7 @@
             <w:pPr>
               <w:spacing w:after="20" w:before="0"/>
             </w:pPr>
-            <w:hyperlink w:history="1" r:id="rIdfkcjwtnidmsns90bpvloc">
+            <w:hyperlink w:history="1" r:id="rIdg8pmy5ws0ipqxmgp91tzl">
               <w:r>
                 <w:rPr>
                   <w:rFonts w:ascii="Arial" w:cs="Arial" w:eastAsia="Arial" w:hAnsi="Arial"/>
@@ -6489,7 +6631,7 @@
               <w:spacing w:after="10" w:before="0"/>
               <w:ind w:left="120"/>
             </w:pPr>
-            <w:hyperlink w:history="1" r:id="rIdsbufxkldrdgt_myprvldo">
+            <w:hyperlink w:history="1" r:id="rIdnz7kndfa_s7gzdtzzxsya">
               <w:r>
                 <w:rPr>
                   <w:rFonts w:ascii="Arial" w:cs="Arial" w:eastAsia="Arial" w:hAnsi="Arial"/>
@@ -6534,7 +6676,7 @@
             <w:pPr>
               <w:spacing w:after="20" w:before="0"/>
             </w:pPr>
-            <w:hyperlink w:history="1" r:id="rId-a9ns7bkulclktqur8htw">
+            <w:hyperlink w:history="1" r:id="rIdvxfurxse0lsb2oh0dl2cz">
               <w:r>
                 <w:rPr>
                   <w:rFonts w:ascii="Arial" w:cs="Arial" w:eastAsia="Arial" w:hAnsi="Arial"/>
@@ -6567,7 +6709,7 @@
               <w:spacing w:after="10" w:before="0"/>
               <w:ind w:left="120"/>
             </w:pPr>
-            <w:hyperlink w:history="1" r:id="rId4sc8uct2a7pdtldf5yl_g">
+            <w:hyperlink w:history="1" r:id="rIdwu6ht162uayhshig8wwny">
               <w:r>
                 <w:rPr>
                   <w:rFonts w:ascii="Arial" w:cs="Arial" w:eastAsia="Arial" w:hAnsi="Arial"/>
@@ -6595,6 +6737,7 @@
           </w:tcPr>
           <w:p>
             <w:pPr>
+              <w:keepNext w:val="false"/>
               <w:spacing w:after="40" w:before="0"/>
               <w:jc w:val="left"/>
             </w:pPr>
@@ -6627,6 +6770,7 @@
           </w:tcPr>
           <w:p>
             <w:pPr>
+              <w:keepNext w:val="false"/>
               <w:spacing w:after="40" w:before="0"/>
               <w:jc w:val="left"/>
             </w:pPr>
@@ -6659,6 +6803,7 @@
           </w:tcPr>
           <w:p>
             <w:pPr>
+              <w:keepNext w:val="false"/>
               <w:spacing w:after="40" w:before="0"/>
               <w:jc w:val="left"/>
             </w:pPr>
@@ -6691,6 +6836,7 @@
           </w:tcPr>
           <w:p>
             <w:pPr>
+              <w:keepNext w:val="false"/>
               <w:spacing w:after="40" w:before="0"/>
               <w:jc w:val="left"/>
             </w:pPr>
@@ -6725,6 +6871,7 @@
           </w:tcPr>
           <w:p>
             <w:pPr>
+              <w:keepNext w:val="false"/>
               <w:spacing w:after="40" w:before="0"/>
               <w:jc w:val="left"/>
             </w:pPr>
@@ -6762,7 +6909,7 @@
             <w:pPr>
               <w:spacing w:after="20" w:before="0"/>
             </w:pPr>
-            <w:hyperlink w:history="1" r:id="rId-esuli0t9ukdfapu3zgu7">
+            <w:hyperlink w:history="1" r:id="rIde6xfvj3clatzkgseibkd8">
               <w:r>
                 <w:rPr>
                   <w:rFonts w:ascii="Arial" w:cs="Arial" w:eastAsia="Arial" w:hAnsi="Arial"/>
@@ -6795,7 +6942,7 @@
               <w:spacing w:after="10" w:before="0"/>
               <w:ind w:left="120"/>
             </w:pPr>
-            <w:hyperlink w:history="1" r:id="rIdu49dnc02u5wkov2s2d35b">
+            <w:hyperlink w:history="1" r:id="rIdnzn9cioqihs2cazingl6a">
               <w:r>
                 <w:rPr>
                   <w:rFonts w:ascii="Arial" w:cs="Arial" w:eastAsia="Arial" w:hAnsi="Arial"/>
@@ -6840,7 +6987,7 @@
             <w:pPr>
               <w:spacing w:after="20" w:before="0"/>
             </w:pPr>
-            <w:hyperlink w:history="1" r:id="rIdwgrdcluyim39tf3rbtpa0">
+            <w:hyperlink w:history="1" r:id="rIdtjxk8aypnf7parp9svnpc">
               <w:r>
                 <w:rPr>
                   <w:rFonts w:ascii="Arial" w:cs="Arial" w:eastAsia="Arial" w:hAnsi="Arial"/>
@@ -6873,7 +7020,7 @@
               <w:spacing w:after="10" w:before="0"/>
               <w:ind w:left="120"/>
             </w:pPr>
-            <w:hyperlink w:history="1" r:id="rIdvkxj29q0k0g1ifkghkshq">
+            <w:hyperlink w:history="1" r:id="rIdqt9n-hsxotyx0_ivialq7">
               <w:r>
                 <w:rPr>
                   <w:rFonts w:ascii="Arial" w:cs="Arial" w:eastAsia="Arial" w:hAnsi="Arial"/>
@@ -6901,6 +7048,7 @@
           </w:tcPr>
           <w:p>
             <w:pPr>
+              <w:keepNext w:val="false"/>
               <w:spacing w:after="40" w:before="0"/>
               <w:jc w:val="left"/>
             </w:pPr>
@@ -6933,6 +7081,7 @@
           </w:tcPr>
           <w:p>
             <w:pPr>
+              <w:keepNext w:val="false"/>
               <w:spacing w:after="40" w:before="0"/>
               <w:jc w:val="left"/>
             </w:pPr>
@@ -6965,6 +7114,7 @@
           </w:tcPr>
           <w:p>
             <w:pPr>
+              <w:keepNext w:val="false"/>
               <w:spacing w:after="40" w:before="0"/>
               <w:jc w:val="left"/>
             </w:pPr>
@@ -6997,6 +7147,7 @@
           </w:tcPr>
           <w:p>
             <w:pPr>
+              <w:keepNext w:val="false"/>
               <w:spacing w:after="40" w:before="0"/>
               <w:jc w:val="left"/>
             </w:pPr>
@@ -7031,6 +7182,7 @@
           </w:tcPr>
           <w:p>
             <w:pPr>
+              <w:keepNext w:val="false"/>
               <w:spacing w:after="40" w:before="0"/>
               <w:jc w:val="left"/>
             </w:pPr>
@@ -7068,7 +7220,7 @@
             <w:pPr>
               <w:spacing w:after="20" w:before="0"/>
             </w:pPr>
-            <w:hyperlink w:history="1" r:id="rId-oz001duxil5fz2406kru">
+            <w:hyperlink w:history="1" r:id="rIdu_2jmxy9ttmqfdo6idhrf">
               <w:r>
                 <w:rPr>
                   <w:rFonts w:ascii="Arial" w:cs="Arial" w:eastAsia="Arial" w:hAnsi="Arial"/>
@@ -7101,7 +7253,7 @@
               <w:spacing w:after="10" w:before="0"/>
               <w:ind w:left="120"/>
             </w:pPr>
-            <w:hyperlink w:history="1" r:id="rId2_kygu0ih1h72emle8ywv">
+            <w:hyperlink w:history="1" r:id="rIdiddata9rka8fy0qq0wp2o">
               <w:r>
                 <w:rPr>
                   <w:rFonts w:ascii="Arial" w:cs="Arial" w:eastAsia="Arial" w:hAnsi="Arial"/>
@@ -7146,7 +7298,7 @@
             <w:pPr>
               <w:spacing w:after="20" w:before="0"/>
             </w:pPr>
-            <w:hyperlink w:history="1" r:id="rIdvoins93qqds1xxljiwswr">
+            <w:hyperlink w:history="1" r:id="rIdijqcts3ofwwgvt7c1lk2o">
               <w:r>
                 <w:rPr>
                   <w:rFonts w:ascii="Arial" w:cs="Arial" w:eastAsia="Arial" w:hAnsi="Arial"/>
@@ -7179,7 +7331,7 @@
               <w:spacing w:after="10" w:before="0"/>
               <w:ind w:left="120"/>
             </w:pPr>
-            <w:hyperlink w:history="1" r:id="rId0_4itrhqhhiwgk4e-rauo">
+            <w:hyperlink w:history="1" r:id="rIdg-jealxydeyjkgl5_dens">
               <w:r>
                 <w:rPr>
                   <w:rFonts w:ascii="Arial" w:cs="Arial" w:eastAsia="Arial" w:hAnsi="Arial"/>
@@ -7207,6 +7359,7 @@
           </w:tcPr>
           <w:p>
             <w:pPr>
+              <w:keepNext w:val="false"/>
               <w:spacing w:after="40" w:before="0"/>
               <w:jc w:val="left"/>
             </w:pPr>
@@ -7239,6 +7392,7 @@
           </w:tcPr>
           <w:p>
             <w:pPr>
+              <w:keepNext w:val="false"/>
               <w:spacing w:after="40" w:before="0"/>
               <w:jc w:val="left"/>
             </w:pPr>
@@ -7271,6 +7425,7 @@
           </w:tcPr>
           <w:p>
             <w:pPr>
+              <w:keepNext w:val="false"/>
               <w:spacing w:after="40" w:before="0"/>
               <w:jc w:val="left"/>
             </w:pPr>
@@ -7303,6 +7458,7 @@
           </w:tcPr>
           <w:p>
             <w:pPr>
+              <w:keepNext w:val="false"/>
               <w:spacing w:after="40" w:before="0"/>
               <w:jc w:val="left"/>
             </w:pPr>
@@ -7337,6 +7493,7 @@
           </w:tcPr>
           <w:p>
             <w:pPr>
+              <w:keepNext w:val="false"/>
               <w:spacing w:after="40" w:before="0"/>
               <w:jc w:val="left"/>
             </w:pPr>
@@ -7374,7 +7531,7 @@
             <w:pPr>
               <w:spacing w:after="20" w:before="0"/>
             </w:pPr>
-            <w:hyperlink w:history="1" r:id="rIdn26pe1oh2gmhcjy_g2xsp">
+            <w:hyperlink w:history="1" r:id="rIdakkd6dmpoevf1xoc_0gxm">
               <w:r>
                 <w:rPr>
                   <w:rFonts w:ascii="Arial" w:cs="Arial" w:eastAsia="Arial" w:hAnsi="Arial"/>
@@ -7407,7 +7564,7 @@
               <w:spacing w:after="10" w:before="0"/>
               <w:ind w:left="120"/>
             </w:pPr>
-            <w:hyperlink w:history="1" r:id="rIdcvqf0-ttqe99gyz6ezcif">
+            <w:hyperlink w:history="1" r:id="rIdvkjltjlwd7fjfkbfjjl4m">
               <w:r>
                 <w:rPr>
                   <w:rFonts w:ascii="Arial" w:cs="Arial" w:eastAsia="Arial" w:hAnsi="Arial"/>
@@ -7452,7 +7609,7 @@
             <w:pPr>
               <w:spacing w:after="20" w:before="0"/>
             </w:pPr>
-            <w:hyperlink w:history="1" r:id="rIdhhbeujvymvp79kl292hkf">
+            <w:hyperlink w:history="1" r:id="rIdjspsgcbstkv2h6niwdpyk">
               <w:r>
                 <w:rPr>
                   <w:rFonts w:ascii="Arial" w:cs="Arial" w:eastAsia="Arial" w:hAnsi="Arial"/>
@@ -7485,7 +7642,7 @@
               <w:spacing w:after="10" w:before="0"/>
               <w:ind w:left="120"/>
             </w:pPr>
-            <w:hyperlink w:history="1" r:id="rId9rvipwt5yzdlthkkyhrus">
+            <w:hyperlink w:history="1" r:id="rId07eknmfwmznblnu89zsfz">
               <w:r>
                 <w:rPr>
                   <w:rFonts w:ascii="Arial" w:cs="Arial" w:eastAsia="Arial" w:hAnsi="Arial"/>
@@ -7513,6 +7670,7 @@
           </w:tcPr>
           <w:p>
             <w:pPr>
+              <w:keepNext w:val="false"/>
               <w:spacing w:after="40" w:before="0"/>
               <w:jc w:val="left"/>
             </w:pPr>
@@ -7545,6 +7703,7 @@
           </w:tcPr>
           <w:p>
             <w:pPr>
+              <w:keepNext w:val="false"/>
               <w:spacing w:after="40" w:before="0"/>
               <w:jc w:val="left"/>
             </w:pPr>
@@ -7577,6 +7736,7 @@
           </w:tcPr>
           <w:p>
             <w:pPr>
+              <w:keepNext w:val="false"/>
               <w:spacing w:after="40" w:before="0"/>
               <w:jc w:val="left"/>
             </w:pPr>
@@ -7609,6 +7769,7 @@
           </w:tcPr>
           <w:p>
             <w:pPr>
+              <w:keepNext w:val="false"/>
               <w:spacing w:after="40" w:before="0"/>
               <w:jc w:val="left"/>
             </w:pPr>
@@ -7643,6 +7804,7 @@
           </w:tcPr>
           <w:p>
             <w:pPr>
+              <w:keepNext w:val="false"/>
               <w:spacing w:after="40" w:before="0"/>
               <w:jc w:val="left"/>
             </w:pPr>
@@ -7680,7 +7842,7 @@
             <w:pPr>
               <w:spacing w:after="20" w:before="0"/>
             </w:pPr>
-            <w:hyperlink w:history="1" r:id="rIdlz3txjszle6qppefxyqhl">
+            <w:hyperlink w:history="1" r:id="rIdhwe_vhav9lhwc-rboblva">
               <w:r>
                 <w:rPr>
                   <w:rFonts w:ascii="Arial" w:cs="Arial" w:eastAsia="Arial" w:hAnsi="Arial"/>
@@ -7713,7 +7875,7 @@
               <w:spacing w:after="10" w:before="0"/>
               <w:ind w:left="120"/>
             </w:pPr>
-            <w:hyperlink w:history="1" r:id="rIdae2v1kztfkjmwa3uxnish">
+            <w:hyperlink w:history="1" r:id="rIdqnm93zm2fvsfjtfkcto7_">
               <w:r>
                 <w:rPr>
                   <w:rFonts w:ascii="Arial" w:cs="Arial" w:eastAsia="Arial" w:hAnsi="Arial"/>
@@ -7758,7 +7920,7 @@
             <w:pPr>
               <w:spacing w:after="20" w:before="0"/>
             </w:pPr>
-            <w:hyperlink w:history="1" r:id="rIdaudib1kirohkacyquum71">
+            <w:hyperlink w:history="1" r:id="rIdjnp3wd61w9i9jrkrlw2al">
               <w:r>
                 <w:rPr>
                   <w:rFonts w:ascii="Arial" w:cs="Arial" w:eastAsia="Arial" w:hAnsi="Arial"/>
@@ -7807,7 +7969,7 @@
               <w:spacing w:after="10" w:before="0"/>
               <w:ind w:left="120"/>
             </w:pPr>
-            <w:hyperlink w:history="1" r:id="rId_cnhwjnbiwfre7pspl4ye">
+            <w:hyperlink w:history="1" r:id="rIdyhhahqoyjgqfcraersotw">
               <w:r>
                 <w:rPr>
                   <w:rFonts w:ascii="Arial" w:cs="Arial" w:eastAsia="Arial" w:hAnsi="Arial"/>
@@ -7835,6 +7997,7 @@
           </w:tcPr>
           <w:p>
             <w:pPr>
+              <w:keepNext w:val="false"/>
               <w:spacing w:after="40" w:before="0"/>
               <w:jc w:val="left"/>
             </w:pPr>
@@ -7867,6 +8030,7 @@
           </w:tcPr>
           <w:p>
             <w:pPr>
+              <w:keepNext w:val="false"/>
               <w:spacing w:after="40" w:before="0"/>
               <w:jc w:val="left"/>
             </w:pPr>
@@ -7899,6 +8063,7 @@
           </w:tcPr>
           <w:p>
             <w:pPr>
+              <w:keepNext w:val="false"/>
               <w:spacing w:after="40" w:before="0"/>
               <w:jc w:val="left"/>
             </w:pPr>
@@ -7931,6 +8096,7 @@
           </w:tcPr>
           <w:p>
             <w:pPr>
+              <w:keepNext w:val="false"/>
               <w:spacing w:after="40" w:before="0"/>
               <w:jc w:val="left"/>
             </w:pPr>
@@ -7990,6 +8156,7 @@
           </w:tcPr>
           <w:p>
             <w:pPr>
+              <w:keepNext w:val="false"/>
               <w:spacing w:after="40" w:before="0"/>
               <w:jc w:val="center"/>
             </w:pPr>
@@ -8024,6 +8191,7 @@
           </w:tcPr>
           <w:p>
             <w:pPr>
+              <w:keepNext w:val="false"/>
               <w:spacing w:after="40" w:before="0"/>
               <w:jc w:val="left"/>
             </w:pPr>
@@ -8085,6 +8253,7 @@
           </w:tcPr>
           <w:p>
             <w:pPr>
+              <w:keepNext w:val="false"/>
               <w:spacing w:after="40" w:before="0"/>
               <w:jc w:val="center"/>
             </w:pPr>
@@ -8119,6 +8288,7 @@
           </w:tcPr>
           <w:p>
             <w:pPr>
+              <w:keepNext w:val="false"/>
               <w:spacing w:after="40" w:before="0"/>
               <w:jc w:val="left"/>
             </w:pPr>
@@ -8151,6 +8321,7 @@
           </w:tcPr>
           <w:p>
             <w:pPr>
+              <w:keepNext w:val="false"/>
               <w:spacing w:after="40" w:before="0"/>
               <w:jc w:val="left"/>
             </w:pPr>
@@ -8185,6 +8356,7 @@
           </w:tcPr>
           <w:p>
             <w:pPr>
+              <w:keepNext w:val="false"/>
               <w:spacing w:after="40" w:before="0"/>
               <w:jc w:val="left"/>
             </w:pPr>
@@ -8217,6 +8389,7 @@
           </w:tcPr>
           <w:p>
             <w:pPr>
+              <w:keepNext w:val="false"/>
               <w:spacing w:after="40" w:before="0"/>
               <w:jc w:val="left"/>
             </w:pPr>
@@ -8251,6 +8424,7 @@
           </w:tcPr>
           <w:p>
             <w:pPr>
+              <w:keepNext w:val="false"/>
               <w:spacing w:after="40" w:before="0"/>
               <w:jc w:val="left"/>
             </w:pPr>
@@ -8283,6 +8457,7 @@
           </w:tcPr>
           <w:p>
             <w:pPr>
+              <w:keepNext w:val="false"/>
               <w:spacing w:after="40" w:before="0"/>
               <w:jc w:val="left"/>
             </w:pPr>
@@ -8319,7 +8494,7 @@
         </w:rPr>
         <w:t xml:space="preserve">© 2026 SeaVuria and ARES. Aligned with KICD objectives. Developed by SeaVuria; technical implementation by ARES (with AI assistance from Claude). Licensed under </w:t>
       </w:r>
-      <w:hyperlink w:history="1" r:id="rId7om7xdjaeadx_ugne--jf">
+      <w:hyperlink w:history="1" r:id="rIdlgsk1o3ip2w7xfhf37m_h">
         <w:r>
           <w:rPr>
             <w:rFonts w:ascii="Arial" w:cs="Arial" w:eastAsia="Arial" w:hAnsi="Arial"/>
@@ -8340,7 +8515,7 @@
         </w:rPr>
         <w:t xml:space="preserve"> (</w:t>
       </w:r>
-      <w:hyperlink w:history="1" r:id="rIddtdefvhkspbo-qfhalp3v">
+      <w:hyperlink w:history="1" r:id="rIdw6rapkje6leaewblnjtxm">
         <w:r>
           <w:rPr>
             <w:rFonts w:ascii="Arial" w:cs="Arial" w:eastAsia="Arial" w:hAnsi="Arial"/>
@@ -8400,6 +8575,7 @@
           </w:tcPr>
           <w:p>
             <w:pPr>
+              <w:keepNext w:val="false"/>
               <w:spacing w:after="40" w:before="0"/>
               <w:jc w:val="center"/>
             </w:pPr>
@@ -8435,6 +8611,7 @@
           </w:tcPr>
           <w:p>
             <w:pPr>
+              <w:keepNext w:val="false"/>
               <w:spacing w:after="40" w:before="0"/>
               <w:jc w:val="center"/>
             </w:pPr>
@@ -8469,6 +8646,7 @@
           </w:tcPr>
           <w:p>
             <w:pPr>
+              <w:keepNext w:val="false"/>
               <w:spacing w:after="40" w:before="0"/>
               <w:jc w:val="left"/>
             </w:pPr>
@@ -8501,6 +8679,7 @@
           </w:tcPr>
           <w:p>
             <w:pPr>
+              <w:keepNext w:val="false"/>
               <w:spacing w:after="40" w:before="0"/>
               <w:jc w:val="left"/>
             </w:pPr>
@@ -8535,6 +8714,7 @@
           </w:tcPr>
           <w:p>
             <w:pPr>
+              <w:keepNext w:val="false"/>
               <w:spacing w:after="40" w:before="0"/>
               <w:jc w:val="left"/>
             </w:pPr>
@@ -8567,6 +8747,7 @@
           </w:tcPr>
           <w:p>
             <w:pPr>
+              <w:keepNext w:val="false"/>
               <w:spacing w:after="40" w:before="0"/>
               <w:jc w:val="left"/>
             </w:pPr>
@@ -8601,6 +8782,7 @@
           </w:tcPr>
           <w:p>
             <w:pPr>
+              <w:keepNext w:val="false"/>
               <w:spacing w:after="40" w:before="0"/>
               <w:jc w:val="left"/>
             </w:pPr>
@@ -8633,6 +8815,7 @@
           </w:tcPr>
           <w:p>
             <w:pPr>
+              <w:keepNext w:val="false"/>
               <w:spacing w:after="40" w:before="0"/>
               <w:jc w:val="left"/>
             </w:pPr>
@@ -8667,6 +8850,7 @@
           </w:tcPr>
           <w:p>
             <w:pPr>
+              <w:keepNext w:val="false"/>
               <w:spacing w:after="40" w:before="0"/>
               <w:jc w:val="left"/>
             </w:pPr>
@@ -8699,6 +8883,7 @@
           </w:tcPr>
           <w:p>
             <w:pPr>
+              <w:keepNext w:val="false"/>
               <w:spacing w:after="40" w:before="0"/>
               <w:jc w:val="left"/>
             </w:pPr>
@@ -8733,6 +8918,7 @@
           </w:tcPr>
           <w:p>
             <w:pPr>
+              <w:keepNext w:val="false"/>
               <w:spacing w:after="40" w:before="0"/>
               <w:jc w:val="left"/>
             </w:pPr>
@@ -8765,6 +8951,7 @@
           </w:tcPr>
           <w:p>
             <w:pPr>
+              <w:keepNext w:val="false"/>
               <w:spacing w:after="40" w:before="0"/>
               <w:jc w:val="left"/>
             </w:pPr>
@@ -8799,6 +8986,7 @@
           </w:tcPr>
           <w:p>
             <w:pPr>
+              <w:keepNext w:val="false"/>
               <w:spacing w:after="40" w:before="0"/>
               <w:jc w:val="left"/>
             </w:pPr>
@@ -8831,6 +9019,7 @@
           </w:tcPr>
           <w:p>
             <w:pPr>
+              <w:keepNext w:val="false"/>
               <w:spacing w:after="40" w:before="0"/>
               <w:jc w:val="left"/>
             </w:pPr>
@@ -8865,6 +9054,7 @@
           </w:tcPr>
           <w:p>
             <w:pPr>
+              <w:keepNext w:val="false"/>
               <w:spacing w:after="40" w:before="0"/>
               <w:jc w:val="left"/>
             </w:pPr>
@@ -8897,6 +9087,7 @@
           </w:tcPr>
           <w:p>
             <w:pPr>
+              <w:keepNext w:val="false"/>
               <w:spacing w:after="40" w:before="0"/>
               <w:jc w:val="left"/>
             </w:pPr>
@@ -8931,6 +9122,7 @@
           </w:tcPr>
           <w:p>
             <w:pPr>
+              <w:keepNext w:val="false"/>
               <w:spacing w:after="40" w:before="0"/>
               <w:jc w:val="left"/>
             </w:pPr>
@@ -8963,6 +9155,7 @@
           </w:tcPr>
           <w:p>
             <w:pPr>
+              <w:keepNext w:val="false"/>
               <w:spacing w:after="40" w:before="0"/>
               <w:jc w:val="left"/>
             </w:pPr>
@@ -9022,6 +9215,7 @@
           </w:tcPr>
           <w:p>
             <w:pPr>
+              <w:keepNext w:val="false"/>
               <w:spacing w:after="40" w:before="0"/>
               <w:jc w:val="center"/>
             </w:pPr>
@@ -9056,6 +9250,7 @@
           </w:tcPr>
           <w:p>
             <w:pPr>
+              <w:keepNext w:val="false"/>
               <w:spacing w:after="40" w:before="0"/>
               <w:jc w:val="left"/>
             </w:pPr>
@@ -9120,6 +9315,7 @@
           </w:tcPr>
           <w:p>
             <w:pPr>
+              <w:keepNext w:val="false"/>
               <w:spacing w:after="40" w:before="0"/>
               <w:jc w:val="center"/>
             </w:pPr>
@@ -9154,6 +9350,7 @@
           </w:tcPr>
           <w:p>
             <w:pPr>
+              <w:keepNext w:val="false"/>
               <w:spacing w:after="40" w:before="0"/>
               <w:jc w:val="left"/>
             </w:pPr>
@@ -9186,6 +9383,7 @@
           </w:tcPr>
           <w:p>
             <w:pPr>
+              <w:keepNext w:val="false"/>
               <w:spacing w:after="40" w:before="0"/>
               <w:jc w:val="left"/>
             </w:pPr>
@@ -9218,6 +9416,7 @@
           </w:tcPr>
           <w:p>
             <w:pPr>
+              <w:keepNext w:val="false"/>
               <w:spacing w:after="40" w:before="0"/>
               <w:jc w:val="left"/>
             </w:pPr>
@@ -9250,6 +9449,7 @@
           </w:tcPr>
           <w:p>
             <w:pPr>
+              <w:keepNext w:val="false"/>
               <w:spacing w:after="40" w:before="0"/>
               <w:jc w:val="left"/>
             </w:pPr>
@@ -9282,6 +9482,7 @@
           </w:tcPr>
           <w:p>
             <w:pPr>
+              <w:keepNext w:val="false"/>
               <w:spacing w:after="40" w:before="0"/>
               <w:jc w:val="left"/>
             </w:pPr>
@@ -9316,6 +9517,7 @@
           </w:tcPr>
           <w:p>
             <w:pPr>
+              <w:keepNext w:val="false"/>
               <w:spacing w:after="40" w:before="0"/>
               <w:jc w:val="left"/>
             </w:pPr>
@@ -9353,7 +9555,7 @@
             <w:pPr>
               <w:spacing w:after="20" w:before="0"/>
             </w:pPr>
-            <w:hyperlink w:history="1" r:id="rIdwh-gexx5sgxelp0qvpiko">
+            <w:hyperlink w:history="1" r:id="rId2xnw1me1cx9-aegmcuwnc">
               <w:r>
                 <w:rPr>
                   <w:rFonts w:ascii="Arial" w:cs="Arial" w:eastAsia="Arial" w:hAnsi="Arial"/>
@@ -9386,7 +9588,7 @@
               <w:spacing w:after="10" w:before="0"/>
               <w:ind w:left="120"/>
             </w:pPr>
-            <w:hyperlink w:history="1" r:id="rIddjdnhlseyoytdatey44tp">
+            <w:hyperlink w:history="1" r:id="rIdidynybo_xslay7i1z3gar">
               <w:r>
                 <w:rPr>
                   <w:rFonts w:ascii="Arial" w:cs="Arial" w:eastAsia="Arial" w:hAnsi="Arial"/>
@@ -9431,7 +9633,7 @@
             <w:pPr>
               <w:spacing w:after="20" w:before="0"/>
             </w:pPr>
-            <w:hyperlink w:history="1" r:id="rIdbvfxdm5pwwstlyieji1gi">
+            <w:hyperlink w:history="1" r:id="rIdfhhcej0psua8g47mefptx">
               <w:r>
                 <w:rPr>
                   <w:rFonts w:ascii="Arial" w:cs="Arial" w:eastAsia="Arial" w:hAnsi="Arial"/>
@@ -9464,7 +9666,7 @@
               <w:spacing w:after="10" w:before="0"/>
               <w:ind w:left="120"/>
             </w:pPr>
-            <w:hyperlink w:history="1" r:id="rIdhii58pq0bfg2if7ctnfxq">
+            <w:hyperlink w:history="1" r:id="rIdciw2xcl5fy_6ot--1jzd4">
               <w:r>
                 <w:rPr>
                   <w:rFonts w:ascii="Arial" w:cs="Arial" w:eastAsia="Arial" w:hAnsi="Arial"/>
@@ -9492,6 +9694,7 @@
           </w:tcPr>
           <w:p>
             <w:pPr>
+              <w:keepNext w:val="false"/>
               <w:spacing w:after="40" w:before="0"/>
               <w:jc w:val="left"/>
             </w:pPr>
@@ -9524,6 +9727,7 @@
           </w:tcPr>
           <w:p>
             <w:pPr>
+              <w:keepNext w:val="false"/>
               <w:spacing w:after="40" w:before="0"/>
               <w:jc w:val="left"/>
             </w:pPr>
@@ -9556,6 +9760,7 @@
           </w:tcPr>
           <w:p>
             <w:pPr>
+              <w:keepNext w:val="false"/>
               <w:spacing w:after="40" w:before="0"/>
               <w:jc w:val="left"/>
             </w:pPr>
@@ -9588,6 +9793,7 @@
           </w:tcPr>
           <w:p>
             <w:pPr>
+              <w:keepNext w:val="false"/>
               <w:spacing w:after="40" w:before="0"/>
               <w:jc w:val="left"/>
             </w:pPr>
@@ -9622,6 +9828,7 @@
           </w:tcPr>
           <w:p>
             <w:pPr>
+              <w:keepNext w:val="false"/>
               <w:spacing w:after="40" w:before="0"/>
               <w:jc w:val="left"/>
             </w:pPr>
@@ -9659,7 +9866,7 @@
             <w:pPr>
               <w:spacing w:after="20" w:before="0"/>
             </w:pPr>
-            <w:hyperlink w:history="1" r:id="rIdhpqjmlk5rlif0cunwsxwj">
+            <w:hyperlink w:history="1" r:id="rIdftgmpocbfe4kxkiamochh">
               <w:r>
                 <w:rPr>
                   <w:rFonts w:ascii="Arial" w:cs="Arial" w:eastAsia="Arial" w:hAnsi="Arial"/>
@@ -9692,7 +9899,7 @@
               <w:spacing w:after="10" w:before="0"/>
               <w:ind w:left="120"/>
             </w:pPr>
-            <w:hyperlink w:history="1" r:id="rIdmaqhtltw9lppdn-jdx_rz">
+            <w:hyperlink w:history="1" r:id="rId4ueudszyq_jggfcxkwd3-">
               <w:r>
                 <w:rPr>
                   <w:rFonts w:ascii="Arial" w:cs="Arial" w:eastAsia="Arial" w:hAnsi="Arial"/>
@@ -9737,7 +9944,7 @@
             <w:pPr>
               <w:spacing w:after="20" w:before="0"/>
             </w:pPr>
-            <w:hyperlink w:history="1" r:id="rIdnnjejcyrjqzfzj8500oxi">
+            <w:hyperlink w:history="1" r:id="rIdami0jkd7sc65qgpyfouir">
               <w:r>
                 <w:rPr>
                   <w:rFonts w:ascii="Arial" w:cs="Arial" w:eastAsia="Arial" w:hAnsi="Arial"/>
@@ -9770,7 +9977,7 @@
               <w:spacing w:after="10" w:before="0"/>
               <w:ind w:left="120"/>
             </w:pPr>
-            <w:hyperlink w:history="1" r:id="rIdrcq0s8kaimmdvheuzyszx">
+            <w:hyperlink w:history="1" r:id="rId536vevfsyfkfeqk6ja2tu">
               <w:r>
                 <w:rPr>
                   <w:rFonts w:ascii="Arial" w:cs="Arial" w:eastAsia="Arial" w:hAnsi="Arial"/>
@@ -9798,6 +10005,7 @@
           </w:tcPr>
           <w:p>
             <w:pPr>
+              <w:keepNext w:val="false"/>
               <w:spacing w:after="40" w:before="0"/>
               <w:jc w:val="left"/>
             </w:pPr>
@@ -9830,6 +10038,7 @@
           </w:tcPr>
           <w:p>
             <w:pPr>
+              <w:keepNext w:val="false"/>
               <w:spacing w:after="40" w:before="0"/>
               <w:jc w:val="left"/>
             </w:pPr>
@@ -9862,6 +10071,7 @@
           </w:tcPr>
           <w:p>
             <w:pPr>
+              <w:keepNext w:val="false"/>
               <w:spacing w:after="40" w:before="0"/>
               <w:jc w:val="left"/>
             </w:pPr>
@@ -9894,6 +10104,7 @@
           </w:tcPr>
           <w:p>
             <w:pPr>
+              <w:keepNext w:val="false"/>
               <w:spacing w:after="40" w:before="0"/>
               <w:jc w:val="left"/>
             </w:pPr>
@@ -9928,6 +10139,7 @@
           </w:tcPr>
           <w:p>
             <w:pPr>
+              <w:keepNext w:val="false"/>
               <w:spacing w:after="40" w:before="0"/>
               <w:jc w:val="left"/>
             </w:pPr>
@@ -9965,7 +10177,7 @@
             <w:pPr>
               <w:spacing w:after="20" w:before="0"/>
             </w:pPr>
-            <w:hyperlink w:history="1" r:id="rId4umzn4oawpcrjkry2ohvu">
+            <w:hyperlink w:history="1" r:id="rIdbtle9_uurahvevpntaf83">
               <w:r>
                 <w:rPr>
                   <w:rFonts w:ascii="Arial" w:cs="Arial" w:eastAsia="Arial" w:hAnsi="Arial"/>
@@ -9998,7 +10210,7 @@
               <w:spacing w:after="10" w:before="0"/>
               <w:ind w:left="120"/>
             </w:pPr>
-            <w:hyperlink w:history="1" r:id="rId2b90uuvpumz6soamgc4hg">
+            <w:hyperlink w:history="1" r:id="rIdhwbayrwdnjfza8ntfhugx">
               <w:r>
                 <w:rPr>
                   <w:rFonts w:ascii="Arial" w:cs="Arial" w:eastAsia="Arial" w:hAnsi="Arial"/>
@@ -10043,7 +10255,7 @@
             <w:pPr>
               <w:spacing w:after="20" w:before="0"/>
             </w:pPr>
-            <w:hyperlink w:history="1" r:id="rIdy_bphndit6134rrl8el7_">
+            <w:hyperlink w:history="1" r:id="rIdugu66kkrbjmygigsaqxny">
               <w:r>
                 <w:rPr>
                   <w:rFonts w:ascii="Arial" w:cs="Arial" w:eastAsia="Arial" w:hAnsi="Arial"/>
@@ -10076,7 +10288,7 @@
               <w:spacing w:after="10" w:before="0"/>
               <w:ind w:left="120"/>
             </w:pPr>
-            <w:hyperlink w:history="1" r:id="rIdwnuv9b5yaxtbhqhryfyla">
+            <w:hyperlink w:history="1" r:id="rIdcnym8bo_hgo41ythbee-h">
               <w:r>
                 <w:rPr>
                   <w:rFonts w:ascii="Arial" w:cs="Arial" w:eastAsia="Arial" w:hAnsi="Arial"/>
@@ -10104,6 +10316,7 @@
           </w:tcPr>
           <w:p>
             <w:pPr>
+              <w:keepNext w:val="false"/>
               <w:spacing w:after="40" w:before="0"/>
               <w:jc w:val="left"/>
             </w:pPr>
@@ -10136,6 +10349,7 @@
           </w:tcPr>
           <w:p>
             <w:pPr>
+              <w:keepNext w:val="false"/>
               <w:spacing w:after="40" w:before="0"/>
               <w:jc w:val="left"/>
             </w:pPr>
@@ -10168,6 +10382,7 @@
           </w:tcPr>
           <w:p>
             <w:pPr>
+              <w:keepNext w:val="false"/>
               <w:spacing w:after="40" w:before="0"/>
               <w:jc w:val="left"/>
             </w:pPr>
@@ -10200,6 +10415,7 @@
           </w:tcPr>
           <w:p>
             <w:pPr>
+              <w:keepNext w:val="false"/>
               <w:spacing w:after="40" w:before="0"/>
               <w:jc w:val="left"/>
             </w:pPr>
@@ -10234,6 +10450,7 @@
           </w:tcPr>
           <w:p>
             <w:pPr>
+              <w:keepNext w:val="false"/>
               <w:spacing w:after="40" w:before="0"/>
               <w:jc w:val="left"/>
             </w:pPr>
@@ -10271,7 +10488,7 @@
             <w:pPr>
               <w:spacing w:after="20" w:before="0"/>
             </w:pPr>
-            <w:hyperlink w:history="1" r:id="rId5drd_qzgvknbtw4y6agm1">
+            <w:hyperlink w:history="1" r:id="rIdogqrst-lnqmu58plzdmk8">
               <w:r>
                 <w:rPr>
                   <w:rFonts w:ascii="Arial" w:cs="Arial" w:eastAsia="Arial" w:hAnsi="Arial"/>
@@ -10304,7 +10521,7 @@
               <w:spacing w:after="10" w:before="0"/>
               <w:ind w:left="120"/>
             </w:pPr>
-            <w:hyperlink w:history="1" r:id="rId5932mraz3gbx7czbvxl0h">
+            <w:hyperlink w:history="1" r:id="rIdt9ojkplgfhmsbdiiw8w4w">
               <w:r>
                 <w:rPr>
                   <w:rFonts w:ascii="Arial" w:cs="Arial" w:eastAsia="Arial" w:hAnsi="Arial"/>
@@ -10349,7 +10566,7 @@
             <w:pPr>
               <w:spacing w:after="20" w:before="0"/>
             </w:pPr>
-            <w:hyperlink w:history="1" r:id="rIdzow5xa8xznlk4z4sftztp">
+            <w:hyperlink w:history="1" r:id="rIdvbd1awhdok5r9rk1qis3n">
               <w:r>
                 <w:rPr>
                   <w:rFonts w:ascii="Arial" w:cs="Arial" w:eastAsia="Arial" w:hAnsi="Arial"/>
@@ -10382,7 +10599,7 @@
               <w:spacing w:after="10" w:before="0"/>
               <w:ind w:left="120"/>
             </w:pPr>
-            <w:hyperlink w:history="1" r:id="rId9mlsdzjieltseruaxjpbd">
+            <w:hyperlink w:history="1" r:id="rIdgt9zmqodkhng5iogltb-c">
               <w:r>
                 <w:rPr>
                   <w:rFonts w:ascii="Arial" w:cs="Arial" w:eastAsia="Arial" w:hAnsi="Arial"/>
@@ -10410,6 +10627,7 @@
           </w:tcPr>
           <w:p>
             <w:pPr>
+              <w:keepNext w:val="false"/>
               <w:spacing w:after="40" w:before="0"/>
               <w:jc w:val="left"/>
             </w:pPr>
@@ -10442,6 +10660,7 @@
           </w:tcPr>
           <w:p>
             <w:pPr>
+              <w:keepNext w:val="false"/>
               <w:spacing w:after="40" w:before="0"/>
               <w:jc w:val="left"/>
             </w:pPr>
@@ -10474,6 +10693,7 @@
           </w:tcPr>
           <w:p>
             <w:pPr>
+              <w:keepNext w:val="false"/>
               <w:spacing w:after="40" w:before="0"/>
               <w:jc w:val="left"/>
             </w:pPr>
@@ -10506,6 +10726,7 @@
           </w:tcPr>
           <w:p>
             <w:pPr>
+              <w:keepNext w:val="false"/>
               <w:spacing w:after="40" w:before="0"/>
               <w:jc w:val="left"/>
             </w:pPr>
@@ -10540,6 +10761,7 @@
           </w:tcPr>
           <w:p>
             <w:pPr>
+              <w:keepNext w:val="false"/>
               <w:spacing w:after="40" w:before="0"/>
               <w:jc w:val="left"/>
             </w:pPr>
@@ -10577,7 +10799,7 @@
             <w:pPr>
               <w:spacing w:after="20" w:before="0"/>
             </w:pPr>
-            <w:hyperlink w:history="1" r:id="rIdulol7n28lpkqfd62avxai">
+            <w:hyperlink w:history="1" r:id="rIddcsqi8bht_-6pku9ulfsk">
               <w:r>
                 <w:rPr>
                   <w:rFonts w:ascii="Arial" w:cs="Arial" w:eastAsia="Arial" w:hAnsi="Arial"/>
@@ -10626,7 +10848,7 @@
               <w:spacing w:after="10" w:before="0"/>
               <w:ind w:left="120"/>
             </w:pPr>
-            <w:hyperlink w:history="1" r:id="rIduhafmypl0vhpvacnqltef">
+            <w:hyperlink w:history="1" r:id="rIdhdaoh4vtqt-93hwjp9nnf">
               <w:r>
                 <w:rPr>
                   <w:rFonts w:ascii="Arial" w:cs="Arial" w:eastAsia="Arial" w:hAnsi="Arial"/>
@@ -10671,7 +10893,7 @@
             <w:pPr>
               <w:spacing w:after="20" w:before="0"/>
             </w:pPr>
-            <w:hyperlink w:history="1" r:id="rIdkdr1fpyuprekruqiyr2lc">
+            <w:hyperlink w:history="1" r:id="rId9dyxf9o_3wu3lyqmozfbu">
               <w:r>
                 <w:rPr>
                   <w:rFonts w:ascii="Arial" w:cs="Arial" w:eastAsia="Arial" w:hAnsi="Arial"/>
@@ -10704,7 +10926,7 @@
               <w:spacing w:after="10" w:before="0"/>
               <w:ind w:left="120"/>
             </w:pPr>
-            <w:hyperlink w:history="1" r:id="rIdxf8jquwgn9eiaucs49geo">
+            <w:hyperlink w:history="1" r:id="rId0xyx54w5txiwocycqgctl">
               <w:r>
                 <w:rPr>
                   <w:rFonts w:ascii="Arial" w:cs="Arial" w:eastAsia="Arial" w:hAnsi="Arial"/>
@@ -10732,6 +10954,7 @@
           </w:tcPr>
           <w:p>
             <w:pPr>
+              <w:keepNext w:val="false"/>
               <w:spacing w:after="40" w:before="0"/>
               <w:jc w:val="left"/>
             </w:pPr>
@@ -10764,6 +10987,7 @@
           </w:tcPr>
           <w:p>
             <w:pPr>
+              <w:keepNext w:val="false"/>
               <w:spacing w:after="40" w:before="0"/>
               <w:jc w:val="left"/>
             </w:pPr>
@@ -10796,6 +11020,7 @@
           </w:tcPr>
           <w:p>
             <w:pPr>
+              <w:keepNext w:val="false"/>
               <w:spacing w:after="40" w:before="0"/>
               <w:jc w:val="left"/>
             </w:pPr>
@@ -10828,6 +11053,7 @@
           </w:tcPr>
           <w:p>
             <w:pPr>
+              <w:keepNext w:val="false"/>
               <w:spacing w:after="40" w:before="0"/>
               <w:jc w:val="left"/>
             </w:pPr>
@@ -10887,6 +11113,7 @@
           </w:tcPr>
           <w:p>
             <w:pPr>
+              <w:keepNext w:val="false"/>
               <w:spacing w:after="40" w:before="0"/>
               <w:jc w:val="center"/>
             </w:pPr>
@@ -10921,6 +11148,7 @@
           </w:tcPr>
           <w:p>
             <w:pPr>
+              <w:keepNext w:val="false"/>
               <w:spacing w:after="40" w:before="0"/>
               <w:jc w:val="left"/>
             </w:pPr>
@@ -10982,6 +11210,7 @@
           </w:tcPr>
           <w:p>
             <w:pPr>
+              <w:keepNext w:val="false"/>
               <w:spacing w:after="40" w:before="0"/>
               <w:jc w:val="center"/>
             </w:pPr>
@@ -11016,6 +11245,7 @@
           </w:tcPr>
           <w:p>
             <w:pPr>
+              <w:keepNext w:val="false"/>
               <w:spacing w:after="40" w:before="0"/>
               <w:jc w:val="left"/>
             </w:pPr>
@@ -11048,6 +11278,7 @@
           </w:tcPr>
           <w:p>
             <w:pPr>
+              <w:keepNext w:val="false"/>
               <w:spacing w:after="40" w:before="0"/>
               <w:jc w:val="left"/>
             </w:pPr>
@@ -11082,6 +11313,7 @@
           </w:tcPr>
           <w:p>
             <w:pPr>
+              <w:keepNext w:val="false"/>
               <w:spacing w:after="40" w:before="0"/>
               <w:jc w:val="left"/>
             </w:pPr>
@@ -11114,6 +11346,7 @@
           </w:tcPr>
           <w:p>
             <w:pPr>
+              <w:keepNext w:val="false"/>
               <w:spacing w:after="40" w:before="0"/>
               <w:jc w:val="left"/>
             </w:pPr>
@@ -11148,6 +11381,7 @@
           </w:tcPr>
           <w:p>
             <w:pPr>
+              <w:keepNext w:val="false"/>
               <w:spacing w:after="40" w:before="0"/>
               <w:jc w:val="left"/>
             </w:pPr>
@@ -11180,6 +11414,7 @@
           </w:tcPr>
           <w:p>
             <w:pPr>
+              <w:keepNext w:val="false"/>
               <w:spacing w:after="40" w:before="0"/>
               <w:jc w:val="left"/>
             </w:pPr>
@@ -11216,7 +11451,7 @@
         </w:rPr>
         <w:t xml:space="preserve">© 2026 SeaVuria and ARES. Aligned with KICD objectives. Developed by SeaVuria; technical implementation by ARES (with AI assistance from Claude). Licensed under </w:t>
       </w:r>
-      <w:hyperlink w:history="1" r:id="rIdil04duoehsjicfnv_qfnv">
+      <w:hyperlink w:history="1" r:id="rIdpac2iuuovajhndgbg9lhd">
         <w:r>
           <w:rPr>
             <w:rFonts w:ascii="Arial" w:cs="Arial" w:eastAsia="Arial" w:hAnsi="Arial"/>
@@ -11237,7 +11472,7 @@
         </w:rPr>
         <w:t xml:space="preserve"> (</w:t>
       </w:r>
-      <w:hyperlink w:history="1" r:id="rIdio4cyeuywify_toajhpm1">
+      <w:hyperlink w:history="1" r:id="rIduzmxzsnxmtmrc4h127lgw">
         <w:r>
           <w:rPr>
             <w:rFonts w:ascii="Arial" w:cs="Arial" w:eastAsia="Arial" w:hAnsi="Arial"/>
@@ -11297,6 +11532,7 @@
           </w:tcPr>
           <w:p>
             <w:pPr>
+              <w:keepNext w:val="false"/>
               <w:spacing w:after="40" w:before="0"/>
               <w:jc w:val="center"/>
             </w:pPr>
@@ -11332,6 +11568,7 @@
           </w:tcPr>
           <w:p>
             <w:pPr>
+              <w:keepNext w:val="false"/>
               <w:spacing w:after="40" w:before="0"/>
               <w:jc w:val="center"/>
             </w:pPr>
@@ -11366,6 +11603,7 @@
           </w:tcPr>
           <w:p>
             <w:pPr>
+              <w:keepNext w:val="false"/>
               <w:spacing w:after="40" w:before="0"/>
               <w:jc w:val="left"/>
             </w:pPr>
@@ -11398,6 +11636,7 @@
           </w:tcPr>
           <w:p>
             <w:pPr>
+              <w:keepNext w:val="false"/>
               <w:spacing w:after="40" w:before="0"/>
               <w:jc w:val="left"/>
             </w:pPr>
@@ -11432,6 +11671,7 @@
           </w:tcPr>
           <w:p>
             <w:pPr>
+              <w:keepNext w:val="false"/>
               <w:spacing w:after="40" w:before="0"/>
               <w:jc w:val="left"/>
             </w:pPr>
@@ -11464,6 +11704,7 @@
           </w:tcPr>
           <w:p>
             <w:pPr>
+              <w:keepNext w:val="false"/>
               <w:spacing w:after="40" w:before="0"/>
               <w:jc w:val="left"/>
             </w:pPr>
@@ -11498,6 +11739,7 @@
           </w:tcPr>
           <w:p>
             <w:pPr>
+              <w:keepNext w:val="false"/>
               <w:spacing w:after="40" w:before="0"/>
               <w:jc w:val="left"/>
             </w:pPr>
@@ -11530,6 +11772,7 @@
           </w:tcPr>
           <w:p>
             <w:pPr>
+              <w:keepNext w:val="false"/>
               <w:spacing w:after="40" w:before="0"/>
               <w:jc w:val="left"/>
             </w:pPr>
@@ -11564,6 +11807,7 @@
           </w:tcPr>
           <w:p>
             <w:pPr>
+              <w:keepNext w:val="false"/>
               <w:spacing w:after="40" w:before="0"/>
               <w:jc w:val="left"/>
             </w:pPr>
@@ -11596,6 +11840,7 @@
           </w:tcPr>
           <w:p>
             <w:pPr>
+              <w:keepNext w:val="false"/>
               <w:spacing w:after="40" w:before="0"/>
               <w:jc w:val="left"/>
             </w:pPr>
@@ -11630,6 +11875,7 @@
           </w:tcPr>
           <w:p>
             <w:pPr>
+              <w:keepNext w:val="false"/>
               <w:spacing w:after="40" w:before="0"/>
               <w:jc w:val="left"/>
             </w:pPr>
@@ -11662,6 +11908,7 @@
           </w:tcPr>
           <w:p>
             <w:pPr>
+              <w:keepNext w:val="false"/>
               <w:spacing w:after="40" w:before="0"/>
               <w:jc w:val="left"/>
             </w:pPr>
@@ -11696,6 +11943,7 @@
           </w:tcPr>
           <w:p>
             <w:pPr>
+              <w:keepNext w:val="false"/>
               <w:spacing w:after="40" w:before="0"/>
               <w:jc w:val="left"/>
             </w:pPr>
@@ -11728,6 +11976,7 @@
           </w:tcPr>
           <w:p>
             <w:pPr>
+              <w:keepNext w:val="false"/>
               <w:spacing w:after="40" w:before="0"/>
               <w:jc w:val="left"/>
             </w:pPr>
@@ -11762,6 +12011,7 @@
           </w:tcPr>
           <w:p>
             <w:pPr>
+              <w:keepNext w:val="false"/>
               <w:spacing w:after="40" w:before="0"/>
               <w:jc w:val="left"/>
             </w:pPr>
@@ -11794,6 +12044,7 @@
           </w:tcPr>
           <w:p>
             <w:pPr>
+              <w:keepNext w:val="false"/>
               <w:spacing w:after="40" w:before="0"/>
               <w:jc w:val="left"/>
             </w:pPr>
@@ -11828,6 +12079,7 @@
           </w:tcPr>
           <w:p>
             <w:pPr>
+              <w:keepNext w:val="false"/>
               <w:spacing w:after="40" w:before="0"/>
               <w:jc w:val="left"/>
             </w:pPr>
@@ -11860,6 +12112,7 @@
           </w:tcPr>
           <w:p>
             <w:pPr>
+              <w:keepNext w:val="false"/>
               <w:spacing w:after="40" w:before="0"/>
               <w:jc w:val="left"/>
             </w:pPr>
@@ -11919,6 +12172,7 @@
           </w:tcPr>
           <w:p>
             <w:pPr>
+              <w:keepNext w:val="false"/>
               <w:spacing w:after="40" w:before="0"/>
               <w:jc w:val="center"/>
             </w:pPr>
@@ -11953,6 +12207,7 @@
           </w:tcPr>
           <w:p>
             <w:pPr>
+              <w:keepNext w:val="false"/>
               <w:spacing w:after="40" w:before="0"/>
               <w:jc w:val="left"/>
             </w:pPr>
@@ -12017,6 +12272,7 @@
           </w:tcPr>
           <w:p>
             <w:pPr>
+              <w:keepNext w:val="false"/>
               <w:spacing w:after="40" w:before="0"/>
               <w:jc w:val="center"/>
             </w:pPr>
@@ -12051,6 +12307,7 @@
           </w:tcPr>
           <w:p>
             <w:pPr>
+              <w:keepNext w:val="false"/>
               <w:spacing w:after="40" w:before="0"/>
               <w:jc w:val="left"/>
             </w:pPr>
@@ -12083,6 +12340,7 @@
           </w:tcPr>
           <w:p>
             <w:pPr>
+              <w:keepNext w:val="false"/>
               <w:spacing w:after="40" w:before="0"/>
               <w:jc w:val="left"/>
             </w:pPr>
@@ -12115,6 +12373,7 @@
           </w:tcPr>
           <w:p>
             <w:pPr>
+              <w:keepNext w:val="false"/>
               <w:spacing w:after="40" w:before="0"/>
               <w:jc w:val="left"/>
             </w:pPr>
@@ -12147,6 +12406,7 @@
           </w:tcPr>
           <w:p>
             <w:pPr>
+              <w:keepNext w:val="false"/>
               <w:spacing w:after="40" w:before="0"/>
               <w:jc w:val="left"/>
             </w:pPr>
@@ -12179,6 +12439,7 @@
           </w:tcPr>
           <w:p>
             <w:pPr>
+              <w:keepNext w:val="false"/>
               <w:spacing w:after="40" w:before="0"/>
               <w:jc w:val="left"/>
             </w:pPr>
@@ -12213,6 +12474,7 @@
           </w:tcPr>
           <w:p>
             <w:pPr>
+              <w:keepNext w:val="false"/>
               <w:spacing w:after="40" w:before="0"/>
               <w:jc w:val="left"/>
             </w:pPr>
@@ -12250,7 +12512,7 @@
             <w:pPr>
               <w:spacing w:after="20" w:before="0"/>
             </w:pPr>
-            <w:hyperlink w:history="1" r:id="rIdfyxnlnsjfltpv_etbkosy">
+            <w:hyperlink w:history="1" r:id="rIdd_gzh__mbe9xmfma_0j4f">
               <w:r>
                 <w:rPr>
                   <w:rFonts w:ascii="Arial" w:cs="Arial" w:eastAsia="Arial" w:hAnsi="Arial"/>
@@ -12283,7 +12545,7 @@
               <w:spacing w:after="10" w:before="0"/>
               <w:ind w:left="120"/>
             </w:pPr>
-            <w:hyperlink w:history="1" r:id="rIdbowu9jiciswjcup07os_u">
+            <w:hyperlink w:history="1" r:id="rIdyodvgv0kisv66hdzu-5ir">
               <w:r>
                 <w:rPr>
                   <w:rFonts w:ascii="Arial" w:cs="Arial" w:eastAsia="Arial" w:hAnsi="Arial"/>
@@ -12328,7 +12590,7 @@
             <w:pPr>
               <w:spacing w:after="20" w:before="0"/>
             </w:pPr>
-            <w:hyperlink w:history="1" r:id="rId-y1hqakzb0wgyw9weboiu">
+            <w:hyperlink w:history="1" r:id="rId1d2h9cxtqrjody07m_xmf">
               <w:r>
                 <w:rPr>
                   <w:rFonts w:ascii="Arial" w:cs="Arial" w:eastAsia="Arial" w:hAnsi="Arial"/>
@@ -12361,7 +12623,7 @@
               <w:spacing w:after="10" w:before="0"/>
               <w:ind w:left="120"/>
             </w:pPr>
-            <w:hyperlink w:history="1" r:id="rIdec_b2p5wsr2k6i33zvwfj">
+            <w:hyperlink w:history="1" r:id="rIdabbqiskp4esfia2znqyul">
               <w:r>
                 <w:rPr>
                   <w:rFonts w:ascii="Arial" w:cs="Arial" w:eastAsia="Arial" w:hAnsi="Arial"/>
@@ -12389,6 +12651,7 @@
           </w:tcPr>
           <w:p>
             <w:pPr>
+              <w:keepNext w:val="false"/>
               <w:spacing w:after="40" w:before="0"/>
               <w:jc w:val="left"/>
             </w:pPr>
@@ -12421,6 +12684,7 @@
           </w:tcPr>
           <w:p>
             <w:pPr>
+              <w:keepNext w:val="false"/>
               <w:spacing w:after="40" w:before="0"/>
               <w:jc w:val="left"/>
             </w:pPr>
@@ -12453,6 +12717,7 @@
           </w:tcPr>
           <w:p>
             <w:pPr>
+              <w:keepNext w:val="false"/>
               <w:spacing w:after="40" w:before="0"/>
               <w:jc w:val="left"/>
             </w:pPr>
@@ -12485,6 +12750,7 @@
           </w:tcPr>
           <w:p>
             <w:pPr>
+              <w:keepNext w:val="false"/>
               <w:spacing w:after="40" w:before="0"/>
               <w:jc w:val="left"/>
             </w:pPr>
@@ -12519,6 +12785,7 @@
           </w:tcPr>
           <w:p>
             <w:pPr>
+              <w:keepNext w:val="false"/>
               <w:spacing w:after="40" w:before="0"/>
               <w:jc w:val="left"/>
             </w:pPr>
@@ -12556,7 +12823,7 @@
             <w:pPr>
               <w:spacing w:after="20" w:before="0"/>
             </w:pPr>
-            <w:hyperlink w:history="1" r:id="rIdh07nndw6ncztndlewi1jl">
+            <w:hyperlink w:history="1" r:id="rId2c3lgpsekjyvnjioyt6cd">
               <w:r>
                 <w:rPr>
                   <w:rFonts w:ascii="Arial" w:cs="Arial" w:eastAsia="Arial" w:hAnsi="Arial"/>
@@ -12589,7 +12856,7 @@
               <w:spacing w:after="10" w:before="0"/>
               <w:ind w:left="120"/>
             </w:pPr>
-            <w:hyperlink w:history="1" r:id="rIdkygxndygmrcocdixpfsjk">
+            <w:hyperlink w:history="1" r:id="rIdpg9mw8ocksqtp4myk7ivz">
               <w:r>
                 <w:rPr>
                   <w:rFonts w:ascii="Arial" w:cs="Arial" w:eastAsia="Arial" w:hAnsi="Arial"/>
@@ -12634,7 +12901,7 @@
             <w:pPr>
               <w:spacing w:after="20" w:before="0"/>
             </w:pPr>
-            <w:hyperlink w:history="1" r:id="rIdhtrhue_r-ap7ycz1da_7k">
+            <w:hyperlink w:history="1" r:id="rIdgfhbeicgndxa-f-ek3rsp">
               <w:r>
                 <w:rPr>
                   <w:rFonts w:ascii="Arial" w:cs="Arial" w:eastAsia="Arial" w:hAnsi="Arial"/>
@@ -12667,7 +12934,7 @@
               <w:spacing w:after="10" w:before="0"/>
               <w:ind w:left="120"/>
             </w:pPr>
-            <w:hyperlink w:history="1" r:id="rIdwvuc1ja42vf5s7trdeqna">
+            <w:hyperlink w:history="1" r:id="rIdquhz1p9xuynzh7qoj1ybd">
               <w:r>
                 <w:rPr>
                   <w:rFonts w:ascii="Arial" w:cs="Arial" w:eastAsia="Arial" w:hAnsi="Arial"/>
@@ -12695,6 +12962,7 @@
           </w:tcPr>
           <w:p>
             <w:pPr>
+              <w:keepNext w:val="false"/>
               <w:spacing w:after="40" w:before="0"/>
               <w:jc w:val="left"/>
             </w:pPr>
@@ -12727,6 +12995,7 @@
           </w:tcPr>
           <w:p>
             <w:pPr>
+              <w:keepNext w:val="false"/>
               <w:spacing w:after="40" w:before="0"/>
               <w:jc w:val="left"/>
             </w:pPr>
@@ -12759,6 +13028,7 @@
           </w:tcPr>
           <w:p>
             <w:pPr>
+              <w:keepNext w:val="false"/>
               <w:spacing w:after="40" w:before="0"/>
               <w:jc w:val="left"/>
             </w:pPr>
@@ -12791,6 +13061,7 @@
           </w:tcPr>
           <w:p>
             <w:pPr>
+              <w:keepNext w:val="false"/>
               <w:spacing w:after="40" w:before="0"/>
               <w:jc w:val="left"/>
             </w:pPr>
@@ -12825,6 +13096,7 @@
           </w:tcPr>
           <w:p>
             <w:pPr>
+              <w:keepNext w:val="false"/>
               <w:spacing w:after="40" w:before="0"/>
               <w:jc w:val="left"/>
             </w:pPr>
@@ -12862,7 +13134,7 @@
             <w:pPr>
               <w:spacing w:after="20" w:before="0"/>
             </w:pPr>
-            <w:hyperlink w:history="1" r:id="rIdtv6ygifqt7pfxbd0ds4oo">
+            <w:hyperlink w:history="1" r:id="rIdi_nsiyahuakkxqmviuv-d">
               <w:r>
                 <w:rPr>
                   <w:rFonts w:ascii="Arial" w:cs="Arial" w:eastAsia="Arial" w:hAnsi="Arial"/>
@@ -12895,7 +13167,7 @@
               <w:spacing w:after="10" w:before="0"/>
               <w:ind w:left="120"/>
             </w:pPr>
-            <w:hyperlink w:history="1" r:id="rIdgzn9n5bdkgbbnrjy4sbva">
+            <w:hyperlink w:history="1" r:id="rIdy35d0o5rin0_0ku7pqilm">
               <w:r>
                 <w:rPr>
                   <w:rFonts w:ascii="Arial" w:cs="Arial" w:eastAsia="Arial" w:hAnsi="Arial"/>
@@ -12940,7 +13212,7 @@
             <w:pPr>
               <w:spacing w:after="20" w:before="0"/>
             </w:pPr>
-            <w:hyperlink w:history="1" r:id="rIdxwgr0byef1hk_zbnelglq">
+            <w:hyperlink w:history="1" r:id="rId5phki-hxwrilkrnhce6on">
               <w:r>
                 <w:rPr>
                   <w:rFonts w:ascii="Arial" w:cs="Arial" w:eastAsia="Arial" w:hAnsi="Arial"/>
@@ -12989,7 +13261,7 @@
               <w:spacing w:after="10" w:before="0"/>
               <w:ind w:left="120"/>
             </w:pPr>
-            <w:hyperlink w:history="1" r:id="rIdg7dfgucxuzdij9vtmtmyf">
+            <w:hyperlink w:history="1" r:id="rId4hdb0nffhh6lxol6upylk">
               <w:r>
                 <w:rPr>
                   <w:rFonts w:ascii="Arial" w:cs="Arial" w:eastAsia="Arial" w:hAnsi="Arial"/>
@@ -13017,6 +13289,7 @@
           </w:tcPr>
           <w:p>
             <w:pPr>
+              <w:keepNext w:val="false"/>
               <w:spacing w:after="40" w:before="0"/>
               <w:jc w:val="left"/>
             </w:pPr>
@@ -13049,6 +13322,7 @@
           </w:tcPr>
           <w:p>
             <w:pPr>
+              <w:keepNext w:val="false"/>
               <w:spacing w:after="40" w:before="0"/>
               <w:jc w:val="left"/>
             </w:pPr>
@@ -13081,6 +13355,7 @@
           </w:tcPr>
           <w:p>
             <w:pPr>
+              <w:keepNext w:val="false"/>
               <w:spacing w:after="40" w:before="0"/>
               <w:jc w:val="left"/>
             </w:pPr>
@@ -13113,6 +13388,7 @@
           </w:tcPr>
           <w:p>
             <w:pPr>
+              <w:keepNext w:val="false"/>
               <w:spacing w:after="40" w:before="0"/>
               <w:jc w:val="left"/>
             </w:pPr>
@@ -13147,6 +13423,7 @@
           </w:tcPr>
           <w:p>
             <w:pPr>
+              <w:keepNext w:val="false"/>
               <w:spacing w:after="40" w:before="0"/>
               <w:jc w:val="left"/>
             </w:pPr>
@@ -13184,7 +13461,7 @@
             <w:pPr>
               <w:spacing w:after="20" w:before="0"/>
             </w:pPr>
-            <w:hyperlink w:history="1" r:id="rIddfvxsvdg3owtxe2gqpkgm">
+            <w:hyperlink w:history="1" r:id="rId4ms38izfyoxsy29pbl2qn">
               <w:r>
                 <w:rPr>
                   <w:rFonts w:ascii="Arial" w:cs="Arial" w:eastAsia="Arial" w:hAnsi="Arial"/>
@@ -13217,7 +13494,7 @@
               <w:spacing w:after="10" w:before="0"/>
               <w:ind w:left="120"/>
             </w:pPr>
-            <w:hyperlink w:history="1" r:id="rIdoayf_csjsvogbaskempo6">
+            <w:hyperlink w:history="1" r:id="rIdtxlvaeaorsog18mcenmhw">
               <w:r>
                 <w:rPr>
                   <w:rFonts w:ascii="Arial" w:cs="Arial" w:eastAsia="Arial" w:hAnsi="Arial"/>
@@ -13262,7 +13539,7 @@
             <w:pPr>
               <w:spacing w:after="20" w:before="0"/>
             </w:pPr>
-            <w:hyperlink w:history="1" r:id="rIdlecm3orob1z2mz2f_u5h_">
+            <w:hyperlink w:history="1" r:id="rIdymaedj2iamorlclew84ol">
               <w:r>
                 <w:rPr>
                   <w:rFonts w:ascii="Arial" w:cs="Arial" w:eastAsia="Arial" w:hAnsi="Arial"/>
@@ -13311,7 +13588,7 @@
               <w:spacing w:after="10" w:before="0"/>
               <w:ind w:left="120"/>
             </w:pPr>
-            <w:hyperlink w:history="1" r:id="rIdthzqmhcaxrsd1-ndxvqf7">
+            <w:hyperlink w:history="1" r:id="rIdhz95ybzhf4c1oxywimlzu">
               <w:r>
                 <w:rPr>
                   <w:rFonts w:ascii="Arial" w:cs="Arial" w:eastAsia="Arial" w:hAnsi="Arial"/>
@@ -13339,6 +13616,7 @@
           </w:tcPr>
           <w:p>
             <w:pPr>
+              <w:keepNext w:val="false"/>
               <w:spacing w:after="40" w:before="0"/>
               <w:jc w:val="left"/>
             </w:pPr>
@@ -13371,6 +13649,7 @@
           </w:tcPr>
           <w:p>
             <w:pPr>
+              <w:keepNext w:val="false"/>
               <w:spacing w:after="40" w:before="0"/>
               <w:jc w:val="left"/>
             </w:pPr>
@@ -13403,6 +13682,7 @@
           </w:tcPr>
           <w:p>
             <w:pPr>
+              <w:keepNext w:val="false"/>
               <w:spacing w:after="40" w:before="0"/>
               <w:jc w:val="left"/>
             </w:pPr>
@@ -13435,6 +13715,7 @@
           </w:tcPr>
           <w:p>
             <w:pPr>
+              <w:keepNext w:val="false"/>
               <w:spacing w:after="40" w:before="0"/>
               <w:jc w:val="left"/>
             </w:pPr>
@@ -13469,6 +13750,7 @@
           </w:tcPr>
           <w:p>
             <w:pPr>
+              <w:keepNext w:val="false"/>
               <w:spacing w:after="40" w:before="0"/>
               <w:jc w:val="left"/>
             </w:pPr>
@@ -13506,7 +13788,7 @@
             <w:pPr>
               <w:spacing w:after="20" w:before="0"/>
             </w:pPr>
-            <w:hyperlink w:history="1" r:id="rIduybingpbkrrc2yrdnwncr">
+            <w:hyperlink w:history="1" r:id="rIdzxyryuvgktju8voocppnb">
               <w:r>
                 <w:rPr>
                   <w:rFonts w:ascii="Arial" w:cs="Arial" w:eastAsia="Arial" w:hAnsi="Arial"/>
@@ -13555,7 +13837,7 @@
               <w:spacing w:after="10" w:before="0"/>
               <w:ind w:left="120"/>
             </w:pPr>
-            <w:hyperlink w:history="1" r:id="rIdwknlpnn5pqcsd_g5y34d2">
+            <w:hyperlink w:history="1" r:id="rIdrk8l-w4515rzfothyha8q">
               <w:r>
                 <w:rPr>
                   <w:rFonts w:ascii="Arial" w:cs="Arial" w:eastAsia="Arial" w:hAnsi="Arial"/>
@@ -13600,7 +13882,7 @@
             <w:pPr>
               <w:spacing w:after="20" w:before="0"/>
             </w:pPr>
-            <w:hyperlink w:history="1" r:id="rIdpy2-btjzpjwpe2jgfz-r1">
+            <w:hyperlink w:history="1" r:id="rIdzwb6kfr2_hzg1ys-dicjx">
               <w:r>
                 <w:rPr>
                   <w:rFonts w:ascii="Arial" w:cs="Arial" w:eastAsia="Arial" w:hAnsi="Arial"/>
@@ -13649,7 +13931,7 @@
               <w:spacing w:after="10" w:before="0"/>
               <w:ind w:left="120"/>
             </w:pPr>
-            <w:hyperlink w:history="1" r:id="rId4d8_fwh4shtcnnu3diq5u">
+            <w:hyperlink w:history="1" r:id="rId8ordrcxvz0wpge2cvvrkf">
               <w:r>
                 <w:rPr>
                   <w:rFonts w:ascii="Arial" w:cs="Arial" w:eastAsia="Arial" w:hAnsi="Arial"/>
@@ -13677,6 +13959,7 @@
           </w:tcPr>
           <w:p>
             <w:pPr>
+              <w:keepNext w:val="false"/>
               <w:spacing w:after="40" w:before="0"/>
               <w:jc w:val="left"/>
             </w:pPr>
@@ -13709,6 +13992,7 @@
           </w:tcPr>
           <w:p>
             <w:pPr>
+              <w:keepNext w:val="false"/>
               <w:spacing w:after="40" w:before="0"/>
               <w:jc w:val="left"/>
             </w:pPr>
@@ -13741,6 +14025,7 @@
           </w:tcPr>
           <w:p>
             <w:pPr>
+              <w:keepNext w:val="false"/>
               <w:spacing w:after="40" w:before="0"/>
               <w:jc w:val="left"/>
             </w:pPr>
@@ -13773,6 +14058,7 @@
           </w:tcPr>
           <w:p>
             <w:pPr>
+              <w:keepNext w:val="false"/>
               <w:spacing w:after="40" w:before="0"/>
               <w:jc w:val="left"/>
             </w:pPr>
@@ -13832,6 +14118,7 @@
           </w:tcPr>
           <w:p>
             <w:pPr>
+              <w:keepNext w:val="false"/>
               <w:spacing w:after="40" w:before="0"/>
               <w:jc w:val="center"/>
             </w:pPr>
@@ -13866,6 +14153,7 @@
           </w:tcPr>
           <w:p>
             <w:pPr>
+              <w:keepNext w:val="false"/>
               <w:spacing w:after="40" w:before="0"/>
               <w:jc w:val="left"/>
             </w:pPr>
@@ -13927,6 +14215,7 @@
           </w:tcPr>
           <w:p>
             <w:pPr>
+              <w:keepNext w:val="false"/>
               <w:spacing w:after="40" w:before="0"/>
               <w:jc w:val="center"/>
             </w:pPr>
@@ -13961,6 +14250,7 @@
           </w:tcPr>
           <w:p>
             <w:pPr>
+              <w:keepNext w:val="false"/>
               <w:spacing w:after="40" w:before="0"/>
               <w:jc w:val="left"/>
             </w:pPr>
@@ -13993,6 +14283,7 @@
           </w:tcPr>
           <w:p>
             <w:pPr>
+              <w:keepNext w:val="false"/>
               <w:spacing w:after="40" w:before="0"/>
               <w:jc w:val="left"/>
             </w:pPr>
@@ -14027,6 +14318,7 @@
           </w:tcPr>
           <w:p>
             <w:pPr>
+              <w:keepNext w:val="false"/>
               <w:spacing w:after="40" w:before="0"/>
               <w:jc w:val="left"/>
             </w:pPr>
@@ -14059,6 +14351,7 @@
           </w:tcPr>
           <w:p>
             <w:pPr>
+              <w:keepNext w:val="false"/>
               <w:spacing w:after="40" w:before="0"/>
               <w:jc w:val="left"/>
             </w:pPr>
@@ -14093,6 +14386,7 @@
           </w:tcPr>
           <w:p>
             <w:pPr>
+              <w:keepNext w:val="false"/>
               <w:spacing w:after="40" w:before="0"/>
               <w:jc w:val="left"/>
             </w:pPr>
@@ -14125,6 +14419,7 @@
           </w:tcPr>
           <w:p>
             <w:pPr>
+              <w:keepNext w:val="false"/>
               <w:spacing w:after="40" w:before="0"/>
               <w:jc w:val="left"/>
             </w:pPr>
@@ -14161,7 +14456,7 @@
         </w:rPr>
         <w:t xml:space="preserve">© 2026 SeaVuria and ARES. Aligned with KICD objectives. Developed by SeaVuria; technical implementation by ARES (with AI assistance from Claude). Licensed under </w:t>
       </w:r>
-      <w:hyperlink w:history="1" r:id="rId7bs3xgka7sjci9yw3t_n3">
+      <w:hyperlink w:history="1" r:id="rIdtjdstw9tibrskdmqfp4gv">
         <w:r>
           <w:rPr>
             <w:rFonts w:ascii="Arial" w:cs="Arial" w:eastAsia="Arial" w:hAnsi="Arial"/>
@@ -14182,7 +14477,7 @@
         </w:rPr>
         <w:t xml:space="preserve"> (</w:t>
       </w:r>
-      <w:hyperlink w:history="1" r:id="rIddhrlp3ch8fjiaxdroz6sj">
+      <w:hyperlink w:history="1" r:id="rIdo8w7hrmedf2wjoq6i9pkf">
         <w:r>
           <w:rPr>
             <w:rFonts w:ascii="Arial" w:cs="Arial" w:eastAsia="Arial" w:hAnsi="Arial"/>
@@ -14242,6 +14537,7 @@
           </w:tcPr>
           <w:p>
             <w:pPr>
+              <w:keepNext w:val="false"/>
               <w:spacing w:after="40" w:before="0"/>
               <w:jc w:val="center"/>
             </w:pPr>
@@ -14277,6 +14573,7 @@
           </w:tcPr>
           <w:p>
             <w:pPr>
+              <w:keepNext w:val="false"/>
               <w:spacing w:after="40" w:before="0"/>
               <w:jc w:val="center"/>
             </w:pPr>
@@ -14311,6 +14608,7 @@
           </w:tcPr>
           <w:p>
             <w:pPr>
+              <w:keepNext w:val="false"/>
               <w:spacing w:after="40" w:before="0"/>
               <w:jc w:val="left"/>
             </w:pPr>
@@ -14343,6 +14641,7 @@
           </w:tcPr>
           <w:p>
             <w:pPr>
+              <w:keepNext w:val="false"/>
               <w:spacing w:after="40" w:before="0"/>
               <w:jc w:val="left"/>
             </w:pPr>
@@ -14377,6 +14676,7 @@
           </w:tcPr>
           <w:p>
             <w:pPr>
+              <w:keepNext w:val="false"/>
               <w:spacing w:after="40" w:before="0"/>
               <w:jc w:val="left"/>
             </w:pPr>
@@ -14409,6 +14709,7 @@
           </w:tcPr>
           <w:p>
             <w:pPr>
+              <w:keepNext w:val="false"/>
               <w:spacing w:after="40" w:before="0"/>
               <w:jc w:val="left"/>
             </w:pPr>
@@ -14443,6 +14744,7 @@
           </w:tcPr>
           <w:p>
             <w:pPr>
+              <w:keepNext w:val="false"/>
               <w:spacing w:after="40" w:before="0"/>
               <w:jc w:val="left"/>
             </w:pPr>
@@ -14475,6 +14777,7 @@
           </w:tcPr>
           <w:p>
             <w:pPr>
+              <w:keepNext w:val="false"/>
               <w:spacing w:after="40" w:before="0"/>
               <w:jc w:val="left"/>
             </w:pPr>
@@ -14509,6 +14812,7 @@
           </w:tcPr>
           <w:p>
             <w:pPr>
+              <w:keepNext w:val="false"/>
               <w:spacing w:after="40" w:before="0"/>
               <w:jc w:val="left"/>
             </w:pPr>
@@ -14541,6 +14845,7 @@
           </w:tcPr>
           <w:p>
             <w:pPr>
+              <w:keepNext w:val="false"/>
               <w:spacing w:after="40" w:before="0"/>
               <w:jc w:val="left"/>
             </w:pPr>
@@ -14575,6 +14880,7 @@
           </w:tcPr>
           <w:p>
             <w:pPr>
+              <w:keepNext w:val="false"/>
               <w:spacing w:after="40" w:before="0"/>
               <w:jc w:val="left"/>
             </w:pPr>
@@ -14607,6 +14913,7 @@
           </w:tcPr>
           <w:p>
             <w:pPr>
+              <w:keepNext w:val="false"/>
               <w:spacing w:after="40" w:before="0"/>
               <w:jc w:val="left"/>
             </w:pPr>
@@ -14641,6 +14948,7 @@
           </w:tcPr>
           <w:p>
             <w:pPr>
+              <w:keepNext w:val="false"/>
               <w:spacing w:after="40" w:before="0"/>
               <w:jc w:val="left"/>
             </w:pPr>
@@ -14673,6 +14981,7 @@
           </w:tcPr>
           <w:p>
             <w:pPr>
+              <w:keepNext w:val="false"/>
               <w:spacing w:after="40" w:before="0"/>
               <w:jc w:val="left"/>
             </w:pPr>
@@ -14707,6 +15016,7 @@
           </w:tcPr>
           <w:p>
             <w:pPr>
+              <w:keepNext w:val="false"/>
               <w:spacing w:after="40" w:before="0"/>
               <w:jc w:val="left"/>
             </w:pPr>
@@ -14739,6 +15049,7 @@
           </w:tcPr>
           <w:p>
             <w:pPr>
+              <w:keepNext w:val="false"/>
               <w:spacing w:after="40" w:before="0"/>
               <w:jc w:val="left"/>
             </w:pPr>
@@ -14773,6 +15084,7 @@
           </w:tcPr>
           <w:p>
             <w:pPr>
+              <w:keepNext w:val="false"/>
               <w:spacing w:after="40" w:before="0"/>
               <w:jc w:val="left"/>
             </w:pPr>
@@ -14805,6 +15117,7 @@
           </w:tcPr>
           <w:p>
             <w:pPr>
+              <w:keepNext w:val="false"/>
               <w:spacing w:after="40" w:before="0"/>
               <w:jc w:val="left"/>
             </w:pPr>
@@ -14864,6 +15177,7 @@
           </w:tcPr>
           <w:p>
             <w:pPr>
+              <w:keepNext w:val="false"/>
               <w:spacing w:after="40" w:before="0"/>
               <w:jc w:val="center"/>
             </w:pPr>
@@ -14898,6 +15212,7 @@
           </w:tcPr>
           <w:p>
             <w:pPr>
+              <w:keepNext w:val="false"/>
               <w:spacing w:after="40" w:before="0"/>
               <w:jc w:val="left"/>
             </w:pPr>
@@ -14962,6 +15277,7 @@
           </w:tcPr>
           <w:p>
             <w:pPr>
+              <w:keepNext w:val="false"/>
               <w:spacing w:after="40" w:before="0"/>
               <w:jc w:val="center"/>
             </w:pPr>
@@ -14996,6 +15312,7 @@
           </w:tcPr>
           <w:p>
             <w:pPr>
+              <w:keepNext w:val="false"/>
               <w:spacing w:after="40" w:before="0"/>
               <w:jc w:val="left"/>
             </w:pPr>
@@ -15028,6 +15345,7 @@
           </w:tcPr>
           <w:p>
             <w:pPr>
+              <w:keepNext w:val="false"/>
               <w:spacing w:after="40" w:before="0"/>
               <w:jc w:val="left"/>
             </w:pPr>
@@ -15060,6 +15378,7 @@
           </w:tcPr>
           <w:p>
             <w:pPr>
+              <w:keepNext w:val="false"/>
               <w:spacing w:after="40" w:before="0"/>
               <w:jc w:val="left"/>
             </w:pPr>
@@ -15092,6 +15411,7 @@
           </w:tcPr>
           <w:p>
             <w:pPr>
+              <w:keepNext w:val="false"/>
               <w:spacing w:after="40" w:before="0"/>
               <w:jc w:val="left"/>
             </w:pPr>
@@ -15124,6 +15444,7 @@
           </w:tcPr>
           <w:p>
             <w:pPr>
+              <w:keepNext w:val="false"/>
               <w:spacing w:after="40" w:before="0"/>
               <w:jc w:val="left"/>
             </w:pPr>
@@ -15158,6 +15479,7 @@
           </w:tcPr>
           <w:p>
             <w:pPr>
+              <w:keepNext w:val="false"/>
               <w:spacing w:after="40" w:before="0"/>
               <w:jc w:val="left"/>
             </w:pPr>
@@ -15195,7 +15517,7 @@
             <w:pPr>
               <w:spacing w:after="20" w:before="0"/>
             </w:pPr>
-            <w:hyperlink w:history="1" r:id="rId_fwc1klozsuwmetwes6ux">
+            <w:hyperlink w:history="1" r:id="rIdhcoqvpjzxu7vpnltoiisu">
               <w:r>
                 <w:rPr>
                   <w:rFonts w:ascii="Arial" w:cs="Arial" w:eastAsia="Arial" w:hAnsi="Arial"/>
@@ -15228,7 +15550,7 @@
               <w:spacing w:after="10" w:before="0"/>
               <w:ind w:left="120"/>
             </w:pPr>
-            <w:hyperlink w:history="1" r:id="rIdvz7ohkw0fgpweha4eflw0">
+            <w:hyperlink w:history="1" r:id="rIdr2txjc2llpkb717wnihn2">
               <w:r>
                 <w:rPr>
                   <w:rFonts w:ascii="Arial" w:cs="Arial" w:eastAsia="Arial" w:hAnsi="Arial"/>
@@ -15273,7 +15595,7 @@
             <w:pPr>
               <w:spacing w:after="20" w:before="0"/>
             </w:pPr>
-            <w:hyperlink w:history="1" r:id="rId9sttnu1hsllolpt0u8efu">
+            <w:hyperlink w:history="1" r:id="rIdc9v-cl0ilovuaq7dcx1hl">
               <w:r>
                 <w:rPr>
                   <w:rFonts w:ascii="Arial" w:cs="Arial" w:eastAsia="Arial" w:hAnsi="Arial"/>
@@ -15306,7 +15628,7 @@
               <w:spacing w:after="10" w:before="0"/>
               <w:ind w:left="120"/>
             </w:pPr>
-            <w:hyperlink w:history="1" r:id="rIdxfcojfxbud_ztxq1qukkq">
+            <w:hyperlink w:history="1" r:id="rId6uxnccjsreryhavy2dcqk">
               <w:r>
                 <w:rPr>
                   <w:rFonts w:ascii="Arial" w:cs="Arial" w:eastAsia="Arial" w:hAnsi="Arial"/>
@@ -15334,6 +15656,7 @@
           </w:tcPr>
           <w:p>
             <w:pPr>
+              <w:keepNext w:val="false"/>
               <w:spacing w:after="40" w:before="0"/>
               <w:jc w:val="left"/>
             </w:pPr>
@@ -15366,6 +15689,7 @@
           </w:tcPr>
           <w:p>
             <w:pPr>
+              <w:keepNext w:val="false"/>
               <w:spacing w:after="40" w:before="0"/>
               <w:jc w:val="left"/>
             </w:pPr>
@@ -15398,6 +15722,7 @@
           </w:tcPr>
           <w:p>
             <w:pPr>
+              <w:keepNext w:val="false"/>
               <w:spacing w:after="40" w:before="0"/>
               <w:jc w:val="left"/>
             </w:pPr>
@@ -15430,6 +15755,7 @@
           </w:tcPr>
           <w:p>
             <w:pPr>
+              <w:keepNext w:val="false"/>
               <w:spacing w:after="40" w:before="0"/>
               <w:jc w:val="left"/>
             </w:pPr>
@@ -15464,6 +15790,7 @@
           </w:tcPr>
           <w:p>
             <w:pPr>
+              <w:keepNext w:val="false"/>
               <w:spacing w:after="40" w:before="0"/>
               <w:jc w:val="left"/>
             </w:pPr>
@@ -15501,7 +15828,7 @@
             <w:pPr>
               <w:spacing w:after="20" w:before="0"/>
             </w:pPr>
-            <w:hyperlink w:history="1" r:id="rIdz9azmlxpmfhhzbcxnja1n">
+            <w:hyperlink w:history="1" r:id="rIdltci8oheonynkjut-djjp">
               <w:r>
                 <w:rPr>
                   <w:rFonts w:ascii="Arial" w:cs="Arial" w:eastAsia="Arial" w:hAnsi="Arial"/>
@@ -15534,7 +15861,7 @@
               <w:spacing w:after="10" w:before="0"/>
               <w:ind w:left="120"/>
             </w:pPr>
-            <w:hyperlink w:history="1" r:id="rIdpdqlhla5oj_zbohnjpqz1">
+            <w:hyperlink w:history="1" r:id="rIdybfokjhuuh1bxatnoyrsd">
               <w:r>
                 <w:rPr>
                   <w:rFonts w:ascii="Arial" w:cs="Arial" w:eastAsia="Arial" w:hAnsi="Arial"/>
@@ -15579,7 +15906,7 @@
             <w:pPr>
               <w:spacing w:after="20" w:before="0"/>
             </w:pPr>
-            <w:hyperlink w:history="1" r:id="rIdsvxjfuriv3enyukkbwn2x">
+            <w:hyperlink w:history="1" r:id="rIdvg50zjs7fnkapkyk-spfg">
               <w:r>
                 <w:rPr>
                   <w:rFonts w:ascii="Arial" w:cs="Arial" w:eastAsia="Arial" w:hAnsi="Arial"/>
@@ -15612,7 +15939,7 @@
               <w:spacing w:after="10" w:before="0"/>
               <w:ind w:left="120"/>
             </w:pPr>
-            <w:hyperlink w:history="1" r:id="rIdc8z5gi_faekwce0vysbd6">
+            <w:hyperlink w:history="1" r:id="rId3tuwpoj5bbzrzmim7-1s0">
               <w:r>
                 <w:rPr>
                   <w:rFonts w:ascii="Arial" w:cs="Arial" w:eastAsia="Arial" w:hAnsi="Arial"/>
@@ -15640,6 +15967,7 @@
           </w:tcPr>
           <w:p>
             <w:pPr>
+              <w:keepNext w:val="false"/>
               <w:spacing w:after="40" w:before="0"/>
               <w:jc w:val="left"/>
             </w:pPr>
@@ -15672,6 +16000,7 @@
           </w:tcPr>
           <w:p>
             <w:pPr>
+              <w:keepNext w:val="false"/>
               <w:spacing w:after="40" w:before="0"/>
               <w:jc w:val="left"/>
             </w:pPr>
@@ -15704,6 +16033,7 @@
           </w:tcPr>
           <w:p>
             <w:pPr>
+              <w:keepNext w:val="false"/>
               <w:spacing w:after="40" w:before="0"/>
               <w:jc w:val="left"/>
             </w:pPr>
@@ -15736,6 +16066,7 @@
           </w:tcPr>
           <w:p>
             <w:pPr>
+              <w:keepNext w:val="false"/>
               <w:spacing w:after="40" w:before="0"/>
               <w:jc w:val="left"/>
             </w:pPr>
@@ -15770,6 +16101,7 @@
           </w:tcPr>
           <w:p>
             <w:pPr>
+              <w:keepNext w:val="false"/>
               <w:spacing w:after="40" w:before="0"/>
               <w:jc w:val="left"/>
             </w:pPr>
@@ -15807,7 +16139,7 @@
             <w:pPr>
               <w:spacing w:after="20" w:before="0"/>
             </w:pPr>
-            <w:hyperlink w:history="1" r:id="rIdnvooepjpf2iadqb4pqu_n">
+            <w:hyperlink w:history="1" r:id="rIdolv5kk8nijiygsflply_k">
               <w:r>
                 <w:rPr>
                   <w:rFonts w:ascii="Arial" w:cs="Arial" w:eastAsia="Arial" w:hAnsi="Arial"/>
@@ -15840,7 +16172,7 @@
               <w:spacing w:after="10" w:before="0"/>
               <w:ind w:left="120"/>
             </w:pPr>
-            <w:hyperlink w:history="1" r:id="rIdgok3pt2k0qnstspuca7k1">
+            <w:hyperlink w:history="1" r:id="rId_qknbtd_nlajxdktw2vb-">
               <w:r>
                 <w:rPr>
                   <w:rFonts w:ascii="Arial" w:cs="Arial" w:eastAsia="Arial" w:hAnsi="Arial"/>
@@ -15885,7 +16217,7 @@
             <w:pPr>
               <w:spacing w:after="20" w:before="0"/>
             </w:pPr>
-            <w:hyperlink w:history="1" r:id="rIdoa02vemsfwyfojtsuriqw">
+            <w:hyperlink w:history="1" r:id="rIdl1ku8j3udeqkct-c0nwyt">
               <w:r>
                 <w:rPr>
                   <w:rFonts w:ascii="Arial" w:cs="Arial" w:eastAsia="Arial" w:hAnsi="Arial"/>
@@ -15918,7 +16250,7 @@
               <w:spacing w:after="10" w:before="0"/>
               <w:ind w:left="120"/>
             </w:pPr>
-            <w:hyperlink w:history="1" r:id="rIdqeoynmsu1waz0anaj5dd-">
+            <w:hyperlink w:history="1" r:id="rId5o_52depvohrfri8yiwe3">
               <w:r>
                 <w:rPr>
                   <w:rFonts w:ascii="Arial" w:cs="Arial" w:eastAsia="Arial" w:hAnsi="Arial"/>
@@ -15946,6 +16278,7 @@
           </w:tcPr>
           <w:p>
             <w:pPr>
+              <w:keepNext w:val="false"/>
               <w:spacing w:after="40" w:before="0"/>
               <w:jc w:val="left"/>
             </w:pPr>
@@ -15978,6 +16311,7 @@
           </w:tcPr>
           <w:p>
             <w:pPr>
+              <w:keepNext w:val="false"/>
               <w:spacing w:after="40" w:before="0"/>
               <w:jc w:val="left"/>
             </w:pPr>
@@ -16010,6 +16344,7 @@
           </w:tcPr>
           <w:p>
             <w:pPr>
+              <w:keepNext w:val="false"/>
               <w:spacing w:after="40" w:before="0"/>
               <w:jc w:val="left"/>
             </w:pPr>
@@ -16042,6 +16377,7 @@
           </w:tcPr>
           <w:p>
             <w:pPr>
+              <w:keepNext w:val="false"/>
               <w:spacing w:after="40" w:before="0"/>
               <w:jc w:val="left"/>
             </w:pPr>
@@ -16076,6 +16412,7 @@
           </w:tcPr>
           <w:p>
             <w:pPr>
+              <w:keepNext w:val="false"/>
               <w:spacing w:after="40" w:before="0"/>
               <w:jc w:val="left"/>
             </w:pPr>
@@ -16113,7 +16450,7 @@
             <w:pPr>
               <w:spacing w:after="20" w:before="0"/>
             </w:pPr>
-            <w:hyperlink w:history="1" r:id="rId2wetlrcde31zrdxk7raoq">
+            <w:hyperlink w:history="1" r:id="rIdpxg2l_jskn2cp4ofxg6he">
               <w:r>
                 <w:rPr>
                   <w:rFonts w:ascii="Arial" w:cs="Arial" w:eastAsia="Arial" w:hAnsi="Arial"/>
@@ -16146,7 +16483,7 @@
               <w:spacing w:after="10" w:before="0"/>
               <w:ind w:left="120"/>
             </w:pPr>
-            <w:hyperlink w:history="1" r:id="rIdtbmld0epiw0sy3hkc1dqn">
+            <w:hyperlink w:history="1" r:id="rIdmaa9jvekxgcpssmuqbqvj">
               <w:r>
                 <w:rPr>
                   <w:rFonts w:ascii="Arial" w:cs="Arial" w:eastAsia="Arial" w:hAnsi="Arial"/>
@@ -16191,7 +16528,7 @@
             <w:pPr>
               <w:spacing w:after="20" w:before="0"/>
             </w:pPr>
-            <w:hyperlink w:history="1" r:id="rIde84wwfqqi68mrhn5jvujo">
+            <w:hyperlink w:history="1" r:id="rId0nylqwimqbgtqc05n5tu_">
               <w:r>
                 <w:rPr>
                   <w:rFonts w:ascii="Arial" w:cs="Arial" w:eastAsia="Arial" w:hAnsi="Arial"/>
@@ -16224,7 +16561,7 @@
               <w:spacing w:after="10" w:before="0"/>
               <w:ind w:left="120"/>
             </w:pPr>
-            <w:hyperlink w:history="1" r:id="rId-0mhzfqt4zrvaftf-6uzi">
+            <w:hyperlink w:history="1" r:id="rIdfzjd8vbmogaqlfxpwannd">
               <w:r>
                 <w:rPr>
                   <w:rFonts w:ascii="Arial" w:cs="Arial" w:eastAsia="Arial" w:hAnsi="Arial"/>
@@ -16252,6 +16589,7 @@
           </w:tcPr>
           <w:p>
             <w:pPr>
+              <w:keepNext w:val="false"/>
               <w:spacing w:after="40" w:before="0"/>
               <w:jc w:val="left"/>
             </w:pPr>
@@ -16284,6 +16622,7 @@
           </w:tcPr>
           <w:p>
             <w:pPr>
+              <w:keepNext w:val="false"/>
               <w:spacing w:after="40" w:before="0"/>
               <w:jc w:val="left"/>
             </w:pPr>
@@ -16316,6 +16655,7 @@
           </w:tcPr>
           <w:p>
             <w:pPr>
+              <w:keepNext w:val="false"/>
               <w:spacing w:after="40" w:before="0"/>
               <w:jc w:val="left"/>
             </w:pPr>
@@ -16348,6 +16688,7 @@
           </w:tcPr>
           <w:p>
             <w:pPr>
+              <w:keepNext w:val="false"/>
               <w:spacing w:after="40" w:before="0"/>
               <w:jc w:val="left"/>
             </w:pPr>
@@ -16382,6 +16723,7 @@
           </w:tcPr>
           <w:p>
             <w:pPr>
+              <w:keepNext w:val="false"/>
               <w:spacing w:after="40" w:before="0"/>
               <w:jc w:val="left"/>
             </w:pPr>
@@ -16419,7 +16761,7 @@
             <w:pPr>
               <w:spacing w:after="20" w:before="0"/>
             </w:pPr>
-            <w:hyperlink w:history="1" r:id="rId90avnyoxtehneavaqibxh">
+            <w:hyperlink w:history="1" r:id="rIdgvb2yauepbqtrd6uwrxu-">
               <w:r>
                 <w:rPr>
                   <w:rFonts w:ascii="Arial" w:cs="Arial" w:eastAsia="Arial" w:hAnsi="Arial"/>
@@ -16452,7 +16794,7 @@
               <w:spacing w:after="10" w:before="0"/>
               <w:ind w:left="120"/>
             </w:pPr>
-            <w:hyperlink w:history="1" r:id="rIdgxf5chztx8uhlt0k9wayi">
+            <w:hyperlink w:history="1" r:id="rIdj-q7x7uhfsnnyse6z6soo">
               <w:r>
                 <w:rPr>
                   <w:rFonts w:ascii="Arial" w:cs="Arial" w:eastAsia="Arial" w:hAnsi="Arial"/>
@@ -16497,7 +16839,7 @@
             <w:pPr>
               <w:spacing w:after="20" w:before="0"/>
             </w:pPr>
-            <w:hyperlink w:history="1" r:id="rIdyl6-wyq2ra_22gkihxomu">
+            <w:hyperlink w:history="1" r:id="rIdqsadnfaace-ek4kih7jmw">
               <w:r>
                 <w:rPr>
                   <w:rFonts w:ascii="Arial" w:cs="Arial" w:eastAsia="Arial" w:hAnsi="Arial"/>
@@ -16546,7 +16888,7 @@
               <w:spacing w:after="10" w:before="0"/>
               <w:ind w:left="120"/>
             </w:pPr>
-            <w:hyperlink w:history="1" r:id="rIdmj9fppybqne0esc7noyae">
+            <w:hyperlink w:history="1" r:id="rId0kwvdklyir7g8rrdabxfa">
               <w:r>
                 <w:rPr>
                   <w:rFonts w:ascii="Arial" w:cs="Arial" w:eastAsia="Arial" w:hAnsi="Arial"/>
@@ -16574,6 +16916,7 @@
           </w:tcPr>
           <w:p>
             <w:pPr>
+              <w:keepNext w:val="false"/>
               <w:spacing w:after="40" w:before="0"/>
               <w:jc w:val="left"/>
             </w:pPr>
@@ -16606,6 +16949,7 @@
           </w:tcPr>
           <w:p>
             <w:pPr>
+              <w:keepNext w:val="false"/>
               <w:spacing w:after="40" w:before="0"/>
               <w:jc w:val="left"/>
             </w:pPr>
@@ -16638,6 +16982,7 @@
           </w:tcPr>
           <w:p>
             <w:pPr>
+              <w:keepNext w:val="false"/>
               <w:spacing w:after="40" w:before="0"/>
               <w:jc w:val="left"/>
             </w:pPr>
@@ -16670,6 +17015,7 @@
           </w:tcPr>
           <w:p>
             <w:pPr>
+              <w:keepNext w:val="false"/>
               <w:spacing w:after="40" w:before="0"/>
               <w:jc w:val="left"/>
             </w:pPr>
@@ -16729,6 +17075,7 @@
           </w:tcPr>
           <w:p>
             <w:pPr>
+              <w:keepNext w:val="false"/>
               <w:spacing w:after="40" w:before="0"/>
               <w:jc w:val="center"/>
             </w:pPr>
@@ -16763,6 +17110,7 @@
           </w:tcPr>
           <w:p>
             <w:pPr>
+              <w:keepNext w:val="false"/>
               <w:spacing w:after="40" w:before="0"/>
               <w:jc w:val="left"/>
             </w:pPr>
@@ -16824,6 +17172,7 @@
           </w:tcPr>
           <w:p>
             <w:pPr>
+              <w:keepNext w:val="false"/>
               <w:spacing w:after="40" w:before="0"/>
               <w:jc w:val="center"/>
             </w:pPr>
@@ -16858,6 +17207,7 @@
           </w:tcPr>
           <w:p>
             <w:pPr>
+              <w:keepNext w:val="false"/>
               <w:spacing w:after="40" w:before="0"/>
               <w:jc w:val="left"/>
             </w:pPr>
@@ -16890,6 +17240,7 @@
           </w:tcPr>
           <w:p>
             <w:pPr>
+              <w:keepNext w:val="false"/>
               <w:spacing w:after="40" w:before="0"/>
               <w:jc w:val="left"/>
             </w:pPr>
@@ -16924,6 +17275,7 @@
           </w:tcPr>
           <w:p>
             <w:pPr>
+              <w:keepNext w:val="false"/>
               <w:spacing w:after="40" w:before="0"/>
               <w:jc w:val="left"/>
             </w:pPr>
@@ -16956,6 +17308,7 @@
           </w:tcPr>
           <w:p>
             <w:pPr>
+              <w:keepNext w:val="false"/>
               <w:spacing w:after="40" w:before="0"/>
               <w:jc w:val="left"/>
             </w:pPr>
@@ -16990,6 +17343,7 @@
           </w:tcPr>
           <w:p>
             <w:pPr>
+              <w:keepNext w:val="false"/>
               <w:spacing w:after="40" w:before="0"/>
               <w:jc w:val="left"/>
             </w:pPr>
@@ -17022,6 +17376,7 @@
           </w:tcPr>
           <w:p>
             <w:pPr>
+              <w:keepNext w:val="false"/>
               <w:spacing w:after="40" w:before="0"/>
               <w:jc w:val="left"/>
             </w:pPr>
@@ -17058,7 +17413,7 @@
         </w:rPr>
         <w:t xml:space="preserve">© 2026 SeaVuria and ARES. Aligned with KICD objectives. Developed by SeaVuria; technical implementation by ARES (with AI assistance from Claude). Licensed under </w:t>
       </w:r>
-      <w:hyperlink w:history="1" r:id="rIdrxe3zezeeeuw3tnejta7u">
+      <w:hyperlink w:history="1" r:id="rId4dvoozl7tuxfz6vttwcnb">
         <w:r>
           <w:rPr>
             <w:rFonts w:ascii="Arial" w:cs="Arial" w:eastAsia="Arial" w:hAnsi="Arial"/>
@@ -17079,7 +17434,7 @@
         </w:rPr>
         <w:t xml:space="preserve"> (</w:t>
       </w:r>
-      <w:hyperlink w:history="1" r:id="rIduj5c6auwp-jmd_fzucg2_">
+      <w:hyperlink w:history="1" r:id="rIdhlra9pkbuiicu7j0ywpm7">
         <w:r>
           <w:rPr>
             <w:rFonts w:ascii="Arial" w:cs="Arial" w:eastAsia="Arial" w:hAnsi="Arial"/>
@@ -17139,6 +17494,7 @@
           </w:tcPr>
           <w:p>
             <w:pPr>
+              <w:keepNext w:val="false"/>
               <w:spacing w:after="40" w:before="0"/>
               <w:jc w:val="center"/>
             </w:pPr>
@@ -17174,6 +17530,7 @@
           </w:tcPr>
           <w:p>
             <w:pPr>
+              <w:keepNext w:val="false"/>
               <w:spacing w:after="40" w:before="0"/>
               <w:jc w:val="center"/>
             </w:pPr>
@@ -17208,6 +17565,7 @@
           </w:tcPr>
           <w:p>
             <w:pPr>
+              <w:keepNext w:val="false"/>
               <w:spacing w:after="40" w:before="0"/>
               <w:jc w:val="left"/>
             </w:pPr>
@@ -17240,6 +17598,7 @@
           </w:tcPr>
           <w:p>
             <w:pPr>
+              <w:keepNext w:val="false"/>
               <w:spacing w:after="40" w:before="0"/>
               <w:jc w:val="left"/>
             </w:pPr>
@@ -17274,6 +17633,7 @@
           </w:tcPr>
           <w:p>
             <w:pPr>
+              <w:keepNext w:val="false"/>
               <w:spacing w:after="40" w:before="0"/>
               <w:jc w:val="left"/>
             </w:pPr>
@@ -17306,6 +17666,7 @@
           </w:tcPr>
           <w:p>
             <w:pPr>
+              <w:keepNext w:val="false"/>
               <w:spacing w:after="40" w:before="0"/>
               <w:jc w:val="left"/>
             </w:pPr>
@@ -17340,6 +17701,7 @@
           </w:tcPr>
           <w:p>
             <w:pPr>
+              <w:keepNext w:val="false"/>
               <w:spacing w:after="40" w:before="0"/>
               <w:jc w:val="left"/>
             </w:pPr>
@@ -17372,6 +17734,7 @@
           </w:tcPr>
           <w:p>
             <w:pPr>
+              <w:keepNext w:val="false"/>
               <w:spacing w:after="40" w:before="0"/>
               <w:jc w:val="left"/>
             </w:pPr>
@@ -17406,6 +17769,7 @@
           </w:tcPr>
           <w:p>
             <w:pPr>
+              <w:keepNext w:val="false"/>
               <w:spacing w:after="40" w:before="0"/>
               <w:jc w:val="left"/>
             </w:pPr>
@@ -17438,6 +17802,7 @@
           </w:tcPr>
           <w:p>
             <w:pPr>
+              <w:keepNext w:val="false"/>
               <w:spacing w:after="40" w:before="0"/>
               <w:jc w:val="left"/>
             </w:pPr>
@@ -17472,6 +17837,7 @@
           </w:tcPr>
           <w:p>
             <w:pPr>
+              <w:keepNext w:val="false"/>
               <w:spacing w:after="40" w:before="0"/>
               <w:jc w:val="left"/>
             </w:pPr>
@@ -17504,6 +17870,7 @@
           </w:tcPr>
           <w:p>
             <w:pPr>
+              <w:keepNext w:val="false"/>
               <w:spacing w:after="40" w:before="0"/>
               <w:jc w:val="left"/>
             </w:pPr>
@@ -17538,6 +17905,7 @@
           </w:tcPr>
           <w:p>
             <w:pPr>
+              <w:keepNext w:val="false"/>
               <w:spacing w:after="40" w:before="0"/>
               <w:jc w:val="left"/>
             </w:pPr>
@@ -17570,6 +17938,7 @@
           </w:tcPr>
           <w:p>
             <w:pPr>
+              <w:keepNext w:val="false"/>
               <w:spacing w:after="40" w:before="0"/>
               <w:jc w:val="left"/>
             </w:pPr>
@@ -17604,6 +17973,7 @@
           </w:tcPr>
           <w:p>
             <w:pPr>
+              <w:keepNext w:val="false"/>
               <w:spacing w:after="40" w:before="0"/>
               <w:jc w:val="left"/>
             </w:pPr>
@@ -17636,6 +18006,7 @@
           </w:tcPr>
           <w:p>
             <w:pPr>
+              <w:keepNext w:val="false"/>
               <w:spacing w:after="40" w:before="0"/>
               <w:jc w:val="left"/>
             </w:pPr>
@@ -17670,6 +18041,7 @@
           </w:tcPr>
           <w:p>
             <w:pPr>
+              <w:keepNext w:val="false"/>
               <w:spacing w:after="40" w:before="0"/>
               <w:jc w:val="left"/>
             </w:pPr>
@@ -17702,6 +18074,7 @@
           </w:tcPr>
           <w:p>
             <w:pPr>
+              <w:keepNext w:val="false"/>
               <w:spacing w:after="40" w:before="0"/>
               <w:jc w:val="left"/>
             </w:pPr>
@@ -17761,6 +18134,7 @@
           </w:tcPr>
           <w:p>
             <w:pPr>
+              <w:keepNext w:val="false"/>
               <w:spacing w:after="40" w:before="0"/>
               <w:jc w:val="center"/>
             </w:pPr>
@@ -17795,6 +18169,7 @@
           </w:tcPr>
           <w:p>
             <w:pPr>
+              <w:keepNext w:val="false"/>
               <w:spacing w:after="40" w:before="0"/>
               <w:jc w:val="left"/>
             </w:pPr>
@@ -17859,6 +18234,7 @@
           </w:tcPr>
           <w:p>
             <w:pPr>
+              <w:keepNext w:val="false"/>
               <w:spacing w:after="40" w:before="0"/>
               <w:jc w:val="center"/>
             </w:pPr>
@@ -17893,6 +18269,7 @@
           </w:tcPr>
           <w:p>
             <w:pPr>
+              <w:keepNext w:val="false"/>
               <w:spacing w:after="40" w:before="0"/>
               <w:jc w:val="left"/>
             </w:pPr>
@@ -17925,6 +18302,7 @@
           </w:tcPr>
           <w:p>
             <w:pPr>
+              <w:keepNext w:val="false"/>
               <w:spacing w:after="40" w:before="0"/>
               <w:jc w:val="left"/>
             </w:pPr>
@@ -17957,6 +18335,7 @@
           </w:tcPr>
           <w:p>
             <w:pPr>
+              <w:keepNext w:val="false"/>
               <w:spacing w:after="40" w:before="0"/>
               <w:jc w:val="left"/>
             </w:pPr>
@@ -17989,6 +18368,7 @@
           </w:tcPr>
           <w:p>
             <w:pPr>
+              <w:keepNext w:val="false"/>
               <w:spacing w:after="40" w:before="0"/>
               <w:jc w:val="left"/>
             </w:pPr>
@@ -18021,6 +18401,7 @@
           </w:tcPr>
           <w:p>
             <w:pPr>
+              <w:keepNext w:val="false"/>
               <w:spacing w:after="40" w:before="0"/>
               <w:jc w:val="left"/>
             </w:pPr>
@@ -18055,6 +18436,7 @@
           </w:tcPr>
           <w:p>
             <w:pPr>
+              <w:keepNext w:val="false"/>
               <w:spacing w:after="40" w:before="0"/>
               <w:jc w:val="left"/>
             </w:pPr>
@@ -18092,7 +18474,7 @@
             <w:pPr>
               <w:spacing w:after="20" w:before="0"/>
             </w:pPr>
-            <w:hyperlink w:history="1" r:id="rId2fca6cnhvz11e4fgja7iy">
+            <w:hyperlink w:history="1" r:id="rIdio1sa734pvs7qny3rlqk5">
               <w:r>
                 <w:rPr>
                   <w:rFonts w:ascii="Arial" w:cs="Arial" w:eastAsia="Arial" w:hAnsi="Arial"/>
@@ -18125,7 +18507,7 @@
               <w:spacing w:after="10" w:before="0"/>
               <w:ind w:left="120"/>
             </w:pPr>
-            <w:hyperlink w:history="1" r:id="rIdtwlvxnnbazzvs5aqdxytg">
+            <w:hyperlink w:history="1" r:id="rIddmr6ffk9mmpmy867jczcc">
               <w:r>
                 <w:rPr>
                   <w:rFonts w:ascii="Arial" w:cs="Arial" w:eastAsia="Arial" w:hAnsi="Arial"/>
@@ -18170,7 +18552,7 @@
             <w:pPr>
               <w:spacing w:after="20" w:before="0"/>
             </w:pPr>
-            <w:hyperlink w:history="1" r:id="rIdi2r2szdvcd3yqc0kficgs">
+            <w:hyperlink w:history="1" r:id="rIdwfkirkjuoqcckkl2ln3ic">
               <w:r>
                 <w:rPr>
                   <w:rFonts w:ascii="Arial" w:cs="Arial" w:eastAsia="Arial" w:hAnsi="Arial"/>
@@ -18203,7 +18585,7 @@
               <w:spacing w:after="10" w:before="0"/>
               <w:ind w:left="120"/>
             </w:pPr>
-            <w:hyperlink w:history="1" r:id="rIdllqzlcgy4bvbrepcgim11">
+            <w:hyperlink w:history="1" r:id="rIdqozp2sdfjbpcd97gd95uj">
               <w:r>
                 <w:rPr>
                   <w:rFonts w:ascii="Arial" w:cs="Arial" w:eastAsia="Arial" w:hAnsi="Arial"/>
@@ -18231,6 +18613,7 @@
           </w:tcPr>
           <w:p>
             <w:pPr>
+              <w:keepNext w:val="false"/>
               <w:spacing w:after="40" w:before="0"/>
               <w:jc w:val="left"/>
             </w:pPr>
@@ -18263,6 +18646,7 @@
           </w:tcPr>
           <w:p>
             <w:pPr>
+              <w:keepNext w:val="false"/>
               <w:spacing w:after="40" w:before="0"/>
               <w:jc w:val="left"/>
             </w:pPr>
@@ -18295,6 +18679,7 @@
           </w:tcPr>
           <w:p>
             <w:pPr>
+              <w:keepNext w:val="false"/>
               <w:spacing w:after="40" w:before="0"/>
               <w:jc w:val="left"/>
             </w:pPr>
@@ -18327,6 +18712,7 @@
           </w:tcPr>
           <w:p>
             <w:pPr>
+              <w:keepNext w:val="false"/>
               <w:spacing w:after="40" w:before="0"/>
               <w:jc w:val="left"/>
             </w:pPr>
@@ -18361,6 +18747,7 @@
           </w:tcPr>
           <w:p>
             <w:pPr>
+              <w:keepNext w:val="false"/>
               <w:spacing w:after="40" w:before="0"/>
               <w:jc w:val="left"/>
             </w:pPr>
@@ -18398,7 +18785,7 @@
             <w:pPr>
               <w:spacing w:after="20" w:before="0"/>
             </w:pPr>
-            <w:hyperlink w:history="1" r:id="rIda1kyghcmnqdzxo52j6poq">
+            <w:hyperlink w:history="1" r:id="rIdeytrplbfpy17dmq8xsvfb">
               <w:r>
                 <w:rPr>
                   <w:rFonts w:ascii="Arial" w:cs="Arial" w:eastAsia="Arial" w:hAnsi="Arial"/>
@@ -18431,7 +18818,7 @@
               <w:spacing w:after="10" w:before="0"/>
               <w:ind w:left="120"/>
             </w:pPr>
-            <w:hyperlink w:history="1" r:id="rIdjujge4oslxvazgfdzqmcz">
+            <w:hyperlink w:history="1" r:id="rId1fte5fiebu9_p_hoesaz5">
               <w:r>
                 <w:rPr>
                   <w:rFonts w:ascii="Arial" w:cs="Arial" w:eastAsia="Arial" w:hAnsi="Arial"/>
@@ -18476,7 +18863,7 @@
             <w:pPr>
               <w:spacing w:after="20" w:before="0"/>
             </w:pPr>
-            <w:hyperlink w:history="1" r:id="rIdcgon-jqrh-nka66mz_g7u">
+            <w:hyperlink w:history="1" r:id="rIdekobkf0u5ufa8_u6nqote">
               <w:r>
                 <w:rPr>
                   <w:rFonts w:ascii="Arial" w:cs="Arial" w:eastAsia="Arial" w:hAnsi="Arial"/>
@@ -18509,7 +18896,7 @@
               <w:spacing w:after="10" w:before="0"/>
               <w:ind w:left="120"/>
             </w:pPr>
-            <w:hyperlink w:history="1" r:id="rIdlitm1i8ocizph5kej-ig6">
+            <w:hyperlink w:history="1" r:id="rIdr3yf4gzmq_yo8f_2rqo-c">
               <w:r>
                 <w:rPr>
                   <w:rFonts w:ascii="Arial" w:cs="Arial" w:eastAsia="Arial" w:hAnsi="Arial"/>
@@ -18537,6 +18924,7 @@
           </w:tcPr>
           <w:p>
             <w:pPr>
+              <w:keepNext w:val="false"/>
               <w:spacing w:after="40" w:before="0"/>
               <w:jc w:val="left"/>
             </w:pPr>
@@ -18569,6 +18957,7 @@
           </w:tcPr>
           <w:p>
             <w:pPr>
+              <w:keepNext w:val="false"/>
               <w:spacing w:after="40" w:before="0"/>
               <w:jc w:val="left"/>
             </w:pPr>
@@ -18601,6 +18990,7 @@
           </w:tcPr>
           <w:p>
             <w:pPr>
+              <w:keepNext w:val="false"/>
               <w:spacing w:after="40" w:before="0"/>
               <w:jc w:val="left"/>
             </w:pPr>
@@ -18633,6 +19023,7 @@
           </w:tcPr>
           <w:p>
             <w:pPr>
+              <w:keepNext w:val="false"/>
               <w:spacing w:after="40" w:before="0"/>
               <w:jc w:val="left"/>
             </w:pPr>
@@ -18667,6 +19058,7 @@
           </w:tcPr>
           <w:p>
             <w:pPr>
+              <w:keepNext w:val="false"/>
               <w:spacing w:after="40" w:before="0"/>
               <w:jc w:val="left"/>
             </w:pPr>
@@ -18704,7 +19096,7 @@
             <w:pPr>
               <w:spacing w:after="20" w:before="0"/>
             </w:pPr>
-            <w:hyperlink w:history="1" r:id="rIdok6jg5-xpszyhoojkgyyr">
+            <w:hyperlink w:history="1" r:id="rIdxht8b6ibxo1kox5fwivfj">
               <w:r>
                 <w:rPr>
                   <w:rFonts w:ascii="Arial" w:cs="Arial" w:eastAsia="Arial" w:hAnsi="Arial"/>
@@ -18737,7 +19129,7 @@
               <w:spacing w:after="10" w:before="0"/>
               <w:ind w:left="120"/>
             </w:pPr>
-            <w:hyperlink w:history="1" r:id="rId3a24w32ai26wll7ccwpqw">
+            <w:hyperlink w:history="1" r:id="rIdzaolzmef8qfoq4cu3ekrz">
               <w:r>
                 <w:rPr>
                   <w:rFonts w:ascii="Arial" w:cs="Arial" w:eastAsia="Arial" w:hAnsi="Arial"/>
@@ -18782,7 +19174,7 @@
             <w:pPr>
               <w:spacing w:after="20" w:before="0"/>
             </w:pPr>
-            <w:hyperlink w:history="1" r:id="rId468_wyjej1khk6_lp3cfq">
+            <w:hyperlink w:history="1" r:id="rIddmyk1abkb-9yg_qtrlwvv">
               <w:r>
                 <w:rPr>
                   <w:rFonts w:ascii="Arial" w:cs="Arial" w:eastAsia="Arial" w:hAnsi="Arial"/>
@@ -18815,7 +19207,7 @@
               <w:spacing w:after="10" w:before="0"/>
               <w:ind w:left="120"/>
             </w:pPr>
-            <w:hyperlink w:history="1" r:id="rId_f74vepwujlgyqlunm7vm">
+            <w:hyperlink w:history="1" r:id="rIdw8cbpleeuy1eabwu-k7jl">
               <w:r>
                 <w:rPr>
                   <w:rFonts w:ascii="Arial" w:cs="Arial" w:eastAsia="Arial" w:hAnsi="Arial"/>
@@ -18843,6 +19235,7 @@
           </w:tcPr>
           <w:p>
             <w:pPr>
+              <w:keepNext w:val="false"/>
               <w:spacing w:after="40" w:before="0"/>
               <w:jc w:val="left"/>
             </w:pPr>
@@ -18875,6 +19268,7 @@
           </w:tcPr>
           <w:p>
             <w:pPr>
+              <w:keepNext w:val="false"/>
               <w:spacing w:after="40" w:before="0"/>
               <w:jc w:val="left"/>
             </w:pPr>
@@ -18907,6 +19301,7 @@
           </w:tcPr>
           <w:p>
             <w:pPr>
+              <w:keepNext w:val="false"/>
               <w:spacing w:after="40" w:before="0"/>
               <w:jc w:val="left"/>
             </w:pPr>
@@ -18939,6 +19334,7 @@
           </w:tcPr>
           <w:p>
             <w:pPr>
+              <w:keepNext w:val="false"/>
               <w:spacing w:after="40" w:before="0"/>
               <w:jc w:val="left"/>
             </w:pPr>
@@ -18973,6 +19369,7 @@
           </w:tcPr>
           <w:p>
             <w:pPr>
+              <w:keepNext w:val="false"/>
               <w:spacing w:after="40" w:before="0"/>
               <w:jc w:val="left"/>
             </w:pPr>
@@ -19010,7 +19407,7 @@
             <w:pPr>
               <w:spacing w:after="20" w:before="0"/>
             </w:pPr>
-            <w:hyperlink w:history="1" r:id="rIdquhl4vfkzezx_0z_bromf">
+            <w:hyperlink w:history="1" r:id="rId2acgpax--f3noptyzzkjz">
               <w:r>
                 <w:rPr>
                   <w:rFonts w:ascii="Arial" w:cs="Arial" w:eastAsia="Arial" w:hAnsi="Arial"/>
@@ -19043,7 +19440,7 @@
               <w:spacing w:after="10" w:before="0"/>
               <w:ind w:left="120"/>
             </w:pPr>
-            <w:hyperlink w:history="1" r:id="rIdom-mlyien5yimbp4cyd-z">
+            <w:hyperlink w:history="1" r:id="rId2jer1orxyjv1tzfv1phey">
               <w:r>
                 <w:rPr>
                   <w:rFonts w:ascii="Arial" w:cs="Arial" w:eastAsia="Arial" w:hAnsi="Arial"/>
@@ -19088,7 +19485,7 @@
             <w:pPr>
               <w:spacing w:after="20" w:before="0"/>
             </w:pPr>
-            <w:hyperlink w:history="1" r:id="rIdx2d5kwtvkqzfkd7thb6kp">
+            <w:hyperlink w:history="1" r:id="rIdt5dpnefsmal72cd26r8ue">
               <w:r>
                 <w:rPr>
                   <w:rFonts w:ascii="Arial" w:cs="Arial" w:eastAsia="Arial" w:hAnsi="Arial"/>
@@ -19121,7 +19518,7 @@
               <w:spacing w:after="10" w:before="0"/>
               <w:ind w:left="120"/>
             </w:pPr>
-            <w:hyperlink w:history="1" r:id="rIdil17rh5q87ozqaxz06vrn">
+            <w:hyperlink w:history="1" r:id="rId9j2wuobykmt6wpnih02rg">
               <w:r>
                 <w:rPr>
                   <w:rFonts w:ascii="Arial" w:cs="Arial" w:eastAsia="Arial" w:hAnsi="Arial"/>
@@ -19149,6 +19546,7 @@
           </w:tcPr>
           <w:p>
             <w:pPr>
+              <w:keepNext w:val="false"/>
               <w:spacing w:after="40" w:before="0"/>
               <w:jc w:val="left"/>
             </w:pPr>
@@ -19181,6 +19579,7 @@
           </w:tcPr>
           <w:p>
             <w:pPr>
+              <w:keepNext w:val="false"/>
               <w:spacing w:after="40" w:before="0"/>
               <w:jc w:val="left"/>
             </w:pPr>
@@ -19213,6 +19612,7 @@
           </w:tcPr>
           <w:p>
             <w:pPr>
+              <w:keepNext w:val="false"/>
               <w:spacing w:after="40" w:before="0"/>
               <w:jc w:val="left"/>
             </w:pPr>
@@ -19245,6 +19645,7 @@
           </w:tcPr>
           <w:p>
             <w:pPr>
+              <w:keepNext w:val="false"/>
               <w:spacing w:after="40" w:before="0"/>
               <w:jc w:val="left"/>
             </w:pPr>
@@ -19279,6 +19680,7 @@
           </w:tcPr>
           <w:p>
             <w:pPr>
+              <w:keepNext w:val="false"/>
               <w:spacing w:after="40" w:before="0"/>
               <w:jc w:val="left"/>
             </w:pPr>
@@ -19316,7 +19718,7 @@
             <w:pPr>
               <w:spacing w:after="20" w:before="0"/>
             </w:pPr>
-            <w:hyperlink w:history="1" r:id="rId_3wxymsieljztme-u2qwa">
+            <w:hyperlink w:history="1" r:id="rId6jdqr5qmmvofewimgafey">
               <w:r>
                 <w:rPr>
                   <w:rFonts w:ascii="Arial" w:cs="Arial" w:eastAsia="Arial" w:hAnsi="Arial"/>
@@ -19349,7 +19751,7 @@
               <w:spacing w:after="10" w:before="0"/>
               <w:ind w:left="120"/>
             </w:pPr>
-            <w:hyperlink w:history="1" r:id="rIdtyx7xbdppqmgiwxqcggyc">
+            <w:hyperlink w:history="1" r:id="rIdulpgoqhradd4kyifzvnig">
               <w:r>
                 <w:rPr>
                   <w:rFonts w:ascii="Arial" w:cs="Arial" w:eastAsia="Arial" w:hAnsi="Arial"/>
@@ -19394,7 +19796,7 @@
             <w:pPr>
               <w:spacing w:after="20" w:before="0"/>
             </w:pPr>
-            <w:hyperlink w:history="1" r:id="rIdqk3gw2pbilgu9cmtxaf3c">
+            <w:hyperlink w:history="1" r:id="rIde0hvhimoygd3xamzyjaic">
               <w:r>
                 <w:rPr>
                   <w:rFonts w:ascii="Arial" w:cs="Arial" w:eastAsia="Arial" w:hAnsi="Arial"/>
@@ -19443,7 +19845,7 @@
               <w:spacing w:after="10" w:before="0"/>
               <w:ind w:left="120"/>
             </w:pPr>
-            <w:hyperlink w:history="1" r:id="rId3bd1hbhlqpxc2og1z_imk">
+            <w:hyperlink w:history="1" r:id="rId_44fddcm58qrjpxm76gqv">
               <w:r>
                 <w:rPr>
                   <w:rFonts w:ascii="Arial" w:cs="Arial" w:eastAsia="Arial" w:hAnsi="Arial"/>
@@ -19471,6 +19873,7 @@
           </w:tcPr>
           <w:p>
             <w:pPr>
+              <w:keepNext w:val="false"/>
               <w:spacing w:after="40" w:before="0"/>
               <w:jc w:val="left"/>
             </w:pPr>
@@ -19503,6 +19906,7 @@
           </w:tcPr>
           <w:p>
             <w:pPr>
+              <w:keepNext w:val="false"/>
               <w:spacing w:after="40" w:before="0"/>
               <w:jc w:val="left"/>
             </w:pPr>
@@ -19535,6 +19939,7 @@
           </w:tcPr>
           <w:p>
             <w:pPr>
+              <w:keepNext w:val="false"/>
               <w:spacing w:after="40" w:before="0"/>
               <w:jc w:val="left"/>
             </w:pPr>
@@ -19567,6 +19972,7 @@
           </w:tcPr>
           <w:p>
             <w:pPr>
+              <w:keepNext w:val="false"/>
               <w:spacing w:after="40" w:before="0"/>
               <w:jc w:val="left"/>
             </w:pPr>
@@ -19626,6 +20032,7 @@
           </w:tcPr>
           <w:p>
             <w:pPr>
+              <w:keepNext w:val="false"/>
               <w:spacing w:after="40" w:before="0"/>
               <w:jc w:val="center"/>
             </w:pPr>
@@ -19660,6 +20067,7 @@
           </w:tcPr>
           <w:p>
             <w:pPr>
+              <w:keepNext w:val="false"/>
               <w:spacing w:after="40" w:before="0"/>
               <w:jc w:val="left"/>
             </w:pPr>
@@ -19721,6 +20129,7 @@
           </w:tcPr>
           <w:p>
             <w:pPr>
+              <w:keepNext w:val="false"/>
               <w:spacing w:after="40" w:before="0"/>
               <w:jc w:val="center"/>
             </w:pPr>
@@ -19755,6 +20164,7 @@
           </w:tcPr>
           <w:p>
             <w:pPr>
+              <w:keepNext w:val="false"/>
               <w:spacing w:after="40" w:before="0"/>
               <w:jc w:val="left"/>
             </w:pPr>
@@ -19787,6 +20197,7 @@
           </w:tcPr>
           <w:p>
             <w:pPr>
+              <w:keepNext w:val="false"/>
               <w:spacing w:after="40" w:before="0"/>
               <w:jc w:val="left"/>
             </w:pPr>
@@ -19821,6 +20232,7 @@
           </w:tcPr>
           <w:p>
             <w:pPr>
+              <w:keepNext w:val="false"/>
               <w:spacing w:after="40" w:before="0"/>
               <w:jc w:val="left"/>
             </w:pPr>
@@ -19853,6 +20265,7 @@
           </w:tcPr>
           <w:p>
             <w:pPr>
+              <w:keepNext w:val="false"/>
               <w:spacing w:after="40" w:before="0"/>
               <w:jc w:val="left"/>
             </w:pPr>
@@ -19887,6 +20300,7 @@
           </w:tcPr>
           <w:p>
             <w:pPr>
+              <w:keepNext w:val="false"/>
               <w:spacing w:after="40" w:before="0"/>
               <w:jc w:val="left"/>
             </w:pPr>
@@ -19919,6 +20333,7 @@
           </w:tcPr>
           <w:p>
             <w:pPr>
+              <w:keepNext w:val="false"/>
               <w:spacing w:after="40" w:before="0"/>
               <w:jc w:val="left"/>
             </w:pPr>
@@ -19955,7 +20370,7 @@
         </w:rPr>
         <w:t xml:space="preserve">© 2026 SeaVuria and ARES. Aligned with KICD objectives. Developed by SeaVuria; technical implementation by ARES (with AI assistance from Claude). Licensed under </w:t>
       </w:r>
-      <w:hyperlink w:history="1" r:id="rIdpzccbllk1tvguh1pwlhuz">
+      <w:hyperlink w:history="1" r:id="rId8oogplc0g9x9mdo9pygej">
         <w:r>
           <w:rPr>
             <w:rFonts w:ascii="Arial" w:cs="Arial" w:eastAsia="Arial" w:hAnsi="Arial"/>
@@ -19976,7 +20391,7 @@
         </w:rPr>
         <w:t xml:space="preserve"> (</w:t>
       </w:r>
-      <w:hyperlink w:history="1" r:id="rIds3djjvfmsbxuhh_y2dmlb">
+      <w:hyperlink w:history="1" r:id="rIdvl0uqyuefrwff9owyznx2">
         <w:r>
           <w:rPr>
             <w:rFonts w:ascii="Arial" w:cs="Arial" w:eastAsia="Arial" w:hAnsi="Arial"/>
@@ -20036,6 +20451,7 @@
           </w:tcPr>
           <w:p>
             <w:pPr>
+              <w:keepNext w:val="false"/>
               <w:spacing w:after="40" w:before="0"/>
               <w:jc w:val="center"/>
             </w:pPr>
@@ -20071,6 +20487,7 @@
           </w:tcPr>
           <w:p>
             <w:pPr>
+              <w:keepNext w:val="false"/>
               <w:spacing w:after="40" w:before="0"/>
               <w:jc w:val="center"/>
             </w:pPr>
@@ -20105,6 +20522,7 @@
           </w:tcPr>
           <w:p>
             <w:pPr>
+              <w:keepNext w:val="false"/>
               <w:spacing w:after="40" w:before="0"/>
               <w:jc w:val="left"/>
             </w:pPr>
@@ -20137,6 +20555,7 @@
           </w:tcPr>
           <w:p>
             <w:pPr>
+              <w:keepNext w:val="false"/>
               <w:spacing w:after="40" w:before="0"/>
               <w:jc w:val="left"/>
             </w:pPr>
@@ -20171,6 +20590,7 @@
           </w:tcPr>
           <w:p>
             <w:pPr>
+              <w:keepNext w:val="false"/>
               <w:spacing w:after="40" w:before="0"/>
               <w:jc w:val="left"/>
             </w:pPr>
@@ -20203,6 +20623,7 @@
           </w:tcPr>
           <w:p>
             <w:pPr>
+              <w:keepNext w:val="false"/>
               <w:spacing w:after="40" w:before="0"/>
               <w:jc w:val="left"/>
             </w:pPr>
@@ -20237,6 +20658,7 @@
           </w:tcPr>
           <w:p>
             <w:pPr>
+              <w:keepNext w:val="false"/>
               <w:spacing w:after="40" w:before="0"/>
               <w:jc w:val="left"/>
             </w:pPr>
@@ -20269,6 +20691,7 @@
           </w:tcPr>
           <w:p>
             <w:pPr>
+              <w:keepNext w:val="false"/>
               <w:spacing w:after="40" w:before="0"/>
               <w:jc w:val="left"/>
             </w:pPr>
@@ -20303,6 +20726,7 @@
           </w:tcPr>
           <w:p>
             <w:pPr>
+              <w:keepNext w:val="false"/>
               <w:spacing w:after="40" w:before="0"/>
               <w:jc w:val="left"/>
             </w:pPr>
@@ -20335,6 +20759,7 @@
           </w:tcPr>
           <w:p>
             <w:pPr>
+              <w:keepNext w:val="false"/>
               <w:spacing w:after="40" w:before="0"/>
               <w:jc w:val="left"/>
             </w:pPr>
@@ -20369,6 +20794,7 @@
           </w:tcPr>
           <w:p>
             <w:pPr>
+              <w:keepNext w:val="false"/>
               <w:spacing w:after="40" w:before="0"/>
               <w:jc w:val="left"/>
             </w:pPr>
@@ -20401,6 +20827,7 @@
           </w:tcPr>
           <w:p>
             <w:pPr>
+              <w:keepNext w:val="false"/>
               <w:spacing w:after="40" w:before="0"/>
               <w:jc w:val="left"/>
             </w:pPr>
@@ -20435,6 +20862,7 @@
           </w:tcPr>
           <w:p>
             <w:pPr>
+              <w:keepNext w:val="false"/>
               <w:spacing w:after="40" w:before="0"/>
               <w:jc w:val="left"/>
             </w:pPr>
@@ -20467,6 +20895,7 @@
           </w:tcPr>
           <w:p>
             <w:pPr>
+              <w:keepNext w:val="false"/>
               <w:spacing w:after="40" w:before="0"/>
               <w:jc w:val="left"/>
             </w:pPr>
@@ -20501,6 +20930,7 @@
           </w:tcPr>
           <w:p>
             <w:pPr>
+              <w:keepNext w:val="false"/>
               <w:spacing w:after="40" w:before="0"/>
               <w:jc w:val="left"/>
             </w:pPr>
@@ -20533,6 +20963,7 @@
           </w:tcPr>
           <w:p>
             <w:pPr>
+              <w:keepNext w:val="false"/>
               <w:spacing w:after="40" w:before="0"/>
               <w:jc w:val="left"/>
             </w:pPr>
@@ -20567,6 +20998,7 @@
           </w:tcPr>
           <w:p>
             <w:pPr>
+              <w:keepNext w:val="false"/>
               <w:spacing w:after="40" w:before="0"/>
               <w:jc w:val="left"/>
             </w:pPr>
@@ -20599,6 +21031,7 @@
           </w:tcPr>
           <w:p>
             <w:pPr>
+              <w:keepNext w:val="false"/>
               <w:spacing w:after="40" w:before="0"/>
               <w:jc w:val="left"/>
             </w:pPr>
@@ -20658,6 +21091,7 @@
           </w:tcPr>
           <w:p>
             <w:pPr>
+              <w:keepNext w:val="false"/>
               <w:spacing w:after="40" w:before="0"/>
               <w:jc w:val="center"/>
             </w:pPr>
@@ -20692,6 +21126,7 @@
           </w:tcPr>
           <w:p>
             <w:pPr>
+              <w:keepNext w:val="false"/>
               <w:spacing w:after="40" w:before="0"/>
               <w:jc w:val="left"/>
             </w:pPr>
@@ -20756,6 +21191,7 @@
           </w:tcPr>
           <w:p>
             <w:pPr>
+              <w:keepNext w:val="false"/>
               <w:spacing w:after="40" w:before="0"/>
               <w:jc w:val="center"/>
             </w:pPr>
@@ -20790,6 +21226,7 @@
           </w:tcPr>
           <w:p>
             <w:pPr>
+              <w:keepNext w:val="false"/>
               <w:spacing w:after="40" w:before="0"/>
               <w:jc w:val="left"/>
             </w:pPr>
@@ -20822,6 +21259,7 @@
           </w:tcPr>
           <w:p>
             <w:pPr>
+              <w:keepNext w:val="false"/>
               <w:spacing w:after="40" w:before="0"/>
               <w:jc w:val="left"/>
             </w:pPr>
@@ -20854,6 +21292,7 @@
           </w:tcPr>
           <w:p>
             <w:pPr>
+              <w:keepNext w:val="false"/>
               <w:spacing w:after="40" w:before="0"/>
               <w:jc w:val="left"/>
             </w:pPr>
@@ -20886,6 +21325,7 @@
           </w:tcPr>
           <w:p>
             <w:pPr>
+              <w:keepNext w:val="false"/>
               <w:spacing w:after="40" w:before="0"/>
               <w:jc w:val="left"/>
             </w:pPr>
@@ -20918,6 +21358,7 @@
           </w:tcPr>
           <w:p>
             <w:pPr>
+              <w:keepNext w:val="false"/>
               <w:spacing w:after="40" w:before="0"/>
               <w:jc w:val="left"/>
             </w:pPr>
@@ -20952,6 +21393,7 @@
           </w:tcPr>
           <w:p>
             <w:pPr>
+              <w:keepNext w:val="false"/>
               <w:spacing w:after="40" w:before="0"/>
               <w:jc w:val="left"/>
             </w:pPr>
@@ -20989,7 +21431,7 @@
             <w:pPr>
               <w:spacing w:after="20" w:before="0"/>
             </w:pPr>
-            <w:hyperlink w:history="1" r:id="rId7ewi-b4-gbim6ej2mluvh">
+            <w:hyperlink w:history="1" r:id="rIdfultlft8gyo81vyig-wxl">
               <w:r>
                 <w:rPr>
                   <w:rFonts w:ascii="Arial" w:cs="Arial" w:eastAsia="Arial" w:hAnsi="Arial"/>
@@ -21022,7 +21464,7 @@
               <w:spacing w:after="10" w:before="0"/>
               <w:ind w:left="120"/>
             </w:pPr>
-            <w:hyperlink w:history="1" r:id="rIdhniozfccv-wzrwajluh0o">
+            <w:hyperlink w:history="1" r:id="rIdosjymyhgbfv3mimqazyis">
               <w:r>
                 <w:rPr>
                   <w:rFonts w:ascii="Arial" w:cs="Arial" w:eastAsia="Arial" w:hAnsi="Arial"/>
@@ -21067,7 +21509,7 @@
             <w:pPr>
               <w:spacing w:after="20" w:before="0"/>
             </w:pPr>
-            <w:hyperlink w:history="1" r:id="rIduhnxzvqohxilojcibb798">
+            <w:hyperlink w:history="1" r:id="rIdc_iqofwha1-u5ropcxvua">
               <w:r>
                 <w:rPr>
                   <w:rFonts w:ascii="Arial" w:cs="Arial" w:eastAsia="Arial" w:hAnsi="Arial"/>
@@ -21100,7 +21542,7 @@
               <w:spacing w:after="10" w:before="0"/>
               <w:ind w:left="120"/>
             </w:pPr>
-            <w:hyperlink w:history="1" r:id="rIdrljivdr16h1iug_4wrlbq">
+            <w:hyperlink w:history="1" r:id="rIdyuzaitp009qasvuk5hbg5">
               <w:r>
                 <w:rPr>
                   <w:rFonts w:ascii="Arial" w:cs="Arial" w:eastAsia="Arial" w:hAnsi="Arial"/>
@@ -21128,6 +21570,7 @@
           </w:tcPr>
           <w:p>
             <w:pPr>
+              <w:keepNext w:val="false"/>
               <w:spacing w:after="40" w:before="0"/>
               <w:jc w:val="left"/>
             </w:pPr>
@@ -21160,6 +21603,7 @@
           </w:tcPr>
           <w:p>
             <w:pPr>
+              <w:keepNext w:val="false"/>
               <w:spacing w:after="40" w:before="0"/>
               <w:jc w:val="left"/>
             </w:pPr>
@@ -21192,6 +21636,7 @@
           </w:tcPr>
           <w:p>
             <w:pPr>
+              <w:keepNext w:val="false"/>
               <w:spacing w:after="40" w:before="0"/>
               <w:jc w:val="left"/>
             </w:pPr>
@@ -21224,6 +21669,7 @@
           </w:tcPr>
           <w:p>
             <w:pPr>
+              <w:keepNext w:val="false"/>
               <w:spacing w:after="40" w:before="0"/>
               <w:jc w:val="left"/>
             </w:pPr>
@@ -21258,6 +21704,7 @@
           </w:tcPr>
           <w:p>
             <w:pPr>
+              <w:keepNext w:val="false"/>
               <w:spacing w:after="40" w:before="0"/>
               <w:jc w:val="left"/>
             </w:pPr>
@@ -21295,7 +21742,7 @@
             <w:pPr>
               <w:spacing w:after="20" w:before="0"/>
             </w:pPr>
-            <w:hyperlink w:history="1" r:id="rId2s58ttsd-ratdfok3ksty">
+            <w:hyperlink w:history="1" r:id="rIdtb_amtkuekkafvmzhmcrw">
               <w:r>
                 <w:rPr>
                   <w:rFonts w:ascii="Arial" w:cs="Arial" w:eastAsia="Arial" w:hAnsi="Arial"/>
@@ -21328,7 +21775,7 @@
               <w:spacing w:after="10" w:before="0"/>
               <w:ind w:left="120"/>
             </w:pPr>
-            <w:hyperlink w:history="1" r:id="rId2qkmcswqzpuqoymsasbdz">
+            <w:hyperlink w:history="1" r:id="rId5ybfk1ekqyv_mqpxyzml7">
               <w:r>
                 <w:rPr>
                   <w:rFonts w:ascii="Arial" w:cs="Arial" w:eastAsia="Arial" w:hAnsi="Arial"/>
@@ -21373,7 +21820,7 @@
             <w:pPr>
               <w:spacing w:after="20" w:before="0"/>
             </w:pPr>
-            <w:hyperlink w:history="1" r:id="rIdh4tjg64z1nnequlmpj4jq">
+            <w:hyperlink w:history="1" r:id="rIdbtv2dehf1ixsd7pkgbz-j">
               <w:r>
                 <w:rPr>
                   <w:rFonts w:ascii="Arial" w:cs="Arial" w:eastAsia="Arial" w:hAnsi="Arial"/>
@@ -21406,7 +21853,7 @@
               <w:spacing w:after="10" w:before="0"/>
               <w:ind w:left="120"/>
             </w:pPr>
-            <w:hyperlink w:history="1" r:id="rIdspjwa0eyaoyli-ygikyhl">
+            <w:hyperlink w:history="1" r:id="rId1jc7guocqmjq-wkkajkiu">
               <w:r>
                 <w:rPr>
                   <w:rFonts w:ascii="Arial" w:cs="Arial" w:eastAsia="Arial" w:hAnsi="Arial"/>
@@ -21434,6 +21881,7 @@
           </w:tcPr>
           <w:p>
             <w:pPr>
+              <w:keepNext w:val="false"/>
               <w:spacing w:after="40" w:before="0"/>
               <w:jc w:val="left"/>
             </w:pPr>
@@ -21466,6 +21914,7 @@
           </w:tcPr>
           <w:p>
             <w:pPr>
+              <w:keepNext w:val="false"/>
               <w:spacing w:after="40" w:before="0"/>
               <w:jc w:val="left"/>
             </w:pPr>
@@ -21498,6 +21947,7 @@
           </w:tcPr>
           <w:p>
             <w:pPr>
+              <w:keepNext w:val="false"/>
               <w:spacing w:after="40" w:before="0"/>
               <w:jc w:val="left"/>
             </w:pPr>
@@ -21530,6 +21980,7 @@
           </w:tcPr>
           <w:p>
             <w:pPr>
+              <w:keepNext w:val="false"/>
               <w:spacing w:after="40" w:before="0"/>
               <w:jc w:val="left"/>
             </w:pPr>
@@ -21564,6 +22015,7 @@
           </w:tcPr>
           <w:p>
             <w:pPr>
+              <w:keepNext w:val="false"/>
               <w:spacing w:after="40" w:before="0"/>
               <w:jc w:val="left"/>
             </w:pPr>
@@ -21601,7 +22053,7 @@
             <w:pPr>
               <w:spacing w:after="20" w:before="0"/>
             </w:pPr>
-            <w:hyperlink w:history="1" r:id="rIdlqvi5hsegfl4bhulgifxr">
+            <w:hyperlink w:history="1" r:id="rId5nfahzvigqem4xmw7hj-b">
               <w:r>
                 <w:rPr>
                   <w:rFonts w:ascii="Arial" w:cs="Arial" w:eastAsia="Arial" w:hAnsi="Arial"/>
@@ -21650,7 +22102,7 @@
               <w:spacing w:after="10" w:before="0"/>
               <w:ind w:left="120"/>
             </w:pPr>
-            <w:hyperlink w:history="1" r:id="rIduek0kjs3owdtrtqn9yuco">
+            <w:hyperlink w:history="1" r:id="rIdj8skbk22pc7d9dmkq6a60">
               <w:r>
                 <w:rPr>
                   <w:rFonts w:ascii="Arial" w:cs="Arial" w:eastAsia="Arial" w:hAnsi="Arial"/>
@@ -21695,7 +22147,7 @@
             <w:pPr>
               <w:spacing w:after="20" w:before="0"/>
             </w:pPr>
-            <w:hyperlink w:history="1" r:id="rId0ris2zt0csmxjiofqjzpt">
+            <w:hyperlink w:history="1" r:id="rId6yb_jrbsg1h75jsy-rhfl">
               <w:r>
                 <w:rPr>
                   <w:rFonts w:ascii="Arial" w:cs="Arial" w:eastAsia="Arial" w:hAnsi="Arial"/>
@@ -21744,7 +22196,7 @@
               <w:spacing w:after="10" w:before="0"/>
               <w:ind w:left="120"/>
             </w:pPr>
-            <w:hyperlink w:history="1" r:id="rIdp_nzm0amclqdadqwxcyga">
+            <w:hyperlink w:history="1" r:id="rIdp7y56wvpikpgzcyhxhii1">
               <w:r>
                 <w:rPr>
                   <w:rFonts w:ascii="Arial" w:cs="Arial" w:eastAsia="Arial" w:hAnsi="Arial"/>
@@ -21772,6 +22224,7 @@
           </w:tcPr>
           <w:p>
             <w:pPr>
+              <w:keepNext w:val="false"/>
               <w:spacing w:after="40" w:before="0"/>
               <w:jc w:val="left"/>
             </w:pPr>
@@ -21804,6 +22257,7 @@
           </w:tcPr>
           <w:p>
             <w:pPr>
+              <w:keepNext w:val="false"/>
               <w:spacing w:after="40" w:before="0"/>
               <w:jc w:val="left"/>
             </w:pPr>
@@ -21836,6 +22290,7 @@
           </w:tcPr>
           <w:p>
             <w:pPr>
+              <w:keepNext w:val="false"/>
               <w:spacing w:after="40" w:before="0"/>
               <w:jc w:val="left"/>
             </w:pPr>
@@ -21868,6 +22323,7 @@
           </w:tcPr>
           <w:p>
             <w:pPr>
+              <w:keepNext w:val="false"/>
               <w:spacing w:after="40" w:before="0"/>
               <w:jc w:val="left"/>
             </w:pPr>
@@ -21902,6 +22358,7 @@
           </w:tcPr>
           <w:p>
             <w:pPr>
+              <w:keepNext w:val="false"/>
               <w:spacing w:after="40" w:before="0"/>
               <w:jc w:val="left"/>
             </w:pPr>
@@ -21939,7 +22396,7 @@
             <w:pPr>
               <w:spacing w:after="20" w:before="0"/>
             </w:pPr>
-            <w:hyperlink w:history="1" r:id="rIdjqoynlvqjn4xvocoetcj6">
+            <w:hyperlink w:history="1" r:id="rIdbavmmf7kfir_l698g39sc">
               <w:r>
                 <w:rPr>
                   <w:rFonts w:ascii="Arial" w:cs="Arial" w:eastAsia="Arial" w:hAnsi="Arial"/>
@@ -21988,7 +22445,7 @@
               <w:spacing w:after="10" w:before="0"/>
               <w:ind w:left="120"/>
             </w:pPr>
-            <w:hyperlink w:history="1" r:id="rId87n9c2logvbuxam06sgv_">
+            <w:hyperlink w:history="1" r:id="rIdmaxziorv-b1iaukcpvfx1">
               <w:r>
                 <w:rPr>
                   <w:rFonts w:ascii="Arial" w:cs="Arial" w:eastAsia="Arial" w:hAnsi="Arial"/>
@@ -22033,7 +22490,7 @@
             <w:pPr>
               <w:spacing w:after="20" w:before="0"/>
             </w:pPr>
-            <w:hyperlink w:history="1" r:id="rIds3m8gtp5kpp5ryl_7c3qb">
+            <w:hyperlink w:history="1" r:id="rIdcpddnpv_0etuurbtqqzfp">
               <w:r>
                 <w:rPr>
                   <w:rFonts w:ascii="Arial" w:cs="Arial" w:eastAsia="Arial" w:hAnsi="Arial"/>
@@ -22082,7 +22539,7 @@
               <w:spacing w:after="10" w:before="0"/>
               <w:ind w:left="120"/>
             </w:pPr>
-            <w:hyperlink w:history="1" r:id="rIdr4zmahdfr7uqsje9xqyeb">
+            <w:hyperlink w:history="1" r:id="rIdr7fgnnump1yysnaxlcry6">
               <w:r>
                 <w:rPr>
                   <w:rFonts w:ascii="Arial" w:cs="Arial" w:eastAsia="Arial" w:hAnsi="Arial"/>
@@ -22110,6 +22567,7 @@
           </w:tcPr>
           <w:p>
             <w:pPr>
+              <w:keepNext w:val="false"/>
               <w:spacing w:after="40" w:before="0"/>
               <w:jc w:val="left"/>
             </w:pPr>
@@ -22142,6 +22600,7 @@
           </w:tcPr>
           <w:p>
             <w:pPr>
+              <w:keepNext w:val="false"/>
               <w:spacing w:after="40" w:before="0"/>
               <w:jc w:val="left"/>
             </w:pPr>
@@ -22174,6 +22633,7 @@
           </w:tcPr>
           <w:p>
             <w:pPr>
+              <w:keepNext w:val="false"/>
               <w:spacing w:after="40" w:before="0"/>
               <w:jc w:val="left"/>
             </w:pPr>
@@ -22206,6 +22666,7 @@
           </w:tcPr>
           <w:p>
             <w:pPr>
+              <w:keepNext w:val="false"/>
               <w:spacing w:after="40" w:before="0"/>
               <w:jc w:val="left"/>
             </w:pPr>
@@ -22240,6 +22701,7 @@
           </w:tcPr>
           <w:p>
             <w:pPr>
+              <w:keepNext w:val="false"/>
               <w:spacing w:after="40" w:before="0"/>
               <w:jc w:val="left"/>
             </w:pPr>
@@ -22277,7 +22739,7 @@
             <w:pPr>
               <w:spacing w:after="20" w:before="0"/>
             </w:pPr>
-            <w:hyperlink w:history="1" r:id="rIdjvjgpgbr-z3yf_ugfq4ef">
+            <w:hyperlink w:history="1" r:id="rIdvtxhissbgz1s6bxdp6vkx">
               <w:r>
                 <w:rPr>
                   <w:rFonts w:ascii="Arial" w:cs="Arial" w:eastAsia="Arial" w:hAnsi="Arial"/>
@@ -22326,7 +22788,7 @@
               <w:spacing w:after="10" w:before="0"/>
               <w:ind w:left="120"/>
             </w:pPr>
-            <w:hyperlink w:history="1" r:id="rIdaqhnsv0q2dqbshjicmhq3">
+            <w:hyperlink w:history="1" r:id="rIdd99nmg9ymepsidl1gir3s">
               <w:r>
                 <w:rPr>
                   <w:rFonts w:ascii="Arial" w:cs="Arial" w:eastAsia="Arial" w:hAnsi="Arial"/>
@@ -22371,7 +22833,7 @@
             <w:pPr>
               <w:spacing w:after="20" w:before="0"/>
             </w:pPr>
-            <w:hyperlink w:history="1" r:id="rId-grc98lcfygg9u7or7c6e">
+            <w:hyperlink w:history="1" r:id="rId1f2os8ra19uchv6jb9msz">
               <w:r>
                 <w:rPr>
                   <w:rFonts w:ascii="Arial" w:cs="Arial" w:eastAsia="Arial" w:hAnsi="Arial"/>
@@ -22420,7 +22882,7 @@
               <w:spacing w:after="10" w:before="0"/>
               <w:ind w:left="120"/>
             </w:pPr>
-            <w:hyperlink w:history="1" r:id="rIdbpaplm-uxdvb_4dkyff6e">
+            <w:hyperlink w:history="1" r:id="rIdgrmgmu_yqledwkcnwblhk">
               <w:r>
                 <w:rPr>
                   <w:rFonts w:ascii="Arial" w:cs="Arial" w:eastAsia="Arial" w:hAnsi="Arial"/>
@@ -22448,6 +22910,7 @@
           </w:tcPr>
           <w:p>
             <w:pPr>
+              <w:keepNext w:val="false"/>
               <w:spacing w:after="40" w:before="0"/>
               <w:jc w:val="left"/>
             </w:pPr>
@@ -22480,6 +22943,7 @@
           </w:tcPr>
           <w:p>
             <w:pPr>
+              <w:keepNext w:val="false"/>
               <w:spacing w:after="40" w:before="0"/>
               <w:jc w:val="left"/>
             </w:pPr>
@@ -22512,6 +22976,7 @@
           </w:tcPr>
           <w:p>
             <w:pPr>
+              <w:keepNext w:val="false"/>
               <w:spacing w:after="40" w:before="0"/>
               <w:jc w:val="left"/>
             </w:pPr>
@@ -22544,6 +23009,7 @@
           </w:tcPr>
           <w:p>
             <w:pPr>
+              <w:keepNext w:val="false"/>
               <w:spacing w:after="40" w:before="0"/>
               <w:jc w:val="left"/>
             </w:pPr>
@@ -22603,6 +23069,7 @@
           </w:tcPr>
           <w:p>
             <w:pPr>
+              <w:keepNext w:val="false"/>
               <w:spacing w:after="40" w:before="0"/>
               <w:jc w:val="center"/>
             </w:pPr>
@@ -22637,6 +23104,7 @@
           </w:tcPr>
           <w:p>
             <w:pPr>
+              <w:keepNext w:val="false"/>
               <w:spacing w:after="40" w:before="0"/>
               <w:jc w:val="left"/>
             </w:pPr>
@@ -22698,6 +23166,7 @@
           </w:tcPr>
           <w:p>
             <w:pPr>
+              <w:keepNext w:val="false"/>
               <w:spacing w:after="40" w:before="0"/>
               <w:jc w:val="center"/>
             </w:pPr>
@@ -22732,6 +23201,7 @@
           </w:tcPr>
           <w:p>
             <w:pPr>
+              <w:keepNext w:val="false"/>
               <w:spacing w:after="40" w:before="0"/>
               <w:jc w:val="left"/>
             </w:pPr>
@@ -22764,6 +23234,7 @@
           </w:tcPr>
           <w:p>
             <w:pPr>
+              <w:keepNext w:val="false"/>
               <w:spacing w:after="40" w:before="0"/>
               <w:jc w:val="left"/>
             </w:pPr>
@@ -22798,6 +23269,7 @@
           </w:tcPr>
           <w:p>
             <w:pPr>
+              <w:keepNext w:val="false"/>
               <w:spacing w:after="40" w:before="0"/>
               <w:jc w:val="left"/>
             </w:pPr>
@@ -22830,6 +23302,7 @@
           </w:tcPr>
           <w:p>
             <w:pPr>
+              <w:keepNext w:val="false"/>
               <w:spacing w:after="40" w:before="0"/>
               <w:jc w:val="left"/>
             </w:pPr>
@@ -22864,6 +23337,7 @@
           </w:tcPr>
           <w:p>
             <w:pPr>
+              <w:keepNext w:val="false"/>
               <w:spacing w:after="40" w:before="0"/>
               <w:jc w:val="left"/>
             </w:pPr>
@@ -22896,6 +23370,7 @@
           </w:tcPr>
           <w:p>
             <w:pPr>
+              <w:keepNext w:val="false"/>
               <w:spacing w:after="40" w:before="0"/>
               <w:jc w:val="left"/>
             </w:pPr>
@@ -22932,7 +23407,7 @@
         </w:rPr>
         <w:t xml:space="preserve">© 2026 SeaVuria and ARES. Aligned with KICD objectives. Developed by SeaVuria; technical implementation by ARES (with AI assistance from Claude). Licensed under </w:t>
       </w:r>
-      <w:hyperlink w:history="1" r:id="rIddrsllsgbd1bq-ske2dkmx">
+      <w:hyperlink w:history="1" r:id="rIdhxn7pua68s8bbvlndkhmx">
         <w:r>
           <w:rPr>
             <w:rFonts w:ascii="Arial" w:cs="Arial" w:eastAsia="Arial" w:hAnsi="Arial"/>
@@ -22953,7 +23428,7 @@
         </w:rPr>
         <w:t xml:space="preserve"> (</w:t>
       </w:r>
-      <w:hyperlink w:history="1" r:id="rIdqq_bx-3nwvieo1fx3xxit">
+      <w:hyperlink w:history="1" r:id="rIdqm7d5t3pcenjdcnzeec5b">
         <w:r>
           <w:rPr>
             <w:rFonts w:ascii="Arial" w:cs="Arial" w:eastAsia="Arial" w:hAnsi="Arial"/>
@@ -23014,6 +23489,7 @@
           </w:tcPr>
           <w:p>
             <w:pPr>
+              <w:keepNext w:val="false"/>
               <w:spacing w:after="40" w:before="0"/>
               <w:jc w:val="center"/>
             </w:pPr>
@@ -23048,6 +23524,7 @@
           </w:tcPr>
           <w:p>
             <w:pPr>
+              <w:keepNext w:val="false"/>
               <w:spacing w:after="40" w:before="0"/>
               <w:jc w:val="left"/>
             </w:pPr>
@@ -23080,6 +23557,7 @@
           </w:tcPr>
           <w:p>
             <w:pPr>
+              <w:keepNext w:val="false"/>
               <w:spacing w:after="40" w:before="0"/>
               <w:jc w:val="left"/>
             </w:pPr>
@@ -23112,6 +23590,7 @@
           </w:tcPr>
           <w:p>
             <w:pPr>
+              <w:keepNext w:val="false"/>
               <w:spacing w:after="40" w:before="0"/>
               <w:jc w:val="left"/>
             </w:pPr>
@@ -23146,6 +23625,7 @@
           </w:tcPr>
           <w:p>
             <w:pPr>
+              <w:keepNext w:val="false"/>
               <w:spacing w:after="40" w:before="0"/>
               <w:jc w:val="left"/>
             </w:pPr>
@@ -23178,6 +23658,7 @@
           </w:tcPr>
           <w:p>
             <w:pPr>
+              <w:keepNext w:val="false"/>
               <w:spacing w:after="40" w:before="0"/>
               <w:jc w:val="left"/>
             </w:pPr>
@@ -23210,6 +23691,7 @@
           </w:tcPr>
           <w:p>
             <w:pPr>
+              <w:keepNext w:val="false"/>
               <w:spacing w:after="40" w:before="0"/>
               <w:jc w:val="left"/>
             </w:pPr>
@@ -23244,6 +23726,7 @@
           </w:tcPr>
           <w:p>
             <w:pPr>
+              <w:keepNext w:val="false"/>
               <w:spacing w:after="40" w:before="0"/>
               <w:jc w:val="left"/>
             </w:pPr>
@@ -23276,6 +23759,7 @@
           </w:tcPr>
           <w:p>
             <w:pPr>
+              <w:keepNext w:val="false"/>
               <w:spacing w:after="40" w:before="0"/>
               <w:jc w:val="left"/>
             </w:pPr>
@@ -23308,6 +23792,7 @@
           </w:tcPr>
           <w:p>
             <w:pPr>
+              <w:keepNext w:val="false"/>
               <w:spacing w:after="40" w:before="0"/>
               <w:jc w:val="left"/>
             </w:pPr>
@@ -23342,6 +23827,7 @@
           </w:tcPr>
           <w:p>
             <w:pPr>
+              <w:keepNext w:val="false"/>
               <w:spacing w:after="40" w:before="0"/>
               <w:jc w:val="left"/>
             </w:pPr>
@@ -23374,6 +23860,7 @@
           </w:tcPr>
           <w:p>
             <w:pPr>
+              <w:keepNext w:val="false"/>
               <w:spacing w:after="40" w:before="0"/>
               <w:jc w:val="left"/>
             </w:pPr>
@@ -23406,6 +23893,7 @@
           </w:tcPr>
           <w:p>
             <w:pPr>
+              <w:keepNext w:val="false"/>
               <w:spacing w:after="40" w:before="0"/>
               <w:jc w:val="left"/>
             </w:pPr>

--- a/data/outputs/v2/Maths/SS1.3_Quadratic_Equations/Mathematics_Quadratic_Equations_CBE_LessonSequence.docx
+++ b/data/outputs/v2/Maths/SS1.3_Quadratic_Equations/Mathematics_Quadratic_Equations_CBE_LessonSequence.docx
@@ -2418,7 +2418,7 @@
         </w:rPr>
         <w:t xml:space="preserve">© 2026 SeaVuria and ARES. This work is licensed under a </w:t>
       </w:r>
-      <w:hyperlink w:history="1" r:id="rIdvexjf0n4juhwsc8-ax0uz">
+      <w:hyperlink w:history="1" r:id="rIdddlor-0tiqaw5blmgek29">
         <w:r>
           <w:rPr>
             <w:rFonts w:ascii="Arial" w:cs="Arial" w:eastAsia="Arial" w:hAnsi="Arial"/>
@@ -2438,7 +2438,7 @@
         </w:rPr>
         <w:t xml:space="preserve"> (</w:t>
       </w:r>
-      <w:hyperlink w:history="1" r:id="rIddpseqgeslwojohfr4quhu">
+      <w:hyperlink w:history="1" r:id="rIdz-49gyalkwh3lytpcfriv">
         <w:r>
           <w:rPr>
             <w:rFonts w:ascii="Arial" w:cs="Arial" w:eastAsia="Arial" w:hAnsi="Arial"/>
@@ -2458,7 +2458,7 @@
         </w:rPr>
         <w:t xml:space="preserve">). To view a copy of this license, visit </w:t>
       </w:r>
-      <w:hyperlink w:history="1" r:id="rId38uma9wqrvzd5s_gavpjc">
+      <w:hyperlink w:history="1" r:id="rIdquhabp2f0k5mywurxxswz">
         <w:r>
           <w:rPr>
             <w:rFonts w:ascii="Arial" w:cs="Arial" w:eastAsia="Arial" w:hAnsi="Arial"/>
@@ -3497,7 +3497,7 @@
             <w:pPr>
               <w:spacing w:after="20" w:before="0"/>
             </w:pPr>
-            <w:hyperlink w:history="1" r:id="rIdxg9mzfoeirmsn1zgoiegm">
+            <w:hyperlink w:history="1" r:id="rIdcztxlxareojm87rnboyb7">
               <w:r>
                 <w:rPr>
                   <w:rFonts w:ascii="Arial" w:cs="Arial" w:eastAsia="Arial" w:hAnsi="Arial"/>
@@ -3546,7 +3546,7 @@
               <w:spacing w:after="10" w:before="0"/>
               <w:ind w:left="120"/>
             </w:pPr>
-            <w:hyperlink w:history="1" r:id="rIdpgmya4sitfjv6esvpcpr2">
+            <w:hyperlink w:history="1" r:id="rIdzs1pueplpeb2n7zi_p387">
               <w:r>
                 <w:rPr>
                   <w:rFonts w:ascii="Arial" w:cs="Arial" w:eastAsia="Arial" w:hAnsi="Arial"/>
@@ -3591,7 +3591,7 @@
             <w:pPr>
               <w:spacing w:after="20" w:before="0"/>
             </w:pPr>
-            <w:hyperlink w:history="1" r:id="rIdzvkzjvsyhuyht0q6fa5pf">
+            <w:hyperlink w:history="1" r:id="rIdqxsg7nmlws91sx7svmfxs">
               <w:r>
                 <w:rPr>
                   <w:rFonts w:ascii="Arial" w:cs="Arial" w:eastAsia="Arial" w:hAnsi="Arial"/>
@@ -3640,7 +3640,7 @@
               <w:spacing w:after="10" w:before="0"/>
               <w:ind w:left="120"/>
             </w:pPr>
-            <w:hyperlink w:history="1" r:id="rIdzo-ziyayc2rojjg-opfcv">
+            <w:hyperlink w:history="1" r:id="rIdx9ueb8zrgnoy6v02htfda">
               <w:r>
                 <w:rPr>
                   <w:rFonts w:ascii="Arial" w:cs="Arial" w:eastAsia="Arial" w:hAnsi="Arial"/>
@@ -3840,7 +3840,7 @@
             <w:pPr>
               <w:spacing w:after="20" w:before="0"/>
             </w:pPr>
-            <w:hyperlink w:history="1" r:id="rIdeylj0jkyj14yfn1tmtirb">
+            <w:hyperlink w:history="1" r:id="rIdyeyoabqdmsenwvreg6g_4">
               <w:r>
                 <w:rPr>
                   <w:rFonts w:ascii="Arial" w:cs="Arial" w:eastAsia="Arial" w:hAnsi="Arial"/>
@@ -3889,7 +3889,7 @@
               <w:spacing w:after="10" w:before="0"/>
               <w:ind w:left="120"/>
             </w:pPr>
-            <w:hyperlink w:history="1" r:id="rIdcx4ijd7cvm5idoq5wiwjb">
+            <w:hyperlink w:history="1" r:id="rId5phxqzk4b-q10pckjcy95">
               <w:r>
                 <w:rPr>
                   <w:rFonts w:ascii="Arial" w:cs="Arial" w:eastAsia="Arial" w:hAnsi="Arial"/>
@@ -3934,7 +3934,7 @@
             <w:pPr>
               <w:spacing w:after="20" w:before="0"/>
             </w:pPr>
-            <w:hyperlink w:history="1" r:id="rIdtjog6wsvkw0vefxfccbxn">
+            <w:hyperlink w:history="1" r:id="rIdhkc5u7gx3tw_nxgum5dzt">
               <w:r>
                 <w:rPr>
                   <w:rFonts w:ascii="Arial" w:cs="Arial" w:eastAsia="Arial" w:hAnsi="Arial"/>
@@ -3983,7 +3983,7 @@
               <w:spacing w:after="10" w:before="0"/>
               <w:ind w:left="120"/>
             </w:pPr>
-            <w:hyperlink w:history="1" r:id="rIdp_opezfmomuisodkb2d_x">
+            <w:hyperlink w:history="1" r:id="rId3jq0n3xo-unlgtjunai2z">
               <w:r>
                 <w:rPr>
                   <w:rFonts w:ascii="Arial" w:cs="Arial" w:eastAsia="Arial" w:hAnsi="Arial"/>
@@ -4183,7 +4183,7 @@
             <w:pPr>
               <w:spacing w:after="20" w:before="0"/>
             </w:pPr>
-            <w:hyperlink w:history="1" r:id="rId_brtmgnfq2xxfrbw7kvbc">
+            <w:hyperlink w:history="1" r:id="rIdheeruhyqvncbcuqdmw8g6">
               <w:r>
                 <w:rPr>
                   <w:rFonts w:ascii="Arial" w:cs="Arial" w:eastAsia="Arial" w:hAnsi="Arial"/>
@@ -4232,7 +4232,7 @@
               <w:spacing w:after="10" w:before="0"/>
               <w:ind w:left="120"/>
             </w:pPr>
-            <w:hyperlink w:history="1" r:id="rIdseaw4nhiau5ygkooln2wj">
+            <w:hyperlink w:history="1" r:id="rIdbcqhckykp88oehf0vkzfa">
               <w:r>
                 <w:rPr>
                   <w:rFonts w:ascii="Arial" w:cs="Arial" w:eastAsia="Arial" w:hAnsi="Arial"/>
@@ -4277,7 +4277,7 @@
             <w:pPr>
               <w:spacing w:after="20" w:before="0"/>
             </w:pPr>
-            <w:hyperlink w:history="1" r:id="rIdnysdgwke9j6ahqn16ckev">
+            <w:hyperlink w:history="1" r:id="rIdsc95a_wwjp46kjerct3ii">
               <w:r>
                 <w:rPr>
                   <w:rFonts w:ascii="Arial" w:cs="Arial" w:eastAsia="Arial" w:hAnsi="Arial"/>
@@ -4326,7 +4326,7 @@
               <w:spacing w:after="10" w:before="0"/>
               <w:ind w:left="120"/>
             </w:pPr>
-            <w:hyperlink w:history="1" r:id="rIdvoa9kqlo5ocn_p-xxa-kt">
+            <w:hyperlink w:history="1" r:id="rId2fnukyasai37tbk1cl-2p">
               <w:r>
                 <w:rPr>
                   <w:rFonts w:ascii="Arial" w:cs="Arial" w:eastAsia="Arial" w:hAnsi="Arial"/>
@@ -4526,7 +4526,7 @@
             <w:pPr>
               <w:spacing w:after="20" w:before="0"/>
             </w:pPr>
-            <w:hyperlink w:history="1" r:id="rId0kjkcwmoue9w50vum2qew">
+            <w:hyperlink w:history="1" r:id="rIdten5ceuis6evpc2msdytd">
               <w:r>
                 <w:rPr>
                   <w:rFonts w:ascii="Arial" w:cs="Arial" w:eastAsia="Arial" w:hAnsi="Arial"/>
@@ -4575,7 +4575,7 @@
               <w:spacing w:after="10" w:before="0"/>
               <w:ind w:left="120"/>
             </w:pPr>
-            <w:hyperlink w:history="1" r:id="rIdiitx9z23kjmd-znphygjf">
+            <w:hyperlink w:history="1" r:id="rIdquoos8hcfisyuubz5dzl2">
               <w:r>
                 <w:rPr>
                   <w:rFonts w:ascii="Arial" w:cs="Arial" w:eastAsia="Arial" w:hAnsi="Arial"/>
@@ -4620,7 +4620,7 @@
             <w:pPr>
               <w:spacing w:after="20" w:before="0"/>
             </w:pPr>
-            <w:hyperlink w:history="1" r:id="rIdowoknaccdkdr6zlqgawv2">
+            <w:hyperlink w:history="1" r:id="rIdbogbgczmqbvzanrks1ff1">
               <w:r>
                 <w:rPr>
                   <w:rFonts w:ascii="Arial" w:cs="Arial" w:eastAsia="Arial" w:hAnsi="Arial"/>
@@ -4669,7 +4669,7 @@
               <w:spacing w:after="10" w:before="0"/>
               <w:ind w:left="120"/>
             </w:pPr>
-            <w:hyperlink w:history="1" r:id="rIdr6zvkostvf512z3gi20gi">
+            <w:hyperlink w:history="1" r:id="rIdmrj4dmv80pil0hpm1prvd">
               <w:r>
                 <w:rPr>
                   <w:rFonts w:ascii="Arial" w:cs="Arial" w:eastAsia="Arial" w:hAnsi="Arial"/>
@@ -4869,7 +4869,7 @@
             <w:pPr>
               <w:spacing w:after="20" w:before="0"/>
             </w:pPr>
-            <w:hyperlink w:history="1" r:id="rIdhhepar8yenxl7iov4midr">
+            <w:hyperlink w:history="1" r:id="rIdufqxmr3ptxiijrc1j9okx">
               <w:r>
                 <w:rPr>
                   <w:rFonts w:ascii="Arial" w:cs="Arial" w:eastAsia="Arial" w:hAnsi="Arial"/>
@@ -4918,7 +4918,7 @@
               <w:spacing w:after="10" w:before="0"/>
               <w:ind w:left="120"/>
             </w:pPr>
-            <w:hyperlink w:history="1" r:id="rId2wsu9_kwuwkpg4mgafy_f">
+            <w:hyperlink w:history="1" r:id="rId38kfkkmj0oimeeb7zesku">
               <w:r>
                 <w:rPr>
                   <w:rFonts w:ascii="Arial" w:cs="Arial" w:eastAsia="Arial" w:hAnsi="Arial"/>
@@ -4963,7 +4963,7 @@
             <w:pPr>
               <w:spacing w:after="20" w:before="0"/>
             </w:pPr>
-            <w:hyperlink w:history="1" r:id="rIdi6-7ygd69lts92mnvofdh">
+            <w:hyperlink w:history="1" r:id="rIda9exmsvzw52hf_j5useop">
               <w:r>
                 <w:rPr>
                   <w:rFonts w:ascii="Arial" w:cs="Arial" w:eastAsia="Arial" w:hAnsi="Arial"/>
@@ -5012,7 +5012,7 @@
               <w:spacing w:after="10" w:before="0"/>
               <w:ind w:left="120"/>
             </w:pPr>
-            <w:hyperlink w:history="1" r:id="rIdznmkk8y0mmzhnnjzahmko">
+            <w:hyperlink w:history="1" r:id="rIdeapqsu5t7qhw93qbrd11t">
               <w:r>
                 <w:rPr>
                   <w:rFonts w:ascii="Arial" w:cs="Arial" w:eastAsia="Arial" w:hAnsi="Arial"/>
@@ -5537,7 +5537,7 @@
         </w:rPr>
         <w:t xml:space="preserve">© 2026 SeaVuria and ARES. Aligned with KICD objectives. Developed by SeaVuria; technical implementation by ARES (with AI assistance from Claude). Licensed under </w:t>
       </w:r>
-      <w:hyperlink w:history="1" r:id="rIdcmtkqqiqwof8jbrzmh1qz">
+      <w:hyperlink w:history="1" r:id="rId3_ls3iq1tqwk8p5nl2y9y">
         <w:r>
           <w:rPr>
             <w:rFonts w:ascii="Arial" w:cs="Arial" w:eastAsia="Arial" w:hAnsi="Arial"/>
@@ -5558,7 +5558,7 @@
         </w:rPr>
         <w:t xml:space="preserve"> (</w:t>
       </w:r>
-      <w:hyperlink w:history="1" r:id="rIdrndmdvzj9atfug6zwbe4p">
+      <w:hyperlink w:history="1" r:id="rIdhlam-_iyt2zdrxybjwpbt">
         <w:r>
           <w:rPr>
             <w:rFonts w:ascii="Arial" w:cs="Arial" w:eastAsia="Arial" w:hAnsi="Arial"/>
@@ -6598,7 +6598,7 @@
             <w:pPr>
               <w:spacing w:after="20" w:before="0"/>
             </w:pPr>
-            <w:hyperlink w:history="1" r:id="rIdg8pmy5ws0ipqxmgp91tzl">
+            <w:hyperlink w:history="1" r:id="rIdkw4bwlrs0t_gbhxt3bwg0">
               <w:r>
                 <w:rPr>
                   <w:rFonts w:ascii="Arial" w:cs="Arial" w:eastAsia="Arial" w:hAnsi="Arial"/>
@@ -6631,7 +6631,7 @@
               <w:spacing w:after="10" w:before="0"/>
               <w:ind w:left="120"/>
             </w:pPr>
-            <w:hyperlink w:history="1" r:id="rIdnz7kndfa_s7gzdtzzxsya">
+            <w:hyperlink w:history="1" r:id="rIdz898rewy4bfs2qm81wh3b">
               <w:r>
                 <w:rPr>
                   <w:rFonts w:ascii="Arial" w:cs="Arial" w:eastAsia="Arial" w:hAnsi="Arial"/>
@@ -6676,7 +6676,7 @@
             <w:pPr>
               <w:spacing w:after="20" w:before="0"/>
             </w:pPr>
-            <w:hyperlink w:history="1" r:id="rIdvxfurxse0lsb2oh0dl2cz">
+            <w:hyperlink w:history="1" r:id="rIdp6ut1p6hb5blh4binbgwy">
               <w:r>
                 <w:rPr>
                   <w:rFonts w:ascii="Arial" w:cs="Arial" w:eastAsia="Arial" w:hAnsi="Arial"/>
@@ -6709,7 +6709,7 @@
               <w:spacing w:after="10" w:before="0"/>
               <w:ind w:left="120"/>
             </w:pPr>
-            <w:hyperlink w:history="1" r:id="rIdwu6ht162uayhshig8wwny">
+            <w:hyperlink w:history="1" r:id="rId0thje4a1qa2asguwcx9zj">
               <w:r>
                 <w:rPr>
                   <w:rFonts w:ascii="Arial" w:cs="Arial" w:eastAsia="Arial" w:hAnsi="Arial"/>
@@ -6909,7 +6909,7 @@
             <w:pPr>
               <w:spacing w:after="20" w:before="0"/>
             </w:pPr>
-            <w:hyperlink w:history="1" r:id="rIde6xfvj3clatzkgseibkd8">
+            <w:hyperlink w:history="1" r:id="rIdwqopyfanjvh9xfoilzgc-">
               <w:r>
                 <w:rPr>
                   <w:rFonts w:ascii="Arial" w:cs="Arial" w:eastAsia="Arial" w:hAnsi="Arial"/>
@@ -6942,7 +6942,7 @@
               <w:spacing w:after="10" w:before="0"/>
               <w:ind w:left="120"/>
             </w:pPr>
-            <w:hyperlink w:history="1" r:id="rIdnzn9cioqihs2cazingl6a">
+            <w:hyperlink w:history="1" r:id="rIdr34ftwosip0jcdbzs7oha">
               <w:r>
                 <w:rPr>
                   <w:rFonts w:ascii="Arial" w:cs="Arial" w:eastAsia="Arial" w:hAnsi="Arial"/>
@@ -6987,7 +6987,7 @@
             <w:pPr>
               <w:spacing w:after="20" w:before="0"/>
             </w:pPr>
-            <w:hyperlink w:history="1" r:id="rIdtjxk8aypnf7parp9svnpc">
+            <w:hyperlink w:history="1" r:id="rIdmwn48i8hrwaz0w5qza1sr">
               <w:r>
                 <w:rPr>
                   <w:rFonts w:ascii="Arial" w:cs="Arial" w:eastAsia="Arial" w:hAnsi="Arial"/>
@@ -7020,7 +7020,7 @@
               <w:spacing w:after="10" w:before="0"/>
               <w:ind w:left="120"/>
             </w:pPr>
-            <w:hyperlink w:history="1" r:id="rIdqt9n-hsxotyx0_ivialq7">
+            <w:hyperlink w:history="1" r:id="rIdfmzhtct94cwgmu5sol_nb">
               <w:r>
                 <w:rPr>
                   <w:rFonts w:ascii="Arial" w:cs="Arial" w:eastAsia="Arial" w:hAnsi="Arial"/>
@@ -7220,7 +7220,7 @@
             <w:pPr>
               <w:spacing w:after="20" w:before="0"/>
             </w:pPr>
-            <w:hyperlink w:history="1" r:id="rIdu_2jmxy9ttmqfdo6idhrf">
+            <w:hyperlink w:history="1" r:id="rIdvzngmobijd5-pu2uzwtc4">
               <w:r>
                 <w:rPr>
                   <w:rFonts w:ascii="Arial" w:cs="Arial" w:eastAsia="Arial" w:hAnsi="Arial"/>
@@ -7253,7 +7253,7 @@
               <w:spacing w:after="10" w:before="0"/>
               <w:ind w:left="120"/>
             </w:pPr>
-            <w:hyperlink w:history="1" r:id="rIdiddata9rka8fy0qq0wp2o">
+            <w:hyperlink w:history="1" r:id="rIdeu_zmwfm5tzkpk_gmr8jo">
               <w:r>
                 <w:rPr>
                   <w:rFonts w:ascii="Arial" w:cs="Arial" w:eastAsia="Arial" w:hAnsi="Arial"/>
@@ -7298,7 +7298,7 @@
             <w:pPr>
               <w:spacing w:after="20" w:before="0"/>
             </w:pPr>
-            <w:hyperlink w:history="1" r:id="rIdijqcts3ofwwgvt7c1lk2o">
+            <w:hyperlink w:history="1" r:id="rIdgb4b2yjjwj3e_f2r9rfnr">
               <w:r>
                 <w:rPr>
                   <w:rFonts w:ascii="Arial" w:cs="Arial" w:eastAsia="Arial" w:hAnsi="Arial"/>
@@ -7331,7 +7331,7 @@
               <w:spacing w:after="10" w:before="0"/>
               <w:ind w:left="120"/>
             </w:pPr>
-            <w:hyperlink w:history="1" r:id="rIdg-jealxydeyjkgl5_dens">
+            <w:hyperlink w:history="1" r:id="rIddlyw9n8_ovyhddjoes2o2">
               <w:r>
                 <w:rPr>
                   <w:rFonts w:ascii="Arial" w:cs="Arial" w:eastAsia="Arial" w:hAnsi="Arial"/>
@@ -7531,7 +7531,7 @@
             <w:pPr>
               <w:spacing w:after="20" w:before="0"/>
             </w:pPr>
-            <w:hyperlink w:history="1" r:id="rIdakkd6dmpoevf1xoc_0gxm">
+            <w:hyperlink w:history="1" r:id="rIdtk3kefxowhgis59yndu3h">
               <w:r>
                 <w:rPr>
                   <w:rFonts w:ascii="Arial" w:cs="Arial" w:eastAsia="Arial" w:hAnsi="Arial"/>
@@ -7564,7 +7564,7 @@
               <w:spacing w:after="10" w:before="0"/>
               <w:ind w:left="120"/>
             </w:pPr>
-            <w:hyperlink w:history="1" r:id="rIdvkjltjlwd7fjfkbfjjl4m">
+            <w:hyperlink w:history="1" r:id="rIdzczn_obujnsvxeardwrnv">
               <w:r>
                 <w:rPr>
                   <w:rFonts w:ascii="Arial" w:cs="Arial" w:eastAsia="Arial" w:hAnsi="Arial"/>
@@ -7609,7 +7609,7 @@
             <w:pPr>
               <w:spacing w:after="20" w:before="0"/>
             </w:pPr>
-            <w:hyperlink w:history="1" r:id="rIdjspsgcbstkv2h6niwdpyk">
+            <w:hyperlink w:history="1" r:id="rIdhdi6sjgx2ag84mktzbeed">
               <w:r>
                 <w:rPr>
                   <w:rFonts w:ascii="Arial" w:cs="Arial" w:eastAsia="Arial" w:hAnsi="Arial"/>
@@ -7642,7 +7642,7 @@
               <w:spacing w:after="10" w:before="0"/>
               <w:ind w:left="120"/>
             </w:pPr>
-            <w:hyperlink w:history="1" r:id="rId07eknmfwmznblnu89zsfz">
+            <w:hyperlink w:history="1" r:id="rIdomzka0uvqeolexwwfff7r">
               <w:r>
                 <w:rPr>
                   <w:rFonts w:ascii="Arial" w:cs="Arial" w:eastAsia="Arial" w:hAnsi="Arial"/>
@@ -7842,7 +7842,7 @@
             <w:pPr>
               <w:spacing w:after="20" w:before="0"/>
             </w:pPr>
-            <w:hyperlink w:history="1" r:id="rIdhwe_vhav9lhwc-rboblva">
+            <w:hyperlink w:history="1" r:id="rIddpdgedw8njhhy49dn8rmp">
               <w:r>
                 <w:rPr>
                   <w:rFonts w:ascii="Arial" w:cs="Arial" w:eastAsia="Arial" w:hAnsi="Arial"/>
@@ -7875,7 +7875,7 @@
               <w:spacing w:after="10" w:before="0"/>
               <w:ind w:left="120"/>
             </w:pPr>
-            <w:hyperlink w:history="1" r:id="rIdqnm93zm2fvsfjtfkcto7_">
+            <w:hyperlink w:history="1" r:id="rIdhinfiebxa0hyc633zivg7">
               <w:r>
                 <w:rPr>
                   <w:rFonts w:ascii="Arial" w:cs="Arial" w:eastAsia="Arial" w:hAnsi="Arial"/>
@@ -7920,7 +7920,7 @@
             <w:pPr>
               <w:spacing w:after="20" w:before="0"/>
             </w:pPr>
-            <w:hyperlink w:history="1" r:id="rIdjnp3wd61w9i9jrkrlw2al">
+            <w:hyperlink w:history="1" r:id="rIdzgx4zxedowkptuzormn7t">
               <w:r>
                 <w:rPr>
                   <w:rFonts w:ascii="Arial" w:cs="Arial" w:eastAsia="Arial" w:hAnsi="Arial"/>
@@ -7969,7 +7969,7 @@
               <w:spacing w:after="10" w:before="0"/>
               <w:ind w:left="120"/>
             </w:pPr>
-            <w:hyperlink w:history="1" r:id="rIdyhhahqoyjgqfcraersotw">
+            <w:hyperlink w:history="1" r:id="rIdjvhvnwq4pazxx-znncva7">
               <w:r>
                 <w:rPr>
                   <w:rFonts w:ascii="Arial" w:cs="Arial" w:eastAsia="Arial" w:hAnsi="Arial"/>
@@ -8494,7 +8494,7 @@
         </w:rPr>
         <w:t xml:space="preserve">© 2026 SeaVuria and ARES. Aligned with KICD objectives. Developed by SeaVuria; technical implementation by ARES (with AI assistance from Claude). Licensed under </w:t>
       </w:r>
-      <w:hyperlink w:history="1" r:id="rIdlgsk1o3ip2w7xfhf37m_h">
+      <w:hyperlink w:history="1" r:id="rIdi-zbw038vq6ysnnz9v1dj">
         <w:r>
           <w:rPr>
             <w:rFonts w:ascii="Arial" w:cs="Arial" w:eastAsia="Arial" w:hAnsi="Arial"/>
@@ -8515,7 +8515,7 @@
         </w:rPr>
         <w:t xml:space="preserve"> (</w:t>
       </w:r>
-      <w:hyperlink w:history="1" r:id="rIdw6rapkje6leaewblnjtxm">
+      <w:hyperlink w:history="1" r:id="rIdy86etiujgdb4zrmpww2hr">
         <w:r>
           <w:rPr>
             <w:rFonts w:ascii="Arial" w:cs="Arial" w:eastAsia="Arial" w:hAnsi="Arial"/>
@@ -9555,7 +9555,7 @@
             <w:pPr>
               <w:spacing w:after="20" w:before="0"/>
             </w:pPr>
-            <w:hyperlink w:history="1" r:id="rId2xnw1me1cx9-aegmcuwnc">
+            <w:hyperlink w:history="1" r:id="rId3e-beraosov_u722p7ti2">
               <w:r>
                 <w:rPr>
                   <w:rFonts w:ascii="Arial" w:cs="Arial" w:eastAsia="Arial" w:hAnsi="Arial"/>
@@ -9588,7 +9588,7 @@
               <w:spacing w:after="10" w:before="0"/>
               <w:ind w:left="120"/>
             </w:pPr>
-            <w:hyperlink w:history="1" r:id="rIdidynybo_xslay7i1z3gar">
+            <w:hyperlink w:history="1" r:id="rIdyfa16gbdl2oat_eteadjy">
               <w:r>
                 <w:rPr>
                   <w:rFonts w:ascii="Arial" w:cs="Arial" w:eastAsia="Arial" w:hAnsi="Arial"/>
@@ -9633,7 +9633,7 @@
             <w:pPr>
               <w:spacing w:after="20" w:before="0"/>
             </w:pPr>
-            <w:hyperlink w:history="1" r:id="rIdfhhcej0psua8g47mefptx">
+            <w:hyperlink w:history="1" r:id="rIdfufostmue5zzsghou6qou">
               <w:r>
                 <w:rPr>
                   <w:rFonts w:ascii="Arial" w:cs="Arial" w:eastAsia="Arial" w:hAnsi="Arial"/>
@@ -9666,7 +9666,7 @@
               <w:spacing w:after="10" w:before="0"/>
               <w:ind w:left="120"/>
             </w:pPr>
-            <w:hyperlink w:history="1" r:id="rIdciw2xcl5fy_6ot--1jzd4">
+            <w:hyperlink w:history="1" r:id="rIddq-85cnphbtksd0af46g8">
               <w:r>
                 <w:rPr>
                   <w:rFonts w:ascii="Arial" w:cs="Arial" w:eastAsia="Arial" w:hAnsi="Arial"/>
@@ -9866,7 +9866,7 @@
             <w:pPr>
               <w:spacing w:after="20" w:before="0"/>
             </w:pPr>
-            <w:hyperlink w:history="1" r:id="rIdftgmpocbfe4kxkiamochh">
+            <w:hyperlink w:history="1" r:id="rIdtqyw1-ckzt-94b2jxc_q8">
               <w:r>
                 <w:rPr>
                   <w:rFonts w:ascii="Arial" w:cs="Arial" w:eastAsia="Arial" w:hAnsi="Arial"/>
@@ -9899,7 +9899,7 @@
               <w:spacing w:after="10" w:before="0"/>
               <w:ind w:left="120"/>
             </w:pPr>
-            <w:hyperlink w:history="1" r:id="rId4ueudszyq_jggfcxkwd3-">
+            <w:hyperlink w:history="1" r:id="rIdi7dz84wm2jpvrt1fkpobu">
               <w:r>
                 <w:rPr>
                   <w:rFonts w:ascii="Arial" w:cs="Arial" w:eastAsia="Arial" w:hAnsi="Arial"/>
@@ -9944,7 +9944,7 @@
             <w:pPr>
               <w:spacing w:after="20" w:before="0"/>
             </w:pPr>
-            <w:hyperlink w:history="1" r:id="rIdami0jkd7sc65qgpyfouir">
+            <w:hyperlink w:history="1" r:id="rIdh9s4wxmkvim0cxmhp3dog">
               <w:r>
                 <w:rPr>
                   <w:rFonts w:ascii="Arial" w:cs="Arial" w:eastAsia="Arial" w:hAnsi="Arial"/>
@@ -9977,7 +9977,7 @@
               <w:spacing w:after="10" w:before="0"/>
               <w:ind w:left="120"/>
             </w:pPr>
-            <w:hyperlink w:history="1" r:id="rId536vevfsyfkfeqk6ja2tu">
+            <w:hyperlink w:history="1" r:id="rIdwcwrpyc0uqunlvh34qfog">
               <w:r>
                 <w:rPr>
                   <w:rFonts w:ascii="Arial" w:cs="Arial" w:eastAsia="Arial" w:hAnsi="Arial"/>
@@ -10177,7 +10177,7 @@
             <w:pPr>
               <w:spacing w:after="20" w:before="0"/>
             </w:pPr>
-            <w:hyperlink w:history="1" r:id="rIdbtle9_uurahvevpntaf83">
+            <w:hyperlink w:history="1" r:id="rIdsatdtvusyobcuq11sdf07">
               <w:r>
                 <w:rPr>
                   <w:rFonts w:ascii="Arial" w:cs="Arial" w:eastAsia="Arial" w:hAnsi="Arial"/>
@@ -10210,7 +10210,7 @@
               <w:spacing w:after="10" w:before="0"/>
               <w:ind w:left="120"/>
             </w:pPr>
-            <w:hyperlink w:history="1" r:id="rIdhwbayrwdnjfza8ntfhugx">
+            <w:hyperlink w:history="1" r:id="rId1dud-_3wzt7fnfeke8zr1">
               <w:r>
                 <w:rPr>
                   <w:rFonts w:ascii="Arial" w:cs="Arial" w:eastAsia="Arial" w:hAnsi="Arial"/>
@@ -10255,7 +10255,7 @@
             <w:pPr>
               <w:spacing w:after="20" w:before="0"/>
             </w:pPr>
-            <w:hyperlink w:history="1" r:id="rIdugu66kkrbjmygigsaqxny">
+            <w:hyperlink w:history="1" r:id="rId8uoainect7jyhj-1dzoqm">
               <w:r>
                 <w:rPr>
                   <w:rFonts w:ascii="Arial" w:cs="Arial" w:eastAsia="Arial" w:hAnsi="Arial"/>
@@ -10288,7 +10288,7 @@
               <w:spacing w:after="10" w:before="0"/>
               <w:ind w:left="120"/>
             </w:pPr>
-            <w:hyperlink w:history="1" r:id="rIdcnym8bo_hgo41ythbee-h">
+            <w:hyperlink w:history="1" r:id="rId9cbeazhtz9aqy9t2d4czp">
               <w:r>
                 <w:rPr>
                   <w:rFonts w:ascii="Arial" w:cs="Arial" w:eastAsia="Arial" w:hAnsi="Arial"/>
@@ -10488,7 +10488,7 @@
             <w:pPr>
               <w:spacing w:after="20" w:before="0"/>
             </w:pPr>
-            <w:hyperlink w:history="1" r:id="rIdogqrst-lnqmu58plzdmk8">
+            <w:hyperlink w:history="1" r:id="rIdwto3ugzvwrmmgdaxtn6d4">
               <w:r>
                 <w:rPr>
                   <w:rFonts w:ascii="Arial" w:cs="Arial" w:eastAsia="Arial" w:hAnsi="Arial"/>
@@ -10521,7 +10521,7 @@
               <w:spacing w:after="10" w:before="0"/>
               <w:ind w:left="120"/>
             </w:pPr>
-            <w:hyperlink w:history="1" r:id="rIdt9ojkplgfhmsbdiiw8w4w">
+            <w:hyperlink w:history="1" r:id="rIdqnp0pilhwziyr8zkdtgxj">
               <w:r>
                 <w:rPr>
                   <w:rFonts w:ascii="Arial" w:cs="Arial" w:eastAsia="Arial" w:hAnsi="Arial"/>
@@ -10566,7 +10566,7 @@
             <w:pPr>
               <w:spacing w:after="20" w:before="0"/>
             </w:pPr>
-            <w:hyperlink w:history="1" r:id="rIdvbd1awhdok5r9rk1qis3n">
+            <w:hyperlink w:history="1" r:id="rIdsvqzmzdmxyt0zenkuj5jj">
               <w:r>
                 <w:rPr>
                   <w:rFonts w:ascii="Arial" w:cs="Arial" w:eastAsia="Arial" w:hAnsi="Arial"/>
@@ -10599,7 +10599,7 @@
               <w:spacing w:after="10" w:before="0"/>
               <w:ind w:left="120"/>
             </w:pPr>
-            <w:hyperlink w:history="1" r:id="rIdgt9zmqodkhng5iogltb-c">
+            <w:hyperlink w:history="1" r:id="rIdldetilx0clwcntnsvlbs3">
               <w:r>
                 <w:rPr>
                   <w:rFonts w:ascii="Arial" w:cs="Arial" w:eastAsia="Arial" w:hAnsi="Arial"/>
@@ -10799,7 +10799,7 @@
             <w:pPr>
               <w:spacing w:after="20" w:before="0"/>
             </w:pPr>
-            <w:hyperlink w:history="1" r:id="rIddcsqi8bht_-6pku9ulfsk">
+            <w:hyperlink w:history="1" r:id="rId2oghta0sdq8cbhc4lnhxb">
               <w:r>
                 <w:rPr>
                   <w:rFonts w:ascii="Arial" w:cs="Arial" w:eastAsia="Arial" w:hAnsi="Arial"/>
@@ -10848,7 +10848,7 @@
               <w:spacing w:after="10" w:before="0"/>
               <w:ind w:left="120"/>
             </w:pPr>
-            <w:hyperlink w:history="1" r:id="rIdhdaoh4vtqt-93hwjp9nnf">
+            <w:hyperlink w:history="1" r:id="rIdxzbvb8gt4n7hfzpm0w1og">
               <w:r>
                 <w:rPr>
                   <w:rFonts w:ascii="Arial" w:cs="Arial" w:eastAsia="Arial" w:hAnsi="Arial"/>
@@ -10893,7 +10893,7 @@
             <w:pPr>
               <w:spacing w:after="20" w:before="0"/>
             </w:pPr>
-            <w:hyperlink w:history="1" r:id="rId9dyxf9o_3wu3lyqmozfbu">
+            <w:hyperlink w:history="1" r:id="rId9lo2rjghjr3pozoattqfh">
               <w:r>
                 <w:rPr>
                   <w:rFonts w:ascii="Arial" w:cs="Arial" w:eastAsia="Arial" w:hAnsi="Arial"/>
@@ -10926,7 +10926,7 @@
               <w:spacing w:after="10" w:before="0"/>
               <w:ind w:left="120"/>
             </w:pPr>
-            <w:hyperlink w:history="1" r:id="rId0xyx54w5txiwocycqgctl">
+            <w:hyperlink w:history="1" r:id="rIdg94ybyu5zcpxtxalupnbt">
               <w:r>
                 <w:rPr>
                   <w:rFonts w:ascii="Arial" w:cs="Arial" w:eastAsia="Arial" w:hAnsi="Arial"/>
@@ -11451,7 +11451,7 @@
         </w:rPr>
         <w:t xml:space="preserve">© 2026 SeaVuria and ARES. Aligned with KICD objectives. Developed by SeaVuria; technical implementation by ARES (with AI assistance from Claude). Licensed under </w:t>
       </w:r>
-      <w:hyperlink w:history="1" r:id="rIdpac2iuuovajhndgbg9lhd">
+      <w:hyperlink w:history="1" r:id="rIdrvgbzrdajiqyxnzr1nbrw">
         <w:r>
           <w:rPr>
             <w:rFonts w:ascii="Arial" w:cs="Arial" w:eastAsia="Arial" w:hAnsi="Arial"/>
@@ -11472,7 +11472,7 @@
         </w:rPr>
         <w:t xml:space="preserve"> (</w:t>
       </w:r>
-      <w:hyperlink w:history="1" r:id="rIduzmxzsnxmtmrc4h127lgw">
+      <w:hyperlink w:history="1" r:id="rId1z6yzpqqjf31iu40qg3vc">
         <w:r>
           <w:rPr>
             <w:rFonts w:ascii="Arial" w:cs="Arial" w:eastAsia="Arial" w:hAnsi="Arial"/>
@@ -12512,7 +12512,7 @@
             <w:pPr>
               <w:spacing w:after="20" w:before="0"/>
             </w:pPr>
-            <w:hyperlink w:history="1" r:id="rIdd_gzh__mbe9xmfma_0j4f">
+            <w:hyperlink w:history="1" r:id="rIdourdeieahwd3cv27fcwky">
               <w:r>
                 <w:rPr>
                   <w:rFonts w:ascii="Arial" w:cs="Arial" w:eastAsia="Arial" w:hAnsi="Arial"/>
@@ -12545,7 +12545,7 @@
               <w:spacing w:after="10" w:before="0"/>
               <w:ind w:left="120"/>
             </w:pPr>
-            <w:hyperlink w:history="1" r:id="rIdyodvgv0kisv66hdzu-5ir">
+            <w:hyperlink w:history="1" r:id="rIderedlpib2kqkqy2pdkb78">
               <w:r>
                 <w:rPr>
                   <w:rFonts w:ascii="Arial" w:cs="Arial" w:eastAsia="Arial" w:hAnsi="Arial"/>
@@ -12590,7 +12590,7 @@
             <w:pPr>
               <w:spacing w:after="20" w:before="0"/>
             </w:pPr>
-            <w:hyperlink w:history="1" r:id="rId1d2h9cxtqrjody07m_xmf">
+            <w:hyperlink w:history="1" r:id="rIdpvkcoxz2kjqgbs5rcmsng">
               <w:r>
                 <w:rPr>
                   <w:rFonts w:ascii="Arial" w:cs="Arial" w:eastAsia="Arial" w:hAnsi="Arial"/>
@@ -12623,7 +12623,7 @@
               <w:spacing w:after="10" w:before="0"/>
               <w:ind w:left="120"/>
             </w:pPr>
-            <w:hyperlink w:history="1" r:id="rIdabbqiskp4esfia2znqyul">
+            <w:hyperlink w:history="1" r:id="rId32faqphzmsjsrx2pvkouz">
               <w:r>
                 <w:rPr>
                   <w:rFonts w:ascii="Arial" w:cs="Arial" w:eastAsia="Arial" w:hAnsi="Arial"/>
@@ -12823,7 +12823,7 @@
             <w:pPr>
               <w:spacing w:after="20" w:before="0"/>
             </w:pPr>
-            <w:hyperlink w:history="1" r:id="rId2c3lgpsekjyvnjioyt6cd">
+            <w:hyperlink w:history="1" r:id="rId0dvdbb3v7ynr-m0e7ymkr">
               <w:r>
                 <w:rPr>
                   <w:rFonts w:ascii="Arial" w:cs="Arial" w:eastAsia="Arial" w:hAnsi="Arial"/>
@@ -12856,7 +12856,7 @@
               <w:spacing w:after="10" w:before="0"/>
               <w:ind w:left="120"/>
             </w:pPr>
-            <w:hyperlink w:history="1" r:id="rIdpg9mw8ocksqtp4myk7ivz">
+            <w:hyperlink w:history="1" r:id="rIddblhb9sfgewktsx0mzz5f">
               <w:r>
                 <w:rPr>
                   <w:rFonts w:ascii="Arial" w:cs="Arial" w:eastAsia="Arial" w:hAnsi="Arial"/>
@@ -12901,7 +12901,7 @@
             <w:pPr>
               <w:spacing w:after="20" w:before="0"/>
             </w:pPr>
-            <w:hyperlink w:history="1" r:id="rIdgfhbeicgndxa-f-ek3rsp">
+            <w:hyperlink w:history="1" r:id="rIddcpqlmr3dfr9tavnycpoj">
               <w:r>
                 <w:rPr>
                   <w:rFonts w:ascii="Arial" w:cs="Arial" w:eastAsia="Arial" w:hAnsi="Arial"/>
@@ -12934,7 +12934,7 @@
               <w:spacing w:after="10" w:before="0"/>
               <w:ind w:left="120"/>
             </w:pPr>
-            <w:hyperlink w:history="1" r:id="rIdquhz1p9xuynzh7qoj1ybd">
+            <w:hyperlink w:history="1" r:id="rIdjmvbeafcf5pfyhcdn-eyh">
               <w:r>
                 <w:rPr>
                   <w:rFonts w:ascii="Arial" w:cs="Arial" w:eastAsia="Arial" w:hAnsi="Arial"/>
@@ -13134,7 +13134,7 @@
             <w:pPr>
               <w:spacing w:after="20" w:before="0"/>
             </w:pPr>
-            <w:hyperlink w:history="1" r:id="rIdi_nsiyahuakkxqmviuv-d">
+            <w:hyperlink w:history="1" r:id="rIdesc4hwltwpn2opv-meszi">
               <w:r>
                 <w:rPr>
                   <w:rFonts w:ascii="Arial" w:cs="Arial" w:eastAsia="Arial" w:hAnsi="Arial"/>
@@ -13167,7 +13167,7 @@
               <w:spacing w:after="10" w:before="0"/>
               <w:ind w:left="120"/>
             </w:pPr>
-            <w:hyperlink w:history="1" r:id="rIdy35d0o5rin0_0ku7pqilm">
+            <w:hyperlink w:history="1" r:id="rIdcnutsxrna57rnx5xout4l">
               <w:r>
                 <w:rPr>
                   <w:rFonts w:ascii="Arial" w:cs="Arial" w:eastAsia="Arial" w:hAnsi="Arial"/>
@@ -13212,7 +13212,7 @@
             <w:pPr>
               <w:spacing w:after="20" w:before="0"/>
             </w:pPr>
-            <w:hyperlink w:history="1" r:id="rId5phki-hxwrilkrnhce6on">
+            <w:hyperlink w:history="1" r:id="rIdnibnnw-s3ce_olghruhdx">
               <w:r>
                 <w:rPr>
                   <w:rFonts w:ascii="Arial" w:cs="Arial" w:eastAsia="Arial" w:hAnsi="Arial"/>
@@ -13261,7 +13261,7 @@
               <w:spacing w:after="10" w:before="0"/>
               <w:ind w:left="120"/>
             </w:pPr>
-            <w:hyperlink w:history="1" r:id="rId4hdb0nffhh6lxol6upylk">
+            <w:hyperlink w:history="1" r:id="rIdbzfbnaabetinyrs3y6am3">
               <w:r>
                 <w:rPr>
                   <w:rFonts w:ascii="Arial" w:cs="Arial" w:eastAsia="Arial" w:hAnsi="Arial"/>
@@ -13461,7 +13461,7 @@
             <w:pPr>
               <w:spacing w:after="20" w:before="0"/>
             </w:pPr>
-            <w:hyperlink w:history="1" r:id="rId4ms38izfyoxsy29pbl2qn">
+            <w:hyperlink w:history="1" r:id="rIde3deozeudlgn2wabzwwf7">
               <w:r>
                 <w:rPr>
                   <w:rFonts w:ascii="Arial" w:cs="Arial" w:eastAsia="Arial" w:hAnsi="Arial"/>
@@ -13494,7 +13494,7 @@
               <w:spacing w:after="10" w:before="0"/>
               <w:ind w:left="120"/>
             </w:pPr>
-            <w:hyperlink w:history="1" r:id="rIdtxlvaeaorsog18mcenmhw">
+            <w:hyperlink w:history="1" r:id="rIde6utcu2bpcnfqjv_rq3ko">
               <w:r>
                 <w:rPr>
                   <w:rFonts w:ascii="Arial" w:cs="Arial" w:eastAsia="Arial" w:hAnsi="Arial"/>
@@ -13539,7 +13539,7 @@
             <w:pPr>
               <w:spacing w:after="20" w:before="0"/>
             </w:pPr>
-            <w:hyperlink w:history="1" r:id="rIdymaedj2iamorlclew84ol">
+            <w:hyperlink w:history="1" r:id="rIdtkhlxkamkg3rya6ao_rgz">
               <w:r>
                 <w:rPr>
                   <w:rFonts w:ascii="Arial" w:cs="Arial" w:eastAsia="Arial" w:hAnsi="Arial"/>
@@ -13588,7 +13588,7 @@
               <w:spacing w:after="10" w:before="0"/>
               <w:ind w:left="120"/>
             </w:pPr>
-            <w:hyperlink w:history="1" r:id="rIdhz95ybzhf4c1oxywimlzu">
+            <w:hyperlink w:history="1" r:id="rId9fxjfq5rtkuetfpc8q0ox">
               <w:r>
                 <w:rPr>
                   <w:rFonts w:ascii="Arial" w:cs="Arial" w:eastAsia="Arial" w:hAnsi="Arial"/>
@@ -13788,7 +13788,7 @@
             <w:pPr>
               <w:spacing w:after="20" w:before="0"/>
             </w:pPr>
-            <w:hyperlink w:history="1" r:id="rIdzxyryuvgktju8voocppnb">
+            <w:hyperlink w:history="1" r:id="rIdqoz3qe1ekway0ekrriqyd">
               <w:r>
                 <w:rPr>
                   <w:rFonts w:ascii="Arial" w:cs="Arial" w:eastAsia="Arial" w:hAnsi="Arial"/>
@@ -13837,7 +13837,7 @@
               <w:spacing w:after="10" w:before="0"/>
               <w:ind w:left="120"/>
             </w:pPr>
-            <w:hyperlink w:history="1" r:id="rIdrk8l-w4515rzfothyha8q">
+            <w:hyperlink w:history="1" r:id="rIdejmq7_akvfnjqosruusv6">
               <w:r>
                 <w:rPr>
                   <w:rFonts w:ascii="Arial" w:cs="Arial" w:eastAsia="Arial" w:hAnsi="Arial"/>
@@ -13882,7 +13882,7 @@
             <w:pPr>
               <w:spacing w:after="20" w:before="0"/>
             </w:pPr>
-            <w:hyperlink w:history="1" r:id="rIdzwb6kfr2_hzg1ys-dicjx">
+            <w:hyperlink w:history="1" r:id="rId5hmo4vh-xsbhu9pyle_fy">
               <w:r>
                 <w:rPr>
                   <w:rFonts w:ascii="Arial" w:cs="Arial" w:eastAsia="Arial" w:hAnsi="Arial"/>
@@ -13931,7 +13931,7 @@
               <w:spacing w:after="10" w:before="0"/>
               <w:ind w:left="120"/>
             </w:pPr>
-            <w:hyperlink w:history="1" r:id="rId8ordrcxvz0wpge2cvvrkf">
+            <w:hyperlink w:history="1" r:id="rId4jkn9qs3r7xsmapytibjh">
               <w:r>
                 <w:rPr>
                   <w:rFonts w:ascii="Arial" w:cs="Arial" w:eastAsia="Arial" w:hAnsi="Arial"/>
@@ -14456,7 +14456,7 @@
         </w:rPr>
         <w:t xml:space="preserve">© 2026 SeaVuria and ARES. Aligned with KICD objectives. Developed by SeaVuria; technical implementation by ARES (with AI assistance from Claude). Licensed under </w:t>
       </w:r>
-      <w:hyperlink w:history="1" r:id="rIdtjdstw9tibrskdmqfp4gv">
+      <w:hyperlink w:history="1" r:id="rId-dsmd4nbv8ibiqt8skckv">
         <w:r>
           <w:rPr>
             <w:rFonts w:ascii="Arial" w:cs="Arial" w:eastAsia="Arial" w:hAnsi="Arial"/>
@@ -14477,7 +14477,7 @@
         </w:rPr>
         <w:t xml:space="preserve"> (</w:t>
       </w:r>
-      <w:hyperlink w:history="1" r:id="rIdo8w7hrmedf2wjoq6i9pkf">
+      <w:hyperlink w:history="1" r:id="rIdldvdyxw5knw9cjyzxdlog">
         <w:r>
           <w:rPr>
             <w:rFonts w:ascii="Arial" w:cs="Arial" w:eastAsia="Arial" w:hAnsi="Arial"/>
@@ -15517,7 +15517,7 @@
             <w:pPr>
               <w:spacing w:after="20" w:before="0"/>
             </w:pPr>
-            <w:hyperlink w:history="1" r:id="rIdhcoqvpjzxu7vpnltoiisu">
+            <w:hyperlink w:history="1" r:id="rIdake8wwv3sk70d4iaougpn">
               <w:r>
                 <w:rPr>
                   <w:rFonts w:ascii="Arial" w:cs="Arial" w:eastAsia="Arial" w:hAnsi="Arial"/>
@@ -15550,7 +15550,7 @@
               <w:spacing w:after="10" w:before="0"/>
               <w:ind w:left="120"/>
             </w:pPr>
-            <w:hyperlink w:history="1" r:id="rIdr2txjc2llpkb717wnihn2">
+            <w:hyperlink w:history="1" r:id="rIdc3bzwo27d71qt9xop8-e4">
               <w:r>
                 <w:rPr>
                   <w:rFonts w:ascii="Arial" w:cs="Arial" w:eastAsia="Arial" w:hAnsi="Arial"/>
@@ -15595,7 +15595,7 @@
             <w:pPr>
               <w:spacing w:after="20" w:before="0"/>
             </w:pPr>
-            <w:hyperlink w:history="1" r:id="rIdc9v-cl0ilovuaq7dcx1hl">
+            <w:hyperlink w:history="1" r:id="rIdqxbxj9gtv0fo-fisflfmy">
               <w:r>
                 <w:rPr>
                   <w:rFonts w:ascii="Arial" w:cs="Arial" w:eastAsia="Arial" w:hAnsi="Arial"/>
@@ -15628,7 +15628,7 @@
               <w:spacing w:after="10" w:before="0"/>
               <w:ind w:left="120"/>
             </w:pPr>
-            <w:hyperlink w:history="1" r:id="rId6uxnccjsreryhavy2dcqk">
+            <w:hyperlink w:history="1" r:id="rIdfo8rme2nyjnscg-rfaefh">
               <w:r>
                 <w:rPr>
                   <w:rFonts w:ascii="Arial" w:cs="Arial" w:eastAsia="Arial" w:hAnsi="Arial"/>
@@ -15828,7 +15828,7 @@
             <w:pPr>
               <w:spacing w:after="20" w:before="0"/>
             </w:pPr>
-            <w:hyperlink w:history="1" r:id="rIdltci8oheonynkjut-djjp">
+            <w:hyperlink w:history="1" r:id="rIdcvizizwunjndxpdxupzcd">
               <w:r>
                 <w:rPr>
                   <w:rFonts w:ascii="Arial" w:cs="Arial" w:eastAsia="Arial" w:hAnsi="Arial"/>
@@ -15861,7 +15861,7 @@
               <w:spacing w:after="10" w:before="0"/>
               <w:ind w:left="120"/>
             </w:pPr>
-            <w:hyperlink w:history="1" r:id="rIdybfokjhuuh1bxatnoyrsd">
+            <w:hyperlink w:history="1" r:id="rIdkq8yxrimpqfbd1adzrufx">
               <w:r>
                 <w:rPr>
                   <w:rFonts w:ascii="Arial" w:cs="Arial" w:eastAsia="Arial" w:hAnsi="Arial"/>
@@ -15906,7 +15906,7 @@
             <w:pPr>
               <w:spacing w:after="20" w:before="0"/>
             </w:pPr>
-            <w:hyperlink w:history="1" r:id="rIdvg50zjs7fnkapkyk-spfg">
+            <w:hyperlink w:history="1" r:id="rIdl8xo1ylpedmvy9dqmwrkv">
               <w:r>
                 <w:rPr>
                   <w:rFonts w:ascii="Arial" w:cs="Arial" w:eastAsia="Arial" w:hAnsi="Arial"/>
@@ -15939,7 +15939,7 @@
               <w:spacing w:after="10" w:before="0"/>
               <w:ind w:left="120"/>
             </w:pPr>
-            <w:hyperlink w:history="1" r:id="rId3tuwpoj5bbzrzmim7-1s0">
+            <w:hyperlink w:history="1" r:id="rIdvi0u5ej6uvzte6-hu7pcj">
               <w:r>
                 <w:rPr>
                   <w:rFonts w:ascii="Arial" w:cs="Arial" w:eastAsia="Arial" w:hAnsi="Arial"/>
@@ -16139,7 +16139,7 @@
             <w:pPr>
               <w:spacing w:after="20" w:before="0"/>
             </w:pPr>
-            <w:hyperlink w:history="1" r:id="rIdolv5kk8nijiygsflply_k">
+            <w:hyperlink w:history="1" r:id="rIdf3l53hdgel1srov6e5zwo">
               <w:r>
                 <w:rPr>
                   <w:rFonts w:ascii="Arial" w:cs="Arial" w:eastAsia="Arial" w:hAnsi="Arial"/>
@@ -16172,7 +16172,7 @@
               <w:spacing w:after="10" w:before="0"/>
               <w:ind w:left="120"/>
             </w:pPr>
-            <w:hyperlink w:history="1" r:id="rId_qknbtd_nlajxdktw2vb-">
+            <w:hyperlink w:history="1" r:id="rIdu-8smfxa9peciflyv5nds">
               <w:r>
                 <w:rPr>
                   <w:rFonts w:ascii="Arial" w:cs="Arial" w:eastAsia="Arial" w:hAnsi="Arial"/>
@@ -16217,7 +16217,7 @@
             <w:pPr>
               <w:spacing w:after="20" w:before="0"/>
             </w:pPr>
-            <w:hyperlink w:history="1" r:id="rIdl1ku8j3udeqkct-c0nwyt">
+            <w:hyperlink w:history="1" r:id="rIdo7d5cxtba3jbavzgiiv9b">
               <w:r>
                 <w:rPr>
                   <w:rFonts w:ascii="Arial" w:cs="Arial" w:eastAsia="Arial" w:hAnsi="Arial"/>
@@ -16250,7 +16250,7 @@
               <w:spacing w:after="10" w:before="0"/>
               <w:ind w:left="120"/>
             </w:pPr>
-            <w:hyperlink w:history="1" r:id="rId5o_52depvohrfri8yiwe3">
+            <w:hyperlink w:history="1" r:id="rIdjyscwgc2zxndsldrhheoy">
               <w:r>
                 <w:rPr>
                   <w:rFonts w:ascii="Arial" w:cs="Arial" w:eastAsia="Arial" w:hAnsi="Arial"/>
@@ -16450,7 +16450,7 @@
             <w:pPr>
               <w:spacing w:after="20" w:before="0"/>
             </w:pPr>
-            <w:hyperlink w:history="1" r:id="rIdpxg2l_jskn2cp4ofxg6he">
+            <w:hyperlink w:history="1" r:id="rIdseda0uhzkpncwdtdpntnh">
               <w:r>
                 <w:rPr>
                   <w:rFonts w:ascii="Arial" w:cs="Arial" w:eastAsia="Arial" w:hAnsi="Arial"/>
@@ -16483,7 +16483,7 @@
               <w:spacing w:after="10" w:before="0"/>
               <w:ind w:left="120"/>
             </w:pPr>
-            <w:hyperlink w:history="1" r:id="rIdmaa9jvekxgcpssmuqbqvj">
+            <w:hyperlink w:history="1" r:id="rIdans5no7b8jcizto1wzsxv">
               <w:r>
                 <w:rPr>
                   <w:rFonts w:ascii="Arial" w:cs="Arial" w:eastAsia="Arial" w:hAnsi="Arial"/>
@@ -16528,7 +16528,7 @@
             <w:pPr>
               <w:spacing w:after="20" w:before="0"/>
             </w:pPr>
-            <w:hyperlink w:history="1" r:id="rId0nylqwimqbgtqc05n5tu_">
+            <w:hyperlink w:history="1" r:id="rIdewuuvauovo5hkamykhxvg">
               <w:r>
                 <w:rPr>
                   <w:rFonts w:ascii="Arial" w:cs="Arial" w:eastAsia="Arial" w:hAnsi="Arial"/>
@@ -16561,7 +16561,7 @@
               <w:spacing w:after="10" w:before="0"/>
               <w:ind w:left="120"/>
             </w:pPr>
-            <w:hyperlink w:history="1" r:id="rIdfzjd8vbmogaqlfxpwannd">
+            <w:hyperlink w:history="1" r:id="rIdfyrjuanyuvz4vsab34-at">
               <w:r>
                 <w:rPr>
                   <w:rFonts w:ascii="Arial" w:cs="Arial" w:eastAsia="Arial" w:hAnsi="Arial"/>
@@ -16761,7 +16761,7 @@
             <w:pPr>
               <w:spacing w:after="20" w:before="0"/>
             </w:pPr>
-            <w:hyperlink w:history="1" r:id="rIdgvb2yauepbqtrd6uwrxu-">
+            <w:hyperlink w:history="1" r:id="rIdikarg-y2hubvr3wu2uj-x">
               <w:r>
                 <w:rPr>
                   <w:rFonts w:ascii="Arial" w:cs="Arial" w:eastAsia="Arial" w:hAnsi="Arial"/>
@@ -16794,7 +16794,7 @@
               <w:spacing w:after="10" w:before="0"/>
               <w:ind w:left="120"/>
             </w:pPr>
-            <w:hyperlink w:history="1" r:id="rIdj-q7x7uhfsnnyse6z6soo">
+            <w:hyperlink w:history="1" r:id="rIdwtnucumlxibdkbgrspfc2">
               <w:r>
                 <w:rPr>
                   <w:rFonts w:ascii="Arial" w:cs="Arial" w:eastAsia="Arial" w:hAnsi="Arial"/>
@@ -16839,7 +16839,7 @@
             <w:pPr>
               <w:spacing w:after="20" w:before="0"/>
             </w:pPr>
-            <w:hyperlink w:history="1" r:id="rIdqsadnfaace-ek4kih7jmw">
+            <w:hyperlink w:history="1" r:id="rIdjgxcldlyvrmqxef8ly830">
               <w:r>
                 <w:rPr>
                   <w:rFonts w:ascii="Arial" w:cs="Arial" w:eastAsia="Arial" w:hAnsi="Arial"/>
@@ -16888,7 +16888,7 @@
               <w:spacing w:after="10" w:before="0"/>
               <w:ind w:left="120"/>
             </w:pPr>
-            <w:hyperlink w:history="1" r:id="rId0kwvdklyir7g8rrdabxfa">
+            <w:hyperlink w:history="1" r:id="rIda5pzs_oul5e_qxe7dvr9_">
               <w:r>
                 <w:rPr>
                   <w:rFonts w:ascii="Arial" w:cs="Arial" w:eastAsia="Arial" w:hAnsi="Arial"/>
@@ -17413,7 +17413,7 @@
         </w:rPr>
         <w:t xml:space="preserve">© 2026 SeaVuria and ARES. Aligned with KICD objectives. Developed by SeaVuria; technical implementation by ARES (with AI assistance from Claude). Licensed under </w:t>
       </w:r>
-      <w:hyperlink w:history="1" r:id="rId4dvoozl7tuxfz6vttwcnb">
+      <w:hyperlink w:history="1" r:id="rIducayl_-bjiag4s035yxmo">
         <w:r>
           <w:rPr>
             <w:rFonts w:ascii="Arial" w:cs="Arial" w:eastAsia="Arial" w:hAnsi="Arial"/>
@@ -17434,7 +17434,7 @@
         </w:rPr>
         <w:t xml:space="preserve"> (</w:t>
       </w:r>
-      <w:hyperlink w:history="1" r:id="rIdhlra9pkbuiicu7j0ywpm7">
+      <w:hyperlink w:history="1" r:id="rId7s-57s96j9jzxvb1gtrvs">
         <w:r>
           <w:rPr>
             <w:rFonts w:ascii="Arial" w:cs="Arial" w:eastAsia="Arial" w:hAnsi="Arial"/>
@@ -18474,7 +18474,7 @@
             <w:pPr>
               <w:spacing w:after="20" w:before="0"/>
             </w:pPr>
-            <w:hyperlink w:history="1" r:id="rIdio1sa734pvs7qny3rlqk5">
+            <w:hyperlink w:history="1" r:id="rIddvzrtmpa7v8ehhonpjuol">
               <w:r>
                 <w:rPr>
                   <w:rFonts w:ascii="Arial" w:cs="Arial" w:eastAsia="Arial" w:hAnsi="Arial"/>
@@ -18507,7 +18507,7 @@
               <w:spacing w:after="10" w:before="0"/>
               <w:ind w:left="120"/>
             </w:pPr>
-            <w:hyperlink w:history="1" r:id="rIddmr6ffk9mmpmy867jczcc">
+            <w:hyperlink w:history="1" r:id="rIdehhpmwvggokayhwnnm273">
               <w:r>
                 <w:rPr>
                   <w:rFonts w:ascii="Arial" w:cs="Arial" w:eastAsia="Arial" w:hAnsi="Arial"/>
@@ -18552,7 +18552,7 @@
             <w:pPr>
               <w:spacing w:after="20" w:before="0"/>
             </w:pPr>
-            <w:hyperlink w:history="1" r:id="rIdwfkirkjuoqcckkl2ln3ic">
+            <w:hyperlink w:history="1" r:id="rIdzxloet5dduzg1kkuzfa_r">
               <w:r>
                 <w:rPr>
                   <w:rFonts w:ascii="Arial" w:cs="Arial" w:eastAsia="Arial" w:hAnsi="Arial"/>
@@ -18585,7 +18585,7 @@
               <w:spacing w:after="10" w:before="0"/>
               <w:ind w:left="120"/>
             </w:pPr>
-            <w:hyperlink w:history="1" r:id="rIdqozp2sdfjbpcd97gd95uj">
+            <w:hyperlink w:history="1" r:id="rIdrdzoklayiplxvjhzae36c">
               <w:r>
                 <w:rPr>
                   <w:rFonts w:ascii="Arial" w:cs="Arial" w:eastAsia="Arial" w:hAnsi="Arial"/>
@@ -18785,7 +18785,7 @@
             <w:pPr>
               <w:spacing w:after="20" w:before="0"/>
             </w:pPr>
-            <w:hyperlink w:history="1" r:id="rIdeytrplbfpy17dmq8xsvfb">
+            <w:hyperlink w:history="1" r:id="rIdcnpcju1i078ontg21cso3">
               <w:r>
                 <w:rPr>
                   <w:rFonts w:ascii="Arial" w:cs="Arial" w:eastAsia="Arial" w:hAnsi="Arial"/>
@@ -18818,7 +18818,7 @@
               <w:spacing w:after="10" w:before="0"/>
               <w:ind w:left="120"/>
             </w:pPr>
-            <w:hyperlink w:history="1" r:id="rId1fte5fiebu9_p_hoesaz5">
+            <w:hyperlink w:history="1" r:id="rIdutornkr58fc3rv69o6sgd">
               <w:r>
                 <w:rPr>
                   <w:rFonts w:ascii="Arial" w:cs="Arial" w:eastAsia="Arial" w:hAnsi="Arial"/>
@@ -18863,7 +18863,7 @@
             <w:pPr>
               <w:spacing w:after="20" w:before="0"/>
             </w:pPr>
-            <w:hyperlink w:history="1" r:id="rIdekobkf0u5ufa8_u6nqote">
+            <w:hyperlink w:history="1" r:id="rIdcfrzzaqkbygriqnhdtc7_">
               <w:r>
                 <w:rPr>
                   <w:rFonts w:ascii="Arial" w:cs="Arial" w:eastAsia="Arial" w:hAnsi="Arial"/>
@@ -18896,7 +18896,7 @@
               <w:spacing w:after="10" w:before="0"/>
               <w:ind w:left="120"/>
             </w:pPr>
-            <w:hyperlink w:history="1" r:id="rIdr3yf4gzmq_yo8f_2rqo-c">
+            <w:hyperlink w:history="1" r:id="rIduir9ca7hkp20mjlppvewi">
               <w:r>
                 <w:rPr>
                   <w:rFonts w:ascii="Arial" w:cs="Arial" w:eastAsia="Arial" w:hAnsi="Arial"/>
@@ -19096,7 +19096,7 @@
             <w:pPr>
               <w:spacing w:after="20" w:before="0"/>
             </w:pPr>
-            <w:hyperlink w:history="1" r:id="rIdxht8b6ibxo1kox5fwivfj">
+            <w:hyperlink w:history="1" r:id="rIdtsmgg_npfwy1tncr_mfva">
               <w:r>
                 <w:rPr>
                   <w:rFonts w:ascii="Arial" w:cs="Arial" w:eastAsia="Arial" w:hAnsi="Arial"/>
@@ -19129,7 +19129,7 @@
               <w:spacing w:after="10" w:before="0"/>
               <w:ind w:left="120"/>
             </w:pPr>
-            <w:hyperlink w:history="1" r:id="rIdzaolzmef8qfoq4cu3ekrz">
+            <w:hyperlink w:history="1" r:id="rIdlkbgx96sx6gtjetxeesrw">
               <w:r>
                 <w:rPr>
                   <w:rFonts w:ascii="Arial" w:cs="Arial" w:eastAsia="Arial" w:hAnsi="Arial"/>
@@ -19174,7 +19174,7 @@
             <w:pPr>
               <w:spacing w:after="20" w:before="0"/>
             </w:pPr>
-            <w:hyperlink w:history="1" r:id="rIddmyk1abkb-9yg_qtrlwvv">
+            <w:hyperlink w:history="1" r:id="rIdbp5rc8xolpvjhgwcmfh4v">
               <w:r>
                 <w:rPr>
                   <w:rFonts w:ascii="Arial" w:cs="Arial" w:eastAsia="Arial" w:hAnsi="Arial"/>
@@ -19207,7 +19207,7 @@
               <w:spacing w:after="10" w:before="0"/>
               <w:ind w:left="120"/>
             </w:pPr>
-            <w:hyperlink w:history="1" r:id="rIdw8cbpleeuy1eabwu-k7jl">
+            <w:hyperlink w:history="1" r:id="rId6n6z4cmpsj_bf6wywwv9x">
               <w:r>
                 <w:rPr>
                   <w:rFonts w:ascii="Arial" w:cs="Arial" w:eastAsia="Arial" w:hAnsi="Arial"/>
@@ -19407,7 +19407,7 @@
             <w:pPr>
               <w:spacing w:after="20" w:before="0"/>
             </w:pPr>
-            <w:hyperlink w:history="1" r:id="rId2acgpax--f3noptyzzkjz">
+            <w:hyperlink w:history="1" r:id="rIda9nervjwjtwo7qoh6l37b">
               <w:r>
                 <w:rPr>
                   <w:rFonts w:ascii="Arial" w:cs="Arial" w:eastAsia="Arial" w:hAnsi="Arial"/>
@@ -19440,7 +19440,7 @@
               <w:spacing w:after="10" w:before="0"/>
               <w:ind w:left="120"/>
             </w:pPr>
-            <w:hyperlink w:history="1" r:id="rId2jer1orxyjv1tzfv1phey">
+            <w:hyperlink w:history="1" r:id="rId1ulxl18fb3pmiba3nu3kp">
               <w:r>
                 <w:rPr>
                   <w:rFonts w:ascii="Arial" w:cs="Arial" w:eastAsia="Arial" w:hAnsi="Arial"/>
@@ -19485,7 +19485,7 @@
             <w:pPr>
               <w:spacing w:after="20" w:before="0"/>
             </w:pPr>
-            <w:hyperlink w:history="1" r:id="rIdt5dpnefsmal72cd26r8ue">
+            <w:hyperlink w:history="1" r:id="rId6xbndmz0_wi1hns_9puhq">
               <w:r>
                 <w:rPr>
                   <w:rFonts w:ascii="Arial" w:cs="Arial" w:eastAsia="Arial" w:hAnsi="Arial"/>
@@ -19518,7 +19518,7 @@
               <w:spacing w:after="10" w:before="0"/>
               <w:ind w:left="120"/>
             </w:pPr>
-            <w:hyperlink w:history="1" r:id="rId9j2wuobykmt6wpnih02rg">
+            <w:hyperlink w:history="1" r:id="rIdvoidpv2fia4-6og94sbdy">
               <w:r>
                 <w:rPr>
                   <w:rFonts w:ascii="Arial" w:cs="Arial" w:eastAsia="Arial" w:hAnsi="Arial"/>
@@ -19718,7 +19718,7 @@
             <w:pPr>
               <w:spacing w:after="20" w:before="0"/>
             </w:pPr>
-            <w:hyperlink w:history="1" r:id="rId6jdqr5qmmvofewimgafey">
+            <w:hyperlink w:history="1" r:id="rIdyqqgbvk3elsa7hktbmoxg">
               <w:r>
                 <w:rPr>
                   <w:rFonts w:ascii="Arial" w:cs="Arial" w:eastAsia="Arial" w:hAnsi="Arial"/>
@@ -19751,7 +19751,7 @@
               <w:spacing w:after="10" w:before="0"/>
               <w:ind w:left="120"/>
             </w:pPr>
-            <w:hyperlink w:history="1" r:id="rIdulpgoqhradd4kyifzvnig">
+            <w:hyperlink w:history="1" r:id="rIdykejepxxmsvdehvpw2clm">
               <w:r>
                 <w:rPr>
                   <w:rFonts w:ascii="Arial" w:cs="Arial" w:eastAsia="Arial" w:hAnsi="Arial"/>
@@ -19796,7 +19796,7 @@
             <w:pPr>
               <w:spacing w:after="20" w:before="0"/>
             </w:pPr>
-            <w:hyperlink w:history="1" r:id="rIde0hvhimoygd3xamzyjaic">
+            <w:hyperlink w:history="1" r:id="rId383bomgqf4rdvkoqbtty0">
               <w:r>
                 <w:rPr>
                   <w:rFonts w:ascii="Arial" w:cs="Arial" w:eastAsia="Arial" w:hAnsi="Arial"/>
@@ -19845,7 +19845,7 @@
               <w:spacing w:after="10" w:before="0"/>
               <w:ind w:left="120"/>
             </w:pPr>
-            <w:hyperlink w:history="1" r:id="rId_44fddcm58qrjpxm76gqv">
+            <w:hyperlink w:history="1" r:id="rId1vmk-p8la4y89xxytoa97">
               <w:r>
                 <w:rPr>
                   <w:rFonts w:ascii="Arial" w:cs="Arial" w:eastAsia="Arial" w:hAnsi="Arial"/>
@@ -20370,7 +20370,7 @@
         </w:rPr>
         <w:t xml:space="preserve">© 2026 SeaVuria and ARES. Aligned with KICD objectives. Developed by SeaVuria; technical implementation by ARES (with AI assistance from Claude). Licensed under </w:t>
       </w:r>
-      <w:hyperlink w:history="1" r:id="rId8oogplc0g9x9mdo9pygej">
+      <w:hyperlink w:history="1" r:id="rIdn7jiqoemxvvkkboicqqam">
         <w:r>
           <w:rPr>
             <w:rFonts w:ascii="Arial" w:cs="Arial" w:eastAsia="Arial" w:hAnsi="Arial"/>
@@ -20391,7 +20391,7 @@
         </w:rPr>
         <w:t xml:space="preserve"> (</w:t>
       </w:r>
-      <w:hyperlink w:history="1" r:id="rIdvl0uqyuefrwff9owyznx2">
+      <w:hyperlink w:history="1" r:id="rIdulmak9-9zjg8mabdbuzzn">
         <w:r>
           <w:rPr>
             <w:rFonts w:ascii="Arial" w:cs="Arial" w:eastAsia="Arial" w:hAnsi="Arial"/>
@@ -21431,7 +21431,7 @@
             <w:pPr>
               <w:spacing w:after="20" w:before="0"/>
             </w:pPr>
-            <w:hyperlink w:history="1" r:id="rIdfultlft8gyo81vyig-wxl">
+            <w:hyperlink w:history="1" r:id="rIdfzm0ndsafrgsxgcir-q0n">
               <w:r>
                 <w:rPr>
                   <w:rFonts w:ascii="Arial" w:cs="Arial" w:eastAsia="Arial" w:hAnsi="Arial"/>
@@ -21464,7 +21464,7 @@
               <w:spacing w:after="10" w:before="0"/>
               <w:ind w:left="120"/>
             </w:pPr>
-            <w:hyperlink w:history="1" r:id="rIdosjymyhgbfv3mimqazyis">
+            <w:hyperlink w:history="1" r:id="rIdwg7fhxlvl02rle7a5szwe">
               <w:r>
                 <w:rPr>
                   <w:rFonts w:ascii="Arial" w:cs="Arial" w:eastAsia="Arial" w:hAnsi="Arial"/>
@@ -21509,7 +21509,7 @@
             <w:pPr>
               <w:spacing w:after="20" w:before="0"/>
             </w:pPr>
-            <w:hyperlink w:history="1" r:id="rIdc_iqofwha1-u5ropcxvua">
+            <w:hyperlink w:history="1" r:id="rIdaifey1gjc6urbjqvk8os9">
               <w:r>
                 <w:rPr>
                   <w:rFonts w:ascii="Arial" w:cs="Arial" w:eastAsia="Arial" w:hAnsi="Arial"/>
@@ -21542,7 +21542,7 @@
               <w:spacing w:after="10" w:before="0"/>
               <w:ind w:left="120"/>
             </w:pPr>
-            <w:hyperlink w:history="1" r:id="rIdyuzaitp009qasvuk5hbg5">
+            <w:hyperlink w:history="1" r:id="rIdlguuvcbzo1mqjyio8y7r6">
               <w:r>
                 <w:rPr>
                   <w:rFonts w:ascii="Arial" w:cs="Arial" w:eastAsia="Arial" w:hAnsi="Arial"/>
@@ -21742,7 +21742,7 @@
             <w:pPr>
               <w:spacing w:after="20" w:before="0"/>
             </w:pPr>
-            <w:hyperlink w:history="1" r:id="rIdtb_amtkuekkafvmzhmcrw">
+            <w:hyperlink w:history="1" r:id="rIdnj-lakt66sxbrw_clkev2">
               <w:r>
                 <w:rPr>
                   <w:rFonts w:ascii="Arial" w:cs="Arial" w:eastAsia="Arial" w:hAnsi="Arial"/>
@@ -21775,7 +21775,7 @@
               <w:spacing w:after="10" w:before="0"/>
               <w:ind w:left="120"/>
             </w:pPr>
-            <w:hyperlink w:history="1" r:id="rId5ybfk1ekqyv_mqpxyzml7">
+            <w:hyperlink w:history="1" r:id="rIdwtm-aruqrnkg8qmdddtu3">
               <w:r>
                 <w:rPr>
                   <w:rFonts w:ascii="Arial" w:cs="Arial" w:eastAsia="Arial" w:hAnsi="Arial"/>
@@ -21820,7 +21820,7 @@
             <w:pPr>
               <w:spacing w:after="20" w:before="0"/>
             </w:pPr>
-            <w:hyperlink w:history="1" r:id="rIdbtv2dehf1ixsd7pkgbz-j">
+            <w:hyperlink w:history="1" r:id="rIdi3cb1zzuc9t2wp-o16wto">
               <w:r>
                 <w:rPr>
                   <w:rFonts w:ascii="Arial" w:cs="Arial" w:eastAsia="Arial" w:hAnsi="Arial"/>
@@ -21853,7 +21853,7 @@
               <w:spacing w:after="10" w:before="0"/>
               <w:ind w:left="120"/>
             </w:pPr>
-            <w:hyperlink w:history="1" r:id="rId1jc7guocqmjq-wkkajkiu">
+            <w:hyperlink w:history="1" r:id="rIdpv_2jg9tudzjgcdfgpga3">
               <w:r>
                 <w:rPr>
                   <w:rFonts w:ascii="Arial" w:cs="Arial" w:eastAsia="Arial" w:hAnsi="Arial"/>
@@ -22053,7 +22053,7 @@
             <w:pPr>
               <w:spacing w:after="20" w:before="0"/>
             </w:pPr>
-            <w:hyperlink w:history="1" r:id="rId5nfahzvigqem4xmw7hj-b">
+            <w:hyperlink w:history="1" r:id="rIdtcqipqpg6kyyq1uulkq2p">
               <w:r>
                 <w:rPr>
                   <w:rFonts w:ascii="Arial" w:cs="Arial" w:eastAsia="Arial" w:hAnsi="Arial"/>
@@ -22102,7 +22102,7 @@
               <w:spacing w:after="10" w:before="0"/>
               <w:ind w:left="120"/>
             </w:pPr>
-            <w:hyperlink w:history="1" r:id="rIdj8skbk22pc7d9dmkq6a60">
+            <w:hyperlink w:history="1" r:id="rId33vgprsgvzp-gqacjsutu">
               <w:r>
                 <w:rPr>
                   <w:rFonts w:ascii="Arial" w:cs="Arial" w:eastAsia="Arial" w:hAnsi="Arial"/>
@@ -22147,7 +22147,7 @@
             <w:pPr>
               <w:spacing w:after="20" w:before="0"/>
             </w:pPr>
-            <w:hyperlink w:history="1" r:id="rId6yb_jrbsg1h75jsy-rhfl">
+            <w:hyperlink w:history="1" r:id="rIdm63go_y9ktrzvxuji93aj">
               <w:r>
                 <w:rPr>
                   <w:rFonts w:ascii="Arial" w:cs="Arial" w:eastAsia="Arial" w:hAnsi="Arial"/>
@@ -22196,7 +22196,7 @@
               <w:spacing w:after="10" w:before="0"/>
               <w:ind w:left="120"/>
             </w:pPr>
-            <w:hyperlink w:history="1" r:id="rIdp7y56wvpikpgzcyhxhii1">
+            <w:hyperlink w:history="1" r:id="rIdlpr_vpy873pmv8dohtzvv">
               <w:r>
                 <w:rPr>
                   <w:rFonts w:ascii="Arial" w:cs="Arial" w:eastAsia="Arial" w:hAnsi="Arial"/>
@@ -22396,7 +22396,7 @@
             <w:pPr>
               <w:spacing w:after="20" w:before="0"/>
             </w:pPr>
-            <w:hyperlink w:history="1" r:id="rIdbavmmf7kfir_l698g39sc">
+            <w:hyperlink w:history="1" r:id="rIdnkvby1y3cesosprmoid0m">
               <w:r>
                 <w:rPr>
                   <w:rFonts w:ascii="Arial" w:cs="Arial" w:eastAsia="Arial" w:hAnsi="Arial"/>
@@ -22445,7 +22445,7 @@
               <w:spacing w:after="10" w:before="0"/>
               <w:ind w:left="120"/>
             </w:pPr>
-            <w:hyperlink w:history="1" r:id="rIdmaxziorv-b1iaukcpvfx1">
+            <w:hyperlink w:history="1" r:id="rId4tpyzscocbbnogsory_9y">
               <w:r>
                 <w:rPr>
                   <w:rFonts w:ascii="Arial" w:cs="Arial" w:eastAsia="Arial" w:hAnsi="Arial"/>
@@ -22490,7 +22490,7 @@
             <w:pPr>
               <w:spacing w:after="20" w:before="0"/>
             </w:pPr>
-            <w:hyperlink w:history="1" r:id="rIdcpddnpv_0etuurbtqqzfp">
+            <w:hyperlink w:history="1" r:id="rIdzdy6iebd2kp0fs_qkzyyl">
               <w:r>
                 <w:rPr>
                   <w:rFonts w:ascii="Arial" w:cs="Arial" w:eastAsia="Arial" w:hAnsi="Arial"/>
@@ -22539,7 +22539,7 @@
               <w:spacing w:after="10" w:before="0"/>
               <w:ind w:left="120"/>
             </w:pPr>
-            <w:hyperlink w:history="1" r:id="rIdr7fgnnump1yysnaxlcry6">
+            <w:hyperlink w:history="1" r:id="rIdlyuqiua8wxw42heuixck6">
               <w:r>
                 <w:rPr>
                   <w:rFonts w:ascii="Arial" w:cs="Arial" w:eastAsia="Arial" w:hAnsi="Arial"/>
@@ -22739,7 +22739,7 @@
             <w:pPr>
               <w:spacing w:after="20" w:before="0"/>
             </w:pPr>
-            <w:hyperlink w:history="1" r:id="rIdvtxhissbgz1s6bxdp6vkx">
+            <w:hyperlink w:history="1" r:id="rId1ouav9tgb9jnphjydb1zc">
               <w:r>
                 <w:rPr>
                   <w:rFonts w:ascii="Arial" w:cs="Arial" w:eastAsia="Arial" w:hAnsi="Arial"/>
@@ -22788,7 +22788,7 @@
               <w:spacing w:after="10" w:before="0"/>
               <w:ind w:left="120"/>
             </w:pPr>
-            <w:hyperlink w:history="1" r:id="rIdd99nmg9ymepsidl1gir3s">
+            <w:hyperlink w:history="1" r:id="rIdpdu6vshj3h77_t5ucddi0">
               <w:r>
                 <w:rPr>
                   <w:rFonts w:ascii="Arial" w:cs="Arial" w:eastAsia="Arial" w:hAnsi="Arial"/>
@@ -22833,7 +22833,7 @@
             <w:pPr>
               <w:spacing w:after="20" w:before="0"/>
             </w:pPr>
-            <w:hyperlink w:history="1" r:id="rId1f2os8ra19uchv6jb9msz">
+            <w:hyperlink w:history="1" r:id="rIdgm9sb7x7m99xghndpnuc8">
               <w:r>
                 <w:rPr>
                   <w:rFonts w:ascii="Arial" w:cs="Arial" w:eastAsia="Arial" w:hAnsi="Arial"/>
@@ -22882,7 +22882,7 @@
               <w:spacing w:after="10" w:before="0"/>
               <w:ind w:left="120"/>
             </w:pPr>
-            <w:hyperlink w:history="1" r:id="rIdgrmgmu_yqledwkcnwblhk">
+            <w:hyperlink w:history="1" r:id="rId0fxw1o01t0g5t5t5qrszk">
               <w:r>
                 <w:rPr>
                   <w:rFonts w:ascii="Arial" w:cs="Arial" w:eastAsia="Arial" w:hAnsi="Arial"/>
@@ -23407,7 +23407,7 @@
         </w:rPr>
         <w:t xml:space="preserve">© 2026 SeaVuria and ARES. Aligned with KICD objectives. Developed by SeaVuria; technical implementation by ARES (with AI assistance from Claude). Licensed under </w:t>
       </w:r>
-      <w:hyperlink w:history="1" r:id="rIdhxn7pua68s8bbvlndkhmx">
+      <w:hyperlink w:history="1" r:id="rIdbuekd_uqsbfluspks8d39">
         <w:r>
           <w:rPr>
             <w:rFonts w:ascii="Arial" w:cs="Arial" w:eastAsia="Arial" w:hAnsi="Arial"/>
@@ -23428,7 +23428,7 @@
         </w:rPr>
         <w:t xml:space="preserve"> (</w:t>
       </w:r>
-      <w:hyperlink w:history="1" r:id="rIdqm7d5t3pcenjdcnzeec5b">
+      <w:hyperlink w:history="1" r:id="rIda0g_pujmfd_l2dfwfychk">
         <w:r>
           <w:rPr>
             <w:rFonts w:ascii="Arial" w:cs="Arial" w:eastAsia="Arial" w:hAnsi="Arial"/>
